--- a/legend-dynamics/site/fracture-lines/Fracture_Lines_Players_Guide.docx
+++ b/legend-dynamics/site/fracture-lines/Fracture_Lines_Players_Guide.docx
@@ -16146,6 +16146,22 @@
       </w:r>
       <w:r>
         <w:t xml:space="preserve">skill: 2 at Trained, 3 at Specialty, 4 at Expert. Using a power takes an action and a Psionics roll; the target resists with Will where it makes sense.</w:t>
+      </w:r>
+      <w:r>
+        <w:t xml:space="preserve"> </w:t>
+      </w:r>
+      <w:r>
+        <w:rPr>
+          <w:bCs/>
+          <w:b/>
+        </w:rPr>
+        <w:t xml:space="preserve">Psionic powers can’t be swapped:</w:t>
+      </w:r>
+      <w:r>
+        <w:t xml:space="preserve"> </w:t>
+      </w:r>
+      <w:r>
+        <w:t xml:space="preserve">a power, once learned, is yours for good, and new ones come only when Psionics advances.</w:t>
       </w:r>
     </w:p>
     <w:p>

--- a/legend-dynamics/site/fracture-lines/Fracture_Lines_Players_Guide.docx
+++ b/legend-dynamics/site/fracture-lines/Fracture_Lines_Players_Guide.docx
@@ -32592,7 +32592,7 @@
       </w:tr>
     </w:tbl>
     <w:bookmarkEnd w:id="171"/>
-    <w:bookmarkStart w:id="172" w:name="quick-reference"/>
+    <w:bookmarkStart w:id="173" w:name="quick-reference"/>
     <w:p>
       <w:pPr>
         <w:pStyle w:val="Heading1"/>
@@ -32772,10 +32772,30 @@
           <w:iCs/>
           <w:i/>
         </w:rPr>
-        <w:t xml:space="preserve">Legend Dynamics RPG system. The core rules and this setting are original works.</w:t>
-      </w:r>
-    </w:p>
-    <w:bookmarkEnd w:id="172"/>
+        <w:t xml:space="preserve">Legend Dynamics RPG system.</w:t>
+      </w:r>
+      <w:r>
+        <w:t xml:space="preserve"> </w:t>
+      </w:r>
+      <w:r>
+        <w:t xml:space="preserve">This RPG is released under the</w:t>
+      </w:r>
+      <w:r>
+        <w:t xml:space="preserve"> </w:t>
+      </w:r>
+      <w:hyperlink r:id="rId172">
+        <w:r>
+          <w:rPr>
+            <w:rStyle w:val="Hyperlink"/>
+          </w:rPr>
+          <w:t xml:space="preserve">Creative Commons Attribution 4.0 International License</w:t>
+        </w:r>
+      </w:hyperlink>
+      <w:r>
+        <w:t xml:space="preserve">. You may share, adapt, and use it for any purpose, including commercially, as long as you give appropriate credit to the author.</w:t>
+      </w:r>
+    </w:p>
+    <w:bookmarkEnd w:id="173"/>
     <w:sectPr/>
   </w:body>
 </w:document>

--- a/legend-dynamics/site/fracture-lines/Fracture_Lines_Players_Guide.docx
+++ b/legend-dynamics/site/fracture-lines/Fracture_Lines_Players_Guide.docx
@@ -76,6 +76,20 @@
       </w:r>
       <w:r>
         <w:t xml:space="preserve">system</w:t>
+      </w:r>
+    </w:p>
+    <w:p>
+      <w:pPr>
+        <w:pStyle w:val="Author"/>
+      </w:pPr>
+      <w:r>
+        <w:t xml:space="preserve">Don</w:t>
+      </w:r>
+      <w:r>
+        <w:t xml:space="preserve"> </w:t>
+      </w:r>
+      <w:r>
+        <w:t xml:space="preserve">Smallwood</w:t>
       </w:r>
     </w:p>
     <w:p>
@@ -32772,7 +32786,7 @@
           <w:iCs/>
           <w:i/>
         </w:rPr>
-        <w:t xml:space="preserve">Legend Dynamics RPG system.</w:t>
+        <w:t xml:space="preserve">Legend Dynamics RPG system, created by Don Smallwood.</w:t>
       </w:r>
       <w:r>
         <w:t xml:space="preserve"> </w:t>

--- a/legend-dynamics/site/fracture-lines/Fracture_Lines_Players_Guide.docx
+++ b/legend-dynamics/site/fracture-lines/Fracture_Lines_Players_Guide.docx
@@ -6963,7 +6963,7 @@
               <w:rPr>
                 <w:sz w:val="19"/>
               </w:rPr>
-              <w:t xml:space="preserve">Twelve rounds. Hits mark 2 boxes.</w:t>
+              <w:t xml:space="preserve">Twelve rounds. Hits mark 2 boxes. Short range.</w:t>
             </w:r>
           </w:p>
         </w:tc>
@@ -6996,7 +6996,7 @@
               <w:rPr>
                 <w:sz w:val="19"/>
               </w:rPr>
-              <w:t xml:space="preserve">Twenty shots per cell; silent, no recoil. Hits mark 2 boxes.</w:t>
+              <w:t xml:space="preserve">Twenty shots per cell; silent, no recoil. Hits mark 2 boxes. Short range.</w:t>
             </w:r>
           </w:p>
         </w:tc>
@@ -7029,7 +7029,7 @@
               <w:rPr>
                 <w:sz w:val="19"/>
               </w:rPr>
-              <w:t xml:space="preserve">Thirty rounds; can fire bursts. Hits mark 2 boxes.</w:t>
+              <w:t xml:space="preserve">Thirty rounds; can fire bursts. Hits mark 2 boxes. Medium range.</w:t>
             </w:r>
           </w:p>
         </w:tc>
@@ -7062,7 +7062,7 @@
               <w:rPr>
                 <w:sz w:val="19"/>
               </w:rPr>
-              <w:t xml:space="preserve">Ten shots per cell. Hits mark 3 boxes and leave the target Dying.</w:t>
+              <w:t xml:space="preserve">Ten shots per cell. Hits mark 3 boxes and leave the target Dying. Medium range.</w:t>
             </w:r>
           </w:p>
         </w:tc>
@@ -7095,7 +7095,7 @@
               <w:rPr>
                 <w:sz w:val="19"/>
               </w:rPr>
-              <w:t xml:space="preserve">The target rolls Body −2: failure, out for the scene; success, −2 on their next action. Marks no box.</w:t>
+              <w:t xml:space="preserve">The target rolls Body −2: failure, out for the scene; success, −2 on their next action. Marks no box. Close range.</w:t>
             </w:r>
           </w:p>
         </w:tc>
@@ -7968,7 +7968,7 @@
     </w:p>
     <w:bookmarkEnd w:id="48"/>
     <w:bookmarkEnd w:id="49"/>
-    <w:bookmarkStart w:id="56" w:name="personal-combat"/>
+    <w:bookmarkStart w:id="57" w:name="personal-combat"/>
     <w:p>
       <w:pPr>
         <w:pStyle w:val="Heading1"/>
@@ -7991,7 +7991,7 @@
         <w:pStyle w:val="FirstParagraph"/>
       </w:pPr>
       <w:r>
-        <w:t xml:space="preserve">Act in descending Agility order. Players choose the order of tied characters; the GM resolves other ties. A round lasts a few seconds. On your turn, move a short distance and take one meaningful action, such as attacking, reloading, helping, or attempting a task.</w:t>
+        <w:t xml:space="preserve">Act in descending Agility order. Players choose the order of tied characters; the GM resolves other ties. A round lasts a few seconds. On your turn, move a short distance (up to 10 yards: the Close band below) and take one meaningful action, such as attacking, reloading, helping, or attempting a task.</w:t>
       </w:r>
     </w:p>
     <w:bookmarkEnd w:id="50"/>
@@ -8021,7 +8021,374 @@
       </w:r>
     </w:p>
     <w:bookmarkEnd w:id="51"/>
-    <w:bookmarkStart w:id="53" w:name="injury"/>
+    <w:bookmarkStart w:id="52" w:name="range"/>
+    <w:p>
+      <w:pPr>
+        <w:pStyle w:val="Heading2"/>
+      </w:pPr>
+      <w:r>
+        <w:t xml:space="preserve">Range</w:t>
+      </w:r>
+    </w:p>
+    <w:p>
+      <w:pPr>
+        <w:pStyle w:val="FirstParagraph"/>
+      </w:pPr>
+      <w:r>
+        <w:t xml:space="preserve">Distances fall into five bands:</w:t>
+      </w:r>
+    </w:p>
+    <w:tbl>
+      <w:tblPr>
+        <w:tblStyle w:val="Table"/>
+        <w:tblW w:type="pct" w:w="5000"/>
+        <w:tblLook w:firstRow="1" w:lastRow="0" w:firstColumn="0" w:lastColumn="0" w:noHBand="0" w:noVBand="0" w:val="0020"/>
+        <w:jc w:val="start"/>
+        <w:tblBorders>
+          <w:top w:val="single" w:sz="4" w:color="B8C2D3"/>
+          <w:left w:val="single" w:sz="4" w:color="B8C2D3"/>
+          <w:bottom w:val="single" w:sz="4" w:color="B8C2D3"/>
+          <w:right w:val="single" w:sz="4" w:color="B8C2D3"/>
+          <w:insideH w:val="single" w:sz="4" w:color="B8C2D3"/>
+          <w:insideV w:val="single" w:sz="4" w:color="B8C2D3"/>
+        </w:tblBorders>
+      </w:tblPr>
+      <w:tblGrid>
+        <w:gridCol w:w="2640"/>
+        <w:gridCol w:w="2640"/>
+        <w:gridCol w:w="2640"/>
+      </w:tblGrid>
+      <w:tr>
+        <w:trPr>
+          <w:tblHeader w:val="true"/>
+        </w:trPr>
+        <w:tc>
+          <w:tcPr>
+            <w:shd w:val="clear" w:fill="E9EEF6"/>
+          </w:tcPr>
+          <w:p>
+            <w:pPr>
+              <w:pStyle w:val="Compact"/>
+              <w:jc w:val="left"/>
+            </w:pPr>
+            <w:r>
+              <w:rPr>
+                <w:b/>
+                <w:sz w:val="19"/>
+              </w:rPr>
+              <w:t xml:space="preserve">Band</w:t>
+            </w:r>
+          </w:p>
+        </w:tc>
+        <w:tc>
+          <w:tcPr>
+            <w:shd w:val="clear" w:fill="E9EEF6"/>
+          </w:tcPr>
+          <w:p>
+            <w:pPr>
+              <w:pStyle w:val="Compact"/>
+              <w:jc w:val="left"/>
+            </w:pPr>
+            <w:r>
+              <w:rPr>
+                <w:b/>
+                <w:sz w:val="19"/>
+              </w:rPr>
+              <w:t xml:space="preserve">Distance</w:t>
+            </w:r>
+          </w:p>
+        </w:tc>
+        <w:tc>
+          <w:tcPr>
+            <w:shd w:val="clear" w:fill="E9EEF6"/>
+          </w:tcPr>
+          <w:p>
+            <w:pPr>
+              <w:pStyle w:val="Compact"/>
+              <w:jc w:val="left"/>
+            </w:pPr>
+            <w:r>
+              <w:rPr>
+                <w:b/>
+                <w:sz w:val="19"/>
+              </w:rPr>
+              <w:t xml:space="preserve">For example</w:t>
+            </w:r>
+          </w:p>
+        </w:tc>
+      </w:tr>
+      <w:tr>
+        <w:tc>
+          <w:tcPr/>
+          <w:p>
+            <w:pPr>
+              <w:pStyle w:val="Compact"/>
+              <w:jc w:val="left"/>
+            </w:pPr>
+            <w:r>
+              <w:rPr>
+                <w:b/>
+                <w:sz w:val="19"/>
+              </w:rPr>
+              <w:t xml:space="preserve">Close</w:t>
+            </w:r>
+          </w:p>
+        </w:tc>
+        <w:tc>
+          <w:tcPr/>
+          <w:p>
+            <w:pPr>
+              <w:pStyle w:val="Compact"/>
+              <w:jc w:val="left"/>
+            </w:pPr>
+            <w:r>
+              <w:rPr>
+                <w:sz w:val="19"/>
+              </w:rPr>
+              <w:t xml:space="preserve">Up to 10 yards</w:t>
+            </w:r>
+          </w:p>
+        </w:tc>
+        <w:tc>
+          <w:tcPr/>
+          <w:p>
+            <w:pPr>
+              <w:pStyle w:val="Compact"/>
+              <w:jc w:val="left"/>
+            </w:pPr>
+            <w:r>
+              <w:rPr>
+                <w:sz w:val="19"/>
+              </w:rPr>
+              <w:t xml:space="preserve">Across a room; one move covers it</w:t>
+            </w:r>
+          </w:p>
+        </w:tc>
+      </w:tr>
+      <w:tr>
+        <w:tc>
+          <w:tcPr/>
+          <w:p>
+            <w:pPr>
+              <w:pStyle w:val="Compact"/>
+              <w:jc w:val="left"/>
+            </w:pPr>
+            <w:r>
+              <w:rPr>
+                <w:b/>
+                <w:sz w:val="19"/>
+              </w:rPr>
+              <w:t xml:space="preserve">Short</w:t>
+            </w:r>
+          </w:p>
+        </w:tc>
+        <w:tc>
+          <w:tcPr/>
+          <w:p>
+            <w:pPr>
+              <w:pStyle w:val="Compact"/>
+              <w:jc w:val="left"/>
+            </w:pPr>
+            <w:r>
+              <w:rPr>
+                <w:sz w:val="19"/>
+              </w:rPr>
+              <w:t xml:space="preserve">Up to 50 yards</w:t>
+            </w:r>
+          </w:p>
+        </w:tc>
+        <w:tc>
+          <w:tcPr/>
+          <w:p>
+            <w:pPr>
+              <w:pStyle w:val="Compact"/>
+              <w:jc w:val="left"/>
+            </w:pPr>
+            <w:r>
+              <w:rPr>
+                <w:sz w:val="19"/>
+              </w:rPr>
+              <w:t xml:space="preserve">Across a street or a courtyard</w:t>
+            </w:r>
+          </w:p>
+        </w:tc>
+      </w:tr>
+      <w:tr>
+        <w:tc>
+          <w:tcPr/>
+          <w:p>
+            <w:pPr>
+              <w:pStyle w:val="Compact"/>
+              <w:jc w:val="left"/>
+            </w:pPr>
+            <w:r>
+              <w:rPr>
+                <w:b/>
+                <w:sz w:val="19"/>
+              </w:rPr>
+              <w:t xml:space="preserve">Medium</w:t>
+            </w:r>
+          </w:p>
+        </w:tc>
+        <w:tc>
+          <w:tcPr/>
+          <w:p>
+            <w:pPr>
+              <w:pStyle w:val="Compact"/>
+              <w:jc w:val="left"/>
+            </w:pPr>
+            <w:r>
+              <w:rPr>
+                <w:sz w:val="19"/>
+              </w:rPr>
+              <w:t xml:space="preserve">Up to 150 yards</w:t>
+            </w:r>
+          </w:p>
+        </w:tc>
+        <w:tc>
+          <w:tcPr/>
+          <w:p>
+            <w:pPr>
+              <w:pStyle w:val="Compact"/>
+              <w:jc w:val="left"/>
+            </w:pPr>
+            <w:r>
+              <w:rPr>
+                <w:sz w:val="19"/>
+              </w:rPr>
+              <w:t xml:space="preserve">A city block, a long field</w:t>
+            </w:r>
+          </w:p>
+        </w:tc>
+      </w:tr>
+      <w:tr>
+        <w:tc>
+          <w:tcPr/>
+          <w:p>
+            <w:pPr>
+              <w:pStyle w:val="Compact"/>
+              <w:jc w:val="left"/>
+            </w:pPr>
+            <w:r>
+              <w:rPr>
+                <w:b/>
+                <w:sz w:val="19"/>
+              </w:rPr>
+              <w:t xml:space="preserve">Long</w:t>
+            </w:r>
+          </w:p>
+        </w:tc>
+        <w:tc>
+          <w:tcPr/>
+          <w:p>
+            <w:pPr>
+              <w:pStyle w:val="Compact"/>
+              <w:jc w:val="left"/>
+            </w:pPr>
+            <w:r>
+              <w:rPr>
+                <w:sz w:val="19"/>
+              </w:rPr>
+              <w:t xml:space="preserve">Up to 500 yards</w:t>
+            </w:r>
+          </w:p>
+        </w:tc>
+        <w:tc>
+          <w:tcPr/>
+          <w:p>
+            <w:pPr>
+              <w:pStyle w:val="Compact"/>
+              <w:jc w:val="left"/>
+            </w:pPr>
+            <w:r>
+              <w:rPr>
+                <w:sz w:val="19"/>
+              </w:rPr>
+              <w:t xml:space="preserve">Across a valley, a park or a harbor</w:t>
+            </w:r>
+          </w:p>
+        </w:tc>
+      </w:tr>
+      <w:tr>
+        <w:tc>
+          <w:tcPr/>
+          <w:p>
+            <w:pPr>
+              <w:pStyle w:val="Compact"/>
+              <w:jc w:val="left"/>
+            </w:pPr>
+            <w:r>
+              <w:rPr>
+                <w:b/>
+                <w:sz w:val="19"/>
+              </w:rPr>
+              <w:t xml:space="preserve">Extreme</w:t>
+            </w:r>
+          </w:p>
+        </w:tc>
+        <w:tc>
+          <w:tcPr/>
+          <w:p>
+            <w:pPr>
+              <w:pStyle w:val="Compact"/>
+              <w:jc w:val="left"/>
+            </w:pPr>
+            <w:r>
+              <w:rPr>
+                <w:sz w:val="19"/>
+              </w:rPr>
+              <w:t xml:space="preserve">Up to a mile, in line of sight</w:t>
+            </w:r>
+          </w:p>
+        </w:tc>
+        <w:tc>
+          <w:tcPr/>
+          <w:p>
+            <w:pPr>
+              <w:pStyle w:val="Compact"/>
+              <w:jc w:val="left"/>
+            </w:pPr>
+            <w:r>
+              <w:rPr>
+                <w:sz w:val="19"/>
+              </w:rPr>
+              <w:t xml:space="preserve">Rooftop to rooftop across a town</w:t>
+            </w:r>
+          </w:p>
+        </w:tc>
+      </w:tr>
+    </w:tbl>
+    <w:p>
+      <w:pPr>
+        <w:pStyle w:val="BodyText"/>
+      </w:pPr>
+      <w:r>
+        <w:t xml:space="preserve">Every ranged weapon has an</w:t>
+      </w:r>
+      <w:r>
+        <w:t xml:space="preserve"> </w:t>
+      </w:r>
+      <w:r>
+        <w:rPr>
+          <w:bCs/>
+          <w:b/>
+        </w:rPr>
+        <w:t xml:space="preserve">effective band</w:t>
+      </w:r>
+      <w:r>
+        <w:t xml:space="preserve">, shown in the weapons table. Attacks within it take no penalty. One band beyond it is −2, two bands beyond is −4, and anything farther is out of range. Weapons in hand and fists reach only someone next to you; move into reach as part of your turn. A thrown weapon’s effective band is Close.</w:t>
+      </w:r>
+    </w:p>
+    <w:p>
+      <w:pPr>
+        <w:pStyle w:val="BodyText"/>
+      </w:pPr>
+      <w:r>
+        <w:t xml:space="preserve">Moving: your move each turn covers the Close band. Give up your action to run and you cover Short instead.</w:t>
+      </w:r>
+    </w:p>
+    <w:bookmarkEnd w:id="52"/>
+    <w:bookmarkStart w:id="54" w:name="injury"/>
     <w:p>
       <w:pPr>
         <w:pStyle w:val="Heading2"/>
@@ -8310,7 +8677,7 @@
         <w:t xml:space="preserve">Injury penalties replace each other rather than stacking. They apply to movement, attacks, Dodge, and other tasks the injury physically hinders.</w:t>
       </w:r>
     </w:p>
-    <w:bookmarkStart w:id="52" w:name="dying-and-death"/>
+    <w:bookmarkStart w:id="53" w:name="dying-and-death"/>
     <w:p>
       <w:pPr>
         <w:pStyle w:val="Heading3"/>
@@ -8422,9 +8789,9 @@
         <w:t xml:space="preserve">Your protection is avoiding the hit: Dodge, cover, and a Resolve point, which reduces a hit by one box.</w:t>
       </w:r>
     </w:p>
-    <w:bookmarkEnd w:id="52"/>
     <w:bookmarkEnd w:id="53"/>
-    <w:bookmarkStart w:id="54" w:name="weapons-and-damage"/>
+    <w:bookmarkEnd w:id="54"/>
+    <w:bookmarkStart w:id="55" w:name="weapons-and-damage"/>
     <w:p>
       <w:pPr>
         <w:pStyle w:val="Heading2"/>
@@ -8470,9 +8837,10 @@
         </w:tblBorders>
       </w:tblPr>
       <w:tblGrid>
-        <w:gridCol w:w="2640"/>
-        <w:gridCol w:w="2640"/>
-        <w:gridCol w:w="2640"/>
+        <w:gridCol w:w="1980"/>
+        <w:gridCol w:w="1980"/>
+        <w:gridCol w:w="1980"/>
+        <w:gridCol w:w="1980"/>
       </w:tblGrid>
       <w:tr>
         <w:trPr>
@@ -8510,7 +8878,7 @@
                 <w:b/>
                 <w:sz w:val="19"/>
               </w:rPr>
-              <w:t xml:space="preserve">Boxes on a hit</w:t>
+              <w:t xml:space="preserve">Range</w:t>
             </w:r>
           </w:p>
         </w:tc>
@@ -8528,6 +8896,24 @@
                 <w:b/>
                 <w:sz w:val="19"/>
               </w:rPr>
+              <w:t xml:space="preserve">Boxes on a hit</w:t>
+            </w:r>
+          </w:p>
+        </w:tc>
+        <w:tc>
+          <w:tcPr>
+            <w:shd w:val="clear" w:fill="E9EEF6"/>
+          </w:tcPr>
+          <w:p>
+            <w:pPr>
+              <w:pStyle w:val="Compact"/>
+              <w:jc w:val="left"/>
+            </w:pPr>
+            <w:r>
+              <w:rPr>
+                <w:b/>
+                <w:sz w:val="19"/>
+              </w:rPr>
               <w:t xml:space="preserve">What the injury looks like</w:t>
             </w:r>
           </w:p>
@@ -8561,6 +8947,21 @@
               <w:rPr>
                 <w:sz w:val="19"/>
               </w:rPr>
+              <w:t xml:space="preserve">Melee</w:t>
+            </w:r>
+          </w:p>
+        </w:tc>
+        <w:tc>
+          <w:tcPr/>
+          <w:p>
+            <w:pPr>
+              <w:pStyle w:val="Compact"/>
+              <w:jc w:val="left"/>
+            </w:pPr>
+            <w:r>
+              <w:rPr>
+                <w:sz w:val="19"/>
+              </w:rPr>
               <w:t xml:space="preserve">1</w:t>
             </w:r>
           </w:p>
@@ -8609,6 +9010,21 @@
               <w:rPr>
                 <w:sz w:val="19"/>
               </w:rPr>
+              <w:t xml:space="preserve">Melee; Close thrown</w:t>
+            </w:r>
+          </w:p>
+        </w:tc>
+        <w:tc>
+          <w:tcPr/>
+          <w:p>
+            <w:pPr>
+              <w:pStyle w:val="Compact"/>
+              <w:jc w:val="left"/>
+            </w:pPr>
+            <w:r>
+              <w:rPr>
+                <w:sz w:val="19"/>
+              </w:rPr>
               <w:t xml:space="preserve">1</w:t>
             </w:r>
           </w:p>
@@ -8657,6 +9073,21 @@
               <w:rPr>
                 <w:sz w:val="19"/>
               </w:rPr>
+              <w:t xml:space="preserve">Melee</w:t>
+            </w:r>
+          </w:p>
+        </w:tc>
+        <w:tc>
+          <w:tcPr/>
+          <w:p>
+            <w:pPr>
+              <w:pStyle w:val="Compact"/>
+              <w:jc w:val="left"/>
+            </w:pPr>
+            <w:r>
+              <w:rPr>
+                <w:sz w:val="19"/>
+              </w:rPr>
               <w:t xml:space="preserve">2</w:t>
             </w:r>
           </w:p>
@@ -8690,7 +9121,22 @@
                 <w:b/>
                 <w:sz w:val="19"/>
               </w:rPr>
-              <w:t xml:space="preserve">Slug pistol or carbine</w:t>
+              <w:t xml:space="preserve">Slug pistol</w:t>
+            </w:r>
+          </w:p>
+        </w:tc>
+        <w:tc>
+          <w:tcPr/>
+          <w:p>
+            <w:pPr>
+              <w:pStyle w:val="Compact"/>
+              <w:jc w:val="left"/>
+            </w:pPr>
+            <w:r>
+              <w:rPr>
+                <w:sz w:val="19"/>
+              </w:rPr>
+              <w:t xml:space="preserve">Short</w:t>
             </w:r>
           </w:p>
         </w:tc>
@@ -8738,6 +9184,69 @@
                 <w:b/>
                 <w:sz w:val="19"/>
               </w:rPr>
+              <w:t xml:space="preserve">Slug carbine</w:t>
+            </w:r>
+          </w:p>
+        </w:tc>
+        <w:tc>
+          <w:tcPr/>
+          <w:p>
+            <w:pPr>
+              <w:pStyle w:val="Compact"/>
+              <w:jc w:val="left"/>
+            </w:pPr>
+            <w:r>
+              <w:rPr>
+                <w:sz w:val="19"/>
+              </w:rPr>
+              <w:t xml:space="preserve">Medium</w:t>
+            </w:r>
+          </w:p>
+        </w:tc>
+        <w:tc>
+          <w:tcPr/>
+          <w:p>
+            <w:pPr>
+              <w:pStyle w:val="Compact"/>
+              <w:jc w:val="left"/>
+            </w:pPr>
+            <w:r>
+              <w:rPr>
+                <w:sz w:val="19"/>
+              </w:rPr>
+              <w:t xml:space="preserve">2</w:t>
+            </w:r>
+          </w:p>
+        </w:tc>
+        <w:tc>
+          <w:tcPr/>
+          <w:p>
+            <w:pPr>
+              <w:pStyle w:val="Compact"/>
+              <w:jc w:val="left"/>
+            </w:pPr>
+            <w:r>
+              <w:rPr>
+                <w:sz w:val="19"/>
+              </w:rPr>
+              <w:t xml:space="preserve">A gunshot wound</w:t>
+            </w:r>
+          </w:p>
+        </w:tc>
+      </w:tr>
+      <w:tr>
+        <w:tc>
+          <w:tcPr/>
+          <w:p>
+            <w:pPr>
+              <w:pStyle w:val="Compact"/>
+              <w:jc w:val="left"/>
+            </w:pPr>
+            <w:r>
+              <w:rPr>
+                <w:b/>
+                <w:sz w:val="19"/>
+              </w:rPr>
               <w:t xml:space="preserve">Laser pistol</w:t>
             </w:r>
           </w:p>
@@ -8753,6 +9262,21 @@
               <w:rPr>
                 <w:sz w:val="19"/>
               </w:rPr>
+              <w:t xml:space="preserve">Short</w:t>
+            </w:r>
+          </w:p>
+        </w:tc>
+        <w:tc>
+          <w:tcPr/>
+          <w:p>
+            <w:pPr>
+              <w:pStyle w:val="Compact"/>
+              <w:jc w:val="left"/>
+            </w:pPr>
+            <w:r>
+              <w:rPr>
+                <w:sz w:val="19"/>
+              </w:rPr>
               <w:t xml:space="preserve">2</w:t>
             </w:r>
           </w:p>
@@ -8786,7 +9310,22 @@
                 <w:b/>
                 <w:sz w:val="19"/>
               </w:rPr>
-              <w:t xml:space="preserve">Plasma rifle, coilgun or needle rifle</w:t>
+              <w:t xml:space="preserve">Plasma rifle</w:t>
+            </w:r>
+          </w:p>
+        </w:tc>
+        <w:tc>
+          <w:tcPr/>
+          <w:p>
+            <w:pPr>
+              <w:pStyle w:val="Compact"/>
+              <w:jc w:val="left"/>
+            </w:pPr>
+            <w:r>
+              <w:rPr>
+                <w:sz w:val="19"/>
+              </w:rPr>
+              <w:t xml:space="preserve">Medium</w:t>
             </w:r>
           </w:p>
         </w:tc>
@@ -8834,6 +9373,69 @@
                 <w:b/>
                 <w:sz w:val="19"/>
               </w:rPr>
+              <w:t xml:space="preserve">Coilgun or needle rifle</w:t>
+            </w:r>
+          </w:p>
+        </w:tc>
+        <w:tc>
+          <w:tcPr/>
+          <w:p>
+            <w:pPr>
+              <w:pStyle w:val="Compact"/>
+              <w:jc w:val="left"/>
+            </w:pPr>
+            <w:r>
+              <w:rPr>
+                <w:sz w:val="19"/>
+              </w:rPr>
+              <w:t xml:space="preserve">Long</w:t>
+            </w:r>
+          </w:p>
+        </w:tc>
+        <w:tc>
+          <w:tcPr/>
+          <w:p>
+            <w:pPr>
+              <w:pStyle w:val="Compact"/>
+              <w:jc w:val="left"/>
+            </w:pPr>
+            <w:r>
+              <w:rPr>
+                <w:sz w:val="19"/>
+              </w:rPr>
+              <w:t xml:space="preserve">3, and Dying</w:t>
+            </w:r>
+          </w:p>
+        </w:tc>
+        <w:tc>
+          <w:tcPr/>
+          <w:p>
+            <w:pPr>
+              <w:pStyle w:val="Compact"/>
+              <w:jc w:val="left"/>
+            </w:pPr>
+            <w:r>
+              <w:rPr>
+                <w:sz w:val="19"/>
+              </w:rPr>
+              <w:t xml:space="preserve">A ruinous wound</w:t>
+            </w:r>
+          </w:p>
+        </w:tc>
+      </w:tr>
+      <w:tr>
+        <w:tc>
+          <w:tcPr/>
+          <w:p>
+            <w:pPr>
+              <w:pStyle w:val="Compact"/>
+              <w:jc w:val="left"/>
+            </w:pPr>
+            <w:r>
+              <w:rPr>
+                <w:b/>
+                <w:sz w:val="19"/>
+              </w:rPr>
               <w:t xml:space="preserve">Stunner</w:t>
             </w:r>
           </w:p>
@@ -8849,6 +9451,21 @@
               <w:rPr>
                 <w:sz w:val="19"/>
               </w:rPr>
+              <w:t xml:space="preserve">Close</w:t>
+            </w:r>
+          </w:p>
+        </w:tc>
+        <w:tc>
+          <w:tcPr/>
+          <w:p>
+            <w:pPr>
+              <w:pStyle w:val="Compact"/>
+              <w:jc w:val="left"/>
+            </w:pPr>
+            <w:r>
+              <w:rPr>
+                <w:sz w:val="19"/>
+              </w:rPr>
               <w:t xml:space="preserve">No box: the target rolls Body −2; failure, out for the scene; success, −2 on their next action</w:t>
             </w:r>
           </w:p>
@@ -8897,6 +9514,21 @@
               <w:rPr>
                 <w:sz w:val="19"/>
               </w:rPr>
+              <w:t xml:space="preserve">Close (thrown)</w:t>
+            </w:r>
+          </w:p>
+        </w:tc>
+        <w:tc>
+          <w:tcPr/>
+          <w:p>
+            <w:pPr>
+              <w:pStyle w:val="Compact"/>
+              <w:jc w:val="left"/>
+            </w:pPr>
+            <w:r>
+              <w:rPr>
+                <w:sz w:val="19"/>
+              </w:rPr>
               <w:t xml:space="preserve">1 to everyone nearby, 3 and Dying at the center</w:t>
             </w:r>
           </w:p>
@@ -8945,6 +9577,21 @@
               <w:rPr>
                 <w:sz w:val="19"/>
               </w:rPr>
+              <w:t xml:space="preserve">—</w:t>
+            </w:r>
+          </w:p>
+        </w:tc>
+        <w:tc>
+          <w:tcPr/>
+          <w:p>
+            <w:pPr>
+              <w:pStyle w:val="Compact"/>
+              <w:jc w:val="left"/>
+            </w:pPr>
+            <w:r>
+              <w:rPr>
+                <w:sz w:val="19"/>
+              </w:rPr>
               <w:t xml:space="preserve">1 each round</w:t>
             </w:r>
           </w:p>
@@ -8993,6 +9640,21 @@
               <w:rPr>
                 <w:sz w:val="19"/>
               </w:rPr>
+              <w:t xml:space="preserve">—</w:t>
+            </w:r>
+          </w:p>
+        </w:tc>
+        <w:tc>
+          <w:tcPr/>
+          <w:p>
+            <w:pPr>
+              <w:pStyle w:val="Compact"/>
+              <w:jc w:val="left"/>
+            </w:pPr>
+            <w:r>
+              <w:rPr>
+                <w:sz w:val="19"/>
+              </w:rPr>
               <w:t xml:space="preserve">1 for a bad fall, 2 for a long one</w:t>
             </w:r>
           </w:p>
@@ -9027,6 +9689,21 @@
                 <w:sz w:val="19"/>
               </w:rPr>
               <w:t xml:space="preserve">Fire</w:t>
+            </w:r>
+          </w:p>
+        </w:tc>
+        <w:tc>
+          <w:tcPr/>
+          <w:p>
+            <w:pPr>
+              <w:pStyle w:val="Compact"/>
+              <w:jc w:val="left"/>
+            </w:pPr>
+            <w:r>
+              <w:rPr>
+                <w:sz w:val="19"/>
+              </w:rPr>
+              <w:t xml:space="preserve">—</w:t>
             </w:r>
           </w:p>
         </w:tc>
@@ -9122,8 +9799,8 @@
         <w:t xml:space="preserve">To take someone down without killing them, use fists, a baton, a grapple or a stunner.</w:t>
       </w:r>
     </w:p>
-    <w:bookmarkEnd w:id="54"/>
-    <w:bookmarkStart w:id="55" w:name="weapon-and-ammunition"/>
+    <w:bookmarkEnd w:id="55"/>
+    <w:bookmarkStart w:id="56" w:name="weapon-and-ammunition"/>
     <w:p>
       <w:pPr>
         <w:pStyle w:val="Heading2"/>
@@ -9616,9 +10293,9 @@
         <w:t xml:space="preserve">A natural 18 with this weapon also jams it: clearing it takes an action.</w:t>
       </w:r>
     </w:p>
-    <w:bookmarkEnd w:id="55"/>
     <w:bookmarkEnd w:id="56"/>
-    <w:bookmarkStart w:id="61" w:name="medical-care"/>
+    <w:bookmarkEnd w:id="57"/>
+    <w:bookmarkStart w:id="62" w:name="medical-care"/>
     <w:p>
       <w:pPr>
         <w:pStyle w:val="Heading1"/>
@@ -9651,7 +10328,7 @@
         <w:t xml:space="preserve">can grow a new organ, rebuild a limb or rewrite a disease, for those who can pay; a clinic with a biotech suite counts as proper care. Those who can’t pay get stims, staples and whatever the Relief Missions carry.</w:t>
       </w:r>
     </w:p>
-    <w:bookmarkStart w:id="57" w:name="diagnosis-and-stabilization"/>
+    <w:bookmarkStart w:id="58" w:name="diagnosis-and-stabilization"/>
     <w:p>
       <w:pPr>
         <w:pStyle w:val="Heading2"/>
@@ -9668,8 +10345,8 @@
         <w:t xml:space="preserve">Roll Medicine when the diagnosis is uncertain or an urgent treatment decision matters. Emergency stabilization takes one action and a successful Medicine roll with a medkit. It ends Dying and stops deterioration, but removes no boxes.</w:t>
       </w:r>
     </w:p>
-    <w:bookmarkEnd w:id="57"/>
-    <w:bookmarkStart w:id="58" w:name="field-treatment"/>
+    <w:bookmarkEnd w:id="58"/>
+    <w:bookmarkStart w:id="59" w:name="field-treatment"/>
     <w:p>
       <w:pPr>
         <w:pStyle w:val="Heading2"/>
@@ -9686,8 +10363,8 @@
         <w:t xml:space="preserve">With a medkit and several uninterrupted minutes, successful Medicine removes one injury box; success by 5 or more removes two. Each injury receives one field-treatment attempt; further attempts need changed circumstances.</w:t>
       </w:r>
     </w:p>
-    <w:bookmarkEnd w:id="58"/>
-    <w:bookmarkStart w:id="59" w:name="proper-care"/>
+    <w:bookmarkEnd w:id="59"/>
+    <w:bookmarkStart w:id="60" w:name="proper-care"/>
     <w:p>
       <w:pPr>
         <w:pStyle w:val="Heading2"/>
@@ -9704,8 +10381,8 @@
         <w:t xml:space="preserve">A clinic with a biotech suite grants +2 to Medicine. A successful treatment removes two boxes; success by 5 or more removes three. Allow the time the treatment requires.</w:t>
       </w:r>
     </w:p>
-    <w:bookmarkEnd w:id="59"/>
-    <w:bookmarkStart w:id="60" w:name="natural-recovery"/>
+    <w:bookmarkEnd w:id="60"/>
+    <w:bookmarkStart w:id="61" w:name="natural-recovery"/>
     <w:p>
       <w:pPr>
         <w:pStyle w:val="Heading2"/>
@@ -9738,9 +10415,9 @@
         <w:t xml:space="preserve">of rest clears one injury box. Rest means nothing strenuous. At three boxes, rest alone clears nothing: treatment must clear the first box.</w:t>
       </w:r>
     </w:p>
-    <w:bookmarkEnd w:id="60"/>
     <w:bookmarkEnd w:id="61"/>
-    <w:bookmarkStart w:id="65" w:name="resolve-points-and-tracks"/>
+    <w:bookmarkEnd w:id="62"/>
+    <w:bookmarkStart w:id="66" w:name="resolve-points-and-tracks"/>
     <w:p>
       <w:pPr>
         <w:pStyle w:val="Heading1"/>
@@ -9749,7 +10426,7 @@
         <w:t xml:space="preserve">Resolve points and tracks</w:t>
       </w:r>
     </w:p>
-    <w:bookmarkStart w:id="62" w:name="using-resolve-points"/>
+    <w:bookmarkStart w:id="63" w:name="using-resolve-points"/>
     <w:p>
       <w:pPr>
         <w:pStyle w:val="Heading2"/>
@@ -9934,8 +10611,8 @@
         <w:t xml:space="preserve">Gain one point when one of your complications creates a meaningful problem you accept, including a companion complication. You can decline the proposed complication without penalty.</w:t>
       </w:r>
     </w:p>
-    <w:bookmarkEnd w:id="62"/>
-    <w:bookmarkStart w:id="63" w:name="debt-heat-and-reputation"/>
+    <w:bookmarkEnd w:id="63"/>
+    <w:bookmarkStart w:id="64" w:name="debt-heat-and-reputation"/>
     <w:p>
       <w:pPr>
         <w:pStyle w:val="Heading2"/>
@@ -10268,8 +10945,8 @@
         </w:tc>
       </w:tr>
     </w:tbl>
-    <w:bookmarkEnd w:id="63"/>
-    <w:bookmarkStart w:id="64" w:name="advancement"/>
+    <w:bookmarkEnd w:id="64"/>
+    <w:bookmarkStart w:id="65" w:name="advancement"/>
     <w:p>
       <w:pPr>
         <w:pStyle w:val="Heading2"/>
@@ -10286,9 +10963,9 @@
         <w:t xml:space="preserve">After a significant job, the GM may authorize one relevant skill to advance from Untrained to Trained or from Trained to Specialty, or allow revision of an advantage or complication. Only a Specialist’s starting skill is Expert; a skill raised later tops out at Specialty (+3) unless they broaden (see Step 3).</w:t>
       </w:r>
     </w:p>
-    <w:bookmarkEnd w:id="64"/>
     <w:bookmarkEnd w:id="65"/>
-    <w:bookmarkStart w:id="68" w:name="running-jobs-and-missions"/>
+    <w:bookmarkEnd w:id="66"/>
+    <w:bookmarkStart w:id="69" w:name="running-jobs-and-missions"/>
     <w:p>
       <w:pPr>
         <w:pStyle w:val="Heading1"/>
@@ -10297,7 +10974,7 @@
         <w:t xml:space="preserve">Running jobs and missions</w:t>
       </w:r>
     </w:p>
-    <w:bookmarkStart w:id="66" w:name="job-seeds"/>
+    <w:bookmarkStart w:id="67" w:name="job-seeds"/>
     <w:p>
       <w:pPr>
         <w:pStyle w:val="Heading2"/>
@@ -12529,8 +13206,8 @@
         </w:tc>
       </w:tr>
     </w:tbl>
-    <w:bookmarkEnd w:id="66"/>
-    <w:bookmarkStart w:id="67" w:name="the-crew-log"/>
+    <w:bookmarkEnd w:id="67"/>
+    <w:bookmarkStart w:id="68" w:name="the-crew-log"/>
     <w:p>
       <w:pPr>
         <w:pStyle w:val="Heading2"/>
@@ -12657,9 +13334,9 @@
         <w:t xml:space="preserve">After a significant job, the GM may authorize one skill step for each character.</w:t>
       </w:r>
     </w:p>
-    <w:bookmarkEnd w:id="67"/>
     <w:bookmarkEnd w:id="68"/>
-    <w:bookmarkStart w:id="76" w:name="a-galaxy-of-obligations"/>
+    <w:bookmarkEnd w:id="69"/>
+    <w:bookmarkStart w:id="77" w:name="a-galaxy-of-obligations"/>
     <w:p>
       <w:pPr>
         <w:pStyle w:val="Heading1"/>
@@ -12668,7 +13345,7 @@
         <w:t xml:space="preserve">A galaxy of obligations</w:t>
       </w:r>
     </w:p>
-    <w:bookmarkStart w:id="69" w:name="humanitys-first-contact"/>
+    <w:bookmarkStart w:id="70" w:name="humanitys-first-contact"/>
     <w:p>
       <w:pPr>
         <w:pStyle w:val="Heading2"/>
@@ -12751,8 +13428,8 @@
         <w:t xml:space="preserve">. The Kel call it a default.</w:t>
       </w:r>
     </w:p>
-    <w:bookmarkEnd w:id="69"/>
-    <w:bookmarkStart w:id="70" w:name="the-tessan-arrival"/>
+    <w:bookmarkEnd w:id="70"/>
+    <w:bookmarkStart w:id="71" w:name="the-tessan-arrival"/>
     <w:p>
       <w:pPr>
         <w:pStyle w:val="Heading2"/>
@@ -12790,8 +13467,8 @@
         <w:t xml:space="preserve">Rather than threaten humanity, the Tessan negotiated a settlement. Human captives were returned, losses were compensated, and the Tessan established themselves as cautious intermediaries between humanity and the wider interstellar community. It was humanity’s first introduction to the political and economic order beyond human space.</w:t>
       </w:r>
     </w:p>
-    <w:bookmarkEnd w:id="70"/>
-    <w:bookmarkStart w:id="71" w:name="the-humantessan-accord"/>
+    <w:bookmarkEnd w:id="71"/>
+    <w:bookmarkStart w:id="72" w:name="the-humantessan-accord"/>
     <w:p>
       <w:pPr>
         <w:pStyle w:val="Heading2"/>
@@ -12832,8 +13509,8 @@
         <w:t xml:space="preserve">The Accord opened the wider interstellar economy to humanity.</w:t>
       </w:r>
     </w:p>
-    <w:bookmarkEnd w:id="71"/>
-    <w:bookmarkStart w:id="72" w:name="humanity-enters-the-interstellar-economy"/>
+    <w:bookmarkEnd w:id="72"/>
+    <w:bookmarkStart w:id="73" w:name="humanity-enters-the-interstellar-economy"/>
     <w:p>
       <w:pPr>
         <w:pStyle w:val="Heading2"/>
@@ -12858,8 +13535,8 @@
         <w:t xml:space="preserve">Humans eagerly embraced these opportunities. Some sought wealth. Some sought knowledge. Some wanted new worlds. Some wanted to improve the lives of people they had never met. Frequently, all of those people traveled aboard the same ship.</w:t>
       </w:r>
     </w:p>
-    <w:bookmarkEnd w:id="72"/>
-    <w:bookmarkStart w:id="73" w:name="what-humanity-brought"/>
+    <w:bookmarkEnd w:id="73"/>
+    <w:bookmarkStart w:id="74" w:name="what-humanity-brought"/>
     <w:p>
       <w:pPr>
         <w:pStyle w:val="Heading2"/>
@@ -12892,8 +13569,8 @@
         <w:t xml:space="preserve">The Tessan opened the galaxy to humanity. Humanity, in turn, began changing the galaxy.</w:t>
       </w:r>
     </w:p>
-    <w:bookmarkEnd w:id="73"/>
-    <w:bookmarkStart w:id="74" w:name="the-human-reputation"/>
+    <w:bookmarkEnd w:id="74"/>
+    <w:bookmarkStart w:id="75" w:name="the-human-reputation"/>
     <w:p>
       <w:pPr>
         <w:pStyle w:val="Heading2"/>
@@ -12962,8 +13639,8 @@
         <w:t xml:space="preserve">, that contradiction is part of what it means to be human in a galaxy that is still deciding what to make of us.</w:t>
       </w:r>
     </w:p>
-    <w:bookmarkEnd w:id="74"/>
-    <w:bookmarkStart w:id="75" w:name="the-concord"/>
+    <w:bookmarkEnd w:id="75"/>
+    <w:bookmarkStart w:id="76" w:name="the-concord"/>
     <w:p>
       <w:pPr>
         <w:pStyle w:val="Heading2"/>
@@ -12996,9 +13673,9 @@
         <w:t xml:space="preserve">is humanity’s Earth-centered civilization: the oldest and largest of the human governments, and the one that signed the Accord. It is not the only one. Three centuries of expansion have produced independent colonies, corporate holdings, merchant leagues and political movements that answer to no one on Earth. Other peoples have their own polities, under their own names.</w:t>
       </w:r>
     </w:p>
-    <w:bookmarkEnd w:id="75"/>
     <w:bookmarkEnd w:id="76"/>
-    <w:bookmarkStart w:id="87" w:name="the-corridors"/>
+    <w:bookmarkEnd w:id="77"/>
+    <w:bookmarkStart w:id="88" w:name="the-corridors"/>
     <w:p>
       <w:pPr>
         <w:pStyle w:val="Heading1"/>
@@ -13028,7 +13705,7 @@
         <w:t xml:space="preserve">.</w:t>
       </w:r>
     </w:p>
-    <w:bookmarkStart w:id="77" w:name="what-the-corridors-are"/>
+    <w:bookmarkStart w:id="78" w:name="what-the-corridors-are"/>
     <w:p>
       <w:pPr>
         <w:pStyle w:val="Heading2"/>
@@ -13098,8 +13775,8 @@
         <w:t xml:space="preserve">Corridor mouths sit at gravitational balance points, often far out from the star. That is where the stations, toll gates, fortresses and Mandate checkpoints are built.</w:t>
       </w:r>
     </w:p>
-    <w:bookmarkEnd w:id="77"/>
-    <w:bookmarkStart w:id="78" w:name="off-the-corridors-the-metric-drive"/>
+    <w:bookmarkEnd w:id="78"/>
+    <w:bookmarkStart w:id="79" w:name="off-the-corridors-the-metric-drive"/>
     <w:p>
       <w:pPr>
         <w:pStyle w:val="Heading2"/>
@@ -13216,8 +13893,8 @@
         <w:t xml:space="preserve">The Vael know the drive’s limits better than anyone: their homeworld’s catastrophe struck hundreds of light-years from the nearest corridor, and even at three times light speed their escape took generations.</w:t>
       </w:r>
     </w:p>
-    <w:bookmarkEnd w:id="78"/>
-    <w:bookmarkStart w:id="79" w:name="depth"/>
+    <w:bookmarkEnd w:id="79"/>
+    <w:bookmarkStart w:id="80" w:name="depth"/>
     <w:p>
       <w:pPr>
         <w:pStyle w:val="Heading2"/>
@@ -13260,8 +13937,8 @@
         <w:t xml:space="preserve">, where two points hundreds or thousands of light-years apart in ordinary space may be very close indeed.</w:t>
       </w:r>
     </w:p>
-    <w:bookmarkEnd w:id="79"/>
-    <w:bookmarkStart w:id="80" w:name="drift-collapse-and-junctions"/>
+    <w:bookmarkEnd w:id="80"/>
+    <w:bookmarkStart w:id="81" w:name="drift-collapse-and-junctions"/>
     <w:p>
       <w:pPr>
         <w:pStyle w:val="Heading2"/>
@@ -13299,8 +13976,8 @@
         <w:t xml:space="preserve">, power gathers: every ship and every message between those regions must pass through.</w:t>
       </w:r>
     </w:p>
-    <w:bookmarkEnd w:id="80"/>
-    <w:bookmarkStart w:id="85" w:name="communication-through-the-deep-fold"/>
+    <w:bookmarkEnd w:id="81"/>
+    <w:bookmarkStart w:id="86" w:name="communication-through-the-deep-fold"/>
     <w:p>
       <w:pPr>
         <w:pStyle w:val="Heading2"/>
@@ -13317,7 +13994,7 @@
         <w:t xml:space="preserve">The civilizations of known space do not rely on conventional radio for interstellar communication. Instead, advanced societies exploit a phenomenon associated with the same hidden geometry that makes corridor travel possible.</w:t>
       </w:r>
     </w:p>
-    <w:bookmarkStart w:id="81" w:name="quantum-gravimetric-communication"/>
+    <w:bookmarkStart w:id="82" w:name="quantum-gravimetric-communication"/>
     <w:p>
       <w:pPr>
         <w:pStyle w:val="Heading3"/>
@@ -13363,8 +14040,8 @@
         <w:t xml:space="preserve">Consequently, quantum-gravimetric communication does not depend upon instantaneous communication through entanglement. The signal physically travels between transmitter and receiver, but through a region of spacetime in which the effective distance between the two points is enormously reduced. To observers limited to normal space, the result can appear to be faster-than-light communication.</w:t>
       </w:r>
     </w:p>
-    <w:bookmarkEnd w:id="81"/>
-    <w:bookmarkStart w:id="82" w:name="why-humanity-didnt-discover-it"/>
+    <w:bookmarkEnd w:id="82"/>
+    <w:bookmarkStart w:id="83" w:name="why-humanity-didnt-discover-it"/>
     <w:p>
       <w:pPr>
         <w:pStyle w:val="Heading3"/>
@@ -13407,8 +14084,8 @@
         <w:t xml:space="preserve">Humanity didn’t know the communications medium existed.</w:t>
       </w:r>
     </w:p>
-    <w:bookmarkEnd w:id="82"/>
-    <w:bookmarkStart w:id="83" w:name="the-antenna"/>
+    <w:bookmarkEnd w:id="83"/>
+    <w:bookmarkStart w:id="84" w:name="the-antenna"/>
     <w:p>
       <w:pPr>
         <w:pStyle w:val="Heading3"/>
@@ -13457,8 +14134,8 @@
         <w:t xml:space="preserve">Humanity had spent centuries listening for voices among the stars. The galaxy had never been silent. Humanity had simply been listening to the wrong part of the universe.</w:t>
       </w:r>
     </w:p>
-    <w:bookmarkEnd w:id="83"/>
-    <w:bookmarkStart w:id="84" w:name="the-network-is-the-map"/>
+    <w:bookmarkEnd w:id="84"/>
+    <w:bookmarkStart w:id="85" w:name="the-network-is-the-map"/>
     <w:p>
       <w:pPr>
         <w:pStyle w:val="Heading3"/>
@@ -13549,9 +14226,9 @@
         <w:t xml:space="preserve">Control of corridor intersections is one of the fundamental sources of political and economic power in known space. For civilizations such as the Tessan, power does not require conquest: control over contracts, debt, corridor access and communications can bind entire worlds without a Tessan soldier ever setting foot on them.</w:t>
       </w:r>
     </w:p>
-    <w:bookmarkEnd w:id="84"/>
     <w:bookmarkEnd w:id="85"/>
-    <w:bookmarkStart w:id="86" w:name="corridors-in-play"/>
+    <w:bookmarkEnd w:id="86"/>
+    <w:bookmarkStart w:id="87" w:name="corridors-in-play"/>
     <w:p>
       <w:pPr>
         <w:pStyle w:val="Heading2"/>
@@ -13769,9 +14446,9 @@
         <w:t xml:space="preserve">) and Mandate screenings.</w:t>
       </w:r>
     </w:p>
-    <w:bookmarkEnd w:id="86"/>
     <w:bookmarkEnd w:id="87"/>
-    <w:bookmarkStart w:id="117" w:name="peoples-of-the-corridors"/>
+    <w:bookmarkEnd w:id="88"/>
+    <w:bookmarkStart w:id="118" w:name="peoples-of-the-corridors"/>
     <w:p>
       <w:pPr>
         <w:pStyle w:val="Heading1"/>
@@ -13817,7 +14494,7 @@
         <w:t xml:space="preserve">chapter.</w:t>
       </w:r>
     </w:p>
-    <w:bookmarkStart w:id="88" w:name="the-political-landscape"/>
+    <w:bookmarkStart w:id="89" w:name="the-political-landscape"/>
     <w:p>
       <w:pPr>
         <w:pStyle w:val="Heading2"/>
@@ -13874,8 +14551,8 @@
         <w:t xml:space="preserve">No power controls the entire corridor network, and no species has a monopoly on intelligence, technological innovation, or ambition.</w:t>
       </w:r>
     </w:p>
-    <w:bookmarkEnd w:id="88"/>
-    <w:bookmarkStart w:id="94" w:name="the-established-and-emerging-powers"/>
+    <w:bookmarkEnd w:id="89"/>
+    <w:bookmarkStart w:id="95" w:name="the-established-and-emerging-powers"/>
     <w:p>
       <w:pPr>
         <w:pStyle w:val="Heading2"/>
@@ -13884,7 +14561,7 @@
         <w:t xml:space="preserve">The established and emerging powers</w:t>
       </w:r>
     </w:p>
-    <w:bookmarkStart w:id="89" w:name="humans"/>
+    <w:bookmarkStart w:id="90" w:name="humans"/>
     <w:p>
       <w:pPr>
         <w:pStyle w:val="Heading3"/>
@@ -13925,8 +14602,8 @@
         <w:t xml:space="preserve">Humanity’s economic innovations have begun influencing Tessan institutions, while its explorers and entrepreneurs push into regions older civilizations consider unprofitable or dangerous.</w:t>
       </w:r>
     </w:p>
-    <w:bookmarkEnd w:id="89"/>
-    <w:bookmarkStart w:id="90" w:name="tessan"/>
+    <w:bookmarkEnd w:id="90"/>
+    <w:bookmarkStart w:id="91" w:name="tessan"/>
     <w:p>
       <w:pPr>
         <w:pStyle w:val="Heading3"/>
@@ -13967,8 +14644,8 @@
         <w:t xml:space="preserve">Contact with humanity has introduced new economic thinking into Tessan society, creating a growing division between traditional creditors and reformers who question the profitability of perpetual debt.</w:t>
       </w:r>
     </w:p>
-    <w:bookmarkEnd w:id="90"/>
-    <w:bookmarkStart w:id="91" w:name="kel"/>
+    <w:bookmarkEnd w:id="91"/>
+    <w:bookmarkStart w:id="92" w:name="kel"/>
     <w:p>
       <w:pPr>
         <w:pStyle w:val="Heading3"/>
@@ -14009,8 +14686,8 @@
         <w:t xml:space="preserve">Today, Kel society is divided between contractual loyalists, reformers seeking negotiated emancipation, and radicals who believe their world’s debts can only be ended through force.</w:t>
       </w:r>
     </w:p>
-    <w:bookmarkEnd w:id="91"/>
-    <w:bookmarkStart w:id="92" w:name="mirrun"/>
+    <w:bookmarkEnd w:id="92"/>
+    <w:bookmarkStart w:id="93" w:name="mirrun"/>
     <w:p>
       <w:pPr>
         <w:pStyle w:val="Heading3"/>
@@ -14051,8 +14728,8 @@
         <w:t xml:space="preserve">Mirrun researchers are among the leading specialists in gravimetric resonance detection. Their biological sensitivity inspired several important improvements in corridor instrumentation. Their principal strategic concern is the protection of ocean worlds from extractive industries.</w:t>
       </w:r>
     </w:p>
-    <w:bookmarkEnd w:id="92"/>
-    <w:bookmarkStart w:id="93" w:name="ylith"/>
+    <w:bookmarkEnd w:id="93"/>
+    <w:bookmarkStart w:id="94" w:name="ylith"/>
     <w:p>
       <w:pPr>
         <w:pStyle w:val="Heading3"/>
@@ -14093,9 +14770,9 @@
         <w:t xml:space="preserve">Their independent city-states are renowned for navigation, long-range observation, and exploratory cartography. Ylith navigators have discovered corridors that conventional instruments initially failed to identify.</w:t>
       </w:r>
     </w:p>
-    <w:bookmarkEnd w:id="93"/>
     <w:bookmarkEnd w:id="94"/>
-    <w:bookmarkStart w:id="100" w:name="Xff4a93679c910774e2f02ac587efedb0ceda74a"/>
+    <w:bookmarkEnd w:id="95"/>
+    <w:bookmarkStart w:id="101" w:name="Xff4a93679c910774e2f02ac587efedb0ceda74a"/>
     <w:p>
       <w:pPr>
         <w:pStyle w:val="Heading2"/>
@@ -14128,7 +14805,7 @@
         <w:t xml:space="preserve">Both its internal factions and external enemies have exploited the shifting gravimetric corridors. An imperial province isolated for centuries can become an independent civilization. When its corridor reopens, the Hegemony may return to reclaim it.</w:t>
       </w:r>
     </w:p>
-    <w:bookmarkStart w:id="95" w:name="ozhvek-the-imperial-founders"/>
+    <w:bookmarkStart w:id="96" w:name="ozhvek-the-imperial-founders"/>
     <w:p>
       <w:pPr>
         <w:pStyle w:val="Heading3"/>
@@ -14177,8 +14854,8 @@
         <w:t xml:space="preserve">The greatest threat to Ozhvek dominance is not necessarily another species. It is the inability of their ruling houses to agree on what the Hegemony should become.</w:t>
       </w:r>
     </w:p>
-    <w:bookmarkEnd w:id="95"/>
-    <w:bookmarkStart w:id="96" w:name="dresh-the-imperial-soldiers"/>
+    <w:bookmarkEnd w:id="96"/>
+    <w:bookmarkStart w:id="97" w:name="dresh-the-imperial-soldiers"/>
     <w:p>
       <w:pPr>
         <w:pStyle w:val="Heading3"/>
@@ -14227,8 +14904,8 @@
         <w:t xml:space="preserve">Dresh military society prizes competence and mutual obligation. Their greatest political dispute concerns whether soldiers owe allegiance to the imperial throne, their commanders, or the populations they protect.</w:t>
       </w:r>
     </w:p>
-    <w:bookmarkEnd w:id="96"/>
-    <w:bookmarkStart w:id="97" w:name="shivar-the-keepers-of-orthodoxy"/>
+    <w:bookmarkEnd w:id="97"/>
+    <w:bookmarkStart w:id="98" w:name="shivar-the-keepers-of-orthodoxy"/>
     <w:p>
       <w:pPr>
         <w:pStyle w:val="Heading3"/>
@@ -14285,8 +14962,8 @@
         <w:t xml:space="preserve">The resulting religious schism has fueled uprisings, political assassinations, and wars within the Hegemony.</w:t>
       </w:r>
     </w:p>
-    <w:bookmarkEnd w:id="97"/>
-    <w:bookmarkStart w:id="98" w:name="brulvek-the-industrial-survivors"/>
+    <w:bookmarkEnd w:id="98"/>
+    <w:bookmarkStart w:id="99" w:name="brulvek-the-industrial-survivors"/>
     <w:p>
       <w:pPr>
         <w:pStyle w:val="Heading3"/>
@@ -14343,8 +15020,8 @@
         <w:t xml:space="preserve">Brulvek engineers are highly sought after throughout known space, particularly for their ability to restore machinery that has operated for centuries without replacement parts.</w:t>
       </w:r>
     </w:p>
-    <w:bookmarkEnd w:id="98"/>
-    <w:bookmarkStart w:id="99" w:name="zhaq-the-lost-province"/>
+    <w:bookmarkEnd w:id="99"/>
+    <w:bookmarkStart w:id="100" w:name="zhaq-the-lost-province"/>
     <w:p>
       <w:pPr>
         <w:pStyle w:val="Heading3"/>
@@ -14417,9 +15094,9 @@
         <w:t xml:space="preserve">Their continuing resistance has become a symbol for separatist movements throughout imperial space.</w:t>
       </w:r>
     </w:p>
-    <w:bookmarkEnd w:id="99"/>
     <w:bookmarkEnd w:id="100"/>
-    <w:bookmarkStart w:id="116" w:name="X7cf45656e26c6332fca34295f43177ee2dc74b7"/>
+    <w:bookmarkEnd w:id="101"/>
+    <w:bookmarkStart w:id="117" w:name="X7cf45656e26c6332fca34295f43177ee2dc74b7"/>
     <w:p>
       <w:pPr>
         <w:pStyle w:val="Heading2"/>
@@ -14428,7 +15105,7 @@
         <w:t xml:space="preserve">Independent civilizations and regional powers</w:t>
       </w:r>
     </w:p>
-    <w:bookmarkStart w:id="101" w:name="veyari-the-memory-keepers"/>
+    <w:bookmarkStart w:id="102" w:name="veyari-the-memory-keepers"/>
     <w:p>
       <w:pPr>
         <w:pStyle w:val="Heading3"/>
@@ -14485,8 +15162,8 @@
         <w:t xml:space="preserve">Their greatest strength is knowledge. Their greatest vulnerability is the assumption that knowledge should be preserved even when powerful civilizations would prefer it forgotten.</w:t>
       </w:r>
     </w:p>
-    <w:bookmarkEnd w:id="101"/>
-    <w:bookmarkStart w:id="102" w:name="eshuum-the-distributed-minds"/>
+    <w:bookmarkEnd w:id="102"/>
+    <w:bookmarkStart w:id="103" w:name="eshuum-the-distributed-minds"/>
     <w:p>
       <w:pPr>
         <w:pStyle w:val="Heading3"/>
@@ -14543,8 +15220,8 @@
         <w:t xml:space="preserve">Their political institutions strongly oppose forced separation, biological experimentation without consent, and the ownership of intelligent organisms. These positions have brought them into direct conflict with several Hegemony research authorities.</w:t>
       </w:r>
     </w:p>
-    <w:bookmarkEnd w:id="102"/>
-    <w:bookmarkStart w:id="103" w:name="khaum-the-deep-dwellers"/>
+    <w:bookmarkEnd w:id="103"/>
+    <w:bookmarkStart w:id="104" w:name="khaum-the-deep-dwellers"/>
     <w:p>
       <w:pPr>
         <w:pStyle w:val="Heading3"/>
@@ -14609,8 +15286,8 @@
         <w:t xml:space="preserve">Their underground refuges have sheltered refugees from multiple Hegemony campaigns.</w:t>
       </w:r>
     </w:p>
-    <w:bookmarkEnd w:id="103"/>
-    <w:bookmarkStart w:id="104" w:name="vael-the-living-fleets"/>
+    <w:bookmarkEnd w:id="104"/>
+    <w:bookmarkStart w:id="105" w:name="vael-the-living-fleets"/>
     <w:p>
       <w:pPr>
         <w:pStyle w:val="Heading3"/>
@@ -14667,8 +15344,8 @@
         <w:t xml:space="preserve">Vael flotillas have repeatedly been caught between Hegemony forces and separatist territories. Their determination to remain politically independent has made them both valuable intermediaries and frequent targets of suspicion.</w:t>
       </w:r>
     </w:p>
-    <w:bookmarkEnd w:id="104"/>
-    <w:bookmarkStart w:id="105" w:name="thrum-the-resonant-people"/>
+    <w:bookmarkEnd w:id="105"/>
+    <w:bookmarkStart w:id="106" w:name="thrum-the-resonant-people"/>
     <w:p>
       <w:pPr>
         <w:pStyle w:val="Heading3"/>
@@ -14733,8 +15410,8 @@
         <w:t xml:space="preserve">Their technology is widely respected, although their reluctance to permit military applications has strained relations with several governments.</w:t>
       </w:r>
     </w:p>
-    <w:bookmarkEnd w:id="105"/>
-    <w:bookmarkStart w:id="106" w:name="corvani-the-ecological-architects"/>
+    <w:bookmarkEnd w:id="106"/>
+    <w:bookmarkStart w:id="107" w:name="corvani-the-ecological-architects"/>
     <w:p>
       <w:pPr>
         <w:pStyle w:val="Heading3"/>
@@ -14791,8 +15468,8 @@
         <w:t xml:space="preserve">Corvani restoration teams operate on worlds devastated by Hegemony industrial extraction, although their insistence on ecological safeguards frequently brings them into conflict with mining corporations and colonial governments.</w:t>
       </w:r>
     </w:p>
-    <w:bookmarkEnd w:id="106"/>
-    <w:bookmarkStart w:id="107" w:name="uxarra-the-shifting-ones"/>
+    <w:bookmarkEnd w:id="107"/>
+    <w:bookmarkStart w:id="108" w:name="uxarra-the-shifting-ones"/>
     <w:p>
       <w:pPr>
         <w:pStyle w:val="Heading3"/>
@@ -14849,8 +15526,8 @@
         <w:t xml:space="preserve">Uxarra explorers and rescue specialists are highly valued for operations in unstable environments, particularly worlds affected by corridor disruptions or natural disasters.</w:t>
       </w:r>
     </w:p>
-    <w:bookmarkEnd w:id="107"/>
-    <w:bookmarkStart w:id="108" w:name="sen-the-patient-observers"/>
+    <w:bookmarkEnd w:id="108"/>
+    <w:bookmarkStart w:id="109" w:name="sen-the-patient-observers"/>
     <w:p>
       <w:pPr>
         <w:pStyle w:val="Heading3"/>
@@ -14915,8 +15592,8 @@
         <w:t xml:space="preserve">Their governments rarely intervene in external affairs, but their warnings concerning corridor instability carry considerable weight among navigators and scientists.</w:t>
       </w:r>
     </w:p>
-    <w:bookmarkEnd w:id="108"/>
-    <w:bookmarkStart w:id="109" w:name="joruun-the-borderland-confederates"/>
+    <w:bookmarkEnd w:id="109"/>
+    <w:bookmarkStart w:id="110" w:name="joruun-the-borderland-confederates"/>
     <w:p>
       <w:pPr>
         <w:pStyle w:val="Heading3"/>
@@ -14981,8 +15658,8 @@
         <w:t xml:space="preserve">Their greatest political challenge is maintaining unity during periods when the imperial threat appears to recede.</w:t>
       </w:r>
     </w:p>
-    <w:bookmarkEnd w:id="109"/>
-    <w:bookmarkStart w:id="110" w:name="qor-the-silicon-minds"/>
+    <w:bookmarkEnd w:id="110"/>
+    <w:bookmarkStart w:id="111" w:name="qor-the-silicon-minds"/>
     <w:p>
       <w:pPr>
         <w:pStyle w:val="Heading3"/>
@@ -15055,8 +15732,8 @@
         <w:t xml:space="preserve">Their relationship with the Tessan is complex: Tessan capital has helped expand Qor industry, but Qor political leaders refuse to permit debt arrangements that threaten planetary sovereignty.</w:t>
       </w:r>
     </w:p>
-    <w:bookmarkEnd w:id="110"/>
-    <w:bookmarkStart w:id="111" w:name="ommek-the-makers-of-machines"/>
+    <w:bookmarkEnd w:id="111"/>
+    <w:bookmarkStart w:id="112" w:name="ommek-the-makers-of-machines"/>
     <w:p>
       <w:pPr>
         <w:pStyle w:val="Heading3"/>
@@ -15129,8 +15806,8 @@
         <w:t xml:space="preserve">Ommek defensive systems have made direct conquest prohibitively expensive.</w:t>
       </w:r>
     </w:p>
-    <w:bookmarkEnd w:id="111"/>
-    <w:bookmarkStart w:id="112" w:name="vesh-the-newcomers"/>
+    <w:bookmarkEnd w:id="112"/>
+    <w:bookmarkStart w:id="113" w:name="vesh-the-newcomers"/>
     <w:p>
       <w:pPr>
         <w:pStyle w:val="Heading3"/>
@@ -15203,8 +15880,8 @@
         <w:t xml:space="preserve">Human diplomats have developed a particularly strong interest in Vesh affairs, recognizing many of the difficulties humanity experienced during its own early expansion.</w:t>
       </w:r>
     </w:p>
-    <w:bookmarkEnd w:id="112"/>
-    <w:bookmarkStart w:id="113" w:name="uth-the-refugees-of-empire"/>
+    <w:bookmarkEnd w:id="113"/>
+    <w:bookmarkStart w:id="114" w:name="uth-the-refugees-of-empire"/>
     <w:p>
       <w:pPr>
         <w:pStyle w:val="Heading3"/>
@@ -15277,8 +15954,8 @@
         <w:t xml:space="preserve">Uth activists are prominent in anti-Hegemony movements, although many Uth reject the idea that their people should be defined exclusively by historical suffering.</w:t>
       </w:r>
     </w:p>
-    <w:bookmarkEnd w:id="113"/>
-    <w:bookmarkStart w:id="114" w:name="draelin-the-corridor-cartographers"/>
+    <w:bookmarkEnd w:id="114"/>
+    <w:bookmarkStart w:id="115" w:name="draelin-the-corridor-cartographers"/>
     <w:p>
       <w:pPr>
         <w:pStyle w:val="Heading3"/>
@@ -15359,8 +16036,8 @@
         <w:t xml:space="preserve">Their internal politics are shaped by a central question: whether knowledge of safe passage should be treated as a public good or a commercial asset.</w:t>
       </w:r>
     </w:p>
-    <w:bookmarkEnd w:id="114"/>
-    <w:bookmarkStart w:id="115" w:name="zethri-the-children-of-the-collapse"/>
+    <w:bookmarkEnd w:id="115"/>
+    <w:bookmarkStart w:id="116" w:name="zethri-the-children-of-the-collapse"/>
     <w:p>
       <w:pPr>
         <w:pStyle w:val="Heading3"/>
@@ -15441,10 +16118,10 @@
         <w:t xml:space="preserve">Zethri engineers and planners specialize in building settlements capable of surviving prolonged isolation.</w:t>
       </w:r>
     </w:p>
-    <w:bookmarkEnd w:id="115"/>
     <w:bookmarkEnd w:id="116"/>
     <w:bookmarkEnd w:id="117"/>
-    <w:bookmarkStart w:id="121" w:name="X3145843e1df3f61def4f8ab8c5430269a2a5813"/>
+    <w:bookmarkEnd w:id="118"/>
+    <w:bookmarkStart w:id="122" w:name="X3145843e1df3f61def4f8ab8c5430269a2a5813"/>
     <w:p>
       <w:pPr>
         <w:pStyle w:val="Heading1"/>
@@ -15461,7 +16138,7 @@
         <w:t xml:space="preserve">The Hegemony deserves particular attention because its decline influences nearly every civilization in Fracture Lines.</w:t>
       </w:r>
     </w:p>
-    <w:bookmarkStart w:id="118" w:name="the-five-eras"/>
+    <w:bookmarkStart w:id="119" w:name="the-five-eras"/>
     <w:p>
       <w:pPr>
         <w:pStyle w:val="Heading2"/>
@@ -15639,8 +16316,8 @@
         <w:t xml:space="preserve">And an imperial fleet may emerge to announce that the worlds beyond it still belong to the Emperor.</w:t>
       </w:r>
     </w:p>
-    <w:bookmarkEnd w:id="118"/>
-    <w:bookmarkStart w:id="119" w:name="species-and-political-affiliations"/>
+    <w:bookmarkEnd w:id="119"/>
+    <w:bookmarkStart w:id="120" w:name="species-and-political-affiliations"/>
     <w:p>
       <w:pPr>
         <w:pStyle w:val="Heading2"/>
@@ -15949,8 +16626,8 @@
         </w:tc>
       </w:tr>
     </w:tbl>
-    <w:bookmarkEnd w:id="119"/>
-    <w:bookmarkStart w:id="120" w:name="the-galaxy-as-a-setting-for-adventure"/>
+    <w:bookmarkEnd w:id="120"/>
+    <w:bookmarkStart w:id="121" w:name="the-galaxy-as-a-setting-for-adventure"/>
     <w:p>
       <w:pPr>
         <w:pStyle w:val="Heading2"/>
@@ -16007,9 +16684,9 @@
         <w:t xml:space="preserve">The central conflict of Fracture Lines is not simply the struggle between civilizations. It is the struggle between established power and an interstellar order that refuses to remain static.</w:t>
       </w:r>
     </w:p>
-    <w:bookmarkEnd w:id="120"/>
     <w:bookmarkEnd w:id="121"/>
-    <w:bookmarkStart w:id="122" w:name="psionics-and-the-mandates"/>
+    <w:bookmarkEnd w:id="122"/>
+    <w:bookmarkStart w:id="123" w:name="psionics-and-the-mandates"/>
     <w:p>
       <w:pPr>
         <w:pStyle w:val="Heading1"/>
@@ -16730,8 +17407,8 @@
         </w:tc>
       </w:tr>
     </w:tbl>
-    <w:bookmarkEnd w:id="122"/>
-    <w:bookmarkStart w:id="123" w:name="technology"/>
+    <w:bookmarkEnd w:id="123"/>
+    <w:bookmarkStart w:id="124" w:name="technology"/>
     <w:p>
       <w:pPr>
         <w:pStyle w:val="Heading1"/>
@@ -16991,8 +17668,8 @@
         <w:t xml:space="preserve">advantage starts the crew with a ship and a box of Debt. Ship fights and chases run as clocks, with Piloting, Engineering, Sensors and Firearms rolls.</w:t>
       </w:r>
     </w:p>
-    <w:bookmarkEnd w:id="123"/>
-    <w:bookmarkStart w:id="124" w:name="threats"/>
+    <w:bookmarkEnd w:id="124"/>
+    <w:bookmarkStart w:id="125" w:name="threats"/>
     <w:p>
       <w:pPr>
         <w:pStyle w:val="Heading1"/>
@@ -18477,8 +19154,8 @@
         <w:t xml:space="preserve">For a tougher version, add +1 to its targets and one box; for a weaker one, subtract.</w:t>
       </w:r>
     </w:p>
-    <w:bookmarkEnd w:id="124"/>
-    <w:bookmarkStart w:id="132" w:name="ready-made-characters"/>
+    <w:bookmarkEnd w:id="125"/>
+    <w:bookmarkStart w:id="133" w:name="ready-made-characters"/>
     <w:p>
       <w:pPr>
         <w:pStyle w:val="Heading1"/>
@@ -18495,7 +19172,7 @@
         <w:t xml:space="preserve">Characters ready to play, for one-shots, new players, or a group in a hurry. Each follows the creation rules exactly, and their connections tie them together. In the creator, choose one from the ready-made list to open it and make it your own.</w:t>
       </w:r>
     </w:p>
-    <w:bookmarkStart w:id="125" w:name="thessk-varo-hun"/>
+    <w:bookmarkStart w:id="126" w:name="thessk-varo-hun"/>
     <w:p>
       <w:pPr>
         <w:pStyle w:val="Heading2"/>
@@ -18680,8 +19357,8 @@
         <w:t xml:space="preserve">She sold Mara Okonkwo the first debt Mara forgave. Neither regrets it.</w:t>
       </w:r>
     </w:p>
-    <w:bookmarkEnd w:id="125"/>
-    <w:bookmarkStart w:id="126" w:name="kesh-of-the-seventh-hive"/>
+    <w:bookmarkEnd w:id="126"/>
+    <w:bookmarkStart w:id="127" w:name="kesh-of-the-seventh-hive"/>
     <w:p>
       <w:pPr>
         <w:pStyle w:val="Heading2"/>
@@ -18866,8 +19543,8 @@
         <w:t xml:space="preserve">Ilvi Saradh’s AI found the corridor Kesh’s hive needed; Kesh owes them both.</w:t>
       </w:r>
     </w:p>
-    <w:bookmarkEnd w:id="126"/>
-    <w:bookmarkStart w:id="127" w:name="rook"/>
+    <w:bookmarkEnd w:id="127"/>
+    <w:bookmarkStart w:id="128" w:name="rook"/>
     <w:p>
       <w:pPr>
         <w:pStyle w:val="Heading2"/>
@@ -19052,8 +19729,8 @@
         <w:t xml:space="preserve">Brakka was on the other side of that border war. They found out over a drink, and stayed friends.</w:t>
       </w:r>
     </w:p>
-    <w:bookmarkEnd w:id="127"/>
-    <w:bookmarkStart w:id="128" w:name="ilvi-saradh"/>
+    <w:bookmarkEnd w:id="128"/>
+    <w:bookmarkStart w:id="129" w:name="ilvi-saradh"/>
     <w:p>
       <w:pPr>
         <w:pStyle w:val="Heading2"/>
@@ -19238,8 +19915,8 @@
         <w:t xml:space="preserve">Quill found the corridor Kesh’s hive needed. Ilvi never told the guild.</w:t>
       </w:r>
     </w:p>
-    <w:bookmarkEnd w:id="128"/>
-    <w:bookmarkStart w:id="129" w:name="dr.-anwe-tal"/>
+    <w:bookmarkEnd w:id="129"/>
+    <w:bookmarkStart w:id="130" w:name="dr.-anwe-tal"/>
     <w:p>
       <w:pPr>
         <w:pStyle w:val="Heading2"/>
@@ -19424,8 +20101,8 @@
         <w:t xml:space="preserve">Sable cleaned up the corporation’s files that proved Anwe’s case, and asked nothing for it.</w:t>
       </w:r>
     </w:p>
-    <w:bookmarkEnd w:id="129"/>
-    <w:bookmarkStart w:id="130" w:name="brakka"/>
+    <w:bookmarkEnd w:id="130"/>
+    <w:bookmarkStart w:id="131" w:name="brakka"/>
     <w:p>
       <w:pPr>
         <w:pStyle w:val="Heading2"/>
@@ -19610,8 +20287,8 @@
         <w:t xml:space="preserve">Rook fought him across the Zhaq border once. Now Rook watches his back.</w:t>
       </w:r>
     </w:p>
-    <w:bookmarkEnd w:id="130"/>
-    <w:bookmarkStart w:id="131" w:name="sable"/>
+    <w:bookmarkEnd w:id="131"/>
+    <w:bookmarkStart w:id="132" w:name="sable"/>
     <w:p>
       <w:pPr>
         <w:pStyle w:val="Heading2"/>
@@ -19796,9 +20473,9 @@
         <w:t xml:space="preserve">Sable cleaned up the files that proved Dr. Anwe Tal’s case, for nothing. Anwe wonders why.</w:t>
       </w:r>
     </w:p>
-    <w:bookmarkEnd w:id="131"/>
     <w:bookmarkEnd w:id="132"/>
-    <w:bookmarkStart w:id="133" w:name="advantages"/>
+    <w:bookmarkEnd w:id="133"/>
+    <w:bookmarkStart w:id="134" w:name="advantages"/>
     <w:p>
       <w:pPr>
         <w:pStyle w:val="Heading1"/>
@@ -20697,8 +21374,8 @@
         <w:t xml:space="preserve">belongs to the whole crew once it’s taken.</w:t>
       </w:r>
     </w:p>
-    <w:bookmarkEnd w:id="133"/>
-    <w:bookmarkStart w:id="159" w:name="species"/>
+    <w:bookmarkEnd w:id="134"/>
+    <w:bookmarkStart w:id="160" w:name="species"/>
     <w:p>
       <w:pPr>
         <w:pStyle w:val="Heading1"/>
@@ -22381,7 +23058,7 @@
         </w:tc>
       </w:tr>
     </w:tbl>
-    <w:bookmarkStart w:id="134" w:name="human"/>
+    <w:bookmarkStart w:id="135" w:name="human"/>
     <w:p>
       <w:pPr>
         <w:pStyle w:val="Heading2"/>
@@ -22694,8 +23371,8 @@
         </w:tc>
       </w:tr>
     </w:tbl>
-    <w:bookmarkEnd w:id="134"/>
-    <w:bookmarkStart w:id="135" w:name="vesh"/>
+    <w:bookmarkEnd w:id="135"/>
+    <w:bookmarkStart w:id="136" w:name="vesh"/>
     <w:p>
       <w:pPr>
         <w:pStyle w:val="Heading2"/>
@@ -23008,8 +23685,8 @@
         </w:tc>
       </w:tr>
     </w:tbl>
-    <w:bookmarkEnd w:id="135"/>
-    <w:bookmarkStart w:id="136" w:name="brulvek"/>
+    <w:bookmarkEnd w:id="136"/>
+    <w:bookmarkStart w:id="137" w:name="brulvek"/>
     <w:p>
       <w:pPr>
         <w:pStyle w:val="Heading2"/>
@@ -23346,8 +24023,8 @@
         </w:tc>
       </w:tr>
     </w:tbl>
-    <w:bookmarkEnd w:id="136"/>
-    <w:bookmarkStart w:id="137" w:name="corvani"/>
+    <w:bookmarkEnd w:id="137"/>
+    <w:bookmarkStart w:id="138" w:name="corvani"/>
     <w:p>
       <w:pPr>
         <w:pStyle w:val="Heading2"/>
@@ -23684,8 +24361,8 @@
         </w:tc>
       </w:tr>
     </w:tbl>
-    <w:bookmarkEnd w:id="137"/>
-    <w:bookmarkStart w:id="138" w:name="draelin"/>
+    <w:bookmarkEnd w:id="138"/>
+    <w:bookmarkStart w:id="139" w:name="draelin"/>
     <w:p>
       <w:pPr>
         <w:pStyle w:val="Heading2"/>
@@ -24052,8 +24729,8 @@
         </w:tc>
       </w:tr>
     </w:tbl>
-    <w:bookmarkEnd w:id="138"/>
-    <w:bookmarkStart w:id="139" w:name="joruun"/>
+    <w:bookmarkEnd w:id="139"/>
+    <w:bookmarkStart w:id="140" w:name="joruun"/>
     <w:p>
       <w:pPr>
         <w:pStyle w:val="Heading2"/>
@@ -24390,8 +25067,8 @@
         </w:tc>
       </w:tr>
     </w:tbl>
-    <w:bookmarkEnd w:id="139"/>
-    <w:bookmarkStart w:id="140" w:name="kel-1"/>
+    <w:bookmarkEnd w:id="140"/>
+    <w:bookmarkStart w:id="141" w:name="kel-1"/>
     <w:p>
       <w:pPr>
         <w:pStyle w:val="Heading2"/>
@@ -24740,8 +25417,8 @@
         </w:tc>
       </w:tr>
     </w:tbl>
-    <w:bookmarkEnd w:id="140"/>
-    <w:bookmarkStart w:id="141" w:name="mirrun-1"/>
+    <w:bookmarkEnd w:id="141"/>
+    <w:bookmarkStart w:id="142" w:name="mirrun-1"/>
     <w:p>
       <w:pPr>
         <w:pStyle w:val="Heading2"/>
@@ -25078,8 +25755,8 @@
         </w:tc>
       </w:tr>
     </w:tbl>
-    <w:bookmarkEnd w:id="141"/>
-    <w:bookmarkStart w:id="142" w:name="ommek"/>
+    <w:bookmarkEnd w:id="142"/>
+    <w:bookmarkStart w:id="143" w:name="ommek"/>
     <w:p>
       <w:pPr>
         <w:pStyle w:val="Heading2"/>
@@ -25434,8 +26111,8 @@
         </w:tc>
       </w:tr>
     </w:tbl>
-    <w:bookmarkEnd w:id="142"/>
-    <w:bookmarkStart w:id="143" w:name="shivar"/>
+    <w:bookmarkEnd w:id="143"/>
+    <w:bookmarkStart w:id="144" w:name="shivar"/>
     <w:p>
       <w:pPr>
         <w:pStyle w:val="Heading2"/>
@@ -25772,8 +26449,8 @@
         </w:tc>
       </w:tr>
     </w:tbl>
-    <w:bookmarkEnd w:id="143"/>
-    <w:bookmarkStart w:id="144" w:name="tessan-1"/>
+    <w:bookmarkEnd w:id="144"/>
+    <w:bookmarkStart w:id="145" w:name="tessan-1"/>
     <w:p>
       <w:pPr>
         <w:pStyle w:val="Heading2"/>
@@ -26122,8 +26799,8 @@
         </w:tc>
       </w:tr>
     </w:tbl>
-    <w:bookmarkEnd w:id="144"/>
-    <w:bookmarkStart w:id="145" w:name="thrum"/>
+    <w:bookmarkEnd w:id="145"/>
+    <w:bookmarkStart w:id="146" w:name="thrum"/>
     <w:p>
       <w:pPr>
         <w:pStyle w:val="Heading2"/>
@@ -26460,8 +27137,8 @@
         </w:tc>
       </w:tr>
     </w:tbl>
-    <w:bookmarkEnd w:id="145"/>
-    <w:bookmarkStart w:id="146" w:name="uth"/>
+    <w:bookmarkEnd w:id="146"/>
+    <w:bookmarkStart w:id="147" w:name="uth"/>
     <w:p>
       <w:pPr>
         <w:pStyle w:val="Heading2"/>
@@ -26798,8 +27475,8 @@
         </w:tc>
       </w:tr>
     </w:tbl>
-    <w:bookmarkEnd w:id="146"/>
-    <w:bookmarkStart w:id="147" w:name="uxarra"/>
+    <w:bookmarkEnd w:id="147"/>
+    <w:bookmarkStart w:id="148" w:name="uxarra"/>
     <w:p>
       <w:pPr>
         <w:pStyle w:val="Heading2"/>
@@ -27136,8 +27813,8 @@
         </w:tc>
       </w:tr>
     </w:tbl>
-    <w:bookmarkEnd w:id="147"/>
-    <w:bookmarkStart w:id="148" w:name="vael"/>
+    <w:bookmarkEnd w:id="148"/>
+    <w:bookmarkStart w:id="149" w:name="vael"/>
     <w:p>
       <w:pPr>
         <w:pStyle w:val="Heading2"/>
@@ -27486,8 +28163,8 @@
         </w:tc>
       </w:tr>
     </w:tbl>
-    <w:bookmarkEnd w:id="148"/>
-    <w:bookmarkStart w:id="149" w:name="veyari"/>
+    <w:bookmarkEnd w:id="149"/>
+    <w:bookmarkStart w:id="150" w:name="veyari"/>
     <w:p>
       <w:pPr>
         <w:pStyle w:val="Heading2"/>
@@ -27824,8 +28501,8 @@
         </w:tc>
       </w:tr>
     </w:tbl>
-    <w:bookmarkEnd w:id="149"/>
-    <w:bookmarkStart w:id="150" w:name="ylith-1"/>
+    <w:bookmarkEnd w:id="150"/>
+    <w:bookmarkStart w:id="151" w:name="ylith-1"/>
     <w:p>
       <w:pPr>
         <w:pStyle w:val="Heading2"/>
@@ -28174,8 +28851,8 @@
         </w:tc>
       </w:tr>
     </w:tbl>
-    <w:bookmarkEnd w:id="150"/>
-    <w:bookmarkStart w:id="151" w:name="zethri"/>
+    <w:bookmarkEnd w:id="151"/>
+    <w:bookmarkStart w:id="152" w:name="zethri"/>
     <w:p>
       <w:pPr>
         <w:pStyle w:val="Heading2"/>
@@ -28512,8 +29189,8 @@
         </w:tc>
       </w:tr>
     </w:tbl>
-    <w:bookmarkEnd w:id="151"/>
-    <w:bookmarkStart w:id="152" w:name="zhaq"/>
+    <w:bookmarkEnd w:id="152"/>
+    <w:bookmarkStart w:id="153" w:name="zhaq"/>
     <w:p>
       <w:pPr>
         <w:pStyle w:val="Heading2"/>
@@ -28862,8 +29539,8 @@
         </w:tc>
       </w:tr>
     </w:tbl>
-    <w:bookmarkEnd w:id="152"/>
-    <w:bookmarkStart w:id="153" w:name="dresh"/>
+    <w:bookmarkEnd w:id="153"/>
+    <w:bookmarkStart w:id="154" w:name="dresh"/>
     <w:p>
       <w:pPr>
         <w:pStyle w:val="Heading2"/>
@@ -29224,8 +29901,8 @@
         </w:tc>
       </w:tr>
     </w:tbl>
-    <w:bookmarkEnd w:id="153"/>
-    <w:bookmarkStart w:id="154" w:name="eshuum"/>
+    <w:bookmarkEnd w:id="154"/>
+    <w:bookmarkStart w:id="155" w:name="eshuum"/>
     <w:p>
       <w:pPr>
         <w:pStyle w:val="Heading2"/>
@@ -29574,8 +30251,8 @@
         </w:tc>
       </w:tr>
     </w:tbl>
-    <w:bookmarkEnd w:id="154"/>
-    <w:bookmarkStart w:id="155" w:name="khaum"/>
+    <w:bookmarkEnd w:id="155"/>
+    <w:bookmarkStart w:id="156" w:name="khaum"/>
     <w:p>
       <w:pPr>
         <w:pStyle w:val="Heading2"/>
@@ -29936,8 +30613,8 @@
         </w:tc>
       </w:tr>
     </w:tbl>
-    <w:bookmarkEnd w:id="155"/>
-    <w:bookmarkStart w:id="156" w:name="ozhvek"/>
+    <w:bookmarkEnd w:id="156"/>
+    <w:bookmarkStart w:id="157" w:name="ozhvek"/>
     <w:p>
       <w:pPr>
         <w:pStyle w:val="Heading2"/>
@@ -30286,8 +30963,8 @@
         </w:tc>
       </w:tr>
     </w:tbl>
-    <w:bookmarkEnd w:id="156"/>
-    <w:bookmarkStart w:id="157" w:name="qor"/>
+    <w:bookmarkEnd w:id="157"/>
+    <w:bookmarkStart w:id="158" w:name="qor"/>
     <w:p>
       <w:pPr>
         <w:pStyle w:val="Heading2"/>
@@ -30636,8 +31313,8 @@
         </w:tc>
       </w:tr>
     </w:tbl>
-    <w:bookmarkEnd w:id="157"/>
-    <w:bookmarkStart w:id="158" w:name="sen"/>
+    <w:bookmarkEnd w:id="158"/>
+    <w:bookmarkStart w:id="159" w:name="sen"/>
     <w:p>
       <w:pPr>
         <w:pStyle w:val="Heading2"/>
@@ -30986,9 +31663,9 @@
         </w:tc>
       </w:tr>
     </w:tbl>
-    <w:bookmarkEnd w:id="158"/>
     <w:bookmarkEnd w:id="159"/>
-    <w:bookmarkStart w:id="170" w:name="making-your-own"/>
+    <w:bookmarkEnd w:id="160"/>
+    <w:bookmarkStart w:id="171" w:name="making-your-own"/>
     <w:p>
       <w:pPr>
         <w:pStyle w:val="Heading1"/>
@@ -31021,7 +31698,7 @@
         <w:t xml:space="preserve">option at the end of each list, and its checklist holds a custom choice to the same rules as everything else.</w:t>
       </w:r>
     </w:p>
-    <w:bookmarkStart w:id="160" w:name="a-custom-calling"/>
+    <w:bookmarkStart w:id="161" w:name="a-custom-calling"/>
     <w:p>
       <w:pPr>
         <w:pStyle w:val="Heading2"/>
@@ -31197,8 +31874,8 @@
         <w:t xml:space="preserve">.</w:t>
       </w:r>
     </w:p>
-    <w:bookmarkEnd w:id="160"/>
-    <w:bookmarkStart w:id="169" w:name="a-custom-species"/>
+    <w:bookmarkEnd w:id="161"/>
+    <w:bookmarkStart w:id="170" w:name="a-custom-species"/>
     <w:p>
       <w:pPr>
         <w:pStyle w:val="Heading2"/>
@@ -31215,7 +31892,7 @@
         <w:t xml:space="preserve">Build it with the GM, one step at a time.</w:t>
       </w:r>
     </w:p>
-    <w:bookmarkStart w:id="161" w:name="the-concept"/>
+    <w:bookmarkStart w:id="162" w:name="the-concept"/>
     <w:p>
       <w:pPr>
         <w:pStyle w:val="Heading3"/>
@@ -31232,8 +31909,8 @@
         <w:t xml:space="preserve">Two or three sentences: where they come from, what sets them apart, and how others see them. It should be something the species in this book don’t already cover.</w:t>
       </w:r>
     </w:p>
-    <w:bookmarkEnd w:id="161"/>
-    <w:bookmarkStart w:id="162" w:name="the-tier"/>
+    <w:bookmarkEnd w:id="162"/>
+    <w:bookmarkStart w:id="163" w:name="the-tier"/>
     <w:p>
       <w:pPr>
         <w:pStyle w:val="Heading3"/>
@@ -31530,8 +32207,8 @@
         <w:t xml:space="preserve">When in doubt, choose the higher tier.</w:t>
       </w:r>
     </w:p>
-    <w:bookmarkEnd w:id="162"/>
-    <w:bookmarkStart w:id="163" w:name="attribute-adjustments"/>
+    <w:bookmarkEnd w:id="163"/>
+    <w:bookmarkStart w:id="164" w:name="attribute-adjustments"/>
     <w:p>
       <w:pPr>
         <w:pStyle w:val="Heading3"/>
@@ -31577,8 +32254,8 @@
         <w:t xml:space="preserve">: a +2 needs a −2 or two −1s. The adjustments move the attribute’s base (+1 starts it at 11) and raise its starting maximum (13 plus the bonus). Most species change two to four attributes.</w:t>
       </w:r>
     </w:p>
-    <w:bookmarkEnd w:id="163"/>
-    <w:bookmarkStart w:id="164" w:name="core-rules-tier-1-and-up"/>
+    <w:bookmarkEnd w:id="164"/>
+    <w:bookmarkStart w:id="165" w:name="core-rules-tier-1-and-up"/>
     <w:p>
       <w:pPr>
         <w:pStyle w:val="Heading3"/>
@@ -31595,8 +32272,8 @@
         <w:t xml:space="preserve">One to three short rules that always apply: what they can do (see in the dark, resist cold, a free Trained skill) and what it costs (a weakness, a people’s distrust, a hazard they can’t abide). A strength with no drawback is worth more than it looks, so price it a tier higher.</w:t>
       </w:r>
     </w:p>
-    <w:bookmarkEnd w:id="164"/>
-    <w:bookmarkStart w:id="165" w:name="species-advantages"/>
+    <w:bookmarkEnd w:id="165"/>
+    <w:bookmarkStart w:id="166" w:name="species-advantages"/>
     <w:p>
       <w:pPr>
         <w:pStyle w:val="Heading3"/>
@@ -31651,8 +32328,8 @@
         <w:t xml:space="preserve">: a problem the trait causes, with a clear trigger and a real consequence, which earns a Resolve point when it bites, like any complication. A character takes one advantage, general or species, so make them distinct choices.</w:t>
       </w:r>
     </w:p>
-    <w:bookmarkEnd w:id="165"/>
-    <w:bookmarkStart w:id="166" w:name="an-alternate-form-optional-tier-2-or-3"/>
+    <w:bookmarkEnd w:id="166"/>
+    <w:bookmarkStart w:id="167" w:name="an-alternate-form-optional-tier-2-or-3"/>
     <w:p>
       <w:pPr>
         <w:pStyle w:val="Heading3"/>
@@ -31685,8 +32362,8 @@
         <w:t xml:space="preserve">apply.</w:t>
       </w:r>
     </w:p>
-    <w:bookmarkEnd w:id="166"/>
-    <w:bookmarkStart w:id="167" w:name="in-the-creator"/>
+    <w:bookmarkEnd w:id="167"/>
+    <w:bookmarkStart w:id="168" w:name="in-the-creator"/>
     <w:p>
       <w:pPr>
         <w:pStyle w:val="Heading3"/>
@@ -31791,8 +32468,8 @@
         <w:t xml:space="preserve">and enter the advantage and its companion complication.</w:t>
       </w:r>
     </w:p>
-    <w:bookmarkEnd w:id="167"/>
-    <w:bookmarkStart w:id="168" w:name="example"/>
+    <w:bookmarkEnd w:id="168"/>
+    <w:bookmarkStart w:id="169" w:name="example"/>
     <w:p>
       <w:pPr>
         <w:pStyle w:val="Heading3"/>
@@ -31897,10 +32574,10 @@
         <w:t xml:space="preserve">: your family’s dynasty calls on you; accept the errand.</w:t>
       </w:r>
     </w:p>
-    <w:bookmarkEnd w:id="168"/>
     <w:bookmarkEnd w:id="169"/>
     <w:bookmarkEnd w:id="170"/>
-    <w:bookmarkStart w:id="171" w:name="complications"/>
+    <w:bookmarkEnd w:id="171"/>
+    <w:bookmarkStart w:id="172" w:name="complications"/>
     <w:p>
       <w:pPr>
         <w:pStyle w:val="Heading1"/>
@@ -32605,8 +33282,8 @@
         </w:tc>
       </w:tr>
     </w:tbl>
-    <w:bookmarkEnd w:id="171"/>
-    <w:bookmarkStart w:id="173" w:name="quick-reference"/>
+    <w:bookmarkEnd w:id="172"/>
+    <w:bookmarkStart w:id="174" w:name="quick-reference"/>
     <w:p>
       <w:pPr>
         <w:pStyle w:val="Heading1"/>
@@ -32797,7 +33474,7 @@
       <w:r>
         <w:t xml:space="preserve"> </w:t>
       </w:r>
-      <w:hyperlink r:id="rId172">
+      <w:hyperlink r:id="rId173">
         <w:r>
           <w:rPr>
             <w:rStyle w:val="Hyperlink"/>
@@ -32809,7 +33486,7 @@
         <w:t xml:space="preserve">. You may share, adapt, and use it for any purpose, including commercially, as long as you give appropriate credit to the author.</w:t>
       </w:r>
     </w:p>
-    <w:bookmarkEnd w:id="173"/>
+    <w:bookmarkEnd w:id="174"/>
     <w:sectPr/>
   </w:body>
 </w:document>

--- a/legend-dynamics/site/fracture-lines/Fracture_Lines_Players_Guide.docx
+++ b/legend-dynamics/site/fracture-lines/Fracture_Lines_Players_Guide.docx
@@ -709,6 +709,69 @@
                 <w:b/>
                 <w:sz w:val="19"/>
               </w:rPr>
+              <w:t xml:space="preserve">Captain</w:t>
+            </w:r>
+          </w:p>
+        </w:tc>
+        <w:tc>
+          <w:tcPr/>
+          <w:p>
+            <w:pPr>
+              <w:pStyle w:val="Compact"/>
+              <w:jc w:val="left"/>
+            </w:pPr>
+            <w:r>
+              <w:rPr>
+                <w:sz w:val="19"/>
+              </w:rPr>
+              <w:t xml:space="preserve">Ship Crew</w:t>
+            </w:r>
+          </w:p>
+        </w:tc>
+        <w:tc>
+          <w:tcPr/>
+          <w:p>
+            <w:pPr>
+              <w:pStyle w:val="Compact"/>
+              <w:jc w:val="left"/>
+            </w:pPr>
+            <w:r>
+              <w:rPr>
+                <w:sz w:val="19"/>
+              </w:rPr>
+              <w:t xml:space="preserve">commands a ship and its crew, finds the work, makes the deals and makes the hard calls when the shooting starts.</w:t>
+            </w:r>
+          </w:p>
+        </w:tc>
+        <w:tc>
+          <w:tcPr/>
+          <w:p>
+            <w:pPr>
+              <w:pStyle w:val="Compact"/>
+              <w:jc w:val="left"/>
+            </w:pPr>
+            <w:r>
+              <w:rPr>
+                <w:sz w:val="19"/>
+              </w:rPr>
+              <w:t xml:space="preserve">Leadership, Psychology, Diplomacy, Commerce</w:t>
+            </w:r>
+          </w:p>
+        </w:tc>
+      </w:tr>
+      <w:tr>
+        <w:tc>
+          <w:tcPr/>
+          <w:p>
+            <w:pPr>
+              <w:pStyle w:val="Compact"/>
+              <w:jc w:val="left"/>
+            </w:pPr>
+            <w:r>
+              <w:rPr>
+                <w:b/>
+                <w:sz w:val="19"/>
+              </w:rPr>
               <w:t xml:space="preserve">Pilot</w:t>
             </w:r>
           </w:p>
@@ -724,7 +787,7 @@
               <w:rPr>
                 <w:sz w:val="19"/>
               </w:rPr>
-              <w:t xml:space="preserve">Frontier</w:t>
+              <w:t xml:space="preserve">Ship Crew</w:t>
             </w:r>
           </w:p>
         </w:tc>
@@ -755,6 +818,321 @@
                 <w:sz w:val="19"/>
               </w:rPr>
               <w:t xml:space="preserve">Piloting, Navigation, Engineering, Sensors</w:t>
+            </w:r>
+          </w:p>
+        </w:tc>
+      </w:tr>
+      <w:tr>
+        <w:tc>
+          <w:tcPr/>
+          <w:p>
+            <w:pPr>
+              <w:pStyle w:val="Compact"/>
+              <w:jc w:val="left"/>
+            </w:pPr>
+            <w:r>
+              <w:rPr>
+                <w:b/>
+                <w:sz w:val="19"/>
+              </w:rPr>
+              <w:t xml:space="preserve">Gunner</w:t>
+            </w:r>
+          </w:p>
+        </w:tc>
+        <w:tc>
+          <w:tcPr/>
+          <w:p>
+            <w:pPr>
+              <w:pStyle w:val="Compact"/>
+              <w:jc w:val="left"/>
+            </w:pPr>
+            <w:r>
+              <w:rPr>
+                <w:sz w:val="19"/>
+              </w:rPr>
+              <w:t xml:space="preserve">Ship Crew</w:t>
+            </w:r>
+          </w:p>
+        </w:tc>
+        <w:tc>
+          <w:tcPr/>
+          <w:p>
+            <w:pPr>
+              <w:pStyle w:val="Compact"/>
+              <w:jc w:val="left"/>
+            </w:pPr>
+            <w:r>
+              <w:rPr>
+                <w:sz w:val="19"/>
+              </w:rPr>
+              <w:t xml:space="preserve">runs the ship’s weapons and point defense, and keeps them working when everything else is failing.</w:t>
+            </w:r>
+          </w:p>
+        </w:tc>
+        <w:tc>
+          <w:tcPr/>
+          <w:p>
+            <w:pPr>
+              <w:pStyle w:val="Compact"/>
+              <w:jc w:val="left"/>
+            </w:pPr>
+            <w:r>
+              <w:rPr>
+                <w:sz w:val="19"/>
+              </w:rPr>
+              <w:t xml:space="preserve">Firearms, Sensors, Engineering, Athletics</w:t>
+            </w:r>
+          </w:p>
+        </w:tc>
+      </w:tr>
+      <w:tr>
+        <w:tc>
+          <w:tcPr/>
+          <w:p>
+            <w:pPr>
+              <w:pStyle w:val="Compact"/>
+              <w:jc w:val="left"/>
+            </w:pPr>
+            <w:r>
+              <w:rPr>
+                <w:b/>
+                <w:sz w:val="19"/>
+              </w:rPr>
+              <w:t xml:space="preserve">Navigator</w:t>
+            </w:r>
+          </w:p>
+        </w:tc>
+        <w:tc>
+          <w:tcPr/>
+          <w:p>
+            <w:pPr>
+              <w:pStyle w:val="Compact"/>
+              <w:jc w:val="left"/>
+            </w:pPr>
+            <w:r>
+              <w:rPr>
+                <w:sz w:val="19"/>
+              </w:rPr>
+              <w:t xml:space="preserve">Ship Crew</w:t>
+            </w:r>
+          </w:p>
+        </w:tc>
+        <w:tc>
+          <w:tcPr/>
+          <w:p>
+            <w:pPr>
+              <w:pStyle w:val="Compact"/>
+              <w:jc w:val="left"/>
+            </w:pPr>
+            <w:r>
+              <w:rPr>
+                <w:sz w:val="19"/>
+              </w:rPr>
+              <w:t xml:space="preserve">plots corridor transits, reads gravimetric drift and finds the way when the charts are wrong.</w:t>
+            </w:r>
+          </w:p>
+        </w:tc>
+        <w:tc>
+          <w:tcPr/>
+          <w:p>
+            <w:pPr>
+              <w:pStyle w:val="Compact"/>
+              <w:jc w:val="left"/>
+            </w:pPr>
+            <w:r>
+              <w:rPr>
+                <w:sz w:val="19"/>
+              </w:rPr>
+              <w:t xml:space="preserve">Navigation, Sensors, Science, Computers</w:t>
+            </w:r>
+          </w:p>
+        </w:tc>
+      </w:tr>
+      <w:tr>
+        <w:tc>
+          <w:tcPr/>
+          <w:p>
+            <w:pPr>
+              <w:pStyle w:val="Compact"/>
+              <w:jc w:val="left"/>
+            </w:pPr>
+            <w:r>
+              <w:rPr>
+                <w:b/>
+                <w:sz w:val="19"/>
+              </w:rPr>
+              <w:t xml:space="preserve">Engineer</w:t>
+            </w:r>
+          </w:p>
+        </w:tc>
+        <w:tc>
+          <w:tcPr/>
+          <w:p>
+            <w:pPr>
+              <w:pStyle w:val="Compact"/>
+              <w:jc w:val="left"/>
+            </w:pPr>
+            <w:r>
+              <w:rPr>
+                <w:sz w:val="19"/>
+              </w:rPr>
+              <w:t xml:space="preserve">Ship Crew</w:t>
+            </w:r>
+          </w:p>
+        </w:tc>
+        <w:tc>
+          <w:tcPr/>
+          <w:p>
+            <w:pPr>
+              <w:pStyle w:val="Compact"/>
+              <w:jc w:val="left"/>
+            </w:pPr>
+            <w:r>
+              <w:rPr>
+                <w:sz w:val="19"/>
+              </w:rPr>
+              <w:t xml:space="preserve">keeps the drive, the hull and everything else running, often with parts that don’t fit.</w:t>
+            </w:r>
+          </w:p>
+        </w:tc>
+        <w:tc>
+          <w:tcPr/>
+          <w:p>
+            <w:pPr>
+              <w:pStyle w:val="Compact"/>
+              <w:jc w:val="left"/>
+            </w:pPr>
+            <w:r>
+              <w:rPr>
+                <w:sz w:val="19"/>
+              </w:rPr>
+              <w:t xml:space="preserve">Engineering, Computers, Science, Sensors</w:t>
+            </w:r>
+          </w:p>
+        </w:tc>
+      </w:tr>
+      <w:tr>
+        <w:tc>
+          <w:tcPr/>
+          <w:p>
+            <w:pPr>
+              <w:pStyle w:val="Compact"/>
+              <w:jc w:val="left"/>
+            </w:pPr>
+            <w:r>
+              <w:rPr>
+                <w:b/>
+                <w:sz w:val="19"/>
+              </w:rPr>
+              <w:t xml:space="preserve">Medtech</w:t>
+            </w:r>
+          </w:p>
+        </w:tc>
+        <w:tc>
+          <w:tcPr/>
+          <w:p>
+            <w:pPr>
+              <w:pStyle w:val="Compact"/>
+              <w:jc w:val="left"/>
+            </w:pPr>
+            <w:r>
+              <w:rPr>
+                <w:sz w:val="19"/>
+              </w:rPr>
+              <w:t xml:space="preserve">Ship Crew</w:t>
+            </w:r>
+          </w:p>
+        </w:tc>
+        <w:tc>
+          <w:tcPr/>
+          <w:p>
+            <w:pPr>
+              <w:pStyle w:val="Compact"/>
+              <w:jc w:val="left"/>
+            </w:pPr>
+            <w:r>
+              <w:rPr>
+                <w:sz w:val="19"/>
+              </w:rPr>
+              <w:t xml:space="preserve">the ship’s medic and biotech operator, patching the crew between jobs and in the middle of them.</w:t>
+            </w:r>
+          </w:p>
+        </w:tc>
+        <w:tc>
+          <w:tcPr/>
+          <w:p>
+            <w:pPr>
+              <w:pStyle w:val="Compact"/>
+              <w:jc w:val="left"/>
+            </w:pPr>
+            <w:r>
+              <w:rPr>
+                <w:sz w:val="19"/>
+              </w:rPr>
+              <w:t xml:space="preserve">Medicine, Science, Engineering, Psychology</w:t>
+            </w:r>
+          </w:p>
+        </w:tc>
+      </w:tr>
+      <w:tr>
+        <w:tc>
+          <w:tcPr/>
+          <w:p>
+            <w:pPr>
+              <w:pStyle w:val="Compact"/>
+              <w:jc w:val="left"/>
+            </w:pPr>
+            <w:r>
+              <w:rPr>
+                <w:b/>
+                <w:sz w:val="19"/>
+              </w:rPr>
+              <w:t xml:space="preserve">Crew</w:t>
+            </w:r>
+          </w:p>
+        </w:tc>
+        <w:tc>
+          <w:tcPr/>
+          <w:p>
+            <w:pPr>
+              <w:pStyle w:val="Compact"/>
+              <w:jc w:val="left"/>
+            </w:pPr>
+            <w:r>
+              <w:rPr>
+                <w:sz w:val="19"/>
+              </w:rPr>
+              <w:t xml:space="preserve">Ship Crew</w:t>
+            </w:r>
+          </w:p>
+        </w:tc>
+        <w:tc>
+          <w:tcPr/>
+          <w:p>
+            <w:pPr>
+              <w:pStyle w:val="Compact"/>
+              <w:jc w:val="left"/>
+            </w:pPr>
+            <w:r>
+              <w:rPr>
+                <w:sz w:val="19"/>
+              </w:rPr>
+              <w:t xml:space="preserve">a general hand who stands watch, moves cargo, patches the hull and holds the airlock when someone tries to board.</w:t>
+            </w:r>
+          </w:p>
+        </w:tc>
+        <w:tc>
+          <w:tcPr/>
+          <w:p>
+            <w:pPr>
+              <w:pStyle w:val="Compact"/>
+              <w:jc w:val="left"/>
+            </w:pPr>
+            <w:r>
+              <w:rPr>
+                <w:sz w:val="19"/>
+              </w:rPr>
+              <w:t xml:space="preserve">Athletics, Engineering, Close Combat, Firearms</w:t>
             </w:r>
           </w:p>
         </w:tc>
@@ -10612,13 +10990,13 @@
       </w:r>
     </w:p>
     <w:bookmarkEnd w:id="63"/>
-    <w:bookmarkStart w:id="64" w:name="debt-heat-and-reputation"/>
+    <w:bookmarkStart w:id="64" w:name="debt-heat-reputation-and-hull"/>
     <w:p>
       <w:pPr>
         <w:pStyle w:val="Heading2"/>
       </w:pPr>
       <w:r>
-        <w:t xml:space="preserve">Debt, Heat and Reputation</w:t>
+        <w:t xml:space="preserve">Debt, Heat, Reputation and Hull</w:t>
       </w:r>
     </w:p>
     <w:p>
@@ -10626,7 +11004,33 @@
         <w:pStyle w:val="FirstParagraph"/>
       </w:pPr>
       <w:r>
-        <w:t xml:space="preserve">The crew shares three tracks.</w:t>
+        <w:t xml:space="preserve">The crew shares four tracks;</w:t>
+      </w:r>
+      <w:r>
+        <w:t xml:space="preserve"> </w:t>
+      </w:r>
+      <w:r>
+        <w:rPr>
+          <w:bCs/>
+          <w:b/>
+        </w:rPr>
+        <w:t xml:space="preserve">Hull</w:t>
+      </w:r>
+      <w:r>
+        <w:t xml:space="preserve">, the ship’s own damage, is explained under</w:t>
+      </w:r>
+      <w:r>
+        <w:t xml:space="preserve"> </w:t>
+      </w:r>
+      <w:r>
+        <w:rPr>
+          <w:iCs/>
+          <w:i/>
+        </w:rPr>
+        <w:t xml:space="preserve">Ships in a fight</w:t>
+      </w:r>
+      <w:r>
+        <w:t xml:space="preserve">.</w:t>
       </w:r>
       <w:r>
         <w:t xml:space="preserve"> </w:t>
@@ -10940,6 +11344,54 @@
                 <w:sz w:val="19"/>
               </w:rPr>
               <w:t xml:space="preserve">1: Talked about in the ports; 2: Recognized: +2 to Diplomacy with admirers, −2 to Stealth; 3: Famous: everyone wants something from you; 4: Legend: someone powerful comes calling; start a clock</w:t>
+            </w:r>
+          </w:p>
+        </w:tc>
+      </w:tr>
+      <w:tr>
+        <w:tc>
+          <w:tcPr/>
+          <w:p>
+            <w:pPr>
+              <w:pStyle w:val="Compact"/>
+              <w:jc w:val="left"/>
+            </w:pPr>
+            <w:r>
+              <w:rPr>
+                <w:b/>
+                <w:sz w:val="19"/>
+              </w:rPr>
+              <w:t xml:space="preserve">Hull</w:t>
+            </w:r>
+          </w:p>
+        </w:tc>
+        <w:tc>
+          <w:tcPr/>
+          <w:p>
+            <w:pPr>
+              <w:pStyle w:val="Compact"/>
+              <w:jc w:val="left"/>
+            </w:pPr>
+            <w:r>
+              <w:rPr>
+                <w:sz w:val="19"/>
+              </w:rPr>
+              <w:t xml:space="preserve">4</w:t>
+            </w:r>
+          </w:p>
+        </w:tc>
+        <w:tc>
+          <w:tcPr/>
+          <w:p>
+            <w:pPr>
+              <w:pStyle w:val="Compact"/>
+              <w:jc w:val="left"/>
+            </w:pPr>
+            <w:r>
+              <w:rPr>
+                <w:sz w:val="19"/>
+              </w:rPr>
+              <w:t xml:space="preserve">1: Scarred: breaches sealed, no penalty yet; 2: A system hit: −2 to the drive, the weapons or the sensors; 3: Crippled: −2 to every ship roll; the corridor drive won’t engage; 4: Breaking up: start an Abandon ship clock</w:t>
             </w:r>
           </w:p>
         </w:tc>
@@ -14448,13 +14900,13 @@
     </w:p>
     <w:bookmarkEnd w:id="87"/>
     <w:bookmarkEnd w:id="88"/>
-    <w:bookmarkStart w:id="118" w:name="peoples-of-the-corridors"/>
+    <w:bookmarkStart w:id="94" w:name="ships-in-a-fight"/>
     <w:p>
       <w:pPr>
         <w:pStyle w:val="Heading1"/>
       </w:pPr>
       <w:r>
-        <w:t xml:space="preserve">Peoples of the corridors</w:t>
+        <w:t xml:space="preserve">Ships in a fight</w:t>
       </w:r>
     </w:p>
     <w:p>
@@ -14462,1876 +14914,1498 @@
         <w:pStyle w:val="FirstParagraph"/>
       </w:pPr>
       <w:r>
-        <w:t xml:space="preserve">The species below are the principal peoples encountered in</w:t>
-      </w:r>
-      <w:r>
-        <w:t xml:space="preserve"> </w:t>
-      </w:r>
-      <w:r>
-        <w:rPr>
-          <w:iCs/>
-          <w:i/>
-        </w:rPr>
-        <w:t xml:space="preserve">Fracture Lines</w:t>
-      </w:r>
-      <w:r>
-        <w:t xml:space="preserve">. They are not necessarily the only intelligent species in existence, nor does each species possess a unified government. Species names are standardized human approximations: many native names contain sounds, vibrations, chemical signals or other elements that human anatomy cannot reproduce. Their game rules are in the</w:t>
-      </w:r>
-      <w:r>
-        <w:t xml:space="preserve"> </w:t>
-      </w:r>
-      <w:r>
-        <w:rPr>
-          <w:iCs/>
-          <w:i/>
-        </w:rPr>
-        <w:t xml:space="preserve">Species</w:t>
-      </w:r>
-      <w:r>
-        <w:t xml:space="preserve"> </w:t>
-      </w:r>
-      <w:r>
-        <w:t xml:space="preserve">chapter.</w:t>
-      </w:r>
-    </w:p>
-    <w:bookmarkStart w:id="89" w:name="the-political-landscape"/>
+        <w:t xml:space="preserve">Most crews would rather run than fight, and most fights between ships are short. These rules keep them fast: one roll per station, each exchange.</w:t>
+      </w:r>
+    </w:p>
+    <w:bookmarkStart w:id="89" w:name="range-in-space"/>
     <w:p>
       <w:pPr>
         <w:pStyle w:val="Heading2"/>
       </w:pPr>
       <w:r>
-        <w:t xml:space="preserve">The political landscape</w:t>
-      </w:r>
-    </w:p>
-    <w:p>
-      <w:pPr>
-        <w:pStyle w:val="FirstParagraph"/>
-      </w:pPr>
-      <w:r>
-        <w:t xml:space="preserve">The great powers of known space are not organized into a simple conflict between good and evil.</w:t>
-      </w:r>
-    </w:p>
+        <w:t xml:space="preserve">Range in space</w:t>
+      </w:r>
+    </w:p>
+    <w:tbl>
+      <w:tblPr>
+        <w:tblStyle w:val="Table"/>
+        <w:tblW w:type="pct" w:w="5000"/>
+        <w:tblLook w:firstRow="1" w:lastRow="0" w:firstColumn="0" w:lastColumn="0" w:noHBand="0" w:noVBand="0" w:val="0020"/>
+        <w:jc w:val="start"/>
+        <w:tblBorders>
+          <w:top w:val="single" w:sz="4" w:color="B8C2D3"/>
+          <w:left w:val="single" w:sz="4" w:color="B8C2D3"/>
+          <w:bottom w:val="single" w:sz="4" w:color="B8C2D3"/>
+          <w:right w:val="single" w:sz="4" w:color="B8C2D3"/>
+          <w:insideH w:val="single" w:sz="4" w:color="B8C2D3"/>
+          <w:insideV w:val="single" w:sz="4" w:color="B8C2D3"/>
+        </w:tblBorders>
+      </w:tblPr>
+      <w:tblGrid>
+        <w:gridCol w:w="2640"/>
+        <w:gridCol w:w="2640"/>
+        <w:gridCol w:w="2640"/>
+      </w:tblGrid>
+      <w:tr>
+        <w:trPr>
+          <w:tblHeader w:val="true"/>
+        </w:trPr>
+        <w:tc>
+          <w:tcPr>
+            <w:shd w:val="clear" w:fill="E9EEF6"/>
+          </w:tcPr>
+          <w:p>
+            <w:pPr>
+              <w:pStyle w:val="Compact"/>
+              <w:jc w:val="left"/>
+            </w:pPr>
+            <w:r>
+              <w:rPr>
+                <w:b/>
+                <w:sz w:val="19"/>
+              </w:rPr>
+              <w:t xml:space="preserve">Band</w:t>
+            </w:r>
+          </w:p>
+        </w:tc>
+        <w:tc>
+          <w:tcPr>
+            <w:shd w:val="clear" w:fill="E9EEF6"/>
+          </w:tcPr>
+          <w:p>
+            <w:pPr>
+              <w:pStyle w:val="Compact"/>
+              <w:jc w:val="left"/>
+            </w:pPr>
+            <w:r>
+              <w:rPr>
+                <w:b/>
+                <w:sz w:val="19"/>
+              </w:rPr>
+              <w:t xml:space="preserve">Distance</w:t>
+            </w:r>
+          </w:p>
+        </w:tc>
+        <w:tc>
+          <w:tcPr>
+            <w:shd w:val="clear" w:fill="E9EEF6"/>
+          </w:tcPr>
+          <w:p>
+            <w:pPr>
+              <w:pStyle w:val="Compact"/>
+              <w:jc w:val="left"/>
+            </w:pPr>
+            <w:r>
+              <w:rPr>
+                <w:b/>
+                <w:sz w:val="19"/>
+              </w:rPr>
+              <w:t xml:space="preserve">For example</w:t>
+            </w:r>
+          </w:p>
+        </w:tc>
+      </w:tr>
+      <w:tr>
+        <w:tc>
+          <w:tcPr/>
+          <w:p>
+            <w:pPr>
+              <w:pStyle w:val="Compact"/>
+              <w:jc w:val="left"/>
+            </w:pPr>
+            <w:r>
+              <w:rPr>
+                <w:b/>
+                <w:sz w:val="19"/>
+              </w:rPr>
+              <w:t xml:space="preserve">Close</w:t>
+            </w:r>
+          </w:p>
+        </w:tc>
+        <w:tc>
+          <w:tcPr/>
+          <w:p>
+            <w:pPr>
+              <w:pStyle w:val="Compact"/>
+              <w:jc w:val="left"/>
+            </w:pPr>
+            <w:r>
+              <w:rPr>
+                <w:sz w:val="19"/>
+              </w:rPr>
+              <w:t xml:space="preserve">Under 10 km</w:t>
+            </w:r>
+          </w:p>
+        </w:tc>
+        <w:tc>
+          <w:tcPr/>
+          <w:p>
+            <w:pPr>
+              <w:pStyle w:val="Compact"/>
+              <w:jc w:val="left"/>
+            </w:pPr>
+            <w:r>
+              <w:rPr>
+                <w:sz w:val="19"/>
+              </w:rPr>
+              <w:t xml:space="preserve">Docking, boarding, a knife fight between hulls</w:t>
+            </w:r>
+          </w:p>
+        </w:tc>
+      </w:tr>
+      <w:tr>
+        <w:tc>
+          <w:tcPr/>
+          <w:p>
+            <w:pPr>
+              <w:pStyle w:val="Compact"/>
+              <w:jc w:val="left"/>
+            </w:pPr>
+            <w:r>
+              <w:rPr>
+                <w:b/>
+                <w:sz w:val="19"/>
+              </w:rPr>
+              <w:t xml:space="preserve">Short</w:t>
+            </w:r>
+          </w:p>
+        </w:tc>
+        <w:tc>
+          <w:tcPr/>
+          <w:p>
+            <w:pPr>
+              <w:pStyle w:val="Compact"/>
+              <w:jc w:val="left"/>
+            </w:pPr>
+            <w:r>
+              <w:rPr>
+                <w:sz w:val="19"/>
+              </w:rPr>
+              <w:t xml:space="preserve">Up to 1,000 km</w:t>
+            </w:r>
+          </w:p>
+        </w:tc>
+        <w:tc>
+          <w:tcPr/>
+          <w:p>
+            <w:pPr>
+              <w:pStyle w:val="Compact"/>
+              <w:jc w:val="left"/>
+            </w:pPr>
+            <w:r>
+              <w:rPr>
+                <w:sz w:val="19"/>
+              </w:rPr>
+              <w:t xml:space="preserve">Formation flying; a ship is a visible point of light</w:t>
+            </w:r>
+          </w:p>
+        </w:tc>
+      </w:tr>
+      <w:tr>
+        <w:tc>
+          <w:tcPr/>
+          <w:p>
+            <w:pPr>
+              <w:pStyle w:val="Compact"/>
+              <w:jc w:val="left"/>
+            </w:pPr>
+            <w:r>
+              <w:rPr>
+                <w:b/>
+                <w:sz w:val="19"/>
+              </w:rPr>
+              <w:t xml:space="preserve">Medium</w:t>
+            </w:r>
+          </w:p>
+        </w:tc>
+        <w:tc>
+          <w:tcPr/>
+          <w:p>
+            <w:pPr>
+              <w:pStyle w:val="Compact"/>
+              <w:jc w:val="left"/>
+            </w:pPr>
+            <w:r>
+              <w:rPr>
+                <w:sz w:val="19"/>
+              </w:rPr>
+              <w:t xml:space="preserve">Up to 10,000 km</w:t>
+            </w:r>
+          </w:p>
+        </w:tc>
+        <w:tc>
+          <w:tcPr/>
+          <w:p>
+            <w:pPr>
+              <w:pStyle w:val="Compact"/>
+              <w:jc w:val="left"/>
+            </w:pPr>
+            <w:r>
+              <w:rPr>
+                <w:sz w:val="19"/>
+              </w:rPr>
+              <w:t xml:space="preserve">A planet’s near orbit</w:t>
+            </w:r>
+          </w:p>
+        </w:tc>
+      </w:tr>
+      <w:tr>
+        <w:tc>
+          <w:tcPr/>
+          <w:p>
+            <w:pPr>
+              <w:pStyle w:val="Compact"/>
+              <w:jc w:val="left"/>
+            </w:pPr>
+            <w:r>
+              <w:rPr>
+                <w:b/>
+                <w:sz w:val="19"/>
+              </w:rPr>
+              <w:t xml:space="preserve">Long</w:t>
+            </w:r>
+          </w:p>
+        </w:tc>
+        <w:tc>
+          <w:tcPr/>
+          <w:p>
+            <w:pPr>
+              <w:pStyle w:val="Compact"/>
+              <w:jc w:val="left"/>
+            </w:pPr>
+            <w:r>
+              <w:rPr>
+                <w:sz w:val="19"/>
+              </w:rPr>
+              <w:t xml:space="preserve">Up to 100,000 km</w:t>
+            </w:r>
+          </w:p>
+        </w:tc>
+        <w:tc>
+          <w:tcPr/>
+          <w:p>
+            <w:pPr>
+              <w:pStyle w:val="Compact"/>
+              <w:jc w:val="left"/>
+            </w:pPr>
+            <w:r>
+              <w:rPr>
+                <w:sz w:val="19"/>
+              </w:rPr>
+              <w:t xml:space="preserve">Across a planet’s moon system</w:t>
+            </w:r>
+          </w:p>
+        </w:tc>
+      </w:tr>
+      <w:tr>
+        <w:tc>
+          <w:tcPr/>
+          <w:p>
+            <w:pPr>
+              <w:pStyle w:val="Compact"/>
+              <w:jc w:val="left"/>
+            </w:pPr>
+            <w:r>
+              <w:rPr>
+                <w:b/>
+                <w:sz w:val="19"/>
+              </w:rPr>
+              <w:t xml:space="preserve">Extreme</w:t>
+            </w:r>
+          </w:p>
+        </w:tc>
+        <w:tc>
+          <w:tcPr/>
+          <w:p>
+            <w:pPr>
+              <w:pStyle w:val="Compact"/>
+              <w:jc w:val="left"/>
+            </w:pPr>
+            <w:r>
+              <w:rPr>
+                <w:sz w:val="19"/>
+              </w:rPr>
+              <w:t xml:space="preserve">About a light-second (300,000 km)</w:t>
+            </w:r>
+          </w:p>
+        </w:tc>
+        <w:tc>
+          <w:tcPr/>
+          <w:p>
+            <w:pPr>
+              <w:pStyle w:val="Compact"/>
+              <w:jc w:val="left"/>
+            </w:pPr>
+            <w:r>
+              <w:rPr>
+                <w:sz w:val="19"/>
+              </w:rPr>
+              <w:t xml:space="preserve">The limit of targeting; light lag makes beyond it guesswork</w:t>
+            </w:r>
+          </w:p>
+        </w:tc>
+      </w:tr>
+    </w:tbl>
     <w:p>
       <w:pPr>
         <w:pStyle w:val="BodyText"/>
       </w:pPr>
       <w:r>
-        <w:t xml:space="preserve">The Hegemony, an ancient imperial civilization, remains the most feared military power in the region. It is also a decaying institution, consumed by internal succession struggles, regional rebellions, religious movements, and competition for dwindling resources.</w:t>
+        <w:t xml:space="preserve">As in personal combat, a weapon fires without penalty within its effective band, at −2 one band beyond and −4 two bands beyond; farther is out of range.</w:t>
       </w:r>
     </w:p>
     <w:p>
       <w:pPr>
         <w:pStyle w:val="BodyText"/>
-      </w:pPr>
-      <w:r>
-        <w:t xml:space="preserve">For centuries, its borders have expanded and contracted as gravimetric corridors have drifted, collapsed, or reconnected. Entire imperial fleets have been stranded by sudden corridor failures. Provinces have been isolated for generations, only to reconnect with an empire that no longer recognizes their governments.</w:t>
-      </w:r>
-    </w:p>
-    <w:p>
-      <w:pPr>
-        <w:pStyle w:val="BodyText"/>
-      </w:pPr>
-      <w:r>
-        <w:t xml:space="preserve">Other civilizations have prospered in the spaces left behind.</w:t>
-      </w:r>
-    </w:p>
-    <w:p>
-      <w:pPr>
-        <w:pStyle w:val="BodyText"/>
-      </w:pPr>
-      <w:r>
-        <w:t xml:space="preserve">The Tessan commercial networks connect hundreds of worlds without requiring direct political control. Younger powers have emerged around stable corridor intersections. Independent colonies, merchant leagues, religious states, nomadic fleets, and military republics compete for influence.</w:t>
-      </w:r>
-    </w:p>
-    <w:p>
-      <w:pPr>
-        <w:pStyle w:val="BodyText"/>
-      </w:pPr>
-      <w:r>
-        <w:t xml:space="preserve">No power controls the entire corridor network, and no species has a monopoly on intelligence, technological innovation, or ambition.</w:t>
-      </w:r>
-    </w:p>
-    <w:bookmarkEnd w:id="89"/>
-    <w:bookmarkStart w:id="95" w:name="the-established-and-emerging-powers"/>
-    <w:p>
-      <w:pPr>
-        <w:pStyle w:val="Heading2"/>
-      </w:pPr>
-      <w:r>
-        <w:t xml:space="preserve">The established and emerging powers</w:t>
-      </w:r>
-    </w:p>
-    <w:bookmarkStart w:id="90" w:name="humans"/>
-    <w:p>
-      <w:pPr>
-        <w:pStyle w:val="Heading3"/>
-      </w:pPr>
-      <w:r>
-        <w:t xml:space="preserve">Humans</w:t>
-      </w:r>
-    </w:p>
-    <w:p>
-      <w:pPr>
-        <w:pStyle w:val="FirstParagraph"/>
-      </w:pPr>
-      <w:r>
-        <w:t xml:space="preserve">Interstellar history: 300 years · Orion Spur · Fragmented colonial powers</w:t>
-      </w:r>
-    </w:p>
-    <w:p>
-      <w:pPr>
-        <w:pStyle w:val="BodyText"/>
-      </w:pPr>
-      <w:r>
-        <w:t xml:space="preserve">Humans are adaptable, socially restless, and remarkably willing to challenge established institutions. Three centuries of corridor travel have produced dozens of colonies, independent governments, commercial alliances, and competing political movements.</w:t>
-      </w:r>
-    </w:p>
-    <w:p>
-      <w:pPr>
-        <w:pStyle w:val="BodyText"/>
-      </w:pPr>
-      <w:r>
-        <w:t xml:space="preserve">Human civilization is characterized by contradictions: extraordinary generosity alongside ruthless exploitation, institutional ambition alongside individual rebellion, and a willingness to risk enormous resources on uncertain ideas.</w:t>
-      </w:r>
-    </w:p>
-    <w:p>
-      <w:pPr>
-        <w:pStyle w:val="BodyText"/>
-      </w:pPr>
-      <w:r>
-        <w:t xml:space="preserve">Humanity’s economic innovations have begun influencing Tessan institutions, while its explorers and entrepreneurs push into regions older civilizations consider unprofitable or dangerous.</w:t>
-      </w:r>
-    </w:p>
-    <w:bookmarkEnd w:id="90"/>
-    <w:bookmarkStart w:id="91" w:name="tessan"/>
-    <w:p>
-      <w:pPr>
-        <w:pStyle w:val="Heading3"/>
-      </w:pPr>
-      <w:r>
-        <w:t xml:space="preserve">Tessan</w:t>
-      </w:r>
-    </w:p>
-    <w:p>
-      <w:pPr>
-        <w:pStyle w:val="FirstParagraph"/>
-      </w:pPr>
-      <w:r>
-        <w:t xml:space="preserve">Interstellar history: 6,000 years · Sagittarius trade networks · Commercial dynasties</w:t>
-      </w:r>
-    </w:p>
-    <w:p>
-      <w:pPr>
-        <w:pStyle w:val="BodyText"/>
-      </w:pPr>
-      <w:r>
-        <w:t xml:space="preserve">Large, scaled, exceptionally long-lived beings whose society regards contractual obligation as the foundation of civilization. Tessan family institutions maintain financial and political relationships across centuries.</w:t>
-      </w:r>
-    </w:p>
-    <w:p>
-      <w:pPr>
-        <w:pStyle w:val="BodyText"/>
-      </w:pPr>
-      <w:r>
-        <w:t xml:space="preserve">Tessan power comes primarily through lending, insurance, corridor access, commercial arbitration, and long-term investment rather than military conquest. Their extensive client system includes entire worlds bound by inherited obligations.</w:t>
-      </w:r>
-    </w:p>
-    <w:p>
-      <w:pPr>
-        <w:pStyle w:val="BodyText"/>
-      </w:pPr>
-      <w:r>
-        <w:t xml:space="preserve">Contact with humanity has introduced new economic thinking into Tessan society, creating a growing division between traditional creditors and reformers who question the profitability of perpetual debt.</w:t>
-      </w:r>
-    </w:p>
-    <w:bookmarkEnd w:id="91"/>
-    <w:bookmarkStart w:id="92" w:name="kel"/>
-    <w:p>
-      <w:pPr>
-        <w:pStyle w:val="Heading3"/>
-      </w:pPr>
-      <w:r>
-        <w:t xml:space="preserve">Kel</w:t>
-      </w:r>
-    </w:p>
-    <w:p>
-      <w:pPr>
-        <w:pStyle w:val="FirstParagraph"/>
-      </w:pPr>
-      <w:r>
-        <w:t xml:space="preserve">Interstellar history: 1,400 years · Tessan client worlds · Hive-city assemblies</w:t>
-      </w:r>
-    </w:p>
-    <w:p>
-      <w:pPr>
-        <w:pStyle w:val="BodyText"/>
-      </w:pPr>
-      <w:r>
-        <w:t xml:space="preserve">Chitin-plated social beings raised in immense hive-cities. Kel thought is highly analytical and cooperative, while prolonged isolation causes severe psychological distress. Their emotional states are expressed through subtle postures, vibrations, and chemical signals that other species struggle to interpret.</w:t>
-      </w:r>
-    </w:p>
-    <w:p>
-      <w:pPr>
-        <w:pStyle w:val="BodyText"/>
-      </w:pPr>
-      <w:r>
-        <w:t xml:space="preserve">The Kel homeworld remains burdened by inherited Tessan debt. Their desperate effort to discover new markets brought them into humanity’s first extraterrestrial encounter, triggering the First Contact Crisis.</w:t>
-      </w:r>
-    </w:p>
-    <w:p>
-      <w:pPr>
-        <w:pStyle w:val="BodyText"/>
-      </w:pPr>
-      <w:r>
-        <w:t xml:space="preserve">Today, Kel society is divided between contractual loyalists, reformers seeking negotiated emancipation, and radicals who believe their world’s debts can only be ended through force.</w:t>
-      </w:r>
-    </w:p>
-    <w:bookmarkEnd w:id="92"/>
-    <w:bookmarkStart w:id="93" w:name="mirrun"/>
-    <w:p>
-      <w:pPr>
-        <w:pStyle w:val="Heading3"/>
-      </w:pPr>
-      <w:r>
-        <w:t xml:space="preserve">Mirrun</w:t>
-      </w:r>
-    </w:p>
-    <w:p>
-      <w:pPr>
-        <w:pStyle w:val="FirstParagraph"/>
-      </w:pPr>
-      <w:r>
-        <w:t xml:space="preserve">Interstellar history: 800 years · Oceanic systems · Pelagic commonwealths</w:t>
-      </w:r>
-    </w:p>
-    <w:p>
-      <w:pPr>
-        <w:pStyle w:val="BodyText"/>
-      </w:pPr>
-      <w:r>
-        <w:t xml:space="preserve">Smooth-skinned amphibians originating on a deep-ocean world. Mirrun possess exceptionally sensitive skin capable of detecting minute pressure variations and vibrations. They are agile swimmers, intensely social, and famous for their humor.</w:t>
-      </w:r>
-    </w:p>
-    <w:p>
-      <w:pPr>
-        <w:pStyle w:val="BodyText"/>
-      </w:pPr>
-      <w:r>
-        <w:t xml:space="preserve">Their cities extend through ocean trenches and submerged reef structures. Mirrun political institutions favor deliberation, shared resources, and decentralized authority.</w:t>
-      </w:r>
-    </w:p>
-    <w:p>
-      <w:pPr>
-        <w:pStyle w:val="BodyText"/>
-      </w:pPr>
-      <w:r>
-        <w:t xml:space="preserve">Mirrun researchers are among the leading specialists in gravimetric resonance detection. Their biological sensitivity inspired several important improvements in corridor instrumentation. Their principal strategic concern is the protection of ocean worlds from extractive industries.</w:t>
-      </w:r>
-    </w:p>
-    <w:bookmarkEnd w:id="93"/>
-    <w:bookmarkStart w:id="94" w:name="ylith"/>
-    <w:p>
-      <w:pPr>
-        <w:pStyle w:val="Heading3"/>
-      </w:pPr>
-      <w:r>
-        <w:t xml:space="preserve">Ylith</w:t>
-      </w:r>
-    </w:p>
-    <w:p>
-      <w:pPr>
-        <w:pStyle w:val="FirstParagraph"/>
-      </w:pPr>
-      <w:r>
-        <w:t xml:space="preserve">Interstellar history: 2,200 years · High-atmosphere worlds · Aerial city-states</w:t>
-      </w:r>
-    </w:p>
-    <w:p>
-      <w:pPr>
-        <w:pStyle w:val="BodyText"/>
-      </w:pPr>
-      <w:r>
-        <w:t xml:space="preserve">Hollow-boned, feathered gliders with elongated wing fingers supporting broad membranes. Their extraordinary vision allows them to identify distant objects and subtle movement far beyond human capabilities.</w:t>
-      </w:r>
-    </w:p>
-    <w:p>
-      <w:pPr>
-        <w:pStyle w:val="BodyText"/>
-      </w:pPr>
-      <w:r>
-        <w:t xml:space="preserve">Ylith civilization developed in towering settlements suspended above the turbulent lower atmosphere of their homeworld. Their architecture favors open space, vertical movement, and enormous communal chambers. Confined environments are profoundly uncomfortable for them.</w:t>
-      </w:r>
-    </w:p>
-    <w:p>
-      <w:pPr>
-        <w:pStyle w:val="BodyText"/>
-      </w:pPr>
-      <w:r>
-        <w:t xml:space="preserve">Their independent city-states are renowned for navigation, long-range observation, and exploratory cartography. Ylith navigators have discovered corridors that conventional instruments initially failed to identify.</w:t>
-      </w:r>
-    </w:p>
-    <w:bookmarkEnd w:id="94"/>
-    <w:bookmarkEnd w:id="95"/>
-    <w:bookmarkStart w:id="101" w:name="Xff4a93679c910774e2f02ac587efedb0ceda74a"/>
-    <w:p>
-      <w:pPr>
-        <w:pStyle w:val="Heading2"/>
-      </w:pPr>
-      <w:r>
-        <w:t xml:space="preserve">The Hegemony and its fractured inheritance</w:t>
-      </w:r>
-    </w:p>
-    <w:p>
-      <w:pPr>
-        <w:pStyle w:val="FirstParagraph"/>
-      </w:pPr>
-      <w:r>
-        <w:t xml:space="preserve">The Hegemony is not a single-species empire. Its ruling institutions were established by the Ozhvek, but centuries of conquest, settlement, assimilation, and political upheaval have made it a multispecies imperial structure.</w:t>
-      </w:r>
-    </w:p>
-    <w:p>
-      <w:pPr>
-        <w:pStyle w:val="BodyText"/>
-      </w:pPr>
-      <w:r>
-        <w:t xml:space="preserve">The Hegemony’s official ideology maintains that its authority is necessary to preserve civilization against fragmentation and chaos. Its critics describe it as a system of hereditary privilege, military coercion, religious intolerance, and resource extraction.</w:t>
-      </w:r>
-    </w:p>
-    <w:p>
-      <w:pPr>
-        <w:pStyle w:val="BodyText"/>
-      </w:pPr>
-      <w:r>
-        <w:t xml:space="preserve">Both its internal factions and external enemies have exploited the shifting gravimetric corridors. An imperial province isolated for centuries can become an independent civilization. When its corridor reopens, the Hegemony may return to reclaim it.</w:t>
-      </w:r>
-    </w:p>
-    <w:bookmarkStart w:id="96" w:name="ozhvek-the-imperial-founders"/>
-    <w:p>
-      <w:pPr>
-        <w:pStyle w:val="Heading3"/>
-      </w:pPr>
-      <w:r>
-        <w:t xml:space="preserve">Ozhvek — The Imperial Founders</w:t>
-      </w:r>
-    </w:p>
-    <w:p>
-      <w:pPr>
-        <w:pStyle w:val="FirstParagraph"/>
-      </w:pPr>
-      <w:r>
-        <w:t xml:space="preserve">Interstellar history: 18,000 years · Ancient Sagittarius territories · Imperial dynasties</w:t>
-      </w:r>
-    </w:p>
-    <w:p>
-      <w:pPr>
-        <w:pStyle w:val="BodyText"/>
-      </w:pPr>
-      <w:r>
-        <w:t xml:space="preserve">Massive, radially symmetrical beings supported by six powerful limbs, with mineralized skeletal plates and clusters of sensory organs distributed around their upper bodies. Ozhvek perceive their surroundings in nearly every direction and possess lifespans approaching five centuries.</w:t>
-      </w:r>
-    </w:p>
-    <w:p>
-      <w:pPr>
-        <w:pStyle w:val="BodyText"/>
-      </w:pPr>
-      <w:r>
-        <w:t xml:space="preserve">Their ancestors founded the Hegemony through a combination of military conquest, infrastructure development, and promises of security. Ozhvek society developed an elaborate hierarchy in which authority flows through ancient houses, military offices, and inherited ceremonial positions.</w:t>
-      </w:r>
-    </w:p>
-    <w:p>
-      <w:pPr>
-        <w:pStyle w:val="BodyText"/>
-      </w:pPr>
-      <w:r>
-        <w:t xml:space="preserve">Today, the Ozhvek are divided. Some houses seek to restore centralized imperial power. Others control independent territories while maintaining a nominal allegiance to the imperial throne.</w:t>
-      </w:r>
-    </w:p>
-    <w:p>
-      <w:pPr>
-        <w:pStyle w:val="BodyText"/>
-      </w:pPr>
-      <w:r>
-        <w:t xml:space="preserve">The greatest threat to Ozhvek dominance is not necessarily another species. It is the inability of their ruling houses to agree on what the Hegemony should become.</w:t>
-      </w:r>
-    </w:p>
-    <w:bookmarkEnd w:id="96"/>
-    <w:bookmarkStart w:id="97" w:name="dresh-the-imperial-soldiers"/>
-    <w:p>
-      <w:pPr>
-        <w:pStyle w:val="Heading3"/>
-      </w:pPr>
-      <w:r>
-        <w:t xml:space="preserve">Dresh — The Imperial Soldiers</w:t>
-      </w:r>
-    </w:p>
-    <w:p>
-      <w:pPr>
-        <w:pStyle w:val="FirstParagraph"/>
-      </w:pPr>
-      <w:r>
-        <w:t xml:space="preserve">Interstellar history: 7,500 years · Hegemony borderlands · Military protectorates</w:t>
-      </w:r>
-    </w:p>
-    <w:p>
-      <w:pPr>
-        <w:pStyle w:val="BodyText"/>
-      </w:pPr>
-      <w:r>
-        <w:t xml:space="preserve">Dense-bodied, four-armed beings with thick dermal armor and powerful musculature, evolved on a high-gravity world. Their short, broad bodies make them formidable in confined combat environments but poorly suited to low-gravity conditions without assistance.</w:t>
-      </w:r>
-    </w:p>
-    <w:p>
-      <w:pPr>
-        <w:pStyle w:val="BodyText"/>
-      </w:pPr>
-      <w:r>
-        <w:t xml:space="preserve">The Dresh were incorporated into the Hegemony thousands of years ago. Their military traditions became central to imperial ground forces, and Dresh officers eventually rose to command entire frontier sectors.</w:t>
-      </w:r>
-    </w:p>
-    <w:p>
-      <w:pPr>
-        <w:pStyle w:val="BodyText"/>
-      </w:pPr>
-      <w:r>
-        <w:t xml:space="preserve">They are not universally loyal to the Ozhvek. Several Dresh protectorates have declared independence, while others maintain powerful imperial garrisons.</w:t>
-      </w:r>
-    </w:p>
-    <w:p>
-      <w:pPr>
-        <w:pStyle w:val="BodyText"/>
-      </w:pPr>
-      <w:r>
-        <w:t xml:space="preserve">Dresh military society prizes competence and mutual obligation. Their greatest political dispute concerns whether soldiers owe allegiance to the imperial throne, their commanders, or the populations they protect.</w:t>
-      </w:r>
-    </w:p>
-    <w:bookmarkEnd w:id="97"/>
-    <w:bookmarkStart w:id="98" w:name="shivar-the-keepers-of-orthodoxy"/>
-    <w:p>
-      <w:pPr>
-        <w:pStyle w:val="Heading3"/>
-      </w:pPr>
-      <w:r>
-        <w:t xml:space="preserve">Shivar — The Keepers of Orthodoxy</w:t>
-      </w:r>
-    </w:p>
-    <w:p>
-      <w:pPr>
-        <w:pStyle w:val="FirstParagraph"/>
-      </w:pPr>
-      <w:r>
-        <w:t xml:space="preserve">Interstellar history: 9,000 years · Hegemony religious territories · Theocratic councils</w:t>
-      </w:r>
-    </w:p>
-    <w:p>
-      <w:pPr>
-        <w:pStyle w:val="BodyText"/>
-      </w:pPr>
-      <w:r>
-        <w:t xml:space="preserve">Tall, narrow-bodied organisms with translucent external tissues surrounding dense internal organs. Their nervous systems produce synchronized electrical pulses that communicate emotional and physiological states to nearby members of their species.</w:t>
-      </w:r>
-    </w:p>
-    <w:p>
-      <w:pPr>
-        <w:pStyle w:val="BodyText"/>
-      </w:pPr>
-      <w:r>
-        <w:t xml:space="preserve">Shivar civilization developed a religious tradition interpreting the gravimetric corridors as evidence of a universal order. When their ancestors entered the Hegemony, their theology gradually merged with imperial claims of cosmic legitimacy.</w:t>
-      </w:r>
-    </w:p>
-    <w:p>
-      <w:pPr>
-        <w:pStyle w:val="BodyText"/>
-      </w:pPr>
-      <w:r>
-        <w:t xml:space="preserve">Today, the most radical Shivar orders insist that the Hegemony possesses a sacred duty to reunify every territory it once controlled.</w:t>
-      </w:r>
-    </w:p>
-    <w:p>
-      <w:pPr>
-        <w:pStyle w:val="BodyText"/>
-      </w:pPr>
-      <w:r>
-        <w:t xml:space="preserve">Moderate Shivar theologians reject that interpretation, arguing that the corridors reveal a universe defined by change rather than permanent authority.</w:t>
-      </w:r>
-    </w:p>
-    <w:p>
-      <w:pPr>
-        <w:pStyle w:val="BodyText"/>
-      </w:pPr>
-      <w:r>
-        <w:t xml:space="preserve">The resulting religious schism has fueled uprisings, political assassinations, and wars within the Hegemony.</w:t>
-      </w:r>
-    </w:p>
-    <w:bookmarkEnd w:id="98"/>
-    <w:bookmarkStart w:id="99" w:name="brulvek-the-industrial-survivors"/>
-    <w:p>
-      <w:pPr>
-        <w:pStyle w:val="Heading3"/>
-      </w:pPr>
-      <w:r>
-        <w:t xml:space="preserve">Brulvek — The Industrial Survivors</w:t>
-      </w:r>
-    </w:p>
-    <w:p>
-      <w:pPr>
-        <w:pStyle w:val="FirstParagraph"/>
-      </w:pPr>
-      <w:r>
-        <w:t xml:space="preserve">Interstellar history: 4,300 years · Imperial manufacturing systems · Industrial syndicates</w:t>
-      </w:r>
-    </w:p>
-    <w:p>
-      <w:pPr>
-        <w:pStyle w:val="BodyText"/>
-      </w:pPr>
-      <w:r>
-        <w:t xml:space="preserve">Low, broad-bodied hexapods with powerful manipulator limbs and thick insulating hides. Brulvek evolved in volcanic environments with extreme atmospheric temperatures and concentrations of corrosive gases.</w:t>
-      </w:r>
-    </w:p>
-    <w:p>
-      <w:pPr>
-        <w:pStyle w:val="BodyText"/>
-      </w:pPr>
-      <w:r>
-        <w:t xml:space="preserve">Their homeworld became one of the Hegemony’s most important industrial centers. Generations of Brulvek built shipyards, fusion facilities, and heavy manufacturing complexes that supplied imperial expansion.</w:t>
-      </w:r>
-    </w:p>
-    <w:p>
-      <w:pPr>
-        <w:pStyle w:val="BodyText"/>
-      </w:pPr>
-      <w:r>
-        <w:t xml:space="preserve">The decline of imperial infrastructure has left many Brulvek systems economically devastated. Industrial syndicates now compete for dwindling resources and maintenance contracts.</w:t>
-      </w:r>
-    </w:p>
-    <w:p>
-      <w:pPr>
-        <w:pStyle w:val="BodyText"/>
-      </w:pPr>
-      <w:r>
-        <w:t xml:space="preserve">Some remain loyal to the Hegemony because imperial contracts sustain their economies. Others secretly manufacture ships and weapons for separatist movements.</w:t>
-      </w:r>
-    </w:p>
-    <w:p>
-      <w:pPr>
-        <w:pStyle w:val="BodyText"/>
-      </w:pPr>
-      <w:r>
-        <w:t xml:space="preserve">Brulvek engineers are highly sought after throughout known space, particularly for their ability to restore machinery that has operated for centuries without replacement parts.</w:t>
-      </w:r>
-    </w:p>
-    <w:bookmarkEnd w:id="99"/>
-    <w:bookmarkStart w:id="100" w:name="zhaq-the-lost-province"/>
-    <w:p>
-      <w:pPr>
-        <w:pStyle w:val="Heading3"/>
-      </w:pPr>
-      <w:r>
-        <w:t xml:space="preserve">Zhaq — The Lost Province</w:t>
-      </w:r>
-    </w:p>
-    <w:p>
-      <w:pPr>
-        <w:pStyle w:val="FirstParagraph"/>
-      </w:pPr>
-      <w:r>
-        <w:t xml:space="preserve">Interstellar history: 5,800 years · Former Hegemony frontier · Independent republics</w:t>
-      </w:r>
-    </w:p>
-    <w:p>
-      <w:pPr>
-        <w:pStyle w:val="BodyText"/>
-      </w:pPr>
-      <w:r>
-        <w:t xml:space="preserve">Flexible-bodied, tripedal beings with segmented limbs and three independently focusing eyes. Their homeworld’s extreme seasonal variations produced a species capable of entering long periods of reduced metabolic activity.</w:t>
-      </w:r>
-    </w:p>
-    <w:p>
-      <w:pPr>
-        <w:pStyle w:val="BodyText"/>
-      </w:pPr>
-      <w:r>
-        <w:t xml:space="preserve">The Zhaq were incorporated into the Hegemony during its greatest expansion. Their systems became strategically important because they controlled several corridor intersections connecting the imperial core to the outer frontier.</w:t>
-      </w:r>
-    </w:p>
-    <w:p>
-      <w:pPr>
-        <w:pStyle w:val="BodyText"/>
-      </w:pPr>
-      <w:r>
-        <w:t xml:space="preserve">A major corridor collapse isolated their territories for nearly six centuries.</w:t>
-      </w:r>
-    </w:p>
-    <w:p>
-      <w:pPr>
-        <w:pStyle w:val="BodyText"/>
-      </w:pPr>
-      <w:r>
-        <w:t xml:space="preserve">During that period, the Zhaq established independent governments, developed new technologies, and abandoned imperial institutions.</w:t>
-      </w:r>
-    </w:p>
-    <w:p>
-      <w:pPr>
-        <w:pStyle w:val="BodyText"/>
-      </w:pPr>
-      <w:r>
-        <w:t xml:space="preserve">When the corridors reopened, the Hegemony demanded their return.</w:t>
-      </w:r>
-    </w:p>
-    <w:p>
-      <w:pPr>
-        <w:pStyle w:val="BodyText"/>
-      </w:pPr>
-      <w:r>
-        <w:t xml:space="preserve">The Zhaq refused.</w:t>
-      </w:r>
-    </w:p>
-    <w:p>
-      <w:pPr>
-        <w:pStyle w:val="BodyText"/>
-      </w:pPr>
-      <w:r>
-        <w:t xml:space="preserve">Their continuing resistance has become a symbol for separatist movements throughout imperial space.</w:t>
-      </w:r>
-    </w:p>
-    <w:bookmarkEnd w:id="100"/>
-    <w:bookmarkEnd w:id="101"/>
-    <w:bookmarkStart w:id="117" w:name="X7cf45656e26c6332fca34295f43177ee2dc74b7"/>
-    <w:p>
-      <w:pPr>
-        <w:pStyle w:val="Heading2"/>
-      </w:pPr>
-      <w:r>
-        <w:t xml:space="preserve">Independent civilizations and regional powers</w:t>
-      </w:r>
-    </w:p>
-    <w:bookmarkStart w:id="102" w:name="veyari-the-memory-keepers"/>
-    <w:p>
-      <w:pPr>
-        <w:pStyle w:val="Heading3"/>
-      </w:pPr>
-      <w:r>
-        <w:t xml:space="preserve">Veyari — The Memory Keepers</w:t>
-      </w:r>
-    </w:p>
-    <w:p>
-      <w:pPr>
-        <w:pStyle w:val="FirstParagraph"/>
-      </w:pPr>
-      <w:r>
-        <w:t xml:space="preserve">Interstellar history: 11,000 years · Sagittarius archival worlds · Scholarly enclaves</w:t>
-      </w:r>
-    </w:p>
-    <w:p>
-      <w:pPr>
-        <w:pStyle w:val="BodyText"/>
-      </w:pPr>
-      <w:r>
-        <w:t xml:space="preserve">Small bipeds with long, delicate fingers, soft protective scales, large dark eyes and unusually developed sensory organs. Veyari brains possess specialized structures for organizing long-term associative memory, allowing individuals to retain remarkable quantities of experiential information.</w:t>
-      </w:r>
-    </w:p>
-    <w:p>
-      <w:pPr>
-        <w:pStyle w:val="BodyText"/>
-      </w:pPr>
-      <w:r>
-        <w:t xml:space="preserve">Their civilization has preserved historical records spanning thousands of years, including accounts of corridor collapses, vanished civilizations, and wars whose causes have been forgotten by most participants.</w:t>
-      </w:r>
-    </w:p>
-    <w:p>
-      <w:pPr>
-        <w:pStyle w:val="BodyText"/>
-      </w:pPr>
-      <w:r>
-        <w:t xml:space="preserve">Veyari archival institutions maintain strict political neutrality. Their libraries contain information valuable to virtually every government, including lost navigation data and records of ancient territorial claims.</w:t>
-      </w:r>
-    </w:p>
-    <w:p>
-      <w:pPr>
-        <w:pStyle w:val="BodyText"/>
-      </w:pPr>
-      <w:r>
-        <w:t xml:space="preserve">Neutrality has not protected them from conflict. Imperial forces, private corporations, and religious extremists have repeatedly attempted to seize or destroy Veyari archives.</w:t>
-      </w:r>
-    </w:p>
-    <w:p>
-      <w:pPr>
-        <w:pStyle w:val="BodyText"/>
-      </w:pPr>
-      <w:r>
-        <w:t xml:space="preserve">Their greatest strength is knowledge. Their greatest vulnerability is the assumption that knowledge should be preserved even when powerful civilizations would prefer it forgotten.</w:t>
-      </w:r>
-    </w:p>
-    <w:bookmarkEnd w:id="102"/>
-    <w:bookmarkStart w:id="103" w:name="eshuum-the-distributed-minds"/>
-    <w:p>
-      <w:pPr>
-        <w:pStyle w:val="Heading3"/>
-      </w:pPr>
-      <w:r>
-        <w:t xml:space="preserve">Eshuum — The Distributed Minds</w:t>
-      </w:r>
-    </w:p>
-    <w:p>
-      <w:pPr>
-        <w:pStyle w:val="FirstParagraph"/>
-      </w:pPr>
-      <w:r>
-        <w:t xml:space="preserve">Interstellar history: 3,600 years · Low-gravity systems · Consensus networks</w:t>
-      </w:r>
-    </w:p>
-    <w:p>
-      <w:pPr>
-        <w:pStyle w:val="BodyText"/>
-      </w:pPr>
-      <w:r>
-        <w:t xml:space="preserve">Eshuum are colonial organisms composed of numerous semi-independent biological units. Individual units possess limited intelligence, but coordinated colonies develop complex personalities and sophisticated reasoning.</w:t>
-      </w:r>
-    </w:p>
-    <w:p>
-      <w:pPr>
-        <w:pStyle w:val="BodyText"/>
-      </w:pPr>
-      <w:r>
-        <w:t xml:space="preserve">An Eshuum person is therefore a living community. Its constituent organisms communicate through biochemical signals and electrical connections, forming a unified consciousness.</w:t>
-      </w:r>
-    </w:p>
-    <w:p>
-      <w:pPr>
-        <w:pStyle w:val="BodyText"/>
-      </w:pPr>
-      <w:r>
-        <w:t xml:space="preserve">Their civilization organizes itself through negotiated consensus between individuals and larger social networks.</w:t>
-      </w:r>
-    </w:p>
-    <w:p>
-      <w:pPr>
-        <w:pStyle w:val="BodyText"/>
-      </w:pPr>
-      <w:r>
-        <w:t xml:space="preserve">Eshuum ships are unusual because their crews can temporarily redistribute biological components to perform specialized tasks.</w:t>
-      </w:r>
-    </w:p>
-    <w:p>
-      <w:pPr>
-        <w:pStyle w:val="BodyText"/>
-      </w:pPr>
-      <w:r>
-        <w:t xml:space="preserve">Their political institutions strongly oppose forced separation, biological experimentation without consent, and the ownership of intelligent organisms. These positions have brought them into direct conflict with several Hegemony research authorities.</w:t>
-      </w:r>
-    </w:p>
-    <w:bookmarkEnd w:id="103"/>
-    <w:bookmarkStart w:id="104" w:name="khaum-the-deep-dwellers"/>
-    <w:p>
-      <w:pPr>
-        <w:pStyle w:val="Heading3"/>
-      </w:pPr>
-      <w:r>
-        <w:t xml:space="preserve">Khaum — The Deep Dwellers</w:t>
-      </w:r>
-    </w:p>
-    <w:p>
-      <w:pPr>
-        <w:pStyle w:val="FirstParagraph"/>
-      </w:pPr>
-      <w:r>
-        <w:t xml:space="preserve">Interstellar history: 12,000 years · Subterranean worlds · Independent cavern nations</w:t>
-      </w:r>
-    </w:p>
-    <w:p>
-      <w:pPr>
-        <w:pStyle w:val="BodyText"/>
-      </w:pPr>
-      <w:r>
-        <w:t xml:space="preserve">Massive, eyeless burrowing organisms with dense sensory whiskers and powerful digging appendages. Khaum evolved beneath the surface of a geologically active world, navigating through pressure waves and seismic vibrations.</w:t>
-      </w:r>
-    </w:p>
-    <w:p>
-      <w:pPr>
-        <w:pStyle w:val="BodyText"/>
-      </w:pPr>
-      <w:r>
-        <w:t xml:space="preserve">Their underground cities extend for hundreds of kilometers through interconnected chambers.</w:t>
-      </w:r>
-    </w:p>
-    <w:p>
-      <w:pPr>
-        <w:pStyle w:val="BodyText"/>
-      </w:pPr>
-      <w:r>
-        <w:t xml:space="preserve">Khaum civilization developed sophisticated geology, materials science, and subterranean engineering long before achieving spaceflight.</w:t>
-      </w:r>
-    </w:p>
-    <w:p>
-      <w:pPr>
-        <w:pStyle w:val="BodyText"/>
-      </w:pPr>
-      <w:r>
-        <w:t xml:space="preserve">Their knowledge of pressure gradients has made them valuable contributors to gravimetric shielding research.</w:t>
-      </w:r>
-    </w:p>
-    <w:p>
-      <w:pPr>
-        <w:pStyle w:val="BodyText"/>
-      </w:pPr>
-      <w:r>
-        <w:t xml:space="preserve">Khaum political culture emphasizes physical security and long-term planning. They are cautious about unfamiliar environments and deeply suspicious of governments that promise protection in exchange for permanent obedience.</w:t>
-      </w:r>
-    </w:p>
-    <w:p>
-      <w:pPr>
-        <w:pStyle w:val="BodyText"/>
-      </w:pPr>
-      <w:r>
-        <w:t xml:space="preserve">Their underground refuges have sheltered refugees from multiple Hegemony campaigns.</w:t>
-      </w:r>
-    </w:p>
-    <w:bookmarkEnd w:id="104"/>
-    <w:bookmarkStart w:id="105" w:name="vael-the-living-fleets"/>
-    <w:p>
-      <w:pPr>
-        <w:pStyle w:val="Heading3"/>
-      </w:pPr>
-      <w:r>
-        <w:t xml:space="preserve">Vael — The Living Fleets</w:t>
-      </w:r>
-    </w:p>
-    <w:p>
-      <w:pPr>
-        <w:pStyle w:val="FirstParagraph"/>
-      </w:pPr>
-      <w:r>
-        <w:t xml:space="preserve">Interstellar history: 4,700 years · Mobile corridor networks · Nomadic flotillas</w:t>
-      </w:r>
-    </w:p>
-    <w:p>
-      <w:pPr>
-        <w:pStyle w:val="BodyText"/>
-      </w:pPr>
-      <w:r>
-        <w:t xml:space="preserve">Long-bodied, lightly built beings with four manipulator limbs and flexible skeletal structures. Vael evolved in a low-gravity environment and are uncomfortable under the gravitational conditions favored by most other species.</w:t>
-      </w:r>
-    </w:p>
-    <w:p>
-      <w:pPr>
-        <w:pStyle w:val="BodyText"/>
-      </w:pPr>
-      <w:r>
-        <w:t xml:space="preserve">Their original homeworld was destroyed during an ancient stellar catastrophe. Surviving populations escaped aboard generation ships and eventually developed a civilization centered on mobile habitats.</w:t>
-      </w:r>
-    </w:p>
-    <w:p>
-      <w:pPr>
-        <w:pStyle w:val="BodyText"/>
-      </w:pPr>
-      <w:r>
-        <w:t xml:space="preserve">The Vael no longer regard planetary settlement as desirable.</w:t>
-      </w:r>
-    </w:p>
-    <w:p>
-      <w:pPr>
-        <w:pStyle w:val="BodyText"/>
-      </w:pPr>
-      <w:r>
-        <w:t xml:space="preserve">Their enormous fleets move through the corridor network, trading specialized manufactured goods, performing repairs, and transporting populations between distant systems.</w:t>
-      </w:r>
-    </w:p>
-    <w:p>
-      <w:pPr>
-        <w:pStyle w:val="BodyText"/>
-      </w:pPr>
-      <w:r>
-        <w:t xml:space="preserve">Vael flotillas have repeatedly been caught between Hegemony forces and separatist territories. Their determination to remain politically independent has made them both valuable intermediaries and frequent targets of suspicion.</w:t>
-      </w:r>
-    </w:p>
-    <w:bookmarkEnd w:id="105"/>
-    <w:bookmarkStart w:id="106" w:name="thrum-the-resonant-people"/>
-    <w:p>
-      <w:pPr>
-        <w:pStyle w:val="Heading3"/>
-      </w:pPr>
-      <w:r>
-        <w:t xml:space="preserve">Thrum — The Resonant People</w:t>
-      </w:r>
-    </w:p>
-    <w:p>
-      <w:pPr>
-        <w:pStyle w:val="FirstParagraph"/>
-      </w:pPr>
-      <w:r>
-        <w:t xml:space="preserve">Interstellar history: 1,900 years · Dense-atmosphere worlds · Resonance assemblies</w:t>
-      </w:r>
-    </w:p>
-    <w:p>
-      <w:pPr>
-        <w:pStyle w:val="BodyText"/>
-      </w:pPr>
-      <w:r>
-        <w:t xml:space="preserve">Broad, soft-bodied beings whose internal cavities generate complex low-frequency vibrations. Thrum communicate through sound, pressure, and ground-transmitted resonance.</w:t>
-      </w:r>
-    </w:p>
-    <w:p>
-      <w:pPr>
-        <w:pStyle w:val="BodyText"/>
-      </w:pPr>
-      <w:r>
-        <w:t xml:space="preserve">Their language carries information through overlapping harmonics that conventional human speech cannot reproduce.</w:t>
-      </w:r>
-    </w:p>
-    <w:p>
-      <w:pPr>
-        <w:pStyle w:val="BodyText"/>
-      </w:pPr>
-      <w:r>
-        <w:t xml:space="preserve">Thrum civilization developed sophisticated acoustic technology and environmental sensing systems. Their expertise in resonance analysis eventually led to important advances in corridor navigation.</w:t>
-      </w:r>
-    </w:p>
-    <w:p>
-      <w:pPr>
-        <w:pStyle w:val="BodyText"/>
-      </w:pPr>
-      <w:r>
-        <w:t xml:space="preserve">Thrum scientists were among the first to recognize that some apparently random gravimetric fluctuations contained structured patterns.</w:t>
-      </w:r>
-    </w:p>
-    <w:p>
-      <w:pPr>
-        <w:pStyle w:val="BodyText"/>
-      </w:pPr>
-      <w:r>
-        <w:t xml:space="preserve">Their communities place great importance on collective discussion. Political decisions are conducted through synchronized vocal assemblies in which multiple participants contribute simultaneously.</w:t>
-      </w:r>
-    </w:p>
-    <w:p>
-      <w:pPr>
-        <w:pStyle w:val="BodyText"/>
-      </w:pPr>
-      <w:r>
-        <w:t xml:space="preserve">Their technology is widely respected, although their reluctance to permit military applications has strained relations with several governments.</w:t>
-      </w:r>
-    </w:p>
-    <w:bookmarkEnd w:id="106"/>
-    <w:bookmarkStart w:id="107" w:name="corvani-the-ecological-architects"/>
-    <w:p>
-      <w:pPr>
-        <w:pStyle w:val="Heading3"/>
-      </w:pPr>
-      <w:r>
-        <w:t xml:space="preserve">Corvani — The Ecological Architects</w:t>
-      </w:r>
-    </w:p>
-    <w:p>
-      <w:pPr>
-        <w:pStyle w:val="FirstParagraph"/>
-      </w:pPr>
-      <w:r>
-        <w:t xml:space="preserve">Interstellar history: 3,200 years · Temperate biosphere worlds · Ecological stewardship councils</w:t>
-      </w:r>
-    </w:p>
-    <w:p>
-      <w:pPr>
-        <w:pStyle w:val="BodyText"/>
-      </w:pPr>
-      <w:r>
-        <w:t xml:space="preserve">Corvani are radially arranged, five-limbed organisms with broad photosensitive skin structures and intricate respiratory systems. Their ancestors evolved in dense forests where cooperation between unrelated organisms was essential for survival.</w:t>
-      </w:r>
-    </w:p>
-    <w:p>
-      <w:pPr>
-        <w:pStyle w:val="BodyText"/>
-      </w:pPr>
-      <w:r>
-        <w:t xml:space="preserve">Their civilization approaches technology as an extension of ecology. Corvani settlements incorporate living structures, engineered biological systems, and carefully managed planetary environments.</w:t>
-      </w:r>
-    </w:p>
-    <w:p>
-      <w:pPr>
-        <w:pStyle w:val="BodyText"/>
-      </w:pPr>
-      <w:r>
-        <w:t xml:space="preserve">Corvani scientists are among the galaxy’s foremost specialists in ecological restoration and planetary engineering.</w:t>
-      </w:r>
-    </w:p>
-    <w:p>
-      <w:pPr>
-        <w:pStyle w:val="BodyText"/>
-      </w:pPr>
-      <w:r>
-        <w:t xml:space="preserve">Their political influence has increased as older civilizations struggle with environmental damage accumulated over millennia.</w:t>
-      </w:r>
-    </w:p>
-    <w:p>
-      <w:pPr>
-        <w:pStyle w:val="BodyText"/>
-      </w:pPr>
-      <w:r>
-        <w:t xml:space="preserve">Corvani restoration teams operate on worlds devastated by Hegemony industrial extraction, although their insistence on ecological safeguards frequently brings them into conflict with mining corporations and colonial governments.</w:t>
-      </w:r>
-    </w:p>
-    <w:bookmarkEnd w:id="107"/>
-    <w:bookmarkStart w:id="108" w:name="uxarra-the-shifting-ones"/>
-    <w:p>
-      <w:pPr>
-        <w:pStyle w:val="Heading3"/>
-      </w:pPr>
-      <w:r>
-        <w:t xml:space="preserve">Uxarra — The Shifting Ones</w:t>
-      </w:r>
-    </w:p>
-    <w:p>
-      <w:pPr>
-        <w:pStyle w:val="FirstParagraph"/>
-      </w:pPr>
-      <w:r>
-        <w:t xml:space="preserve">Interstellar history: 900 years · Variable-climate worlds · Territorial communes</w:t>
-      </w:r>
-    </w:p>
-    <w:p>
-      <w:pPr>
-        <w:pStyle w:val="BodyText"/>
-      </w:pPr>
-      <w:r>
-        <w:t xml:space="preserve">Uxarra possess flexible, partially hydrostatic bodies supported by internal cartilage structures. Their skin can alter texture, coloration, and reflective properties, providing camouflage and protection against environmental extremes.</w:t>
-      </w:r>
-    </w:p>
-    <w:p>
-      <w:pPr>
-        <w:pStyle w:val="BodyText"/>
-      </w:pPr>
-      <w:r>
-        <w:t xml:space="preserve">Their homeworld experiences dramatic atmospheric and climatic variations. Uxarra settlements are consequently designed for relocation and rapid adaptation.</w:t>
-      </w:r>
-    </w:p>
-    <w:p>
-      <w:pPr>
-        <w:pStyle w:val="BodyText"/>
-      </w:pPr>
-      <w:r>
-        <w:t xml:space="preserve">Uxarra society emphasizes practical cooperation and personal autonomy. Their governments are small, flexible institutions that reorganize as circumstances change.</w:t>
-      </w:r>
-    </w:p>
-    <w:p>
-      <w:pPr>
-        <w:pStyle w:val="BodyText"/>
-      </w:pPr>
-      <w:r>
-        <w:t xml:space="preserve">Their natural camouflage has created an unfortunate reputation for secrecy and deception among other species.</w:t>
-      </w:r>
-    </w:p>
-    <w:p>
-      <w:pPr>
-        <w:pStyle w:val="BodyText"/>
-      </w:pPr>
-      <w:r>
-        <w:t xml:space="preserve">Uxarra explorers and rescue specialists are highly valued for operations in unstable environments, particularly worlds affected by corridor disruptions or natural disasters.</w:t>
-      </w:r>
-    </w:p>
-    <w:bookmarkEnd w:id="108"/>
-    <w:bookmarkStart w:id="109" w:name="sen-the-patient-observers"/>
-    <w:p>
-      <w:pPr>
-        <w:pStyle w:val="Heading3"/>
-      </w:pPr>
-      <w:r>
-        <w:t xml:space="preserve">Sen — The Patient Observers</w:t>
-      </w:r>
-    </w:p>
-    <w:p>
-      <w:pPr>
-        <w:pStyle w:val="FirstParagraph"/>
-      </w:pPr>
-      <w:r>
-        <w:t xml:space="preserve">Interstellar history: 15,000 years · Isolated Sagittarius systems · Contemplative enclaves</w:t>
-      </w:r>
-    </w:p>
-    <w:p>
-      <w:pPr>
-        <w:pStyle w:val="BodyText"/>
-      </w:pPr>
-      <w:r>
-        <w:t xml:space="preserve">Sen are compact, slow-moving organisms protected by layered mineralized shells. Their metabolism operates at a considerably slower rate than that of humans, and individual Sen routinely live for more than a thousand years.</w:t>
-      </w:r>
-    </w:p>
-    <w:p>
-      <w:pPr>
-        <w:pStyle w:val="BodyText"/>
-      </w:pPr>
-      <w:r>
-        <w:t xml:space="preserve">Their civilization developed an extraordinary tradition of long-term observation.</w:t>
-      </w:r>
-    </w:p>
-    <w:p>
-      <w:pPr>
-        <w:pStyle w:val="BodyText"/>
-      </w:pPr>
-      <w:r>
-        <w:t xml:space="preserve">Sen research institutions maintain experiments that have operated continuously for centuries. Their scientific culture values reproducibility, precision, and caution.</w:t>
-      </w:r>
-    </w:p>
-    <w:p>
-      <w:pPr>
-        <w:pStyle w:val="BodyText"/>
-      </w:pPr>
-      <w:r>
-        <w:t xml:space="preserve">They possess some of the oldest surviving records of gravimetric corridor behavior.</w:t>
-      </w:r>
-    </w:p>
-    <w:p>
-      <w:pPr>
-        <w:pStyle w:val="BodyText"/>
-      </w:pPr>
-      <w:r>
-        <w:t xml:space="preserve">The Sen have witnessed the rise and decline of multiple empires, including the Hegemony.</w:t>
-      </w:r>
-    </w:p>
-    <w:p>
-      <w:pPr>
-        <w:pStyle w:val="BodyText"/>
-      </w:pPr>
-      <w:r>
-        <w:t xml:space="preserve">Their governments rarely intervene in external affairs, but their warnings concerning corridor instability carry considerable weight among navigators and scientists.</w:t>
-      </w:r>
-    </w:p>
-    <w:bookmarkEnd w:id="109"/>
-    <w:bookmarkStart w:id="110" w:name="joruun-the-borderland-confederates"/>
-    <w:p>
-      <w:pPr>
-        <w:pStyle w:val="Heading3"/>
-      </w:pPr>
-      <w:r>
-        <w:t xml:space="preserve">Joruun — The Borderland Confederates</w:t>
-      </w:r>
-    </w:p>
-    <w:p>
-      <w:pPr>
-        <w:pStyle w:val="FirstParagraph"/>
-      </w:pPr>
-      <w:r>
-        <w:t xml:space="preserve">Interstellar history: 2,600 years · Sagittarius frontier · Confederated defense leagues</w:t>
-      </w:r>
-    </w:p>
-    <w:p>
-      <w:pPr>
-        <w:pStyle w:val="BodyText"/>
-      </w:pPr>
-      <w:r>
-        <w:t xml:space="preserve">Joruun are tall, powerful bipeds with thick insulating skin, broad sensory ridges, and highly developed auditory organs. They evolved on a cold world with severe seasonal storms.</w:t>
-      </w:r>
-    </w:p>
-    <w:p>
-      <w:pPr>
-        <w:pStyle w:val="BodyText"/>
-      </w:pPr>
-      <w:r>
-        <w:t xml:space="preserve">Their civilization emerged from competing territorial nations that eventually united against Hegemony expansion.</w:t>
-      </w:r>
-    </w:p>
-    <w:p>
-      <w:pPr>
-        <w:pStyle w:val="BodyText"/>
-      </w:pPr>
-      <w:r>
-        <w:t xml:space="preserve">Joruun society places considerable emphasis on local autonomy, military preparedness, and collective defense.</w:t>
-      </w:r>
-    </w:p>
-    <w:p>
-      <w:pPr>
-        <w:pStyle w:val="BodyText"/>
-      </w:pPr>
-      <w:r>
-        <w:t xml:space="preserve">Their confederation has fought repeated wars against the Hegemony, losing and recovering territory as corridor access changed.</w:t>
-      </w:r>
-    </w:p>
-    <w:p>
-      <w:pPr>
-        <w:pStyle w:val="BodyText"/>
-      </w:pPr>
-      <w:r>
-        <w:t xml:space="preserve">Joruun military doctrine emphasizes fortified corridor junctions, distributed command structures, and the ability to continue resistance after central authority has been disrupted.</w:t>
-      </w:r>
-    </w:p>
-    <w:p>
-      <w:pPr>
-        <w:pStyle w:val="BodyText"/>
-      </w:pPr>
-      <w:r>
-        <w:t xml:space="preserve">Their greatest political challenge is maintaining unity during periods when the imperial threat appears to recede.</w:t>
-      </w:r>
-    </w:p>
-    <w:bookmarkEnd w:id="110"/>
-    <w:bookmarkStart w:id="111" w:name="qor-the-silicon-minds"/>
-    <w:p>
-      <w:pPr>
-        <w:pStyle w:val="Heading3"/>
-      </w:pPr>
-      <w:r>
-        <w:t xml:space="preserve">Qor — The Silicon Minds</w:t>
-      </w:r>
-    </w:p>
-    <w:p>
-      <w:pPr>
-        <w:pStyle w:val="FirstParagraph"/>
-      </w:pPr>
-      <w:r>
-        <w:t xml:space="preserve">Interstellar history: 8,000 years · Mineral-rich systems · Crystalline polities</w:t>
-      </w:r>
-    </w:p>
-    <w:p>
-      <w:pPr>
-        <w:pStyle w:val="BodyText"/>
-      </w:pPr>
-      <w:r>
-        <w:t xml:space="preserve">Qor are silicon-based organisms with slowly growing crystalline structures and distributed electrochemical nervous systems.</w:t>
-      </w:r>
-    </w:p>
-    <w:p>
-      <w:pPr>
-        <w:pStyle w:val="BodyText"/>
-      </w:pPr>
-      <w:r>
-        <w:t xml:space="preserve">Their bodies resemble irregular mineral formations rather than conventional animal anatomy.</w:t>
-      </w:r>
-    </w:p>
-    <w:p>
-      <w:pPr>
-        <w:pStyle w:val="BodyText"/>
-      </w:pPr>
-      <w:r>
-        <w:t xml:space="preserve">Qor communicate through electromagnetic and mechanical oscillations. Their natural perception of time differs significantly from that of faster-metabolizing species.</w:t>
-      </w:r>
-    </w:p>
-    <w:p>
-      <w:pPr>
-        <w:pStyle w:val="BodyText"/>
-      </w:pPr>
-      <w:r>
-        <w:t xml:space="preserve">Qor civilization developed advanced materials science and computation, particularly technologies that remain stable under extreme environmental conditions.</w:t>
-      </w:r>
-    </w:p>
-    <w:p>
-      <w:pPr>
-        <w:pStyle w:val="BodyText"/>
-      </w:pPr>
-      <w:r>
-        <w:t xml:space="preserve">Their manufacturing capabilities make them valuable commercial partners and strategic suppliers.</w:t>
-      </w:r>
-    </w:p>
-    <w:p>
-      <w:pPr>
-        <w:pStyle w:val="BodyText"/>
-      </w:pPr>
-      <w:r>
-        <w:t xml:space="preserve">Qor governments resist external interference, especially attempts to exploit their homeworld’s mineral resources.</w:t>
-      </w:r>
-    </w:p>
-    <w:p>
-      <w:pPr>
-        <w:pStyle w:val="BodyText"/>
-      </w:pPr>
-      <w:r>
-        <w:t xml:space="preserve">Their relationship with the Tessan is complex: Tessan capital has helped expand Qor industry, but Qor political leaders refuse to permit debt arrangements that threaten planetary sovereignty.</w:t>
-      </w:r>
-    </w:p>
-    <w:bookmarkEnd w:id="111"/>
-    <w:bookmarkStart w:id="112" w:name="ommek-the-makers-of-machines"/>
-    <w:p>
-      <w:pPr>
-        <w:pStyle w:val="Heading3"/>
-      </w:pPr>
-      <w:r>
-        <w:t xml:space="preserve">Ommek — The Makers of Machines</w:t>
-      </w:r>
-    </w:p>
-    <w:p>
-      <w:pPr>
-        <w:pStyle w:val="FirstParagraph"/>
-      </w:pPr>
-      <w:r>
-        <w:t xml:space="preserve">Interstellar history: 5,100 years · Industrialized independent systems · Technocratic republics</w:t>
-      </w:r>
-    </w:p>
-    <w:p>
-      <w:pPr>
-        <w:pStyle w:val="BodyText"/>
-      </w:pPr>
-      <w:r>
-        <w:t xml:space="preserve">Ommek are small, heavily articulated beings with multiple fine manipulator appendages and exceptional tactile sensitivity.</w:t>
-      </w:r>
-    </w:p>
-    <w:p>
-      <w:pPr>
-        <w:pStyle w:val="BodyText"/>
-      </w:pPr>
-      <w:r>
-        <w:t xml:space="preserve">Their homeworld’s rugged terrain encouraged the development of mechanical assistance and automated manufacturing.</w:t>
-      </w:r>
-    </w:p>
-    <w:p>
-      <w:pPr>
-        <w:pStyle w:val="BodyText"/>
-      </w:pPr>
-      <w:r>
-        <w:t xml:space="preserve">Ommek civilization eventually became one of the most technologically sophisticated industrial societies in the region.</w:t>
-      </w:r>
-    </w:p>
-    <w:p>
-      <w:pPr>
-        <w:pStyle w:val="BodyText"/>
-      </w:pPr>
-      <w:r>
-        <w:t xml:space="preserve">They specialize in robotics, precision engineering, artificial intelligence, and automated spacecraft production.</w:t>
-      </w:r>
-    </w:p>
-    <w:p>
-      <w:pPr>
-        <w:pStyle w:val="BodyText"/>
-      </w:pPr>
-      <w:r>
-        <w:t xml:space="preserve">Ommek society regards technical competence as a public responsibility. Their political institutions require independent review of major technological decisions.</w:t>
-      </w:r>
-    </w:p>
-    <w:p>
-      <w:pPr>
-        <w:pStyle w:val="BodyText"/>
-      </w:pPr>
-      <w:r>
-        <w:t xml:space="preserve">Their relationship with the Hegemony has been turbulent. Imperial authorities repeatedly attempted to acquire Ommek manufacturing technology through coercion, espionage, and military intervention.</w:t>
-      </w:r>
-    </w:p>
-    <w:p>
-      <w:pPr>
-        <w:pStyle w:val="BodyText"/>
-      </w:pPr>
-      <w:r>
-        <w:t xml:space="preserve">Ommek defensive systems have made direct conquest prohibitively expensive.</w:t>
-      </w:r>
-    </w:p>
-    <w:bookmarkEnd w:id="112"/>
-    <w:bookmarkStart w:id="113" w:name="vesh-the-newcomers"/>
-    <w:p>
-      <w:pPr>
-        <w:pStyle w:val="Heading3"/>
-      </w:pPr>
-      <w:r>
-        <w:t xml:space="preserve">Vesh — The Newcomers</w:t>
-      </w:r>
-    </w:p>
-    <w:p>
-      <w:pPr>
-        <w:pStyle w:val="FirstParagraph"/>
-      </w:pPr>
-      <w:r>
-        <w:t xml:space="preserve">Interstellar history: 24 years · Outer Orion Spur · Emerging planetary government</w:t>
-      </w:r>
-    </w:p>
-    <w:p>
-      <w:pPr>
-        <w:pStyle w:val="BodyText"/>
-      </w:pPr>
-      <w:r>
-        <w:t xml:space="preserve">Vesh are slender quadrupeds who handle tools with the delicate, prehensile sensory tendrils that extend from their heads.</w:t>
-      </w:r>
-    </w:p>
-    <w:p>
-      <w:pPr>
-        <w:pStyle w:val="BodyText"/>
-      </w:pPr>
-      <w:r>
-        <w:t xml:space="preserve">Their civilization achieved corridor travel only recently.</w:t>
-      </w:r>
-    </w:p>
-    <w:p>
-      <w:pPr>
-        <w:pStyle w:val="BodyText"/>
-      </w:pPr>
-      <w:r>
-        <w:t xml:space="preserve">Unlike humanity, the Vesh entered interstellar space already aware that extraterrestrial civilizations existed. Their astronomical observations had detected artificial activity in nearby systems.</w:t>
-      </w:r>
-    </w:p>
-    <w:p>
-      <w:pPr>
-        <w:pStyle w:val="BodyText"/>
-      </w:pPr>
-      <w:r>
-        <w:t xml:space="preserve">Nevertheless, direct contact with established interstellar powers has transformed their society.</w:t>
-      </w:r>
-    </w:p>
-    <w:p>
-      <w:pPr>
-        <w:pStyle w:val="BodyText"/>
-      </w:pPr>
-      <w:r>
-        <w:t xml:space="preserve">Vesh governments struggle to regulate alien technology, commercial investment, cultural influence, and political interference.</w:t>
-      </w:r>
-    </w:p>
-    <w:p>
-      <w:pPr>
-        <w:pStyle w:val="BodyText"/>
-      </w:pPr>
-      <w:r>
-        <w:t xml:space="preserve">Their greatest challenge is preserving meaningful independence while benefiting from knowledge and technology accumulated by civilizations thousands of years older than their own.</w:t>
-      </w:r>
-    </w:p>
-    <w:p>
-      <w:pPr>
-        <w:pStyle w:val="BodyText"/>
-      </w:pPr>
-      <w:r>
-        <w:t xml:space="preserve">Human diplomats have developed a particularly strong interest in Vesh affairs, recognizing many of the difficulties humanity experienced during its own early expansion.</w:t>
-      </w:r>
-    </w:p>
-    <w:bookmarkEnd w:id="113"/>
-    <w:bookmarkStart w:id="114" w:name="uth-the-refugees-of-empire"/>
-    <w:p>
-      <w:pPr>
-        <w:pStyle w:val="Heading3"/>
-      </w:pPr>
-      <w:r>
-        <w:t xml:space="preserve">Uth — The Refugees of Empire</w:t>
-      </w:r>
-    </w:p>
-    <w:p>
-      <w:pPr>
-        <w:pStyle w:val="FirstParagraph"/>
-      </w:pPr>
-      <w:r>
-        <w:t xml:space="preserve">Interstellar history: 6,400 years · Dispersed Hegemony frontier · Diaspora communities</w:t>
-      </w:r>
-    </w:p>
-    <w:p>
-      <w:pPr>
-        <w:pStyle w:val="BodyText"/>
-      </w:pPr>
-      <w:r>
-        <w:t xml:space="preserve">Uth are compact, thick-skinned beings with broad manipulator appendages and complex chemical sensory organs.</w:t>
-      </w:r>
-    </w:p>
-    <w:p>
-      <w:pPr>
-        <w:pStyle w:val="BodyText"/>
-      </w:pPr>
-      <w:r>
-        <w:t xml:space="preserve">Their original civilization was destroyed during an ancient Hegemony campaign intended to suppress a regional rebellion.</w:t>
-      </w:r>
-    </w:p>
-    <w:p>
-      <w:pPr>
-        <w:pStyle w:val="BodyText"/>
-      </w:pPr>
-      <w:r>
-        <w:t xml:space="preserve">Surviving Uth populations dispersed across neighboring systems, establishing communities within other civilizations.</w:t>
-      </w:r>
-    </w:p>
-    <w:p>
-      <w:pPr>
-        <w:pStyle w:val="BodyText"/>
-      </w:pPr>
-      <w:r>
-        <w:t xml:space="preserve">Over thousands of years, Uth culture developed around the preservation of family history, language, and collective memory.</w:t>
-      </w:r>
-    </w:p>
-    <w:p>
-      <w:pPr>
-        <w:pStyle w:val="BodyText"/>
-      </w:pPr>
-      <w:r>
-        <w:t xml:space="preserve">Today, Uth communities exist throughout known space.</w:t>
-      </w:r>
-    </w:p>
-    <w:p>
-      <w:pPr>
-        <w:pStyle w:val="BodyText"/>
-      </w:pPr>
-      <w:r>
-        <w:t xml:space="preserve">Some have assimilated into their adopted societies. Others maintain strong political organizations dedicated to recovering their ancestral worlds.</w:t>
-      </w:r>
-    </w:p>
-    <w:p>
-      <w:pPr>
-        <w:pStyle w:val="BodyText"/>
-      </w:pPr>
-      <w:r>
-        <w:t xml:space="preserve">Uth activists are prominent in anti-Hegemony movements, although many Uth reject the idea that their people should be defined exclusively by historical suffering.</w:t>
-      </w:r>
-    </w:p>
-    <w:bookmarkEnd w:id="114"/>
-    <w:bookmarkStart w:id="115" w:name="draelin-the-corridor-cartographers"/>
-    <w:p>
-      <w:pPr>
-        <w:pStyle w:val="Heading3"/>
-      </w:pPr>
-      <w:r>
-        <w:t xml:space="preserve">Draelin — The Corridor Cartographers</w:t>
-      </w:r>
-    </w:p>
-    <w:p>
-      <w:pPr>
-        <w:pStyle w:val="FirstParagraph"/>
-      </w:pPr>
-      <w:r>
-        <w:t xml:space="preserve">Interstellar history: 3,900 years · Interarm systems · Independent navigation guilds</w:t>
-      </w:r>
-    </w:p>
-    <w:p>
-      <w:pPr>
-        <w:pStyle w:val="BodyText"/>
-      </w:pPr>
-      <w:r>
-        <w:t xml:space="preserve">Draelin are long, serpentine beings with no legs and two long arms, who move by undulating their flexible bodies; specialized structures along their length sense electromagnetic fields.</w:t>
-      </w:r>
-    </w:p>
-    <w:p>
-      <w:pPr>
-        <w:pStyle w:val="BodyText"/>
-      </w:pPr>
-      <w:r>
-        <w:t xml:space="preserve">Their ancestors evolved in a world with a powerful and highly variable magnetic field.</w:t>
-      </w:r>
-    </w:p>
-    <w:p>
-      <w:pPr>
-        <w:pStyle w:val="BodyText"/>
-      </w:pPr>
-      <w:r>
-        <w:t xml:space="preserve">Draelin science developed sophisticated methods of detecting electromagnetic disturbances and modeling complex field interactions.</w:t>
-      </w:r>
-    </w:p>
-    <w:p>
-      <w:pPr>
-        <w:pStyle w:val="BodyText"/>
-      </w:pPr>
-      <w:r>
-        <w:t xml:space="preserve">These traditions eventually contributed to advanced gravimetric navigation.</w:t>
-      </w:r>
-    </w:p>
-    <w:p>
-      <w:pPr>
-        <w:pStyle w:val="BodyText"/>
-      </w:pPr>
-      <w:r>
-        <w:t xml:space="preserve">Draelin cartographic guilds maintain some of the most accurate commercial corridor charts in known space.</w:t>
-      </w:r>
-    </w:p>
-    <w:p>
-      <w:pPr>
-        <w:pStyle w:val="BodyText"/>
-      </w:pPr>
-      <w:r>
-        <w:t xml:space="preserve">Their services are indispensable to traders, explorers, and military fleets.</w:t>
-      </w:r>
-    </w:p>
-    <w:p>
-      <w:pPr>
-        <w:pStyle w:val="BodyText"/>
-      </w:pPr>
-      <w:r>
-        <w:t xml:space="preserve">The guilds officially maintain neutrality, but competing Draelin institutions have repeatedly sold navigation information to opposing sides during major conflicts.</w:t>
-      </w:r>
-    </w:p>
-    <w:p>
-      <w:pPr>
-        <w:pStyle w:val="BodyText"/>
-      </w:pPr>
-      <w:r>
-        <w:t xml:space="preserve">Their internal politics are shaped by a central question: whether knowledge of safe passage should be treated as a public good or a commercial asset.</w:t>
-      </w:r>
-    </w:p>
-    <w:bookmarkEnd w:id="115"/>
-    <w:bookmarkStart w:id="116" w:name="zethri-the-children-of-the-collapse"/>
-    <w:p>
-      <w:pPr>
-        <w:pStyle w:val="Heading3"/>
-      </w:pPr>
-      <w:r>
-        <w:t xml:space="preserve">Zethri — The Children of the Collapse</w:t>
-      </w:r>
-    </w:p>
-    <w:p>
-      <w:pPr>
-        <w:pStyle w:val="FirstParagraph"/>
-      </w:pPr>
-      <w:r>
-        <w:t xml:space="preserve">Interstellar history: 420 years · Isolated corridor clusters · Reconstruction states</w:t>
-      </w:r>
-    </w:p>
-    <w:p>
-      <w:pPr>
-        <w:pStyle w:val="BodyText"/>
-      </w:pPr>
-      <w:r>
-        <w:t xml:space="preserve">Zethri are small, agile organisms with four limbs, a prehensile tail, broad reflective eyes, and fine sensory structures adapted to dim environments.</w:t>
-      </w:r>
-    </w:p>
-    <w:p>
-      <w:pPr>
-        <w:pStyle w:val="BodyText"/>
-      </w:pPr>
-      <w:r>
-        <w:t xml:space="preserve">Their civilization developed in a cluster of systems whose principal gravimetric connections collapsed shortly after their ancestors achieved interstellar travel.</w:t>
-      </w:r>
-    </w:p>
-    <w:p>
-      <w:pPr>
-        <w:pStyle w:val="BodyText"/>
-      </w:pPr>
-      <w:r>
-        <w:t xml:space="preserve">For centuries, Zethri settlements remained isolated from one another.</w:t>
-      </w:r>
-    </w:p>
-    <w:p>
-      <w:pPr>
-        <w:pStyle w:val="BodyText"/>
-      </w:pPr>
-      <w:r>
-        <w:t xml:space="preserve">Some colonies prospered. Others experienced technological decline, political fragmentation, or ecological disaster.</w:t>
-      </w:r>
-    </w:p>
-    <w:p>
-      <w:pPr>
-        <w:pStyle w:val="BodyText"/>
-      </w:pPr>
-      <w:r>
-        <w:t xml:space="preserve">When new corridors eventually reconnected the cluster, the surviving Zethri populations discovered that their societies had developed dramatically different languages, governments, and cultural traditions.</w:t>
-      </w:r>
-    </w:p>
-    <w:p>
-      <w:pPr>
-        <w:pStyle w:val="BodyText"/>
-      </w:pPr>
-      <w:r>
-        <w:t xml:space="preserve">Modern Zethri civilization is engaged in a difficult process of reunification.</w:t>
-      </w:r>
-    </w:p>
-    <w:p>
-      <w:pPr>
-        <w:pStyle w:val="BodyText"/>
-      </w:pPr>
-      <w:r>
-        <w:t xml:space="preserve">Their experience has made them deeply suspicious of political systems dependent upon a small number of corridor connections.</w:t>
-      </w:r>
-    </w:p>
-    <w:p>
-      <w:pPr>
-        <w:pStyle w:val="BodyText"/>
-      </w:pPr>
-      <w:r>
-        <w:t xml:space="preserve">Zethri engineers and planners specialize in building settlements capable of surviving prolonged isolation.</w:t>
-      </w:r>
-    </w:p>
-    <w:bookmarkEnd w:id="116"/>
-    <w:bookmarkEnd w:id="117"/>
-    <w:bookmarkEnd w:id="118"/>
-    <w:bookmarkStart w:id="122" w:name="X3145843e1df3f61def4f8ab8c5430269a2a5813"/>
-    <w:p>
-      <w:pPr>
-        <w:pStyle w:val="Heading1"/>
-      </w:pPr>
-      <w:r>
-        <w:t xml:space="preserve">The Hegemony: An empire at war with itself</w:t>
-      </w:r>
-    </w:p>
-    <w:p>
-      <w:pPr>
-        <w:pStyle w:val="FirstParagraph"/>
-      </w:pPr>
-      <w:r>
-        <w:t xml:space="preserve">The Hegemony deserves particular attention because its decline influences nearly every civilization in Fracture Lines.</w:t>
-      </w:r>
-    </w:p>
-    <w:bookmarkStart w:id="119" w:name="the-five-eras"/>
-    <w:p>
-      <w:pPr>
-        <w:pStyle w:val="Heading2"/>
-      </w:pPr>
-      <w:r>
-        <w:t xml:space="preserve">The five eras</w:t>
-      </w:r>
-    </w:p>
-    <w:p>
-      <w:pPr>
-        <w:numPr>
-          <w:ilvl w:val="0"/>
-          <w:numId w:val="1015"/>
-        </w:numPr>
       </w:pPr>
       <w:r>
         <w:rPr>
           <w:bCs/>
           <w:b/>
         </w:rPr>
-        <w:t xml:space="preserve">The Foundation — 18,000 years ago.</w:t>
-      </w:r>
-      <w:r>
-        <w:t xml:space="preserve"> </w:t>
-      </w:r>
-      <w:r>
-        <w:t xml:space="preserve">Ozhvek dynasties establish a regional political and military alliance that develops into the Hegemony.</w:t>
-      </w:r>
-    </w:p>
-    <w:p>
-      <w:pPr>
-        <w:numPr>
-          <w:ilvl w:val="0"/>
-          <w:numId w:val="1015"/>
-        </w:numPr>
-      </w:pPr>
+        <w:t xml:space="preserve">Closing and opening.</w:t>
+      </w:r>
+      <w:r>
+        <w:t xml:space="preserve"> </w:t>
+      </w:r>
+      <w:r>
+        <w:t xml:space="preserve">At the start of each exchange the pilots roll an opposed</w:t>
+      </w:r>
+      <w:r>
+        <w:t xml:space="preserve"> </w:t>
+      </w:r>
       <w:r>
         <w:rPr>
           <w:bCs/>
           <w:b/>
         </w:rPr>
-        <w:t xml:space="preserve">The Imperial Ascendancy — 12,000–6,000 years ago.</w:t>
-      </w:r>
-      <w:r>
-        <w:t xml:space="preserve"> </w:t>
-      </w:r>
-      <w:r>
-        <w:t xml:space="preserve">Military expansion, corridor control, and the absorption of other civilizations create a vast multispecies empire.</w:t>
-      </w:r>
-    </w:p>
-    <w:p>
-      <w:pPr>
-        <w:numPr>
-          <w:ilvl w:val="0"/>
-          <w:numId w:val="1015"/>
-        </w:numPr>
+        <w:t xml:space="preserve">Piloting</w:t>
+      </w:r>
+      <w:r>
+        <w:t xml:space="preserve"> </w:t>
+      </w:r>
+      <w:r>
+        <w:t xml:space="preserve">contest. The winner may shift the range one band, in or out. A ship that wins at Extreme range by 5 or more can break contact and run for a corridor mouth or a metric jump.</w:t>
+      </w:r>
+    </w:p>
+    <w:bookmarkEnd w:id="89"/>
+    <w:bookmarkStart w:id="90" w:name="ship-weapons"/>
+    <w:p>
+      <w:pPr>
+        <w:pStyle w:val="Heading2"/>
+      </w:pPr>
+      <w:r>
+        <w:t xml:space="preserve">Ship weapons</w:t>
+      </w:r>
+    </w:p>
+    <w:tbl>
+      <w:tblPr>
+        <w:tblStyle w:val="Table"/>
+        <w:tblW w:type="pct" w:w="5000"/>
+        <w:tblLook w:firstRow="1" w:lastRow="0" w:firstColumn="0" w:lastColumn="0" w:noHBand="0" w:noVBand="0" w:val="0020"/>
+        <w:jc w:val="start"/>
+        <w:tblBorders>
+          <w:top w:val="single" w:sz="4" w:color="B8C2D3"/>
+          <w:left w:val="single" w:sz="4" w:color="B8C2D3"/>
+          <w:bottom w:val="single" w:sz="4" w:color="B8C2D3"/>
+          <w:right w:val="single" w:sz="4" w:color="B8C2D3"/>
+          <w:insideH w:val="single" w:sz="4" w:color="B8C2D3"/>
+          <w:insideV w:val="single" w:sz="4" w:color="B8C2D3"/>
+        </w:tblBorders>
+      </w:tblPr>
+      <w:tblGrid>
+        <w:gridCol w:w="1980"/>
+        <w:gridCol w:w="1980"/>
+        <w:gridCol w:w="1980"/>
+        <w:gridCol w:w="1980"/>
+      </w:tblGrid>
+      <w:tr>
+        <w:trPr>
+          <w:tblHeader w:val="true"/>
+        </w:trPr>
+        <w:tc>
+          <w:tcPr>
+            <w:shd w:val="clear" w:fill="E9EEF6"/>
+          </w:tcPr>
+          <w:p>
+            <w:pPr>
+              <w:pStyle w:val="Compact"/>
+              <w:jc w:val="left"/>
+            </w:pPr>
+            <w:r>
+              <w:rPr>
+                <w:b/>
+                <w:sz w:val="19"/>
+              </w:rPr>
+              <w:t xml:space="preserve">Weapon</w:t>
+            </w:r>
+          </w:p>
+        </w:tc>
+        <w:tc>
+          <w:tcPr>
+            <w:shd w:val="clear" w:fill="E9EEF6"/>
+          </w:tcPr>
+          <w:p>
+            <w:pPr>
+              <w:pStyle w:val="Compact"/>
+              <w:jc w:val="left"/>
+            </w:pPr>
+            <w:r>
+              <w:rPr>
+                <w:b/>
+                <w:sz w:val="19"/>
+              </w:rPr>
+              <w:t xml:space="preserve">Range</w:t>
+            </w:r>
+          </w:p>
+        </w:tc>
+        <w:tc>
+          <w:tcPr>
+            <w:shd w:val="clear" w:fill="E9EEF6"/>
+          </w:tcPr>
+          <w:p>
+            <w:pPr>
+              <w:pStyle w:val="Compact"/>
+              <w:jc w:val="left"/>
+            </w:pPr>
+            <w:r>
+              <w:rPr>
+                <w:b/>
+                <w:sz w:val="19"/>
+              </w:rPr>
+              <w:t xml:space="preserve">Hull boxes</w:t>
+            </w:r>
+          </w:p>
+        </w:tc>
+        <w:tc>
+          <w:tcPr>
+            <w:shd w:val="clear" w:fill="E9EEF6"/>
+          </w:tcPr>
+          <w:p>
+            <w:pPr>
+              <w:pStyle w:val="Compact"/>
+              <w:jc w:val="left"/>
+            </w:pPr>
+            <w:r>
+              <w:rPr>
+                <w:b/>
+                <w:sz w:val="19"/>
+              </w:rPr>
+              <w:t xml:space="preserve">Notes</w:t>
+            </w:r>
+          </w:p>
+        </w:tc>
+      </w:tr>
+      <w:tr>
+        <w:tc>
+          <w:tcPr/>
+          <w:p>
+            <w:pPr>
+              <w:pStyle w:val="Compact"/>
+              <w:jc w:val="left"/>
+            </w:pPr>
+            <w:r>
+              <w:rPr>
+                <w:b/>
+                <w:sz w:val="19"/>
+              </w:rPr>
+              <w:t xml:space="preserve">Point-defense guns</w:t>
+            </w:r>
+          </w:p>
+        </w:tc>
+        <w:tc>
+          <w:tcPr/>
+          <w:p>
+            <w:pPr>
+              <w:pStyle w:val="Compact"/>
+              <w:jc w:val="left"/>
+            </w:pPr>
+            <w:r>
+              <w:rPr>
+                <w:sz w:val="19"/>
+              </w:rPr>
+              <w:t xml:space="preserve">Close</w:t>
+            </w:r>
+          </w:p>
+        </w:tc>
+        <w:tc>
+          <w:tcPr/>
+          <w:p>
+            <w:pPr>
+              <w:pStyle w:val="Compact"/>
+              <w:jc w:val="left"/>
+            </w:pPr>
+            <w:r>
+              <w:rPr>
+                <w:sz w:val="19"/>
+              </w:rPr>
+              <w:t xml:space="preserve">1</w:t>
+            </w:r>
+          </w:p>
+        </w:tc>
+        <w:tc>
+          <w:tcPr/>
+          <w:p>
+            <w:pPr>
+              <w:pStyle w:val="Compact"/>
+              <w:jc w:val="left"/>
+            </w:pPr>
+            <w:r>
+              <w:rPr>
+                <w:sz w:val="19"/>
+              </w:rPr>
+              <w:t xml:space="preserve">A gunner can instead roll</w:t>
+            </w:r>
+            <w:r>
+              <w:rPr>
+                <w:sz w:val="19"/>
+              </w:rPr>
+              <w:t xml:space="preserve"> </w:t>
+            </w:r>
+            <w:r>
+              <w:rPr>
+                <w:bCs/>
+                <w:b/>
+                <w:sz w:val="19"/>
+              </w:rPr>
+              <w:t xml:space="preserve">Firearms</w:t>
+            </w:r>
+            <w:r>
+              <w:rPr>
+                <w:sz w:val="19"/>
+              </w:rPr>
+              <w:t xml:space="preserve"> </w:t>
+            </w:r>
+            <w:r>
+              <w:rPr>
+                <w:sz w:val="19"/>
+              </w:rPr>
+              <w:t xml:space="preserve">to shoot down an incoming missile; success cancels it.</w:t>
+            </w:r>
+          </w:p>
+        </w:tc>
+      </w:tr>
+      <w:tr>
+        <w:tc>
+          <w:tcPr/>
+          <w:p>
+            <w:pPr>
+              <w:pStyle w:val="Compact"/>
+              <w:jc w:val="left"/>
+            </w:pPr>
+            <w:r>
+              <w:rPr>
+                <w:b/>
+                <w:sz w:val="19"/>
+              </w:rPr>
+              <w:t xml:space="preserve">Laser battery</w:t>
+            </w:r>
+          </w:p>
+        </w:tc>
+        <w:tc>
+          <w:tcPr/>
+          <w:p>
+            <w:pPr>
+              <w:pStyle w:val="Compact"/>
+              <w:jc w:val="left"/>
+            </w:pPr>
+            <w:r>
+              <w:rPr>
+                <w:sz w:val="19"/>
+              </w:rPr>
+              <w:t xml:space="preserve">Medium</w:t>
+            </w:r>
+          </w:p>
+        </w:tc>
+        <w:tc>
+          <w:tcPr/>
+          <w:p>
+            <w:pPr>
+              <w:pStyle w:val="Compact"/>
+              <w:jc w:val="left"/>
+            </w:pPr>
+            <w:r>
+              <w:rPr>
+                <w:sz w:val="19"/>
+              </w:rPr>
+              <w:t xml:space="preserve">1</w:t>
+            </w:r>
+          </w:p>
+        </w:tc>
+        <w:tc>
+          <w:tcPr/>
+          <w:p>
+            <w:pPr>
+              <w:pStyle w:val="Compact"/>
+              <w:jc w:val="left"/>
+            </w:pPr>
+            <w:r>
+              <w:rPr>
+                <w:sz w:val="19"/>
+              </w:rPr>
+              <w:t xml:space="preserve">Silent, fast, no ammunition.</w:t>
+            </w:r>
+          </w:p>
+        </w:tc>
+      </w:tr>
+      <w:tr>
+        <w:tc>
+          <w:tcPr/>
+          <w:p>
+            <w:pPr>
+              <w:pStyle w:val="Compact"/>
+              <w:jc w:val="left"/>
+            </w:pPr>
+            <w:r>
+              <w:rPr>
+                <w:b/>
+                <w:sz w:val="19"/>
+              </w:rPr>
+              <w:t xml:space="preserve">Missiles</w:t>
+            </w:r>
+          </w:p>
+        </w:tc>
+        <w:tc>
+          <w:tcPr/>
+          <w:p>
+            <w:pPr>
+              <w:pStyle w:val="Compact"/>
+              <w:jc w:val="left"/>
+            </w:pPr>
+            <w:r>
+              <w:rPr>
+                <w:sz w:val="19"/>
+              </w:rPr>
+              <w:t xml:space="preserve">Long</w:t>
+            </w:r>
+          </w:p>
+        </w:tc>
+        <w:tc>
+          <w:tcPr/>
+          <w:p>
+            <w:pPr>
+              <w:pStyle w:val="Compact"/>
+              <w:jc w:val="left"/>
+            </w:pPr>
+            <w:r>
+              <w:rPr>
+                <w:sz w:val="19"/>
+              </w:rPr>
+              <w:t xml:space="preserve">2</w:t>
+            </w:r>
+          </w:p>
+        </w:tc>
+        <w:tc>
+          <w:tcPr/>
+          <w:p>
+            <w:pPr>
+              <w:pStyle w:val="Compact"/>
+              <w:jc w:val="left"/>
+            </w:pPr>
+            <w:r>
+              <w:rPr>
+                <w:sz w:val="19"/>
+              </w:rPr>
+              <w:t xml:space="preserve">Four to a rack. Point defense or a successful evade stops them.</w:t>
+            </w:r>
+          </w:p>
+        </w:tc>
+      </w:tr>
+      <w:tr>
+        <w:tc>
+          <w:tcPr/>
+          <w:p>
+            <w:pPr>
+              <w:pStyle w:val="Compact"/>
+              <w:jc w:val="left"/>
+            </w:pPr>
+            <w:r>
+              <w:rPr>
+                <w:b/>
+                <w:sz w:val="19"/>
+              </w:rPr>
+              <w:t xml:space="preserve">Coilgun spinal mount</w:t>
+            </w:r>
+          </w:p>
+        </w:tc>
+        <w:tc>
+          <w:tcPr/>
+          <w:p>
+            <w:pPr>
+              <w:pStyle w:val="Compact"/>
+              <w:jc w:val="left"/>
+            </w:pPr>
+            <w:r>
+              <w:rPr>
+                <w:sz w:val="19"/>
+              </w:rPr>
+              <w:t xml:space="preserve">Extreme</w:t>
+            </w:r>
+          </w:p>
+        </w:tc>
+        <w:tc>
+          <w:tcPr/>
+          <w:p>
+            <w:pPr>
+              <w:pStyle w:val="Compact"/>
+              <w:jc w:val="left"/>
+            </w:pPr>
+            <w:r>
+              <w:rPr>
+                <w:sz w:val="19"/>
+              </w:rPr>
+              <w:t xml:space="preserve">3</w:t>
+            </w:r>
+          </w:p>
+        </w:tc>
+        <w:tc>
+          <w:tcPr/>
+          <w:p>
+            <w:pPr>
+              <w:pStyle w:val="Compact"/>
+              <w:jc w:val="left"/>
+            </w:pPr>
+            <w:r>
+              <w:rPr>
+                <w:sz w:val="19"/>
+              </w:rPr>
+              <w:t xml:space="preserve">Warships only. Aim takes an action; a hit by 5 or more also knocks out a system.</w:t>
+            </w:r>
+          </w:p>
+        </w:tc>
+      </w:tr>
+      <w:tr>
+        <w:tc>
+          <w:tcPr/>
+          <w:p>
+            <w:pPr>
+              <w:pStyle w:val="Compact"/>
+              <w:jc w:val="left"/>
+            </w:pPr>
+            <w:r>
+              <w:rPr>
+                <w:b/>
+                <w:sz w:val="19"/>
+              </w:rPr>
+              <w:t xml:space="preserve">Boarding</w:t>
+            </w:r>
+          </w:p>
+        </w:tc>
+        <w:tc>
+          <w:tcPr/>
+          <w:p>
+            <w:pPr>
+              <w:pStyle w:val="Compact"/>
+              <w:jc w:val="left"/>
+            </w:pPr>
+            <w:r>
+              <w:rPr>
+                <w:sz w:val="19"/>
+              </w:rPr>
+              <w:t xml:space="preserve">Close</w:t>
+            </w:r>
+          </w:p>
+        </w:tc>
+        <w:tc>
+          <w:tcPr/>
+          <w:p>
+            <w:pPr>
+              <w:pStyle w:val="Compact"/>
+              <w:jc w:val="left"/>
+            </w:pPr>
+            <w:r>
+              <w:rPr>
+                <w:sz w:val="19"/>
+              </w:rPr>
+              <w:t xml:space="preserve">—</w:t>
+            </w:r>
+          </w:p>
+        </w:tc>
+        <w:tc>
+          <w:tcPr/>
+          <w:p>
+            <w:pPr>
+              <w:pStyle w:val="Compact"/>
+              <w:jc w:val="left"/>
+            </w:pPr>
+            <w:r>
+              <w:rPr>
+                <w:sz w:val="19"/>
+              </w:rPr>
+              <w:t xml:space="preserve">Grapple and breach; the fight moves to personal combat.</w:t>
+            </w:r>
+          </w:p>
+        </w:tc>
+      </w:tr>
+    </w:tbl>
+    <w:bookmarkEnd w:id="90"/>
+    <w:bookmarkStart w:id="91" w:name="the-exchange"/>
+    <w:p>
+      <w:pPr>
+        <w:pStyle w:val="Heading2"/>
+      </w:pPr>
+      <w:r>
+        <w:t xml:space="preserve">The exchange</w:t>
+      </w:r>
+    </w:p>
+    <w:p>
+      <w:pPr>
+        <w:pStyle w:val="FirstParagraph"/>
+      </w:pPr>
+      <w:r>
+        <w:t xml:space="preserve">Each exchange, every crewed station acts once, in any order the crew likes:</w:t>
+      </w:r>
+    </w:p>
+    <w:tbl>
+      <w:tblPr>
+        <w:tblStyle w:val="Table"/>
+        <w:tblW w:type="pct" w:w="5000"/>
+        <w:tblLook w:firstRow="1" w:lastRow="0" w:firstColumn="0" w:lastColumn="0" w:noHBand="0" w:noVBand="0" w:val="0020"/>
+        <w:jc w:val="start"/>
+        <w:tblBorders>
+          <w:top w:val="single" w:sz="4" w:color="B8C2D3"/>
+          <w:left w:val="single" w:sz="4" w:color="B8C2D3"/>
+          <w:bottom w:val="single" w:sz="4" w:color="B8C2D3"/>
+          <w:right w:val="single" w:sz="4" w:color="B8C2D3"/>
+          <w:insideH w:val="single" w:sz="4" w:color="B8C2D3"/>
+          <w:insideV w:val="single" w:sz="4" w:color="B8C2D3"/>
+        </w:tblBorders>
+      </w:tblPr>
+      <w:tblGrid>
+        <w:gridCol w:w="2640"/>
+        <w:gridCol w:w="2640"/>
+        <w:gridCol w:w="2640"/>
+      </w:tblGrid>
+      <w:tr>
+        <w:trPr>
+          <w:tblHeader w:val="true"/>
+        </w:trPr>
+        <w:tc>
+          <w:tcPr>
+            <w:shd w:val="clear" w:fill="E9EEF6"/>
+          </w:tcPr>
+          <w:p>
+            <w:pPr>
+              <w:pStyle w:val="Compact"/>
+              <w:jc w:val="left"/>
+            </w:pPr>
+            <w:r>
+              <w:rPr>
+                <w:b/>
+                <w:sz w:val="19"/>
+              </w:rPr>
+              <w:t xml:space="preserve">Station</w:t>
+            </w:r>
+          </w:p>
+        </w:tc>
+        <w:tc>
+          <w:tcPr>
+            <w:shd w:val="clear" w:fill="E9EEF6"/>
+          </w:tcPr>
+          <w:p>
+            <w:pPr>
+              <w:pStyle w:val="Compact"/>
+              <w:jc w:val="left"/>
+            </w:pPr>
+            <w:r>
+              <w:rPr>
+                <w:b/>
+                <w:sz w:val="19"/>
+              </w:rPr>
+              <w:t xml:space="preserve">Roll</w:t>
+            </w:r>
+          </w:p>
+        </w:tc>
+        <w:tc>
+          <w:tcPr>
+            <w:shd w:val="clear" w:fill="E9EEF6"/>
+          </w:tcPr>
+          <w:p>
+            <w:pPr>
+              <w:pStyle w:val="Compact"/>
+              <w:jc w:val="left"/>
+            </w:pPr>
+            <w:r>
+              <w:rPr>
+                <w:b/>
+                <w:sz w:val="19"/>
+              </w:rPr>
+              <w:t xml:space="preserve">What it does</w:t>
+            </w:r>
+          </w:p>
+        </w:tc>
+      </w:tr>
+      <w:tr>
+        <w:tc>
+          <w:tcPr/>
+          <w:p>
+            <w:pPr>
+              <w:pStyle w:val="Compact"/>
+              <w:jc w:val="left"/>
+            </w:pPr>
+            <w:r>
+              <w:rPr>
+                <w:b/>
+                <w:sz w:val="19"/>
+              </w:rPr>
+              <w:t xml:space="preserve">Pilot</w:t>
+            </w:r>
+          </w:p>
+        </w:tc>
+        <w:tc>
+          <w:tcPr/>
+          <w:p>
+            <w:pPr>
+              <w:pStyle w:val="Compact"/>
+              <w:jc w:val="left"/>
+            </w:pPr>
+            <w:r>
+              <w:rPr>
+                <w:sz w:val="19"/>
+              </w:rPr>
+              <w:t xml:space="preserve">Piloting</w:t>
+            </w:r>
+          </w:p>
+        </w:tc>
+        <w:tc>
+          <w:tcPr/>
+          <w:p>
+            <w:pPr>
+              <w:pStyle w:val="Compact"/>
+              <w:jc w:val="left"/>
+            </w:pPr>
+            <w:r>
+              <w:rPr>
+                <w:sz w:val="19"/>
+              </w:rPr>
+              <w:t xml:space="preserve">The range contest, and</w:t>
+            </w:r>
+            <w:r>
+              <w:rPr>
+                <w:sz w:val="19"/>
+              </w:rPr>
+              <w:t xml:space="preserve"> </w:t>
+            </w:r>
+            <w:r>
+              <w:rPr>
+                <w:bCs/>
+                <w:b/>
+                <w:sz w:val="19"/>
+              </w:rPr>
+              <w:t xml:space="preserve">evade</w:t>
+            </w:r>
+            <w:r>
+              <w:rPr>
+                <w:sz w:val="19"/>
+              </w:rPr>
+              <w:t xml:space="preserve">: once per exchange, like Dodge, cancel a hit that would land.</w:t>
+            </w:r>
+          </w:p>
+        </w:tc>
+      </w:tr>
+      <w:tr>
+        <w:tc>
+          <w:tcPr/>
+          <w:p>
+            <w:pPr>
+              <w:pStyle w:val="Compact"/>
+              <w:jc w:val="left"/>
+            </w:pPr>
+            <w:r>
+              <w:rPr>
+                <w:b/>
+                <w:sz w:val="19"/>
+              </w:rPr>
+              <w:t xml:space="preserve">Gunner</w:t>
+            </w:r>
+          </w:p>
+        </w:tc>
+        <w:tc>
+          <w:tcPr/>
+          <w:p>
+            <w:pPr>
+              <w:pStyle w:val="Compact"/>
+              <w:jc w:val="left"/>
+            </w:pPr>
+            <w:r>
+              <w:rPr>
+                <w:sz w:val="19"/>
+              </w:rPr>
+              <w:t xml:space="preserve">Firearms</w:t>
+            </w:r>
+          </w:p>
+        </w:tc>
+        <w:tc>
+          <w:tcPr/>
+          <w:p>
+            <w:pPr>
+              <w:pStyle w:val="Compact"/>
+              <w:jc w:val="left"/>
+            </w:pPr>
+            <w:r>
+              <w:rPr>
+                <w:sz w:val="19"/>
+              </w:rPr>
+              <w:t xml:space="preserve">Fire one weapon, with range penalties. Every hit marks the target’s Hull.</w:t>
+            </w:r>
+          </w:p>
+        </w:tc>
+      </w:tr>
+      <w:tr>
+        <w:tc>
+          <w:tcPr/>
+          <w:p>
+            <w:pPr>
+              <w:pStyle w:val="Compact"/>
+              <w:jc w:val="left"/>
+            </w:pPr>
+            <w:r>
+              <w:rPr>
+                <w:b/>
+                <w:sz w:val="19"/>
+              </w:rPr>
+              <w:t xml:space="preserve">Sensors</w:t>
+            </w:r>
+          </w:p>
+        </w:tc>
+        <w:tc>
+          <w:tcPr/>
+          <w:p>
+            <w:pPr>
+              <w:pStyle w:val="Compact"/>
+              <w:jc w:val="left"/>
+            </w:pPr>
+            <w:r>
+              <w:rPr>
+                <w:sz w:val="19"/>
+              </w:rPr>
+              <w:t xml:space="preserve">Sensors</w:t>
+            </w:r>
+          </w:p>
+        </w:tc>
+        <w:tc>
+          <w:tcPr/>
+          <w:p>
+            <w:pPr>
+              <w:pStyle w:val="Compact"/>
+              <w:jc w:val="left"/>
+            </w:pPr>
+            <w:r>
+              <w:rPr>
+                <w:bCs/>
+                <w:b/>
+                <w:sz w:val="19"/>
+              </w:rPr>
+              <w:t xml:space="preserve">Lock on</w:t>
+            </w:r>
+            <w:r>
+              <w:rPr>
+                <w:sz w:val="19"/>
+              </w:rPr>
+              <w:t xml:space="preserve">: +2 to the gunner’s next shot; or</w:t>
+            </w:r>
+            <w:r>
+              <w:rPr>
+                <w:sz w:val="19"/>
+              </w:rPr>
+              <w:t xml:space="preserve"> </w:t>
+            </w:r>
+            <w:r>
+              <w:rPr>
+                <w:bCs/>
+                <w:b/>
+                <w:sz w:val="19"/>
+              </w:rPr>
+              <w:t xml:space="preserve">jam</w:t>
+            </w:r>
+            <w:r>
+              <w:rPr>
+                <w:sz w:val="19"/>
+              </w:rPr>
+              <w:t xml:space="preserve">: −2 to the enemy’s next shot.</w:t>
+            </w:r>
+          </w:p>
+        </w:tc>
+      </w:tr>
+      <w:tr>
+        <w:tc>
+          <w:tcPr/>
+          <w:p>
+            <w:pPr>
+              <w:pStyle w:val="Compact"/>
+              <w:jc w:val="left"/>
+            </w:pPr>
+            <w:r>
+              <w:rPr>
+                <w:b/>
+                <w:sz w:val="19"/>
+              </w:rPr>
+              <w:t xml:space="preserve">Engineer</w:t>
+            </w:r>
+          </w:p>
+        </w:tc>
+        <w:tc>
+          <w:tcPr/>
+          <w:p>
+            <w:pPr>
+              <w:pStyle w:val="Compact"/>
+              <w:jc w:val="left"/>
+            </w:pPr>
+            <w:r>
+              <w:rPr>
+                <w:sz w:val="19"/>
+              </w:rPr>
+              <w:t xml:space="preserve">Engineering</w:t>
+            </w:r>
+          </w:p>
+        </w:tc>
+        <w:tc>
+          <w:tcPr/>
+          <w:p>
+            <w:pPr>
+              <w:pStyle w:val="Compact"/>
+              <w:jc w:val="left"/>
+            </w:pPr>
+            <w:r>
+              <w:rPr>
+                <w:sz w:val="19"/>
+              </w:rPr>
+              <w:t xml:space="preserve">Keep a damaged system running (ignore its penalty this exchange), or patch one Hull box, once per fight.</w:t>
+            </w:r>
+          </w:p>
+        </w:tc>
+      </w:tr>
+    </w:tbl>
+    <w:p>
+      <w:pPr>
+        <w:pStyle w:val="BodyText"/>
       </w:pPr>
       <w:r>
         <w:rPr>
           <w:bCs/>
           <w:b/>
         </w:rPr>
-        <w:t xml:space="preserve">The Long Fracture — 6,000–2,000 years ago.</w:t>
-      </w:r>
-      <w:r>
-        <w:t xml:space="preserve"> </w:t>
-      </w:r>
-      <w:r>
-        <w:t xml:space="preserve">Imperial institutions become increasingly hereditary and inefficient. Corridor collapses isolate provinces, while military commanders and local rulers accumulate independent power.</w:t>
-      </w:r>
-    </w:p>
-    <w:p>
-      <w:pPr>
-        <w:numPr>
-          <w:ilvl w:val="0"/>
-          <w:numId w:val="1015"/>
-        </w:numPr>
-      </w:pPr>
+        <w:t xml:space="preserve">The captain’s orders.</w:t>
+      </w:r>
+      <w:r>
+        <w:t xml:space="preserve"> </w:t>
+      </w:r>
+      <w:r>
+        <w:t xml:space="preserve">Whoever commands the ship (the captain, or whoever is in the chair) takes one of these each exchange:</w:t>
+      </w:r>
+    </w:p>
+    <w:tbl>
+      <w:tblPr>
+        <w:tblStyle w:val="Table"/>
+        <w:tblW w:type="pct" w:w="5000"/>
+        <w:tblLook w:firstRow="1" w:lastRow="0" w:firstColumn="0" w:lastColumn="0" w:noHBand="0" w:noVBand="0" w:val="0020"/>
+        <w:jc w:val="start"/>
+        <w:tblBorders>
+          <w:top w:val="single" w:sz="4" w:color="B8C2D3"/>
+          <w:left w:val="single" w:sz="4" w:color="B8C2D3"/>
+          <w:bottom w:val="single" w:sz="4" w:color="B8C2D3"/>
+          <w:right w:val="single" w:sz="4" w:color="B8C2D3"/>
+          <w:insideH w:val="single" w:sz="4" w:color="B8C2D3"/>
+          <w:insideV w:val="single" w:sz="4" w:color="B8C2D3"/>
+        </w:tblBorders>
+      </w:tblPr>
+      <w:tblGrid>
+        <w:gridCol w:w="2640"/>
+        <w:gridCol w:w="2640"/>
+        <w:gridCol w:w="2640"/>
+      </w:tblGrid>
+      <w:tr>
+        <w:trPr>
+          <w:tblHeader w:val="true"/>
+        </w:trPr>
+        <w:tc>
+          <w:tcPr>
+            <w:shd w:val="clear" w:fill="E9EEF6"/>
+          </w:tcPr>
+          <w:p>
+            <w:pPr>
+              <w:pStyle w:val="Compact"/>
+              <w:jc w:val="left"/>
+            </w:pPr>
+            <w:r>
+              <w:rPr>
+                <w:b/>
+                <w:sz w:val="19"/>
+              </w:rPr>
+              <w:t xml:space="preserve">Order</w:t>
+            </w:r>
+          </w:p>
+        </w:tc>
+        <w:tc>
+          <w:tcPr>
+            <w:shd w:val="clear" w:fill="E9EEF6"/>
+          </w:tcPr>
+          <w:p>
+            <w:pPr>
+              <w:pStyle w:val="Compact"/>
+              <w:jc w:val="left"/>
+            </w:pPr>
+            <w:r>
+              <w:rPr>
+                <w:b/>
+                <w:sz w:val="19"/>
+              </w:rPr>
+              <w:t xml:space="preserve">Roll</w:t>
+            </w:r>
+          </w:p>
+        </w:tc>
+        <w:tc>
+          <w:tcPr>
+            <w:shd w:val="clear" w:fill="E9EEF6"/>
+          </w:tcPr>
+          <w:p>
+            <w:pPr>
+              <w:pStyle w:val="Compact"/>
+              <w:jc w:val="left"/>
+            </w:pPr>
+            <w:r>
+              <w:rPr>
+                <w:b/>
+                <w:sz w:val="19"/>
+              </w:rPr>
+              <w:t xml:space="preserve">Effect</w:t>
+            </w:r>
+          </w:p>
+        </w:tc>
+      </w:tr>
+      <w:tr>
+        <w:tc>
+          <w:tcPr/>
+          <w:p>
+            <w:pPr>
+              <w:pStyle w:val="Compact"/>
+              <w:jc w:val="left"/>
+            </w:pPr>
+            <w:r>
+              <w:rPr>
+                <w:b/>
+                <w:sz w:val="19"/>
+              </w:rPr>
+              <w:t xml:space="preserve">Command</w:t>
+            </w:r>
+          </w:p>
+        </w:tc>
+        <w:tc>
+          <w:tcPr/>
+          <w:p>
+            <w:pPr>
+              <w:pStyle w:val="Compact"/>
+              <w:jc w:val="left"/>
+            </w:pPr>
+            <w:r>
+              <w:rPr>
+                <w:sz w:val="19"/>
+              </w:rPr>
+              <w:t xml:space="preserve">Leadership</w:t>
+            </w:r>
+          </w:p>
+        </w:tc>
+        <w:tc>
+          <w:tcPr/>
+          <w:p>
+            <w:pPr>
+              <w:pStyle w:val="Compact"/>
+              <w:jc w:val="left"/>
+            </w:pPr>
+            <w:r>
+              <w:rPr>
+                <w:sz w:val="19"/>
+              </w:rPr>
+              <w:t xml:space="preserve">Success: one station gets +2 to its roll this exchange; success by 5, two stations.</w:t>
+            </w:r>
+          </w:p>
+        </w:tc>
+      </w:tr>
+      <w:tr>
+        <w:tc>
+          <w:tcPr/>
+          <w:p>
+            <w:pPr>
+              <w:pStyle w:val="Compact"/>
+              <w:jc w:val="left"/>
+            </w:pPr>
+            <w:r>
+              <w:rPr>
+                <w:b/>
+                <w:sz w:val="19"/>
+              </w:rPr>
+              <w:t xml:space="preserve">Read the enemy</w:t>
+            </w:r>
+          </w:p>
+        </w:tc>
+        <w:tc>
+          <w:tcPr/>
+          <w:p>
+            <w:pPr>
+              <w:pStyle w:val="Compact"/>
+              <w:jc w:val="left"/>
+            </w:pPr>
+            <w:r>
+              <w:rPr>
+                <w:sz w:val="19"/>
+              </w:rPr>
+              <w:t xml:space="preserve">Psychology</w:t>
+            </w:r>
+          </w:p>
+        </w:tc>
+        <w:tc>
+          <w:tcPr/>
+          <w:p>
+            <w:pPr>
+              <w:pStyle w:val="Compact"/>
+              <w:jc w:val="left"/>
+            </w:pPr>
+            <w:r>
+              <w:rPr>
+                <w:sz w:val="19"/>
+              </w:rPr>
+              <w:t xml:space="preserve">Success: you predict their next move. +2 to the pilot’s evade or range contest this exchange, or the gunner ignores one band of range penalty.</w:t>
+            </w:r>
+          </w:p>
+        </w:tc>
+      </w:tr>
+      <w:tr>
+        <w:tc>
+          <w:tcPr/>
+          <w:p>
+            <w:pPr>
+              <w:pStyle w:val="Compact"/>
+              <w:jc w:val="left"/>
+            </w:pPr>
+            <w:r>
+              <w:rPr>
+                <w:b/>
+                <w:sz w:val="19"/>
+              </w:rPr>
+              <w:t xml:space="preserve">Hail</w:t>
+            </w:r>
+          </w:p>
+        </w:tc>
+        <w:tc>
+          <w:tcPr/>
+          <w:p>
+            <w:pPr>
+              <w:pStyle w:val="Compact"/>
+              <w:jc w:val="left"/>
+            </w:pPr>
+            <w:r>
+              <w:rPr>
+                <w:sz w:val="19"/>
+              </w:rPr>
+              <w:t xml:space="preserve">Diplomacy (or Deception to bluff)</w:t>
+            </w:r>
+          </w:p>
+        </w:tc>
+        <w:tc>
+          <w:tcPr/>
+          <w:p>
+            <w:pPr>
+              <w:pStyle w:val="Compact"/>
+              <w:jc w:val="left"/>
+            </w:pPr>
+            <w:r>
+              <w:rPr>
+                <w:sz w:val="19"/>
+              </w:rPr>
+              <w:t xml:space="preserve">Opposed by the enemy captain’s Will. Success: they pause to talk, hold fire for an exchange, or consider surrender; a bluff can make them believe what you say about your ship.</w:t>
+            </w:r>
+          </w:p>
+        </w:tc>
+      </w:tr>
+      <w:tr>
+        <w:tc>
+          <w:tcPr/>
+          <w:p>
+            <w:pPr>
+              <w:pStyle w:val="Compact"/>
+              <w:jc w:val="left"/>
+            </w:pPr>
+            <w:r>
+              <w:rPr>
+                <w:b/>
+                <w:sz w:val="19"/>
+              </w:rPr>
+              <w:t xml:space="preserve">Rally</w:t>
+            </w:r>
+          </w:p>
+        </w:tc>
+        <w:tc>
+          <w:tcPr/>
+          <w:p>
+            <w:pPr>
+              <w:pStyle w:val="Compact"/>
+              <w:jc w:val="left"/>
+            </w:pPr>
+            <w:r>
+              <w:rPr>
+                <w:sz w:val="19"/>
+              </w:rPr>
+              <w:t xml:space="preserve">Leadership</w:t>
+            </w:r>
+          </w:p>
+        </w:tc>
+        <w:tc>
+          <w:tcPr/>
+          <w:p>
+            <w:pPr>
+              <w:pStyle w:val="Compact"/>
+              <w:jc w:val="left"/>
+            </w:pPr>
+            <w:r>
+              <w:rPr>
+                <w:sz w:val="19"/>
+              </w:rPr>
+              <w:t xml:space="preserve">After a hit to the hull, steady the crew: everyone Stunned recovers, and the next failed station roll this scene may be rerolled.</w:t>
+            </w:r>
+          </w:p>
+        </w:tc>
+      </w:tr>
+    </w:tbl>
+    <w:p>
+      <w:pPr>
+        <w:pStyle w:val="BodyText"/>
+      </w:pPr>
+      <w:r>
+        <w:t xml:space="preserve">A captain who takes an order doesn’t also work a station that exchange. Commanding well is the job.</w:t>
+      </w:r>
+    </w:p>
+    <w:bookmarkEnd w:id="91"/>
+    <w:bookmarkStart w:id="92" w:name="hull"/>
+    <w:p>
+      <w:pPr>
+        <w:pStyle w:val="Heading2"/>
+      </w:pPr>
+      <w:r>
+        <w:t xml:space="preserve">Hull</w:t>
+      </w:r>
+    </w:p>
+    <w:p>
+      <w:pPr>
+        <w:pStyle w:val="FirstParagraph"/>
+      </w:pPr>
+      <w:r>
+        <w:t xml:space="preserve">Your crew’s ship has a</w:t>
+      </w:r>
+      <w:r>
+        <w:t xml:space="preserve"> </w:t>
+      </w:r>
       <w:r>
         <w:rPr>
           <w:bCs/>
           <w:b/>
         </w:rPr>
-        <w:t xml:space="preserve">The Wars of Reclamation — 2,000–300 years ago.</w:t>
-      </w:r>
-      <w:r>
-        <w:t xml:space="preserve"> </w:t>
-      </w:r>
-      <w:r>
-        <w:t xml:space="preserve">The reopening of long-dormant corridors triggers repeated imperial campaigns to recover territories that have been independent for centuries.</w:t>
-      </w:r>
-    </w:p>
-    <w:p>
-      <w:pPr>
-        <w:numPr>
-          <w:ilvl w:val="0"/>
-          <w:numId w:val="1015"/>
-        </w:numPr>
-      </w:pPr>
-      <w:r>
-        <w:rPr>
-          <w:bCs/>
-          <w:b/>
-        </w:rPr>
-        <w:t xml:space="preserve">The Present Era.</w:t>
-      </w:r>
-      <w:r>
-        <w:t xml:space="preserve"> </w:t>
-      </w:r>
-      <w:r>
-        <w:t xml:space="preserve">The Hegemony remains powerful but divided. Rival imperial houses, military protectorates, religious authorities, and separatist governments fight over territory, resources, and the legitimacy of imperial rule.</w:t>
-      </w:r>
-    </w:p>
-    <w:p>
-      <w:pPr>
-        <w:pStyle w:val="FirstParagraph"/>
-      </w:pPr>
-      <w:r>
-        <w:t xml:space="preserve">The Hegemony’s greatest military weakness is the same phenomenon that once made its expansion possible: the gravimetric corridor network.</w:t>
-      </w:r>
-    </w:p>
-    <w:p>
-      <w:pPr>
-        <w:pStyle w:val="BodyText"/>
-      </w:pPr>
-      <w:r>
-        <w:t xml:space="preserve">A powerful fleet is of little use if the corridor connecting it to its supply bases collapses. A heavily defended frontier can become strategically irrelevant when a new corridor opens behind it. An isolated province can develop into a powerful independent state before the empire regains access.</w:t>
-      </w:r>
-    </w:p>
-    <w:p>
-      <w:pPr>
-        <w:pStyle w:val="BodyText"/>
-      </w:pPr>
-      <w:r>
-        <w:t xml:space="preserve">The result is a frontier that shifts over centuries, interrupted by sudden strategic disasters.</w:t>
-      </w:r>
-    </w:p>
-    <w:p>
-      <w:pPr>
-        <w:pStyle w:val="BodyText"/>
-      </w:pPr>
-      <w:r>
-        <w:t xml:space="preserve">The Hegemony also contains genuine ideological differences. Imperial restorationists seek to rebuild centralized authority. Military governors demand regional autonomy. Religious zealots seek to purify the empire. Reformers argue that only fundamental political change can preserve what remains.</w:t>
-      </w:r>
-    </w:p>
-    <w:p>
-      <w:pPr>
-        <w:pStyle w:val="BodyText"/>
-      </w:pPr>
-      <w:r>
-        <w:t xml:space="preserve">These factions fight one another even as they wage wars against external enemies.</w:t>
-      </w:r>
-    </w:p>
-    <w:p>
-      <w:pPr>
-        <w:pStyle w:val="BodyText"/>
-      </w:pPr>
-      <w:r>
-        <w:t xml:space="preserve">For the peoples living near its borders, the Hegemony is both a real military threat and a source of persistent uncertainty.</w:t>
-      </w:r>
-    </w:p>
-    <w:p>
-      <w:pPr>
-        <w:pStyle w:val="BodyText"/>
-      </w:pPr>
-      <w:r>
-        <w:t xml:space="preserve">A corridor that has been closed for three hundred years can reopen tomorrow.</w:t>
-      </w:r>
-    </w:p>
-    <w:p>
-      <w:pPr>
-        <w:pStyle w:val="BodyText"/>
-      </w:pPr>
-      <w:r>
-        <w:t xml:space="preserve">And an imperial fleet may emerge to announce that the worlds beyond it still belong to the Emperor.</w:t>
-      </w:r>
-    </w:p>
-    <w:bookmarkEnd w:id="119"/>
-    <w:bookmarkStart w:id="120" w:name="species-and-political-affiliations"/>
-    <w:p>
-      <w:pPr>
-        <w:pStyle w:val="Heading2"/>
-      </w:pPr>
-      <w:r>
-        <w:t xml:space="preserve">Species and political affiliations</w:t>
-      </w:r>
-    </w:p>
-    <w:p>
-      <w:pPr>
-        <w:pStyle w:val="FirstParagraph"/>
-      </w:pPr>
-      <w:r>
-        <w:t xml:space="preserve">Species identity does not determine political loyalty. The following table describes broad historical associations, not universal allegiances.</w:t>
+        <w:t xml:space="preserve">Hull</w:t>
+      </w:r>
+      <w:r>
+        <w:t xml:space="preserve"> </w:t>
+      </w:r>
+      <w:r>
+        <w:t xml:space="preserve">track (in the creator’s tracks, with Debt, Heat and Reputation): four boxes, and each one costs you something.</w:t>
       </w:r>
     </w:p>
     <w:tbl>
@@ -16371,7 +16445,7 @@
                 <w:b/>
                 <w:sz w:val="19"/>
               </w:rPr>
-              <w:t xml:space="preserve">Political sphere</w:t>
+              <w:t xml:space="preserve">Hull</w:t>
             </w:r>
           </w:p>
         </w:tc>
@@ -16389,342 +16463,186 @@
                 <w:b/>
                 <w:sz w:val="19"/>
               </w:rPr>
-              <w:t xml:space="preserve">Principal species</w:t>
-            </w:r>
-          </w:p>
-        </w:tc>
-      </w:tr>
-      <w:tr>
-        <w:tc>
-          <w:tcPr/>
-          <w:p>
-            <w:pPr>
-              <w:pStyle w:val="Compact"/>
-              <w:jc w:val="left"/>
-            </w:pPr>
-            <w:r>
-              <w:rPr>
-                <w:b/>
-                <w:sz w:val="19"/>
-              </w:rPr>
-              <w:t xml:space="preserve">Human colonial states</w:t>
-            </w:r>
-          </w:p>
-        </w:tc>
-        <w:tc>
-          <w:tcPr/>
-          <w:p>
-            <w:pPr>
-              <w:pStyle w:val="Compact"/>
-              <w:jc w:val="left"/>
-            </w:pPr>
-            <w:r>
-              <w:rPr>
-                <w:sz w:val="19"/>
-              </w:rPr>
-              <w:t xml:space="preserve">Humans, with growing alien populations</w:t>
-            </w:r>
-          </w:p>
-        </w:tc>
-      </w:tr>
-      <w:tr>
-        <w:tc>
-          <w:tcPr/>
-          <w:p>
-            <w:pPr>
-              <w:pStyle w:val="Compact"/>
-              <w:jc w:val="left"/>
-            </w:pPr>
-            <w:r>
-              <w:rPr>
-                <w:b/>
-                <w:sz w:val="19"/>
-              </w:rPr>
-              <w:t xml:space="preserve">Tessan commercial networks</w:t>
-            </w:r>
-          </w:p>
-        </w:tc>
-        <w:tc>
-          <w:tcPr/>
-          <w:p>
-            <w:pPr>
-              <w:pStyle w:val="Compact"/>
-              <w:jc w:val="left"/>
-            </w:pPr>
-            <w:r>
-              <w:rPr>
-                <w:sz w:val="19"/>
-              </w:rPr>
-              <w:t xml:space="preserve">Tessan, Kel, Qor, many independent trading communities</w:t>
-            </w:r>
-          </w:p>
-        </w:tc>
-      </w:tr>
-      <w:tr>
-        <w:tc>
-          <w:tcPr/>
-          <w:p>
-            <w:pPr>
-              <w:pStyle w:val="Compact"/>
-              <w:jc w:val="left"/>
-            </w:pPr>
-            <w:r>
-              <w:rPr>
-                <w:b/>
-                <w:sz w:val="19"/>
-              </w:rPr>
-              <w:t xml:space="preserve">Hegemony core and imperial institutions</w:t>
-            </w:r>
-          </w:p>
-        </w:tc>
-        <w:tc>
-          <w:tcPr/>
-          <w:p>
-            <w:pPr>
-              <w:pStyle w:val="Compact"/>
-              <w:jc w:val="left"/>
-            </w:pPr>
-            <w:r>
-              <w:rPr>
-                <w:sz w:val="19"/>
-              </w:rPr>
-              <w:t xml:space="preserve">Ozhvek, Dresh, Shivar, Brulvek</w:t>
-            </w:r>
-          </w:p>
-        </w:tc>
-      </w:tr>
-      <w:tr>
-        <w:tc>
-          <w:tcPr/>
-          <w:p>
-            <w:pPr>
-              <w:pStyle w:val="Compact"/>
-              <w:jc w:val="left"/>
-            </w:pPr>
-            <w:r>
-              <w:rPr>
-                <w:b/>
-                <w:sz w:val="19"/>
-              </w:rPr>
-              <w:t xml:space="preserve">Former imperial territories and resistance movements</w:t>
-            </w:r>
-          </w:p>
-        </w:tc>
-        <w:tc>
-          <w:tcPr/>
-          <w:p>
-            <w:pPr>
-              <w:pStyle w:val="Compact"/>
-              <w:jc w:val="left"/>
-            </w:pPr>
-            <w:r>
-              <w:rPr>
-                <w:sz w:val="19"/>
-              </w:rPr>
-              <w:t xml:space="preserve">Zhaq, Joruun, Uth</w:t>
-            </w:r>
-          </w:p>
-        </w:tc>
-      </w:tr>
-      <w:tr>
-        <w:tc>
-          <w:tcPr/>
-          <w:p>
-            <w:pPr>
-              <w:pStyle w:val="Compact"/>
-              <w:jc w:val="left"/>
-            </w:pPr>
-            <w:r>
-              <w:rPr>
-                <w:b/>
-                <w:sz w:val="19"/>
-              </w:rPr>
-              <w:t xml:space="preserve">Independent scientific and technological powers</w:t>
-            </w:r>
-          </w:p>
-        </w:tc>
-        <w:tc>
-          <w:tcPr/>
-          <w:p>
-            <w:pPr>
-              <w:pStyle w:val="Compact"/>
-              <w:jc w:val="left"/>
-            </w:pPr>
-            <w:r>
-              <w:rPr>
-                <w:sz w:val="19"/>
-              </w:rPr>
-              <w:t xml:space="preserve">Mirrun, Veyari, Thrum, Sen, Ommek, Khaum</w:t>
-            </w:r>
-          </w:p>
-        </w:tc>
-      </w:tr>
-      <w:tr>
-        <w:tc>
-          <w:tcPr/>
-          <w:p>
-            <w:pPr>
-              <w:pStyle w:val="Compact"/>
-              <w:jc w:val="left"/>
-            </w:pPr>
-            <w:r>
-              <w:rPr>
-                <w:b/>
-                <w:sz w:val="19"/>
-              </w:rPr>
-              <w:t xml:space="preserve">Mobile and frontier civilizations</w:t>
-            </w:r>
-          </w:p>
-        </w:tc>
-        <w:tc>
-          <w:tcPr/>
-          <w:p>
-            <w:pPr>
-              <w:pStyle w:val="Compact"/>
-              <w:jc w:val="left"/>
-            </w:pPr>
-            <w:r>
-              <w:rPr>
-                <w:sz w:val="19"/>
-              </w:rPr>
-              <w:t xml:space="preserve">Ylith, Vael, Uxarra, Draelin, Zethri</w:t>
-            </w:r>
-          </w:p>
-        </w:tc>
-      </w:tr>
-      <w:tr>
-        <w:tc>
-          <w:tcPr/>
-          <w:p>
-            <w:pPr>
-              <w:pStyle w:val="Compact"/>
-              <w:jc w:val="left"/>
-            </w:pPr>
-            <w:r>
-              <w:rPr>
-                <w:b/>
-                <w:sz w:val="19"/>
-              </w:rPr>
-              <w:t xml:space="preserve">Ecological and emerging powers</w:t>
-            </w:r>
-          </w:p>
-        </w:tc>
-        <w:tc>
-          <w:tcPr/>
-          <w:p>
-            <w:pPr>
-              <w:pStyle w:val="Compact"/>
-              <w:jc w:val="left"/>
-            </w:pPr>
-            <w:r>
-              <w:rPr>
-                <w:sz w:val="19"/>
-              </w:rPr>
-              <w:t xml:space="preserve">Corvani, Eshuum, Vesh</w:t>
+              <w:t xml:space="preserve">Effect</w:t>
+            </w:r>
+          </w:p>
+        </w:tc>
+      </w:tr>
+      <w:tr>
+        <w:tc>
+          <w:tcPr/>
+          <w:p>
+            <w:pPr>
+              <w:pStyle w:val="Compact"/>
+              <w:jc w:val="left"/>
+            </w:pPr>
+            <w:r>
+              <w:rPr>
+                <w:b/>
+                <w:sz w:val="19"/>
+              </w:rPr>
+              <w:t xml:space="preserve">1</w:t>
+            </w:r>
+          </w:p>
+        </w:tc>
+        <w:tc>
+          <w:tcPr/>
+          <w:p>
+            <w:pPr>
+              <w:pStyle w:val="Compact"/>
+              <w:jc w:val="left"/>
+            </w:pPr>
+            <w:r>
+              <w:rPr>
+                <w:sz w:val="19"/>
+              </w:rPr>
+              <w:t xml:space="preserve">Scarred: breaches sealed, no penalty yet.</w:t>
+            </w:r>
+          </w:p>
+        </w:tc>
+      </w:tr>
+      <w:tr>
+        <w:tc>
+          <w:tcPr/>
+          <w:p>
+            <w:pPr>
+              <w:pStyle w:val="Compact"/>
+              <w:jc w:val="left"/>
+            </w:pPr>
+            <w:r>
+              <w:rPr>
+                <w:b/>
+                <w:sz w:val="19"/>
+              </w:rPr>
+              <w:t xml:space="preserve">2</w:t>
+            </w:r>
+          </w:p>
+        </w:tc>
+        <w:tc>
+          <w:tcPr/>
+          <w:p>
+            <w:pPr>
+              <w:pStyle w:val="Compact"/>
+              <w:jc w:val="left"/>
+            </w:pPr>
+            <w:r>
+              <w:rPr>
+                <w:sz w:val="19"/>
+              </w:rPr>
+              <w:t xml:space="preserve">A system is hit: −2 to rolls using the drive, the weapons or the sensors (the GM chooses, or roll 3d6: 3–8 drive, 9–12 weapons, 13–18 sensors).</w:t>
+            </w:r>
+          </w:p>
+        </w:tc>
+      </w:tr>
+      <w:tr>
+        <w:tc>
+          <w:tcPr/>
+          <w:p>
+            <w:pPr>
+              <w:pStyle w:val="Compact"/>
+              <w:jc w:val="left"/>
+            </w:pPr>
+            <w:r>
+              <w:rPr>
+                <w:b/>
+                <w:sz w:val="19"/>
+              </w:rPr>
+              <w:t xml:space="preserve">3</w:t>
+            </w:r>
+          </w:p>
+        </w:tc>
+        <w:tc>
+          <w:tcPr/>
+          <w:p>
+            <w:pPr>
+              <w:pStyle w:val="Compact"/>
+              <w:jc w:val="left"/>
+            </w:pPr>
+            <w:r>
+              <w:rPr>
+                <w:sz w:val="19"/>
+              </w:rPr>
+              <w:t xml:space="preserve">Crippled: −2 to every ship roll, and the corridor drive won’t engage.</w:t>
+            </w:r>
+          </w:p>
+        </w:tc>
+      </w:tr>
+      <w:tr>
+        <w:tc>
+          <w:tcPr/>
+          <w:p>
+            <w:pPr>
+              <w:pStyle w:val="Compact"/>
+              <w:jc w:val="left"/>
+            </w:pPr>
+            <w:r>
+              <w:rPr>
+                <w:b/>
+                <w:sz w:val="19"/>
+              </w:rPr>
+              <w:t xml:space="preserve">4</w:t>
+            </w:r>
+          </w:p>
+        </w:tc>
+        <w:tc>
+          <w:tcPr/>
+          <w:p>
+            <w:pPr>
+              <w:pStyle w:val="Compact"/>
+              <w:jc w:val="left"/>
+            </w:pPr>
+            <w:r>
+              <w:rPr>
+                <w:sz w:val="19"/>
+              </w:rPr>
+              <w:t xml:space="preserve">Breaking up: start an</w:t>
+            </w:r>
+            <w:r>
+              <w:rPr>
+                <w:sz w:val="19"/>
+              </w:rPr>
+              <w:t xml:space="preserve"> </w:t>
+            </w:r>
+            <w:r>
+              <w:rPr>
+                <w:iCs/>
+                <w:i/>
+                <w:sz w:val="19"/>
+              </w:rPr>
+              <w:t xml:space="preserve">Abandon ship</w:t>
+            </w:r>
+            <w:r>
+              <w:rPr>
+                <w:sz w:val="19"/>
+              </w:rPr>
+              <w:t xml:space="preserve"> </w:t>
+            </w:r>
+            <w:r>
+              <w:rPr>
+                <w:sz w:val="19"/>
+              </w:rPr>
+              <w:t xml:space="preserve">clock.</w:t>
             </w:r>
           </w:p>
         </w:tc>
       </w:tr>
     </w:tbl>
-    <w:bookmarkEnd w:id="120"/>
-    <w:bookmarkStart w:id="121" w:name="the-galaxy-as-a-setting-for-adventure"/>
-    <w:p>
-      <w:pPr>
-        <w:pStyle w:val="Heading2"/>
-      </w:pPr>
-      <w:r>
-        <w:t xml:space="preserve">The galaxy as a setting for adventure</w:t>
-      </w:r>
-    </w:p>
-    <w:p>
-      <w:pPr>
-        <w:pStyle w:val="FirstParagraph"/>
-      </w:pPr>
-      <w:r>
-        <w:t xml:space="preserve">The peoples of Fracture Lines inhabit a region of space where history, geography, and politics are inseparable.</w:t>
-      </w:r>
-    </w:p>
     <w:p>
       <w:pPr>
         <w:pStyle w:val="BodyText"/>
       </w:pPr>
-      <w:r>
-        <w:t xml:space="preserve">Ancient empires are collapsing, but their armies remain dangerous. Commercial powers are becoming increasingly influential, but their own institutions are changing. Younger civilizations are discovering opportunities that older powers have overlooked. Entire worlds remain isolated behind collapsed corridors, waiting to be rediscovered.</w:t>
-      </w:r>
-    </w:p>
-    <w:p>
-      <w:pPr>
-        <w:pStyle w:val="BodyText"/>
-      </w:pPr>
-      <w:r>
-        <w:t xml:space="preserve">The corridor network makes exploration unpredictable. A journey between two nearby systems can require a lengthy detour, while a deep corridor can connect civilizations separated by thousands of light-years. New connections can transform isolated worlds into strategic prizes overnight.</w:t>
-      </w:r>
-    </w:p>
-    <w:p>
-      <w:pPr>
-        <w:pStyle w:val="BodyText"/>
-      </w:pPr>
-      <w:r>
-        <w:t xml:space="preserve">A crew operating in this environment can encounter independent merchants, imperial patrols, scientific expeditions, religious missionaries, refugees, pirates, explorers, and representatives of civilizations whose histories stretch back thousands of years.</w:t>
-      </w:r>
-    </w:p>
-    <w:p>
-      <w:pPr>
-        <w:pStyle w:val="BodyText"/>
-      </w:pPr>
-      <w:r>
-        <w:t xml:space="preserve">The setting does not assume that any one species is destined to dominate the others.</w:t>
-      </w:r>
-    </w:p>
-    <w:p>
-      <w:pPr>
-        <w:pStyle w:val="BodyText"/>
-      </w:pPr>
-      <w:r>
-        <w:t xml:space="preserve">The central conflict of Fracture Lines is not simply the struggle between civilizations. It is the struggle between established power and an interstellar order that refuses to remain static.</w:t>
-      </w:r>
-    </w:p>
-    <w:bookmarkEnd w:id="121"/>
-    <w:bookmarkEnd w:id="122"/>
-    <w:bookmarkStart w:id="123" w:name="psionics-and-the-mandates"/>
-    <w:p>
-      <w:pPr>
-        <w:pStyle w:val="Heading1"/>
-      </w:pPr>
-      <w:r>
-        <w:t xml:space="preserve">Psionics and the Mandates</w:t>
-      </w:r>
-    </w:p>
-    <w:p>
-      <w:pPr>
-        <w:pStyle w:val="FirstParagraph"/>
-      </w:pPr>
-      <w:r>
-        <w:t xml:space="preserve">Psionic potential is rare, but it is not unique to any people. It appears in subspecies and bloodlines among all the larger species. The</w:t>
-      </w:r>
-      <w:r>
-        <w:t xml:space="preserve"> </w:t>
-      </w:r>
       <w:r>
         <w:rPr>
           <w:bCs/>
           <w:b/>
         </w:rPr>
-        <w:t xml:space="preserve">Shivar</w:t>
-      </w:r>
-      <w:r>
-        <w:t xml:space="preserve"> </w:t>
-      </w:r>
-      <w:r>
-        <w:t xml:space="preserve">are empaths by nature (their nervous systems share emotions), but true psionics (reading minds, pushing thoughts, moving objects) is something else.</w:t>
-      </w:r>
-    </w:p>
-    <w:p>
-      <w:pPr>
-        <w:pStyle w:val="BodyText"/>
-      </w:pPr>
-      <w:r>
-        <w:t xml:space="preserve">Most of the older civilizations treat psionics as a danger to be</w:t>
+        <w:t xml:space="preserve">Armor.</w:t>
+      </w:r>
+      <w:r>
+        <w:t xml:space="preserve"> </w:t>
+      </w:r>
+      <w:r>
+        <w:t xml:space="preserve">A warship’s armor ignores one hit that would mark only 1 box each exchange.</w:t>
       </w:r>
       <w:r>
         <w:t xml:space="preserve"> </w:t>
@@ -16734,220 +16652,2581 @@
           <w:bCs/>
           <w:b/>
         </w:rPr>
-        <w:t xml:space="preserve">controlled</w:t>
-      </w:r>
-      <w:r>
-        <w:t xml:space="preserve">: registered, suppressed, or wiped out. Their</w:t>
-      </w:r>
-      <w:r>
-        <w:t xml:space="preserve"> </w:t>
-      </w:r>
+        <w:t xml:space="preserve">Repairs:</w:t>
+      </w:r>
+      <w:r>
+        <w:t xml:space="preserve"> </w:t>
+      </w:r>
+      <w:r>
+        <w:t xml:space="preserve">a dock clears the whole track; in the field an engineer patches one box a fight, and a full day’s work clears one more.</w:t>
+      </w:r>
+    </w:p>
+    <w:bookmarkEnd w:id="92"/>
+    <w:bookmarkStart w:id="93" w:name="enemy-ships"/>
+    <w:p>
+      <w:pPr>
+        <w:pStyle w:val="Heading2"/>
+      </w:pPr>
+      <w:r>
+        <w:t xml:space="preserve">Enemy ships</w:t>
+      </w:r>
+    </w:p>
+    <w:tbl>
+      <w:tblPr>
+        <w:tblStyle w:val="Table"/>
+        <w:tblW w:type="pct" w:w="5000"/>
+        <w:tblLook w:firstRow="1" w:lastRow="0" w:firstColumn="0" w:lastColumn="0" w:noHBand="0" w:noVBand="0" w:val="0020"/>
+        <w:jc w:val="start"/>
+        <w:tblBorders>
+          <w:top w:val="single" w:sz="4" w:color="B8C2D3"/>
+          <w:left w:val="single" w:sz="4" w:color="B8C2D3"/>
+          <w:bottom w:val="single" w:sz="4" w:color="B8C2D3"/>
+          <w:right w:val="single" w:sz="4" w:color="B8C2D3"/>
+          <w:insideH w:val="single" w:sz="4" w:color="B8C2D3"/>
+          <w:insideV w:val="single" w:sz="4" w:color="B8C2D3"/>
+        </w:tblBorders>
+      </w:tblPr>
+      <w:tblGrid>
+        <w:gridCol w:w="1584"/>
+        <w:gridCol w:w="1584"/>
+        <w:gridCol w:w="1584"/>
+        <w:gridCol w:w="1584"/>
+        <w:gridCol w:w="1584"/>
+      </w:tblGrid>
+      <w:tr>
+        <w:trPr>
+          <w:tblHeader w:val="true"/>
+        </w:trPr>
+        <w:tc>
+          <w:tcPr>
+            <w:shd w:val="clear" w:fill="E9EEF6"/>
+          </w:tcPr>
+          <w:p>
+            <w:pPr>
+              <w:pStyle w:val="Compact"/>
+              <w:jc w:val="left"/>
+            </w:pPr>
+            <w:r>
+              <w:rPr>
+                <w:b/>
+                <w:sz w:val="19"/>
+              </w:rPr>
+              <w:t xml:space="preserve">Ship</w:t>
+            </w:r>
+          </w:p>
+        </w:tc>
+        <w:tc>
+          <w:tcPr>
+            <w:shd w:val="clear" w:fill="E9EEF6"/>
+          </w:tcPr>
+          <w:p>
+            <w:pPr>
+              <w:pStyle w:val="Compact"/>
+              <w:jc w:val="left"/>
+            </w:pPr>
+            <w:r>
+              <w:rPr>
+                <w:b/>
+                <w:sz w:val="19"/>
+              </w:rPr>
+              <w:t xml:space="preserve">Pilot / Gunner</w:t>
+            </w:r>
+          </w:p>
+        </w:tc>
+        <w:tc>
+          <w:tcPr>
+            <w:shd w:val="clear" w:fill="E9EEF6"/>
+          </w:tcPr>
+          <w:p>
+            <w:pPr>
+              <w:pStyle w:val="Compact"/>
+              <w:jc w:val="left"/>
+            </w:pPr>
+            <w:r>
+              <w:rPr>
+                <w:b/>
+                <w:sz w:val="19"/>
+              </w:rPr>
+              <w:t xml:space="preserve">Hull</w:t>
+            </w:r>
+          </w:p>
+        </w:tc>
+        <w:tc>
+          <w:tcPr>
+            <w:shd w:val="clear" w:fill="E9EEF6"/>
+          </w:tcPr>
+          <w:p>
+            <w:pPr>
+              <w:pStyle w:val="Compact"/>
+              <w:jc w:val="left"/>
+            </w:pPr>
+            <w:r>
+              <w:rPr>
+                <w:b/>
+                <w:sz w:val="19"/>
+              </w:rPr>
+              <w:t xml:space="preserve">Weapons</w:t>
+            </w:r>
+          </w:p>
+        </w:tc>
+        <w:tc>
+          <w:tcPr>
+            <w:shd w:val="clear" w:fill="E9EEF6"/>
+          </w:tcPr>
+          <w:p>
+            <w:pPr>
+              <w:pStyle w:val="Compact"/>
+              <w:jc w:val="left"/>
+            </w:pPr>
+            <w:r>
+              <w:rPr>
+                <w:b/>
+                <w:sz w:val="19"/>
+              </w:rPr>
+              <w:t xml:space="preserve">Trait</w:t>
+            </w:r>
+          </w:p>
+        </w:tc>
+      </w:tr>
+      <w:tr>
+        <w:tc>
+          <w:tcPr/>
+          <w:p>
+            <w:pPr>
+              <w:pStyle w:val="Compact"/>
+              <w:jc w:val="left"/>
+            </w:pPr>
+            <w:r>
+              <w:rPr>
+                <w:b/>
+                <w:sz w:val="19"/>
+              </w:rPr>
+              <w:t xml:space="preserve">Pirate raider</w:t>
+            </w:r>
+          </w:p>
+        </w:tc>
+        <w:tc>
+          <w:tcPr/>
+          <w:p>
+            <w:pPr>
+              <w:pStyle w:val="Compact"/>
+              <w:jc w:val="left"/>
+            </w:pPr>
+            <w:r>
+              <w:rPr>
+                <w:sz w:val="19"/>
+              </w:rPr>
+              <w:t xml:space="preserve">12 / 12</w:t>
+            </w:r>
+          </w:p>
+        </w:tc>
+        <w:tc>
+          <w:tcPr/>
+          <w:p>
+            <w:pPr>
+              <w:pStyle w:val="Compact"/>
+              <w:jc w:val="left"/>
+            </w:pPr>
+            <w:r>
+              <w:rPr>
+                <w:sz w:val="19"/>
+              </w:rPr>
+              <w:t xml:space="preserve">3</w:t>
+            </w:r>
+          </w:p>
+        </w:tc>
+        <w:tc>
+          <w:tcPr/>
+          <w:p>
+            <w:pPr>
+              <w:pStyle w:val="Compact"/>
+              <w:jc w:val="left"/>
+            </w:pPr>
+            <w:r>
+              <w:rPr>
+                <w:sz w:val="19"/>
+              </w:rPr>
+              <w:t xml:space="preserve">Laser battery, missiles (2)</w:t>
+            </w:r>
+          </w:p>
+        </w:tc>
+        <w:tc>
+          <w:tcPr/>
+          <w:p>
+            <w:pPr>
+              <w:pStyle w:val="Compact"/>
+              <w:jc w:val="left"/>
+            </w:pPr>
+            <w:r>
+              <w:rPr>
+                <w:bCs/>
+                <w:b/>
+                <w:sz w:val="19"/>
+              </w:rPr>
+              <w:t xml:space="preserve">Boarders.</w:t>
+            </w:r>
+            <w:r>
+              <w:rPr>
+                <w:sz w:val="19"/>
+              </w:rPr>
+              <w:t xml:space="preserve"> </w:t>
+            </w:r>
+            <w:r>
+              <w:rPr>
+                <w:sz w:val="19"/>
+              </w:rPr>
+              <w:t xml:space="preserve">Wants your cargo, not your ship; tries to close to Close.</w:t>
+            </w:r>
+          </w:p>
+        </w:tc>
+      </w:tr>
+      <w:tr>
+        <w:tc>
+          <w:tcPr/>
+          <w:p>
+            <w:pPr>
+              <w:pStyle w:val="Compact"/>
+              <w:jc w:val="left"/>
+            </w:pPr>
+            <w:r>
+              <w:rPr>
+                <w:b/>
+                <w:sz w:val="19"/>
+              </w:rPr>
+              <w:t xml:space="preserve">Customs cutter</w:t>
+            </w:r>
+          </w:p>
+        </w:tc>
+        <w:tc>
+          <w:tcPr/>
+          <w:p>
+            <w:pPr>
+              <w:pStyle w:val="Compact"/>
+              <w:jc w:val="left"/>
+            </w:pPr>
+            <w:r>
+              <w:rPr>
+                <w:sz w:val="19"/>
+              </w:rPr>
+              <w:t xml:space="preserve">13 / 12</w:t>
+            </w:r>
+          </w:p>
+        </w:tc>
+        <w:tc>
+          <w:tcPr/>
+          <w:p>
+            <w:pPr>
+              <w:pStyle w:val="Compact"/>
+              <w:jc w:val="left"/>
+            </w:pPr>
+            <w:r>
+              <w:rPr>
+                <w:sz w:val="19"/>
+              </w:rPr>
+              <w:t xml:space="preserve">4</w:t>
+            </w:r>
+          </w:p>
+        </w:tc>
+        <w:tc>
+          <w:tcPr/>
+          <w:p>
+            <w:pPr>
+              <w:pStyle w:val="Compact"/>
+              <w:jc w:val="left"/>
+            </w:pPr>
+            <w:r>
+              <w:rPr>
+                <w:sz w:val="19"/>
+              </w:rPr>
+              <w:t xml:space="preserve">Laser battery</w:t>
+            </w:r>
+          </w:p>
+        </w:tc>
+        <w:tc>
+          <w:tcPr/>
+          <w:p>
+            <w:pPr>
+              <w:pStyle w:val="Compact"/>
+              <w:jc w:val="left"/>
+            </w:pPr>
+            <w:r>
+              <w:rPr>
+                <w:bCs/>
+                <w:b/>
+                <w:sz w:val="19"/>
+              </w:rPr>
+              <w:t xml:space="preserve">Papers.</w:t>
+            </w:r>
+            <w:r>
+              <w:rPr>
+                <w:sz w:val="19"/>
+              </w:rPr>
+              <w:t xml:space="preserve"> </w:t>
+            </w:r>
+            <w:r>
+              <w:rPr>
+                <w:sz w:val="19"/>
+              </w:rPr>
+              <w:t xml:space="preserve">Demands an inspection first; resisting marks Heat.</w:t>
+            </w:r>
+          </w:p>
+        </w:tc>
+      </w:tr>
+      <w:tr>
+        <w:tc>
+          <w:tcPr/>
+          <w:p>
+            <w:pPr>
+              <w:pStyle w:val="Compact"/>
+              <w:jc w:val="left"/>
+            </w:pPr>
+            <w:r>
+              <w:rPr>
+                <w:b/>
+                <w:sz w:val="19"/>
+              </w:rPr>
+              <w:t xml:space="preserve">Corporate frigate</w:t>
+            </w:r>
+          </w:p>
+        </w:tc>
+        <w:tc>
+          <w:tcPr/>
+          <w:p>
+            <w:pPr>
+              <w:pStyle w:val="Compact"/>
+              <w:jc w:val="left"/>
+            </w:pPr>
+            <w:r>
+              <w:rPr>
+                <w:sz w:val="19"/>
+              </w:rPr>
+              <w:t xml:space="preserve">13 / 14</w:t>
+            </w:r>
+          </w:p>
+        </w:tc>
+        <w:tc>
+          <w:tcPr/>
+          <w:p>
+            <w:pPr>
+              <w:pStyle w:val="Compact"/>
+              <w:jc w:val="left"/>
+            </w:pPr>
+            <w:r>
+              <w:rPr>
+                <w:sz w:val="19"/>
+              </w:rPr>
+              <w:t xml:space="preserve">5</w:t>
+            </w:r>
+          </w:p>
+        </w:tc>
+        <w:tc>
+          <w:tcPr/>
+          <w:p>
+            <w:pPr>
+              <w:pStyle w:val="Compact"/>
+              <w:jc w:val="left"/>
+            </w:pPr>
+            <w:r>
+              <w:rPr>
+                <w:sz w:val="19"/>
+              </w:rPr>
+              <w:t xml:space="preserve">Lasers, missiles (4)</w:t>
+            </w:r>
+          </w:p>
+        </w:tc>
+        <w:tc>
+          <w:tcPr/>
+          <w:p>
+            <w:pPr>
+              <w:pStyle w:val="Compact"/>
+              <w:jc w:val="left"/>
+            </w:pPr>
+            <w:r>
+              <w:rPr>
+                <w:bCs/>
+                <w:b/>
+                <w:sz w:val="19"/>
+              </w:rPr>
+              <w:t xml:space="preserve">Armor.</w:t>
+            </w:r>
+            <w:r>
+              <w:rPr>
+                <w:sz w:val="19"/>
+              </w:rPr>
+              <w:t xml:space="preserve"> </w:t>
+            </w:r>
+            <w:r>
+              <w:rPr>
+                <w:sz w:val="19"/>
+              </w:rPr>
+              <w:t xml:space="preserve">Ignores one 1-box hit each exchange.</w:t>
+            </w:r>
+          </w:p>
+        </w:tc>
+      </w:tr>
+      <w:tr>
+        <w:tc>
+          <w:tcPr/>
+          <w:p>
+            <w:pPr>
+              <w:pStyle w:val="Compact"/>
+              <w:jc w:val="left"/>
+            </w:pPr>
+            <w:r>
+              <w:rPr>
+                <w:b/>
+                <w:sz w:val="19"/>
+              </w:rPr>
+              <w:t xml:space="preserve">Syndicate gunrunner</w:t>
+            </w:r>
+          </w:p>
+        </w:tc>
+        <w:tc>
+          <w:tcPr/>
+          <w:p>
+            <w:pPr>
+              <w:pStyle w:val="Compact"/>
+              <w:jc w:val="left"/>
+            </w:pPr>
+            <w:r>
+              <w:rPr>
+                <w:sz w:val="19"/>
+              </w:rPr>
+              <w:t xml:space="preserve">14 / 13</w:t>
+            </w:r>
+          </w:p>
+        </w:tc>
+        <w:tc>
+          <w:tcPr/>
+          <w:p>
+            <w:pPr>
+              <w:pStyle w:val="Compact"/>
+              <w:jc w:val="left"/>
+            </w:pPr>
+            <w:r>
+              <w:rPr>
+                <w:sz w:val="19"/>
+              </w:rPr>
+              <w:t xml:space="preserve">4</w:t>
+            </w:r>
+          </w:p>
+        </w:tc>
+        <w:tc>
+          <w:tcPr/>
+          <w:p>
+            <w:pPr>
+              <w:pStyle w:val="Compact"/>
+              <w:jc w:val="left"/>
+            </w:pPr>
+            <w:r>
+              <w:rPr>
+                <w:sz w:val="19"/>
+              </w:rPr>
+              <w:t xml:space="preserve">Lasers, point defense</w:t>
+            </w:r>
+          </w:p>
+        </w:tc>
+        <w:tc>
+          <w:tcPr/>
+          <w:p>
+            <w:pPr>
+              <w:pStyle w:val="Compact"/>
+              <w:jc w:val="left"/>
+            </w:pPr>
+            <w:r>
+              <w:rPr>
+                <w:bCs/>
+                <w:b/>
+                <w:sz w:val="19"/>
+              </w:rPr>
+              <w:t xml:space="preserve">Fast.</w:t>
+            </w:r>
+            <w:r>
+              <w:rPr>
+                <w:sz w:val="19"/>
+              </w:rPr>
+              <w:t xml:space="preserve"> </w:t>
+            </w:r>
+            <w:r>
+              <w:rPr>
+                <w:sz w:val="19"/>
+              </w:rPr>
+              <w:t xml:space="preserve">+2 to the range contest.</w:t>
+            </w:r>
+          </w:p>
+        </w:tc>
+      </w:tr>
+      <w:tr>
+        <w:tc>
+          <w:tcPr/>
+          <w:p>
+            <w:pPr>
+              <w:pStyle w:val="Compact"/>
+              <w:jc w:val="left"/>
+            </w:pPr>
+            <w:r>
+              <w:rPr>
+                <w:b/>
+                <w:sz w:val="19"/>
+              </w:rPr>
+              <w:t xml:space="preserve">Hegemony warship</w:t>
+            </w:r>
+          </w:p>
+        </w:tc>
+        <w:tc>
+          <w:tcPr/>
+          <w:p>
+            <w:pPr>
+              <w:pStyle w:val="Compact"/>
+              <w:jc w:val="left"/>
+            </w:pPr>
+            <w:r>
+              <w:rPr>
+                <w:sz w:val="19"/>
+              </w:rPr>
+              <w:t xml:space="preserve">14 / 15</w:t>
+            </w:r>
+          </w:p>
+        </w:tc>
+        <w:tc>
+          <w:tcPr/>
+          <w:p>
+            <w:pPr>
+              <w:pStyle w:val="Compact"/>
+              <w:jc w:val="left"/>
+            </w:pPr>
+            <w:r>
+              <w:rPr>
+                <w:sz w:val="19"/>
+              </w:rPr>
+              <w:t xml:space="preserve">8</w:t>
+            </w:r>
+          </w:p>
+        </w:tc>
+        <w:tc>
+          <w:tcPr/>
+          <w:p>
+            <w:pPr>
+              <w:pStyle w:val="Compact"/>
+              <w:jc w:val="left"/>
+            </w:pPr>
+            <w:r>
+              <w:rPr>
+                <w:sz w:val="19"/>
+              </w:rPr>
+              <w:t xml:space="preserve">Coilgun spinal mount, lasers, missiles, point defense</w:t>
+            </w:r>
+          </w:p>
+        </w:tc>
+        <w:tc>
+          <w:tcPr/>
+          <w:p>
+            <w:pPr>
+              <w:pStyle w:val="Compact"/>
+              <w:jc w:val="left"/>
+            </w:pPr>
+            <w:r>
+              <w:rPr>
+                <w:bCs/>
+                <w:b/>
+                <w:sz w:val="19"/>
+              </w:rPr>
+              <w:t xml:space="preserve">Armor.</w:t>
+            </w:r>
+            <w:r>
+              <w:rPr>
+                <w:sz w:val="19"/>
+              </w:rPr>
+              <w:t xml:space="preserve"> </w:t>
+            </w:r>
+            <w:r>
+              <w:rPr>
+                <w:sz w:val="19"/>
+              </w:rPr>
+              <w:t xml:space="preserve">A legion of marines ready to board.</w:t>
+            </w:r>
+          </w:p>
+        </w:tc>
+      </w:tr>
+      <w:tr>
+        <w:tc>
+          <w:tcPr/>
+          <w:p>
+            <w:pPr>
+              <w:pStyle w:val="Compact"/>
+              <w:jc w:val="left"/>
+            </w:pPr>
+            <w:r>
+              <w:rPr>
+                <w:b/>
+                <w:sz w:val="19"/>
+              </w:rPr>
+              <w:t xml:space="preserve">Drone swarm</w:t>
+            </w:r>
+          </w:p>
+        </w:tc>
+        <w:tc>
+          <w:tcPr/>
+          <w:p>
+            <w:pPr>
+              <w:pStyle w:val="Compact"/>
+              <w:jc w:val="left"/>
+            </w:pPr>
+            <w:r>
+              <w:rPr>
+                <w:sz w:val="19"/>
+              </w:rPr>
+              <w:t xml:space="preserve">— / 12</w:t>
+            </w:r>
+          </w:p>
+        </w:tc>
+        <w:tc>
+          <w:tcPr/>
+          <w:p>
+            <w:pPr>
+              <w:pStyle w:val="Compact"/>
+              <w:jc w:val="left"/>
+            </w:pPr>
+            <w:r>
+              <w:rPr>
+                <w:sz w:val="19"/>
+              </w:rPr>
+              <w:t xml:space="preserve">1 each</w:t>
+            </w:r>
+          </w:p>
+        </w:tc>
+        <w:tc>
+          <w:tcPr/>
+          <w:p>
+            <w:pPr>
+              <w:pStyle w:val="Compact"/>
+              <w:jc w:val="left"/>
+            </w:pPr>
+            <w:r>
+              <w:rPr>
+                <w:sz w:val="19"/>
+              </w:rPr>
+              <w:t xml:space="preserve">Lasers</w:t>
+            </w:r>
+          </w:p>
+        </w:tc>
+        <w:tc>
+          <w:tcPr/>
+          <w:p>
+            <w:pPr>
+              <w:pStyle w:val="Compact"/>
+              <w:jc w:val="left"/>
+            </w:pPr>
+            <w:r>
+              <w:rPr>
+                <w:bCs/>
+                <w:b/>
+                <w:sz w:val="19"/>
+              </w:rPr>
+              <w:t xml:space="preserve">Swarm.</w:t>
+            </w:r>
+            <w:r>
+              <w:rPr>
+                <w:sz w:val="19"/>
+              </w:rPr>
+              <w:t xml:space="preserve"> </w:t>
+            </w:r>
+            <w:r>
+              <w:rPr>
+                <w:sz w:val="19"/>
+              </w:rPr>
+              <w:t xml:space="preserve">Kill the controller ship and they go dead.</w:t>
+            </w:r>
+          </w:p>
+        </w:tc>
+      </w:tr>
+    </w:tbl>
+    <w:bookmarkEnd w:id="93"/>
+    <w:bookmarkEnd w:id="94"/>
+    <w:bookmarkStart w:id="124" w:name="peoples-of-the-corridors"/>
+    <w:p>
+      <w:pPr>
+        <w:pStyle w:val="Heading1"/>
+      </w:pPr>
+      <w:r>
+        <w:t xml:space="preserve">Peoples of the corridors</w:t>
+      </w:r>
+    </w:p>
+    <w:p>
+      <w:pPr>
+        <w:pStyle w:val="FirstParagraph"/>
+      </w:pPr>
+      <w:r>
+        <w:t xml:space="preserve">The species below are the principal peoples encountered in</w:t>
+      </w:r>
+      <w:r>
+        <w:t xml:space="preserve"> </w:t>
+      </w:r>
+      <w:r>
+        <w:rPr>
+          <w:iCs/>
+          <w:i/>
+        </w:rPr>
+        <w:t xml:space="preserve">Fracture Lines</w:t>
+      </w:r>
+      <w:r>
+        <w:t xml:space="preserve">. They are not necessarily the only intelligent species in existence, nor does each species possess a unified government. Species names are standardized human approximations: many native names contain sounds, vibrations, chemical signals or other elements that human anatomy cannot reproduce. Their game rules are in the</w:t>
+      </w:r>
+      <w:r>
+        <w:t xml:space="preserve"> </w:t>
+      </w:r>
+      <w:r>
+        <w:rPr>
+          <w:iCs/>
+          <w:i/>
+        </w:rPr>
+        <w:t xml:space="preserve">Species</w:t>
+      </w:r>
+      <w:r>
+        <w:t xml:space="preserve"> </w:t>
+      </w:r>
+      <w:r>
+        <w:t xml:space="preserve">chapter.</w:t>
+      </w:r>
+    </w:p>
+    <w:bookmarkStart w:id="95" w:name="the-political-landscape"/>
+    <w:p>
+      <w:pPr>
+        <w:pStyle w:val="Heading2"/>
+      </w:pPr>
+      <w:r>
+        <w:t xml:space="preserve">The political landscape</w:t>
+      </w:r>
+    </w:p>
+    <w:p>
+      <w:pPr>
+        <w:pStyle w:val="FirstParagraph"/>
+      </w:pPr>
+      <w:r>
+        <w:t xml:space="preserve">The great powers of known space are not organized into a simple conflict between good and evil.</w:t>
+      </w:r>
+    </w:p>
+    <w:p>
+      <w:pPr>
+        <w:pStyle w:val="BodyText"/>
+      </w:pPr>
+      <w:r>
+        <w:t xml:space="preserve">The Hegemony, an ancient imperial civilization, remains the most feared military power in the region. It is also a decaying institution, consumed by internal succession struggles, regional rebellions, religious movements, and competition for dwindling resources.</w:t>
+      </w:r>
+    </w:p>
+    <w:p>
+      <w:pPr>
+        <w:pStyle w:val="BodyText"/>
+      </w:pPr>
+      <w:r>
+        <w:t xml:space="preserve">For centuries, its borders have expanded and contracted as gravimetric corridors have drifted, collapsed, or reconnected. Entire imperial fleets have been stranded by sudden corridor failures. Provinces have been isolated for generations, only to reconnect with an empire that no longer recognizes their governments.</w:t>
+      </w:r>
+    </w:p>
+    <w:p>
+      <w:pPr>
+        <w:pStyle w:val="BodyText"/>
+      </w:pPr>
+      <w:r>
+        <w:t xml:space="preserve">Other civilizations have prospered in the spaces left behind.</w:t>
+      </w:r>
+    </w:p>
+    <w:p>
+      <w:pPr>
+        <w:pStyle w:val="BodyText"/>
+      </w:pPr>
+      <w:r>
+        <w:t xml:space="preserve">The Tessan commercial networks connect hundreds of worlds without requiring direct political control. Younger powers have emerged around stable corridor intersections. Independent colonies, merchant leagues, religious states, nomadic fleets, and military republics compete for influence.</w:t>
+      </w:r>
+    </w:p>
+    <w:p>
+      <w:pPr>
+        <w:pStyle w:val="BodyText"/>
+      </w:pPr>
+      <w:r>
+        <w:t xml:space="preserve">No power controls the entire corridor network, and no species has a monopoly on intelligence, technological innovation, or ambition.</w:t>
+      </w:r>
+    </w:p>
+    <w:bookmarkEnd w:id="95"/>
+    <w:bookmarkStart w:id="101" w:name="the-established-and-emerging-powers"/>
+    <w:p>
+      <w:pPr>
+        <w:pStyle w:val="Heading2"/>
+      </w:pPr>
+      <w:r>
+        <w:t xml:space="preserve">The established and emerging powers</w:t>
+      </w:r>
+    </w:p>
+    <w:bookmarkStart w:id="96" w:name="humans"/>
+    <w:p>
+      <w:pPr>
+        <w:pStyle w:val="Heading3"/>
+      </w:pPr>
+      <w:r>
+        <w:t xml:space="preserve">Humans</w:t>
+      </w:r>
+    </w:p>
+    <w:p>
+      <w:pPr>
+        <w:pStyle w:val="FirstParagraph"/>
+      </w:pPr>
+      <w:r>
+        <w:t xml:space="preserve">Interstellar history: 300 years · Orion Spur · Fragmented colonial powers</w:t>
+      </w:r>
+    </w:p>
+    <w:p>
+      <w:pPr>
+        <w:pStyle w:val="BodyText"/>
+      </w:pPr>
+      <w:r>
+        <w:t xml:space="preserve">Humans are adaptable, socially restless, and remarkably willing to challenge established institutions. Three centuries of corridor travel have produced dozens of colonies, independent governments, commercial alliances, and competing political movements.</w:t>
+      </w:r>
+    </w:p>
+    <w:p>
+      <w:pPr>
+        <w:pStyle w:val="BodyText"/>
+      </w:pPr>
+      <w:r>
+        <w:t xml:space="preserve">Human civilization is characterized by contradictions: extraordinary generosity alongside ruthless exploitation, institutional ambition alongside individual rebellion, and a willingness to risk enormous resources on uncertain ideas.</w:t>
+      </w:r>
+    </w:p>
+    <w:p>
+      <w:pPr>
+        <w:pStyle w:val="BodyText"/>
+      </w:pPr>
+      <w:r>
+        <w:t xml:space="preserve">Humanity’s economic innovations have begun influencing Tessan institutions, while its explorers and entrepreneurs push into regions older civilizations consider unprofitable or dangerous.</w:t>
+      </w:r>
+    </w:p>
+    <w:bookmarkEnd w:id="96"/>
+    <w:bookmarkStart w:id="97" w:name="tessan"/>
+    <w:p>
+      <w:pPr>
+        <w:pStyle w:val="Heading3"/>
+      </w:pPr>
+      <w:r>
+        <w:t xml:space="preserve">Tessan</w:t>
+      </w:r>
+    </w:p>
+    <w:p>
+      <w:pPr>
+        <w:pStyle w:val="FirstParagraph"/>
+      </w:pPr>
+      <w:r>
+        <w:t xml:space="preserve">Interstellar history: 6,000 years · Sagittarius trade networks · Commercial dynasties</w:t>
+      </w:r>
+    </w:p>
+    <w:p>
+      <w:pPr>
+        <w:pStyle w:val="BodyText"/>
+      </w:pPr>
+      <w:r>
+        <w:t xml:space="preserve">Large, scaled, exceptionally long-lived beings whose society regards contractual obligation as the foundation of civilization. Tessan family institutions maintain financial and political relationships across centuries.</w:t>
+      </w:r>
+    </w:p>
+    <w:p>
+      <w:pPr>
+        <w:pStyle w:val="BodyText"/>
+      </w:pPr>
+      <w:r>
+        <w:t xml:space="preserve">Tessan power comes primarily through lending, insurance, corridor access, commercial arbitration, and long-term investment rather than military conquest. Their extensive client system includes entire worlds bound by inherited obligations.</w:t>
+      </w:r>
+    </w:p>
+    <w:p>
+      <w:pPr>
+        <w:pStyle w:val="BodyText"/>
+      </w:pPr>
+      <w:r>
+        <w:t xml:space="preserve">Contact with humanity has introduced new economic thinking into Tessan society, creating a growing division between traditional creditors and reformers who question the profitability of perpetual debt.</w:t>
+      </w:r>
+    </w:p>
+    <w:bookmarkEnd w:id="97"/>
+    <w:bookmarkStart w:id="98" w:name="kel"/>
+    <w:p>
+      <w:pPr>
+        <w:pStyle w:val="Heading3"/>
+      </w:pPr>
+      <w:r>
+        <w:t xml:space="preserve">Kel</w:t>
+      </w:r>
+    </w:p>
+    <w:p>
+      <w:pPr>
+        <w:pStyle w:val="FirstParagraph"/>
+      </w:pPr>
+      <w:r>
+        <w:t xml:space="preserve">Interstellar history: 1,400 years · Tessan client worlds · Hive-city assemblies</w:t>
+      </w:r>
+    </w:p>
+    <w:p>
+      <w:pPr>
+        <w:pStyle w:val="BodyText"/>
+      </w:pPr>
+      <w:r>
+        <w:t xml:space="preserve">Chitin-plated social beings raised in immense hive-cities. Kel thought is highly analytical and cooperative, while prolonged isolation causes severe psychological distress. Their emotional states are expressed through subtle postures, vibrations, and chemical signals that other species struggle to interpret.</w:t>
+      </w:r>
+    </w:p>
+    <w:p>
+      <w:pPr>
+        <w:pStyle w:val="BodyText"/>
+      </w:pPr>
+      <w:r>
+        <w:t xml:space="preserve">The Kel homeworld remains burdened by inherited Tessan debt. Their desperate effort to discover new markets brought them into humanity’s first extraterrestrial encounter, triggering the First Contact Crisis.</w:t>
+      </w:r>
+    </w:p>
+    <w:p>
+      <w:pPr>
+        <w:pStyle w:val="BodyText"/>
+      </w:pPr>
+      <w:r>
+        <w:t xml:space="preserve">Today, Kel society is divided between contractual loyalists, reformers seeking negotiated emancipation, and radicals who believe their world’s debts can only be ended through force.</w:t>
+      </w:r>
+    </w:p>
+    <w:bookmarkEnd w:id="98"/>
+    <w:bookmarkStart w:id="99" w:name="mirrun"/>
+    <w:p>
+      <w:pPr>
+        <w:pStyle w:val="Heading3"/>
+      </w:pPr>
+      <w:r>
+        <w:t xml:space="preserve">Mirrun</w:t>
+      </w:r>
+    </w:p>
+    <w:p>
+      <w:pPr>
+        <w:pStyle w:val="FirstParagraph"/>
+      </w:pPr>
+      <w:r>
+        <w:t xml:space="preserve">Interstellar history: 800 years · Oceanic systems · Pelagic commonwealths</w:t>
+      </w:r>
+    </w:p>
+    <w:p>
+      <w:pPr>
+        <w:pStyle w:val="BodyText"/>
+      </w:pPr>
+      <w:r>
+        <w:t xml:space="preserve">Smooth-skinned amphibians originating on a deep-ocean world. Mirrun possess exceptionally sensitive skin capable of detecting minute pressure variations and vibrations. They are agile swimmers, intensely social, and famous for their humor.</w:t>
+      </w:r>
+    </w:p>
+    <w:p>
+      <w:pPr>
+        <w:pStyle w:val="BodyText"/>
+      </w:pPr>
+      <w:r>
+        <w:t xml:space="preserve">Their cities extend through ocean trenches and submerged reef structures. Mirrun political institutions favor deliberation, shared resources, and decentralized authority.</w:t>
+      </w:r>
+    </w:p>
+    <w:p>
+      <w:pPr>
+        <w:pStyle w:val="BodyText"/>
+      </w:pPr>
+      <w:r>
+        <w:t xml:space="preserve">Mirrun researchers are among the leading specialists in gravimetric resonance detection. Their biological sensitivity inspired several important improvements in corridor instrumentation. Their principal strategic concern is the protection of ocean worlds from extractive industries.</w:t>
+      </w:r>
+    </w:p>
+    <w:bookmarkEnd w:id="99"/>
+    <w:bookmarkStart w:id="100" w:name="ylith"/>
+    <w:p>
+      <w:pPr>
+        <w:pStyle w:val="Heading3"/>
+      </w:pPr>
+      <w:r>
+        <w:t xml:space="preserve">Ylith</w:t>
+      </w:r>
+    </w:p>
+    <w:p>
+      <w:pPr>
+        <w:pStyle w:val="FirstParagraph"/>
+      </w:pPr>
+      <w:r>
+        <w:t xml:space="preserve">Interstellar history: 2,200 years · High-atmosphere worlds · Aerial city-states</w:t>
+      </w:r>
+    </w:p>
+    <w:p>
+      <w:pPr>
+        <w:pStyle w:val="BodyText"/>
+      </w:pPr>
+      <w:r>
+        <w:t xml:space="preserve">Hollow-boned, feathered gliders with elongated wing fingers supporting broad membranes. Their extraordinary vision allows them to identify distant objects and subtle movement far beyond human capabilities.</w:t>
+      </w:r>
+    </w:p>
+    <w:p>
+      <w:pPr>
+        <w:pStyle w:val="BodyText"/>
+      </w:pPr>
+      <w:r>
+        <w:t xml:space="preserve">Ylith civilization developed in towering settlements suspended above the turbulent lower atmosphere of their homeworld. Their architecture favors open space, vertical movement, and enormous communal chambers. Confined environments are profoundly uncomfortable for them.</w:t>
+      </w:r>
+    </w:p>
+    <w:p>
+      <w:pPr>
+        <w:pStyle w:val="BodyText"/>
+      </w:pPr>
+      <w:r>
+        <w:t xml:space="preserve">Their independent city-states are renowned for navigation, long-range observation, and exploratory cartography. Ylith navigators have discovered corridors that conventional instruments initially failed to identify.</w:t>
+      </w:r>
+    </w:p>
+    <w:bookmarkEnd w:id="100"/>
+    <w:bookmarkEnd w:id="101"/>
+    <w:bookmarkStart w:id="107" w:name="Xff4a93679c910774e2f02ac587efedb0ceda74a"/>
+    <w:p>
+      <w:pPr>
+        <w:pStyle w:val="Heading2"/>
+      </w:pPr>
+      <w:r>
+        <w:t xml:space="preserve">The Hegemony and its fractured inheritance</w:t>
+      </w:r>
+    </w:p>
+    <w:p>
+      <w:pPr>
+        <w:pStyle w:val="FirstParagraph"/>
+      </w:pPr>
+      <w:r>
+        <w:t xml:space="preserve">The Hegemony is not a single-species empire. Its ruling institutions were established by the Ozhvek, but centuries of conquest, settlement, assimilation, and political upheaval have made it a multispecies imperial structure.</w:t>
+      </w:r>
+    </w:p>
+    <w:p>
+      <w:pPr>
+        <w:pStyle w:val="BodyText"/>
+      </w:pPr>
+      <w:r>
+        <w:t xml:space="preserve">The Hegemony’s official ideology maintains that its authority is necessary to preserve civilization against fragmentation and chaos. Its critics describe it as a system of hereditary privilege, military coercion, religious intolerance, and resource extraction.</w:t>
+      </w:r>
+    </w:p>
+    <w:p>
+      <w:pPr>
+        <w:pStyle w:val="BodyText"/>
+      </w:pPr>
+      <w:r>
+        <w:t xml:space="preserve">Both its internal factions and external enemies have exploited the shifting gravimetric corridors. An imperial province isolated for centuries can become an independent civilization. When its corridor reopens, the Hegemony may return to reclaim it.</w:t>
+      </w:r>
+    </w:p>
+    <w:bookmarkStart w:id="102" w:name="ozhvek-the-imperial-founders"/>
+    <w:p>
+      <w:pPr>
+        <w:pStyle w:val="Heading3"/>
+      </w:pPr>
+      <w:r>
+        <w:t xml:space="preserve">Ozhvek — The Imperial Founders</w:t>
+      </w:r>
+    </w:p>
+    <w:p>
+      <w:pPr>
+        <w:pStyle w:val="FirstParagraph"/>
+      </w:pPr>
+      <w:r>
+        <w:t xml:space="preserve">Interstellar history: 18,000 years · Ancient Sagittarius territories · Imperial dynasties</w:t>
+      </w:r>
+    </w:p>
+    <w:p>
+      <w:pPr>
+        <w:pStyle w:val="BodyText"/>
+      </w:pPr>
+      <w:r>
+        <w:t xml:space="preserve">Massive, radially symmetrical beings supported by six powerful limbs, with mineralized skeletal plates and clusters of sensory organs distributed around their upper bodies. Ozhvek perceive their surroundings in nearly every direction and possess lifespans approaching five centuries.</w:t>
+      </w:r>
+    </w:p>
+    <w:p>
+      <w:pPr>
+        <w:pStyle w:val="BodyText"/>
+      </w:pPr>
+      <w:r>
+        <w:t xml:space="preserve">Their ancestors founded the Hegemony through a combination of military conquest, infrastructure development, and promises of security. Ozhvek society developed an elaborate hierarchy in which authority flows through ancient houses, military offices, and inherited ceremonial positions.</w:t>
+      </w:r>
+    </w:p>
+    <w:p>
+      <w:pPr>
+        <w:pStyle w:val="BodyText"/>
+      </w:pPr>
+      <w:r>
+        <w:t xml:space="preserve">Today, the Ozhvek are divided. Some houses seek to restore centralized imperial power. Others control independent territories while maintaining a nominal allegiance to the imperial throne.</w:t>
+      </w:r>
+    </w:p>
+    <w:p>
+      <w:pPr>
+        <w:pStyle w:val="BodyText"/>
+      </w:pPr>
+      <w:r>
+        <w:t xml:space="preserve">The greatest threat to Ozhvek dominance is not necessarily another species. It is the inability of their ruling houses to agree on what the Hegemony should become.</w:t>
+      </w:r>
+    </w:p>
+    <w:bookmarkEnd w:id="102"/>
+    <w:bookmarkStart w:id="103" w:name="dresh-the-imperial-soldiers"/>
+    <w:p>
+      <w:pPr>
+        <w:pStyle w:val="Heading3"/>
+      </w:pPr>
+      <w:r>
+        <w:t xml:space="preserve">Dresh — The Imperial Soldiers</w:t>
+      </w:r>
+    </w:p>
+    <w:p>
+      <w:pPr>
+        <w:pStyle w:val="FirstParagraph"/>
+      </w:pPr>
+      <w:r>
+        <w:t xml:space="preserve">Interstellar history: 7,500 years · Hegemony borderlands · Military protectorates</w:t>
+      </w:r>
+    </w:p>
+    <w:p>
+      <w:pPr>
+        <w:pStyle w:val="BodyText"/>
+      </w:pPr>
+      <w:r>
+        <w:t xml:space="preserve">Dense-bodied, four-armed beings with thick dermal armor and powerful musculature, evolved on a high-gravity world. Their short, broad bodies make them formidable in confined combat environments but poorly suited to low-gravity conditions without assistance.</w:t>
+      </w:r>
+    </w:p>
+    <w:p>
+      <w:pPr>
+        <w:pStyle w:val="BodyText"/>
+      </w:pPr>
+      <w:r>
+        <w:t xml:space="preserve">The Dresh were incorporated into the Hegemony thousands of years ago. Their military traditions became central to imperial ground forces, and Dresh officers eventually rose to command entire frontier sectors.</w:t>
+      </w:r>
+    </w:p>
+    <w:p>
+      <w:pPr>
+        <w:pStyle w:val="BodyText"/>
+      </w:pPr>
+      <w:r>
+        <w:t xml:space="preserve">They are not universally loyal to the Ozhvek. Several Dresh protectorates have declared independence, while others maintain powerful imperial garrisons.</w:t>
+      </w:r>
+    </w:p>
+    <w:p>
+      <w:pPr>
+        <w:pStyle w:val="BodyText"/>
+      </w:pPr>
+      <w:r>
+        <w:t xml:space="preserve">Dresh military society prizes competence and mutual obligation. Their greatest political dispute concerns whether soldiers owe allegiance to the imperial throne, their commanders, or the populations they protect.</w:t>
+      </w:r>
+    </w:p>
+    <w:bookmarkEnd w:id="103"/>
+    <w:bookmarkStart w:id="104" w:name="shivar-the-keepers-of-orthodoxy"/>
+    <w:p>
+      <w:pPr>
+        <w:pStyle w:val="Heading3"/>
+      </w:pPr>
+      <w:r>
+        <w:t xml:space="preserve">Shivar — The Keepers of Orthodoxy</w:t>
+      </w:r>
+    </w:p>
+    <w:p>
+      <w:pPr>
+        <w:pStyle w:val="FirstParagraph"/>
+      </w:pPr>
+      <w:r>
+        <w:t xml:space="preserve">Interstellar history: 9,000 years · Hegemony religious territories · Theocratic councils</w:t>
+      </w:r>
+    </w:p>
+    <w:p>
+      <w:pPr>
+        <w:pStyle w:val="BodyText"/>
+      </w:pPr>
+      <w:r>
+        <w:t xml:space="preserve">Tall, narrow-bodied organisms with translucent external tissues surrounding dense internal organs. Their nervous systems produce synchronized electrical pulses that communicate emotional and physiological states to nearby members of their species.</w:t>
+      </w:r>
+    </w:p>
+    <w:p>
+      <w:pPr>
+        <w:pStyle w:val="BodyText"/>
+      </w:pPr>
+      <w:r>
+        <w:t xml:space="preserve">Shivar civilization developed a religious tradition interpreting the gravimetric corridors as evidence of a universal order. When their ancestors entered the Hegemony, their theology gradually merged with imperial claims of cosmic legitimacy.</w:t>
+      </w:r>
+    </w:p>
+    <w:p>
+      <w:pPr>
+        <w:pStyle w:val="BodyText"/>
+      </w:pPr>
+      <w:r>
+        <w:t xml:space="preserve">Today, the most radical Shivar orders insist that the Hegemony possesses a sacred duty to reunify every territory it once controlled.</w:t>
+      </w:r>
+    </w:p>
+    <w:p>
+      <w:pPr>
+        <w:pStyle w:val="BodyText"/>
+      </w:pPr>
+      <w:r>
+        <w:t xml:space="preserve">Moderate Shivar theologians reject that interpretation, arguing that the corridors reveal a universe defined by change rather than permanent authority.</w:t>
+      </w:r>
+    </w:p>
+    <w:p>
+      <w:pPr>
+        <w:pStyle w:val="BodyText"/>
+      </w:pPr>
+      <w:r>
+        <w:t xml:space="preserve">The resulting religious schism has fueled uprisings, political assassinations, and wars within the Hegemony.</w:t>
+      </w:r>
+    </w:p>
+    <w:bookmarkEnd w:id="104"/>
+    <w:bookmarkStart w:id="105" w:name="brulvek-the-industrial-survivors"/>
+    <w:p>
+      <w:pPr>
+        <w:pStyle w:val="Heading3"/>
+      </w:pPr>
+      <w:r>
+        <w:t xml:space="preserve">Brulvek — The Industrial Survivors</w:t>
+      </w:r>
+    </w:p>
+    <w:p>
+      <w:pPr>
+        <w:pStyle w:val="FirstParagraph"/>
+      </w:pPr>
+      <w:r>
+        <w:t xml:space="preserve">Interstellar history: 4,300 years · Imperial manufacturing systems · Industrial syndicates</w:t>
+      </w:r>
+    </w:p>
+    <w:p>
+      <w:pPr>
+        <w:pStyle w:val="BodyText"/>
+      </w:pPr>
+      <w:r>
+        <w:t xml:space="preserve">Low, broad-bodied hexapods with powerful manipulator limbs and thick insulating hides. Brulvek evolved in volcanic environments with extreme atmospheric temperatures and concentrations of corrosive gases.</w:t>
+      </w:r>
+    </w:p>
+    <w:p>
+      <w:pPr>
+        <w:pStyle w:val="BodyText"/>
+      </w:pPr>
+      <w:r>
+        <w:t xml:space="preserve">Their homeworld became one of the Hegemony’s most important industrial centers. Generations of Brulvek built shipyards, fusion facilities, and heavy manufacturing complexes that supplied imperial expansion.</w:t>
+      </w:r>
+    </w:p>
+    <w:p>
+      <w:pPr>
+        <w:pStyle w:val="BodyText"/>
+      </w:pPr>
+      <w:r>
+        <w:t xml:space="preserve">The decline of imperial infrastructure has left many Brulvek systems economically devastated. Industrial syndicates now compete for dwindling resources and maintenance contracts.</w:t>
+      </w:r>
+    </w:p>
+    <w:p>
+      <w:pPr>
+        <w:pStyle w:val="BodyText"/>
+      </w:pPr>
+      <w:r>
+        <w:t xml:space="preserve">Some remain loyal to the Hegemony because imperial contracts sustain their economies. Others secretly manufacture ships and weapons for separatist movements.</w:t>
+      </w:r>
+    </w:p>
+    <w:p>
+      <w:pPr>
+        <w:pStyle w:val="BodyText"/>
+      </w:pPr>
+      <w:r>
+        <w:t xml:space="preserve">Brulvek engineers are highly sought after throughout known space, particularly for their ability to restore machinery that has operated for centuries without replacement parts.</w:t>
+      </w:r>
+    </w:p>
+    <w:bookmarkEnd w:id="105"/>
+    <w:bookmarkStart w:id="106" w:name="zhaq-the-lost-province"/>
+    <w:p>
+      <w:pPr>
+        <w:pStyle w:val="Heading3"/>
+      </w:pPr>
+      <w:r>
+        <w:t xml:space="preserve">Zhaq — The Lost Province</w:t>
+      </w:r>
+    </w:p>
+    <w:p>
+      <w:pPr>
+        <w:pStyle w:val="FirstParagraph"/>
+      </w:pPr>
+      <w:r>
+        <w:t xml:space="preserve">Interstellar history: 5,800 years · Former Hegemony frontier · Independent republics</w:t>
+      </w:r>
+    </w:p>
+    <w:p>
+      <w:pPr>
+        <w:pStyle w:val="BodyText"/>
+      </w:pPr>
+      <w:r>
+        <w:t xml:space="preserve">Flexible-bodied, tripedal beings with segmented limbs and three independently focusing eyes. Their homeworld’s extreme seasonal variations produced a species capable of entering long periods of reduced metabolic activity.</w:t>
+      </w:r>
+    </w:p>
+    <w:p>
+      <w:pPr>
+        <w:pStyle w:val="BodyText"/>
+      </w:pPr>
+      <w:r>
+        <w:t xml:space="preserve">The Zhaq were incorporated into the Hegemony during its greatest expansion. Their systems became strategically important because they controlled several corridor intersections connecting the imperial core to the outer frontier.</w:t>
+      </w:r>
+    </w:p>
+    <w:p>
+      <w:pPr>
+        <w:pStyle w:val="BodyText"/>
+      </w:pPr>
+      <w:r>
+        <w:t xml:space="preserve">A major corridor collapse isolated their territories for nearly six centuries.</w:t>
+      </w:r>
+    </w:p>
+    <w:p>
+      <w:pPr>
+        <w:pStyle w:val="BodyText"/>
+      </w:pPr>
+      <w:r>
+        <w:t xml:space="preserve">During that period, the Zhaq established independent governments, developed new technologies, and abandoned imperial institutions.</w:t>
+      </w:r>
+    </w:p>
+    <w:p>
+      <w:pPr>
+        <w:pStyle w:val="BodyText"/>
+      </w:pPr>
+      <w:r>
+        <w:t xml:space="preserve">When the corridors reopened, the Hegemony demanded their return.</w:t>
+      </w:r>
+    </w:p>
+    <w:p>
+      <w:pPr>
+        <w:pStyle w:val="BodyText"/>
+      </w:pPr>
+      <w:r>
+        <w:t xml:space="preserve">The Zhaq refused.</w:t>
+      </w:r>
+    </w:p>
+    <w:p>
+      <w:pPr>
+        <w:pStyle w:val="BodyText"/>
+      </w:pPr>
+      <w:r>
+        <w:t xml:space="preserve">Their continuing resistance has become a symbol for separatist movements throughout imperial space.</w:t>
+      </w:r>
+    </w:p>
+    <w:bookmarkEnd w:id="106"/>
+    <w:bookmarkEnd w:id="107"/>
+    <w:bookmarkStart w:id="123" w:name="X7cf45656e26c6332fca34295f43177ee2dc74b7"/>
+    <w:p>
+      <w:pPr>
+        <w:pStyle w:val="Heading2"/>
+      </w:pPr>
+      <w:r>
+        <w:t xml:space="preserve">Independent civilizations and regional powers</w:t>
+      </w:r>
+    </w:p>
+    <w:bookmarkStart w:id="108" w:name="veyari-the-memory-keepers"/>
+    <w:p>
+      <w:pPr>
+        <w:pStyle w:val="Heading3"/>
+      </w:pPr>
+      <w:r>
+        <w:t xml:space="preserve">Veyari — The Memory Keepers</w:t>
+      </w:r>
+    </w:p>
+    <w:p>
+      <w:pPr>
+        <w:pStyle w:val="FirstParagraph"/>
+      </w:pPr>
+      <w:r>
+        <w:t xml:space="preserve">Interstellar history: 11,000 years · Sagittarius archival worlds · Scholarly enclaves</w:t>
+      </w:r>
+    </w:p>
+    <w:p>
+      <w:pPr>
+        <w:pStyle w:val="BodyText"/>
+      </w:pPr>
+      <w:r>
+        <w:t xml:space="preserve">Small bipeds with long, delicate fingers, soft protective scales, large dark eyes and unusually developed sensory organs. Veyari brains possess specialized structures for organizing long-term associative memory, allowing individuals to retain remarkable quantities of experiential information.</w:t>
+      </w:r>
+    </w:p>
+    <w:p>
+      <w:pPr>
+        <w:pStyle w:val="BodyText"/>
+      </w:pPr>
+      <w:r>
+        <w:t xml:space="preserve">Their civilization has preserved historical records spanning thousands of years, including accounts of corridor collapses, vanished civilizations, and wars whose causes have been forgotten by most participants.</w:t>
+      </w:r>
+    </w:p>
+    <w:p>
+      <w:pPr>
+        <w:pStyle w:val="BodyText"/>
+      </w:pPr>
+      <w:r>
+        <w:t xml:space="preserve">Veyari archival institutions maintain strict political neutrality. Their libraries contain information valuable to virtually every government, including lost navigation data and records of ancient territorial claims.</w:t>
+      </w:r>
+    </w:p>
+    <w:p>
+      <w:pPr>
+        <w:pStyle w:val="BodyText"/>
+      </w:pPr>
+      <w:r>
+        <w:t xml:space="preserve">Neutrality has not protected them from conflict. Imperial forces, private corporations, and religious extremists have repeatedly attempted to seize or destroy Veyari archives.</w:t>
+      </w:r>
+    </w:p>
+    <w:p>
+      <w:pPr>
+        <w:pStyle w:val="BodyText"/>
+      </w:pPr>
+      <w:r>
+        <w:t xml:space="preserve">Their greatest strength is knowledge. Their greatest vulnerability is the assumption that knowledge should be preserved even when powerful civilizations would prefer it forgotten.</w:t>
+      </w:r>
+    </w:p>
+    <w:bookmarkEnd w:id="108"/>
+    <w:bookmarkStart w:id="109" w:name="eshuum-the-distributed-minds"/>
+    <w:p>
+      <w:pPr>
+        <w:pStyle w:val="Heading3"/>
+      </w:pPr>
+      <w:r>
+        <w:t xml:space="preserve">Eshuum — The Distributed Minds</w:t>
+      </w:r>
+    </w:p>
+    <w:p>
+      <w:pPr>
+        <w:pStyle w:val="FirstParagraph"/>
+      </w:pPr>
+      <w:r>
+        <w:t xml:space="preserve">Interstellar history: 3,600 years · Low-gravity systems · Consensus networks</w:t>
+      </w:r>
+    </w:p>
+    <w:p>
+      <w:pPr>
+        <w:pStyle w:val="BodyText"/>
+      </w:pPr>
+      <w:r>
+        <w:t xml:space="preserve">Eshuum are colonial organisms composed of numerous semi-independent biological units. Individual units possess limited intelligence, but coordinated colonies develop complex personalities and sophisticated reasoning.</w:t>
+      </w:r>
+    </w:p>
+    <w:p>
+      <w:pPr>
+        <w:pStyle w:val="BodyText"/>
+      </w:pPr>
+      <w:r>
+        <w:t xml:space="preserve">An Eshuum person is therefore a living community. Its constituent organisms communicate through biochemical signals and electrical connections, forming a unified consciousness.</w:t>
+      </w:r>
+    </w:p>
+    <w:p>
+      <w:pPr>
+        <w:pStyle w:val="BodyText"/>
+      </w:pPr>
+      <w:r>
+        <w:t xml:space="preserve">Their civilization organizes itself through negotiated consensus between individuals and larger social networks.</w:t>
+      </w:r>
+    </w:p>
+    <w:p>
+      <w:pPr>
+        <w:pStyle w:val="BodyText"/>
+      </w:pPr>
+      <w:r>
+        <w:t xml:space="preserve">Eshuum ships are unusual because their crews can temporarily redistribute biological components to perform specialized tasks.</w:t>
+      </w:r>
+    </w:p>
+    <w:p>
+      <w:pPr>
+        <w:pStyle w:val="BodyText"/>
+      </w:pPr>
+      <w:r>
+        <w:t xml:space="preserve">Their political institutions strongly oppose forced separation, biological experimentation without consent, and the ownership of intelligent organisms. These positions have brought them into direct conflict with several Hegemony research authorities.</w:t>
+      </w:r>
+    </w:p>
+    <w:bookmarkEnd w:id="109"/>
+    <w:bookmarkStart w:id="110" w:name="khaum-the-deep-dwellers"/>
+    <w:p>
+      <w:pPr>
+        <w:pStyle w:val="Heading3"/>
+      </w:pPr>
+      <w:r>
+        <w:t xml:space="preserve">Khaum — The Deep Dwellers</w:t>
+      </w:r>
+    </w:p>
+    <w:p>
+      <w:pPr>
+        <w:pStyle w:val="FirstParagraph"/>
+      </w:pPr>
+      <w:r>
+        <w:t xml:space="preserve">Interstellar history: 12,000 years · Subterranean worlds · Independent cavern nations</w:t>
+      </w:r>
+    </w:p>
+    <w:p>
+      <w:pPr>
+        <w:pStyle w:val="BodyText"/>
+      </w:pPr>
+      <w:r>
+        <w:t xml:space="preserve">Massive, eyeless burrowing organisms with dense sensory whiskers and powerful digging appendages. Khaum evolved beneath the surface of a geologically active world, navigating through pressure waves and seismic vibrations.</w:t>
+      </w:r>
+    </w:p>
+    <w:p>
+      <w:pPr>
+        <w:pStyle w:val="BodyText"/>
+      </w:pPr>
+      <w:r>
+        <w:t xml:space="preserve">Their underground cities extend for hundreds of kilometers through interconnected chambers.</w:t>
+      </w:r>
+    </w:p>
+    <w:p>
+      <w:pPr>
+        <w:pStyle w:val="BodyText"/>
+      </w:pPr>
+      <w:r>
+        <w:t xml:space="preserve">Khaum civilization developed sophisticated geology, materials science, and subterranean engineering long before achieving spaceflight.</w:t>
+      </w:r>
+    </w:p>
+    <w:p>
+      <w:pPr>
+        <w:pStyle w:val="BodyText"/>
+      </w:pPr>
+      <w:r>
+        <w:t xml:space="preserve">Their knowledge of pressure gradients has made them valuable contributors to gravimetric shielding research.</w:t>
+      </w:r>
+    </w:p>
+    <w:p>
+      <w:pPr>
+        <w:pStyle w:val="BodyText"/>
+      </w:pPr>
+      <w:r>
+        <w:t xml:space="preserve">Khaum political culture emphasizes physical security and long-term planning. They are cautious about unfamiliar environments and deeply suspicious of governments that promise protection in exchange for permanent obedience.</w:t>
+      </w:r>
+    </w:p>
+    <w:p>
+      <w:pPr>
+        <w:pStyle w:val="BodyText"/>
+      </w:pPr>
+      <w:r>
+        <w:t xml:space="preserve">Their underground refuges have sheltered refugees from multiple Hegemony campaigns.</w:t>
+      </w:r>
+    </w:p>
+    <w:bookmarkEnd w:id="110"/>
+    <w:bookmarkStart w:id="111" w:name="vael-the-living-fleets"/>
+    <w:p>
+      <w:pPr>
+        <w:pStyle w:val="Heading3"/>
+      </w:pPr>
+      <w:r>
+        <w:t xml:space="preserve">Vael — The Living Fleets</w:t>
+      </w:r>
+    </w:p>
+    <w:p>
+      <w:pPr>
+        <w:pStyle w:val="FirstParagraph"/>
+      </w:pPr>
+      <w:r>
+        <w:t xml:space="preserve">Interstellar history: 4,700 years · Mobile corridor networks · Nomadic flotillas</w:t>
+      </w:r>
+    </w:p>
+    <w:p>
+      <w:pPr>
+        <w:pStyle w:val="BodyText"/>
+      </w:pPr>
+      <w:r>
+        <w:t xml:space="preserve">Long-bodied, lightly built beings with four manipulator limbs and flexible skeletal structures. Vael evolved in a low-gravity environment and are uncomfortable under the gravitational conditions favored by most other species.</w:t>
+      </w:r>
+    </w:p>
+    <w:p>
+      <w:pPr>
+        <w:pStyle w:val="BodyText"/>
+      </w:pPr>
+      <w:r>
+        <w:t xml:space="preserve">Their original homeworld was destroyed during an ancient stellar catastrophe. Surviving populations escaped aboard generation ships and eventually developed a civilization centered on mobile habitats.</w:t>
+      </w:r>
+    </w:p>
+    <w:p>
+      <w:pPr>
+        <w:pStyle w:val="BodyText"/>
+      </w:pPr>
+      <w:r>
+        <w:t xml:space="preserve">The Vael no longer regard planetary settlement as desirable.</w:t>
+      </w:r>
+    </w:p>
+    <w:p>
+      <w:pPr>
+        <w:pStyle w:val="BodyText"/>
+      </w:pPr>
+      <w:r>
+        <w:t xml:space="preserve">Their enormous fleets move through the corridor network, trading specialized manufactured goods, performing repairs, and transporting populations between distant systems.</w:t>
+      </w:r>
+    </w:p>
+    <w:p>
+      <w:pPr>
+        <w:pStyle w:val="BodyText"/>
+      </w:pPr>
+      <w:r>
+        <w:t xml:space="preserve">Vael flotillas have repeatedly been caught between Hegemony forces and separatist territories. Their determination to remain politically independent has made them both valuable intermediaries and frequent targets of suspicion.</w:t>
+      </w:r>
+    </w:p>
+    <w:bookmarkEnd w:id="111"/>
+    <w:bookmarkStart w:id="112" w:name="thrum-the-resonant-people"/>
+    <w:p>
+      <w:pPr>
+        <w:pStyle w:val="Heading3"/>
+      </w:pPr>
+      <w:r>
+        <w:t xml:space="preserve">Thrum — The Resonant People</w:t>
+      </w:r>
+    </w:p>
+    <w:p>
+      <w:pPr>
+        <w:pStyle w:val="FirstParagraph"/>
+      </w:pPr>
+      <w:r>
+        <w:t xml:space="preserve">Interstellar history: 1,900 years · Dense-atmosphere worlds · Resonance assemblies</w:t>
+      </w:r>
+    </w:p>
+    <w:p>
+      <w:pPr>
+        <w:pStyle w:val="BodyText"/>
+      </w:pPr>
+      <w:r>
+        <w:t xml:space="preserve">Broad, soft-bodied beings whose internal cavities generate complex low-frequency vibrations. Thrum communicate through sound, pressure, and ground-transmitted resonance.</w:t>
+      </w:r>
+    </w:p>
+    <w:p>
+      <w:pPr>
+        <w:pStyle w:val="BodyText"/>
+      </w:pPr>
+      <w:r>
+        <w:t xml:space="preserve">Their language carries information through overlapping harmonics that conventional human speech cannot reproduce.</w:t>
+      </w:r>
+    </w:p>
+    <w:p>
+      <w:pPr>
+        <w:pStyle w:val="BodyText"/>
+      </w:pPr>
+      <w:r>
+        <w:t xml:space="preserve">Thrum civilization developed sophisticated acoustic technology and environmental sensing systems. Their expertise in resonance analysis eventually led to important advances in corridor navigation.</w:t>
+      </w:r>
+    </w:p>
+    <w:p>
+      <w:pPr>
+        <w:pStyle w:val="BodyText"/>
+      </w:pPr>
+      <w:r>
+        <w:t xml:space="preserve">Thrum scientists were among the first to recognize that some apparently random gravimetric fluctuations contained structured patterns.</w:t>
+      </w:r>
+    </w:p>
+    <w:p>
+      <w:pPr>
+        <w:pStyle w:val="BodyText"/>
+      </w:pPr>
+      <w:r>
+        <w:t xml:space="preserve">Their communities place great importance on collective discussion. Political decisions are conducted through synchronized vocal assemblies in which multiple participants contribute simultaneously.</w:t>
+      </w:r>
+    </w:p>
+    <w:p>
+      <w:pPr>
+        <w:pStyle w:val="BodyText"/>
+      </w:pPr>
+      <w:r>
+        <w:t xml:space="preserve">Their technology is widely respected, although their reluctance to permit military applications has strained relations with several governments.</w:t>
+      </w:r>
+    </w:p>
+    <w:bookmarkEnd w:id="112"/>
+    <w:bookmarkStart w:id="113" w:name="corvani-the-ecological-architects"/>
+    <w:p>
+      <w:pPr>
+        <w:pStyle w:val="Heading3"/>
+      </w:pPr>
+      <w:r>
+        <w:t xml:space="preserve">Corvani — The Ecological Architects</w:t>
+      </w:r>
+    </w:p>
+    <w:p>
+      <w:pPr>
+        <w:pStyle w:val="FirstParagraph"/>
+      </w:pPr>
+      <w:r>
+        <w:t xml:space="preserve">Interstellar history: 3,200 years · Temperate biosphere worlds · Ecological stewardship councils</w:t>
+      </w:r>
+    </w:p>
+    <w:p>
+      <w:pPr>
+        <w:pStyle w:val="BodyText"/>
+      </w:pPr>
+      <w:r>
+        <w:t xml:space="preserve">Corvani are radially arranged, five-limbed organisms with broad photosensitive skin structures and intricate respiratory systems. Their ancestors evolved in dense forests where cooperation between unrelated organisms was essential for survival.</w:t>
+      </w:r>
+    </w:p>
+    <w:p>
+      <w:pPr>
+        <w:pStyle w:val="BodyText"/>
+      </w:pPr>
+      <w:r>
+        <w:t xml:space="preserve">Their civilization approaches technology as an extension of ecology. Corvani settlements incorporate living structures, engineered biological systems, and carefully managed planetary environments.</w:t>
+      </w:r>
+    </w:p>
+    <w:p>
+      <w:pPr>
+        <w:pStyle w:val="BodyText"/>
+      </w:pPr>
+      <w:r>
+        <w:t xml:space="preserve">Corvani scientists are among the galaxy’s foremost specialists in ecological restoration and planetary engineering.</w:t>
+      </w:r>
+    </w:p>
+    <w:p>
+      <w:pPr>
+        <w:pStyle w:val="BodyText"/>
+      </w:pPr>
+      <w:r>
+        <w:t xml:space="preserve">Their political influence has increased as older civilizations struggle with environmental damage accumulated over millennia.</w:t>
+      </w:r>
+    </w:p>
+    <w:p>
+      <w:pPr>
+        <w:pStyle w:val="BodyText"/>
+      </w:pPr>
+      <w:r>
+        <w:t xml:space="preserve">Corvani restoration teams operate on worlds devastated by Hegemony industrial extraction, although their insistence on ecological safeguards frequently brings them into conflict with mining corporations and colonial governments.</w:t>
+      </w:r>
+    </w:p>
+    <w:bookmarkEnd w:id="113"/>
+    <w:bookmarkStart w:id="114" w:name="uxarra-the-shifting-ones"/>
+    <w:p>
+      <w:pPr>
+        <w:pStyle w:val="Heading3"/>
+      </w:pPr>
+      <w:r>
+        <w:t xml:space="preserve">Uxarra — The Shifting Ones</w:t>
+      </w:r>
+    </w:p>
+    <w:p>
+      <w:pPr>
+        <w:pStyle w:val="FirstParagraph"/>
+      </w:pPr>
+      <w:r>
+        <w:t xml:space="preserve">Interstellar history: 900 years · Variable-climate worlds · Territorial communes</w:t>
+      </w:r>
+    </w:p>
+    <w:p>
+      <w:pPr>
+        <w:pStyle w:val="BodyText"/>
+      </w:pPr>
+      <w:r>
+        <w:t xml:space="preserve">Uxarra possess flexible, partially hydrostatic bodies supported by internal cartilage structures. Their skin can alter texture, coloration, and reflective properties, providing camouflage and protection against environmental extremes.</w:t>
+      </w:r>
+    </w:p>
+    <w:p>
+      <w:pPr>
+        <w:pStyle w:val="BodyText"/>
+      </w:pPr>
+      <w:r>
+        <w:t xml:space="preserve">Their homeworld experiences dramatic atmospheric and climatic variations. Uxarra settlements are consequently designed for relocation and rapid adaptation.</w:t>
+      </w:r>
+    </w:p>
+    <w:p>
+      <w:pPr>
+        <w:pStyle w:val="BodyText"/>
+      </w:pPr>
+      <w:r>
+        <w:t xml:space="preserve">Uxarra society emphasizes practical cooperation and personal autonomy. Their governments are small, flexible institutions that reorganize as circumstances change.</w:t>
+      </w:r>
+    </w:p>
+    <w:p>
+      <w:pPr>
+        <w:pStyle w:val="BodyText"/>
+      </w:pPr>
+      <w:r>
+        <w:t xml:space="preserve">Their natural camouflage has created an unfortunate reputation for secrecy and deception among other species.</w:t>
+      </w:r>
+    </w:p>
+    <w:p>
+      <w:pPr>
+        <w:pStyle w:val="BodyText"/>
+      </w:pPr>
+      <w:r>
+        <w:t xml:space="preserve">Uxarra explorers and rescue specialists are highly valued for operations in unstable environments, particularly worlds affected by corridor disruptions or natural disasters.</w:t>
+      </w:r>
+    </w:p>
+    <w:bookmarkEnd w:id="114"/>
+    <w:bookmarkStart w:id="115" w:name="sen-the-patient-observers"/>
+    <w:p>
+      <w:pPr>
+        <w:pStyle w:val="Heading3"/>
+      </w:pPr>
+      <w:r>
+        <w:t xml:space="preserve">Sen — The Patient Observers</w:t>
+      </w:r>
+    </w:p>
+    <w:p>
+      <w:pPr>
+        <w:pStyle w:val="FirstParagraph"/>
+      </w:pPr>
+      <w:r>
+        <w:t xml:space="preserve">Interstellar history: 15,000 years · Isolated Sagittarius systems · Contemplative enclaves</w:t>
+      </w:r>
+    </w:p>
+    <w:p>
+      <w:pPr>
+        <w:pStyle w:val="BodyText"/>
+      </w:pPr>
+      <w:r>
+        <w:t xml:space="preserve">Sen are compact, slow-moving organisms protected by layered mineralized shells. Their metabolism operates at a considerably slower rate than that of humans, and individual Sen routinely live for more than a thousand years.</w:t>
+      </w:r>
+    </w:p>
+    <w:p>
+      <w:pPr>
+        <w:pStyle w:val="BodyText"/>
+      </w:pPr>
+      <w:r>
+        <w:t xml:space="preserve">Their civilization developed an extraordinary tradition of long-term observation.</w:t>
+      </w:r>
+    </w:p>
+    <w:p>
+      <w:pPr>
+        <w:pStyle w:val="BodyText"/>
+      </w:pPr>
+      <w:r>
+        <w:t xml:space="preserve">Sen research institutions maintain experiments that have operated continuously for centuries. Their scientific culture values reproducibility, precision, and caution.</w:t>
+      </w:r>
+    </w:p>
+    <w:p>
+      <w:pPr>
+        <w:pStyle w:val="BodyText"/>
+      </w:pPr>
+      <w:r>
+        <w:t xml:space="preserve">They possess some of the oldest surviving records of gravimetric corridor behavior.</w:t>
+      </w:r>
+    </w:p>
+    <w:p>
+      <w:pPr>
+        <w:pStyle w:val="BodyText"/>
+      </w:pPr>
+      <w:r>
+        <w:t xml:space="preserve">The Sen have witnessed the rise and decline of multiple empires, including the Hegemony.</w:t>
+      </w:r>
+    </w:p>
+    <w:p>
+      <w:pPr>
+        <w:pStyle w:val="BodyText"/>
+      </w:pPr>
+      <w:r>
+        <w:t xml:space="preserve">Their governments rarely intervene in external affairs, but their warnings concerning corridor instability carry considerable weight among navigators and scientists.</w:t>
+      </w:r>
+    </w:p>
+    <w:bookmarkEnd w:id="115"/>
+    <w:bookmarkStart w:id="116" w:name="joruun-the-borderland-confederates"/>
+    <w:p>
+      <w:pPr>
+        <w:pStyle w:val="Heading3"/>
+      </w:pPr>
+      <w:r>
+        <w:t xml:space="preserve">Joruun — The Borderland Confederates</w:t>
+      </w:r>
+    </w:p>
+    <w:p>
+      <w:pPr>
+        <w:pStyle w:val="FirstParagraph"/>
+      </w:pPr>
+      <w:r>
+        <w:t xml:space="preserve">Interstellar history: 2,600 years · Sagittarius frontier · Confederated defense leagues</w:t>
+      </w:r>
+    </w:p>
+    <w:p>
+      <w:pPr>
+        <w:pStyle w:val="BodyText"/>
+      </w:pPr>
+      <w:r>
+        <w:t xml:space="preserve">Joruun are tall, powerful bipeds with thick insulating skin, broad sensory ridges, and highly developed auditory organs. They evolved on a cold world with severe seasonal storms.</w:t>
+      </w:r>
+    </w:p>
+    <w:p>
+      <w:pPr>
+        <w:pStyle w:val="BodyText"/>
+      </w:pPr>
+      <w:r>
+        <w:t xml:space="preserve">Their civilization emerged from competing territorial nations that eventually united against Hegemony expansion.</w:t>
+      </w:r>
+    </w:p>
+    <w:p>
+      <w:pPr>
+        <w:pStyle w:val="BodyText"/>
+      </w:pPr>
+      <w:r>
+        <w:t xml:space="preserve">Joruun society places considerable emphasis on local autonomy, military preparedness, and collective defense.</w:t>
+      </w:r>
+    </w:p>
+    <w:p>
+      <w:pPr>
+        <w:pStyle w:val="BodyText"/>
+      </w:pPr>
+      <w:r>
+        <w:t xml:space="preserve">Their confederation has fought repeated wars against the Hegemony, losing and recovering territory as corridor access changed.</w:t>
+      </w:r>
+    </w:p>
+    <w:p>
+      <w:pPr>
+        <w:pStyle w:val="BodyText"/>
+      </w:pPr>
+      <w:r>
+        <w:t xml:space="preserve">Joruun military doctrine emphasizes fortified corridor junctions, distributed command structures, and the ability to continue resistance after central authority has been disrupted.</w:t>
+      </w:r>
+    </w:p>
+    <w:p>
+      <w:pPr>
+        <w:pStyle w:val="BodyText"/>
+      </w:pPr>
+      <w:r>
+        <w:t xml:space="preserve">Their greatest political challenge is maintaining unity during periods when the imperial threat appears to recede.</w:t>
+      </w:r>
+    </w:p>
+    <w:bookmarkEnd w:id="116"/>
+    <w:bookmarkStart w:id="117" w:name="qor-the-silicon-minds"/>
+    <w:p>
+      <w:pPr>
+        <w:pStyle w:val="Heading3"/>
+      </w:pPr>
+      <w:r>
+        <w:t xml:space="preserve">Qor — The Silicon Minds</w:t>
+      </w:r>
+    </w:p>
+    <w:p>
+      <w:pPr>
+        <w:pStyle w:val="FirstParagraph"/>
+      </w:pPr>
+      <w:r>
+        <w:t xml:space="preserve">Interstellar history: 8,000 years · Mineral-rich systems · Crystalline polities</w:t>
+      </w:r>
+    </w:p>
+    <w:p>
+      <w:pPr>
+        <w:pStyle w:val="BodyText"/>
+      </w:pPr>
+      <w:r>
+        <w:t xml:space="preserve">Qor are silicon-based organisms with slowly growing crystalline structures and distributed electrochemical nervous systems.</w:t>
+      </w:r>
+    </w:p>
+    <w:p>
+      <w:pPr>
+        <w:pStyle w:val="BodyText"/>
+      </w:pPr>
+      <w:r>
+        <w:t xml:space="preserve">Their bodies resemble irregular mineral formations rather than conventional animal anatomy.</w:t>
+      </w:r>
+    </w:p>
+    <w:p>
+      <w:pPr>
+        <w:pStyle w:val="BodyText"/>
+      </w:pPr>
+      <w:r>
+        <w:t xml:space="preserve">Qor communicate through electromagnetic and mechanical oscillations. Their natural perception of time differs significantly from that of faster-metabolizing species.</w:t>
+      </w:r>
+    </w:p>
+    <w:p>
+      <w:pPr>
+        <w:pStyle w:val="BodyText"/>
+      </w:pPr>
+      <w:r>
+        <w:t xml:space="preserve">Qor civilization developed advanced materials science and computation, particularly technologies that remain stable under extreme environmental conditions.</w:t>
+      </w:r>
+    </w:p>
+    <w:p>
+      <w:pPr>
+        <w:pStyle w:val="BodyText"/>
+      </w:pPr>
+      <w:r>
+        <w:t xml:space="preserve">Their manufacturing capabilities make them valuable commercial partners and strategic suppliers.</w:t>
+      </w:r>
+    </w:p>
+    <w:p>
+      <w:pPr>
+        <w:pStyle w:val="BodyText"/>
+      </w:pPr>
+      <w:r>
+        <w:t xml:space="preserve">Qor governments resist external interference, especially attempts to exploit their homeworld’s mineral resources.</w:t>
+      </w:r>
+    </w:p>
+    <w:p>
+      <w:pPr>
+        <w:pStyle w:val="BodyText"/>
+      </w:pPr>
+      <w:r>
+        <w:t xml:space="preserve">Their relationship with the Tessan is complex: Tessan capital has helped expand Qor industry, but Qor political leaders refuse to permit debt arrangements that threaten planetary sovereignty.</w:t>
+      </w:r>
+    </w:p>
+    <w:bookmarkEnd w:id="117"/>
+    <w:bookmarkStart w:id="118" w:name="ommek-the-makers-of-machines"/>
+    <w:p>
+      <w:pPr>
+        <w:pStyle w:val="Heading3"/>
+      </w:pPr>
+      <w:r>
+        <w:t xml:space="preserve">Ommek — The Makers of Machines</w:t>
+      </w:r>
+    </w:p>
+    <w:p>
+      <w:pPr>
+        <w:pStyle w:val="FirstParagraph"/>
+      </w:pPr>
+      <w:r>
+        <w:t xml:space="preserve">Interstellar history: 5,100 years · Industrialized independent systems · Technocratic republics</w:t>
+      </w:r>
+    </w:p>
+    <w:p>
+      <w:pPr>
+        <w:pStyle w:val="BodyText"/>
+      </w:pPr>
+      <w:r>
+        <w:t xml:space="preserve">Ommek are small, heavily articulated beings with multiple fine manipulator appendages and exceptional tactile sensitivity.</w:t>
+      </w:r>
+    </w:p>
+    <w:p>
+      <w:pPr>
+        <w:pStyle w:val="BodyText"/>
+      </w:pPr>
+      <w:r>
+        <w:t xml:space="preserve">Their homeworld’s rugged terrain encouraged the development of mechanical assistance and automated manufacturing.</w:t>
+      </w:r>
+    </w:p>
+    <w:p>
+      <w:pPr>
+        <w:pStyle w:val="BodyText"/>
+      </w:pPr>
+      <w:r>
+        <w:t xml:space="preserve">Ommek civilization eventually became one of the most technologically sophisticated industrial societies in the region.</w:t>
+      </w:r>
+    </w:p>
+    <w:p>
+      <w:pPr>
+        <w:pStyle w:val="BodyText"/>
+      </w:pPr>
+      <w:r>
+        <w:t xml:space="preserve">They specialize in robotics, precision engineering, artificial intelligence, and automated spacecraft production.</w:t>
+      </w:r>
+    </w:p>
+    <w:p>
+      <w:pPr>
+        <w:pStyle w:val="BodyText"/>
+      </w:pPr>
+      <w:r>
+        <w:t xml:space="preserve">Ommek society regards technical competence as a public responsibility. Their political institutions require independent review of major technological decisions.</w:t>
+      </w:r>
+    </w:p>
+    <w:p>
+      <w:pPr>
+        <w:pStyle w:val="BodyText"/>
+      </w:pPr>
+      <w:r>
+        <w:t xml:space="preserve">Their relationship with the Hegemony has been turbulent. Imperial authorities repeatedly attempted to acquire Ommek manufacturing technology through coercion, espionage, and military intervention.</w:t>
+      </w:r>
+    </w:p>
+    <w:p>
+      <w:pPr>
+        <w:pStyle w:val="BodyText"/>
+      </w:pPr>
+      <w:r>
+        <w:t xml:space="preserve">Ommek defensive systems have made direct conquest prohibitively expensive.</w:t>
+      </w:r>
+    </w:p>
+    <w:bookmarkEnd w:id="118"/>
+    <w:bookmarkStart w:id="119" w:name="vesh-the-newcomers"/>
+    <w:p>
+      <w:pPr>
+        <w:pStyle w:val="Heading3"/>
+      </w:pPr>
+      <w:r>
+        <w:t xml:space="preserve">Vesh — The Newcomers</w:t>
+      </w:r>
+    </w:p>
+    <w:p>
+      <w:pPr>
+        <w:pStyle w:val="FirstParagraph"/>
+      </w:pPr>
+      <w:r>
+        <w:t xml:space="preserve">Interstellar history: 24 years · Outer Orion Spur · Emerging planetary government</w:t>
+      </w:r>
+    </w:p>
+    <w:p>
+      <w:pPr>
+        <w:pStyle w:val="BodyText"/>
+      </w:pPr>
+      <w:r>
+        <w:t xml:space="preserve">Vesh are slender quadrupeds who handle tools with the delicate, prehensile sensory tendrils that extend from their heads.</w:t>
+      </w:r>
+    </w:p>
+    <w:p>
+      <w:pPr>
+        <w:pStyle w:val="BodyText"/>
+      </w:pPr>
+      <w:r>
+        <w:t xml:space="preserve">Their civilization achieved corridor travel only recently.</w:t>
+      </w:r>
+    </w:p>
+    <w:p>
+      <w:pPr>
+        <w:pStyle w:val="BodyText"/>
+      </w:pPr>
+      <w:r>
+        <w:t xml:space="preserve">Unlike humanity, the Vesh entered interstellar space already aware that extraterrestrial civilizations existed. Their astronomical observations had detected artificial activity in nearby systems.</w:t>
+      </w:r>
+    </w:p>
+    <w:p>
+      <w:pPr>
+        <w:pStyle w:val="BodyText"/>
+      </w:pPr>
+      <w:r>
+        <w:t xml:space="preserve">Nevertheless, direct contact with established interstellar powers has transformed their society.</w:t>
+      </w:r>
+    </w:p>
+    <w:p>
+      <w:pPr>
+        <w:pStyle w:val="BodyText"/>
+      </w:pPr>
+      <w:r>
+        <w:t xml:space="preserve">Vesh governments struggle to regulate alien technology, commercial investment, cultural influence, and political interference.</w:t>
+      </w:r>
+    </w:p>
+    <w:p>
+      <w:pPr>
+        <w:pStyle w:val="BodyText"/>
+      </w:pPr>
+      <w:r>
+        <w:t xml:space="preserve">Their greatest challenge is preserving meaningful independence while benefiting from knowledge and technology accumulated by civilizations thousands of years older than their own.</w:t>
+      </w:r>
+    </w:p>
+    <w:p>
+      <w:pPr>
+        <w:pStyle w:val="BodyText"/>
+      </w:pPr>
+      <w:r>
+        <w:t xml:space="preserve">Human diplomats have developed a particularly strong interest in Vesh affairs, recognizing many of the difficulties humanity experienced during its own early expansion.</w:t>
+      </w:r>
+    </w:p>
+    <w:bookmarkEnd w:id="119"/>
+    <w:bookmarkStart w:id="120" w:name="uth-the-refugees-of-empire"/>
+    <w:p>
+      <w:pPr>
+        <w:pStyle w:val="Heading3"/>
+      </w:pPr>
+      <w:r>
+        <w:t xml:space="preserve">Uth — The Refugees of Empire</w:t>
+      </w:r>
+    </w:p>
+    <w:p>
+      <w:pPr>
+        <w:pStyle w:val="FirstParagraph"/>
+      </w:pPr>
+      <w:r>
+        <w:t xml:space="preserve">Interstellar history: 6,400 years · Dispersed Hegemony frontier · Diaspora communities</w:t>
+      </w:r>
+    </w:p>
+    <w:p>
+      <w:pPr>
+        <w:pStyle w:val="BodyText"/>
+      </w:pPr>
+      <w:r>
+        <w:t xml:space="preserve">Uth are compact, thick-skinned beings with broad manipulator appendages and complex chemical sensory organs.</w:t>
+      </w:r>
+    </w:p>
+    <w:p>
+      <w:pPr>
+        <w:pStyle w:val="BodyText"/>
+      </w:pPr>
+      <w:r>
+        <w:t xml:space="preserve">Their original civilization was destroyed during an ancient Hegemony campaign intended to suppress a regional rebellion.</w:t>
+      </w:r>
+    </w:p>
+    <w:p>
+      <w:pPr>
+        <w:pStyle w:val="BodyText"/>
+      </w:pPr>
+      <w:r>
+        <w:t xml:space="preserve">Surviving Uth populations dispersed across neighboring systems, establishing communities within other civilizations.</w:t>
+      </w:r>
+    </w:p>
+    <w:p>
+      <w:pPr>
+        <w:pStyle w:val="BodyText"/>
+      </w:pPr>
+      <w:r>
+        <w:t xml:space="preserve">Over thousands of years, Uth culture developed around the preservation of family history, language, and collective memory.</w:t>
+      </w:r>
+    </w:p>
+    <w:p>
+      <w:pPr>
+        <w:pStyle w:val="BodyText"/>
+      </w:pPr>
+      <w:r>
+        <w:t xml:space="preserve">Today, Uth communities exist throughout known space.</w:t>
+      </w:r>
+    </w:p>
+    <w:p>
+      <w:pPr>
+        <w:pStyle w:val="BodyText"/>
+      </w:pPr>
+      <w:r>
+        <w:t xml:space="preserve">Some have assimilated into their adopted societies. Others maintain strong political organizations dedicated to recovering their ancestral worlds.</w:t>
+      </w:r>
+    </w:p>
+    <w:p>
+      <w:pPr>
+        <w:pStyle w:val="BodyText"/>
+      </w:pPr>
+      <w:r>
+        <w:t xml:space="preserve">Uth activists are prominent in anti-Hegemony movements, although many Uth reject the idea that their people should be defined exclusively by historical suffering.</w:t>
+      </w:r>
+    </w:p>
+    <w:bookmarkEnd w:id="120"/>
+    <w:bookmarkStart w:id="121" w:name="draelin-the-corridor-cartographers"/>
+    <w:p>
+      <w:pPr>
+        <w:pStyle w:val="Heading3"/>
+      </w:pPr>
+      <w:r>
+        <w:t xml:space="preserve">Draelin — The Corridor Cartographers</w:t>
+      </w:r>
+    </w:p>
+    <w:p>
+      <w:pPr>
+        <w:pStyle w:val="FirstParagraph"/>
+      </w:pPr>
+      <w:r>
+        <w:t xml:space="preserve">Interstellar history: 3,900 years · Interarm systems · Independent navigation guilds</w:t>
+      </w:r>
+    </w:p>
+    <w:p>
+      <w:pPr>
+        <w:pStyle w:val="BodyText"/>
+      </w:pPr>
+      <w:r>
+        <w:t xml:space="preserve">Draelin are long, serpentine beings with no legs and two long arms, who move by undulating their flexible bodies; specialized structures along their length sense electromagnetic fields.</w:t>
+      </w:r>
+    </w:p>
+    <w:p>
+      <w:pPr>
+        <w:pStyle w:val="BodyText"/>
+      </w:pPr>
+      <w:r>
+        <w:t xml:space="preserve">Their ancestors evolved in a world with a powerful and highly variable magnetic field.</w:t>
+      </w:r>
+    </w:p>
+    <w:p>
+      <w:pPr>
+        <w:pStyle w:val="BodyText"/>
+      </w:pPr>
+      <w:r>
+        <w:t xml:space="preserve">Draelin science developed sophisticated methods of detecting electromagnetic disturbances and modeling complex field interactions.</w:t>
+      </w:r>
+    </w:p>
+    <w:p>
+      <w:pPr>
+        <w:pStyle w:val="BodyText"/>
+      </w:pPr>
+      <w:r>
+        <w:t xml:space="preserve">These traditions eventually contributed to advanced gravimetric navigation.</w:t>
+      </w:r>
+    </w:p>
+    <w:p>
+      <w:pPr>
+        <w:pStyle w:val="BodyText"/>
+      </w:pPr>
+      <w:r>
+        <w:t xml:space="preserve">Draelin cartographic guilds maintain some of the most accurate commercial corridor charts in known space.</w:t>
+      </w:r>
+    </w:p>
+    <w:p>
+      <w:pPr>
+        <w:pStyle w:val="BodyText"/>
+      </w:pPr>
+      <w:r>
+        <w:t xml:space="preserve">Their services are indispensable to traders, explorers, and military fleets.</w:t>
+      </w:r>
+    </w:p>
+    <w:p>
+      <w:pPr>
+        <w:pStyle w:val="BodyText"/>
+      </w:pPr>
+      <w:r>
+        <w:t xml:space="preserve">The guilds officially maintain neutrality, but competing Draelin institutions have repeatedly sold navigation information to opposing sides during major conflicts.</w:t>
+      </w:r>
+    </w:p>
+    <w:p>
+      <w:pPr>
+        <w:pStyle w:val="BodyText"/>
+      </w:pPr>
+      <w:r>
+        <w:t xml:space="preserve">Their internal politics are shaped by a central question: whether knowledge of safe passage should be treated as a public good or a commercial asset.</w:t>
+      </w:r>
+    </w:p>
+    <w:bookmarkEnd w:id="121"/>
+    <w:bookmarkStart w:id="122" w:name="zethri-the-children-of-the-collapse"/>
+    <w:p>
+      <w:pPr>
+        <w:pStyle w:val="Heading3"/>
+      </w:pPr>
+      <w:r>
+        <w:t xml:space="preserve">Zethri — The Children of the Collapse</w:t>
+      </w:r>
+    </w:p>
+    <w:p>
+      <w:pPr>
+        <w:pStyle w:val="FirstParagraph"/>
+      </w:pPr>
+      <w:r>
+        <w:t xml:space="preserve">Interstellar history: 420 years · Isolated corridor clusters · Reconstruction states</w:t>
+      </w:r>
+    </w:p>
+    <w:p>
+      <w:pPr>
+        <w:pStyle w:val="BodyText"/>
+      </w:pPr>
+      <w:r>
+        <w:t xml:space="preserve">Zethri are small, agile organisms with four limbs, a prehensile tail, broad reflective eyes, and fine sensory structures adapted to dim environments.</w:t>
+      </w:r>
+    </w:p>
+    <w:p>
+      <w:pPr>
+        <w:pStyle w:val="BodyText"/>
+      </w:pPr>
+      <w:r>
+        <w:t xml:space="preserve">Their civilization developed in a cluster of systems whose principal gravimetric connections collapsed shortly after their ancestors achieved interstellar travel.</w:t>
+      </w:r>
+    </w:p>
+    <w:p>
+      <w:pPr>
+        <w:pStyle w:val="BodyText"/>
+      </w:pPr>
+      <w:r>
+        <w:t xml:space="preserve">For centuries, Zethri settlements remained isolated from one another.</w:t>
+      </w:r>
+    </w:p>
+    <w:p>
+      <w:pPr>
+        <w:pStyle w:val="BodyText"/>
+      </w:pPr>
+      <w:r>
+        <w:t xml:space="preserve">Some colonies prospered. Others experienced technological decline, political fragmentation, or ecological disaster.</w:t>
+      </w:r>
+    </w:p>
+    <w:p>
+      <w:pPr>
+        <w:pStyle w:val="BodyText"/>
+      </w:pPr>
+      <w:r>
+        <w:t xml:space="preserve">When new corridors eventually reconnected the cluster, the surviving Zethri populations discovered that their societies had developed dramatically different languages, governments, and cultural traditions.</w:t>
+      </w:r>
+    </w:p>
+    <w:p>
+      <w:pPr>
+        <w:pStyle w:val="BodyText"/>
+      </w:pPr>
+      <w:r>
+        <w:t xml:space="preserve">Modern Zethri civilization is engaged in a difficult process of reunification.</w:t>
+      </w:r>
+    </w:p>
+    <w:p>
+      <w:pPr>
+        <w:pStyle w:val="BodyText"/>
+      </w:pPr>
+      <w:r>
+        <w:t xml:space="preserve">Their experience has made them deeply suspicious of political systems dependent upon a small number of corridor connections.</w:t>
+      </w:r>
+    </w:p>
+    <w:p>
+      <w:pPr>
+        <w:pStyle w:val="BodyText"/>
+      </w:pPr>
+      <w:r>
+        <w:t xml:space="preserve">Zethri engineers and planners specialize in building settlements capable of surviving prolonged isolation.</w:t>
+      </w:r>
+    </w:p>
+    <w:bookmarkEnd w:id="122"/>
+    <w:bookmarkEnd w:id="123"/>
+    <w:bookmarkEnd w:id="124"/>
+    <w:bookmarkStart w:id="128" w:name="X3145843e1df3f61def4f8ab8c5430269a2a5813"/>
+    <w:p>
+      <w:pPr>
+        <w:pStyle w:val="Heading1"/>
+      </w:pPr>
+      <w:r>
+        <w:t xml:space="preserve">The Hegemony: An empire at war with itself</w:t>
+      </w:r>
+    </w:p>
+    <w:p>
+      <w:pPr>
+        <w:pStyle w:val="FirstParagraph"/>
+      </w:pPr>
+      <w:r>
+        <w:t xml:space="preserve">The Hegemony deserves particular attention because its decline influences nearly every civilization in Fracture Lines.</w:t>
+      </w:r>
+    </w:p>
+    <w:bookmarkStart w:id="125" w:name="the-five-eras"/>
+    <w:p>
+      <w:pPr>
+        <w:pStyle w:val="Heading2"/>
+      </w:pPr>
+      <w:r>
+        <w:t xml:space="preserve">The five eras</w:t>
+      </w:r>
+    </w:p>
+    <w:p>
+      <w:pPr>
+        <w:numPr>
+          <w:ilvl w:val="0"/>
+          <w:numId w:val="1015"/>
+        </w:numPr>
+      </w:pPr>
       <w:r>
         <w:rPr>
           <w:bCs/>
           <w:b/>
         </w:rPr>
-        <w:t xml:space="preserve">Mandates</w:t>
-      </w:r>
-      <w:r>
-        <w:t xml:space="preserve"> </w:t>
-      </w:r>
-      <w:r>
-        <w:t xml:space="preserve">require travelers to be tested at corridor gates and checkpoints, and in many jurisdictions a traveler who tests positive is</w:t>
-      </w:r>
-      <w:r>
-        <w:t xml:space="preserve"> </w:t>
-      </w:r>
+        <w:t xml:space="preserve">The Foundation — 18,000 years ago.</w:t>
+      </w:r>
+      <w:r>
+        <w:t xml:space="preserve"> </w:t>
+      </w:r>
+      <w:r>
+        <w:t xml:space="preserve">Ozhvek dynasties establish a regional political and military alliance that develops into the Hegemony.</w:t>
+      </w:r>
+    </w:p>
+    <w:p>
+      <w:pPr>
+        <w:numPr>
+          <w:ilvl w:val="0"/>
+          <w:numId w:val="1015"/>
+        </w:numPr>
+      </w:pPr>
       <w:r>
         <w:rPr>
           <w:bCs/>
           <w:b/>
         </w:rPr>
-        <w:t xml:space="preserve">killed on the spot</w:t>
-      </w:r>
-      <w:r>
-        <w:t xml:space="preserve">. The Hegemony’s Shivar inquisitors enforce the strictest Mandates; others are lax, corrupt or merely brutal.</w:t>
+        <w:t xml:space="preserve">The Imperial Ascendancy — 12,000–6,000 years ago.</w:t>
+      </w:r>
+      <w:r>
+        <w:t xml:space="preserve"> </w:t>
+      </w:r>
+      <w:r>
+        <w:t xml:space="preserve">Military expansion, corridor control, and the absorption of other civilizations create a vast multispecies empire.</w:t>
       </w:r>
     </w:p>
     <w:p>
       <w:pPr>
         <w:numPr>
           <w:ilvl w:val="0"/>
-          <w:numId w:val="1016"/>
+          <w:numId w:val="1015"/>
         </w:numPr>
-        <w:pStyle w:val="Compact"/>
       </w:pPr>
       <w:r>
         <w:rPr>
           <w:bCs/>
           <w:b/>
         </w:rPr>
-        <w:t xml:space="preserve">Psionic characters</w:t>
-      </w:r>
-      <w:r>
-        <w:t xml:space="preserve"> </w:t>
-      </w:r>
-      <w:r>
-        <w:t xml:space="preserve">take the</w:t>
-      </w:r>
-      <w:r>
-        <w:t xml:space="preserve"> </w:t>
-      </w:r>
+        <w:t xml:space="preserve">The Long Fracture — 6,000–2,000 years ago.</w:t>
+      </w:r>
+      <w:r>
+        <w:t xml:space="preserve"> </w:t>
+      </w:r>
+      <w:r>
+        <w:t xml:space="preserve">Imperial institutions become increasingly hereditary and inefficient. Corridor collapses isolate provinces, while military commanders and local rulers accumulate independent power.</w:t>
+      </w:r>
+    </w:p>
+    <w:p>
+      <w:pPr>
+        <w:numPr>
+          <w:ilvl w:val="0"/>
+          <w:numId w:val="1015"/>
+        </w:numPr>
+      </w:pPr>
       <w:r>
         <w:rPr>
           <w:bCs/>
           <w:b/>
         </w:rPr>
-        <w:t xml:space="preserve">Psionic</w:t>
-      </w:r>
-      <w:r>
-        <w:t xml:space="preserve"> </w:t>
-      </w:r>
-      <w:r>
-        <w:t xml:space="preserve">advantage and learn</w:t>
-      </w:r>
-      <w:r>
-        <w:t xml:space="preserve"> </w:t>
-      </w:r>
+        <w:t xml:space="preserve">The Wars of Reclamation — 2,000–300 years ago.</w:t>
+      </w:r>
+      <w:r>
+        <w:t xml:space="preserve"> </w:t>
+      </w:r>
+      <w:r>
+        <w:t xml:space="preserve">The reopening of long-dormant corridors triggers repeated imperial campaigns to recover territories that have been independent for centuries.</w:t>
+      </w:r>
+    </w:p>
+    <w:p>
+      <w:pPr>
+        <w:numPr>
+          <w:ilvl w:val="0"/>
+          <w:numId w:val="1015"/>
+        </w:numPr>
+      </w:pPr>
       <w:r>
         <w:rPr>
           <w:bCs/>
           <w:b/>
         </w:rPr>
-        <w:t xml:space="preserve">psionic powers</w:t>
-      </w:r>
-      <w:r>
-        <w:t xml:space="preserve"> </w:t>
-      </w:r>
-      <w:r>
-        <w:t xml:space="preserve">with the</w:t>
-      </w:r>
-      <w:r>
-        <w:t xml:space="preserve"> </w:t>
-      </w:r>
-      <w:r>
-        <w:rPr>
-          <w:bCs/>
-          <w:b/>
-        </w:rPr>
-        <w:t xml:space="preserve">Psionics</w:t>
-      </w:r>
-      <w:r>
-        <w:t xml:space="preserve"> </w:t>
-      </w:r>
-      <w:r>
-        <w:t xml:space="preserve">skill: 2 at Trained, 3 at Specialty, 4 at Expert. Using a power takes an action and a Psionics roll; the target resists with Will where it makes sense.</w:t>
-      </w:r>
-      <w:r>
-        <w:t xml:space="preserve"> </w:t>
-      </w:r>
-      <w:r>
-        <w:rPr>
-          <w:bCs/>
-          <w:b/>
-        </w:rPr>
-        <w:t xml:space="preserve">Psionic powers can’t be swapped:</w:t>
-      </w:r>
-      <w:r>
-        <w:t xml:space="preserve"> </w:t>
-      </w:r>
-      <w:r>
-        <w:t xml:space="preserve">a power, once learned, is yours for good, and new ones come only when Psionics advances.</w:t>
-      </w:r>
-    </w:p>
-    <w:p>
-      <w:pPr>
-        <w:numPr>
-          <w:ilvl w:val="0"/>
-          <w:numId w:val="1016"/>
-        </w:numPr>
-        <w:pStyle w:val="Compact"/>
-      </w:pPr>
-      <w:r>
-        <w:rPr>
-          <w:bCs/>
-          <w:b/>
-        </w:rPr>
-        <w:t xml:space="preserve">Every slip is noticed.</w:t>
-      </w:r>
-      <w:r>
-        <w:t xml:space="preserve"> </w:t>
-      </w:r>
-      <w:r>
-        <w:t xml:space="preserve">A failed use or a natural 18 marks a box of</w:t>
-      </w:r>
-      <w:r>
-        <w:t xml:space="preserve"> </w:t>
-      </w:r>
-      <w:r>
-        <w:rPr>
-          <w:bCs/>
-          <w:b/>
-        </w:rPr>
-        <w:t xml:space="preserve">Heat</w:t>
-      </w:r>
-      <w:r>
-        <w:t xml:space="preserve">. Mandate scanners detect active powers nearby.</w:t>
-      </w:r>
-    </w:p>
-    <w:p>
-      <w:pPr>
-        <w:numPr>
-          <w:ilvl w:val="0"/>
-          <w:numId w:val="1016"/>
-        </w:numPr>
-        <w:pStyle w:val="Compact"/>
-      </w:pPr>
-      <w:r>
-        <w:rPr>
-          <w:bCs/>
-          <w:b/>
-        </w:rPr>
-        <w:t xml:space="preserve">Unregistered.</w:t>
-      </w:r>
-      <w:r>
-        <w:t xml:space="preserve"> </w:t>
-      </w:r>
-      <w:r>
-        <w:t xml:space="preserve">A psionic who has never been tested, or carries a forged result, takes the</w:t>
-      </w:r>
-      <w:r>
-        <w:t xml:space="preserve"> </w:t>
-      </w:r>
-      <w:r>
-        <w:rPr>
-          <w:bCs/>
-          <w:b/>
-        </w:rPr>
-        <w:t xml:space="preserve">Unregistered</w:t>
-      </w:r>
-      <w:r>
-        <w:t xml:space="preserve"> </w:t>
-      </w:r>
-      <w:r>
-        <w:t xml:space="preserve">complication. Screenings, scans and witnesses are life-or-death moments: hide, forge, bluff or run.</w:t>
-      </w:r>
-    </w:p>
-    <w:p>
-      <w:pPr>
-        <w:numPr>
-          <w:ilvl w:val="0"/>
-          <w:numId w:val="1016"/>
-        </w:numPr>
-        <w:pStyle w:val="Compact"/>
-      </w:pPr>
-      <w:r>
-        <w:rPr>
-          <w:bCs/>
-          <w:b/>
-        </w:rPr>
-        <w:t xml:space="preserve">The Quiet Network</w:t>
-      </w:r>
-      <w:r>
-        <w:t xml:space="preserve"> </w:t>
-      </w:r>
-      <w:r>
-        <w:t xml:space="preserve">smuggles psionics past the Mandates with false papers, safe routes and new names.</w:t>
+        <w:t xml:space="preserve">The Present Era.</w:t>
+      </w:r>
+      <w:r>
+        <w:t xml:space="preserve"> </w:t>
+      </w:r>
+      <w:r>
+        <w:t xml:space="preserve">The Hegemony remains powerful but divided. Rival imperial houses, military protectorates, religious authorities, and separatist governments fight over territory, resources, and the legitimacy of imperial rule.</w:t>
+      </w:r>
+    </w:p>
+    <w:p>
+      <w:pPr>
+        <w:pStyle w:val="FirstParagraph"/>
+      </w:pPr>
+      <w:r>
+        <w:t xml:space="preserve">The Hegemony’s greatest military weakness is the same phenomenon that once made its expansion possible: the gravimetric corridor network.</w:t>
+      </w:r>
+    </w:p>
+    <w:p>
+      <w:pPr>
+        <w:pStyle w:val="BodyText"/>
+      </w:pPr>
+      <w:r>
+        <w:t xml:space="preserve">A powerful fleet is of little use if the corridor connecting it to its supply bases collapses. A heavily defended frontier can become strategically irrelevant when a new corridor opens behind it. An isolated province can develop into a powerful independent state before the empire regains access.</w:t>
+      </w:r>
+    </w:p>
+    <w:p>
+      <w:pPr>
+        <w:pStyle w:val="BodyText"/>
+      </w:pPr>
+      <w:r>
+        <w:t xml:space="preserve">The result is a frontier that shifts over centuries, interrupted by sudden strategic disasters.</w:t>
+      </w:r>
+    </w:p>
+    <w:p>
+      <w:pPr>
+        <w:pStyle w:val="BodyText"/>
+      </w:pPr>
+      <w:r>
+        <w:t xml:space="preserve">The Hegemony also contains genuine ideological differences. Imperial restorationists seek to rebuild centralized authority. Military governors demand regional autonomy. Religious zealots seek to purify the empire. Reformers argue that only fundamental political change can preserve what remains.</w:t>
+      </w:r>
+    </w:p>
+    <w:p>
+      <w:pPr>
+        <w:pStyle w:val="BodyText"/>
+      </w:pPr>
+      <w:r>
+        <w:t xml:space="preserve">These factions fight one another even as they wage wars against external enemies.</w:t>
+      </w:r>
+    </w:p>
+    <w:p>
+      <w:pPr>
+        <w:pStyle w:val="BodyText"/>
+      </w:pPr>
+      <w:r>
+        <w:t xml:space="preserve">For the peoples living near its borders, the Hegemony is both a real military threat and a source of persistent uncertainty.</w:t>
+      </w:r>
+    </w:p>
+    <w:p>
+      <w:pPr>
+        <w:pStyle w:val="BodyText"/>
+      </w:pPr>
+      <w:r>
+        <w:t xml:space="preserve">A corridor that has been closed for three hundred years can reopen tomorrow.</w:t>
+      </w:r>
+    </w:p>
+    <w:p>
+      <w:pPr>
+        <w:pStyle w:val="BodyText"/>
+      </w:pPr>
+      <w:r>
+        <w:t xml:space="preserve">And an imperial fleet may emerge to announce that the worlds beyond it still belong to the Emperor.</w:t>
+      </w:r>
+    </w:p>
+    <w:bookmarkEnd w:id="125"/>
+    <w:bookmarkStart w:id="126" w:name="species-and-political-affiliations"/>
+    <w:p>
+      <w:pPr>
+        <w:pStyle w:val="Heading2"/>
+      </w:pPr>
+      <w:r>
+        <w:t xml:space="preserve">Species and political affiliations</w:t>
+      </w:r>
+    </w:p>
+    <w:p>
+      <w:pPr>
+        <w:pStyle w:val="FirstParagraph"/>
+      </w:pPr>
+      <w:r>
+        <w:t xml:space="preserve">Species identity does not determine political loyalty. The following table describes broad historical associations, not universal allegiances.</w:t>
       </w:r>
     </w:p>
     <w:tbl>
@@ -16987,7 +19266,7 @@
                 <w:b/>
                 <w:sz w:val="19"/>
               </w:rPr>
-              <w:t xml:space="preserve">Power</w:t>
+              <w:t xml:space="preserve">Political sphere</w:t>
             </w:r>
           </w:p>
         </w:tc>
@@ -17005,6 +19284,622 @@
                 <w:b/>
                 <w:sz w:val="19"/>
               </w:rPr>
+              <w:t xml:space="preserve">Principal species</w:t>
+            </w:r>
+          </w:p>
+        </w:tc>
+      </w:tr>
+      <w:tr>
+        <w:tc>
+          <w:tcPr/>
+          <w:p>
+            <w:pPr>
+              <w:pStyle w:val="Compact"/>
+              <w:jc w:val="left"/>
+            </w:pPr>
+            <w:r>
+              <w:rPr>
+                <w:b/>
+                <w:sz w:val="19"/>
+              </w:rPr>
+              <w:t xml:space="preserve">Human colonial states</w:t>
+            </w:r>
+          </w:p>
+        </w:tc>
+        <w:tc>
+          <w:tcPr/>
+          <w:p>
+            <w:pPr>
+              <w:pStyle w:val="Compact"/>
+              <w:jc w:val="left"/>
+            </w:pPr>
+            <w:r>
+              <w:rPr>
+                <w:sz w:val="19"/>
+              </w:rPr>
+              <w:t xml:space="preserve">Humans, with growing alien populations</w:t>
+            </w:r>
+          </w:p>
+        </w:tc>
+      </w:tr>
+      <w:tr>
+        <w:tc>
+          <w:tcPr/>
+          <w:p>
+            <w:pPr>
+              <w:pStyle w:val="Compact"/>
+              <w:jc w:val="left"/>
+            </w:pPr>
+            <w:r>
+              <w:rPr>
+                <w:b/>
+                <w:sz w:val="19"/>
+              </w:rPr>
+              <w:t xml:space="preserve">Tessan commercial networks</w:t>
+            </w:r>
+          </w:p>
+        </w:tc>
+        <w:tc>
+          <w:tcPr/>
+          <w:p>
+            <w:pPr>
+              <w:pStyle w:val="Compact"/>
+              <w:jc w:val="left"/>
+            </w:pPr>
+            <w:r>
+              <w:rPr>
+                <w:sz w:val="19"/>
+              </w:rPr>
+              <w:t xml:space="preserve">Tessan, Kel, Qor, many independent trading communities</w:t>
+            </w:r>
+          </w:p>
+        </w:tc>
+      </w:tr>
+      <w:tr>
+        <w:tc>
+          <w:tcPr/>
+          <w:p>
+            <w:pPr>
+              <w:pStyle w:val="Compact"/>
+              <w:jc w:val="left"/>
+            </w:pPr>
+            <w:r>
+              <w:rPr>
+                <w:b/>
+                <w:sz w:val="19"/>
+              </w:rPr>
+              <w:t xml:space="preserve">Hegemony core and imperial institutions</w:t>
+            </w:r>
+          </w:p>
+        </w:tc>
+        <w:tc>
+          <w:tcPr/>
+          <w:p>
+            <w:pPr>
+              <w:pStyle w:val="Compact"/>
+              <w:jc w:val="left"/>
+            </w:pPr>
+            <w:r>
+              <w:rPr>
+                <w:sz w:val="19"/>
+              </w:rPr>
+              <w:t xml:space="preserve">Ozhvek, Dresh, Shivar, Brulvek</w:t>
+            </w:r>
+          </w:p>
+        </w:tc>
+      </w:tr>
+      <w:tr>
+        <w:tc>
+          <w:tcPr/>
+          <w:p>
+            <w:pPr>
+              <w:pStyle w:val="Compact"/>
+              <w:jc w:val="left"/>
+            </w:pPr>
+            <w:r>
+              <w:rPr>
+                <w:b/>
+                <w:sz w:val="19"/>
+              </w:rPr>
+              <w:t xml:space="preserve">Former imperial territories and resistance movements</w:t>
+            </w:r>
+          </w:p>
+        </w:tc>
+        <w:tc>
+          <w:tcPr/>
+          <w:p>
+            <w:pPr>
+              <w:pStyle w:val="Compact"/>
+              <w:jc w:val="left"/>
+            </w:pPr>
+            <w:r>
+              <w:rPr>
+                <w:sz w:val="19"/>
+              </w:rPr>
+              <w:t xml:space="preserve">Zhaq, Joruun, Uth</w:t>
+            </w:r>
+          </w:p>
+        </w:tc>
+      </w:tr>
+      <w:tr>
+        <w:tc>
+          <w:tcPr/>
+          <w:p>
+            <w:pPr>
+              <w:pStyle w:val="Compact"/>
+              <w:jc w:val="left"/>
+            </w:pPr>
+            <w:r>
+              <w:rPr>
+                <w:b/>
+                <w:sz w:val="19"/>
+              </w:rPr>
+              <w:t xml:space="preserve">Independent scientific and technological powers</w:t>
+            </w:r>
+          </w:p>
+        </w:tc>
+        <w:tc>
+          <w:tcPr/>
+          <w:p>
+            <w:pPr>
+              <w:pStyle w:val="Compact"/>
+              <w:jc w:val="left"/>
+            </w:pPr>
+            <w:r>
+              <w:rPr>
+                <w:sz w:val="19"/>
+              </w:rPr>
+              <w:t xml:space="preserve">Mirrun, Veyari, Thrum, Sen, Ommek, Khaum</w:t>
+            </w:r>
+          </w:p>
+        </w:tc>
+      </w:tr>
+      <w:tr>
+        <w:tc>
+          <w:tcPr/>
+          <w:p>
+            <w:pPr>
+              <w:pStyle w:val="Compact"/>
+              <w:jc w:val="left"/>
+            </w:pPr>
+            <w:r>
+              <w:rPr>
+                <w:b/>
+                <w:sz w:val="19"/>
+              </w:rPr>
+              <w:t xml:space="preserve">Mobile and frontier civilizations</w:t>
+            </w:r>
+          </w:p>
+        </w:tc>
+        <w:tc>
+          <w:tcPr/>
+          <w:p>
+            <w:pPr>
+              <w:pStyle w:val="Compact"/>
+              <w:jc w:val="left"/>
+            </w:pPr>
+            <w:r>
+              <w:rPr>
+                <w:sz w:val="19"/>
+              </w:rPr>
+              <w:t xml:space="preserve">Ylith, Vael, Uxarra, Draelin, Zethri</w:t>
+            </w:r>
+          </w:p>
+        </w:tc>
+      </w:tr>
+      <w:tr>
+        <w:tc>
+          <w:tcPr/>
+          <w:p>
+            <w:pPr>
+              <w:pStyle w:val="Compact"/>
+              <w:jc w:val="left"/>
+            </w:pPr>
+            <w:r>
+              <w:rPr>
+                <w:b/>
+                <w:sz w:val="19"/>
+              </w:rPr>
+              <w:t xml:space="preserve">Ecological and emerging powers</w:t>
+            </w:r>
+          </w:p>
+        </w:tc>
+        <w:tc>
+          <w:tcPr/>
+          <w:p>
+            <w:pPr>
+              <w:pStyle w:val="Compact"/>
+              <w:jc w:val="left"/>
+            </w:pPr>
+            <w:r>
+              <w:rPr>
+                <w:sz w:val="19"/>
+              </w:rPr>
+              <w:t xml:space="preserve">Corvani, Eshuum, Vesh</w:t>
+            </w:r>
+          </w:p>
+        </w:tc>
+      </w:tr>
+    </w:tbl>
+    <w:bookmarkEnd w:id="126"/>
+    <w:bookmarkStart w:id="127" w:name="the-galaxy-as-a-setting-for-adventure"/>
+    <w:p>
+      <w:pPr>
+        <w:pStyle w:val="Heading2"/>
+      </w:pPr>
+      <w:r>
+        <w:t xml:space="preserve">The galaxy as a setting for adventure</w:t>
+      </w:r>
+    </w:p>
+    <w:p>
+      <w:pPr>
+        <w:pStyle w:val="FirstParagraph"/>
+      </w:pPr>
+      <w:r>
+        <w:t xml:space="preserve">The peoples of Fracture Lines inhabit a region of space where history, geography, and politics are inseparable.</w:t>
+      </w:r>
+    </w:p>
+    <w:p>
+      <w:pPr>
+        <w:pStyle w:val="BodyText"/>
+      </w:pPr>
+      <w:r>
+        <w:t xml:space="preserve">Ancient empires are collapsing, but their armies remain dangerous. Commercial powers are becoming increasingly influential, but their own institutions are changing. Younger civilizations are discovering opportunities that older powers have overlooked. Entire worlds remain isolated behind collapsed corridors, waiting to be rediscovered.</w:t>
+      </w:r>
+    </w:p>
+    <w:p>
+      <w:pPr>
+        <w:pStyle w:val="BodyText"/>
+      </w:pPr>
+      <w:r>
+        <w:t xml:space="preserve">The corridor network makes exploration unpredictable. A journey between two nearby systems can require a lengthy detour, while a deep corridor can connect civilizations separated by thousands of light-years. New connections can transform isolated worlds into strategic prizes overnight.</w:t>
+      </w:r>
+    </w:p>
+    <w:p>
+      <w:pPr>
+        <w:pStyle w:val="BodyText"/>
+      </w:pPr>
+      <w:r>
+        <w:t xml:space="preserve">A crew operating in this environment can encounter independent merchants, imperial patrols, scientific expeditions, religious missionaries, refugees, pirates, explorers, and representatives of civilizations whose histories stretch back thousands of years.</w:t>
+      </w:r>
+    </w:p>
+    <w:p>
+      <w:pPr>
+        <w:pStyle w:val="BodyText"/>
+      </w:pPr>
+      <w:r>
+        <w:t xml:space="preserve">The setting does not assume that any one species is destined to dominate the others.</w:t>
+      </w:r>
+    </w:p>
+    <w:p>
+      <w:pPr>
+        <w:pStyle w:val="BodyText"/>
+      </w:pPr>
+      <w:r>
+        <w:t xml:space="preserve">The central conflict of Fracture Lines is not simply the struggle between civilizations. It is the struggle between established power and an interstellar order that refuses to remain static.</w:t>
+      </w:r>
+    </w:p>
+    <w:bookmarkEnd w:id="127"/>
+    <w:bookmarkEnd w:id="128"/>
+    <w:bookmarkStart w:id="129" w:name="psionics-and-the-mandates"/>
+    <w:p>
+      <w:pPr>
+        <w:pStyle w:val="Heading1"/>
+      </w:pPr>
+      <w:r>
+        <w:t xml:space="preserve">Psionics and the Mandates</w:t>
+      </w:r>
+    </w:p>
+    <w:p>
+      <w:pPr>
+        <w:pStyle w:val="FirstParagraph"/>
+      </w:pPr>
+      <w:r>
+        <w:t xml:space="preserve">Psionic potential is rare, but it is not unique to any people. It appears in subspecies and bloodlines among all the larger species. The</w:t>
+      </w:r>
+      <w:r>
+        <w:t xml:space="preserve"> </w:t>
+      </w:r>
+      <w:r>
+        <w:rPr>
+          <w:bCs/>
+          <w:b/>
+        </w:rPr>
+        <w:t xml:space="preserve">Shivar</w:t>
+      </w:r>
+      <w:r>
+        <w:t xml:space="preserve"> </w:t>
+      </w:r>
+      <w:r>
+        <w:t xml:space="preserve">are empaths by nature (their nervous systems share emotions), but true psionics (reading minds, pushing thoughts, moving objects) is something else.</w:t>
+      </w:r>
+    </w:p>
+    <w:p>
+      <w:pPr>
+        <w:pStyle w:val="BodyText"/>
+      </w:pPr>
+      <w:r>
+        <w:t xml:space="preserve">Most of the older civilizations treat psionics as a danger to be</w:t>
+      </w:r>
+      <w:r>
+        <w:t xml:space="preserve"> </w:t>
+      </w:r>
+      <w:r>
+        <w:rPr>
+          <w:bCs/>
+          <w:b/>
+        </w:rPr>
+        <w:t xml:space="preserve">controlled</w:t>
+      </w:r>
+      <w:r>
+        <w:t xml:space="preserve">: registered, suppressed, or wiped out. Their</w:t>
+      </w:r>
+      <w:r>
+        <w:t xml:space="preserve"> </w:t>
+      </w:r>
+      <w:r>
+        <w:rPr>
+          <w:bCs/>
+          <w:b/>
+        </w:rPr>
+        <w:t xml:space="preserve">Mandates</w:t>
+      </w:r>
+      <w:r>
+        <w:t xml:space="preserve"> </w:t>
+      </w:r>
+      <w:r>
+        <w:t xml:space="preserve">require travelers to be tested at corridor gates and checkpoints, and in many jurisdictions a traveler who tests positive is</w:t>
+      </w:r>
+      <w:r>
+        <w:t xml:space="preserve"> </w:t>
+      </w:r>
+      <w:r>
+        <w:rPr>
+          <w:bCs/>
+          <w:b/>
+        </w:rPr>
+        <w:t xml:space="preserve">killed on the spot</w:t>
+      </w:r>
+      <w:r>
+        <w:t xml:space="preserve">. The Hegemony’s Shivar inquisitors enforce the strictest Mandates; others are lax, corrupt or merely brutal.</w:t>
+      </w:r>
+    </w:p>
+    <w:p>
+      <w:pPr>
+        <w:numPr>
+          <w:ilvl w:val="0"/>
+          <w:numId w:val="1016"/>
+        </w:numPr>
+        <w:pStyle w:val="Compact"/>
+      </w:pPr>
+      <w:r>
+        <w:rPr>
+          <w:bCs/>
+          <w:b/>
+        </w:rPr>
+        <w:t xml:space="preserve">Psionic characters</w:t>
+      </w:r>
+      <w:r>
+        <w:t xml:space="preserve"> </w:t>
+      </w:r>
+      <w:r>
+        <w:t xml:space="preserve">take the</w:t>
+      </w:r>
+      <w:r>
+        <w:t xml:space="preserve"> </w:t>
+      </w:r>
+      <w:r>
+        <w:rPr>
+          <w:bCs/>
+          <w:b/>
+        </w:rPr>
+        <w:t xml:space="preserve">Psionic</w:t>
+      </w:r>
+      <w:r>
+        <w:t xml:space="preserve"> </w:t>
+      </w:r>
+      <w:r>
+        <w:t xml:space="preserve">advantage and learn</w:t>
+      </w:r>
+      <w:r>
+        <w:t xml:space="preserve"> </w:t>
+      </w:r>
+      <w:r>
+        <w:rPr>
+          <w:bCs/>
+          <w:b/>
+        </w:rPr>
+        <w:t xml:space="preserve">psionic powers</w:t>
+      </w:r>
+      <w:r>
+        <w:t xml:space="preserve"> </w:t>
+      </w:r>
+      <w:r>
+        <w:t xml:space="preserve">with the</w:t>
+      </w:r>
+      <w:r>
+        <w:t xml:space="preserve"> </w:t>
+      </w:r>
+      <w:r>
+        <w:rPr>
+          <w:bCs/>
+          <w:b/>
+        </w:rPr>
+        <w:t xml:space="preserve">Psionics</w:t>
+      </w:r>
+      <w:r>
+        <w:t xml:space="preserve"> </w:t>
+      </w:r>
+      <w:r>
+        <w:t xml:space="preserve">skill: 2 at Trained, 3 at Specialty, 4 at Expert. Using a power takes an action and a Psionics roll; the target resists with Will where it makes sense.</w:t>
+      </w:r>
+      <w:r>
+        <w:t xml:space="preserve"> </w:t>
+      </w:r>
+      <w:r>
+        <w:rPr>
+          <w:bCs/>
+          <w:b/>
+        </w:rPr>
+        <w:t xml:space="preserve">Psionic powers can’t be swapped:</w:t>
+      </w:r>
+      <w:r>
+        <w:t xml:space="preserve"> </w:t>
+      </w:r>
+      <w:r>
+        <w:t xml:space="preserve">a power, once learned, is yours for good, and new ones come only when Psionics advances.</w:t>
+      </w:r>
+    </w:p>
+    <w:p>
+      <w:pPr>
+        <w:numPr>
+          <w:ilvl w:val="0"/>
+          <w:numId w:val="1016"/>
+        </w:numPr>
+        <w:pStyle w:val="Compact"/>
+      </w:pPr>
+      <w:r>
+        <w:rPr>
+          <w:bCs/>
+          <w:b/>
+        </w:rPr>
+        <w:t xml:space="preserve">Every slip is noticed.</w:t>
+      </w:r>
+      <w:r>
+        <w:t xml:space="preserve"> </w:t>
+      </w:r>
+      <w:r>
+        <w:t xml:space="preserve">A failed use or a natural 18 marks a box of</w:t>
+      </w:r>
+      <w:r>
+        <w:t xml:space="preserve"> </w:t>
+      </w:r>
+      <w:r>
+        <w:rPr>
+          <w:bCs/>
+          <w:b/>
+        </w:rPr>
+        <w:t xml:space="preserve">Heat</w:t>
+      </w:r>
+      <w:r>
+        <w:t xml:space="preserve">. Mandate scanners detect active powers nearby.</w:t>
+      </w:r>
+    </w:p>
+    <w:p>
+      <w:pPr>
+        <w:numPr>
+          <w:ilvl w:val="0"/>
+          <w:numId w:val="1016"/>
+        </w:numPr>
+        <w:pStyle w:val="Compact"/>
+      </w:pPr>
+      <w:r>
+        <w:rPr>
+          <w:bCs/>
+          <w:b/>
+        </w:rPr>
+        <w:t xml:space="preserve">Unregistered.</w:t>
+      </w:r>
+      <w:r>
+        <w:t xml:space="preserve"> </w:t>
+      </w:r>
+      <w:r>
+        <w:t xml:space="preserve">A psionic who has never been tested, or carries a forged result, takes the</w:t>
+      </w:r>
+      <w:r>
+        <w:t xml:space="preserve"> </w:t>
+      </w:r>
+      <w:r>
+        <w:rPr>
+          <w:bCs/>
+          <w:b/>
+        </w:rPr>
+        <w:t xml:space="preserve">Unregistered</w:t>
+      </w:r>
+      <w:r>
+        <w:t xml:space="preserve"> </w:t>
+      </w:r>
+      <w:r>
+        <w:t xml:space="preserve">complication. Screenings, scans and witnesses are life-or-death moments: hide, forge, bluff or run.</w:t>
+      </w:r>
+    </w:p>
+    <w:p>
+      <w:pPr>
+        <w:numPr>
+          <w:ilvl w:val="0"/>
+          <w:numId w:val="1016"/>
+        </w:numPr>
+        <w:pStyle w:val="Compact"/>
+      </w:pPr>
+      <w:r>
+        <w:rPr>
+          <w:bCs/>
+          <w:b/>
+        </w:rPr>
+        <w:t xml:space="preserve">The Quiet Network</w:t>
+      </w:r>
+      <w:r>
+        <w:t xml:space="preserve"> </w:t>
+      </w:r>
+      <w:r>
+        <w:t xml:space="preserve">smuggles psionics past the Mandates with false papers, safe routes and new names.</w:t>
+      </w:r>
+    </w:p>
+    <w:tbl>
+      <w:tblPr>
+        <w:tblStyle w:val="Table"/>
+        <w:tblW w:type="pct" w:w="5000"/>
+        <w:tblLook w:firstRow="1" w:lastRow="0" w:firstColumn="0" w:lastColumn="0" w:noHBand="0" w:noVBand="0" w:val="0020"/>
+        <w:jc w:val="start"/>
+        <w:tblBorders>
+          <w:top w:val="single" w:sz="4" w:color="B8C2D3"/>
+          <w:left w:val="single" w:sz="4" w:color="B8C2D3"/>
+          <w:bottom w:val="single" w:sz="4" w:color="B8C2D3"/>
+          <w:right w:val="single" w:sz="4" w:color="B8C2D3"/>
+          <w:insideH w:val="single" w:sz="4" w:color="B8C2D3"/>
+          <w:insideV w:val="single" w:sz="4" w:color="B8C2D3"/>
+        </w:tblBorders>
+      </w:tblPr>
+      <w:tblGrid>
+        <w:gridCol w:w="3960"/>
+        <w:gridCol w:w="3960"/>
+      </w:tblGrid>
+      <w:tr>
+        <w:trPr>
+          <w:tblHeader w:val="true"/>
+        </w:trPr>
+        <w:tc>
+          <w:tcPr>
+            <w:shd w:val="clear" w:fill="E9EEF6"/>
+          </w:tcPr>
+          <w:p>
+            <w:pPr>
+              <w:pStyle w:val="Compact"/>
+              <w:jc w:val="left"/>
+            </w:pPr>
+            <w:r>
+              <w:rPr>
+                <w:b/>
+                <w:sz w:val="19"/>
+              </w:rPr>
+              <w:t xml:space="preserve">Power</w:t>
+            </w:r>
+          </w:p>
+        </w:tc>
+        <w:tc>
+          <w:tcPr>
+            <w:shd w:val="clear" w:fill="E9EEF6"/>
+          </w:tcPr>
+          <w:p>
+            <w:pPr>
+              <w:pStyle w:val="Compact"/>
+              <w:jc w:val="left"/>
+            </w:pPr>
+            <w:r>
+              <w:rPr>
+                <w:b/>
+                <w:sz w:val="19"/>
+              </w:rPr>
               <w:t xml:space="preserve">Effect</w:t>
             </w:r>
           </w:p>
@@ -17407,8 +20302,8 @@
         </w:tc>
       </w:tr>
     </w:tbl>
-    <w:bookmarkEnd w:id="123"/>
-    <w:bookmarkStart w:id="124" w:name="technology"/>
+    <w:bookmarkEnd w:id="129"/>
+    <w:bookmarkStart w:id="130" w:name="technology"/>
     <w:p>
       <w:pPr>
         <w:pStyle w:val="Heading1"/>
@@ -17668,8 +20563,8 @@
         <w:t xml:space="preserve">advantage starts the crew with a ship and a box of Debt. Ship fights and chases run as clocks, with Piloting, Engineering, Sensors and Firearms rolls.</w:t>
       </w:r>
     </w:p>
-    <w:bookmarkEnd w:id="124"/>
-    <w:bookmarkStart w:id="125" w:name="threats"/>
+    <w:bookmarkEnd w:id="130"/>
+    <w:bookmarkStart w:id="131" w:name="threats"/>
     <w:p>
       <w:pPr>
         <w:pStyle w:val="Heading1"/>
@@ -19154,8 +22049,8 @@
         <w:t xml:space="preserve">For a tougher version, add +1 to its targets and one box; for a weaker one, subtract.</w:t>
       </w:r>
     </w:p>
-    <w:bookmarkEnd w:id="125"/>
-    <w:bookmarkStart w:id="133" w:name="ready-made-characters"/>
+    <w:bookmarkEnd w:id="131"/>
+    <w:bookmarkStart w:id="139" w:name="ready-made-characters"/>
     <w:p>
       <w:pPr>
         <w:pStyle w:val="Heading1"/>
@@ -19172,7 +22067,7 @@
         <w:t xml:space="preserve">Characters ready to play, for one-shots, new players, or a group in a hurry. Each follows the creation rules exactly, and their connections tie them together. In the creator, choose one from the ready-made list to open it and make it your own.</w:t>
       </w:r>
     </w:p>
-    <w:bookmarkStart w:id="126" w:name="thessk-varo-hun"/>
+    <w:bookmarkStart w:id="132" w:name="thessk-varo-hun"/>
     <w:p>
       <w:pPr>
         <w:pStyle w:val="Heading2"/>
@@ -19357,8 +22252,8 @@
         <w:t xml:space="preserve">She sold Mara Okonkwo the first debt Mara forgave. Neither regrets it.</w:t>
       </w:r>
     </w:p>
-    <w:bookmarkEnd w:id="126"/>
-    <w:bookmarkStart w:id="127" w:name="kesh-of-the-seventh-hive"/>
+    <w:bookmarkEnd w:id="132"/>
+    <w:bookmarkStart w:id="133" w:name="kesh-of-the-seventh-hive"/>
     <w:p>
       <w:pPr>
         <w:pStyle w:val="Heading2"/>
@@ -19543,8 +22438,8 @@
         <w:t xml:space="preserve">Ilvi Saradh’s AI found the corridor Kesh’s hive needed; Kesh owes them both.</w:t>
       </w:r>
     </w:p>
-    <w:bookmarkEnd w:id="127"/>
-    <w:bookmarkStart w:id="128" w:name="rook"/>
+    <w:bookmarkEnd w:id="133"/>
+    <w:bookmarkStart w:id="134" w:name="rook"/>
     <w:p>
       <w:pPr>
         <w:pStyle w:val="Heading2"/>
@@ -19729,8 +22624,8 @@
         <w:t xml:space="preserve">Brakka was on the other side of that border war. They found out over a drink, and stayed friends.</w:t>
       </w:r>
     </w:p>
-    <w:bookmarkEnd w:id="128"/>
-    <w:bookmarkStart w:id="129" w:name="ilvi-saradh"/>
+    <w:bookmarkEnd w:id="134"/>
+    <w:bookmarkStart w:id="135" w:name="ilvi-saradh"/>
     <w:p>
       <w:pPr>
         <w:pStyle w:val="Heading2"/>
@@ -19915,8 +22810,8 @@
         <w:t xml:space="preserve">Quill found the corridor Kesh’s hive needed. Ilvi never told the guild.</w:t>
       </w:r>
     </w:p>
-    <w:bookmarkEnd w:id="129"/>
-    <w:bookmarkStart w:id="130" w:name="dr.-anwe-tal"/>
+    <w:bookmarkEnd w:id="135"/>
+    <w:bookmarkStart w:id="136" w:name="dr.-anwe-tal"/>
     <w:p>
       <w:pPr>
         <w:pStyle w:val="Heading2"/>
@@ -20101,8 +22996,8 @@
         <w:t xml:space="preserve">Sable cleaned up the corporation’s files that proved Anwe’s case, and asked nothing for it.</w:t>
       </w:r>
     </w:p>
-    <w:bookmarkEnd w:id="130"/>
-    <w:bookmarkStart w:id="131" w:name="brakka"/>
+    <w:bookmarkEnd w:id="136"/>
+    <w:bookmarkStart w:id="137" w:name="brakka"/>
     <w:p>
       <w:pPr>
         <w:pStyle w:val="Heading2"/>
@@ -20287,8 +23182,8 @@
         <w:t xml:space="preserve">Rook fought him across the Zhaq border once. Now Rook watches his back.</w:t>
       </w:r>
     </w:p>
-    <w:bookmarkEnd w:id="131"/>
-    <w:bookmarkStart w:id="132" w:name="sable"/>
+    <w:bookmarkEnd w:id="137"/>
+    <w:bookmarkStart w:id="138" w:name="sable"/>
     <w:p>
       <w:pPr>
         <w:pStyle w:val="Heading2"/>
@@ -20473,9 +23368,9 @@
         <w:t xml:space="preserve">Sable cleaned up the files that proved Dr. Anwe Tal’s case, for nothing. Anwe wonders why.</w:t>
       </w:r>
     </w:p>
-    <w:bookmarkEnd w:id="132"/>
-    <w:bookmarkEnd w:id="133"/>
-    <w:bookmarkStart w:id="134" w:name="advantages"/>
+    <w:bookmarkEnd w:id="138"/>
+    <w:bookmarkEnd w:id="139"/>
+    <w:bookmarkStart w:id="140" w:name="advantages"/>
     <w:p>
       <w:pPr>
         <w:pStyle w:val="Heading1"/>
@@ -21374,8 +24269,8 @@
         <w:t xml:space="preserve">belongs to the whole crew once it’s taken.</w:t>
       </w:r>
     </w:p>
-    <w:bookmarkEnd w:id="134"/>
-    <w:bookmarkStart w:id="160" w:name="species"/>
+    <w:bookmarkEnd w:id="140"/>
+    <w:bookmarkStart w:id="166" w:name="species"/>
     <w:p>
       <w:pPr>
         <w:pStyle w:val="Heading1"/>
@@ -23058,7 +25953,7 @@
         </w:tc>
       </w:tr>
     </w:tbl>
-    <w:bookmarkStart w:id="135" w:name="human"/>
+    <w:bookmarkStart w:id="141" w:name="human"/>
     <w:p>
       <w:pPr>
         <w:pStyle w:val="Heading2"/>
@@ -23371,8 +26266,8 @@
         </w:tc>
       </w:tr>
     </w:tbl>
-    <w:bookmarkEnd w:id="135"/>
-    <w:bookmarkStart w:id="136" w:name="vesh"/>
+    <w:bookmarkEnd w:id="141"/>
+    <w:bookmarkStart w:id="142" w:name="vesh"/>
     <w:p>
       <w:pPr>
         <w:pStyle w:val="Heading2"/>
@@ -23685,8 +26580,8 @@
         </w:tc>
       </w:tr>
     </w:tbl>
-    <w:bookmarkEnd w:id="136"/>
-    <w:bookmarkStart w:id="137" w:name="brulvek"/>
+    <w:bookmarkEnd w:id="142"/>
+    <w:bookmarkStart w:id="143" w:name="brulvek"/>
     <w:p>
       <w:pPr>
         <w:pStyle w:val="Heading2"/>
@@ -24023,8 +26918,8 @@
         </w:tc>
       </w:tr>
     </w:tbl>
-    <w:bookmarkEnd w:id="137"/>
-    <w:bookmarkStart w:id="138" w:name="corvani"/>
+    <w:bookmarkEnd w:id="143"/>
+    <w:bookmarkStart w:id="144" w:name="corvani"/>
     <w:p>
       <w:pPr>
         <w:pStyle w:val="Heading2"/>
@@ -24361,8 +27256,8 @@
         </w:tc>
       </w:tr>
     </w:tbl>
-    <w:bookmarkEnd w:id="138"/>
-    <w:bookmarkStart w:id="139" w:name="draelin"/>
+    <w:bookmarkEnd w:id="144"/>
+    <w:bookmarkStart w:id="145" w:name="draelin"/>
     <w:p>
       <w:pPr>
         <w:pStyle w:val="Heading2"/>
@@ -24729,8 +27624,8 @@
         </w:tc>
       </w:tr>
     </w:tbl>
-    <w:bookmarkEnd w:id="139"/>
-    <w:bookmarkStart w:id="140" w:name="joruun"/>
+    <w:bookmarkEnd w:id="145"/>
+    <w:bookmarkStart w:id="146" w:name="joruun"/>
     <w:p>
       <w:pPr>
         <w:pStyle w:val="Heading2"/>
@@ -25067,8 +27962,8 @@
         </w:tc>
       </w:tr>
     </w:tbl>
-    <w:bookmarkEnd w:id="140"/>
-    <w:bookmarkStart w:id="141" w:name="kel-1"/>
+    <w:bookmarkEnd w:id="146"/>
+    <w:bookmarkStart w:id="147" w:name="kel-1"/>
     <w:p>
       <w:pPr>
         <w:pStyle w:val="Heading2"/>
@@ -25417,8 +28312,8 @@
         </w:tc>
       </w:tr>
     </w:tbl>
-    <w:bookmarkEnd w:id="141"/>
-    <w:bookmarkStart w:id="142" w:name="mirrun-1"/>
+    <w:bookmarkEnd w:id="147"/>
+    <w:bookmarkStart w:id="148" w:name="mirrun-1"/>
     <w:p>
       <w:pPr>
         <w:pStyle w:val="Heading2"/>
@@ -25755,8 +28650,8 @@
         </w:tc>
       </w:tr>
     </w:tbl>
-    <w:bookmarkEnd w:id="142"/>
-    <w:bookmarkStart w:id="143" w:name="ommek"/>
+    <w:bookmarkEnd w:id="148"/>
+    <w:bookmarkStart w:id="149" w:name="ommek"/>
     <w:p>
       <w:pPr>
         <w:pStyle w:val="Heading2"/>
@@ -26111,8 +29006,8 @@
         </w:tc>
       </w:tr>
     </w:tbl>
-    <w:bookmarkEnd w:id="143"/>
-    <w:bookmarkStart w:id="144" w:name="shivar"/>
+    <w:bookmarkEnd w:id="149"/>
+    <w:bookmarkStart w:id="150" w:name="shivar"/>
     <w:p>
       <w:pPr>
         <w:pStyle w:val="Heading2"/>
@@ -26449,8 +29344,8 @@
         </w:tc>
       </w:tr>
     </w:tbl>
-    <w:bookmarkEnd w:id="144"/>
-    <w:bookmarkStart w:id="145" w:name="tessan-1"/>
+    <w:bookmarkEnd w:id="150"/>
+    <w:bookmarkStart w:id="151" w:name="tessan-1"/>
     <w:p>
       <w:pPr>
         <w:pStyle w:val="Heading2"/>
@@ -26799,8 +29694,8 @@
         </w:tc>
       </w:tr>
     </w:tbl>
-    <w:bookmarkEnd w:id="145"/>
-    <w:bookmarkStart w:id="146" w:name="thrum"/>
+    <w:bookmarkEnd w:id="151"/>
+    <w:bookmarkStart w:id="152" w:name="thrum"/>
     <w:p>
       <w:pPr>
         <w:pStyle w:val="Heading2"/>
@@ -27137,8 +30032,8 @@
         </w:tc>
       </w:tr>
     </w:tbl>
-    <w:bookmarkEnd w:id="146"/>
-    <w:bookmarkStart w:id="147" w:name="uth"/>
+    <w:bookmarkEnd w:id="152"/>
+    <w:bookmarkStart w:id="153" w:name="uth"/>
     <w:p>
       <w:pPr>
         <w:pStyle w:val="Heading2"/>
@@ -27475,8 +30370,8 @@
         </w:tc>
       </w:tr>
     </w:tbl>
-    <w:bookmarkEnd w:id="147"/>
-    <w:bookmarkStart w:id="148" w:name="uxarra"/>
+    <w:bookmarkEnd w:id="153"/>
+    <w:bookmarkStart w:id="154" w:name="uxarra"/>
     <w:p>
       <w:pPr>
         <w:pStyle w:val="Heading2"/>
@@ -27813,8 +30708,8 @@
         </w:tc>
       </w:tr>
     </w:tbl>
-    <w:bookmarkEnd w:id="148"/>
-    <w:bookmarkStart w:id="149" w:name="vael"/>
+    <w:bookmarkEnd w:id="154"/>
+    <w:bookmarkStart w:id="155" w:name="vael"/>
     <w:p>
       <w:pPr>
         <w:pStyle w:val="Heading2"/>
@@ -28163,8 +31058,8 @@
         </w:tc>
       </w:tr>
     </w:tbl>
-    <w:bookmarkEnd w:id="149"/>
-    <w:bookmarkStart w:id="150" w:name="veyari"/>
+    <w:bookmarkEnd w:id="155"/>
+    <w:bookmarkStart w:id="156" w:name="veyari"/>
     <w:p>
       <w:pPr>
         <w:pStyle w:val="Heading2"/>
@@ -28501,8 +31396,8 @@
         </w:tc>
       </w:tr>
     </w:tbl>
-    <w:bookmarkEnd w:id="150"/>
-    <w:bookmarkStart w:id="151" w:name="ylith-1"/>
+    <w:bookmarkEnd w:id="156"/>
+    <w:bookmarkStart w:id="157" w:name="ylith-1"/>
     <w:p>
       <w:pPr>
         <w:pStyle w:val="Heading2"/>
@@ -28851,8 +31746,8 @@
         </w:tc>
       </w:tr>
     </w:tbl>
-    <w:bookmarkEnd w:id="151"/>
-    <w:bookmarkStart w:id="152" w:name="zethri"/>
+    <w:bookmarkEnd w:id="157"/>
+    <w:bookmarkStart w:id="158" w:name="zethri"/>
     <w:p>
       <w:pPr>
         <w:pStyle w:val="Heading2"/>
@@ -29189,8 +32084,8 @@
         </w:tc>
       </w:tr>
     </w:tbl>
-    <w:bookmarkEnd w:id="152"/>
-    <w:bookmarkStart w:id="153" w:name="zhaq"/>
+    <w:bookmarkEnd w:id="158"/>
+    <w:bookmarkStart w:id="159" w:name="zhaq"/>
     <w:p>
       <w:pPr>
         <w:pStyle w:val="Heading2"/>
@@ -29539,8 +32434,8 @@
         </w:tc>
       </w:tr>
     </w:tbl>
-    <w:bookmarkEnd w:id="153"/>
-    <w:bookmarkStart w:id="154" w:name="dresh"/>
+    <w:bookmarkEnd w:id="159"/>
+    <w:bookmarkStart w:id="160" w:name="dresh"/>
     <w:p>
       <w:pPr>
         <w:pStyle w:val="Heading2"/>
@@ -29901,8 +32796,8 @@
         </w:tc>
       </w:tr>
     </w:tbl>
-    <w:bookmarkEnd w:id="154"/>
-    <w:bookmarkStart w:id="155" w:name="eshuum"/>
+    <w:bookmarkEnd w:id="160"/>
+    <w:bookmarkStart w:id="161" w:name="eshuum"/>
     <w:p>
       <w:pPr>
         <w:pStyle w:val="Heading2"/>
@@ -30251,8 +33146,8 @@
         </w:tc>
       </w:tr>
     </w:tbl>
-    <w:bookmarkEnd w:id="155"/>
-    <w:bookmarkStart w:id="156" w:name="khaum"/>
+    <w:bookmarkEnd w:id="161"/>
+    <w:bookmarkStart w:id="162" w:name="khaum"/>
     <w:p>
       <w:pPr>
         <w:pStyle w:val="Heading2"/>
@@ -30613,8 +33508,8 @@
         </w:tc>
       </w:tr>
     </w:tbl>
-    <w:bookmarkEnd w:id="156"/>
-    <w:bookmarkStart w:id="157" w:name="ozhvek"/>
+    <w:bookmarkEnd w:id="162"/>
+    <w:bookmarkStart w:id="163" w:name="ozhvek"/>
     <w:p>
       <w:pPr>
         <w:pStyle w:val="Heading2"/>
@@ -30963,8 +33858,8 @@
         </w:tc>
       </w:tr>
     </w:tbl>
-    <w:bookmarkEnd w:id="157"/>
-    <w:bookmarkStart w:id="158" w:name="qor"/>
+    <w:bookmarkEnd w:id="163"/>
+    <w:bookmarkStart w:id="164" w:name="qor"/>
     <w:p>
       <w:pPr>
         <w:pStyle w:val="Heading2"/>
@@ -31313,8 +34208,8 @@
         </w:tc>
       </w:tr>
     </w:tbl>
-    <w:bookmarkEnd w:id="158"/>
-    <w:bookmarkStart w:id="159" w:name="sen"/>
+    <w:bookmarkEnd w:id="164"/>
+    <w:bookmarkStart w:id="165" w:name="sen"/>
     <w:p>
       <w:pPr>
         <w:pStyle w:val="Heading2"/>
@@ -31663,9 +34558,9 @@
         </w:tc>
       </w:tr>
     </w:tbl>
-    <w:bookmarkEnd w:id="159"/>
-    <w:bookmarkEnd w:id="160"/>
-    <w:bookmarkStart w:id="171" w:name="making-your-own"/>
+    <w:bookmarkEnd w:id="165"/>
+    <w:bookmarkEnd w:id="166"/>
+    <w:bookmarkStart w:id="177" w:name="making-your-own"/>
     <w:p>
       <w:pPr>
         <w:pStyle w:val="Heading1"/>
@@ -31698,7 +34593,7 @@
         <w:t xml:space="preserve">option at the end of each list, and its checklist holds a custom choice to the same rules as everything else.</w:t>
       </w:r>
     </w:p>
-    <w:bookmarkStart w:id="161" w:name="a-custom-calling"/>
+    <w:bookmarkStart w:id="167" w:name="a-custom-calling"/>
     <w:p>
       <w:pPr>
         <w:pStyle w:val="Heading2"/>
@@ -31780,7 +34675,7 @@
         <w:t xml:space="preserve"> </w:t>
       </w:r>
       <w:r>
-        <w:t xml:space="preserve">Pick the one it belongs with: Commerce, Frontier, Service or Trouble. The group only sets your sheet’s colors and emblem.</w:t>
+        <w:t xml:space="preserve">Pick the one it belongs with: Commerce, Frontier, Service, Ship Crew or Trouble. The group only sets your sheet’s colors and emblem.</w:t>
       </w:r>
     </w:p>
     <w:p>
@@ -31874,8 +34769,8 @@
         <w:t xml:space="preserve">.</w:t>
       </w:r>
     </w:p>
-    <w:bookmarkEnd w:id="161"/>
-    <w:bookmarkStart w:id="170" w:name="a-custom-species"/>
+    <w:bookmarkEnd w:id="167"/>
+    <w:bookmarkStart w:id="176" w:name="a-custom-species"/>
     <w:p>
       <w:pPr>
         <w:pStyle w:val="Heading2"/>
@@ -31892,7 +34787,7 @@
         <w:t xml:space="preserve">Build it with the GM, one step at a time.</w:t>
       </w:r>
     </w:p>
-    <w:bookmarkStart w:id="162" w:name="the-concept"/>
+    <w:bookmarkStart w:id="168" w:name="the-concept"/>
     <w:p>
       <w:pPr>
         <w:pStyle w:val="Heading3"/>
@@ -31909,8 +34804,8 @@
         <w:t xml:space="preserve">Two or three sentences: where they come from, what sets them apart, and how others see them. It should be something the species in this book don’t already cover.</w:t>
       </w:r>
     </w:p>
-    <w:bookmarkEnd w:id="162"/>
-    <w:bookmarkStart w:id="163" w:name="the-tier"/>
+    <w:bookmarkEnd w:id="168"/>
+    <w:bookmarkStart w:id="169" w:name="the-tier"/>
     <w:p>
       <w:pPr>
         <w:pStyle w:val="Heading3"/>
@@ -32207,8 +35102,8 @@
         <w:t xml:space="preserve">When in doubt, choose the higher tier.</w:t>
       </w:r>
     </w:p>
-    <w:bookmarkEnd w:id="163"/>
-    <w:bookmarkStart w:id="164" w:name="attribute-adjustments"/>
+    <w:bookmarkEnd w:id="169"/>
+    <w:bookmarkStart w:id="170" w:name="attribute-adjustments"/>
     <w:p>
       <w:pPr>
         <w:pStyle w:val="Heading3"/>
@@ -32254,8 +35149,8 @@
         <w:t xml:space="preserve">: a +2 needs a −2 or two −1s. The adjustments move the attribute’s base (+1 starts it at 11) and raise its starting maximum (13 plus the bonus). Most species change two to four attributes.</w:t>
       </w:r>
     </w:p>
-    <w:bookmarkEnd w:id="164"/>
-    <w:bookmarkStart w:id="165" w:name="core-rules-tier-1-and-up"/>
+    <w:bookmarkEnd w:id="170"/>
+    <w:bookmarkStart w:id="171" w:name="core-rules-tier-1-and-up"/>
     <w:p>
       <w:pPr>
         <w:pStyle w:val="Heading3"/>
@@ -32272,8 +35167,8 @@
         <w:t xml:space="preserve">One to three short rules that always apply: what they can do (see in the dark, resist cold, a free Trained skill) and what it costs (a weakness, a people’s distrust, a hazard they can’t abide). A strength with no drawback is worth more than it looks, so price it a tier higher.</w:t>
       </w:r>
     </w:p>
-    <w:bookmarkEnd w:id="165"/>
-    <w:bookmarkStart w:id="166" w:name="species-advantages"/>
+    <w:bookmarkEnd w:id="171"/>
+    <w:bookmarkStart w:id="172" w:name="species-advantages"/>
     <w:p>
       <w:pPr>
         <w:pStyle w:val="Heading3"/>
@@ -32328,8 +35223,8 @@
         <w:t xml:space="preserve">: a problem the trait causes, with a clear trigger and a real consequence, which earns a Resolve point when it bites, like any complication. A character takes one advantage, general or species, so make them distinct choices.</w:t>
       </w:r>
     </w:p>
-    <w:bookmarkEnd w:id="166"/>
-    <w:bookmarkStart w:id="167" w:name="an-alternate-form-optional-tier-2-or-3"/>
+    <w:bookmarkEnd w:id="172"/>
+    <w:bookmarkStart w:id="173" w:name="an-alternate-form-optional-tier-2-or-3"/>
     <w:p>
       <w:pPr>
         <w:pStyle w:val="Heading3"/>
@@ -32362,8 +35257,8 @@
         <w:t xml:space="preserve">apply.</w:t>
       </w:r>
     </w:p>
-    <w:bookmarkEnd w:id="167"/>
-    <w:bookmarkStart w:id="168" w:name="in-the-creator"/>
+    <w:bookmarkEnd w:id="173"/>
+    <w:bookmarkStart w:id="174" w:name="in-the-creator"/>
     <w:p>
       <w:pPr>
         <w:pStyle w:val="Heading3"/>
@@ -32468,8 +35363,8 @@
         <w:t xml:space="preserve">and enter the advantage and its companion complication.</w:t>
       </w:r>
     </w:p>
-    <w:bookmarkEnd w:id="168"/>
-    <w:bookmarkStart w:id="169" w:name="example"/>
+    <w:bookmarkEnd w:id="174"/>
+    <w:bookmarkStart w:id="175" w:name="example"/>
     <w:p>
       <w:pPr>
         <w:pStyle w:val="Heading3"/>
@@ -32574,10 +35469,10 @@
         <w:t xml:space="preserve">: your family’s dynasty calls on you; accept the errand.</w:t>
       </w:r>
     </w:p>
-    <w:bookmarkEnd w:id="169"/>
-    <w:bookmarkEnd w:id="170"/>
-    <w:bookmarkEnd w:id="171"/>
-    <w:bookmarkStart w:id="172" w:name="complications"/>
+    <w:bookmarkEnd w:id="175"/>
+    <w:bookmarkEnd w:id="176"/>
+    <w:bookmarkEnd w:id="177"/>
+    <w:bookmarkStart w:id="178" w:name="complications"/>
     <w:p>
       <w:pPr>
         <w:pStyle w:val="Heading1"/>
@@ -33282,8 +36177,8 @@
         </w:tc>
       </w:tr>
     </w:tbl>
-    <w:bookmarkEnd w:id="172"/>
-    <w:bookmarkStart w:id="174" w:name="quick-reference"/>
+    <w:bookmarkEnd w:id="178"/>
+    <w:bookmarkStart w:id="180" w:name="quick-reference"/>
     <w:p>
       <w:pPr>
         <w:pStyle w:val="Heading1"/>
@@ -33474,7 +36369,7 @@
       <w:r>
         <w:t xml:space="preserve"> </w:t>
       </w:r>
-      <w:hyperlink r:id="rId173">
+      <w:hyperlink r:id="rId179">
         <w:r>
           <w:rPr>
             <w:rStyle w:val="Hyperlink"/>
@@ -33486,7 +36381,7 @@
         <w:t xml:space="preserve">. You may share, adapt, and use it for any purpose, including commercially, as long as you give appropriate credit to the author.</w:t>
       </w:r>
     </w:p>
-    <w:bookmarkEnd w:id="174"/>
+    <w:bookmarkEnd w:id="180"/>
     <w:sectPr/>
   </w:body>
 </w:document>

--- a/legend-dynamics/site/fracture-lines/Fracture_Lines_Players_Guide.docx
+++ b/legend-dynamics/site/fracture-lines/Fracture_Lines_Players_Guide.docx
@@ -4510,6 +4510,54 @@
           </w:p>
         </w:tc>
       </w:tr>
+      <w:tr>
+        <w:tc>
+          <w:tcPr/>
+          <w:p>
+            <w:pPr>
+              <w:pStyle w:val="Compact"/>
+              <w:jc w:val="left"/>
+            </w:pPr>
+            <w:r>
+              <w:rPr>
+                <w:b/>
+                <w:sz w:val="19"/>
+              </w:rPr>
+              <w:t xml:space="preserve">Additional Defense</w:t>
+            </w:r>
+          </w:p>
+        </w:tc>
+        <w:tc>
+          <w:tcPr/>
+          <w:p>
+            <w:pPr>
+              <w:pStyle w:val="Compact"/>
+              <w:jc w:val="left"/>
+            </w:pPr>
+            <w:r>
+              <w:rPr>
+                <w:sz w:val="19"/>
+              </w:rPr>
+              <w:t xml:space="preserve">A second defense each round: Dodge, Parry or Block, in any mix</w:t>
+            </w:r>
+          </w:p>
+        </w:tc>
+        <w:tc>
+          <w:tcPr/>
+          <w:p>
+            <w:pPr>
+              <w:pStyle w:val="Compact"/>
+              <w:jc w:val="left"/>
+            </w:pPr>
+            <w:r>
+              <w:rPr>
+                <w:sz w:val="19"/>
+              </w:rPr>
+              <w:t xml:space="preserve">1</w:t>
+            </w:r>
+          </w:p>
+        </w:tc>
+      </w:tr>
     </w:tbl>
     <w:bookmarkEnd w:id="26"/>
     <w:bookmarkStart w:id="27" w:name="spending-points"/>
@@ -8387,15 +8435,176 @@
         <w:pStyle w:val="FirstParagraph"/>
       </w:pPr>
       <w:r>
-        <w:t xml:space="preserve">Roll Firearms for a ranged attack, Close Combat for a weapon in hand, or Close Combat for fists and grappling. If the attack succeeds, an aware target able to move may attempt Dodge. Dodge is Agility −2, with +1 for Trained Athletics or +2 for Athletics as a Specialty or Expert. Each target gets one Dodge attempt per round. A successful Dodge cancels the hit. Apply injury penalties to Dodge.</w:t>
-      </w:r>
-    </w:p>
-    <w:p>
-      <w:pPr>
-        <w:pStyle w:val="BodyText"/>
-      </w:pPr>
-      <w:r>
-        <w:t xml:space="preserve">Solid cover blocks a shot. Partial cover imposes −2 on the attack. Weapon effects apply after a hit survives any Dodge. Success margin does not increase damage.</w:t>
+        <w:t xml:space="preserve">Roll Firearms for a ranged attack, Close Combat for a weapon in hand, or Close Combat for fists and grappling. If the attack succeeds, an aware target able to move may</w:t>
+      </w:r>
+      <w:r>
+        <w:t xml:space="preserve"> </w:t>
+      </w:r>
+      <w:r>
+        <w:rPr>
+          <w:bCs/>
+          <w:b/>
+        </w:rPr>
+        <w:t xml:space="preserve">defend</w:t>
+      </w:r>
+      <w:r>
+        <w:t xml:space="preserve">: Dodge, Parry or Block. A successful defense cancels the hit. Apply injury penalties to every defense.</w:t>
+      </w:r>
+    </w:p>
+    <w:p>
+      <w:pPr>
+        <w:numPr>
+          <w:ilvl w:val="0"/>
+          <w:numId w:val="1008"/>
+        </w:numPr>
+        <w:pStyle w:val="Compact"/>
+      </w:pPr>
+      <w:r>
+        <w:rPr>
+          <w:bCs/>
+          <w:b/>
+        </w:rPr>
+        <w:t xml:space="preserve">One defense a round.</w:t>
+      </w:r>
+      <w:r>
+        <w:t xml:space="preserve"> </w:t>
+      </w:r>
+      <w:r>
+        <w:t xml:space="preserve">A target gets one defense a round, between its turns, and chooses which when an attack hits. The</w:t>
+      </w:r>
+      <w:r>
+        <w:t xml:space="preserve"> </w:t>
+      </w:r>
+      <w:r>
+        <w:rPr>
+          <w:bCs/>
+          <w:b/>
+        </w:rPr>
+        <w:t xml:space="preserve">Additional Defense</w:t>
+      </w:r>
+      <w:r>
+        <w:t xml:space="preserve"> </w:t>
+      </w:r>
+      <w:r>
+        <w:t xml:space="preserve">Edge gives a second.</w:t>
+      </w:r>
+    </w:p>
+    <w:p>
+      <w:pPr>
+        <w:numPr>
+          <w:ilvl w:val="0"/>
+          <w:numId w:val="1008"/>
+        </w:numPr>
+        <w:pStyle w:val="Compact"/>
+      </w:pPr>
+      <w:r>
+        <w:rPr>
+          <w:bCs/>
+          <w:b/>
+        </w:rPr>
+        <w:t xml:space="preserve">Dodge</w:t>
+      </w:r>
+      <w:r>
+        <w:t xml:space="preserve"> </w:t>
+      </w:r>
+      <w:r>
+        <w:t xml:space="preserve">is Agility −2, with +1 for Trained Athletics or +2 for Athletics as a Specialty or Expert.</w:t>
+      </w:r>
+    </w:p>
+    <w:p>
+      <w:pPr>
+        <w:numPr>
+          <w:ilvl w:val="0"/>
+          <w:numId w:val="1008"/>
+        </w:numPr>
+        <w:pStyle w:val="Compact"/>
+      </w:pPr>
+      <w:r>
+        <w:rPr>
+          <w:bCs/>
+          <w:b/>
+        </w:rPr>
+        <w:t xml:space="preserve">Parry.</w:t>
+      </w:r>
+      <w:r>
+        <w:t xml:space="preserve"> </w:t>
+      </w:r>
+      <w:r>
+        <w:t xml:space="preserve">Against a weapon in hand or fists, roll Close Combat −3 with a weapon in hand, or Close Combat −3 bare-handed against fists. A second parry in the same round (with Additional Defense) is a further −2. Nobody parries a shot or a missile.</w:t>
+      </w:r>
+    </w:p>
+    <w:p>
+      <w:pPr>
+        <w:numPr>
+          <w:ilvl w:val="0"/>
+          <w:numId w:val="1008"/>
+        </w:numPr>
+        <w:pStyle w:val="Compact"/>
+      </w:pPr>
+      <w:r>
+        <w:rPr>
+          <w:bCs/>
+          <w:b/>
+        </w:rPr>
+        <w:t xml:space="preserve">Block.</w:t>
+      </w:r>
+      <w:r>
+        <w:t xml:space="preserve"> </w:t>
+      </w:r>
+      <w:r>
+        <w:t xml:space="preserve">With a shield, or anything that can stand in for one (a chair, a plank, a crate lid), you can block a weapon in hand, fists, or a thrown or loosed missile: roll Close Combat −2, plus the shield’s bonus. Nothing you can lift blocks a gunshot or a blast. An improvised shield breaks the first time it blocks a hit of 2 or more boxes.</w:t>
+      </w:r>
+    </w:p>
+    <w:p>
+      <w:pPr>
+        <w:numPr>
+          <w:ilvl w:val="0"/>
+          <w:numId w:val="1008"/>
+        </w:numPr>
+        <w:pStyle w:val="Compact"/>
+      </w:pPr>
+      <w:r>
+        <w:rPr>
+          <w:bCs/>
+          <w:b/>
+        </w:rPr>
+        <w:t xml:space="preserve">Attack quality.</w:t>
+      </w:r>
+      <w:r>
+        <w:t xml:space="preserve"> </w:t>
+      </w:r>
+      <w:r>
+        <w:t xml:space="preserve">A clean hit is harder to escape. When an attack succeeds by 3 or 4, the defense is at −1; by 5 or 6, −2; by 7 or more, −3.</w:t>
+      </w:r>
+    </w:p>
+    <w:p>
+      <w:pPr>
+        <w:numPr>
+          <w:ilvl w:val="0"/>
+          <w:numId w:val="1008"/>
+        </w:numPr>
+        <w:pStyle w:val="Compact"/>
+      </w:pPr>
+      <w:r>
+        <w:rPr>
+          <w:bCs/>
+          <w:b/>
+        </w:rPr>
+        <w:t xml:space="preserve">Aim.</w:t>
+      </w:r>
+      <w:r>
+        <w:t xml:space="preserve"> </w:t>
+      </w:r>
+      <w:r>
+        <w:t xml:space="preserve">Spend your action aiming at a target you can see: +1 to your next attack against it. An advantage that rewards aiming adds its bonus to this.</w:t>
+      </w:r>
+    </w:p>
+    <w:p>
+      <w:pPr>
+        <w:pStyle w:val="FirstParagraph"/>
+      </w:pPr>
+      <w:r>
+        <w:t xml:space="preserve">Solid cover blocks a shot. Partial cover imposes −2 on the attack. Weapon effects apply after a hit survives any defense. Success margin does not increase damage.</w:t>
       </w:r>
     </w:p>
     <w:bookmarkEnd w:id="51"/>
@@ -9068,7 +9277,7 @@
       <w:pPr>
         <w:numPr>
           <w:ilvl w:val="0"/>
-          <w:numId w:val="1008"/>
+          <w:numId w:val="1009"/>
         </w:numPr>
         <w:pStyle w:val="Compact"/>
       </w:pPr>
@@ -9119,7 +9328,7 @@
       <w:pPr>
         <w:numPr>
           <w:ilvl w:val="0"/>
-          <w:numId w:val="1008"/>
+          <w:numId w:val="1009"/>
         </w:numPr>
         <w:pStyle w:val="Compact"/>
       </w:pPr>
@@ -9141,7 +9350,7 @@
       <w:pPr>
         <w:numPr>
           <w:ilvl w:val="0"/>
-          <w:numId w:val="1008"/>
+          <w:numId w:val="1009"/>
         </w:numPr>
         <w:pStyle w:val="Compact"/>
       </w:pPr>
@@ -9164,7 +9373,7 @@
         <w:pStyle w:val="FirstParagraph"/>
       </w:pPr>
       <w:r>
-        <w:t xml:space="preserve">Your protection is avoiding the hit: Dodge, cover, and a Resolve point, which reduces a hit by one box.</w:t>
+        <w:t xml:space="preserve">Your protection is avoiding the hit: a defense (Dodge, Parry or Block), cover, and a Resolve point, which reduces a hit by one box.</w:t>
       </w:r>
     </w:p>
     <w:bookmarkEnd w:id="53"/>
@@ -10609,7 +10818,7 @@
       <w:pPr>
         <w:numPr>
           <w:ilvl w:val="0"/>
-          <w:numId w:val="1009"/>
+          <w:numId w:val="1010"/>
         </w:numPr>
         <w:pStyle w:val="Compact"/>
       </w:pPr>
@@ -10631,7 +10840,7 @@
       <w:pPr>
         <w:numPr>
           <w:ilvl w:val="0"/>
-          <w:numId w:val="1009"/>
+          <w:numId w:val="1010"/>
         </w:numPr>
         <w:pStyle w:val="Compact"/>
       </w:pPr>
@@ -10653,7 +10862,7 @@
       <w:pPr>
         <w:numPr>
           <w:ilvl w:val="0"/>
-          <w:numId w:val="1009"/>
+          <w:numId w:val="1010"/>
         </w:numPr>
         <w:pStyle w:val="Compact"/>
       </w:pPr>
@@ -11085,7 +11294,7 @@
       <w:pPr>
         <w:numPr>
           <w:ilvl w:val="0"/>
-          <w:numId w:val="1010"/>
+          <w:numId w:val="1011"/>
         </w:numPr>
         <w:pStyle w:val="Compact"/>
       </w:pPr>
@@ -11107,7 +11316,7 @@
       <w:pPr>
         <w:numPr>
           <w:ilvl w:val="0"/>
-          <w:numId w:val="1010"/>
+          <w:numId w:val="1011"/>
         </w:numPr>
         <w:pStyle w:val="Compact"/>
       </w:pPr>
@@ -13680,7 +13889,7 @@
       <w:pPr>
         <w:numPr>
           <w:ilvl w:val="0"/>
-          <w:numId w:val="1011"/>
+          <w:numId w:val="1012"/>
         </w:numPr>
         <w:pStyle w:val="Compact"/>
       </w:pPr>
@@ -13702,7 +13911,7 @@
       <w:pPr>
         <w:numPr>
           <w:ilvl w:val="0"/>
-          <w:numId w:val="1011"/>
+          <w:numId w:val="1012"/>
         </w:numPr>
         <w:pStyle w:val="Compact"/>
       </w:pPr>
@@ -13724,7 +13933,7 @@
       <w:pPr>
         <w:numPr>
           <w:ilvl w:val="0"/>
-          <w:numId w:val="1011"/>
+          <w:numId w:val="1012"/>
         </w:numPr>
         <w:pStyle w:val="Compact"/>
       </w:pPr>
@@ -13746,7 +13955,7 @@
       <w:pPr>
         <w:numPr>
           <w:ilvl w:val="0"/>
-          <w:numId w:val="1011"/>
+          <w:numId w:val="1012"/>
         </w:numPr>
         <w:pStyle w:val="Compact"/>
       </w:pPr>
@@ -13768,7 +13977,7 @@
       <w:pPr>
         <w:numPr>
           <w:ilvl w:val="0"/>
-          <w:numId w:val="1011"/>
+          <w:numId w:val="1012"/>
         </w:numPr>
         <w:pStyle w:val="Compact"/>
       </w:pPr>
@@ -14275,7 +14484,7 @@
       <w:pPr>
         <w:numPr>
           <w:ilvl w:val="0"/>
-          <w:numId w:val="1012"/>
+          <w:numId w:val="1013"/>
         </w:numPr>
         <w:pStyle w:val="Compact"/>
       </w:pPr>
@@ -14297,7 +14506,7 @@
       <w:pPr>
         <w:numPr>
           <w:ilvl w:val="0"/>
-          <w:numId w:val="1012"/>
+          <w:numId w:val="1013"/>
         </w:numPr>
         <w:pStyle w:val="Compact"/>
       </w:pPr>
@@ -14319,7 +14528,7 @@
       <w:pPr>
         <w:numPr>
           <w:ilvl w:val="0"/>
-          <w:numId w:val="1012"/>
+          <w:numId w:val="1013"/>
         </w:numPr>
         <w:pStyle w:val="Compact"/>
       </w:pPr>
@@ -14608,7 +14817,7 @@
       <w:pPr>
         <w:numPr>
           <w:ilvl w:val="0"/>
-          <w:numId w:val="1013"/>
+          <w:numId w:val="1014"/>
         </w:numPr>
         <w:pStyle w:val="Compact"/>
       </w:pPr>
@@ -14630,7 +14839,7 @@
       <w:pPr>
         <w:numPr>
           <w:ilvl w:val="0"/>
-          <w:numId w:val="1013"/>
+          <w:numId w:val="1014"/>
         </w:numPr>
         <w:pStyle w:val="Compact"/>
       </w:pPr>
@@ -14652,7 +14861,7 @@
       <w:pPr>
         <w:numPr>
           <w:ilvl w:val="0"/>
-          <w:numId w:val="1013"/>
+          <w:numId w:val="1014"/>
         </w:numPr>
         <w:pStyle w:val="Compact"/>
       </w:pPr>
@@ -14693,7 +14902,7 @@
       <w:pPr>
         <w:numPr>
           <w:ilvl w:val="0"/>
-          <w:numId w:val="1014"/>
+          <w:numId w:val="1015"/>
         </w:numPr>
         <w:pStyle w:val="Compact"/>
       </w:pPr>
@@ -14728,7 +14937,7 @@
       <w:pPr>
         <w:numPr>
           <w:ilvl w:val="0"/>
-          <w:numId w:val="1014"/>
+          <w:numId w:val="1015"/>
         </w:numPr>
         <w:pStyle w:val="Compact"/>
       </w:pPr>
@@ -14750,7 +14959,7 @@
       <w:pPr>
         <w:numPr>
           <w:ilvl w:val="0"/>
-          <w:numId w:val="1014"/>
+          <w:numId w:val="1015"/>
         </w:numPr>
         <w:pStyle w:val="Compact"/>
       </w:pPr>
@@ -14772,7 +14981,7 @@
       <w:pPr>
         <w:numPr>
           <w:ilvl w:val="0"/>
-          <w:numId w:val="1014"/>
+          <w:numId w:val="1015"/>
         </w:numPr>
         <w:pStyle w:val="Compact"/>
       </w:pPr>
@@ -14794,7 +15003,7 @@
       <w:pPr>
         <w:numPr>
           <w:ilvl w:val="0"/>
-          <w:numId w:val="1014"/>
+          <w:numId w:val="1015"/>
         </w:numPr>
         <w:pStyle w:val="Compact"/>
       </w:pPr>
@@ -14816,7 +15025,7 @@
       <w:pPr>
         <w:numPr>
           <w:ilvl w:val="0"/>
-          <w:numId w:val="1014"/>
+          <w:numId w:val="1015"/>
         </w:numPr>
         <w:pStyle w:val="Compact"/>
       </w:pPr>
@@ -14867,7 +15076,7 @@
       <w:pPr>
         <w:numPr>
           <w:ilvl w:val="0"/>
-          <w:numId w:val="1014"/>
+          <w:numId w:val="1015"/>
         </w:numPr>
         <w:pStyle w:val="Compact"/>
       </w:pPr>
@@ -19046,7 +19255,7 @@
       <w:pPr>
         <w:numPr>
           <w:ilvl w:val="0"/>
-          <w:numId w:val="1015"/>
+          <w:numId w:val="1016"/>
         </w:numPr>
       </w:pPr>
       <w:r>
@@ -19067,7 +19276,7 @@
       <w:pPr>
         <w:numPr>
           <w:ilvl w:val="0"/>
-          <w:numId w:val="1015"/>
+          <w:numId w:val="1016"/>
         </w:numPr>
       </w:pPr>
       <w:r>
@@ -19088,7 +19297,7 @@
       <w:pPr>
         <w:numPr>
           <w:ilvl w:val="0"/>
-          <w:numId w:val="1015"/>
+          <w:numId w:val="1016"/>
         </w:numPr>
       </w:pPr>
       <w:r>
@@ -19109,7 +19318,7 @@
       <w:pPr>
         <w:numPr>
           <w:ilvl w:val="0"/>
-          <w:numId w:val="1015"/>
+          <w:numId w:val="1016"/>
         </w:numPr>
       </w:pPr>
       <w:r>
@@ -19130,7 +19339,7 @@
       <w:pPr>
         <w:numPr>
           <w:ilvl w:val="0"/>
-          <w:numId w:val="1015"/>
+          <w:numId w:val="1016"/>
         </w:numPr>
       </w:pPr>
       <w:r>
@@ -19668,7 +19877,7 @@
       <w:pPr>
         <w:numPr>
           <w:ilvl w:val="0"/>
-          <w:numId w:val="1016"/>
+          <w:numId w:val="1017"/>
         </w:numPr>
         <w:pStyle w:val="Compact"/>
       </w:pPr>
@@ -19754,7 +19963,7 @@
       <w:pPr>
         <w:numPr>
           <w:ilvl w:val="0"/>
-          <w:numId w:val="1016"/>
+          <w:numId w:val="1017"/>
         </w:numPr>
         <w:pStyle w:val="Compact"/>
       </w:pPr>
@@ -19789,7 +19998,7 @@
       <w:pPr>
         <w:numPr>
           <w:ilvl w:val="0"/>
-          <w:numId w:val="1016"/>
+          <w:numId w:val="1017"/>
         </w:numPr>
         <w:pStyle w:val="Compact"/>
       </w:pPr>
@@ -19827,7 +20036,7 @@
       <w:pPr>
         <w:numPr>
           <w:ilvl w:val="0"/>
-          <w:numId w:val="1016"/>
+          <w:numId w:val="1017"/>
         </w:numPr>
         <w:pStyle w:val="Compact"/>
       </w:pPr>
@@ -20316,7 +20525,7 @@
       <w:pPr>
         <w:numPr>
           <w:ilvl w:val="0"/>
-          <w:numId w:val="1017"/>
+          <w:numId w:val="1018"/>
         </w:numPr>
         <w:pStyle w:val="Compact"/>
       </w:pPr>
@@ -20386,7 +20595,7 @@
       <w:pPr>
         <w:numPr>
           <w:ilvl w:val="0"/>
-          <w:numId w:val="1017"/>
+          <w:numId w:val="1018"/>
         </w:numPr>
         <w:pStyle w:val="Compact"/>
       </w:pPr>
@@ -20456,7 +20665,7 @@
       <w:pPr>
         <w:numPr>
           <w:ilvl w:val="0"/>
-          <w:numId w:val="1017"/>
+          <w:numId w:val="1018"/>
         </w:numPr>
         <w:pStyle w:val="Compact"/>
       </w:pPr>
@@ -20478,7 +20687,7 @@
       <w:pPr>
         <w:numPr>
           <w:ilvl w:val="0"/>
-          <w:numId w:val="1017"/>
+          <w:numId w:val="1018"/>
         </w:numPr>
         <w:pStyle w:val="Compact"/>
       </w:pPr>
@@ -20516,7 +20725,7 @@
       <w:pPr>
         <w:numPr>
           <w:ilvl w:val="0"/>
-          <w:numId w:val="1017"/>
+          <w:numId w:val="1018"/>
         </w:numPr>
         <w:pStyle w:val="Compact"/>
       </w:pPr>
@@ -22098,7 +22307,7 @@
       <w:pPr>
         <w:numPr>
           <w:ilvl w:val="0"/>
-          <w:numId w:val="1018"/>
+          <w:numId w:val="1019"/>
         </w:numPr>
         <w:pStyle w:val="Compact"/>
       </w:pPr>
@@ -22136,7 +22345,7 @@
       <w:pPr>
         <w:numPr>
           <w:ilvl w:val="0"/>
-          <w:numId w:val="1018"/>
+          <w:numId w:val="1019"/>
         </w:numPr>
         <w:pStyle w:val="Compact"/>
       </w:pPr>
@@ -22158,7 +22367,7 @@
       <w:pPr>
         <w:numPr>
           <w:ilvl w:val="0"/>
-          <w:numId w:val="1018"/>
+          <w:numId w:val="1019"/>
         </w:numPr>
         <w:pStyle w:val="Compact"/>
       </w:pPr>
@@ -22180,7 +22389,7 @@
       <w:pPr>
         <w:numPr>
           <w:ilvl w:val="0"/>
-          <w:numId w:val="1018"/>
+          <w:numId w:val="1019"/>
         </w:numPr>
         <w:pStyle w:val="Compact"/>
       </w:pPr>
@@ -22218,7 +22427,7 @@
       <w:pPr>
         <w:numPr>
           <w:ilvl w:val="0"/>
-          <w:numId w:val="1018"/>
+          <w:numId w:val="1019"/>
         </w:numPr>
         <w:pStyle w:val="Compact"/>
       </w:pPr>
@@ -22284,7 +22493,7 @@
       <w:pPr>
         <w:numPr>
           <w:ilvl w:val="0"/>
-          <w:numId w:val="1019"/>
+          <w:numId w:val="1020"/>
         </w:numPr>
         <w:pStyle w:val="Compact"/>
       </w:pPr>
@@ -22322,7 +22531,7 @@
       <w:pPr>
         <w:numPr>
           <w:ilvl w:val="0"/>
-          <w:numId w:val="1019"/>
+          <w:numId w:val="1020"/>
         </w:numPr>
         <w:pStyle w:val="Compact"/>
       </w:pPr>
@@ -22344,7 +22553,7 @@
       <w:pPr>
         <w:numPr>
           <w:ilvl w:val="0"/>
-          <w:numId w:val="1019"/>
+          <w:numId w:val="1020"/>
         </w:numPr>
         <w:pStyle w:val="Compact"/>
       </w:pPr>
@@ -22366,7 +22575,7 @@
       <w:pPr>
         <w:numPr>
           <w:ilvl w:val="0"/>
-          <w:numId w:val="1019"/>
+          <w:numId w:val="1020"/>
         </w:numPr>
         <w:pStyle w:val="Compact"/>
       </w:pPr>
@@ -22404,7 +22613,7 @@
       <w:pPr>
         <w:numPr>
           <w:ilvl w:val="0"/>
-          <w:numId w:val="1019"/>
+          <w:numId w:val="1020"/>
         </w:numPr>
         <w:pStyle w:val="Compact"/>
       </w:pPr>
@@ -22470,7 +22679,7 @@
       <w:pPr>
         <w:numPr>
           <w:ilvl w:val="0"/>
-          <w:numId w:val="1020"/>
+          <w:numId w:val="1021"/>
         </w:numPr>
         <w:pStyle w:val="Compact"/>
       </w:pPr>
@@ -22508,7 +22717,7 @@
       <w:pPr>
         <w:numPr>
           <w:ilvl w:val="0"/>
-          <w:numId w:val="1020"/>
+          <w:numId w:val="1021"/>
         </w:numPr>
         <w:pStyle w:val="Compact"/>
       </w:pPr>
@@ -22530,7 +22739,7 @@
       <w:pPr>
         <w:numPr>
           <w:ilvl w:val="0"/>
-          <w:numId w:val="1020"/>
+          <w:numId w:val="1021"/>
         </w:numPr>
         <w:pStyle w:val="Compact"/>
       </w:pPr>
@@ -22552,7 +22761,7 @@
       <w:pPr>
         <w:numPr>
           <w:ilvl w:val="0"/>
-          <w:numId w:val="1020"/>
+          <w:numId w:val="1021"/>
         </w:numPr>
         <w:pStyle w:val="Compact"/>
       </w:pPr>
@@ -22590,7 +22799,7 @@
       <w:pPr>
         <w:numPr>
           <w:ilvl w:val="0"/>
-          <w:numId w:val="1020"/>
+          <w:numId w:val="1021"/>
         </w:numPr>
         <w:pStyle w:val="Compact"/>
       </w:pPr>
@@ -22656,7 +22865,7 @@
       <w:pPr>
         <w:numPr>
           <w:ilvl w:val="0"/>
-          <w:numId w:val="1021"/>
+          <w:numId w:val="1022"/>
         </w:numPr>
         <w:pStyle w:val="Compact"/>
       </w:pPr>
@@ -22694,7 +22903,7 @@
       <w:pPr>
         <w:numPr>
           <w:ilvl w:val="0"/>
-          <w:numId w:val="1021"/>
+          <w:numId w:val="1022"/>
         </w:numPr>
         <w:pStyle w:val="Compact"/>
       </w:pPr>
@@ -22716,7 +22925,7 @@
       <w:pPr>
         <w:numPr>
           <w:ilvl w:val="0"/>
-          <w:numId w:val="1021"/>
+          <w:numId w:val="1022"/>
         </w:numPr>
         <w:pStyle w:val="Compact"/>
       </w:pPr>
@@ -22738,7 +22947,7 @@
       <w:pPr>
         <w:numPr>
           <w:ilvl w:val="0"/>
-          <w:numId w:val="1021"/>
+          <w:numId w:val="1022"/>
         </w:numPr>
         <w:pStyle w:val="Compact"/>
       </w:pPr>
@@ -22776,7 +22985,7 @@
       <w:pPr>
         <w:numPr>
           <w:ilvl w:val="0"/>
-          <w:numId w:val="1021"/>
+          <w:numId w:val="1022"/>
         </w:numPr>
         <w:pStyle w:val="Compact"/>
       </w:pPr>
@@ -22842,7 +23051,7 @@
       <w:pPr>
         <w:numPr>
           <w:ilvl w:val="0"/>
-          <w:numId w:val="1022"/>
+          <w:numId w:val="1023"/>
         </w:numPr>
         <w:pStyle w:val="Compact"/>
       </w:pPr>
@@ -22880,7 +23089,7 @@
       <w:pPr>
         <w:numPr>
           <w:ilvl w:val="0"/>
-          <w:numId w:val="1022"/>
+          <w:numId w:val="1023"/>
         </w:numPr>
         <w:pStyle w:val="Compact"/>
       </w:pPr>
@@ -22902,7 +23111,7 @@
       <w:pPr>
         <w:numPr>
           <w:ilvl w:val="0"/>
-          <w:numId w:val="1022"/>
+          <w:numId w:val="1023"/>
         </w:numPr>
         <w:pStyle w:val="Compact"/>
       </w:pPr>
@@ -22924,7 +23133,7 @@
       <w:pPr>
         <w:numPr>
           <w:ilvl w:val="0"/>
-          <w:numId w:val="1022"/>
+          <w:numId w:val="1023"/>
         </w:numPr>
         <w:pStyle w:val="Compact"/>
       </w:pPr>
@@ -22962,7 +23171,7 @@
       <w:pPr>
         <w:numPr>
           <w:ilvl w:val="0"/>
-          <w:numId w:val="1022"/>
+          <w:numId w:val="1023"/>
         </w:numPr>
         <w:pStyle w:val="Compact"/>
       </w:pPr>
@@ -23028,7 +23237,7 @@
       <w:pPr>
         <w:numPr>
           <w:ilvl w:val="0"/>
-          <w:numId w:val="1023"/>
+          <w:numId w:val="1024"/>
         </w:numPr>
         <w:pStyle w:val="Compact"/>
       </w:pPr>
@@ -23066,7 +23275,7 @@
       <w:pPr>
         <w:numPr>
           <w:ilvl w:val="0"/>
-          <w:numId w:val="1023"/>
+          <w:numId w:val="1024"/>
         </w:numPr>
         <w:pStyle w:val="Compact"/>
       </w:pPr>
@@ -23088,7 +23297,7 @@
       <w:pPr>
         <w:numPr>
           <w:ilvl w:val="0"/>
-          <w:numId w:val="1023"/>
+          <w:numId w:val="1024"/>
         </w:numPr>
         <w:pStyle w:val="Compact"/>
       </w:pPr>
@@ -23110,7 +23319,7 @@
       <w:pPr>
         <w:numPr>
           <w:ilvl w:val="0"/>
-          <w:numId w:val="1023"/>
+          <w:numId w:val="1024"/>
         </w:numPr>
         <w:pStyle w:val="Compact"/>
       </w:pPr>
@@ -23148,7 +23357,7 @@
       <w:pPr>
         <w:numPr>
           <w:ilvl w:val="0"/>
-          <w:numId w:val="1023"/>
+          <w:numId w:val="1024"/>
         </w:numPr>
         <w:pStyle w:val="Compact"/>
       </w:pPr>
@@ -23214,7 +23423,7 @@
       <w:pPr>
         <w:numPr>
           <w:ilvl w:val="0"/>
-          <w:numId w:val="1024"/>
+          <w:numId w:val="1025"/>
         </w:numPr>
         <w:pStyle w:val="Compact"/>
       </w:pPr>
@@ -23252,7 +23461,7 @@
       <w:pPr>
         <w:numPr>
           <w:ilvl w:val="0"/>
-          <w:numId w:val="1024"/>
+          <w:numId w:val="1025"/>
         </w:numPr>
         <w:pStyle w:val="Compact"/>
       </w:pPr>
@@ -23274,7 +23483,7 @@
       <w:pPr>
         <w:numPr>
           <w:ilvl w:val="0"/>
-          <w:numId w:val="1024"/>
+          <w:numId w:val="1025"/>
         </w:numPr>
         <w:pStyle w:val="Compact"/>
       </w:pPr>
@@ -23296,7 +23505,7 @@
       <w:pPr>
         <w:numPr>
           <w:ilvl w:val="0"/>
-          <w:numId w:val="1024"/>
+          <w:numId w:val="1025"/>
         </w:numPr>
         <w:pStyle w:val="Compact"/>
       </w:pPr>
@@ -23334,7 +23543,7 @@
       <w:pPr>
         <w:numPr>
           <w:ilvl w:val="0"/>
-          <w:numId w:val="1024"/>
+          <w:numId w:val="1025"/>
         </w:numPr>
         <w:pStyle w:val="Compact"/>
       </w:pPr>
@@ -26626,7 +26835,7 @@
       <w:pPr>
         <w:numPr>
           <w:ilvl w:val="0"/>
-          <w:numId w:val="1025"/>
+          <w:numId w:val="1026"/>
         </w:numPr>
         <w:pStyle w:val="Compact"/>
       </w:pPr>
@@ -26964,7 +27173,7 @@
       <w:pPr>
         <w:numPr>
           <w:ilvl w:val="0"/>
-          <w:numId w:val="1026"/>
+          <w:numId w:val="1027"/>
         </w:numPr>
         <w:pStyle w:val="Compact"/>
       </w:pPr>
@@ -27302,7 +27511,7 @@
       <w:pPr>
         <w:numPr>
           <w:ilvl w:val="0"/>
-          <w:numId w:val="1027"/>
+          <w:numId w:val="1028"/>
         </w:numPr>
         <w:pStyle w:val="Compact"/>
       </w:pPr>
@@ -27314,7 +27523,7 @@
       <w:pPr>
         <w:numPr>
           <w:ilvl w:val="0"/>
-          <w:numId w:val="1027"/>
+          <w:numId w:val="1028"/>
         </w:numPr>
         <w:pStyle w:val="Compact"/>
       </w:pPr>
@@ -27670,7 +27879,7 @@
       <w:pPr>
         <w:numPr>
           <w:ilvl w:val="0"/>
-          <w:numId w:val="1028"/>
+          <w:numId w:val="1029"/>
         </w:numPr>
         <w:pStyle w:val="Compact"/>
       </w:pPr>
@@ -28008,7 +28217,7 @@
       <w:pPr>
         <w:numPr>
           <w:ilvl w:val="0"/>
-          <w:numId w:val="1029"/>
+          <w:numId w:val="1030"/>
         </w:numPr>
         <w:pStyle w:val="Compact"/>
       </w:pPr>
@@ -28020,7 +28229,7 @@
       <w:pPr>
         <w:numPr>
           <w:ilvl w:val="0"/>
-          <w:numId w:val="1029"/>
+          <w:numId w:val="1030"/>
         </w:numPr>
         <w:pStyle w:val="Compact"/>
       </w:pPr>
@@ -28358,7 +28567,7 @@
       <w:pPr>
         <w:numPr>
           <w:ilvl w:val="0"/>
-          <w:numId w:val="1030"/>
+          <w:numId w:val="1031"/>
         </w:numPr>
         <w:pStyle w:val="Compact"/>
       </w:pPr>
@@ -28696,7 +28905,7 @@
       <w:pPr>
         <w:numPr>
           <w:ilvl w:val="0"/>
-          <w:numId w:val="1031"/>
+          <w:numId w:val="1032"/>
         </w:numPr>
         <w:pStyle w:val="Compact"/>
       </w:pPr>
@@ -29052,7 +29261,7 @@
       <w:pPr>
         <w:numPr>
           <w:ilvl w:val="0"/>
-          <w:numId w:val="1032"/>
+          <w:numId w:val="1033"/>
         </w:numPr>
         <w:pStyle w:val="Compact"/>
       </w:pPr>
@@ -29390,7 +29599,7 @@
       <w:pPr>
         <w:numPr>
           <w:ilvl w:val="0"/>
-          <w:numId w:val="1033"/>
+          <w:numId w:val="1034"/>
         </w:numPr>
         <w:pStyle w:val="Compact"/>
       </w:pPr>
@@ -29402,7 +29611,7 @@
       <w:pPr>
         <w:numPr>
           <w:ilvl w:val="0"/>
-          <w:numId w:val="1033"/>
+          <w:numId w:val="1034"/>
         </w:numPr>
         <w:pStyle w:val="Compact"/>
       </w:pPr>
@@ -29740,7 +29949,7 @@
       <w:pPr>
         <w:numPr>
           <w:ilvl w:val="0"/>
-          <w:numId w:val="1034"/>
+          <w:numId w:val="1035"/>
         </w:numPr>
         <w:pStyle w:val="Compact"/>
       </w:pPr>
@@ -30078,7 +30287,7 @@
       <w:pPr>
         <w:numPr>
           <w:ilvl w:val="0"/>
-          <w:numId w:val="1035"/>
+          <w:numId w:val="1036"/>
         </w:numPr>
         <w:pStyle w:val="Compact"/>
       </w:pPr>
@@ -30416,7 +30625,7 @@
       <w:pPr>
         <w:numPr>
           <w:ilvl w:val="0"/>
-          <w:numId w:val="1036"/>
+          <w:numId w:val="1037"/>
         </w:numPr>
         <w:pStyle w:val="Compact"/>
       </w:pPr>
@@ -30754,7 +30963,7 @@
       <w:pPr>
         <w:numPr>
           <w:ilvl w:val="0"/>
-          <w:numId w:val="1037"/>
+          <w:numId w:val="1038"/>
         </w:numPr>
         <w:pStyle w:val="Compact"/>
       </w:pPr>
@@ -30766,7 +30975,7 @@
       <w:pPr>
         <w:numPr>
           <w:ilvl w:val="0"/>
-          <w:numId w:val="1037"/>
+          <w:numId w:val="1038"/>
         </w:numPr>
         <w:pStyle w:val="Compact"/>
       </w:pPr>
@@ -31104,7 +31313,7 @@
       <w:pPr>
         <w:numPr>
           <w:ilvl w:val="0"/>
-          <w:numId w:val="1038"/>
+          <w:numId w:val="1039"/>
         </w:numPr>
         <w:pStyle w:val="Compact"/>
       </w:pPr>
@@ -31442,7 +31651,7 @@
       <w:pPr>
         <w:numPr>
           <w:ilvl w:val="0"/>
-          <w:numId w:val="1039"/>
+          <w:numId w:val="1040"/>
         </w:numPr>
         <w:pStyle w:val="Compact"/>
       </w:pPr>
@@ -31454,7 +31663,7 @@
       <w:pPr>
         <w:numPr>
           <w:ilvl w:val="0"/>
-          <w:numId w:val="1039"/>
+          <w:numId w:val="1040"/>
         </w:numPr>
         <w:pStyle w:val="Compact"/>
       </w:pPr>
@@ -31792,7 +32001,7 @@
       <w:pPr>
         <w:numPr>
           <w:ilvl w:val="0"/>
-          <w:numId w:val="1040"/>
+          <w:numId w:val="1041"/>
         </w:numPr>
         <w:pStyle w:val="Compact"/>
       </w:pPr>
@@ -32130,7 +32339,7 @@
       <w:pPr>
         <w:numPr>
           <w:ilvl w:val="0"/>
-          <w:numId w:val="1041"/>
+          <w:numId w:val="1042"/>
         </w:numPr>
         <w:pStyle w:val="Compact"/>
       </w:pPr>
@@ -32142,7 +32351,7 @@
       <w:pPr>
         <w:numPr>
           <w:ilvl w:val="0"/>
-          <w:numId w:val="1041"/>
+          <w:numId w:val="1042"/>
         </w:numPr>
         <w:pStyle w:val="Compact"/>
       </w:pPr>
@@ -32480,7 +32689,7 @@
       <w:pPr>
         <w:numPr>
           <w:ilvl w:val="0"/>
-          <w:numId w:val="1042"/>
+          <w:numId w:val="1043"/>
         </w:numPr>
         <w:pStyle w:val="Compact"/>
       </w:pPr>
@@ -32492,7 +32701,7 @@
       <w:pPr>
         <w:numPr>
           <w:ilvl w:val="0"/>
-          <w:numId w:val="1042"/>
+          <w:numId w:val="1043"/>
         </w:numPr>
         <w:pStyle w:val="Compact"/>
       </w:pPr>
@@ -32504,7 +32713,7 @@
       <w:pPr>
         <w:numPr>
           <w:ilvl w:val="0"/>
-          <w:numId w:val="1042"/>
+          <w:numId w:val="1043"/>
         </w:numPr>
         <w:pStyle w:val="Compact"/>
       </w:pPr>
@@ -32842,7 +33051,7 @@
       <w:pPr>
         <w:numPr>
           <w:ilvl w:val="0"/>
-          <w:numId w:val="1043"/>
+          <w:numId w:val="1044"/>
         </w:numPr>
         <w:pStyle w:val="Compact"/>
       </w:pPr>
@@ -32854,7 +33063,7 @@
       <w:pPr>
         <w:numPr>
           <w:ilvl w:val="0"/>
-          <w:numId w:val="1043"/>
+          <w:numId w:val="1044"/>
         </w:numPr>
         <w:pStyle w:val="Compact"/>
       </w:pPr>
@@ -33192,7 +33401,7 @@
       <w:pPr>
         <w:numPr>
           <w:ilvl w:val="0"/>
-          <w:numId w:val="1044"/>
+          <w:numId w:val="1045"/>
         </w:numPr>
         <w:pStyle w:val="Compact"/>
       </w:pPr>
@@ -33204,7 +33413,7 @@
       <w:pPr>
         <w:numPr>
           <w:ilvl w:val="0"/>
-          <w:numId w:val="1044"/>
+          <w:numId w:val="1045"/>
         </w:numPr>
         <w:pStyle w:val="Compact"/>
       </w:pPr>
@@ -33216,7 +33425,7 @@
       <w:pPr>
         <w:numPr>
           <w:ilvl w:val="0"/>
-          <w:numId w:val="1044"/>
+          <w:numId w:val="1045"/>
         </w:numPr>
         <w:pStyle w:val="Compact"/>
       </w:pPr>
@@ -33554,7 +33763,7 @@
       <w:pPr>
         <w:numPr>
           <w:ilvl w:val="0"/>
-          <w:numId w:val="1045"/>
+          <w:numId w:val="1046"/>
         </w:numPr>
         <w:pStyle w:val="Compact"/>
       </w:pPr>
@@ -33566,7 +33775,7 @@
       <w:pPr>
         <w:numPr>
           <w:ilvl w:val="0"/>
-          <w:numId w:val="1045"/>
+          <w:numId w:val="1046"/>
         </w:numPr>
         <w:pStyle w:val="Compact"/>
       </w:pPr>
@@ -33904,7 +34113,7 @@
       <w:pPr>
         <w:numPr>
           <w:ilvl w:val="0"/>
-          <w:numId w:val="1046"/>
+          <w:numId w:val="1047"/>
         </w:numPr>
         <w:pStyle w:val="Compact"/>
       </w:pPr>
@@ -33916,7 +34125,7 @@
       <w:pPr>
         <w:numPr>
           <w:ilvl w:val="0"/>
-          <w:numId w:val="1046"/>
+          <w:numId w:val="1047"/>
         </w:numPr>
         <w:pStyle w:val="Compact"/>
       </w:pPr>
@@ -34254,7 +34463,7 @@
       <w:pPr>
         <w:numPr>
           <w:ilvl w:val="0"/>
-          <w:numId w:val="1047"/>
+          <w:numId w:val="1048"/>
         </w:numPr>
         <w:pStyle w:val="Compact"/>
       </w:pPr>
@@ -34266,7 +34475,7 @@
       <w:pPr>
         <w:numPr>
           <w:ilvl w:val="0"/>
-          <w:numId w:val="1047"/>
+          <w:numId w:val="1048"/>
         </w:numPr>
         <w:pStyle w:val="Compact"/>
       </w:pPr>
@@ -34614,7 +34823,7 @@
       <w:pPr>
         <w:numPr>
           <w:ilvl w:val="0"/>
-          <w:numId w:val="1048"/>
+          <w:numId w:val="1049"/>
         </w:numPr>
         <w:pStyle w:val="Compact"/>
       </w:pPr>
@@ -34660,7 +34869,7 @@
       <w:pPr>
         <w:numPr>
           <w:ilvl w:val="0"/>
-          <w:numId w:val="1048"/>
+          <w:numId w:val="1049"/>
         </w:numPr>
         <w:pStyle w:val="Compact"/>
       </w:pPr>
@@ -34682,7 +34891,7 @@
       <w:pPr>
         <w:numPr>
           <w:ilvl w:val="0"/>
-          <w:numId w:val="1048"/>
+          <w:numId w:val="1049"/>
         </w:numPr>
         <w:pStyle w:val="Compact"/>
       </w:pPr>
@@ -34704,7 +34913,7 @@
       <w:pPr>
         <w:numPr>
           <w:ilvl w:val="0"/>
-          <w:numId w:val="1048"/>
+          <w:numId w:val="1049"/>
         </w:numPr>
         <w:pStyle w:val="Compact"/>
       </w:pPr>
@@ -35271,7 +35480,7 @@
       <w:pPr>
         <w:numPr>
           <w:ilvl w:val="0"/>
-          <w:numId w:val="1049"/>
+          <w:numId w:val="1050"/>
         </w:numPr>
         <w:pStyle w:val="Compact"/>
       </w:pPr>
@@ -35299,7 +35508,7 @@
       <w:pPr>
         <w:numPr>
           <w:ilvl w:val="0"/>
-          <w:numId w:val="1049"/>
+          <w:numId w:val="1050"/>
         </w:numPr>
         <w:pStyle w:val="Compact"/>
       </w:pPr>
@@ -35311,7 +35520,7 @@
       <w:pPr>
         <w:numPr>
           <w:ilvl w:val="0"/>
-          <w:numId w:val="1049"/>
+          <w:numId w:val="1050"/>
         </w:numPr>
         <w:pStyle w:val="Compact"/>
       </w:pPr>
@@ -35339,7 +35548,7 @@
       <w:pPr>
         <w:numPr>
           <w:ilvl w:val="0"/>
-          <w:numId w:val="1049"/>
+          <w:numId w:val="1050"/>
         </w:numPr>
         <w:pStyle w:val="Compact"/>
       </w:pPr>
@@ -36310,7 +36519,7 @@
         <w:t xml:space="preserve"> </w:t>
       </w:r>
       <w:r>
-        <w:t xml:space="preserve">move plus one action. Hit → optional Dodge → weapon effect. Dodge = Agility −2 plus Athletics training (+0, +1, +2). A 2-box weapon that brings you to three boxes leaves you Dying; at three boxes, another 2-box hit kills.</w:t>
+        <w:t xml:space="preserve">move plus one action. Hit → one defense a round (Dodge, Parry or Block; −1 to −3 against a clean hit) → weapon effect. Dodge = Agility −2 plus Athletics training (+0, +1, +2). Parry −3, Block −2 plus the shield. Aim: +1. A 2-box weapon that brings you to three boxes leaves you Dying; at three boxes, another 2-box hit kills.</w:t>
       </w:r>
     </w:p>
     <w:p>
@@ -36737,6 +36946,9 @@
     <w:abstractNumId w:val="991"/>
   </w:num>
   <w:num w:numId="1011">
+    <w:abstractNumId w:val="991"/>
+  </w:num>
+  <w:num w:numId="1012">
     <w:abstractNumId w:val="99411"/>
     <w:lvlOverride w:ilvl="0">
       <w:startOverride w:val="1"/>
@@ -36766,9 +36978,6 @@
       <w:startOverride w:val="1"/>
     </w:lvlOverride>
   </w:num>
-  <w:num w:numId="1012">
-    <w:abstractNumId w:val="991"/>
-  </w:num>
   <w:num w:numId="1013">
     <w:abstractNumId w:val="991"/>
   </w:num>
@@ -36776,6 +36985,9 @@
     <w:abstractNumId w:val="991"/>
   </w:num>
   <w:num w:numId="1015">
+    <w:abstractNumId w:val="991"/>
+  </w:num>
+  <w:num w:numId="1016">
     <w:abstractNumId w:val="99411"/>
     <w:lvlOverride w:ilvl="0">
       <w:startOverride w:val="1"/>
@@ -36804,9 +37016,6 @@
     <w:lvlOverride w:ilvl="8">
       <w:startOverride w:val="1"/>
     </w:lvlOverride>
-  </w:num>
-  <w:num w:numId="1016">
-    <w:abstractNumId w:val="991"/>
   </w:num>
   <w:num w:numId="1017">
     <w:abstractNumId w:val="991"/>
@@ -36902,6 +37111,9 @@
     <w:abstractNumId w:val="991"/>
   </w:num>
   <w:num w:numId="1048">
+    <w:abstractNumId w:val="991"/>
+  </w:num>
+  <w:num w:numId="1049">
     <w:abstractNumId w:val="99411"/>
     <w:lvlOverride w:ilvl="0">
       <w:startOverride w:val="1"/>
@@ -36931,7 +37143,7 @@
       <w:startOverride w:val="1"/>
     </w:lvlOverride>
   </w:num>
-  <w:num w:numId="1049">
+  <w:num w:numId="1050">
     <w:abstractNumId w:val="99411"/>
     <w:lvlOverride w:ilvl="0">
       <w:startOverride w:val="1"/>

--- a/legend-dynamics/site/fracture-lines/Fracture_Lines_Players_Guide.docx
+++ b/legend-dynamics/site/fracture-lines/Fracture_Lines_Players_Guide.docx
@@ -5204,6 +5204,46 @@
       </w:pPr>
       <w:r>
         <w:t xml:space="preserve">Anyone can owe allegiance to one of the setting’s powers. It’s a benefit paired with a burden; the burden works like a complication and earns Resolve when it causes you a real problem.</w:t>
+      </w:r>
+    </w:p>
+    <w:p>
+      <w:pPr>
+        <w:pStyle w:val="BodyText"/>
+      </w:pPr>
+      <w:r>
+        <w:t xml:space="preserve">The GM can add others met in play (the creator’s GM view has a</w:t>
+      </w:r>
+      <w:r>
+        <w:t xml:space="preserve"> </w:t>
+      </w:r>
+      <w:r>
+        <w:rPr>
+          <w:bCs/>
+          <w:b/>
+        </w:rPr>
+        <w:t xml:space="preserve">Campaign allegiances</w:t>
+      </w:r>
+      <w:r>
+        <w:t xml:space="preserve"> </w:t>
+      </w:r>
+      <w:r>
+        <w:t xml:space="preserve">list), and a player can write one with the GM: choose</w:t>
+      </w:r>
+      <w:r>
+        <w:t xml:space="preserve"> </w:t>
+      </w:r>
+      <w:r>
+        <w:rPr>
+          <w:iCs/>
+          <w:i/>
+        </w:rPr>
+        <w:t xml:space="preserve">Another allegiance</w:t>
+      </w:r>
+      <w:r>
+        <w:t xml:space="preserve"> </w:t>
+      </w:r>
+      <w:r>
+        <w:t xml:space="preserve">and give it a name, a benefit and a burden.</w:t>
       </w:r>
     </w:p>
     <w:tbl>

--- a/legend-dynamics/site/fracture-lines/Fracture_Lines_Players_Guide.docx
+++ b/legend-dynamics/site/fracture-lines/Fracture_Lines_Players_Guide.docx
@@ -7628,6 +7628,39 @@
                 <w:sz w:val="19"/>
               </w:rPr>
               <w:t xml:space="preserve">Once per fight, a hit that marks 2 or more boxes marks one fewer. Shows under scans.</w:t>
+            </w:r>
+          </w:p>
+        </w:tc>
+      </w:tr>
+      <w:tr>
+        <w:tc>
+          <w:tcPr/>
+          <w:p>
+            <w:pPr>
+              <w:pStyle w:val="Compact"/>
+              <w:jc w:val="left"/>
+            </w:pPr>
+            <w:r>
+              <w:rPr>
+                <w:b/>
+                <w:sz w:val="19"/>
+              </w:rPr>
+              <w:t xml:space="preserve">Riot shield</w:t>
+            </w:r>
+          </w:p>
+        </w:tc>
+        <w:tc>
+          <w:tcPr/>
+          <w:p>
+            <w:pPr>
+              <w:pStyle w:val="Compact"/>
+              <w:jc w:val="left"/>
+            </w:pPr>
+            <w:r>
+              <w:rPr>
+                <w:sz w:val="19"/>
+              </w:rPr>
+              <w:t xml:space="preserve">A hardened security shield: +1 to Block against blades, fists and thrown objects. It won’t stop a slug or a beam. −2 to Stealth while you carry it.</w:t>
             </w:r>
           </w:p>
         </w:tc>

--- a/legend-dynamics/site/fracture-lines/Fracture_Lines_Players_Guide.docx
+++ b/legend-dynamics/site/fracture-lines/Fracture_Lines_Players_Guide.docx
@@ -4558,6 +4558,54 @@
           </w:p>
         </w:tc>
       </w:tr>
+      <w:tr>
+        <w:tc>
+          <w:tcPr/>
+          <w:p>
+            <w:pPr>
+              <w:pStyle w:val="Compact"/>
+              <w:jc w:val="left"/>
+            </w:pPr>
+            <w:r>
+              <w:rPr>
+                <w:b/>
+                <w:sz w:val="19"/>
+              </w:rPr>
+              <w:t xml:space="preserve">Powered Armor</w:t>
+            </w:r>
+          </w:p>
+        </w:tc>
+        <w:tc>
+          <w:tcPr/>
+          <w:p>
+            <w:pPr>
+              <w:pStyle w:val="Compact"/>
+              <w:jc w:val="left"/>
+            </w:pPr>
+            <w:r>
+              <w:rPr>
+                <w:sz w:val="19"/>
+              </w:rPr>
+              <w:t xml:space="preserve">Legion-grade powered armor, yours by right: issued by a military, a Hegemony House or a mercenary company (take its Allegiance), or salvaged and licensed. The GM approves it, and someone always wants it back.</w:t>
+            </w:r>
+          </w:p>
+        </w:tc>
+        <w:tc>
+          <w:tcPr/>
+          <w:p>
+            <w:pPr>
+              <w:pStyle w:val="Compact"/>
+              <w:jc w:val="left"/>
+            </w:pPr>
+            <w:r>
+              <w:rPr>
+                <w:sz w:val="19"/>
+              </w:rPr>
+              <w:t xml:space="preserve">1</w:t>
+            </w:r>
+          </w:p>
+        </w:tc>
+      </w:tr>
     </w:tbl>
     <w:bookmarkEnd w:id="26"/>
     <w:bookmarkStart w:id="27" w:name="spending-points"/>
@@ -7925,6 +7973,105 @@
                 <w:sz w:val="19"/>
               </w:rPr>
               <w:t xml:space="preserve">A light powered frame: no gravity penalty for Vael and others built for low gravity.</w:t>
+            </w:r>
+          </w:p>
+        </w:tc>
+      </w:tr>
+      <w:tr>
+        <w:tc>
+          <w:tcPr/>
+          <w:p>
+            <w:pPr>
+              <w:pStyle w:val="Compact"/>
+              <w:jc w:val="left"/>
+            </w:pPr>
+            <w:r>
+              <w:rPr>
+                <w:b/>
+                <w:sz w:val="19"/>
+              </w:rPr>
+              <w:t xml:space="preserve">Hardsuit</w:t>
+            </w:r>
+          </w:p>
+        </w:tc>
+        <w:tc>
+          <w:tcPr/>
+          <w:p>
+            <w:pPr>
+              <w:pStyle w:val="Compact"/>
+              <w:jc w:val="left"/>
+            </w:pPr>
+            <w:r>
+              <w:rPr>
+                <w:sz w:val="19"/>
+              </w:rPr>
+              <w:t xml:space="preserve">An armored vac suit: air for six hours in vacuum or poison atmosphere, and once per fight a hit that marks 2 or more boxes marks one fewer. −1 to Athletics and Stealth while you wear it; a breach is the GM’s call. Not with other armor.</w:t>
+            </w:r>
+          </w:p>
+        </w:tc>
+      </w:tr>
+      <w:tr>
+        <w:tc>
+          <w:tcPr/>
+          <w:p>
+            <w:pPr>
+              <w:pStyle w:val="Compact"/>
+              <w:jc w:val="left"/>
+            </w:pPr>
+            <w:r>
+              <w:rPr>
+                <w:b/>
+                <w:sz w:val="19"/>
+              </w:rPr>
+              <w:t xml:space="preserve">Combat exoskeleton</w:t>
+            </w:r>
+          </w:p>
+        </w:tc>
+        <w:tc>
+          <w:tcPr/>
+          <w:p>
+            <w:pPr>
+              <w:pStyle w:val="Compact"/>
+              <w:jc w:val="left"/>
+            </w:pPr>
+            <w:r>
+              <w:rPr>
+                <w:sz w:val="19"/>
+              </w:rPr>
+              <w:t xml:space="preserve">A powered military frame: +2 to Athletics to lift, carry, climb or break things, your unarmed blows mark 2 boxes, and you carry a heavy weapon one-handed. Its plating works as body armor: once per fight, a 2+ box hit marks one fewer. −2 to Stealth; needs a fresh power cell each day. Not with other armor.</w:t>
+            </w:r>
+          </w:p>
+        </w:tc>
+      </w:tr>
+      <w:tr>
+        <w:tc>
+          <w:tcPr/>
+          <w:p>
+            <w:pPr>
+              <w:pStyle w:val="Compact"/>
+              <w:jc w:val="left"/>
+            </w:pPr>
+            <w:r>
+              <w:rPr>
+                <w:b/>
+                <w:sz w:val="19"/>
+              </w:rPr>
+              <w:t xml:space="preserve">Powered armor</w:t>
+            </w:r>
+          </w:p>
+        </w:tc>
+        <w:tc>
+          <w:tcPr/>
+          <w:p>
+            <w:pPr>
+              <w:pStyle w:val="Compact"/>
+              <w:jc w:val="left"/>
+            </w:pPr>
+            <w:r>
+              <w:rPr>
+                <w:sz w:val="19"/>
+              </w:rPr>
+              <w:t xml:space="preserve">Legion-grade, sealed and powered: hits that would mark 1 box mark nothing, and once per fight a hit that marks 2 or more boxes marks one fewer. Air for six hours, and the strength of a combat exoskeleton. −2 to Stealth, any scanner picks it up, and it needs a fresh power cell each day. A shot at the power pack (−2 to hit) can lock it up until someone spends an action freeing you. Needs the Powered Armor Edge. Not with other armor.</w:t>
             </w:r>
           </w:p>
         </w:tc>

--- a/legend-dynamics/site/fracture-lines/Fracture_Lines_Players_Guide.docx
+++ b/legend-dynamics/site/fracture-lines/Fracture_Lines_Players_Guide.docx
@@ -12256,7 +12256,434 @@
         <w:pStyle w:val="FirstParagraph"/>
       </w:pPr>
       <w:r>
-        <w:t xml:space="preserve">After a significant job, the GM may authorize one relevant skill to advance from Untrained to Trained or from Trained to Specialty, or allow revision of an advantage or complication. Only a Specialist’s starting skill is Expert; a skill raised later tops out at Specialty (+3) unless they broaden (see Step 3).</w:t>
+        <w:t xml:space="preserve">Characters grow by earning</w:t>
+      </w:r>
+      <w:r>
+        <w:t xml:space="preserve"> </w:t>
+      </w:r>
+      <w:r>
+        <w:rPr>
+          <w:bCs/>
+          <w:b/>
+        </w:rPr>
+        <w:t xml:space="preserve">advancement points</w:t>
+      </w:r>
+      <w:r>
+        <w:t xml:space="preserve"> </w:t>
+      </w:r>
+      <w:r>
+        <w:t xml:space="preserve">and spending them.</w:t>
+      </w:r>
+    </w:p>
+    <w:p>
+      <w:pPr>
+        <w:numPr>
+          <w:ilvl w:val="0"/>
+          <w:numId w:val="1012"/>
+        </w:numPr>
+        <w:pStyle w:val="Compact"/>
+      </w:pPr>
+      <w:r>
+        <w:rPr>
+          <w:bCs/>
+          <w:b/>
+        </w:rPr>
+        <w:t xml:space="preserve">Earning.</w:t>
+      </w:r>
+      <w:r>
+        <w:t xml:space="preserve"> </w:t>
+      </w:r>
+      <w:r>
+        <w:t xml:space="preserve">After a significant job, the GM awards each character</w:t>
+      </w:r>
+      <w:r>
+        <w:t xml:space="preserve"> </w:t>
+      </w:r>
+      <w:r>
+        <w:rPr>
+          <w:bCs/>
+          <w:b/>
+        </w:rPr>
+        <w:t xml:space="preserve">1 point</w:t>
+      </w:r>
+      <w:r>
+        <w:t xml:space="preserve">. At a</w:t>
+      </w:r>
+      <w:r>
+        <w:t xml:space="preserve"> </w:t>
+      </w:r>
+      <w:r>
+        <w:rPr>
+          <w:bCs/>
+          <w:b/>
+        </w:rPr>
+        <w:t xml:space="preserve">milestone</w:t>
+      </w:r>
+      <w:r>
+        <w:t xml:space="preserve">, the end of a story arc, everyone earns</w:t>
+      </w:r>
+      <w:r>
+        <w:t xml:space="preserve"> </w:t>
+      </w:r>
+      <w:r>
+        <w:rPr>
+          <w:bCs/>
+          <w:b/>
+        </w:rPr>
+        <w:t xml:space="preserve">2 more</w:t>
+      </w:r>
+      <w:r>
+        <w:t xml:space="preserve">.</w:t>
+      </w:r>
+    </w:p>
+    <w:p>
+      <w:pPr>
+        <w:numPr>
+          <w:ilvl w:val="0"/>
+          <w:numId w:val="1012"/>
+        </w:numPr>
+        <w:pStyle w:val="Compact"/>
+      </w:pPr>
+      <w:r>
+        <w:rPr>
+          <w:bCs/>
+          <w:b/>
+        </w:rPr>
+        <w:t xml:space="preserve">Spending.</w:t>
+      </w:r>
+      <w:r>
+        <w:t xml:space="preserve"> </w:t>
+      </w:r>
+      <w:r>
+        <w:t xml:space="preserve">Spend points when you earn them, or bank them for something bigger. Each purchase needs the GM’s approval and a reason from the story: training with someone, something you lived through, a debt paid.</w:t>
+      </w:r>
+    </w:p>
+    <w:tbl>
+      <w:tblPr>
+        <w:tblStyle w:val="Table"/>
+        <w:tblW w:type="pct" w:w="5000"/>
+        <w:tblLook w:firstRow="1" w:lastRow="0" w:firstColumn="0" w:lastColumn="0" w:noHBand="0" w:noVBand="0" w:val="0020"/>
+        <w:jc w:val="start"/>
+        <w:tblBorders>
+          <w:top w:val="single" w:sz="4" w:color="B8C2D3"/>
+          <w:left w:val="single" w:sz="4" w:color="B8C2D3"/>
+          <w:bottom w:val="single" w:sz="4" w:color="B8C2D3"/>
+          <w:right w:val="single" w:sz="4" w:color="B8C2D3"/>
+          <w:insideH w:val="single" w:sz="4" w:color="B8C2D3"/>
+          <w:insideV w:val="single" w:sz="4" w:color="B8C2D3"/>
+        </w:tblBorders>
+      </w:tblPr>
+      <w:tblGrid>
+        <w:gridCol w:w="2640"/>
+        <w:gridCol w:w="2640"/>
+        <w:gridCol w:w="2640"/>
+      </w:tblGrid>
+      <w:tr>
+        <w:trPr>
+          <w:tblHeader w:val="true"/>
+        </w:trPr>
+        <w:tc>
+          <w:tcPr>
+            <w:shd w:val="clear" w:fill="E9EEF6"/>
+          </w:tcPr>
+          <w:p>
+            <w:pPr>
+              <w:pStyle w:val="Compact"/>
+              <w:jc w:val="left"/>
+            </w:pPr>
+            <w:r>
+              <w:rPr>
+                <w:b/>
+                <w:sz w:val="19"/>
+              </w:rPr>
+              <w:t xml:space="preserve">Purchase</w:t>
+            </w:r>
+          </w:p>
+        </w:tc>
+        <w:tc>
+          <w:tcPr>
+            <w:shd w:val="clear" w:fill="E9EEF6"/>
+          </w:tcPr>
+          <w:p>
+            <w:pPr>
+              <w:pStyle w:val="Compact"/>
+              <w:jc w:val="left"/>
+            </w:pPr>
+            <w:r>
+              <w:rPr>
+                <w:b/>
+                <w:sz w:val="19"/>
+              </w:rPr>
+              <w:t xml:space="preserve">Cost</w:t>
+            </w:r>
+          </w:p>
+        </w:tc>
+        <w:tc>
+          <w:tcPr>
+            <w:shd w:val="clear" w:fill="E9EEF6"/>
+          </w:tcPr>
+          <w:p>
+            <w:pPr>
+              <w:pStyle w:val="Compact"/>
+              <w:jc w:val="left"/>
+            </w:pPr>
+            <w:r>
+              <w:rPr>
+                <w:b/>
+                <w:sz w:val="19"/>
+              </w:rPr>
+              <w:t xml:space="preserve">Limit</w:t>
+            </w:r>
+          </w:p>
+        </w:tc>
+      </w:tr>
+      <w:tr>
+        <w:tc>
+          <w:tcPr/>
+          <w:p>
+            <w:pPr>
+              <w:pStyle w:val="Compact"/>
+              <w:jc w:val="left"/>
+            </w:pPr>
+            <w:r>
+              <w:rPr>
+                <w:b/>
+                <w:sz w:val="19"/>
+              </w:rPr>
+              <w:t xml:space="preserve">A skill from Untrained to Trained</w:t>
+            </w:r>
+          </w:p>
+        </w:tc>
+        <w:tc>
+          <w:tcPr/>
+          <w:p>
+            <w:pPr>
+              <w:pStyle w:val="Compact"/>
+              <w:jc w:val="left"/>
+            </w:pPr>
+            <w:r>
+              <w:rPr>
+                <w:sz w:val="19"/>
+              </w:rPr>
+              <w:t xml:space="preserve">1</w:t>
+            </w:r>
+          </w:p>
+        </w:tc>
+        <w:tc>
+          <w:tcPr/>
+          <w:p>
+            <w:pPr>
+              <w:pStyle w:val="Compact"/>
+              <w:jc w:val="left"/>
+            </w:pPr>
+            <w:r>
+              <w:rPr>
+                <w:sz w:val="19"/>
+              </w:rPr>
+              <w:t xml:space="preserve">—</w:t>
+            </w:r>
+          </w:p>
+        </w:tc>
+      </w:tr>
+      <w:tr>
+        <w:tc>
+          <w:tcPr/>
+          <w:p>
+            <w:pPr>
+              <w:pStyle w:val="Compact"/>
+              <w:jc w:val="left"/>
+            </w:pPr>
+            <w:r>
+              <w:rPr>
+                <w:b/>
+                <w:sz w:val="19"/>
+              </w:rPr>
+              <w:t xml:space="preserve">A skill from Trained to Specialty</w:t>
+            </w:r>
+          </w:p>
+        </w:tc>
+        <w:tc>
+          <w:tcPr/>
+          <w:p>
+            <w:pPr>
+              <w:pStyle w:val="Compact"/>
+              <w:jc w:val="left"/>
+            </w:pPr>
+            <w:r>
+              <w:rPr>
+                <w:sz w:val="19"/>
+              </w:rPr>
+              <w:t xml:space="preserve">2</w:t>
+            </w:r>
+          </w:p>
+        </w:tc>
+        <w:tc>
+          <w:tcPr/>
+          <w:p>
+            <w:pPr>
+              <w:pStyle w:val="Compact"/>
+              <w:jc w:val="left"/>
+            </w:pPr>
+            <w:r>
+              <w:rPr>
+                <w:sz w:val="19"/>
+              </w:rPr>
+              <w:t xml:space="preserve">Specialty (+3) is the ceiling: only a Specialist’s starting skill is Expert, unless they broaden (see Step 3)</w:t>
+            </w:r>
+          </w:p>
+        </w:tc>
+      </w:tr>
+      <w:tr>
+        <w:tc>
+          <w:tcPr/>
+          <w:p>
+            <w:pPr>
+              <w:pStyle w:val="Compact"/>
+              <w:jc w:val="left"/>
+            </w:pPr>
+            <w:r>
+              <w:rPr>
+                <w:b/>
+                <w:sz w:val="19"/>
+              </w:rPr>
+              <w:t xml:space="preserve">Revise an advantage or complication</w:t>
+            </w:r>
+          </w:p>
+        </w:tc>
+        <w:tc>
+          <w:tcPr/>
+          <w:p>
+            <w:pPr>
+              <w:pStyle w:val="Compact"/>
+              <w:jc w:val="left"/>
+            </w:pPr>
+            <w:r>
+              <w:rPr>
+                <w:sz w:val="19"/>
+              </w:rPr>
+              <w:t xml:space="preserve">1</w:t>
+            </w:r>
+          </w:p>
+        </w:tc>
+        <w:tc>
+          <w:tcPr/>
+          <w:p>
+            <w:pPr>
+              <w:pStyle w:val="Compact"/>
+              <w:jc w:val="left"/>
+            </w:pPr>
+            <w:r>
+              <w:rPr>
+                <w:sz w:val="19"/>
+              </w:rPr>
+              <w:t xml:space="preserve">—</w:t>
+            </w:r>
+          </w:p>
+        </w:tc>
+      </w:tr>
+      <w:tr>
+        <w:tc>
+          <w:tcPr/>
+          <w:p>
+            <w:pPr>
+              <w:pStyle w:val="Compact"/>
+              <w:jc w:val="left"/>
+            </w:pPr>
+            <w:r>
+              <w:rPr>
+                <w:b/>
+                <w:sz w:val="19"/>
+              </w:rPr>
+              <w:t xml:space="preserve">A new Edge</w:t>
+            </w:r>
+          </w:p>
+        </w:tc>
+        <w:tc>
+          <w:tcPr/>
+          <w:p>
+            <w:pPr>
+              <w:pStyle w:val="Compact"/>
+              <w:jc w:val="left"/>
+            </w:pPr>
+            <w:r>
+              <w:rPr>
+                <w:sz w:val="19"/>
+              </w:rPr>
+              <w:t xml:space="preserve">3</w:t>
+            </w:r>
+          </w:p>
+        </w:tc>
+        <w:tc>
+          <w:tcPr/>
+          <w:p>
+            <w:pPr>
+              <w:pStyle w:val="Compact"/>
+              <w:jc w:val="left"/>
+            </w:pPr>
+            <w:r>
+              <w:rPr>
+                <w:sz w:val="19"/>
+              </w:rPr>
+              <w:t xml:space="preserve">Any Edge except the attribute and Trained-skill Edges, within its own limit</w:t>
+            </w:r>
+          </w:p>
+        </w:tc>
+      </w:tr>
+      <w:tr>
+        <w:tc>
+          <w:tcPr/>
+          <w:p>
+            <w:pPr>
+              <w:pStyle w:val="Compact"/>
+              <w:jc w:val="left"/>
+            </w:pPr>
+            <w:r>
+              <w:rPr>
+                <w:b/>
+                <w:sz w:val="19"/>
+              </w:rPr>
+              <w:t xml:space="preserve">+1 to an attribute</w:t>
+            </w:r>
+          </w:p>
+        </w:tc>
+        <w:tc>
+          <w:tcPr/>
+          <w:p>
+            <w:pPr>
+              <w:pStyle w:val="Compact"/>
+              <w:jc w:val="left"/>
+            </w:pPr>
+            <w:r>
+              <w:rPr>
+                <w:sz w:val="19"/>
+              </w:rPr>
+              <w:t xml:space="preserve">4</w:t>
+            </w:r>
+          </w:p>
+        </w:tc>
+        <w:tc>
+          <w:tcPr/>
+          <w:p>
+            <w:pPr>
+              <w:pStyle w:val="Compact"/>
+              <w:jc w:val="left"/>
+            </w:pPr>
+            <w:r>
+              <w:rPr>
+                <w:sz w:val="19"/>
+              </w:rPr>
+              <w:t xml:space="preserve">Once per attribute; no higher than one above the starting maximum (14, plus any species bonus)</w:t>
+            </w:r>
+          </w:p>
+        </w:tc>
+      </w:tr>
+    </w:tbl>
+    <w:p>
+      <w:pPr>
+        <w:pStyle w:val="BodyText"/>
+      </w:pPr>
+      <w:r>
+        <w:t xml:space="preserve">Magic and powers grow the same way, at the costs their chapters give.</w:t>
       </w:r>
     </w:p>
     <w:bookmarkEnd w:id="65"/>
@@ -14524,7 +14951,7 @@
       <w:pPr>
         <w:numPr>
           <w:ilvl w:val="0"/>
-          <w:numId w:val="1012"/>
+          <w:numId w:val="1013"/>
         </w:numPr>
         <w:pStyle w:val="Compact"/>
       </w:pPr>
@@ -14546,7 +14973,7 @@
       <w:pPr>
         <w:numPr>
           <w:ilvl w:val="0"/>
-          <w:numId w:val="1012"/>
+          <w:numId w:val="1013"/>
         </w:numPr>
         <w:pStyle w:val="Compact"/>
       </w:pPr>
@@ -14568,7 +14995,7 @@
       <w:pPr>
         <w:numPr>
           <w:ilvl w:val="0"/>
-          <w:numId w:val="1012"/>
+          <w:numId w:val="1013"/>
         </w:numPr>
         <w:pStyle w:val="Compact"/>
       </w:pPr>
@@ -14590,7 +15017,7 @@
       <w:pPr>
         <w:numPr>
           <w:ilvl w:val="0"/>
-          <w:numId w:val="1012"/>
+          <w:numId w:val="1013"/>
         </w:numPr>
         <w:pStyle w:val="Compact"/>
       </w:pPr>
@@ -14612,7 +15039,7 @@
       <w:pPr>
         <w:numPr>
           <w:ilvl w:val="0"/>
-          <w:numId w:val="1012"/>
+          <w:numId w:val="1013"/>
         </w:numPr>
         <w:pStyle w:val="Compact"/>
       </w:pPr>
@@ -14627,7 +15054,7 @@
         <w:t xml:space="preserve"> </w:t>
       </w:r>
       <w:r>
-        <w:t xml:space="preserve">After a significant job, the GM may authorize one skill step for each character.</w:t>
+        <w:t xml:space="preserve">After a significant job, each character earns 1 advancement point; at a milestone, 2 more.</w:t>
       </w:r>
     </w:p>
     <w:bookmarkEnd w:id="68"/>
@@ -15119,7 +15546,7 @@
       <w:pPr>
         <w:numPr>
           <w:ilvl w:val="0"/>
-          <w:numId w:val="1013"/>
+          <w:numId w:val="1014"/>
         </w:numPr>
         <w:pStyle w:val="Compact"/>
       </w:pPr>
@@ -15141,7 +15568,7 @@
       <w:pPr>
         <w:numPr>
           <w:ilvl w:val="0"/>
-          <w:numId w:val="1013"/>
+          <w:numId w:val="1014"/>
         </w:numPr>
         <w:pStyle w:val="Compact"/>
       </w:pPr>
@@ -15163,7 +15590,7 @@
       <w:pPr>
         <w:numPr>
           <w:ilvl w:val="0"/>
-          <w:numId w:val="1013"/>
+          <w:numId w:val="1014"/>
         </w:numPr>
         <w:pStyle w:val="Compact"/>
       </w:pPr>
@@ -15452,7 +15879,7 @@
       <w:pPr>
         <w:numPr>
           <w:ilvl w:val="0"/>
-          <w:numId w:val="1014"/>
+          <w:numId w:val="1015"/>
         </w:numPr>
         <w:pStyle w:val="Compact"/>
       </w:pPr>
@@ -15474,7 +15901,7 @@
       <w:pPr>
         <w:numPr>
           <w:ilvl w:val="0"/>
-          <w:numId w:val="1014"/>
+          <w:numId w:val="1015"/>
         </w:numPr>
         <w:pStyle w:val="Compact"/>
       </w:pPr>
@@ -15496,7 +15923,7 @@
       <w:pPr>
         <w:numPr>
           <w:ilvl w:val="0"/>
-          <w:numId w:val="1014"/>
+          <w:numId w:val="1015"/>
         </w:numPr>
         <w:pStyle w:val="Compact"/>
       </w:pPr>
@@ -15537,7 +15964,7 @@
       <w:pPr>
         <w:numPr>
           <w:ilvl w:val="0"/>
-          <w:numId w:val="1015"/>
+          <w:numId w:val="1016"/>
         </w:numPr>
         <w:pStyle w:val="Compact"/>
       </w:pPr>
@@ -15572,7 +15999,7 @@
       <w:pPr>
         <w:numPr>
           <w:ilvl w:val="0"/>
-          <w:numId w:val="1015"/>
+          <w:numId w:val="1016"/>
         </w:numPr>
         <w:pStyle w:val="Compact"/>
       </w:pPr>
@@ -15594,7 +16021,7 @@
       <w:pPr>
         <w:numPr>
           <w:ilvl w:val="0"/>
-          <w:numId w:val="1015"/>
+          <w:numId w:val="1016"/>
         </w:numPr>
         <w:pStyle w:val="Compact"/>
       </w:pPr>
@@ -15616,7 +16043,7 @@
       <w:pPr>
         <w:numPr>
           <w:ilvl w:val="0"/>
-          <w:numId w:val="1015"/>
+          <w:numId w:val="1016"/>
         </w:numPr>
         <w:pStyle w:val="Compact"/>
       </w:pPr>
@@ -15638,7 +16065,7 @@
       <w:pPr>
         <w:numPr>
           <w:ilvl w:val="0"/>
-          <w:numId w:val="1015"/>
+          <w:numId w:val="1016"/>
         </w:numPr>
         <w:pStyle w:val="Compact"/>
       </w:pPr>
@@ -15660,7 +16087,7 @@
       <w:pPr>
         <w:numPr>
           <w:ilvl w:val="0"/>
-          <w:numId w:val="1015"/>
+          <w:numId w:val="1016"/>
         </w:numPr>
         <w:pStyle w:val="Compact"/>
       </w:pPr>
@@ -15711,7 +16138,7 @@
       <w:pPr>
         <w:numPr>
           <w:ilvl w:val="0"/>
-          <w:numId w:val="1015"/>
+          <w:numId w:val="1016"/>
         </w:numPr>
         <w:pStyle w:val="Compact"/>
       </w:pPr>
@@ -16306,7 +16733,7 @@
       <w:pPr>
         <w:numPr>
           <w:ilvl w:val="0"/>
-          <w:numId w:val="1016"/>
+          <w:numId w:val="1017"/>
         </w:numPr>
         <w:pStyle w:val="Compact"/>
       </w:pPr>
@@ -16396,7 +16823,7 @@
       <w:pPr>
         <w:numPr>
           <w:ilvl w:val="0"/>
-          <w:numId w:val="1016"/>
+          <w:numId w:val="1017"/>
         </w:numPr>
         <w:pStyle w:val="Compact"/>
       </w:pPr>
@@ -20610,7 +21037,7 @@
       <w:pPr>
         <w:numPr>
           <w:ilvl w:val="0"/>
-          <w:numId w:val="1017"/>
+          <w:numId w:val="1018"/>
         </w:numPr>
       </w:pPr>
       <w:r>
@@ -20631,7 +21058,7 @@
       <w:pPr>
         <w:numPr>
           <w:ilvl w:val="0"/>
-          <w:numId w:val="1017"/>
+          <w:numId w:val="1018"/>
         </w:numPr>
       </w:pPr>
       <w:r>
@@ -20652,7 +21079,7 @@
       <w:pPr>
         <w:numPr>
           <w:ilvl w:val="0"/>
-          <w:numId w:val="1017"/>
+          <w:numId w:val="1018"/>
         </w:numPr>
       </w:pPr>
       <w:r>
@@ -20673,7 +21100,7 @@
       <w:pPr>
         <w:numPr>
           <w:ilvl w:val="0"/>
-          <w:numId w:val="1017"/>
+          <w:numId w:val="1018"/>
         </w:numPr>
       </w:pPr>
       <w:r>
@@ -20694,7 +21121,7 @@
       <w:pPr>
         <w:numPr>
           <w:ilvl w:val="0"/>
-          <w:numId w:val="1017"/>
+          <w:numId w:val="1018"/>
         </w:numPr>
       </w:pPr>
       <w:r>
@@ -21232,7 +21659,7 @@
       <w:pPr>
         <w:numPr>
           <w:ilvl w:val="0"/>
-          <w:numId w:val="1018"/>
+          <w:numId w:val="1019"/>
         </w:numPr>
         <w:pStyle w:val="Compact"/>
       </w:pPr>
@@ -21318,7 +21745,7 @@
       <w:pPr>
         <w:numPr>
           <w:ilvl w:val="0"/>
-          <w:numId w:val="1018"/>
+          <w:numId w:val="1019"/>
         </w:numPr>
         <w:pStyle w:val="Compact"/>
       </w:pPr>
@@ -21353,7 +21780,7 @@
       <w:pPr>
         <w:numPr>
           <w:ilvl w:val="0"/>
-          <w:numId w:val="1018"/>
+          <w:numId w:val="1019"/>
         </w:numPr>
         <w:pStyle w:val="Compact"/>
       </w:pPr>
@@ -21391,7 +21818,7 @@
       <w:pPr>
         <w:numPr>
           <w:ilvl w:val="0"/>
-          <w:numId w:val="1018"/>
+          <w:numId w:val="1019"/>
         </w:numPr>
         <w:pStyle w:val="Compact"/>
       </w:pPr>
@@ -21880,7 +22307,7 @@
       <w:pPr>
         <w:numPr>
           <w:ilvl w:val="0"/>
-          <w:numId w:val="1019"/>
+          <w:numId w:val="1020"/>
         </w:numPr>
         <w:pStyle w:val="Compact"/>
       </w:pPr>
@@ -21950,7 +22377,7 @@
       <w:pPr>
         <w:numPr>
           <w:ilvl w:val="0"/>
-          <w:numId w:val="1019"/>
+          <w:numId w:val="1020"/>
         </w:numPr>
         <w:pStyle w:val="Compact"/>
       </w:pPr>
@@ -22020,7 +22447,7 @@
       <w:pPr>
         <w:numPr>
           <w:ilvl w:val="0"/>
-          <w:numId w:val="1019"/>
+          <w:numId w:val="1020"/>
         </w:numPr>
         <w:pStyle w:val="Compact"/>
       </w:pPr>
@@ -22042,7 +22469,7 @@
       <w:pPr>
         <w:numPr>
           <w:ilvl w:val="0"/>
-          <w:numId w:val="1019"/>
+          <w:numId w:val="1020"/>
         </w:numPr>
         <w:pStyle w:val="Compact"/>
       </w:pPr>
@@ -22080,7 +22507,7 @@
       <w:pPr>
         <w:numPr>
           <w:ilvl w:val="0"/>
-          <w:numId w:val="1019"/>
+          <w:numId w:val="1020"/>
         </w:numPr>
         <w:pStyle w:val="Compact"/>
       </w:pPr>
@@ -23662,7 +24089,7 @@
       <w:pPr>
         <w:numPr>
           <w:ilvl w:val="0"/>
-          <w:numId w:val="1020"/>
+          <w:numId w:val="1021"/>
         </w:numPr>
         <w:pStyle w:val="Compact"/>
       </w:pPr>
@@ -23700,7 +24127,7 @@
       <w:pPr>
         <w:numPr>
           <w:ilvl w:val="0"/>
-          <w:numId w:val="1020"/>
+          <w:numId w:val="1021"/>
         </w:numPr>
         <w:pStyle w:val="Compact"/>
       </w:pPr>
@@ -23722,7 +24149,7 @@
       <w:pPr>
         <w:numPr>
           <w:ilvl w:val="0"/>
-          <w:numId w:val="1020"/>
+          <w:numId w:val="1021"/>
         </w:numPr>
         <w:pStyle w:val="Compact"/>
       </w:pPr>
@@ -23744,7 +24171,7 @@
       <w:pPr>
         <w:numPr>
           <w:ilvl w:val="0"/>
-          <w:numId w:val="1020"/>
+          <w:numId w:val="1021"/>
         </w:numPr>
         <w:pStyle w:val="Compact"/>
       </w:pPr>
@@ -23782,7 +24209,7 @@
       <w:pPr>
         <w:numPr>
           <w:ilvl w:val="0"/>
-          <w:numId w:val="1020"/>
+          <w:numId w:val="1021"/>
         </w:numPr>
         <w:pStyle w:val="Compact"/>
       </w:pPr>
@@ -23848,7 +24275,7 @@
       <w:pPr>
         <w:numPr>
           <w:ilvl w:val="0"/>
-          <w:numId w:val="1021"/>
+          <w:numId w:val="1022"/>
         </w:numPr>
         <w:pStyle w:val="Compact"/>
       </w:pPr>
@@ -23886,7 +24313,7 @@
       <w:pPr>
         <w:numPr>
           <w:ilvl w:val="0"/>
-          <w:numId w:val="1021"/>
+          <w:numId w:val="1022"/>
         </w:numPr>
         <w:pStyle w:val="Compact"/>
       </w:pPr>
@@ -23908,7 +24335,7 @@
       <w:pPr>
         <w:numPr>
           <w:ilvl w:val="0"/>
-          <w:numId w:val="1021"/>
+          <w:numId w:val="1022"/>
         </w:numPr>
         <w:pStyle w:val="Compact"/>
       </w:pPr>
@@ -23930,7 +24357,7 @@
       <w:pPr>
         <w:numPr>
           <w:ilvl w:val="0"/>
-          <w:numId w:val="1021"/>
+          <w:numId w:val="1022"/>
         </w:numPr>
         <w:pStyle w:val="Compact"/>
       </w:pPr>
@@ -23968,7 +24395,7 @@
       <w:pPr>
         <w:numPr>
           <w:ilvl w:val="0"/>
-          <w:numId w:val="1021"/>
+          <w:numId w:val="1022"/>
         </w:numPr>
         <w:pStyle w:val="Compact"/>
       </w:pPr>
@@ -24034,7 +24461,7 @@
       <w:pPr>
         <w:numPr>
           <w:ilvl w:val="0"/>
-          <w:numId w:val="1022"/>
+          <w:numId w:val="1023"/>
         </w:numPr>
         <w:pStyle w:val="Compact"/>
       </w:pPr>
@@ -24072,7 +24499,7 @@
       <w:pPr>
         <w:numPr>
           <w:ilvl w:val="0"/>
-          <w:numId w:val="1022"/>
+          <w:numId w:val="1023"/>
         </w:numPr>
         <w:pStyle w:val="Compact"/>
       </w:pPr>
@@ -24094,7 +24521,7 @@
       <w:pPr>
         <w:numPr>
           <w:ilvl w:val="0"/>
-          <w:numId w:val="1022"/>
+          <w:numId w:val="1023"/>
         </w:numPr>
         <w:pStyle w:val="Compact"/>
       </w:pPr>
@@ -24116,7 +24543,7 @@
       <w:pPr>
         <w:numPr>
           <w:ilvl w:val="0"/>
-          <w:numId w:val="1022"/>
+          <w:numId w:val="1023"/>
         </w:numPr>
         <w:pStyle w:val="Compact"/>
       </w:pPr>
@@ -24154,7 +24581,7 @@
       <w:pPr>
         <w:numPr>
           <w:ilvl w:val="0"/>
-          <w:numId w:val="1022"/>
+          <w:numId w:val="1023"/>
         </w:numPr>
         <w:pStyle w:val="Compact"/>
       </w:pPr>
@@ -24220,7 +24647,7 @@
       <w:pPr>
         <w:numPr>
           <w:ilvl w:val="0"/>
-          <w:numId w:val="1023"/>
+          <w:numId w:val="1024"/>
         </w:numPr>
         <w:pStyle w:val="Compact"/>
       </w:pPr>
@@ -24258,7 +24685,7 @@
       <w:pPr>
         <w:numPr>
           <w:ilvl w:val="0"/>
-          <w:numId w:val="1023"/>
+          <w:numId w:val="1024"/>
         </w:numPr>
         <w:pStyle w:val="Compact"/>
       </w:pPr>
@@ -24280,7 +24707,7 @@
       <w:pPr>
         <w:numPr>
           <w:ilvl w:val="0"/>
-          <w:numId w:val="1023"/>
+          <w:numId w:val="1024"/>
         </w:numPr>
         <w:pStyle w:val="Compact"/>
       </w:pPr>
@@ -24302,7 +24729,7 @@
       <w:pPr>
         <w:numPr>
           <w:ilvl w:val="0"/>
-          <w:numId w:val="1023"/>
+          <w:numId w:val="1024"/>
         </w:numPr>
         <w:pStyle w:val="Compact"/>
       </w:pPr>
@@ -24340,7 +24767,7 @@
       <w:pPr>
         <w:numPr>
           <w:ilvl w:val="0"/>
-          <w:numId w:val="1023"/>
+          <w:numId w:val="1024"/>
         </w:numPr>
         <w:pStyle w:val="Compact"/>
       </w:pPr>
@@ -24406,7 +24833,7 @@
       <w:pPr>
         <w:numPr>
           <w:ilvl w:val="0"/>
-          <w:numId w:val="1024"/>
+          <w:numId w:val="1025"/>
         </w:numPr>
         <w:pStyle w:val="Compact"/>
       </w:pPr>
@@ -24444,7 +24871,7 @@
       <w:pPr>
         <w:numPr>
           <w:ilvl w:val="0"/>
-          <w:numId w:val="1024"/>
+          <w:numId w:val="1025"/>
         </w:numPr>
         <w:pStyle w:val="Compact"/>
       </w:pPr>
@@ -24466,7 +24893,7 @@
       <w:pPr>
         <w:numPr>
           <w:ilvl w:val="0"/>
-          <w:numId w:val="1024"/>
+          <w:numId w:val="1025"/>
         </w:numPr>
         <w:pStyle w:val="Compact"/>
       </w:pPr>
@@ -24488,7 +24915,7 @@
       <w:pPr>
         <w:numPr>
           <w:ilvl w:val="0"/>
-          <w:numId w:val="1024"/>
+          <w:numId w:val="1025"/>
         </w:numPr>
         <w:pStyle w:val="Compact"/>
       </w:pPr>
@@ -24526,7 +24953,7 @@
       <w:pPr>
         <w:numPr>
           <w:ilvl w:val="0"/>
-          <w:numId w:val="1024"/>
+          <w:numId w:val="1025"/>
         </w:numPr>
         <w:pStyle w:val="Compact"/>
       </w:pPr>
@@ -24592,7 +25019,7 @@
       <w:pPr>
         <w:numPr>
           <w:ilvl w:val="0"/>
-          <w:numId w:val="1025"/>
+          <w:numId w:val="1026"/>
         </w:numPr>
         <w:pStyle w:val="Compact"/>
       </w:pPr>
@@ -24630,7 +25057,7 @@
       <w:pPr>
         <w:numPr>
           <w:ilvl w:val="0"/>
-          <w:numId w:val="1025"/>
+          <w:numId w:val="1026"/>
         </w:numPr>
         <w:pStyle w:val="Compact"/>
       </w:pPr>
@@ -24652,7 +25079,7 @@
       <w:pPr>
         <w:numPr>
           <w:ilvl w:val="0"/>
-          <w:numId w:val="1025"/>
+          <w:numId w:val="1026"/>
         </w:numPr>
         <w:pStyle w:val="Compact"/>
       </w:pPr>
@@ -24674,7 +25101,7 @@
       <w:pPr>
         <w:numPr>
           <w:ilvl w:val="0"/>
-          <w:numId w:val="1025"/>
+          <w:numId w:val="1026"/>
         </w:numPr>
         <w:pStyle w:val="Compact"/>
       </w:pPr>
@@ -24712,7 +25139,7 @@
       <w:pPr>
         <w:numPr>
           <w:ilvl w:val="0"/>
-          <w:numId w:val="1025"/>
+          <w:numId w:val="1026"/>
         </w:numPr>
         <w:pStyle w:val="Compact"/>
       </w:pPr>
@@ -24778,7 +25205,7 @@
       <w:pPr>
         <w:numPr>
           <w:ilvl w:val="0"/>
-          <w:numId w:val="1026"/>
+          <w:numId w:val="1027"/>
         </w:numPr>
         <w:pStyle w:val="Compact"/>
       </w:pPr>
@@ -24816,7 +25243,7 @@
       <w:pPr>
         <w:numPr>
           <w:ilvl w:val="0"/>
-          <w:numId w:val="1026"/>
+          <w:numId w:val="1027"/>
         </w:numPr>
         <w:pStyle w:val="Compact"/>
       </w:pPr>
@@ -24838,7 +25265,7 @@
       <w:pPr>
         <w:numPr>
           <w:ilvl w:val="0"/>
-          <w:numId w:val="1026"/>
+          <w:numId w:val="1027"/>
         </w:numPr>
         <w:pStyle w:val="Compact"/>
       </w:pPr>
@@ -24860,7 +25287,7 @@
       <w:pPr>
         <w:numPr>
           <w:ilvl w:val="0"/>
-          <w:numId w:val="1026"/>
+          <w:numId w:val="1027"/>
         </w:numPr>
         <w:pStyle w:val="Compact"/>
       </w:pPr>
@@ -24898,7 +25325,7 @@
       <w:pPr>
         <w:numPr>
           <w:ilvl w:val="0"/>
-          <w:numId w:val="1026"/>
+          <w:numId w:val="1027"/>
         </w:numPr>
         <w:pStyle w:val="Compact"/>
       </w:pPr>
@@ -28190,7 +28617,7 @@
       <w:pPr>
         <w:numPr>
           <w:ilvl w:val="0"/>
-          <w:numId w:val="1027"/>
+          <w:numId w:val="1028"/>
         </w:numPr>
         <w:pStyle w:val="Compact"/>
       </w:pPr>
@@ -28528,7 +28955,7 @@
       <w:pPr>
         <w:numPr>
           <w:ilvl w:val="0"/>
-          <w:numId w:val="1028"/>
+          <w:numId w:val="1029"/>
         </w:numPr>
         <w:pStyle w:val="Compact"/>
       </w:pPr>
@@ -28866,7 +29293,7 @@
       <w:pPr>
         <w:numPr>
           <w:ilvl w:val="0"/>
-          <w:numId w:val="1029"/>
+          <w:numId w:val="1030"/>
         </w:numPr>
         <w:pStyle w:val="Compact"/>
       </w:pPr>
@@ -28878,7 +29305,7 @@
       <w:pPr>
         <w:numPr>
           <w:ilvl w:val="0"/>
-          <w:numId w:val="1029"/>
+          <w:numId w:val="1030"/>
         </w:numPr>
         <w:pStyle w:val="Compact"/>
       </w:pPr>
@@ -29234,7 +29661,7 @@
       <w:pPr>
         <w:numPr>
           <w:ilvl w:val="0"/>
-          <w:numId w:val="1030"/>
+          <w:numId w:val="1031"/>
         </w:numPr>
         <w:pStyle w:val="Compact"/>
       </w:pPr>
@@ -29572,7 +29999,7 @@
       <w:pPr>
         <w:numPr>
           <w:ilvl w:val="0"/>
-          <w:numId w:val="1031"/>
+          <w:numId w:val="1032"/>
         </w:numPr>
         <w:pStyle w:val="Compact"/>
       </w:pPr>
@@ -29584,7 +30011,7 @@
       <w:pPr>
         <w:numPr>
           <w:ilvl w:val="0"/>
-          <w:numId w:val="1031"/>
+          <w:numId w:val="1032"/>
         </w:numPr>
         <w:pStyle w:val="Compact"/>
       </w:pPr>
@@ -29922,7 +30349,7 @@
       <w:pPr>
         <w:numPr>
           <w:ilvl w:val="0"/>
-          <w:numId w:val="1032"/>
+          <w:numId w:val="1033"/>
         </w:numPr>
         <w:pStyle w:val="Compact"/>
       </w:pPr>
@@ -30260,7 +30687,7 @@
       <w:pPr>
         <w:numPr>
           <w:ilvl w:val="0"/>
-          <w:numId w:val="1033"/>
+          <w:numId w:val="1034"/>
         </w:numPr>
         <w:pStyle w:val="Compact"/>
       </w:pPr>
@@ -30616,7 +31043,7 @@
       <w:pPr>
         <w:numPr>
           <w:ilvl w:val="0"/>
-          <w:numId w:val="1034"/>
+          <w:numId w:val="1035"/>
         </w:numPr>
         <w:pStyle w:val="Compact"/>
       </w:pPr>
@@ -30954,7 +31381,7 @@
       <w:pPr>
         <w:numPr>
           <w:ilvl w:val="0"/>
-          <w:numId w:val="1035"/>
+          <w:numId w:val="1036"/>
         </w:numPr>
         <w:pStyle w:val="Compact"/>
       </w:pPr>
@@ -30966,7 +31393,7 @@
       <w:pPr>
         <w:numPr>
           <w:ilvl w:val="0"/>
-          <w:numId w:val="1035"/>
+          <w:numId w:val="1036"/>
         </w:numPr>
         <w:pStyle w:val="Compact"/>
       </w:pPr>
@@ -31304,7 +31731,7 @@
       <w:pPr>
         <w:numPr>
           <w:ilvl w:val="0"/>
-          <w:numId w:val="1036"/>
+          <w:numId w:val="1037"/>
         </w:numPr>
         <w:pStyle w:val="Compact"/>
       </w:pPr>
@@ -31642,7 +32069,7 @@
       <w:pPr>
         <w:numPr>
           <w:ilvl w:val="0"/>
-          <w:numId w:val="1037"/>
+          <w:numId w:val="1038"/>
         </w:numPr>
         <w:pStyle w:val="Compact"/>
       </w:pPr>
@@ -31980,7 +32407,7 @@
       <w:pPr>
         <w:numPr>
           <w:ilvl w:val="0"/>
-          <w:numId w:val="1038"/>
+          <w:numId w:val="1039"/>
         </w:numPr>
         <w:pStyle w:val="Compact"/>
       </w:pPr>
@@ -32318,7 +32745,7 @@
       <w:pPr>
         <w:numPr>
           <w:ilvl w:val="0"/>
-          <w:numId w:val="1039"/>
+          <w:numId w:val="1040"/>
         </w:numPr>
         <w:pStyle w:val="Compact"/>
       </w:pPr>
@@ -32330,7 +32757,7 @@
       <w:pPr>
         <w:numPr>
           <w:ilvl w:val="0"/>
-          <w:numId w:val="1039"/>
+          <w:numId w:val="1040"/>
         </w:numPr>
         <w:pStyle w:val="Compact"/>
       </w:pPr>
@@ -32668,7 +33095,7 @@
       <w:pPr>
         <w:numPr>
           <w:ilvl w:val="0"/>
-          <w:numId w:val="1040"/>
+          <w:numId w:val="1041"/>
         </w:numPr>
         <w:pStyle w:val="Compact"/>
       </w:pPr>
@@ -33006,7 +33433,7 @@
       <w:pPr>
         <w:numPr>
           <w:ilvl w:val="0"/>
-          <w:numId w:val="1041"/>
+          <w:numId w:val="1042"/>
         </w:numPr>
         <w:pStyle w:val="Compact"/>
       </w:pPr>
@@ -33018,7 +33445,7 @@
       <w:pPr>
         <w:numPr>
           <w:ilvl w:val="0"/>
-          <w:numId w:val="1041"/>
+          <w:numId w:val="1042"/>
         </w:numPr>
         <w:pStyle w:val="Compact"/>
       </w:pPr>
@@ -33356,7 +33783,7 @@
       <w:pPr>
         <w:numPr>
           <w:ilvl w:val="0"/>
-          <w:numId w:val="1042"/>
+          <w:numId w:val="1043"/>
         </w:numPr>
         <w:pStyle w:val="Compact"/>
       </w:pPr>
@@ -33694,7 +34121,7 @@
       <w:pPr>
         <w:numPr>
           <w:ilvl w:val="0"/>
-          <w:numId w:val="1043"/>
+          <w:numId w:val="1044"/>
         </w:numPr>
         <w:pStyle w:val="Compact"/>
       </w:pPr>
@@ -33706,7 +34133,7 @@
       <w:pPr>
         <w:numPr>
           <w:ilvl w:val="0"/>
-          <w:numId w:val="1043"/>
+          <w:numId w:val="1044"/>
         </w:numPr>
         <w:pStyle w:val="Compact"/>
       </w:pPr>
@@ -34044,7 +34471,7 @@
       <w:pPr>
         <w:numPr>
           <w:ilvl w:val="0"/>
-          <w:numId w:val="1044"/>
+          <w:numId w:val="1045"/>
         </w:numPr>
         <w:pStyle w:val="Compact"/>
       </w:pPr>
@@ -34056,7 +34483,7 @@
       <w:pPr>
         <w:numPr>
           <w:ilvl w:val="0"/>
-          <w:numId w:val="1044"/>
+          <w:numId w:val="1045"/>
         </w:numPr>
         <w:pStyle w:val="Compact"/>
       </w:pPr>
@@ -34068,7 +34495,7 @@
       <w:pPr>
         <w:numPr>
           <w:ilvl w:val="0"/>
-          <w:numId w:val="1044"/>
+          <w:numId w:val="1045"/>
         </w:numPr>
         <w:pStyle w:val="Compact"/>
       </w:pPr>
@@ -34406,7 +34833,7 @@
       <w:pPr>
         <w:numPr>
           <w:ilvl w:val="0"/>
-          <w:numId w:val="1045"/>
+          <w:numId w:val="1046"/>
         </w:numPr>
         <w:pStyle w:val="Compact"/>
       </w:pPr>
@@ -34418,7 +34845,7 @@
       <w:pPr>
         <w:numPr>
           <w:ilvl w:val="0"/>
-          <w:numId w:val="1045"/>
+          <w:numId w:val="1046"/>
         </w:numPr>
         <w:pStyle w:val="Compact"/>
       </w:pPr>
@@ -34756,7 +35183,7 @@
       <w:pPr>
         <w:numPr>
           <w:ilvl w:val="0"/>
-          <w:numId w:val="1046"/>
+          <w:numId w:val="1047"/>
         </w:numPr>
         <w:pStyle w:val="Compact"/>
       </w:pPr>
@@ -34768,7 +35195,7 @@
       <w:pPr>
         <w:numPr>
           <w:ilvl w:val="0"/>
-          <w:numId w:val="1046"/>
+          <w:numId w:val="1047"/>
         </w:numPr>
         <w:pStyle w:val="Compact"/>
       </w:pPr>
@@ -34780,7 +35207,7 @@
       <w:pPr>
         <w:numPr>
           <w:ilvl w:val="0"/>
-          <w:numId w:val="1046"/>
+          <w:numId w:val="1047"/>
         </w:numPr>
         <w:pStyle w:val="Compact"/>
       </w:pPr>
@@ -35118,7 +35545,7 @@
       <w:pPr>
         <w:numPr>
           <w:ilvl w:val="0"/>
-          <w:numId w:val="1047"/>
+          <w:numId w:val="1048"/>
         </w:numPr>
         <w:pStyle w:val="Compact"/>
       </w:pPr>
@@ -35130,7 +35557,7 @@
       <w:pPr>
         <w:numPr>
           <w:ilvl w:val="0"/>
-          <w:numId w:val="1047"/>
+          <w:numId w:val="1048"/>
         </w:numPr>
         <w:pStyle w:val="Compact"/>
       </w:pPr>
@@ -35468,7 +35895,7 @@
       <w:pPr>
         <w:numPr>
           <w:ilvl w:val="0"/>
-          <w:numId w:val="1048"/>
+          <w:numId w:val="1049"/>
         </w:numPr>
         <w:pStyle w:val="Compact"/>
       </w:pPr>
@@ -35480,7 +35907,7 @@
       <w:pPr>
         <w:numPr>
           <w:ilvl w:val="0"/>
-          <w:numId w:val="1048"/>
+          <w:numId w:val="1049"/>
         </w:numPr>
         <w:pStyle w:val="Compact"/>
       </w:pPr>
@@ -35818,7 +36245,7 @@
       <w:pPr>
         <w:numPr>
           <w:ilvl w:val="0"/>
-          <w:numId w:val="1049"/>
+          <w:numId w:val="1050"/>
         </w:numPr>
         <w:pStyle w:val="Compact"/>
       </w:pPr>
@@ -35830,7 +36257,7 @@
       <w:pPr>
         <w:numPr>
           <w:ilvl w:val="0"/>
-          <w:numId w:val="1049"/>
+          <w:numId w:val="1050"/>
         </w:numPr>
         <w:pStyle w:val="Compact"/>
       </w:pPr>
@@ -36178,7 +36605,7 @@
       <w:pPr>
         <w:numPr>
           <w:ilvl w:val="0"/>
-          <w:numId w:val="1050"/>
+          <w:numId w:val="1051"/>
         </w:numPr>
         <w:pStyle w:val="Compact"/>
       </w:pPr>
@@ -36224,7 +36651,7 @@
       <w:pPr>
         <w:numPr>
           <w:ilvl w:val="0"/>
-          <w:numId w:val="1050"/>
+          <w:numId w:val="1051"/>
         </w:numPr>
         <w:pStyle w:val="Compact"/>
       </w:pPr>
@@ -36246,7 +36673,7 @@
       <w:pPr>
         <w:numPr>
           <w:ilvl w:val="0"/>
-          <w:numId w:val="1050"/>
+          <w:numId w:val="1051"/>
         </w:numPr>
         <w:pStyle w:val="Compact"/>
       </w:pPr>
@@ -36268,7 +36695,7 @@
       <w:pPr>
         <w:numPr>
           <w:ilvl w:val="0"/>
-          <w:numId w:val="1050"/>
+          <w:numId w:val="1051"/>
         </w:numPr>
         <w:pStyle w:val="Compact"/>
       </w:pPr>
@@ -36835,7 +37262,7 @@
       <w:pPr>
         <w:numPr>
           <w:ilvl w:val="0"/>
-          <w:numId w:val="1051"/>
+          <w:numId w:val="1052"/>
         </w:numPr>
         <w:pStyle w:val="Compact"/>
       </w:pPr>
@@ -36863,7 +37290,7 @@
       <w:pPr>
         <w:numPr>
           <w:ilvl w:val="0"/>
-          <w:numId w:val="1051"/>
+          <w:numId w:val="1052"/>
         </w:numPr>
         <w:pStyle w:val="Compact"/>
       </w:pPr>
@@ -36875,7 +37302,7 @@
       <w:pPr>
         <w:numPr>
           <w:ilvl w:val="0"/>
-          <w:numId w:val="1051"/>
+          <w:numId w:val="1052"/>
         </w:numPr>
         <w:pStyle w:val="Compact"/>
       </w:pPr>
@@ -36903,7 +37330,7 @@
       <w:pPr>
         <w:numPr>
           <w:ilvl w:val="0"/>
-          <w:numId w:val="1051"/>
+          <w:numId w:val="1052"/>
         </w:numPr>
         <w:pStyle w:val="Compact"/>
       </w:pPr>
@@ -38304,6 +38731,9 @@
     <w:abstractNumId w:val="991"/>
   </w:num>
   <w:num w:numId="1012">
+    <w:abstractNumId w:val="991"/>
+  </w:num>
+  <w:num w:numId="1013">
     <w:abstractNumId w:val="99411"/>
     <w:lvlOverride w:ilvl="0">
       <w:startOverride w:val="1"/>
@@ -38333,9 +38763,6 @@
       <w:startOverride w:val="1"/>
     </w:lvlOverride>
   </w:num>
-  <w:num w:numId="1013">
-    <w:abstractNumId w:val="991"/>
-  </w:num>
   <w:num w:numId="1014">
     <w:abstractNumId w:val="991"/>
   </w:num>
@@ -38346,6 +38773,9 @@
     <w:abstractNumId w:val="991"/>
   </w:num>
   <w:num w:numId="1017">
+    <w:abstractNumId w:val="991"/>
+  </w:num>
+  <w:num w:numId="1018">
     <w:abstractNumId w:val="99411"/>
     <w:lvlOverride w:ilvl="0">
       <w:startOverride w:val="1"/>
@@ -38374,9 +38804,6 @@
     <w:lvlOverride w:ilvl="8">
       <w:startOverride w:val="1"/>
     </w:lvlOverride>
-  </w:num>
-  <w:num w:numId="1018">
-    <w:abstractNumId w:val="991"/>
   </w:num>
   <w:num w:numId="1019">
     <w:abstractNumId w:val="991"/>
@@ -38472,6 +38899,9 @@
     <w:abstractNumId w:val="991"/>
   </w:num>
   <w:num w:numId="1050">
+    <w:abstractNumId w:val="991"/>
+  </w:num>
+  <w:num w:numId="1051">
     <w:abstractNumId w:val="99411"/>
     <w:lvlOverride w:ilvl="0">
       <w:startOverride w:val="1"/>
@@ -38501,7 +38931,7 @@
       <w:startOverride w:val="1"/>
     </w:lvlOverride>
   </w:num>
-  <w:num w:numId="1051">
+  <w:num w:numId="1052">
     <w:abstractNumId w:val="99411"/>
     <w:lvlOverride w:ilvl="0">
       <w:startOverride w:val="1"/>

--- a/legend-dynamics/site/fracture-lines/Fracture_Lines_Players_Guide.docx
+++ b/legend-dynamics/site/fracture-lines/Fracture_Lines_Players_Guide.docx
@@ -4571,6 +4571,74 @@
                 <w:b/>
                 <w:sz w:val="19"/>
               </w:rPr>
+              <w:t xml:space="preserve">Hard to put down</w:t>
+            </w:r>
+          </w:p>
+        </w:tc>
+        <w:tc>
+          <w:tcPr/>
+          <w:p>
+            <w:pPr>
+              <w:pStyle w:val="Compact"/>
+              <w:jc w:val="left"/>
+            </w:pPr>
+            <w:r>
+              <w:rPr>
+                <w:sz w:val="19"/>
+              </w:rPr>
+              <w:t xml:space="preserve">Once per fight, shrug off a telling hit’s effect: you still take its boxes (see</w:t>
+            </w:r>
+            <w:r>
+              <w:rPr>
+                <w:sz w:val="19"/>
+              </w:rPr>
+              <w:t xml:space="preserve"> </w:t>
+            </w:r>
+            <w:r>
+              <w:rPr>
+                <w:iCs/>
+                <w:i/>
+                <w:sz w:val="19"/>
+              </w:rPr>
+              <w:t xml:space="preserve">Telling hits</w:t>
+            </w:r>
+            <w:r>
+              <w:rPr>
+                <w:sz w:val="19"/>
+              </w:rPr>
+              <w:t xml:space="preserve">)</w:t>
+            </w:r>
+          </w:p>
+        </w:tc>
+        <w:tc>
+          <w:tcPr/>
+          <w:p>
+            <w:pPr>
+              <w:pStyle w:val="Compact"/>
+              <w:jc w:val="left"/>
+            </w:pPr>
+            <w:r>
+              <w:rPr>
+                <w:sz w:val="19"/>
+              </w:rPr>
+              <w:t xml:space="preserve">1</w:t>
+            </w:r>
+          </w:p>
+        </w:tc>
+      </w:tr>
+      <w:tr>
+        <w:tc>
+          <w:tcPr/>
+          <w:p>
+            <w:pPr>
+              <w:pStyle w:val="Compact"/>
+              <w:jc w:val="left"/>
+            </w:pPr>
+            <w:r>
+              <w:rPr>
+                <w:b/>
+                <w:sz w:val="19"/>
+              </w:rPr>
               <w:t xml:space="preserve">Powered Armor</w:t>
             </w:r>
           </w:p>
@@ -9029,7 +9097,7 @@
     </w:p>
     <w:bookmarkEnd w:id="48"/>
     <w:bookmarkEnd w:id="49"/>
-    <w:bookmarkStart w:id="57" w:name="personal-combat"/>
+    <w:bookmarkStart w:id="58" w:name="personal-combat"/>
     <w:p>
       <w:pPr>
         <w:pStyle w:val="Heading1"/>
@@ -9239,11 +9307,484 @@
         <w:pStyle w:val="FirstParagraph"/>
       </w:pPr>
       <w:r>
-        <w:t xml:space="preserve">Solid cover blocks a shot. Partial cover imposes −2 on the attack. Weapon effects apply after a hit survives any defense. Success margin does not increase damage.</w:t>
+        <w:t xml:space="preserve">Solid cover blocks a shot. Partial cover imposes −2 on the attack. Weapon effects apply after a hit survives any defense. Success margin does not increase damage: a great hit decides</w:t>
+      </w:r>
+      <w:r>
+        <w:t xml:space="preserve"> </w:t>
+      </w:r>
+      <w:r>
+        <w:rPr>
+          <w:iCs/>
+          <w:i/>
+        </w:rPr>
+        <w:t xml:space="preserve">what</w:t>
+      </w:r>
+      <w:r>
+        <w:t xml:space="preserve"> </w:t>
+      </w:r>
+      <w:r>
+        <w:t xml:space="preserve">happens instead.</w:t>
       </w:r>
     </w:p>
     <w:bookmarkEnd w:id="51"/>
-    <w:bookmarkStart w:id="52" w:name="range"/>
+    <w:bookmarkStart w:id="52" w:name="telling-hits"/>
+    <w:p>
+      <w:pPr>
+        <w:pStyle w:val="Heading2"/>
+      </w:pPr>
+      <w:r>
+        <w:t xml:space="preserve">Telling hits</w:t>
+      </w:r>
+    </w:p>
+    <w:p>
+      <w:pPr>
+        <w:pStyle w:val="FirstParagraph"/>
+      </w:pPr>
+      <w:r>
+        <w:t xml:space="preserve">A really good shot, or a blow that lands exactly where it was meant to, lets the attacker say what it does.</w:t>
+      </w:r>
+    </w:p>
+    <w:p>
+      <w:pPr>
+        <w:numPr>
+          <w:ilvl w:val="0"/>
+          <w:numId w:val="1009"/>
+        </w:numPr>
+        <w:pStyle w:val="Compact"/>
+      </w:pPr>
+      <w:r>
+        <w:rPr>
+          <w:bCs/>
+          <w:b/>
+        </w:rPr>
+        <w:t xml:space="preserve">A telling hit</w:t>
+      </w:r>
+      <w:r>
+        <w:t xml:space="preserve"> </w:t>
+      </w:r>
+      <w:r>
+        <w:t xml:space="preserve">is an attack that succeeds by</w:t>
+      </w:r>
+      <w:r>
+        <w:t xml:space="preserve"> </w:t>
+      </w:r>
+      <w:r>
+        <w:rPr>
+          <w:bCs/>
+          <w:b/>
+        </w:rPr>
+        <w:t xml:space="preserve">5 or more</w:t>
+      </w:r>
+      <w:r>
+        <w:t xml:space="preserve">, or on a natural 3 or 4, and isn’t stopped by a defense. The attacker picks</w:t>
+      </w:r>
+      <w:r>
+        <w:t xml:space="preserve"> </w:t>
+      </w:r>
+      <w:r>
+        <w:rPr>
+          <w:bCs/>
+          <w:b/>
+        </w:rPr>
+        <w:t xml:space="preserve">one effect</w:t>
+      </w:r>
+      <w:r>
+        <w:t xml:space="preserve"> </w:t>
+      </w:r>
+      <w:r>
+        <w:t xml:space="preserve">below and describes it. The weapon still marks its usual boxes.</w:t>
+      </w:r>
+    </w:p>
+    <w:p>
+      <w:pPr>
+        <w:numPr>
+          <w:ilvl w:val="0"/>
+          <w:numId w:val="1009"/>
+        </w:numPr>
+        <w:pStyle w:val="Compact"/>
+      </w:pPr>
+      <w:r>
+        <w:rPr>
+          <w:bCs/>
+          <w:b/>
+        </w:rPr>
+        <w:t xml:space="preserve">A called shot.</w:t>
+      </w:r>
+      <w:r>
+        <w:t xml:space="preserve"> </w:t>
+      </w:r>
+      <w:r>
+        <w:t xml:space="preserve">Before rolling, name the effect you want and take −2 on the attack, or −4 for a small target (a hand, an eye, a rope, a lock). If the attack hits at all, the effect happens, whatever the margin. An advantage that rewards aiming cuts this penalty by 1.</w:t>
+      </w:r>
+    </w:p>
+    <w:p>
+      <w:pPr>
+        <w:numPr>
+          <w:ilvl w:val="0"/>
+          <w:numId w:val="1009"/>
+        </w:numPr>
+        <w:pStyle w:val="Compact"/>
+      </w:pPr>
+      <w:r>
+        <w:rPr>
+          <w:bCs/>
+          <w:b/>
+        </w:rPr>
+        <w:t xml:space="preserve">Both ways.</w:t>
+      </w:r>
+      <w:r>
+        <w:t xml:space="preserve"> </w:t>
+      </w:r>
+      <w:r>
+        <w:t xml:space="preserve">Opponents land telling hits on characters too.</w:t>
+      </w:r>
+    </w:p>
+    <w:tbl>
+      <w:tblPr>
+        <w:tblStyle w:val="Table"/>
+        <w:tblW w:type="pct" w:w="5000"/>
+        <w:tblLook w:firstRow="1" w:lastRow="0" w:firstColumn="0" w:lastColumn="0" w:noHBand="0" w:noVBand="0" w:val="0020"/>
+        <w:jc w:val="start"/>
+        <w:tblBorders>
+          <w:top w:val="single" w:sz="4" w:color="B8C2D3"/>
+          <w:left w:val="single" w:sz="4" w:color="B8C2D3"/>
+          <w:bottom w:val="single" w:sz="4" w:color="B8C2D3"/>
+          <w:right w:val="single" w:sz="4" w:color="B8C2D3"/>
+          <w:insideH w:val="single" w:sz="4" w:color="B8C2D3"/>
+          <w:insideV w:val="single" w:sz="4" w:color="B8C2D3"/>
+        </w:tblBorders>
+      </w:tblPr>
+      <w:tblGrid>
+        <w:gridCol w:w="3960"/>
+        <w:gridCol w:w="3960"/>
+      </w:tblGrid>
+      <w:tr>
+        <w:trPr>
+          <w:tblHeader w:val="true"/>
+        </w:trPr>
+        <w:tc>
+          <w:tcPr>
+            <w:shd w:val="clear" w:fill="E9EEF6"/>
+          </w:tcPr>
+          <w:p>
+            <w:pPr>
+              <w:pStyle w:val="Compact"/>
+              <w:jc w:val="left"/>
+            </w:pPr>
+            <w:r>
+              <w:rPr>
+                <w:b/>
+                <w:sz w:val="19"/>
+              </w:rPr>
+              <w:t xml:space="preserve">Effect</w:t>
+            </w:r>
+          </w:p>
+        </w:tc>
+        <w:tc>
+          <w:tcPr>
+            <w:shd w:val="clear" w:fill="E9EEF6"/>
+          </w:tcPr>
+          <w:p>
+            <w:pPr>
+              <w:pStyle w:val="Compact"/>
+              <w:jc w:val="left"/>
+            </w:pPr>
+            <w:r>
+              <w:rPr>
+                <w:b/>
+                <w:sz w:val="19"/>
+              </w:rPr>
+              <w:t xml:space="preserve">What happens</w:t>
+            </w:r>
+          </w:p>
+        </w:tc>
+      </w:tr>
+      <w:tr>
+        <w:tc>
+          <w:tcPr/>
+          <w:p>
+            <w:pPr>
+              <w:pStyle w:val="Compact"/>
+              <w:jc w:val="left"/>
+            </w:pPr>
+            <w:r>
+              <w:rPr>
+                <w:b/>
+                <w:sz w:val="19"/>
+              </w:rPr>
+              <w:t xml:space="preserve">Disarm</w:t>
+            </w:r>
+          </w:p>
+        </w:tc>
+        <w:tc>
+          <w:tcPr/>
+          <w:p>
+            <w:pPr>
+              <w:pStyle w:val="Compact"/>
+              <w:jc w:val="left"/>
+            </w:pPr>
+            <w:r>
+              <w:rPr>
+                <w:sz w:val="19"/>
+              </w:rPr>
+              <w:t xml:space="preserve">The weapon or held item drops, or flies a few yards away</w:t>
+            </w:r>
+          </w:p>
+        </w:tc>
+      </w:tr>
+      <w:tr>
+        <w:tc>
+          <w:tcPr/>
+          <w:p>
+            <w:pPr>
+              <w:pStyle w:val="Compact"/>
+              <w:jc w:val="left"/>
+            </w:pPr>
+            <w:r>
+              <w:rPr>
+                <w:b/>
+                <w:sz w:val="19"/>
+              </w:rPr>
+              <w:t xml:space="preserve">Knock down</w:t>
+            </w:r>
+          </w:p>
+        </w:tc>
+        <w:tc>
+          <w:tcPr/>
+          <w:p>
+            <w:pPr>
+              <w:pStyle w:val="Compact"/>
+              <w:jc w:val="left"/>
+            </w:pPr>
+            <w:r>
+              <w:rPr>
+                <w:sz w:val="19"/>
+              </w:rPr>
+              <w:t xml:space="preserve">The target falls prone, or is driven back a few steps</w:t>
+            </w:r>
+          </w:p>
+        </w:tc>
+      </w:tr>
+      <w:tr>
+        <w:tc>
+          <w:tcPr/>
+          <w:p>
+            <w:pPr>
+              <w:pStyle w:val="Compact"/>
+              <w:jc w:val="left"/>
+            </w:pPr>
+            <w:r>
+              <w:rPr>
+                <w:b/>
+                <w:sz w:val="19"/>
+              </w:rPr>
+              <w:t xml:space="preserve">Pin</w:t>
+            </w:r>
+          </w:p>
+        </w:tc>
+        <w:tc>
+          <w:tcPr/>
+          <w:p>
+            <w:pPr>
+              <w:pStyle w:val="Compact"/>
+              <w:jc w:val="left"/>
+            </w:pPr>
+            <w:r>
+              <w:rPr>
+                <w:sz w:val="19"/>
+              </w:rPr>
+              <w:t xml:space="preserve">The target is held, tangled or pinned down: their next action goes to getting free</w:t>
+            </w:r>
+          </w:p>
+        </w:tc>
+      </w:tr>
+      <w:tr>
+        <w:tc>
+          <w:tcPr/>
+          <w:p>
+            <w:pPr>
+              <w:pStyle w:val="Compact"/>
+              <w:jc w:val="left"/>
+            </w:pPr>
+            <w:r>
+              <w:rPr>
+                <w:b/>
+                <w:sz w:val="19"/>
+              </w:rPr>
+              <w:t xml:space="preserve">Rattle</w:t>
+            </w:r>
+          </w:p>
+        </w:tc>
+        <w:tc>
+          <w:tcPr/>
+          <w:p>
+            <w:pPr>
+              <w:pStyle w:val="Compact"/>
+              <w:jc w:val="left"/>
+            </w:pPr>
+            <w:r>
+              <w:rPr>
+                <w:sz w:val="19"/>
+              </w:rPr>
+              <w:t xml:space="preserve">−2 to the target’s next roll</w:t>
+            </w:r>
+          </w:p>
+        </w:tc>
+      </w:tr>
+      <w:tr>
+        <w:tc>
+          <w:tcPr/>
+          <w:p>
+            <w:pPr>
+              <w:pStyle w:val="Compact"/>
+              <w:jc w:val="left"/>
+            </w:pPr>
+            <w:r>
+              <w:rPr>
+                <w:b/>
+                <w:sz w:val="19"/>
+              </w:rPr>
+              <w:t xml:space="preserve">Break gear</w:t>
+            </w:r>
+          </w:p>
+        </w:tc>
+        <w:tc>
+          <w:tcPr/>
+          <w:p>
+            <w:pPr>
+              <w:pStyle w:val="Compact"/>
+              <w:jc w:val="left"/>
+            </w:pPr>
+            <w:r>
+              <w:rPr>
+                <w:sz w:val="19"/>
+              </w:rPr>
+              <w:t xml:space="preserve">A shield, weapon or tool breaks; armor loses 1 protection until it’s repaired</w:t>
+            </w:r>
+          </w:p>
+        </w:tc>
+      </w:tr>
+      <w:tr>
+        <w:tc>
+          <w:tcPr/>
+          <w:p>
+            <w:pPr>
+              <w:pStyle w:val="Compact"/>
+              <w:jc w:val="left"/>
+            </w:pPr>
+            <w:r>
+              <w:rPr>
+                <w:b/>
+                <w:sz w:val="19"/>
+              </w:rPr>
+              <w:t xml:space="preserve">Open them up</w:t>
+            </w:r>
+          </w:p>
+        </w:tc>
+        <w:tc>
+          <w:tcPr/>
+          <w:p>
+            <w:pPr>
+              <w:pStyle w:val="Compact"/>
+              <w:jc w:val="left"/>
+            </w:pPr>
+            <w:r>
+              <w:rPr>
+                <w:sz w:val="19"/>
+              </w:rPr>
+              <w:t xml:space="preserve">The next attack on this target this round gets +2</w:t>
+            </w:r>
+          </w:p>
+        </w:tc>
+      </w:tr>
+      <w:tr>
+        <w:tc>
+          <w:tcPr/>
+          <w:p>
+            <w:pPr>
+              <w:pStyle w:val="Compact"/>
+              <w:jc w:val="left"/>
+            </w:pPr>
+            <w:r>
+              <w:rPr>
+                <w:b/>
+                <w:sz w:val="19"/>
+              </w:rPr>
+              <w:t xml:space="preserve">Precise</w:t>
+            </w:r>
+          </w:p>
+        </w:tc>
+        <w:tc>
+          <w:tcPr/>
+          <w:p>
+            <w:pPr>
+              <w:pStyle w:val="Compact"/>
+              <w:jc w:val="left"/>
+            </w:pPr>
+            <w:r>
+              <w:rPr>
+                <w:sz w:val="19"/>
+              </w:rPr>
+              <w:t xml:space="preserve">You hit exactly what you aimed at: the lantern, the rope, the tire, the hand on the trigger</w:t>
+            </w:r>
+          </w:p>
+        </w:tc>
+      </w:tr>
+    </w:tbl>
+    <w:p>
+      <w:pPr>
+        <w:pStyle w:val="BodyText"/>
+      </w:pPr>
+      <w:r>
+        <w:rPr>
+          <w:bCs/>
+          <w:b/>
+        </w:rPr>
+        <w:t xml:space="preserve">Limits.</w:t>
+      </w:r>
+      <w:r>
+        <w:t xml:space="preserve"> </w:t>
+      </w:r>
+      <w:r>
+        <w:t xml:space="preserve">A telling hit never adds boxes and never gets past a defense. The effect has to make sense: nobody disarms a bear or knocks down a train, and the GM can rule an effect out. Opponents who drop from one hit are already down, so a telling hit against them sets up what comes next, like sending one crashing into another.</w:t>
+      </w:r>
+    </w:p>
+    <w:p>
+      <w:pPr>
+        <w:pStyle w:val="BodyText"/>
+      </w:pPr>
+      <w:r>
+        <w:rPr>
+          <w:bCs/>
+          <w:b/>
+        </w:rPr>
+        <w:t xml:space="preserve">Staying alive.</w:t>
+      </w:r>
+      <w:r>
+        <w:t xml:space="preserve"> </w:t>
+      </w:r>
+      <w:r>
+        <w:t xml:space="preserve">A character on the receiving end can shrug off a telling hit’s effect with</w:t>
+      </w:r>
+      <w:r>
+        <w:t xml:space="preserve"> </w:t>
+      </w:r>
+      <w:r>
+        <w:rPr>
+          <w:bCs/>
+          <w:b/>
+        </w:rPr>
+        <w:t xml:space="preserve">Hard to put down</w:t>
+      </w:r>
+      <w:r>
+        <w:t xml:space="preserve"> </w:t>
+      </w:r>
+      <w:r>
+        <w:t xml:space="preserve">(once per fight) or by spending a Resolve point. Either way, they still take the boxes.</w:t>
+      </w:r>
+    </w:p>
+    <w:bookmarkEnd w:id="52"/>
+    <w:bookmarkStart w:id="53" w:name="range"/>
     <w:p>
       <w:pPr>
         <w:pStyle w:val="Heading2"/>
@@ -9609,8 +10150,8 @@
         <w:t xml:space="preserve">Moving: your move each turn covers the Close band. Give up your action to run and you cover Short instead.</w:t>
       </w:r>
     </w:p>
-    <w:bookmarkEnd w:id="52"/>
-    <w:bookmarkStart w:id="54" w:name="injury"/>
+    <w:bookmarkEnd w:id="53"/>
+    <w:bookmarkStart w:id="55" w:name="injury"/>
     <w:p>
       <w:pPr>
         <w:pStyle w:val="Heading2"/>
@@ -9899,7 +10440,7 @@
         <w:t xml:space="preserve">Injury penalties replace each other rather than stacking. They apply to movement, attacks, Dodge, and other tasks the injury physically hinders.</w:t>
       </w:r>
     </w:p>
-    <w:bookmarkStart w:id="53" w:name="dying-and-death"/>
+    <w:bookmarkStart w:id="54" w:name="dying-and-death"/>
     <w:p>
       <w:pPr>
         <w:pStyle w:val="Heading3"/>
@@ -9912,7 +10453,7 @@
       <w:pPr>
         <w:numPr>
           <w:ilvl w:val="0"/>
-          <w:numId w:val="1009"/>
+          <w:numId w:val="1010"/>
         </w:numPr>
         <w:pStyle w:val="Compact"/>
       </w:pPr>
@@ -9963,7 +10504,7 @@
       <w:pPr>
         <w:numPr>
           <w:ilvl w:val="0"/>
-          <w:numId w:val="1009"/>
+          <w:numId w:val="1010"/>
         </w:numPr>
         <w:pStyle w:val="Compact"/>
       </w:pPr>
@@ -9985,7 +10526,7 @@
       <w:pPr>
         <w:numPr>
           <w:ilvl w:val="0"/>
-          <w:numId w:val="1009"/>
+          <w:numId w:val="1010"/>
         </w:numPr>
         <w:pStyle w:val="Compact"/>
       </w:pPr>
@@ -10011,9 +10552,9 @@
         <w:t xml:space="preserve">Your protection is avoiding the hit: a defense (Dodge, Parry or Block), cover, and a Resolve point, which reduces a hit by one box.</w:t>
       </w:r>
     </w:p>
-    <w:bookmarkEnd w:id="53"/>
     <w:bookmarkEnd w:id="54"/>
-    <w:bookmarkStart w:id="55" w:name="weapons-and-damage"/>
+    <w:bookmarkEnd w:id="55"/>
+    <w:bookmarkStart w:id="56" w:name="weapons-and-damage"/>
     <w:p>
       <w:pPr>
         <w:pStyle w:val="Heading2"/>
@@ -11021,8 +11562,8 @@
         <w:t xml:space="preserve">To take someone down without killing them, use fists, a baton, a grapple or a stunner.</w:t>
       </w:r>
     </w:p>
-    <w:bookmarkEnd w:id="55"/>
-    <w:bookmarkStart w:id="56" w:name="weapon-and-ammunition"/>
+    <w:bookmarkEnd w:id="56"/>
+    <w:bookmarkStart w:id="57" w:name="weapon-and-ammunition"/>
     <w:p>
       <w:pPr>
         <w:pStyle w:val="Heading2"/>
@@ -11453,7 +11994,7 @@
       <w:pPr>
         <w:numPr>
           <w:ilvl w:val="0"/>
-          <w:numId w:val="1010"/>
+          <w:numId w:val="1011"/>
         </w:numPr>
         <w:pStyle w:val="Compact"/>
       </w:pPr>
@@ -11475,7 +12016,7 @@
       <w:pPr>
         <w:numPr>
           <w:ilvl w:val="0"/>
-          <w:numId w:val="1010"/>
+          <w:numId w:val="1011"/>
         </w:numPr>
         <w:pStyle w:val="Compact"/>
       </w:pPr>
@@ -11497,7 +12038,7 @@
       <w:pPr>
         <w:numPr>
           <w:ilvl w:val="0"/>
-          <w:numId w:val="1010"/>
+          <w:numId w:val="1011"/>
         </w:numPr>
         <w:pStyle w:val="Compact"/>
       </w:pPr>
@@ -11515,9 +12056,9 @@
         <w:t xml:space="preserve">A natural 18 with this weapon also jams it: clearing it takes an action.</w:t>
       </w:r>
     </w:p>
-    <w:bookmarkEnd w:id="56"/>
     <w:bookmarkEnd w:id="57"/>
-    <w:bookmarkStart w:id="62" w:name="medical-care"/>
+    <w:bookmarkEnd w:id="58"/>
+    <w:bookmarkStart w:id="63" w:name="medical-care"/>
     <w:p>
       <w:pPr>
         <w:pStyle w:val="Heading1"/>
@@ -11550,7 +12091,7 @@
         <w:t xml:space="preserve">can grow a new organ, rebuild a limb or rewrite a disease, for those who can pay; a clinic with a biotech suite counts as proper care. Those who can’t pay get stims, staples and whatever the Relief Missions carry.</w:t>
       </w:r>
     </w:p>
-    <w:bookmarkStart w:id="58" w:name="diagnosis-and-stabilization"/>
+    <w:bookmarkStart w:id="59" w:name="diagnosis-and-stabilization"/>
     <w:p>
       <w:pPr>
         <w:pStyle w:val="Heading2"/>
@@ -11567,8 +12108,8 @@
         <w:t xml:space="preserve">Roll Medicine when the diagnosis is uncertain or an urgent treatment decision matters. Emergency stabilization takes one action and a successful Medicine roll with a medkit. It ends Dying and stops deterioration, but removes no boxes.</w:t>
       </w:r>
     </w:p>
-    <w:bookmarkEnd w:id="58"/>
-    <w:bookmarkStart w:id="59" w:name="field-treatment"/>
+    <w:bookmarkEnd w:id="59"/>
+    <w:bookmarkStart w:id="60" w:name="field-treatment"/>
     <w:p>
       <w:pPr>
         <w:pStyle w:val="Heading2"/>
@@ -11585,8 +12126,8 @@
         <w:t xml:space="preserve">With a medkit and several uninterrupted minutes, successful Medicine removes one injury box; success by 5 or more removes two. Each injury receives one field-treatment attempt; further attempts need changed circumstances.</w:t>
       </w:r>
     </w:p>
-    <w:bookmarkEnd w:id="59"/>
-    <w:bookmarkStart w:id="60" w:name="proper-care"/>
+    <w:bookmarkEnd w:id="60"/>
+    <w:bookmarkStart w:id="61" w:name="proper-care"/>
     <w:p>
       <w:pPr>
         <w:pStyle w:val="Heading2"/>
@@ -11603,8 +12144,8 @@
         <w:t xml:space="preserve">A clinic with a biotech suite grants +2 to Medicine. A successful treatment removes two boxes; success by 5 or more removes three. Allow the time the treatment requires.</w:t>
       </w:r>
     </w:p>
-    <w:bookmarkEnd w:id="60"/>
-    <w:bookmarkStart w:id="61" w:name="natural-recovery"/>
+    <w:bookmarkEnd w:id="61"/>
+    <w:bookmarkStart w:id="62" w:name="natural-recovery"/>
     <w:p>
       <w:pPr>
         <w:pStyle w:val="Heading2"/>
@@ -11637,9 +12178,9 @@
         <w:t xml:space="preserve">of rest clears one injury box. Rest means nothing strenuous. At three boxes, rest alone clears nothing: treatment must clear the first box.</w:t>
       </w:r>
     </w:p>
-    <w:bookmarkEnd w:id="61"/>
     <w:bookmarkEnd w:id="62"/>
-    <w:bookmarkStart w:id="66" w:name="resolve-points-and-tracks"/>
+    <w:bookmarkEnd w:id="63"/>
+    <w:bookmarkStart w:id="67" w:name="resolve-points-and-tracks"/>
     <w:p>
       <w:pPr>
         <w:pStyle w:val="Heading1"/>
@@ -11648,7 +12189,7 @@
         <w:t xml:space="preserve">Resolve points and tracks</w:t>
       </w:r>
     </w:p>
-    <w:bookmarkStart w:id="63" w:name="using-resolve-points"/>
+    <w:bookmarkStart w:id="64" w:name="using-resolve-points"/>
     <w:p>
       <w:pPr>
         <w:pStyle w:val="Heading2"/>
@@ -11804,6 +12345,39 @@
                 <w:b/>
                 <w:sz w:val="19"/>
               </w:rPr>
+              <w:t xml:space="preserve">Shrug off a telling hit</w:t>
+            </w:r>
+          </w:p>
+        </w:tc>
+        <w:tc>
+          <w:tcPr/>
+          <w:p>
+            <w:pPr>
+              <w:pStyle w:val="Compact"/>
+              <w:jc w:val="left"/>
+            </w:pPr>
+            <w:r>
+              <w:rPr>
+                <w:sz w:val="19"/>
+              </w:rPr>
+              <w:t xml:space="preserve">Cancel the effect an attacker picked against you; you still take the boxes.</w:t>
+            </w:r>
+          </w:p>
+        </w:tc>
+      </w:tr>
+      <w:tr>
+        <w:tc>
+          <w:tcPr/>
+          <w:p>
+            <w:pPr>
+              <w:pStyle w:val="Compact"/>
+              <w:jc w:val="left"/>
+            </w:pPr>
+            <w:r>
+              <w:rPr>
+                <w:b/>
+                <w:sz w:val="19"/>
+              </w:rPr>
               <w:t xml:space="preserve">Establish a small preparation</w:t>
             </w:r>
           </w:p>
@@ -11833,8 +12407,8 @@
         <w:t xml:space="preserve">Gain one point when one of your complications creates a meaningful problem you accept, including a companion complication. You can decline the proposed complication without penalty.</w:t>
       </w:r>
     </w:p>
-    <w:bookmarkEnd w:id="63"/>
-    <w:bookmarkStart w:id="64" w:name="debt-heat-reputation-and-hull"/>
+    <w:bookmarkEnd w:id="64"/>
+    <w:bookmarkStart w:id="65" w:name="debt-heat-reputation-and-hull"/>
     <w:p>
       <w:pPr>
         <w:pStyle w:val="Heading2"/>
@@ -11929,7 +12503,7 @@
       <w:pPr>
         <w:numPr>
           <w:ilvl w:val="0"/>
-          <w:numId w:val="1011"/>
+          <w:numId w:val="1012"/>
         </w:numPr>
         <w:pStyle w:val="Compact"/>
       </w:pPr>
@@ -11951,7 +12525,7 @@
       <w:pPr>
         <w:numPr>
           <w:ilvl w:val="0"/>
-          <w:numId w:val="1011"/>
+          <w:numId w:val="1012"/>
         </w:numPr>
         <w:pStyle w:val="Compact"/>
       </w:pPr>
@@ -12241,8 +12815,8 @@
         </w:tc>
       </w:tr>
     </w:tbl>
-    <w:bookmarkEnd w:id="64"/>
-    <w:bookmarkStart w:id="65" w:name="advancement"/>
+    <w:bookmarkEnd w:id="65"/>
+    <w:bookmarkStart w:id="66" w:name="advancement"/>
     <w:p>
       <w:pPr>
         <w:pStyle w:val="Heading2"/>
@@ -12279,7 +12853,7 @@
       <w:pPr>
         <w:numPr>
           <w:ilvl w:val="0"/>
-          <w:numId w:val="1012"/>
+          <w:numId w:val="1013"/>
         </w:numPr>
         <w:pStyle w:val="Compact"/>
       </w:pPr>
@@ -12340,7 +12914,7 @@
       <w:pPr>
         <w:numPr>
           <w:ilvl w:val="0"/>
-          <w:numId w:val="1012"/>
+          <w:numId w:val="1013"/>
         </w:numPr>
         <w:pStyle w:val="Compact"/>
       </w:pPr>
@@ -12686,9 +13260,9 @@
         <w:t xml:space="preserve">Magic and powers grow the same way, at the costs their chapters give.</w:t>
       </w:r>
     </w:p>
-    <w:bookmarkEnd w:id="65"/>
     <w:bookmarkEnd w:id="66"/>
-    <w:bookmarkStart w:id="69" w:name="running-jobs-and-missions"/>
+    <w:bookmarkEnd w:id="67"/>
+    <w:bookmarkStart w:id="70" w:name="running-jobs-and-missions"/>
     <w:p>
       <w:pPr>
         <w:pStyle w:val="Heading1"/>
@@ -12697,7 +13271,7 @@
         <w:t xml:space="preserve">Running jobs and missions</w:t>
       </w:r>
     </w:p>
-    <w:bookmarkStart w:id="67" w:name="job-seeds"/>
+    <w:bookmarkStart w:id="68" w:name="job-seeds"/>
     <w:p>
       <w:pPr>
         <w:pStyle w:val="Heading2"/>
@@ -14929,8 +15503,8 @@
         </w:tc>
       </w:tr>
     </w:tbl>
-    <w:bookmarkEnd w:id="67"/>
-    <w:bookmarkStart w:id="68" w:name="the-crew-log"/>
+    <w:bookmarkEnd w:id="68"/>
+    <w:bookmarkStart w:id="69" w:name="the-crew-log"/>
     <w:p>
       <w:pPr>
         <w:pStyle w:val="Heading2"/>
@@ -14951,7 +15525,7 @@
       <w:pPr>
         <w:numPr>
           <w:ilvl w:val="0"/>
-          <w:numId w:val="1013"/>
+          <w:numId w:val="1014"/>
         </w:numPr>
         <w:pStyle w:val="Compact"/>
       </w:pPr>
@@ -14973,7 +15547,7 @@
       <w:pPr>
         <w:numPr>
           <w:ilvl w:val="0"/>
-          <w:numId w:val="1013"/>
+          <w:numId w:val="1014"/>
         </w:numPr>
         <w:pStyle w:val="Compact"/>
       </w:pPr>
@@ -14995,7 +15569,7 @@
       <w:pPr>
         <w:numPr>
           <w:ilvl w:val="0"/>
-          <w:numId w:val="1013"/>
+          <w:numId w:val="1014"/>
         </w:numPr>
         <w:pStyle w:val="Compact"/>
       </w:pPr>
@@ -15017,7 +15591,7 @@
       <w:pPr>
         <w:numPr>
           <w:ilvl w:val="0"/>
-          <w:numId w:val="1013"/>
+          <w:numId w:val="1014"/>
         </w:numPr>
         <w:pStyle w:val="Compact"/>
       </w:pPr>
@@ -15039,7 +15613,7 @@
       <w:pPr>
         <w:numPr>
           <w:ilvl w:val="0"/>
-          <w:numId w:val="1013"/>
+          <w:numId w:val="1014"/>
         </w:numPr>
         <w:pStyle w:val="Compact"/>
       </w:pPr>
@@ -15057,9 +15631,9 @@
         <w:t xml:space="preserve">After a significant job, each character earns 1 advancement point; at a milestone, 2 more.</w:t>
       </w:r>
     </w:p>
-    <w:bookmarkEnd w:id="68"/>
     <w:bookmarkEnd w:id="69"/>
-    <w:bookmarkStart w:id="77" w:name="a-galaxy-of-obligations"/>
+    <w:bookmarkEnd w:id="70"/>
+    <w:bookmarkStart w:id="78" w:name="a-galaxy-of-obligations"/>
     <w:p>
       <w:pPr>
         <w:pStyle w:val="Heading1"/>
@@ -15068,7 +15642,7 @@
         <w:t xml:space="preserve">A galaxy of obligations</w:t>
       </w:r>
     </w:p>
-    <w:bookmarkStart w:id="70" w:name="humanitys-first-contact"/>
+    <w:bookmarkStart w:id="71" w:name="humanitys-first-contact"/>
     <w:p>
       <w:pPr>
         <w:pStyle w:val="Heading2"/>
@@ -15151,8 +15725,8 @@
         <w:t xml:space="preserve">. The Kel call it a default.</w:t>
       </w:r>
     </w:p>
-    <w:bookmarkEnd w:id="70"/>
-    <w:bookmarkStart w:id="71" w:name="the-tessan-arrival"/>
+    <w:bookmarkEnd w:id="71"/>
+    <w:bookmarkStart w:id="72" w:name="the-tessan-arrival"/>
     <w:p>
       <w:pPr>
         <w:pStyle w:val="Heading2"/>
@@ -15190,8 +15764,8 @@
         <w:t xml:space="preserve">Rather than threaten humanity, the Tessan negotiated a settlement. Human captives were returned, losses were compensated, and the Tessan established themselves as cautious intermediaries between humanity and the wider interstellar community. It was humanity’s first introduction to the political and economic order beyond human space.</w:t>
       </w:r>
     </w:p>
-    <w:bookmarkEnd w:id="71"/>
-    <w:bookmarkStart w:id="72" w:name="the-humantessan-accord"/>
+    <w:bookmarkEnd w:id="72"/>
+    <w:bookmarkStart w:id="73" w:name="the-humantessan-accord"/>
     <w:p>
       <w:pPr>
         <w:pStyle w:val="Heading2"/>
@@ -15232,8 +15806,8 @@
         <w:t xml:space="preserve">The Accord opened the wider interstellar economy to humanity.</w:t>
       </w:r>
     </w:p>
-    <w:bookmarkEnd w:id="72"/>
-    <w:bookmarkStart w:id="73" w:name="humanity-enters-the-interstellar-economy"/>
+    <w:bookmarkEnd w:id="73"/>
+    <w:bookmarkStart w:id="74" w:name="humanity-enters-the-interstellar-economy"/>
     <w:p>
       <w:pPr>
         <w:pStyle w:val="Heading2"/>
@@ -15258,8 +15832,8 @@
         <w:t xml:space="preserve">Humans eagerly embraced these opportunities. Some sought wealth. Some sought knowledge. Some wanted new worlds. Some wanted to improve the lives of people they had never met. Frequently, all of those people traveled aboard the same ship.</w:t>
       </w:r>
     </w:p>
-    <w:bookmarkEnd w:id="73"/>
-    <w:bookmarkStart w:id="74" w:name="what-humanity-brought"/>
+    <w:bookmarkEnd w:id="74"/>
+    <w:bookmarkStart w:id="75" w:name="what-humanity-brought"/>
     <w:p>
       <w:pPr>
         <w:pStyle w:val="Heading2"/>
@@ -15292,8 +15866,8 @@
         <w:t xml:space="preserve">The Tessan opened the galaxy to humanity. Humanity, in turn, began changing the galaxy.</w:t>
       </w:r>
     </w:p>
-    <w:bookmarkEnd w:id="74"/>
-    <w:bookmarkStart w:id="75" w:name="the-human-reputation"/>
+    <w:bookmarkEnd w:id="75"/>
+    <w:bookmarkStart w:id="76" w:name="the-human-reputation"/>
     <w:p>
       <w:pPr>
         <w:pStyle w:val="Heading2"/>
@@ -15362,8 +15936,8 @@
         <w:t xml:space="preserve">, that contradiction is part of what it means to be human in a galaxy that is still deciding what to make of us.</w:t>
       </w:r>
     </w:p>
-    <w:bookmarkEnd w:id="75"/>
-    <w:bookmarkStart w:id="76" w:name="the-concord"/>
+    <w:bookmarkEnd w:id="76"/>
+    <w:bookmarkStart w:id="77" w:name="the-concord"/>
     <w:p>
       <w:pPr>
         <w:pStyle w:val="Heading2"/>
@@ -15396,9 +15970,9 @@
         <w:t xml:space="preserve">is humanity’s Earth-centered civilization: the oldest and largest of the human governments, and the one that signed the Accord. It is not the only one. Three centuries of expansion have produced independent colonies, corporate holdings, merchant leagues and political movements that answer to no one on Earth. Other peoples have their own polities, under their own names.</w:t>
       </w:r>
     </w:p>
-    <w:bookmarkEnd w:id="76"/>
     <w:bookmarkEnd w:id="77"/>
-    <w:bookmarkStart w:id="89" w:name="the-corridors"/>
+    <w:bookmarkEnd w:id="78"/>
+    <w:bookmarkStart w:id="90" w:name="the-corridors"/>
     <w:p>
       <w:pPr>
         <w:pStyle w:val="Heading1"/>
@@ -15428,7 +16002,7 @@
         <w:t xml:space="preserve">.</w:t>
       </w:r>
     </w:p>
-    <w:bookmarkStart w:id="78" w:name="what-the-corridors-are"/>
+    <w:bookmarkStart w:id="79" w:name="what-the-corridors-are"/>
     <w:p>
       <w:pPr>
         <w:pStyle w:val="Heading2"/>
@@ -15498,8 +16072,8 @@
         <w:t xml:space="preserve">Corridor mouths sit at gravitational balance points, often far out from the star. That is where the stations, toll gates, fortresses and Mandate checkpoints are built.</w:t>
       </w:r>
     </w:p>
-    <w:bookmarkEnd w:id="78"/>
-    <w:bookmarkStart w:id="79" w:name="off-the-corridors-the-metric-drive"/>
+    <w:bookmarkEnd w:id="79"/>
+    <w:bookmarkStart w:id="80" w:name="off-the-corridors-the-metric-drive"/>
     <w:p>
       <w:pPr>
         <w:pStyle w:val="Heading2"/>
@@ -15546,7 +16120,7 @@
       <w:pPr>
         <w:numPr>
           <w:ilvl w:val="0"/>
-          <w:numId w:val="1014"/>
+          <w:numId w:val="1015"/>
         </w:numPr>
         <w:pStyle w:val="Compact"/>
       </w:pPr>
@@ -15568,7 +16142,7 @@
       <w:pPr>
         <w:numPr>
           <w:ilvl w:val="0"/>
-          <w:numId w:val="1014"/>
+          <w:numId w:val="1015"/>
         </w:numPr>
         <w:pStyle w:val="Compact"/>
       </w:pPr>
@@ -15590,7 +16164,7 @@
       <w:pPr>
         <w:numPr>
           <w:ilvl w:val="0"/>
-          <w:numId w:val="1014"/>
+          <w:numId w:val="1015"/>
         </w:numPr>
         <w:pStyle w:val="Compact"/>
       </w:pPr>
@@ -15616,8 +16190,8 @@
         <w:t xml:space="preserve">The Vael know the drive’s limits better than anyone: their homeworld’s catastrophe struck hundreds of light-years from the nearest corridor, and even at three times light speed their escape took generations.</w:t>
       </w:r>
     </w:p>
-    <w:bookmarkEnd w:id="79"/>
-    <w:bookmarkStart w:id="80" w:name="depth"/>
+    <w:bookmarkEnd w:id="80"/>
+    <w:bookmarkStart w:id="81" w:name="depth"/>
     <w:p>
       <w:pPr>
         <w:pStyle w:val="Heading2"/>
@@ -15660,8 +16234,8 @@
         <w:t xml:space="preserve">, where two points hundreds or thousands of light-years apart in ordinary space may be very close indeed.</w:t>
       </w:r>
     </w:p>
-    <w:bookmarkEnd w:id="80"/>
-    <w:bookmarkStart w:id="81" w:name="drift-collapse-and-junctions"/>
+    <w:bookmarkEnd w:id="81"/>
+    <w:bookmarkStart w:id="82" w:name="drift-collapse-and-junctions"/>
     <w:p>
       <w:pPr>
         <w:pStyle w:val="Heading2"/>
@@ -15699,8 +16273,8 @@
         <w:t xml:space="preserve">, power gathers: every ship and every message between those regions must pass through.</w:t>
       </w:r>
     </w:p>
-    <w:bookmarkEnd w:id="81"/>
-    <w:bookmarkStart w:id="86" w:name="communication-through-the-deep-fold"/>
+    <w:bookmarkEnd w:id="82"/>
+    <w:bookmarkStart w:id="87" w:name="communication-through-the-deep-fold"/>
     <w:p>
       <w:pPr>
         <w:pStyle w:val="Heading2"/>
@@ -15717,7 +16291,7 @@
         <w:t xml:space="preserve">The civilizations of known space do not rely on conventional radio for interstellar communication. Instead, advanced societies exploit a phenomenon associated with the same hidden geometry that makes corridor travel possible.</w:t>
       </w:r>
     </w:p>
-    <w:bookmarkStart w:id="82" w:name="quantum-gravimetric-communication"/>
+    <w:bookmarkStart w:id="83" w:name="quantum-gravimetric-communication"/>
     <w:p>
       <w:pPr>
         <w:pStyle w:val="Heading3"/>
@@ -15763,8 +16337,8 @@
         <w:t xml:space="preserve">Consequently, quantum-gravimetric communication does not depend upon instantaneous communication through entanglement. The signal physically travels between transmitter and receiver, but through a region of spacetime in which the effective distance between the two points is enormously reduced. To observers limited to normal space, the result can appear to be faster-than-light communication.</w:t>
       </w:r>
     </w:p>
-    <w:bookmarkEnd w:id="82"/>
-    <w:bookmarkStart w:id="83" w:name="why-humanity-didnt-discover-it"/>
+    <w:bookmarkEnd w:id="83"/>
+    <w:bookmarkStart w:id="84" w:name="why-humanity-didnt-discover-it"/>
     <w:p>
       <w:pPr>
         <w:pStyle w:val="Heading3"/>
@@ -15807,8 +16381,8 @@
         <w:t xml:space="preserve">Humanity didn’t know the communications medium existed.</w:t>
       </w:r>
     </w:p>
-    <w:bookmarkEnd w:id="83"/>
-    <w:bookmarkStart w:id="84" w:name="the-antenna"/>
+    <w:bookmarkEnd w:id="84"/>
+    <w:bookmarkStart w:id="85" w:name="the-antenna"/>
     <w:p>
       <w:pPr>
         <w:pStyle w:val="Heading3"/>
@@ -15857,8 +16431,8 @@
         <w:t xml:space="preserve">Humanity had spent centuries listening for voices among the stars. The galaxy had never been silent. Humanity had simply been listening to the wrong part of the universe.</w:t>
       </w:r>
     </w:p>
-    <w:bookmarkEnd w:id="84"/>
-    <w:bookmarkStart w:id="85" w:name="the-network-is-the-map"/>
+    <w:bookmarkEnd w:id="85"/>
+    <w:bookmarkStart w:id="86" w:name="the-network-is-the-map"/>
     <w:p>
       <w:pPr>
         <w:pStyle w:val="Heading3"/>
@@ -15879,7 +16453,7 @@
       <w:pPr>
         <w:numPr>
           <w:ilvl w:val="0"/>
-          <w:numId w:val="1015"/>
+          <w:numId w:val="1016"/>
         </w:numPr>
         <w:pStyle w:val="Compact"/>
       </w:pPr>
@@ -15901,7 +16475,7 @@
       <w:pPr>
         <w:numPr>
           <w:ilvl w:val="0"/>
-          <w:numId w:val="1015"/>
+          <w:numId w:val="1016"/>
         </w:numPr>
         <w:pStyle w:val="Compact"/>
       </w:pPr>
@@ -15923,7 +16497,7 @@
       <w:pPr>
         <w:numPr>
           <w:ilvl w:val="0"/>
-          <w:numId w:val="1015"/>
+          <w:numId w:val="1016"/>
         </w:numPr>
         <w:pStyle w:val="Compact"/>
       </w:pPr>
@@ -15949,9 +16523,9 @@
         <w:t xml:space="preserve">Control of corridor intersections is one of the fundamental sources of political and economic power in known space. For civilizations such as the Tessan, power does not require conquest: control over contracts, debt, corridor access and communications can bind entire worlds without a Tessan soldier ever setting foot on them.</w:t>
       </w:r>
     </w:p>
-    <w:bookmarkEnd w:id="85"/>
     <w:bookmarkEnd w:id="86"/>
-    <w:bookmarkStart w:id="87" w:name="corridors-in-play"/>
+    <w:bookmarkEnd w:id="87"/>
+    <w:bookmarkStart w:id="88" w:name="corridors-in-play"/>
     <w:p>
       <w:pPr>
         <w:pStyle w:val="Heading2"/>
@@ -15964,7 +16538,7 @@
       <w:pPr>
         <w:numPr>
           <w:ilvl w:val="0"/>
-          <w:numId w:val="1016"/>
+          <w:numId w:val="1017"/>
         </w:numPr>
         <w:pStyle w:val="Compact"/>
       </w:pPr>
@@ -15999,7 +16573,7 @@
       <w:pPr>
         <w:numPr>
           <w:ilvl w:val="0"/>
-          <w:numId w:val="1016"/>
+          <w:numId w:val="1017"/>
         </w:numPr>
         <w:pStyle w:val="Compact"/>
       </w:pPr>
@@ -16021,7 +16595,7 @@
       <w:pPr>
         <w:numPr>
           <w:ilvl w:val="0"/>
-          <w:numId w:val="1016"/>
+          <w:numId w:val="1017"/>
         </w:numPr>
         <w:pStyle w:val="Compact"/>
       </w:pPr>
@@ -16043,7 +16617,7 @@
       <w:pPr>
         <w:numPr>
           <w:ilvl w:val="0"/>
-          <w:numId w:val="1016"/>
+          <w:numId w:val="1017"/>
         </w:numPr>
         <w:pStyle w:val="Compact"/>
       </w:pPr>
@@ -16065,7 +16639,7 @@
       <w:pPr>
         <w:numPr>
           <w:ilvl w:val="0"/>
-          <w:numId w:val="1016"/>
+          <w:numId w:val="1017"/>
         </w:numPr>
         <w:pStyle w:val="Compact"/>
       </w:pPr>
@@ -16087,7 +16661,7 @@
       <w:pPr>
         <w:numPr>
           <w:ilvl w:val="0"/>
-          <w:numId w:val="1016"/>
+          <w:numId w:val="1017"/>
         </w:numPr>
         <w:pStyle w:val="Compact"/>
       </w:pPr>
@@ -16138,7 +16712,7 @@
       <w:pPr>
         <w:numPr>
           <w:ilvl w:val="0"/>
-          <w:numId w:val="1016"/>
+          <w:numId w:val="1017"/>
         </w:numPr>
         <w:pStyle w:val="Compact"/>
       </w:pPr>
@@ -16169,8 +16743,8 @@
         <w:t xml:space="preserve">) and Mandate screenings.</w:t>
       </w:r>
     </w:p>
-    <w:bookmarkEnd w:id="87"/>
-    <w:bookmarkStart w:id="88" w:name="controlled-gear"/>
+    <w:bookmarkEnd w:id="88"/>
+    <w:bookmarkStart w:id="89" w:name="controlled-gear"/>
     <w:p>
       <w:pPr>
         <w:pStyle w:val="Heading2"/>
@@ -16733,7 +17307,7 @@
       <w:pPr>
         <w:numPr>
           <w:ilvl w:val="0"/>
-          <w:numId w:val="1017"/>
+          <w:numId w:val="1018"/>
         </w:numPr>
         <w:pStyle w:val="Compact"/>
       </w:pPr>
@@ -16823,7 +17397,7 @@
       <w:pPr>
         <w:numPr>
           <w:ilvl w:val="0"/>
-          <w:numId w:val="1017"/>
+          <w:numId w:val="1018"/>
         </w:numPr>
         <w:pStyle w:val="Compact"/>
       </w:pPr>
@@ -16889,9 +17463,9 @@
         <w:t xml:space="preserve">Edge.</w:t>
       </w:r>
     </w:p>
-    <w:bookmarkEnd w:id="88"/>
     <w:bookmarkEnd w:id="89"/>
-    <w:bookmarkStart w:id="95" w:name="ships-in-a-fight"/>
+    <w:bookmarkEnd w:id="90"/>
+    <w:bookmarkStart w:id="96" w:name="ships-in-a-fight"/>
     <w:p>
       <w:pPr>
         <w:pStyle w:val="Heading1"/>
@@ -16908,7 +17482,7 @@
         <w:t xml:space="preserve">Most crews would rather run than fight, and most fights between ships are short. These rules keep them fast: one roll per station, each exchange.</w:t>
       </w:r>
     </w:p>
-    <w:bookmarkStart w:id="90" w:name="range-in-space"/>
+    <w:bookmarkStart w:id="91" w:name="range-in-space"/>
     <w:p>
       <w:pPr>
         <w:pStyle w:val="Heading2"/>
@@ -17279,8 +17853,8 @@
         <w:t xml:space="preserve">contest. The winner may shift the range one band, in or out. A ship that wins at Extreme range by 5 or more can break contact and run for a corridor mouth or a metric jump.</w:t>
       </w:r>
     </w:p>
-    <w:bookmarkEnd w:id="90"/>
-    <w:bookmarkStart w:id="91" w:name="ship-weapons"/>
+    <w:bookmarkEnd w:id="91"/>
+    <w:bookmarkStart w:id="92" w:name="ship-weapons"/>
     <w:p>
       <w:pPr>
         <w:pStyle w:val="Heading2"/>
@@ -17729,8 +18303,8 @@
         </w:tc>
       </w:tr>
     </w:tbl>
-    <w:bookmarkEnd w:id="91"/>
-    <w:bookmarkStart w:id="92" w:name="the-exchange"/>
+    <w:bookmarkEnd w:id="92"/>
+    <w:bookmarkStart w:id="93" w:name="the-exchange"/>
     <w:p>
       <w:pPr>
         <w:pStyle w:val="Heading2"/>
@@ -18365,8 +18939,8 @@
         <w:t xml:space="preserve">A captain who takes an order doesn’t also work a station that exchange. Commanding well is the job.</w:t>
       </w:r>
     </w:p>
-    <w:bookmarkEnd w:id="92"/>
-    <w:bookmarkStart w:id="93" w:name="hull"/>
+    <w:bookmarkEnd w:id="93"/>
+    <w:bookmarkStart w:id="94" w:name="hull"/>
     <w:p>
       <w:pPr>
         <w:pStyle w:val="Heading2"/>
@@ -18652,8 +19226,8 @@
         <w:t xml:space="preserve">a dock clears the whole track; in the field an engineer patches one box a fight, and a full day’s work clears one more.</w:t>
       </w:r>
     </w:p>
-    <w:bookmarkEnd w:id="93"/>
-    <w:bookmarkStart w:id="94" w:name="enemy-ships"/>
+    <w:bookmarkEnd w:id="94"/>
+    <w:bookmarkStart w:id="95" w:name="enemy-ships"/>
     <w:p>
       <w:pPr>
         <w:pStyle w:val="Heading2"/>
@@ -19332,9 +19906,9 @@
         </w:tc>
       </w:tr>
     </w:tbl>
-    <w:bookmarkEnd w:id="94"/>
     <w:bookmarkEnd w:id="95"/>
-    <w:bookmarkStart w:id="125" w:name="peoples-of-the-corridors"/>
+    <w:bookmarkEnd w:id="96"/>
+    <w:bookmarkStart w:id="126" w:name="peoples-of-the-corridors"/>
     <w:p>
       <w:pPr>
         <w:pStyle w:val="Heading1"/>
@@ -19380,7 +19954,7 @@
         <w:t xml:space="preserve">chapter.</w:t>
       </w:r>
     </w:p>
-    <w:bookmarkStart w:id="96" w:name="the-political-landscape"/>
+    <w:bookmarkStart w:id="97" w:name="the-political-landscape"/>
     <w:p>
       <w:pPr>
         <w:pStyle w:val="Heading2"/>
@@ -19437,8 +20011,8 @@
         <w:t xml:space="preserve">No power controls the entire corridor network, and no species has a monopoly on intelligence, technological innovation, or ambition.</w:t>
       </w:r>
     </w:p>
-    <w:bookmarkEnd w:id="96"/>
-    <w:bookmarkStart w:id="102" w:name="the-established-and-emerging-powers"/>
+    <w:bookmarkEnd w:id="97"/>
+    <w:bookmarkStart w:id="103" w:name="the-established-and-emerging-powers"/>
     <w:p>
       <w:pPr>
         <w:pStyle w:val="Heading2"/>
@@ -19447,7 +20021,7 @@
         <w:t xml:space="preserve">The established and emerging powers</w:t>
       </w:r>
     </w:p>
-    <w:bookmarkStart w:id="97" w:name="humans"/>
+    <w:bookmarkStart w:id="98" w:name="humans"/>
     <w:p>
       <w:pPr>
         <w:pStyle w:val="Heading3"/>
@@ -19488,8 +20062,8 @@
         <w:t xml:space="preserve">Humanity’s economic innovations have begun influencing Tessan institutions, while its explorers and entrepreneurs push into regions older civilizations consider unprofitable or dangerous.</w:t>
       </w:r>
     </w:p>
-    <w:bookmarkEnd w:id="97"/>
-    <w:bookmarkStart w:id="98" w:name="tessan"/>
+    <w:bookmarkEnd w:id="98"/>
+    <w:bookmarkStart w:id="99" w:name="tessan"/>
     <w:p>
       <w:pPr>
         <w:pStyle w:val="Heading3"/>
@@ -19530,8 +20104,8 @@
         <w:t xml:space="preserve">Contact with humanity has introduced new economic thinking into Tessan society, creating a growing division between traditional creditors and reformers who question the profitability of perpetual debt.</w:t>
       </w:r>
     </w:p>
-    <w:bookmarkEnd w:id="98"/>
-    <w:bookmarkStart w:id="99" w:name="kel"/>
+    <w:bookmarkEnd w:id="99"/>
+    <w:bookmarkStart w:id="100" w:name="kel"/>
     <w:p>
       <w:pPr>
         <w:pStyle w:val="Heading3"/>
@@ -19572,8 +20146,8 @@
         <w:t xml:space="preserve">Today, Kel society is divided between contractual loyalists, reformers seeking negotiated emancipation, and radicals who believe their world’s debts can only be ended through force.</w:t>
       </w:r>
     </w:p>
-    <w:bookmarkEnd w:id="99"/>
-    <w:bookmarkStart w:id="100" w:name="mirrun"/>
+    <w:bookmarkEnd w:id="100"/>
+    <w:bookmarkStart w:id="101" w:name="mirrun"/>
     <w:p>
       <w:pPr>
         <w:pStyle w:val="Heading3"/>
@@ -19614,8 +20188,8 @@
         <w:t xml:space="preserve">Mirrun researchers are among the leading specialists in gravimetric resonance detection. Their biological sensitivity inspired several important improvements in corridor instrumentation. Their principal strategic concern is the protection of ocean worlds from extractive industries.</w:t>
       </w:r>
     </w:p>
-    <w:bookmarkEnd w:id="100"/>
-    <w:bookmarkStart w:id="101" w:name="ylith"/>
+    <w:bookmarkEnd w:id="101"/>
+    <w:bookmarkStart w:id="102" w:name="ylith"/>
     <w:p>
       <w:pPr>
         <w:pStyle w:val="Heading3"/>
@@ -19656,9 +20230,9 @@
         <w:t xml:space="preserve">Their independent city-states are renowned for navigation, long-range observation, and exploratory cartography. Ylith navigators have discovered corridors that conventional instruments initially failed to identify.</w:t>
       </w:r>
     </w:p>
-    <w:bookmarkEnd w:id="101"/>
     <w:bookmarkEnd w:id="102"/>
-    <w:bookmarkStart w:id="108" w:name="Xff4a93679c910774e2f02ac587efedb0ceda74a"/>
+    <w:bookmarkEnd w:id="103"/>
+    <w:bookmarkStart w:id="109" w:name="Xff4a93679c910774e2f02ac587efedb0ceda74a"/>
     <w:p>
       <w:pPr>
         <w:pStyle w:val="Heading2"/>
@@ -19691,7 +20265,7 @@
         <w:t xml:space="preserve">Both its internal factions and external enemies have exploited the shifting gravimetric corridors. An imperial province isolated for centuries can become an independent civilization. When its corridor reopens, the Hegemony may return to reclaim it.</w:t>
       </w:r>
     </w:p>
-    <w:bookmarkStart w:id="103" w:name="ozhvek-the-imperial-founders"/>
+    <w:bookmarkStart w:id="104" w:name="ozhvek-the-imperial-founders"/>
     <w:p>
       <w:pPr>
         <w:pStyle w:val="Heading3"/>
@@ -19740,8 +20314,8 @@
         <w:t xml:space="preserve">The greatest threat to Ozhvek dominance is not necessarily another species. It is the inability of their ruling houses to agree on what the Hegemony should become.</w:t>
       </w:r>
     </w:p>
-    <w:bookmarkEnd w:id="103"/>
-    <w:bookmarkStart w:id="104" w:name="dresh-the-imperial-soldiers"/>
+    <w:bookmarkEnd w:id="104"/>
+    <w:bookmarkStart w:id="105" w:name="dresh-the-imperial-soldiers"/>
     <w:p>
       <w:pPr>
         <w:pStyle w:val="Heading3"/>
@@ -19790,8 +20364,8 @@
         <w:t xml:space="preserve">Dresh military society prizes competence and mutual obligation. Their greatest political dispute concerns whether soldiers owe allegiance to the imperial throne, their commanders, or the populations they protect.</w:t>
       </w:r>
     </w:p>
-    <w:bookmarkEnd w:id="104"/>
-    <w:bookmarkStart w:id="105" w:name="shivar-the-keepers-of-orthodoxy"/>
+    <w:bookmarkEnd w:id="105"/>
+    <w:bookmarkStart w:id="106" w:name="shivar-the-keepers-of-orthodoxy"/>
     <w:p>
       <w:pPr>
         <w:pStyle w:val="Heading3"/>
@@ -19848,8 +20422,8 @@
         <w:t xml:space="preserve">The resulting religious schism has fueled uprisings, political assassinations, and wars within the Hegemony.</w:t>
       </w:r>
     </w:p>
-    <w:bookmarkEnd w:id="105"/>
-    <w:bookmarkStart w:id="106" w:name="brulvek-the-industrial-survivors"/>
+    <w:bookmarkEnd w:id="106"/>
+    <w:bookmarkStart w:id="107" w:name="brulvek-the-industrial-survivors"/>
     <w:p>
       <w:pPr>
         <w:pStyle w:val="Heading3"/>
@@ -19906,8 +20480,8 @@
         <w:t xml:space="preserve">Brulvek engineers are highly sought after throughout known space, particularly for their ability to restore machinery that has operated for centuries without replacement parts.</w:t>
       </w:r>
     </w:p>
-    <w:bookmarkEnd w:id="106"/>
-    <w:bookmarkStart w:id="107" w:name="zhaq-the-lost-province"/>
+    <w:bookmarkEnd w:id="107"/>
+    <w:bookmarkStart w:id="108" w:name="zhaq-the-lost-province"/>
     <w:p>
       <w:pPr>
         <w:pStyle w:val="Heading3"/>
@@ -19980,9 +20554,9 @@
         <w:t xml:space="preserve">Their continuing resistance has become a symbol for separatist movements throughout imperial space.</w:t>
       </w:r>
     </w:p>
-    <w:bookmarkEnd w:id="107"/>
     <w:bookmarkEnd w:id="108"/>
-    <w:bookmarkStart w:id="124" w:name="X7cf45656e26c6332fca34295f43177ee2dc74b7"/>
+    <w:bookmarkEnd w:id="109"/>
+    <w:bookmarkStart w:id="125" w:name="X7cf45656e26c6332fca34295f43177ee2dc74b7"/>
     <w:p>
       <w:pPr>
         <w:pStyle w:val="Heading2"/>
@@ -19991,7 +20565,7 @@
         <w:t xml:space="preserve">Independent civilizations and regional powers</w:t>
       </w:r>
     </w:p>
-    <w:bookmarkStart w:id="109" w:name="veyari-the-memory-keepers"/>
+    <w:bookmarkStart w:id="110" w:name="veyari-the-memory-keepers"/>
     <w:p>
       <w:pPr>
         <w:pStyle w:val="Heading3"/>
@@ -20048,8 +20622,8 @@
         <w:t xml:space="preserve">Their greatest strength is knowledge. Their greatest vulnerability is the assumption that knowledge should be preserved even when powerful civilizations would prefer it forgotten.</w:t>
       </w:r>
     </w:p>
-    <w:bookmarkEnd w:id="109"/>
-    <w:bookmarkStart w:id="110" w:name="eshuum-the-distributed-minds"/>
+    <w:bookmarkEnd w:id="110"/>
+    <w:bookmarkStart w:id="111" w:name="eshuum-the-distributed-minds"/>
     <w:p>
       <w:pPr>
         <w:pStyle w:val="Heading3"/>
@@ -20106,8 +20680,8 @@
         <w:t xml:space="preserve">Their political institutions strongly oppose forced separation, biological experimentation without consent, and the ownership of intelligent organisms. These positions have brought them into direct conflict with several Hegemony research authorities.</w:t>
       </w:r>
     </w:p>
-    <w:bookmarkEnd w:id="110"/>
-    <w:bookmarkStart w:id="111" w:name="khaum-the-deep-dwellers"/>
+    <w:bookmarkEnd w:id="111"/>
+    <w:bookmarkStart w:id="112" w:name="khaum-the-deep-dwellers"/>
     <w:p>
       <w:pPr>
         <w:pStyle w:val="Heading3"/>
@@ -20172,8 +20746,8 @@
         <w:t xml:space="preserve">Their underground refuges have sheltered refugees from multiple Hegemony campaigns.</w:t>
       </w:r>
     </w:p>
-    <w:bookmarkEnd w:id="111"/>
-    <w:bookmarkStart w:id="112" w:name="vael-the-living-fleets"/>
+    <w:bookmarkEnd w:id="112"/>
+    <w:bookmarkStart w:id="113" w:name="vael-the-living-fleets"/>
     <w:p>
       <w:pPr>
         <w:pStyle w:val="Heading3"/>
@@ -20230,8 +20804,8 @@
         <w:t xml:space="preserve">Vael flotillas have repeatedly been caught between Hegemony forces and separatist territories. Their determination to remain politically independent has made them both valuable intermediaries and frequent targets of suspicion.</w:t>
       </w:r>
     </w:p>
-    <w:bookmarkEnd w:id="112"/>
-    <w:bookmarkStart w:id="113" w:name="thrum-the-resonant-people"/>
+    <w:bookmarkEnd w:id="113"/>
+    <w:bookmarkStart w:id="114" w:name="thrum-the-resonant-people"/>
     <w:p>
       <w:pPr>
         <w:pStyle w:val="Heading3"/>
@@ -20296,8 +20870,8 @@
         <w:t xml:space="preserve">Their technology is widely respected, although their reluctance to permit military applications has strained relations with several governments.</w:t>
       </w:r>
     </w:p>
-    <w:bookmarkEnd w:id="113"/>
-    <w:bookmarkStart w:id="114" w:name="corvani-the-ecological-architects"/>
+    <w:bookmarkEnd w:id="114"/>
+    <w:bookmarkStart w:id="115" w:name="corvani-the-ecological-architects"/>
     <w:p>
       <w:pPr>
         <w:pStyle w:val="Heading3"/>
@@ -20354,8 +20928,8 @@
         <w:t xml:space="preserve">Corvani restoration teams operate on worlds devastated by Hegemony industrial extraction, although their insistence on ecological safeguards frequently brings them into conflict with mining corporations and colonial governments.</w:t>
       </w:r>
     </w:p>
-    <w:bookmarkEnd w:id="114"/>
-    <w:bookmarkStart w:id="115" w:name="uxarra-the-shifting-ones"/>
+    <w:bookmarkEnd w:id="115"/>
+    <w:bookmarkStart w:id="116" w:name="uxarra-the-shifting-ones"/>
     <w:p>
       <w:pPr>
         <w:pStyle w:val="Heading3"/>
@@ -20412,8 +20986,8 @@
         <w:t xml:space="preserve">Uxarra explorers and rescue specialists are highly valued for operations in unstable environments, particularly worlds affected by corridor disruptions or natural disasters.</w:t>
       </w:r>
     </w:p>
-    <w:bookmarkEnd w:id="115"/>
-    <w:bookmarkStart w:id="116" w:name="sen-the-patient-observers"/>
+    <w:bookmarkEnd w:id="116"/>
+    <w:bookmarkStart w:id="117" w:name="sen-the-patient-observers"/>
     <w:p>
       <w:pPr>
         <w:pStyle w:val="Heading3"/>
@@ -20478,8 +21052,8 @@
         <w:t xml:space="preserve">Their governments rarely intervene in external affairs, but their warnings concerning corridor instability carry considerable weight among navigators and scientists.</w:t>
       </w:r>
     </w:p>
-    <w:bookmarkEnd w:id="116"/>
-    <w:bookmarkStart w:id="117" w:name="joruun-the-borderland-confederates"/>
+    <w:bookmarkEnd w:id="117"/>
+    <w:bookmarkStart w:id="118" w:name="joruun-the-borderland-confederates"/>
     <w:p>
       <w:pPr>
         <w:pStyle w:val="Heading3"/>
@@ -20544,8 +21118,8 @@
         <w:t xml:space="preserve">Their greatest political challenge is maintaining unity during periods when the imperial threat appears to recede.</w:t>
       </w:r>
     </w:p>
-    <w:bookmarkEnd w:id="117"/>
-    <w:bookmarkStart w:id="118" w:name="qor-the-silicon-minds"/>
+    <w:bookmarkEnd w:id="118"/>
+    <w:bookmarkStart w:id="119" w:name="qor-the-silicon-minds"/>
     <w:p>
       <w:pPr>
         <w:pStyle w:val="Heading3"/>
@@ -20618,8 +21192,8 @@
         <w:t xml:space="preserve">Their relationship with the Tessan is complex: Tessan capital has helped expand Qor industry, but Qor political leaders refuse to permit debt arrangements that threaten planetary sovereignty.</w:t>
       </w:r>
     </w:p>
-    <w:bookmarkEnd w:id="118"/>
-    <w:bookmarkStart w:id="119" w:name="ommek-the-makers-of-machines"/>
+    <w:bookmarkEnd w:id="119"/>
+    <w:bookmarkStart w:id="120" w:name="ommek-the-makers-of-machines"/>
     <w:p>
       <w:pPr>
         <w:pStyle w:val="Heading3"/>
@@ -20692,8 +21266,8 @@
         <w:t xml:space="preserve">Ommek defensive systems have made direct conquest prohibitively expensive.</w:t>
       </w:r>
     </w:p>
-    <w:bookmarkEnd w:id="119"/>
-    <w:bookmarkStart w:id="120" w:name="vesh-the-newcomers"/>
+    <w:bookmarkEnd w:id="120"/>
+    <w:bookmarkStart w:id="121" w:name="vesh-the-newcomers"/>
     <w:p>
       <w:pPr>
         <w:pStyle w:val="Heading3"/>
@@ -20766,8 +21340,8 @@
         <w:t xml:space="preserve">Human diplomats have developed a particularly strong interest in Vesh affairs, recognizing many of the difficulties humanity experienced during its own early expansion.</w:t>
       </w:r>
     </w:p>
-    <w:bookmarkEnd w:id="120"/>
-    <w:bookmarkStart w:id="121" w:name="uth-the-refugees-of-empire"/>
+    <w:bookmarkEnd w:id="121"/>
+    <w:bookmarkStart w:id="122" w:name="uth-the-refugees-of-empire"/>
     <w:p>
       <w:pPr>
         <w:pStyle w:val="Heading3"/>
@@ -20840,8 +21414,8 @@
         <w:t xml:space="preserve">Uth activists are prominent in anti-Hegemony movements, although many Uth reject the idea that their people should be defined exclusively by historical suffering.</w:t>
       </w:r>
     </w:p>
-    <w:bookmarkEnd w:id="121"/>
-    <w:bookmarkStart w:id="122" w:name="draelin-the-corridor-cartographers"/>
+    <w:bookmarkEnd w:id="122"/>
+    <w:bookmarkStart w:id="123" w:name="draelin-the-corridor-cartographers"/>
     <w:p>
       <w:pPr>
         <w:pStyle w:val="Heading3"/>
@@ -20922,8 +21496,8 @@
         <w:t xml:space="preserve">Their internal politics are shaped by a central question: whether knowledge of safe passage should be treated as a public good or a commercial asset.</w:t>
       </w:r>
     </w:p>
-    <w:bookmarkEnd w:id="122"/>
-    <w:bookmarkStart w:id="123" w:name="zethri-the-children-of-the-collapse"/>
+    <w:bookmarkEnd w:id="123"/>
+    <w:bookmarkStart w:id="124" w:name="zethri-the-children-of-the-collapse"/>
     <w:p>
       <w:pPr>
         <w:pStyle w:val="Heading3"/>
@@ -21004,10 +21578,10 @@
         <w:t xml:space="preserve">Zethri engineers and planners specialize in building settlements capable of surviving prolonged isolation.</w:t>
       </w:r>
     </w:p>
-    <w:bookmarkEnd w:id="123"/>
     <w:bookmarkEnd w:id="124"/>
     <w:bookmarkEnd w:id="125"/>
-    <w:bookmarkStart w:id="129" w:name="X3145843e1df3f61def4f8ab8c5430269a2a5813"/>
+    <w:bookmarkEnd w:id="126"/>
+    <w:bookmarkStart w:id="130" w:name="X3145843e1df3f61def4f8ab8c5430269a2a5813"/>
     <w:p>
       <w:pPr>
         <w:pStyle w:val="Heading1"/>
@@ -21024,7 +21598,7 @@
         <w:t xml:space="preserve">The Hegemony deserves particular attention because its decline influences nearly every civilization in Fracture Lines.</w:t>
       </w:r>
     </w:p>
-    <w:bookmarkStart w:id="126" w:name="the-five-eras"/>
+    <w:bookmarkStart w:id="127" w:name="the-five-eras"/>
     <w:p>
       <w:pPr>
         <w:pStyle w:val="Heading2"/>
@@ -21037,7 +21611,7 @@
       <w:pPr>
         <w:numPr>
           <w:ilvl w:val="0"/>
-          <w:numId w:val="1018"/>
+          <w:numId w:val="1019"/>
         </w:numPr>
       </w:pPr>
       <w:r>
@@ -21058,7 +21632,7 @@
       <w:pPr>
         <w:numPr>
           <w:ilvl w:val="0"/>
-          <w:numId w:val="1018"/>
+          <w:numId w:val="1019"/>
         </w:numPr>
       </w:pPr>
       <w:r>
@@ -21079,7 +21653,7 @@
       <w:pPr>
         <w:numPr>
           <w:ilvl w:val="0"/>
-          <w:numId w:val="1018"/>
+          <w:numId w:val="1019"/>
         </w:numPr>
       </w:pPr>
       <w:r>
@@ -21100,7 +21674,7 @@
       <w:pPr>
         <w:numPr>
           <w:ilvl w:val="0"/>
-          <w:numId w:val="1018"/>
+          <w:numId w:val="1019"/>
         </w:numPr>
       </w:pPr>
       <w:r>
@@ -21121,7 +21695,7 @@
       <w:pPr>
         <w:numPr>
           <w:ilvl w:val="0"/>
-          <w:numId w:val="1018"/>
+          <w:numId w:val="1019"/>
         </w:numPr>
       </w:pPr>
       <w:r>
@@ -21202,8 +21776,8 @@
         <w:t xml:space="preserve">And an imperial fleet may emerge to announce that the worlds beyond it still belong to the Emperor.</w:t>
       </w:r>
     </w:p>
-    <w:bookmarkEnd w:id="126"/>
-    <w:bookmarkStart w:id="127" w:name="species-and-political-affiliations"/>
+    <w:bookmarkEnd w:id="127"/>
+    <w:bookmarkStart w:id="128" w:name="species-and-political-affiliations"/>
     <w:p>
       <w:pPr>
         <w:pStyle w:val="Heading2"/>
@@ -21512,8 +22086,8 @@
         </w:tc>
       </w:tr>
     </w:tbl>
-    <w:bookmarkEnd w:id="127"/>
-    <w:bookmarkStart w:id="128" w:name="the-galaxy-as-a-setting-for-adventure"/>
+    <w:bookmarkEnd w:id="128"/>
+    <w:bookmarkStart w:id="129" w:name="the-galaxy-as-a-setting-for-adventure"/>
     <w:p>
       <w:pPr>
         <w:pStyle w:val="Heading2"/>
@@ -21570,9 +22144,9 @@
         <w:t xml:space="preserve">The central conflict of Fracture Lines is not simply the struggle between civilizations. It is the struggle between established power and an interstellar order that refuses to remain static.</w:t>
       </w:r>
     </w:p>
-    <w:bookmarkEnd w:id="128"/>
     <w:bookmarkEnd w:id="129"/>
-    <w:bookmarkStart w:id="130" w:name="psionics-and-the-mandates"/>
+    <w:bookmarkEnd w:id="130"/>
+    <w:bookmarkStart w:id="131" w:name="psionics-and-the-mandates"/>
     <w:p>
       <w:pPr>
         <w:pStyle w:val="Heading1"/>
@@ -21659,7 +22233,7 @@
       <w:pPr>
         <w:numPr>
           <w:ilvl w:val="0"/>
-          <w:numId w:val="1019"/>
+          <w:numId w:val="1020"/>
         </w:numPr>
         <w:pStyle w:val="Compact"/>
       </w:pPr>
@@ -21745,7 +22319,7 @@
       <w:pPr>
         <w:numPr>
           <w:ilvl w:val="0"/>
-          <w:numId w:val="1019"/>
+          <w:numId w:val="1020"/>
         </w:numPr>
         <w:pStyle w:val="Compact"/>
       </w:pPr>
@@ -21780,7 +22354,7 @@
       <w:pPr>
         <w:numPr>
           <w:ilvl w:val="0"/>
-          <w:numId w:val="1019"/>
+          <w:numId w:val="1020"/>
         </w:numPr>
         <w:pStyle w:val="Compact"/>
       </w:pPr>
@@ -21818,7 +22392,7 @@
       <w:pPr>
         <w:numPr>
           <w:ilvl w:val="0"/>
-          <w:numId w:val="1019"/>
+          <w:numId w:val="1020"/>
         </w:numPr>
         <w:pStyle w:val="Compact"/>
       </w:pPr>
@@ -22293,8 +22867,8 @@
         </w:tc>
       </w:tr>
     </w:tbl>
-    <w:bookmarkEnd w:id="130"/>
-    <w:bookmarkStart w:id="131" w:name="technology"/>
+    <w:bookmarkEnd w:id="131"/>
+    <w:bookmarkStart w:id="132" w:name="technology"/>
     <w:p>
       <w:pPr>
         <w:pStyle w:val="Heading1"/>
@@ -22307,7 +22881,7 @@
       <w:pPr>
         <w:numPr>
           <w:ilvl w:val="0"/>
-          <w:numId w:val="1020"/>
+          <w:numId w:val="1021"/>
         </w:numPr>
         <w:pStyle w:val="Compact"/>
       </w:pPr>
@@ -22377,7 +22951,7 @@
       <w:pPr>
         <w:numPr>
           <w:ilvl w:val="0"/>
-          <w:numId w:val="1020"/>
+          <w:numId w:val="1021"/>
         </w:numPr>
         <w:pStyle w:val="Compact"/>
       </w:pPr>
@@ -22447,7 +23021,7 @@
       <w:pPr>
         <w:numPr>
           <w:ilvl w:val="0"/>
-          <w:numId w:val="1020"/>
+          <w:numId w:val="1021"/>
         </w:numPr>
         <w:pStyle w:val="Compact"/>
       </w:pPr>
@@ -22469,7 +23043,7 @@
       <w:pPr>
         <w:numPr>
           <w:ilvl w:val="0"/>
-          <w:numId w:val="1020"/>
+          <w:numId w:val="1021"/>
         </w:numPr>
         <w:pStyle w:val="Compact"/>
       </w:pPr>
@@ -22507,7 +23081,7 @@
       <w:pPr>
         <w:numPr>
           <w:ilvl w:val="0"/>
-          <w:numId w:val="1020"/>
+          <w:numId w:val="1021"/>
         </w:numPr>
         <w:pStyle w:val="Compact"/>
       </w:pPr>
@@ -22554,8 +23128,8 @@
         <w:t xml:space="preserve">advantage starts the crew with a ship and a box of Debt. Ship fights and chases run as clocks, with Piloting, Engineering, Sensors and Firearms rolls.</w:t>
       </w:r>
     </w:p>
-    <w:bookmarkEnd w:id="131"/>
-    <w:bookmarkStart w:id="132" w:name="threats"/>
+    <w:bookmarkEnd w:id="132"/>
+    <w:bookmarkStart w:id="133" w:name="threats"/>
     <w:p>
       <w:pPr>
         <w:pStyle w:val="Heading1"/>
@@ -24040,8 +24614,8 @@
         <w:t xml:space="preserve">For a tougher version, add +1 to its targets and one box; for a weaker one, subtract.</w:t>
       </w:r>
     </w:p>
-    <w:bookmarkEnd w:id="132"/>
-    <w:bookmarkStart w:id="140" w:name="ready-made-characters"/>
+    <w:bookmarkEnd w:id="133"/>
+    <w:bookmarkStart w:id="141" w:name="ready-made-characters"/>
     <w:p>
       <w:pPr>
         <w:pStyle w:val="Heading1"/>
@@ -24058,7 +24632,7 @@
         <w:t xml:space="preserve">Characters ready to play, for one-shots, new players, or a group in a hurry. Each follows the creation rules exactly, and their connections tie them together. In the creator, choose one from the ready-made list to open it and make it your own.</w:t>
       </w:r>
     </w:p>
-    <w:bookmarkStart w:id="133" w:name="thessk-varo-hun"/>
+    <w:bookmarkStart w:id="134" w:name="thessk-varo-hun"/>
     <w:p>
       <w:pPr>
         <w:pStyle w:val="Heading2"/>
@@ -24089,7 +24663,7 @@
       <w:pPr>
         <w:numPr>
           <w:ilvl w:val="0"/>
-          <w:numId w:val="1021"/>
+          <w:numId w:val="1022"/>
         </w:numPr>
         <w:pStyle w:val="Compact"/>
       </w:pPr>
@@ -24127,7 +24701,7 @@
       <w:pPr>
         <w:numPr>
           <w:ilvl w:val="0"/>
-          <w:numId w:val="1021"/>
+          <w:numId w:val="1022"/>
         </w:numPr>
         <w:pStyle w:val="Compact"/>
       </w:pPr>
@@ -24149,7 +24723,7 @@
       <w:pPr>
         <w:numPr>
           <w:ilvl w:val="0"/>
-          <w:numId w:val="1021"/>
+          <w:numId w:val="1022"/>
         </w:numPr>
         <w:pStyle w:val="Compact"/>
       </w:pPr>
@@ -24171,7 +24745,7 @@
       <w:pPr>
         <w:numPr>
           <w:ilvl w:val="0"/>
-          <w:numId w:val="1021"/>
+          <w:numId w:val="1022"/>
         </w:numPr>
         <w:pStyle w:val="Compact"/>
       </w:pPr>
@@ -24209,7 +24783,7 @@
       <w:pPr>
         <w:numPr>
           <w:ilvl w:val="0"/>
-          <w:numId w:val="1021"/>
+          <w:numId w:val="1022"/>
         </w:numPr>
         <w:pStyle w:val="Compact"/>
       </w:pPr>
@@ -24243,8 +24817,8 @@
         <w:t xml:space="preserve">She sold Mara Okonkwo the first debt Mara forgave. Neither regrets it.</w:t>
       </w:r>
     </w:p>
-    <w:bookmarkEnd w:id="133"/>
-    <w:bookmarkStart w:id="134" w:name="kesh-of-the-seventh-hive"/>
+    <w:bookmarkEnd w:id="134"/>
+    <w:bookmarkStart w:id="135" w:name="kesh-of-the-seventh-hive"/>
     <w:p>
       <w:pPr>
         <w:pStyle w:val="Heading2"/>
@@ -24275,7 +24849,7 @@
       <w:pPr>
         <w:numPr>
           <w:ilvl w:val="0"/>
-          <w:numId w:val="1022"/>
+          <w:numId w:val="1023"/>
         </w:numPr>
         <w:pStyle w:val="Compact"/>
       </w:pPr>
@@ -24313,7 +24887,7 @@
       <w:pPr>
         <w:numPr>
           <w:ilvl w:val="0"/>
-          <w:numId w:val="1022"/>
+          <w:numId w:val="1023"/>
         </w:numPr>
         <w:pStyle w:val="Compact"/>
       </w:pPr>
@@ -24335,7 +24909,7 @@
       <w:pPr>
         <w:numPr>
           <w:ilvl w:val="0"/>
-          <w:numId w:val="1022"/>
+          <w:numId w:val="1023"/>
         </w:numPr>
         <w:pStyle w:val="Compact"/>
       </w:pPr>
@@ -24357,7 +24931,7 @@
       <w:pPr>
         <w:numPr>
           <w:ilvl w:val="0"/>
-          <w:numId w:val="1022"/>
+          <w:numId w:val="1023"/>
         </w:numPr>
         <w:pStyle w:val="Compact"/>
       </w:pPr>
@@ -24395,7 +24969,7 @@
       <w:pPr>
         <w:numPr>
           <w:ilvl w:val="0"/>
-          <w:numId w:val="1022"/>
+          <w:numId w:val="1023"/>
         </w:numPr>
         <w:pStyle w:val="Compact"/>
       </w:pPr>
@@ -24429,8 +25003,8 @@
         <w:t xml:space="preserve">Ilvi Saradh’s AI found the corridor Kesh’s hive needed; Kesh owes them both.</w:t>
       </w:r>
     </w:p>
-    <w:bookmarkEnd w:id="134"/>
-    <w:bookmarkStart w:id="135" w:name="rook"/>
+    <w:bookmarkEnd w:id="135"/>
+    <w:bookmarkStart w:id="136" w:name="rook"/>
     <w:p>
       <w:pPr>
         <w:pStyle w:val="Heading2"/>
@@ -24461,7 +25035,7 @@
       <w:pPr>
         <w:numPr>
           <w:ilvl w:val="0"/>
-          <w:numId w:val="1023"/>
+          <w:numId w:val="1024"/>
         </w:numPr>
         <w:pStyle w:val="Compact"/>
       </w:pPr>
@@ -24499,7 +25073,7 @@
       <w:pPr>
         <w:numPr>
           <w:ilvl w:val="0"/>
-          <w:numId w:val="1023"/>
+          <w:numId w:val="1024"/>
         </w:numPr>
         <w:pStyle w:val="Compact"/>
       </w:pPr>
@@ -24521,7 +25095,7 @@
       <w:pPr>
         <w:numPr>
           <w:ilvl w:val="0"/>
-          <w:numId w:val="1023"/>
+          <w:numId w:val="1024"/>
         </w:numPr>
         <w:pStyle w:val="Compact"/>
       </w:pPr>
@@ -24543,7 +25117,7 @@
       <w:pPr>
         <w:numPr>
           <w:ilvl w:val="0"/>
-          <w:numId w:val="1023"/>
+          <w:numId w:val="1024"/>
         </w:numPr>
         <w:pStyle w:val="Compact"/>
       </w:pPr>
@@ -24581,7 +25155,7 @@
       <w:pPr>
         <w:numPr>
           <w:ilvl w:val="0"/>
-          <w:numId w:val="1023"/>
+          <w:numId w:val="1024"/>
         </w:numPr>
         <w:pStyle w:val="Compact"/>
       </w:pPr>
@@ -24615,8 +25189,8 @@
         <w:t xml:space="preserve">Brakka was on the other side of that border war. They found out over a drink, and stayed friends.</w:t>
       </w:r>
     </w:p>
-    <w:bookmarkEnd w:id="135"/>
-    <w:bookmarkStart w:id="136" w:name="ilvi-saradh"/>
+    <w:bookmarkEnd w:id="136"/>
+    <w:bookmarkStart w:id="137" w:name="ilvi-saradh"/>
     <w:p>
       <w:pPr>
         <w:pStyle w:val="Heading2"/>
@@ -24647,7 +25221,7 @@
       <w:pPr>
         <w:numPr>
           <w:ilvl w:val="0"/>
-          <w:numId w:val="1024"/>
+          <w:numId w:val="1025"/>
         </w:numPr>
         <w:pStyle w:val="Compact"/>
       </w:pPr>
@@ -24685,7 +25259,7 @@
       <w:pPr>
         <w:numPr>
           <w:ilvl w:val="0"/>
-          <w:numId w:val="1024"/>
+          <w:numId w:val="1025"/>
         </w:numPr>
         <w:pStyle w:val="Compact"/>
       </w:pPr>
@@ -24707,7 +25281,7 @@
       <w:pPr>
         <w:numPr>
           <w:ilvl w:val="0"/>
-          <w:numId w:val="1024"/>
+          <w:numId w:val="1025"/>
         </w:numPr>
         <w:pStyle w:val="Compact"/>
       </w:pPr>
@@ -24729,7 +25303,7 @@
       <w:pPr>
         <w:numPr>
           <w:ilvl w:val="0"/>
-          <w:numId w:val="1024"/>
+          <w:numId w:val="1025"/>
         </w:numPr>
         <w:pStyle w:val="Compact"/>
       </w:pPr>
@@ -24767,7 +25341,7 @@
       <w:pPr>
         <w:numPr>
           <w:ilvl w:val="0"/>
-          <w:numId w:val="1024"/>
+          <w:numId w:val="1025"/>
         </w:numPr>
         <w:pStyle w:val="Compact"/>
       </w:pPr>
@@ -24801,8 +25375,8 @@
         <w:t xml:space="preserve">Quill found the corridor Kesh’s hive needed. Ilvi never told the guild.</w:t>
       </w:r>
     </w:p>
-    <w:bookmarkEnd w:id="136"/>
-    <w:bookmarkStart w:id="137" w:name="dr.-anwe-tal"/>
+    <w:bookmarkEnd w:id="137"/>
+    <w:bookmarkStart w:id="138" w:name="dr.-anwe-tal"/>
     <w:p>
       <w:pPr>
         <w:pStyle w:val="Heading2"/>
@@ -24833,7 +25407,7 @@
       <w:pPr>
         <w:numPr>
           <w:ilvl w:val="0"/>
-          <w:numId w:val="1025"/>
+          <w:numId w:val="1026"/>
         </w:numPr>
         <w:pStyle w:val="Compact"/>
       </w:pPr>
@@ -24871,7 +25445,7 @@
       <w:pPr>
         <w:numPr>
           <w:ilvl w:val="0"/>
-          <w:numId w:val="1025"/>
+          <w:numId w:val="1026"/>
         </w:numPr>
         <w:pStyle w:val="Compact"/>
       </w:pPr>
@@ -24893,7 +25467,7 @@
       <w:pPr>
         <w:numPr>
           <w:ilvl w:val="0"/>
-          <w:numId w:val="1025"/>
+          <w:numId w:val="1026"/>
         </w:numPr>
         <w:pStyle w:val="Compact"/>
       </w:pPr>
@@ -24915,7 +25489,7 @@
       <w:pPr>
         <w:numPr>
           <w:ilvl w:val="0"/>
-          <w:numId w:val="1025"/>
+          <w:numId w:val="1026"/>
         </w:numPr>
         <w:pStyle w:val="Compact"/>
       </w:pPr>
@@ -24953,7 +25527,7 @@
       <w:pPr>
         <w:numPr>
           <w:ilvl w:val="0"/>
-          <w:numId w:val="1025"/>
+          <w:numId w:val="1026"/>
         </w:numPr>
         <w:pStyle w:val="Compact"/>
       </w:pPr>
@@ -24987,8 +25561,8 @@
         <w:t xml:space="preserve">Sable cleaned up the corporation’s files that proved Anwe’s case, and asked nothing for it.</w:t>
       </w:r>
     </w:p>
-    <w:bookmarkEnd w:id="137"/>
-    <w:bookmarkStart w:id="138" w:name="brakka"/>
+    <w:bookmarkEnd w:id="138"/>
+    <w:bookmarkStart w:id="139" w:name="brakka"/>
     <w:p>
       <w:pPr>
         <w:pStyle w:val="Heading2"/>
@@ -25019,7 +25593,7 @@
       <w:pPr>
         <w:numPr>
           <w:ilvl w:val="0"/>
-          <w:numId w:val="1026"/>
+          <w:numId w:val="1027"/>
         </w:numPr>
         <w:pStyle w:val="Compact"/>
       </w:pPr>
@@ -25057,7 +25631,7 @@
       <w:pPr>
         <w:numPr>
           <w:ilvl w:val="0"/>
-          <w:numId w:val="1026"/>
+          <w:numId w:val="1027"/>
         </w:numPr>
         <w:pStyle w:val="Compact"/>
       </w:pPr>
@@ -25079,7 +25653,7 @@
       <w:pPr>
         <w:numPr>
           <w:ilvl w:val="0"/>
-          <w:numId w:val="1026"/>
+          <w:numId w:val="1027"/>
         </w:numPr>
         <w:pStyle w:val="Compact"/>
       </w:pPr>
@@ -25101,7 +25675,7 @@
       <w:pPr>
         <w:numPr>
           <w:ilvl w:val="0"/>
-          <w:numId w:val="1026"/>
+          <w:numId w:val="1027"/>
         </w:numPr>
         <w:pStyle w:val="Compact"/>
       </w:pPr>
@@ -25139,7 +25713,7 @@
       <w:pPr>
         <w:numPr>
           <w:ilvl w:val="0"/>
-          <w:numId w:val="1026"/>
+          <w:numId w:val="1027"/>
         </w:numPr>
         <w:pStyle w:val="Compact"/>
       </w:pPr>
@@ -25173,8 +25747,8 @@
         <w:t xml:space="preserve">Rook fought him across the Zhaq border once. Now Rook watches his back.</w:t>
       </w:r>
     </w:p>
-    <w:bookmarkEnd w:id="138"/>
-    <w:bookmarkStart w:id="139" w:name="sable"/>
+    <w:bookmarkEnd w:id="139"/>
+    <w:bookmarkStart w:id="140" w:name="sable"/>
     <w:p>
       <w:pPr>
         <w:pStyle w:val="Heading2"/>
@@ -25205,7 +25779,7 @@
       <w:pPr>
         <w:numPr>
           <w:ilvl w:val="0"/>
-          <w:numId w:val="1027"/>
+          <w:numId w:val="1028"/>
         </w:numPr>
         <w:pStyle w:val="Compact"/>
       </w:pPr>
@@ -25243,7 +25817,7 @@
       <w:pPr>
         <w:numPr>
           <w:ilvl w:val="0"/>
-          <w:numId w:val="1027"/>
+          <w:numId w:val="1028"/>
         </w:numPr>
         <w:pStyle w:val="Compact"/>
       </w:pPr>
@@ -25265,7 +25839,7 @@
       <w:pPr>
         <w:numPr>
           <w:ilvl w:val="0"/>
-          <w:numId w:val="1027"/>
+          <w:numId w:val="1028"/>
         </w:numPr>
         <w:pStyle w:val="Compact"/>
       </w:pPr>
@@ -25287,7 +25861,7 @@
       <w:pPr>
         <w:numPr>
           <w:ilvl w:val="0"/>
-          <w:numId w:val="1027"/>
+          <w:numId w:val="1028"/>
         </w:numPr>
         <w:pStyle w:val="Compact"/>
       </w:pPr>
@@ -25325,7 +25899,7 @@
       <w:pPr>
         <w:numPr>
           <w:ilvl w:val="0"/>
-          <w:numId w:val="1027"/>
+          <w:numId w:val="1028"/>
         </w:numPr>
         <w:pStyle w:val="Compact"/>
       </w:pPr>
@@ -25359,9 +25933,9 @@
         <w:t xml:space="preserve">Sable cleaned up the files that proved Dr. Anwe Tal’s case, for nothing. Anwe wonders why.</w:t>
       </w:r>
     </w:p>
-    <w:bookmarkEnd w:id="139"/>
     <w:bookmarkEnd w:id="140"/>
-    <w:bookmarkStart w:id="141" w:name="advantages"/>
+    <w:bookmarkEnd w:id="141"/>
+    <w:bookmarkStart w:id="142" w:name="advantages"/>
     <w:p>
       <w:pPr>
         <w:pStyle w:val="Heading1"/>
@@ -26260,8 +26834,8 @@
         <w:t xml:space="preserve">belongs to the whole crew once it’s taken.</w:t>
       </w:r>
     </w:p>
-    <w:bookmarkEnd w:id="141"/>
-    <w:bookmarkStart w:id="167" w:name="species"/>
+    <w:bookmarkEnd w:id="142"/>
+    <w:bookmarkStart w:id="168" w:name="species"/>
     <w:p>
       <w:pPr>
         <w:pStyle w:val="Heading1"/>
@@ -27944,7 +28518,7 @@
         </w:tc>
       </w:tr>
     </w:tbl>
-    <w:bookmarkStart w:id="142" w:name="human"/>
+    <w:bookmarkStart w:id="143" w:name="human"/>
     <w:p>
       <w:pPr>
         <w:pStyle w:val="Heading2"/>
@@ -28257,8 +28831,8 @@
         </w:tc>
       </w:tr>
     </w:tbl>
-    <w:bookmarkEnd w:id="142"/>
-    <w:bookmarkStart w:id="143" w:name="vesh"/>
+    <w:bookmarkEnd w:id="143"/>
+    <w:bookmarkStart w:id="144" w:name="vesh"/>
     <w:p>
       <w:pPr>
         <w:pStyle w:val="Heading2"/>
@@ -28571,8 +29145,8 @@
         </w:tc>
       </w:tr>
     </w:tbl>
-    <w:bookmarkEnd w:id="143"/>
-    <w:bookmarkStart w:id="144" w:name="brulvek"/>
+    <w:bookmarkEnd w:id="144"/>
+    <w:bookmarkStart w:id="145" w:name="brulvek"/>
     <w:p>
       <w:pPr>
         <w:pStyle w:val="Heading2"/>
@@ -28617,7 +29191,7 @@
       <w:pPr>
         <w:numPr>
           <w:ilvl w:val="0"/>
-          <w:numId w:val="1028"/>
+          <w:numId w:val="1029"/>
         </w:numPr>
         <w:pStyle w:val="Compact"/>
       </w:pPr>
@@ -28909,8 +29483,8 @@
         </w:tc>
       </w:tr>
     </w:tbl>
-    <w:bookmarkEnd w:id="144"/>
-    <w:bookmarkStart w:id="145" w:name="corvani"/>
+    <w:bookmarkEnd w:id="145"/>
+    <w:bookmarkStart w:id="146" w:name="corvani"/>
     <w:p>
       <w:pPr>
         <w:pStyle w:val="Heading2"/>
@@ -28955,7 +29529,7 @@
       <w:pPr>
         <w:numPr>
           <w:ilvl w:val="0"/>
-          <w:numId w:val="1029"/>
+          <w:numId w:val="1030"/>
         </w:numPr>
         <w:pStyle w:val="Compact"/>
       </w:pPr>
@@ -29247,8 +29821,8 @@
         </w:tc>
       </w:tr>
     </w:tbl>
-    <w:bookmarkEnd w:id="145"/>
-    <w:bookmarkStart w:id="146" w:name="draelin"/>
+    <w:bookmarkEnd w:id="146"/>
+    <w:bookmarkStart w:id="147" w:name="draelin"/>
     <w:p>
       <w:pPr>
         <w:pStyle w:val="Heading2"/>
@@ -29293,7 +29867,7 @@
       <w:pPr>
         <w:numPr>
           <w:ilvl w:val="0"/>
-          <w:numId w:val="1030"/>
+          <w:numId w:val="1031"/>
         </w:numPr>
         <w:pStyle w:val="Compact"/>
       </w:pPr>
@@ -29305,7 +29879,7 @@
       <w:pPr>
         <w:numPr>
           <w:ilvl w:val="0"/>
-          <w:numId w:val="1030"/>
+          <w:numId w:val="1031"/>
         </w:numPr>
         <w:pStyle w:val="Compact"/>
       </w:pPr>
@@ -29615,8 +30189,8 @@
         </w:tc>
       </w:tr>
     </w:tbl>
-    <w:bookmarkEnd w:id="146"/>
-    <w:bookmarkStart w:id="147" w:name="joruun"/>
+    <w:bookmarkEnd w:id="147"/>
+    <w:bookmarkStart w:id="148" w:name="joruun"/>
     <w:p>
       <w:pPr>
         <w:pStyle w:val="Heading2"/>
@@ -29661,7 +30235,7 @@
       <w:pPr>
         <w:numPr>
           <w:ilvl w:val="0"/>
-          <w:numId w:val="1031"/>
+          <w:numId w:val="1032"/>
         </w:numPr>
         <w:pStyle w:val="Compact"/>
       </w:pPr>
@@ -29953,8 +30527,8 @@
         </w:tc>
       </w:tr>
     </w:tbl>
-    <w:bookmarkEnd w:id="147"/>
-    <w:bookmarkStart w:id="148" w:name="kel-1"/>
+    <w:bookmarkEnd w:id="148"/>
+    <w:bookmarkStart w:id="149" w:name="kel-1"/>
     <w:p>
       <w:pPr>
         <w:pStyle w:val="Heading2"/>
@@ -29999,7 +30573,7 @@
       <w:pPr>
         <w:numPr>
           <w:ilvl w:val="0"/>
-          <w:numId w:val="1032"/>
+          <w:numId w:val="1033"/>
         </w:numPr>
         <w:pStyle w:val="Compact"/>
       </w:pPr>
@@ -30011,7 +30585,7 @@
       <w:pPr>
         <w:numPr>
           <w:ilvl w:val="0"/>
-          <w:numId w:val="1032"/>
+          <w:numId w:val="1033"/>
         </w:numPr>
         <w:pStyle w:val="Compact"/>
       </w:pPr>
@@ -30303,8 +30877,8 @@
         </w:tc>
       </w:tr>
     </w:tbl>
-    <w:bookmarkEnd w:id="148"/>
-    <w:bookmarkStart w:id="149" w:name="mirrun-1"/>
+    <w:bookmarkEnd w:id="149"/>
+    <w:bookmarkStart w:id="150" w:name="mirrun-1"/>
     <w:p>
       <w:pPr>
         <w:pStyle w:val="Heading2"/>
@@ -30349,7 +30923,7 @@
       <w:pPr>
         <w:numPr>
           <w:ilvl w:val="0"/>
-          <w:numId w:val="1033"/>
+          <w:numId w:val="1034"/>
         </w:numPr>
         <w:pStyle w:val="Compact"/>
       </w:pPr>
@@ -30641,8 +31215,8 @@
         </w:tc>
       </w:tr>
     </w:tbl>
-    <w:bookmarkEnd w:id="149"/>
-    <w:bookmarkStart w:id="150" w:name="ommek"/>
+    <w:bookmarkEnd w:id="150"/>
+    <w:bookmarkStart w:id="151" w:name="ommek"/>
     <w:p>
       <w:pPr>
         <w:pStyle w:val="Heading2"/>
@@ -30687,7 +31261,7 @@
       <w:pPr>
         <w:numPr>
           <w:ilvl w:val="0"/>
-          <w:numId w:val="1034"/>
+          <w:numId w:val="1035"/>
         </w:numPr>
         <w:pStyle w:val="Compact"/>
       </w:pPr>
@@ -30997,8 +31571,8 @@
         </w:tc>
       </w:tr>
     </w:tbl>
-    <w:bookmarkEnd w:id="150"/>
-    <w:bookmarkStart w:id="151" w:name="shivar"/>
+    <w:bookmarkEnd w:id="151"/>
+    <w:bookmarkStart w:id="152" w:name="shivar"/>
     <w:p>
       <w:pPr>
         <w:pStyle w:val="Heading2"/>
@@ -31043,7 +31617,7 @@
       <w:pPr>
         <w:numPr>
           <w:ilvl w:val="0"/>
-          <w:numId w:val="1035"/>
+          <w:numId w:val="1036"/>
         </w:numPr>
         <w:pStyle w:val="Compact"/>
       </w:pPr>
@@ -31335,8 +31909,8 @@
         </w:tc>
       </w:tr>
     </w:tbl>
-    <w:bookmarkEnd w:id="151"/>
-    <w:bookmarkStart w:id="152" w:name="tessan-1"/>
+    <w:bookmarkEnd w:id="152"/>
+    <w:bookmarkStart w:id="153" w:name="tessan-1"/>
     <w:p>
       <w:pPr>
         <w:pStyle w:val="Heading2"/>
@@ -31381,7 +31955,7 @@
       <w:pPr>
         <w:numPr>
           <w:ilvl w:val="0"/>
-          <w:numId w:val="1036"/>
+          <w:numId w:val="1037"/>
         </w:numPr>
         <w:pStyle w:val="Compact"/>
       </w:pPr>
@@ -31393,7 +31967,7 @@
       <w:pPr>
         <w:numPr>
           <w:ilvl w:val="0"/>
-          <w:numId w:val="1036"/>
+          <w:numId w:val="1037"/>
         </w:numPr>
         <w:pStyle w:val="Compact"/>
       </w:pPr>
@@ -31685,8 +32259,8 @@
         </w:tc>
       </w:tr>
     </w:tbl>
-    <w:bookmarkEnd w:id="152"/>
-    <w:bookmarkStart w:id="153" w:name="thrum"/>
+    <w:bookmarkEnd w:id="153"/>
+    <w:bookmarkStart w:id="154" w:name="thrum"/>
     <w:p>
       <w:pPr>
         <w:pStyle w:val="Heading2"/>
@@ -31731,7 +32305,7 @@
       <w:pPr>
         <w:numPr>
           <w:ilvl w:val="0"/>
-          <w:numId w:val="1037"/>
+          <w:numId w:val="1038"/>
         </w:numPr>
         <w:pStyle w:val="Compact"/>
       </w:pPr>
@@ -32023,8 +32597,8 @@
         </w:tc>
       </w:tr>
     </w:tbl>
-    <w:bookmarkEnd w:id="153"/>
-    <w:bookmarkStart w:id="154" w:name="uth"/>
+    <w:bookmarkEnd w:id="154"/>
+    <w:bookmarkStart w:id="155" w:name="uth"/>
     <w:p>
       <w:pPr>
         <w:pStyle w:val="Heading2"/>
@@ -32069,7 +32643,7 @@
       <w:pPr>
         <w:numPr>
           <w:ilvl w:val="0"/>
-          <w:numId w:val="1038"/>
+          <w:numId w:val="1039"/>
         </w:numPr>
         <w:pStyle w:val="Compact"/>
       </w:pPr>
@@ -32361,8 +32935,8 @@
         </w:tc>
       </w:tr>
     </w:tbl>
-    <w:bookmarkEnd w:id="154"/>
-    <w:bookmarkStart w:id="155" w:name="uxarra"/>
+    <w:bookmarkEnd w:id="155"/>
+    <w:bookmarkStart w:id="156" w:name="uxarra"/>
     <w:p>
       <w:pPr>
         <w:pStyle w:val="Heading2"/>
@@ -32407,7 +32981,7 @@
       <w:pPr>
         <w:numPr>
           <w:ilvl w:val="0"/>
-          <w:numId w:val="1039"/>
+          <w:numId w:val="1040"/>
         </w:numPr>
         <w:pStyle w:val="Compact"/>
       </w:pPr>
@@ -32699,8 +33273,8 @@
         </w:tc>
       </w:tr>
     </w:tbl>
-    <w:bookmarkEnd w:id="155"/>
-    <w:bookmarkStart w:id="156" w:name="vael"/>
+    <w:bookmarkEnd w:id="156"/>
+    <w:bookmarkStart w:id="157" w:name="vael"/>
     <w:p>
       <w:pPr>
         <w:pStyle w:val="Heading2"/>
@@ -32745,7 +33319,7 @@
       <w:pPr>
         <w:numPr>
           <w:ilvl w:val="0"/>
-          <w:numId w:val="1040"/>
+          <w:numId w:val="1041"/>
         </w:numPr>
         <w:pStyle w:val="Compact"/>
       </w:pPr>
@@ -32757,7 +33331,7 @@
       <w:pPr>
         <w:numPr>
           <w:ilvl w:val="0"/>
-          <w:numId w:val="1040"/>
+          <w:numId w:val="1041"/>
         </w:numPr>
         <w:pStyle w:val="Compact"/>
       </w:pPr>
@@ -33049,8 +33623,8 @@
         </w:tc>
       </w:tr>
     </w:tbl>
-    <w:bookmarkEnd w:id="156"/>
-    <w:bookmarkStart w:id="157" w:name="veyari"/>
+    <w:bookmarkEnd w:id="157"/>
+    <w:bookmarkStart w:id="158" w:name="veyari"/>
     <w:p>
       <w:pPr>
         <w:pStyle w:val="Heading2"/>
@@ -33095,7 +33669,7 @@
       <w:pPr>
         <w:numPr>
           <w:ilvl w:val="0"/>
-          <w:numId w:val="1041"/>
+          <w:numId w:val="1042"/>
         </w:numPr>
         <w:pStyle w:val="Compact"/>
       </w:pPr>
@@ -33387,8 +33961,8 @@
         </w:tc>
       </w:tr>
     </w:tbl>
-    <w:bookmarkEnd w:id="157"/>
-    <w:bookmarkStart w:id="158" w:name="ylith-1"/>
+    <w:bookmarkEnd w:id="158"/>
+    <w:bookmarkStart w:id="159" w:name="ylith-1"/>
     <w:p>
       <w:pPr>
         <w:pStyle w:val="Heading2"/>
@@ -33433,7 +34007,7 @@
       <w:pPr>
         <w:numPr>
           <w:ilvl w:val="0"/>
-          <w:numId w:val="1042"/>
+          <w:numId w:val="1043"/>
         </w:numPr>
         <w:pStyle w:val="Compact"/>
       </w:pPr>
@@ -33445,7 +34019,7 @@
       <w:pPr>
         <w:numPr>
           <w:ilvl w:val="0"/>
-          <w:numId w:val="1042"/>
+          <w:numId w:val="1043"/>
         </w:numPr>
         <w:pStyle w:val="Compact"/>
       </w:pPr>
@@ -33737,8 +34311,8 @@
         </w:tc>
       </w:tr>
     </w:tbl>
-    <w:bookmarkEnd w:id="158"/>
-    <w:bookmarkStart w:id="159" w:name="zethri"/>
+    <w:bookmarkEnd w:id="159"/>
+    <w:bookmarkStart w:id="160" w:name="zethri"/>
     <w:p>
       <w:pPr>
         <w:pStyle w:val="Heading2"/>
@@ -33783,7 +34357,7 @@
       <w:pPr>
         <w:numPr>
           <w:ilvl w:val="0"/>
-          <w:numId w:val="1043"/>
+          <w:numId w:val="1044"/>
         </w:numPr>
         <w:pStyle w:val="Compact"/>
       </w:pPr>
@@ -34075,8 +34649,8 @@
         </w:tc>
       </w:tr>
     </w:tbl>
-    <w:bookmarkEnd w:id="159"/>
-    <w:bookmarkStart w:id="160" w:name="zhaq"/>
+    <w:bookmarkEnd w:id="160"/>
+    <w:bookmarkStart w:id="161" w:name="zhaq"/>
     <w:p>
       <w:pPr>
         <w:pStyle w:val="Heading2"/>
@@ -34121,7 +34695,7 @@
       <w:pPr>
         <w:numPr>
           <w:ilvl w:val="0"/>
-          <w:numId w:val="1044"/>
+          <w:numId w:val="1045"/>
         </w:numPr>
         <w:pStyle w:val="Compact"/>
       </w:pPr>
@@ -34133,7 +34707,7 @@
       <w:pPr>
         <w:numPr>
           <w:ilvl w:val="0"/>
-          <w:numId w:val="1044"/>
+          <w:numId w:val="1045"/>
         </w:numPr>
         <w:pStyle w:val="Compact"/>
       </w:pPr>
@@ -34425,8 +34999,8 @@
         </w:tc>
       </w:tr>
     </w:tbl>
-    <w:bookmarkEnd w:id="160"/>
-    <w:bookmarkStart w:id="161" w:name="dresh"/>
+    <w:bookmarkEnd w:id="161"/>
+    <w:bookmarkStart w:id="162" w:name="dresh"/>
     <w:p>
       <w:pPr>
         <w:pStyle w:val="Heading2"/>
@@ -34471,7 +35045,7 @@
       <w:pPr>
         <w:numPr>
           <w:ilvl w:val="0"/>
-          <w:numId w:val="1045"/>
+          <w:numId w:val="1046"/>
         </w:numPr>
         <w:pStyle w:val="Compact"/>
       </w:pPr>
@@ -34483,7 +35057,7 @@
       <w:pPr>
         <w:numPr>
           <w:ilvl w:val="0"/>
-          <w:numId w:val="1045"/>
+          <w:numId w:val="1046"/>
         </w:numPr>
         <w:pStyle w:val="Compact"/>
       </w:pPr>
@@ -34495,7 +35069,7 @@
       <w:pPr>
         <w:numPr>
           <w:ilvl w:val="0"/>
-          <w:numId w:val="1045"/>
+          <w:numId w:val="1046"/>
         </w:numPr>
         <w:pStyle w:val="Compact"/>
       </w:pPr>
@@ -34787,8 +35361,8 @@
         </w:tc>
       </w:tr>
     </w:tbl>
-    <w:bookmarkEnd w:id="161"/>
-    <w:bookmarkStart w:id="162" w:name="eshuum"/>
+    <w:bookmarkEnd w:id="162"/>
+    <w:bookmarkStart w:id="163" w:name="eshuum"/>
     <w:p>
       <w:pPr>
         <w:pStyle w:val="Heading2"/>
@@ -34833,7 +35407,7 @@
       <w:pPr>
         <w:numPr>
           <w:ilvl w:val="0"/>
-          <w:numId w:val="1046"/>
+          <w:numId w:val="1047"/>
         </w:numPr>
         <w:pStyle w:val="Compact"/>
       </w:pPr>
@@ -34845,7 +35419,7 @@
       <w:pPr>
         <w:numPr>
           <w:ilvl w:val="0"/>
-          <w:numId w:val="1046"/>
+          <w:numId w:val="1047"/>
         </w:numPr>
         <w:pStyle w:val="Compact"/>
       </w:pPr>
@@ -35137,8 +35711,8 @@
         </w:tc>
       </w:tr>
     </w:tbl>
-    <w:bookmarkEnd w:id="162"/>
-    <w:bookmarkStart w:id="163" w:name="khaum"/>
+    <w:bookmarkEnd w:id="163"/>
+    <w:bookmarkStart w:id="164" w:name="khaum"/>
     <w:p>
       <w:pPr>
         <w:pStyle w:val="Heading2"/>
@@ -35183,7 +35757,7 @@
       <w:pPr>
         <w:numPr>
           <w:ilvl w:val="0"/>
-          <w:numId w:val="1047"/>
+          <w:numId w:val="1048"/>
         </w:numPr>
         <w:pStyle w:val="Compact"/>
       </w:pPr>
@@ -35195,7 +35769,7 @@
       <w:pPr>
         <w:numPr>
           <w:ilvl w:val="0"/>
-          <w:numId w:val="1047"/>
+          <w:numId w:val="1048"/>
         </w:numPr>
         <w:pStyle w:val="Compact"/>
       </w:pPr>
@@ -35207,7 +35781,7 @@
       <w:pPr>
         <w:numPr>
           <w:ilvl w:val="0"/>
-          <w:numId w:val="1047"/>
+          <w:numId w:val="1048"/>
         </w:numPr>
         <w:pStyle w:val="Compact"/>
       </w:pPr>
@@ -35499,8 +36073,8 @@
         </w:tc>
       </w:tr>
     </w:tbl>
-    <w:bookmarkEnd w:id="163"/>
-    <w:bookmarkStart w:id="164" w:name="ozhvek"/>
+    <w:bookmarkEnd w:id="164"/>
+    <w:bookmarkStart w:id="165" w:name="ozhvek"/>
     <w:p>
       <w:pPr>
         <w:pStyle w:val="Heading2"/>
@@ -35545,7 +36119,7 @@
       <w:pPr>
         <w:numPr>
           <w:ilvl w:val="0"/>
-          <w:numId w:val="1048"/>
+          <w:numId w:val="1049"/>
         </w:numPr>
         <w:pStyle w:val="Compact"/>
       </w:pPr>
@@ -35557,7 +36131,7 @@
       <w:pPr>
         <w:numPr>
           <w:ilvl w:val="0"/>
-          <w:numId w:val="1048"/>
+          <w:numId w:val="1049"/>
         </w:numPr>
         <w:pStyle w:val="Compact"/>
       </w:pPr>
@@ -35849,8 +36423,8 @@
         </w:tc>
       </w:tr>
     </w:tbl>
-    <w:bookmarkEnd w:id="164"/>
-    <w:bookmarkStart w:id="165" w:name="qor"/>
+    <w:bookmarkEnd w:id="165"/>
+    <w:bookmarkStart w:id="166" w:name="qor"/>
     <w:p>
       <w:pPr>
         <w:pStyle w:val="Heading2"/>
@@ -35895,7 +36469,7 @@
       <w:pPr>
         <w:numPr>
           <w:ilvl w:val="0"/>
-          <w:numId w:val="1049"/>
+          <w:numId w:val="1050"/>
         </w:numPr>
         <w:pStyle w:val="Compact"/>
       </w:pPr>
@@ -35907,7 +36481,7 @@
       <w:pPr>
         <w:numPr>
           <w:ilvl w:val="0"/>
-          <w:numId w:val="1049"/>
+          <w:numId w:val="1050"/>
         </w:numPr>
         <w:pStyle w:val="Compact"/>
       </w:pPr>
@@ -36199,8 +36773,8 @@
         </w:tc>
       </w:tr>
     </w:tbl>
-    <w:bookmarkEnd w:id="165"/>
-    <w:bookmarkStart w:id="166" w:name="sen"/>
+    <w:bookmarkEnd w:id="166"/>
+    <w:bookmarkStart w:id="167" w:name="sen"/>
     <w:p>
       <w:pPr>
         <w:pStyle w:val="Heading2"/>
@@ -36245,7 +36819,7 @@
       <w:pPr>
         <w:numPr>
           <w:ilvl w:val="0"/>
-          <w:numId w:val="1050"/>
+          <w:numId w:val="1051"/>
         </w:numPr>
         <w:pStyle w:val="Compact"/>
       </w:pPr>
@@ -36257,7 +36831,7 @@
       <w:pPr>
         <w:numPr>
           <w:ilvl w:val="0"/>
-          <w:numId w:val="1050"/>
+          <w:numId w:val="1051"/>
         </w:numPr>
         <w:pStyle w:val="Compact"/>
       </w:pPr>
@@ -36549,9 +37123,9 @@
         </w:tc>
       </w:tr>
     </w:tbl>
-    <w:bookmarkEnd w:id="166"/>
     <w:bookmarkEnd w:id="167"/>
-    <w:bookmarkStart w:id="178" w:name="making-your-own"/>
+    <w:bookmarkEnd w:id="168"/>
+    <w:bookmarkStart w:id="179" w:name="making-your-own"/>
     <w:p>
       <w:pPr>
         <w:pStyle w:val="Heading1"/>
@@ -36584,7 +37158,7 @@
         <w:t xml:space="preserve">option at the end of each list, and its checklist holds a custom choice to the same rules as everything else.</w:t>
       </w:r>
     </w:p>
-    <w:bookmarkStart w:id="168" w:name="a-custom-calling"/>
+    <w:bookmarkStart w:id="169" w:name="a-custom-calling"/>
     <w:p>
       <w:pPr>
         <w:pStyle w:val="Heading2"/>
@@ -36605,7 +37179,7 @@
       <w:pPr>
         <w:numPr>
           <w:ilvl w:val="0"/>
-          <w:numId w:val="1051"/>
+          <w:numId w:val="1052"/>
         </w:numPr>
         <w:pStyle w:val="Compact"/>
       </w:pPr>
@@ -36651,7 +37225,7 @@
       <w:pPr>
         <w:numPr>
           <w:ilvl w:val="0"/>
-          <w:numId w:val="1051"/>
+          <w:numId w:val="1052"/>
         </w:numPr>
         <w:pStyle w:val="Compact"/>
       </w:pPr>
@@ -36673,7 +37247,7 @@
       <w:pPr>
         <w:numPr>
           <w:ilvl w:val="0"/>
-          <w:numId w:val="1051"/>
+          <w:numId w:val="1052"/>
         </w:numPr>
         <w:pStyle w:val="Compact"/>
       </w:pPr>
@@ -36695,7 +37269,7 @@
       <w:pPr>
         <w:numPr>
           <w:ilvl w:val="0"/>
-          <w:numId w:val="1051"/>
+          <w:numId w:val="1052"/>
         </w:numPr>
         <w:pStyle w:val="Compact"/>
       </w:pPr>
@@ -36760,8 +37334,8 @@
         <w:t xml:space="preserve">.</w:t>
       </w:r>
     </w:p>
-    <w:bookmarkEnd w:id="168"/>
-    <w:bookmarkStart w:id="177" w:name="a-custom-species"/>
+    <w:bookmarkEnd w:id="169"/>
+    <w:bookmarkStart w:id="178" w:name="a-custom-species"/>
     <w:p>
       <w:pPr>
         <w:pStyle w:val="Heading2"/>
@@ -36778,7 +37352,7 @@
         <w:t xml:space="preserve">Build it with the GM, one step at a time.</w:t>
       </w:r>
     </w:p>
-    <w:bookmarkStart w:id="169" w:name="the-concept"/>
+    <w:bookmarkStart w:id="170" w:name="the-concept"/>
     <w:p>
       <w:pPr>
         <w:pStyle w:val="Heading3"/>
@@ -36795,8 +37369,8 @@
         <w:t xml:space="preserve">Two or three sentences: where they come from, what sets them apart, and how others see them. It should be something the species in this book don’t already cover.</w:t>
       </w:r>
     </w:p>
-    <w:bookmarkEnd w:id="169"/>
-    <w:bookmarkStart w:id="170" w:name="the-tier"/>
+    <w:bookmarkEnd w:id="170"/>
+    <w:bookmarkStart w:id="171" w:name="the-tier"/>
     <w:p>
       <w:pPr>
         <w:pStyle w:val="Heading3"/>
@@ -37093,8 +37667,8 @@
         <w:t xml:space="preserve">When in doubt, choose the higher tier.</w:t>
       </w:r>
     </w:p>
-    <w:bookmarkEnd w:id="170"/>
-    <w:bookmarkStart w:id="171" w:name="attribute-adjustments"/>
+    <w:bookmarkEnd w:id="171"/>
+    <w:bookmarkStart w:id="172" w:name="attribute-adjustments"/>
     <w:p>
       <w:pPr>
         <w:pStyle w:val="Heading3"/>
@@ -37140,8 +37714,8 @@
         <w:t xml:space="preserve">: a +2 needs a −2 or two −1s. The adjustments move the attribute’s base (+1 starts it at 11) and raise its starting maximum (13 plus the bonus). Most species change two to four attributes.</w:t>
       </w:r>
     </w:p>
-    <w:bookmarkEnd w:id="171"/>
-    <w:bookmarkStart w:id="172" w:name="core-rules-tier-1-and-up"/>
+    <w:bookmarkEnd w:id="172"/>
+    <w:bookmarkStart w:id="173" w:name="core-rules-tier-1-and-up"/>
     <w:p>
       <w:pPr>
         <w:pStyle w:val="Heading3"/>
@@ -37158,8 +37732,8 @@
         <w:t xml:space="preserve">One to three short rules that always apply: what they can do (see in the dark, resist cold, a free Trained skill) and what it costs (a weakness, a people’s distrust, a hazard they can’t abide). A strength with no drawback is worth more than it looks, so price it a tier higher.</w:t>
       </w:r>
     </w:p>
-    <w:bookmarkEnd w:id="172"/>
-    <w:bookmarkStart w:id="173" w:name="species-advantages"/>
+    <w:bookmarkEnd w:id="173"/>
+    <w:bookmarkStart w:id="174" w:name="species-advantages"/>
     <w:p>
       <w:pPr>
         <w:pStyle w:val="Heading3"/>
@@ -37214,8 +37788,8 @@
         <w:t xml:space="preserve">: a problem the trait causes, with a clear trigger and a real consequence, which earns a Resolve point when it bites, like any complication. A character takes one advantage, general or species, so make them distinct choices.</w:t>
       </w:r>
     </w:p>
-    <w:bookmarkEnd w:id="173"/>
-    <w:bookmarkStart w:id="174" w:name="an-alternate-form-optional-tier-2-or-3"/>
+    <w:bookmarkEnd w:id="174"/>
+    <w:bookmarkStart w:id="175" w:name="an-alternate-form-optional-tier-2-or-3"/>
     <w:p>
       <w:pPr>
         <w:pStyle w:val="Heading3"/>
@@ -37248,8 +37822,8 @@
         <w:t xml:space="preserve">apply.</w:t>
       </w:r>
     </w:p>
-    <w:bookmarkEnd w:id="174"/>
-    <w:bookmarkStart w:id="175" w:name="in-the-creator"/>
+    <w:bookmarkEnd w:id="175"/>
+    <w:bookmarkStart w:id="176" w:name="in-the-creator"/>
     <w:p>
       <w:pPr>
         <w:pStyle w:val="Heading3"/>
@@ -37262,7 +37836,7 @@
       <w:pPr>
         <w:numPr>
           <w:ilvl w:val="0"/>
-          <w:numId w:val="1052"/>
+          <w:numId w:val="1053"/>
         </w:numPr>
         <w:pStyle w:val="Compact"/>
       </w:pPr>
@@ -37290,7 +37864,7 @@
       <w:pPr>
         <w:numPr>
           <w:ilvl w:val="0"/>
-          <w:numId w:val="1052"/>
+          <w:numId w:val="1053"/>
         </w:numPr>
         <w:pStyle w:val="Compact"/>
       </w:pPr>
@@ -37302,7 +37876,7 @@
       <w:pPr>
         <w:numPr>
           <w:ilvl w:val="0"/>
-          <w:numId w:val="1052"/>
+          <w:numId w:val="1053"/>
         </w:numPr>
         <w:pStyle w:val="Compact"/>
       </w:pPr>
@@ -37330,7 +37904,7 @@
       <w:pPr>
         <w:numPr>
           <w:ilvl w:val="0"/>
-          <w:numId w:val="1052"/>
+          <w:numId w:val="1053"/>
         </w:numPr>
         <w:pStyle w:val="Compact"/>
       </w:pPr>
@@ -37354,8 +37928,8 @@
         <w:t xml:space="preserve">and enter the advantage and its companion complication.</w:t>
       </w:r>
     </w:p>
-    <w:bookmarkEnd w:id="175"/>
-    <w:bookmarkStart w:id="176" w:name="example"/>
+    <w:bookmarkEnd w:id="176"/>
+    <w:bookmarkStart w:id="177" w:name="example"/>
     <w:p>
       <w:pPr>
         <w:pStyle w:val="Heading3"/>
@@ -37460,10 +38034,10 @@
         <w:t xml:space="preserve">: your family’s dynasty calls on you; accept the errand.</w:t>
       </w:r>
     </w:p>
-    <w:bookmarkEnd w:id="176"/>
     <w:bookmarkEnd w:id="177"/>
     <w:bookmarkEnd w:id="178"/>
-    <w:bookmarkStart w:id="179" w:name="complications"/>
+    <w:bookmarkEnd w:id="179"/>
+    <w:bookmarkStart w:id="180" w:name="complications"/>
     <w:p>
       <w:pPr>
         <w:pStyle w:val="Heading1"/>
@@ -38168,8 +38742,8 @@
         </w:tc>
       </w:tr>
     </w:tbl>
-    <w:bookmarkEnd w:id="179"/>
-    <w:bookmarkStart w:id="181" w:name="quick-reference"/>
+    <w:bookmarkEnd w:id="180"/>
+    <w:bookmarkStart w:id="182" w:name="quick-reference"/>
     <w:p>
       <w:pPr>
         <w:pStyle w:val="Heading1"/>
@@ -38301,7 +38875,7 @@
         <w:t xml:space="preserve"> </w:t>
       </w:r>
       <w:r>
-        <w:t xml:space="preserve">move plus one action. Hit → one defense a round (Dodge, Parry or Block; −1 to −3 against a clean hit) → weapon effect. Dodge = Agility −2 plus Athletics training (+0, +1, +2). Parry −3, Block −2 plus the shield. Aim: +1. A 2-box weapon that brings you to three boxes leaves you Dying; at three boxes, another 2-box hit kills.</w:t>
+        <w:t xml:space="preserve">move plus one action. Hit → one defense a round (Dodge, Parry or Block; −1 to −3 against a clean hit) → weapon effect. Dodge = Agility −2 plus Athletics training (+0, +1, +2). Parry −3, Block −2 plus the shield. Aim: +1. Telling hit (by 5+ or natural 3–4): the attacker picks an effect; called shot −2 (small target −4). A 2-box weapon that brings you to three boxes leaves you Dying; at three boxes, another 2-box hit kills.</w:t>
       </w:r>
     </w:p>
     <w:p>
@@ -38337,7 +38911,7 @@
         <w:t xml:space="preserve"> </w:t>
       </w:r>
       <w:r>
-        <w:t xml:space="preserve">start each session with two. Reroll, reduce an injury by one box, or establish a small preparation. Earn one from an accepted complication.</w:t>
+        <w:t xml:space="preserve">start each session with two. Reroll, reduce an injury by one box, shrug off a telling hit, or establish a small preparation. Earn one from an accepted complication.</w:t>
       </w:r>
     </w:p>
     <w:p>
@@ -38360,7 +38934,7 @@
       <w:r>
         <w:t xml:space="preserve"> </w:t>
       </w:r>
-      <w:hyperlink r:id="rId180">
+      <w:hyperlink r:id="rId181">
         <w:r>
           <w:rPr>
             <w:rStyle w:val="Hyperlink"/>
@@ -38372,7 +38946,7 @@
         <w:t xml:space="preserve">. You may share, adapt, and use it for any purpose, including commercially, as long as you give appropriate credit to the author.</w:t>
       </w:r>
     </w:p>
-    <w:bookmarkEnd w:id="181"/>
+    <w:bookmarkEnd w:id="182"/>
     <w:sectPr/>
   </w:body>
 </w:document>
@@ -38734,6 +39308,9 @@
     <w:abstractNumId w:val="991"/>
   </w:num>
   <w:num w:numId="1013">
+    <w:abstractNumId w:val="991"/>
+  </w:num>
+  <w:num w:numId="1014">
     <w:abstractNumId w:val="99411"/>
     <w:lvlOverride w:ilvl="0">
       <w:startOverride w:val="1"/>
@@ -38763,9 +39340,6 @@
       <w:startOverride w:val="1"/>
     </w:lvlOverride>
   </w:num>
-  <w:num w:numId="1014">
-    <w:abstractNumId w:val="991"/>
-  </w:num>
   <w:num w:numId="1015">
     <w:abstractNumId w:val="991"/>
   </w:num>
@@ -38776,6 +39350,9 @@
     <w:abstractNumId w:val="991"/>
   </w:num>
   <w:num w:numId="1018">
+    <w:abstractNumId w:val="991"/>
+  </w:num>
+  <w:num w:numId="1019">
     <w:abstractNumId w:val="99411"/>
     <w:lvlOverride w:ilvl="0">
       <w:startOverride w:val="1"/>
@@ -38804,9 +39381,6 @@
     <w:lvlOverride w:ilvl="8">
       <w:startOverride w:val="1"/>
     </w:lvlOverride>
-  </w:num>
-  <w:num w:numId="1019">
-    <w:abstractNumId w:val="991"/>
   </w:num>
   <w:num w:numId="1020">
     <w:abstractNumId w:val="991"/>
@@ -38902,6 +39476,9 @@
     <w:abstractNumId w:val="991"/>
   </w:num>
   <w:num w:numId="1051">
+    <w:abstractNumId w:val="991"/>
+  </w:num>
+  <w:num w:numId="1052">
     <w:abstractNumId w:val="99411"/>
     <w:lvlOverride w:ilvl="0">
       <w:startOverride w:val="1"/>
@@ -38931,7 +39508,7 @@
       <w:startOverride w:val="1"/>
     </w:lvlOverride>
   </w:num>
-  <w:num w:numId="1052">
+  <w:num w:numId="1053">
     <w:abstractNumId w:val="99411"/>
     <w:lvlOverride w:ilvl="0">
       <w:startOverride w:val="1"/>

--- a/legend-dynamics/site/fracture-lines/Fracture_Lines_Players_Guide.docx
+++ b/legend-dynamics/site/fracture-lines/Fracture_Lines_Players_Guide.docx
@@ -12159,23 +12159,175 @@
         <w:pStyle w:val="FirstParagraph"/>
       </w:pPr>
       <w:r>
-        <w:t xml:space="preserve">Each</w:t>
-      </w:r>
-      <w:r>
-        <w:t xml:space="preserve"> </w:t>
-      </w:r>
-      <w:r>
-        <w:rPr>
-          <w:bCs/>
-          <w:b/>
-        </w:rPr>
-        <w:t xml:space="preserve">full day</w:t>
-      </w:r>
-      <w:r>
-        <w:t xml:space="preserve"> </w:t>
-      </w:r>
-      <w:r>
-        <w:t xml:space="preserve">of rest clears one injury box. Rest means nothing strenuous. At three boxes, rest alone clears nothing: treatment must clear the first box.</w:t>
+        <w:t xml:space="preserve">Rest clears injury one box at a time, and the worse you’re hurt, the longer each box takes. Rest means nothing strenuous: no fighting, no hard travel, no long days of work.</w:t>
+      </w:r>
+    </w:p>
+    <w:tbl>
+      <w:tblPr>
+        <w:tblStyle w:val="Table"/>
+        <w:tblW w:type="auto" w:w="0"/>
+        <w:tblLook w:firstRow="1" w:lastRow="0" w:firstColumn="0" w:lastColumn="0" w:noHBand="0" w:noVBand="0" w:val="0020"/>
+        <w:jc w:val="start"/>
+        <w:tblBorders>
+          <w:top w:val="single" w:sz="4" w:color="B8C2D3"/>
+          <w:left w:val="single" w:sz="4" w:color="B8C2D3"/>
+          <w:bottom w:val="single" w:sz="4" w:color="B8C2D3"/>
+          <w:right w:val="single" w:sz="4" w:color="B8C2D3"/>
+          <w:insideH w:val="single" w:sz="4" w:color="B8C2D3"/>
+          <w:insideV w:val="single" w:sz="4" w:color="B8C2D3"/>
+        </w:tblBorders>
+      </w:tblPr>
+      <w:tblGrid>
+        <w:gridCol w:w="3960"/>
+        <w:gridCol w:w="3960"/>
+      </w:tblGrid>
+      <w:tr>
+        <w:trPr>
+          <w:tblHeader w:val="true"/>
+        </w:trPr>
+        <w:tc>
+          <w:tcPr>
+            <w:shd w:val="clear" w:fill="E9EEF6"/>
+          </w:tcPr>
+          <w:p>
+            <w:pPr>
+              <w:pStyle w:val="Compact"/>
+              <w:jc w:val="left"/>
+            </w:pPr>
+            <w:r>
+              <w:rPr>
+                <w:b/>
+                <w:sz w:val="19"/>
+              </w:rPr>
+              <w:t xml:space="preserve">Boxes marked</w:t>
+            </w:r>
+          </w:p>
+        </w:tc>
+        <w:tc>
+          <w:tcPr>
+            <w:shd w:val="clear" w:fill="E9EEF6"/>
+          </w:tcPr>
+          <w:p>
+            <w:pPr>
+              <w:pStyle w:val="Compact"/>
+              <w:jc w:val="left"/>
+            </w:pPr>
+            <w:r>
+              <w:rPr>
+                <w:b/>
+                <w:sz w:val="19"/>
+              </w:rPr>
+              <w:t xml:space="preserve">Rest to clear one box</w:t>
+            </w:r>
+          </w:p>
+        </w:tc>
+      </w:tr>
+      <w:tr>
+        <w:tc>
+          <w:tcPr/>
+          <w:p>
+            <w:pPr>
+              <w:pStyle w:val="Compact"/>
+              <w:jc w:val="left"/>
+            </w:pPr>
+            <w:r>
+              <w:rPr>
+                <w:b/>
+                <w:sz w:val="19"/>
+              </w:rPr>
+              <w:t xml:space="preserve">1</w:t>
+            </w:r>
+          </w:p>
+        </w:tc>
+        <w:tc>
+          <w:tcPr/>
+          <w:p>
+            <w:pPr>
+              <w:pStyle w:val="Compact"/>
+              <w:jc w:val="left"/>
+            </w:pPr>
+            <w:r>
+              <w:rPr>
+                <w:sz w:val="19"/>
+              </w:rPr>
+              <w:t xml:space="preserve">A full day</w:t>
+            </w:r>
+          </w:p>
+        </w:tc>
+      </w:tr>
+      <w:tr>
+        <w:tc>
+          <w:tcPr/>
+          <w:p>
+            <w:pPr>
+              <w:pStyle w:val="Compact"/>
+              <w:jc w:val="left"/>
+            </w:pPr>
+            <w:r>
+              <w:rPr>
+                <w:b/>
+                <w:sz w:val="19"/>
+              </w:rPr>
+              <w:t xml:space="preserve">2</w:t>
+            </w:r>
+          </w:p>
+        </w:tc>
+        <w:tc>
+          <w:tcPr/>
+          <w:p>
+            <w:pPr>
+              <w:pStyle w:val="Compact"/>
+              <w:jc w:val="left"/>
+            </w:pPr>
+            <w:r>
+              <w:rPr>
+                <w:sz w:val="19"/>
+              </w:rPr>
+              <w:t xml:space="preserve">At least three days</w:t>
+            </w:r>
+          </w:p>
+        </w:tc>
+      </w:tr>
+      <w:tr>
+        <w:tc>
+          <w:tcPr/>
+          <w:p>
+            <w:pPr>
+              <w:pStyle w:val="Compact"/>
+              <w:jc w:val="left"/>
+            </w:pPr>
+            <w:r>
+              <w:rPr>
+                <w:b/>
+                <w:sz w:val="19"/>
+              </w:rPr>
+              <w:t xml:space="preserve">3</w:t>
+            </w:r>
+          </w:p>
+        </w:tc>
+        <w:tc>
+          <w:tcPr/>
+          <w:p>
+            <w:pPr>
+              <w:pStyle w:val="Compact"/>
+              <w:jc w:val="left"/>
+            </w:pPr>
+            <w:r>
+              <w:rPr>
+                <w:sz w:val="19"/>
+              </w:rPr>
+              <w:t xml:space="preserve">A week, and only in someone’s care</w:t>
+            </w:r>
+          </w:p>
+        </w:tc>
+      </w:tr>
+    </w:tbl>
+    <w:p>
+      <w:pPr>
+        <w:pStyle w:val="BodyText"/>
+      </w:pPr>
+      <w:r>
+        <w:t xml:space="preserve">At three boxes, rest alone does nothing until someone has stabilized or treated you; after that, a week of rest in their care clears the first box. A successful treatment is faster. The times add up: from three boxes, rest alone takes about a week and a half to heal completely (a week, then three days, then a day).</w:t>
       </w:r>
     </w:p>
     <w:bookmarkEnd w:id="62"/>
@@ -38893,7 +39045,7 @@
         <w:t xml:space="preserve"> </w:t>
       </w:r>
       <w:r>
-        <w:t xml:space="preserve">stabilize in one action. Field care clears 1 box (2 on margin 5+). Proper care gives +2 and clears 2 (3 on margin 5+). Rest: one box per full day, not from three.</w:t>
+        <w:t xml:space="preserve">stabilize in one action. Field care clears 1 box (2 on margin 5+). Proper care gives +2 and clears 2 (3 on margin 5+). Rest clears a box in a day at 1 box, three days at 2, a week at 3 (in someone’s care).</w:t>
       </w:r>
     </w:p>
     <w:p>

--- a/legend-dynamics/site/fracture-lines/Fracture_Lines_Players_Guide.docx
+++ b/legend-dynamics/site/fracture-lines/Fracture_Lines_Players_Guide.docx
@@ -9097,7 +9097,7 @@
     </w:p>
     <w:bookmarkEnd w:id="48"/>
     <w:bookmarkEnd w:id="49"/>
-    <w:bookmarkStart w:id="58" w:name="personal-combat"/>
+    <w:bookmarkStart w:id="59" w:name="personal-combat"/>
     <w:p>
       <w:pPr>
         <w:pStyle w:val="Heading1"/>
@@ -10151,7 +10151,7 @@
       </w:r>
     </w:p>
     <w:bookmarkEnd w:id="53"/>
-    <w:bookmarkStart w:id="55" w:name="injury"/>
+    <w:bookmarkStart w:id="56" w:name="injury"/>
     <w:p>
       <w:pPr>
         <w:pStyle w:val="Heading2"/>
@@ -10553,14 +10553,13 @@
       </w:r>
     </w:p>
     <w:bookmarkEnd w:id="54"/>
-    <w:bookmarkEnd w:id="55"/>
-    <w:bookmarkStart w:id="56" w:name="weapons-and-damage"/>
-    <w:p>
-      <w:pPr>
-        <w:pStyle w:val="Heading2"/>
-      </w:pPr>
-      <w:r>
-        <w:t xml:space="preserve">Weapons and damage</w:t>
+    <w:bookmarkStart w:id="55" w:name="optional-rule-gritty-combat"/>
+    <w:p>
+      <w:pPr>
+        <w:pStyle w:val="Heading3"/>
+      </w:pPr>
+      <w:r>
+        <w:t xml:space="preserve">Optional rule: gritty combat</w:t>
       </w:r>
     </w:p>
     <w:p>
@@ -10568,7 +10567,7 @@
         <w:pStyle w:val="FirstParagraph"/>
       </w:pPr>
       <w:r>
-        <w:t xml:space="preserve">How many boxes a hit marks depends on the</w:t>
+        <w:t xml:space="preserve">For a harder, bloodier game, the GM can turn on</w:t>
       </w:r>
       <w:r>
         <w:t xml:space="preserve"> </w:t>
@@ -10578,10 +10577,168 @@
           <w:bCs/>
           <w:b/>
         </w:rPr>
-        <w:t xml:space="preserve">weapon</w:t>
-      </w:r>
-      <w:r>
-        <w:t xml:space="preserve">, not on how well the attack succeeded.</w:t>
+        <w:t xml:space="preserve">gritty combat</w:t>
+      </w:r>
+      <w:r>
+        <w:t xml:space="preserve"> </w:t>
+      </w:r>
+      <w:r>
+        <w:t xml:space="preserve">for the campaign (the creator has a switch on the Condition card and in the GM view). The rest of the rules stay the same.</w:t>
+      </w:r>
+    </w:p>
+    <w:p>
+      <w:pPr>
+        <w:pStyle w:val="BodyText"/>
+      </w:pPr>
+      <w:r>
+        <w:rPr>
+          <w:bCs/>
+          <w:b/>
+        </w:rPr>
+        <w:t xml:space="preserve">Grievous hits.</w:t>
+      </w:r>
+      <w:r>
+        <w:t xml:space="preserve"> </w:t>
+      </w:r>
+      <w:r>
+        <w:t xml:space="preserve">A hit that marks</w:t>
+      </w:r>
+      <w:r>
+        <w:t xml:space="preserve"> </w:t>
+      </w:r>
+      <w:r>
+        <w:rPr>
+          <w:bCs/>
+          <w:b/>
+        </w:rPr>
+        <w:t xml:space="preserve">2 or more boxes</w:t>
+      </w:r>
+      <w:r>
+        <w:t xml:space="preserve"> </w:t>
+      </w:r>
+      <w:r>
+        <w:t xml:space="preserve">is</w:t>
+      </w:r>
+      <w:r>
+        <w:t xml:space="preserve"> </w:t>
+      </w:r>
+      <w:r>
+        <w:rPr>
+          <w:bCs/>
+          <w:b/>
+        </w:rPr>
+        <w:t xml:space="preserve">grievous</w:t>
+      </w:r>
+      <w:r>
+        <w:t xml:space="preserve"> </w:t>
+      </w:r>
+      <w:r>
+        <w:t xml:space="preserve">when the attack succeeded by</w:t>
+      </w:r>
+      <w:r>
+        <w:t xml:space="preserve"> </w:t>
+      </w:r>
+      <w:r>
+        <w:rPr>
+          <w:bCs/>
+          <w:b/>
+        </w:rPr>
+        <w:t xml:space="preserve">7 or more</w:t>
+      </w:r>
+      <w:r>
+        <w:t xml:space="preserve">, rolled a</w:t>
+      </w:r>
+      <w:r>
+        <w:t xml:space="preserve"> </w:t>
+      </w:r>
+      <w:r>
+        <w:rPr>
+          <w:bCs/>
+          <w:b/>
+        </w:rPr>
+        <w:t xml:space="preserve">natural 3 or 4</w:t>
+      </w:r>
+      <w:r>
+        <w:t xml:space="preserve">, or left the target</w:t>
+      </w:r>
+      <w:r>
+        <w:t xml:space="preserve"> </w:t>
+      </w:r>
+      <w:r>
+        <w:rPr>
+          <w:bCs/>
+          <w:b/>
+        </w:rPr>
+        <w:t xml:space="preserve">Dying</w:t>
+      </w:r>
+      <w:r>
+        <w:t xml:space="preserve">.</w:t>
+      </w:r>
+    </w:p>
+    <w:p>
+      <w:pPr>
+        <w:numPr>
+          <w:ilvl w:val="0"/>
+          <w:numId w:val="1011"/>
+        </w:numPr>
+        <w:pStyle w:val="Compact"/>
+      </w:pPr>
+      <w:r>
+        <w:rPr>
+          <w:bCs/>
+          <w:b/>
+        </w:rPr>
+        <w:t xml:space="preserve">A character</w:t>
+      </w:r>
+      <w:r>
+        <w:t xml:space="preserve"> </w:t>
+      </w:r>
+      <w:r>
+        <w:t xml:space="preserve">rolls 3d6 on the table below and suffers the result on top of the boxes.</w:t>
+      </w:r>
+    </w:p>
+    <w:p>
+      <w:pPr>
+        <w:numPr>
+          <w:ilvl w:val="0"/>
+          <w:numId w:val="1011"/>
+        </w:numPr>
+        <w:pStyle w:val="Compact"/>
+      </w:pPr>
+      <w:r>
+        <w:rPr>
+          <w:bCs/>
+          <w:b/>
+        </w:rPr>
+        <w:t xml:space="preserve">An opponent</w:t>
+      </w:r>
+      <w:r>
+        <w:t xml:space="preserve"> </w:t>
+      </w:r>
+      <w:r>
+        <w:t xml:space="preserve">is simply taken out: no roll, no boxes to count. Describe how, or let the GM view roll a description.</w:t>
+      </w:r>
+    </w:p>
+    <w:p>
+      <w:pPr>
+        <w:numPr>
+          <w:ilvl w:val="0"/>
+          <w:numId w:val="1011"/>
+        </w:numPr>
+        <w:pStyle w:val="Compact"/>
+      </w:pPr>
+      <w:r>
+        <w:rPr>
+          <w:bCs/>
+          <w:b/>
+        </w:rPr>
+        <w:t xml:space="preserve">With a telling hit,</w:t>
+      </w:r>
+      <w:r>
+        <w:t xml:space="preserve"> </w:t>
+      </w:r>
+      <w:r>
+        <w:t xml:space="preserve">the attacker also chooses which limb.</w:t>
       </w:r>
     </w:p>
     <w:tbl>
@@ -10623,6 +10780,610 @@
                 <w:b/>
                 <w:sz w:val="19"/>
               </w:rPr>
+              <w:t xml:space="preserve">3d6</w:t>
+            </w:r>
+          </w:p>
+        </w:tc>
+        <w:tc>
+          <w:tcPr>
+            <w:shd w:val="clear" w:fill="E9EEF6"/>
+          </w:tcPr>
+          <w:p>
+            <w:pPr>
+              <w:pStyle w:val="Compact"/>
+              <w:jc w:val="left"/>
+            </w:pPr>
+            <w:r>
+              <w:rPr>
+                <w:b/>
+                <w:sz w:val="19"/>
+              </w:rPr>
+              <w:t xml:space="preserve">Grievous wound</w:t>
+            </w:r>
+          </w:p>
+        </w:tc>
+        <w:tc>
+          <w:tcPr>
+            <w:shd w:val="clear" w:fill="E9EEF6"/>
+          </w:tcPr>
+          <w:p>
+            <w:pPr>
+              <w:pStyle w:val="Compact"/>
+              <w:jc w:val="left"/>
+            </w:pPr>
+            <w:r>
+              <w:rPr>
+                <w:b/>
+                <w:sz w:val="19"/>
+              </w:rPr>
+              <w:t xml:space="preserve">Effect</w:t>
+            </w:r>
+          </w:p>
+        </w:tc>
+        <w:tc>
+          <w:tcPr>
+            <w:shd w:val="clear" w:fill="E9EEF6"/>
+          </w:tcPr>
+          <w:p>
+            <w:pPr>
+              <w:pStyle w:val="Compact"/>
+              <w:jc w:val="left"/>
+            </w:pPr>
+            <w:r>
+              <w:rPr>
+                <w:b/>
+                <w:sz w:val="19"/>
+              </w:rPr>
+              <w:t xml:space="preserve">Heals</w:t>
+            </w:r>
+          </w:p>
+        </w:tc>
+      </w:tr>
+      <w:tr>
+        <w:tc>
+          <w:tcPr/>
+          <w:p>
+            <w:pPr>
+              <w:pStyle w:val="Compact"/>
+              <w:jc w:val="left"/>
+            </w:pPr>
+            <w:r>
+              <w:rPr>
+                <w:b/>
+                <w:sz w:val="19"/>
+              </w:rPr>
+              <w:t xml:space="preserve">3–4</w:t>
+            </w:r>
+          </w:p>
+        </w:tc>
+        <w:tc>
+          <w:tcPr/>
+          <w:p>
+            <w:pPr>
+              <w:pStyle w:val="Compact"/>
+              <w:jc w:val="left"/>
+            </w:pPr>
+            <w:r>
+              <w:rPr>
+                <w:sz w:val="19"/>
+              </w:rPr>
+              <w:t xml:space="preserve">Lost limb</w:t>
+            </w:r>
+          </w:p>
+        </w:tc>
+        <w:tc>
+          <w:tcPr/>
+          <w:p>
+            <w:pPr>
+              <w:pStyle w:val="Compact"/>
+              <w:jc w:val="left"/>
+            </w:pPr>
+            <w:r>
+              <w:rPr>
+                <w:sz w:val="19"/>
+              </w:rPr>
+              <w:t xml:space="preserve">A hand, an arm or a leg is gone for good; the GM says which. −4 to tasks that need it, or impossible. Dying unless someone stops the bleeding. A prosthetic or cybernetic replacement can restore it, at a price.</w:t>
+            </w:r>
+          </w:p>
+        </w:tc>
+        <w:tc>
+          <w:tcPr/>
+          <w:p>
+            <w:pPr>
+              <w:pStyle w:val="Compact"/>
+              <w:jc w:val="left"/>
+            </w:pPr>
+            <w:r>
+              <w:rPr>
+                <w:sz w:val="19"/>
+              </w:rPr>
+              <w:t xml:space="preserve">Never: a complication</w:t>
+            </w:r>
+          </w:p>
+        </w:tc>
+      </w:tr>
+      <w:tr>
+        <w:tc>
+          <w:tcPr/>
+          <w:p>
+            <w:pPr>
+              <w:pStyle w:val="Compact"/>
+              <w:jc w:val="left"/>
+            </w:pPr>
+            <w:r>
+              <w:rPr>
+                <w:b/>
+                <w:sz w:val="19"/>
+              </w:rPr>
+              <w:t xml:space="preserve">5–6</w:t>
+            </w:r>
+          </w:p>
+        </w:tc>
+        <w:tc>
+          <w:tcPr/>
+          <w:p>
+            <w:pPr>
+              <w:pStyle w:val="Compact"/>
+              <w:jc w:val="left"/>
+            </w:pPr>
+            <w:r>
+              <w:rPr>
+                <w:sz w:val="19"/>
+              </w:rPr>
+              <w:t xml:space="preserve">Lost eye</w:t>
+            </w:r>
+          </w:p>
+        </w:tc>
+        <w:tc>
+          <w:tcPr/>
+          <w:p>
+            <w:pPr>
+              <w:pStyle w:val="Compact"/>
+              <w:jc w:val="left"/>
+            </w:pPr>
+            <w:r>
+              <w:rPr>
+                <w:sz w:val="19"/>
+              </w:rPr>
+              <w:t xml:space="preserve">−2 to Firearms and to spotting things, until a cybernetic or cloned eye replaces it.</w:t>
+            </w:r>
+          </w:p>
+        </w:tc>
+        <w:tc>
+          <w:tcPr/>
+          <w:p>
+            <w:pPr>
+              <w:pStyle w:val="Compact"/>
+              <w:jc w:val="left"/>
+            </w:pPr>
+            <w:r>
+              <w:rPr>
+                <w:sz w:val="19"/>
+              </w:rPr>
+              <w:t xml:space="preserve">Never: a complication</w:t>
+            </w:r>
+          </w:p>
+        </w:tc>
+      </w:tr>
+      <w:tr>
+        <w:tc>
+          <w:tcPr/>
+          <w:p>
+            <w:pPr>
+              <w:pStyle w:val="Compact"/>
+              <w:jc w:val="left"/>
+            </w:pPr>
+            <w:r>
+              <w:rPr>
+                <w:b/>
+                <w:sz w:val="19"/>
+              </w:rPr>
+              <w:t xml:space="preserve">7–9</w:t>
+            </w:r>
+          </w:p>
+        </w:tc>
+        <w:tc>
+          <w:tcPr/>
+          <w:p>
+            <w:pPr>
+              <w:pStyle w:val="Compact"/>
+              <w:jc w:val="left"/>
+            </w:pPr>
+            <w:r>
+              <w:rPr>
+                <w:sz w:val="19"/>
+              </w:rPr>
+              <w:t xml:space="preserve">Broken bone</w:t>
+            </w:r>
+          </w:p>
+        </w:tc>
+        <w:tc>
+          <w:tcPr/>
+          <w:p>
+            <w:pPr>
+              <w:pStyle w:val="Compact"/>
+              <w:jc w:val="left"/>
+            </w:pPr>
+            <w:r>
+              <w:rPr>
+                <w:sz w:val="19"/>
+              </w:rPr>
+              <w:t xml:space="preserve">The limb is useless until it’s set with proper care.</w:t>
+            </w:r>
+          </w:p>
+        </w:tc>
+        <w:tc>
+          <w:tcPr/>
+          <w:p>
+            <w:pPr>
+              <w:pStyle w:val="Compact"/>
+              <w:jc w:val="left"/>
+            </w:pPr>
+            <w:r>
+              <w:rPr>
+                <w:sz w:val="19"/>
+              </w:rPr>
+              <w:t xml:space="preserve">Several weeks</w:t>
+            </w:r>
+          </w:p>
+        </w:tc>
+      </w:tr>
+      <w:tr>
+        <w:tc>
+          <w:tcPr/>
+          <w:p>
+            <w:pPr>
+              <w:pStyle w:val="Compact"/>
+              <w:jc w:val="left"/>
+            </w:pPr>
+            <w:r>
+              <w:rPr>
+                <w:b/>
+                <w:sz w:val="19"/>
+              </w:rPr>
+              <w:t xml:space="preserve">10–12</w:t>
+            </w:r>
+          </w:p>
+        </w:tc>
+        <w:tc>
+          <w:tcPr/>
+          <w:p>
+            <w:pPr>
+              <w:pStyle w:val="Compact"/>
+              <w:jc w:val="left"/>
+            </w:pPr>
+            <w:r>
+              <w:rPr>
+                <w:sz w:val="19"/>
+              </w:rPr>
+              <w:t xml:space="preserve">Torn muscle</w:t>
+            </w:r>
+          </w:p>
+        </w:tc>
+        <w:tc>
+          <w:tcPr/>
+          <w:p>
+            <w:pPr>
+              <w:pStyle w:val="Compact"/>
+              <w:jc w:val="left"/>
+            </w:pPr>
+            <w:r>
+              <w:rPr>
+                <w:sz w:val="19"/>
+              </w:rPr>
+              <w:t xml:space="preserve">−1 to physical tasks.</w:t>
+            </w:r>
+          </w:p>
+        </w:tc>
+        <w:tc>
+          <w:tcPr/>
+          <w:p>
+            <w:pPr>
+              <w:pStyle w:val="Compact"/>
+              <w:jc w:val="left"/>
+            </w:pPr>
+            <w:r>
+              <w:rPr>
+                <w:sz w:val="19"/>
+              </w:rPr>
+              <w:t xml:space="preserve">Several weeks</w:t>
+            </w:r>
+          </w:p>
+        </w:tc>
+      </w:tr>
+      <w:tr>
+        <w:tc>
+          <w:tcPr/>
+          <w:p>
+            <w:pPr>
+              <w:pStyle w:val="Compact"/>
+              <w:jc w:val="left"/>
+            </w:pPr>
+            <w:r>
+              <w:rPr>
+                <w:b/>
+                <w:sz w:val="19"/>
+              </w:rPr>
+              <w:t xml:space="preserve">13–15</w:t>
+            </w:r>
+          </w:p>
+        </w:tc>
+        <w:tc>
+          <w:tcPr/>
+          <w:p>
+            <w:pPr>
+              <w:pStyle w:val="Compact"/>
+              <w:jc w:val="left"/>
+            </w:pPr>
+            <w:r>
+              <w:rPr>
+                <w:sz w:val="19"/>
+              </w:rPr>
+              <w:t xml:space="preserve">Concussion</w:t>
+            </w:r>
+          </w:p>
+        </w:tc>
+        <w:tc>
+          <w:tcPr/>
+          <w:p>
+            <w:pPr>
+              <w:pStyle w:val="Compact"/>
+              <w:jc w:val="left"/>
+            </w:pPr>
+            <w:r>
+              <w:rPr>
+                <w:sz w:val="19"/>
+              </w:rPr>
+              <w:t xml:space="preserve">Stunned, and −2 to thinking tasks for the scene.</w:t>
+            </w:r>
+          </w:p>
+        </w:tc>
+        <w:tc>
+          <w:tcPr/>
+          <w:p>
+            <w:pPr>
+              <w:pStyle w:val="Compact"/>
+              <w:jc w:val="left"/>
+            </w:pPr>
+            <w:r>
+              <w:rPr>
+                <w:sz w:val="19"/>
+              </w:rPr>
+              <w:t xml:space="preserve">After the scene</w:t>
+            </w:r>
+          </w:p>
+        </w:tc>
+      </w:tr>
+      <w:tr>
+        <w:tc>
+          <w:tcPr/>
+          <w:p>
+            <w:pPr>
+              <w:pStyle w:val="Compact"/>
+              <w:jc w:val="left"/>
+            </w:pPr>
+            <w:r>
+              <w:rPr>
+                <w:b/>
+                <w:sz w:val="19"/>
+              </w:rPr>
+              <w:t xml:space="preserve">16–18</w:t>
+            </w:r>
+          </w:p>
+        </w:tc>
+        <w:tc>
+          <w:tcPr/>
+          <w:p>
+            <w:pPr>
+              <w:pStyle w:val="Compact"/>
+              <w:jc w:val="left"/>
+            </w:pPr>
+            <w:r>
+              <w:rPr>
+                <w:sz w:val="19"/>
+              </w:rPr>
+              <w:t xml:space="preserve">Internal injury</w:t>
+            </w:r>
+          </w:p>
+        </w:tc>
+        <w:tc>
+          <w:tcPr/>
+          <w:p>
+            <w:pPr>
+              <w:pStyle w:val="Compact"/>
+              <w:jc w:val="left"/>
+            </w:pPr>
+            <w:r>
+              <w:rPr>
+                <w:sz w:val="19"/>
+              </w:rPr>
+              <w:t xml:space="preserve">Dying even with boxes to spare; it needs a med-bay or a clinic’s surgeons.</w:t>
+            </w:r>
+          </w:p>
+        </w:tc>
+        <w:tc>
+          <w:tcPr/>
+          <w:p>
+            <w:pPr>
+              <w:pStyle w:val="Compact"/>
+              <w:jc w:val="left"/>
+            </w:pPr>
+            <w:r>
+              <w:rPr>
+                <w:sz w:val="19"/>
+              </w:rPr>
+              <w:t xml:space="preserve">Several weeks after surgery</w:t>
+            </w:r>
+          </w:p>
+        </w:tc>
+      </w:tr>
+    </w:tbl>
+    <w:p>
+      <w:pPr>
+        <w:numPr>
+          <w:ilvl w:val="0"/>
+          <w:numId w:val="1012"/>
+        </w:numPr>
+        <w:pStyle w:val="Compact"/>
+      </w:pPr>
+      <w:r>
+        <w:rPr>
+          <w:bCs/>
+          <w:b/>
+        </w:rPr>
+        <w:t xml:space="preserve">Resolve.</w:t>
+      </w:r>
+      <w:r>
+        <w:t xml:space="preserve"> </w:t>
+      </w:r>
+      <w:r>
+        <w:t xml:space="preserve">Spend a Resolve point to</w:t>
+      </w:r>
+      <w:r>
+        <w:t xml:space="preserve"> </w:t>
+      </w:r>
+      <w:r>
+        <w:rPr>
+          <w:bCs/>
+          <w:b/>
+        </w:rPr>
+        <w:t xml:space="preserve">downgrade</w:t>
+      </w:r>
+      <w:r>
+        <w:t xml:space="preserve"> </w:t>
+      </w:r>
+      <w:r>
+        <w:t xml:space="preserve">a grievous wound one step: lost limb becomes broken bone; lost eye becomes concussion; broken bone becomes torn muscle; torn muscle becomes nothing lasting; concussion becomes nothing lasting; internal injury becomes torn muscle.</w:t>
+      </w:r>
+    </w:p>
+    <w:p>
+      <w:pPr>
+        <w:numPr>
+          <w:ilvl w:val="0"/>
+          <w:numId w:val="1012"/>
+        </w:numPr>
+        <w:pStyle w:val="Compact"/>
+      </w:pPr>
+      <w:r>
+        <w:rPr>
+          <w:bCs/>
+          <w:b/>
+        </w:rPr>
+        <w:t xml:space="preserve">A limb for a life.</w:t>
+      </w:r>
+      <w:r>
+        <w:t xml:space="preserve"> </w:t>
+      </w:r>
+      <w:r>
+        <w:t xml:space="preserve">Once a fight, a character who would be left Dying or killed can</w:t>
+      </w:r>
+      <w:r>
+        <w:t xml:space="preserve"> </w:t>
+      </w:r>
+      <w:r>
+        <w:rPr>
+          <w:bCs/>
+          <w:b/>
+        </w:rPr>
+        <w:t xml:space="preserve">lose a limb, or the use of one</w:t>
+      </w:r>
+      <w:r>
+        <w:t xml:space="preserve">, instead. They live, Incapacitated but stable, and the limb becomes a complication. It replaces any grievous wound from the same hit.</w:t>
+      </w:r>
+    </w:p>
+    <w:p>
+      <w:pPr>
+        <w:numPr>
+          <w:ilvl w:val="0"/>
+          <w:numId w:val="1012"/>
+        </w:numPr>
+        <w:pStyle w:val="Compact"/>
+      </w:pPr>
+      <w:r>
+        <w:rPr>
+          <w:bCs/>
+          <w:b/>
+        </w:rPr>
+        <w:t xml:space="preserve">Healing.</w:t>
+      </w:r>
+      <w:r>
+        <w:t xml:space="preserve"> </w:t>
+      </w:r>
+      <w:r>
+        <w:t xml:space="preserve">Grievous wounds heal on their own clock, whatever the boxes say. A lost limb, a lost eye or a disfigurement never heals.</w:t>
+      </w:r>
+    </w:p>
+    <w:bookmarkEnd w:id="55"/>
+    <w:bookmarkEnd w:id="56"/>
+    <w:bookmarkStart w:id="57" w:name="weapons-and-damage"/>
+    <w:p>
+      <w:pPr>
+        <w:pStyle w:val="Heading2"/>
+      </w:pPr>
+      <w:r>
+        <w:t xml:space="preserve">Weapons and damage</w:t>
+      </w:r>
+    </w:p>
+    <w:p>
+      <w:pPr>
+        <w:pStyle w:val="FirstParagraph"/>
+      </w:pPr>
+      <w:r>
+        <w:t xml:space="preserve">How many boxes a hit marks depends on the</w:t>
+      </w:r>
+      <w:r>
+        <w:t xml:space="preserve"> </w:t>
+      </w:r>
+      <w:r>
+        <w:rPr>
+          <w:bCs/>
+          <w:b/>
+        </w:rPr>
+        <w:t xml:space="preserve">weapon</w:t>
+      </w:r>
+      <w:r>
+        <w:t xml:space="preserve">, not on how well the attack succeeded.</w:t>
+      </w:r>
+    </w:p>
+    <w:tbl>
+      <w:tblPr>
+        <w:tblStyle w:val="Table"/>
+        <w:tblW w:type="pct" w:w="5000"/>
+        <w:tblLook w:firstRow="1" w:lastRow="0" w:firstColumn="0" w:lastColumn="0" w:noHBand="0" w:noVBand="0" w:val="0020"/>
+        <w:jc w:val="start"/>
+        <w:tblBorders>
+          <w:top w:val="single" w:sz="4" w:color="B8C2D3"/>
+          <w:left w:val="single" w:sz="4" w:color="B8C2D3"/>
+          <w:bottom w:val="single" w:sz="4" w:color="B8C2D3"/>
+          <w:right w:val="single" w:sz="4" w:color="B8C2D3"/>
+          <w:insideH w:val="single" w:sz="4" w:color="B8C2D3"/>
+          <w:insideV w:val="single" w:sz="4" w:color="B8C2D3"/>
+        </w:tblBorders>
+      </w:tblPr>
+      <w:tblGrid>
+        <w:gridCol w:w="1980"/>
+        <w:gridCol w:w="1980"/>
+        <w:gridCol w:w="1980"/>
+        <w:gridCol w:w="1980"/>
+      </w:tblGrid>
+      <w:tr>
+        <w:trPr>
+          <w:tblHeader w:val="true"/>
+        </w:trPr>
+        <w:tc>
+          <w:tcPr>
+            <w:shd w:val="clear" w:fill="E9EEF6"/>
+          </w:tcPr>
+          <w:p>
+            <w:pPr>
+              <w:pStyle w:val="Compact"/>
+              <w:jc w:val="left"/>
+            </w:pPr>
+            <w:r>
+              <w:rPr>
+                <w:b/>
+                <w:sz w:val="19"/>
+              </w:rPr>
               <w:t xml:space="preserve">Weapon</w:t>
             </w:r>
           </w:p>
@@ -11562,8 +12323,8 @@
         <w:t xml:space="preserve">To take someone down without killing them, use fists, a baton, a grapple or a stunner.</w:t>
       </w:r>
     </w:p>
-    <w:bookmarkEnd w:id="56"/>
-    <w:bookmarkStart w:id="57" w:name="weapon-and-ammunition"/>
+    <w:bookmarkEnd w:id="57"/>
+    <w:bookmarkStart w:id="58" w:name="weapon-and-ammunition"/>
     <w:p>
       <w:pPr>
         <w:pStyle w:val="Heading2"/>
@@ -11994,7 +12755,7 @@
       <w:pPr>
         <w:numPr>
           <w:ilvl w:val="0"/>
-          <w:numId w:val="1011"/>
+          <w:numId w:val="1013"/>
         </w:numPr>
         <w:pStyle w:val="Compact"/>
       </w:pPr>
@@ -12016,7 +12777,7 @@
       <w:pPr>
         <w:numPr>
           <w:ilvl w:val="0"/>
-          <w:numId w:val="1011"/>
+          <w:numId w:val="1013"/>
         </w:numPr>
         <w:pStyle w:val="Compact"/>
       </w:pPr>
@@ -12038,7 +12799,7 @@
       <w:pPr>
         <w:numPr>
           <w:ilvl w:val="0"/>
-          <w:numId w:val="1011"/>
+          <w:numId w:val="1013"/>
         </w:numPr>
         <w:pStyle w:val="Compact"/>
       </w:pPr>
@@ -12056,9 +12817,9 @@
         <w:t xml:space="preserve">A natural 18 with this weapon also jams it: clearing it takes an action.</w:t>
       </w:r>
     </w:p>
-    <w:bookmarkEnd w:id="57"/>
     <w:bookmarkEnd w:id="58"/>
-    <w:bookmarkStart w:id="63" w:name="medical-care"/>
+    <w:bookmarkEnd w:id="59"/>
+    <w:bookmarkStart w:id="64" w:name="medical-care"/>
     <w:p>
       <w:pPr>
         <w:pStyle w:val="Heading1"/>
@@ -12091,7 +12852,7 @@
         <w:t xml:space="preserve">can grow a new organ, rebuild a limb or rewrite a disease, for those who can pay; a clinic with a biotech suite counts as proper care. Those who can’t pay get stims, staples and whatever the Relief Missions carry.</w:t>
       </w:r>
     </w:p>
-    <w:bookmarkStart w:id="59" w:name="diagnosis-and-stabilization"/>
+    <w:bookmarkStart w:id="60" w:name="diagnosis-and-stabilization"/>
     <w:p>
       <w:pPr>
         <w:pStyle w:val="Heading2"/>
@@ -12108,8 +12869,8 @@
         <w:t xml:space="preserve">Roll Medicine when the diagnosis is uncertain or an urgent treatment decision matters. Emergency stabilization takes one action and a successful Medicine roll with a medkit. It ends Dying and stops deterioration, but removes no boxes.</w:t>
       </w:r>
     </w:p>
-    <w:bookmarkEnd w:id="59"/>
-    <w:bookmarkStart w:id="60" w:name="field-treatment"/>
+    <w:bookmarkEnd w:id="60"/>
+    <w:bookmarkStart w:id="61" w:name="field-treatment"/>
     <w:p>
       <w:pPr>
         <w:pStyle w:val="Heading2"/>
@@ -12126,8 +12887,8 @@
         <w:t xml:space="preserve">With a medkit and several uninterrupted minutes, successful Medicine removes one injury box; success by 5 or more removes two. Each injury receives one field-treatment attempt; further attempts need changed circumstances.</w:t>
       </w:r>
     </w:p>
-    <w:bookmarkEnd w:id="60"/>
-    <w:bookmarkStart w:id="61" w:name="proper-care"/>
+    <w:bookmarkEnd w:id="61"/>
+    <w:bookmarkStart w:id="62" w:name="proper-care"/>
     <w:p>
       <w:pPr>
         <w:pStyle w:val="Heading2"/>
@@ -12144,8 +12905,8 @@
         <w:t xml:space="preserve">A clinic with a biotech suite grants +2 to Medicine. A successful treatment removes two boxes; success by 5 or more removes three. Allow the time the treatment requires.</w:t>
       </w:r>
     </w:p>
-    <w:bookmarkEnd w:id="61"/>
-    <w:bookmarkStart w:id="62" w:name="natural-recovery"/>
+    <w:bookmarkEnd w:id="62"/>
+    <w:bookmarkStart w:id="63" w:name="natural-recovery"/>
     <w:p>
       <w:pPr>
         <w:pStyle w:val="Heading2"/>
@@ -12330,9 +13091,9 @@
         <w:t xml:space="preserve">At three boxes, rest alone does nothing until someone has stabilized or treated you; after that, a week of rest in their care clears the first box. A successful treatment is faster. The times add up: from three boxes, rest alone takes about a week and a half to heal completely (a week, then three days, then a day).</w:t>
       </w:r>
     </w:p>
-    <w:bookmarkEnd w:id="62"/>
     <w:bookmarkEnd w:id="63"/>
-    <w:bookmarkStart w:id="67" w:name="resolve-points-and-tracks"/>
+    <w:bookmarkEnd w:id="64"/>
+    <w:bookmarkStart w:id="68" w:name="resolve-points-and-tracks"/>
     <w:p>
       <w:pPr>
         <w:pStyle w:val="Heading1"/>
@@ -12341,7 +13102,7 @@
         <w:t xml:space="preserve">Resolve points and tracks</w:t>
       </w:r>
     </w:p>
-    <w:bookmarkStart w:id="64" w:name="using-resolve-points"/>
+    <w:bookmarkStart w:id="65" w:name="using-resolve-points"/>
     <w:p>
       <w:pPr>
         <w:pStyle w:val="Heading2"/>
@@ -12559,8 +13320,8 @@
         <w:t xml:space="preserve">Gain one point when one of your complications creates a meaningful problem you accept, including a companion complication. You can decline the proposed complication without penalty.</w:t>
       </w:r>
     </w:p>
-    <w:bookmarkEnd w:id="64"/>
-    <w:bookmarkStart w:id="65" w:name="debt-heat-reputation-and-hull"/>
+    <w:bookmarkEnd w:id="65"/>
+    <w:bookmarkStart w:id="66" w:name="debt-heat-reputation-and-hull"/>
     <w:p>
       <w:pPr>
         <w:pStyle w:val="Heading2"/>
@@ -12655,7 +13416,7 @@
       <w:pPr>
         <w:numPr>
           <w:ilvl w:val="0"/>
-          <w:numId w:val="1012"/>
+          <w:numId w:val="1014"/>
         </w:numPr>
         <w:pStyle w:val="Compact"/>
       </w:pPr>
@@ -12677,7 +13438,7 @@
       <w:pPr>
         <w:numPr>
           <w:ilvl w:val="0"/>
-          <w:numId w:val="1012"/>
+          <w:numId w:val="1014"/>
         </w:numPr>
         <w:pStyle w:val="Compact"/>
       </w:pPr>
@@ -12967,8 +13728,8 @@
         </w:tc>
       </w:tr>
     </w:tbl>
-    <w:bookmarkEnd w:id="65"/>
-    <w:bookmarkStart w:id="66" w:name="advancement"/>
+    <w:bookmarkEnd w:id="66"/>
+    <w:bookmarkStart w:id="67" w:name="advancement"/>
     <w:p>
       <w:pPr>
         <w:pStyle w:val="Heading2"/>
@@ -13005,7 +13766,7 @@
       <w:pPr>
         <w:numPr>
           <w:ilvl w:val="0"/>
-          <w:numId w:val="1013"/>
+          <w:numId w:val="1015"/>
         </w:numPr>
         <w:pStyle w:val="Compact"/>
       </w:pPr>
@@ -13066,7 +13827,7 @@
       <w:pPr>
         <w:numPr>
           <w:ilvl w:val="0"/>
-          <w:numId w:val="1013"/>
+          <w:numId w:val="1015"/>
         </w:numPr>
         <w:pStyle w:val="Compact"/>
       </w:pPr>
@@ -13412,9 +14173,9 @@
         <w:t xml:space="preserve">Magic and powers grow the same way, at the costs their chapters give.</w:t>
       </w:r>
     </w:p>
-    <w:bookmarkEnd w:id="66"/>
     <w:bookmarkEnd w:id="67"/>
-    <w:bookmarkStart w:id="70" w:name="running-jobs-and-missions"/>
+    <w:bookmarkEnd w:id="68"/>
+    <w:bookmarkStart w:id="71" w:name="running-jobs-and-missions"/>
     <w:p>
       <w:pPr>
         <w:pStyle w:val="Heading1"/>
@@ -13423,7 +14184,7 @@
         <w:t xml:space="preserve">Running jobs and missions</w:t>
       </w:r>
     </w:p>
-    <w:bookmarkStart w:id="68" w:name="job-seeds"/>
+    <w:bookmarkStart w:id="69" w:name="job-seeds"/>
     <w:p>
       <w:pPr>
         <w:pStyle w:val="Heading2"/>
@@ -15655,8 +16416,8 @@
         </w:tc>
       </w:tr>
     </w:tbl>
-    <w:bookmarkEnd w:id="68"/>
-    <w:bookmarkStart w:id="69" w:name="the-crew-log"/>
+    <w:bookmarkEnd w:id="69"/>
+    <w:bookmarkStart w:id="70" w:name="the-crew-log"/>
     <w:p>
       <w:pPr>
         <w:pStyle w:val="Heading2"/>
@@ -15677,7 +16438,7 @@
       <w:pPr>
         <w:numPr>
           <w:ilvl w:val="0"/>
-          <w:numId w:val="1014"/>
+          <w:numId w:val="1016"/>
         </w:numPr>
         <w:pStyle w:val="Compact"/>
       </w:pPr>
@@ -15699,7 +16460,7 @@
       <w:pPr>
         <w:numPr>
           <w:ilvl w:val="0"/>
-          <w:numId w:val="1014"/>
+          <w:numId w:val="1016"/>
         </w:numPr>
         <w:pStyle w:val="Compact"/>
       </w:pPr>
@@ -15721,7 +16482,7 @@
       <w:pPr>
         <w:numPr>
           <w:ilvl w:val="0"/>
-          <w:numId w:val="1014"/>
+          <w:numId w:val="1016"/>
         </w:numPr>
         <w:pStyle w:val="Compact"/>
       </w:pPr>
@@ -15743,7 +16504,7 @@
       <w:pPr>
         <w:numPr>
           <w:ilvl w:val="0"/>
-          <w:numId w:val="1014"/>
+          <w:numId w:val="1016"/>
         </w:numPr>
         <w:pStyle w:val="Compact"/>
       </w:pPr>
@@ -15765,7 +16526,7 @@
       <w:pPr>
         <w:numPr>
           <w:ilvl w:val="0"/>
-          <w:numId w:val="1014"/>
+          <w:numId w:val="1016"/>
         </w:numPr>
         <w:pStyle w:val="Compact"/>
       </w:pPr>
@@ -15783,9 +16544,9 @@
         <w:t xml:space="preserve">After a significant job, each character earns 1 advancement point; at a milestone, 2 more.</w:t>
       </w:r>
     </w:p>
-    <w:bookmarkEnd w:id="69"/>
     <w:bookmarkEnd w:id="70"/>
-    <w:bookmarkStart w:id="78" w:name="a-galaxy-of-obligations"/>
+    <w:bookmarkEnd w:id="71"/>
+    <w:bookmarkStart w:id="79" w:name="a-galaxy-of-obligations"/>
     <w:p>
       <w:pPr>
         <w:pStyle w:val="Heading1"/>
@@ -15794,7 +16555,7 @@
         <w:t xml:space="preserve">A galaxy of obligations</w:t>
       </w:r>
     </w:p>
-    <w:bookmarkStart w:id="71" w:name="humanitys-first-contact"/>
+    <w:bookmarkStart w:id="72" w:name="humanitys-first-contact"/>
     <w:p>
       <w:pPr>
         <w:pStyle w:val="Heading2"/>
@@ -15877,8 +16638,8 @@
         <w:t xml:space="preserve">. The Kel call it a default.</w:t>
       </w:r>
     </w:p>
-    <w:bookmarkEnd w:id="71"/>
-    <w:bookmarkStart w:id="72" w:name="the-tessan-arrival"/>
+    <w:bookmarkEnd w:id="72"/>
+    <w:bookmarkStart w:id="73" w:name="the-tessan-arrival"/>
     <w:p>
       <w:pPr>
         <w:pStyle w:val="Heading2"/>
@@ -15916,8 +16677,8 @@
         <w:t xml:space="preserve">Rather than threaten humanity, the Tessan negotiated a settlement. Human captives were returned, losses were compensated, and the Tessan established themselves as cautious intermediaries between humanity and the wider interstellar community. It was humanity’s first introduction to the political and economic order beyond human space.</w:t>
       </w:r>
     </w:p>
-    <w:bookmarkEnd w:id="72"/>
-    <w:bookmarkStart w:id="73" w:name="the-humantessan-accord"/>
+    <w:bookmarkEnd w:id="73"/>
+    <w:bookmarkStart w:id="74" w:name="the-humantessan-accord"/>
     <w:p>
       <w:pPr>
         <w:pStyle w:val="Heading2"/>
@@ -15958,8 +16719,8 @@
         <w:t xml:space="preserve">The Accord opened the wider interstellar economy to humanity.</w:t>
       </w:r>
     </w:p>
-    <w:bookmarkEnd w:id="73"/>
-    <w:bookmarkStart w:id="74" w:name="humanity-enters-the-interstellar-economy"/>
+    <w:bookmarkEnd w:id="74"/>
+    <w:bookmarkStart w:id="75" w:name="humanity-enters-the-interstellar-economy"/>
     <w:p>
       <w:pPr>
         <w:pStyle w:val="Heading2"/>
@@ -15984,8 +16745,8 @@
         <w:t xml:space="preserve">Humans eagerly embraced these opportunities. Some sought wealth. Some sought knowledge. Some wanted new worlds. Some wanted to improve the lives of people they had never met. Frequently, all of those people traveled aboard the same ship.</w:t>
       </w:r>
     </w:p>
-    <w:bookmarkEnd w:id="74"/>
-    <w:bookmarkStart w:id="75" w:name="what-humanity-brought"/>
+    <w:bookmarkEnd w:id="75"/>
+    <w:bookmarkStart w:id="76" w:name="what-humanity-brought"/>
     <w:p>
       <w:pPr>
         <w:pStyle w:val="Heading2"/>
@@ -16018,8 +16779,8 @@
         <w:t xml:space="preserve">The Tessan opened the galaxy to humanity. Humanity, in turn, began changing the galaxy.</w:t>
       </w:r>
     </w:p>
-    <w:bookmarkEnd w:id="75"/>
-    <w:bookmarkStart w:id="76" w:name="the-human-reputation"/>
+    <w:bookmarkEnd w:id="76"/>
+    <w:bookmarkStart w:id="77" w:name="the-human-reputation"/>
     <w:p>
       <w:pPr>
         <w:pStyle w:val="Heading2"/>
@@ -16088,8 +16849,8 @@
         <w:t xml:space="preserve">, that contradiction is part of what it means to be human in a galaxy that is still deciding what to make of us.</w:t>
       </w:r>
     </w:p>
-    <w:bookmarkEnd w:id="76"/>
-    <w:bookmarkStart w:id="77" w:name="the-concord"/>
+    <w:bookmarkEnd w:id="77"/>
+    <w:bookmarkStart w:id="78" w:name="the-concord"/>
     <w:p>
       <w:pPr>
         <w:pStyle w:val="Heading2"/>
@@ -16122,9 +16883,9 @@
         <w:t xml:space="preserve">is humanity’s Earth-centered civilization: the oldest and largest of the human governments, and the one that signed the Accord. It is not the only one. Three centuries of expansion have produced independent colonies, corporate holdings, merchant leagues and political movements that answer to no one on Earth. Other peoples have their own polities, under their own names.</w:t>
       </w:r>
     </w:p>
-    <w:bookmarkEnd w:id="77"/>
     <w:bookmarkEnd w:id="78"/>
-    <w:bookmarkStart w:id="90" w:name="the-corridors"/>
+    <w:bookmarkEnd w:id="79"/>
+    <w:bookmarkStart w:id="91" w:name="the-corridors"/>
     <w:p>
       <w:pPr>
         <w:pStyle w:val="Heading1"/>
@@ -16154,7 +16915,7 @@
         <w:t xml:space="preserve">.</w:t>
       </w:r>
     </w:p>
-    <w:bookmarkStart w:id="79" w:name="what-the-corridors-are"/>
+    <w:bookmarkStart w:id="80" w:name="what-the-corridors-are"/>
     <w:p>
       <w:pPr>
         <w:pStyle w:val="Heading2"/>
@@ -16224,8 +16985,8 @@
         <w:t xml:space="preserve">Corridor mouths sit at gravitational balance points, often far out from the star. That is where the stations, toll gates, fortresses and Mandate checkpoints are built.</w:t>
       </w:r>
     </w:p>
-    <w:bookmarkEnd w:id="79"/>
-    <w:bookmarkStart w:id="80" w:name="off-the-corridors-the-metric-drive"/>
+    <w:bookmarkEnd w:id="80"/>
+    <w:bookmarkStart w:id="81" w:name="off-the-corridors-the-metric-drive"/>
     <w:p>
       <w:pPr>
         <w:pStyle w:val="Heading2"/>
@@ -16272,7 +17033,7 @@
       <w:pPr>
         <w:numPr>
           <w:ilvl w:val="0"/>
-          <w:numId w:val="1015"/>
+          <w:numId w:val="1017"/>
         </w:numPr>
         <w:pStyle w:val="Compact"/>
       </w:pPr>
@@ -16294,7 +17055,7 @@
       <w:pPr>
         <w:numPr>
           <w:ilvl w:val="0"/>
-          <w:numId w:val="1015"/>
+          <w:numId w:val="1017"/>
         </w:numPr>
         <w:pStyle w:val="Compact"/>
       </w:pPr>
@@ -16316,7 +17077,7 @@
       <w:pPr>
         <w:numPr>
           <w:ilvl w:val="0"/>
-          <w:numId w:val="1015"/>
+          <w:numId w:val="1017"/>
         </w:numPr>
         <w:pStyle w:val="Compact"/>
       </w:pPr>
@@ -16342,8 +17103,8 @@
         <w:t xml:space="preserve">The Vael know the drive’s limits better than anyone: their homeworld’s catastrophe struck hundreds of light-years from the nearest corridor, and even at three times light speed their escape took generations.</w:t>
       </w:r>
     </w:p>
-    <w:bookmarkEnd w:id="80"/>
-    <w:bookmarkStart w:id="81" w:name="depth"/>
+    <w:bookmarkEnd w:id="81"/>
+    <w:bookmarkStart w:id="82" w:name="depth"/>
     <w:p>
       <w:pPr>
         <w:pStyle w:val="Heading2"/>
@@ -16386,8 +17147,8 @@
         <w:t xml:space="preserve">, where two points hundreds or thousands of light-years apart in ordinary space may be very close indeed.</w:t>
       </w:r>
     </w:p>
-    <w:bookmarkEnd w:id="81"/>
-    <w:bookmarkStart w:id="82" w:name="drift-collapse-and-junctions"/>
+    <w:bookmarkEnd w:id="82"/>
+    <w:bookmarkStart w:id="83" w:name="drift-collapse-and-junctions"/>
     <w:p>
       <w:pPr>
         <w:pStyle w:val="Heading2"/>
@@ -16425,8 +17186,8 @@
         <w:t xml:space="preserve">, power gathers: every ship and every message between those regions must pass through.</w:t>
       </w:r>
     </w:p>
-    <w:bookmarkEnd w:id="82"/>
-    <w:bookmarkStart w:id="87" w:name="communication-through-the-deep-fold"/>
+    <w:bookmarkEnd w:id="83"/>
+    <w:bookmarkStart w:id="88" w:name="communication-through-the-deep-fold"/>
     <w:p>
       <w:pPr>
         <w:pStyle w:val="Heading2"/>
@@ -16443,7 +17204,7 @@
         <w:t xml:space="preserve">The civilizations of known space do not rely on conventional radio for interstellar communication. Instead, advanced societies exploit a phenomenon associated with the same hidden geometry that makes corridor travel possible.</w:t>
       </w:r>
     </w:p>
-    <w:bookmarkStart w:id="83" w:name="quantum-gravimetric-communication"/>
+    <w:bookmarkStart w:id="84" w:name="quantum-gravimetric-communication"/>
     <w:p>
       <w:pPr>
         <w:pStyle w:val="Heading3"/>
@@ -16489,8 +17250,8 @@
         <w:t xml:space="preserve">Consequently, quantum-gravimetric communication does not depend upon instantaneous communication through entanglement. The signal physically travels between transmitter and receiver, but through a region of spacetime in which the effective distance between the two points is enormously reduced. To observers limited to normal space, the result can appear to be faster-than-light communication.</w:t>
       </w:r>
     </w:p>
-    <w:bookmarkEnd w:id="83"/>
-    <w:bookmarkStart w:id="84" w:name="why-humanity-didnt-discover-it"/>
+    <w:bookmarkEnd w:id="84"/>
+    <w:bookmarkStart w:id="85" w:name="why-humanity-didnt-discover-it"/>
     <w:p>
       <w:pPr>
         <w:pStyle w:val="Heading3"/>
@@ -16533,8 +17294,8 @@
         <w:t xml:space="preserve">Humanity didn’t know the communications medium existed.</w:t>
       </w:r>
     </w:p>
-    <w:bookmarkEnd w:id="84"/>
-    <w:bookmarkStart w:id="85" w:name="the-antenna"/>
+    <w:bookmarkEnd w:id="85"/>
+    <w:bookmarkStart w:id="86" w:name="the-antenna"/>
     <w:p>
       <w:pPr>
         <w:pStyle w:val="Heading3"/>
@@ -16583,8 +17344,8 @@
         <w:t xml:space="preserve">Humanity had spent centuries listening for voices among the stars. The galaxy had never been silent. Humanity had simply been listening to the wrong part of the universe.</w:t>
       </w:r>
     </w:p>
-    <w:bookmarkEnd w:id="85"/>
-    <w:bookmarkStart w:id="86" w:name="the-network-is-the-map"/>
+    <w:bookmarkEnd w:id="86"/>
+    <w:bookmarkStart w:id="87" w:name="the-network-is-the-map"/>
     <w:p>
       <w:pPr>
         <w:pStyle w:val="Heading3"/>
@@ -16605,7 +17366,7 @@
       <w:pPr>
         <w:numPr>
           <w:ilvl w:val="0"/>
-          <w:numId w:val="1016"/>
+          <w:numId w:val="1018"/>
         </w:numPr>
         <w:pStyle w:val="Compact"/>
       </w:pPr>
@@ -16627,7 +17388,7 @@
       <w:pPr>
         <w:numPr>
           <w:ilvl w:val="0"/>
-          <w:numId w:val="1016"/>
+          <w:numId w:val="1018"/>
         </w:numPr>
         <w:pStyle w:val="Compact"/>
       </w:pPr>
@@ -16649,7 +17410,7 @@
       <w:pPr>
         <w:numPr>
           <w:ilvl w:val="0"/>
-          <w:numId w:val="1016"/>
+          <w:numId w:val="1018"/>
         </w:numPr>
         <w:pStyle w:val="Compact"/>
       </w:pPr>
@@ -16675,9 +17436,9 @@
         <w:t xml:space="preserve">Control of corridor intersections is one of the fundamental sources of political and economic power in known space. For civilizations such as the Tessan, power does not require conquest: control over contracts, debt, corridor access and communications can bind entire worlds without a Tessan soldier ever setting foot on them.</w:t>
       </w:r>
     </w:p>
-    <w:bookmarkEnd w:id="86"/>
     <w:bookmarkEnd w:id="87"/>
-    <w:bookmarkStart w:id="88" w:name="corridors-in-play"/>
+    <w:bookmarkEnd w:id="88"/>
+    <w:bookmarkStart w:id="89" w:name="corridors-in-play"/>
     <w:p>
       <w:pPr>
         <w:pStyle w:val="Heading2"/>
@@ -16690,7 +17451,7 @@
       <w:pPr>
         <w:numPr>
           <w:ilvl w:val="0"/>
-          <w:numId w:val="1017"/>
+          <w:numId w:val="1019"/>
         </w:numPr>
         <w:pStyle w:val="Compact"/>
       </w:pPr>
@@ -16725,7 +17486,7 @@
       <w:pPr>
         <w:numPr>
           <w:ilvl w:val="0"/>
-          <w:numId w:val="1017"/>
+          <w:numId w:val="1019"/>
         </w:numPr>
         <w:pStyle w:val="Compact"/>
       </w:pPr>
@@ -16747,7 +17508,7 @@
       <w:pPr>
         <w:numPr>
           <w:ilvl w:val="0"/>
-          <w:numId w:val="1017"/>
+          <w:numId w:val="1019"/>
         </w:numPr>
         <w:pStyle w:val="Compact"/>
       </w:pPr>
@@ -16769,7 +17530,7 @@
       <w:pPr>
         <w:numPr>
           <w:ilvl w:val="0"/>
-          <w:numId w:val="1017"/>
+          <w:numId w:val="1019"/>
         </w:numPr>
         <w:pStyle w:val="Compact"/>
       </w:pPr>
@@ -16791,7 +17552,7 @@
       <w:pPr>
         <w:numPr>
           <w:ilvl w:val="0"/>
-          <w:numId w:val="1017"/>
+          <w:numId w:val="1019"/>
         </w:numPr>
         <w:pStyle w:val="Compact"/>
       </w:pPr>
@@ -16813,7 +17574,7 @@
       <w:pPr>
         <w:numPr>
           <w:ilvl w:val="0"/>
-          <w:numId w:val="1017"/>
+          <w:numId w:val="1019"/>
         </w:numPr>
         <w:pStyle w:val="Compact"/>
       </w:pPr>
@@ -16864,7 +17625,7 @@
       <w:pPr>
         <w:numPr>
           <w:ilvl w:val="0"/>
-          <w:numId w:val="1017"/>
+          <w:numId w:val="1019"/>
         </w:numPr>
         <w:pStyle w:val="Compact"/>
       </w:pPr>
@@ -16895,8 +17656,8 @@
         <w:t xml:space="preserve">) and Mandate screenings.</w:t>
       </w:r>
     </w:p>
-    <w:bookmarkEnd w:id="88"/>
-    <w:bookmarkStart w:id="89" w:name="controlled-gear"/>
+    <w:bookmarkEnd w:id="89"/>
+    <w:bookmarkStart w:id="90" w:name="controlled-gear"/>
     <w:p>
       <w:pPr>
         <w:pStyle w:val="Heading2"/>
@@ -17459,7 +18220,7 @@
       <w:pPr>
         <w:numPr>
           <w:ilvl w:val="0"/>
-          <w:numId w:val="1018"/>
+          <w:numId w:val="1020"/>
         </w:numPr>
         <w:pStyle w:val="Compact"/>
       </w:pPr>
@@ -17549,7 +18310,7 @@
       <w:pPr>
         <w:numPr>
           <w:ilvl w:val="0"/>
-          <w:numId w:val="1018"/>
+          <w:numId w:val="1020"/>
         </w:numPr>
         <w:pStyle w:val="Compact"/>
       </w:pPr>
@@ -17615,9 +18376,9 @@
         <w:t xml:space="preserve">Edge.</w:t>
       </w:r>
     </w:p>
-    <w:bookmarkEnd w:id="89"/>
     <w:bookmarkEnd w:id="90"/>
-    <w:bookmarkStart w:id="96" w:name="ships-in-a-fight"/>
+    <w:bookmarkEnd w:id="91"/>
+    <w:bookmarkStart w:id="97" w:name="ships-in-a-fight"/>
     <w:p>
       <w:pPr>
         <w:pStyle w:val="Heading1"/>
@@ -17634,7 +18395,7 @@
         <w:t xml:space="preserve">Most crews would rather run than fight, and most fights between ships are short. These rules keep them fast: one roll per station, each exchange.</w:t>
       </w:r>
     </w:p>
-    <w:bookmarkStart w:id="91" w:name="range-in-space"/>
+    <w:bookmarkStart w:id="92" w:name="range-in-space"/>
     <w:p>
       <w:pPr>
         <w:pStyle w:val="Heading2"/>
@@ -18005,8 +18766,8 @@
         <w:t xml:space="preserve">contest. The winner may shift the range one band, in or out. A ship that wins at Extreme range by 5 or more can break contact and run for a corridor mouth or a metric jump.</w:t>
       </w:r>
     </w:p>
-    <w:bookmarkEnd w:id="91"/>
-    <w:bookmarkStart w:id="92" w:name="ship-weapons"/>
+    <w:bookmarkEnd w:id="92"/>
+    <w:bookmarkStart w:id="93" w:name="ship-weapons"/>
     <w:p>
       <w:pPr>
         <w:pStyle w:val="Heading2"/>
@@ -18455,8 +19216,8 @@
         </w:tc>
       </w:tr>
     </w:tbl>
-    <w:bookmarkEnd w:id="92"/>
-    <w:bookmarkStart w:id="93" w:name="the-exchange"/>
+    <w:bookmarkEnd w:id="93"/>
+    <w:bookmarkStart w:id="94" w:name="the-exchange"/>
     <w:p>
       <w:pPr>
         <w:pStyle w:val="Heading2"/>
@@ -19091,8 +19852,8 @@
         <w:t xml:space="preserve">A captain who takes an order doesn’t also work a station that exchange. Commanding well is the job.</w:t>
       </w:r>
     </w:p>
-    <w:bookmarkEnd w:id="93"/>
-    <w:bookmarkStart w:id="94" w:name="hull"/>
+    <w:bookmarkEnd w:id="94"/>
+    <w:bookmarkStart w:id="95" w:name="hull"/>
     <w:p>
       <w:pPr>
         <w:pStyle w:val="Heading2"/>
@@ -19378,8 +20139,8 @@
         <w:t xml:space="preserve">a dock clears the whole track; in the field an engineer patches one box a fight, and a full day’s work clears one more.</w:t>
       </w:r>
     </w:p>
-    <w:bookmarkEnd w:id="94"/>
-    <w:bookmarkStart w:id="95" w:name="enemy-ships"/>
+    <w:bookmarkEnd w:id="95"/>
+    <w:bookmarkStart w:id="96" w:name="enemy-ships"/>
     <w:p>
       <w:pPr>
         <w:pStyle w:val="Heading2"/>
@@ -20058,9 +20819,9 @@
         </w:tc>
       </w:tr>
     </w:tbl>
-    <w:bookmarkEnd w:id="95"/>
     <w:bookmarkEnd w:id="96"/>
-    <w:bookmarkStart w:id="126" w:name="peoples-of-the-corridors"/>
+    <w:bookmarkEnd w:id="97"/>
+    <w:bookmarkStart w:id="127" w:name="peoples-of-the-corridors"/>
     <w:p>
       <w:pPr>
         <w:pStyle w:val="Heading1"/>
@@ -20106,7 +20867,7 @@
         <w:t xml:space="preserve">chapter.</w:t>
       </w:r>
     </w:p>
-    <w:bookmarkStart w:id="97" w:name="the-political-landscape"/>
+    <w:bookmarkStart w:id="98" w:name="the-political-landscape"/>
     <w:p>
       <w:pPr>
         <w:pStyle w:val="Heading2"/>
@@ -20163,8 +20924,8 @@
         <w:t xml:space="preserve">No power controls the entire corridor network, and no species has a monopoly on intelligence, technological innovation, or ambition.</w:t>
       </w:r>
     </w:p>
-    <w:bookmarkEnd w:id="97"/>
-    <w:bookmarkStart w:id="103" w:name="the-established-and-emerging-powers"/>
+    <w:bookmarkEnd w:id="98"/>
+    <w:bookmarkStart w:id="104" w:name="the-established-and-emerging-powers"/>
     <w:p>
       <w:pPr>
         <w:pStyle w:val="Heading2"/>
@@ -20173,7 +20934,7 @@
         <w:t xml:space="preserve">The established and emerging powers</w:t>
       </w:r>
     </w:p>
-    <w:bookmarkStart w:id="98" w:name="humans"/>
+    <w:bookmarkStart w:id="99" w:name="humans"/>
     <w:p>
       <w:pPr>
         <w:pStyle w:val="Heading3"/>
@@ -20214,8 +20975,8 @@
         <w:t xml:space="preserve">Humanity’s economic innovations have begun influencing Tessan institutions, while its explorers and entrepreneurs push into regions older civilizations consider unprofitable or dangerous.</w:t>
       </w:r>
     </w:p>
-    <w:bookmarkEnd w:id="98"/>
-    <w:bookmarkStart w:id="99" w:name="tessan"/>
+    <w:bookmarkEnd w:id="99"/>
+    <w:bookmarkStart w:id="100" w:name="tessan"/>
     <w:p>
       <w:pPr>
         <w:pStyle w:val="Heading3"/>
@@ -20256,8 +21017,8 @@
         <w:t xml:space="preserve">Contact with humanity has introduced new economic thinking into Tessan society, creating a growing division between traditional creditors and reformers who question the profitability of perpetual debt.</w:t>
       </w:r>
     </w:p>
-    <w:bookmarkEnd w:id="99"/>
-    <w:bookmarkStart w:id="100" w:name="kel"/>
+    <w:bookmarkEnd w:id="100"/>
+    <w:bookmarkStart w:id="101" w:name="kel"/>
     <w:p>
       <w:pPr>
         <w:pStyle w:val="Heading3"/>
@@ -20298,8 +21059,8 @@
         <w:t xml:space="preserve">Today, Kel society is divided between contractual loyalists, reformers seeking negotiated emancipation, and radicals who believe their world’s debts can only be ended through force.</w:t>
       </w:r>
     </w:p>
-    <w:bookmarkEnd w:id="100"/>
-    <w:bookmarkStart w:id="101" w:name="mirrun"/>
+    <w:bookmarkEnd w:id="101"/>
+    <w:bookmarkStart w:id="102" w:name="mirrun"/>
     <w:p>
       <w:pPr>
         <w:pStyle w:val="Heading3"/>
@@ -20340,8 +21101,8 @@
         <w:t xml:space="preserve">Mirrun researchers are among the leading specialists in gravimetric resonance detection. Their biological sensitivity inspired several important improvements in corridor instrumentation. Their principal strategic concern is the protection of ocean worlds from extractive industries.</w:t>
       </w:r>
     </w:p>
-    <w:bookmarkEnd w:id="101"/>
-    <w:bookmarkStart w:id="102" w:name="ylith"/>
+    <w:bookmarkEnd w:id="102"/>
+    <w:bookmarkStart w:id="103" w:name="ylith"/>
     <w:p>
       <w:pPr>
         <w:pStyle w:val="Heading3"/>
@@ -20382,9 +21143,9 @@
         <w:t xml:space="preserve">Their independent city-states are renowned for navigation, long-range observation, and exploratory cartography. Ylith navigators have discovered corridors that conventional instruments initially failed to identify.</w:t>
       </w:r>
     </w:p>
-    <w:bookmarkEnd w:id="102"/>
     <w:bookmarkEnd w:id="103"/>
-    <w:bookmarkStart w:id="109" w:name="Xff4a93679c910774e2f02ac587efedb0ceda74a"/>
+    <w:bookmarkEnd w:id="104"/>
+    <w:bookmarkStart w:id="110" w:name="Xff4a93679c910774e2f02ac587efedb0ceda74a"/>
     <w:p>
       <w:pPr>
         <w:pStyle w:val="Heading2"/>
@@ -20417,7 +21178,7 @@
         <w:t xml:space="preserve">Both its internal factions and external enemies have exploited the shifting gravimetric corridors. An imperial province isolated for centuries can become an independent civilization. When its corridor reopens, the Hegemony may return to reclaim it.</w:t>
       </w:r>
     </w:p>
-    <w:bookmarkStart w:id="104" w:name="ozhvek-the-imperial-founders"/>
+    <w:bookmarkStart w:id="105" w:name="ozhvek-the-imperial-founders"/>
     <w:p>
       <w:pPr>
         <w:pStyle w:val="Heading3"/>
@@ -20466,8 +21227,8 @@
         <w:t xml:space="preserve">The greatest threat to Ozhvek dominance is not necessarily another species. It is the inability of their ruling houses to agree on what the Hegemony should become.</w:t>
       </w:r>
     </w:p>
-    <w:bookmarkEnd w:id="104"/>
-    <w:bookmarkStart w:id="105" w:name="dresh-the-imperial-soldiers"/>
+    <w:bookmarkEnd w:id="105"/>
+    <w:bookmarkStart w:id="106" w:name="dresh-the-imperial-soldiers"/>
     <w:p>
       <w:pPr>
         <w:pStyle w:val="Heading3"/>
@@ -20516,8 +21277,8 @@
         <w:t xml:space="preserve">Dresh military society prizes competence and mutual obligation. Their greatest political dispute concerns whether soldiers owe allegiance to the imperial throne, their commanders, or the populations they protect.</w:t>
       </w:r>
     </w:p>
-    <w:bookmarkEnd w:id="105"/>
-    <w:bookmarkStart w:id="106" w:name="shivar-the-keepers-of-orthodoxy"/>
+    <w:bookmarkEnd w:id="106"/>
+    <w:bookmarkStart w:id="107" w:name="shivar-the-keepers-of-orthodoxy"/>
     <w:p>
       <w:pPr>
         <w:pStyle w:val="Heading3"/>
@@ -20574,8 +21335,8 @@
         <w:t xml:space="preserve">The resulting religious schism has fueled uprisings, political assassinations, and wars within the Hegemony.</w:t>
       </w:r>
     </w:p>
-    <w:bookmarkEnd w:id="106"/>
-    <w:bookmarkStart w:id="107" w:name="brulvek-the-industrial-survivors"/>
+    <w:bookmarkEnd w:id="107"/>
+    <w:bookmarkStart w:id="108" w:name="brulvek-the-industrial-survivors"/>
     <w:p>
       <w:pPr>
         <w:pStyle w:val="Heading3"/>
@@ -20632,8 +21393,8 @@
         <w:t xml:space="preserve">Brulvek engineers are highly sought after throughout known space, particularly for their ability to restore machinery that has operated for centuries without replacement parts.</w:t>
       </w:r>
     </w:p>
-    <w:bookmarkEnd w:id="107"/>
-    <w:bookmarkStart w:id="108" w:name="zhaq-the-lost-province"/>
+    <w:bookmarkEnd w:id="108"/>
+    <w:bookmarkStart w:id="109" w:name="zhaq-the-lost-province"/>
     <w:p>
       <w:pPr>
         <w:pStyle w:val="Heading3"/>
@@ -20706,9 +21467,9 @@
         <w:t xml:space="preserve">Their continuing resistance has become a symbol for separatist movements throughout imperial space.</w:t>
       </w:r>
     </w:p>
-    <w:bookmarkEnd w:id="108"/>
     <w:bookmarkEnd w:id="109"/>
-    <w:bookmarkStart w:id="125" w:name="X7cf45656e26c6332fca34295f43177ee2dc74b7"/>
+    <w:bookmarkEnd w:id="110"/>
+    <w:bookmarkStart w:id="126" w:name="X7cf45656e26c6332fca34295f43177ee2dc74b7"/>
     <w:p>
       <w:pPr>
         <w:pStyle w:val="Heading2"/>
@@ -20717,7 +21478,7 @@
         <w:t xml:space="preserve">Independent civilizations and regional powers</w:t>
       </w:r>
     </w:p>
-    <w:bookmarkStart w:id="110" w:name="veyari-the-memory-keepers"/>
+    <w:bookmarkStart w:id="111" w:name="veyari-the-memory-keepers"/>
     <w:p>
       <w:pPr>
         <w:pStyle w:val="Heading3"/>
@@ -20774,8 +21535,8 @@
         <w:t xml:space="preserve">Their greatest strength is knowledge. Their greatest vulnerability is the assumption that knowledge should be preserved even when powerful civilizations would prefer it forgotten.</w:t>
       </w:r>
     </w:p>
-    <w:bookmarkEnd w:id="110"/>
-    <w:bookmarkStart w:id="111" w:name="eshuum-the-distributed-minds"/>
+    <w:bookmarkEnd w:id="111"/>
+    <w:bookmarkStart w:id="112" w:name="eshuum-the-distributed-minds"/>
     <w:p>
       <w:pPr>
         <w:pStyle w:val="Heading3"/>
@@ -20832,8 +21593,8 @@
         <w:t xml:space="preserve">Their political institutions strongly oppose forced separation, biological experimentation without consent, and the ownership of intelligent organisms. These positions have brought them into direct conflict with several Hegemony research authorities.</w:t>
       </w:r>
     </w:p>
-    <w:bookmarkEnd w:id="111"/>
-    <w:bookmarkStart w:id="112" w:name="khaum-the-deep-dwellers"/>
+    <w:bookmarkEnd w:id="112"/>
+    <w:bookmarkStart w:id="113" w:name="khaum-the-deep-dwellers"/>
     <w:p>
       <w:pPr>
         <w:pStyle w:val="Heading3"/>
@@ -20898,8 +21659,8 @@
         <w:t xml:space="preserve">Their underground refuges have sheltered refugees from multiple Hegemony campaigns.</w:t>
       </w:r>
     </w:p>
-    <w:bookmarkEnd w:id="112"/>
-    <w:bookmarkStart w:id="113" w:name="vael-the-living-fleets"/>
+    <w:bookmarkEnd w:id="113"/>
+    <w:bookmarkStart w:id="114" w:name="vael-the-living-fleets"/>
     <w:p>
       <w:pPr>
         <w:pStyle w:val="Heading3"/>
@@ -20956,8 +21717,8 @@
         <w:t xml:space="preserve">Vael flotillas have repeatedly been caught between Hegemony forces and separatist territories. Their determination to remain politically independent has made them both valuable intermediaries and frequent targets of suspicion.</w:t>
       </w:r>
     </w:p>
-    <w:bookmarkEnd w:id="113"/>
-    <w:bookmarkStart w:id="114" w:name="thrum-the-resonant-people"/>
+    <w:bookmarkEnd w:id="114"/>
+    <w:bookmarkStart w:id="115" w:name="thrum-the-resonant-people"/>
     <w:p>
       <w:pPr>
         <w:pStyle w:val="Heading3"/>
@@ -21022,8 +21783,8 @@
         <w:t xml:space="preserve">Their technology is widely respected, although their reluctance to permit military applications has strained relations with several governments.</w:t>
       </w:r>
     </w:p>
-    <w:bookmarkEnd w:id="114"/>
-    <w:bookmarkStart w:id="115" w:name="corvani-the-ecological-architects"/>
+    <w:bookmarkEnd w:id="115"/>
+    <w:bookmarkStart w:id="116" w:name="corvani-the-ecological-architects"/>
     <w:p>
       <w:pPr>
         <w:pStyle w:val="Heading3"/>
@@ -21080,8 +21841,8 @@
         <w:t xml:space="preserve">Corvani restoration teams operate on worlds devastated by Hegemony industrial extraction, although their insistence on ecological safeguards frequently brings them into conflict with mining corporations and colonial governments.</w:t>
       </w:r>
     </w:p>
-    <w:bookmarkEnd w:id="115"/>
-    <w:bookmarkStart w:id="116" w:name="uxarra-the-shifting-ones"/>
+    <w:bookmarkEnd w:id="116"/>
+    <w:bookmarkStart w:id="117" w:name="uxarra-the-shifting-ones"/>
     <w:p>
       <w:pPr>
         <w:pStyle w:val="Heading3"/>
@@ -21138,8 +21899,8 @@
         <w:t xml:space="preserve">Uxarra explorers and rescue specialists are highly valued for operations in unstable environments, particularly worlds affected by corridor disruptions or natural disasters.</w:t>
       </w:r>
     </w:p>
-    <w:bookmarkEnd w:id="116"/>
-    <w:bookmarkStart w:id="117" w:name="sen-the-patient-observers"/>
+    <w:bookmarkEnd w:id="117"/>
+    <w:bookmarkStart w:id="118" w:name="sen-the-patient-observers"/>
     <w:p>
       <w:pPr>
         <w:pStyle w:val="Heading3"/>
@@ -21204,8 +21965,8 @@
         <w:t xml:space="preserve">Their governments rarely intervene in external affairs, but their warnings concerning corridor instability carry considerable weight among navigators and scientists.</w:t>
       </w:r>
     </w:p>
-    <w:bookmarkEnd w:id="117"/>
-    <w:bookmarkStart w:id="118" w:name="joruun-the-borderland-confederates"/>
+    <w:bookmarkEnd w:id="118"/>
+    <w:bookmarkStart w:id="119" w:name="joruun-the-borderland-confederates"/>
     <w:p>
       <w:pPr>
         <w:pStyle w:val="Heading3"/>
@@ -21270,8 +22031,8 @@
         <w:t xml:space="preserve">Their greatest political challenge is maintaining unity during periods when the imperial threat appears to recede.</w:t>
       </w:r>
     </w:p>
-    <w:bookmarkEnd w:id="118"/>
-    <w:bookmarkStart w:id="119" w:name="qor-the-silicon-minds"/>
+    <w:bookmarkEnd w:id="119"/>
+    <w:bookmarkStart w:id="120" w:name="qor-the-silicon-minds"/>
     <w:p>
       <w:pPr>
         <w:pStyle w:val="Heading3"/>
@@ -21344,8 +22105,8 @@
         <w:t xml:space="preserve">Their relationship with the Tessan is complex: Tessan capital has helped expand Qor industry, but Qor political leaders refuse to permit debt arrangements that threaten planetary sovereignty.</w:t>
       </w:r>
     </w:p>
-    <w:bookmarkEnd w:id="119"/>
-    <w:bookmarkStart w:id="120" w:name="ommek-the-makers-of-machines"/>
+    <w:bookmarkEnd w:id="120"/>
+    <w:bookmarkStart w:id="121" w:name="ommek-the-makers-of-machines"/>
     <w:p>
       <w:pPr>
         <w:pStyle w:val="Heading3"/>
@@ -21418,8 +22179,8 @@
         <w:t xml:space="preserve">Ommek defensive systems have made direct conquest prohibitively expensive.</w:t>
       </w:r>
     </w:p>
-    <w:bookmarkEnd w:id="120"/>
-    <w:bookmarkStart w:id="121" w:name="vesh-the-newcomers"/>
+    <w:bookmarkEnd w:id="121"/>
+    <w:bookmarkStart w:id="122" w:name="vesh-the-newcomers"/>
     <w:p>
       <w:pPr>
         <w:pStyle w:val="Heading3"/>
@@ -21492,8 +22253,8 @@
         <w:t xml:space="preserve">Human diplomats have developed a particularly strong interest in Vesh affairs, recognizing many of the difficulties humanity experienced during its own early expansion.</w:t>
       </w:r>
     </w:p>
-    <w:bookmarkEnd w:id="121"/>
-    <w:bookmarkStart w:id="122" w:name="uth-the-refugees-of-empire"/>
+    <w:bookmarkEnd w:id="122"/>
+    <w:bookmarkStart w:id="123" w:name="uth-the-refugees-of-empire"/>
     <w:p>
       <w:pPr>
         <w:pStyle w:val="Heading3"/>
@@ -21566,8 +22327,8 @@
         <w:t xml:space="preserve">Uth activists are prominent in anti-Hegemony movements, although many Uth reject the idea that their people should be defined exclusively by historical suffering.</w:t>
       </w:r>
     </w:p>
-    <w:bookmarkEnd w:id="122"/>
-    <w:bookmarkStart w:id="123" w:name="draelin-the-corridor-cartographers"/>
+    <w:bookmarkEnd w:id="123"/>
+    <w:bookmarkStart w:id="124" w:name="draelin-the-corridor-cartographers"/>
     <w:p>
       <w:pPr>
         <w:pStyle w:val="Heading3"/>
@@ -21648,8 +22409,8 @@
         <w:t xml:space="preserve">Their internal politics are shaped by a central question: whether knowledge of safe passage should be treated as a public good or a commercial asset.</w:t>
       </w:r>
     </w:p>
-    <w:bookmarkEnd w:id="123"/>
-    <w:bookmarkStart w:id="124" w:name="zethri-the-children-of-the-collapse"/>
+    <w:bookmarkEnd w:id="124"/>
+    <w:bookmarkStart w:id="125" w:name="zethri-the-children-of-the-collapse"/>
     <w:p>
       <w:pPr>
         <w:pStyle w:val="Heading3"/>
@@ -21730,10 +22491,10 @@
         <w:t xml:space="preserve">Zethri engineers and planners specialize in building settlements capable of surviving prolonged isolation.</w:t>
       </w:r>
     </w:p>
-    <w:bookmarkEnd w:id="124"/>
     <w:bookmarkEnd w:id="125"/>
     <w:bookmarkEnd w:id="126"/>
-    <w:bookmarkStart w:id="130" w:name="X3145843e1df3f61def4f8ab8c5430269a2a5813"/>
+    <w:bookmarkEnd w:id="127"/>
+    <w:bookmarkStart w:id="131" w:name="X3145843e1df3f61def4f8ab8c5430269a2a5813"/>
     <w:p>
       <w:pPr>
         <w:pStyle w:val="Heading1"/>
@@ -21750,7 +22511,7 @@
         <w:t xml:space="preserve">The Hegemony deserves particular attention because its decline influences nearly every civilization in Fracture Lines.</w:t>
       </w:r>
     </w:p>
-    <w:bookmarkStart w:id="127" w:name="the-five-eras"/>
+    <w:bookmarkStart w:id="128" w:name="the-five-eras"/>
     <w:p>
       <w:pPr>
         <w:pStyle w:val="Heading2"/>
@@ -21763,7 +22524,7 @@
       <w:pPr>
         <w:numPr>
           <w:ilvl w:val="0"/>
-          <w:numId w:val="1019"/>
+          <w:numId w:val="1021"/>
         </w:numPr>
       </w:pPr>
       <w:r>
@@ -21784,7 +22545,7 @@
       <w:pPr>
         <w:numPr>
           <w:ilvl w:val="0"/>
-          <w:numId w:val="1019"/>
+          <w:numId w:val="1021"/>
         </w:numPr>
       </w:pPr>
       <w:r>
@@ -21805,7 +22566,7 @@
       <w:pPr>
         <w:numPr>
           <w:ilvl w:val="0"/>
-          <w:numId w:val="1019"/>
+          <w:numId w:val="1021"/>
         </w:numPr>
       </w:pPr>
       <w:r>
@@ -21826,7 +22587,7 @@
       <w:pPr>
         <w:numPr>
           <w:ilvl w:val="0"/>
-          <w:numId w:val="1019"/>
+          <w:numId w:val="1021"/>
         </w:numPr>
       </w:pPr>
       <w:r>
@@ -21847,7 +22608,7 @@
       <w:pPr>
         <w:numPr>
           <w:ilvl w:val="0"/>
-          <w:numId w:val="1019"/>
+          <w:numId w:val="1021"/>
         </w:numPr>
       </w:pPr>
       <w:r>
@@ -21928,8 +22689,8 @@
         <w:t xml:space="preserve">And an imperial fleet may emerge to announce that the worlds beyond it still belong to the Emperor.</w:t>
       </w:r>
     </w:p>
-    <w:bookmarkEnd w:id="127"/>
-    <w:bookmarkStart w:id="128" w:name="species-and-political-affiliations"/>
+    <w:bookmarkEnd w:id="128"/>
+    <w:bookmarkStart w:id="129" w:name="species-and-political-affiliations"/>
     <w:p>
       <w:pPr>
         <w:pStyle w:val="Heading2"/>
@@ -22238,8 +22999,8 @@
         </w:tc>
       </w:tr>
     </w:tbl>
-    <w:bookmarkEnd w:id="128"/>
-    <w:bookmarkStart w:id="129" w:name="the-galaxy-as-a-setting-for-adventure"/>
+    <w:bookmarkEnd w:id="129"/>
+    <w:bookmarkStart w:id="130" w:name="the-galaxy-as-a-setting-for-adventure"/>
     <w:p>
       <w:pPr>
         <w:pStyle w:val="Heading2"/>
@@ -22296,9 +23057,9 @@
         <w:t xml:space="preserve">The central conflict of Fracture Lines is not simply the struggle between civilizations. It is the struggle between established power and an interstellar order that refuses to remain static.</w:t>
       </w:r>
     </w:p>
-    <w:bookmarkEnd w:id="129"/>
     <w:bookmarkEnd w:id="130"/>
-    <w:bookmarkStart w:id="131" w:name="psionics-and-the-mandates"/>
+    <w:bookmarkEnd w:id="131"/>
+    <w:bookmarkStart w:id="132" w:name="psionics-and-the-mandates"/>
     <w:p>
       <w:pPr>
         <w:pStyle w:val="Heading1"/>
@@ -22385,7 +23146,7 @@
       <w:pPr>
         <w:numPr>
           <w:ilvl w:val="0"/>
-          <w:numId w:val="1020"/>
+          <w:numId w:val="1022"/>
         </w:numPr>
         <w:pStyle w:val="Compact"/>
       </w:pPr>
@@ -22471,7 +23232,7 @@
       <w:pPr>
         <w:numPr>
           <w:ilvl w:val="0"/>
-          <w:numId w:val="1020"/>
+          <w:numId w:val="1022"/>
         </w:numPr>
         <w:pStyle w:val="Compact"/>
       </w:pPr>
@@ -22506,7 +23267,7 @@
       <w:pPr>
         <w:numPr>
           <w:ilvl w:val="0"/>
-          <w:numId w:val="1020"/>
+          <w:numId w:val="1022"/>
         </w:numPr>
         <w:pStyle w:val="Compact"/>
       </w:pPr>
@@ -22544,7 +23305,7 @@
       <w:pPr>
         <w:numPr>
           <w:ilvl w:val="0"/>
-          <w:numId w:val="1020"/>
+          <w:numId w:val="1022"/>
         </w:numPr>
         <w:pStyle w:val="Compact"/>
       </w:pPr>
@@ -23019,8 +23780,8 @@
         </w:tc>
       </w:tr>
     </w:tbl>
-    <w:bookmarkEnd w:id="131"/>
-    <w:bookmarkStart w:id="132" w:name="technology"/>
+    <w:bookmarkEnd w:id="132"/>
+    <w:bookmarkStart w:id="133" w:name="technology"/>
     <w:p>
       <w:pPr>
         <w:pStyle w:val="Heading1"/>
@@ -23033,7 +23794,7 @@
       <w:pPr>
         <w:numPr>
           <w:ilvl w:val="0"/>
-          <w:numId w:val="1021"/>
+          <w:numId w:val="1023"/>
         </w:numPr>
         <w:pStyle w:val="Compact"/>
       </w:pPr>
@@ -23103,7 +23864,7 @@
       <w:pPr>
         <w:numPr>
           <w:ilvl w:val="0"/>
-          <w:numId w:val="1021"/>
+          <w:numId w:val="1023"/>
         </w:numPr>
         <w:pStyle w:val="Compact"/>
       </w:pPr>
@@ -23173,7 +23934,7 @@
       <w:pPr>
         <w:numPr>
           <w:ilvl w:val="0"/>
-          <w:numId w:val="1021"/>
+          <w:numId w:val="1023"/>
         </w:numPr>
         <w:pStyle w:val="Compact"/>
       </w:pPr>
@@ -23195,7 +23956,7 @@
       <w:pPr>
         <w:numPr>
           <w:ilvl w:val="0"/>
-          <w:numId w:val="1021"/>
+          <w:numId w:val="1023"/>
         </w:numPr>
         <w:pStyle w:val="Compact"/>
       </w:pPr>
@@ -23233,7 +23994,7 @@
       <w:pPr>
         <w:numPr>
           <w:ilvl w:val="0"/>
-          <w:numId w:val="1021"/>
+          <w:numId w:val="1023"/>
         </w:numPr>
         <w:pStyle w:val="Compact"/>
       </w:pPr>
@@ -23280,8 +24041,8 @@
         <w:t xml:space="preserve">advantage starts the crew with a ship and a box of Debt. Ship fights and chases run as clocks, with Piloting, Engineering, Sensors and Firearms rolls.</w:t>
       </w:r>
     </w:p>
-    <w:bookmarkEnd w:id="132"/>
-    <w:bookmarkStart w:id="133" w:name="threats"/>
+    <w:bookmarkEnd w:id="133"/>
+    <w:bookmarkStart w:id="134" w:name="threats"/>
     <w:p>
       <w:pPr>
         <w:pStyle w:val="Heading1"/>
@@ -24766,8 +25527,8 @@
         <w:t xml:space="preserve">For a tougher version, add +1 to its targets and one box; for a weaker one, subtract.</w:t>
       </w:r>
     </w:p>
-    <w:bookmarkEnd w:id="133"/>
-    <w:bookmarkStart w:id="141" w:name="ready-made-characters"/>
+    <w:bookmarkEnd w:id="134"/>
+    <w:bookmarkStart w:id="142" w:name="ready-made-characters"/>
     <w:p>
       <w:pPr>
         <w:pStyle w:val="Heading1"/>
@@ -24784,7 +25545,7 @@
         <w:t xml:space="preserve">Characters ready to play, for one-shots, new players, or a group in a hurry. Each follows the creation rules exactly, and their connections tie them together. In the creator, choose one from the ready-made list to open it and make it your own.</w:t>
       </w:r>
     </w:p>
-    <w:bookmarkStart w:id="134" w:name="thessk-varo-hun"/>
+    <w:bookmarkStart w:id="135" w:name="thessk-varo-hun"/>
     <w:p>
       <w:pPr>
         <w:pStyle w:val="Heading2"/>
@@ -24815,7 +25576,7 @@
       <w:pPr>
         <w:numPr>
           <w:ilvl w:val="0"/>
-          <w:numId w:val="1022"/>
+          <w:numId w:val="1024"/>
         </w:numPr>
         <w:pStyle w:val="Compact"/>
       </w:pPr>
@@ -24853,7 +25614,7 @@
       <w:pPr>
         <w:numPr>
           <w:ilvl w:val="0"/>
-          <w:numId w:val="1022"/>
+          <w:numId w:val="1024"/>
         </w:numPr>
         <w:pStyle w:val="Compact"/>
       </w:pPr>
@@ -24875,7 +25636,7 @@
       <w:pPr>
         <w:numPr>
           <w:ilvl w:val="0"/>
-          <w:numId w:val="1022"/>
+          <w:numId w:val="1024"/>
         </w:numPr>
         <w:pStyle w:val="Compact"/>
       </w:pPr>
@@ -24897,7 +25658,7 @@
       <w:pPr>
         <w:numPr>
           <w:ilvl w:val="0"/>
-          <w:numId w:val="1022"/>
+          <w:numId w:val="1024"/>
         </w:numPr>
         <w:pStyle w:val="Compact"/>
       </w:pPr>
@@ -24935,7 +25696,7 @@
       <w:pPr>
         <w:numPr>
           <w:ilvl w:val="0"/>
-          <w:numId w:val="1022"/>
+          <w:numId w:val="1024"/>
         </w:numPr>
         <w:pStyle w:val="Compact"/>
       </w:pPr>
@@ -24969,8 +25730,8 @@
         <w:t xml:space="preserve">She sold Mara Okonkwo the first debt Mara forgave. Neither regrets it.</w:t>
       </w:r>
     </w:p>
-    <w:bookmarkEnd w:id="134"/>
-    <w:bookmarkStart w:id="135" w:name="kesh-of-the-seventh-hive"/>
+    <w:bookmarkEnd w:id="135"/>
+    <w:bookmarkStart w:id="136" w:name="kesh-of-the-seventh-hive"/>
     <w:p>
       <w:pPr>
         <w:pStyle w:val="Heading2"/>
@@ -25001,7 +25762,7 @@
       <w:pPr>
         <w:numPr>
           <w:ilvl w:val="0"/>
-          <w:numId w:val="1023"/>
+          <w:numId w:val="1025"/>
         </w:numPr>
         <w:pStyle w:val="Compact"/>
       </w:pPr>
@@ -25039,7 +25800,7 @@
       <w:pPr>
         <w:numPr>
           <w:ilvl w:val="0"/>
-          <w:numId w:val="1023"/>
+          <w:numId w:val="1025"/>
         </w:numPr>
         <w:pStyle w:val="Compact"/>
       </w:pPr>
@@ -25061,7 +25822,7 @@
       <w:pPr>
         <w:numPr>
           <w:ilvl w:val="0"/>
-          <w:numId w:val="1023"/>
+          <w:numId w:val="1025"/>
         </w:numPr>
         <w:pStyle w:val="Compact"/>
       </w:pPr>
@@ -25083,7 +25844,7 @@
       <w:pPr>
         <w:numPr>
           <w:ilvl w:val="0"/>
-          <w:numId w:val="1023"/>
+          <w:numId w:val="1025"/>
         </w:numPr>
         <w:pStyle w:val="Compact"/>
       </w:pPr>
@@ -25121,7 +25882,7 @@
       <w:pPr>
         <w:numPr>
           <w:ilvl w:val="0"/>
-          <w:numId w:val="1023"/>
+          <w:numId w:val="1025"/>
         </w:numPr>
         <w:pStyle w:val="Compact"/>
       </w:pPr>
@@ -25155,8 +25916,8 @@
         <w:t xml:space="preserve">Ilvi Saradh’s AI found the corridor Kesh’s hive needed; Kesh owes them both.</w:t>
       </w:r>
     </w:p>
-    <w:bookmarkEnd w:id="135"/>
-    <w:bookmarkStart w:id="136" w:name="rook"/>
+    <w:bookmarkEnd w:id="136"/>
+    <w:bookmarkStart w:id="137" w:name="rook"/>
     <w:p>
       <w:pPr>
         <w:pStyle w:val="Heading2"/>
@@ -25187,7 +25948,7 @@
       <w:pPr>
         <w:numPr>
           <w:ilvl w:val="0"/>
-          <w:numId w:val="1024"/>
+          <w:numId w:val="1026"/>
         </w:numPr>
         <w:pStyle w:val="Compact"/>
       </w:pPr>
@@ -25225,7 +25986,7 @@
       <w:pPr>
         <w:numPr>
           <w:ilvl w:val="0"/>
-          <w:numId w:val="1024"/>
+          <w:numId w:val="1026"/>
         </w:numPr>
         <w:pStyle w:val="Compact"/>
       </w:pPr>
@@ -25247,7 +26008,7 @@
       <w:pPr>
         <w:numPr>
           <w:ilvl w:val="0"/>
-          <w:numId w:val="1024"/>
+          <w:numId w:val="1026"/>
         </w:numPr>
         <w:pStyle w:val="Compact"/>
       </w:pPr>
@@ -25269,7 +26030,7 @@
       <w:pPr>
         <w:numPr>
           <w:ilvl w:val="0"/>
-          <w:numId w:val="1024"/>
+          <w:numId w:val="1026"/>
         </w:numPr>
         <w:pStyle w:val="Compact"/>
       </w:pPr>
@@ -25307,7 +26068,7 @@
       <w:pPr>
         <w:numPr>
           <w:ilvl w:val="0"/>
-          <w:numId w:val="1024"/>
+          <w:numId w:val="1026"/>
         </w:numPr>
         <w:pStyle w:val="Compact"/>
       </w:pPr>
@@ -25341,8 +26102,8 @@
         <w:t xml:space="preserve">Brakka was on the other side of that border war. They found out over a drink, and stayed friends.</w:t>
       </w:r>
     </w:p>
-    <w:bookmarkEnd w:id="136"/>
-    <w:bookmarkStart w:id="137" w:name="ilvi-saradh"/>
+    <w:bookmarkEnd w:id="137"/>
+    <w:bookmarkStart w:id="138" w:name="ilvi-saradh"/>
     <w:p>
       <w:pPr>
         <w:pStyle w:val="Heading2"/>
@@ -25373,7 +26134,7 @@
       <w:pPr>
         <w:numPr>
           <w:ilvl w:val="0"/>
-          <w:numId w:val="1025"/>
+          <w:numId w:val="1027"/>
         </w:numPr>
         <w:pStyle w:val="Compact"/>
       </w:pPr>
@@ -25411,7 +26172,7 @@
       <w:pPr>
         <w:numPr>
           <w:ilvl w:val="0"/>
-          <w:numId w:val="1025"/>
+          <w:numId w:val="1027"/>
         </w:numPr>
         <w:pStyle w:val="Compact"/>
       </w:pPr>
@@ -25433,7 +26194,7 @@
       <w:pPr>
         <w:numPr>
           <w:ilvl w:val="0"/>
-          <w:numId w:val="1025"/>
+          <w:numId w:val="1027"/>
         </w:numPr>
         <w:pStyle w:val="Compact"/>
       </w:pPr>
@@ -25455,7 +26216,7 @@
       <w:pPr>
         <w:numPr>
           <w:ilvl w:val="0"/>
-          <w:numId w:val="1025"/>
+          <w:numId w:val="1027"/>
         </w:numPr>
         <w:pStyle w:val="Compact"/>
       </w:pPr>
@@ -25493,7 +26254,7 @@
       <w:pPr>
         <w:numPr>
           <w:ilvl w:val="0"/>
-          <w:numId w:val="1025"/>
+          <w:numId w:val="1027"/>
         </w:numPr>
         <w:pStyle w:val="Compact"/>
       </w:pPr>
@@ -25527,8 +26288,8 @@
         <w:t xml:space="preserve">Quill found the corridor Kesh’s hive needed. Ilvi never told the guild.</w:t>
       </w:r>
     </w:p>
-    <w:bookmarkEnd w:id="137"/>
-    <w:bookmarkStart w:id="138" w:name="dr.-anwe-tal"/>
+    <w:bookmarkEnd w:id="138"/>
+    <w:bookmarkStart w:id="139" w:name="dr.-anwe-tal"/>
     <w:p>
       <w:pPr>
         <w:pStyle w:val="Heading2"/>
@@ -25559,7 +26320,7 @@
       <w:pPr>
         <w:numPr>
           <w:ilvl w:val="0"/>
-          <w:numId w:val="1026"/>
+          <w:numId w:val="1028"/>
         </w:numPr>
         <w:pStyle w:val="Compact"/>
       </w:pPr>
@@ -25597,7 +26358,7 @@
       <w:pPr>
         <w:numPr>
           <w:ilvl w:val="0"/>
-          <w:numId w:val="1026"/>
+          <w:numId w:val="1028"/>
         </w:numPr>
         <w:pStyle w:val="Compact"/>
       </w:pPr>
@@ -25619,7 +26380,7 @@
       <w:pPr>
         <w:numPr>
           <w:ilvl w:val="0"/>
-          <w:numId w:val="1026"/>
+          <w:numId w:val="1028"/>
         </w:numPr>
         <w:pStyle w:val="Compact"/>
       </w:pPr>
@@ -25641,7 +26402,7 @@
       <w:pPr>
         <w:numPr>
           <w:ilvl w:val="0"/>
-          <w:numId w:val="1026"/>
+          <w:numId w:val="1028"/>
         </w:numPr>
         <w:pStyle w:val="Compact"/>
       </w:pPr>
@@ -25679,7 +26440,7 @@
       <w:pPr>
         <w:numPr>
           <w:ilvl w:val="0"/>
-          <w:numId w:val="1026"/>
+          <w:numId w:val="1028"/>
         </w:numPr>
         <w:pStyle w:val="Compact"/>
       </w:pPr>
@@ -25713,8 +26474,8 @@
         <w:t xml:space="preserve">Sable cleaned up the corporation’s files that proved Anwe’s case, and asked nothing for it.</w:t>
       </w:r>
     </w:p>
-    <w:bookmarkEnd w:id="138"/>
-    <w:bookmarkStart w:id="139" w:name="brakka"/>
+    <w:bookmarkEnd w:id="139"/>
+    <w:bookmarkStart w:id="140" w:name="brakka"/>
     <w:p>
       <w:pPr>
         <w:pStyle w:val="Heading2"/>
@@ -25745,7 +26506,7 @@
       <w:pPr>
         <w:numPr>
           <w:ilvl w:val="0"/>
-          <w:numId w:val="1027"/>
+          <w:numId w:val="1029"/>
         </w:numPr>
         <w:pStyle w:val="Compact"/>
       </w:pPr>
@@ -25783,7 +26544,7 @@
       <w:pPr>
         <w:numPr>
           <w:ilvl w:val="0"/>
-          <w:numId w:val="1027"/>
+          <w:numId w:val="1029"/>
         </w:numPr>
         <w:pStyle w:val="Compact"/>
       </w:pPr>
@@ -25805,7 +26566,7 @@
       <w:pPr>
         <w:numPr>
           <w:ilvl w:val="0"/>
-          <w:numId w:val="1027"/>
+          <w:numId w:val="1029"/>
         </w:numPr>
         <w:pStyle w:val="Compact"/>
       </w:pPr>
@@ -25827,7 +26588,7 @@
       <w:pPr>
         <w:numPr>
           <w:ilvl w:val="0"/>
-          <w:numId w:val="1027"/>
+          <w:numId w:val="1029"/>
         </w:numPr>
         <w:pStyle w:val="Compact"/>
       </w:pPr>
@@ -25865,7 +26626,7 @@
       <w:pPr>
         <w:numPr>
           <w:ilvl w:val="0"/>
-          <w:numId w:val="1027"/>
+          <w:numId w:val="1029"/>
         </w:numPr>
         <w:pStyle w:val="Compact"/>
       </w:pPr>
@@ -25899,8 +26660,8 @@
         <w:t xml:space="preserve">Rook fought him across the Zhaq border once. Now Rook watches his back.</w:t>
       </w:r>
     </w:p>
-    <w:bookmarkEnd w:id="139"/>
-    <w:bookmarkStart w:id="140" w:name="sable"/>
+    <w:bookmarkEnd w:id="140"/>
+    <w:bookmarkStart w:id="141" w:name="sable"/>
     <w:p>
       <w:pPr>
         <w:pStyle w:val="Heading2"/>
@@ -25931,7 +26692,7 @@
       <w:pPr>
         <w:numPr>
           <w:ilvl w:val="0"/>
-          <w:numId w:val="1028"/>
+          <w:numId w:val="1030"/>
         </w:numPr>
         <w:pStyle w:val="Compact"/>
       </w:pPr>
@@ -25969,7 +26730,7 @@
       <w:pPr>
         <w:numPr>
           <w:ilvl w:val="0"/>
-          <w:numId w:val="1028"/>
+          <w:numId w:val="1030"/>
         </w:numPr>
         <w:pStyle w:val="Compact"/>
       </w:pPr>
@@ -25991,7 +26752,7 @@
       <w:pPr>
         <w:numPr>
           <w:ilvl w:val="0"/>
-          <w:numId w:val="1028"/>
+          <w:numId w:val="1030"/>
         </w:numPr>
         <w:pStyle w:val="Compact"/>
       </w:pPr>
@@ -26013,7 +26774,7 @@
       <w:pPr>
         <w:numPr>
           <w:ilvl w:val="0"/>
-          <w:numId w:val="1028"/>
+          <w:numId w:val="1030"/>
         </w:numPr>
         <w:pStyle w:val="Compact"/>
       </w:pPr>
@@ -26051,7 +26812,7 @@
       <w:pPr>
         <w:numPr>
           <w:ilvl w:val="0"/>
-          <w:numId w:val="1028"/>
+          <w:numId w:val="1030"/>
         </w:numPr>
         <w:pStyle w:val="Compact"/>
       </w:pPr>
@@ -26085,9 +26846,9 @@
         <w:t xml:space="preserve">Sable cleaned up the files that proved Dr. Anwe Tal’s case, for nothing. Anwe wonders why.</w:t>
       </w:r>
     </w:p>
-    <w:bookmarkEnd w:id="140"/>
     <w:bookmarkEnd w:id="141"/>
-    <w:bookmarkStart w:id="142" w:name="advantages"/>
+    <w:bookmarkEnd w:id="142"/>
+    <w:bookmarkStart w:id="143" w:name="advantages"/>
     <w:p>
       <w:pPr>
         <w:pStyle w:val="Heading1"/>
@@ -26986,8 +27747,8 @@
         <w:t xml:space="preserve">belongs to the whole crew once it’s taken.</w:t>
       </w:r>
     </w:p>
-    <w:bookmarkEnd w:id="142"/>
-    <w:bookmarkStart w:id="168" w:name="species"/>
+    <w:bookmarkEnd w:id="143"/>
+    <w:bookmarkStart w:id="169" w:name="species"/>
     <w:p>
       <w:pPr>
         <w:pStyle w:val="Heading1"/>
@@ -28670,7 +29431,7 @@
         </w:tc>
       </w:tr>
     </w:tbl>
-    <w:bookmarkStart w:id="143" w:name="human"/>
+    <w:bookmarkStart w:id="144" w:name="human"/>
     <w:p>
       <w:pPr>
         <w:pStyle w:val="Heading2"/>
@@ -28983,8 +29744,8 @@
         </w:tc>
       </w:tr>
     </w:tbl>
-    <w:bookmarkEnd w:id="143"/>
-    <w:bookmarkStart w:id="144" w:name="vesh"/>
+    <w:bookmarkEnd w:id="144"/>
+    <w:bookmarkStart w:id="145" w:name="vesh"/>
     <w:p>
       <w:pPr>
         <w:pStyle w:val="Heading2"/>
@@ -29297,8 +30058,8 @@
         </w:tc>
       </w:tr>
     </w:tbl>
-    <w:bookmarkEnd w:id="144"/>
-    <w:bookmarkStart w:id="145" w:name="brulvek"/>
+    <w:bookmarkEnd w:id="145"/>
+    <w:bookmarkStart w:id="146" w:name="brulvek"/>
     <w:p>
       <w:pPr>
         <w:pStyle w:val="Heading2"/>
@@ -29343,7 +30104,7 @@
       <w:pPr>
         <w:numPr>
           <w:ilvl w:val="0"/>
-          <w:numId w:val="1029"/>
+          <w:numId w:val="1031"/>
         </w:numPr>
         <w:pStyle w:val="Compact"/>
       </w:pPr>
@@ -29635,8 +30396,8 @@
         </w:tc>
       </w:tr>
     </w:tbl>
-    <w:bookmarkEnd w:id="145"/>
-    <w:bookmarkStart w:id="146" w:name="corvani"/>
+    <w:bookmarkEnd w:id="146"/>
+    <w:bookmarkStart w:id="147" w:name="corvani"/>
     <w:p>
       <w:pPr>
         <w:pStyle w:val="Heading2"/>
@@ -29681,7 +30442,7 @@
       <w:pPr>
         <w:numPr>
           <w:ilvl w:val="0"/>
-          <w:numId w:val="1030"/>
+          <w:numId w:val="1032"/>
         </w:numPr>
         <w:pStyle w:val="Compact"/>
       </w:pPr>
@@ -29973,8 +30734,8 @@
         </w:tc>
       </w:tr>
     </w:tbl>
-    <w:bookmarkEnd w:id="146"/>
-    <w:bookmarkStart w:id="147" w:name="draelin"/>
+    <w:bookmarkEnd w:id="147"/>
+    <w:bookmarkStart w:id="148" w:name="draelin"/>
     <w:p>
       <w:pPr>
         <w:pStyle w:val="Heading2"/>
@@ -30019,7 +30780,7 @@
       <w:pPr>
         <w:numPr>
           <w:ilvl w:val="0"/>
-          <w:numId w:val="1031"/>
+          <w:numId w:val="1033"/>
         </w:numPr>
         <w:pStyle w:val="Compact"/>
       </w:pPr>
@@ -30031,7 +30792,7 @@
       <w:pPr>
         <w:numPr>
           <w:ilvl w:val="0"/>
-          <w:numId w:val="1031"/>
+          <w:numId w:val="1033"/>
         </w:numPr>
         <w:pStyle w:val="Compact"/>
       </w:pPr>
@@ -30341,8 +31102,8 @@
         </w:tc>
       </w:tr>
     </w:tbl>
-    <w:bookmarkEnd w:id="147"/>
-    <w:bookmarkStart w:id="148" w:name="joruun"/>
+    <w:bookmarkEnd w:id="148"/>
+    <w:bookmarkStart w:id="149" w:name="joruun"/>
     <w:p>
       <w:pPr>
         <w:pStyle w:val="Heading2"/>
@@ -30387,7 +31148,7 @@
       <w:pPr>
         <w:numPr>
           <w:ilvl w:val="0"/>
-          <w:numId w:val="1032"/>
+          <w:numId w:val="1034"/>
         </w:numPr>
         <w:pStyle w:val="Compact"/>
       </w:pPr>
@@ -30679,8 +31440,8 @@
         </w:tc>
       </w:tr>
     </w:tbl>
-    <w:bookmarkEnd w:id="148"/>
-    <w:bookmarkStart w:id="149" w:name="kel-1"/>
+    <w:bookmarkEnd w:id="149"/>
+    <w:bookmarkStart w:id="150" w:name="kel-1"/>
     <w:p>
       <w:pPr>
         <w:pStyle w:val="Heading2"/>
@@ -30725,7 +31486,7 @@
       <w:pPr>
         <w:numPr>
           <w:ilvl w:val="0"/>
-          <w:numId w:val="1033"/>
+          <w:numId w:val="1035"/>
         </w:numPr>
         <w:pStyle w:val="Compact"/>
       </w:pPr>
@@ -30737,7 +31498,7 @@
       <w:pPr>
         <w:numPr>
           <w:ilvl w:val="0"/>
-          <w:numId w:val="1033"/>
+          <w:numId w:val="1035"/>
         </w:numPr>
         <w:pStyle w:val="Compact"/>
       </w:pPr>
@@ -31029,8 +31790,8 @@
         </w:tc>
       </w:tr>
     </w:tbl>
-    <w:bookmarkEnd w:id="149"/>
-    <w:bookmarkStart w:id="150" w:name="mirrun-1"/>
+    <w:bookmarkEnd w:id="150"/>
+    <w:bookmarkStart w:id="151" w:name="mirrun-1"/>
     <w:p>
       <w:pPr>
         <w:pStyle w:val="Heading2"/>
@@ -31075,7 +31836,7 @@
       <w:pPr>
         <w:numPr>
           <w:ilvl w:val="0"/>
-          <w:numId w:val="1034"/>
+          <w:numId w:val="1036"/>
         </w:numPr>
         <w:pStyle w:val="Compact"/>
       </w:pPr>
@@ -31367,8 +32128,8 @@
         </w:tc>
       </w:tr>
     </w:tbl>
-    <w:bookmarkEnd w:id="150"/>
-    <w:bookmarkStart w:id="151" w:name="ommek"/>
+    <w:bookmarkEnd w:id="151"/>
+    <w:bookmarkStart w:id="152" w:name="ommek"/>
     <w:p>
       <w:pPr>
         <w:pStyle w:val="Heading2"/>
@@ -31413,7 +32174,7 @@
       <w:pPr>
         <w:numPr>
           <w:ilvl w:val="0"/>
-          <w:numId w:val="1035"/>
+          <w:numId w:val="1037"/>
         </w:numPr>
         <w:pStyle w:val="Compact"/>
       </w:pPr>
@@ -31723,8 +32484,8 @@
         </w:tc>
       </w:tr>
     </w:tbl>
-    <w:bookmarkEnd w:id="151"/>
-    <w:bookmarkStart w:id="152" w:name="shivar"/>
+    <w:bookmarkEnd w:id="152"/>
+    <w:bookmarkStart w:id="153" w:name="shivar"/>
     <w:p>
       <w:pPr>
         <w:pStyle w:val="Heading2"/>
@@ -31769,7 +32530,7 @@
       <w:pPr>
         <w:numPr>
           <w:ilvl w:val="0"/>
-          <w:numId w:val="1036"/>
+          <w:numId w:val="1038"/>
         </w:numPr>
         <w:pStyle w:val="Compact"/>
       </w:pPr>
@@ -32061,8 +32822,8 @@
         </w:tc>
       </w:tr>
     </w:tbl>
-    <w:bookmarkEnd w:id="152"/>
-    <w:bookmarkStart w:id="153" w:name="tessan-1"/>
+    <w:bookmarkEnd w:id="153"/>
+    <w:bookmarkStart w:id="154" w:name="tessan-1"/>
     <w:p>
       <w:pPr>
         <w:pStyle w:val="Heading2"/>
@@ -32107,7 +32868,7 @@
       <w:pPr>
         <w:numPr>
           <w:ilvl w:val="0"/>
-          <w:numId w:val="1037"/>
+          <w:numId w:val="1039"/>
         </w:numPr>
         <w:pStyle w:val="Compact"/>
       </w:pPr>
@@ -32119,7 +32880,7 @@
       <w:pPr>
         <w:numPr>
           <w:ilvl w:val="0"/>
-          <w:numId w:val="1037"/>
+          <w:numId w:val="1039"/>
         </w:numPr>
         <w:pStyle w:val="Compact"/>
       </w:pPr>
@@ -32411,8 +33172,8 @@
         </w:tc>
       </w:tr>
     </w:tbl>
-    <w:bookmarkEnd w:id="153"/>
-    <w:bookmarkStart w:id="154" w:name="thrum"/>
+    <w:bookmarkEnd w:id="154"/>
+    <w:bookmarkStart w:id="155" w:name="thrum"/>
     <w:p>
       <w:pPr>
         <w:pStyle w:val="Heading2"/>
@@ -32457,7 +33218,7 @@
       <w:pPr>
         <w:numPr>
           <w:ilvl w:val="0"/>
-          <w:numId w:val="1038"/>
+          <w:numId w:val="1040"/>
         </w:numPr>
         <w:pStyle w:val="Compact"/>
       </w:pPr>
@@ -32749,8 +33510,8 @@
         </w:tc>
       </w:tr>
     </w:tbl>
-    <w:bookmarkEnd w:id="154"/>
-    <w:bookmarkStart w:id="155" w:name="uth"/>
+    <w:bookmarkEnd w:id="155"/>
+    <w:bookmarkStart w:id="156" w:name="uth"/>
     <w:p>
       <w:pPr>
         <w:pStyle w:val="Heading2"/>
@@ -32795,7 +33556,7 @@
       <w:pPr>
         <w:numPr>
           <w:ilvl w:val="0"/>
-          <w:numId w:val="1039"/>
+          <w:numId w:val="1041"/>
         </w:numPr>
         <w:pStyle w:val="Compact"/>
       </w:pPr>
@@ -33087,8 +33848,8 @@
         </w:tc>
       </w:tr>
     </w:tbl>
-    <w:bookmarkEnd w:id="155"/>
-    <w:bookmarkStart w:id="156" w:name="uxarra"/>
+    <w:bookmarkEnd w:id="156"/>
+    <w:bookmarkStart w:id="157" w:name="uxarra"/>
     <w:p>
       <w:pPr>
         <w:pStyle w:val="Heading2"/>
@@ -33133,7 +33894,7 @@
       <w:pPr>
         <w:numPr>
           <w:ilvl w:val="0"/>
-          <w:numId w:val="1040"/>
+          <w:numId w:val="1042"/>
         </w:numPr>
         <w:pStyle w:val="Compact"/>
       </w:pPr>
@@ -33425,8 +34186,8 @@
         </w:tc>
       </w:tr>
     </w:tbl>
-    <w:bookmarkEnd w:id="156"/>
-    <w:bookmarkStart w:id="157" w:name="vael"/>
+    <w:bookmarkEnd w:id="157"/>
+    <w:bookmarkStart w:id="158" w:name="vael"/>
     <w:p>
       <w:pPr>
         <w:pStyle w:val="Heading2"/>
@@ -33471,7 +34232,7 @@
       <w:pPr>
         <w:numPr>
           <w:ilvl w:val="0"/>
-          <w:numId w:val="1041"/>
+          <w:numId w:val="1043"/>
         </w:numPr>
         <w:pStyle w:val="Compact"/>
       </w:pPr>
@@ -33483,7 +34244,7 @@
       <w:pPr>
         <w:numPr>
           <w:ilvl w:val="0"/>
-          <w:numId w:val="1041"/>
+          <w:numId w:val="1043"/>
         </w:numPr>
         <w:pStyle w:val="Compact"/>
       </w:pPr>
@@ -33775,8 +34536,8 @@
         </w:tc>
       </w:tr>
     </w:tbl>
-    <w:bookmarkEnd w:id="157"/>
-    <w:bookmarkStart w:id="158" w:name="veyari"/>
+    <w:bookmarkEnd w:id="158"/>
+    <w:bookmarkStart w:id="159" w:name="veyari"/>
     <w:p>
       <w:pPr>
         <w:pStyle w:val="Heading2"/>
@@ -33821,7 +34582,7 @@
       <w:pPr>
         <w:numPr>
           <w:ilvl w:val="0"/>
-          <w:numId w:val="1042"/>
+          <w:numId w:val="1044"/>
         </w:numPr>
         <w:pStyle w:val="Compact"/>
       </w:pPr>
@@ -34113,8 +34874,8 @@
         </w:tc>
       </w:tr>
     </w:tbl>
-    <w:bookmarkEnd w:id="158"/>
-    <w:bookmarkStart w:id="159" w:name="ylith-1"/>
+    <w:bookmarkEnd w:id="159"/>
+    <w:bookmarkStart w:id="160" w:name="ylith-1"/>
     <w:p>
       <w:pPr>
         <w:pStyle w:val="Heading2"/>
@@ -34159,7 +34920,7 @@
       <w:pPr>
         <w:numPr>
           <w:ilvl w:val="0"/>
-          <w:numId w:val="1043"/>
+          <w:numId w:val="1045"/>
         </w:numPr>
         <w:pStyle w:val="Compact"/>
       </w:pPr>
@@ -34171,7 +34932,7 @@
       <w:pPr>
         <w:numPr>
           <w:ilvl w:val="0"/>
-          <w:numId w:val="1043"/>
+          <w:numId w:val="1045"/>
         </w:numPr>
         <w:pStyle w:val="Compact"/>
       </w:pPr>
@@ -34463,8 +35224,8 @@
         </w:tc>
       </w:tr>
     </w:tbl>
-    <w:bookmarkEnd w:id="159"/>
-    <w:bookmarkStart w:id="160" w:name="zethri"/>
+    <w:bookmarkEnd w:id="160"/>
+    <w:bookmarkStart w:id="161" w:name="zethri"/>
     <w:p>
       <w:pPr>
         <w:pStyle w:val="Heading2"/>
@@ -34509,7 +35270,7 @@
       <w:pPr>
         <w:numPr>
           <w:ilvl w:val="0"/>
-          <w:numId w:val="1044"/>
+          <w:numId w:val="1046"/>
         </w:numPr>
         <w:pStyle w:val="Compact"/>
       </w:pPr>
@@ -34801,8 +35562,8 @@
         </w:tc>
       </w:tr>
     </w:tbl>
-    <w:bookmarkEnd w:id="160"/>
-    <w:bookmarkStart w:id="161" w:name="zhaq"/>
+    <w:bookmarkEnd w:id="161"/>
+    <w:bookmarkStart w:id="162" w:name="zhaq"/>
     <w:p>
       <w:pPr>
         <w:pStyle w:val="Heading2"/>
@@ -34847,7 +35608,7 @@
       <w:pPr>
         <w:numPr>
           <w:ilvl w:val="0"/>
-          <w:numId w:val="1045"/>
+          <w:numId w:val="1047"/>
         </w:numPr>
         <w:pStyle w:val="Compact"/>
       </w:pPr>
@@ -34859,7 +35620,7 @@
       <w:pPr>
         <w:numPr>
           <w:ilvl w:val="0"/>
-          <w:numId w:val="1045"/>
+          <w:numId w:val="1047"/>
         </w:numPr>
         <w:pStyle w:val="Compact"/>
       </w:pPr>
@@ -35151,8 +35912,8 @@
         </w:tc>
       </w:tr>
     </w:tbl>
-    <w:bookmarkEnd w:id="161"/>
-    <w:bookmarkStart w:id="162" w:name="dresh"/>
+    <w:bookmarkEnd w:id="162"/>
+    <w:bookmarkStart w:id="163" w:name="dresh"/>
     <w:p>
       <w:pPr>
         <w:pStyle w:val="Heading2"/>
@@ -35197,7 +35958,7 @@
       <w:pPr>
         <w:numPr>
           <w:ilvl w:val="0"/>
-          <w:numId w:val="1046"/>
+          <w:numId w:val="1048"/>
         </w:numPr>
         <w:pStyle w:val="Compact"/>
       </w:pPr>
@@ -35209,7 +35970,7 @@
       <w:pPr>
         <w:numPr>
           <w:ilvl w:val="0"/>
-          <w:numId w:val="1046"/>
+          <w:numId w:val="1048"/>
         </w:numPr>
         <w:pStyle w:val="Compact"/>
       </w:pPr>
@@ -35221,7 +35982,7 @@
       <w:pPr>
         <w:numPr>
           <w:ilvl w:val="0"/>
-          <w:numId w:val="1046"/>
+          <w:numId w:val="1048"/>
         </w:numPr>
         <w:pStyle w:val="Compact"/>
       </w:pPr>
@@ -35513,8 +36274,8 @@
         </w:tc>
       </w:tr>
     </w:tbl>
-    <w:bookmarkEnd w:id="162"/>
-    <w:bookmarkStart w:id="163" w:name="eshuum"/>
+    <w:bookmarkEnd w:id="163"/>
+    <w:bookmarkStart w:id="164" w:name="eshuum"/>
     <w:p>
       <w:pPr>
         <w:pStyle w:val="Heading2"/>
@@ -35559,7 +36320,7 @@
       <w:pPr>
         <w:numPr>
           <w:ilvl w:val="0"/>
-          <w:numId w:val="1047"/>
+          <w:numId w:val="1049"/>
         </w:numPr>
         <w:pStyle w:val="Compact"/>
       </w:pPr>
@@ -35571,7 +36332,7 @@
       <w:pPr>
         <w:numPr>
           <w:ilvl w:val="0"/>
-          <w:numId w:val="1047"/>
+          <w:numId w:val="1049"/>
         </w:numPr>
         <w:pStyle w:val="Compact"/>
       </w:pPr>
@@ -35863,8 +36624,8 @@
         </w:tc>
       </w:tr>
     </w:tbl>
-    <w:bookmarkEnd w:id="163"/>
-    <w:bookmarkStart w:id="164" w:name="khaum"/>
+    <w:bookmarkEnd w:id="164"/>
+    <w:bookmarkStart w:id="165" w:name="khaum"/>
     <w:p>
       <w:pPr>
         <w:pStyle w:val="Heading2"/>
@@ -35909,7 +36670,7 @@
       <w:pPr>
         <w:numPr>
           <w:ilvl w:val="0"/>
-          <w:numId w:val="1048"/>
+          <w:numId w:val="1050"/>
         </w:numPr>
         <w:pStyle w:val="Compact"/>
       </w:pPr>
@@ -35921,7 +36682,7 @@
       <w:pPr>
         <w:numPr>
           <w:ilvl w:val="0"/>
-          <w:numId w:val="1048"/>
+          <w:numId w:val="1050"/>
         </w:numPr>
         <w:pStyle w:val="Compact"/>
       </w:pPr>
@@ -35933,7 +36694,7 @@
       <w:pPr>
         <w:numPr>
           <w:ilvl w:val="0"/>
-          <w:numId w:val="1048"/>
+          <w:numId w:val="1050"/>
         </w:numPr>
         <w:pStyle w:val="Compact"/>
       </w:pPr>
@@ -36225,8 +36986,8 @@
         </w:tc>
       </w:tr>
     </w:tbl>
-    <w:bookmarkEnd w:id="164"/>
-    <w:bookmarkStart w:id="165" w:name="ozhvek"/>
+    <w:bookmarkEnd w:id="165"/>
+    <w:bookmarkStart w:id="166" w:name="ozhvek"/>
     <w:p>
       <w:pPr>
         <w:pStyle w:val="Heading2"/>
@@ -36271,7 +37032,7 @@
       <w:pPr>
         <w:numPr>
           <w:ilvl w:val="0"/>
-          <w:numId w:val="1049"/>
+          <w:numId w:val="1051"/>
         </w:numPr>
         <w:pStyle w:val="Compact"/>
       </w:pPr>
@@ -36283,7 +37044,7 @@
       <w:pPr>
         <w:numPr>
           <w:ilvl w:val="0"/>
-          <w:numId w:val="1049"/>
+          <w:numId w:val="1051"/>
         </w:numPr>
         <w:pStyle w:val="Compact"/>
       </w:pPr>
@@ -36575,8 +37336,8 @@
         </w:tc>
       </w:tr>
     </w:tbl>
-    <w:bookmarkEnd w:id="165"/>
-    <w:bookmarkStart w:id="166" w:name="qor"/>
+    <w:bookmarkEnd w:id="166"/>
+    <w:bookmarkStart w:id="167" w:name="qor"/>
     <w:p>
       <w:pPr>
         <w:pStyle w:val="Heading2"/>
@@ -36621,7 +37382,7 @@
       <w:pPr>
         <w:numPr>
           <w:ilvl w:val="0"/>
-          <w:numId w:val="1050"/>
+          <w:numId w:val="1052"/>
         </w:numPr>
         <w:pStyle w:val="Compact"/>
       </w:pPr>
@@ -36633,7 +37394,7 @@
       <w:pPr>
         <w:numPr>
           <w:ilvl w:val="0"/>
-          <w:numId w:val="1050"/>
+          <w:numId w:val="1052"/>
         </w:numPr>
         <w:pStyle w:val="Compact"/>
       </w:pPr>
@@ -36925,8 +37686,8 @@
         </w:tc>
       </w:tr>
     </w:tbl>
-    <w:bookmarkEnd w:id="166"/>
-    <w:bookmarkStart w:id="167" w:name="sen"/>
+    <w:bookmarkEnd w:id="167"/>
+    <w:bookmarkStart w:id="168" w:name="sen"/>
     <w:p>
       <w:pPr>
         <w:pStyle w:val="Heading2"/>
@@ -36971,7 +37732,7 @@
       <w:pPr>
         <w:numPr>
           <w:ilvl w:val="0"/>
-          <w:numId w:val="1051"/>
+          <w:numId w:val="1053"/>
         </w:numPr>
         <w:pStyle w:val="Compact"/>
       </w:pPr>
@@ -36983,7 +37744,7 @@
       <w:pPr>
         <w:numPr>
           <w:ilvl w:val="0"/>
-          <w:numId w:val="1051"/>
+          <w:numId w:val="1053"/>
         </w:numPr>
         <w:pStyle w:val="Compact"/>
       </w:pPr>
@@ -37275,9 +38036,9 @@
         </w:tc>
       </w:tr>
     </w:tbl>
-    <w:bookmarkEnd w:id="167"/>
     <w:bookmarkEnd w:id="168"/>
-    <w:bookmarkStart w:id="179" w:name="making-your-own"/>
+    <w:bookmarkEnd w:id="169"/>
+    <w:bookmarkStart w:id="180" w:name="making-your-own"/>
     <w:p>
       <w:pPr>
         <w:pStyle w:val="Heading1"/>
@@ -37310,7 +38071,7 @@
         <w:t xml:space="preserve">option at the end of each list, and its checklist holds a custom choice to the same rules as everything else.</w:t>
       </w:r>
     </w:p>
-    <w:bookmarkStart w:id="169" w:name="a-custom-calling"/>
+    <w:bookmarkStart w:id="170" w:name="a-custom-calling"/>
     <w:p>
       <w:pPr>
         <w:pStyle w:val="Heading2"/>
@@ -37331,7 +38092,7 @@
       <w:pPr>
         <w:numPr>
           <w:ilvl w:val="0"/>
-          <w:numId w:val="1052"/>
+          <w:numId w:val="1054"/>
         </w:numPr>
         <w:pStyle w:val="Compact"/>
       </w:pPr>
@@ -37377,7 +38138,7 @@
       <w:pPr>
         <w:numPr>
           <w:ilvl w:val="0"/>
-          <w:numId w:val="1052"/>
+          <w:numId w:val="1054"/>
         </w:numPr>
         <w:pStyle w:val="Compact"/>
       </w:pPr>
@@ -37399,7 +38160,7 @@
       <w:pPr>
         <w:numPr>
           <w:ilvl w:val="0"/>
-          <w:numId w:val="1052"/>
+          <w:numId w:val="1054"/>
         </w:numPr>
         <w:pStyle w:val="Compact"/>
       </w:pPr>
@@ -37421,7 +38182,7 @@
       <w:pPr>
         <w:numPr>
           <w:ilvl w:val="0"/>
-          <w:numId w:val="1052"/>
+          <w:numId w:val="1054"/>
         </w:numPr>
         <w:pStyle w:val="Compact"/>
       </w:pPr>
@@ -37486,8 +38247,8 @@
         <w:t xml:space="preserve">.</w:t>
       </w:r>
     </w:p>
-    <w:bookmarkEnd w:id="169"/>
-    <w:bookmarkStart w:id="178" w:name="a-custom-species"/>
+    <w:bookmarkEnd w:id="170"/>
+    <w:bookmarkStart w:id="179" w:name="a-custom-species"/>
     <w:p>
       <w:pPr>
         <w:pStyle w:val="Heading2"/>
@@ -37504,7 +38265,7 @@
         <w:t xml:space="preserve">Build it with the GM, one step at a time.</w:t>
       </w:r>
     </w:p>
-    <w:bookmarkStart w:id="170" w:name="the-concept"/>
+    <w:bookmarkStart w:id="171" w:name="the-concept"/>
     <w:p>
       <w:pPr>
         <w:pStyle w:val="Heading3"/>
@@ -37521,8 +38282,8 @@
         <w:t xml:space="preserve">Two or three sentences: where they come from, what sets them apart, and how others see them. It should be something the species in this book don’t already cover.</w:t>
       </w:r>
     </w:p>
-    <w:bookmarkEnd w:id="170"/>
-    <w:bookmarkStart w:id="171" w:name="the-tier"/>
+    <w:bookmarkEnd w:id="171"/>
+    <w:bookmarkStart w:id="172" w:name="the-tier"/>
     <w:p>
       <w:pPr>
         <w:pStyle w:val="Heading3"/>
@@ -37819,8 +38580,8 @@
         <w:t xml:space="preserve">When in doubt, choose the higher tier.</w:t>
       </w:r>
     </w:p>
-    <w:bookmarkEnd w:id="171"/>
-    <w:bookmarkStart w:id="172" w:name="attribute-adjustments"/>
+    <w:bookmarkEnd w:id="172"/>
+    <w:bookmarkStart w:id="173" w:name="attribute-adjustments"/>
     <w:p>
       <w:pPr>
         <w:pStyle w:val="Heading3"/>
@@ -37866,8 +38627,8 @@
         <w:t xml:space="preserve">: a +2 needs a −2 or two −1s. The adjustments move the attribute’s base (+1 starts it at 11) and raise its starting maximum (13 plus the bonus). Most species change two to four attributes.</w:t>
       </w:r>
     </w:p>
-    <w:bookmarkEnd w:id="172"/>
-    <w:bookmarkStart w:id="173" w:name="core-rules-tier-1-and-up"/>
+    <w:bookmarkEnd w:id="173"/>
+    <w:bookmarkStart w:id="174" w:name="core-rules-tier-1-and-up"/>
     <w:p>
       <w:pPr>
         <w:pStyle w:val="Heading3"/>
@@ -37884,8 +38645,8 @@
         <w:t xml:space="preserve">One to three short rules that always apply: what they can do (see in the dark, resist cold, a free Trained skill) and what it costs (a weakness, a people’s distrust, a hazard they can’t abide). A strength with no drawback is worth more than it looks, so price it a tier higher.</w:t>
       </w:r>
     </w:p>
-    <w:bookmarkEnd w:id="173"/>
-    <w:bookmarkStart w:id="174" w:name="species-advantages"/>
+    <w:bookmarkEnd w:id="174"/>
+    <w:bookmarkStart w:id="175" w:name="species-advantages"/>
     <w:p>
       <w:pPr>
         <w:pStyle w:val="Heading3"/>
@@ -37940,8 +38701,8 @@
         <w:t xml:space="preserve">: a problem the trait causes, with a clear trigger and a real consequence, which earns a Resolve point when it bites, like any complication. A character takes one advantage, general or species, so make them distinct choices.</w:t>
       </w:r>
     </w:p>
-    <w:bookmarkEnd w:id="174"/>
-    <w:bookmarkStart w:id="175" w:name="an-alternate-form-optional-tier-2-or-3"/>
+    <w:bookmarkEnd w:id="175"/>
+    <w:bookmarkStart w:id="176" w:name="an-alternate-form-optional-tier-2-or-3"/>
     <w:p>
       <w:pPr>
         <w:pStyle w:val="Heading3"/>
@@ -37974,8 +38735,8 @@
         <w:t xml:space="preserve">apply.</w:t>
       </w:r>
     </w:p>
-    <w:bookmarkEnd w:id="175"/>
-    <w:bookmarkStart w:id="176" w:name="in-the-creator"/>
+    <w:bookmarkEnd w:id="176"/>
+    <w:bookmarkStart w:id="177" w:name="in-the-creator"/>
     <w:p>
       <w:pPr>
         <w:pStyle w:val="Heading3"/>
@@ -37988,7 +38749,7 @@
       <w:pPr>
         <w:numPr>
           <w:ilvl w:val="0"/>
-          <w:numId w:val="1053"/>
+          <w:numId w:val="1055"/>
         </w:numPr>
         <w:pStyle w:val="Compact"/>
       </w:pPr>
@@ -38016,7 +38777,7 @@
       <w:pPr>
         <w:numPr>
           <w:ilvl w:val="0"/>
-          <w:numId w:val="1053"/>
+          <w:numId w:val="1055"/>
         </w:numPr>
         <w:pStyle w:val="Compact"/>
       </w:pPr>
@@ -38028,7 +38789,7 @@
       <w:pPr>
         <w:numPr>
           <w:ilvl w:val="0"/>
-          <w:numId w:val="1053"/>
+          <w:numId w:val="1055"/>
         </w:numPr>
         <w:pStyle w:val="Compact"/>
       </w:pPr>
@@ -38056,7 +38817,7 @@
       <w:pPr>
         <w:numPr>
           <w:ilvl w:val="0"/>
-          <w:numId w:val="1053"/>
+          <w:numId w:val="1055"/>
         </w:numPr>
         <w:pStyle w:val="Compact"/>
       </w:pPr>
@@ -38080,8 +38841,8 @@
         <w:t xml:space="preserve">and enter the advantage and its companion complication.</w:t>
       </w:r>
     </w:p>
-    <w:bookmarkEnd w:id="176"/>
-    <w:bookmarkStart w:id="177" w:name="example"/>
+    <w:bookmarkEnd w:id="177"/>
+    <w:bookmarkStart w:id="178" w:name="example"/>
     <w:p>
       <w:pPr>
         <w:pStyle w:val="Heading3"/>
@@ -38186,10 +38947,10 @@
         <w:t xml:space="preserve">: your family’s dynasty calls on you; accept the errand.</w:t>
       </w:r>
     </w:p>
-    <w:bookmarkEnd w:id="177"/>
     <w:bookmarkEnd w:id="178"/>
     <w:bookmarkEnd w:id="179"/>
-    <w:bookmarkStart w:id="180" w:name="complications"/>
+    <w:bookmarkEnd w:id="180"/>
+    <w:bookmarkStart w:id="181" w:name="complications"/>
     <w:p>
       <w:pPr>
         <w:pStyle w:val="Heading1"/>
@@ -38894,8 +39655,8 @@
         </w:tc>
       </w:tr>
     </w:tbl>
-    <w:bookmarkEnd w:id="180"/>
-    <w:bookmarkStart w:id="182" w:name="quick-reference"/>
+    <w:bookmarkEnd w:id="181"/>
+    <w:bookmarkStart w:id="183" w:name="quick-reference"/>
     <w:p>
       <w:pPr>
         <w:pStyle w:val="Heading1"/>
@@ -39086,7 +39847,7 @@
       <w:r>
         <w:t xml:space="preserve"> </w:t>
       </w:r>
-      <w:hyperlink r:id="rId181">
+      <w:hyperlink r:id="rId182">
         <w:r>
           <w:rPr>
             <w:rStyle w:val="Hyperlink"/>
@@ -39098,7 +39859,7 @@
         <w:t xml:space="preserve">. You may share, adapt, and use it for any purpose, including commercially, as long as you give appropriate credit to the author.</w:t>
       </w:r>
     </w:p>
-    <w:bookmarkEnd w:id="182"/>
+    <w:bookmarkEnd w:id="183"/>
     <w:sectPr/>
   </w:body>
 </w:document>
@@ -39463,6 +40224,12 @@
     <w:abstractNumId w:val="991"/>
   </w:num>
   <w:num w:numId="1014">
+    <w:abstractNumId w:val="991"/>
+  </w:num>
+  <w:num w:numId="1015">
+    <w:abstractNumId w:val="991"/>
+  </w:num>
+  <w:num w:numId="1016">
     <w:abstractNumId w:val="99411"/>
     <w:lvlOverride w:ilvl="0">
       <w:startOverride w:val="1"/>
@@ -39492,12 +40259,6 @@
       <w:startOverride w:val="1"/>
     </w:lvlOverride>
   </w:num>
-  <w:num w:numId="1015">
-    <w:abstractNumId w:val="991"/>
-  </w:num>
-  <w:num w:numId="1016">
-    <w:abstractNumId w:val="991"/>
-  </w:num>
   <w:num w:numId="1017">
     <w:abstractNumId w:val="991"/>
   </w:num>
@@ -39505,6 +40266,12 @@
     <w:abstractNumId w:val="991"/>
   </w:num>
   <w:num w:numId="1019">
+    <w:abstractNumId w:val="991"/>
+  </w:num>
+  <w:num w:numId="1020">
+    <w:abstractNumId w:val="991"/>
+  </w:num>
+  <w:num w:numId="1021">
     <w:abstractNumId w:val="99411"/>
     <w:lvlOverride w:ilvl="0">
       <w:startOverride w:val="1"/>
@@ -39533,12 +40300,6 @@
     <w:lvlOverride w:ilvl="8">
       <w:startOverride w:val="1"/>
     </w:lvlOverride>
-  </w:num>
-  <w:num w:numId="1020">
-    <w:abstractNumId w:val="991"/>
-  </w:num>
-  <w:num w:numId="1021">
-    <w:abstractNumId w:val="991"/>
   </w:num>
   <w:num w:numId="1022">
     <w:abstractNumId w:val="991"/>
@@ -39631,6 +40392,12 @@
     <w:abstractNumId w:val="991"/>
   </w:num>
   <w:num w:numId="1052">
+    <w:abstractNumId w:val="991"/>
+  </w:num>
+  <w:num w:numId="1053">
+    <w:abstractNumId w:val="991"/>
+  </w:num>
+  <w:num w:numId="1054">
     <w:abstractNumId w:val="99411"/>
     <w:lvlOverride w:ilvl="0">
       <w:startOverride w:val="1"/>
@@ -39660,7 +40427,7 @@
       <w:startOverride w:val="1"/>
     </w:lvlOverride>
   </w:num>
-  <w:num w:numId="1053">
+  <w:num w:numId="1055">
     <w:abstractNumId w:val="99411"/>
     <w:lvlOverride w:ilvl="0">
       <w:startOverride w:val="1"/>

--- a/legend-dynamics/site/fracture-lines/Fracture_Lines_Players_Guide.docx
+++ b/legend-dynamics/site/fracture-lines/Fracture_Lines_Players_Guide.docx
@@ -9097,7 +9097,7 @@
     </w:p>
     <w:bookmarkEnd w:id="48"/>
     <w:bookmarkEnd w:id="49"/>
-    <w:bookmarkStart w:id="59" w:name="personal-combat"/>
+    <w:bookmarkStart w:id="60" w:name="personal-combat"/>
     <w:p>
       <w:pPr>
         <w:pStyle w:val="Heading1"/>
@@ -12818,8 +12818,213 @@
       </w:r>
     </w:p>
     <w:bookmarkEnd w:id="58"/>
+    <w:bookmarkStart w:id="59" w:name="the-battle-map"/>
+    <w:p>
+      <w:pPr>
+        <w:pStyle w:val="Heading2"/>
+      </w:pPr>
+      <w:r>
+        <w:t xml:space="preserve">The battle map</w:t>
+      </w:r>
+    </w:p>
+    <w:p>
+      <w:pPr>
+        <w:pStyle w:val="FirstParagraph"/>
+      </w:pPr>
+      <w:r>
+        <w:t xml:space="preserve">The GM view of the character creator has a</w:t>
+      </w:r>
+      <w:r>
+        <w:t xml:space="preserve"> </w:t>
+      </w:r>
+      <w:r>
+        <w:rPr>
+          <w:bCs/>
+          <w:b/>
+        </w:rPr>
+        <w:t xml:space="preserve">battle map</w:t>
+      </w:r>
+      <w:r>
+        <w:t xml:space="preserve"> </w:t>
+      </w:r>
+      <w:r>
+        <w:t xml:space="preserve">for fights where it helps to see who is where. It is a tool, not a rule: everything on it follows the rules in this chapter, and a fight without it works the same way. Open</w:t>
+      </w:r>
+      <w:r>
+        <w:t xml:space="preserve"> </w:t>
+      </w:r>
+      <w:r>
+        <w:rPr>
+          <w:bCs/>
+          <w:b/>
+        </w:rPr>
+        <w:t xml:space="preserve">How to use the map</w:t>
+      </w:r>
+      <w:r>
+        <w:t xml:space="preserve"> </w:t>
+      </w:r>
+      <w:r>
+        <w:t xml:space="preserve">on the map itself for the buttons, step by step.</w:t>
+      </w:r>
+    </w:p>
+    <w:p>
+      <w:pPr>
+        <w:pStyle w:val="BodyText"/>
+      </w:pPr>
+      <w:r>
+        <w:rPr>
+          <w:bCs/>
+          <w:b/>
+        </w:rPr>
+        <w:t xml:space="preserve">Two kinds of map.</w:t>
+      </w:r>
+    </w:p>
+    <w:p>
+      <w:pPr>
+        <w:numPr>
+          <w:ilvl w:val="0"/>
+          <w:numId w:val="1014"/>
+        </w:numPr>
+        <w:pStyle w:val="Compact"/>
+      </w:pPr>
+      <w:r>
+        <w:rPr>
+          <w:bCs/>
+          <w:b/>
+        </w:rPr>
+        <w:t xml:space="preserve">A hex map</w:t>
+      </w:r>
+      <w:r>
+        <w:t xml:space="preserve"> </w:t>
+      </w:r>
+      <w:r>
+        <w:t xml:space="preserve">for fights where position matters: cover, doorways, who can reach whom. The GM chooses what one hex is: 1 yard for a brawl in a room, 5 or 10 yards for a street, 50 for open ground. Dragging a token or measuring shows the distance and its</w:t>
+      </w:r>
+      <w:r>
+        <w:t xml:space="preserve"> </w:t>
+      </w:r>
+      <w:r>
+        <w:rPr>
+          <w:bCs/>
+          <w:b/>
+        </w:rPr>
+        <w:t xml:space="preserve">range band</w:t>
+      </w:r>
+      <w:r>
+        <w:t xml:space="preserve">, so the GM can read the penalty from the Range table above.</w:t>
+      </w:r>
+    </w:p>
+    <w:p>
+      <w:pPr>
+        <w:numPr>
+          <w:ilvl w:val="0"/>
+          <w:numId w:val="1014"/>
+        </w:numPr>
+        <w:pStyle w:val="Compact"/>
+      </w:pPr>
+      <w:r>
+        <w:rPr>
+          <w:bCs/>
+          <w:b/>
+        </w:rPr>
+        <w:t xml:space="preserve">A range track</w:t>
+      </w:r>
+      <w:r>
+        <w:t xml:space="preserve"> </w:t>
+      </w:r>
+      <w:r>
+        <w:t xml:space="preserve">for fights where only distance matters: a chase, a running fight across open country. It has a lane for the party and one for each range band. Moving a token into the next lane moves it one band in or out.</w:t>
+      </w:r>
+    </w:p>
+    <w:p>
+      <w:pPr>
+        <w:pStyle w:val="FirstParagraph"/>
+      </w:pPr>
+      <w:r>
+        <w:rPr>
+          <w:bCs/>
+          <w:b/>
+        </w:rPr>
+        <w:t xml:space="preserve">Tokens.</w:t>
+      </w:r>
+      <w:r>
+        <w:t xml:space="preserve"> </w:t>
+      </w:r>
+      <w:r>
+        <w:t xml:space="preserve">The GM places the party with one button. Their tokens stay linked to the characters in the GM view: marking Injury, Dying, the stunned condition or a Resolve point on a token marks it on the character, and the other way round. Opponents come from the setting’s threats with their boxes filled in. Their pips fill as they are hurt, and a token whose boxes are all marked is taken out.</w:t>
+      </w:r>
+    </w:p>
+    <w:p>
+      <w:pPr>
+        <w:pStyle w:val="BodyText"/>
+      </w:pPr>
+      <w:r>
+        <w:rPr>
+          <w:bCs/>
+          <w:b/>
+        </w:rPr>
+        <w:t xml:space="preserve">Keeping a map.</w:t>
+      </w:r>
+      <w:r>
+        <w:t xml:space="preserve"> </w:t>
+      </w:r>
+      <w:r>
+        <w:t xml:space="preserve">The map stays in the GM’s browser.</w:t>
+      </w:r>
+      <w:r>
+        <w:t xml:space="preserve"> </w:t>
+      </w:r>
+      <w:r>
+        <w:rPr>
+          <w:bCs/>
+          <w:b/>
+        </w:rPr>
+        <w:t xml:space="preserve">Save map to file</w:t>
+      </w:r>
+      <w:r>
+        <w:t xml:space="preserve"> </w:t>
+      </w:r>
+      <w:r>
+        <w:t xml:space="preserve">keeps both maps, their pictures and tokens in one file, to prepare a fight ahead of time or share it with another GM.</w:t>
+      </w:r>
+    </w:p>
+    <w:p>
+      <w:pPr>
+        <w:pStyle w:val="BodyText"/>
+      </w:pPr>
+      <w:r>
+        <w:rPr>
+          <w:bCs/>
+          <w:b/>
+        </w:rPr>
+        <w:t xml:space="preserve">Ship fight.</w:t>
+      </w:r>
+      <w:r>
+        <w:t xml:space="preserve"> </w:t>
+      </w:r>
+      <w:r>
+        <w:t xml:space="preserve">In this setting the range track is for ship fights, with the bands Close (under 10 km), Short (up to 1,000 km), Medium (up to 10,000 km), Long (up to 100,000 km), Extreme (about a light-second).</w:t>
+      </w:r>
+      <w:r>
+        <w:t xml:space="preserve"> </w:t>
+      </w:r>
+      <w:r>
+        <w:rPr>
+          <w:bCs/>
+          <w:b/>
+        </w:rPr>
+        <w:t xml:space="preserve">Add our ship</w:t>
+      </w:r>
+      <w:r>
+        <w:t xml:space="preserve"> </w:t>
+      </w:r>
+      <w:r>
+        <w:t xml:space="preserve">places a token linked to the crew’s Hull track, so damage marked on the map is marked on the sheet. Enemy ships come from the Enemy ships table with their Hull boxes. Each lane is a range band from our ship. When the pilots make their opposed Piloting roll, drag the enemy one lane in or out. Weapons take −2 one band beyond their range and −4 two bands beyond.</w:t>
+      </w:r>
+    </w:p>
     <w:bookmarkEnd w:id="59"/>
-    <w:bookmarkStart w:id="64" w:name="medical-care"/>
+    <w:bookmarkEnd w:id="60"/>
+    <w:bookmarkStart w:id="65" w:name="medical-care"/>
     <w:p>
       <w:pPr>
         <w:pStyle w:val="Heading1"/>
@@ -12852,7 +13057,7 @@
         <w:t xml:space="preserve">can grow a new organ, rebuild a limb or rewrite a disease, for those who can pay; a clinic with a biotech suite counts as proper care. Those who can’t pay get stims, staples and whatever the Relief Missions carry.</w:t>
       </w:r>
     </w:p>
-    <w:bookmarkStart w:id="60" w:name="diagnosis-and-stabilization"/>
+    <w:bookmarkStart w:id="61" w:name="diagnosis-and-stabilization"/>
     <w:p>
       <w:pPr>
         <w:pStyle w:val="Heading2"/>
@@ -12869,8 +13074,8 @@
         <w:t xml:space="preserve">Roll Medicine when the diagnosis is uncertain or an urgent treatment decision matters. Emergency stabilization takes one action and a successful Medicine roll with a medkit. It ends Dying and stops deterioration, but removes no boxes.</w:t>
       </w:r>
     </w:p>
-    <w:bookmarkEnd w:id="60"/>
-    <w:bookmarkStart w:id="61" w:name="field-treatment"/>
+    <w:bookmarkEnd w:id="61"/>
+    <w:bookmarkStart w:id="62" w:name="field-treatment"/>
     <w:p>
       <w:pPr>
         <w:pStyle w:val="Heading2"/>
@@ -12887,8 +13092,8 @@
         <w:t xml:space="preserve">With a medkit and several uninterrupted minutes, successful Medicine removes one injury box; success by 5 or more removes two. Each injury receives one field-treatment attempt; further attempts need changed circumstances.</w:t>
       </w:r>
     </w:p>
-    <w:bookmarkEnd w:id="61"/>
-    <w:bookmarkStart w:id="62" w:name="proper-care"/>
+    <w:bookmarkEnd w:id="62"/>
+    <w:bookmarkStart w:id="63" w:name="proper-care"/>
     <w:p>
       <w:pPr>
         <w:pStyle w:val="Heading2"/>
@@ -12905,8 +13110,8 @@
         <w:t xml:space="preserve">A clinic with a biotech suite grants +2 to Medicine. A successful treatment removes two boxes; success by 5 or more removes three. Allow the time the treatment requires.</w:t>
       </w:r>
     </w:p>
-    <w:bookmarkEnd w:id="62"/>
-    <w:bookmarkStart w:id="63" w:name="natural-recovery"/>
+    <w:bookmarkEnd w:id="63"/>
+    <w:bookmarkStart w:id="64" w:name="natural-recovery"/>
     <w:p>
       <w:pPr>
         <w:pStyle w:val="Heading2"/>
@@ -13091,9 +13296,9 @@
         <w:t xml:space="preserve">At three boxes, rest alone does nothing until someone has stabilized or treated you; after that, a week of rest in their care clears the first box. A successful treatment is faster. The times add up: from three boxes, rest alone takes about a week and a half to heal completely (a week, then three days, then a day).</w:t>
       </w:r>
     </w:p>
-    <w:bookmarkEnd w:id="63"/>
     <w:bookmarkEnd w:id="64"/>
-    <w:bookmarkStart w:id="68" w:name="resolve-points-and-tracks"/>
+    <w:bookmarkEnd w:id="65"/>
+    <w:bookmarkStart w:id="69" w:name="resolve-points-and-tracks"/>
     <w:p>
       <w:pPr>
         <w:pStyle w:val="Heading1"/>
@@ -13102,7 +13307,7 @@
         <w:t xml:space="preserve">Resolve points and tracks</w:t>
       </w:r>
     </w:p>
-    <w:bookmarkStart w:id="65" w:name="using-resolve-points"/>
+    <w:bookmarkStart w:id="66" w:name="using-resolve-points"/>
     <w:p>
       <w:pPr>
         <w:pStyle w:val="Heading2"/>
@@ -13320,8 +13525,8 @@
         <w:t xml:space="preserve">Gain one point when one of your complications creates a meaningful problem you accept, including a companion complication. You can decline the proposed complication without penalty.</w:t>
       </w:r>
     </w:p>
-    <w:bookmarkEnd w:id="65"/>
-    <w:bookmarkStart w:id="66" w:name="debt-heat-reputation-and-hull"/>
+    <w:bookmarkEnd w:id="66"/>
+    <w:bookmarkStart w:id="67" w:name="debt-heat-reputation-and-hull"/>
     <w:p>
       <w:pPr>
         <w:pStyle w:val="Heading2"/>
@@ -13416,7 +13621,7 @@
       <w:pPr>
         <w:numPr>
           <w:ilvl w:val="0"/>
-          <w:numId w:val="1014"/>
+          <w:numId w:val="1015"/>
         </w:numPr>
         <w:pStyle w:val="Compact"/>
       </w:pPr>
@@ -13438,7 +13643,7 @@
       <w:pPr>
         <w:numPr>
           <w:ilvl w:val="0"/>
-          <w:numId w:val="1014"/>
+          <w:numId w:val="1015"/>
         </w:numPr>
         <w:pStyle w:val="Compact"/>
       </w:pPr>
@@ -13728,8 +13933,8 @@
         </w:tc>
       </w:tr>
     </w:tbl>
-    <w:bookmarkEnd w:id="66"/>
-    <w:bookmarkStart w:id="67" w:name="advancement"/>
+    <w:bookmarkEnd w:id="67"/>
+    <w:bookmarkStart w:id="68" w:name="advancement"/>
     <w:p>
       <w:pPr>
         <w:pStyle w:val="Heading2"/>
@@ -13766,7 +13971,7 @@
       <w:pPr>
         <w:numPr>
           <w:ilvl w:val="0"/>
-          <w:numId w:val="1015"/>
+          <w:numId w:val="1016"/>
         </w:numPr>
         <w:pStyle w:val="Compact"/>
       </w:pPr>
@@ -13827,7 +14032,7 @@
       <w:pPr>
         <w:numPr>
           <w:ilvl w:val="0"/>
-          <w:numId w:val="1015"/>
+          <w:numId w:val="1016"/>
         </w:numPr>
         <w:pStyle w:val="Compact"/>
       </w:pPr>
@@ -14173,9 +14378,9 @@
         <w:t xml:space="preserve">Magic and powers grow the same way, at the costs their chapters give.</w:t>
       </w:r>
     </w:p>
-    <w:bookmarkEnd w:id="67"/>
     <w:bookmarkEnd w:id="68"/>
-    <w:bookmarkStart w:id="71" w:name="running-jobs-and-missions"/>
+    <w:bookmarkEnd w:id="69"/>
+    <w:bookmarkStart w:id="72" w:name="running-jobs-and-missions"/>
     <w:p>
       <w:pPr>
         <w:pStyle w:val="Heading1"/>
@@ -14184,7 +14389,7 @@
         <w:t xml:space="preserve">Running jobs and missions</w:t>
       </w:r>
     </w:p>
-    <w:bookmarkStart w:id="69" w:name="job-seeds"/>
+    <w:bookmarkStart w:id="70" w:name="job-seeds"/>
     <w:p>
       <w:pPr>
         <w:pStyle w:val="Heading2"/>
@@ -16416,8 +16621,8 @@
         </w:tc>
       </w:tr>
     </w:tbl>
-    <w:bookmarkEnd w:id="69"/>
-    <w:bookmarkStart w:id="70" w:name="the-crew-log"/>
+    <w:bookmarkEnd w:id="70"/>
+    <w:bookmarkStart w:id="71" w:name="the-crew-log"/>
     <w:p>
       <w:pPr>
         <w:pStyle w:val="Heading2"/>
@@ -16438,7 +16643,7 @@
       <w:pPr>
         <w:numPr>
           <w:ilvl w:val="0"/>
-          <w:numId w:val="1016"/>
+          <w:numId w:val="1017"/>
         </w:numPr>
         <w:pStyle w:val="Compact"/>
       </w:pPr>
@@ -16460,7 +16665,7 @@
       <w:pPr>
         <w:numPr>
           <w:ilvl w:val="0"/>
-          <w:numId w:val="1016"/>
+          <w:numId w:val="1017"/>
         </w:numPr>
         <w:pStyle w:val="Compact"/>
       </w:pPr>
@@ -16482,7 +16687,7 @@
       <w:pPr>
         <w:numPr>
           <w:ilvl w:val="0"/>
-          <w:numId w:val="1016"/>
+          <w:numId w:val="1017"/>
         </w:numPr>
         <w:pStyle w:val="Compact"/>
       </w:pPr>
@@ -16504,7 +16709,7 @@
       <w:pPr>
         <w:numPr>
           <w:ilvl w:val="0"/>
-          <w:numId w:val="1016"/>
+          <w:numId w:val="1017"/>
         </w:numPr>
         <w:pStyle w:val="Compact"/>
       </w:pPr>
@@ -16526,7 +16731,7 @@
       <w:pPr>
         <w:numPr>
           <w:ilvl w:val="0"/>
-          <w:numId w:val="1016"/>
+          <w:numId w:val="1017"/>
         </w:numPr>
         <w:pStyle w:val="Compact"/>
       </w:pPr>
@@ -16544,9 +16749,9 @@
         <w:t xml:space="preserve">After a significant job, each character earns 1 advancement point; at a milestone, 2 more.</w:t>
       </w:r>
     </w:p>
-    <w:bookmarkEnd w:id="70"/>
     <w:bookmarkEnd w:id="71"/>
-    <w:bookmarkStart w:id="79" w:name="a-galaxy-of-obligations"/>
+    <w:bookmarkEnd w:id="72"/>
+    <w:bookmarkStart w:id="80" w:name="a-galaxy-of-obligations"/>
     <w:p>
       <w:pPr>
         <w:pStyle w:val="Heading1"/>
@@ -16555,7 +16760,7 @@
         <w:t xml:space="preserve">A galaxy of obligations</w:t>
       </w:r>
     </w:p>
-    <w:bookmarkStart w:id="72" w:name="humanitys-first-contact"/>
+    <w:bookmarkStart w:id="73" w:name="humanitys-first-contact"/>
     <w:p>
       <w:pPr>
         <w:pStyle w:val="Heading2"/>
@@ -16638,8 +16843,8 @@
         <w:t xml:space="preserve">. The Kel call it a default.</w:t>
       </w:r>
     </w:p>
-    <w:bookmarkEnd w:id="72"/>
-    <w:bookmarkStart w:id="73" w:name="the-tessan-arrival"/>
+    <w:bookmarkEnd w:id="73"/>
+    <w:bookmarkStart w:id="74" w:name="the-tessan-arrival"/>
     <w:p>
       <w:pPr>
         <w:pStyle w:val="Heading2"/>
@@ -16677,8 +16882,8 @@
         <w:t xml:space="preserve">Rather than threaten humanity, the Tessan negotiated a settlement. Human captives were returned, losses were compensated, and the Tessan established themselves as cautious intermediaries between humanity and the wider interstellar community. It was humanity’s first introduction to the political and economic order beyond human space.</w:t>
       </w:r>
     </w:p>
-    <w:bookmarkEnd w:id="73"/>
-    <w:bookmarkStart w:id="74" w:name="the-humantessan-accord"/>
+    <w:bookmarkEnd w:id="74"/>
+    <w:bookmarkStart w:id="75" w:name="the-humantessan-accord"/>
     <w:p>
       <w:pPr>
         <w:pStyle w:val="Heading2"/>
@@ -16719,8 +16924,8 @@
         <w:t xml:space="preserve">The Accord opened the wider interstellar economy to humanity.</w:t>
       </w:r>
     </w:p>
-    <w:bookmarkEnd w:id="74"/>
-    <w:bookmarkStart w:id="75" w:name="humanity-enters-the-interstellar-economy"/>
+    <w:bookmarkEnd w:id="75"/>
+    <w:bookmarkStart w:id="76" w:name="humanity-enters-the-interstellar-economy"/>
     <w:p>
       <w:pPr>
         <w:pStyle w:val="Heading2"/>
@@ -16745,8 +16950,8 @@
         <w:t xml:space="preserve">Humans eagerly embraced these opportunities. Some sought wealth. Some sought knowledge. Some wanted new worlds. Some wanted to improve the lives of people they had never met. Frequently, all of those people traveled aboard the same ship.</w:t>
       </w:r>
     </w:p>
-    <w:bookmarkEnd w:id="75"/>
-    <w:bookmarkStart w:id="76" w:name="what-humanity-brought"/>
+    <w:bookmarkEnd w:id="76"/>
+    <w:bookmarkStart w:id="77" w:name="what-humanity-brought"/>
     <w:p>
       <w:pPr>
         <w:pStyle w:val="Heading2"/>
@@ -16779,8 +16984,8 @@
         <w:t xml:space="preserve">The Tessan opened the galaxy to humanity. Humanity, in turn, began changing the galaxy.</w:t>
       </w:r>
     </w:p>
-    <w:bookmarkEnd w:id="76"/>
-    <w:bookmarkStart w:id="77" w:name="the-human-reputation"/>
+    <w:bookmarkEnd w:id="77"/>
+    <w:bookmarkStart w:id="78" w:name="the-human-reputation"/>
     <w:p>
       <w:pPr>
         <w:pStyle w:val="Heading2"/>
@@ -16849,8 +17054,8 @@
         <w:t xml:space="preserve">, that contradiction is part of what it means to be human in a galaxy that is still deciding what to make of us.</w:t>
       </w:r>
     </w:p>
-    <w:bookmarkEnd w:id="77"/>
-    <w:bookmarkStart w:id="78" w:name="the-concord"/>
+    <w:bookmarkEnd w:id="78"/>
+    <w:bookmarkStart w:id="79" w:name="the-concord"/>
     <w:p>
       <w:pPr>
         <w:pStyle w:val="Heading2"/>
@@ -16883,9 +17088,9 @@
         <w:t xml:space="preserve">is humanity’s Earth-centered civilization: the oldest and largest of the human governments, and the one that signed the Accord. It is not the only one. Three centuries of expansion have produced independent colonies, corporate holdings, merchant leagues and political movements that answer to no one on Earth. Other peoples have their own polities, under their own names.</w:t>
       </w:r>
     </w:p>
-    <w:bookmarkEnd w:id="78"/>
     <w:bookmarkEnd w:id="79"/>
-    <w:bookmarkStart w:id="91" w:name="the-corridors"/>
+    <w:bookmarkEnd w:id="80"/>
+    <w:bookmarkStart w:id="92" w:name="the-corridors"/>
     <w:p>
       <w:pPr>
         <w:pStyle w:val="Heading1"/>
@@ -16915,7 +17120,7 @@
         <w:t xml:space="preserve">.</w:t>
       </w:r>
     </w:p>
-    <w:bookmarkStart w:id="80" w:name="what-the-corridors-are"/>
+    <w:bookmarkStart w:id="81" w:name="what-the-corridors-are"/>
     <w:p>
       <w:pPr>
         <w:pStyle w:val="Heading2"/>
@@ -16985,8 +17190,8 @@
         <w:t xml:space="preserve">Corridor mouths sit at gravitational balance points, often far out from the star. That is where the stations, toll gates, fortresses and Mandate checkpoints are built.</w:t>
       </w:r>
     </w:p>
-    <w:bookmarkEnd w:id="80"/>
-    <w:bookmarkStart w:id="81" w:name="off-the-corridors-the-metric-drive"/>
+    <w:bookmarkEnd w:id="81"/>
+    <w:bookmarkStart w:id="82" w:name="off-the-corridors-the-metric-drive"/>
     <w:p>
       <w:pPr>
         <w:pStyle w:val="Heading2"/>
@@ -17033,7 +17238,7 @@
       <w:pPr>
         <w:numPr>
           <w:ilvl w:val="0"/>
-          <w:numId w:val="1017"/>
+          <w:numId w:val="1018"/>
         </w:numPr>
         <w:pStyle w:val="Compact"/>
       </w:pPr>
@@ -17055,7 +17260,7 @@
       <w:pPr>
         <w:numPr>
           <w:ilvl w:val="0"/>
-          <w:numId w:val="1017"/>
+          <w:numId w:val="1018"/>
         </w:numPr>
         <w:pStyle w:val="Compact"/>
       </w:pPr>
@@ -17077,7 +17282,7 @@
       <w:pPr>
         <w:numPr>
           <w:ilvl w:val="0"/>
-          <w:numId w:val="1017"/>
+          <w:numId w:val="1018"/>
         </w:numPr>
         <w:pStyle w:val="Compact"/>
       </w:pPr>
@@ -17103,8 +17308,8 @@
         <w:t xml:space="preserve">The Vael know the drive’s limits better than anyone: their homeworld’s catastrophe struck hundreds of light-years from the nearest corridor, and even at three times light speed their escape took generations.</w:t>
       </w:r>
     </w:p>
-    <w:bookmarkEnd w:id="81"/>
-    <w:bookmarkStart w:id="82" w:name="depth"/>
+    <w:bookmarkEnd w:id="82"/>
+    <w:bookmarkStart w:id="83" w:name="depth"/>
     <w:p>
       <w:pPr>
         <w:pStyle w:val="Heading2"/>
@@ -17147,8 +17352,8 @@
         <w:t xml:space="preserve">, where two points hundreds or thousands of light-years apart in ordinary space may be very close indeed.</w:t>
       </w:r>
     </w:p>
-    <w:bookmarkEnd w:id="82"/>
-    <w:bookmarkStart w:id="83" w:name="drift-collapse-and-junctions"/>
+    <w:bookmarkEnd w:id="83"/>
+    <w:bookmarkStart w:id="84" w:name="drift-collapse-and-junctions"/>
     <w:p>
       <w:pPr>
         <w:pStyle w:val="Heading2"/>
@@ -17186,8 +17391,8 @@
         <w:t xml:space="preserve">, power gathers: every ship and every message between those regions must pass through.</w:t>
       </w:r>
     </w:p>
-    <w:bookmarkEnd w:id="83"/>
-    <w:bookmarkStart w:id="88" w:name="communication-through-the-deep-fold"/>
+    <w:bookmarkEnd w:id="84"/>
+    <w:bookmarkStart w:id="89" w:name="communication-through-the-deep-fold"/>
     <w:p>
       <w:pPr>
         <w:pStyle w:val="Heading2"/>
@@ -17204,7 +17409,7 @@
         <w:t xml:space="preserve">The civilizations of known space do not rely on conventional radio for interstellar communication. Instead, advanced societies exploit a phenomenon associated with the same hidden geometry that makes corridor travel possible.</w:t>
       </w:r>
     </w:p>
-    <w:bookmarkStart w:id="84" w:name="quantum-gravimetric-communication"/>
+    <w:bookmarkStart w:id="85" w:name="quantum-gravimetric-communication"/>
     <w:p>
       <w:pPr>
         <w:pStyle w:val="Heading3"/>
@@ -17250,8 +17455,8 @@
         <w:t xml:space="preserve">Consequently, quantum-gravimetric communication does not depend upon instantaneous communication through entanglement. The signal physically travels between transmitter and receiver, but through a region of spacetime in which the effective distance between the two points is enormously reduced. To observers limited to normal space, the result can appear to be faster-than-light communication.</w:t>
       </w:r>
     </w:p>
-    <w:bookmarkEnd w:id="84"/>
-    <w:bookmarkStart w:id="85" w:name="why-humanity-didnt-discover-it"/>
+    <w:bookmarkEnd w:id="85"/>
+    <w:bookmarkStart w:id="86" w:name="why-humanity-didnt-discover-it"/>
     <w:p>
       <w:pPr>
         <w:pStyle w:val="Heading3"/>
@@ -17294,8 +17499,8 @@
         <w:t xml:space="preserve">Humanity didn’t know the communications medium existed.</w:t>
       </w:r>
     </w:p>
-    <w:bookmarkEnd w:id="85"/>
-    <w:bookmarkStart w:id="86" w:name="the-antenna"/>
+    <w:bookmarkEnd w:id="86"/>
+    <w:bookmarkStart w:id="87" w:name="the-antenna"/>
     <w:p>
       <w:pPr>
         <w:pStyle w:val="Heading3"/>
@@ -17344,8 +17549,8 @@
         <w:t xml:space="preserve">Humanity had spent centuries listening for voices among the stars. The galaxy had never been silent. Humanity had simply been listening to the wrong part of the universe.</w:t>
       </w:r>
     </w:p>
-    <w:bookmarkEnd w:id="86"/>
-    <w:bookmarkStart w:id="87" w:name="the-network-is-the-map"/>
+    <w:bookmarkEnd w:id="87"/>
+    <w:bookmarkStart w:id="88" w:name="the-network-is-the-map"/>
     <w:p>
       <w:pPr>
         <w:pStyle w:val="Heading3"/>
@@ -17366,7 +17571,7 @@
       <w:pPr>
         <w:numPr>
           <w:ilvl w:val="0"/>
-          <w:numId w:val="1018"/>
+          <w:numId w:val="1019"/>
         </w:numPr>
         <w:pStyle w:val="Compact"/>
       </w:pPr>
@@ -17388,7 +17593,7 @@
       <w:pPr>
         <w:numPr>
           <w:ilvl w:val="0"/>
-          <w:numId w:val="1018"/>
+          <w:numId w:val="1019"/>
         </w:numPr>
         <w:pStyle w:val="Compact"/>
       </w:pPr>
@@ -17410,7 +17615,7 @@
       <w:pPr>
         <w:numPr>
           <w:ilvl w:val="0"/>
-          <w:numId w:val="1018"/>
+          <w:numId w:val="1019"/>
         </w:numPr>
         <w:pStyle w:val="Compact"/>
       </w:pPr>
@@ -17436,9 +17641,9 @@
         <w:t xml:space="preserve">Control of corridor intersections is one of the fundamental sources of political and economic power in known space. For civilizations such as the Tessan, power does not require conquest: control over contracts, debt, corridor access and communications can bind entire worlds without a Tessan soldier ever setting foot on them.</w:t>
       </w:r>
     </w:p>
-    <w:bookmarkEnd w:id="87"/>
     <w:bookmarkEnd w:id="88"/>
-    <w:bookmarkStart w:id="89" w:name="corridors-in-play"/>
+    <w:bookmarkEnd w:id="89"/>
+    <w:bookmarkStart w:id="90" w:name="corridors-in-play"/>
     <w:p>
       <w:pPr>
         <w:pStyle w:val="Heading2"/>
@@ -17451,7 +17656,7 @@
       <w:pPr>
         <w:numPr>
           <w:ilvl w:val="0"/>
-          <w:numId w:val="1019"/>
+          <w:numId w:val="1020"/>
         </w:numPr>
         <w:pStyle w:val="Compact"/>
       </w:pPr>
@@ -17486,7 +17691,7 @@
       <w:pPr>
         <w:numPr>
           <w:ilvl w:val="0"/>
-          <w:numId w:val="1019"/>
+          <w:numId w:val="1020"/>
         </w:numPr>
         <w:pStyle w:val="Compact"/>
       </w:pPr>
@@ -17508,7 +17713,7 @@
       <w:pPr>
         <w:numPr>
           <w:ilvl w:val="0"/>
-          <w:numId w:val="1019"/>
+          <w:numId w:val="1020"/>
         </w:numPr>
         <w:pStyle w:val="Compact"/>
       </w:pPr>
@@ -17530,7 +17735,7 @@
       <w:pPr>
         <w:numPr>
           <w:ilvl w:val="0"/>
-          <w:numId w:val="1019"/>
+          <w:numId w:val="1020"/>
         </w:numPr>
         <w:pStyle w:val="Compact"/>
       </w:pPr>
@@ -17552,7 +17757,7 @@
       <w:pPr>
         <w:numPr>
           <w:ilvl w:val="0"/>
-          <w:numId w:val="1019"/>
+          <w:numId w:val="1020"/>
         </w:numPr>
         <w:pStyle w:val="Compact"/>
       </w:pPr>
@@ -17574,7 +17779,7 @@
       <w:pPr>
         <w:numPr>
           <w:ilvl w:val="0"/>
-          <w:numId w:val="1019"/>
+          <w:numId w:val="1020"/>
         </w:numPr>
         <w:pStyle w:val="Compact"/>
       </w:pPr>
@@ -17625,7 +17830,7 @@
       <w:pPr>
         <w:numPr>
           <w:ilvl w:val="0"/>
-          <w:numId w:val="1019"/>
+          <w:numId w:val="1020"/>
         </w:numPr>
         <w:pStyle w:val="Compact"/>
       </w:pPr>
@@ -17656,8 +17861,8 @@
         <w:t xml:space="preserve">) and Mandate screenings.</w:t>
       </w:r>
     </w:p>
-    <w:bookmarkEnd w:id="89"/>
-    <w:bookmarkStart w:id="90" w:name="controlled-gear"/>
+    <w:bookmarkEnd w:id="90"/>
+    <w:bookmarkStart w:id="91" w:name="controlled-gear"/>
     <w:p>
       <w:pPr>
         <w:pStyle w:val="Heading2"/>
@@ -18220,7 +18425,7 @@
       <w:pPr>
         <w:numPr>
           <w:ilvl w:val="0"/>
-          <w:numId w:val="1020"/>
+          <w:numId w:val="1021"/>
         </w:numPr>
         <w:pStyle w:val="Compact"/>
       </w:pPr>
@@ -18310,7 +18515,7 @@
       <w:pPr>
         <w:numPr>
           <w:ilvl w:val="0"/>
-          <w:numId w:val="1020"/>
+          <w:numId w:val="1021"/>
         </w:numPr>
         <w:pStyle w:val="Compact"/>
       </w:pPr>
@@ -18376,9 +18581,9 @@
         <w:t xml:space="preserve">Edge.</w:t>
       </w:r>
     </w:p>
-    <w:bookmarkEnd w:id="90"/>
     <w:bookmarkEnd w:id="91"/>
-    <w:bookmarkStart w:id="97" w:name="ships-in-a-fight"/>
+    <w:bookmarkEnd w:id="92"/>
+    <w:bookmarkStart w:id="98" w:name="ships-in-a-fight"/>
     <w:p>
       <w:pPr>
         <w:pStyle w:val="Heading1"/>
@@ -18395,7 +18600,7 @@
         <w:t xml:space="preserve">Most crews would rather run than fight, and most fights between ships are short. These rules keep them fast: one roll per station, each exchange.</w:t>
       </w:r>
     </w:p>
-    <w:bookmarkStart w:id="92" w:name="range-in-space"/>
+    <w:bookmarkStart w:id="93" w:name="range-in-space"/>
     <w:p>
       <w:pPr>
         <w:pStyle w:val="Heading2"/>
@@ -18766,8 +18971,8 @@
         <w:t xml:space="preserve">contest. The winner may shift the range one band, in or out. A ship that wins at Extreme range by 5 or more can break contact and run for a corridor mouth or a metric jump.</w:t>
       </w:r>
     </w:p>
-    <w:bookmarkEnd w:id="92"/>
-    <w:bookmarkStart w:id="93" w:name="ship-weapons"/>
+    <w:bookmarkEnd w:id="93"/>
+    <w:bookmarkStart w:id="94" w:name="ship-weapons"/>
     <w:p>
       <w:pPr>
         <w:pStyle w:val="Heading2"/>
@@ -19216,8 +19421,8 @@
         </w:tc>
       </w:tr>
     </w:tbl>
-    <w:bookmarkEnd w:id="93"/>
-    <w:bookmarkStart w:id="94" w:name="the-exchange"/>
+    <w:bookmarkEnd w:id="94"/>
+    <w:bookmarkStart w:id="95" w:name="the-exchange"/>
     <w:p>
       <w:pPr>
         <w:pStyle w:val="Heading2"/>
@@ -19852,8 +20057,8 @@
         <w:t xml:space="preserve">A captain who takes an order doesn’t also work a station that exchange. Commanding well is the job.</w:t>
       </w:r>
     </w:p>
-    <w:bookmarkEnd w:id="94"/>
-    <w:bookmarkStart w:id="95" w:name="hull"/>
+    <w:bookmarkEnd w:id="95"/>
+    <w:bookmarkStart w:id="96" w:name="hull"/>
     <w:p>
       <w:pPr>
         <w:pStyle w:val="Heading2"/>
@@ -20139,8 +20344,8 @@
         <w:t xml:space="preserve">a dock clears the whole track; in the field an engineer patches one box a fight, and a full day’s work clears one more.</w:t>
       </w:r>
     </w:p>
-    <w:bookmarkEnd w:id="95"/>
-    <w:bookmarkStart w:id="96" w:name="enemy-ships"/>
+    <w:bookmarkEnd w:id="96"/>
+    <w:bookmarkStart w:id="97" w:name="enemy-ships"/>
     <w:p>
       <w:pPr>
         <w:pStyle w:val="Heading2"/>
@@ -20819,9 +21024,9 @@
         </w:tc>
       </w:tr>
     </w:tbl>
-    <w:bookmarkEnd w:id="96"/>
     <w:bookmarkEnd w:id="97"/>
-    <w:bookmarkStart w:id="127" w:name="peoples-of-the-corridors"/>
+    <w:bookmarkEnd w:id="98"/>
+    <w:bookmarkStart w:id="128" w:name="peoples-of-the-corridors"/>
     <w:p>
       <w:pPr>
         <w:pStyle w:val="Heading1"/>
@@ -20867,7 +21072,7 @@
         <w:t xml:space="preserve">chapter.</w:t>
       </w:r>
     </w:p>
-    <w:bookmarkStart w:id="98" w:name="the-political-landscape"/>
+    <w:bookmarkStart w:id="99" w:name="the-political-landscape"/>
     <w:p>
       <w:pPr>
         <w:pStyle w:val="Heading2"/>
@@ -20924,8 +21129,8 @@
         <w:t xml:space="preserve">No power controls the entire corridor network, and no species has a monopoly on intelligence, technological innovation, or ambition.</w:t>
       </w:r>
     </w:p>
-    <w:bookmarkEnd w:id="98"/>
-    <w:bookmarkStart w:id="104" w:name="the-established-and-emerging-powers"/>
+    <w:bookmarkEnd w:id="99"/>
+    <w:bookmarkStart w:id="105" w:name="the-established-and-emerging-powers"/>
     <w:p>
       <w:pPr>
         <w:pStyle w:val="Heading2"/>
@@ -20934,7 +21139,7 @@
         <w:t xml:space="preserve">The established and emerging powers</w:t>
       </w:r>
     </w:p>
-    <w:bookmarkStart w:id="99" w:name="humans"/>
+    <w:bookmarkStart w:id="100" w:name="humans"/>
     <w:p>
       <w:pPr>
         <w:pStyle w:val="Heading3"/>
@@ -20975,8 +21180,8 @@
         <w:t xml:space="preserve">Humanity’s economic innovations have begun influencing Tessan institutions, while its explorers and entrepreneurs push into regions older civilizations consider unprofitable or dangerous.</w:t>
       </w:r>
     </w:p>
-    <w:bookmarkEnd w:id="99"/>
-    <w:bookmarkStart w:id="100" w:name="tessan"/>
+    <w:bookmarkEnd w:id="100"/>
+    <w:bookmarkStart w:id="101" w:name="tessan"/>
     <w:p>
       <w:pPr>
         <w:pStyle w:val="Heading3"/>
@@ -21017,8 +21222,8 @@
         <w:t xml:space="preserve">Contact with humanity has introduced new economic thinking into Tessan society, creating a growing division between traditional creditors and reformers who question the profitability of perpetual debt.</w:t>
       </w:r>
     </w:p>
-    <w:bookmarkEnd w:id="100"/>
-    <w:bookmarkStart w:id="101" w:name="kel"/>
+    <w:bookmarkEnd w:id="101"/>
+    <w:bookmarkStart w:id="102" w:name="kel"/>
     <w:p>
       <w:pPr>
         <w:pStyle w:val="Heading3"/>
@@ -21059,8 +21264,8 @@
         <w:t xml:space="preserve">Today, Kel society is divided between contractual loyalists, reformers seeking negotiated emancipation, and radicals who believe their world’s debts can only be ended through force.</w:t>
       </w:r>
     </w:p>
-    <w:bookmarkEnd w:id="101"/>
-    <w:bookmarkStart w:id="102" w:name="mirrun"/>
+    <w:bookmarkEnd w:id="102"/>
+    <w:bookmarkStart w:id="103" w:name="mirrun"/>
     <w:p>
       <w:pPr>
         <w:pStyle w:val="Heading3"/>
@@ -21101,8 +21306,8 @@
         <w:t xml:space="preserve">Mirrun researchers are among the leading specialists in gravimetric resonance detection. Their biological sensitivity inspired several important improvements in corridor instrumentation. Their principal strategic concern is the protection of ocean worlds from extractive industries.</w:t>
       </w:r>
     </w:p>
-    <w:bookmarkEnd w:id="102"/>
-    <w:bookmarkStart w:id="103" w:name="ylith"/>
+    <w:bookmarkEnd w:id="103"/>
+    <w:bookmarkStart w:id="104" w:name="ylith"/>
     <w:p>
       <w:pPr>
         <w:pStyle w:val="Heading3"/>
@@ -21143,9 +21348,9 @@
         <w:t xml:space="preserve">Their independent city-states are renowned for navigation, long-range observation, and exploratory cartography. Ylith navigators have discovered corridors that conventional instruments initially failed to identify.</w:t>
       </w:r>
     </w:p>
-    <w:bookmarkEnd w:id="103"/>
     <w:bookmarkEnd w:id="104"/>
-    <w:bookmarkStart w:id="110" w:name="Xff4a93679c910774e2f02ac587efedb0ceda74a"/>
+    <w:bookmarkEnd w:id="105"/>
+    <w:bookmarkStart w:id="111" w:name="Xff4a93679c910774e2f02ac587efedb0ceda74a"/>
     <w:p>
       <w:pPr>
         <w:pStyle w:val="Heading2"/>
@@ -21178,7 +21383,7 @@
         <w:t xml:space="preserve">Both its internal factions and external enemies have exploited the shifting gravimetric corridors. An imperial province isolated for centuries can become an independent civilization. When its corridor reopens, the Hegemony may return to reclaim it.</w:t>
       </w:r>
     </w:p>
-    <w:bookmarkStart w:id="105" w:name="ozhvek-the-imperial-founders"/>
+    <w:bookmarkStart w:id="106" w:name="ozhvek-the-imperial-founders"/>
     <w:p>
       <w:pPr>
         <w:pStyle w:val="Heading3"/>
@@ -21227,8 +21432,8 @@
         <w:t xml:space="preserve">The greatest threat to Ozhvek dominance is not necessarily another species. It is the inability of their ruling houses to agree on what the Hegemony should become.</w:t>
       </w:r>
     </w:p>
-    <w:bookmarkEnd w:id="105"/>
-    <w:bookmarkStart w:id="106" w:name="dresh-the-imperial-soldiers"/>
+    <w:bookmarkEnd w:id="106"/>
+    <w:bookmarkStart w:id="107" w:name="dresh-the-imperial-soldiers"/>
     <w:p>
       <w:pPr>
         <w:pStyle w:val="Heading3"/>
@@ -21277,8 +21482,8 @@
         <w:t xml:space="preserve">Dresh military society prizes competence and mutual obligation. Their greatest political dispute concerns whether soldiers owe allegiance to the imperial throne, their commanders, or the populations they protect.</w:t>
       </w:r>
     </w:p>
-    <w:bookmarkEnd w:id="106"/>
-    <w:bookmarkStart w:id="107" w:name="shivar-the-keepers-of-orthodoxy"/>
+    <w:bookmarkEnd w:id="107"/>
+    <w:bookmarkStart w:id="108" w:name="shivar-the-keepers-of-orthodoxy"/>
     <w:p>
       <w:pPr>
         <w:pStyle w:val="Heading3"/>
@@ -21335,8 +21540,8 @@
         <w:t xml:space="preserve">The resulting religious schism has fueled uprisings, political assassinations, and wars within the Hegemony.</w:t>
       </w:r>
     </w:p>
-    <w:bookmarkEnd w:id="107"/>
-    <w:bookmarkStart w:id="108" w:name="brulvek-the-industrial-survivors"/>
+    <w:bookmarkEnd w:id="108"/>
+    <w:bookmarkStart w:id="109" w:name="brulvek-the-industrial-survivors"/>
     <w:p>
       <w:pPr>
         <w:pStyle w:val="Heading3"/>
@@ -21393,8 +21598,8 @@
         <w:t xml:space="preserve">Brulvek engineers are highly sought after throughout known space, particularly for their ability to restore machinery that has operated for centuries without replacement parts.</w:t>
       </w:r>
     </w:p>
-    <w:bookmarkEnd w:id="108"/>
-    <w:bookmarkStart w:id="109" w:name="zhaq-the-lost-province"/>
+    <w:bookmarkEnd w:id="109"/>
+    <w:bookmarkStart w:id="110" w:name="zhaq-the-lost-province"/>
     <w:p>
       <w:pPr>
         <w:pStyle w:val="Heading3"/>
@@ -21467,9 +21672,9 @@
         <w:t xml:space="preserve">Their continuing resistance has become a symbol for separatist movements throughout imperial space.</w:t>
       </w:r>
     </w:p>
-    <w:bookmarkEnd w:id="109"/>
     <w:bookmarkEnd w:id="110"/>
-    <w:bookmarkStart w:id="126" w:name="X7cf45656e26c6332fca34295f43177ee2dc74b7"/>
+    <w:bookmarkEnd w:id="111"/>
+    <w:bookmarkStart w:id="127" w:name="X7cf45656e26c6332fca34295f43177ee2dc74b7"/>
     <w:p>
       <w:pPr>
         <w:pStyle w:val="Heading2"/>
@@ -21478,7 +21683,7 @@
         <w:t xml:space="preserve">Independent civilizations and regional powers</w:t>
       </w:r>
     </w:p>
-    <w:bookmarkStart w:id="111" w:name="veyari-the-memory-keepers"/>
+    <w:bookmarkStart w:id="112" w:name="veyari-the-memory-keepers"/>
     <w:p>
       <w:pPr>
         <w:pStyle w:val="Heading3"/>
@@ -21535,8 +21740,8 @@
         <w:t xml:space="preserve">Their greatest strength is knowledge. Their greatest vulnerability is the assumption that knowledge should be preserved even when powerful civilizations would prefer it forgotten.</w:t>
       </w:r>
     </w:p>
-    <w:bookmarkEnd w:id="111"/>
-    <w:bookmarkStart w:id="112" w:name="eshuum-the-distributed-minds"/>
+    <w:bookmarkEnd w:id="112"/>
+    <w:bookmarkStart w:id="113" w:name="eshuum-the-distributed-minds"/>
     <w:p>
       <w:pPr>
         <w:pStyle w:val="Heading3"/>
@@ -21593,8 +21798,8 @@
         <w:t xml:space="preserve">Their political institutions strongly oppose forced separation, biological experimentation without consent, and the ownership of intelligent organisms. These positions have brought them into direct conflict with several Hegemony research authorities.</w:t>
       </w:r>
     </w:p>
-    <w:bookmarkEnd w:id="112"/>
-    <w:bookmarkStart w:id="113" w:name="khaum-the-deep-dwellers"/>
+    <w:bookmarkEnd w:id="113"/>
+    <w:bookmarkStart w:id="114" w:name="khaum-the-deep-dwellers"/>
     <w:p>
       <w:pPr>
         <w:pStyle w:val="Heading3"/>
@@ -21659,8 +21864,8 @@
         <w:t xml:space="preserve">Their underground refuges have sheltered refugees from multiple Hegemony campaigns.</w:t>
       </w:r>
     </w:p>
-    <w:bookmarkEnd w:id="113"/>
-    <w:bookmarkStart w:id="114" w:name="vael-the-living-fleets"/>
+    <w:bookmarkEnd w:id="114"/>
+    <w:bookmarkStart w:id="115" w:name="vael-the-living-fleets"/>
     <w:p>
       <w:pPr>
         <w:pStyle w:val="Heading3"/>
@@ -21717,8 +21922,8 @@
         <w:t xml:space="preserve">Vael flotillas have repeatedly been caught between Hegemony forces and separatist territories. Their determination to remain politically independent has made them both valuable intermediaries and frequent targets of suspicion.</w:t>
       </w:r>
     </w:p>
-    <w:bookmarkEnd w:id="114"/>
-    <w:bookmarkStart w:id="115" w:name="thrum-the-resonant-people"/>
+    <w:bookmarkEnd w:id="115"/>
+    <w:bookmarkStart w:id="116" w:name="thrum-the-resonant-people"/>
     <w:p>
       <w:pPr>
         <w:pStyle w:val="Heading3"/>
@@ -21783,8 +21988,8 @@
         <w:t xml:space="preserve">Their technology is widely respected, although their reluctance to permit military applications has strained relations with several governments.</w:t>
       </w:r>
     </w:p>
-    <w:bookmarkEnd w:id="115"/>
-    <w:bookmarkStart w:id="116" w:name="corvani-the-ecological-architects"/>
+    <w:bookmarkEnd w:id="116"/>
+    <w:bookmarkStart w:id="117" w:name="corvani-the-ecological-architects"/>
     <w:p>
       <w:pPr>
         <w:pStyle w:val="Heading3"/>
@@ -21841,8 +22046,8 @@
         <w:t xml:space="preserve">Corvani restoration teams operate on worlds devastated by Hegemony industrial extraction, although their insistence on ecological safeguards frequently brings them into conflict with mining corporations and colonial governments.</w:t>
       </w:r>
     </w:p>
-    <w:bookmarkEnd w:id="116"/>
-    <w:bookmarkStart w:id="117" w:name="uxarra-the-shifting-ones"/>
+    <w:bookmarkEnd w:id="117"/>
+    <w:bookmarkStart w:id="118" w:name="uxarra-the-shifting-ones"/>
     <w:p>
       <w:pPr>
         <w:pStyle w:val="Heading3"/>
@@ -21899,8 +22104,8 @@
         <w:t xml:space="preserve">Uxarra explorers and rescue specialists are highly valued for operations in unstable environments, particularly worlds affected by corridor disruptions or natural disasters.</w:t>
       </w:r>
     </w:p>
-    <w:bookmarkEnd w:id="117"/>
-    <w:bookmarkStart w:id="118" w:name="sen-the-patient-observers"/>
+    <w:bookmarkEnd w:id="118"/>
+    <w:bookmarkStart w:id="119" w:name="sen-the-patient-observers"/>
     <w:p>
       <w:pPr>
         <w:pStyle w:val="Heading3"/>
@@ -21965,8 +22170,8 @@
         <w:t xml:space="preserve">Their governments rarely intervene in external affairs, but their warnings concerning corridor instability carry considerable weight among navigators and scientists.</w:t>
       </w:r>
     </w:p>
-    <w:bookmarkEnd w:id="118"/>
-    <w:bookmarkStart w:id="119" w:name="joruun-the-borderland-confederates"/>
+    <w:bookmarkEnd w:id="119"/>
+    <w:bookmarkStart w:id="120" w:name="joruun-the-borderland-confederates"/>
     <w:p>
       <w:pPr>
         <w:pStyle w:val="Heading3"/>
@@ -22031,8 +22236,8 @@
         <w:t xml:space="preserve">Their greatest political challenge is maintaining unity during periods when the imperial threat appears to recede.</w:t>
       </w:r>
     </w:p>
-    <w:bookmarkEnd w:id="119"/>
-    <w:bookmarkStart w:id="120" w:name="qor-the-silicon-minds"/>
+    <w:bookmarkEnd w:id="120"/>
+    <w:bookmarkStart w:id="121" w:name="qor-the-silicon-minds"/>
     <w:p>
       <w:pPr>
         <w:pStyle w:val="Heading3"/>
@@ -22105,8 +22310,8 @@
         <w:t xml:space="preserve">Their relationship with the Tessan is complex: Tessan capital has helped expand Qor industry, but Qor political leaders refuse to permit debt arrangements that threaten planetary sovereignty.</w:t>
       </w:r>
     </w:p>
-    <w:bookmarkEnd w:id="120"/>
-    <w:bookmarkStart w:id="121" w:name="ommek-the-makers-of-machines"/>
+    <w:bookmarkEnd w:id="121"/>
+    <w:bookmarkStart w:id="122" w:name="ommek-the-makers-of-machines"/>
     <w:p>
       <w:pPr>
         <w:pStyle w:val="Heading3"/>
@@ -22179,8 +22384,8 @@
         <w:t xml:space="preserve">Ommek defensive systems have made direct conquest prohibitively expensive.</w:t>
       </w:r>
     </w:p>
-    <w:bookmarkEnd w:id="121"/>
-    <w:bookmarkStart w:id="122" w:name="vesh-the-newcomers"/>
+    <w:bookmarkEnd w:id="122"/>
+    <w:bookmarkStart w:id="123" w:name="vesh-the-newcomers"/>
     <w:p>
       <w:pPr>
         <w:pStyle w:val="Heading3"/>
@@ -22253,8 +22458,8 @@
         <w:t xml:space="preserve">Human diplomats have developed a particularly strong interest in Vesh affairs, recognizing many of the difficulties humanity experienced during its own early expansion.</w:t>
       </w:r>
     </w:p>
-    <w:bookmarkEnd w:id="122"/>
-    <w:bookmarkStart w:id="123" w:name="uth-the-refugees-of-empire"/>
+    <w:bookmarkEnd w:id="123"/>
+    <w:bookmarkStart w:id="124" w:name="uth-the-refugees-of-empire"/>
     <w:p>
       <w:pPr>
         <w:pStyle w:val="Heading3"/>
@@ -22327,8 +22532,8 @@
         <w:t xml:space="preserve">Uth activists are prominent in anti-Hegemony movements, although many Uth reject the idea that their people should be defined exclusively by historical suffering.</w:t>
       </w:r>
     </w:p>
-    <w:bookmarkEnd w:id="123"/>
-    <w:bookmarkStart w:id="124" w:name="draelin-the-corridor-cartographers"/>
+    <w:bookmarkEnd w:id="124"/>
+    <w:bookmarkStart w:id="125" w:name="draelin-the-corridor-cartographers"/>
     <w:p>
       <w:pPr>
         <w:pStyle w:val="Heading3"/>
@@ -22409,8 +22614,8 @@
         <w:t xml:space="preserve">Their internal politics are shaped by a central question: whether knowledge of safe passage should be treated as a public good or a commercial asset.</w:t>
       </w:r>
     </w:p>
-    <w:bookmarkEnd w:id="124"/>
-    <w:bookmarkStart w:id="125" w:name="zethri-the-children-of-the-collapse"/>
+    <w:bookmarkEnd w:id="125"/>
+    <w:bookmarkStart w:id="126" w:name="zethri-the-children-of-the-collapse"/>
     <w:p>
       <w:pPr>
         <w:pStyle w:val="Heading3"/>
@@ -22491,10 +22696,10 @@
         <w:t xml:space="preserve">Zethri engineers and planners specialize in building settlements capable of surviving prolonged isolation.</w:t>
       </w:r>
     </w:p>
-    <w:bookmarkEnd w:id="125"/>
     <w:bookmarkEnd w:id="126"/>
     <w:bookmarkEnd w:id="127"/>
-    <w:bookmarkStart w:id="131" w:name="X3145843e1df3f61def4f8ab8c5430269a2a5813"/>
+    <w:bookmarkEnd w:id="128"/>
+    <w:bookmarkStart w:id="132" w:name="X3145843e1df3f61def4f8ab8c5430269a2a5813"/>
     <w:p>
       <w:pPr>
         <w:pStyle w:val="Heading1"/>
@@ -22511,7 +22716,7 @@
         <w:t xml:space="preserve">The Hegemony deserves particular attention because its decline influences nearly every civilization in Fracture Lines.</w:t>
       </w:r>
     </w:p>
-    <w:bookmarkStart w:id="128" w:name="the-five-eras"/>
+    <w:bookmarkStart w:id="129" w:name="the-five-eras"/>
     <w:p>
       <w:pPr>
         <w:pStyle w:val="Heading2"/>
@@ -22524,7 +22729,7 @@
       <w:pPr>
         <w:numPr>
           <w:ilvl w:val="0"/>
-          <w:numId w:val="1021"/>
+          <w:numId w:val="1022"/>
         </w:numPr>
       </w:pPr>
       <w:r>
@@ -22545,7 +22750,7 @@
       <w:pPr>
         <w:numPr>
           <w:ilvl w:val="0"/>
-          <w:numId w:val="1021"/>
+          <w:numId w:val="1022"/>
         </w:numPr>
       </w:pPr>
       <w:r>
@@ -22566,7 +22771,7 @@
       <w:pPr>
         <w:numPr>
           <w:ilvl w:val="0"/>
-          <w:numId w:val="1021"/>
+          <w:numId w:val="1022"/>
         </w:numPr>
       </w:pPr>
       <w:r>
@@ -22587,7 +22792,7 @@
       <w:pPr>
         <w:numPr>
           <w:ilvl w:val="0"/>
-          <w:numId w:val="1021"/>
+          <w:numId w:val="1022"/>
         </w:numPr>
       </w:pPr>
       <w:r>
@@ -22608,7 +22813,7 @@
       <w:pPr>
         <w:numPr>
           <w:ilvl w:val="0"/>
-          <w:numId w:val="1021"/>
+          <w:numId w:val="1022"/>
         </w:numPr>
       </w:pPr>
       <w:r>
@@ -22689,8 +22894,8 @@
         <w:t xml:space="preserve">And an imperial fleet may emerge to announce that the worlds beyond it still belong to the Emperor.</w:t>
       </w:r>
     </w:p>
-    <w:bookmarkEnd w:id="128"/>
-    <w:bookmarkStart w:id="129" w:name="species-and-political-affiliations"/>
+    <w:bookmarkEnd w:id="129"/>
+    <w:bookmarkStart w:id="130" w:name="species-and-political-affiliations"/>
     <w:p>
       <w:pPr>
         <w:pStyle w:val="Heading2"/>
@@ -22999,8 +23204,8 @@
         </w:tc>
       </w:tr>
     </w:tbl>
-    <w:bookmarkEnd w:id="129"/>
-    <w:bookmarkStart w:id="130" w:name="the-galaxy-as-a-setting-for-adventure"/>
+    <w:bookmarkEnd w:id="130"/>
+    <w:bookmarkStart w:id="131" w:name="the-galaxy-as-a-setting-for-adventure"/>
     <w:p>
       <w:pPr>
         <w:pStyle w:val="Heading2"/>
@@ -23057,9 +23262,9 @@
         <w:t xml:space="preserve">The central conflict of Fracture Lines is not simply the struggle between civilizations. It is the struggle between established power and an interstellar order that refuses to remain static.</w:t>
       </w:r>
     </w:p>
-    <w:bookmarkEnd w:id="130"/>
     <w:bookmarkEnd w:id="131"/>
-    <w:bookmarkStart w:id="132" w:name="psionics-and-the-mandates"/>
+    <w:bookmarkEnd w:id="132"/>
+    <w:bookmarkStart w:id="133" w:name="psionics-and-the-mandates"/>
     <w:p>
       <w:pPr>
         <w:pStyle w:val="Heading1"/>
@@ -23146,7 +23351,7 @@
       <w:pPr>
         <w:numPr>
           <w:ilvl w:val="0"/>
-          <w:numId w:val="1022"/>
+          <w:numId w:val="1023"/>
         </w:numPr>
         <w:pStyle w:val="Compact"/>
       </w:pPr>
@@ -23232,7 +23437,7 @@
       <w:pPr>
         <w:numPr>
           <w:ilvl w:val="0"/>
-          <w:numId w:val="1022"/>
+          <w:numId w:val="1023"/>
         </w:numPr>
         <w:pStyle w:val="Compact"/>
       </w:pPr>
@@ -23267,7 +23472,7 @@
       <w:pPr>
         <w:numPr>
           <w:ilvl w:val="0"/>
-          <w:numId w:val="1022"/>
+          <w:numId w:val="1023"/>
         </w:numPr>
         <w:pStyle w:val="Compact"/>
       </w:pPr>
@@ -23305,7 +23510,7 @@
       <w:pPr>
         <w:numPr>
           <w:ilvl w:val="0"/>
-          <w:numId w:val="1022"/>
+          <w:numId w:val="1023"/>
         </w:numPr>
         <w:pStyle w:val="Compact"/>
       </w:pPr>
@@ -23780,8 +23985,8 @@
         </w:tc>
       </w:tr>
     </w:tbl>
-    <w:bookmarkEnd w:id="132"/>
-    <w:bookmarkStart w:id="133" w:name="technology"/>
+    <w:bookmarkEnd w:id="133"/>
+    <w:bookmarkStart w:id="134" w:name="technology"/>
     <w:p>
       <w:pPr>
         <w:pStyle w:val="Heading1"/>
@@ -23794,7 +23999,7 @@
       <w:pPr>
         <w:numPr>
           <w:ilvl w:val="0"/>
-          <w:numId w:val="1023"/>
+          <w:numId w:val="1024"/>
         </w:numPr>
         <w:pStyle w:val="Compact"/>
       </w:pPr>
@@ -23864,7 +24069,7 @@
       <w:pPr>
         <w:numPr>
           <w:ilvl w:val="0"/>
-          <w:numId w:val="1023"/>
+          <w:numId w:val="1024"/>
         </w:numPr>
         <w:pStyle w:val="Compact"/>
       </w:pPr>
@@ -23934,7 +24139,7 @@
       <w:pPr>
         <w:numPr>
           <w:ilvl w:val="0"/>
-          <w:numId w:val="1023"/>
+          <w:numId w:val="1024"/>
         </w:numPr>
         <w:pStyle w:val="Compact"/>
       </w:pPr>
@@ -23956,7 +24161,7 @@
       <w:pPr>
         <w:numPr>
           <w:ilvl w:val="0"/>
-          <w:numId w:val="1023"/>
+          <w:numId w:val="1024"/>
         </w:numPr>
         <w:pStyle w:val="Compact"/>
       </w:pPr>
@@ -23994,7 +24199,7 @@
       <w:pPr>
         <w:numPr>
           <w:ilvl w:val="0"/>
-          <w:numId w:val="1023"/>
+          <w:numId w:val="1024"/>
         </w:numPr>
         <w:pStyle w:val="Compact"/>
       </w:pPr>
@@ -24041,8 +24246,8 @@
         <w:t xml:space="preserve">advantage starts the crew with a ship and a box of Debt. Ship fights and chases run as clocks, with Piloting, Engineering, Sensors and Firearms rolls.</w:t>
       </w:r>
     </w:p>
-    <w:bookmarkEnd w:id="133"/>
-    <w:bookmarkStart w:id="134" w:name="threats"/>
+    <w:bookmarkEnd w:id="134"/>
+    <w:bookmarkStart w:id="135" w:name="threats"/>
     <w:p>
       <w:pPr>
         <w:pStyle w:val="Heading1"/>
@@ -25527,8 +25732,8 @@
         <w:t xml:space="preserve">For a tougher version, add +1 to its targets and one box; for a weaker one, subtract.</w:t>
       </w:r>
     </w:p>
-    <w:bookmarkEnd w:id="134"/>
-    <w:bookmarkStart w:id="142" w:name="ready-made-characters"/>
+    <w:bookmarkEnd w:id="135"/>
+    <w:bookmarkStart w:id="143" w:name="ready-made-characters"/>
     <w:p>
       <w:pPr>
         <w:pStyle w:val="Heading1"/>
@@ -25545,7 +25750,7 @@
         <w:t xml:space="preserve">Characters ready to play, for one-shots, new players, or a group in a hurry. Each follows the creation rules exactly, and their connections tie them together. In the creator, choose one from the ready-made list to open it and make it your own.</w:t>
       </w:r>
     </w:p>
-    <w:bookmarkStart w:id="135" w:name="thessk-varo-hun"/>
+    <w:bookmarkStart w:id="136" w:name="thessk-varo-hun"/>
     <w:p>
       <w:pPr>
         <w:pStyle w:val="Heading2"/>
@@ -25576,7 +25781,7 @@
       <w:pPr>
         <w:numPr>
           <w:ilvl w:val="0"/>
-          <w:numId w:val="1024"/>
+          <w:numId w:val="1025"/>
         </w:numPr>
         <w:pStyle w:val="Compact"/>
       </w:pPr>
@@ -25614,7 +25819,7 @@
       <w:pPr>
         <w:numPr>
           <w:ilvl w:val="0"/>
-          <w:numId w:val="1024"/>
+          <w:numId w:val="1025"/>
         </w:numPr>
         <w:pStyle w:val="Compact"/>
       </w:pPr>
@@ -25636,7 +25841,7 @@
       <w:pPr>
         <w:numPr>
           <w:ilvl w:val="0"/>
-          <w:numId w:val="1024"/>
+          <w:numId w:val="1025"/>
         </w:numPr>
         <w:pStyle w:val="Compact"/>
       </w:pPr>
@@ -25658,7 +25863,7 @@
       <w:pPr>
         <w:numPr>
           <w:ilvl w:val="0"/>
-          <w:numId w:val="1024"/>
+          <w:numId w:val="1025"/>
         </w:numPr>
         <w:pStyle w:val="Compact"/>
       </w:pPr>
@@ -25696,7 +25901,7 @@
       <w:pPr>
         <w:numPr>
           <w:ilvl w:val="0"/>
-          <w:numId w:val="1024"/>
+          <w:numId w:val="1025"/>
         </w:numPr>
         <w:pStyle w:val="Compact"/>
       </w:pPr>
@@ -25730,8 +25935,8 @@
         <w:t xml:space="preserve">She sold Mara Okonkwo the first debt Mara forgave. Neither regrets it.</w:t>
       </w:r>
     </w:p>
-    <w:bookmarkEnd w:id="135"/>
-    <w:bookmarkStart w:id="136" w:name="kesh-of-the-seventh-hive"/>
+    <w:bookmarkEnd w:id="136"/>
+    <w:bookmarkStart w:id="137" w:name="kesh-of-the-seventh-hive"/>
     <w:p>
       <w:pPr>
         <w:pStyle w:val="Heading2"/>
@@ -25762,7 +25967,7 @@
       <w:pPr>
         <w:numPr>
           <w:ilvl w:val="0"/>
-          <w:numId w:val="1025"/>
+          <w:numId w:val="1026"/>
         </w:numPr>
         <w:pStyle w:val="Compact"/>
       </w:pPr>
@@ -25800,7 +26005,7 @@
       <w:pPr>
         <w:numPr>
           <w:ilvl w:val="0"/>
-          <w:numId w:val="1025"/>
+          <w:numId w:val="1026"/>
         </w:numPr>
         <w:pStyle w:val="Compact"/>
       </w:pPr>
@@ -25822,7 +26027,7 @@
       <w:pPr>
         <w:numPr>
           <w:ilvl w:val="0"/>
-          <w:numId w:val="1025"/>
+          <w:numId w:val="1026"/>
         </w:numPr>
         <w:pStyle w:val="Compact"/>
       </w:pPr>
@@ -25844,7 +26049,7 @@
       <w:pPr>
         <w:numPr>
           <w:ilvl w:val="0"/>
-          <w:numId w:val="1025"/>
+          <w:numId w:val="1026"/>
         </w:numPr>
         <w:pStyle w:val="Compact"/>
       </w:pPr>
@@ -25882,7 +26087,7 @@
       <w:pPr>
         <w:numPr>
           <w:ilvl w:val="0"/>
-          <w:numId w:val="1025"/>
+          <w:numId w:val="1026"/>
         </w:numPr>
         <w:pStyle w:val="Compact"/>
       </w:pPr>
@@ -25916,8 +26121,8 @@
         <w:t xml:space="preserve">Ilvi Saradh’s AI found the corridor Kesh’s hive needed; Kesh owes them both.</w:t>
       </w:r>
     </w:p>
-    <w:bookmarkEnd w:id="136"/>
-    <w:bookmarkStart w:id="137" w:name="rook"/>
+    <w:bookmarkEnd w:id="137"/>
+    <w:bookmarkStart w:id="138" w:name="rook"/>
     <w:p>
       <w:pPr>
         <w:pStyle w:val="Heading2"/>
@@ -25948,7 +26153,7 @@
       <w:pPr>
         <w:numPr>
           <w:ilvl w:val="0"/>
-          <w:numId w:val="1026"/>
+          <w:numId w:val="1027"/>
         </w:numPr>
         <w:pStyle w:val="Compact"/>
       </w:pPr>
@@ -25986,7 +26191,7 @@
       <w:pPr>
         <w:numPr>
           <w:ilvl w:val="0"/>
-          <w:numId w:val="1026"/>
+          <w:numId w:val="1027"/>
         </w:numPr>
         <w:pStyle w:val="Compact"/>
       </w:pPr>
@@ -26008,7 +26213,7 @@
       <w:pPr>
         <w:numPr>
           <w:ilvl w:val="0"/>
-          <w:numId w:val="1026"/>
+          <w:numId w:val="1027"/>
         </w:numPr>
         <w:pStyle w:val="Compact"/>
       </w:pPr>
@@ -26030,7 +26235,7 @@
       <w:pPr>
         <w:numPr>
           <w:ilvl w:val="0"/>
-          <w:numId w:val="1026"/>
+          <w:numId w:val="1027"/>
         </w:numPr>
         <w:pStyle w:val="Compact"/>
       </w:pPr>
@@ -26068,7 +26273,7 @@
       <w:pPr>
         <w:numPr>
           <w:ilvl w:val="0"/>
-          <w:numId w:val="1026"/>
+          <w:numId w:val="1027"/>
         </w:numPr>
         <w:pStyle w:val="Compact"/>
       </w:pPr>
@@ -26102,8 +26307,8 @@
         <w:t xml:space="preserve">Brakka was on the other side of that border war. They found out over a drink, and stayed friends.</w:t>
       </w:r>
     </w:p>
-    <w:bookmarkEnd w:id="137"/>
-    <w:bookmarkStart w:id="138" w:name="ilvi-saradh"/>
+    <w:bookmarkEnd w:id="138"/>
+    <w:bookmarkStart w:id="139" w:name="ilvi-saradh"/>
     <w:p>
       <w:pPr>
         <w:pStyle w:val="Heading2"/>
@@ -26134,7 +26339,7 @@
       <w:pPr>
         <w:numPr>
           <w:ilvl w:val="0"/>
-          <w:numId w:val="1027"/>
+          <w:numId w:val="1028"/>
         </w:numPr>
         <w:pStyle w:val="Compact"/>
       </w:pPr>
@@ -26172,7 +26377,7 @@
       <w:pPr>
         <w:numPr>
           <w:ilvl w:val="0"/>
-          <w:numId w:val="1027"/>
+          <w:numId w:val="1028"/>
         </w:numPr>
         <w:pStyle w:val="Compact"/>
       </w:pPr>
@@ -26194,7 +26399,7 @@
       <w:pPr>
         <w:numPr>
           <w:ilvl w:val="0"/>
-          <w:numId w:val="1027"/>
+          <w:numId w:val="1028"/>
         </w:numPr>
         <w:pStyle w:val="Compact"/>
       </w:pPr>
@@ -26216,7 +26421,7 @@
       <w:pPr>
         <w:numPr>
           <w:ilvl w:val="0"/>
-          <w:numId w:val="1027"/>
+          <w:numId w:val="1028"/>
         </w:numPr>
         <w:pStyle w:val="Compact"/>
       </w:pPr>
@@ -26254,7 +26459,7 @@
       <w:pPr>
         <w:numPr>
           <w:ilvl w:val="0"/>
-          <w:numId w:val="1027"/>
+          <w:numId w:val="1028"/>
         </w:numPr>
         <w:pStyle w:val="Compact"/>
       </w:pPr>
@@ -26288,8 +26493,8 @@
         <w:t xml:space="preserve">Quill found the corridor Kesh’s hive needed. Ilvi never told the guild.</w:t>
       </w:r>
     </w:p>
-    <w:bookmarkEnd w:id="138"/>
-    <w:bookmarkStart w:id="139" w:name="dr.-anwe-tal"/>
+    <w:bookmarkEnd w:id="139"/>
+    <w:bookmarkStart w:id="140" w:name="dr.-anwe-tal"/>
     <w:p>
       <w:pPr>
         <w:pStyle w:val="Heading2"/>
@@ -26320,7 +26525,7 @@
       <w:pPr>
         <w:numPr>
           <w:ilvl w:val="0"/>
-          <w:numId w:val="1028"/>
+          <w:numId w:val="1029"/>
         </w:numPr>
         <w:pStyle w:val="Compact"/>
       </w:pPr>
@@ -26358,7 +26563,7 @@
       <w:pPr>
         <w:numPr>
           <w:ilvl w:val="0"/>
-          <w:numId w:val="1028"/>
+          <w:numId w:val="1029"/>
         </w:numPr>
         <w:pStyle w:val="Compact"/>
       </w:pPr>
@@ -26380,7 +26585,7 @@
       <w:pPr>
         <w:numPr>
           <w:ilvl w:val="0"/>
-          <w:numId w:val="1028"/>
+          <w:numId w:val="1029"/>
         </w:numPr>
         <w:pStyle w:val="Compact"/>
       </w:pPr>
@@ -26402,7 +26607,7 @@
       <w:pPr>
         <w:numPr>
           <w:ilvl w:val="0"/>
-          <w:numId w:val="1028"/>
+          <w:numId w:val="1029"/>
         </w:numPr>
         <w:pStyle w:val="Compact"/>
       </w:pPr>
@@ -26440,7 +26645,7 @@
       <w:pPr>
         <w:numPr>
           <w:ilvl w:val="0"/>
-          <w:numId w:val="1028"/>
+          <w:numId w:val="1029"/>
         </w:numPr>
         <w:pStyle w:val="Compact"/>
       </w:pPr>
@@ -26474,8 +26679,8 @@
         <w:t xml:space="preserve">Sable cleaned up the corporation’s files that proved Anwe’s case, and asked nothing for it.</w:t>
       </w:r>
     </w:p>
-    <w:bookmarkEnd w:id="139"/>
-    <w:bookmarkStart w:id="140" w:name="brakka"/>
+    <w:bookmarkEnd w:id="140"/>
+    <w:bookmarkStart w:id="141" w:name="brakka"/>
     <w:p>
       <w:pPr>
         <w:pStyle w:val="Heading2"/>
@@ -26506,7 +26711,7 @@
       <w:pPr>
         <w:numPr>
           <w:ilvl w:val="0"/>
-          <w:numId w:val="1029"/>
+          <w:numId w:val="1030"/>
         </w:numPr>
         <w:pStyle w:val="Compact"/>
       </w:pPr>
@@ -26544,7 +26749,7 @@
       <w:pPr>
         <w:numPr>
           <w:ilvl w:val="0"/>
-          <w:numId w:val="1029"/>
+          <w:numId w:val="1030"/>
         </w:numPr>
         <w:pStyle w:val="Compact"/>
       </w:pPr>
@@ -26566,7 +26771,7 @@
       <w:pPr>
         <w:numPr>
           <w:ilvl w:val="0"/>
-          <w:numId w:val="1029"/>
+          <w:numId w:val="1030"/>
         </w:numPr>
         <w:pStyle w:val="Compact"/>
       </w:pPr>
@@ -26588,7 +26793,7 @@
       <w:pPr>
         <w:numPr>
           <w:ilvl w:val="0"/>
-          <w:numId w:val="1029"/>
+          <w:numId w:val="1030"/>
         </w:numPr>
         <w:pStyle w:val="Compact"/>
       </w:pPr>
@@ -26626,7 +26831,7 @@
       <w:pPr>
         <w:numPr>
           <w:ilvl w:val="0"/>
-          <w:numId w:val="1029"/>
+          <w:numId w:val="1030"/>
         </w:numPr>
         <w:pStyle w:val="Compact"/>
       </w:pPr>
@@ -26660,8 +26865,8 @@
         <w:t xml:space="preserve">Rook fought him across the Zhaq border once. Now Rook watches his back.</w:t>
       </w:r>
     </w:p>
-    <w:bookmarkEnd w:id="140"/>
-    <w:bookmarkStart w:id="141" w:name="sable"/>
+    <w:bookmarkEnd w:id="141"/>
+    <w:bookmarkStart w:id="142" w:name="sable"/>
     <w:p>
       <w:pPr>
         <w:pStyle w:val="Heading2"/>
@@ -26692,7 +26897,7 @@
       <w:pPr>
         <w:numPr>
           <w:ilvl w:val="0"/>
-          <w:numId w:val="1030"/>
+          <w:numId w:val="1031"/>
         </w:numPr>
         <w:pStyle w:val="Compact"/>
       </w:pPr>
@@ -26730,7 +26935,7 @@
       <w:pPr>
         <w:numPr>
           <w:ilvl w:val="0"/>
-          <w:numId w:val="1030"/>
+          <w:numId w:val="1031"/>
         </w:numPr>
         <w:pStyle w:val="Compact"/>
       </w:pPr>
@@ -26752,7 +26957,7 @@
       <w:pPr>
         <w:numPr>
           <w:ilvl w:val="0"/>
-          <w:numId w:val="1030"/>
+          <w:numId w:val="1031"/>
         </w:numPr>
         <w:pStyle w:val="Compact"/>
       </w:pPr>
@@ -26774,7 +26979,7 @@
       <w:pPr>
         <w:numPr>
           <w:ilvl w:val="0"/>
-          <w:numId w:val="1030"/>
+          <w:numId w:val="1031"/>
         </w:numPr>
         <w:pStyle w:val="Compact"/>
       </w:pPr>
@@ -26812,7 +27017,7 @@
       <w:pPr>
         <w:numPr>
           <w:ilvl w:val="0"/>
-          <w:numId w:val="1030"/>
+          <w:numId w:val="1031"/>
         </w:numPr>
         <w:pStyle w:val="Compact"/>
       </w:pPr>
@@ -26846,9 +27051,9 @@
         <w:t xml:space="preserve">Sable cleaned up the files that proved Dr. Anwe Tal’s case, for nothing. Anwe wonders why.</w:t>
       </w:r>
     </w:p>
-    <w:bookmarkEnd w:id="141"/>
     <w:bookmarkEnd w:id="142"/>
-    <w:bookmarkStart w:id="143" w:name="advantages"/>
+    <w:bookmarkEnd w:id="143"/>
+    <w:bookmarkStart w:id="144" w:name="advantages"/>
     <w:p>
       <w:pPr>
         <w:pStyle w:val="Heading1"/>
@@ -27747,8 +27952,8 @@
         <w:t xml:space="preserve">belongs to the whole crew once it’s taken.</w:t>
       </w:r>
     </w:p>
-    <w:bookmarkEnd w:id="143"/>
-    <w:bookmarkStart w:id="169" w:name="species"/>
+    <w:bookmarkEnd w:id="144"/>
+    <w:bookmarkStart w:id="170" w:name="species"/>
     <w:p>
       <w:pPr>
         <w:pStyle w:val="Heading1"/>
@@ -29431,7 +29636,7 @@
         </w:tc>
       </w:tr>
     </w:tbl>
-    <w:bookmarkStart w:id="144" w:name="human"/>
+    <w:bookmarkStart w:id="145" w:name="human"/>
     <w:p>
       <w:pPr>
         <w:pStyle w:val="Heading2"/>
@@ -29744,8 +29949,8 @@
         </w:tc>
       </w:tr>
     </w:tbl>
-    <w:bookmarkEnd w:id="144"/>
-    <w:bookmarkStart w:id="145" w:name="vesh"/>
+    <w:bookmarkEnd w:id="145"/>
+    <w:bookmarkStart w:id="146" w:name="vesh"/>
     <w:p>
       <w:pPr>
         <w:pStyle w:val="Heading2"/>
@@ -30058,8 +30263,8 @@
         </w:tc>
       </w:tr>
     </w:tbl>
-    <w:bookmarkEnd w:id="145"/>
-    <w:bookmarkStart w:id="146" w:name="brulvek"/>
+    <w:bookmarkEnd w:id="146"/>
+    <w:bookmarkStart w:id="147" w:name="brulvek"/>
     <w:p>
       <w:pPr>
         <w:pStyle w:val="Heading2"/>
@@ -30104,7 +30309,7 @@
       <w:pPr>
         <w:numPr>
           <w:ilvl w:val="0"/>
-          <w:numId w:val="1031"/>
+          <w:numId w:val="1032"/>
         </w:numPr>
         <w:pStyle w:val="Compact"/>
       </w:pPr>
@@ -30396,8 +30601,8 @@
         </w:tc>
       </w:tr>
     </w:tbl>
-    <w:bookmarkEnd w:id="146"/>
-    <w:bookmarkStart w:id="147" w:name="corvani"/>
+    <w:bookmarkEnd w:id="147"/>
+    <w:bookmarkStart w:id="148" w:name="corvani"/>
     <w:p>
       <w:pPr>
         <w:pStyle w:val="Heading2"/>
@@ -30442,7 +30647,7 @@
       <w:pPr>
         <w:numPr>
           <w:ilvl w:val="0"/>
-          <w:numId w:val="1032"/>
+          <w:numId w:val="1033"/>
         </w:numPr>
         <w:pStyle w:val="Compact"/>
       </w:pPr>
@@ -30734,8 +30939,8 @@
         </w:tc>
       </w:tr>
     </w:tbl>
-    <w:bookmarkEnd w:id="147"/>
-    <w:bookmarkStart w:id="148" w:name="draelin"/>
+    <w:bookmarkEnd w:id="148"/>
+    <w:bookmarkStart w:id="149" w:name="draelin"/>
     <w:p>
       <w:pPr>
         <w:pStyle w:val="Heading2"/>
@@ -30780,7 +30985,7 @@
       <w:pPr>
         <w:numPr>
           <w:ilvl w:val="0"/>
-          <w:numId w:val="1033"/>
+          <w:numId w:val="1034"/>
         </w:numPr>
         <w:pStyle w:val="Compact"/>
       </w:pPr>
@@ -30792,7 +30997,7 @@
       <w:pPr>
         <w:numPr>
           <w:ilvl w:val="0"/>
-          <w:numId w:val="1033"/>
+          <w:numId w:val="1034"/>
         </w:numPr>
         <w:pStyle w:val="Compact"/>
       </w:pPr>
@@ -31102,8 +31307,8 @@
         </w:tc>
       </w:tr>
     </w:tbl>
-    <w:bookmarkEnd w:id="148"/>
-    <w:bookmarkStart w:id="149" w:name="joruun"/>
+    <w:bookmarkEnd w:id="149"/>
+    <w:bookmarkStart w:id="150" w:name="joruun"/>
     <w:p>
       <w:pPr>
         <w:pStyle w:val="Heading2"/>
@@ -31148,7 +31353,7 @@
       <w:pPr>
         <w:numPr>
           <w:ilvl w:val="0"/>
-          <w:numId w:val="1034"/>
+          <w:numId w:val="1035"/>
         </w:numPr>
         <w:pStyle w:val="Compact"/>
       </w:pPr>
@@ -31440,8 +31645,8 @@
         </w:tc>
       </w:tr>
     </w:tbl>
-    <w:bookmarkEnd w:id="149"/>
-    <w:bookmarkStart w:id="150" w:name="kel-1"/>
+    <w:bookmarkEnd w:id="150"/>
+    <w:bookmarkStart w:id="151" w:name="kel-1"/>
     <w:p>
       <w:pPr>
         <w:pStyle w:val="Heading2"/>
@@ -31486,7 +31691,7 @@
       <w:pPr>
         <w:numPr>
           <w:ilvl w:val="0"/>
-          <w:numId w:val="1035"/>
+          <w:numId w:val="1036"/>
         </w:numPr>
         <w:pStyle w:val="Compact"/>
       </w:pPr>
@@ -31498,7 +31703,7 @@
       <w:pPr>
         <w:numPr>
           <w:ilvl w:val="0"/>
-          <w:numId w:val="1035"/>
+          <w:numId w:val="1036"/>
         </w:numPr>
         <w:pStyle w:val="Compact"/>
       </w:pPr>
@@ -31790,8 +31995,8 @@
         </w:tc>
       </w:tr>
     </w:tbl>
-    <w:bookmarkEnd w:id="150"/>
-    <w:bookmarkStart w:id="151" w:name="mirrun-1"/>
+    <w:bookmarkEnd w:id="151"/>
+    <w:bookmarkStart w:id="152" w:name="mirrun-1"/>
     <w:p>
       <w:pPr>
         <w:pStyle w:val="Heading2"/>
@@ -31836,7 +32041,7 @@
       <w:pPr>
         <w:numPr>
           <w:ilvl w:val="0"/>
-          <w:numId w:val="1036"/>
+          <w:numId w:val="1037"/>
         </w:numPr>
         <w:pStyle w:val="Compact"/>
       </w:pPr>
@@ -32128,8 +32333,8 @@
         </w:tc>
       </w:tr>
     </w:tbl>
-    <w:bookmarkEnd w:id="151"/>
-    <w:bookmarkStart w:id="152" w:name="ommek"/>
+    <w:bookmarkEnd w:id="152"/>
+    <w:bookmarkStart w:id="153" w:name="ommek"/>
     <w:p>
       <w:pPr>
         <w:pStyle w:val="Heading2"/>
@@ -32174,7 +32379,7 @@
       <w:pPr>
         <w:numPr>
           <w:ilvl w:val="0"/>
-          <w:numId w:val="1037"/>
+          <w:numId w:val="1038"/>
         </w:numPr>
         <w:pStyle w:val="Compact"/>
       </w:pPr>
@@ -32484,8 +32689,8 @@
         </w:tc>
       </w:tr>
     </w:tbl>
-    <w:bookmarkEnd w:id="152"/>
-    <w:bookmarkStart w:id="153" w:name="shivar"/>
+    <w:bookmarkEnd w:id="153"/>
+    <w:bookmarkStart w:id="154" w:name="shivar"/>
     <w:p>
       <w:pPr>
         <w:pStyle w:val="Heading2"/>
@@ -32530,7 +32735,7 @@
       <w:pPr>
         <w:numPr>
           <w:ilvl w:val="0"/>
-          <w:numId w:val="1038"/>
+          <w:numId w:val="1039"/>
         </w:numPr>
         <w:pStyle w:val="Compact"/>
       </w:pPr>
@@ -32822,8 +33027,8 @@
         </w:tc>
       </w:tr>
     </w:tbl>
-    <w:bookmarkEnd w:id="153"/>
-    <w:bookmarkStart w:id="154" w:name="tessan-1"/>
+    <w:bookmarkEnd w:id="154"/>
+    <w:bookmarkStart w:id="155" w:name="tessan-1"/>
     <w:p>
       <w:pPr>
         <w:pStyle w:val="Heading2"/>
@@ -32868,7 +33073,7 @@
       <w:pPr>
         <w:numPr>
           <w:ilvl w:val="0"/>
-          <w:numId w:val="1039"/>
+          <w:numId w:val="1040"/>
         </w:numPr>
         <w:pStyle w:val="Compact"/>
       </w:pPr>
@@ -32880,7 +33085,7 @@
       <w:pPr>
         <w:numPr>
           <w:ilvl w:val="0"/>
-          <w:numId w:val="1039"/>
+          <w:numId w:val="1040"/>
         </w:numPr>
         <w:pStyle w:val="Compact"/>
       </w:pPr>
@@ -33172,8 +33377,8 @@
         </w:tc>
       </w:tr>
     </w:tbl>
-    <w:bookmarkEnd w:id="154"/>
-    <w:bookmarkStart w:id="155" w:name="thrum"/>
+    <w:bookmarkEnd w:id="155"/>
+    <w:bookmarkStart w:id="156" w:name="thrum"/>
     <w:p>
       <w:pPr>
         <w:pStyle w:val="Heading2"/>
@@ -33218,7 +33423,7 @@
       <w:pPr>
         <w:numPr>
           <w:ilvl w:val="0"/>
-          <w:numId w:val="1040"/>
+          <w:numId w:val="1041"/>
         </w:numPr>
         <w:pStyle w:val="Compact"/>
       </w:pPr>
@@ -33510,8 +33715,8 @@
         </w:tc>
       </w:tr>
     </w:tbl>
-    <w:bookmarkEnd w:id="155"/>
-    <w:bookmarkStart w:id="156" w:name="uth"/>
+    <w:bookmarkEnd w:id="156"/>
+    <w:bookmarkStart w:id="157" w:name="uth"/>
     <w:p>
       <w:pPr>
         <w:pStyle w:val="Heading2"/>
@@ -33556,7 +33761,7 @@
       <w:pPr>
         <w:numPr>
           <w:ilvl w:val="0"/>
-          <w:numId w:val="1041"/>
+          <w:numId w:val="1042"/>
         </w:numPr>
         <w:pStyle w:val="Compact"/>
       </w:pPr>
@@ -33848,8 +34053,8 @@
         </w:tc>
       </w:tr>
     </w:tbl>
-    <w:bookmarkEnd w:id="156"/>
-    <w:bookmarkStart w:id="157" w:name="uxarra"/>
+    <w:bookmarkEnd w:id="157"/>
+    <w:bookmarkStart w:id="158" w:name="uxarra"/>
     <w:p>
       <w:pPr>
         <w:pStyle w:val="Heading2"/>
@@ -33894,7 +34099,7 @@
       <w:pPr>
         <w:numPr>
           <w:ilvl w:val="0"/>
-          <w:numId w:val="1042"/>
+          <w:numId w:val="1043"/>
         </w:numPr>
         <w:pStyle w:val="Compact"/>
       </w:pPr>
@@ -34186,8 +34391,8 @@
         </w:tc>
       </w:tr>
     </w:tbl>
-    <w:bookmarkEnd w:id="157"/>
-    <w:bookmarkStart w:id="158" w:name="vael"/>
+    <w:bookmarkEnd w:id="158"/>
+    <w:bookmarkStart w:id="159" w:name="vael"/>
     <w:p>
       <w:pPr>
         <w:pStyle w:val="Heading2"/>
@@ -34232,7 +34437,7 @@
       <w:pPr>
         <w:numPr>
           <w:ilvl w:val="0"/>
-          <w:numId w:val="1043"/>
+          <w:numId w:val="1044"/>
         </w:numPr>
         <w:pStyle w:val="Compact"/>
       </w:pPr>
@@ -34244,7 +34449,7 @@
       <w:pPr>
         <w:numPr>
           <w:ilvl w:val="0"/>
-          <w:numId w:val="1043"/>
+          <w:numId w:val="1044"/>
         </w:numPr>
         <w:pStyle w:val="Compact"/>
       </w:pPr>
@@ -34536,8 +34741,8 @@
         </w:tc>
       </w:tr>
     </w:tbl>
-    <w:bookmarkEnd w:id="158"/>
-    <w:bookmarkStart w:id="159" w:name="veyari"/>
+    <w:bookmarkEnd w:id="159"/>
+    <w:bookmarkStart w:id="160" w:name="veyari"/>
     <w:p>
       <w:pPr>
         <w:pStyle w:val="Heading2"/>
@@ -34582,7 +34787,7 @@
       <w:pPr>
         <w:numPr>
           <w:ilvl w:val="0"/>
-          <w:numId w:val="1044"/>
+          <w:numId w:val="1045"/>
         </w:numPr>
         <w:pStyle w:val="Compact"/>
       </w:pPr>
@@ -34874,8 +35079,8 @@
         </w:tc>
       </w:tr>
     </w:tbl>
-    <w:bookmarkEnd w:id="159"/>
-    <w:bookmarkStart w:id="160" w:name="ylith-1"/>
+    <w:bookmarkEnd w:id="160"/>
+    <w:bookmarkStart w:id="161" w:name="ylith-1"/>
     <w:p>
       <w:pPr>
         <w:pStyle w:val="Heading2"/>
@@ -34920,7 +35125,7 @@
       <w:pPr>
         <w:numPr>
           <w:ilvl w:val="0"/>
-          <w:numId w:val="1045"/>
+          <w:numId w:val="1046"/>
         </w:numPr>
         <w:pStyle w:val="Compact"/>
       </w:pPr>
@@ -34932,7 +35137,7 @@
       <w:pPr>
         <w:numPr>
           <w:ilvl w:val="0"/>
-          <w:numId w:val="1045"/>
+          <w:numId w:val="1046"/>
         </w:numPr>
         <w:pStyle w:val="Compact"/>
       </w:pPr>
@@ -35224,8 +35429,8 @@
         </w:tc>
       </w:tr>
     </w:tbl>
-    <w:bookmarkEnd w:id="160"/>
-    <w:bookmarkStart w:id="161" w:name="zethri"/>
+    <w:bookmarkEnd w:id="161"/>
+    <w:bookmarkStart w:id="162" w:name="zethri"/>
     <w:p>
       <w:pPr>
         <w:pStyle w:val="Heading2"/>
@@ -35270,7 +35475,7 @@
       <w:pPr>
         <w:numPr>
           <w:ilvl w:val="0"/>
-          <w:numId w:val="1046"/>
+          <w:numId w:val="1047"/>
         </w:numPr>
         <w:pStyle w:val="Compact"/>
       </w:pPr>
@@ -35562,8 +35767,8 @@
         </w:tc>
       </w:tr>
     </w:tbl>
-    <w:bookmarkEnd w:id="161"/>
-    <w:bookmarkStart w:id="162" w:name="zhaq"/>
+    <w:bookmarkEnd w:id="162"/>
+    <w:bookmarkStart w:id="163" w:name="zhaq"/>
     <w:p>
       <w:pPr>
         <w:pStyle w:val="Heading2"/>
@@ -35608,7 +35813,7 @@
       <w:pPr>
         <w:numPr>
           <w:ilvl w:val="0"/>
-          <w:numId w:val="1047"/>
+          <w:numId w:val="1048"/>
         </w:numPr>
         <w:pStyle w:val="Compact"/>
       </w:pPr>
@@ -35620,7 +35825,7 @@
       <w:pPr>
         <w:numPr>
           <w:ilvl w:val="0"/>
-          <w:numId w:val="1047"/>
+          <w:numId w:val="1048"/>
         </w:numPr>
         <w:pStyle w:val="Compact"/>
       </w:pPr>
@@ -35912,8 +36117,8 @@
         </w:tc>
       </w:tr>
     </w:tbl>
-    <w:bookmarkEnd w:id="162"/>
-    <w:bookmarkStart w:id="163" w:name="dresh"/>
+    <w:bookmarkEnd w:id="163"/>
+    <w:bookmarkStart w:id="164" w:name="dresh"/>
     <w:p>
       <w:pPr>
         <w:pStyle w:val="Heading2"/>
@@ -35958,7 +36163,7 @@
       <w:pPr>
         <w:numPr>
           <w:ilvl w:val="0"/>
-          <w:numId w:val="1048"/>
+          <w:numId w:val="1049"/>
         </w:numPr>
         <w:pStyle w:val="Compact"/>
       </w:pPr>
@@ -35970,7 +36175,7 @@
       <w:pPr>
         <w:numPr>
           <w:ilvl w:val="0"/>
-          <w:numId w:val="1048"/>
+          <w:numId w:val="1049"/>
         </w:numPr>
         <w:pStyle w:val="Compact"/>
       </w:pPr>
@@ -35982,7 +36187,7 @@
       <w:pPr>
         <w:numPr>
           <w:ilvl w:val="0"/>
-          <w:numId w:val="1048"/>
+          <w:numId w:val="1049"/>
         </w:numPr>
         <w:pStyle w:val="Compact"/>
       </w:pPr>
@@ -36274,8 +36479,8 @@
         </w:tc>
       </w:tr>
     </w:tbl>
-    <w:bookmarkEnd w:id="163"/>
-    <w:bookmarkStart w:id="164" w:name="eshuum"/>
+    <w:bookmarkEnd w:id="164"/>
+    <w:bookmarkStart w:id="165" w:name="eshuum"/>
     <w:p>
       <w:pPr>
         <w:pStyle w:val="Heading2"/>
@@ -36320,7 +36525,7 @@
       <w:pPr>
         <w:numPr>
           <w:ilvl w:val="0"/>
-          <w:numId w:val="1049"/>
+          <w:numId w:val="1050"/>
         </w:numPr>
         <w:pStyle w:val="Compact"/>
       </w:pPr>
@@ -36332,7 +36537,7 @@
       <w:pPr>
         <w:numPr>
           <w:ilvl w:val="0"/>
-          <w:numId w:val="1049"/>
+          <w:numId w:val="1050"/>
         </w:numPr>
         <w:pStyle w:val="Compact"/>
       </w:pPr>
@@ -36624,8 +36829,8 @@
         </w:tc>
       </w:tr>
     </w:tbl>
-    <w:bookmarkEnd w:id="164"/>
-    <w:bookmarkStart w:id="165" w:name="khaum"/>
+    <w:bookmarkEnd w:id="165"/>
+    <w:bookmarkStart w:id="166" w:name="khaum"/>
     <w:p>
       <w:pPr>
         <w:pStyle w:val="Heading2"/>
@@ -36670,7 +36875,7 @@
       <w:pPr>
         <w:numPr>
           <w:ilvl w:val="0"/>
-          <w:numId w:val="1050"/>
+          <w:numId w:val="1051"/>
         </w:numPr>
         <w:pStyle w:val="Compact"/>
       </w:pPr>
@@ -36682,7 +36887,7 @@
       <w:pPr>
         <w:numPr>
           <w:ilvl w:val="0"/>
-          <w:numId w:val="1050"/>
+          <w:numId w:val="1051"/>
         </w:numPr>
         <w:pStyle w:val="Compact"/>
       </w:pPr>
@@ -36694,7 +36899,7 @@
       <w:pPr>
         <w:numPr>
           <w:ilvl w:val="0"/>
-          <w:numId w:val="1050"/>
+          <w:numId w:val="1051"/>
         </w:numPr>
         <w:pStyle w:val="Compact"/>
       </w:pPr>
@@ -36986,8 +37191,8 @@
         </w:tc>
       </w:tr>
     </w:tbl>
-    <w:bookmarkEnd w:id="165"/>
-    <w:bookmarkStart w:id="166" w:name="ozhvek"/>
+    <w:bookmarkEnd w:id="166"/>
+    <w:bookmarkStart w:id="167" w:name="ozhvek"/>
     <w:p>
       <w:pPr>
         <w:pStyle w:val="Heading2"/>
@@ -37032,7 +37237,7 @@
       <w:pPr>
         <w:numPr>
           <w:ilvl w:val="0"/>
-          <w:numId w:val="1051"/>
+          <w:numId w:val="1052"/>
         </w:numPr>
         <w:pStyle w:val="Compact"/>
       </w:pPr>
@@ -37044,7 +37249,7 @@
       <w:pPr>
         <w:numPr>
           <w:ilvl w:val="0"/>
-          <w:numId w:val="1051"/>
+          <w:numId w:val="1052"/>
         </w:numPr>
         <w:pStyle w:val="Compact"/>
       </w:pPr>
@@ -37336,8 +37541,8 @@
         </w:tc>
       </w:tr>
     </w:tbl>
-    <w:bookmarkEnd w:id="166"/>
-    <w:bookmarkStart w:id="167" w:name="qor"/>
+    <w:bookmarkEnd w:id="167"/>
+    <w:bookmarkStart w:id="168" w:name="qor"/>
     <w:p>
       <w:pPr>
         <w:pStyle w:val="Heading2"/>
@@ -37382,7 +37587,7 @@
       <w:pPr>
         <w:numPr>
           <w:ilvl w:val="0"/>
-          <w:numId w:val="1052"/>
+          <w:numId w:val="1053"/>
         </w:numPr>
         <w:pStyle w:val="Compact"/>
       </w:pPr>
@@ -37394,7 +37599,7 @@
       <w:pPr>
         <w:numPr>
           <w:ilvl w:val="0"/>
-          <w:numId w:val="1052"/>
+          <w:numId w:val="1053"/>
         </w:numPr>
         <w:pStyle w:val="Compact"/>
       </w:pPr>
@@ -37686,8 +37891,8 @@
         </w:tc>
       </w:tr>
     </w:tbl>
-    <w:bookmarkEnd w:id="167"/>
-    <w:bookmarkStart w:id="168" w:name="sen"/>
+    <w:bookmarkEnd w:id="168"/>
+    <w:bookmarkStart w:id="169" w:name="sen"/>
     <w:p>
       <w:pPr>
         <w:pStyle w:val="Heading2"/>
@@ -37732,7 +37937,7 @@
       <w:pPr>
         <w:numPr>
           <w:ilvl w:val="0"/>
-          <w:numId w:val="1053"/>
+          <w:numId w:val="1054"/>
         </w:numPr>
         <w:pStyle w:val="Compact"/>
       </w:pPr>
@@ -37744,7 +37949,7 @@
       <w:pPr>
         <w:numPr>
           <w:ilvl w:val="0"/>
-          <w:numId w:val="1053"/>
+          <w:numId w:val="1054"/>
         </w:numPr>
         <w:pStyle w:val="Compact"/>
       </w:pPr>
@@ -38036,9 +38241,9 @@
         </w:tc>
       </w:tr>
     </w:tbl>
-    <w:bookmarkEnd w:id="168"/>
     <w:bookmarkEnd w:id="169"/>
-    <w:bookmarkStart w:id="180" w:name="making-your-own"/>
+    <w:bookmarkEnd w:id="170"/>
+    <w:bookmarkStart w:id="181" w:name="making-your-own"/>
     <w:p>
       <w:pPr>
         <w:pStyle w:val="Heading1"/>
@@ -38071,7 +38276,7 @@
         <w:t xml:space="preserve">option at the end of each list, and its checklist holds a custom choice to the same rules as everything else.</w:t>
       </w:r>
     </w:p>
-    <w:bookmarkStart w:id="170" w:name="a-custom-calling"/>
+    <w:bookmarkStart w:id="171" w:name="a-custom-calling"/>
     <w:p>
       <w:pPr>
         <w:pStyle w:val="Heading2"/>
@@ -38092,7 +38297,7 @@
       <w:pPr>
         <w:numPr>
           <w:ilvl w:val="0"/>
-          <w:numId w:val="1054"/>
+          <w:numId w:val="1055"/>
         </w:numPr>
         <w:pStyle w:val="Compact"/>
       </w:pPr>
@@ -38138,7 +38343,7 @@
       <w:pPr>
         <w:numPr>
           <w:ilvl w:val="0"/>
-          <w:numId w:val="1054"/>
+          <w:numId w:val="1055"/>
         </w:numPr>
         <w:pStyle w:val="Compact"/>
       </w:pPr>
@@ -38160,7 +38365,7 @@
       <w:pPr>
         <w:numPr>
           <w:ilvl w:val="0"/>
-          <w:numId w:val="1054"/>
+          <w:numId w:val="1055"/>
         </w:numPr>
         <w:pStyle w:val="Compact"/>
       </w:pPr>
@@ -38182,7 +38387,7 @@
       <w:pPr>
         <w:numPr>
           <w:ilvl w:val="0"/>
-          <w:numId w:val="1054"/>
+          <w:numId w:val="1055"/>
         </w:numPr>
         <w:pStyle w:val="Compact"/>
       </w:pPr>
@@ -38247,8 +38452,8 @@
         <w:t xml:space="preserve">.</w:t>
       </w:r>
     </w:p>
-    <w:bookmarkEnd w:id="170"/>
-    <w:bookmarkStart w:id="179" w:name="a-custom-species"/>
+    <w:bookmarkEnd w:id="171"/>
+    <w:bookmarkStart w:id="180" w:name="a-custom-species"/>
     <w:p>
       <w:pPr>
         <w:pStyle w:val="Heading2"/>
@@ -38265,7 +38470,7 @@
         <w:t xml:space="preserve">Build it with the GM, one step at a time.</w:t>
       </w:r>
     </w:p>
-    <w:bookmarkStart w:id="171" w:name="the-concept"/>
+    <w:bookmarkStart w:id="172" w:name="the-concept"/>
     <w:p>
       <w:pPr>
         <w:pStyle w:val="Heading3"/>
@@ -38282,8 +38487,8 @@
         <w:t xml:space="preserve">Two or three sentences: where they come from, what sets them apart, and how others see them. It should be something the species in this book don’t already cover.</w:t>
       </w:r>
     </w:p>
-    <w:bookmarkEnd w:id="171"/>
-    <w:bookmarkStart w:id="172" w:name="the-tier"/>
+    <w:bookmarkEnd w:id="172"/>
+    <w:bookmarkStart w:id="173" w:name="the-tier"/>
     <w:p>
       <w:pPr>
         <w:pStyle w:val="Heading3"/>
@@ -38580,8 +38785,8 @@
         <w:t xml:space="preserve">When in doubt, choose the higher tier.</w:t>
       </w:r>
     </w:p>
-    <w:bookmarkEnd w:id="172"/>
-    <w:bookmarkStart w:id="173" w:name="attribute-adjustments"/>
+    <w:bookmarkEnd w:id="173"/>
+    <w:bookmarkStart w:id="174" w:name="attribute-adjustments"/>
     <w:p>
       <w:pPr>
         <w:pStyle w:val="Heading3"/>
@@ -38627,8 +38832,8 @@
         <w:t xml:space="preserve">: a +2 needs a −2 or two −1s. The adjustments move the attribute’s base (+1 starts it at 11) and raise its starting maximum (13 plus the bonus). Most species change two to four attributes.</w:t>
       </w:r>
     </w:p>
-    <w:bookmarkEnd w:id="173"/>
-    <w:bookmarkStart w:id="174" w:name="core-rules-tier-1-and-up"/>
+    <w:bookmarkEnd w:id="174"/>
+    <w:bookmarkStart w:id="175" w:name="core-rules-tier-1-and-up"/>
     <w:p>
       <w:pPr>
         <w:pStyle w:val="Heading3"/>
@@ -38645,8 +38850,8 @@
         <w:t xml:space="preserve">One to three short rules that always apply: what they can do (see in the dark, resist cold, a free Trained skill) and what it costs (a weakness, a people’s distrust, a hazard they can’t abide). A strength with no drawback is worth more than it looks, so price it a tier higher.</w:t>
       </w:r>
     </w:p>
-    <w:bookmarkEnd w:id="174"/>
-    <w:bookmarkStart w:id="175" w:name="species-advantages"/>
+    <w:bookmarkEnd w:id="175"/>
+    <w:bookmarkStart w:id="176" w:name="species-advantages"/>
     <w:p>
       <w:pPr>
         <w:pStyle w:val="Heading3"/>
@@ -38701,8 +38906,8 @@
         <w:t xml:space="preserve">: a problem the trait causes, with a clear trigger and a real consequence, which earns a Resolve point when it bites, like any complication. A character takes one advantage, general or species, so make them distinct choices.</w:t>
       </w:r>
     </w:p>
-    <w:bookmarkEnd w:id="175"/>
-    <w:bookmarkStart w:id="176" w:name="an-alternate-form-optional-tier-2-or-3"/>
+    <w:bookmarkEnd w:id="176"/>
+    <w:bookmarkStart w:id="177" w:name="an-alternate-form-optional-tier-2-or-3"/>
     <w:p>
       <w:pPr>
         <w:pStyle w:val="Heading3"/>
@@ -38735,8 +38940,8 @@
         <w:t xml:space="preserve">apply.</w:t>
       </w:r>
     </w:p>
-    <w:bookmarkEnd w:id="176"/>
-    <w:bookmarkStart w:id="177" w:name="in-the-creator"/>
+    <w:bookmarkEnd w:id="177"/>
+    <w:bookmarkStart w:id="178" w:name="in-the-creator"/>
     <w:p>
       <w:pPr>
         <w:pStyle w:val="Heading3"/>
@@ -38749,7 +38954,7 @@
       <w:pPr>
         <w:numPr>
           <w:ilvl w:val="0"/>
-          <w:numId w:val="1055"/>
+          <w:numId w:val="1056"/>
         </w:numPr>
         <w:pStyle w:val="Compact"/>
       </w:pPr>
@@ -38777,7 +38982,7 @@
       <w:pPr>
         <w:numPr>
           <w:ilvl w:val="0"/>
-          <w:numId w:val="1055"/>
+          <w:numId w:val="1056"/>
         </w:numPr>
         <w:pStyle w:val="Compact"/>
       </w:pPr>
@@ -38789,7 +38994,7 @@
       <w:pPr>
         <w:numPr>
           <w:ilvl w:val="0"/>
-          <w:numId w:val="1055"/>
+          <w:numId w:val="1056"/>
         </w:numPr>
         <w:pStyle w:val="Compact"/>
       </w:pPr>
@@ -38817,7 +39022,7 @@
       <w:pPr>
         <w:numPr>
           <w:ilvl w:val="0"/>
-          <w:numId w:val="1055"/>
+          <w:numId w:val="1056"/>
         </w:numPr>
         <w:pStyle w:val="Compact"/>
       </w:pPr>
@@ -38841,8 +39046,8 @@
         <w:t xml:space="preserve">and enter the advantage and its companion complication.</w:t>
       </w:r>
     </w:p>
-    <w:bookmarkEnd w:id="177"/>
-    <w:bookmarkStart w:id="178" w:name="example"/>
+    <w:bookmarkEnd w:id="178"/>
+    <w:bookmarkStart w:id="179" w:name="example"/>
     <w:p>
       <w:pPr>
         <w:pStyle w:val="Heading3"/>
@@ -38947,10 +39152,10 @@
         <w:t xml:space="preserve">: your family’s dynasty calls on you; accept the errand.</w:t>
       </w:r>
     </w:p>
-    <w:bookmarkEnd w:id="178"/>
     <w:bookmarkEnd w:id="179"/>
     <w:bookmarkEnd w:id="180"/>
-    <w:bookmarkStart w:id="181" w:name="complications"/>
+    <w:bookmarkEnd w:id="181"/>
+    <w:bookmarkStart w:id="182" w:name="complications"/>
     <w:p>
       <w:pPr>
         <w:pStyle w:val="Heading1"/>
@@ -39655,8 +39860,8 @@
         </w:tc>
       </w:tr>
     </w:tbl>
-    <w:bookmarkEnd w:id="181"/>
-    <w:bookmarkStart w:id="183" w:name="quick-reference"/>
+    <w:bookmarkEnd w:id="182"/>
+    <w:bookmarkStart w:id="184" w:name="quick-reference"/>
     <w:p>
       <w:pPr>
         <w:pStyle w:val="Heading1"/>
@@ -39847,7 +40052,7 @@
       <w:r>
         <w:t xml:space="preserve"> </w:t>
       </w:r>
-      <w:hyperlink r:id="rId182">
+      <w:hyperlink r:id="rId183">
         <w:r>
           <w:rPr>
             <w:rStyle w:val="Hyperlink"/>
@@ -39859,7 +40064,7 @@
         <w:t xml:space="preserve">. You may share, adapt, and use it for any purpose, including commercially, as long as you give appropriate credit to the author.</w:t>
       </w:r>
     </w:p>
-    <w:bookmarkEnd w:id="183"/>
+    <w:bookmarkEnd w:id="184"/>
     <w:sectPr/>
   </w:body>
 </w:document>
@@ -40230,6 +40435,9 @@
     <w:abstractNumId w:val="991"/>
   </w:num>
   <w:num w:numId="1016">
+    <w:abstractNumId w:val="991"/>
+  </w:num>
+  <w:num w:numId="1017">
     <w:abstractNumId w:val="99411"/>
     <w:lvlOverride w:ilvl="0">
       <w:startOverride w:val="1"/>
@@ -40259,9 +40467,6 @@
       <w:startOverride w:val="1"/>
     </w:lvlOverride>
   </w:num>
-  <w:num w:numId="1017">
-    <w:abstractNumId w:val="991"/>
-  </w:num>
   <w:num w:numId="1018">
     <w:abstractNumId w:val="991"/>
   </w:num>
@@ -40272,6 +40477,9 @@
     <w:abstractNumId w:val="991"/>
   </w:num>
   <w:num w:numId="1021">
+    <w:abstractNumId w:val="991"/>
+  </w:num>
+  <w:num w:numId="1022">
     <w:abstractNumId w:val="99411"/>
     <w:lvlOverride w:ilvl="0">
       <w:startOverride w:val="1"/>
@@ -40300,9 +40508,6 @@
     <w:lvlOverride w:ilvl="8">
       <w:startOverride w:val="1"/>
     </w:lvlOverride>
-  </w:num>
-  <w:num w:numId="1022">
-    <w:abstractNumId w:val="991"/>
   </w:num>
   <w:num w:numId="1023">
     <w:abstractNumId w:val="991"/>
@@ -40398,6 +40603,9 @@
     <w:abstractNumId w:val="991"/>
   </w:num>
   <w:num w:numId="1054">
+    <w:abstractNumId w:val="991"/>
+  </w:num>
+  <w:num w:numId="1055">
     <w:abstractNumId w:val="99411"/>
     <w:lvlOverride w:ilvl="0">
       <w:startOverride w:val="1"/>
@@ -40427,7 +40635,7 @@
       <w:startOverride w:val="1"/>
     </w:lvlOverride>
   </w:num>
-  <w:num w:numId="1055">
+  <w:num w:numId="1056">
     <w:abstractNumId w:val="99411"/>
     <w:lvlOverride w:ilvl="0">
       <w:startOverride w:val="1"/>

--- a/legend-dynamics/site/fracture-lines/Fracture_Lines_Players_Guide.docx
+++ b/legend-dynamics/site/fracture-lines/Fracture_Lines_Players_Guide.docx
@@ -12933,7 +12933,7 @@
         <w:t xml:space="preserve"> </w:t>
       </w:r>
       <w:r>
-        <w:t xml:space="preserve">for fights where only distance matters: a chase, a running fight across open country. It has a lane for the party and one for each range band. Moving a token into the next lane moves it one band in or out.</w:t>
+        <w:t xml:space="preserve">for fights where only distance matters: a chase, a running fight across open country. It has a lane for the crew and one for each range band. Moving a token into the next lane moves it one band in or out.</w:t>
       </w:r>
     </w:p>
     <w:p>
@@ -12951,7 +12951,7 @@
         <w:t xml:space="preserve"> </w:t>
       </w:r>
       <w:r>
-        <w:t xml:space="preserve">The GM places the party with one button. Their tokens stay linked to the characters in the GM view: marking Injury, Dying, the stunned condition or a Resolve point on a token marks it on the character, and the other way round. Opponents come from the setting’s threats with their boxes filled in. Their pips fill as they are hurt, and a token whose boxes are all marked is taken out.</w:t>
+        <w:t xml:space="preserve">The GM places the crew with one button. Their tokens stay linked to the characters in the GM view: marking Injury, Dying, the stunned condition or a Resolve point on a token marks it on the character, and the other way round. Opponents come from the setting’s threats with their boxes filled in. Their pips fill as they are hurt, and a token whose boxes are all marked is taken out.</w:t>
       </w:r>
     </w:p>
     <w:p>

--- a/legend-dynamics/site/fracture-lines/Fracture_Lines_Players_Guide.docx
+++ b/legend-dynamics/site/fracture-lines/Fracture_Lines_Players_Guide.docx
@@ -9097,7 +9097,7 @@
     </w:p>
     <w:bookmarkEnd w:id="48"/>
     <w:bookmarkEnd w:id="49"/>
-    <w:bookmarkStart w:id="60" w:name="personal-combat"/>
+    <w:bookmarkStart w:id="61" w:name="personal-combat"/>
     <w:p>
       <w:pPr>
         <w:pStyle w:val="Heading1"/>
@@ -13023,8 +13023,42 @@
       </w:r>
     </w:p>
     <w:bookmarkEnd w:id="59"/>
+    <w:bookmarkStart w:id="60" w:name="the-encounter-panel"/>
+    <w:p>
+      <w:pPr>
+        <w:pStyle w:val="Heading2"/>
+      </w:pPr>
+      <w:r>
+        <w:t xml:space="preserve">The Encounter panel</w:t>
+      </w:r>
+    </w:p>
+    <w:p>
+      <w:pPr>
+        <w:pStyle w:val="FirstParagraph"/>
+      </w:pPr>
+      <w:r>
+        <w:t xml:space="preserve">The GM view also has an</w:t>
+      </w:r>
+      <w:r>
+        <w:t xml:space="preserve"> </w:t>
+      </w:r>
+      <w:r>
+        <w:rPr>
+          <w:bCs/>
+          <w:b/>
+        </w:rPr>
+        <w:t xml:space="preserve">Encounter</w:t>
+      </w:r>
+      <w:r>
+        <w:t xml:space="preserve"> </w:t>
+      </w:r>
+      <w:r>
+        <w:t xml:space="preserve">panel that runs a fight by these rules and shows every roll. Add characters from the GM view and opponents from the Threats table (or make one up on the spot), then start: it keeps the turn order by Agility, and for each attack works out the range, the defense (Dodge, Parry or Block, one a round), the boxes marked and any telling hit, offering a Resolve point choices at the moment they apply. Hits land on the character cards and the battle map, and with gritty combat on, grievous wounds are rolled and kept. The panel keeps a log and a summary of the fight, which can be saved to a file. It’s a helper, not a rule: the GM can rule any result differently, and the log says so.</w:t>
+      </w:r>
+    </w:p>
     <w:bookmarkEnd w:id="60"/>
-    <w:bookmarkStart w:id="65" w:name="medical-care"/>
+    <w:bookmarkEnd w:id="61"/>
+    <w:bookmarkStart w:id="66" w:name="medical-care"/>
     <w:p>
       <w:pPr>
         <w:pStyle w:val="Heading1"/>
@@ -13057,7 +13091,7 @@
         <w:t xml:space="preserve">can grow a new organ, rebuild a limb or rewrite a disease, for those who can pay; a clinic with a biotech suite counts as proper care. Those who can’t pay get stims, staples and whatever the Relief Missions carry.</w:t>
       </w:r>
     </w:p>
-    <w:bookmarkStart w:id="61" w:name="diagnosis-and-stabilization"/>
+    <w:bookmarkStart w:id="62" w:name="diagnosis-and-stabilization"/>
     <w:p>
       <w:pPr>
         <w:pStyle w:val="Heading2"/>
@@ -13074,8 +13108,8 @@
         <w:t xml:space="preserve">Roll Medicine when the diagnosis is uncertain or an urgent treatment decision matters. Emergency stabilization takes one action and a successful Medicine roll with a medkit. It ends Dying and stops deterioration, but removes no boxes.</w:t>
       </w:r>
     </w:p>
-    <w:bookmarkEnd w:id="61"/>
-    <w:bookmarkStart w:id="62" w:name="field-treatment"/>
+    <w:bookmarkEnd w:id="62"/>
+    <w:bookmarkStart w:id="63" w:name="field-treatment"/>
     <w:p>
       <w:pPr>
         <w:pStyle w:val="Heading2"/>
@@ -13092,8 +13126,8 @@
         <w:t xml:space="preserve">With a medkit and several uninterrupted minutes, successful Medicine removes one injury box; success by 5 or more removes two. Each injury receives one field-treatment attempt; further attempts need changed circumstances.</w:t>
       </w:r>
     </w:p>
-    <w:bookmarkEnd w:id="62"/>
-    <w:bookmarkStart w:id="63" w:name="proper-care"/>
+    <w:bookmarkEnd w:id="63"/>
+    <w:bookmarkStart w:id="64" w:name="proper-care"/>
     <w:p>
       <w:pPr>
         <w:pStyle w:val="Heading2"/>
@@ -13110,8 +13144,8 @@
         <w:t xml:space="preserve">A clinic with a biotech suite grants +2 to Medicine. A successful treatment removes two boxes; success by 5 or more removes three. Allow the time the treatment requires.</w:t>
       </w:r>
     </w:p>
-    <w:bookmarkEnd w:id="63"/>
-    <w:bookmarkStart w:id="64" w:name="natural-recovery"/>
+    <w:bookmarkEnd w:id="64"/>
+    <w:bookmarkStart w:id="65" w:name="natural-recovery"/>
     <w:p>
       <w:pPr>
         <w:pStyle w:val="Heading2"/>
@@ -13296,9 +13330,9 @@
         <w:t xml:space="preserve">At three boxes, rest alone does nothing until someone has stabilized or treated you; after that, a week of rest in their care clears the first box. A successful treatment is faster. The times add up: from three boxes, rest alone takes about a week and a half to heal completely (a week, then three days, then a day).</w:t>
       </w:r>
     </w:p>
-    <w:bookmarkEnd w:id="64"/>
     <w:bookmarkEnd w:id="65"/>
-    <w:bookmarkStart w:id="69" w:name="resolve-points-and-tracks"/>
+    <w:bookmarkEnd w:id="66"/>
+    <w:bookmarkStart w:id="70" w:name="resolve-points-and-tracks"/>
     <w:p>
       <w:pPr>
         <w:pStyle w:val="Heading1"/>
@@ -13307,7 +13341,7 @@
         <w:t xml:space="preserve">Resolve points and tracks</w:t>
       </w:r>
     </w:p>
-    <w:bookmarkStart w:id="66" w:name="using-resolve-points"/>
+    <w:bookmarkStart w:id="67" w:name="using-resolve-points"/>
     <w:p>
       <w:pPr>
         <w:pStyle w:val="Heading2"/>
@@ -13525,8 +13559,8 @@
         <w:t xml:space="preserve">Gain one point when one of your complications creates a meaningful problem you accept, including a companion complication. You can decline the proposed complication without penalty.</w:t>
       </w:r>
     </w:p>
-    <w:bookmarkEnd w:id="66"/>
-    <w:bookmarkStart w:id="67" w:name="debt-heat-reputation-and-hull"/>
+    <w:bookmarkEnd w:id="67"/>
+    <w:bookmarkStart w:id="68" w:name="debt-heat-reputation-and-hull"/>
     <w:p>
       <w:pPr>
         <w:pStyle w:val="Heading2"/>
@@ -13933,8 +13967,8 @@
         </w:tc>
       </w:tr>
     </w:tbl>
-    <w:bookmarkEnd w:id="67"/>
-    <w:bookmarkStart w:id="68" w:name="advancement"/>
+    <w:bookmarkEnd w:id="68"/>
+    <w:bookmarkStart w:id="69" w:name="advancement"/>
     <w:p>
       <w:pPr>
         <w:pStyle w:val="Heading2"/>
@@ -14378,9 +14412,9 @@
         <w:t xml:space="preserve">Magic and powers grow the same way, at the costs their chapters give.</w:t>
       </w:r>
     </w:p>
-    <w:bookmarkEnd w:id="68"/>
     <w:bookmarkEnd w:id="69"/>
-    <w:bookmarkStart w:id="72" w:name="running-jobs-and-missions"/>
+    <w:bookmarkEnd w:id="70"/>
+    <w:bookmarkStart w:id="73" w:name="running-jobs-and-missions"/>
     <w:p>
       <w:pPr>
         <w:pStyle w:val="Heading1"/>
@@ -14389,7 +14423,7 @@
         <w:t xml:space="preserve">Running jobs and missions</w:t>
       </w:r>
     </w:p>
-    <w:bookmarkStart w:id="70" w:name="job-seeds"/>
+    <w:bookmarkStart w:id="71" w:name="job-seeds"/>
     <w:p>
       <w:pPr>
         <w:pStyle w:val="Heading2"/>
@@ -16621,8 +16655,8 @@
         </w:tc>
       </w:tr>
     </w:tbl>
-    <w:bookmarkEnd w:id="70"/>
-    <w:bookmarkStart w:id="71" w:name="the-crew-log"/>
+    <w:bookmarkEnd w:id="71"/>
+    <w:bookmarkStart w:id="72" w:name="the-crew-log"/>
     <w:p>
       <w:pPr>
         <w:pStyle w:val="Heading2"/>
@@ -16749,9 +16783,9 @@
         <w:t xml:space="preserve">After a significant job, each character earns 1 advancement point; at a milestone, 2 more.</w:t>
       </w:r>
     </w:p>
-    <w:bookmarkEnd w:id="71"/>
     <w:bookmarkEnd w:id="72"/>
-    <w:bookmarkStart w:id="80" w:name="a-galaxy-of-obligations"/>
+    <w:bookmarkEnd w:id="73"/>
+    <w:bookmarkStart w:id="81" w:name="a-galaxy-of-obligations"/>
     <w:p>
       <w:pPr>
         <w:pStyle w:val="Heading1"/>
@@ -16760,7 +16794,7 @@
         <w:t xml:space="preserve">A galaxy of obligations</w:t>
       </w:r>
     </w:p>
-    <w:bookmarkStart w:id="73" w:name="humanitys-first-contact"/>
+    <w:bookmarkStart w:id="74" w:name="humanitys-first-contact"/>
     <w:p>
       <w:pPr>
         <w:pStyle w:val="Heading2"/>
@@ -16843,8 +16877,8 @@
         <w:t xml:space="preserve">. The Kel call it a default.</w:t>
       </w:r>
     </w:p>
-    <w:bookmarkEnd w:id="73"/>
-    <w:bookmarkStart w:id="74" w:name="the-tessan-arrival"/>
+    <w:bookmarkEnd w:id="74"/>
+    <w:bookmarkStart w:id="75" w:name="the-tessan-arrival"/>
     <w:p>
       <w:pPr>
         <w:pStyle w:val="Heading2"/>
@@ -16882,8 +16916,8 @@
         <w:t xml:space="preserve">Rather than threaten humanity, the Tessan negotiated a settlement. Human captives were returned, losses were compensated, and the Tessan established themselves as cautious intermediaries between humanity and the wider interstellar community. It was humanity’s first introduction to the political and economic order beyond human space.</w:t>
       </w:r>
     </w:p>
-    <w:bookmarkEnd w:id="74"/>
-    <w:bookmarkStart w:id="75" w:name="the-humantessan-accord"/>
+    <w:bookmarkEnd w:id="75"/>
+    <w:bookmarkStart w:id="76" w:name="the-humantessan-accord"/>
     <w:p>
       <w:pPr>
         <w:pStyle w:val="Heading2"/>
@@ -16924,8 +16958,8 @@
         <w:t xml:space="preserve">The Accord opened the wider interstellar economy to humanity.</w:t>
       </w:r>
     </w:p>
-    <w:bookmarkEnd w:id="75"/>
-    <w:bookmarkStart w:id="76" w:name="humanity-enters-the-interstellar-economy"/>
+    <w:bookmarkEnd w:id="76"/>
+    <w:bookmarkStart w:id="77" w:name="humanity-enters-the-interstellar-economy"/>
     <w:p>
       <w:pPr>
         <w:pStyle w:val="Heading2"/>
@@ -16950,8 +16984,8 @@
         <w:t xml:space="preserve">Humans eagerly embraced these opportunities. Some sought wealth. Some sought knowledge. Some wanted new worlds. Some wanted to improve the lives of people they had never met. Frequently, all of those people traveled aboard the same ship.</w:t>
       </w:r>
     </w:p>
-    <w:bookmarkEnd w:id="76"/>
-    <w:bookmarkStart w:id="77" w:name="what-humanity-brought"/>
+    <w:bookmarkEnd w:id="77"/>
+    <w:bookmarkStart w:id="78" w:name="what-humanity-brought"/>
     <w:p>
       <w:pPr>
         <w:pStyle w:val="Heading2"/>
@@ -16984,8 +17018,8 @@
         <w:t xml:space="preserve">The Tessan opened the galaxy to humanity. Humanity, in turn, began changing the galaxy.</w:t>
       </w:r>
     </w:p>
-    <w:bookmarkEnd w:id="77"/>
-    <w:bookmarkStart w:id="78" w:name="the-human-reputation"/>
+    <w:bookmarkEnd w:id="78"/>
+    <w:bookmarkStart w:id="79" w:name="the-human-reputation"/>
     <w:p>
       <w:pPr>
         <w:pStyle w:val="Heading2"/>
@@ -17054,8 +17088,8 @@
         <w:t xml:space="preserve">, that contradiction is part of what it means to be human in a galaxy that is still deciding what to make of us.</w:t>
       </w:r>
     </w:p>
-    <w:bookmarkEnd w:id="78"/>
-    <w:bookmarkStart w:id="79" w:name="the-concord"/>
+    <w:bookmarkEnd w:id="79"/>
+    <w:bookmarkStart w:id="80" w:name="the-concord"/>
     <w:p>
       <w:pPr>
         <w:pStyle w:val="Heading2"/>
@@ -17088,9 +17122,9 @@
         <w:t xml:space="preserve">is humanity’s Earth-centered civilization: the oldest and largest of the human governments, and the one that signed the Accord. It is not the only one. Three centuries of expansion have produced independent colonies, corporate holdings, merchant leagues and political movements that answer to no one on Earth. Other peoples have their own polities, under their own names.</w:t>
       </w:r>
     </w:p>
-    <w:bookmarkEnd w:id="79"/>
     <w:bookmarkEnd w:id="80"/>
-    <w:bookmarkStart w:id="92" w:name="the-corridors"/>
+    <w:bookmarkEnd w:id="81"/>
+    <w:bookmarkStart w:id="93" w:name="the-corridors"/>
     <w:p>
       <w:pPr>
         <w:pStyle w:val="Heading1"/>
@@ -17120,7 +17154,7 @@
         <w:t xml:space="preserve">.</w:t>
       </w:r>
     </w:p>
-    <w:bookmarkStart w:id="81" w:name="what-the-corridors-are"/>
+    <w:bookmarkStart w:id="82" w:name="what-the-corridors-are"/>
     <w:p>
       <w:pPr>
         <w:pStyle w:val="Heading2"/>
@@ -17190,8 +17224,8 @@
         <w:t xml:space="preserve">Corridor mouths sit at gravitational balance points, often far out from the star. That is where the stations, toll gates, fortresses and Mandate checkpoints are built.</w:t>
       </w:r>
     </w:p>
-    <w:bookmarkEnd w:id="81"/>
-    <w:bookmarkStart w:id="82" w:name="off-the-corridors-the-metric-drive"/>
+    <w:bookmarkEnd w:id="82"/>
+    <w:bookmarkStart w:id="83" w:name="off-the-corridors-the-metric-drive"/>
     <w:p>
       <w:pPr>
         <w:pStyle w:val="Heading2"/>
@@ -17308,8 +17342,8 @@
         <w:t xml:space="preserve">The Vael know the drive’s limits better than anyone: their homeworld’s catastrophe struck hundreds of light-years from the nearest corridor, and even at three times light speed their escape took generations.</w:t>
       </w:r>
     </w:p>
-    <w:bookmarkEnd w:id="82"/>
-    <w:bookmarkStart w:id="83" w:name="depth"/>
+    <w:bookmarkEnd w:id="83"/>
+    <w:bookmarkStart w:id="84" w:name="depth"/>
     <w:p>
       <w:pPr>
         <w:pStyle w:val="Heading2"/>
@@ -17352,8 +17386,8 @@
         <w:t xml:space="preserve">, where two points hundreds or thousands of light-years apart in ordinary space may be very close indeed.</w:t>
       </w:r>
     </w:p>
-    <w:bookmarkEnd w:id="83"/>
-    <w:bookmarkStart w:id="84" w:name="drift-collapse-and-junctions"/>
+    <w:bookmarkEnd w:id="84"/>
+    <w:bookmarkStart w:id="85" w:name="drift-collapse-and-junctions"/>
     <w:p>
       <w:pPr>
         <w:pStyle w:val="Heading2"/>
@@ -17391,8 +17425,8 @@
         <w:t xml:space="preserve">, power gathers: every ship and every message between those regions must pass through.</w:t>
       </w:r>
     </w:p>
-    <w:bookmarkEnd w:id="84"/>
-    <w:bookmarkStart w:id="89" w:name="communication-through-the-deep-fold"/>
+    <w:bookmarkEnd w:id="85"/>
+    <w:bookmarkStart w:id="90" w:name="communication-through-the-deep-fold"/>
     <w:p>
       <w:pPr>
         <w:pStyle w:val="Heading2"/>
@@ -17409,7 +17443,7 @@
         <w:t xml:space="preserve">The civilizations of known space do not rely on conventional radio for interstellar communication. Instead, advanced societies exploit a phenomenon associated with the same hidden geometry that makes corridor travel possible.</w:t>
       </w:r>
     </w:p>
-    <w:bookmarkStart w:id="85" w:name="quantum-gravimetric-communication"/>
+    <w:bookmarkStart w:id="86" w:name="quantum-gravimetric-communication"/>
     <w:p>
       <w:pPr>
         <w:pStyle w:val="Heading3"/>
@@ -17455,8 +17489,8 @@
         <w:t xml:space="preserve">Consequently, quantum-gravimetric communication does not depend upon instantaneous communication through entanglement. The signal physically travels between transmitter and receiver, but through a region of spacetime in which the effective distance between the two points is enormously reduced. To observers limited to normal space, the result can appear to be faster-than-light communication.</w:t>
       </w:r>
     </w:p>
-    <w:bookmarkEnd w:id="85"/>
-    <w:bookmarkStart w:id="86" w:name="why-humanity-didnt-discover-it"/>
+    <w:bookmarkEnd w:id="86"/>
+    <w:bookmarkStart w:id="87" w:name="why-humanity-didnt-discover-it"/>
     <w:p>
       <w:pPr>
         <w:pStyle w:val="Heading3"/>
@@ -17499,8 +17533,8 @@
         <w:t xml:space="preserve">Humanity didn’t know the communications medium existed.</w:t>
       </w:r>
     </w:p>
-    <w:bookmarkEnd w:id="86"/>
-    <w:bookmarkStart w:id="87" w:name="the-antenna"/>
+    <w:bookmarkEnd w:id="87"/>
+    <w:bookmarkStart w:id="88" w:name="the-antenna"/>
     <w:p>
       <w:pPr>
         <w:pStyle w:val="Heading3"/>
@@ -17549,8 +17583,8 @@
         <w:t xml:space="preserve">Humanity had spent centuries listening for voices among the stars. The galaxy had never been silent. Humanity had simply been listening to the wrong part of the universe.</w:t>
       </w:r>
     </w:p>
-    <w:bookmarkEnd w:id="87"/>
-    <w:bookmarkStart w:id="88" w:name="the-network-is-the-map"/>
+    <w:bookmarkEnd w:id="88"/>
+    <w:bookmarkStart w:id="89" w:name="the-network-is-the-map"/>
     <w:p>
       <w:pPr>
         <w:pStyle w:val="Heading3"/>
@@ -17641,9 +17675,9 @@
         <w:t xml:space="preserve">Control of corridor intersections is one of the fundamental sources of political and economic power in known space. For civilizations such as the Tessan, power does not require conquest: control over contracts, debt, corridor access and communications can bind entire worlds without a Tessan soldier ever setting foot on them.</w:t>
       </w:r>
     </w:p>
-    <w:bookmarkEnd w:id="88"/>
     <w:bookmarkEnd w:id="89"/>
-    <w:bookmarkStart w:id="90" w:name="corridors-in-play"/>
+    <w:bookmarkEnd w:id="90"/>
+    <w:bookmarkStart w:id="91" w:name="corridors-in-play"/>
     <w:p>
       <w:pPr>
         <w:pStyle w:val="Heading2"/>
@@ -17861,8 +17895,8 @@
         <w:t xml:space="preserve">) and Mandate screenings.</w:t>
       </w:r>
     </w:p>
-    <w:bookmarkEnd w:id="90"/>
-    <w:bookmarkStart w:id="91" w:name="controlled-gear"/>
+    <w:bookmarkEnd w:id="91"/>
+    <w:bookmarkStart w:id="92" w:name="controlled-gear"/>
     <w:p>
       <w:pPr>
         <w:pStyle w:val="Heading2"/>
@@ -18581,9 +18615,9 @@
         <w:t xml:space="preserve">Edge.</w:t>
       </w:r>
     </w:p>
-    <w:bookmarkEnd w:id="91"/>
     <w:bookmarkEnd w:id="92"/>
-    <w:bookmarkStart w:id="98" w:name="ships-in-a-fight"/>
+    <w:bookmarkEnd w:id="93"/>
+    <w:bookmarkStart w:id="99" w:name="ships-in-a-fight"/>
     <w:p>
       <w:pPr>
         <w:pStyle w:val="Heading1"/>
@@ -18600,7 +18634,7 @@
         <w:t xml:space="preserve">Most crews would rather run than fight, and most fights between ships are short. These rules keep them fast: one roll per station, each exchange.</w:t>
       </w:r>
     </w:p>
-    <w:bookmarkStart w:id="93" w:name="range-in-space"/>
+    <w:bookmarkStart w:id="94" w:name="range-in-space"/>
     <w:p>
       <w:pPr>
         <w:pStyle w:val="Heading2"/>
@@ -18971,8 +19005,8 @@
         <w:t xml:space="preserve">contest. The winner may shift the range one band, in or out. A ship that wins at Extreme range by 5 or more can break contact and run for a corridor mouth or a metric jump.</w:t>
       </w:r>
     </w:p>
-    <w:bookmarkEnd w:id="93"/>
-    <w:bookmarkStart w:id="94" w:name="ship-weapons"/>
+    <w:bookmarkEnd w:id="94"/>
+    <w:bookmarkStart w:id="95" w:name="ship-weapons"/>
     <w:p>
       <w:pPr>
         <w:pStyle w:val="Heading2"/>
@@ -19421,8 +19455,8 @@
         </w:tc>
       </w:tr>
     </w:tbl>
-    <w:bookmarkEnd w:id="94"/>
-    <w:bookmarkStart w:id="95" w:name="the-exchange"/>
+    <w:bookmarkEnd w:id="95"/>
+    <w:bookmarkStart w:id="96" w:name="the-exchange"/>
     <w:p>
       <w:pPr>
         <w:pStyle w:val="Heading2"/>
@@ -20057,8 +20091,8 @@
         <w:t xml:space="preserve">A captain who takes an order doesn’t also work a station that exchange. Commanding well is the job.</w:t>
       </w:r>
     </w:p>
-    <w:bookmarkEnd w:id="95"/>
-    <w:bookmarkStart w:id="96" w:name="hull"/>
+    <w:bookmarkEnd w:id="96"/>
+    <w:bookmarkStart w:id="97" w:name="hull"/>
     <w:p>
       <w:pPr>
         <w:pStyle w:val="Heading2"/>
@@ -20344,8 +20378,8 @@
         <w:t xml:space="preserve">a dock clears the whole track; in the field an engineer patches one box a fight, and a full day’s work clears one more.</w:t>
       </w:r>
     </w:p>
-    <w:bookmarkEnd w:id="96"/>
-    <w:bookmarkStart w:id="97" w:name="enemy-ships"/>
+    <w:bookmarkEnd w:id="97"/>
+    <w:bookmarkStart w:id="98" w:name="enemy-ships"/>
     <w:p>
       <w:pPr>
         <w:pStyle w:val="Heading2"/>
@@ -21024,9 +21058,9 @@
         </w:tc>
       </w:tr>
     </w:tbl>
-    <w:bookmarkEnd w:id="97"/>
     <w:bookmarkEnd w:id="98"/>
-    <w:bookmarkStart w:id="128" w:name="peoples-of-the-corridors"/>
+    <w:bookmarkEnd w:id="99"/>
+    <w:bookmarkStart w:id="129" w:name="peoples-of-the-corridors"/>
     <w:p>
       <w:pPr>
         <w:pStyle w:val="Heading1"/>
@@ -21072,7 +21106,7 @@
         <w:t xml:space="preserve">chapter.</w:t>
       </w:r>
     </w:p>
-    <w:bookmarkStart w:id="99" w:name="the-political-landscape"/>
+    <w:bookmarkStart w:id="100" w:name="the-political-landscape"/>
     <w:p>
       <w:pPr>
         <w:pStyle w:val="Heading2"/>
@@ -21129,8 +21163,8 @@
         <w:t xml:space="preserve">No power controls the entire corridor network, and no species has a monopoly on intelligence, technological innovation, or ambition.</w:t>
       </w:r>
     </w:p>
-    <w:bookmarkEnd w:id="99"/>
-    <w:bookmarkStart w:id="105" w:name="the-established-and-emerging-powers"/>
+    <w:bookmarkEnd w:id="100"/>
+    <w:bookmarkStart w:id="106" w:name="the-established-and-emerging-powers"/>
     <w:p>
       <w:pPr>
         <w:pStyle w:val="Heading2"/>
@@ -21139,7 +21173,7 @@
         <w:t xml:space="preserve">The established and emerging powers</w:t>
       </w:r>
     </w:p>
-    <w:bookmarkStart w:id="100" w:name="humans"/>
+    <w:bookmarkStart w:id="101" w:name="humans"/>
     <w:p>
       <w:pPr>
         <w:pStyle w:val="Heading3"/>
@@ -21180,8 +21214,8 @@
         <w:t xml:space="preserve">Humanity’s economic innovations have begun influencing Tessan institutions, while its explorers and entrepreneurs push into regions older civilizations consider unprofitable or dangerous.</w:t>
       </w:r>
     </w:p>
-    <w:bookmarkEnd w:id="100"/>
-    <w:bookmarkStart w:id="101" w:name="tessan"/>
+    <w:bookmarkEnd w:id="101"/>
+    <w:bookmarkStart w:id="102" w:name="tessan"/>
     <w:p>
       <w:pPr>
         <w:pStyle w:val="Heading3"/>
@@ -21222,8 +21256,8 @@
         <w:t xml:space="preserve">Contact with humanity has introduced new economic thinking into Tessan society, creating a growing division between traditional creditors and reformers who question the profitability of perpetual debt.</w:t>
       </w:r>
     </w:p>
-    <w:bookmarkEnd w:id="101"/>
-    <w:bookmarkStart w:id="102" w:name="kel"/>
+    <w:bookmarkEnd w:id="102"/>
+    <w:bookmarkStart w:id="103" w:name="kel"/>
     <w:p>
       <w:pPr>
         <w:pStyle w:val="Heading3"/>
@@ -21264,8 +21298,8 @@
         <w:t xml:space="preserve">Today, Kel society is divided between contractual loyalists, reformers seeking negotiated emancipation, and radicals who believe their world’s debts can only be ended through force.</w:t>
       </w:r>
     </w:p>
-    <w:bookmarkEnd w:id="102"/>
-    <w:bookmarkStart w:id="103" w:name="mirrun"/>
+    <w:bookmarkEnd w:id="103"/>
+    <w:bookmarkStart w:id="104" w:name="mirrun"/>
     <w:p>
       <w:pPr>
         <w:pStyle w:val="Heading3"/>
@@ -21306,8 +21340,8 @@
         <w:t xml:space="preserve">Mirrun researchers are among the leading specialists in gravimetric resonance detection. Their biological sensitivity inspired several important improvements in corridor instrumentation. Their principal strategic concern is the protection of ocean worlds from extractive industries.</w:t>
       </w:r>
     </w:p>
-    <w:bookmarkEnd w:id="103"/>
-    <w:bookmarkStart w:id="104" w:name="ylith"/>
+    <w:bookmarkEnd w:id="104"/>
+    <w:bookmarkStart w:id="105" w:name="ylith"/>
     <w:p>
       <w:pPr>
         <w:pStyle w:val="Heading3"/>
@@ -21348,9 +21382,9 @@
         <w:t xml:space="preserve">Their independent city-states are renowned for navigation, long-range observation, and exploratory cartography. Ylith navigators have discovered corridors that conventional instruments initially failed to identify.</w:t>
       </w:r>
     </w:p>
-    <w:bookmarkEnd w:id="104"/>
     <w:bookmarkEnd w:id="105"/>
-    <w:bookmarkStart w:id="111" w:name="Xff4a93679c910774e2f02ac587efedb0ceda74a"/>
+    <w:bookmarkEnd w:id="106"/>
+    <w:bookmarkStart w:id="112" w:name="Xff4a93679c910774e2f02ac587efedb0ceda74a"/>
     <w:p>
       <w:pPr>
         <w:pStyle w:val="Heading2"/>
@@ -21383,7 +21417,7 @@
         <w:t xml:space="preserve">Both its internal factions and external enemies have exploited the shifting gravimetric corridors. An imperial province isolated for centuries can become an independent civilization. When its corridor reopens, the Hegemony may return to reclaim it.</w:t>
       </w:r>
     </w:p>
-    <w:bookmarkStart w:id="106" w:name="ozhvek-the-imperial-founders"/>
+    <w:bookmarkStart w:id="107" w:name="ozhvek-the-imperial-founders"/>
     <w:p>
       <w:pPr>
         <w:pStyle w:val="Heading3"/>
@@ -21432,8 +21466,8 @@
         <w:t xml:space="preserve">The greatest threat to Ozhvek dominance is not necessarily another species. It is the inability of their ruling houses to agree on what the Hegemony should become.</w:t>
       </w:r>
     </w:p>
-    <w:bookmarkEnd w:id="106"/>
-    <w:bookmarkStart w:id="107" w:name="dresh-the-imperial-soldiers"/>
+    <w:bookmarkEnd w:id="107"/>
+    <w:bookmarkStart w:id="108" w:name="dresh-the-imperial-soldiers"/>
     <w:p>
       <w:pPr>
         <w:pStyle w:val="Heading3"/>
@@ -21482,8 +21516,8 @@
         <w:t xml:space="preserve">Dresh military society prizes competence and mutual obligation. Their greatest political dispute concerns whether soldiers owe allegiance to the imperial throne, their commanders, or the populations they protect.</w:t>
       </w:r>
     </w:p>
-    <w:bookmarkEnd w:id="107"/>
-    <w:bookmarkStart w:id="108" w:name="shivar-the-keepers-of-orthodoxy"/>
+    <w:bookmarkEnd w:id="108"/>
+    <w:bookmarkStart w:id="109" w:name="shivar-the-keepers-of-orthodoxy"/>
     <w:p>
       <w:pPr>
         <w:pStyle w:val="Heading3"/>
@@ -21540,8 +21574,8 @@
         <w:t xml:space="preserve">The resulting religious schism has fueled uprisings, political assassinations, and wars within the Hegemony.</w:t>
       </w:r>
     </w:p>
-    <w:bookmarkEnd w:id="108"/>
-    <w:bookmarkStart w:id="109" w:name="brulvek-the-industrial-survivors"/>
+    <w:bookmarkEnd w:id="109"/>
+    <w:bookmarkStart w:id="110" w:name="brulvek-the-industrial-survivors"/>
     <w:p>
       <w:pPr>
         <w:pStyle w:val="Heading3"/>
@@ -21598,8 +21632,8 @@
         <w:t xml:space="preserve">Brulvek engineers are highly sought after throughout known space, particularly for their ability to restore machinery that has operated for centuries without replacement parts.</w:t>
       </w:r>
     </w:p>
-    <w:bookmarkEnd w:id="109"/>
-    <w:bookmarkStart w:id="110" w:name="zhaq-the-lost-province"/>
+    <w:bookmarkEnd w:id="110"/>
+    <w:bookmarkStart w:id="111" w:name="zhaq-the-lost-province"/>
     <w:p>
       <w:pPr>
         <w:pStyle w:val="Heading3"/>
@@ -21672,9 +21706,9 @@
         <w:t xml:space="preserve">Their continuing resistance has become a symbol for separatist movements throughout imperial space.</w:t>
       </w:r>
     </w:p>
-    <w:bookmarkEnd w:id="110"/>
     <w:bookmarkEnd w:id="111"/>
-    <w:bookmarkStart w:id="127" w:name="X7cf45656e26c6332fca34295f43177ee2dc74b7"/>
+    <w:bookmarkEnd w:id="112"/>
+    <w:bookmarkStart w:id="128" w:name="X7cf45656e26c6332fca34295f43177ee2dc74b7"/>
     <w:p>
       <w:pPr>
         <w:pStyle w:val="Heading2"/>
@@ -21683,7 +21717,7 @@
         <w:t xml:space="preserve">Independent civilizations and regional powers</w:t>
       </w:r>
     </w:p>
-    <w:bookmarkStart w:id="112" w:name="veyari-the-memory-keepers"/>
+    <w:bookmarkStart w:id="113" w:name="veyari-the-memory-keepers"/>
     <w:p>
       <w:pPr>
         <w:pStyle w:val="Heading3"/>
@@ -21740,8 +21774,8 @@
         <w:t xml:space="preserve">Their greatest strength is knowledge. Their greatest vulnerability is the assumption that knowledge should be preserved even when powerful civilizations would prefer it forgotten.</w:t>
       </w:r>
     </w:p>
-    <w:bookmarkEnd w:id="112"/>
-    <w:bookmarkStart w:id="113" w:name="eshuum-the-distributed-minds"/>
+    <w:bookmarkEnd w:id="113"/>
+    <w:bookmarkStart w:id="114" w:name="eshuum-the-distributed-minds"/>
     <w:p>
       <w:pPr>
         <w:pStyle w:val="Heading3"/>
@@ -21798,8 +21832,8 @@
         <w:t xml:space="preserve">Their political institutions strongly oppose forced separation, biological experimentation without consent, and the ownership of intelligent organisms. These positions have brought them into direct conflict with several Hegemony research authorities.</w:t>
       </w:r>
     </w:p>
-    <w:bookmarkEnd w:id="113"/>
-    <w:bookmarkStart w:id="114" w:name="khaum-the-deep-dwellers"/>
+    <w:bookmarkEnd w:id="114"/>
+    <w:bookmarkStart w:id="115" w:name="khaum-the-deep-dwellers"/>
     <w:p>
       <w:pPr>
         <w:pStyle w:val="Heading3"/>
@@ -21864,8 +21898,8 @@
         <w:t xml:space="preserve">Their underground refuges have sheltered refugees from multiple Hegemony campaigns.</w:t>
       </w:r>
     </w:p>
-    <w:bookmarkEnd w:id="114"/>
-    <w:bookmarkStart w:id="115" w:name="vael-the-living-fleets"/>
+    <w:bookmarkEnd w:id="115"/>
+    <w:bookmarkStart w:id="116" w:name="vael-the-living-fleets"/>
     <w:p>
       <w:pPr>
         <w:pStyle w:val="Heading3"/>
@@ -21922,8 +21956,8 @@
         <w:t xml:space="preserve">Vael flotillas have repeatedly been caught between Hegemony forces and separatist territories. Their determination to remain politically independent has made them both valuable intermediaries and frequent targets of suspicion.</w:t>
       </w:r>
     </w:p>
-    <w:bookmarkEnd w:id="115"/>
-    <w:bookmarkStart w:id="116" w:name="thrum-the-resonant-people"/>
+    <w:bookmarkEnd w:id="116"/>
+    <w:bookmarkStart w:id="117" w:name="thrum-the-resonant-people"/>
     <w:p>
       <w:pPr>
         <w:pStyle w:val="Heading3"/>
@@ -21988,8 +22022,8 @@
         <w:t xml:space="preserve">Their technology is widely respected, although their reluctance to permit military applications has strained relations with several governments.</w:t>
       </w:r>
     </w:p>
-    <w:bookmarkEnd w:id="116"/>
-    <w:bookmarkStart w:id="117" w:name="corvani-the-ecological-architects"/>
+    <w:bookmarkEnd w:id="117"/>
+    <w:bookmarkStart w:id="118" w:name="corvani-the-ecological-architects"/>
     <w:p>
       <w:pPr>
         <w:pStyle w:val="Heading3"/>
@@ -22046,8 +22080,8 @@
         <w:t xml:space="preserve">Corvani restoration teams operate on worlds devastated by Hegemony industrial extraction, although their insistence on ecological safeguards frequently brings them into conflict with mining corporations and colonial governments.</w:t>
       </w:r>
     </w:p>
-    <w:bookmarkEnd w:id="117"/>
-    <w:bookmarkStart w:id="118" w:name="uxarra-the-shifting-ones"/>
+    <w:bookmarkEnd w:id="118"/>
+    <w:bookmarkStart w:id="119" w:name="uxarra-the-shifting-ones"/>
     <w:p>
       <w:pPr>
         <w:pStyle w:val="Heading3"/>
@@ -22104,8 +22138,8 @@
         <w:t xml:space="preserve">Uxarra explorers and rescue specialists are highly valued for operations in unstable environments, particularly worlds affected by corridor disruptions or natural disasters.</w:t>
       </w:r>
     </w:p>
-    <w:bookmarkEnd w:id="118"/>
-    <w:bookmarkStart w:id="119" w:name="sen-the-patient-observers"/>
+    <w:bookmarkEnd w:id="119"/>
+    <w:bookmarkStart w:id="120" w:name="sen-the-patient-observers"/>
     <w:p>
       <w:pPr>
         <w:pStyle w:val="Heading3"/>
@@ -22170,8 +22204,8 @@
         <w:t xml:space="preserve">Their governments rarely intervene in external affairs, but their warnings concerning corridor instability carry considerable weight among navigators and scientists.</w:t>
       </w:r>
     </w:p>
-    <w:bookmarkEnd w:id="119"/>
-    <w:bookmarkStart w:id="120" w:name="joruun-the-borderland-confederates"/>
+    <w:bookmarkEnd w:id="120"/>
+    <w:bookmarkStart w:id="121" w:name="joruun-the-borderland-confederates"/>
     <w:p>
       <w:pPr>
         <w:pStyle w:val="Heading3"/>
@@ -22236,8 +22270,8 @@
         <w:t xml:space="preserve">Their greatest political challenge is maintaining unity during periods when the imperial threat appears to recede.</w:t>
       </w:r>
     </w:p>
-    <w:bookmarkEnd w:id="120"/>
-    <w:bookmarkStart w:id="121" w:name="qor-the-silicon-minds"/>
+    <w:bookmarkEnd w:id="121"/>
+    <w:bookmarkStart w:id="122" w:name="qor-the-silicon-minds"/>
     <w:p>
       <w:pPr>
         <w:pStyle w:val="Heading3"/>
@@ -22310,8 +22344,8 @@
         <w:t xml:space="preserve">Their relationship with the Tessan is complex: Tessan capital has helped expand Qor industry, but Qor political leaders refuse to permit debt arrangements that threaten planetary sovereignty.</w:t>
       </w:r>
     </w:p>
-    <w:bookmarkEnd w:id="121"/>
-    <w:bookmarkStart w:id="122" w:name="ommek-the-makers-of-machines"/>
+    <w:bookmarkEnd w:id="122"/>
+    <w:bookmarkStart w:id="123" w:name="ommek-the-makers-of-machines"/>
     <w:p>
       <w:pPr>
         <w:pStyle w:val="Heading3"/>
@@ -22384,8 +22418,8 @@
         <w:t xml:space="preserve">Ommek defensive systems have made direct conquest prohibitively expensive.</w:t>
       </w:r>
     </w:p>
-    <w:bookmarkEnd w:id="122"/>
-    <w:bookmarkStart w:id="123" w:name="vesh-the-newcomers"/>
+    <w:bookmarkEnd w:id="123"/>
+    <w:bookmarkStart w:id="124" w:name="vesh-the-newcomers"/>
     <w:p>
       <w:pPr>
         <w:pStyle w:val="Heading3"/>
@@ -22458,8 +22492,8 @@
         <w:t xml:space="preserve">Human diplomats have developed a particularly strong interest in Vesh affairs, recognizing many of the difficulties humanity experienced during its own early expansion.</w:t>
       </w:r>
     </w:p>
-    <w:bookmarkEnd w:id="123"/>
-    <w:bookmarkStart w:id="124" w:name="uth-the-refugees-of-empire"/>
+    <w:bookmarkEnd w:id="124"/>
+    <w:bookmarkStart w:id="125" w:name="uth-the-refugees-of-empire"/>
     <w:p>
       <w:pPr>
         <w:pStyle w:val="Heading3"/>
@@ -22532,8 +22566,8 @@
         <w:t xml:space="preserve">Uth activists are prominent in anti-Hegemony movements, although many Uth reject the idea that their people should be defined exclusively by historical suffering.</w:t>
       </w:r>
     </w:p>
-    <w:bookmarkEnd w:id="124"/>
-    <w:bookmarkStart w:id="125" w:name="draelin-the-corridor-cartographers"/>
+    <w:bookmarkEnd w:id="125"/>
+    <w:bookmarkStart w:id="126" w:name="draelin-the-corridor-cartographers"/>
     <w:p>
       <w:pPr>
         <w:pStyle w:val="Heading3"/>
@@ -22614,8 +22648,8 @@
         <w:t xml:space="preserve">Their internal politics are shaped by a central question: whether knowledge of safe passage should be treated as a public good or a commercial asset.</w:t>
       </w:r>
     </w:p>
-    <w:bookmarkEnd w:id="125"/>
-    <w:bookmarkStart w:id="126" w:name="zethri-the-children-of-the-collapse"/>
+    <w:bookmarkEnd w:id="126"/>
+    <w:bookmarkStart w:id="127" w:name="zethri-the-children-of-the-collapse"/>
     <w:p>
       <w:pPr>
         <w:pStyle w:val="Heading3"/>
@@ -22696,10 +22730,10 @@
         <w:t xml:space="preserve">Zethri engineers and planners specialize in building settlements capable of surviving prolonged isolation.</w:t>
       </w:r>
     </w:p>
-    <w:bookmarkEnd w:id="126"/>
     <w:bookmarkEnd w:id="127"/>
     <w:bookmarkEnd w:id="128"/>
-    <w:bookmarkStart w:id="132" w:name="X3145843e1df3f61def4f8ab8c5430269a2a5813"/>
+    <w:bookmarkEnd w:id="129"/>
+    <w:bookmarkStart w:id="133" w:name="X3145843e1df3f61def4f8ab8c5430269a2a5813"/>
     <w:p>
       <w:pPr>
         <w:pStyle w:val="Heading1"/>
@@ -22716,7 +22750,7 @@
         <w:t xml:space="preserve">The Hegemony deserves particular attention because its decline influences nearly every civilization in Fracture Lines.</w:t>
       </w:r>
     </w:p>
-    <w:bookmarkStart w:id="129" w:name="the-five-eras"/>
+    <w:bookmarkStart w:id="130" w:name="the-five-eras"/>
     <w:p>
       <w:pPr>
         <w:pStyle w:val="Heading2"/>
@@ -22894,8 +22928,8 @@
         <w:t xml:space="preserve">And an imperial fleet may emerge to announce that the worlds beyond it still belong to the Emperor.</w:t>
       </w:r>
     </w:p>
-    <w:bookmarkEnd w:id="129"/>
-    <w:bookmarkStart w:id="130" w:name="species-and-political-affiliations"/>
+    <w:bookmarkEnd w:id="130"/>
+    <w:bookmarkStart w:id="131" w:name="species-and-political-affiliations"/>
     <w:p>
       <w:pPr>
         <w:pStyle w:val="Heading2"/>
@@ -23204,8 +23238,8 @@
         </w:tc>
       </w:tr>
     </w:tbl>
-    <w:bookmarkEnd w:id="130"/>
-    <w:bookmarkStart w:id="131" w:name="the-galaxy-as-a-setting-for-adventure"/>
+    <w:bookmarkEnd w:id="131"/>
+    <w:bookmarkStart w:id="132" w:name="the-galaxy-as-a-setting-for-adventure"/>
     <w:p>
       <w:pPr>
         <w:pStyle w:val="Heading2"/>
@@ -23262,9 +23296,9 @@
         <w:t xml:space="preserve">The central conflict of Fracture Lines is not simply the struggle between civilizations. It is the struggle between established power and an interstellar order that refuses to remain static.</w:t>
       </w:r>
     </w:p>
-    <w:bookmarkEnd w:id="131"/>
     <w:bookmarkEnd w:id="132"/>
-    <w:bookmarkStart w:id="133" w:name="psionics-and-the-mandates"/>
+    <w:bookmarkEnd w:id="133"/>
+    <w:bookmarkStart w:id="134" w:name="psionics-and-the-mandates"/>
     <w:p>
       <w:pPr>
         <w:pStyle w:val="Heading1"/>
@@ -23985,8 +24019,8 @@
         </w:tc>
       </w:tr>
     </w:tbl>
-    <w:bookmarkEnd w:id="133"/>
-    <w:bookmarkStart w:id="134" w:name="technology"/>
+    <w:bookmarkEnd w:id="134"/>
+    <w:bookmarkStart w:id="135" w:name="technology"/>
     <w:p>
       <w:pPr>
         <w:pStyle w:val="Heading1"/>
@@ -24246,8 +24280,8 @@
         <w:t xml:space="preserve">advantage starts the crew with a ship and a box of Debt. Ship fights and chases run as clocks, with Piloting, Engineering, Sensors and Firearms rolls.</w:t>
       </w:r>
     </w:p>
-    <w:bookmarkEnd w:id="134"/>
-    <w:bookmarkStart w:id="135" w:name="threats"/>
+    <w:bookmarkEnd w:id="135"/>
+    <w:bookmarkStart w:id="136" w:name="threats"/>
     <w:p>
       <w:pPr>
         <w:pStyle w:val="Heading1"/>
@@ -25732,8 +25766,8 @@
         <w:t xml:space="preserve">For a tougher version, add +1 to its targets and one box; for a weaker one, subtract.</w:t>
       </w:r>
     </w:p>
-    <w:bookmarkEnd w:id="135"/>
-    <w:bookmarkStart w:id="143" w:name="ready-made-characters"/>
+    <w:bookmarkEnd w:id="136"/>
+    <w:bookmarkStart w:id="144" w:name="ready-made-characters"/>
     <w:p>
       <w:pPr>
         <w:pStyle w:val="Heading1"/>
@@ -25750,7 +25784,7 @@
         <w:t xml:space="preserve">Characters ready to play, for one-shots, new players, or a group in a hurry. Each follows the creation rules exactly, and their connections tie them together. In the creator, choose one from the ready-made list to open it and make it your own.</w:t>
       </w:r>
     </w:p>
-    <w:bookmarkStart w:id="136" w:name="thessk-varo-hun"/>
+    <w:bookmarkStart w:id="137" w:name="thessk-varo-hun"/>
     <w:p>
       <w:pPr>
         <w:pStyle w:val="Heading2"/>
@@ -25935,8 +25969,8 @@
         <w:t xml:space="preserve">She sold Mara Okonkwo the first debt Mara forgave. Neither regrets it.</w:t>
       </w:r>
     </w:p>
-    <w:bookmarkEnd w:id="136"/>
-    <w:bookmarkStart w:id="137" w:name="kesh-of-the-seventh-hive"/>
+    <w:bookmarkEnd w:id="137"/>
+    <w:bookmarkStart w:id="138" w:name="kesh-of-the-seventh-hive"/>
     <w:p>
       <w:pPr>
         <w:pStyle w:val="Heading2"/>
@@ -26121,8 +26155,8 @@
         <w:t xml:space="preserve">Ilvi Saradh’s AI found the corridor Kesh’s hive needed; Kesh owes them both.</w:t>
       </w:r>
     </w:p>
-    <w:bookmarkEnd w:id="137"/>
-    <w:bookmarkStart w:id="138" w:name="rook"/>
+    <w:bookmarkEnd w:id="138"/>
+    <w:bookmarkStart w:id="139" w:name="rook"/>
     <w:p>
       <w:pPr>
         <w:pStyle w:val="Heading2"/>
@@ -26307,8 +26341,8 @@
         <w:t xml:space="preserve">Brakka was on the other side of that border war. They found out over a drink, and stayed friends.</w:t>
       </w:r>
     </w:p>
-    <w:bookmarkEnd w:id="138"/>
-    <w:bookmarkStart w:id="139" w:name="ilvi-saradh"/>
+    <w:bookmarkEnd w:id="139"/>
+    <w:bookmarkStart w:id="140" w:name="ilvi-saradh"/>
     <w:p>
       <w:pPr>
         <w:pStyle w:val="Heading2"/>
@@ -26493,8 +26527,8 @@
         <w:t xml:space="preserve">Quill found the corridor Kesh’s hive needed. Ilvi never told the guild.</w:t>
       </w:r>
     </w:p>
-    <w:bookmarkEnd w:id="139"/>
-    <w:bookmarkStart w:id="140" w:name="dr.-anwe-tal"/>
+    <w:bookmarkEnd w:id="140"/>
+    <w:bookmarkStart w:id="141" w:name="dr.-anwe-tal"/>
     <w:p>
       <w:pPr>
         <w:pStyle w:val="Heading2"/>
@@ -26679,8 +26713,8 @@
         <w:t xml:space="preserve">Sable cleaned up the corporation’s files that proved Anwe’s case, and asked nothing for it.</w:t>
       </w:r>
     </w:p>
-    <w:bookmarkEnd w:id="140"/>
-    <w:bookmarkStart w:id="141" w:name="brakka"/>
+    <w:bookmarkEnd w:id="141"/>
+    <w:bookmarkStart w:id="142" w:name="brakka"/>
     <w:p>
       <w:pPr>
         <w:pStyle w:val="Heading2"/>
@@ -26865,8 +26899,8 @@
         <w:t xml:space="preserve">Rook fought him across the Zhaq border once. Now Rook watches his back.</w:t>
       </w:r>
     </w:p>
-    <w:bookmarkEnd w:id="141"/>
-    <w:bookmarkStart w:id="142" w:name="sable"/>
+    <w:bookmarkEnd w:id="142"/>
+    <w:bookmarkStart w:id="143" w:name="sable"/>
     <w:p>
       <w:pPr>
         <w:pStyle w:val="Heading2"/>
@@ -27051,9 +27085,9 @@
         <w:t xml:space="preserve">Sable cleaned up the files that proved Dr. Anwe Tal’s case, for nothing. Anwe wonders why.</w:t>
       </w:r>
     </w:p>
-    <w:bookmarkEnd w:id="142"/>
     <w:bookmarkEnd w:id="143"/>
-    <w:bookmarkStart w:id="144" w:name="advantages"/>
+    <w:bookmarkEnd w:id="144"/>
+    <w:bookmarkStart w:id="145" w:name="advantages"/>
     <w:p>
       <w:pPr>
         <w:pStyle w:val="Heading1"/>
@@ -27952,8 +27986,8 @@
         <w:t xml:space="preserve">belongs to the whole crew once it’s taken.</w:t>
       </w:r>
     </w:p>
-    <w:bookmarkEnd w:id="144"/>
-    <w:bookmarkStart w:id="170" w:name="species"/>
+    <w:bookmarkEnd w:id="145"/>
+    <w:bookmarkStart w:id="171" w:name="species"/>
     <w:p>
       <w:pPr>
         <w:pStyle w:val="Heading1"/>
@@ -29636,7 +29670,7 @@
         </w:tc>
       </w:tr>
     </w:tbl>
-    <w:bookmarkStart w:id="145" w:name="human"/>
+    <w:bookmarkStart w:id="146" w:name="human"/>
     <w:p>
       <w:pPr>
         <w:pStyle w:val="Heading2"/>
@@ -29949,8 +29983,8 @@
         </w:tc>
       </w:tr>
     </w:tbl>
-    <w:bookmarkEnd w:id="145"/>
-    <w:bookmarkStart w:id="146" w:name="vesh"/>
+    <w:bookmarkEnd w:id="146"/>
+    <w:bookmarkStart w:id="147" w:name="vesh"/>
     <w:p>
       <w:pPr>
         <w:pStyle w:val="Heading2"/>
@@ -30263,8 +30297,8 @@
         </w:tc>
       </w:tr>
     </w:tbl>
-    <w:bookmarkEnd w:id="146"/>
-    <w:bookmarkStart w:id="147" w:name="brulvek"/>
+    <w:bookmarkEnd w:id="147"/>
+    <w:bookmarkStart w:id="148" w:name="brulvek"/>
     <w:p>
       <w:pPr>
         <w:pStyle w:val="Heading2"/>
@@ -30601,8 +30635,8 @@
         </w:tc>
       </w:tr>
     </w:tbl>
-    <w:bookmarkEnd w:id="147"/>
-    <w:bookmarkStart w:id="148" w:name="corvani"/>
+    <w:bookmarkEnd w:id="148"/>
+    <w:bookmarkStart w:id="149" w:name="corvani"/>
     <w:p>
       <w:pPr>
         <w:pStyle w:val="Heading2"/>
@@ -30939,8 +30973,8 @@
         </w:tc>
       </w:tr>
     </w:tbl>
-    <w:bookmarkEnd w:id="148"/>
-    <w:bookmarkStart w:id="149" w:name="draelin"/>
+    <w:bookmarkEnd w:id="149"/>
+    <w:bookmarkStart w:id="150" w:name="draelin"/>
     <w:p>
       <w:pPr>
         <w:pStyle w:val="Heading2"/>
@@ -31307,8 +31341,8 @@
         </w:tc>
       </w:tr>
     </w:tbl>
-    <w:bookmarkEnd w:id="149"/>
-    <w:bookmarkStart w:id="150" w:name="joruun"/>
+    <w:bookmarkEnd w:id="150"/>
+    <w:bookmarkStart w:id="151" w:name="joruun"/>
     <w:p>
       <w:pPr>
         <w:pStyle w:val="Heading2"/>
@@ -31645,8 +31679,8 @@
         </w:tc>
       </w:tr>
     </w:tbl>
-    <w:bookmarkEnd w:id="150"/>
-    <w:bookmarkStart w:id="151" w:name="kel-1"/>
+    <w:bookmarkEnd w:id="151"/>
+    <w:bookmarkStart w:id="152" w:name="kel-1"/>
     <w:p>
       <w:pPr>
         <w:pStyle w:val="Heading2"/>
@@ -31995,8 +32029,8 @@
         </w:tc>
       </w:tr>
     </w:tbl>
-    <w:bookmarkEnd w:id="151"/>
-    <w:bookmarkStart w:id="152" w:name="mirrun-1"/>
+    <w:bookmarkEnd w:id="152"/>
+    <w:bookmarkStart w:id="153" w:name="mirrun-1"/>
     <w:p>
       <w:pPr>
         <w:pStyle w:val="Heading2"/>
@@ -32333,8 +32367,8 @@
         </w:tc>
       </w:tr>
     </w:tbl>
-    <w:bookmarkEnd w:id="152"/>
-    <w:bookmarkStart w:id="153" w:name="ommek"/>
+    <w:bookmarkEnd w:id="153"/>
+    <w:bookmarkStart w:id="154" w:name="ommek"/>
     <w:p>
       <w:pPr>
         <w:pStyle w:val="Heading2"/>
@@ -32689,8 +32723,8 @@
         </w:tc>
       </w:tr>
     </w:tbl>
-    <w:bookmarkEnd w:id="153"/>
-    <w:bookmarkStart w:id="154" w:name="shivar"/>
+    <w:bookmarkEnd w:id="154"/>
+    <w:bookmarkStart w:id="155" w:name="shivar"/>
     <w:p>
       <w:pPr>
         <w:pStyle w:val="Heading2"/>
@@ -33027,8 +33061,8 @@
         </w:tc>
       </w:tr>
     </w:tbl>
-    <w:bookmarkEnd w:id="154"/>
-    <w:bookmarkStart w:id="155" w:name="tessan-1"/>
+    <w:bookmarkEnd w:id="155"/>
+    <w:bookmarkStart w:id="156" w:name="tessan-1"/>
     <w:p>
       <w:pPr>
         <w:pStyle w:val="Heading2"/>
@@ -33377,8 +33411,8 @@
         </w:tc>
       </w:tr>
     </w:tbl>
-    <w:bookmarkEnd w:id="155"/>
-    <w:bookmarkStart w:id="156" w:name="thrum"/>
+    <w:bookmarkEnd w:id="156"/>
+    <w:bookmarkStart w:id="157" w:name="thrum"/>
     <w:p>
       <w:pPr>
         <w:pStyle w:val="Heading2"/>
@@ -33715,8 +33749,8 @@
         </w:tc>
       </w:tr>
     </w:tbl>
-    <w:bookmarkEnd w:id="156"/>
-    <w:bookmarkStart w:id="157" w:name="uth"/>
+    <w:bookmarkEnd w:id="157"/>
+    <w:bookmarkStart w:id="158" w:name="uth"/>
     <w:p>
       <w:pPr>
         <w:pStyle w:val="Heading2"/>
@@ -34053,8 +34087,8 @@
         </w:tc>
       </w:tr>
     </w:tbl>
-    <w:bookmarkEnd w:id="157"/>
-    <w:bookmarkStart w:id="158" w:name="uxarra"/>
+    <w:bookmarkEnd w:id="158"/>
+    <w:bookmarkStart w:id="159" w:name="uxarra"/>
     <w:p>
       <w:pPr>
         <w:pStyle w:val="Heading2"/>
@@ -34391,8 +34425,8 @@
         </w:tc>
       </w:tr>
     </w:tbl>
-    <w:bookmarkEnd w:id="158"/>
-    <w:bookmarkStart w:id="159" w:name="vael"/>
+    <w:bookmarkEnd w:id="159"/>
+    <w:bookmarkStart w:id="160" w:name="vael"/>
     <w:p>
       <w:pPr>
         <w:pStyle w:val="Heading2"/>
@@ -34741,8 +34775,8 @@
         </w:tc>
       </w:tr>
     </w:tbl>
-    <w:bookmarkEnd w:id="159"/>
-    <w:bookmarkStart w:id="160" w:name="veyari"/>
+    <w:bookmarkEnd w:id="160"/>
+    <w:bookmarkStart w:id="161" w:name="veyari"/>
     <w:p>
       <w:pPr>
         <w:pStyle w:val="Heading2"/>
@@ -35079,8 +35113,8 @@
         </w:tc>
       </w:tr>
     </w:tbl>
-    <w:bookmarkEnd w:id="160"/>
-    <w:bookmarkStart w:id="161" w:name="ylith-1"/>
+    <w:bookmarkEnd w:id="161"/>
+    <w:bookmarkStart w:id="162" w:name="ylith-1"/>
     <w:p>
       <w:pPr>
         <w:pStyle w:val="Heading2"/>
@@ -35429,8 +35463,8 @@
         </w:tc>
       </w:tr>
     </w:tbl>
-    <w:bookmarkEnd w:id="161"/>
-    <w:bookmarkStart w:id="162" w:name="zethri"/>
+    <w:bookmarkEnd w:id="162"/>
+    <w:bookmarkStart w:id="163" w:name="zethri"/>
     <w:p>
       <w:pPr>
         <w:pStyle w:val="Heading2"/>
@@ -35767,8 +35801,8 @@
         </w:tc>
       </w:tr>
     </w:tbl>
-    <w:bookmarkEnd w:id="162"/>
-    <w:bookmarkStart w:id="163" w:name="zhaq"/>
+    <w:bookmarkEnd w:id="163"/>
+    <w:bookmarkStart w:id="164" w:name="zhaq"/>
     <w:p>
       <w:pPr>
         <w:pStyle w:val="Heading2"/>
@@ -36117,8 +36151,8 @@
         </w:tc>
       </w:tr>
     </w:tbl>
-    <w:bookmarkEnd w:id="163"/>
-    <w:bookmarkStart w:id="164" w:name="dresh"/>
+    <w:bookmarkEnd w:id="164"/>
+    <w:bookmarkStart w:id="165" w:name="dresh"/>
     <w:p>
       <w:pPr>
         <w:pStyle w:val="Heading2"/>
@@ -36479,8 +36513,8 @@
         </w:tc>
       </w:tr>
     </w:tbl>
-    <w:bookmarkEnd w:id="164"/>
-    <w:bookmarkStart w:id="165" w:name="eshuum"/>
+    <w:bookmarkEnd w:id="165"/>
+    <w:bookmarkStart w:id="166" w:name="eshuum"/>
     <w:p>
       <w:pPr>
         <w:pStyle w:val="Heading2"/>
@@ -36829,8 +36863,8 @@
         </w:tc>
       </w:tr>
     </w:tbl>
-    <w:bookmarkEnd w:id="165"/>
-    <w:bookmarkStart w:id="166" w:name="khaum"/>
+    <w:bookmarkEnd w:id="166"/>
+    <w:bookmarkStart w:id="167" w:name="khaum"/>
     <w:p>
       <w:pPr>
         <w:pStyle w:val="Heading2"/>
@@ -37191,8 +37225,8 @@
         </w:tc>
       </w:tr>
     </w:tbl>
-    <w:bookmarkEnd w:id="166"/>
-    <w:bookmarkStart w:id="167" w:name="ozhvek"/>
+    <w:bookmarkEnd w:id="167"/>
+    <w:bookmarkStart w:id="168" w:name="ozhvek"/>
     <w:p>
       <w:pPr>
         <w:pStyle w:val="Heading2"/>
@@ -37541,8 +37575,8 @@
         </w:tc>
       </w:tr>
     </w:tbl>
-    <w:bookmarkEnd w:id="167"/>
-    <w:bookmarkStart w:id="168" w:name="qor"/>
+    <w:bookmarkEnd w:id="168"/>
+    <w:bookmarkStart w:id="169" w:name="qor"/>
     <w:p>
       <w:pPr>
         <w:pStyle w:val="Heading2"/>
@@ -37891,8 +37925,8 @@
         </w:tc>
       </w:tr>
     </w:tbl>
-    <w:bookmarkEnd w:id="168"/>
-    <w:bookmarkStart w:id="169" w:name="sen"/>
+    <w:bookmarkEnd w:id="169"/>
+    <w:bookmarkStart w:id="170" w:name="sen"/>
     <w:p>
       <w:pPr>
         <w:pStyle w:val="Heading2"/>
@@ -38241,9 +38275,9 @@
         </w:tc>
       </w:tr>
     </w:tbl>
-    <w:bookmarkEnd w:id="169"/>
     <w:bookmarkEnd w:id="170"/>
-    <w:bookmarkStart w:id="181" w:name="making-your-own"/>
+    <w:bookmarkEnd w:id="171"/>
+    <w:bookmarkStart w:id="182" w:name="making-your-own"/>
     <w:p>
       <w:pPr>
         <w:pStyle w:val="Heading1"/>
@@ -38276,7 +38310,7 @@
         <w:t xml:space="preserve">option at the end of each list, and its checklist holds a custom choice to the same rules as everything else.</w:t>
       </w:r>
     </w:p>
-    <w:bookmarkStart w:id="171" w:name="a-custom-calling"/>
+    <w:bookmarkStart w:id="172" w:name="a-custom-calling"/>
     <w:p>
       <w:pPr>
         <w:pStyle w:val="Heading2"/>
@@ -38452,8 +38486,8 @@
         <w:t xml:space="preserve">.</w:t>
       </w:r>
     </w:p>
-    <w:bookmarkEnd w:id="171"/>
-    <w:bookmarkStart w:id="180" w:name="a-custom-species"/>
+    <w:bookmarkEnd w:id="172"/>
+    <w:bookmarkStart w:id="181" w:name="a-custom-species"/>
     <w:p>
       <w:pPr>
         <w:pStyle w:val="Heading2"/>
@@ -38470,7 +38504,7 @@
         <w:t xml:space="preserve">Build it with the GM, one step at a time.</w:t>
       </w:r>
     </w:p>
-    <w:bookmarkStart w:id="172" w:name="the-concept"/>
+    <w:bookmarkStart w:id="173" w:name="the-concept"/>
     <w:p>
       <w:pPr>
         <w:pStyle w:val="Heading3"/>
@@ -38487,8 +38521,8 @@
         <w:t xml:space="preserve">Two or three sentences: where they come from, what sets them apart, and how others see them. It should be something the species in this book don’t already cover.</w:t>
       </w:r>
     </w:p>
-    <w:bookmarkEnd w:id="172"/>
-    <w:bookmarkStart w:id="173" w:name="the-tier"/>
+    <w:bookmarkEnd w:id="173"/>
+    <w:bookmarkStart w:id="174" w:name="the-tier"/>
     <w:p>
       <w:pPr>
         <w:pStyle w:val="Heading3"/>
@@ -38785,8 +38819,8 @@
         <w:t xml:space="preserve">When in doubt, choose the higher tier.</w:t>
       </w:r>
     </w:p>
-    <w:bookmarkEnd w:id="173"/>
-    <w:bookmarkStart w:id="174" w:name="attribute-adjustments"/>
+    <w:bookmarkEnd w:id="174"/>
+    <w:bookmarkStart w:id="175" w:name="attribute-adjustments"/>
     <w:p>
       <w:pPr>
         <w:pStyle w:val="Heading3"/>
@@ -38832,8 +38866,8 @@
         <w:t xml:space="preserve">: a +2 needs a −2 or two −1s. The adjustments move the attribute’s base (+1 starts it at 11) and raise its starting maximum (13 plus the bonus). Most species change two to four attributes.</w:t>
       </w:r>
     </w:p>
-    <w:bookmarkEnd w:id="174"/>
-    <w:bookmarkStart w:id="175" w:name="core-rules-tier-1-and-up"/>
+    <w:bookmarkEnd w:id="175"/>
+    <w:bookmarkStart w:id="176" w:name="core-rules-tier-1-and-up"/>
     <w:p>
       <w:pPr>
         <w:pStyle w:val="Heading3"/>
@@ -38850,8 +38884,8 @@
         <w:t xml:space="preserve">One to three short rules that always apply: what they can do (see in the dark, resist cold, a free Trained skill) and what it costs (a weakness, a people’s distrust, a hazard they can’t abide). A strength with no drawback is worth more than it looks, so price it a tier higher.</w:t>
       </w:r>
     </w:p>
-    <w:bookmarkEnd w:id="175"/>
-    <w:bookmarkStart w:id="176" w:name="species-advantages"/>
+    <w:bookmarkEnd w:id="176"/>
+    <w:bookmarkStart w:id="177" w:name="species-advantages"/>
     <w:p>
       <w:pPr>
         <w:pStyle w:val="Heading3"/>
@@ -38906,8 +38940,8 @@
         <w:t xml:space="preserve">: a problem the trait causes, with a clear trigger and a real consequence, which earns a Resolve point when it bites, like any complication. A character takes one advantage, general or species, so make them distinct choices.</w:t>
       </w:r>
     </w:p>
-    <w:bookmarkEnd w:id="176"/>
-    <w:bookmarkStart w:id="177" w:name="an-alternate-form-optional-tier-2-or-3"/>
+    <w:bookmarkEnd w:id="177"/>
+    <w:bookmarkStart w:id="178" w:name="an-alternate-form-optional-tier-2-or-3"/>
     <w:p>
       <w:pPr>
         <w:pStyle w:val="Heading3"/>
@@ -38940,8 +38974,8 @@
         <w:t xml:space="preserve">apply.</w:t>
       </w:r>
     </w:p>
-    <w:bookmarkEnd w:id="177"/>
-    <w:bookmarkStart w:id="178" w:name="in-the-creator"/>
+    <w:bookmarkEnd w:id="178"/>
+    <w:bookmarkStart w:id="179" w:name="in-the-creator"/>
     <w:p>
       <w:pPr>
         <w:pStyle w:val="Heading3"/>
@@ -39046,8 +39080,8 @@
         <w:t xml:space="preserve">and enter the advantage and its companion complication.</w:t>
       </w:r>
     </w:p>
-    <w:bookmarkEnd w:id="178"/>
-    <w:bookmarkStart w:id="179" w:name="example"/>
+    <w:bookmarkEnd w:id="179"/>
+    <w:bookmarkStart w:id="180" w:name="example"/>
     <w:p>
       <w:pPr>
         <w:pStyle w:val="Heading3"/>
@@ -39152,10 +39186,10 @@
         <w:t xml:space="preserve">: your family’s dynasty calls on you; accept the errand.</w:t>
       </w:r>
     </w:p>
-    <w:bookmarkEnd w:id="179"/>
     <w:bookmarkEnd w:id="180"/>
     <w:bookmarkEnd w:id="181"/>
-    <w:bookmarkStart w:id="182" w:name="complications"/>
+    <w:bookmarkEnd w:id="182"/>
+    <w:bookmarkStart w:id="183" w:name="complications"/>
     <w:p>
       <w:pPr>
         <w:pStyle w:val="Heading1"/>
@@ -39860,8 +39894,8 @@
         </w:tc>
       </w:tr>
     </w:tbl>
-    <w:bookmarkEnd w:id="182"/>
-    <w:bookmarkStart w:id="184" w:name="quick-reference"/>
+    <w:bookmarkEnd w:id="183"/>
+    <w:bookmarkStart w:id="185" w:name="quick-reference"/>
     <w:p>
       <w:pPr>
         <w:pStyle w:val="Heading1"/>
@@ -40052,7 +40086,7 @@
       <w:r>
         <w:t xml:space="preserve"> </w:t>
       </w:r>
-      <w:hyperlink r:id="rId183">
+      <w:hyperlink r:id="rId184">
         <w:r>
           <w:rPr>
             <w:rStyle w:val="Hyperlink"/>
@@ -40064,7 +40098,7 @@
         <w:t xml:space="preserve">. You may share, adapt, and use it for any purpose, including commercially, as long as you give appropriate credit to the author.</w:t>
       </w:r>
     </w:p>
-    <w:bookmarkEnd w:id="184"/>
+    <w:bookmarkEnd w:id="185"/>
     <w:sectPr/>
   </w:body>
 </w:document>

--- a/legend-dynamics/site/fracture-lines/Fracture_Lines_Players_Guide.docx
+++ b/legend-dynamics/site/fracture-lines/Fracture_Lines_Players_Guide.docx
@@ -9233,7 +9233,7 @@
         <w:t xml:space="preserve"> </w:t>
       </w:r>
       <w:r>
-        <w:t xml:space="preserve">Against a weapon in hand or fists, roll Close Combat −3 with a weapon in hand, or Close Combat −3 bare-handed against fists. A second parry in the same round (with Additional Defense) is a further −2. Nobody parries a shot or a missile.</w:t>
+        <w:t xml:space="preserve">Against a weapon in hand or fists, roll Close Combat −3 with a weapon in hand, or Close Combat −3 bare-handed against fists. An open hand can’t parry a blade, claws or fangs. A second parry in the same round (with Additional Defense) is a further −2. Nobody parries a shot or a missile.</w:t>
       </w:r>
     </w:p>
     <w:p>

--- a/legend-dynamics/site/fracture-lines/Fracture_Lines_Players_Guide.docx
+++ b/legend-dynamics/site/fracture-lines/Fracture_Lines_Players_Guide.docx
@@ -8608,7 +8608,7 @@
     </w:tbl>
     <w:bookmarkEnd w:id="39"/>
     <w:bookmarkEnd w:id="40"/>
-    <w:bookmarkStart w:id="49" w:name="actions-and-teamwork"/>
+    <w:bookmarkStart w:id="54" w:name="actions-and-teamwork"/>
     <w:p>
       <w:pPr>
         <w:pStyle w:val="Heading1"/>
@@ -9091,13 +9091,13 @@
       </w:r>
     </w:p>
     <w:bookmarkEnd w:id="47"/>
-    <w:bookmarkStart w:id="48" w:name="chases"/>
+    <w:bookmarkStart w:id="52" w:name="discovery-clocks-and-data-records"/>
     <w:p>
       <w:pPr>
         <w:pStyle w:val="Heading2"/>
       </w:pPr>
       <w:r>
-        <w:t xml:space="preserve">Chases</w:t>
+        <w:t xml:space="preserve">Discovery clocks and data records</w:t>
       </w:r>
     </w:p>
     <w:p>
@@ -9105,53 +9105,7 @@
         <w:pStyle w:val="FirstParagraph"/>
       </w:pPr>
       <w:r>
-        <w:t xml:space="preserve">Run a chase as a progress clock for the pursuers against a danger clock for the quarry’s escape. Each exchange, the characters roll the skill that moves them (Piloting, or Athletics on foot): success ticks the pursuers’ clock, failure ticks the escape. Terrain, a tired mount or a damaged engine, and attacks made on the move (at −2) adjust the rolls.</w:t>
-      </w:r>
-    </w:p>
-    <w:bookmarkEnd w:id="48"/>
-    <w:bookmarkEnd w:id="49"/>
-    <w:bookmarkStart w:id="59" w:name="personal-combat"/>
-    <w:p>
-      <w:pPr>
-        <w:pStyle w:val="Heading1"/>
-      </w:pPr>
-      <w:r>
-        <w:t xml:space="preserve">Personal combat</w:t>
-      </w:r>
-    </w:p>
-    <w:bookmarkStart w:id="50" w:name="turn-order-and-actions"/>
-    <w:p>
-      <w:pPr>
-        <w:pStyle w:val="Heading2"/>
-      </w:pPr>
-      <w:r>
-        <w:t xml:space="preserve">Turn order and actions</w:t>
-      </w:r>
-    </w:p>
-    <w:p>
-      <w:pPr>
-        <w:pStyle w:val="FirstParagraph"/>
-      </w:pPr>
-      <w:r>
-        <w:t xml:space="preserve">Act in descending Agility order. Players choose the order of tied characters; the GM resolves other ties. A round lasts a few seconds. On your turn, move a short distance (up to 10 yards: the Close band below) and take one meaningful action, such as attacking, reloading, helping, or attempting a task.</w:t>
-      </w:r>
-    </w:p>
-    <w:bookmarkEnd w:id="50"/>
-    <w:bookmarkStart w:id="51" w:name="attacking-and-defending"/>
-    <w:p>
-      <w:pPr>
-        <w:pStyle w:val="Heading2"/>
-      </w:pPr>
-      <w:r>
-        <w:t xml:space="preserve">Attacking and defending</w:t>
-      </w:r>
-    </w:p>
-    <w:p>
-      <w:pPr>
-        <w:pStyle w:val="FirstParagraph"/>
-      </w:pPr>
-      <w:r>
-        <w:t xml:space="preserve">Roll Firearms for a ranged attack, Close Combat for a weapon in hand, or Close Combat for fists and grappling. If the attack succeeds, an aware target able to move may</w:t>
+        <w:t xml:space="preserve">When a job turns on an unknown subject (an alien species, a derelict technology, an uncharted world behind a collapsed corridor, or a faction’s intentions), the GM sets up a</w:t>
       </w:r>
       <w:r>
         <w:t xml:space="preserve"> </w:t>
@@ -9161,32 +9115,23 @@
           <w:bCs/>
           <w:b/>
         </w:rPr>
-        <w:t xml:space="preserve">defend</w:t>
-      </w:r>
-      <w:r>
-        <w:t xml:space="preserve">: Dodge, Parry or Block. A successful defense cancels the hit. Apply injury penalties to every defense.</w:t>
-      </w:r>
-    </w:p>
-    <w:p>
-      <w:pPr>
-        <w:numPr>
-          <w:ilvl w:val="0"/>
-          <w:numId w:val="1008"/>
-        </w:numPr>
-        <w:pStyle w:val="Compact"/>
-      </w:pPr>
+        <w:t xml:space="preserve">discovery clock</w:t>
+      </w:r>
+      <w:r>
+        <w:t xml:space="preserve">. It fills in three phases, and filling it mints a</w:t>
+      </w:r>
+      <w:r>
+        <w:t xml:space="preserve"> </w:t>
+      </w:r>
       <w:r>
         <w:rPr>
           <w:bCs/>
           <w:b/>
         </w:rPr>
-        <w:t xml:space="preserve">One defense a round.</w:t>
-      </w:r>
-      <w:r>
-        <w:t xml:space="preserve"> </w:t>
-      </w:r>
-      <w:r>
-        <w:t xml:space="preserve">A target gets one defense a round, between its turns, and chooses which when an attack hits. The</w:t>
+        <w:t xml:space="preserve">data record</w:t>
+      </w:r>
+      <w:r>
+        <w:t xml:space="preserve">: what the characters learned, kept for good. A character’s data records are their</w:t>
       </w:r>
       <w:r>
         <w:t xml:space="preserve"> </w:t>
@@ -9196,260 +9141,10 @@
           <w:bCs/>
           <w:b/>
         </w:rPr>
-        <w:t xml:space="preserve">Additional Defense</w:t>
-      </w:r>
-      <w:r>
-        <w:t xml:space="preserve"> </w:t>
-      </w:r>
-      <w:r>
-        <w:t xml:space="preserve">Edge gives a second.</w:t>
-      </w:r>
-    </w:p>
-    <w:p>
-      <w:pPr>
-        <w:numPr>
-          <w:ilvl w:val="0"/>
-          <w:numId w:val="1008"/>
-        </w:numPr>
-        <w:pStyle w:val="Compact"/>
-      </w:pPr>
-      <w:r>
-        <w:rPr>
-          <w:bCs/>
-          <w:b/>
-        </w:rPr>
-        <w:t xml:space="preserve">Dodge</w:t>
-      </w:r>
-      <w:r>
-        <w:t xml:space="preserve"> </w:t>
-      </w:r>
-      <w:r>
-        <w:t xml:space="preserve">is Agility −2, with +1 for Trained Athletics or +2 for Athletics as a Specialty or Expert.</w:t>
-      </w:r>
-    </w:p>
-    <w:p>
-      <w:pPr>
-        <w:numPr>
-          <w:ilvl w:val="0"/>
-          <w:numId w:val="1008"/>
-        </w:numPr>
-        <w:pStyle w:val="Compact"/>
-      </w:pPr>
-      <w:r>
-        <w:rPr>
-          <w:bCs/>
-          <w:b/>
-        </w:rPr>
-        <w:t xml:space="preserve">Parry.</w:t>
-      </w:r>
-      <w:r>
-        <w:t xml:space="preserve"> </w:t>
-      </w:r>
-      <w:r>
-        <w:t xml:space="preserve">Against a weapon in hand or fists, roll Close Combat −3 with a weapon in hand, or Close Combat −3 bare-handed against fists. An open hand can’t parry a blade, claws or fangs. A second parry in the same round (with Additional Defense) is a further −2. Nobody parries a shot or a missile.</w:t>
-      </w:r>
-    </w:p>
-    <w:p>
-      <w:pPr>
-        <w:numPr>
-          <w:ilvl w:val="0"/>
-          <w:numId w:val="1008"/>
-        </w:numPr>
-        <w:pStyle w:val="Compact"/>
-      </w:pPr>
-      <w:r>
-        <w:rPr>
-          <w:bCs/>
-          <w:b/>
-        </w:rPr>
-        <w:t xml:space="preserve">Block.</w:t>
-      </w:r>
-      <w:r>
-        <w:t xml:space="preserve"> </w:t>
-      </w:r>
-      <w:r>
-        <w:t xml:space="preserve">With a shield, or anything that can stand in for one (a chair, a plank, a crate lid), you can block a weapon in hand, fists, or a thrown or loosed missile: roll Close Combat −2, plus the shield’s bonus. Nothing you can lift blocks a gunshot or a blast. An improvised shield breaks the first time it blocks a hit of 2 or more boxes.</w:t>
-      </w:r>
-    </w:p>
-    <w:p>
-      <w:pPr>
-        <w:numPr>
-          <w:ilvl w:val="0"/>
-          <w:numId w:val="1008"/>
-        </w:numPr>
-        <w:pStyle w:val="Compact"/>
-      </w:pPr>
-      <w:r>
-        <w:rPr>
-          <w:bCs/>
-          <w:b/>
-        </w:rPr>
-        <w:t xml:space="preserve">Attack quality.</w:t>
-      </w:r>
-      <w:r>
-        <w:t xml:space="preserve"> </w:t>
-      </w:r>
-      <w:r>
-        <w:t xml:space="preserve">A clean hit is harder to escape. When an attack succeeds by 3 or 4, the defense is at −1; by 5 or 6, −2; by 7 or more, −3.</w:t>
-      </w:r>
-    </w:p>
-    <w:p>
-      <w:pPr>
-        <w:numPr>
-          <w:ilvl w:val="0"/>
-          <w:numId w:val="1008"/>
-        </w:numPr>
-        <w:pStyle w:val="Compact"/>
-      </w:pPr>
-      <w:r>
-        <w:rPr>
-          <w:bCs/>
-          <w:b/>
-        </w:rPr>
-        <w:t xml:space="preserve">Aim.</w:t>
-      </w:r>
-      <w:r>
-        <w:t xml:space="preserve"> </w:t>
-      </w:r>
-      <w:r>
-        <w:t xml:space="preserve">Spend your action aiming at a target you can see: +1 to your next attack against it. An advantage that rewards aiming adds its bonus to this.</w:t>
-      </w:r>
-    </w:p>
-    <w:p>
-      <w:pPr>
-        <w:pStyle w:val="FirstParagraph"/>
-      </w:pPr>
-      <w:r>
-        <w:t xml:space="preserve">Solid cover blocks a shot. Partial cover imposes −2 on the attack. Weapon effects apply after a hit survives any defense. Success margin does not increase damage: a great hit decides</w:t>
-      </w:r>
-      <w:r>
-        <w:t xml:space="preserve"> </w:t>
-      </w:r>
-      <w:r>
-        <w:rPr>
-          <w:iCs/>
-          <w:i/>
-        </w:rPr>
-        <w:t xml:space="preserve">what</w:t>
-      </w:r>
-      <w:r>
-        <w:t xml:space="preserve"> </w:t>
-      </w:r>
-      <w:r>
-        <w:t xml:space="preserve">happens instead.</w:t>
-      </w:r>
-    </w:p>
-    <w:bookmarkEnd w:id="51"/>
-    <w:bookmarkStart w:id="52" w:name="telling-hits"/>
-    <w:p>
-      <w:pPr>
-        <w:pStyle w:val="Heading2"/>
-      </w:pPr>
-      <w:r>
-        <w:t xml:space="preserve">Telling hits</w:t>
-      </w:r>
-    </w:p>
-    <w:p>
-      <w:pPr>
-        <w:pStyle w:val="FirstParagraph"/>
-      </w:pPr>
-      <w:r>
-        <w:t xml:space="preserve">A really good shot, or a blow that lands exactly where it was meant to, lets the attacker say what it does.</w:t>
-      </w:r>
-    </w:p>
-    <w:p>
-      <w:pPr>
-        <w:numPr>
-          <w:ilvl w:val="0"/>
-          <w:numId w:val="1009"/>
-        </w:numPr>
-        <w:pStyle w:val="Compact"/>
-      </w:pPr>
-      <w:r>
-        <w:rPr>
-          <w:bCs/>
-          <w:b/>
-        </w:rPr>
-        <w:t xml:space="preserve">A telling hit</w:t>
-      </w:r>
-      <w:r>
-        <w:t xml:space="preserve"> </w:t>
-      </w:r>
-      <w:r>
-        <w:t xml:space="preserve">is an attack that succeeds by</w:t>
-      </w:r>
-      <w:r>
-        <w:t xml:space="preserve"> </w:t>
-      </w:r>
-      <w:r>
-        <w:rPr>
-          <w:bCs/>
-          <w:b/>
-        </w:rPr>
-        <w:t xml:space="preserve">5 or more</w:t>
-      </w:r>
-      <w:r>
-        <w:t xml:space="preserve">, or on a natural 3 or 4, and isn’t stopped by a defense. The attacker picks</w:t>
-      </w:r>
-      <w:r>
-        <w:t xml:space="preserve"> </w:t>
-      </w:r>
-      <w:r>
-        <w:rPr>
-          <w:bCs/>
-          <w:b/>
-        </w:rPr>
-        <w:t xml:space="preserve">one effect</w:t>
-      </w:r>
-      <w:r>
-        <w:t xml:space="preserve"> </w:t>
-      </w:r>
-      <w:r>
-        <w:t xml:space="preserve">below and describes it. The weapon still marks its usual boxes.</w:t>
-      </w:r>
-    </w:p>
-    <w:p>
-      <w:pPr>
-        <w:numPr>
-          <w:ilvl w:val="0"/>
-          <w:numId w:val="1009"/>
-        </w:numPr>
-        <w:pStyle w:val="Compact"/>
-      </w:pPr>
-      <w:r>
-        <w:rPr>
-          <w:bCs/>
-          <w:b/>
-        </w:rPr>
-        <w:t xml:space="preserve">A called shot.</w:t>
-      </w:r>
-      <w:r>
-        <w:t xml:space="preserve"> </w:t>
-      </w:r>
-      <w:r>
-        <w:t xml:space="preserve">Before rolling, name the effect you want and take −2 on the attack, or −4 for a small target (a hand, an eye, a rope, a lock). If the attack hits at all, the effect happens, whatever the margin. An advantage that rewards aiming cuts this penalty by 1.</w:t>
-      </w:r>
-    </w:p>
-    <w:p>
-      <w:pPr>
-        <w:numPr>
-          <w:ilvl w:val="0"/>
-          <w:numId w:val="1009"/>
-        </w:numPr>
-        <w:pStyle w:val="Compact"/>
-      </w:pPr>
-      <w:r>
-        <w:rPr>
-          <w:bCs/>
-          <w:b/>
-        </w:rPr>
-        <w:t xml:space="preserve">Both ways.</w:t>
-      </w:r>
-      <w:r>
-        <w:t xml:space="preserve"> </w:t>
-      </w:r>
-      <w:r>
-        <w:t xml:space="preserve">Opponents land telling hits on characters too.</w:t>
+        <w:t xml:space="preserve">codex</w:t>
+      </w:r>
+      <w:r>
+        <w:t xml:space="preserve">.</w:t>
       </w:r>
     </w:p>
     <w:tbl>
@@ -9489,7 +9184,7 @@
                 <w:b/>
                 <w:sz w:val="19"/>
               </w:rPr>
-              <w:t xml:space="preserve">Effect</w:t>
+              <w:t xml:space="preserve">Phase</w:t>
             </w:r>
           </w:p>
         </w:tc>
@@ -9507,238 +9202,106 @@
                 <w:b/>
                 <w:sz w:val="19"/>
               </w:rPr>
-              <w:t xml:space="preserve">What happens</w:t>
-            </w:r>
-          </w:p>
-        </w:tc>
-      </w:tr>
-      <w:tr>
-        <w:tc>
-          <w:tcPr/>
-          <w:p>
-            <w:pPr>
-              <w:pStyle w:val="Compact"/>
-              <w:jc w:val="left"/>
-            </w:pPr>
-            <w:r>
-              <w:rPr>
-                <w:b/>
-                <w:sz w:val="19"/>
-              </w:rPr>
-              <w:t xml:space="preserve">Disarm</w:t>
-            </w:r>
-          </w:p>
-        </w:tc>
-        <w:tc>
-          <w:tcPr/>
-          <w:p>
-            <w:pPr>
-              <w:pStyle w:val="Compact"/>
-              <w:jc w:val="left"/>
-            </w:pPr>
-            <w:r>
-              <w:rPr>
-                <w:sz w:val="19"/>
-              </w:rPr>
-              <w:t xml:space="preserve">The weapon or held item drops, or flies a few yards away</w:t>
-            </w:r>
-          </w:p>
-        </w:tc>
-      </w:tr>
-      <w:tr>
-        <w:tc>
-          <w:tcPr/>
-          <w:p>
-            <w:pPr>
-              <w:pStyle w:val="Compact"/>
-              <w:jc w:val="left"/>
-            </w:pPr>
-            <w:r>
-              <w:rPr>
-                <w:b/>
-                <w:sz w:val="19"/>
-              </w:rPr>
-              <w:t xml:space="preserve">Knock down</w:t>
-            </w:r>
-          </w:p>
-        </w:tc>
-        <w:tc>
-          <w:tcPr/>
-          <w:p>
-            <w:pPr>
-              <w:pStyle w:val="Compact"/>
-              <w:jc w:val="left"/>
-            </w:pPr>
-            <w:r>
-              <w:rPr>
-                <w:sz w:val="19"/>
-              </w:rPr>
-              <w:t xml:space="preserve">The target falls prone, or is driven back a few steps</w:t>
-            </w:r>
-          </w:p>
-        </w:tc>
-      </w:tr>
-      <w:tr>
-        <w:tc>
-          <w:tcPr/>
-          <w:p>
-            <w:pPr>
-              <w:pStyle w:val="Compact"/>
-              <w:jc w:val="left"/>
-            </w:pPr>
-            <w:r>
-              <w:rPr>
-                <w:b/>
-                <w:sz w:val="19"/>
-              </w:rPr>
-              <w:t xml:space="preserve">Pin</w:t>
-            </w:r>
-          </w:p>
-        </w:tc>
-        <w:tc>
-          <w:tcPr/>
-          <w:p>
-            <w:pPr>
-              <w:pStyle w:val="Compact"/>
-              <w:jc w:val="left"/>
-            </w:pPr>
-            <w:r>
-              <w:rPr>
-                <w:sz w:val="19"/>
-              </w:rPr>
-              <w:t xml:space="preserve">The target is held, tangled or pinned down: their next action goes to getting free</w:t>
-            </w:r>
-          </w:p>
-        </w:tc>
-      </w:tr>
-      <w:tr>
-        <w:tc>
-          <w:tcPr/>
-          <w:p>
-            <w:pPr>
-              <w:pStyle w:val="Compact"/>
-              <w:jc w:val="left"/>
-            </w:pPr>
-            <w:r>
-              <w:rPr>
-                <w:b/>
-                <w:sz w:val="19"/>
-              </w:rPr>
-              <w:t xml:space="preserve">Rattle</w:t>
-            </w:r>
-          </w:p>
-        </w:tc>
-        <w:tc>
-          <w:tcPr/>
-          <w:p>
-            <w:pPr>
-              <w:pStyle w:val="Compact"/>
-              <w:jc w:val="left"/>
-            </w:pPr>
-            <w:r>
-              <w:rPr>
-                <w:sz w:val="19"/>
-              </w:rPr>
-              <w:t xml:space="preserve">−2 to the target’s next roll</w:t>
-            </w:r>
-          </w:p>
-        </w:tc>
-      </w:tr>
-      <w:tr>
-        <w:tc>
-          <w:tcPr/>
-          <w:p>
-            <w:pPr>
-              <w:pStyle w:val="Compact"/>
-              <w:jc w:val="left"/>
-            </w:pPr>
-            <w:r>
-              <w:rPr>
-                <w:b/>
-                <w:sz w:val="19"/>
-              </w:rPr>
-              <w:t xml:space="preserve">Break gear</w:t>
-            </w:r>
-          </w:p>
-        </w:tc>
-        <w:tc>
-          <w:tcPr/>
-          <w:p>
-            <w:pPr>
-              <w:pStyle w:val="Compact"/>
-              <w:jc w:val="left"/>
-            </w:pPr>
-            <w:r>
-              <w:rPr>
-                <w:sz w:val="19"/>
-              </w:rPr>
-              <w:t xml:space="preserve">A shield, weapon or tool breaks; armor loses 1 protection until it’s repaired</w:t>
-            </w:r>
-          </w:p>
-        </w:tc>
-      </w:tr>
-      <w:tr>
-        <w:tc>
-          <w:tcPr/>
-          <w:p>
-            <w:pPr>
-              <w:pStyle w:val="Compact"/>
-              <w:jc w:val="left"/>
-            </w:pPr>
-            <w:r>
-              <w:rPr>
-                <w:b/>
-                <w:sz w:val="19"/>
-              </w:rPr>
-              <w:t xml:space="preserve">Open them up</w:t>
-            </w:r>
-          </w:p>
-        </w:tc>
-        <w:tc>
-          <w:tcPr/>
-          <w:p>
-            <w:pPr>
-              <w:pStyle w:val="Compact"/>
-              <w:jc w:val="left"/>
-            </w:pPr>
-            <w:r>
-              <w:rPr>
-                <w:sz w:val="19"/>
-              </w:rPr>
-              <w:t xml:space="preserve">The next attack on this target this round gets +2</w:t>
-            </w:r>
-          </w:p>
-        </w:tc>
-      </w:tr>
-      <w:tr>
-        <w:tc>
-          <w:tcPr/>
-          <w:p>
-            <w:pPr>
-              <w:pStyle w:val="Compact"/>
-              <w:jc w:val="left"/>
-            </w:pPr>
-            <w:r>
-              <w:rPr>
-                <w:b/>
-                <w:sz w:val="19"/>
-              </w:rPr>
-              <w:t xml:space="preserve">Precise</w:t>
-            </w:r>
-          </w:p>
-        </w:tc>
-        <w:tc>
-          <w:tcPr/>
-          <w:p>
-            <w:pPr>
-              <w:pStyle w:val="Compact"/>
-              <w:jc w:val="left"/>
-            </w:pPr>
-            <w:r>
-              <w:rPr>
-                <w:sz w:val="19"/>
-              </w:rPr>
-              <w:t xml:space="preserve">You hit exactly what you aimed at: the lantern, the rope, the tire, the hand on the trigger</w:t>
+              <w:t xml:space="preserve">What it means</w:t>
+            </w:r>
+          </w:p>
+        </w:tc>
+      </w:tr>
+      <w:tr>
+        <w:tc>
+          <w:tcPr/>
+          <w:p>
+            <w:pPr>
+              <w:pStyle w:val="Compact"/>
+              <w:jc w:val="left"/>
+            </w:pPr>
+            <w:r>
+              <w:rPr>
+                <w:b/>
+                <w:sz w:val="19"/>
+              </w:rPr>
+              <w:t xml:space="preserve">1. Confront the unknown</w:t>
+            </w:r>
+          </w:p>
+        </w:tc>
+        <w:tc>
+          <w:tcPr/>
+          <w:p>
+            <w:pPr>
+              <w:pStyle w:val="Compact"/>
+              <w:jc w:val="left"/>
+            </w:pPr>
+            <w:r>
+              <w:rPr>
+                <w:sz w:val="19"/>
+              </w:rPr>
+              <w:t xml:space="preserve">Effects without a cause: a signal no one can read, a derelict that powers up, a crew that won’t answer. You may suspect, but nothing is confirmed.</w:t>
+            </w:r>
+          </w:p>
+        </w:tc>
+      </w:tr>
+      <w:tr>
+        <w:tc>
+          <w:tcPr/>
+          <w:p>
+            <w:pPr>
+              <w:pStyle w:val="Compact"/>
+              <w:jc w:val="left"/>
+            </w:pPr>
+            <w:r>
+              <w:rPr>
+                <w:b/>
+                <w:sz w:val="19"/>
+              </w:rPr>
+              <w:t xml:space="preserve">2. Identify</w:t>
+            </w:r>
+          </w:p>
+        </w:tc>
+        <w:tc>
+          <w:tcPr/>
+          <w:p>
+            <w:pPr>
+              <w:pStyle w:val="Compact"/>
+              <w:jc w:val="left"/>
+            </w:pPr>
+            <w:r>
+              <w:rPr>
+                <w:sz w:val="19"/>
+              </w:rPr>
+              <w:t xml:space="preserve">Name it: the species, the technology, the world, the faction’s aim. This is the gate: until it’s confirmed, no data record applies, and the GM treats your theories as suspicion only.</w:t>
+            </w:r>
+          </w:p>
+        </w:tc>
+      </w:tr>
+      <w:tr>
+        <w:tc>
+          <w:tcPr/>
+          <w:p>
+            <w:pPr>
+              <w:pStyle w:val="Compact"/>
+              <w:jc w:val="left"/>
+            </w:pPr>
+            <w:r>
+              <w:rPr>
+                <w:b/>
+                <w:sz w:val="19"/>
+              </w:rPr>
+              <w:t xml:space="preserve">3. Uncover</w:t>
+            </w:r>
+          </w:p>
+        </w:tc>
+        <w:tc>
+          <w:tcPr/>
+          <w:p>
+            <w:pPr>
+              <w:pStyle w:val="Compact"/>
+              <w:jc w:val="left"/>
+            </w:pPr>
+            <w:r>
+              <w:rPr>
+                <w:sz w:val="19"/>
+              </w:rPr>
+              <w:t xml:space="preserve">Learn how it is beaten, or how it is used. Filling this phase fills the clock and mints a data record.</w:t>
             </w:r>
           </w:p>
         </w:tc>
@@ -9746,38 +9309,46 @@
     </w:tbl>
     <w:p>
       <w:pPr>
-        <w:pStyle w:val="BodyText"/>
+        <w:numPr>
+          <w:ilvl w:val="0"/>
+          <w:numId w:val="1008"/>
+        </w:numPr>
+        <w:pStyle w:val="Compact"/>
       </w:pPr>
       <w:r>
         <w:rPr>
           <w:bCs/>
           <w:b/>
         </w:rPr>
-        <w:t xml:space="preserve">Limits.</w:t>
-      </w:r>
-      <w:r>
-        <w:t xml:space="preserve"> </w:t>
-      </w:r>
-      <w:r>
-        <w:t xml:space="preserve">A telling hit never adds boxes and never gets past a defense. The effect has to make sense: nobody disarms a bear or knocks down a train, and the GM can rule an effect out. Opponents who drop from one hit are already down, so a telling hit against them sets up what comes next, like sending one crashing into another.</w:t>
-      </w:r>
-    </w:p>
-    <w:p>
-      <w:pPr>
-        <w:pStyle w:val="BodyText"/>
+        <w:t xml:space="preserve">Sizing.</w:t>
+      </w:r>
+      <w:r>
+        <w:t xml:space="preserve"> </w:t>
+      </w:r>
+      <w:r>
+        <w:t xml:space="preserve">The GM decides how many segments each phase needs (usually 1–2 to Confront, 2–3 to Identify, 2–3 to Uncover) and which methods can advance it, and shows the clock to the players.</w:t>
+      </w:r>
+    </w:p>
+    <w:p>
+      <w:pPr>
+        <w:numPr>
+          <w:ilvl w:val="0"/>
+          <w:numId w:val="1008"/>
+        </w:numPr>
+        <w:pStyle w:val="Compact"/>
       </w:pPr>
       <w:r>
         <w:rPr>
           <w:bCs/>
           <w:b/>
         </w:rPr>
-        <w:t xml:space="preserve">Staying alive.</w:t>
-      </w:r>
-      <w:r>
-        <w:t xml:space="preserve"> </w:t>
-      </w:r>
-      <w:r>
-        <w:t xml:space="preserve">A character on the receiving end can shrug off a telling hit’s effect with</w:t>
+        <w:t xml:space="preserve">Advancing.</w:t>
+      </w:r>
+      <w:r>
+        <w:t xml:space="preserve"> </w:t>
+      </w:r>
+      <w:r>
+        <w:t xml:space="preserve">Each roll that advances the clock uses a concrete</w:t>
       </w:r>
       <w:r>
         <w:t xml:space="preserve"> </w:t>
@@ -9787,23 +9358,82 @@
           <w:bCs/>
           <w:b/>
         </w:rPr>
-        <w:t xml:space="preserve">Hard to put down</w:t>
-      </w:r>
-      <w:r>
-        <w:t xml:space="preserve"> </w:t>
-      </w:r>
-      <w:r>
-        <w:t xml:space="preserve">(once per fight) or by spending a Resolve point. Either way, they still take the boxes.</w:t>
-      </w:r>
-    </w:p>
-    <w:bookmarkEnd w:id="52"/>
-    <w:bookmarkStart w:id="53" w:name="range"/>
-    <w:p>
-      <w:pPr>
-        <w:pStyle w:val="Heading2"/>
-      </w:pPr>
-      <w:r>
-        <w:t xml:space="preserve">Range</w:t>
+        <w:t xml:space="preserve">method</w:t>
+      </w:r>
+      <w:r>
+        <w:t xml:space="preserve"> </w:t>
+      </w:r>
+      <w:r>
+        <w:t xml:space="preserve">tied to a skill (below): one segment for a success, two for success by 5 or more. The clock stops at the end of Identify until the subject is confirmed: segments never spill past the gate.</w:t>
+      </w:r>
+    </w:p>
+    <w:p>
+      <w:pPr>
+        <w:numPr>
+          <w:ilvl w:val="0"/>
+          <w:numId w:val="1008"/>
+        </w:numPr>
+        <w:pStyle w:val="Compact"/>
+      </w:pPr>
+      <w:r>
+        <w:rPr>
+          <w:bCs/>
+          <w:b/>
+        </w:rPr>
+        <w:t xml:space="preserve">The primary investigator.</w:t>
+      </w:r>
+      <w:r>
+        <w:t xml:space="preserve"> </w:t>
+      </w:r>
+      <w:r>
+        <w:t xml:space="preserve">One character leads and owns the data record. Others</w:t>
+      </w:r>
+      <w:r>
+        <w:t xml:space="preserve"> </w:t>
+      </w:r>
+      <w:r>
+        <w:rPr>
+          <w:bCs/>
+          <w:b/>
+        </w:rPr>
+        <w:t xml:space="preserve">assist</w:t>
+      </w:r>
+      <w:r>
+        <w:t xml:space="preserve"> </w:t>
+      </w:r>
+      <w:r>
+        <w:t xml:space="preserve">under the usual assistance rules, rolling a relevant skill. A character who holds a relevant data record can assist with a method they couldn’t otherwise bring (the data record is why they’re qualified); it adds nothing beyond the normal assistance.</w:t>
+      </w:r>
+    </w:p>
+    <w:p>
+      <w:pPr>
+        <w:numPr>
+          <w:ilvl w:val="0"/>
+          <w:numId w:val="1008"/>
+        </w:numPr>
+        <w:pStyle w:val="Compact"/>
+      </w:pPr>
+      <w:r>
+        <w:rPr>
+          <w:bCs/>
+          <w:b/>
+        </w:rPr>
+        <w:t xml:space="preserve">Pushing.</w:t>
+      </w:r>
+      <w:r>
+        <w:t xml:space="preserve"> </w:t>
+      </w:r>
+      <w:r>
+        <w:t xml:space="preserve">A player can push to dig faster or harder: a success advances one extra segment, but a track ticks (below) whatever the roll.</w:t>
+      </w:r>
+    </w:p>
+    <w:bookmarkStart w:id="48" w:name="the-data-record"/>
+    <w:p>
+      <w:pPr>
+        <w:pStyle w:val="Heading3"/>
+      </w:pPr>
+      <w:r>
+        <w:t xml:space="preserve">The data record</w:t>
       </w:r>
     </w:p>
     <w:p>
@@ -9811,7 +9441,172 @@
         <w:pStyle w:val="FirstParagraph"/>
       </w:pPr>
       <w:r>
-        <w:t xml:space="preserve">Distances fall into five bands:</w:t>
+        <w:t xml:space="preserve">A data record grants</w:t>
+      </w:r>
+      <w:r>
+        <w:t xml:space="preserve"> </w:t>
+      </w:r>
+      <w:r>
+        <w:rPr>
+          <w:bCs/>
+          <w:b/>
+        </w:rPr>
+        <w:t xml:space="preserve">no bonus</w:t>
+      </w:r>
+      <w:r>
+        <w:t xml:space="preserve"> </w:t>
+      </w:r>
+      <w:r>
+        <w:t xml:space="preserve">to any roll. It is an earned permission: knowledge that makes possible an action otherwise forbidden or unavailable against that subject. Without it, the GM can rule that the action isn’t possible: you can’t aim for a heart you don’t know is the weakness, or speak a name you never learned. A data record can authorize a called shot or a telling-hit effect that would otherwise be unavailable.</w:t>
+      </w:r>
+    </w:p>
+    <w:p>
+      <w:pPr>
+        <w:numPr>
+          <w:ilvl w:val="0"/>
+          <w:numId w:val="1009"/>
+        </w:numPr>
+        <w:pStyle w:val="Compact"/>
+      </w:pPr>
+      <w:r>
+        <w:t xml:space="preserve">A data record never helps confirm its own subject: holding one doesn’t prove this is that. It applies once the Identify phase has confirmed it.</w:t>
+      </w:r>
+    </w:p>
+    <w:p>
+      <w:pPr>
+        <w:numPr>
+          <w:ilvl w:val="0"/>
+          <w:numId w:val="1009"/>
+        </w:numPr>
+        <w:pStyle w:val="Compact"/>
+      </w:pPr>
+      <w:r>
+        <w:rPr>
+          <w:bCs/>
+          <w:b/>
+        </w:rPr>
+        <w:t xml:space="preserve">Shared copies.</w:t>
+      </w:r>
+      <w:r>
+        <w:t xml:space="preserve"> </w:t>
+      </w:r>
+      <w:r>
+        <w:t xml:space="preserve">Every character present when the data record is minted (the climactic confrontation or the breakthrough) gets a shared copy; the primary investigator is recorded as its owner. An absent character doesn’t, though a holder can teach it to them later with the GM’s agreement.</w:t>
+      </w:r>
+    </w:p>
+    <w:p>
+      <w:pPr>
+        <w:numPr>
+          <w:ilvl w:val="0"/>
+          <w:numId w:val="1009"/>
+        </w:numPr>
+        <w:pStyle w:val="Compact"/>
+      </w:pPr>
+      <w:r>
+        <w:rPr>
+          <w:bCs/>
+          <w:b/>
+        </w:rPr>
+        <w:t xml:space="preserve">What it records.</w:t>
+      </w:r>
+      <w:r>
+        <w:t xml:space="preserve"> </w:t>
+      </w:r>
+      <w:r>
+        <w:t xml:space="preserve">The subject (its tag), what was learned, what it permits, the job where it was earned, its owner, and who was there. It’s kept on the character sheet, under</w:t>
+      </w:r>
+      <w:r>
+        <w:t xml:space="preserve"> </w:t>
+      </w:r>
+      <w:r>
+        <w:rPr>
+          <w:iCs/>
+          <w:i/>
+        </w:rPr>
+        <w:t xml:space="preserve">Learned in play</w:t>
+      </w:r>
+      <w:r>
+        <w:t xml:space="preserve">.</w:t>
+      </w:r>
+    </w:p>
+    <w:p>
+      <w:pPr>
+        <w:pStyle w:val="FirstParagraph"/>
+      </w:pPr>
+      <w:r>
+        <w:rPr>
+          <w:bCs/>
+          <w:b/>
+        </w:rPr>
+        <w:t xml:space="preserve">Two kinds of data records.</w:t>
+      </w:r>
+      <w:r>
+        <w:t xml:space="preserve"> </w:t>
+      </w:r>
+      <w:r>
+        <w:rPr>
+          <w:bCs/>
+          <w:b/>
+        </w:rPr>
+        <w:t xml:space="preserve">Weakness:</w:t>
+      </w:r>
+      <w:r>
+        <w:t xml:space="preserve"> </w:t>
+      </w:r>
+      <w:r>
+        <w:t xml:space="preserve">How it is beaten: a predator’s or a hostile system’s weakness.</w:t>
+      </w:r>
+      <w:r>
+        <w:t xml:space="preserve"> </w:t>
+      </w:r>
+      <w:r>
+        <w:rPr>
+          <w:bCs/>
+          <w:b/>
+        </w:rPr>
+        <w:t xml:space="preserve">Permission:</w:t>
+      </w:r>
+      <w:r>
+        <w:t xml:space="preserve"> </w:t>
+      </w:r>
+      <w:r>
+        <w:t xml:space="preserve">How it is used: a species’ customs that allow negotiation, a derelict’s systems that allow operating it.</w:t>
+      </w:r>
+    </w:p>
+    <w:bookmarkEnd w:id="48"/>
+    <w:bookmarkStart w:id="49" w:name="the-countdown"/>
+    <w:p>
+      <w:pPr>
+        <w:pStyle w:val="Heading3"/>
+      </w:pPr>
+      <w:r>
+        <w:t xml:space="preserve">The Countdown</w:t>
+      </w:r>
+    </w:p>
+    <w:p>
+      <w:pPr>
+        <w:pStyle w:val="FirstParagraph"/>
+      </w:pPr>
+      <w:r>
+        <w:t xml:space="preserve">A discovery clock always races a threat clock. The threat is often the situation itself: failing life support, a collapsing corridor, a reactor going critical, a first-contact window closing. A Countdown is a hard timer: it ticks with time (each scene, or each hour the GM sets), whatever the crew does. Several clocks can race the same Countdown: one to understand the alien and one to repair the ship, all needed before it ends.</w:t>
+      </w:r>
+    </w:p>
+    <w:bookmarkEnd w:id="49"/>
+    <w:bookmarkStart w:id="50" w:name="what-investigating-costs"/>
+    <w:p>
+      <w:pPr>
+        <w:pStyle w:val="Heading3"/>
+      </w:pPr>
+      <w:r>
+        <w:t xml:space="preserve">What investigating costs</w:t>
+      </w:r>
+    </w:p>
+    <w:p>
+      <w:pPr>
+        <w:pStyle w:val="FirstParagraph"/>
+      </w:pPr>
+      <w:r>
+        <w:t xml:space="preserve">When an investigation roll fails, or a player pushes, one of the shared tracks ticks up by one, chosen by how the party is digging. A failed roll can still turn up a lead when the story allows it, but the track still ticks.</w:t>
       </w:r>
     </w:p>
     <w:tbl>
@@ -9852,7 +9647,7 @@
                 <w:b/>
                 <w:sz w:val="19"/>
               </w:rPr>
-              <w:t xml:space="preserve">Band</w:t>
+              <w:t xml:space="preserve">Track</w:t>
             </w:r>
           </w:p>
         </w:tc>
@@ -9870,7 +9665,7 @@
                 <w:b/>
                 <w:sz w:val="19"/>
               </w:rPr>
-              <w:t xml:space="preserve">Distance</w:t>
+              <w:t xml:space="preserve">Ticks for</w:t>
             </w:r>
           </w:p>
         </w:tc>
@@ -9903,252 +9698,1906 @@
             </w:pPr>
             <w:r>
               <w:rPr>
-                <w:b/>
-                <w:sz w:val="19"/>
-              </w:rPr>
-              <w:t xml:space="preserve">Close</w:t>
-            </w:r>
-          </w:p>
-        </w:tc>
-        <w:tc>
-          <w:tcPr/>
-          <w:p>
-            <w:pPr>
-              <w:pStyle w:val="Compact"/>
-              <w:jc w:val="left"/>
-            </w:pPr>
-            <w:r>
-              <w:rPr>
-                <w:sz w:val="19"/>
-              </w:rPr>
-              <w:t xml:space="preserve">Up to 10 yards</w:t>
-            </w:r>
-          </w:p>
-        </w:tc>
-        <w:tc>
-          <w:tcPr/>
-          <w:p>
-            <w:pPr>
-              <w:pStyle w:val="Compact"/>
-              <w:jc w:val="left"/>
-            </w:pPr>
-            <w:r>
-              <w:rPr>
-                <w:sz w:val="19"/>
-              </w:rPr>
-              <w:t xml:space="preserve">Across a room; one move covers it</w:t>
-            </w:r>
-          </w:p>
-        </w:tc>
-      </w:tr>
-      <w:tr>
-        <w:tc>
-          <w:tcPr/>
-          <w:p>
-            <w:pPr>
-              <w:pStyle w:val="Compact"/>
-              <w:jc w:val="left"/>
-            </w:pPr>
-            <w:r>
-              <w:rPr>
-                <w:b/>
-                <w:sz w:val="19"/>
-              </w:rPr>
-              <w:t xml:space="preserve">Short</w:t>
-            </w:r>
-          </w:p>
-        </w:tc>
-        <w:tc>
-          <w:tcPr/>
-          <w:p>
-            <w:pPr>
-              <w:pStyle w:val="Compact"/>
-              <w:jc w:val="left"/>
-            </w:pPr>
-            <w:r>
-              <w:rPr>
-                <w:sz w:val="19"/>
-              </w:rPr>
-              <w:t xml:space="preserve">Up to 50 yards</w:t>
-            </w:r>
-          </w:p>
-        </w:tc>
-        <w:tc>
-          <w:tcPr/>
-          <w:p>
-            <w:pPr>
-              <w:pStyle w:val="Compact"/>
-              <w:jc w:val="left"/>
-            </w:pPr>
-            <w:r>
-              <w:rPr>
-                <w:sz w:val="19"/>
-              </w:rPr>
-              <w:t xml:space="preserve">Across a street or a courtyard</w:t>
-            </w:r>
-          </w:p>
-        </w:tc>
-      </w:tr>
-      <w:tr>
-        <w:tc>
-          <w:tcPr/>
-          <w:p>
-            <w:pPr>
-              <w:pStyle w:val="Compact"/>
-              <w:jc w:val="left"/>
-            </w:pPr>
-            <w:r>
-              <w:rPr>
-                <w:b/>
-                <w:sz w:val="19"/>
-              </w:rPr>
-              <w:t xml:space="preserve">Medium</w:t>
-            </w:r>
-          </w:p>
-        </w:tc>
-        <w:tc>
-          <w:tcPr/>
-          <w:p>
-            <w:pPr>
-              <w:pStyle w:val="Compact"/>
-              <w:jc w:val="left"/>
-            </w:pPr>
-            <w:r>
-              <w:rPr>
-                <w:sz w:val="19"/>
-              </w:rPr>
-              <w:t xml:space="preserve">Up to 150 yards</w:t>
-            </w:r>
-          </w:p>
-        </w:tc>
-        <w:tc>
-          <w:tcPr/>
-          <w:p>
-            <w:pPr>
-              <w:pStyle w:val="Compact"/>
-              <w:jc w:val="left"/>
-            </w:pPr>
-            <w:r>
-              <w:rPr>
-                <w:sz w:val="19"/>
-              </w:rPr>
-              <w:t xml:space="preserve">A city block, a long field</w:t>
-            </w:r>
-          </w:p>
-        </w:tc>
-      </w:tr>
-      <w:tr>
-        <w:tc>
-          <w:tcPr/>
-          <w:p>
-            <w:pPr>
-              <w:pStyle w:val="Compact"/>
-              <w:jc w:val="left"/>
-            </w:pPr>
-            <w:r>
-              <w:rPr>
-                <w:b/>
-                <w:sz w:val="19"/>
-              </w:rPr>
-              <w:t xml:space="preserve">Long</w:t>
-            </w:r>
-          </w:p>
-        </w:tc>
-        <w:tc>
-          <w:tcPr/>
-          <w:p>
-            <w:pPr>
-              <w:pStyle w:val="Compact"/>
-              <w:jc w:val="left"/>
-            </w:pPr>
-            <w:r>
-              <w:rPr>
-                <w:sz w:val="19"/>
-              </w:rPr>
-              <w:t xml:space="preserve">Up to 500 yards</w:t>
-            </w:r>
-          </w:p>
-        </w:tc>
-        <w:tc>
-          <w:tcPr/>
-          <w:p>
-            <w:pPr>
-              <w:pStyle w:val="Compact"/>
-              <w:jc w:val="left"/>
-            </w:pPr>
-            <w:r>
-              <w:rPr>
-                <w:sz w:val="19"/>
-              </w:rPr>
-              <w:t xml:space="preserve">Across a valley, a park or a harbor</w:t>
-            </w:r>
-          </w:p>
-        </w:tc>
-      </w:tr>
-      <w:tr>
-        <w:tc>
-          <w:tcPr/>
-          <w:p>
-            <w:pPr>
-              <w:pStyle w:val="Compact"/>
-              <w:jc w:val="left"/>
-            </w:pPr>
-            <w:r>
-              <w:rPr>
-                <w:b/>
-                <w:sz w:val="19"/>
-              </w:rPr>
-              <w:t xml:space="preserve">Extreme</w:t>
-            </w:r>
-          </w:p>
-        </w:tc>
-        <w:tc>
-          <w:tcPr/>
-          <w:p>
-            <w:pPr>
-              <w:pStyle w:val="Compact"/>
-              <w:jc w:val="left"/>
-            </w:pPr>
-            <w:r>
-              <w:rPr>
-                <w:sz w:val="19"/>
-              </w:rPr>
-              <w:t xml:space="preserve">Up to a mile, in line of sight</w:t>
-            </w:r>
-          </w:p>
-        </w:tc>
-        <w:tc>
-          <w:tcPr/>
-          <w:p>
-            <w:pPr>
-              <w:pStyle w:val="Compact"/>
-              <w:jc w:val="left"/>
-            </w:pPr>
-            <w:r>
-              <w:rPr>
-                <w:sz w:val="19"/>
-              </w:rPr>
-              <w:t xml:space="preserve">Rooftop to rooftop across a town</w:t>
+                <w:bCs/>
+                <w:b/>
+                <w:sz w:val="19"/>
+              </w:rPr>
+              <w:t xml:space="preserve">Heat</w:t>
+            </w:r>
+          </w:p>
+        </w:tc>
+        <w:tc>
+          <w:tcPr/>
+          <w:p>
+            <w:pPr>
+              <w:pStyle w:val="Compact"/>
+              <w:jc w:val="left"/>
+            </w:pPr>
+            <w:r>
+              <w:rPr>
+                <w:sz w:val="19"/>
+              </w:rPr>
+              <w:t xml:space="preserve">intrusion and provocation</w:t>
+            </w:r>
+          </w:p>
+        </w:tc>
+        <w:tc>
+          <w:tcPr/>
+          <w:p>
+            <w:pPr>
+              <w:pStyle w:val="Compact"/>
+              <w:jc w:val="left"/>
+            </w:pPr>
+            <w:r>
+              <w:rPr>
+                <w:sz w:val="19"/>
+              </w:rPr>
+              <w:t xml:space="preserve">overt scanning of restricted space, slicing into a faction’s systems, provoking their security</w:t>
+            </w:r>
+          </w:p>
+        </w:tc>
+      </w:tr>
+      <w:tr>
+        <w:tc>
+          <w:tcPr/>
+          <w:p>
+            <w:pPr>
+              <w:pStyle w:val="Compact"/>
+              <w:jc w:val="left"/>
+            </w:pPr>
+            <w:r>
+              <w:rPr>
+                <w:bCs/>
+                <w:b/>
+                <w:sz w:val="19"/>
+              </w:rPr>
+              <w:t xml:space="preserve">Reputation</w:t>
+            </w:r>
+          </w:p>
+        </w:tc>
+        <w:tc>
+          <w:tcPr/>
+          <w:p>
+            <w:pPr>
+              <w:pStyle w:val="Compact"/>
+              <w:jc w:val="left"/>
+            </w:pPr>
+            <w:r>
+              <w:rPr>
+                <w:sz w:val="19"/>
+              </w:rPr>
+              <w:t xml:space="preserve">digging in the open</w:t>
+            </w:r>
+          </w:p>
+        </w:tc>
+        <w:tc>
+          <w:tcPr/>
+          <w:p>
+            <w:pPr>
+              <w:pStyle w:val="Compact"/>
+              <w:jc w:val="left"/>
+            </w:pPr>
+            <w:r>
+              <w:rPr>
+                <w:sz w:val="19"/>
+              </w:rPr>
+              <w:t xml:space="preserve">asking every port about the derelict, broadcasting on open channels, a first contact that gets noticed</w:t>
+            </w:r>
+          </w:p>
+        </w:tc>
+      </w:tr>
+      <w:tr>
+        <w:tc>
+          <w:tcPr/>
+          <w:p>
+            <w:pPr>
+              <w:pStyle w:val="Compact"/>
+              <w:jc w:val="left"/>
+            </w:pPr>
+            <w:r>
+              <w:rPr>
+                <w:bCs/>
+                <w:b/>
+                <w:sz w:val="19"/>
+              </w:rPr>
+              <w:t xml:space="preserve">Hull</w:t>
+            </w:r>
+          </w:p>
+        </w:tc>
+        <w:tc>
+          <w:tcPr/>
+          <w:p>
+            <w:pPr>
+              <w:pStyle w:val="Compact"/>
+              <w:jc w:val="left"/>
+            </w:pPr>
+            <w:r>
+              <w:rPr>
+                <w:sz w:val="19"/>
+              </w:rPr>
+              <w:t xml:space="preserve">strain on ship and crew</w:t>
+            </w:r>
+          </w:p>
+        </w:tc>
+        <w:tc>
+          <w:tcPr/>
+          <w:p>
+            <w:pPr>
+              <w:pStyle w:val="Compact"/>
+              <w:jc w:val="left"/>
+            </w:pPr>
+            <w:r>
+              <w:rPr>
+                <w:sz w:val="19"/>
+              </w:rPr>
+              <w:t xml:space="preserve">close passes to the anomaly, pushing the sensors past their limits, docking with the unknown</w:t>
             </w:r>
           </w:p>
         </w:tc>
       </w:tr>
     </w:tbl>
-    <w:p>
-      <w:pPr>
-        <w:pStyle w:val="BodyText"/>
-      </w:pPr>
-      <w:r>
-        <w:t xml:space="preserve">Every ranged weapon has an</w:t>
-      </w:r>
-      <w:r>
-        <w:t xml:space="preserve"> </w:t>
-      </w:r>
+    <w:bookmarkEnd w:id="50"/>
+    <w:bookmarkStart w:id="51" w:name="methods"/>
+    <w:p>
+      <w:pPr>
+        <w:pStyle w:val="Heading3"/>
+      </w:pPr>
+      <w:r>
+        <w:t xml:space="preserve">Methods</w:t>
+      </w:r>
+    </w:p>
+    <w:p>
+      <w:pPr>
+        <w:pStyle w:val="FirstParagraph"/>
+      </w:pPr>
+      <w:r>
+        <w:t xml:space="preserve">Which methods suit a character depends on their calling, species and skills. The GM says which methods can advance each phase.</w:t>
+      </w:r>
+    </w:p>
+    <w:tbl>
+      <w:tblPr>
+        <w:tblStyle w:val="Table"/>
+        <w:tblW w:type="pct" w:w="5000"/>
+        <w:tblLook w:firstRow="1" w:lastRow="0" w:firstColumn="0" w:lastColumn="0" w:noHBand="0" w:noVBand="0" w:val="0020"/>
+        <w:jc w:val="start"/>
+        <w:tblBorders>
+          <w:top w:val="single" w:sz="4" w:color="B8C2D3"/>
+          <w:left w:val="single" w:sz="4" w:color="B8C2D3"/>
+          <w:bottom w:val="single" w:sz="4" w:color="B8C2D3"/>
+          <w:right w:val="single" w:sz="4" w:color="B8C2D3"/>
+          <w:insideH w:val="single" w:sz="4" w:color="B8C2D3"/>
+          <w:insideV w:val="single" w:sz="4" w:color="B8C2D3"/>
+        </w:tblBorders>
+      </w:tblPr>
+      <w:tblGrid>
+        <w:gridCol w:w="1584"/>
+        <w:gridCol w:w="1584"/>
+        <w:gridCol w:w="1584"/>
+        <w:gridCol w:w="1584"/>
+        <w:gridCol w:w="1584"/>
+      </w:tblGrid>
+      <w:tr>
+        <w:trPr>
+          <w:tblHeader w:val="true"/>
+        </w:trPr>
+        <w:tc>
+          <w:tcPr>
+            <w:shd w:val="clear" w:fill="E9EEF6"/>
+          </w:tcPr>
+          <w:p>
+            <w:pPr>
+              <w:pStyle w:val="Compact"/>
+              <w:jc w:val="left"/>
+            </w:pPr>
+            <w:r>
+              <w:rPr>
+                <w:b/>
+                <w:sz w:val="19"/>
+              </w:rPr>
+              <w:t xml:space="preserve">Method</w:t>
+            </w:r>
+          </w:p>
+        </w:tc>
+        <w:tc>
+          <w:tcPr>
+            <w:shd w:val="clear" w:fill="E9EEF6"/>
+          </w:tcPr>
+          <w:p>
+            <w:pPr>
+              <w:pStyle w:val="Compact"/>
+              <w:jc w:val="left"/>
+            </w:pPr>
+            <w:r>
+              <w:rPr>
+                <w:b/>
+                <w:sz w:val="19"/>
+              </w:rPr>
+              <w:t xml:space="preserve">Skills</w:t>
+            </w:r>
+          </w:p>
+        </w:tc>
+        <w:tc>
+          <w:tcPr>
+            <w:shd w:val="clear" w:fill="E9EEF6"/>
+          </w:tcPr>
+          <w:p>
+            <w:pPr>
+              <w:pStyle w:val="Compact"/>
+              <w:jc w:val="left"/>
+            </w:pPr>
+            <w:r>
+              <w:rPr>
+                <w:b/>
+                <w:sz w:val="19"/>
+              </w:rPr>
+              <w:t xml:space="preserve">Suits</w:t>
+            </w:r>
+          </w:p>
+        </w:tc>
+        <w:tc>
+          <w:tcPr>
+            <w:shd w:val="clear" w:fill="E9EEF6"/>
+          </w:tcPr>
+          <w:p>
+            <w:pPr>
+              <w:pStyle w:val="Compact"/>
+              <w:jc w:val="left"/>
+            </w:pPr>
+            <w:r>
+              <w:rPr>
+                <w:b/>
+                <w:sz w:val="19"/>
+              </w:rPr>
+              <w:t xml:space="preserve">Phases</w:t>
+            </w:r>
+          </w:p>
+        </w:tc>
+        <w:tc>
+          <w:tcPr>
+            <w:shd w:val="clear" w:fill="E9EEF6"/>
+          </w:tcPr>
+          <w:p>
+            <w:pPr>
+              <w:pStyle w:val="Compact"/>
+              <w:jc w:val="left"/>
+            </w:pPr>
+            <w:r>
+              <w:rPr>
+                <w:b/>
+                <w:sz w:val="19"/>
+              </w:rPr>
+              <w:t xml:space="preserve">For example</w:t>
+            </w:r>
+          </w:p>
+        </w:tc>
+      </w:tr>
+      <w:tr>
+        <w:tc>
+          <w:tcPr/>
+          <w:p>
+            <w:pPr>
+              <w:pStyle w:val="Compact"/>
+              <w:jc w:val="left"/>
+            </w:pPr>
+            <w:r>
+              <w:rPr>
+                <w:b/>
+                <w:sz w:val="19"/>
+              </w:rPr>
+              <w:t xml:space="preserve">Scan it</w:t>
+            </w:r>
+          </w:p>
+        </w:tc>
+        <w:tc>
+          <w:tcPr/>
+          <w:p>
+            <w:pPr>
+              <w:pStyle w:val="Compact"/>
+              <w:jc w:val="left"/>
+            </w:pPr>
+            <w:r>
+              <w:rPr>
+                <w:sz w:val="19"/>
+              </w:rPr>
+              <w:t xml:space="preserve">Sensors</w:t>
+            </w:r>
+          </w:p>
+        </w:tc>
+        <w:tc>
+          <w:tcPr/>
+          <w:p>
+            <w:pPr>
+              <w:pStyle w:val="Compact"/>
+              <w:jc w:val="left"/>
+            </w:pPr>
+            <w:r>
+              <w:rPr>
+                <w:sz w:val="19"/>
+              </w:rPr>
+              <w:t xml:space="preserve">Ship Crew, Frontier</w:t>
+            </w:r>
+          </w:p>
+        </w:tc>
+        <w:tc>
+          <w:tcPr/>
+          <w:p>
+            <w:pPr>
+              <w:pStyle w:val="Compact"/>
+              <w:jc w:val="left"/>
+            </w:pPr>
+            <w:r>
+              <w:rPr>
+                <w:sz w:val="19"/>
+              </w:rPr>
+              <w:t xml:space="preserve">Confront, Identify</w:t>
+            </w:r>
+          </w:p>
+        </w:tc>
+        <w:tc>
+          <w:tcPr/>
+          <w:p>
+            <w:pPr>
+              <w:pStyle w:val="Compact"/>
+              <w:jc w:val="left"/>
+            </w:pPr>
+            <w:r>
+              <w:rPr>
+                <w:sz w:val="19"/>
+              </w:rPr>
+              <w:t xml:space="preserve">Passive first, active if you must (active scanning of restricted space ticks Heat).</w:t>
+            </w:r>
+          </w:p>
+        </w:tc>
+      </w:tr>
+      <w:tr>
+        <w:tc>
+          <w:tcPr/>
+          <w:p>
+            <w:pPr>
+              <w:pStyle w:val="Compact"/>
+              <w:jc w:val="left"/>
+            </w:pPr>
+            <w:r>
+              <w:rPr>
+                <w:b/>
+                <w:sz w:val="19"/>
+              </w:rPr>
+              <w:t xml:space="preserve">Analyze it</w:t>
+            </w:r>
+          </w:p>
+        </w:tc>
+        <w:tc>
+          <w:tcPr/>
+          <w:p>
+            <w:pPr>
+              <w:pStyle w:val="Compact"/>
+              <w:jc w:val="left"/>
+            </w:pPr>
+            <w:r>
+              <w:rPr>
+                <w:sz w:val="19"/>
+              </w:rPr>
+              <w:t xml:space="preserve">Science, Medicine</w:t>
+            </w:r>
+          </w:p>
+        </w:tc>
+        <w:tc>
+          <w:tcPr/>
+          <w:p>
+            <w:pPr>
+              <w:pStyle w:val="Compact"/>
+              <w:jc w:val="left"/>
+            </w:pPr>
+            <w:r>
+              <w:rPr>
+                <w:sz w:val="19"/>
+              </w:rPr>
+              <w:t xml:space="preserve">Frontier</w:t>
+            </w:r>
+          </w:p>
+        </w:tc>
+        <w:tc>
+          <w:tcPr/>
+          <w:p>
+            <w:pPr>
+              <w:pStyle w:val="Compact"/>
+              <w:jc w:val="left"/>
+            </w:pPr>
+            <w:r>
+              <w:rPr>
+                <w:sz w:val="19"/>
+              </w:rPr>
+              <w:t xml:space="preserve">Identify, Uncover</w:t>
+            </w:r>
+          </w:p>
+        </w:tc>
+        <w:tc>
+          <w:tcPr/>
+          <w:p>
+            <w:pPr>
+              <w:pStyle w:val="Compact"/>
+              <w:jc w:val="left"/>
+            </w:pPr>
+            <w:r>
+              <w:rPr>
+                <w:sz w:val="19"/>
+              </w:rPr>
+              <w:t xml:space="preserve">Samples, spectra, biology, the physics of the drive.</w:t>
+            </w:r>
+          </w:p>
+        </w:tc>
+      </w:tr>
+      <w:tr>
+        <w:tc>
+          <w:tcPr/>
+          <w:p>
+            <w:pPr>
+              <w:pStyle w:val="Compact"/>
+              <w:jc w:val="left"/>
+            </w:pPr>
+            <w:r>
+              <w:rPr>
+                <w:b/>
+                <w:sz w:val="19"/>
+              </w:rPr>
+              <w:t xml:space="preserve">Slice the systems</w:t>
+            </w:r>
+          </w:p>
+        </w:tc>
+        <w:tc>
+          <w:tcPr/>
+          <w:p>
+            <w:pPr>
+              <w:pStyle w:val="Compact"/>
+              <w:jc w:val="left"/>
+            </w:pPr>
+            <w:r>
+              <w:rPr>
+                <w:sz w:val="19"/>
+              </w:rPr>
+              <w:t xml:space="preserve">Computers, Engineering</w:t>
+            </w:r>
+          </w:p>
+        </w:tc>
+        <w:tc>
+          <w:tcPr/>
+          <w:p>
+            <w:pPr>
+              <w:pStyle w:val="Compact"/>
+              <w:jc w:val="left"/>
+            </w:pPr>
+            <w:r>
+              <w:rPr>
+                <w:sz w:val="19"/>
+              </w:rPr>
+              <w:t xml:space="preserve">Ship Crew, Trouble</w:t>
+            </w:r>
+          </w:p>
+        </w:tc>
+        <w:tc>
+          <w:tcPr/>
+          <w:p>
+            <w:pPr>
+              <w:pStyle w:val="Compact"/>
+              <w:jc w:val="left"/>
+            </w:pPr>
+            <w:r>
+              <w:rPr>
+                <w:sz w:val="19"/>
+              </w:rPr>
+              <w:t xml:space="preserve">Identify, Uncover</w:t>
+            </w:r>
+          </w:p>
+        </w:tc>
+        <w:tc>
+          <w:tcPr/>
+          <w:p>
+            <w:pPr>
+              <w:pStyle w:val="Compact"/>
+              <w:jc w:val="left"/>
+            </w:pPr>
+            <w:r>
+              <w:rPr>
+                <w:sz w:val="19"/>
+              </w:rPr>
+              <w:t xml:space="preserve">Logs, firmware, the derelict’s own records, a faction’s network.</w:t>
+            </w:r>
+          </w:p>
+        </w:tc>
+      </w:tr>
+      <w:tr>
+        <w:tc>
+          <w:tcPr/>
+          <w:p>
+            <w:pPr>
+              <w:pStyle w:val="Compact"/>
+              <w:jc w:val="left"/>
+            </w:pPr>
+            <w:r>
+              <w:rPr>
+                <w:b/>
+                <w:sz w:val="19"/>
+              </w:rPr>
+              <w:t xml:space="preserve">Read the people</w:t>
+            </w:r>
+          </w:p>
+        </w:tc>
+        <w:tc>
+          <w:tcPr/>
+          <w:p>
+            <w:pPr>
+              <w:pStyle w:val="Compact"/>
+              <w:jc w:val="left"/>
+            </w:pPr>
+            <w:r>
+              <w:rPr>
+                <w:sz w:val="19"/>
+              </w:rPr>
+              <w:t xml:space="preserve">Psychology, Diplomacy</w:t>
+            </w:r>
+          </w:p>
+        </w:tc>
+        <w:tc>
+          <w:tcPr/>
+          <w:p>
+            <w:pPr>
+              <w:pStyle w:val="Compact"/>
+              <w:jc w:val="left"/>
+            </w:pPr>
+            <w:r>
+              <w:rPr>
+                <w:sz w:val="19"/>
+              </w:rPr>
+              <w:t xml:space="preserve">Service</w:t>
+            </w:r>
+          </w:p>
+        </w:tc>
+        <w:tc>
+          <w:tcPr/>
+          <w:p>
+            <w:pPr>
+              <w:pStyle w:val="Compact"/>
+              <w:jc w:val="left"/>
+            </w:pPr>
+            <w:r>
+              <w:rPr>
+                <w:sz w:val="19"/>
+              </w:rPr>
+              <w:t xml:space="preserve">Any</w:t>
+            </w:r>
+          </w:p>
+        </w:tc>
+        <w:tc>
+          <w:tcPr/>
+          <w:p>
+            <w:pPr>
+              <w:pStyle w:val="Compact"/>
+              <w:jc w:val="left"/>
+            </w:pPr>
+            <w:r>
+              <w:rPr>
+                <w:sz w:val="19"/>
+              </w:rPr>
+              <w:t xml:space="preserve">Their customs, their fears, what their silence means.</w:t>
+            </w:r>
+          </w:p>
+        </w:tc>
+      </w:tr>
+      <w:tr>
+        <w:tc>
+          <w:tcPr/>
+          <w:p>
+            <w:pPr>
+              <w:pStyle w:val="Compact"/>
+              <w:jc w:val="left"/>
+            </w:pPr>
+            <w:r>
+              <w:rPr>
+                <w:b/>
+                <w:sz w:val="19"/>
+              </w:rPr>
+              <w:t xml:space="preserve">Buy or trade for it</w:t>
+            </w:r>
+          </w:p>
+        </w:tc>
+        <w:tc>
+          <w:tcPr/>
+          <w:p>
+            <w:pPr>
+              <w:pStyle w:val="Compact"/>
+              <w:jc w:val="left"/>
+            </w:pPr>
+            <w:r>
+              <w:rPr>
+                <w:sz w:val="19"/>
+              </w:rPr>
+              <w:t xml:space="preserve">Commerce, Streetwise</w:t>
+            </w:r>
+          </w:p>
+        </w:tc>
+        <w:tc>
+          <w:tcPr/>
+          <w:p>
+            <w:pPr>
+              <w:pStyle w:val="Compact"/>
+              <w:jc w:val="left"/>
+            </w:pPr>
+            <w:r>
+              <w:rPr>
+                <w:sz w:val="19"/>
+              </w:rPr>
+              <w:t xml:space="preserve">Commerce, Trouble</w:t>
+            </w:r>
+          </w:p>
+        </w:tc>
+        <w:tc>
+          <w:tcPr/>
+          <w:p>
+            <w:pPr>
+              <w:pStyle w:val="Compact"/>
+              <w:jc w:val="left"/>
+            </w:pPr>
+            <w:r>
+              <w:rPr>
+                <w:sz w:val="19"/>
+              </w:rPr>
+              <w:t xml:space="preserve">Confront, Identify</w:t>
+            </w:r>
+          </w:p>
+        </w:tc>
+        <w:tc>
+          <w:tcPr/>
+          <w:p>
+            <w:pPr>
+              <w:pStyle w:val="Compact"/>
+              <w:jc w:val="left"/>
+            </w:pPr>
+            <w:r>
+              <w:rPr>
+                <w:sz w:val="19"/>
+              </w:rPr>
+              <w:t xml:space="preserve">Brokers, archives, a captain who’s been there.</w:t>
+            </w:r>
+          </w:p>
+        </w:tc>
+      </w:tr>
+      <w:tr>
+        <w:tc>
+          <w:tcPr/>
+          <w:p>
+            <w:pPr>
+              <w:pStyle w:val="Compact"/>
+              <w:jc w:val="left"/>
+            </w:pPr>
+            <w:r>
+              <w:rPr>
+                <w:b/>
+                <w:sz w:val="19"/>
+              </w:rPr>
+              <w:t xml:space="preserve">Survey the ground</w:t>
+            </w:r>
+          </w:p>
+        </w:tc>
+        <w:tc>
+          <w:tcPr/>
+          <w:p>
+            <w:pPr>
+              <w:pStyle w:val="Compact"/>
+              <w:jc w:val="left"/>
+            </w:pPr>
+            <w:r>
+              <w:rPr>
+                <w:sz w:val="19"/>
+              </w:rPr>
+              <w:t xml:space="preserve">Survival, Navigation</w:t>
+            </w:r>
+          </w:p>
+        </w:tc>
+        <w:tc>
+          <w:tcPr/>
+          <w:p>
+            <w:pPr>
+              <w:pStyle w:val="Compact"/>
+              <w:jc w:val="left"/>
+            </w:pPr>
+            <w:r>
+              <w:rPr>
+                <w:sz w:val="19"/>
+              </w:rPr>
+              <w:t xml:space="preserve">Frontier</w:t>
+            </w:r>
+          </w:p>
+        </w:tc>
+        <w:tc>
+          <w:tcPr/>
+          <w:p>
+            <w:pPr>
+              <w:pStyle w:val="Compact"/>
+              <w:jc w:val="left"/>
+            </w:pPr>
+            <w:r>
+              <w:rPr>
+                <w:sz w:val="19"/>
+              </w:rPr>
+              <w:t xml:space="preserve">Confront, Identify</w:t>
+            </w:r>
+          </w:p>
+        </w:tc>
+        <w:tc>
+          <w:tcPr/>
+          <w:p>
+            <w:pPr>
+              <w:pStyle w:val="Compact"/>
+              <w:jc w:val="left"/>
+            </w:pPr>
+            <w:r>
+              <w:rPr>
+                <w:sz w:val="19"/>
+              </w:rPr>
+              <w:t xml:space="preserve">Walk the world, chart the collapsed corridor, map the derelict deck by deck.</w:t>
+            </w:r>
+          </w:p>
+        </w:tc>
+      </w:tr>
+    </w:tbl>
+    <w:p>
+      <w:pPr>
+        <w:numPr>
+          <w:ilvl w:val="0"/>
+          <w:numId w:val="1010"/>
+        </w:numPr>
+        <w:pStyle w:val="Compact"/>
+      </w:pPr>
       <w:r>
         <w:rPr>
           <w:bCs/>
           <w:b/>
         </w:rPr>
+        <w:t xml:space="preserve">Ship Crew:</w:t>
+      </w:r>
+      <w:r>
+        <w:t xml:space="preserve"> </w:t>
+      </w:r>
+      <w:r>
+        <w:t xml:space="preserve">sensors and systems;</w:t>
+      </w:r>
+      <w:r>
+        <w:t xml:space="preserve"> </w:t>
+      </w:r>
+      <w:r>
+        <w:rPr>
+          <w:bCs/>
+          <w:b/>
+        </w:rPr>
+        <w:t xml:space="preserve">Frontier:</w:t>
+      </w:r>
+      <w:r>
+        <w:t xml:space="preserve"> </w:t>
+      </w:r>
+      <w:r>
+        <w:t xml:space="preserve">science, survey and the unknown itself;</w:t>
+      </w:r>
+      <w:r>
+        <w:t xml:space="preserve"> </w:t>
+      </w:r>
+      <w:r>
+        <w:rPr>
+          <w:bCs/>
+          <w:b/>
+        </w:rPr>
+        <w:t xml:space="preserve">Service:</w:t>
+      </w:r>
+      <w:r>
+        <w:t xml:space="preserve"> </w:t>
+      </w:r>
+      <w:r>
+        <w:t xml:space="preserve">people and customs;</w:t>
+      </w:r>
+      <w:r>
+        <w:t xml:space="preserve"> </w:t>
+      </w:r>
+      <w:r>
+        <w:rPr>
+          <w:bCs/>
+          <w:b/>
+        </w:rPr>
+        <w:t xml:space="preserve">Commerce:</w:t>
+      </w:r>
+      <w:r>
+        <w:t xml:space="preserve"> </w:t>
+      </w:r>
+      <w:r>
+        <w:t xml:space="preserve">what can be bought or traded;</w:t>
+      </w:r>
+      <w:r>
+        <w:t xml:space="preserve"> </w:t>
+      </w:r>
+      <w:r>
+        <w:rPr>
+          <w:bCs/>
+          <w:b/>
+        </w:rPr>
+        <w:t xml:space="preserve">Trouble:</w:t>
+      </w:r>
+      <w:r>
+        <w:t xml:space="preserve"> </w:t>
+      </w:r>
+      <w:r>
+        <w:t xml:space="preserve">what others would rather keep hidden.</w:t>
+      </w:r>
+    </w:p>
+    <w:p>
+      <w:pPr>
+        <w:numPr>
+          <w:ilvl w:val="0"/>
+          <w:numId w:val="1010"/>
+        </w:numPr>
+        <w:pStyle w:val="Compact"/>
+      </w:pPr>
+      <w:r>
+        <w:t xml:space="preserve">A character’s species can suit a method: senses, memory, psionics or a people’s own history with the subject. A species that touches minds can advance a phase with Psionics, at the GM’s call.</w:t>
+      </w:r>
+    </w:p>
+    <w:bookmarkEnd w:id="51"/>
+    <w:bookmarkEnd w:id="52"/>
+    <w:bookmarkStart w:id="53" w:name="chases"/>
+    <w:p>
+      <w:pPr>
+        <w:pStyle w:val="Heading2"/>
+      </w:pPr>
+      <w:r>
+        <w:t xml:space="preserve">Chases</w:t>
+      </w:r>
+    </w:p>
+    <w:p>
+      <w:pPr>
+        <w:pStyle w:val="FirstParagraph"/>
+      </w:pPr>
+      <w:r>
+        <w:t xml:space="preserve">Run a chase as a progress clock for the pursuers against a danger clock for the quarry’s escape. Each exchange, the characters roll the skill that moves them (Piloting, or Athletics on foot): success ticks the pursuers’ clock, failure ticks the escape. Terrain, a tired mount or a damaged engine, and attacks made on the move (at −2) adjust the rolls.</w:t>
+      </w:r>
+    </w:p>
+    <w:bookmarkEnd w:id="53"/>
+    <w:bookmarkEnd w:id="54"/>
+    <w:bookmarkStart w:id="64" w:name="personal-combat"/>
+    <w:p>
+      <w:pPr>
+        <w:pStyle w:val="Heading1"/>
+      </w:pPr>
+      <w:r>
+        <w:t xml:space="preserve">Personal combat</w:t>
+      </w:r>
+    </w:p>
+    <w:bookmarkStart w:id="55" w:name="turn-order-and-actions"/>
+    <w:p>
+      <w:pPr>
+        <w:pStyle w:val="Heading2"/>
+      </w:pPr>
+      <w:r>
+        <w:t xml:space="preserve">Turn order and actions</w:t>
+      </w:r>
+    </w:p>
+    <w:p>
+      <w:pPr>
+        <w:pStyle w:val="FirstParagraph"/>
+      </w:pPr>
+      <w:r>
+        <w:t xml:space="preserve">Act in descending Agility order. Players choose the order of tied characters; the GM resolves other ties. A round lasts a few seconds. On your turn, move a short distance (up to 10 yards: the Close band below) and take one meaningful action, such as attacking, reloading, helping, or attempting a task.</w:t>
+      </w:r>
+    </w:p>
+    <w:bookmarkEnd w:id="55"/>
+    <w:bookmarkStart w:id="56" w:name="attacking-and-defending"/>
+    <w:p>
+      <w:pPr>
+        <w:pStyle w:val="Heading2"/>
+      </w:pPr>
+      <w:r>
+        <w:t xml:space="preserve">Attacking and defending</w:t>
+      </w:r>
+    </w:p>
+    <w:p>
+      <w:pPr>
+        <w:pStyle w:val="FirstParagraph"/>
+      </w:pPr>
+      <w:r>
+        <w:t xml:space="preserve">Roll Firearms for a ranged attack, Close Combat for a weapon in hand, or Close Combat for fists and grappling. If the attack succeeds, an aware target able to move may</w:t>
+      </w:r>
+      <w:r>
+        <w:t xml:space="preserve"> </w:t>
+      </w:r>
+      <w:r>
+        <w:rPr>
+          <w:bCs/>
+          <w:b/>
+        </w:rPr>
+        <w:t xml:space="preserve">defend</w:t>
+      </w:r>
+      <w:r>
+        <w:t xml:space="preserve">: Dodge, Parry or Block. A successful defense cancels the hit. Apply injury penalties to every defense.</w:t>
+      </w:r>
+    </w:p>
+    <w:p>
+      <w:pPr>
+        <w:numPr>
+          <w:ilvl w:val="0"/>
+          <w:numId w:val="1011"/>
+        </w:numPr>
+        <w:pStyle w:val="Compact"/>
+      </w:pPr>
+      <w:r>
+        <w:rPr>
+          <w:bCs/>
+          <w:b/>
+        </w:rPr>
+        <w:t xml:space="preserve">One defense a round.</w:t>
+      </w:r>
+      <w:r>
+        <w:t xml:space="preserve"> </w:t>
+      </w:r>
+      <w:r>
+        <w:t xml:space="preserve">A target gets one defense a round, between its turns, and chooses which when an attack hits. The</w:t>
+      </w:r>
+      <w:r>
+        <w:t xml:space="preserve"> </w:t>
+      </w:r>
+      <w:r>
+        <w:rPr>
+          <w:bCs/>
+          <w:b/>
+        </w:rPr>
+        <w:t xml:space="preserve">Additional Defense</w:t>
+      </w:r>
+      <w:r>
+        <w:t xml:space="preserve"> </w:t>
+      </w:r>
+      <w:r>
+        <w:t xml:space="preserve">Edge gives a second.</w:t>
+      </w:r>
+    </w:p>
+    <w:p>
+      <w:pPr>
+        <w:numPr>
+          <w:ilvl w:val="0"/>
+          <w:numId w:val="1011"/>
+        </w:numPr>
+        <w:pStyle w:val="Compact"/>
+      </w:pPr>
+      <w:r>
+        <w:rPr>
+          <w:bCs/>
+          <w:b/>
+        </w:rPr>
+        <w:t xml:space="preserve">Dodge</w:t>
+      </w:r>
+      <w:r>
+        <w:t xml:space="preserve"> </w:t>
+      </w:r>
+      <w:r>
+        <w:t xml:space="preserve">is Agility −2, with +1 for Trained Athletics or +2 for Athletics as a Specialty or Expert.</w:t>
+      </w:r>
+    </w:p>
+    <w:p>
+      <w:pPr>
+        <w:numPr>
+          <w:ilvl w:val="0"/>
+          <w:numId w:val="1011"/>
+        </w:numPr>
+        <w:pStyle w:val="Compact"/>
+      </w:pPr>
+      <w:r>
+        <w:rPr>
+          <w:bCs/>
+          <w:b/>
+        </w:rPr>
+        <w:t xml:space="preserve">Parry.</w:t>
+      </w:r>
+      <w:r>
+        <w:t xml:space="preserve"> </w:t>
+      </w:r>
+      <w:r>
+        <w:t xml:space="preserve">Against a weapon in hand or fists, roll Close Combat −3 with a weapon in hand, or Close Combat −3 bare-handed against fists. An open hand can’t parry a blade, claws or fangs. A second parry in the same round (with Additional Defense) is a further −2. Nobody parries a shot or a missile.</w:t>
+      </w:r>
+    </w:p>
+    <w:p>
+      <w:pPr>
+        <w:numPr>
+          <w:ilvl w:val="0"/>
+          <w:numId w:val="1011"/>
+        </w:numPr>
+        <w:pStyle w:val="Compact"/>
+      </w:pPr>
+      <w:r>
+        <w:rPr>
+          <w:bCs/>
+          <w:b/>
+        </w:rPr>
+        <w:t xml:space="preserve">Block.</w:t>
+      </w:r>
+      <w:r>
+        <w:t xml:space="preserve"> </w:t>
+      </w:r>
+      <w:r>
+        <w:t xml:space="preserve">With a shield, or anything that can stand in for one (a chair, a plank, a crate lid), you can block a weapon in hand, fists, or a thrown or loosed missile: roll Close Combat −2, plus the shield’s bonus. Nothing you can lift blocks a gunshot or a blast. An improvised shield breaks the first time it blocks a hit of 2 or more boxes.</w:t>
+      </w:r>
+    </w:p>
+    <w:p>
+      <w:pPr>
+        <w:numPr>
+          <w:ilvl w:val="0"/>
+          <w:numId w:val="1011"/>
+        </w:numPr>
+        <w:pStyle w:val="Compact"/>
+      </w:pPr>
+      <w:r>
+        <w:rPr>
+          <w:bCs/>
+          <w:b/>
+        </w:rPr>
+        <w:t xml:space="preserve">Attack quality.</w:t>
+      </w:r>
+      <w:r>
+        <w:t xml:space="preserve"> </w:t>
+      </w:r>
+      <w:r>
+        <w:t xml:space="preserve">A clean hit is harder to escape. When an attack succeeds by 3 or 4, the defense is at −1; by 5 or 6, −2; by 7 or more, −3.</w:t>
+      </w:r>
+    </w:p>
+    <w:p>
+      <w:pPr>
+        <w:numPr>
+          <w:ilvl w:val="0"/>
+          <w:numId w:val="1011"/>
+        </w:numPr>
+        <w:pStyle w:val="Compact"/>
+      </w:pPr>
+      <w:r>
+        <w:rPr>
+          <w:bCs/>
+          <w:b/>
+        </w:rPr>
+        <w:t xml:space="preserve">Aim.</w:t>
+      </w:r>
+      <w:r>
+        <w:t xml:space="preserve"> </w:t>
+      </w:r>
+      <w:r>
+        <w:t xml:space="preserve">Spend your action aiming at a target you can see: +1 to your next attack against it. An advantage that rewards aiming adds its bonus to this.</w:t>
+      </w:r>
+    </w:p>
+    <w:p>
+      <w:pPr>
+        <w:pStyle w:val="FirstParagraph"/>
+      </w:pPr>
+      <w:r>
+        <w:t xml:space="preserve">Solid cover blocks a shot. Partial cover imposes −2 on the attack. Weapon effects apply after a hit survives any defense. Success margin does not increase damage: a great hit decides</w:t>
+      </w:r>
+      <w:r>
+        <w:t xml:space="preserve"> </w:t>
+      </w:r>
+      <w:r>
+        <w:rPr>
+          <w:iCs/>
+          <w:i/>
+        </w:rPr>
+        <w:t xml:space="preserve">what</w:t>
+      </w:r>
+      <w:r>
+        <w:t xml:space="preserve"> </w:t>
+      </w:r>
+      <w:r>
+        <w:t xml:space="preserve">happens instead.</w:t>
+      </w:r>
+    </w:p>
+    <w:bookmarkEnd w:id="56"/>
+    <w:bookmarkStart w:id="57" w:name="telling-hits"/>
+    <w:p>
+      <w:pPr>
+        <w:pStyle w:val="Heading2"/>
+      </w:pPr>
+      <w:r>
+        <w:t xml:space="preserve">Telling hits</w:t>
+      </w:r>
+    </w:p>
+    <w:p>
+      <w:pPr>
+        <w:pStyle w:val="FirstParagraph"/>
+      </w:pPr>
+      <w:r>
+        <w:t xml:space="preserve">A really good shot, or a blow that lands exactly where it was meant to, lets the attacker say what it does.</w:t>
+      </w:r>
+    </w:p>
+    <w:p>
+      <w:pPr>
+        <w:numPr>
+          <w:ilvl w:val="0"/>
+          <w:numId w:val="1012"/>
+        </w:numPr>
+        <w:pStyle w:val="Compact"/>
+      </w:pPr>
+      <w:r>
+        <w:rPr>
+          <w:bCs/>
+          <w:b/>
+        </w:rPr>
+        <w:t xml:space="preserve">A telling hit</w:t>
+      </w:r>
+      <w:r>
+        <w:t xml:space="preserve"> </w:t>
+      </w:r>
+      <w:r>
+        <w:t xml:space="preserve">is an attack that succeeds by</w:t>
+      </w:r>
+      <w:r>
+        <w:t xml:space="preserve"> </w:t>
+      </w:r>
+      <w:r>
+        <w:rPr>
+          <w:bCs/>
+          <w:b/>
+        </w:rPr>
+        <w:t xml:space="preserve">5 or more</w:t>
+      </w:r>
+      <w:r>
+        <w:t xml:space="preserve">, or on a natural 3 or 4, and isn’t stopped by a defense. The attacker picks</w:t>
+      </w:r>
+      <w:r>
+        <w:t xml:space="preserve"> </w:t>
+      </w:r>
+      <w:r>
+        <w:rPr>
+          <w:bCs/>
+          <w:b/>
+        </w:rPr>
+        <w:t xml:space="preserve">one effect</w:t>
+      </w:r>
+      <w:r>
+        <w:t xml:space="preserve"> </w:t>
+      </w:r>
+      <w:r>
+        <w:t xml:space="preserve">below and describes it. The weapon still marks its usual boxes.</w:t>
+      </w:r>
+    </w:p>
+    <w:p>
+      <w:pPr>
+        <w:numPr>
+          <w:ilvl w:val="0"/>
+          <w:numId w:val="1012"/>
+        </w:numPr>
+        <w:pStyle w:val="Compact"/>
+      </w:pPr>
+      <w:r>
+        <w:rPr>
+          <w:bCs/>
+          <w:b/>
+        </w:rPr>
+        <w:t xml:space="preserve">A called shot.</w:t>
+      </w:r>
+      <w:r>
+        <w:t xml:space="preserve"> </w:t>
+      </w:r>
+      <w:r>
+        <w:t xml:space="preserve">Before rolling, name the effect you want and take −2 on the attack, or −4 for a small target (a hand, an eye, a rope, a lock). If the attack hits at all, the effect happens, whatever the margin. An advantage that rewards aiming cuts this penalty by 1.</w:t>
+      </w:r>
+    </w:p>
+    <w:p>
+      <w:pPr>
+        <w:numPr>
+          <w:ilvl w:val="0"/>
+          <w:numId w:val="1012"/>
+        </w:numPr>
+        <w:pStyle w:val="Compact"/>
+      </w:pPr>
+      <w:r>
+        <w:rPr>
+          <w:bCs/>
+          <w:b/>
+        </w:rPr>
+        <w:t xml:space="preserve">Both ways.</w:t>
+      </w:r>
+      <w:r>
+        <w:t xml:space="preserve"> </w:t>
+      </w:r>
+      <w:r>
+        <w:t xml:space="preserve">Opponents land telling hits on characters too.</w:t>
+      </w:r>
+    </w:p>
+    <w:tbl>
+      <w:tblPr>
+        <w:tblStyle w:val="Table"/>
+        <w:tblW w:type="pct" w:w="5000"/>
+        <w:tblLook w:firstRow="1" w:lastRow="0" w:firstColumn="0" w:lastColumn="0" w:noHBand="0" w:noVBand="0" w:val="0020"/>
+        <w:jc w:val="start"/>
+        <w:tblBorders>
+          <w:top w:val="single" w:sz="4" w:color="B8C2D3"/>
+          <w:left w:val="single" w:sz="4" w:color="B8C2D3"/>
+          <w:bottom w:val="single" w:sz="4" w:color="B8C2D3"/>
+          <w:right w:val="single" w:sz="4" w:color="B8C2D3"/>
+          <w:insideH w:val="single" w:sz="4" w:color="B8C2D3"/>
+          <w:insideV w:val="single" w:sz="4" w:color="B8C2D3"/>
+        </w:tblBorders>
+      </w:tblPr>
+      <w:tblGrid>
+        <w:gridCol w:w="3960"/>
+        <w:gridCol w:w="3960"/>
+      </w:tblGrid>
+      <w:tr>
+        <w:trPr>
+          <w:tblHeader w:val="true"/>
+        </w:trPr>
+        <w:tc>
+          <w:tcPr>
+            <w:shd w:val="clear" w:fill="E9EEF6"/>
+          </w:tcPr>
+          <w:p>
+            <w:pPr>
+              <w:pStyle w:val="Compact"/>
+              <w:jc w:val="left"/>
+            </w:pPr>
+            <w:r>
+              <w:rPr>
+                <w:b/>
+                <w:sz w:val="19"/>
+              </w:rPr>
+              <w:t xml:space="preserve">Effect</w:t>
+            </w:r>
+          </w:p>
+        </w:tc>
+        <w:tc>
+          <w:tcPr>
+            <w:shd w:val="clear" w:fill="E9EEF6"/>
+          </w:tcPr>
+          <w:p>
+            <w:pPr>
+              <w:pStyle w:val="Compact"/>
+              <w:jc w:val="left"/>
+            </w:pPr>
+            <w:r>
+              <w:rPr>
+                <w:b/>
+                <w:sz w:val="19"/>
+              </w:rPr>
+              <w:t xml:space="preserve">What happens</w:t>
+            </w:r>
+          </w:p>
+        </w:tc>
+      </w:tr>
+      <w:tr>
+        <w:tc>
+          <w:tcPr/>
+          <w:p>
+            <w:pPr>
+              <w:pStyle w:val="Compact"/>
+              <w:jc w:val="left"/>
+            </w:pPr>
+            <w:r>
+              <w:rPr>
+                <w:b/>
+                <w:sz w:val="19"/>
+              </w:rPr>
+              <w:t xml:space="preserve">Disarm</w:t>
+            </w:r>
+          </w:p>
+        </w:tc>
+        <w:tc>
+          <w:tcPr/>
+          <w:p>
+            <w:pPr>
+              <w:pStyle w:val="Compact"/>
+              <w:jc w:val="left"/>
+            </w:pPr>
+            <w:r>
+              <w:rPr>
+                <w:sz w:val="19"/>
+              </w:rPr>
+              <w:t xml:space="preserve">The weapon or held item drops, or flies a few yards away</w:t>
+            </w:r>
+          </w:p>
+        </w:tc>
+      </w:tr>
+      <w:tr>
+        <w:tc>
+          <w:tcPr/>
+          <w:p>
+            <w:pPr>
+              <w:pStyle w:val="Compact"/>
+              <w:jc w:val="left"/>
+            </w:pPr>
+            <w:r>
+              <w:rPr>
+                <w:b/>
+                <w:sz w:val="19"/>
+              </w:rPr>
+              <w:t xml:space="preserve">Knock down</w:t>
+            </w:r>
+          </w:p>
+        </w:tc>
+        <w:tc>
+          <w:tcPr/>
+          <w:p>
+            <w:pPr>
+              <w:pStyle w:val="Compact"/>
+              <w:jc w:val="left"/>
+            </w:pPr>
+            <w:r>
+              <w:rPr>
+                <w:sz w:val="19"/>
+              </w:rPr>
+              <w:t xml:space="preserve">The target falls prone, or is driven back a few steps</w:t>
+            </w:r>
+          </w:p>
+        </w:tc>
+      </w:tr>
+      <w:tr>
+        <w:tc>
+          <w:tcPr/>
+          <w:p>
+            <w:pPr>
+              <w:pStyle w:val="Compact"/>
+              <w:jc w:val="left"/>
+            </w:pPr>
+            <w:r>
+              <w:rPr>
+                <w:b/>
+                <w:sz w:val="19"/>
+              </w:rPr>
+              <w:t xml:space="preserve">Pin</w:t>
+            </w:r>
+          </w:p>
+        </w:tc>
+        <w:tc>
+          <w:tcPr/>
+          <w:p>
+            <w:pPr>
+              <w:pStyle w:val="Compact"/>
+              <w:jc w:val="left"/>
+            </w:pPr>
+            <w:r>
+              <w:rPr>
+                <w:sz w:val="19"/>
+              </w:rPr>
+              <w:t xml:space="preserve">The target is held, tangled or pinned down: their next action goes to getting free</w:t>
+            </w:r>
+          </w:p>
+        </w:tc>
+      </w:tr>
+      <w:tr>
+        <w:tc>
+          <w:tcPr/>
+          <w:p>
+            <w:pPr>
+              <w:pStyle w:val="Compact"/>
+              <w:jc w:val="left"/>
+            </w:pPr>
+            <w:r>
+              <w:rPr>
+                <w:b/>
+                <w:sz w:val="19"/>
+              </w:rPr>
+              <w:t xml:space="preserve">Rattle</w:t>
+            </w:r>
+          </w:p>
+        </w:tc>
+        <w:tc>
+          <w:tcPr/>
+          <w:p>
+            <w:pPr>
+              <w:pStyle w:val="Compact"/>
+              <w:jc w:val="left"/>
+            </w:pPr>
+            <w:r>
+              <w:rPr>
+                <w:sz w:val="19"/>
+              </w:rPr>
+              <w:t xml:space="preserve">−2 to the target’s next roll</w:t>
+            </w:r>
+          </w:p>
+        </w:tc>
+      </w:tr>
+      <w:tr>
+        <w:tc>
+          <w:tcPr/>
+          <w:p>
+            <w:pPr>
+              <w:pStyle w:val="Compact"/>
+              <w:jc w:val="left"/>
+            </w:pPr>
+            <w:r>
+              <w:rPr>
+                <w:b/>
+                <w:sz w:val="19"/>
+              </w:rPr>
+              <w:t xml:space="preserve">Break gear</w:t>
+            </w:r>
+          </w:p>
+        </w:tc>
+        <w:tc>
+          <w:tcPr/>
+          <w:p>
+            <w:pPr>
+              <w:pStyle w:val="Compact"/>
+              <w:jc w:val="left"/>
+            </w:pPr>
+            <w:r>
+              <w:rPr>
+                <w:sz w:val="19"/>
+              </w:rPr>
+              <w:t xml:space="preserve">A shield, weapon or tool breaks; armor loses 1 protection until it’s repaired</w:t>
+            </w:r>
+          </w:p>
+        </w:tc>
+      </w:tr>
+      <w:tr>
+        <w:tc>
+          <w:tcPr/>
+          <w:p>
+            <w:pPr>
+              <w:pStyle w:val="Compact"/>
+              <w:jc w:val="left"/>
+            </w:pPr>
+            <w:r>
+              <w:rPr>
+                <w:b/>
+                <w:sz w:val="19"/>
+              </w:rPr>
+              <w:t xml:space="preserve">Open them up</w:t>
+            </w:r>
+          </w:p>
+        </w:tc>
+        <w:tc>
+          <w:tcPr/>
+          <w:p>
+            <w:pPr>
+              <w:pStyle w:val="Compact"/>
+              <w:jc w:val="left"/>
+            </w:pPr>
+            <w:r>
+              <w:rPr>
+                <w:sz w:val="19"/>
+              </w:rPr>
+              <w:t xml:space="preserve">The next attack on this target this round gets +2</w:t>
+            </w:r>
+          </w:p>
+        </w:tc>
+      </w:tr>
+      <w:tr>
+        <w:tc>
+          <w:tcPr/>
+          <w:p>
+            <w:pPr>
+              <w:pStyle w:val="Compact"/>
+              <w:jc w:val="left"/>
+            </w:pPr>
+            <w:r>
+              <w:rPr>
+                <w:b/>
+                <w:sz w:val="19"/>
+              </w:rPr>
+              <w:t xml:space="preserve">Precise</w:t>
+            </w:r>
+          </w:p>
+        </w:tc>
+        <w:tc>
+          <w:tcPr/>
+          <w:p>
+            <w:pPr>
+              <w:pStyle w:val="Compact"/>
+              <w:jc w:val="left"/>
+            </w:pPr>
+            <w:r>
+              <w:rPr>
+                <w:sz w:val="19"/>
+              </w:rPr>
+              <w:t xml:space="preserve">You hit exactly what you aimed at: the lantern, the rope, the tire, the hand on the trigger</w:t>
+            </w:r>
+          </w:p>
+        </w:tc>
+      </w:tr>
+    </w:tbl>
+    <w:p>
+      <w:pPr>
+        <w:pStyle w:val="BodyText"/>
+      </w:pPr>
+      <w:r>
+        <w:rPr>
+          <w:bCs/>
+          <w:b/>
+        </w:rPr>
+        <w:t xml:space="preserve">Limits.</w:t>
+      </w:r>
+      <w:r>
+        <w:t xml:space="preserve"> </w:t>
+      </w:r>
+      <w:r>
+        <w:t xml:space="preserve">A telling hit never adds boxes and never gets past a defense. The effect has to make sense: nobody disarms a bear or knocks down a train, and the GM can rule an effect out. Opponents who drop from one hit are already down, so a telling hit against them sets up what comes next, like sending one crashing into another.</w:t>
+      </w:r>
+    </w:p>
+    <w:p>
+      <w:pPr>
+        <w:pStyle w:val="BodyText"/>
+      </w:pPr>
+      <w:r>
+        <w:rPr>
+          <w:bCs/>
+          <w:b/>
+        </w:rPr>
+        <w:t xml:space="preserve">Staying alive.</w:t>
+      </w:r>
+      <w:r>
+        <w:t xml:space="preserve"> </w:t>
+      </w:r>
+      <w:r>
+        <w:t xml:space="preserve">A character on the receiving end can shrug off a telling hit’s effect with</w:t>
+      </w:r>
+      <w:r>
+        <w:t xml:space="preserve"> </w:t>
+      </w:r>
+      <w:r>
+        <w:rPr>
+          <w:bCs/>
+          <w:b/>
+        </w:rPr>
+        <w:t xml:space="preserve">Hard to put down</w:t>
+      </w:r>
+      <w:r>
+        <w:t xml:space="preserve"> </w:t>
+      </w:r>
+      <w:r>
+        <w:t xml:space="preserve">(once per fight) or by spending a Resolve point. Either way, they still take the boxes.</w:t>
+      </w:r>
+    </w:p>
+    <w:bookmarkEnd w:id="57"/>
+    <w:bookmarkStart w:id="58" w:name="range"/>
+    <w:p>
+      <w:pPr>
+        <w:pStyle w:val="Heading2"/>
+      </w:pPr>
+      <w:r>
+        <w:t xml:space="preserve">Range</w:t>
+      </w:r>
+    </w:p>
+    <w:p>
+      <w:pPr>
+        <w:pStyle w:val="FirstParagraph"/>
+      </w:pPr>
+      <w:r>
+        <w:t xml:space="preserve">Distances fall into five bands:</w:t>
+      </w:r>
+    </w:p>
+    <w:tbl>
+      <w:tblPr>
+        <w:tblStyle w:val="Table"/>
+        <w:tblW w:type="pct" w:w="5000"/>
+        <w:tblLook w:firstRow="1" w:lastRow="0" w:firstColumn="0" w:lastColumn="0" w:noHBand="0" w:noVBand="0" w:val="0020"/>
+        <w:jc w:val="start"/>
+        <w:tblBorders>
+          <w:top w:val="single" w:sz="4" w:color="B8C2D3"/>
+          <w:left w:val="single" w:sz="4" w:color="B8C2D3"/>
+          <w:bottom w:val="single" w:sz="4" w:color="B8C2D3"/>
+          <w:right w:val="single" w:sz="4" w:color="B8C2D3"/>
+          <w:insideH w:val="single" w:sz="4" w:color="B8C2D3"/>
+          <w:insideV w:val="single" w:sz="4" w:color="B8C2D3"/>
+        </w:tblBorders>
+      </w:tblPr>
+      <w:tblGrid>
+        <w:gridCol w:w="2640"/>
+        <w:gridCol w:w="2640"/>
+        <w:gridCol w:w="2640"/>
+      </w:tblGrid>
+      <w:tr>
+        <w:trPr>
+          <w:tblHeader w:val="true"/>
+        </w:trPr>
+        <w:tc>
+          <w:tcPr>
+            <w:shd w:val="clear" w:fill="E9EEF6"/>
+          </w:tcPr>
+          <w:p>
+            <w:pPr>
+              <w:pStyle w:val="Compact"/>
+              <w:jc w:val="left"/>
+            </w:pPr>
+            <w:r>
+              <w:rPr>
+                <w:b/>
+                <w:sz w:val="19"/>
+              </w:rPr>
+              <w:t xml:space="preserve">Band</w:t>
+            </w:r>
+          </w:p>
+        </w:tc>
+        <w:tc>
+          <w:tcPr>
+            <w:shd w:val="clear" w:fill="E9EEF6"/>
+          </w:tcPr>
+          <w:p>
+            <w:pPr>
+              <w:pStyle w:val="Compact"/>
+              <w:jc w:val="left"/>
+            </w:pPr>
+            <w:r>
+              <w:rPr>
+                <w:b/>
+                <w:sz w:val="19"/>
+              </w:rPr>
+              <w:t xml:space="preserve">Distance</w:t>
+            </w:r>
+          </w:p>
+        </w:tc>
+        <w:tc>
+          <w:tcPr>
+            <w:shd w:val="clear" w:fill="E9EEF6"/>
+          </w:tcPr>
+          <w:p>
+            <w:pPr>
+              <w:pStyle w:val="Compact"/>
+              <w:jc w:val="left"/>
+            </w:pPr>
+            <w:r>
+              <w:rPr>
+                <w:b/>
+                <w:sz w:val="19"/>
+              </w:rPr>
+              <w:t xml:space="preserve">For example</w:t>
+            </w:r>
+          </w:p>
+        </w:tc>
+      </w:tr>
+      <w:tr>
+        <w:tc>
+          <w:tcPr/>
+          <w:p>
+            <w:pPr>
+              <w:pStyle w:val="Compact"/>
+              <w:jc w:val="left"/>
+            </w:pPr>
+            <w:r>
+              <w:rPr>
+                <w:b/>
+                <w:sz w:val="19"/>
+              </w:rPr>
+              <w:t xml:space="preserve">Close</w:t>
+            </w:r>
+          </w:p>
+        </w:tc>
+        <w:tc>
+          <w:tcPr/>
+          <w:p>
+            <w:pPr>
+              <w:pStyle w:val="Compact"/>
+              <w:jc w:val="left"/>
+            </w:pPr>
+            <w:r>
+              <w:rPr>
+                <w:sz w:val="19"/>
+              </w:rPr>
+              <w:t xml:space="preserve">Up to 10 yards</w:t>
+            </w:r>
+          </w:p>
+        </w:tc>
+        <w:tc>
+          <w:tcPr/>
+          <w:p>
+            <w:pPr>
+              <w:pStyle w:val="Compact"/>
+              <w:jc w:val="left"/>
+            </w:pPr>
+            <w:r>
+              <w:rPr>
+                <w:sz w:val="19"/>
+              </w:rPr>
+              <w:t xml:space="preserve">Across a room; one move covers it</w:t>
+            </w:r>
+          </w:p>
+        </w:tc>
+      </w:tr>
+      <w:tr>
+        <w:tc>
+          <w:tcPr/>
+          <w:p>
+            <w:pPr>
+              <w:pStyle w:val="Compact"/>
+              <w:jc w:val="left"/>
+            </w:pPr>
+            <w:r>
+              <w:rPr>
+                <w:b/>
+                <w:sz w:val="19"/>
+              </w:rPr>
+              <w:t xml:space="preserve">Short</w:t>
+            </w:r>
+          </w:p>
+        </w:tc>
+        <w:tc>
+          <w:tcPr/>
+          <w:p>
+            <w:pPr>
+              <w:pStyle w:val="Compact"/>
+              <w:jc w:val="left"/>
+            </w:pPr>
+            <w:r>
+              <w:rPr>
+                <w:sz w:val="19"/>
+              </w:rPr>
+              <w:t xml:space="preserve">Up to 50 yards</w:t>
+            </w:r>
+          </w:p>
+        </w:tc>
+        <w:tc>
+          <w:tcPr/>
+          <w:p>
+            <w:pPr>
+              <w:pStyle w:val="Compact"/>
+              <w:jc w:val="left"/>
+            </w:pPr>
+            <w:r>
+              <w:rPr>
+                <w:sz w:val="19"/>
+              </w:rPr>
+              <w:t xml:space="preserve">Across a street or a courtyard</w:t>
+            </w:r>
+          </w:p>
+        </w:tc>
+      </w:tr>
+      <w:tr>
+        <w:tc>
+          <w:tcPr/>
+          <w:p>
+            <w:pPr>
+              <w:pStyle w:val="Compact"/>
+              <w:jc w:val="left"/>
+            </w:pPr>
+            <w:r>
+              <w:rPr>
+                <w:b/>
+                <w:sz w:val="19"/>
+              </w:rPr>
+              <w:t xml:space="preserve">Medium</w:t>
+            </w:r>
+          </w:p>
+        </w:tc>
+        <w:tc>
+          <w:tcPr/>
+          <w:p>
+            <w:pPr>
+              <w:pStyle w:val="Compact"/>
+              <w:jc w:val="left"/>
+            </w:pPr>
+            <w:r>
+              <w:rPr>
+                <w:sz w:val="19"/>
+              </w:rPr>
+              <w:t xml:space="preserve">Up to 150 yards</w:t>
+            </w:r>
+          </w:p>
+        </w:tc>
+        <w:tc>
+          <w:tcPr/>
+          <w:p>
+            <w:pPr>
+              <w:pStyle w:val="Compact"/>
+              <w:jc w:val="left"/>
+            </w:pPr>
+            <w:r>
+              <w:rPr>
+                <w:sz w:val="19"/>
+              </w:rPr>
+              <w:t xml:space="preserve">A city block, a long field</w:t>
+            </w:r>
+          </w:p>
+        </w:tc>
+      </w:tr>
+      <w:tr>
+        <w:tc>
+          <w:tcPr/>
+          <w:p>
+            <w:pPr>
+              <w:pStyle w:val="Compact"/>
+              <w:jc w:val="left"/>
+            </w:pPr>
+            <w:r>
+              <w:rPr>
+                <w:b/>
+                <w:sz w:val="19"/>
+              </w:rPr>
+              <w:t xml:space="preserve">Long</w:t>
+            </w:r>
+          </w:p>
+        </w:tc>
+        <w:tc>
+          <w:tcPr/>
+          <w:p>
+            <w:pPr>
+              <w:pStyle w:val="Compact"/>
+              <w:jc w:val="left"/>
+            </w:pPr>
+            <w:r>
+              <w:rPr>
+                <w:sz w:val="19"/>
+              </w:rPr>
+              <w:t xml:space="preserve">Up to 500 yards</w:t>
+            </w:r>
+          </w:p>
+        </w:tc>
+        <w:tc>
+          <w:tcPr/>
+          <w:p>
+            <w:pPr>
+              <w:pStyle w:val="Compact"/>
+              <w:jc w:val="left"/>
+            </w:pPr>
+            <w:r>
+              <w:rPr>
+                <w:sz w:val="19"/>
+              </w:rPr>
+              <w:t xml:space="preserve">Across a valley, a park or a harbor</w:t>
+            </w:r>
+          </w:p>
+        </w:tc>
+      </w:tr>
+      <w:tr>
+        <w:tc>
+          <w:tcPr/>
+          <w:p>
+            <w:pPr>
+              <w:pStyle w:val="Compact"/>
+              <w:jc w:val="left"/>
+            </w:pPr>
+            <w:r>
+              <w:rPr>
+                <w:b/>
+                <w:sz w:val="19"/>
+              </w:rPr>
+              <w:t xml:space="preserve">Extreme</w:t>
+            </w:r>
+          </w:p>
+        </w:tc>
+        <w:tc>
+          <w:tcPr/>
+          <w:p>
+            <w:pPr>
+              <w:pStyle w:val="Compact"/>
+              <w:jc w:val="left"/>
+            </w:pPr>
+            <w:r>
+              <w:rPr>
+                <w:sz w:val="19"/>
+              </w:rPr>
+              <w:t xml:space="preserve">Up to a mile, in line of sight</w:t>
+            </w:r>
+          </w:p>
+        </w:tc>
+        <w:tc>
+          <w:tcPr/>
+          <w:p>
+            <w:pPr>
+              <w:pStyle w:val="Compact"/>
+              <w:jc w:val="left"/>
+            </w:pPr>
+            <w:r>
+              <w:rPr>
+                <w:sz w:val="19"/>
+              </w:rPr>
+              <w:t xml:space="preserve">Rooftop to rooftop across a town</w:t>
+            </w:r>
+          </w:p>
+        </w:tc>
+      </w:tr>
+    </w:tbl>
+    <w:p>
+      <w:pPr>
+        <w:pStyle w:val="BodyText"/>
+      </w:pPr>
+      <w:r>
+        <w:t xml:space="preserve">Every ranged weapon has an</w:t>
+      </w:r>
+      <w:r>
+        <w:t xml:space="preserve"> </w:t>
+      </w:r>
+      <w:r>
+        <w:rPr>
+          <w:bCs/>
+          <w:b/>
+        </w:rPr>
         <w:t xml:space="preserve">effective band</w:t>
       </w:r>
       <w:r>
@@ -10163,8 +11612,8 @@
         <w:t xml:space="preserve">Moving: your move each turn covers the Close band. Give up your action to run and you cover Short instead.</w:t>
       </w:r>
     </w:p>
-    <w:bookmarkEnd w:id="53"/>
-    <w:bookmarkStart w:id="56" w:name="injury"/>
+    <w:bookmarkEnd w:id="58"/>
+    <w:bookmarkStart w:id="61" w:name="injury"/>
     <w:p>
       <w:pPr>
         <w:pStyle w:val="Heading2"/>
@@ -10453,7 +11902,7 @@
         <w:t xml:space="preserve">Injury penalties replace each other rather than stacking. They apply to movement, attacks, Dodge, and other tasks the injury physically hinders.</w:t>
       </w:r>
     </w:p>
-    <w:bookmarkStart w:id="54" w:name="dying-and-death"/>
+    <w:bookmarkStart w:id="59" w:name="dying-and-death"/>
     <w:p>
       <w:pPr>
         <w:pStyle w:val="Heading3"/>
@@ -10466,7 +11915,7 @@
       <w:pPr>
         <w:numPr>
           <w:ilvl w:val="0"/>
-          <w:numId w:val="1010"/>
+          <w:numId w:val="1013"/>
         </w:numPr>
         <w:pStyle w:val="Compact"/>
       </w:pPr>
@@ -10517,7 +11966,7 @@
       <w:pPr>
         <w:numPr>
           <w:ilvl w:val="0"/>
-          <w:numId w:val="1010"/>
+          <w:numId w:val="1013"/>
         </w:numPr>
         <w:pStyle w:val="Compact"/>
       </w:pPr>
@@ -10539,7 +11988,7 @@
       <w:pPr>
         <w:numPr>
           <w:ilvl w:val="0"/>
-          <w:numId w:val="1010"/>
+          <w:numId w:val="1013"/>
         </w:numPr>
         <w:pStyle w:val="Compact"/>
       </w:pPr>
@@ -10565,8 +12014,8 @@
         <w:t xml:space="preserve">Your protection is avoiding the hit: a defense (Dodge, Parry or Block), cover, and a Resolve point, which reduces a hit by one box.</w:t>
       </w:r>
     </w:p>
-    <w:bookmarkEnd w:id="54"/>
-    <w:bookmarkStart w:id="55" w:name="optional-rule-gritty-combat"/>
+    <w:bookmarkEnd w:id="59"/>
+    <w:bookmarkStart w:id="60" w:name="optional-rule-gritty-combat"/>
     <w:p>
       <w:pPr>
         <w:pStyle w:val="Heading3"/>
@@ -10692,7 +12141,7 @@
       <w:pPr>
         <w:numPr>
           <w:ilvl w:val="0"/>
-          <w:numId w:val="1011"/>
+          <w:numId w:val="1014"/>
         </w:numPr>
         <w:pStyle w:val="Compact"/>
       </w:pPr>
@@ -10714,7 +12163,7 @@
       <w:pPr>
         <w:numPr>
           <w:ilvl w:val="0"/>
-          <w:numId w:val="1011"/>
+          <w:numId w:val="1014"/>
         </w:numPr>
         <w:pStyle w:val="Compact"/>
       </w:pPr>
@@ -10736,7 +12185,7 @@
       <w:pPr>
         <w:numPr>
           <w:ilvl w:val="0"/>
-          <w:numId w:val="1011"/>
+          <w:numId w:val="1014"/>
         </w:numPr>
         <w:pStyle w:val="Compact"/>
       </w:pPr>
@@ -11235,7 +12684,7 @@
       <w:pPr>
         <w:numPr>
           <w:ilvl w:val="0"/>
-          <w:numId w:val="1012"/>
+          <w:numId w:val="1015"/>
         </w:numPr>
         <w:pStyle w:val="Compact"/>
       </w:pPr>
@@ -11273,7 +12722,7 @@
       <w:pPr>
         <w:numPr>
           <w:ilvl w:val="0"/>
-          <w:numId w:val="1012"/>
+          <w:numId w:val="1015"/>
         </w:numPr>
         <w:pStyle w:val="Compact"/>
       </w:pPr>
@@ -11308,7 +12757,7 @@
       <w:pPr>
         <w:numPr>
           <w:ilvl w:val="0"/>
-          <w:numId w:val="1012"/>
+          <w:numId w:val="1015"/>
         </w:numPr>
         <w:pStyle w:val="Compact"/>
       </w:pPr>
@@ -11326,9 +12775,9 @@
         <w:t xml:space="preserve">Grievous wounds heal on their own clock, whatever the boxes say. A lost limb, a lost eye or a disfigurement never heals.</w:t>
       </w:r>
     </w:p>
-    <w:bookmarkEnd w:id="55"/>
-    <w:bookmarkEnd w:id="56"/>
-    <w:bookmarkStart w:id="57" w:name="weapons-and-damage"/>
+    <w:bookmarkEnd w:id="60"/>
+    <w:bookmarkEnd w:id="61"/>
+    <w:bookmarkStart w:id="62" w:name="weapons-and-damage"/>
     <w:p>
       <w:pPr>
         <w:pStyle w:val="Heading2"/>
@@ -12336,8 +13785,8 @@
         <w:t xml:space="preserve">To take someone down without killing them, use fists, a baton, a grapple or a stunner.</w:t>
       </w:r>
     </w:p>
-    <w:bookmarkEnd w:id="57"/>
-    <w:bookmarkStart w:id="58" w:name="weapon-and-ammunition"/>
+    <w:bookmarkEnd w:id="62"/>
+    <w:bookmarkStart w:id="63" w:name="weapon-and-ammunition"/>
     <w:p>
       <w:pPr>
         <w:pStyle w:val="Heading2"/>
@@ -12768,7 +14217,7 @@
       <w:pPr>
         <w:numPr>
           <w:ilvl w:val="0"/>
-          <w:numId w:val="1013"/>
+          <w:numId w:val="1016"/>
         </w:numPr>
         <w:pStyle w:val="Compact"/>
       </w:pPr>
@@ -12790,7 +14239,7 @@
       <w:pPr>
         <w:numPr>
           <w:ilvl w:val="0"/>
-          <w:numId w:val="1013"/>
+          <w:numId w:val="1016"/>
         </w:numPr>
         <w:pStyle w:val="Compact"/>
       </w:pPr>
@@ -12812,7 +14261,7 @@
       <w:pPr>
         <w:numPr>
           <w:ilvl w:val="0"/>
-          <w:numId w:val="1013"/>
+          <w:numId w:val="1016"/>
         </w:numPr>
         <w:pStyle w:val="Compact"/>
       </w:pPr>
@@ -12830,9 +14279,9 @@
         <w:t xml:space="preserve">A natural 18 with this weapon also jams it: clearing it takes an action.</w:t>
       </w:r>
     </w:p>
-    <w:bookmarkEnd w:id="58"/>
-    <w:bookmarkEnd w:id="59"/>
-    <w:bookmarkStart w:id="64" w:name="medical-care"/>
+    <w:bookmarkEnd w:id="63"/>
+    <w:bookmarkEnd w:id="64"/>
+    <w:bookmarkStart w:id="69" w:name="medical-care"/>
     <w:p>
       <w:pPr>
         <w:pStyle w:val="Heading1"/>
@@ -12865,7 +14314,7 @@
         <w:t xml:space="preserve">can grow a new organ, rebuild a limb or rewrite a disease, for those who can pay; a clinic with a biotech suite counts as proper care. Those who can’t pay get stims, staples and whatever the Relief Missions carry.</w:t>
       </w:r>
     </w:p>
-    <w:bookmarkStart w:id="60" w:name="diagnosis-and-stabilization"/>
+    <w:bookmarkStart w:id="65" w:name="diagnosis-and-stabilization"/>
     <w:p>
       <w:pPr>
         <w:pStyle w:val="Heading2"/>
@@ -12882,8 +14331,8 @@
         <w:t xml:space="preserve">Roll Medicine when the diagnosis is uncertain or an urgent treatment decision matters. Emergency stabilization takes one action and a successful Medicine roll with a medkit. It ends Dying and stops deterioration, but removes no boxes.</w:t>
       </w:r>
     </w:p>
-    <w:bookmarkEnd w:id="60"/>
-    <w:bookmarkStart w:id="61" w:name="field-treatment"/>
+    <w:bookmarkEnd w:id="65"/>
+    <w:bookmarkStart w:id="66" w:name="field-treatment"/>
     <w:p>
       <w:pPr>
         <w:pStyle w:val="Heading2"/>
@@ -12900,8 +14349,8 @@
         <w:t xml:space="preserve">With a medkit and several uninterrupted minutes, successful Medicine removes one injury box; success by 5 or more removes two. Each injury receives one field-treatment attempt; further attempts need changed circumstances.</w:t>
       </w:r>
     </w:p>
-    <w:bookmarkEnd w:id="61"/>
-    <w:bookmarkStart w:id="62" w:name="proper-care"/>
+    <w:bookmarkEnd w:id="66"/>
+    <w:bookmarkStart w:id="67" w:name="proper-care"/>
     <w:p>
       <w:pPr>
         <w:pStyle w:val="Heading2"/>
@@ -12918,8 +14367,8 @@
         <w:t xml:space="preserve">A clinic with a biotech suite grants +2 to Medicine. A successful treatment removes two boxes; success by 5 or more removes three. Allow the time the treatment requires.</w:t>
       </w:r>
     </w:p>
-    <w:bookmarkEnd w:id="62"/>
-    <w:bookmarkStart w:id="63" w:name="natural-recovery"/>
+    <w:bookmarkEnd w:id="67"/>
+    <w:bookmarkStart w:id="68" w:name="natural-recovery"/>
     <w:p>
       <w:pPr>
         <w:pStyle w:val="Heading2"/>
@@ -13104,9 +14553,9 @@
         <w:t xml:space="preserve">At three boxes, rest alone does nothing until someone has stabilized or treated you; after that, a week of rest in their care clears the first box. A successful treatment is faster. The times add up: from three boxes, rest alone takes about a week and a half to heal completely (a week, then three days, then a day).</w:t>
       </w:r>
     </w:p>
-    <w:bookmarkEnd w:id="63"/>
-    <w:bookmarkEnd w:id="64"/>
-    <w:bookmarkStart w:id="68" w:name="resolve-points-and-tracks"/>
+    <w:bookmarkEnd w:id="68"/>
+    <w:bookmarkEnd w:id="69"/>
+    <w:bookmarkStart w:id="73" w:name="resolve-points-and-tracks"/>
     <w:p>
       <w:pPr>
         <w:pStyle w:val="Heading1"/>
@@ -13115,7 +14564,7 @@
         <w:t xml:space="preserve">Resolve points and tracks</w:t>
       </w:r>
     </w:p>
-    <w:bookmarkStart w:id="65" w:name="using-resolve-points"/>
+    <w:bookmarkStart w:id="70" w:name="using-resolve-points"/>
     <w:p>
       <w:pPr>
         <w:pStyle w:val="Heading2"/>
@@ -13333,8 +14782,8 @@
         <w:t xml:space="preserve">Gain one point when one of your complications creates a meaningful problem you accept, including a companion complication. You can decline the proposed complication without penalty.</w:t>
       </w:r>
     </w:p>
-    <w:bookmarkEnd w:id="65"/>
-    <w:bookmarkStart w:id="66" w:name="debt-heat-reputation-and-hull"/>
+    <w:bookmarkEnd w:id="70"/>
+    <w:bookmarkStart w:id="71" w:name="debt-heat-reputation-and-hull"/>
     <w:p>
       <w:pPr>
         <w:pStyle w:val="Heading2"/>
@@ -13429,7 +14878,7 @@
       <w:pPr>
         <w:numPr>
           <w:ilvl w:val="0"/>
-          <w:numId w:val="1014"/>
+          <w:numId w:val="1017"/>
         </w:numPr>
         <w:pStyle w:val="Compact"/>
       </w:pPr>
@@ -13451,7 +14900,7 @@
       <w:pPr>
         <w:numPr>
           <w:ilvl w:val="0"/>
-          <w:numId w:val="1014"/>
+          <w:numId w:val="1017"/>
         </w:numPr>
         <w:pStyle w:val="Compact"/>
       </w:pPr>
@@ -13741,8 +15190,8 @@
         </w:tc>
       </w:tr>
     </w:tbl>
-    <w:bookmarkEnd w:id="66"/>
-    <w:bookmarkStart w:id="67" w:name="advancement"/>
+    <w:bookmarkEnd w:id="71"/>
+    <w:bookmarkStart w:id="72" w:name="advancement"/>
     <w:p>
       <w:pPr>
         <w:pStyle w:val="Heading2"/>
@@ -13779,7 +15228,7 @@
       <w:pPr>
         <w:numPr>
           <w:ilvl w:val="0"/>
-          <w:numId w:val="1015"/>
+          <w:numId w:val="1018"/>
         </w:numPr>
         <w:pStyle w:val="Compact"/>
       </w:pPr>
@@ -13840,7 +15289,7 @@
       <w:pPr>
         <w:numPr>
           <w:ilvl w:val="0"/>
-          <w:numId w:val="1015"/>
+          <w:numId w:val="1018"/>
         </w:numPr>
         <w:pStyle w:val="Compact"/>
       </w:pPr>
@@ -14186,9 +15635,9 @@
         <w:t xml:space="preserve">Magic and powers grow the same way, at the costs their chapters give.</w:t>
       </w:r>
     </w:p>
-    <w:bookmarkEnd w:id="67"/>
-    <w:bookmarkEnd w:id="68"/>
-    <w:bookmarkStart w:id="70" w:name="running-jobs-and-missions"/>
+    <w:bookmarkEnd w:id="72"/>
+    <w:bookmarkEnd w:id="73"/>
+    <w:bookmarkStart w:id="75" w:name="running-jobs-and-missions"/>
     <w:p>
       <w:pPr>
         <w:pStyle w:val="Heading1"/>
@@ -14197,7 +15646,7 @@
         <w:t xml:space="preserve">Running jobs and missions</w:t>
       </w:r>
     </w:p>
-    <w:bookmarkStart w:id="69" w:name="the-crew-log"/>
+    <w:bookmarkStart w:id="74" w:name="the-crew-log"/>
     <w:p>
       <w:pPr>
         <w:pStyle w:val="Heading2"/>
@@ -14212,1019 +15661,6 @@
       </w:pPr>
       <w:r>
         <w:t xml:space="preserve">End each job with a short entry, written together:</w:t>
-      </w:r>
-    </w:p>
-    <w:p>
-      <w:pPr>
-        <w:numPr>
-          <w:ilvl w:val="0"/>
-          <w:numId w:val="1016"/>
-        </w:numPr>
-        <w:pStyle w:val="Compact"/>
-      </w:pPr>
-      <w:r>
-        <w:rPr>
-          <w:bCs/>
-          <w:b/>
-        </w:rPr>
-        <w:t xml:space="preserve">The job.</w:t>
-      </w:r>
-      <w:r>
-        <w:t xml:space="preserve"> </w:t>
-      </w:r>
-      <w:r>
-        <w:t xml:space="preserve">What happened, and did we succeed: fully, partly, or not at all?</w:t>
-      </w:r>
-    </w:p>
-    <w:p>
-      <w:pPr>
-        <w:numPr>
-          <w:ilvl w:val="0"/>
-          <w:numId w:val="1016"/>
-        </w:numPr>
-        <w:pStyle w:val="Compact"/>
-      </w:pPr>
-      <w:r>
-        <w:rPr>
-          <w:bCs/>
-          <w:b/>
-        </w:rPr>
-        <w:t xml:space="preserve">Who stood out?</w:t>
-      </w:r>
-      <w:r>
-        <w:t xml:space="preserve"> </w:t>
-      </w:r>
-      <w:r>
-        <w:t xml:space="preserve">A moment worth remembering.</w:t>
-      </w:r>
-    </w:p>
-    <w:p>
-      <w:pPr>
-        <w:numPr>
-          <w:ilvl w:val="0"/>
-          <w:numId w:val="1016"/>
-        </w:numPr>
-        <w:pStyle w:val="Compact"/>
-      </w:pPr>
-      <w:r>
-        <w:rPr>
-          <w:bCs/>
-          <w:b/>
-        </w:rPr>
-        <w:t xml:space="preserve">Complications.</w:t>
-      </w:r>
-      <w:r>
-        <w:t xml:space="preserve"> </w:t>
-      </w:r>
-      <w:r>
-        <w:t xml:space="preserve">Which ones came into play, and what did they cost?</w:t>
-      </w:r>
-    </w:p>
-    <w:p>
-      <w:pPr>
-        <w:numPr>
-          <w:ilvl w:val="0"/>
-          <w:numId w:val="1016"/>
-        </w:numPr>
-        <w:pStyle w:val="Compact"/>
-      </w:pPr>
-      <w:r>
-        <w:rPr>
-          <w:bCs/>
-          <w:b/>
-        </w:rPr>
-        <w:t xml:space="preserve">What changed?</w:t>
-      </w:r>
-      <w:r>
-        <w:t xml:space="preserve"> </w:t>
-      </w:r>
-      <w:r>
-        <w:t xml:space="preserve">New allies or enemies, damage, open threads for next time.</w:t>
-      </w:r>
-    </w:p>
-    <w:p>
-      <w:pPr>
-        <w:numPr>
-          <w:ilvl w:val="0"/>
-          <w:numId w:val="1016"/>
-        </w:numPr>
-        <w:pStyle w:val="Compact"/>
-      </w:pPr>
-      <w:r>
-        <w:rPr>
-          <w:bCs/>
-          <w:b/>
-        </w:rPr>
-        <w:t xml:space="preserve">Advancement.</w:t>
-      </w:r>
-      <w:r>
-        <w:t xml:space="preserve"> </w:t>
-      </w:r>
-      <w:r>
-        <w:t xml:space="preserve">After a significant job, each character earns 1 advancement point; at a milestone, 2 more.</w:t>
-      </w:r>
-    </w:p>
-    <w:bookmarkEnd w:id="69"/>
-    <w:bookmarkEnd w:id="70"/>
-    <w:bookmarkStart w:id="78" w:name="a-galaxy-of-obligations"/>
-    <w:p>
-      <w:pPr>
-        <w:pStyle w:val="Heading1"/>
-      </w:pPr>
-      <w:r>
-        <w:t xml:space="preserve">A galaxy of obligations</w:t>
-      </w:r>
-    </w:p>
-    <w:bookmarkStart w:id="71" w:name="humanitys-first-contact"/>
-    <w:p>
-      <w:pPr>
-        <w:pStyle w:val="Heading2"/>
-      </w:pPr>
-      <w:r>
-        <w:t xml:space="preserve">Humanity’s first contact</w:t>
-      </w:r>
-    </w:p>
-    <w:p>
-      <w:pPr>
-        <w:pStyle w:val="FirstParagraph"/>
-      </w:pPr>
-      <w:r>
-        <w:t xml:space="preserve">The survey ship</w:t>
-      </w:r>
-      <w:r>
-        <w:t xml:space="preserve"> </w:t>
-      </w:r>
-      <w:r>
-        <w:rPr>
-          <w:iCs/>
-          <w:i/>
-        </w:rPr>
-        <w:t xml:space="preserve">Meridian Reach</w:t>
-      </w:r>
-      <w:r>
-        <w:t xml:space="preserve"> </w:t>
-      </w:r>
-      <w:r>
-        <w:t xml:space="preserve">was charting a dim red star eleven light-years from Earth when its sensors found something that should not have been there: a vessel already in orbit, older than any human ship and patched in a dozen styles.</w:t>
-      </w:r>
-    </w:p>
-    <w:p>
-      <w:pPr>
-        <w:pStyle w:val="BodyText"/>
-      </w:pPr>
-      <w:r>
-        <w:t xml:space="preserve">It belonged to the</w:t>
-      </w:r>
-      <w:r>
-        <w:t xml:space="preserve"> </w:t>
-      </w:r>
-      <w:r>
-        <w:rPr>
-          <w:bCs/>
-          <w:b/>
-        </w:rPr>
-        <w:t xml:space="preserve">Kel</w:t>
-      </w:r>
-      <w:r>
-        <w:t xml:space="preserve">, explorers from a civilization far older than humanity’s, and far deeper in debt. The Kel crew greeted the humans with courtesy, curiosity and gifts: star charts, medicine, repairs to a failing reactor. The humans accepted gratefully. They did not know that, among the Kel, every gift is the first line of a contract.</w:t>
-      </w:r>
-    </w:p>
-    <w:p>
-      <w:pPr>
-        <w:pStyle w:val="BodyText"/>
-      </w:pPr>
-      <w:r>
-        <w:t xml:space="preserve">The Kel saw humanity as an extraordinary commercial opportunity, and a possible way to improve their own civilization’s position. When they came to collect, the humans did not understand what they owed, and the Kel did not understand why anyone would accept help they never meant to repay. Talks broke down. Kel crews detained the survey team as surety against the debt, and Earth answered with an armed rescue. People died on both sides.</w:t>
-      </w:r>
-    </w:p>
-    <w:p>
-      <w:pPr>
-        <w:pStyle w:val="BodyText"/>
-      </w:pPr>
-      <w:r>
-        <w:t xml:space="preserve">Humans call it the</w:t>
-      </w:r>
-      <w:r>
-        <w:t xml:space="preserve"> </w:t>
-      </w:r>
-      <w:r>
-        <w:rPr>
-          <w:bCs/>
-          <w:b/>
-        </w:rPr>
-        <w:t xml:space="preserve">First Contact Crisis</w:t>
-      </w:r>
-      <w:r>
-        <w:t xml:space="preserve">. The Kel call it a default.</w:t>
-      </w:r>
-    </w:p>
-    <w:bookmarkEnd w:id="71"/>
-    <w:bookmarkStart w:id="72" w:name="the-tessan-arrival"/>
-    <w:p>
-      <w:pPr>
-        <w:pStyle w:val="Heading2"/>
-      </w:pPr>
-      <w:r>
-        <w:t xml:space="preserve">The Tessan arrival</w:t>
-      </w:r>
-    </w:p>
-    <w:p>
-      <w:pPr>
-        <w:pStyle w:val="FirstParagraph"/>
-      </w:pPr>
-      <w:r>
-        <w:t xml:space="preserve">The crisis brought humanity to the attention of the</w:t>
-      </w:r>
-      <w:r>
-        <w:t xml:space="preserve"> </w:t>
-      </w:r>
-      <w:r>
-        <w:rPr>
-          <w:bCs/>
-          <w:b/>
-        </w:rPr>
-        <w:t xml:space="preserve">Tessan</w:t>
-      </w:r>
-      <w:r>
-        <w:t xml:space="preserve">, one of the oldest and most influential commercial powers in known space.</w:t>
-      </w:r>
-    </w:p>
-    <w:p>
-      <w:pPr>
-        <w:pStyle w:val="BodyText"/>
-      </w:pPr>
-      <w:r>
-        <w:t xml:space="preserve">Rather than threaten humanity, the Tessan negotiated a settlement. Human captives were returned, losses were compensated, and the Tessan established themselves as cautious intermediaries between humanity and the wider interstellar community. It was humanity’s first introduction to the political and economic order beyond human space.</w:t>
-      </w:r>
-    </w:p>
-    <w:bookmarkEnd w:id="72"/>
-    <w:bookmarkStart w:id="73" w:name="the-humantessan-accord"/>
-    <w:p>
-      <w:pPr>
-        <w:pStyle w:val="Heading2"/>
-      </w:pPr>
-      <w:r>
-        <w:t xml:space="preserve">The Human–Tessan Accord</w:t>
-      </w:r>
-    </w:p>
-    <w:p>
-      <w:pPr>
-        <w:pStyle w:val="FirstParagraph"/>
-      </w:pPr>
-      <w:r>
-        <w:t xml:space="preserve">Human governments soon sought a formal agreement with clear rules for dealing with other civilizations. The</w:t>
-      </w:r>
-      <w:r>
-        <w:t xml:space="preserve"> </w:t>
-      </w:r>
-      <w:r>
-        <w:rPr>
-          <w:bCs/>
-          <w:b/>
-        </w:rPr>
-        <w:t xml:space="preserve">Human–Tessan Accord on Recognition, Transit and Commerce</w:t>
-      </w:r>
-      <w:r>
-        <w:t xml:space="preserve"> </w:t>
-      </w:r>
-      <w:r>
-        <w:t xml:space="preserve">established territorial recognition, corridor transit procedures, commercial standards, dispute resolution, and protections against unknowingly assuming obligations by accepting assistance.</w:t>
-      </w:r>
-    </w:p>
-    <w:p>
-      <w:pPr>
-        <w:pStyle w:val="BodyText"/>
-      </w:pPr>
-      <w:r>
-        <w:t xml:space="preserve">The Accord opened the wider interstellar economy to humanity.</w:t>
-      </w:r>
-    </w:p>
-    <w:bookmarkEnd w:id="73"/>
-    <w:bookmarkStart w:id="74" w:name="humanity-enters-the-interstellar-economy"/>
-    <w:p>
-      <w:pPr>
-        <w:pStyle w:val="Heading2"/>
-      </w:pPr>
-      <w:r>
-        <w:t xml:space="preserve">Humanity enters the interstellar economy</w:t>
-      </w:r>
-    </w:p>
-    <w:p>
-      <w:pPr>
-        <w:pStyle w:val="FirstParagraph"/>
-      </w:pPr>
-      <w:r>
-        <w:t xml:space="preserve">Human merchants, explorers, corporations and colonies expanded rapidly into newly accessible space. Tessan institutions supplied financing, insurance, navigation information and access to markets that had existed for centuries before humanity arrived.</w:t>
-      </w:r>
-    </w:p>
-    <w:p>
-      <w:pPr>
-        <w:pStyle w:val="BodyText"/>
-      </w:pPr>
-      <w:r>
-        <w:t xml:space="preserve">Humans eagerly embraced these opportunities. Some sought wealth. Some sought knowledge. Some wanted new worlds. Some wanted to improve the lives of people they had never met. Frequently, all of those people traveled aboard the same ship.</w:t>
-      </w:r>
-    </w:p>
-    <w:bookmarkEnd w:id="74"/>
-    <w:bookmarkStart w:id="75" w:name="what-humanity-brought"/>
-    <w:p>
-      <w:pPr>
-        <w:pStyle w:val="Heading2"/>
-      </w:pPr>
-      <w:r>
-        <w:t xml:space="preserve">What humanity brought</w:t>
-      </w:r>
-    </w:p>
-    <w:p>
-      <w:pPr>
-        <w:pStyle w:val="FirstParagraph"/>
-      </w:pPr>
-      <w:r>
-        <w:t xml:space="preserve">Humanity proved to be more than another emerging market. Humans brought an unusual willingness to experiment, challenge established assumptions, tolerate failure, forgive unsustainable debts, reorganize failing enterprises, and invest heavily in uncertain ideas.</w:t>
-      </w:r>
-    </w:p>
-    <w:p>
-      <w:pPr>
-        <w:pStyle w:val="BodyText"/>
-      </w:pPr>
-      <w:r>
-        <w:t xml:space="preserve">Some human ventures ended disastrously. Others transformed entire industries. Human economic ideas (restructuring, bankruptcy, venture investment and debt forgiveness) began influencing Tessan institutions that had operated by centuries of precedent.</w:t>
-      </w:r>
-    </w:p>
-    <w:p>
-      <w:pPr>
-        <w:pStyle w:val="BodyText"/>
-      </w:pPr>
-      <w:r>
-        <w:t xml:space="preserve">The Tessan opened the galaxy to humanity. Humanity, in turn, began changing the galaxy.</w:t>
-      </w:r>
-    </w:p>
-    <w:bookmarkEnd w:id="75"/>
-    <w:bookmarkStart w:id="76" w:name="the-human-reputation"/>
-    <w:p>
-      <w:pPr>
-        <w:pStyle w:val="Heading2"/>
-      </w:pPr>
-      <w:r>
-        <w:t xml:space="preserve">The human reputation</w:t>
-      </w:r>
-    </w:p>
-    <w:p>
-      <w:pPr>
-        <w:pStyle w:val="FirstParagraph"/>
-      </w:pPr>
-      <w:r>
-        <w:t xml:space="preserve">Within the wider interstellar community, humans have a reputation for</w:t>
-      </w:r>
-      <w:r>
-        <w:t xml:space="preserve"> </w:t>
-      </w:r>
-      <w:r>
-        <w:rPr>
-          <w:bCs/>
-          <w:b/>
-        </w:rPr>
-        <w:t xml:space="preserve">restless energy</w:t>
-      </w:r>
-      <w:r>
-        <w:t xml:space="preserve">. Humans establish companies, charities, colonies, research stations, trading houses, exploration expeditions, religious missions, criminal enterprises, relief organizations and political movements with remarkable speed.</w:t>
-      </w:r>
-    </w:p>
-    <w:p>
-      <w:pPr>
-        <w:pStyle w:val="BodyText"/>
-      </w:pPr>
-      <w:r>
-        <w:t xml:space="preserve">They can be breathtakingly acquisitive and astonishingly generous. The same civilization that produces ruthless speculators also produces people willing to cross a dozen star systems to help strangers. Human expansion carries both sides of humanity into the stars:</w:t>
-      </w:r>
-      <w:r>
-        <w:t xml:space="preserve"> </w:t>
-      </w:r>
-      <w:r>
-        <w:rPr>
-          <w:bCs/>
-          <w:b/>
-        </w:rPr>
-        <w:t xml:space="preserve">the greedy and the altruistic, the ambitious and the compassionate, the exploiters and the reformers.</w:t>
-      </w:r>
-    </w:p>
-    <w:p>
-      <w:pPr>
-        <w:pStyle w:val="BodyText"/>
-      </w:pPr>
-      <w:r>
-        <w:t xml:space="preserve">For characters in</w:t>
-      </w:r>
-      <w:r>
-        <w:t xml:space="preserve"> </w:t>
-      </w:r>
-      <w:r>
-        <w:rPr>
-          <w:iCs/>
-          <w:i/>
-        </w:rPr>
-        <w:t xml:space="preserve">Fracture Lines</w:t>
-      </w:r>
-      <w:r>
-        <w:t xml:space="preserve">, that contradiction is part of what it means to be human in a galaxy that is still deciding what to make of us.</w:t>
-      </w:r>
-    </w:p>
-    <w:bookmarkEnd w:id="76"/>
-    <w:bookmarkStart w:id="77" w:name="the-concord"/>
-    <w:p>
-      <w:pPr>
-        <w:pStyle w:val="Heading2"/>
-      </w:pPr>
-      <w:r>
-        <w:t xml:space="preserve">The Concord</w:t>
-      </w:r>
-    </w:p>
-    <w:p>
-      <w:pPr>
-        <w:pStyle w:val="FirstParagraph"/>
-      </w:pPr>
-      <w:r>
-        <w:t xml:space="preserve">The</w:t>
-      </w:r>
-      <w:r>
-        <w:t xml:space="preserve"> </w:t>
-      </w:r>
-      <w:r>
-        <w:rPr>
-          <w:bCs/>
-          <w:b/>
-        </w:rPr>
-        <w:t xml:space="preserve">Concord</w:t>
-      </w:r>
-      <w:r>
-        <w:t xml:space="preserve"> </w:t>
-      </w:r>
-      <w:r>
-        <w:t xml:space="preserve">is humanity’s Earth-centered civilization: the oldest and largest of the human governments, and the one that signed the Accord. It is not the only one. Three centuries of expansion have produced independent colonies, corporate holdings, merchant leagues and political movements that answer to no one on Earth. Other peoples have their own polities, under their own names.</w:t>
-      </w:r>
-    </w:p>
-    <w:bookmarkEnd w:id="77"/>
-    <w:bookmarkEnd w:id="78"/>
-    <w:bookmarkStart w:id="90" w:name="the-corridors"/>
-    <w:p>
-      <w:pPr>
-        <w:pStyle w:val="Heading1"/>
-      </w:pPr>
-      <w:r>
-        <w:t xml:space="preserve">The corridors</w:t>
-      </w:r>
-    </w:p>
-    <w:p>
-      <w:pPr>
-        <w:pStyle w:val="FirstParagraph"/>
-      </w:pPr>
-      <w:r>
-        <w:t xml:space="preserve">Everything in known space (trade, war, news, debt) moves along the</w:t>
-      </w:r>
-      <w:r>
-        <w:t xml:space="preserve"> </w:t>
-      </w:r>
-      <w:r>
-        <w:rPr>
-          <w:bCs/>
-          <w:b/>
-        </w:rPr>
-        <w:t xml:space="preserve">gravimetric corridors</w:t>
-      </w:r>
-      <w:r>
-        <w:t xml:space="preserve">.</w:t>
-      </w:r>
-    </w:p>
-    <w:bookmarkStart w:id="79" w:name="what-the-corridors-are"/>
-    <w:p>
-      <w:pPr>
-        <w:pStyle w:val="Heading2"/>
-      </w:pPr>
-      <w:r>
-        <w:t xml:space="preserve">What the corridors are</w:t>
-      </w:r>
-    </w:p>
-    <w:p>
-      <w:pPr>
-        <w:pStyle w:val="FirstParagraph"/>
-      </w:pPr>
-      <w:r>
-        <w:t xml:space="preserve">Spacetime has a hidden geometry. Where the combined gravity of stars, dark-matter filaments and the galaxy’s own structure folds it, distant points lie close together, and a</w:t>
-      </w:r>
-      <w:r>
-        <w:t xml:space="preserve"> </w:t>
-      </w:r>
-      <w:r>
-        <w:rPr>
-          <w:bCs/>
-          <w:b/>
-        </w:rPr>
-        <w:t xml:space="preserve">corridor</w:t>
-      </w:r>
-      <w:r>
-        <w:t xml:space="preserve"> </w:t>
-      </w:r>
-      <w:r>
-        <w:t xml:space="preserve">is a stable channel through that fold. Ships do not outrun light. A corridor drive detects a corridor, builds the field needed to enter it at its</w:t>
-      </w:r>
-      <w:r>
-        <w:t xml:space="preserve"> </w:t>
-      </w:r>
-      <w:r>
-        <w:rPr>
-          <w:bCs/>
-          <w:b/>
-        </w:rPr>
-        <w:t xml:space="preserve">mouth</w:t>
-      </w:r>
-      <w:r>
-        <w:t xml:space="preserve">, and protects the ship against its stresses while the fold carries the ship across light-years in hours or days. Off the corridors, ships rely on the much slower</w:t>
-      </w:r>
-      <w:r>
-        <w:t xml:space="preserve"> </w:t>
-      </w:r>
-      <w:r>
-        <w:rPr>
-          <w:bCs/>
-          <w:b/>
-        </w:rPr>
-        <w:t xml:space="preserve">metric drive</w:t>
-      </w:r>
-      <w:r>
-        <w:t xml:space="preserve"> </w:t>
-      </w:r>
-      <w:r>
-        <w:t xml:space="preserve">(below): fast within a star system, but years between the stars.</w:t>
-      </w:r>
-    </w:p>
-    <w:p>
-      <w:pPr>
-        <w:pStyle w:val="BodyText"/>
-      </w:pPr>
-      <w:r>
-        <w:t xml:space="preserve">Corridor mouths sit at gravitational balance points, often far out from the star. That is where the stations, toll gates, fortresses and Mandate checkpoints are built.</w:t>
-      </w:r>
-    </w:p>
-    <w:bookmarkEnd w:id="79"/>
-    <w:bookmarkStart w:id="80" w:name="off-the-corridors-the-metric-drive"/>
-    <w:p>
-      <w:pPr>
-        <w:pStyle w:val="Heading2"/>
-      </w:pPr>
-      <w:r>
-        <w:t xml:space="preserve">Off the corridors: the metric drive</w:t>
-      </w:r>
-    </w:p>
-    <w:p>
-      <w:pPr>
-        <w:pStyle w:val="FirstParagraph"/>
-      </w:pPr>
-      <w:r>
-        <w:t xml:space="preserve">Between corridors, and between the stars where no corridor runs, ships use the</w:t>
-      </w:r>
-      <w:r>
-        <w:t xml:space="preserve"> </w:t>
-      </w:r>
-      <w:r>
-        <w:rPr>
-          <w:bCs/>
-          <w:b/>
-        </w:rPr>
-        <w:t xml:space="preserve">metric drive</w:t>
-      </w:r>
-      <w:r>
-        <w:t xml:space="preserve">. It warps the space immediately around the ship, compressing it ahead and expanding it behind, so the ship rides a bubble of undisturbed spacetime instead of being pushed through space. Its hard limit is</w:t>
-      </w:r>
-      <w:r>
-        <w:t xml:space="preserve"> </w:t>
-      </w:r>
-      <w:r>
-        <w:rPr>
-          <w:bCs/>
-          <w:b/>
-        </w:rPr>
-        <w:t xml:space="preserve">three times the speed of light</w:t>
-      </w:r>
-      <w:r>
-        <w:t xml:space="preserve">. Most civilian drives manage one to two; only military ships and fast couriers reach three.</w:t>
-      </w:r>
-    </w:p>
-    <w:p>
-      <w:pPr>
-        <w:numPr>
-          <w:ilvl w:val="0"/>
-          <w:numId w:val="1017"/>
-        </w:numPr>
-        <w:pStyle w:val="Compact"/>
-      </w:pPr>
-      <w:r>
-        <w:rPr>
-          <w:bCs/>
-          <w:b/>
-        </w:rPr>
-        <w:t xml:space="preserve">Within a star system, it is fast.</w:t>
-      </w:r>
-      <w:r>
-        <w:t xml:space="preserve"> </w:t>
-      </w:r>
-      <w:r>
-        <w:t xml:space="preserve">Crossing a system, or reaching a corridor mouth far out from the star, takes hours rather than days.</w:t>
-      </w:r>
-    </w:p>
-    <w:p>
-      <w:pPr>
-        <w:numPr>
-          <w:ilvl w:val="0"/>
-          <w:numId w:val="1017"/>
-        </w:numPr>
-        <w:pStyle w:val="Compact"/>
-      </w:pPr>
-      <w:r>
-        <w:rPr>
-          <w:bCs/>
-          <w:b/>
-        </w:rPr>
-        <w:t xml:space="preserve">Between the stars, it is slow.</w:t>
-      </w:r>
-      <w:r>
-        <w:t xml:space="preserve"> </w:t>
-      </w:r>
-      <w:r>
-        <w:t xml:space="preserve">Even at full speed, a crossing takes about a year for every three light-years: the nearest neighboring star is well over a year away. The metric drive is how ships reach worlds off the network or behind a collapsed corridor, how expeditions go out and cut-off colonies are reached, and how stranded imperial fleets limp home over decades.</w:t>
-      </w:r>
-    </w:p>
-    <w:p>
-      <w:pPr>
-        <w:numPr>
-          <w:ilvl w:val="0"/>
-          <w:numId w:val="1017"/>
-        </w:numPr>
-        <w:pStyle w:val="Compact"/>
-      </w:pPr>
-      <w:r>
-        <w:rPr>
-          <w:bCs/>
-          <w:b/>
-        </w:rPr>
-        <w:t xml:space="preserve">It won’t run everywhere.</w:t>
-      </w:r>
-      <w:r>
-        <w:t xml:space="preserve"> </w:t>
-      </w:r>
-      <w:r>
-        <w:t xml:space="preserve">A metric field collapses inside a corridor, near a corridor mouth, and deep in a planet’s gravity well. Ships drop to sublight to approach a mouth or a world, which is why checkpoints can be enforced and why chases near planets are won by pilots, not drives.</w:t>
-      </w:r>
-    </w:p>
-    <w:p>
-      <w:pPr>
-        <w:pStyle w:val="FirstParagraph"/>
-      </w:pPr>
-      <w:r>
-        <w:t xml:space="preserve">The Vael know the drive’s limits better than anyone: their homeworld’s catastrophe struck hundreds of light-years from the nearest corridor, and even at three times light speed their escape took generations.</w:t>
-      </w:r>
-    </w:p>
-    <w:bookmarkEnd w:id="80"/>
-    <w:bookmarkStart w:id="81" w:name="depth"/>
-    <w:p>
-      <w:pPr>
-        <w:pStyle w:val="Heading2"/>
-      </w:pPr>
-      <w:r>
-        <w:t xml:space="preserve">Depth</w:t>
-      </w:r>
-    </w:p>
-    <w:p>
-      <w:pPr>
-        <w:pStyle w:val="FirstParagraph"/>
-      </w:pPr>
-      <w:r>
-        <w:t xml:space="preserve">Corridors are not uniform tunnels: they have</w:t>
-      </w:r>
-      <w:r>
-        <w:t xml:space="preserve"> </w:t>
-      </w:r>
-      <w:r>
-        <w:rPr>
-          <w:bCs/>
-          <w:b/>
-        </w:rPr>
-        <w:t xml:space="preserve">depth</w:t>
-      </w:r>
-      <w:r>
-        <w:t xml:space="preserve">. As a ship descends, spacetime becomes more compressed and gravimetric stress rises sharply. Ships normally travel the upper, navigable layers. Running deeper can cut a transit dramatically, but eventually the pressure exceeds anything a ship and its fields can withstand. Below the navigable layers lies what physicists call the</w:t>
-      </w:r>
-      <w:r>
-        <w:t xml:space="preserve"> </w:t>
-      </w:r>
-      <w:r>
-        <w:rPr>
-          <w:bCs/>
-          <w:b/>
-        </w:rPr>
-        <w:t xml:space="preserve">deep fold</w:t>
-      </w:r>
-      <w:r>
-        <w:t xml:space="preserve">, where two points hundreds or thousands of light-years apart in ordinary space may be very close indeed.</w:t>
-      </w:r>
-    </w:p>
-    <w:bookmarkEnd w:id="81"/>
-    <w:bookmarkStart w:id="82" w:name="drift-collapse-and-junctions"/>
-    <w:p>
-      <w:pPr>
-        <w:pStyle w:val="Heading2"/>
-      </w:pPr>
-      <w:r>
-        <w:t xml:space="preserve">Drift, collapse and junctions</w:t>
-      </w:r>
-    </w:p>
-    <w:p>
-      <w:pPr>
-        <w:pStyle w:val="FirstParagraph"/>
-      </w:pPr>
-      <w:r>
-        <w:t xml:space="preserve">The corridors move. As stars drift relative to one another, the folds shift over centuries; some break suddenly when the balance that held them fails, and new ones open. The Thrum first heard structure in corridor fluctuations, the Sen keep the longest records, and Draelin guilds sell the most current charts, but forecasting a collapse is still an imperfect science. Most scholars say the network is natural; a few find it suspiciously convenient.</w:t>
-      </w:r>
-    </w:p>
-    <w:p>
-      <w:pPr>
-        <w:pStyle w:val="BodyText"/>
-      </w:pPr>
-      <w:r>
-        <w:t xml:space="preserve">Where several corridors meet, at a</w:t>
-      </w:r>
-      <w:r>
-        <w:t xml:space="preserve"> </w:t>
-      </w:r>
-      <w:r>
-        <w:rPr>
-          <w:bCs/>
-          <w:b/>
-        </w:rPr>
-        <w:t xml:space="preserve">junction</w:t>
-      </w:r>
-      <w:r>
-        <w:t xml:space="preserve">, power gathers: every ship and every message between those regions must pass through.</w:t>
-      </w:r>
-    </w:p>
-    <w:bookmarkEnd w:id="82"/>
-    <w:bookmarkStart w:id="87" w:name="communication-through-the-deep-fold"/>
-    <w:p>
-      <w:pPr>
-        <w:pStyle w:val="Heading2"/>
-      </w:pPr>
-      <w:r>
-        <w:t xml:space="preserve">Communication through the deep fold</w:t>
-      </w:r>
-    </w:p>
-    <w:p>
-      <w:pPr>
-        <w:pStyle w:val="FirstParagraph"/>
-      </w:pPr>
-      <w:r>
-        <w:t xml:space="preserve">The civilizations of known space do not rely on conventional radio for interstellar communication. Instead, advanced societies exploit a phenomenon associated with the same hidden geometry that makes corridor travel possible.</w:t>
-      </w:r>
-    </w:p>
-    <w:bookmarkStart w:id="83" w:name="quantum-gravimetric-communication"/>
-    <w:p>
-      <w:pPr>
-        <w:pStyle w:val="Heading3"/>
-      </w:pPr>
-      <w:r>
-        <w:t xml:space="preserve">Quantum-gravimetric communication</w:t>
-      </w:r>
-    </w:p>
-    <w:p>
-      <w:pPr>
-        <w:pStyle w:val="FirstParagraph"/>
-      </w:pPr>
-      <w:r>
-        <w:t xml:space="preserve">Quantum entanglement alone cannot transmit information. This remains true even for civilizations thousands of years more technologically advanced than humanity. The breakthrough comes from combining quantum systems with the deep fold.</w:t>
-      </w:r>
-    </w:p>
-    <w:p>
-      <w:pPr>
-        <w:pStyle w:val="BodyText"/>
-      </w:pPr>
-      <w:r>
-        <w:t xml:space="preserve">Specialized transmitters generate precisely controlled quantum states coupled to minute gravimetric disturbances. Under the correct conditions, these disturbances enter a propagating mode within the deep fold. The entangled quantum systems provide synchronization, discrimination and extreme sensitivity. The</w:t>
-      </w:r>
-      <w:r>
-        <w:t xml:space="preserve"> </w:t>
-      </w:r>
-      <w:r>
-        <w:rPr>
-          <w:bCs/>
-          <w:b/>
-        </w:rPr>
-        <w:t xml:space="preserve">gravimetric disturbance actually carries the information</w:t>
-      </w:r>
-      <w:r>
-        <w:t xml:space="preserve">.</w:t>
-      </w:r>
-    </w:p>
-    <w:p>
-      <w:pPr>
-        <w:pStyle w:val="BodyText"/>
-      </w:pPr>
-      <w:r>
-        <w:t xml:space="preserve">Consequently, quantum-gravimetric communication does not depend upon instantaneous communication through entanglement. The signal physically travels between transmitter and receiver, but through a region of spacetime in which the effective distance between the two points is enormously reduced. To observers limited to normal space, the result can appear to be faster-than-light communication.</w:t>
-      </w:r>
-    </w:p>
-    <w:bookmarkEnd w:id="83"/>
-    <w:bookmarkStart w:id="84" w:name="why-humanity-didnt-discover-it"/>
-    <w:p>
-      <w:pPr>
-        <w:pStyle w:val="Heading3"/>
-      </w:pPr>
-      <w:r>
-        <w:t xml:space="preserve">Why humanity didn’t discover it</w:t>
-      </w:r>
-    </w:p>
-    <w:p>
-      <w:pPr>
-        <w:pStyle w:val="FirstParagraph"/>
-      </w:pPr>
-      <w:r>
-        <w:t xml:space="preserve">Humanity discovered corridor travel through comparatively large-scale manipulation of spacetime. Human drives could detect corridors, create the fields necessary to enter them and protect spacecraft against their stresses. None of this required access to the deep fold.</w:t>
-      </w:r>
-    </w:p>
-    <w:p>
-      <w:pPr>
-        <w:pStyle w:val="BodyText"/>
-      </w:pPr>
-      <w:r>
-        <w:t xml:space="preserve">Human scientists improved radio, laser, quantum and gravimetric communications for centuries. They even detected minute fluctuations originating within corridors, but those fluctuations appeared natural: background gravimetric noise, turbulence from stellar masses, corridor interactions and poorly understood processes below navigable depths. Human physics also correctly showed that entanglement could not, by itself, transmit information faster than light, so there was little reason to read random-seeming quantum-scale fluctuations as communication.</w:t>
-      </w:r>
-    </w:p>
-    <w:p>
-      <w:pPr>
-        <w:pStyle w:val="BodyText"/>
-      </w:pPr>
-      <w:r>
-        <w:t xml:space="preserve">Humanity wasn’t failing to build the right radio.</w:t>
-      </w:r>
-      <w:r>
-        <w:t xml:space="preserve"> </w:t>
-      </w:r>
-      <w:r>
-        <w:rPr>
-          <w:bCs/>
-          <w:b/>
-        </w:rPr>
-        <w:t xml:space="preserve">Humanity didn’t know the communications medium existed.</w:t>
-      </w:r>
-    </w:p>
-    <w:bookmarkEnd w:id="84"/>
-    <w:bookmarkStart w:id="85" w:name="the-antenna"/>
-    <w:p>
-      <w:pPr>
-        <w:pStyle w:val="Heading3"/>
-      </w:pPr>
-      <w:r>
-        <w:t xml:space="preserve">The antenna</w:t>
-      </w:r>
-    </w:p>
-    <w:p>
-      <w:pPr>
-        <w:pStyle w:val="FirstParagraph"/>
-      </w:pPr>
-      <w:r>
-        <w:t xml:space="preserve">The mystery became apparent after humanity met its first extraterrestrial spacecraft. The Kel explorers, a people economically subordinate to the Tessan, were clearly coordinating with parties who were not present. Human sensors detected no radio, laser or neutrino signals, or any other recognizable carrier. Yet the Kel were communicating with someone.</w:t>
-      </w:r>
-    </w:p>
-    <w:p>
-      <w:pPr>
-        <w:pStyle w:val="BodyText"/>
-      </w:pPr>
-      <w:r>
-        <w:t xml:space="preserve">Examination of their technology revealed sophisticated quantum apparatus tied to extremely small distortions of the local gravitational field. Human scientists variously identified it as navigation hardware, exotic computing machinery, or part of the corridor drive. The critical realization came later:</w:t>
-      </w:r>
-      <w:r>
-        <w:t xml:space="preserve"> </w:t>
-      </w:r>
-      <w:r>
-        <w:rPr>
-          <w:bCs/>
-          <w:b/>
-        </w:rPr>
-        <w:t xml:space="preserve">it was an antenna.</w:t>
-      </w:r>
-      <w:r>
-        <w:t xml:space="preserve"> </w:t>
-      </w:r>
-      <w:r>
-        <w:t xml:space="preserve">The random gravimetric background of the corridors contained structured information.</w:t>
-      </w:r>
-    </w:p>
-    <w:p>
-      <w:pPr>
-        <w:pStyle w:val="BodyText"/>
-      </w:pPr>
-      <w:r>
-        <w:t xml:space="preserve">Humanity had spent centuries listening for voices among the stars. The galaxy had never been silent. Humanity had simply been listening to the wrong part of the universe.</w:t>
-      </w:r>
-    </w:p>
-    <w:bookmarkEnd w:id="85"/>
-    <w:bookmarkStart w:id="86" w:name="the-network-is-the-map"/>
-    <w:p>
-      <w:pPr>
-        <w:pStyle w:val="Heading3"/>
-      </w:pPr>
-      <w:r>
-        <w:t xml:space="preserve">The network is the map</w:t>
-      </w:r>
-    </w:p>
-    <w:p>
-      <w:pPr>
-        <w:pStyle w:val="FirstParagraph"/>
-      </w:pPr>
-      <w:r>
-        <w:t xml:space="preserve">Quantum-gravimetric signals do not propagate equally well everywhere. They follow the underlying geometry of the corridors and converge on major junctions, so the transportation map of known space is also, broadly, its communications map. A junction has three kinds of strategic value:</w:t>
-      </w:r>
-    </w:p>
-    <w:p>
-      <w:pPr>
-        <w:numPr>
-          <w:ilvl w:val="0"/>
-          <w:numId w:val="1018"/>
-        </w:numPr>
-        <w:pStyle w:val="Compact"/>
-      </w:pPr>
-      <w:r>
-        <w:rPr>
-          <w:bCs/>
-          <w:b/>
-        </w:rPr>
-        <w:t xml:space="preserve">Transportation.</w:t>
-      </w:r>
-      <w:r>
-        <w:t xml:space="preserve"> </w:t>
-      </w:r>
-      <w:r>
-        <w:t xml:space="preserve">Ships and commerce must pass through it.</w:t>
-      </w:r>
-    </w:p>
-    <w:p>
-      <w:pPr>
-        <w:numPr>
-          <w:ilvl w:val="0"/>
-          <w:numId w:val="1018"/>
-        </w:numPr>
-        <w:pStyle w:val="Compact"/>
-      </w:pPr>
-      <w:r>
-        <w:rPr>
-          <w:bCs/>
-          <w:b/>
-        </w:rPr>
-        <w:t xml:space="preserve">Communication.</w:t>
-      </w:r>
-      <w:r>
-        <w:t xml:space="preserve"> </w:t>
-      </w:r>
-      <w:r>
-        <w:t xml:space="preserve">Message traffic naturally converges on it.</w:t>
-      </w:r>
-    </w:p>
-    <w:p>
-      <w:pPr>
-        <w:numPr>
-          <w:ilvl w:val="0"/>
-          <w:numId w:val="1018"/>
-        </w:numPr>
-        <w:pStyle w:val="Compact"/>
-      </w:pPr>
-      <w:r>
-        <w:rPr>
-          <w:bCs/>
-          <w:b/>
-        </w:rPr>
-        <w:t xml:space="preserve">Information.</w:t>
-      </w:r>
-      <w:r>
-        <w:t xml:space="preserve"> </w:t>
-      </w:r>
-      <w:r>
-        <w:t xml:space="preserve">Whoever controls it can relay, restrict, monitor or disrupt enormous quantities of interstellar communication.</w:t>
-      </w:r>
-    </w:p>
-    <w:p>
-      <w:pPr>
-        <w:pStyle w:val="FirstParagraph"/>
-      </w:pPr>
-      <w:r>
-        <w:t xml:space="preserve">Control of corridor intersections is one of the fundamental sources of political and economic power in known space. For civilizations such as the Tessan, power does not require conquest: control over contracts, debt, corridor access and communications can bind entire worlds without a Tessan soldier ever setting foot on them.</w:t>
-      </w:r>
-    </w:p>
-    <w:bookmarkEnd w:id="86"/>
-    <w:bookmarkEnd w:id="87"/>
-    <w:bookmarkStart w:id="88" w:name="corridors-in-play"/>
-    <w:p>
-      <w:pPr>
-        <w:pStyle w:val="Heading2"/>
-      </w:pPr>
-      <w:r>
-        <w:t xml:space="preserve">Corridors in play</w:t>
       </w:r>
     </w:p>
     <w:p>
@@ -15240,26 +15676,13 @@
           <w:bCs/>
           <w:b/>
         </w:rPr>
-        <w:t xml:space="preserve">Plotting a transit.</w:t>
-      </w:r>
-      <w:r>
-        <w:t xml:space="preserve"> </w:t>
-      </w:r>
-      <w:r>
-        <w:t xml:space="preserve">The navigator rolls</w:t>
-      </w:r>
-      <w:r>
-        <w:t xml:space="preserve"> </w:t>
-      </w:r>
-      <w:r>
-        <w:rPr>
-          <w:bCs/>
-          <w:b/>
-        </w:rPr>
-        <w:t xml:space="preserve">Navigation</w:t>
-      </w:r>
-      <w:r>
-        <w:t xml:space="preserve">. Fresh guild charts are ordinary; charts a few months old give −2; charts years old, or an unstable corridor, give −4. Failure costs time, delivers the ship to the wrong mouth, or ticks a danger clock; a natural 18 is a misjump into the unknown.</w:t>
+        <w:t xml:space="preserve">The job.</w:t>
+      </w:r>
+      <w:r>
+        <w:t xml:space="preserve"> </w:t>
+      </w:r>
+      <w:r>
+        <w:t xml:space="preserve">What happened, and did we succeed: fully, partly, or not at all?</w:t>
       </w:r>
     </w:p>
     <w:p>
@@ -15275,13 +15698,13 @@
           <w:bCs/>
           <w:b/>
         </w:rPr>
-        <w:t xml:space="preserve">Running deep.</w:t>
-      </w:r>
-      <w:r>
-        <w:t xml:space="preserve"> </w:t>
-      </w:r>
-      <w:r>
-        <w:t xml:space="preserve">Each step below the usual layers halves the transit time and gives −2 to the Navigation roll. Failing by 3 or more while deep means gravimetric stress: everyone aboard rolls Body or marks a box, and the ship needs repairs (Engineering) before its next transit.</w:t>
+        <w:t xml:space="preserve">Who stood out?</w:t>
+      </w:r>
+      <w:r>
+        <w:t xml:space="preserve"> </w:t>
+      </w:r>
+      <w:r>
+        <w:t xml:space="preserve">A moment worth remembering.</w:t>
       </w:r>
     </w:p>
     <w:p>
@@ -15297,13 +15720,13 @@
           <w:bCs/>
           <w:b/>
         </w:rPr>
-        <w:t xml:space="preserve">Travel times.</w:t>
-      </w:r>
-      <w:r>
-        <w:t xml:space="preserve"> </w:t>
-      </w:r>
-      <w:r>
-        <w:t xml:space="preserve">By corridor: between neighboring systems, hours; across a region, one to three days; a long haul through several junctions, one to two weeks. By metric drive: within a system, hours; between stars, light-years ÷ 3 in years at best (÷ 2 or ÷ 1 for slower civilian drives).</w:t>
+        <w:t xml:space="preserve">Complications.</w:t>
+      </w:r>
+      <w:r>
+        <w:t xml:space="preserve"> </w:t>
+      </w:r>
+      <w:r>
+        <w:t xml:space="preserve">Which ones came into play, and what did they cost?</w:t>
       </w:r>
     </w:p>
     <w:p>
@@ -15319,13 +15742,13 @@
           <w:bCs/>
           <w:b/>
         </w:rPr>
-        <w:t xml:space="preserve">Metric drive.</w:t>
-      </w:r>
-      <w:r>
-        <w:t xml:space="preserve"> </w:t>
-      </w:r>
-      <w:r>
-        <w:t xml:space="preserve">Engaging or dropping out takes a few minutes; it can’t run inside a corridor, near a mouth or deep in a gravity well. Near planets and mouths, chases are Piloting at sublight.</w:t>
+        <w:t xml:space="preserve">What changed?</w:t>
+      </w:r>
+      <w:r>
+        <w:t xml:space="preserve"> </w:t>
+      </w:r>
+      <w:r>
+        <w:t xml:space="preserve">New allies or enemies, damage, open threads for next time.</w:t>
       </w:r>
     </w:p>
     <w:p>
@@ -15341,20 +15764,505 @@
           <w:bCs/>
           <w:b/>
         </w:rPr>
-        <w:t xml:space="preserve">Collapse.</w:t>
-      </w:r>
-      <w:r>
-        <w:t xml:space="preserve"> </w:t>
-      </w:r>
-      <w:r>
-        <w:t xml:space="preserve">An unstable corridor is a danger clock (usually 6 segments) that ticks with time and every failed transit; when it fills, the corridor closes, with whoever is inside.</w:t>
+        <w:t xml:space="preserve">Advancement.</w:t>
+      </w:r>
+      <w:r>
+        <w:t xml:space="preserve"> </w:t>
+      </w:r>
+      <w:r>
+        <w:t xml:space="preserve">After a significant job, each character earns 1 advancement point; at a milestone, 2 more.</w:t>
+      </w:r>
+    </w:p>
+    <w:bookmarkEnd w:id="74"/>
+    <w:bookmarkEnd w:id="75"/>
+    <w:bookmarkStart w:id="83" w:name="a-galaxy-of-obligations"/>
+    <w:p>
+      <w:pPr>
+        <w:pStyle w:val="Heading1"/>
+      </w:pPr>
+      <w:r>
+        <w:t xml:space="preserve">A galaxy of obligations</w:t>
+      </w:r>
+    </w:p>
+    <w:bookmarkStart w:id="76" w:name="humanitys-first-contact"/>
+    <w:p>
+      <w:pPr>
+        <w:pStyle w:val="Heading2"/>
+      </w:pPr>
+      <w:r>
+        <w:t xml:space="preserve">Humanity’s first contact</w:t>
+      </w:r>
+    </w:p>
+    <w:p>
+      <w:pPr>
+        <w:pStyle w:val="FirstParagraph"/>
+      </w:pPr>
+      <w:r>
+        <w:t xml:space="preserve">The survey ship</w:t>
+      </w:r>
+      <w:r>
+        <w:t xml:space="preserve"> </w:t>
+      </w:r>
+      <w:r>
+        <w:rPr>
+          <w:iCs/>
+          <w:i/>
+        </w:rPr>
+        <w:t xml:space="preserve">Meridian Reach</w:t>
+      </w:r>
+      <w:r>
+        <w:t xml:space="preserve"> </w:t>
+      </w:r>
+      <w:r>
+        <w:t xml:space="preserve">was charting a dim red star eleven light-years from Earth when its sensors found something that should not have been there: a vessel already in orbit, older than any human ship and patched in a dozen styles.</w:t>
+      </w:r>
+    </w:p>
+    <w:p>
+      <w:pPr>
+        <w:pStyle w:val="BodyText"/>
+      </w:pPr>
+      <w:r>
+        <w:t xml:space="preserve">It belonged to the</w:t>
+      </w:r>
+      <w:r>
+        <w:t xml:space="preserve"> </w:t>
+      </w:r>
+      <w:r>
+        <w:rPr>
+          <w:bCs/>
+          <w:b/>
+        </w:rPr>
+        <w:t xml:space="preserve">Kel</w:t>
+      </w:r>
+      <w:r>
+        <w:t xml:space="preserve">, explorers from a civilization far older than humanity’s, and far deeper in debt. The Kel crew greeted the humans with courtesy, curiosity and gifts: star charts, medicine, repairs to a failing reactor. The humans accepted gratefully. They did not know that, among the Kel, every gift is the first line of a contract.</w:t>
+      </w:r>
+    </w:p>
+    <w:p>
+      <w:pPr>
+        <w:pStyle w:val="BodyText"/>
+      </w:pPr>
+      <w:r>
+        <w:t xml:space="preserve">The Kel saw humanity as an extraordinary commercial opportunity, and a possible way to improve their own civilization’s position. When they came to collect, the humans did not understand what they owed, and the Kel did not understand why anyone would accept help they never meant to repay. Talks broke down. Kel crews detained the survey team as surety against the debt, and Earth answered with an armed rescue. People died on both sides.</w:t>
+      </w:r>
+    </w:p>
+    <w:p>
+      <w:pPr>
+        <w:pStyle w:val="BodyText"/>
+      </w:pPr>
+      <w:r>
+        <w:t xml:space="preserve">Humans call it the</w:t>
+      </w:r>
+      <w:r>
+        <w:t xml:space="preserve"> </w:t>
+      </w:r>
+      <w:r>
+        <w:rPr>
+          <w:bCs/>
+          <w:b/>
+        </w:rPr>
+        <w:t xml:space="preserve">First Contact Crisis</w:t>
+      </w:r>
+      <w:r>
+        <w:t xml:space="preserve">. The Kel call it a default.</w:t>
+      </w:r>
+    </w:p>
+    <w:bookmarkEnd w:id="76"/>
+    <w:bookmarkStart w:id="77" w:name="the-tessan-arrival"/>
+    <w:p>
+      <w:pPr>
+        <w:pStyle w:val="Heading2"/>
+      </w:pPr>
+      <w:r>
+        <w:t xml:space="preserve">The Tessan arrival</w:t>
+      </w:r>
+    </w:p>
+    <w:p>
+      <w:pPr>
+        <w:pStyle w:val="FirstParagraph"/>
+      </w:pPr>
+      <w:r>
+        <w:t xml:space="preserve">The crisis brought humanity to the attention of the</w:t>
+      </w:r>
+      <w:r>
+        <w:t xml:space="preserve"> </w:t>
+      </w:r>
+      <w:r>
+        <w:rPr>
+          <w:bCs/>
+          <w:b/>
+        </w:rPr>
+        <w:t xml:space="preserve">Tessan</w:t>
+      </w:r>
+      <w:r>
+        <w:t xml:space="preserve">, one of the oldest and most influential commercial powers in known space.</w:t>
+      </w:r>
+    </w:p>
+    <w:p>
+      <w:pPr>
+        <w:pStyle w:val="BodyText"/>
+      </w:pPr>
+      <w:r>
+        <w:t xml:space="preserve">Rather than threaten humanity, the Tessan negotiated a settlement. Human captives were returned, losses were compensated, and the Tessan established themselves as cautious intermediaries between humanity and the wider interstellar community. It was humanity’s first introduction to the political and economic order beyond human space.</w:t>
+      </w:r>
+    </w:p>
+    <w:bookmarkEnd w:id="77"/>
+    <w:bookmarkStart w:id="78" w:name="the-humantessan-accord"/>
+    <w:p>
+      <w:pPr>
+        <w:pStyle w:val="Heading2"/>
+      </w:pPr>
+      <w:r>
+        <w:t xml:space="preserve">The Human–Tessan Accord</w:t>
+      </w:r>
+    </w:p>
+    <w:p>
+      <w:pPr>
+        <w:pStyle w:val="FirstParagraph"/>
+      </w:pPr>
+      <w:r>
+        <w:t xml:space="preserve">Human governments soon sought a formal agreement with clear rules for dealing with other civilizations. The</w:t>
+      </w:r>
+      <w:r>
+        <w:t xml:space="preserve"> </w:t>
+      </w:r>
+      <w:r>
+        <w:rPr>
+          <w:bCs/>
+          <w:b/>
+        </w:rPr>
+        <w:t xml:space="preserve">Human–Tessan Accord on Recognition, Transit and Commerce</w:t>
+      </w:r>
+      <w:r>
+        <w:t xml:space="preserve"> </w:t>
+      </w:r>
+      <w:r>
+        <w:t xml:space="preserve">established territorial recognition, corridor transit procedures, commercial standards, dispute resolution, and protections against unknowingly assuming obligations by accepting assistance.</w:t>
+      </w:r>
+    </w:p>
+    <w:p>
+      <w:pPr>
+        <w:pStyle w:val="BodyText"/>
+      </w:pPr>
+      <w:r>
+        <w:t xml:space="preserve">The Accord opened the wider interstellar economy to humanity.</w:t>
+      </w:r>
+    </w:p>
+    <w:bookmarkEnd w:id="78"/>
+    <w:bookmarkStart w:id="79" w:name="humanity-enters-the-interstellar-economy"/>
+    <w:p>
+      <w:pPr>
+        <w:pStyle w:val="Heading2"/>
+      </w:pPr>
+      <w:r>
+        <w:t xml:space="preserve">Humanity enters the interstellar economy</w:t>
+      </w:r>
+    </w:p>
+    <w:p>
+      <w:pPr>
+        <w:pStyle w:val="FirstParagraph"/>
+      </w:pPr>
+      <w:r>
+        <w:t xml:space="preserve">Human merchants, explorers, corporations and colonies expanded rapidly into newly accessible space. Tessan institutions supplied financing, insurance, navigation information and access to markets that had existed for centuries before humanity arrived.</w:t>
+      </w:r>
+    </w:p>
+    <w:p>
+      <w:pPr>
+        <w:pStyle w:val="BodyText"/>
+      </w:pPr>
+      <w:r>
+        <w:t xml:space="preserve">Humans eagerly embraced these opportunities. Some sought wealth. Some sought knowledge. Some wanted new worlds. Some wanted to improve the lives of people they had never met. Frequently, all of those people traveled aboard the same ship.</w:t>
+      </w:r>
+    </w:p>
+    <w:bookmarkEnd w:id="79"/>
+    <w:bookmarkStart w:id="80" w:name="what-humanity-brought"/>
+    <w:p>
+      <w:pPr>
+        <w:pStyle w:val="Heading2"/>
+      </w:pPr>
+      <w:r>
+        <w:t xml:space="preserve">What humanity brought</w:t>
+      </w:r>
+    </w:p>
+    <w:p>
+      <w:pPr>
+        <w:pStyle w:val="FirstParagraph"/>
+      </w:pPr>
+      <w:r>
+        <w:t xml:space="preserve">Humanity proved to be more than another emerging market. Humans brought an unusual willingness to experiment, challenge established assumptions, tolerate failure, forgive unsustainable debts, reorganize failing enterprises, and invest heavily in uncertain ideas.</w:t>
+      </w:r>
+    </w:p>
+    <w:p>
+      <w:pPr>
+        <w:pStyle w:val="BodyText"/>
+      </w:pPr>
+      <w:r>
+        <w:t xml:space="preserve">Some human ventures ended disastrously. Others transformed entire industries. Human economic ideas (restructuring, bankruptcy, venture investment and debt forgiveness) began influencing Tessan institutions that had operated by centuries of precedent.</w:t>
+      </w:r>
+    </w:p>
+    <w:p>
+      <w:pPr>
+        <w:pStyle w:val="BodyText"/>
+      </w:pPr>
+      <w:r>
+        <w:t xml:space="preserve">The Tessan opened the galaxy to humanity. Humanity, in turn, began changing the galaxy.</w:t>
+      </w:r>
+    </w:p>
+    <w:bookmarkEnd w:id="80"/>
+    <w:bookmarkStart w:id="81" w:name="the-human-reputation"/>
+    <w:p>
+      <w:pPr>
+        <w:pStyle w:val="Heading2"/>
+      </w:pPr>
+      <w:r>
+        <w:t xml:space="preserve">The human reputation</w:t>
+      </w:r>
+    </w:p>
+    <w:p>
+      <w:pPr>
+        <w:pStyle w:val="FirstParagraph"/>
+      </w:pPr>
+      <w:r>
+        <w:t xml:space="preserve">Within the wider interstellar community, humans have a reputation for</w:t>
+      </w:r>
+      <w:r>
+        <w:t xml:space="preserve"> </w:t>
+      </w:r>
+      <w:r>
+        <w:rPr>
+          <w:bCs/>
+          <w:b/>
+        </w:rPr>
+        <w:t xml:space="preserve">restless energy</w:t>
+      </w:r>
+      <w:r>
+        <w:t xml:space="preserve">. Humans establish companies, charities, colonies, research stations, trading houses, exploration expeditions, religious missions, criminal enterprises, relief organizations and political movements with remarkable speed.</w:t>
+      </w:r>
+    </w:p>
+    <w:p>
+      <w:pPr>
+        <w:pStyle w:val="BodyText"/>
+      </w:pPr>
+      <w:r>
+        <w:t xml:space="preserve">They can be breathtakingly acquisitive and astonishingly generous. The same civilization that produces ruthless speculators also produces people willing to cross a dozen star systems to help strangers. Human expansion carries both sides of humanity into the stars:</w:t>
+      </w:r>
+      <w:r>
+        <w:t xml:space="preserve"> </w:t>
+      </w:r>
+      <w:r>
+        <w:rPr>
+          <w:bCs/>
+          <w:b/>
+        </w:rPr>
+        <w:t xml:space="preserve">the greedy and the altruistic, the ambitious and the compassionate, the exploiters and the reformers.</w:t>
+      </w:r>
+    </w:p>
+    <w:p>
+      <w:pPr>
+        <w:pStyle w:val="BodyText"/>
+      </w:pPr>
+      <w:r>
+        <w:t xml:space="preserve">For characters in</w:t>
+      </w:r>
+      <w:r>
+        <w:t xml:space="preserve"> </w:t>
+      </w:r>
+      <w:r>
+        <w:rPr>
+          <w:iCs/>
+          <w:i/>
+        </w:rPr>
+        <w:t xml:space="preserve">Fracture Lines</w:t>
+      </w:r>
+      <w:r>
+        <w:t xml:space="preserve">, that contradiction is part of what it means to be human in a galaxy that is still deciding what to make of us.</w:t>
+      </w:r>
+    </w:p>
+    <w:bookmarkEnd w:id="81"/>
+    <w:bookmarkStart w:id="82" w:name="the-concord"/>
+    <w:p>
+      <w:pPr>
+        <w:pStyle w:val="Heading2"/>
+      </w:pPr>
+      <w:r>
+        <w:t xml:space="preserve">The Concord</w:t>
+      </w:r>
+    </w:p>
+    <w:p>
+      <w:pPr>
+        <w:pStyle w:val="FirstParagraph"/>
+      </w:pPr>
+      <w:r>
+        <w:t xml:space="preserve">The</w:t>
+      </w:r>
+      <w:r>
+        <w:t xml:space="preserve"> </w:t>
+      </w:r>
+      <w:r>
+        <w:rPr>
+          <w:bCs/>
+          <w:b/>
+        </w:rPr>
+        <w:t xml:space="preserve">Concord</w:t>
+      </w:r>
+      <w:r>
+        <w:t xml:space="preserve"> </w:t>
+      </w:r>
+      <w:r>
+        <w:t xml:space="preserve">is humanity’s Earth-centered civilization: the oldest and largest of the human governments, and the one that signed the Accord. It is not the only one. Three centuries of expansion have produced independent colonies, corporate holdings, merchant leagues and political movements that answer to no one on Earth. Other peoples have their own polities, under their own names.</w:t>
+      </w:r>
+    </w:p>
+    <w:bookmarkEnd w:id="82"/>
+    <w:bookmarkEnd w:id="83"/>
+    <w:bookmarkStart w:id="95" w:name="the-corridors"/>
+    <w:p>
+      <w:pPr>
+        <w:pStyle w:val="Heading1"/>
+      </w:pPr>
+      <w:r>
+        <w:t xml:space="preserve">The corridors</w:t>
+      </w:r>
+    </w:p>
+    <w:p>
+      <w:pPr>
+        <w:pStyle w:val="FirstParagraph"/>
+      </w:pPr>
+      <w:r>
+        <w:t xml:space="preserve">Everything in known space (trade, war, news, debt) moves along the</w:t>
+      </w:r>
+      <w:r>
+        <w:t xml:space="preserve"> </w:t>
+      </w:r>
+      <w:r>
+        <w:rPr>
+          <w:bCs/>
+          <w:b/>
+        </w:rPr>
+        <w:t xml:space="preserve">gravimetric corridors</w:t>
+      </w:r>
+      <w:r>
+        <w:t xml:space="preserve">.</w:t>
+      </w:r>
+    </w:p>
+    <w:bookmarkStart w:id="84" w:name="what-the-corridors-are"/>
+    <w:p>
+      <w:pPr>
+        <w:pStyle w:val="Heading2"/>
+      </w:pPr>
+      <w:r>
+        <w:t xml:space="preserve">What the corridors are</w:t>
+      </w:r>
+    </w:p>
+    <w:p>
+      <w:pPr>
+        <w:pStyle w:val="FirstParagraph"/>
+      </w:pPr>
+      <w:r>
+        <w:t xml:space="preserve">Spacetime has a hidden geometry. Where the combined gravity of stars, dark-matter filaments and the galaxy’s own structure folds it, distant points lie close together, and a</w:t>
+      </w:r>
+      <w:r>
+        <w:t xml:space="preserve"> </w:t>
+      </w:r>
+      <w:r>
+        <w:rPr>
+          <w:bCs/>
+          <w:b/>
+        </w:rPr>
+        <w:t xml:space="preserve">corridor</w:t>
+      </w:r>
+      <w:r>
+        <w:t xml:space="preserve"> </w:t>
+      </w:r>
+      <w:r>
+        <w:t xml:space="preserve">is a stable channel through that fold. Ships do not outrun light. A corridor drive detects a corridor, builds the field needed to enter it at its</w:t>
+      </w:r>
+      <w:r>
+        <w:t xml:space="preserve"> </w:t>
+      </w:r>
+      <w:r>
+        <w:rPr>
+          <w:bCs/>
+          <w:b/>
+        </w:rPr>
+        <w:t xml:space="preserve">mouth</w:t>
+      </w:r>
+      <w:r>
+        <w:t xml:space="preserve">, and protects the ship against its stresses while the fold carries the ship across light-years in hours or days. Off the corridors, ships rely on the much slower</w:t>
+      </w:r>
+      <w:r>
+        <w:t xml:space="preserve"> </w:t>
+      </w:r>
+      <w:r>
+        <w:rPr>
+          <w:bCs/>
+          <w:b/>
+        </w:rPr>
+        <w:t xml:space="preserve">metric drive</w:t>
+      </w:r>
+      <w:r>
+        <w:t xml:space="preserve"> </w:t>
+      </w:r>
+      <w:r>
+        <w:t xml:space="preserve">(below): fast within a star system, but years between the stars.</w:t>
+      </w:r>
+    </w:p>
+    <w:p>
+      <w:pPr>
+        <w:pStyle w:val="BodyText"/>
+      </w:pPr>
+      <w:r>
+        <w:t xml:space="preserve">Corridor mouths sit at gravitational balance points, often far out from the star. That is where the stations, toll gates, fortresses and Mandate checkpoints are built.</w:t>
+      </w:r>
+    </w:p>
+    <w:bookmarkEnd w:id="84"/>
+    <w:bookmarkStart w:id="85" w:name="off-the-corridors-the-metric-drive"/>
+    <w:p>
+      <w:pPr>
+        <w:pStyle w:val="Heading2"/>
+      </w:pPr>
+      <w:r>
+        <w:t xml:space="preserve">Off the corridors: the metric drive</w:t>
+      </w:r>
+    </w:p>
+    <w:p>
+      <w:pPr>
+        <w:pStyle w:val="FirstParagraph"/>
+      </w:pPr>
+      <w:r>
+        <w:t xml:space="preserve">Between corridors, and between the stars where no corridor runs, ships use the</w:t>
+      </w:r>
+      <w:r>
+        <w:t xml:space="preserve"> </w:t>
+      </w:r>
+      <w:r>
+        <w:rPr>
+          <w:bCs/>
+          <w:b/>
+        </w:rPr>
+        <w:t xml:space="preserve">metric drive</w:t>
+      </w:r>
+      <w:r>
+        <w:t xml:space="preserve">. It warps the space immediately around the ship, compressing it ahead and expanding it behind, so the ship rides a bubble of undisturbed spacetime instead of being pushed through space. Its hard limit is</w:t>
+      </w:r>
+      <w:r>
+        <w:t xml:space="preserve"> </w:t>
+      </w:r>
+      <w:r>
+        <w:rPr>
+          <w:bCs/>
+          <w:b/>
+        </w:rPr>
+        <w:t xml:space="preserve">three times the speed of light</w:t>
+      </w:r>
+      <w:r>
+        <w:t xml:space="preserve">. Most civilian drives manage one to two; only military ships and fast couriers reach three.</w:t>
       </w:r>
     </w:p>
     <w:p>
       <w:pPr>
         <w:numPr>
           <w:ilvl w:val="0"/>
-          <w:numId w:val="1019"/>
+          <w:numId w:val="1020"/>
         </w:numPr>
         <w:pStyle w:val="Compact"/>
       </w:pPr>
@@ -15363,49 +16271,331 @@
           <w:bCs/>
           <w:b/>
         </w:rPr>
-        <w:t xml:space="preserve">Messages.</w:t>
-      </w:r>
-      <w:r>
-        <w:t xml:space="preserve"> </w:t>
-      </w:r>
-      <w:r>
-        <w:t xml:space="preserve">A quantum-gravimetric transceiver reaches anywhere on the network: within a junction’s region in minutes, across several junctions in hours. Worlds behind collapsed corridors can’t be reached at all. Every message passes through junctions, and their owners listen: sending something sensitive through a hostile junction takes a</w:t>
-      </w:r>
-      <w:r>
-        <w:t xml:space="preserve"> </w:t>
-      </w:r>
+        <w:t xml:space="preserve">Within a star system, it is fast.</w:t>
+      </w:r>
+      <w:r>
+        <w:t xml:space="preserve"> </w:t>
+      </w:r>
+      <w:r>
+        <w:t xml:space="preserve">Crossing a system, or reaching a corridor mouth far out from the star, takes hours rather than days.</w:t>
+      </w:r>
+    </w:p>
+    <w:p>
+      <w:pPr>
+        <w:numPr>
+          <w:ilvl w:val="0"/>
+          <w:numId w:val="1020"/>
+        </w:numPr>
+        <w:pStyle w:val="Compact"/>
+      </w:pPr>
       <w:r>
         <w:rPr>
           <w:bCs/>
           <w:b/>
         </w:rPr>
-        <w:t xml:space="preserve">Computers</w:t>
-      </w:r>
-      <w:r>
-        <w:t xml:space="preserve"> </w:t>
-      </w:r>
-      <w:r>
-        <w:t xml:space="preserve">roll to hide it, and a failure marks</w:t>
-      </w:r>
-      <w:r>
-        <w:t xml:space="preserve"> </w:t>
-      </w:r>
+        <w:t xml:space="preserve">Between the stars, it is slow.</w:t>
+      </w:r>
+      <w:r>
+        <w:t xml:space="preserve"> </w:t>
+      </w:r>
+      <w:r>
+        <w:t xml:space="preserve">Even at full speed, a crossing takes about a year for every three light-years: the nearest neighboring star is well over a year away. The metric drive is how ships reach worlds off the network or behind a collapsed corridor, how expeditions go out and cut-off colonies are reached, and how stranded imperial fleets limp home over decades.</w:t>
+      </w:r>
+    </w:p>
+    <w:p>
+      <w:pPr>
+        <w:numPr>
+          <w:ilvl w:val="0"/>
+          <w:numId w:val="1020"/>
+        </w:numPr>
+        <w:pStyle w:val="Compact"/>
+      </w:pPr>
       <w:r>
         <w:rPr>
           <w:bCs/>
           <w:b/>
         </w:rPr>
-        <w:t xml:space="preserve">Heat</w:t>
+        <w:t xml:space="preserve">It won’t run everywhere.</w:t>
+      </w:r>
+      <w:r>
+        <w:t xml:space="preserve"> </w:t>
+      </w:r>
+      <w:r>
+        <w:t xml:space="preserve">A metric field collapses inside a corridor, near a corridor mouth, and deep in a planet’s gravity well. Ships drop to sublight to approach a mouth or a world, which is why checkpoints can be enforced and why chases near planets are won by pilots, not drives.</w:t>
+      </w:r>
+    </w:p>
+    <w:p>
+      <w:pPr>
+        <w:pStyle w:val="FirstParagraph"/>
+      </w:pPr>
+      <w:r>
+        <w:t xml:space="preserve">The Vael know the drive’s limits better than anyone: their homeworld’s catastrophe struck hundreds of light-years from the nearest corridor, and even at three times light speed their escape took generations.</w:t>
+      </w:r>
+    </w:p>
+    <w:bookmarkEnd w:id="85"/>
+    <w:bookmarkStart w:id="86" w:name="depth"/>
+    <w:p>
+      <w:pPr>
+        <w:pStyle w:val="Heading2"/>
+      </w:pPr>
+      <w:r>
+        <w:t xml:space="preserve">Depth</w:t>
+      </w:r>
+    </w:p>
+    <w:p>
+      <w:pPr>
+        <w:pStyle w:val="FirstParagraph"/>
+      </w:pPr>
+      <w:r>
+        <w:t xml:space="preserve">Corridors are not uniform tunnels: they have</w:t>
+      </w:r>
+      <w:r>
+        <w:t xml:space="preserve"> </w:t>
+      </w:r>
+      <w:r>
+        <w:rPr>
+          <w:bCs/>
+          <w:b/>
+        </w:rPr>
+        <w:t xml:space="preserve">depth</w:t>
+      </w:r>
+      <w:r>
+        <w:t xml:space="preserve">. As a ship descends, spacetime becomes more compressed and gravimetric stress rises sharply. Ships normally travel the upper, navigable layers. Running deeper can cut a transit dramatically, but eventually the pressure exceeds anything a ship and its fields can withstand. Below the navigable layers lies what physicists call the</w:t>
+      </w:r>
+      <w:r>
+        <w:t xml:space="preserve"> </w:t>
+      </w:r>
+      <w:r>
+        <w:rPr>
+          <w:bCs/>
+          <w:b/>
+        </w:rPr>
+        <w:t xml:space="preserve">deep fold</w:t>
+      </w:r>
+      <w:r>
+        <w:t xml:space="preserve">, where two points hundreds or thousands of light-years apart in ordinary space may be very close indeed.</w:t>
+      </w:r>
+    </w:p>
+    <w:bookmarkEnd w:id="86"/>
+    <w:bookmarkStart w:id="87" w:name="drift-collapse-and-junctions"/>
+    <w:p>
+      <w:pPr>
+        <w:pStyle w:val="Heading2"/>
+      </w:pPr>
+      <w:r>
+        <w:t xml:space="preserve">Drift, collapse and junctions</w:t>
+      </w:r>
+    </w:p>
+    <w:p>
+      <w:pPr>
+        <w:pStyle w:val="FirstParagraph"/>
+      </w:pPr>
+      <w:r>
+        <w:t xml:space="preserve">The corridors move. As stars drift relative to one another, the folds shift over centuries; some break suddenly when the balance that held them fails, and new ones open. The Thrum first heard structure in corridor fluctuations, the Sen keep the longest records, and Draelin guilds sell the most current charts, but forecasting a collapse is still an imperfect science. Most scholars say the network is natural; a few find it suspiciously convenient.</w:t>
+      </w:r>
+    </w:p>
+    <w:p>
+      <w:pPr>
+        <w:pStyle w:val="BodyText"/>
+      </w:pPr>
+      <w:r>
+        <w:t xml:space="preserve">Where several corridors meet, at a</w:t>
+      </w:r>
+      <w:r>
+        <w:t xml:space="preserve"> </w:t>
+      </w:r>
+      <w:r>
+        <w:rPr>
+          <w:bCs/>
+          <w:b/>
+        </w:rPr>
+        <w:t xml:space="preserve">junction</w:t>
+      </w:r>
+      <w:r>
+        <w:t xml:space="preserve">, power gathers: every ship and every message between those regions must pass through.</w:t>
+      </w:r>
+    </w:p>
+    <w:bookmarkEnd w:id="87"/>
+    <w:bookmarkStart w:id="92" w:name="communication-through-the-deep-fold"/>
+    <w:p>
+      <w:pPr>
+        <w:pStyle w:val="Heading2"/>
+      </w:pPr>
+      <w:r>
+        <w:t xml:space="preserve">Communication through the deep fold</w:t>
+      </w:r>
+    </w:p>
+    <w:p>
+      <w:pPr>
+        <w:pStyle w:val="FirstParagraph"/>
+      </w:pPr>
+      <w:r>
+        <w:t xml:space="preserve">The civilizations of known space do not rely on conventional radio for interstellar communication. Instead, advanced societies exploit a phenomenon associated with the same hidden geometry that makes corridor travel possible.</w:t>
+      </w:r>
+    </w:p>
+    <w:bookmarkStart w:id="88" w:name="quantum-gravimetric-communication"/>
+    <w:p>
+      <w:pPr>
+        <w:pStyle w:val="Heading3"/>
+      </w:pPr>
+      <w:r>
+        <w:t xml:space="preserve">Quantum-gravimetric communication</w:t>
+      </w:r>
+    </w:p>
+    <w:p>
+      <w:pPr>
+        <w:pStyle w:val="FirstParagraph"/>
+      </w:pPr>
+      <w:r>
+        <w:t xml:space="preserve">Quantum entanglement alone cannot transmit information. This remains true even for civilizations thousands of years more technologically advanced than humanity. The breakthrough comes from combining quantum systems with the deep fold.</w:t>
+      </w:r>
+    </w:p>
+    <w:p>
+      <w:pPr>
+        <w:pStyle w:val="BodyText"/>
+      </w:pPr>
+      <w:r>
+        <w:t xml:space="preserve">Specialized transmitters generate precisely controlled quantum states coupled to minute gravimetric disturbances. Under the correct conditions, these disturbances enter a propagating mode within the deep fold. The entangled quantum systems provide synchronization, discrimination and extreme sensitivity. The</w:t>
+      </w:r>
+      <w:r>
+        <w:t xml:space="preserve"> </w:t>
+      </w:r>
+      <w:r>
+        <w:rPr>
+          <w:bCs/>
+          <w:b/>
+        </w:rPr>
+        <w:t xml:space="preserve">gravimetric disturbance actually carries the information</w:t>
       </w:r>
       <w:r>
         <w:t xml:space="preserve">.</w:t>
+      </w:r>
+    </w:p>
+    <w:p>
+      <w:pPr>
+        <w:pStyle w:val="BodyText"/>
+      </w:pPr>
+      <w:r>
+        <w:t xml:space="preserve">Consequently, quantum-gravimetric communication does not depend upon instantaneous communication through entanglement. The signal physically travels between transmitter and receiver, but through a region of spacetime in which the effective distance between the two points is enormously reduced. To observers limited to normal space, the result can appear to be faster-than-light communication.</w:t>
+      </w:r>
+    </w:p>
+    <w:bookmarkEnd w:id="88"/>
+    <w:bookmarkStart w:id="89" w:name="why-humanity-didnt-discover-it"/>
+    <w:p>
+      <w:pPr>
+        <w:pStyle w:val="Heading3"/>
+      </w:pPr>
+      <w:r>
+        <w:t xml:space="preserve">Why humanity didn’t discover it</w:t>
+      </w:r>
+    </w:p>
+    <w:p>
+      <w:pPr>
+        <w:pStyle w:val="FirstParagraph"/>
+      </w:pPr>
+      <w:r>
+        <w:t xml:space="preserve">Humanity discovered corridor travel through comparatively large-scale manipulation of spacetime. Human drives could detect corridors, create the fields necessary to enter them and protect spacecraft against their stresses. None of this required access to the deep fold.</w:t>
+      </w:r>
+    </w:p>
+    <w:p>
+      <w:pPr>
+        <w:pStyle w:val="BodyText"/>
+      </w:pPr>
+      <w:r>
+        <w:t xml:space="preserve">Human scientists improved radio, laser, quantum and gravimetric communications for centuries. They even detected minute fluctuations originating within corridors, but those fluctuations appeared natural: background gravimetric noise, turbulence from stellar masses, corridor interactions and poorly understood processes below navigable depths. Human physics also correctly showed that entanglement could not, by itself, transmit information faster than light, so there was little reason to read random-seeming quantum-scale fluctuations as communication.</w:t>
+      </w:r>
+    </w:p>
+    <w:p>
+      <w:pPr>
+        <w:pStyle w:val="BodyText"/>
+      </w:pPr>
+      <w:r>
+        <w:t xml:space="preserve">Humanity wasn’t failing to build the right radio.</w:t>
+      </w:r>
+      <w:r>
+        <w:t xml:space="preserve"> </w:t>
+      </w:r>
+      <w:r>
+        <w:rPr>
+          <w:bCs/>
+          <w:b/>
+        </w:rPr>
+        <w:t xml:space="preserve">Humanity didn’t know the communications medium existed.</w:t>
+      </w:r>
+    </w:p>
+    <w:bookmarkEnd w:id="89"/>
+    <w:bookmarkStart w:id="90" w:name="the-antenna"/>
+    <w:p>
+      <w:pPr>
+        <w:pStyle w:val="Heading3"/>
+      </w:pPr>
+      <w:r>
+        <w:t xml:space="preserve">The antenna</w:t>
+      </w:r>
+    </w:p>
+    <w:p>
+      <w:pPr>
+        <w:pStyle w:val="FirstParagraph"/>
+      </w:pPr>
+      <w:r>
+        <w:t xml:space="preserve">The mystery became apparent after humanity met its first extraterrestrial spacecraft. The Kel explorers, a people economically subordinate to the Tessan, were clearly coordinating with parties who were not present. Human sensors detected no radio, laser or neutrino signals, or any other recognizable carrier. Yet the Kel were communicating with someone.</w:t>
+      </w:r>
+    </w:p>
+    <w:p>
+      <w:pPr>
+        <w:pStyle w:val="BodyText"/>
+      </w:pPr>
+      <w:r>
+        <w:t xml:space="preserve">Examination of their technology revealed sophisticated quantum apparatus tied to extremely small distortions of the local gravitational field. Human scientists variously identified it as navigation hardware, exotic computing machinery, or part of the corridor drive. The critical realization came later:</w:t>
+      </w:r>
+      <w:r>
+        <w:t xml:space="preserve"> </w:t>
+      </w:r>
+      <w:r>
+        <w:rPr>
+          <w:bCs/>
+          <w:b/>
+        </w:rPr>
+        <w:t xml:space="preserve">it was an antenna.</w:t>
+      </w:r>
+      <w:r>
+        <w:t xml:space="preserve"> </w:t>
+      </w:r>
+      <w:r>
+        <w:t xml:space="preserve">The random gravimetric background of the corridors contained structured information.</w:t>
+      </w:r>
+    </w:p>
+    <w:p>
+      <w:pPr>
+        <w:pStyle w:val="BodyText"/>
+      </w:pPr>
+      <w:r>
+        <w:t xml:space="preserve">Humanity had spent centuries listening for voices among the stars. The galaxy had never been silent. Humanity had simply been listening to the wrong part of the universe.</w:t>
+      </w:r>
+    </w:p>
+    <w:bookmarkEnd w:id="90"/>
+    <w:bookmarkStart w:id="91" w:name="the-network-is-the-map"/>
+    <w:p>
+      <w:pPr>
+        <w:pStyle w:val="Heading3"/>
+      </w:pPr>
+      <w:r>
+        <w:t xml:space="preserve">The network is the map</w:t>
+      </w:r>
+    </w:p>
+    <w:p>
+      <w:pPr>
+        <w:pStyle w:val="FirstParagraph"/>
+      </w:pPr>
+      <w:r>
+        <w:t xml:space="preserve">Quantum-gravimetric signals do not propagate equally well everywhere. They follow the underlying geometry of the corridors and converge on major junctions, so the transportation map of known space is also, broadly, its communications map. A junction has three kinds of strategic value:</w:t>
       </w:r>
     </w:p>
     <w:p>
       <w:pPr>
         <w:numPr>
           <w:ilvl w:val="0"/>
-          <w:numId w:val="1019"/>
+          <w:numId w:val="1021"/>
         </w:numPr>
         <w:pStyle w:val="Compact"/>
       </w:pPr>
@@ -15414,30 +16604,289 @@
           <w:bCs/>
           <w:b/>
         </w:rPr>
-        <w:t xml:space="preserve">Mouths and junctions.</w:t>
-      </w:r>
-      <w:r>
-        <w:t xml:space="preserve"> </w:t>
-      </w:r>
-      <w:r>
-        <w:t xml:space="preserve">Expect papers, tolls (which can mark</w:t>
-      </w:r>
-      <w:r>
-        <w:t xml:space="preserve"> </w:t>
-      </w:r>
+        <w:t xml:space="preserve">Transportation.</w:t>
+      </w:r>
+      <w:r>
+        <w:t xml:space="preserve"> </w:t>
+      </w:r>
+      <w:r>
+        <w:t xml:space="preserve">Ships and commerce must pass through it.</w:t>
+      </w:r>
+    </w:p>
+    <w:p>
+      <w:pPr>
+        <w:numPr>
+          <w:ilvl w:val="0"/>
+          <w:numId w:val="1021"/>
+        </w:numPr>
+        <w:pStyle w:val="Compact"/>
+      </w:pPr>
       <w:r>
         <w:rPr>
           <w:bCs/>
           <w:b/>
         </w:rPr>
+        <w:t xml:space="preserve">Communication.</w:t>
+      </w:r>
+      <w:r>
+        <w:t xml:space="preserve"> </w:t>
+      </w:r>
+      <w:r>
+        <w:t xml:space="preserve">Message traffic naturally converges on it.</w:t>
+      </w:r>
+    </w:p>
+    <w:p>
+      <w:pPr>
+        <w:numPr>
+          <w:ilvl w:val="0"/>
+          <w:numId w:val="1021"/>
+        </w:numPr>
+        <w:pStyle w:val="Compact"/>
+      </w:pPr>
+      <w:r>
+        <w:rPr>
+          <w:bCs/>
+          <w:b/>
+        </w:rPr>
+        <w:t xml:space="preserve">Information.</w:t>
+      </w:r>
+      <w:r>
+        <w:t xml:space="preserve"> </w:t>
+      </w:r>
+      <w:r>
+        <w:t xml:space="preserve">Whoever controls it can relay, restrict, monitor or disrupt enormous quantities of interstellar communication.</w:t>
+      </w:r>
+    </w:p>
+    <w:p>
+      <w:pPr>
+        <w:pStyle w:val="FirstParagraph"/>
+      </w:pPr>
+      <w:r>
+        <w:t xml:space="preserve">Control of corridor intersections is one of the fundamental sources of political and economic power in known space. For civilizations such as the Tessan, power does not require conquest: control over contracts, debt, corridor access and communications can bind entire worlds without a Tessan soldier ever setting foot on them.</w:t>
+      </w:r>
+    </w:p>
+    <w:bookmarkEnd w:id="91"/>
+    <w:bookmarkEnd w:id="92"/>
+    <w:bookmarkStart w:id="93" w:name="corridors-in-play"/>
+    <w:p>
+      <w:pPr>
+        <w:pStyle w:val="Heading2"/>
+      </w:pPr>
+      <w:r>
+        <w:t xml:space="preserve">Corridors in play</w:t>
+      </w:r>
+    </w:p>
+    <w:p>
+      <w:pPr>
+        <w:numPr>
+          <w:ilvl w:val="0"/>
+          <w:numId w:val="1022"/>
+        </w:numPr>
+        <w:pStyle w:val="Compact"/>
+      </w:pPr>
+      <w:r>
+        <w:rPr>
+          <w:bCs/>
+          <w:b/>
+        </w:rPr>
+        <w:t xml:space="preserve">Plotting a transit.</w:t>
+      </w:r>
+      <w:r>
+        <w:t xml:space="preserve"> </w:t>
+      </w:r>
+      <w:r>
+        <w:t xml:space="preserve">The navigator rolls</w:t>
+      </w:r>
+      <w:r>
+        <w:t xml:space="preserve"> </w:t>
+      </w:r>
+      <w:r>
+        <w:rPr>
+          <w:bCs/>
+          <w:b/>
+        </w:rPr>
+        <w:t xml:space="preserve">Navigation</w:t>
+      </w:r>
+      <w:r>
+        <w:t xml:space="preserve">. Fresh guild charts are ordinary; charts a few months old give −2; charts years old, or an unstable corridor, give −4. Failure costs time, delivers the ship to the wrong mouth, or ticks a danger clock; a natural 18 is a misjump into the unknown.</w:t>
+      </w:r>
+    </w:p>
+    <w:p>
+      <w:pPr>
+        <w:numPr>
+          <w:ilvl w:val="0"/>
+          <w:numId w:val="1022"/>
+        </w:numPr>
+        <w:pStyle w:val="Compact"/>
+      </w:pPr>
+      <w:r>
+        <w:rPr>
+          <w:bCs/>
+          <w:b/>
+        </w:rPr>
+        <w:t xml:space="preserve">Running deep.</w:t>
+      </w:r>
+      <w:r>
+        <w:t xml:space="preserve"> </w:t>
+      </w:r>
+      <w:r>
+        <w:t xml:space="preserve">Each step below the usual layers halves the transit time and gives −2 to the Navigation roll. Failing by 3 or more while deep means gravimetric stress: everyone aboard rolls Body or marks a box, and the ship needs repairs (Engineering) before its next transit.</w:t>
+      </w:r>
+    </w:p>
+    <w:p>
+      <w:pPr>
+        <w:numPr>
+          <w:ilvl w:val="0"/>
+          <w:numId w:val="1022"/>
+        </w:numPr>
+        <w:pStyle w:val="Compact"/>
+      </w:pPr>
+      <w:r>
+        <w:rPr>
+          <w:bCs/>
+          <w:b/>
+        </w:rPr>
+        <w:t xml:space="preserve">Travel times.</w:t>
+      </w:r>
+      <w:r>
+        <w:t xml:space="preserve"> </w:t>
+      </w:r>
+      <w:r>
+        <w:t xml:space="preserve">By corridor: between neighboring systems, hours; across a region, one to three days; a long haul through several junctions, one to two weeks. By metric drive: within a system, hours; between stars, light-years ÷ 3 in years at best (÷ 2 or ÷ 1 for slower civilian drives).</w:t>
+      </w:r>
+    </w:p>
+    <w:p>
+      <w:pPr>
+        <w:numPr>
+          <w:ilvl w:val="0"/>
+          <w:numId w:val="1022"/>
+        </w:numPr>
+        <w:pStyle w:val="Compact"/>
+      </w:pPr>
+      <w:r>
+        <w:rPr>
+          <w:bCs/>
+          <w:b/>
+        </w:rPr>
+        <w:t xml:space="preserve">Metric drive.</w:t>
+      </w:r>
+      <w:r>
+        <w:t xml:space="preserve"> </w:t>
+      </w:r>
+      <w:r>
+        <w:t xml:space="preserve">Engaging or dropping out takes a few minutes; it can’t run inside a corridor, near a mouth or deep in a gravity well. Near planets and mouths, chases are Piloting at sublight.</w:t>
+      </w:r>
+    </w:p>
+    <w:p>
+      <w:pPr>
+        <w:numPr>
+          <w:ilvl w:val="0"/>
+          <w:numId w:val="1022"/>
+        </w:numPr>
+        <w:pStyle w:val="Compact"/>
+      </w:pPr>
+      <w:r>
+        <w:rPr>
+          <w:bCs/>
+          <w:b/>
+        </w:rPr>
+        <w:t xml:space="preserve">Collapse.</w:t>
+      </w:r>
+      <w:r>
+        <w:t xml:space="preserve"> </w:t>
+      </w:r>
+      <w:r>
+        <w:t xml:space="preserve">An unstable corridor is a danger clock (usually 6 segments) that ticks with time and every failed transit; when it fills, the corridor closes, with whoever is inside.</w:t>
+      </w:r>
+    </w:p>
+    <w:p>
+      <w:pPr>
+        <w:numPr>
+          <w:ilvl w:val="0"/>
+          <w:numId w:val="1022"/>
+        </w:numPr>
+        <w:pStyle w:val="Compact"/>
+      </w:pPr>
+      <w:r>
+        <w:rPr>
+          <w:bCs/>
+          <w:b/>
+        </w:rPr>
+        <w:t xml:space="preserve">Messages.</w:t>
+      </w:r>
+      <w:r>
+        <w:t xml:space="preserve"> </w:t>
+      </w:r>
+      <w:r>
+        <w:t xml:space="preserve">A quantum-gravimetric transceiver reaches anywhere on the network: within a junction’s region in minutes, across several junctions in hours. Worlds behind collapsed corridors can’t be reached at all. Every message passes through junctions, and their owners listen: sending something sensitive through a hostile junction takes a</w:t>
+      </w:r>
+      <w:r>
+        <w:t xml:space="preserve"> </w:t>
+      </w:r>
+      <w:r>
+        <w:rPr>
+          <w:bCs/>
+          <w:b/>
+        </w:rPr>
+        <w:t xml:space="preserve">Computers</w:t>
+      </w:r>
+      <w:r>
+        <w:t xml:space="preserve"> </w:t>
+      </w:r>
+      <w:r>
+        <w:t xml:space="preserve">roll to hide it, and a failure marks</w:t>
+      </w:r>
+      <w:r>
+        <w:t xml:space="preserve"> </w:t>
+      </w:r>
+      <w:r>
+        <w:rPr>
+          <w:bCs/>
+          <w:b/>
+        </w:rPr>
+        <w:t xml:space="preserve">Heat</w:t>
+      </w:r>
+      <w:r>
+        <w:t xml:space="preserve">.</w:t>
+      </w:r>
+    </w:p>
+    <w:p>
+      <w:pPr>
+        <w:numPr>
+          <w:ilvl w:val="0"/>
+          <w:numId w:val="1022"/>
+        </w:numPr>
+        <w:pStyle w:val="Compact"/>
+      </w:pPr>
+      <w:r>
+        <w:rPr>
+          <w:bCs/>
+          <w:b/>
+        </w:rPr>
+        <w:t xml:space="preserve">Mouths and junctions.</w:t>
+      </w:r>
+      <w:r>
+        <w:t xml:space="preserve"> </w:t>
+      </w:r>
+      <w:r>
+        <w:t xml:space="preserve">Expect papers, tolls (which can mark</w:t>
+      </w:r>
+      <w:r>
+        <w:t xml:space="preserve"> </w:t>
+      </w:r>
+      <w:r>
+        <w:rPr>
+          <w:bCs/>
+          <w:b/>
+        </w:rPr>
         <w:t xml:space="preserve">Debt</w:t>
       </w:r>
       <w:r>
         <w:t xml:space="preserve">) and Mandate screenings.</w:t>
       </w:r>
     </w:p>
-    <w:bookmarkEnd w:id="88"/>
-    <w:bookmarkStart w:id="89" w:name="controlled-gear"/>
+    <w:bookmarkEnd w:id="93"/>
+    <w:bookmarkStart w:id="94" w:name="controlled-gear"/>
     <w:p>
       <w:pPr>
         <w:pStyle w:val="Heading2"/>
@@ -16000,7 +17449,7 @@
       <w:pPr>
         <w:numPr>
           <w:ilvl w:val="0"/>
-          <w:numId w:val="1020"/>
+          <w:numId w:val="1023"/>
         </w:numPr>
         <w:pStyle w:val="Compact"/>
       </w:pPr>
@@ -16090,7 +17539,7 @@
       <w:pPr>
         <w:numPr>
           <w:ilvl w:val="0"/>
-          <w:numId w:val="1020"/>
+          <w:numId w:val="1023"/>
         </w:numPr>
         <w:pStyle w:val="Compact"/>
       </w:pPr>
@@ -16156,9 +17605,9 @@
         <w:t xml:space="preserve">Edge.</w:t>
       </w:r>
     </w:p>
-    <w:bookmarkEnd w:id="89"/>
-    <w:bookmarkEnd w:id="90"/>
-    <w:bookmarkStart w:id="95" w:name="ships-in-a-fight"/>
+    <w:bookmarkEnd w:id="94"/>
+    <w:bookmarkEnd w:id="95"/>
+    <w:bookmarkStart w:id="100" w:name="ships-in-a-fight"/>
     <w:p>
       <w:pPr>
         <w:pStyle w:val="Heading1"/>
@@ -16175,7 +17624,7 @@
         <w:t xml:space="preserve">Most crews would rather run than fight, and most fights between ships are short. These rules keep them fast: one roll per station, each exchange.</w:t>
       </w:r>
     </w:p>
-    <w:bookmarkStart w:id="91" w:name="range-in-space"/>
+    <w:bookmarkStart w:id="96" w:name="range-in-space"/>
     <w:p>
       <w:pPr>
         <w:pStyle w:val="Heading2"/>
@@ -16546,8 +17995,8 @@
         <w:t xml:space="preserve">contest. The winner may shift the range one band, in or out. A ship that wins at Extreme range by 5 or more can break contact and run for a corridor mouth or a metric jump.</w:t>
       </w:r>
     </w:p>
-    <w:bookmarkEnd w:id="91"/>
-    <w:bookmarkStart w:id="92" w:name="ship-weapons"/>
+    <w:bookmarkEnd w:id="96"/>
+    <w:bookmarkStart w:id="97" w:name="ship-weapons"/>
     <w:p>
       <w:pPr>
         <w:pStyle w:val="Heading2"/>
@@ -16996,8 +18445,8 @@
         </w:tc>
       </w:tr>
     </w:tbl>
-    <w:bookmarkEnd w:id="92"/>
-    <w:bookmarkStart w:id="93" w:name="the-exchange"/>
+    <w:bookmarkEnd w:id="97"/>
+    <w:bookmarkStart w:id="98" w:name="the-exchange"/>
     <w:p>
       <w:pPr>
         <w:pStyle w:val="Heading2"/>
@@ -17632,8 +19081,8 @@
         <w:t xml:space="preserve">A captain who takes an order doesn’t also work a station that exchange. Commanding well is the job.</w:t>
       </w:r>
     </w:p>
-    <w:bookmarkEnd w:id="93"/>
-    <w:bookmarkStart w:id="94" w:name="hull"/>
+    <w:bookmarkEnd w:id="98"/>
+    <w:bookmarkStart w:id="99" w:name="hull"/>
     <w:p>
       <w:pPr>
         <w:pStyle w:val="Heading2"/>
@@ -17919,9 +19368,9 @@
         <w:t xml:space="preserve">a dock clears the whole track; in the field an engineer patches one box a fight, and a full day’s work clears one more.</w:t>
       </w:r>
     </w:p>
-    <w:bookmarkEnd w:id="94"/>
-    <w:bookmarkEnd w:id="95"/>
-    <w:bookmarkStart w:id="125" w:name="peoples-of-the-corridors"/>
+    <w:bookmarkEnd w:id="99"/>
+    <w:bookmarkEnd w:id="100"/>
+    <w:bookmarkStart w:id="130" w:name="peoples-of-the-corridors"/>
     <w:p>
       <w:pPr>
         <w:pStyle w:val="Heading1"/>
@@ -17967,7 +19416,7 @@
         <w:t xml:space="preserve">chapter.</w:t>
       </w:r>
     </w:p>
-    <w:bookmarkStart w:id="96" w:name="the-political-landscape"/>
+    <w:bookmarkStart w:id="101" w:name="the-political-landscape"/>
     <w:p>
       <w:pPr>
         <w:pStyle w:val="Heading2"/>
@@ -18024,8 +19473,8 @@
         <w:t xml:space="preserve">No power controls the entire corridor network, and no species has a monopoly on intelligence, technological innovation, or ambition.</w:t>
       </w:r>
     </w:p>
-    <w:bookmarkEnd w:id="96"/>
-    <w:bookmarkStart w:id="102" w:name="the-established-and-emerging-powers"/>
+    <w:bookmarkEnd w:id="101"/>
+    <w:bookmarkStart w:id="107" w:name="the-established-and-emerging-powers"/>
     <w:p>
       <w:pPr>
         <w:pStyle w:val="Heading2"/>
@@ -18034,7 +19483,7 @@
         <w:t xml:space="preserve">The established and emerging powers</w:t>
       </w:r>
     </w:p>
-    <w:bookmarkStart w:id="97" w:name="humans"/>
+    <w:bookmarkStart w:id="102" w:name="humans"/>
     <w:p>
       <w:pPr>
         <w:pStyle w:val="Heading3"/>
@@ -18075,8 +19524,8 @@
         <w:t xml:space="preserve">Humanity’s economic innovations have begun influencing Tessan institutions, while its explorers and entrepreneurs push into regions older civilizations consider unprofitable or dangerous.</w:t>
       </w:r>
     </w:p>
-    <w:bookmarkEnd w:id="97"/>
-    <w:bookmarkStart w:id="98" w:name="tessan"/>
+    <w:bookmarkEnd w:id="102"/>
+    <w:bookmarkStart w:id="103" w:name="tessan"/>
     <w:p>
       <w:pPr>
         <w:pStyle w:val="Heading3"/>
@@ -18117,8 +19566,8 @@
         <w:t xml:space="preserve">Contact with humanity has introduced new economic thinking into Tessan society, creating a growing division between traditional creditors and reformers who question the profitability of perpetual debt.</w:t>
       </w:r>
     </w:p>
-    <w:bookmarkEnd w:id="98"/>
-    <w:bookmarkStart w:id="99" w:name="kel"/>
+    <w:bookmarkEnd w:id="103"/>
+    <w:bookmarkStart w:id="104" w:name="kel"/>
     <w:p>
       <w:pPr>
         <w:pStyle w:val="Heading3"/>
@@ -18159,8 +19608,8 @@
         <w:t xml:space="preserve">Today, Kel society is divided between contractual loyalists, reformers seeking negotiated emancipation, and radicals who believe their world’s debts can only be ended through force.</w:t>
       </w:r>
     </w:p>
-    <w:bookmarkEnd w:id="99"/>
-    <w:bookmarkStart w:id="100" w:name="mirrun"/>
+    <w:bookmarkEnd w:id="104"/>
+    <w:bookmarkStart w:id="105" w:name="mirrun"/>
     <w:p>
       <w:pPr>
         <w:pStyle w:val="Heading3"/>
@@ -18201,8 +19650,8 @@
         <w:t xml:space="preserve">Mirrun researchers are among the leading specialists in gravimetric resonance detection. Their biological sensitivity inspired several important improvements in corridor instrumentation. Their principal strategic concern is the protection of ocean worlds from extractive industries.</w:t>
       </w:r>
     </w:p>
-    <w:bookmarkEnd w:id="100"/>
-    <w:bookmarkStart w:id="101" w:name="ylith"/>
+    <w:bookmarkEnd w:id="105"/>
+    <w:bookmarkStart w:id="106" w:name="ylith"/>
     <w:p>
       <w:pPr>
         <w:pStyle w:val="Heading3"/>
@@ -18243,9 +19692,9 @@
         <w:t xml:space="preserve">Their independent city-states are renowned for navigation, long-range observation, and exploratory cartography. Ylith navigators have discovered corridors that conventional instruments initially failed to identify.</w:t>
       </w:r>
     </w:p>
-    <w:bookmarkEnd w:id="101"/>
-    <w:bookmarkEnd w:id="102"/>
-    <w:bookmarkStart w:id="108" w:name="Xff4a93679c910774e2f02ac587efedb0ceda74a"/>
+    <w:bookmarkEnd w:id="106"/>
+    <w:bookmarkEnd w:id="107"/>
+    <w:bookmarkStart w:id="113" w:name="Xff4a93679c910774e2f02ac587efedb0ceda74a"/>
     <w:p>
       <w:pPr>
         <w:pStyle w:val="Heading2"/>
@@ -18278,7 +19727,7 @@
         <w:t xml:space="preserve">Both its internal factions and external enemies have exploited the shifting gravimetric corridors. An imperial province isolated for centuries can become an independent civilization. When its corridor reopens, the Hegemony may return to reclaim it.</w:t>
       </w:r>
     </w:p>
-    <w:bookmarkStart w:id="103" w:name="ozhvek-the-imperial-founders"/>
+    <w:bookmarkStart w:id="108" w:name="ozhvek-the-imperial-founders"/>
     <w:p>
       <w:pPr>
         <w:pStyle w:val="Heading3"/>
@@ -18327,8 +19776,8 @@
         <w:t xml:space="preserve">The greatest threat to Ozhvek dominance is not necessarily another species. It is the inability of their ruling houses to agree on what the Hegemony should become.</w:t>
       </w:r>
     </w:p>
-    <w:bookmarkEnd w:id="103"/>
-    <w:bookmarkStart w:id="104" w:name="dresh-the-imperial-soldiers"/>
+    <w:bookmarkEnd w:id="108"/>
+    <w:bookmarkStart w:id="109" w:name="dresh-the-imperial-soldiers"/>
     <w:p>
       <w:pPr>
         <w:pStyle w:val="Heading3"/>
@@ -18377,8 +19826,8 @@
         <w:t xml:space="preserve">Dresh military society prizes competence and mutual obligation. Their greatest political dispute concerns whether soldiers owe allegiance to the imperial throne, their commanders, or the populations they protect.</w:t>
       </w:r>
     </w:p>
-    <w:bookmarkEnd w:id="104"/>
-    <w:bookmarkStart w:id="105" w:name="shivar-the-keepers-of-orthodoxy"/>
+    <w:bookmarkEnd w:id="109"/>
+    <w:bookmarkStart w:id="110" w:name="shivar-the-keepers-of-orthodoxy"/>
     <w:p>
       <w:pPr>
         <w:pStyle w:val="Heading3"/>
@@ -18435,8 +19884,8 @@
         <w:t xml:space="preserve">The resulting religious schism has fueled uprisings, political assassinations, and wars within the Hegemony.</w:t>
       </w:r>
     </w:p>
-    <w:bookmarkEnd w:id="105"/>
-    <w:bookmarkStart w:id="106" w:name="brulvek-the-industrial-survivors"/>
+    <w:bookmarkEnd w:id="110"/>
+    <w:bookmarkStart w:id="111" w:name="brulvek-the-industrial-survivors"/>
     <w:p>
       <w:pPr>
         <w:pStyle w:val="Heading3"/>
@@ -18493,8 +19942,8 @@
         <w:t xml:space="preserve">Brulvek engineers are highly sought after throughout known space, particularly for their ability to restore machinery that has operated for centuries without replacement parts.</w:t>
       </w:r>
     </w:p>
-    <w:bookmarkEnd w:id="106"/>
-    <w:bookmarkStart w:id="107" w:name="zhaq-the-lost-province"/>
+    <w:bookmarkEnd w:id="111"/>
+    <w:bookmarkStart w:id="112" w:name="zhaq-the-lost-province"/>
     <w:p>
       <w:pPr>
         <w:pStyle w:val="Heading3"/>
@@ -18567,9 +20016,9 @@
         <w:t xml:space="preserve">Their continuing resistance has become a symbol for separatist movements throughout imperial space.</w:t>
       </w:r>
     </w:p>
-    <w:bookmarkEnd w:id="107"/>
-    <w:bookmarkEnd w:id="108"/>
-    <w:bookmarkStart w:id="124" w:name="X7cf45656e26c6332fca34295f43177ee2dc74b7"/>
+    <w:bookmarkEnd w:id="112"/>
+    <w:bookmarkEnd w:id="113"/>
+    <w:bookmarkStart w:id="129" w:name="X7cf45656e26c6332fca34295f43177ee2dc74b7"/>
     <w:p>
       <w:pPr>
         <w:pStyle w:val="Heading2"/>
@@ -18578,7 +20027,7 @@
         <w:t xml:space="preserve">Independent civilizations and regional powers</w:t>
       </w:r>
     </w:p>
-    <w:bookmarkStart w:id="109" w:name="veyari-the-memory-keepers"/>
+    <w:bookmarkStart w:id="114" w:name="veyari-the-memory-keepers"/>
     <w:p>
       <w:pPr>
         <w:pStyle w:val="Heading3"/>
@@ -18635,8 +20084,8 @@
         <w:t xml:space="preserve">Their greatest strength is knowledge. Their greatest vulnerability is the assumption that knowledge should be preserved even when powerful civilizations would prefer it forgotten.</w:t>
       </w:r>
     </w:p>
-    <w:bookmarkEnd w:id="109"/>
-    <w:bookmarkStart w:id="110" w:name="eshuum-the-distributed-minds"/>
+    <w:bookmarkEnd w:id="114"/>
+    <w:bookmarkStart w:id="115" w:name="eshuum-the-distributed-minds"/>
     <w:p>
       <w:pPr>
         <w:pStyle w:val="Heading3"/>
@@ -18693,8 +20142,8 @@
         <w:t xml:space="preserve">Their political institutions strongly oppose forced separation, biological experimentation without consent, and the ownership of intelligent organisms. These positions have brought them into direct conflict with several Hegemony research authorities.</w:t>
       </w:r>
     </w:p>
-    <w:bookmarkEnd w:id="110"/>
-    <w:bookmarkStart w:id="111" w:name="khaum-the-deep-dwellers"/>
+    <w:bookmarkEnd w:id="115"/>
+    <w:bookmarkStart w:id="116" w:name="khaum-the-deep-dwellers"/>
     <w:p>
       <w:pPr>
         <w:pStyle w:val="Heading3"/>
@@ -18759,8 +20208,8 @@
         <w:t xml:space="preserve">Their underground refuges have sheltered refugees from multiple Hegemony campaigns.</w:t>
       </w:r>
     </w:p>
-    <w:bookmarkEnd w:id="111"/>
-    <w:bookmarkStart w:id="112" w:name="vael-the-living-fleets"/>
+    <w:bookmarkEnd w:id="116"/>
+    <w:bookmarkStart w:id="117" w:name="vael-the-living-fleets"/>
     <w:p>
       <w:pPr>
         <w:pStyle w:val="Heading3"/>
@@ -18817,8 +20266,8 @@
         <w:t xml:space="preserve">Vael flotillas have repeatedly been caught between Hegemony forces and separatist territories. Their determination to remain politically independent has made them both valuable intermediaries and frequent targets of suspicion.</w:t>
       </w:r>
     </w:p>
-    <w:bookmarkEnd w:id="112"/>
-    <w:bookmarkStart w:id="113" w:name="thrum-the-resonant-people"/>
+    <w:bookmarkEnd w:id="117"/>
+    <w:bookmarkStart w:id="118" w:name="thrum-the-resonant-people"/>
     <w:p>
       <w:pPr>
         <w:pStyle w:val="Heading3"/>
@@ -18883,8 +20332,8 @@
         <w:t xml:space="preserve">Their technology is widely respected, although their reluctance to permit military applications has strained relations with several governments.</w:t>
       </w:r>
     </w:p>
-    <w:bookmarkEnd w:id="113"/>
-    <w:bookmarkStart w:id="114" w:name="corvani-the-ecological-architects"/>
+    <w:bookmarkEnd w:id="118"/>
+    <w:bookmarkStart w:id="119" w:name="corvani-the-ecological-architects"/>
     <w:p>
       <w:pPr>
         <w:pStyle w:val="Heading3"/>
@@ -18941,8 +20390,8 @@
         <w:t xml:space="preserve">Corvani restoration teams operate on worlds devastated by Hegemony industrial extraction, although their insistence on ecological safeguards frequently brings them into conflict with mining corporations and colonial governments.</w:t>
       </w:r>
     </w:p>
-    <w:bookmarkEnd w:id="114"/>
-    <w:bookmarkStart w:id="115" w:name="uxarra-the-shifting-ones"/>
+    <w:bookmarkEnd w:id="119"/>
+    <w:bookmarkStart w:id="120" w:name="uxarra-the-shifting-ones"/>
     <w:p>
       <w:pPr>
         <w:pStyle w:val="Heading3"/>
@@ -18999,8 +20448,8 @@
         <w:t xml:space="preserve">Uxarra explorers and rescue specialists are highly valued for operations in unstable environments, particularly worlds affected by corridor disruptions or natural disasters.</w:t>
       </w:r>
     </w:p>
-    <w:bookmarkEnd w:id="115"/>
-    <w:bookmarkStart w:id="116" w:name="sen-the-patient-observers"/>
+    <w:bookmarkEnd w:id="120"/>
+    <w:bookmarkStart w:id="121" w:name="sen-the-patient-observers"/>
     <w:p>
       <w:pPr>
         <w:pStyle w:val="Heading3"/>
@@ -19065,8 +20514,8 @@
         <w:t xml:space="preserve">Their governments rarely intervene in external affairs, but their warnings concerning corridor instability carry considerable weight among navigators and scientists.</w:t>
       </w:r>
     </w:p>
-    <w:bookmarkEnd w:id="116"/>
-    <w:bookmarkStart w:id="117" w:name="joruun-the-borderland-confederates"/>
+    <w:bookmarkEnd w:id="121"/>
+    <w:bookmarkStart w:id="122" w:name="joruun-the-borderland-confederates"/>
     <w:p>
       <w:pPr>
         <w:pStyle w:val="Heading3"/>
@@ -19131,8 +20580,8 @@
         <w:t xml:space="preserve">Their greatest political challenge is maintaining unity during periods when the imperial threat appears to recede.</w:t>
       </w:r>
     </w:p>
-    <w:bookmarkEnd w:id="117"/>
-    <w:bookmarkStart w:id="118" w:name="qor-the-silicon-minds"/>
+    <w:bookmarkEnd w:id="122"/>
+    <w:bookmarkStart w:id="123" w:name="qor-the-silicon-minds"/>
     <w:p>
       <w:pPr>
         <w:pStyle w:val="Heading3"/>
@@ -19205,8 +20654,8 @@
         <w:t xml:space="preserve">Their relationship with the Tessan is complex: Tessan capital has helped expand Qor industry, but Qor political leaders refuse to permit debt arrangements that threaten planetary sovereignty.</w:t>
       </w:r>
     </w:p>
-    <w:bookmarkEnd w:id="118"/>
-    <w:bookmarkStart w:id="119" w:name="ommek-the-makers-of-machines"/>
+    <w:bookmarkEnd w:id="123"/>
+    <w:bookmarkStart w:id="124" w:name="ommek-the-makers-of-machines"/>
     <w:p>
       <w:pPr>
         <w:pStyle w:val="Heading3"/>
@@ -19279,8 +20728,8 @@
         <w:t xml:space="preserve">Ommek defensive systems have made direct conquest prohibitively expensive.</w:t>
       </w:r>
     </w:p>
-    <w:bookmarkEnd w:id="119"/>
-    <w:bookmarkStart w:id="120" w:name="vesh-the-newcomers"/>
+    <w:bookmarkEnd w:id="124"/>
+    <w:bookmarkStart w:id="125" w:name="vesh-the-newcomers"/>
     <w:p>
       <w:pPr>
         <w:pStyle w:val="Heading3"/>
@@ -19353,8 +20802,8 @@
         <w:t xml:space="preserve">Human diplomats have developed a particularly strong interest in Vesh affairs, recognizing many of the difficulties humanity experienced during its own early expansion.</w:t>
       </w:r>
     </w:p>
-    <w:bookmarkEnd w:id="120"/>
-    <w:bookmarkStart w:id="121" w:name="uth-the-refugees-of-empire"/>
+    <w:bookmarkEnd w:id="125"/>
+    <w:bookmarkStart w:id="126" w:name="uth-the-refugees-of-empire"/>
     <w:p>
       <w:pPr>
         <w:pStyle w:val="Heading3"/>
@@ -19427,8 +20876,8 @@
         <w:t xml:space="preserve">Uth activists are prominent in anti-Hegemony movements, although many Uth reject the idea that their people should be defined exclusively by historical suffering.</w:t>
       </w:r>
     </w:p>
-    <w:bookmarkEnd w:id="121"/>
-    <w:bookmarkStart w:id="122" w:name="draelin-the-corridor-cartographers"/>
+    <w:bookmarkEnd w:id="126"/>
+    <w:bookmarkStart w:id="127" w:name="draelin-the-corridor-cartographers"/>
     <w:p>
       <w:pPr>
         <w:pStyle w:val="Heading3"/>
@@ -19509,8 +20958,8 @@
         <w:t xml:space="preserve">Their internal politics are shaped by a central question: whether knowledge of safe passage should be treated as a public good or a commercial asset.</w:t>
       </w:r>
     </w:p>
-    <w:bookmarkEnd w:id="122"/>
-    <w:bookmarkStart w:id="123" w:name="zethri-the-children-of-the-collapse"/>
+    <w:bookmarkEnd w:id="127"/>
+    <w:bookmarkStart w:id="128" w:name="zethri-the-children-of-the-collapse"/>
     <w:p>
       <w:pPr>
         <w:pStyle w:val="Heading3"/>
@@ -19591,10 +21040,10 @@
         <w:t xml:space="preserve">Zethri engineers and planners specialize in building settlements capable of surviving prolonged isolation.</w:t>
       </w:r>
     </w:p>
-    <w:bookmarkEnd w:id="123"/>
-    <w:bookmarkEnd w:id="124"/>
-    <w:bookmarkEnd w:id="125"/>
-    <w:bookmarkStart w:id="129" w:name="X3145843e1df3f61def4f8ab8c5430269a2a5813"/>
+    <w:bookmarkEnd w:id="128"/>
+    <w:bookmarkEnd w:id="129"/>
+    <w:bookmarkEnd w:id="130"/>
+    <w:bookmarkStart w:id="134" w:name="X3145843e1df3f61def4f8ab8c5430269a2a5813"/>
     <w:p>
       <w:pPr>
         <w:pStyle w:val="Heading1"/>
@@ -19611,7 +21060,7 @@
         <w:t xml:space="preserve">The Hegemony deserves particular attention because its decline influences nearly every civilization in Fracture Lines.</w:t>
       </w:r>
     </w:p>
-    <w:bookmarkStart w:id="126" w:name="the-five-eras"/>
+    <w:bookmarkStart w:id="131" w:name="the-five-eras"/>
     <w:p>
       <w:pPr>
         <w:pStyle w:val="Heading2"/>
@@ -19624,7 +21073,7 @@
       <w:pPr>
         <w:numPr>
           <w:ilvl w:val="0"/>
-          <w:numId w:val="1021"/>
+          <w:numId w:val="1024"/>
         </w:numPr>
       </w:pPr>
       <w:r>
@@ -19645,7 +21094,7 @@
       <w:pPr>
         <w:numPr>
           <w:ilvl w:val="0"/>
-          <w:numId w:val="1021"/>
+          <w:numId w:val="1024"/>
         </w:numPr>
       </w:pPr>
       <w:r>
@@ -19666,7 +21115,7 @@
       <w:pPr>
         <w:numPr>
           <w:ilvl w:val="0"/>
-          <w:numId w:val="1021"/>
+          <w:numId w:val="1024"/>
         </w:numPr>
       </w:pPr>
       <w:r>
@@ -19687,7 +21136,7 @@
       <w:pPr>
         <w:numPr>
           <w:ilvl w:val="0"/>
-          <w:numId w:val="1021"/>
+          <w:numId w:val="1024"/>
         </w:numPr>
       </w:pPr>
       <w:r>
@@ -19708,7 +21157,7 @@
       <w:pPr>
         <w:numPr>
           <w:ilvl w:val="0"/>
-          <w:numId w:val="1021"/>
+          <w:numId w:val="1024"/>
         </w:numPr>
       </w:pPr>
       <w:r>
@@ -19789,8 +21238,8 @@
         <w:t xml:space="preserve">And an imperial fleet may emerge to announce that the worlds beyond it still belong to the Emperor.</w:t>
       </w:r>
     </w:p>
-    <w:bookmarkEnd w:id="126"/>
-    <w:bookmarkStart w:id="127" w:name="species-and-political-affiliations"/>
+    <w:bookmarkEnd w:id="131"/>
+    <w:bookmarkStart w:id="132" w:name="species-and-political-affiliations"/>
     <w:p>
       <w:pPr>
         <w:pStyle w:val="Heading2"/>
@@ -20099,8 +21548,8 @@
         </w:tc>
       </w:tr>
     </w:tbl>
-    <w:bookmarkEnd w:id="127"/>
-    <w:bookmarkStart w:id="128" w:name="the-galaxy-as-a-setting-for-adventure"/>
+    <w:bookmarkEnd w:id="132"/>
+    <w:bookmarkStart w:id="133" w:name="the-galaxy-as-a-setting-for-adventure"/>
     <w:p>
       <w:pPr>
         <w:pStyle w:val="Heading2"/>
@@ -20157,9 +21606,9 @@
         <w:t xml:space="preserve">The central conflict of Fracture Lines is not simply the struggle between civilizations. It is the struggle between established power and an interstellar order that refuses to remain static.</w:t>
       </w:r>
     </w:p>
-    <w:bookmarkEnd w:id="128"/>
-    <w:bookmarkEnd w:id="129"/>
-    <w:bookmarkStart w:id="130" w:name="psionics-and-the-mandates"/>
+    <w:bookmarkEnd w:id="133"/>
+    <w:bookmarkEnd w:id="134"/>
+    <w:bookmarkStart w:id="135" w:name="psionics-and-the-mandates"/>
     <w:p>
       <w:pPr>
         <w:pStyle w:val="Heading1"/>
@@ -20246,7 +21695,7 @@
       <w:pPr>
         <w:numPr>
           <w:ilvl w:val="0"/>
-          <w:numId w:val="1022"/>
+          <w:numId w:val="1025"/>
         </w:numPr>
         <w:pStyle w:val="Compact"/>
       </w:pPr>
@@ -20332,7 +21781,7 @@
       <w:pPr>
         <w:numPr>
           <w:ilvl w:val="0"/>
-          <w:numId w:val="1022"/>
+          <w:numId w:val="1025"/>
         </w:numPr>
         <w:pStyle w:val="Compact"/>
       </w:pPr>
@@ -20367,7 +21816,7 @@
       <w:pPr>
         <w:numPr>
           <w:ilvl w:val="0"/>
-          <w:numId w:val="1022"/>
+          <w:numId w:val="1025"/>
         </w:numPr>
         <w:pStyle w:val="Compact"/>
       </w:pPr>
@@ -20405,7 +21854,7 @@
       <w:pPr>
         <w:numPr>
           <w:ilvl w:val="0"/>
-          <w:numId w:val="1022"/>
+          <w:numId w:val="1025"/>
         </w:numPr>
         <w:pStyle w:val="Compact"/>
       </w:pPr>
@@ -20880,682 +22329,14 @@
         </w:tc>
       </w:tr>
     </w:tbl>
-    <w:bookmarkEnd w:id="130"/>
-    <w:bookmarkStart w:id="131" w:name="technology"/>
+    <w:bookmarkEnd w:id="135"/>
+    <w:bookmarkStart w:id="136" w:name="technology"/>
     <w:p>
       <w:pPr>
         <w:pStyle w:val="Heading1"/>
       </w:pPr>
       <w:r>
         <w:t xml:space="preserve">Technology</w:t>
-      </w:r>
-    </w:p>
-    <w:p>
-      <w:pPr>
-        <w:numPr>
-          <w:ilvl w:val="0"/>
-          <w:numId w:val="1023"/>
-        </w:numPr>
-        <w:pStyle w:val="Compact"/>
-      </w:pPr>
-      <w:r>
-        <w:rPr>
-          <w:bCs/>
-          <w:b/>
-        </w:rPr>
-        <w:t xml:space="preserve">Cybernetics.</w:t>
-      </w:r>
-      <w:r>
-        <w:t xml:space="preserve"> </w:t>
-      </w:r>
-      <w:r>
-        <w:t xml:space="preserve">Implants replace limbs, sharpen senses and rewire reflexes. They show, they show up on scans, and they need parts, power and care: implant advantages say what they do, and the</w:t>
-      </w:r>
-      <w:r>
-        <w:t xml:space="preserve"> </w:t>
-      </w:r>
-      <w:r>
-        <w:rPr>
-          <w:iCs/>
-          <w:i/>
-        </w:rPr>
-        <w:t xml:space="preserve">Implant Upkeep</w:t>
-      </w:r>
-      <w:r>
-        <w:t xml:space="preserve"> </w:t>
-      </w:r>
-      <w:r>
-        <w:t xml:space="preserve">complication says what they cost.</w:t>
-      </w:r>
-      <w:r>
-        <w:t xml:space="preserve"> </w:t>
-      </w:r>
-      <w:r>
-        <w:rPr>
-          <w:bCs/>
-          <w:b/>
-        </w:rPr>
-        <w:t xml:space="preserve">Augments</w:t>
-      </w:r>
-      <w:r>
-        <w:t xml:space="preserve"> </w:t>
-      </w:r>
-      <w:r>
-        <w:t xml:space="preserve">live with many;</w:t>
-      </w:r>
-      <w:r>
-        <w:t xml:space="preserve"> </w:t>
-      </w:r>
-      <w:r>
-        <w:rPr>
-          <w:bCs/>
-          <w:b/>
-        </w:rPr>
-        <w:t xml:space="preserve">Cyberneticists</w:t>
-      </w:r>
-      <w:r>
-        <w:t xml:space="preserve"> </w:t>
-      </w:r>
-      <w:r>
-        <w:t xml:space="preserve">install and repair them.</w:t>
-      </w:r>
-    </w:p>
-    <w:p>
-      <w:pPr>
-        <w:numPr>
-          <w:ilvl w:val="0"/>
-          <w:numId w:val="1023"/>
-        </w:numPr>
-        <w:pStyle w:val="Compact"/>
-      </w:pPr>
-      <w:r>
-        <w:rPr>
-          <w:bCs/>
-          <w:b/>
-        </w:rPr>
-        <w:t xml:space="preserve">AI.</w:t>
-      </w:r>
-      <w:r>
-        <w:t xml:space="preserve"> </w:t>
-      </w:r>
-      <w:r>
-        <w:t xml:space="preserve">Artificial minds run ships, stations and corporations, and some want to be free. An</w:t>
-      </w:r>
-      <w:r>
-        <w:t xml:space="preserve"> </w:t>
-      </w:r>
-      <w:r>
-        <w:rPr>
-          <w:bCs/>
-          <w:b/>
-        </w:rPr>
-        <w:t xml:space="preserve">AI partner</w:t>
-      </w:r>
-      <w:r>
-        <w:t xml:space="preserve"> </w:t>
-      </w:r>
-      <w:r>
-        <w:t xml:space="preserve">has a name and a personality, played by its partner or the GM; it can</w:t>
-      </w:r>
-      <w:r>
-        <w:t xml:space="preserve"> </w:t>
-      </w:r>
-      <w:r>
-        <w:rPr>
-          <w:bCs/>
-          <w:b/>
-        </w:rPr>
-        <w:t xml:space="preserve">assist</w:t>
-      </w:r>
-      <w:r>
-        <w:t xml:space="preserve"> </w:t>
-      </w:r>
-      <w:r>
-        <w:t xml:space="preserve">Computers, Sensors and Investigation rolls (success +1, success by 5 or more +2), and acts in the world only through a drone or a ship.</w:t>
-      </w:r>
-      <w:r>
-        <w:t xml:space="preserve"> </w:t>
-      </w:r>
-      <w:r>
-        <w:rPr>
-          <w:bCs/>
-          <w:b/>
-        </w:rPr>
-        <w:t xml:space="preserve">AI Minders</w:t>
-      </w:r>
-      <w:r>
-        <w:t xml:space="preserve"> </w:t>
-      </w:r>
-      <w:r>
-        <w:t xml:space="preserve">are bonded to one and trained to handle others, from corporate systems to rogue minds.</w:t>
-      </w:r>
-    </w:p>
-    <w:p>
-      <w:pPr>
-        <w:numPr>
-          <w:ilvl w:val="0"/>
-          <w:numId w:val="1023"/>
-        </w:numPr>
-        <w:pStyle w:val="Compact"/>
-      </w:pPr>
-      <w:r>
-        <w:rPr>
-          <w:bCs/>
-          <w:b/>
-        </w:rPr>
-        <w:t xml:space="preserve">Drones.</w:t>
-      </w:r>
-      <w:r>
-        <w:t xml:space="preserve"> </w:t>
-      </w:r>
-      <w:r>
-        <w:t xml:space="preserve">Scout, repair and combat drones are everywhere. A drone relays what it senses; jamming its link or taking out its controller stops it.</w:t>
-      </w:r>
-    </w:p>
-    <w:p>
-      <w:pPr>
-        <w:numPr>
-          <w:ilvl w:val="0"/>
-          <w:numId w:val="1023"/>
-        </w:numPr>
-        <w:pStyle w:val="Compact"/>
-      </w:pPr>
-      <w:r>
-        <w:rPr>
-          <w:bCs/>
-          <w:b/>
-        </w:rPr>
-        <w:t xml:space="preserve">Biotech.</w:t>
-      </w:r>
-      <w:r>
-        <w:t xml:space="preserve"> </w:t>
-      </w:r>
-      <w:r>
-        <w:t xml:space="preserve">Gene-tailoring, cloned organs, engineered diseases and medical miracles, for those who can pay.</w:t>
-      </w:r>
-      <w:r>
-        <w:t xml:space="preserve"> </w:t>
-      </w:r>
-      <w:r>
-        <w:rPr>
-          <w:iCs/>
-          <w:i/>
-        </w:rPr>
-        <w:t xml:space="preserve">Gene-Tailored</w:t>
-      </w:r>
-      <w:r>
-        <w:t xml:space="preserve"> </w:t>
-      </w:r>
-      <w:r>
-        <w:t xml:space="preserve">characters resist disease and toxins.</w:t>
-      </w:r>
-    </w:p>
-    <w:p>
-      <w:pPr>
-        <w:numPr>
-          <w:ilvl w:val="0"/>
-          <w:numId w:val="1023"/>
-        </w:numPr>
-        <w:pStyle w:val="Compact"/>
-      </w:pPr>
-      <w:r>
-        <w:rPr>
-          <w:bCs/>
-          <w:b/>
-        </w:rPr>
-        <w:t xml:space="preserve">Ships.</w:t>
-      </w:r>
-      <w:r>
-        <w:t xml:space="preserve"> </w:t>
-      </w:r>
-      <w:r>
-        <w:t xml:space="preserve">Crews fly everything from patched freighters to corporate couriers. A ship is a home, a business and a</w:t>
-      </w:r>
-      <w:r>
-        <w:t xml:space="preserve"> </w:t>
-      </w:r>
-      <w:r>
-        <w:rPr>
-          <w:bCs/>
-          <w:b/>
-        </w:rPr>
-        <w:t xml:space="preserve">Debt</w:t>
-      </w:r>
-      <w:r>
-        <w:t xml:space="preserve">: the</w:t>
-      </w:r>
-      <w:r>
-        <w:t xml:space="preserve"> </w:t>
-      </w:r>
-      <w:r>
-        <w:rPr>
-          <w:iCs/>
-          <w:i/>
-        </w:rPr>
-        <w:t xml:space="preserve">A Ship of Your Own</w:t>
-      </w:r>
-      <w:r>
-        <w:t xml:space="preserve"> </w:t>
-      </w:r>
-      <w:r>
-        <w:t xml:space="preserve">advantage starts the crew with a ship and a box of Debt. Ship fights and chases run as clocks, with Piloting, Engineering, Sensors and Firearms rolls.</w:t>
-      </w:r>
-    </w:p>
-    <w:bookmarkEnd w:id="131"/>
-    <w:bookmarkStart w:id="139" w:name="ready-made-characters"/>
-    <w:p>
-      <w:pPr>
-        <w:pStyle w:val="Heading1"/>
-      </w:pPr>
-      <w:r>
-        <w:t xml:space="preserve">Ready-made characters</w:t>
-      </w:r>
-    </w:p>
-    <w:p>
-      <w:pPr>
-        <w:pStyle w:val="FirstParagraph"/>
-      </w:pPr>
-      <w:r>
-        <w:t xml:space="preserve">Characters ready to play, for one-shots, new players, or a group in a hurry. Each follows the creation rules exactly, and their connections tie them together. In the creator, choose one from the ready-made list to open it and make it your own.</w:t>
-      </w:r>
-    </w:p>
-    <w:bookmarkStart w:id="132" w:name="thessk-varo-hun"/>
-    <w:p>
-      <w:pPr>
-        <w:pStyle w:val="Heading2"/>
-      </w:pPr>
-      <w:r>
-        <w:t xml:space="preserve">Thessk Varo-Hun</w:t>
-      </w:r>
-    </w:p>
-    <w:p>
-      <w:pPr>
-        <w:pStyle w:val="FirstParagraph"/>
-      </w:pPr>
-      <w:r>
-        <w:rPr>
-          <w:iCs/>
-          <w:i/>
-        </w:rPr>
-        <w:t xml:space="preserve">Trader, disowned, Trader. Tessan (tier 1).</w:t>
-      </w:r>
-      <w:r>
-        <w:t xml:space="preserve"> </w:t>
-      </w:r>
-      <w:r>
-        <w:t xml:space="preserve">A young reformer cut off by her dynasty’s old creditors for writing off a client world’s debt. She trades on her own now, and keeps her word.</w:t>
-      </w:r>
-    </w:p>
-    <w:p>
-      <w:pPr>
-        <w:numPr>
-          <w:ilvl w:val="0"/>
-          <w:numId w:val="1024"/>
-        </w:numPr>
-        <w:pStyle w:val="Compact"/>
-      </w:pPr>
-      <w:r>
-        <w:rPr>
-          <w:bCs/>
-          <w:b/>
-        </w:rPr>
-        <w:t xml:space="preserve">Attributes:</w:t>
-      </w:r>
-      <w:r>
-        <w:t xml:space="preserve"> </w:t>
-      </w:r>
-      <w:r>
-        <w:t xml:space="preserve">Body 11, Agility 8, Intellect 12, Presence 13, Will 11.</w:t>
-      </w:r>
-      <w:r>
-        <w:t xml:space="preserve"> </w:t>
-      </w:r>
-      <w:r>
-        <w:rPr>
-          <w:bCs/>
-          <w:b/>
-        </w:rPr>
-        <w:t xml:space="preserve">Dodge</w:t>
-      </w:r>
-      <w:r>
-        <w:t xml:space="preserve"> </w:t>
-      </w:r>
-      <w:r>
-        <w:t xml:space="preserve">6.</w:t>
-      </w:r>
-    </w:p>
-    <w:p>
-      <w:pPr>
-        <w:numPr>
-          <w:ilvl w:val="0"/>
-          <w:numId w:val="1024"/>
-        </w:numPr>
-        <w:pStyle w:val="Compact"/>
-      </w:pPr>
-      <w:r>
-        <w:rPr>
-          <w:bCs/>
-          <w:b/>
-        </w:rPr>
-        <w:t xml:space="preserve">Skills:</w:t>
-      </w:r>
-      <w:r>
-        <w:t xml:space="preserve"> </w:t>
-      </w:r>
-      <w:r>
-        <w:t xml:space="preserve">Commerce 15 (Specialty). Trained: Deception 14, Diplomacy 14, Leadership 14, Streetwise 14, Computers 13, Investigation 13, Navigation 13, Science 13, Psychology 12, Piloting 9.</w:t>
-      </w:r>
-    </w:p>
-    <w:p>
-      <w:pPr>
-        <w:numPr>
-          <w:ilvl w:val="0"/>
-          <w:numId w:val="1024"/>
-        </w:numPr>
-        <w:pStyle w:val="Compact"/>
-      </w:pPr>
-      <w:r>
-        <w:rPr>
-          <w:bCs/>
-          <w:b/>
-        </w:rPr>
-        <w:t xml:space="preserve">Edges:</w:t>
-      </w:r>
-      <w:r>
-        <w:t xml:space="preserve"> </w:t>
-      </w:r>
-      <w:r>
-        <w:t xml:space="preserve">Extra Trained skill, A friend; a friend: her grandfather’s old clerk, who still sends her the family’s secrets.</w:t>
-      </w:r>
-    </w:p>
-    <w:p>
-      <w:pPr>
-        <w:numPr>
-          <w:ilvl w:val="0"/>
-          <w:numId w:val="1024"/>
-        </w:numPr>
-        <w:pStyle w:val="Compact"/>
-      </w:pPr>
-      <w:r>
-        <w:rPr>
-          <w:bCs/>
-          <w:b/>
-        </w:rPr>
-        <w:t xml:space="preserve">Advantage:</w:t>
-      </w:r>
-      <w:r>
-        <w:t xml:space="preserve"> </w:t>
-      </w:r>
-      <w:r>
-        <w:t xml:space="preserve">Ledger Memory (species; companion: Bound by Contract).</w:t>
-      </w:r>
-      <w:r>
-        <w:t xml:space="preserve"> </w:t>
-      </w:r>
-      <w:r>
-        <w:rPr>
-          <w:bCs/>
-          <w:b/>
-        </w:rPr>
-        <w:t xml:space="preserve">Complication:</w:t>
-      </w:r>
-      <w:r>
-        <w:t xml:space="preserve"> </w:t>
-      </w:r>
-      <w:r>
-        <w:t xml:space="preserve">Exile; trigger: your people on the same station.</w:t>
-      </w:r>
-    </w:p>
-    <w:p>
-      <w:pPr>
-        <w:numPr>
-          <w:ilvl w:val="0"/>
-          <w:numId w:val="1024"/>
-        </w:numPr>
-        <w:pStyle w:val="Compact"/>
-      </w:pPr>
-      <w:r>
-        <w:rPr>
-          <w:bCs/>
-          <w:b/>
-        </w:rPr>
-        <w:t xml:space="preserve">Why I’m out here:</w:t>
-      </w:r>
-      <w:r>
-        <w:t xml:space="preserve"> </w:t>
-      </w:r>
-      <w:r>
-        <w:t xml:space="preserve">No empire, no creditor, no one owns me.</w:t>
-      </w:r>
-      <w:r>
-        <w:t xml:space="preserve"> </w:t>
-      </w:r>
-      <w:r>
-        <w:rPr>
-          <w:bCs/>
-          <w:b/>
-        </w:rPr>
-        <w:t xml:space="preserve">Connection:</w:t>
-      </w:r>
-      <w:r>
-        <w:t xml:space="preserve"> </w:t>
-      </w:r>
-      <w:r>
-        <w:t xml:space="preserve">She sold Mara Okonkwo the first debt Mara forgave. Neither regrets it.</w:t>
-      </w:r>
-    </w:p>
-    <w:bookmarkEnd w:id="132"/>
-    <w:bookmarkStart w:id="133" w:name="kesh-of-the-seventh-hive"/>
-    <w:p>
-      <w:pPr>
-        <w:pStyle w:val="Heading2"/>
-      </w:pPr>
-      <w:r>
-        <w:t xml:space="preserve">Kesh of the Seventh Hive</w:t>
-      </w:r>
-    </w:p>
-    <w:p>
-      <w:pPr>
-        <w:pStyle w:val="FirstParagraph"/>
-      </w:pPr>
-      <w:r>
-        <w:rPr>
-          <w:iCs/>
-          <w:i/>
-        </w:rPr>
-        <w:t xml:space="preserve">Market scout, Explorer. Kel (tier 1).</w:t>
-      </w:r>
-      <w:r>
-        <w:t xml:space="preserve"> </w:t>
-      </w:r>
-      <w:r>
-        <w:t xml:space="preserve">Scouts new markets to pay down her homeworld’s debt, and wonders more each year whether the radicals are right.</w:t>
-      </w:r>
-    </w:p>
-    <w:p>
-      <w:pPr>
-        <w:numPr>
-          <w:ilvl w:val="0"/>
-          <w:numId w:val="1025"/>
-        </w:numPr>
-        <w:pStyle w:val="Compact"/>
-      </w:pPr>
-      <w:r>
-        <w:rPr>
-          <w:bCs/>
-          <w:b/>
-        </w:rPr>
-        <w:t xml:space="preserve">Attributes:</w:t>
-      </w:r>
-      <w:r>
-        <w:t xml:space="preserve"> </w:t>
-      </w:r>
-      <w:r>
-        <w:t xml:space="preserve">Body 10, Agility 11, Intellect 13, Presence 8, Will 13.</w:t>
-      </w:r>
-      <w:r>
-        <w:t xml:space="preserve"> </w:t>
-      </w:r>
-      <w:r>
-        <w:rPr>
-          <w:bCs/>
-          <w:b/>
-        </w:rPr>
-        <w:t xml:space="preserve">Dodge</w:t>
-      </w:r>
-      <w:r>
-        <w:t xml:space="preserve"> </w:t>
-      </w:r>
-      <w:r>
-        <w:t xml:space="preserve">10.</w:t>
-      </w:r>
-    </w:p>
-    <w:p>
-      <w:pPr>
-        <w:numPr>
-          <w:ilvl w:val="0"/>
-          <w:numId w:val="1025"/>
-        </w:numPr>
-        <w:pStyle w:val="Compact"/>
-      </w:pPr>
-      <w:r>
-        <w:rPr>
-          <w:bCs/>
-          <w:b/>
-        </w:rPr>
-        <w:t xml:space="preserve">Skills:</w:t>
-      </w:r>
-      <w:r>
-        <w:t xml:space="preserve"> </w:t>
-      </w:r>
-      <w:r>
-        <w:t xml:space="preserve">Navigation 16 (Specialty). Trained: Commerce 14, Computers 14, Engineering 14, Investigation 14, Science 14, Sensors 14, Survival 14, Piloting 12, Athletics 11.</w:t>
-      </w:r>
-    </w:p>
-    <w:p>
-      <w:pPr>
-        <w:numPr>
-          <w:ilvl w:val="0"/>
-          <w:numId w:val="1025"/>
-        </w:numPr>
-        <w:pStyle w:val="Compact"/>
-      </w:pPr>
-      <w:r>
-        <w:rPr>
-          <w:bCs/>
-          <w:b/>
-        </w:rPr>
-        <w:t xml:space="preserve">Edges:</w:t>
-      </w:r>
-      <w:r>
-        <w:t xml:space="preserve"> </w:t>
-      </w:r>
-      <w:r>
-        <w:t xml:space="preserve">Extra Resolve, A fine weapon or tool; a fine tool: a hive-made survey kit (+2 Sensors).</w:t>
-      </w:r>
-    </w:p>
-    <w:p>
-      <w:pPr>
-        <w:numPr>
-          <w:ilvl w:val="0"/>
-          <w:numId w:val="1025"/>
-        </w:numPr>
-        <w:pStyle w:val="Compact"/>
-      </w:pPr>
-      <w:r>
-        <w:rPr>
-          <w:bCs/>
-          <w:b/>
-        </w:rPr>
-        <w:t xml:space="preserve">Advantage:</w:t>
-      </w:r>
-      <w:r>
-        <w:t xml:space="preserve"> </w:t>
-      </w:r>
-      <w:r>
-        <w:t xml:space="preserve">Debt-Born (species; companion: The Homeworld’s Debt).</w:t>
-      </w:r>
-      <w:r>
-        <w:t xml:space="preserve"> </w:t>
-      </w:r>
-      <w:r>
-        <w:rPr>
-          <w:bCs/>
-          <w:b/>
-        </w:rPr>
-        <w:t xml:space="preserve">Complication:</w:t>
-      </w:r>
-      <w:r>
-        <w:t xml:space="preserve"> </w:t>
-      </w:r>
-      <w:r>
-        <w:t xml:space="preserve">Debt-Bound; trigger: a creditor offers to forgive it for a favor.</w:t>
-      </w:r>
-    </w:p>
-    <w:p>
-      <w:pPr>
-        <w:numPr>
-          <w:ilvl w:val="0"/>
-          <w:numId w:val="1025"/>
-        </w:numPr>
-        <w:pStyle w:val="Compact"/>
-      </w:pPr>
-      <w:r>
-        <w:rPr>
-          <w:bCs/>
-          <w:b/>
-        </w:rPr>
-        <w:t xml:space="preserve">Why I’m out here:</w:t>
-      </w:r>
-      <w:r>
-        <w:t xml:space="preserve"> </w:t>
-      </w:r>
-      <w:r>
-        <w:t xml:space="preserve">I owe more than I can ever repay, unless I take every job.</w:t>
-      </w:r>
-      <w:r>
-        <w:t xml:space="preserve"> </w:t>
-      </w:r>
-      <w:r>
-        <w:rPr>
-          <w:bCs/>
-          <w:b/>
-        </w:rPr>
-        <w:t xml:space="preserve">Connection:</w:t>
-      </w:r>
-      <w:r>
-        <w:t xml:space="preserve"> </w:t>
-      </w:r>
-      <w:r>
-        <w:t xml:space="preserve">Ilvi Saradh’s AI found the corridor Kesh’s hive needed; Kesh owes them both.</w:t>
-      </w:r>
-    </w:p>
-    <w:bookmarkEnd w:id="133"/>
-    <w:bookmarkStart w:id="134" w:name="rook"/>
-    <w:p>
-      <w:pPr>
-        <w:pStyle w:val="Heading2"/>
-      </w:pPr>
-      <w:r>
-        <w:t xml:space="preserve">Rook</w:t>
-      </w:r>
-    </w:p>
-    <w:p>
-      <w:pPr>
-        <w:pStyle w:val="FirstParagraph"/>
-      </w:pPr>
-      <w:r>
-        <w:rPr>
-          <w:iCs/>
-          <w:i/>
-        </w:rPr>
-        <w:t xml:space="preserve">Former Concord marine, Augment. Human (tier 0); Specialist.</w:t>
-      </w:r>
-      <w:r>
-        <w:t xml:space="preserve"> </w:t>
-      </w:r>
-      <w:r>
-        <w:t xml:space="preserve">Rebuilt after the Zhaq border war with a cyber-arm and reflex wiring. The implant payments are overdue, and the company that made them knows where Rook drinks.</w:t>
       </w:r>
     </w:p>
     <w:p>
@@ -21571,13 +22352,29 @@
           <w:bCs/>
           <w:b/>
         </w:rPr>
-        <w:t xml:space="preserve">Attributes:</w:t>
-      </w:r>
-      <w:r>
-        <w:t xml:space="preserve"> </w:t>
-      </w:r>
-      <w:r>
-        <w:t xml:space="preserve">Body 13, Agility 13, Intellect 10, Presence 10, Will 10.</w:t>
+        <w:t xml:space="preserve">Cybernetics.</w:t>
+      </w:r>
+      <w:r>
+        <w:t xml:space="preserve"> </w:t>
+      </w:r>
+      <w:r>
+        <w:t xml:space="preserve">Implants replace limbs, sharpen senses and rewire reflexes. They show, they show up on scans, and they need parts, power and care: implant advantages say what they do, and the</w:t>
+      </w:r>
+      <w:r>
+        <w:t xml:space="preserve"> </w:t>
+      </w:r>
+      <w:r>
+        <w:rPr>
+          <w:iCs/>
+          <w:i/>
+        </w:rPr>
+        <w:t xml:space="preserve">Implant Upkeep</w:t>
+      </w:r>
+      <w:r>
+        <w:t xml:space="preserve"> </w:t>
+      </w:r>
+      <w:r>
+        <w:t xml:space="preserve">complication says what they cost.</w:t>
       </w:r>
       <w:r>
         <w:t xml:space="preserve"> </w:t>
@@ -21587,13 +22384,29 @@
           <w:bCs/>
           <w:b/>
         </w:rPr>
-        <w:t xml:space="preserve">Dodge</w:t>
-      </w:r>
-      <w:r>
-        <w:t xml:space="preserve"> </w:t>
-      </w:r>
-      <w:r>
-        <w:t xml:space="preserve">12.</w:t>
+        <w:t xml:space="preserve">Augments</w:t>
+      </w:r>
+      <w:r>
+        <w:t xml:space="preserve"> </w:t>
+      </w:r>
+      <w:r>
+        <w:t xml:space="preserve">live with many;</w:t>
+      </w:r>
+      <w:r>
+        <w:t xml:space="preserve"> </w:t>
+      </w:r>
+      <w:r>
+        <w:rPr>
+          <w:bCs/>
+          <w:b/>
+        </w:rPr>
+        <w:t xml:space="preserve">Cyberneticists</w:t>
+      </w:r>
+      <w:r>
+        <w:t xml:space="preserve"> </w:t>
+      </w:r>
+      <w:r>
+        <w:t xml:space="preserve">install and repair them.</w:t>
       </w:r>
     </w:p>
     <w:p>
@@ -21609,13 +22422,61 @@
           <w:bCs/>
           <w:b/>
         </w:rPr>
-        <w:t xml:space="preserve">Skills:</w:t>
-      </w:r>
-      <w:r>
-        <w:t xml:space="preserve"> </w:t>
-      </w:r>
-      <w:r>
-        <w:t xml:space="preserve">Close Combat 18 (Expert). Trained: Athletics 14, Firearms 14, Stealth 14, Engineering 11, Medicine 11, Streetwise 11, Survival 11.</w:t>
+        <w:t xml:space="preserve">AI.</w:t>
+      </w:r>
+      <w:r>
+        <w:t xml:space="preserve"> </w:t>
+      </w:r>
+      <w:r>
+        <w:t xml:space="preserve">Artificial minds run ships, stations and corporations, and some want to be free. An</w:t>
+      </w:r>
+      <w:r>
+        <w:t xml:space="preserve"> </w:t>
+      </w:r>
+      <w:r>
+        <w:rPr>
+          <w:bCs/>
+          <w:b/>
+        </w:rPr>
+        <w:t xml:space="preserve">AI partner</w:t>
+      </w:r>
+      <w:r>
+        <w:t xml:space="preserve"> </w:t>
+      </w:r>
+      <w:r>
+        <w:t xml:space="preserve">has a name and a personality, played by its partner or the GM; it can</w:t>
+      </w:r>
+      <w:r>
+        <w:t xml:space="preserve"> </w:t>
+      </w:r>
+      <w:r>
+        <w:rPr>
+          <w:bCs/>
+          <w:b/>
+        </w:rPr>
+        <w:t xml:space="preserve">assist</w:t>
+      </w:r>
+      <w:r>
+        <w:t xml:space="preserve"> </w:t>
+      </w:r>
+      <w:r>
+        <w:t xml:space="preserve">Computers, Sensors and Investigation rolls (success +1, success by 5 or more +2), and acts in the world only through a drone or a ship.</w:t>
+      </w:r>
+      <w:r>
+        <w:t xml:space="preserve"> </w:t>
+      </w:r>
+      <w:r>
+        <w:rPr>
+          <w:bCs/>
+          <w:b/>
+        </w:rPr>
+        <w:t xml:space="preserve">AI Minders</w:t>
+      </w:r>
+      <w:r>
+        <w:t xml:space="preserve"> </w:t>
+      </w:r>
+      <w:r>
+        <w:t xml:space="preserve">are bonded to one and trained to handle others, from corporate systems to rogue minds.</w:t>
       </w:r>
     </w:p>
     <w:p>
@@ -21631,13 +22492,13 @@
           <w:bCs/>
           <w:b/>
         </w:rPr>
-        <w:t xml:space="preserve">Edges:</w:t>
-      </w:r>
-      <w:r>
-        <w:t xml:space="preserve"> </w:t>
-      </w:r>
-      <w:r>
-        <w:t xml:space="preserve">+1 attribute point, Extra Resolve, Second advantage; second advantage: Implant: Reflex Wiring.</w:t>
+        <w:t xml:space="preserve">Drones.</w:t>
+      </w:r>
+      <w:r>
+        <w:t xml:space="preserve"> </w:t>
+      </w:r>
+      <w:r>
+        <w:t xml:space="preserve">Scout, repair and combat drones are everywhere. A drone relays what it senses; jamming its link or taking out its controller stops it.</w:t>
       </w:r>
     </w:p>
     <w:p>
@@ -21653,29 +22514,29 @@
           <w:bCs/>
           <w:b/>
         </w:rPr>
-        <w:t xml:space="preserve">Advantage:</w:t>
-      </w:r>
-      <w:r>
-        <w:t xml:space="preserve"> </w:t>
-      </w:r>
-      <w:r>
-        <w:t xml:space="preserve">Implant: Cyber-Limb.</w:t>
-      </w:r>
-      <w:r>
-        <w:t xml:space="preserve"> </w:t>
-      </w:r>
-      <w:r>
-        <w:rPr>
-          <w:bCs/>
-          <w:b/>
-        </w:rPr>
-        <w:t xml:space="preserve">Complication:</w:t>
-      </w:r>
-      <w:r>
-        <w:t xml:space="preserve"> </w:t>
-      </w:r>
-      <w:r>
-        <w:t xml:space="preserve">Implant Upkeep; trigger: your supplier wants more.</w:t>
+        <w:t xml:space="preserve">Biotech.</w:t>
+      </w:r>
+      <w:r>
+        <w:t xml:space="preserve"> </w:t>
+      </w:r>
+      <w:r>
+        <w:t xml:space="preserve">Gene-tailoring, cloned organs, engineered diseases and medical miracles, for those who can pay.</w:t>
+      </w:r>
+      <w:r>
+        <w:t xml:space="preserve"> </w:t>
+      </w:r>
+      <w:r>
+        <w:rPr>
+          <w:iCs/>
+          <w:i/>
+        </w:rPr>
+        <w:t xml:space="preserve">Gene-Tailored</w:t>
+      </w:r>
+      <w:r>
+        <w:t xml:space="preserve"> </w:t>
+      </w:r>
+      <w:r>
+        <w:t xml:space="preserve">characters resist disease and toxins.</w:t>
       </w:r>
     </w:p>
     <w:p>
@@ -21691,13 +22552,13 @@
           <w:bCs/>
           <w:b/>
         </w:rPr>
-        <w:t xml:space="preserve">Why I’m out here:</w:t>
-      </w:r>
-      <w:r>
-        <w:t xml:space="preserve"> </w:t>
-      </w:r>
-      <w:r>
-        <w:t xml:space="preserve">I can’t go home. The crew is home now.</w:t>
+        <w:t xml:space="preserve">Ships.</w:t>
+      </w:r>
+      <w:r>
+        <w:t xml:space="preserve"> </w:t>
+      </w:r>
+      <w:r>
+        <w:t xml:space="preserve">Crews fly everything from patched freighters to corporate couriers. A ship is a home, a business and a</w:t>
       </w:r>
       <w:r>
         <w:t xml:space="preserve"> </w:t>
@@ -21707,41 +22568,71 @@
           <w:bCs/>
           <w:b/>
         </w:rPr>
-        <w:t xml:space="preserve">Connection:</w:t>
-      </w:r>
-      <w:r>
-        <w:t xml:space="preserve"> </w:t>
-      </w:r>
-      <w:r>
-        <w:t xml:space="preserve">Brakka was on the other side of that border war. They found out over a drink, and stayed friends.</w:t>
-      </w:r>
-    </w:p>
-    <w:bookmarkEnd w:id="134"/>
-    <w:bookmarkStart w:id="135" w:name="ilvi-saradh"/>
-    <w:p>
-      <w:pPr>
-        <w:pStyle w:val="Heading2"/>
-      </w:pPr>
-      <w:r>
-        <w:t xml:space="preserve">Ilvi Saradh</w:t>
-      </w:r>
-    </w:p>
-    <w:p>
-      <w:pPr>
-        <w:pStyle w:val="FirstParagraph"/>
-      </w:pPr>
+        <w:t xml:space="preserve">Debt</w:t>
+      </w:r>
+      <w:r>
+        <w:t xml:space="preserve">: the</w:t>
+      </w:r>
+      <w:r>
+        <w:t xml:space="preserve"> </w:t>
+      </w:r>
       <w:r>
         <w:rPr>
           <w:iCs/>
           <w:i/>
         </w:rPr>
-        <w:t xml:space="preserve">Guild navigator, AI Minder. Draelin (tier 1).</w:t>
-      </w:r>
-      <w:r>
-        <w:t xml:space="preserve"> </w:t>
-      </w:r>
-      <w:r>
-        <w:t xml:space="preserve">A guild navigator whose AI partner, Quill, remembers a corridor the guild says doesn’t exist.</w:t>
+        <w:t xml:space="preserve">A Ship of Your Own</w:t>
+      </w:r>
+      <w:r>
+        <w:t xml:space="preserve"> </w:t>
+      </w:r>
+      <w:r>
+        <w:t xml:space="preserve">advantage starts the crew with a ship and a box of Debt. Ship fights and chases run as clocks, with Piloting, Engineering, Sensors and Firearms rolls.</w:t>
+      </w:r>
+    </w:p>
+    <w:bookmarkEnd w:id="136"/>
+    <w:bookmarkStart w:id="144" w:name="ready-made-characters"/>
+    <w:p>
+      <w:pPr>
+        <w:pStyle w:val="Heading1"/>
+      </w:pPr>
+      <w:r>
+        <w:t xml:space="preserve">Ready-made characters</w:t>
+      </w:r>
+    </w:p>
+    <w:p>
+      <w:pPr>
+        <w:pStyle w:val="FirstParagraph"/>
+      </w:pPr>
+      <w:r>
+        <w:t xml:space="preserve">Characters ready to play, for one-shots, new players, or a group in a hurry. Each follows the creation rules exactly, and their connections tie them together. In the creator, choose one from the ready-made list to open it and make it your own.</w:t>
+      </w:r>
+    </w:p>
+    <w:bookmarkStart w:id="137" w:name="thessk-varo-hun"/>
+    <w:p>
+      <w:pPr>
+        <w:pStyle w:val="Heading2"/>
+      </w:pPr>
+      <w:r>
+        <w:t xml:space="preserve">Thessk Varo-Hun</w:t>
+      </w:r>
+    </w:p>
+    <w:p>
+      <w:pPr>
+        <w:pStyle w:val="FirstParagraph"/>
+      </w:pPr>
+      <w:r>
+        <w:rPr>
+          <w:iCs/>
+          <w:i/>
+        </w:rPr>
+        <w:t xml:space="preserve">Trader, disowned, Trader. Tessan (tier 1).</w:t>
+      </w:r>
+      <w:r>
+        <w:t xml:space="preserve"> </w:t>
+      </w:r>
+      <w:r>
+        <w:t xml:space="preserve">A young reformer cut off by her dynasty’s old creditors for writing off a client world’s debt. She trades on her own now, and keeps her word.</w:t>
       </w:r>
     </w:p>
     <w:p>
@@ -21763,7 +22654,7 @@
         <w:t xml:space="preserve"> </w:t>
       </w:r>
       <w:r>
-        <w:t xml:space="preserve">Body 9, Agility 12, Intellect 13, Presence 11, Will 10.</w:t>
+        <w:t xml:space="preserve">Body 11, Agility 8, Intellect 12, Presence 13, Will 11.</w:t>
       </w:r>
       <w:r>
         <w:t xml:space="preserve"> </w:t>
@@ -21779,7 +22670,7 @@
         <w:t xml:space="preserve"> </w:t>
       </w:r>
       <w:r>
-        <w:t xml:space="preserve">11.</w:t>
+        <w:t xml:space="preserve">6.</w:t>
       </w:r>
     </w:p>
     <w:p>
@@ -21801,7 +22692,7 @@
         <w:t xml:space="preserve"> </w:t>
       </w:r>
       <w:r>
-        <w:t xml:space="preserve">Computers 16 (Specialty). Trained: Commerce 14, Engineering 14, Investigation 14, Science 14, Sensors 14, Piloting 13, Stealth 13, Diplomacy 12, Psychology 11, Athletics 10; Navigation 14 (free).</w:t>
+        <w:t xml:space="preserve">Commerce 15 (Specialty). Trained: Deception 14, Diplomacy 14, Leadership 14, Streetwise 14, Computers 13, Investigation 13, Navigation 13, Science 13, Psychology 12, Piloting 9.</w:t>
       </w:r>
     </w:p>
     <w:p>
@@ -21823,7 +22714,7 @@
         <w:t xml:space="preserve"> </w:t>
       </w:r>
       <w:r>
-        <w:t xml:space="preserve">Extra Trained skill, A fine weapon or tool; a fine tool: Quill’s core, a guild-grade AI (+2 Computers).</w:t>
+        <w:t xml:space="preserve">Extra Trained skill, A friend; a friend: her grandfather’s old clerk, who still sends her the family’s secrets.</w:t>
       </w:r>
     </w:p>
     <w:p>
@@ -21845,7 +22736,7 @@
         <w:t xml:space="preserve"> </w:t>
       </w:r>
       <w:r>
-        <w:t xml:space="preserve">Corridor Sense.</w:t>
+        <w:t xml:space="preserve">Ledger Memory (species; companion: Bound by Contract).</w:t>
       </w:r>
       <w:r>
         <w:t xml:space="preserve"> </w:t>
@@ -21861,7 +22752,7 @@
         <w:t xml:space="preserve"> </w:t>
       </w:r>
       <w:r>
-        <w:t xml:space="preserve">Dangerous Knowledge; trigger: someone close to the truth.</w:t>
+        <w:t xml:space="preserve">Exile; trigger: your people on the same station.</w:t>
       </w:r>
     </w:p>
     <w:p>
@@ -21883,7 +22774,7 @@
         <w:t xml:space="preserve"> </w:t>
       </w:r>
       <w:r>
-        <w:t xml:space="preserve">The galaxy is full of things no one understands yet. I want to be first.</w:t>
+        <w:t xml:space="preserve">No empire, no creditor, no one owns me.</w:t>
       </w:r>
       <w:r>
         <w:t xml:space="preserve"> </w:t>
@@ -21899,17 +22790,17 @@
         <w:t xml:space="preserve"> </w:t>
       </w:r>
       <w:r>
-        <w:t xml:space="preserve">Quill found the corridor Kesh’s hive needed. Ilvi never told the guild.</w:t>
-      </w:r>
-    </w:p>
-    <w:bookmarkEnd w:id="135"/>
-    <w:bookmarkStart w:id="136" w:name="dr.-anwe-tal"/>
+        <w:t xml:space="preserve">She sold Mara Okonkwo the first debt Mara forgave. Neither regrets it.</w:t>
+      </w:r>
+    </w:p>
+    <w:bookmarkEnd w:id="137"/>
+    <w:bookmarkStart w:id="138" w:name="kesh-of-the-seventh-hive"/>
     <w:p>
       <w:pPr>
         <w:pStyle w:val="Heading2"/>
       </w:pPr>
       <w:r>
-        <w:t xml:space="preserve">Dr. Anwe Tal</w:t>
+        <w:t xml:space="preserve">Kesh of the Seventh Hive</w:t>
       </w:r>
     </w:p>
     <w:p>
@@ -21921,13 +22812,13 @@
           <w:iCs/>
           <w:i/>
         </w:rPr>
-        <w:t xml:space="preserve">Restoration ecologist, Scientist. Corvani (tier 1).</w:t>
-      </w:r>
-      <w:r>
-        <w:t xml:space="preserve"> </w:t>
-      </w:r>
-      <w:r>
-        <w:t xml:space="preserve">Rebuilding a world the Hegemony strip-mined, against a mining corporation’s lawyers and, lately, its guns.</w:t>
+        <w:t xml:space="preserve">Market scout, Explorer. Kel (tier 1).</w:t>
+      </w:r>
+      <w:r>
+        <w:t xml:space="preserve"> </w:t>
+      </w:r>
+      <w:r>
+        <w:t xml:space="preserve">Scouts new markets to pay down her homeworld’s debt, and wonders more each year whether the radicals are right.</w:t>
       </w:r>
     </w:p>
     <w:p>
@@ -21949,7 +22840,7 @@
         <w:t xml:space="preserve"> </w:t>
       </w:r>
       <w:r>
-        <w:t xml:space="preserve">Body 11, Agility 9, Intellect 13, Presence 10, Will 13.</w:t>
+        <w:t xml:space="preserve">Body 10, Agility 11, Intellect 13, Presence 8, Will 13.</w:t>
       </w:r>
       <w:r>
         <w:t xml:space="preserve"> </w:t>
@@ -21965,7 +22856,7 @@
         <w:t xml:space="preserve"> </w:t>
       </w:r>
       <w:r>
-        <w:t xml:space="preserve">8.</w:t>
+        <w:t xml:space="preserve">10.</w:t>
       </w:r>
     </w:p>
     <w:p>
@@ -21987,7 +22878,7 @@
         <w:t xml:space="preserve"> </w:t>
       </w:r>
       <w:r>
-        <w:t xml:space="preserve">Science 16 (Specialty). Trained: Computers 14, Engineering 14, Investigation 14, Medicine 14, Psychology 14, Sensors 14, Survival 14, Athletics 12, Diplomacy 11.</w:t>
+        <w:t xml:space="preserve">Navigation 16 (Specialty). Trained: Commerce 14, Computers 14, Engineering 14, Investigation 14, Science 14, Sensors 14, Survival 14, Piloting 12, Athletics 11.</w:t>
       </w:r>
     </w:p>
     <w:p>
@@ -22009,7 +22900,7 @@
         <w:t xml:space="preserve"> </w:t>
       </w:r>
       <w:r>
-        <w:t xml:space="preserve">+1 attribute point, A friend; a friend: a Veyari archivist who keeps the old survey records of her world.</w:t>
+        <w:t xml:space="preserve">Extra Resolve, A fine weapon or tool; a fine tool: a hive-made survey kit (+2 Sensors).</w:t>
       </w:r>
     </w:p>
     <w:p>
@@ -22031,7 +22922,7 @@
         <w:t xml:space="preserve"> </w:t>
       </w:r>
       <w:r>
-        <w:t xml:space="preserve">Restorer (species; companion: Ecological Safeguards).</w:t>
+        <w:t xml:space="preserve">Debt-Born (species; companion: The Homeworld’s Debt).</w:t>
       </w:r>
       <w:r>
         <w:t xml:space="preserve"> </w:t>
@@ -22047,7 +22938,7 @@
         <w:t xml:space="preserve"> </w:t>
       </w:r>
       <w:r>
-        <w:t xml:space="preserve">Protects Others; trigger: a civilian in the crossfire.</w:t>
+        <w:t xml:space="preserve">Debt-Bound; trigger: a creditor offers to forgive it for a favor.</w:t>
       </w:r>
     </w:p>
     <w:p>
@@ -22069,7 +22960,7 @@
         <w:t xml:space="preserve"> </w:t>
       </w:r>
       <w:r>
-        <w:t xml:space="preserve">People out here need help, and I can give it.</w:t>
+        <w:t xml:space="preserve">I owe more than I can ever repay, unless I take every job.</w:t>
       </w:r>
       <w:r>
         <w:t xml:space="preserve"> </w:t>
@@ -22085,17 +22976,17 @@
         <w:t xml:space="preserve"> </w:t>
       </w:r>
       <w:r>
-        <w:t xml:space="preserve">Sable cleaned up the corporation’s files that proved Anwe’s case, and asked nothing for it.</w:t>
-      </w:r>
-    </w:p>
-    <w:bookmarkEnd w:id="136"/>
-    <w:bookmarkStart w:id="137" w:name="brakka"/>
+        <w:t xml:space="preserve">Ilvi Saradh’s AI found the corridor Kesh’s hive needed; Kesh owes them both.</w:t>
+      </w:r>
+    </w:p>
+    <w:bookmarkEnd w:id="138"/>
+    <w:bookmarkStart w:id="139" w:name="rook"/>
     <w:p>
       <w:pPr>
         <w:pStyle w:val="Heading2"/>
       </w:pPr>
       <w:r>
-        <w:t xml:space="preserve">Brakka</w:t>
+        <w:t xml:space="preserve">Rook</w:t>
       </w:r>
     </w:p>
     <w:p>
@@ -22107,13 +22998,13 @@
           <w:iCs/>
           <w:i/>
         </w:rPr>
-        <w:t xml:space="preserve">Deserter, Ninth Legion, Mercenary. Dresh (tier 2).</w:t>
-      </w:r>
-      <w:r>
-        <w:t xml:space="preserve"> </w:t>
-      </w:r>
-      <w:r>
-        <w:t xml:space="preserve">A legionary who deserted rather than burn a Zhaq city. The Hegemony wants him back, or dead.</w:t>
+        <w:t xml:space="preserve">Former Concord marine, Augment. Human (tier 0); Specialist.</w:t>
+      </w:r>
+      <w:r>
+        <w:t xml:space="preserve"> </w:t>
+      </w:r>
+      <w:r>
+        <w:t xml:space="preserve">Rebuilt after the Zhaq border war with a cyber-arm and reflex wiring. The implant payments are overdue, and the company that made them knows where Rook drinks.</w:t>
       </w:r>
     </w:p>
     <w:p>
@@ -22135,7 +23026,7 @@
         <w:t xml:space="preserve"> </w:t>
       </w:r>
       <w:r>
-        <w:t xml:space="preserve">Body 15, Agility 11, Intellect 9, Presence 10, Will 10.</w:t>
+        <w:t xml:space="preserve">Body 13, Agility 13, Intellect 10, Presence 10, Will 10.</w:t>
       </w:r>
       <w:r>
         <w:t xml:space="preserve"> </w:t>
@@ -22151,7 +23042,7 @@
         <w:t xml:space="preserve"> </w:t>
       </w:r>
       <w:r>
-        <w:t xml:space="preserve">10.</w:t>
+        <w:t xml:space="preserve">12.</w:t>
       </w:r>
     </w:p>
     <w:p>
@@ -22173,7 +23064,7 @@
         <w:t xml:space="preserve"> </w:t>
       </w:r>
       <w:r>
-        <w:t xml:space="preserve">Firearms 14 (Specialty). Trained: Athletics 16, Close Combat 16, Piloting 12, Stealth 12, Leadership 11, Survival 11, Engineering 10, Medicine 10, Sensors 10.</w:t>
+        <w:t xml:space="preserve">Close Combat 18 (Expert). Trained: Athletics 14, Firearms 14, Stealth 14, Engineering 11, Medicine 11, Streetwise 11, Survival 11.</w:t>
       </w:r>
     </w:p>
     <w:p>
@@ -22195,7 +23086,7 @@
         <w:t xml:space="preserve"> </w:t>
       </w:r>
       <w:r>
-        <w:t xml:space="preserve">Extra Resolve.</w:t>
+        <w:t xml:space="preserve">+1 attribute point, Extra Resolve, Second advantage; second advantage: Implant: Reflex Wiring.</w:t>
       </w:r>
     </w:p>
     <w:p>
@@ -22217,7 +23108,7 @@
         <w:t xml:space="preserve"> </w:t>
       </w:r>
       <w:r>
-        <w:t xml:space="preserve">Legion Drill (species; companion: Whose Soldier?).</w:t>
+        <w:t xml:space="preserve">Implant: Cyber-Limb.</w:t>
       </w:r>
       <w:r>
         <w:t xml:space="preserve"> </w:t>
@@ -22233,7 +23124,7 @@
         <w:t xml:space="preserve"> </w:t>
       </w:r>
       <w:r>
-        <w:t xml:space="preserve">Hegemony Bounty; trigger: a hunter in the next berth.</w:t>
+        <w:t xml:space="preserve">Implant Upkeep; trigger: your supplier wants more.</w:t>
       </w:r>
     </w:p>
     <w:p>
@@ -22255,7 +23146,7 @@
         <w:t xml:space="preserve"> </w:t>
       </w:r>
       <w:r>
-        <w:t xml:space="preserve">Someone took everything from me. I’ll find them.</w:t>
+        <w:t xml:space="preserve">I can’t go home. The crew is home now.</w:t>
       </w:r>
       <w:r>
         <w:t xml:space="preserve"> </w:t>
@@ -22271,17 +23162,17 @@
         <w:t xml:space="preserve"> </w:t>
       </w:r>
       <w:r>
-        <w:t xml:space="preserve">Rook fought him across the Zhaq border once. Now Rook watches his back.</w:t>
-      </w:r>
-    </w:p>
-    <w:bookmarkEnd w:id="137"/>
-    <w:bookmarkStart w:id="138" w:name="sable"/>
+        <w:t xml:space="preserve">Brakka was on the other side of that border war. They found out over a drink, and stayed friends.</w:t>
+      </w:r>
+    </w:p>
+    <w:bookmarkEnd w:id="139"/>
+    <w:bookmarkStart w:id="140" w:name="ilvi-saradh"/>
     <w:p>
       <w:pPr>
         <w:pStyle w:val="Heading2"/>
       </w:pPr>
       <w:r>
-        <w:t xml:space="preserve">Sable</w:t>
+        <w:t xml:space="preserve">Ilvi Saradh</w:t>
       </w:r>
     </w:p>
     <w:p>
@@ -22293,13 +23184,13 @@
           <w:iCs/>
           <w:i/>
         </w:rPr>
-        <w:t xml:space="preserve">Freelance intrusion specialist, Hacker. Human (tier 0).</w:t>
-      </w:r>
-      <w:r>
-        <w:t xml:space="preserve"> </w:t>
-      </w:r>
-      <w:r>
-        <w:t xml:space="preserve">Breaks into any system for the right price. Secretly psionic, hidden by the Quiet Network; every checkpoint is a gamble.</w:t>
+        <w:t xml:space="preserve">Guild navigator, AI Minder. Draelin (tier 1).</w:t>
+      </w:r>
+      <w:r>
+        <w:t xml:space="preserve"> </w:t>
+      </w:r>
+      <w:r>
+        <w:t xml:space="preserve">A guild navigator whose AI partner, Quill, remembers a corridor the guild says doesn’t exist.</w:t>
       </w:r>
     </w:p>
     <w:p>
@@ -22321,7 +23212,7 @@
         <w:t xml:space="preserve"> </w:t>
       </w:r>
       <w:r>
-        <w:t xml:space="preserve">Body 10, Agility 12, Intellect 13, Presence 10, Will 11.</w:t>
+        <w:t xml:space="preserve">Body 9, Agility 12, Intellect 13, Presence 11, Will 10.</w:t>
       </w:r>
       <w:r>
         <w:t xml:space="preserve"> </w:t>
@@ -22359,7 +23250,7 @@
         <w:t xml:space="preserve"> </w:t>
       </w:r>
       <w:r>
-        <w:t xml:space="preserve">Computers 16 (Specialty). Trained: Engineering 14, Investigation 14, Sensors 14, Firearms 13, Stealth 13, Psionics 12, Psychology 12, Athletics 11, Deception 11, Streetwise 11.</w:t>
+        <w:t xml:space="preserve">Computers 16 (Specialty). Trained: Commerce 14, Engineering 14, Investigation 14, Science 14, Sensors 14, Piloting 13, Stealth 13, Diplomacy 12, Psychology 11, Athletics 10; Navigation 14 (free).</w:t>
       </w:r>
     </w:p>
     <w:p>
@@ -22381,7 +23272,7 @@
         <w:t xml:space="preserve"> </w:t>
       </w:r>
       <w:r>
-        <w:t xml:space="preserve">Extra Trained skill, +1 attribute point, A friend; a friend: a Quiet Network forger who keeps Sable’s test results clean.</w:t>
+        <w:t xml:space="preserve">Extra Trained skill, A fine weapon or tool; a fine tool: Quill’s core, a guild-grade AI (+2 Computers).</w:t>
       </w:r>
     </w:p>
     <w:p>
@@ -22403,7 +23294,7 @@
         <w:t xml:space="preserve"> </w:t>
       </w:r>
       <w:r>
-        <w:t xml:space="preserve">Psionic.</w:t>
+        <w:t xml:space="preserve">Corridor Sense.</w:t>
       </w:r>
       <w:r>
         <w:t xml:space="preserve"> </w:t>
@@ -22419,7 +23310,7 @@
         <w:t xml:space="preserve"> </w:t>
       </w:r>
       <w:r>
-        <w:t xml:space="preserve">Unregistered; trigger: a Mandate screening at the corridor gate.</w:t>
+        <w:t xml:space="preserve">Dangerous Knowledge; trigger: someone close to the truth.</w:t>
       </w:r>
     </w:p>
     <w:p>
@@ -22441,7 +23332,7 @@
         <w:t xml:space="preserve"> </w:t>
       </w:r>
       <w:r>
-        <w:t xml:space="preserve">No empire, no creditor, no one owns me.</w:t>
+        <w:t xml:space="preserve">The galaxy is full of things no one understands yet. I want to be first.</w:t>
       </w:r>
       <w:r>
         <w:t xml:space="preserve"> </w:t>
@@ -22457,12 +23348,570 @@
         <w:t xml:space="preserve"> </w:t>
       </w:r>
       <w:r>
+        <w:t xml:space="preserve">Quill found the corridor Kesh’s hive needed. Ilvi never told the guild.</w:t>
+      </w:r>
+    </w:p>
+    <w:bookmarkEnd w:id="140"/>
+    <w:bookmarkStart w:id="141" w:name="dr.-anwe-tal"/>
+    <w:p>
+      <w:pPr>
+        <w:pStyle w:val="Heading2"/>
+      </w:pPr>
+      <w:r>
+        <w:t xml:space="preserve">Dr. Anwe Tal</w:t>
+      </w:r>
+    </w:p>
+    <w:p>
+      <w:pPr>
+        <w:pStyle w:val="FirstParagraph"/>
+      </w:pPr>
+      <w:r>
+        <w:rPr>
+          <w:iCs/>
+          <w:i/>
+        </w:rPr>
+        <w:t xml:space="preserve">Restoration ecologist, Scientist. Corvani (tier 1).</w:t>
+      </w:r>
+      <w:r>
+        <w:t xml:space="preserve"> </w:t>
+      </w:r>
+      <w:r>
+        <w:t xml:space="preserve">Rebuilding a world the Hegemony strip-mined, against a mining corporation’s lawyers and, lately, its guns.</w:t>
+      </w:r>
+    </w:p>
+    <w:p>
+      <w:pPr>
+        <w:numPr>
+          <w:ilvl w:val="0"/>
+          <w:numId w:val="1031"/>
+        </w:numPr>
+        <w:pStyle w:val="Compact"/>
+      </w:pPr>
+      <w:r>
+        <w:rPr>
+          <w:bCs/>
+          <w:b/>
+        </w:rPr>
+        <w:t xml:space="preserve">Attributes:</w:t>
+      </w:r>
+      <w:r>
+        <w:t xml:space="preserve"> </w:t>
+      </w:r>
+      <w:r>
+        <w:t xml:space="preserve">Body 11, Agility 9, Intellect 13, Presence 10, Will 13.</w:t>
+      </w:r>
+      <w:r>
+        <w:t xml:space="preserve"> </w:t>
+      </w:r>
+      <w:r>
+        <w:rPr>
+          <w:bCs/>
+          <w:b/>
+        </w:rPr>
+        <w:t xml:space="preserve">Dodge</w:t>
+      </w:r>
+      <w:r>
+        <w:t xml:space="preserve"> </w:t>
+      </w:r>
+      <w:r>
+        <w:t xml:space="preserve">8.</w:t>
+      </w:r>
+    </w:p>
+    <w:p>
+      <w:pPr>
+        <w:numPr>
+          <w:ilvl w:val="0"/>
+          <w:numId w:val="1031"/>
+        </w:numPr>
+        <w:pStyle w:val="Compact"/>
+      </w:pPr>
+      <w:r>
+        <w:rPr>
+          <w:bCs/>
+          <w:b/>
+        </w:rPr>
+        <w:t xml:space="preserve">Skills:</w:t>
+      </w:r>
+      <w:r>
+        <w:t xml:space="preserve"> </w:t>
+      </w:r>
+      <w:r>
+        <w:t xml:space="preserve">Science 16 (Specialty). Trained: Computers 14, Engineering 14, Investigation 14, Medicine 14, Psychology 14, Sensors 14, Survival 14, Athletics 12, Diplomacy 11.</w:t>
+      </w:r>
+    </w:p>
+    <w:p>
+      <w:pPr>
+        <w:numPr>
+          <w:ilvl w:val="0"/>
+          <w:numId w:val="1031"/>
+        </w:numPr>
+        <w:pStyle w:val="Compact"/>
+      </w:pPr>
+      <w:r>
+        <w:rPr>
+          <w:bCs/>
+          <w:b/>
+        </w:rPr>
+        <w:t xml:space="preserve">Edges:</w:t>
+      </w:r>
+      <w:r>
+        <w:t xml:space="preserve"> </w:t>
+      </w:r>
+      <w:r>
+        <w:t xml:space="preserve">+1 attribute point, A friend; a friend: a Veyari archivist who keeps the old survey records of her world.</w:t>
+      </w:r>
+    </w:p>
+    <w:p>
+      <w:pPr>
+        <w:numPr>
+          <w:ilvl w:val="0"/>
+          <w:numId w:val="1031"/>
+        </w:numPr>
+        <w:pStyle w:val="Compact"/>
+      </w:pPr>
+      <w:r>
+        <w:rPr>
+          <w:bCs/>
+          <w:b/>
+        </w:rPr>
+        <w:t xml:space="preserve">Advantage:</w:t>
+      </w:r>
+      <w:r>
+        <w:t xml:space="preserve"> </w:t>
+      </w:r>
+      <w:r>
+        <w:t xml:space="preserve">Restorer (species; companion: Ecological Safeguards).</w:t>
+      </w:r>
+      <w:r>
+        <w:t xml:space="preserve"> </w:t>
+      </w:r>
+      <w:r>
+        <w:rPr>
+          <w:bCs/>
+          <w:b/>
+        </w:rPr>
+        <w:t xml:space="preserve">Complication:</w:t>
+      </w:r>
+      <w:r>
+        <w:t xml:space="preserve"> </w:t>
+      </w:r>
+      <w:r>
+        <w:t xml:space="preserve">Protects Others; trigger: a civilian in the crossfire.</w:t>
+      </w:r>
+    </w:p>
+    <w:p>
+      <w:pPr>
+        <w:numPr>
+          <w:ilvl w:val="0"/>
+          <w:numId w:val="1031"/>
+        </w:numPr>
+        <w:pStyle w:val="Compact"/>
+      </w:pPr>
+      <w:r>
+        <w:rPr>
+          <w:bCs/>
+          <w:b/>
+        </w:rPr>
+        <w:t xml:space="preserve">Why I’m out here:</w:t>
+      </w:r>
+      <w:r>
+        <w:t xml:space="preserve"> </w:t>
+      </w:r>
+      <w:r>
+        <w:t xml:space="preserve">People out here need help, and I can give it.</w:t>
+      </w:r>
+      <w:r>
+        <w:t xml:space="preserve"> </w:t>
+      </w:r>
+      <w:r>
+        <w:rPr>
+          <w:bCs/>
+          <w:b/>
+        </w:rPr>
+        <w:t xml:space="preserve">Connection:</w:t>
+      </w:r>
+      <w:r>
+        <w:t xml:space="preserve"> </w:t>
+      </w:r>
+      <w:r>
+        <w:t xml:space="preserve">Sable cleaned up the corporation’s files that proved Anwe’s case, and asked nothing for it.</w:t>
+      </w:r>
+    </w:p>
+    <w:bookmarkEnd w:id="141"/>
+    <w:bookmarkStart w:id="142" w:name="brakka"/>
+    <w:p>
+      <w:pPr>
+        <w:pStyle w:val="Heading2"/>
+      </w:pPr>
+      <w:r>
+        <w:t xml:space="preserve">Brakka</w:t>
+      </w:r>
+    </w:p>
+    <w:p>
+      <w:pPr>
+        <w:pStyle w:val="FirstParagraph"/>
+      </w:pPr>
+      <w:r>
+        <w:rPr>
+          <w:iCs/>
+          <w:i/>
+        </w:rPr>
+        <w:t xml:space="preserve">Deserter, Ninth Legion, Mercenary. Dresh (tier 2).</w:t>
+      </w:r>
+      <w:r>
+        <w:t xml:space="preserve"> </w:t>
+      </w:r>
+      <w:r>
+        <w:t xml:space="preserve">A legionary who deserted rather than burn a Zhaq city. The Hegemony wants him back, or dead.</w:t>
+      </w:r>
+    </w:p>
+    <w:p>
+      <w:pPr>
+        <w:numPr>
+          <w:ilvl w:val="0"/>
+          <w:numId w:val="1032"/>
+        </w:numPr>
+        <w:pStyle w:val="Compact"/>
+      </w:pPr>
+      <w:r>
+        <w:rPr>
+          <w:bCs/>
+          <w:b/>
+        </w:rPr>
+        <w:t xml:space="preserve">Attributes:</w:t>
+      </w:r>
+      <w:r>
+        <w:t xml:space="preserve"> </w:t>
+      </w:r>
+      <w:r>
+        <w:t xml:space="preserve">Body 15, Agility 11, Intellect 9, Presence 10, Will 10.</w:t>
+      </w:r>
+      <w:r>
+        <w:t xml:space="preserve"> </w:t>
+      </w:r>
+      <w:r>
+        <w:rPr>
+          <w:bCs/>
+          <w:b/>
+        </w:rPr>
+        <w:t xml:space="preserve">Dodge</w:t>
+      </w:r>
+      <w:r>
+        <w:t xml:space="preserve"> </w:t>
+      </w:r>
+      <w:r>
+        <w:t xml:space="preserve">10.</w:t>
+      </w:r>
+    </w:p>
+    <w:p>
+      <w:pPr>
+        <w:numPr>
+          <w:ilvl w:val="0"/>
+          <w:numId w:val="1032"/>
+        </w:numPr>
+        <w:pStyle w:val="Compact"/>
+      </w:pPr>
+      <w:r>
+        <w:rPr>
+          <w:bCs/>
+          <w:b/>
+        </w:rPr>
+        <w:t xml:space="preserve">Skills:</w:t>
+      </w:r>
+      <w:r>
+        <w:t xml:space="preserve"> </w:t>
+      </w:r>
+      <w:r>
+        <w:t xml:space="preserve">Firearms 14 (Specialty). Trained: Athletics 16, Close Combat 16, Piloting 12, Stealth 12, Leadership 11, Survival 11, Engineering 10, Medicine 10, Sensors 10.</w:t>
+      </w:r>
+    </w:p>
+    <w:p>
+      <w:pPr>
+        <w:numPr>
+          <w:ilvl w:val="0"/>
+          <w:numId w:val="1032"/>
+        </w:numPr>
+        <w:pStyle w:val="Compact"/>
+      </w:pPr>
+      <w:r>
+        <w:rPr>
+          <w:bCs/>
+          <w:b/>
+        </w:rPr>
+        <w:t xml:space="preserve">Edges:</w:t>
+      </w:r>
+      <w:r>
+        <w:t xml:space="preserve"> </w:t>
+      </w:r>
+      <w:r>
+        <w:t xml:space="preserve">Extra Resolve.</w:t>
+      </w:r>
+    </w:p>
+    <w:p>
+      <w:pPr>
+        <w:numPr>
+          <w:ilvl w:val="0"/>
+          <w:numId w:val="1032"/>
+        </w:numPr>
+        <w:pStyle w:val="Compact"/>
+      </w:pPr>
+      <w:r>
+        <w:rPr>
+          <w:bCs/>
+          <w:b/>
+        </w:rPr>
+        <w:t xml:space="preserve">Advantage:</w:t>
+      </w:r>
+      <w:r>
+        <w:t xml:space="preserve"> </w:t>
+      </w:r>
+      <w:r>
+        <w:t xml:space="preserve">Legion Drill (species; companion: Whose Soldier?).</w:t>
+      </w:r>
+      <w:r>
+        <w:t xml:space="preserve"> </w:t>
+      </w:r>
+      <w:r>
+        <w:rPr>
+          <w:bCs/>
+          <w:b/>
+        </w:rPr>
+        <w:t xml:space="preserve">Complication:</w:t>
+      </w:r>
+      <w:r>
+        <w:t xml:space="preserve"> </w:t>
+      </w:r>
+      <w:r>
+        <w:t xml:space="preserve">Hegemony Bounty; trigger: a hunter in the next berth.</w:t>
+      </w:r>
+    </w:p>
+    <w:p>
+      <w:pPr>
+        <w:numPr>
+          <w:ilvl w:val="0"/>
+          <w:numId w:val="1032"/>
+        </w:numPr>
+        <w:pStyle w:val="Compact"/>
+      </w:pPr>
+      <w:r>
+        <w:rPr>
+          <w:bCs/>
+          <w:b/>
+        </w:rPr>
+        <w:t xml:space="preserve">Why I’m out here:</w:t>
+      </w:r>
+      <w:r>
+        <w:t xml:space="preserve"> </w:t>
+      </w:r>
+      <w:r>
+        <w:t xml:space="preserve">Someone took everything from me. I’ll find them.</w:t>
+      </w:r>
+      <w:r>
+        <w:t xml:space="preserve"> </w:t>
+      </w:r>
+      <w:r>
+        <w:rPr>
+          <w:bCs/>
+          <w:b/>
+        </w:rPr>
+        <w:t xml:space="preserve">Connection:</w:t>
+      </w:r>
+      <w:r>
+        <w:t xml:space="preserve"> </w:t>
+      </w:r>
+      <w:r>
+        <w:t xml:space="preserve">Rook fought him across the Zhaq border once. Now Rook watches his back.</w:t>
+      </w:r>
+    </w:p>
+    <w:bookmarkEnd w:id="142"/>
+    <w:bookmarkStart w:id="143" w:name="sable"/>
+    <w:p>
+      <w:pPr>
+        <w:pStyle w:val="Heading2"/>
+      </w:pPr>
+      <w:r>
+        <w:t xml:space="preserve">Sable</w:t>
+      </w:r>
+    </w:p>
+    <w:p>
+      <w:pPr>
+        <w:pStyle w:val="FirstParagraph"/>
+      </w:pPr>
+      <w:r>
+        <w:rPr>
+          <w:iCs/>
+          <w:i/>
+        </w:rPr>
+        <w:t xml:space="preserve">Freelance intrusion specialist, Hacker. Human (tier 0).</w:t>
+      </w:r>
+      <w:r>
+        <w:t xml:space="preserve"> </w:t>
+      </w:r>
+      <w:r>
+        <w:t xml:space="preserve">Breaks into any system for the right price. Secretly psionic, hidden by the Quiet Network; every checkpoint is a gamble.</w:t>
+      </w:r>
+    </w:p>
+    <w:p>
+      <w:pPr>
+        <w:numPr>
+          <w:ilvl w:val="0"/>
+          <w:numId w:val="1033"/>
+        </w:numPr>
+        <w:pStyle w:val="Compact"/>
+      </w:pPr>
+      <w:r>
+        <w:rPr>
+          <w:bCs/>
+          <w:b/>
+        </w:rPr>
+        <w:t xml:space="preserve">Attributes:</w:t>
+      </w:r>
+      <w:r>
+        <w:t xml:space="preserve"> </w:t>
+      </w:r>
+      <w:r>
+        <w:t xml:space="preserve">Body 10, Agility 12, Intellect 13, Presence 10, Will 11.</w:t>
+      </w:r>
+      <w:r>
+        <w:t xml:space="preserve"> </w:t>
+      </w:r>
+      <w:r>
+        <w:rPr>
+          <w:bCs/>
+          <w:b/>
+        </w:rPr>
+        <w:t xml:space="preserve">Dodge</w:t>
+      </w:r>
+      <w:r>
+        <w:t xml:space="preserve"> </w:t>
+      </w:r>
+      <w:r>
+        <w:t xml:space="preserve">11.</w:t>
+      </w:r>
+    </w:p>
+    <w:p>
+      <w:pPr>
+        <w:numPr>
+          <w:ilvl w:val="0"/>
+          <w:numId w:val="1033"/>
+        </w:numPr>
+        <w:pStyle w:val="Compact"/>
+      </w:pPr>
+      <w:r>
+        <w:rPr>
+          <w:bCs/>
+          <w:b/>
+        </w:rPr>
+        <w:t xml:space="preserve">Skills:</w:t>
+      </w:r>
+      <w:r>
+        <w:t xml:space="preserve"> </w:t>
+      </w:r>
+      <w:r>
+        <w:t xml:space="preserve">Computers 16 (Specialty). Trained: Engineering 14, Investigation 14, Sensors 14, Firearms 13, Stealth 13, Psionics 12, Psychology 12, Athletics 11, Deception 11, Streetwise 11.</w:t>
+      </w:r>
+    </w:p>
+    <w:p>
+      <w:pPr>
+        <w:numPr>
+          <w:ilvl w:val="0"/>
+          <w:numId w:val="1033"/>
+        </w:numPr>
+        <w:pStyle w:val="Compact"/>
+      </w:pPr>
+      <w:r>
+        <w:rPr>
+          <w:bCs/>
+          <w:b/>
+        </w:rPr>
+        <w:t xml:space="preserve">Edges:</w:t>
+      </w:r>
+      <w:r>
+        <w:t xml:space="preserve"> </w:t>
+      </w:r>
+      <w:r>
+        <w:t xml:space="preserve">Extra Trained skill, +1 attribute point, A friend; a friend: a Quiet Network forger who keeps Sable’s test results clean.</w:t>
+      </w:r>
+    </w:p>
+    <w:p>
+      <w:pPr>
+        <w:numPr>
+          <w:ilvl w:val="0"/>
+          <w:numId w:val="1033"/>
+        </w:numPr>
+        <w:pStyle w:val="Compact"/>
+      </w:pPr>
+      <w:r>
+        <w:rPr>
+          <w:bCs/>
+          <w:b/>
+        </w:rPr>
+        <w:t xml:space="preserve">Advantage:</w:t>
+      </w:r>
+      <w:r>
+        <w:t xml:space="preserve"> </w:t>
+      </w:r>
+      <w:r>
+        <w:t xml:space="preserve">Psionic.</w:t>
+      </w:r>
+      <w:r>
+        <w:t xml:space="preserve"> </w:t>
+      </w:r>
+      <w:r>
+        <w:rPr>
+          <w:bCs/>
+          <w:b/>
+        </w:rPr>
+        <w:t xml:space="preserve">Complication:</w:t>
+      </w:r>
+      <w:r>
+        <w:t xml:space="preserve"> </w:t>
+      </w:r>
+      <w:r>
+        <w:t xml:space="preserve">Unregistered; trigger: a Mandate screening at the corridor gate.</w:t>
+      </w:r>
+    </w:p>
+    <w:p>
+      <w:pPr>
+        <w:numPr>
+          <w:ilvl w:val="0"/>
+          <w:numId w:val="1033"/>
+        </w:numPr>
+        <w:pStyle w:val="Compact"/>
+      </w:pPr>
+      <w:r>
+        <w:rPr>
+          <w:bCs/>
+          <w:b/>
+        </w:rPr>
+        <w:t xml:space="preserve">Why I’m out here:</w:t>
+      </w:r>
+      <w:r>
+        <w:t xml:space="preserve"> </w:t>
+      </w:r>
+      <w:r>
+        <w:t xml:space="preserve">No empire, no creditor, no one owns me.</w:t>
+      </w:r>
+      <w:r>
+        <w:t xml:space="preserve"> </w:t>
+      </w:r>
+      <w:r>
+        <w:rPr>
+          <w:bCs/>
+          <w:b/>
+        </w:rPr>
+        <w:t xml:space="preserve">Connection:</w:t>
+      </w:r>
+      <w:r>
+        <w:t xml:space="preserve"> </w:t>
+      </w:r>
+      <w:r>
         <w:t xml:space="preserve">Sable cleaned up the files that proved Dr. Anwe Tal’s case, for nothing. Anwe wonders why.</w:t>
       </w:r>
     </w:p>
-    <w:bookmarkEnd w:id="138"/>
-    <w:bookmarkEnd w:id="139"/>
-    <w:bookmarkStart w:id="140" w:name="advantages"/>
+    <w:bookmarkEnd w:id="143"/>
+    <w:bookmarkEnd w:id="144"/>
+    <w:bookmarkStart w:id="145" w:name="advantages"/>
     <w:p>
       <w:pPr>
         <w:pStyle w:val="Heading1"/>
@@ -23361,8 +24810,8 @@
         <w:t xml:space="preserve">belongs to the whole crew once it’s taken.</w:t>
       </w:r>
     </w:p>
-    <w:bookmarkEnd w:id="140"/>
-    <w:bookmarkStart w:id="166" w:name="species"/>
+    <w:bookmarkEnd w:id="145"/>
+    <w:bookmarkStart w:id="171" w:name="species"/>
     <w:p>
       <w:pPr>
         <w:pStyle w:val="Heading1"/>
@@ -25045,7 +26494,7 @@
         </w:tc>
       </w:tr>
     </w:tbl>
-    <w:bookmarkStart w:id="141" w:name="human"/>
+    <w:bookmarkStart w:id="146" w:name="human"/>
     <w:p>
       <w:pPr>
         <w:pStyle w:val="Heading2"/>
@@ -25358,8 +26807,8 @@
         </w:tc>
       </w:tr>
     </w:tbl>
-    <w:bookmarkEnd w:id="141"/>
-    <w:bookmarkStart w:id="142" w:name="vesh"/>
+    <w:bookmarkEnd w:id="146"/>
+    <w:bookmarkStart w:id="147" w:name="vesh"/>
     <w:p>
       <w:pPr>
         <w:pStyle w:val="Heading2"/>
@@ -25672,8 +27121,8 @@
         </w:tc>
       </w:tr>
     </w:tbl>
-    <w:bookmarkEnd w:id="142"/>
-    <w:bookmarkStart w:id="143" w:name="brulvek"/>
+    <w:bookmarkEnd w:id="147"/>
+    <w:bookmarkStart w:id="148" w:name="brulvek"/>
     <w:p>
       <w:pPr>
         <w:pStyle w:val="Heading2"/>
@@ -25718,7 +27167,7 @@
       <w:pPr>
         <w:numPr>
           <w:ilvl w:val="0"/>
-          <w:numId w:val="1031"/>
+          <w:numId w:val="1034"/>
         </w:numPr>
         <w:pStyle w:val="Compact"/>
       </w:pPr>
@@ -26010,8 +27459,8 @@
         </w:tc>
       </w:tr>
     </w:tbl>
-    <w:bookmarkEnd w:id="143"/>
-    <w:bookmarkStart w:id="144" w:name="corvani"/>
+    <w:bookmarkEnd w:id="148"/>
+    <w:bookmarkStart w:id="149" w:name="corvani"/>
     <w:p>
       <w:pPr>
         <w:pStyle w:val="Heading2"/>
@@ -26056,7 +27505,7 @@
       <w:pPr>
         <w:numPr>
           <w:ilvl w:val="0"/>
-          <w:numId w:val="1032"/>
+          <w:numId w:val="1035"/>
         </w:numPr>
         <w:pStyle w:val="Compact"/>
       </w:pPr>
@@ -26348,8 +27797,8 @@
         </w:tc>
       </w:tr>
     </w:tbl>
-    <w:bookmarkEnd w:id="144"/>
-    <w:bookmarkStart w:id="145" w:name="draelin"/>
+    <w:bookmarkEnd w:id="149"/>
+    <w:bookmarkStart w:id="150" w:name="draelin"/>
     <w:p>
       <w:pPr>
         <w:pStyle w:val="Heading2"/>
@@ -26394,7 +27843,7 @@
       <w:pPr>
         <w:numPr>
           <w:ilvl w:val="0"/>
-          <w:numId w:val="1033"/>
+          <w:numId w:val="1036"/>
         </w:numPr>
         <w:pStyle w:val="Compact"/>
       </w:pPr>
@@ -26406,7 +27855,7 @@
       <w:pPr>
         <w:numPr>
           <w:ilvl w:val="0"/>
-          <w:numId w:val="1033"/>
+          <w:numId w:val="1036"/>
         </w:numPr>
         <w:pStyle w:val="Compact"/>
       </w:pPr>
@@ -26716,8 +28165,8 @@
         </w:tc>
       </w:tr>
     </w:tbl>
-    <w:bookmarkEnd w:id="145"/>
-    <w:bookmarkStart w:id="146" w:name="joruun"/>
+    <w:bookmarkEnd w:id="150"/>
+    <w:bookmarkStart w:id="151" w:name="joruun"/>
     <w:p>
       <w:pPr>
         <w:pStyle w:val="Heading2"/>
@@ -26762,7 +28211,7 @@
       <w:pPr>
         <w:numPr>
           <w:ilvl w:val="0"/>
-          <w:numId w:val="1034"/>
+          <w:numId w:val="1037"/>
         </w:numPr>
         <w:pStyle w:val="Compact"/>
       </w:pPr>
@@ -27054,8 +28503,8 @@
         </w:tc>
       </w:tr>
     </w:tbl>
-    <w:bookmarkEnd w:id="146"/>
-    <w:bookmarkStart w:id="147" w:name="kel-1"/>
+    <w:bookmarkEnd w:id="151"/>
+    <w:bookmarkStart w:id="152" w:name="kel-1"/>
     <w:p>
       <w:pPr>
         <w:pStyle w:val="Heading2"/>
@@ -27100,7 +28549,7 @@
       <w:pPr>
         <w:numPr>
           <w:ilvl w:val="0"/>
-          <w:numId w:val="1035"/>
+          <w:numId w:val="1038"/>
         </w:numPr>
         <w:pStyle w:val="Compact"/>
       </w:pPr>
@@ -27112,7 +28561,7 @@
       <w:pPr>
         <w:numPr>
           <w:ilvl w:val="0"/>
-          <w:numId w:val="1035"/>
+          <w:numId w:val="1038"/>
         </w:numPr>
         <w:pStyle w:val="Compact"/>
       </w:pPr>
@@ -27404,8 +28853,8 @@
         </w:tc>
       </w:tr>
     </w:tbl>
-    <w:bookmarkEnd w:id="147"/>
-    <w:bookmarkStart w:id="148" w:name="mirrun-1"/>
+    <w:bookmarkEnd w:id="152"/>
+    <w:bookmarkStart w:id="153" w:name="mirrun-1"/>
     <w:p>
       <w:pPr>
         <w:pStyle w:val="Heading2"/>
@@ -27450,7 +28899,7 @@
       <w:pPr>
         <w:numPr>
           <w:ilvl w:val="0"/>
-          <w:numId w:val="1036"/>
+          <w:numId w:val="1039"/>
         </w:numPr>
         <w:pStyle w:val="Compact"/>
       </w:pPr>
@@ -27742,8 +29191,8 @@
         </w:tc>
       </w:tr>
     </w:tbl>
-    <w:bookmarkEnd w:id="148"/>
-    <w:bookmarkStart w:id="149" w:name="ommek"/>
+    <w:bookmarkEnd w:id="153"/>
+    <w:bookmarkStart w:id="154" w:name="ommek"/>
     <w:p>
       <w:pPr>
         <w:pStyle w:val="Heading2"/>
@@ -27788,7 +29237,7 @@
       <w:pPr>
         <w:numPr>
           <w:ilvl w:val="0"/>
-          <w:numId w:val="1037"/>
+          <w:numId w:val="1040"/>
         </w:numPr>
         <w:pStyle w:val="Compact"/>
       </w:pPr>
@@ -28098,8 +29547,8 @@
         </w:tc>
       </w:tr>
     </w:tbl>
-    <w:bookmarkEnd w:id="149"/>
-    <w:bookmarkStart w:id="150" w:name="shivar"/>
+    <w:bookmarkEnd w:id="154"/>
+    <w:bookmarkStart w:id="155" w:name="shivar"/>
     <w:p>
       <w:pPr>
         <w:pStyle w:val="Heading2"/>
@@ -28144,7 +29593,7 @@
       <w:pPr>
         <w:numPr>
           <w:ilvl w:val="0"/>
-          <w:numId w:val="1038"/>
+          <w:numId w:val="1041"/>
         </w:numPr>
         <w:pStyle w:val="Compact"/>
       </w:pPr>
@@ -28436,8 +29885,8 @@
         </w:tc>
       </w:tr>
     </w:tbl>
-    <w:bookmarkEnd w:id="150"/>
-    <w:bookmarkStart w:id="151" w:name="tessan-1"/>
+    <w:bookmarkEnd w:id="155"/>
+    <w:bookmarkStart w:id="156" w:name="tessan-1"/>
     <w:p>
       <w:pPr>
         <w:pStyle w:val="Heading2"/>
@@ -28482,7 +29931,7 @@
       <w:pPr>
         <w:numPr>
           <w:ilvl w:val="0"/>
-          <w:numId w:val="1039"/>
+          <w:numId w:val="1042"/>
         </w:numPr>
         <w:pStyle w:val="Compact"/>
       </w:pPr>
@@ -28494,7 +29943,7 @@
       <w:pPr>
         <w:numPr>
           <w:ilvl w:val="0"/>
-          <w:numId w:val="1039"/>
+          <w:numId w:val="1042"/>
         </w:numPr>
         <w:pStyle w:val="Compact"/>
       </w:pPr>
@@ -28786,8 +30235,8 @@
         </w:tc>
       </w:tr>
     </w:tbl>
-    <w:bookmarkEnd w:id="151"/>
-    <w:bookmarkStart w:id="152" w:name="thrum"/>
+    <w:bookmarkEnd w:id="156"/>
+    <w:bookmarkStart w:id="157" w:name="thrum"/>
     <w:p>
       <w:pPr>
         <w:pStyle w:val="Heading2"/>
@@ -28832,7 +30281,7 @@
       <w:pPr>
         <w:numPr>
           <w:ilvl w:val="0"/>
-          <w:numId w:val="1040"/>
+          <w:numId w:val="1043"/>
         </w:numPr>
         <w:pStyle w:val="Compact"/>
       </w:pPr>
@@ -29124,8 +30573,8 @@
         </w:tc>
       </w:tr>
     </w:tbl>
-    <w:bookmarkEnd w:id="152"/>
-    <w:bookmarkStart w:id="153" w:name="uth"/>
+    <w:bookmarkEnd w:id="157"/>
+    <w:bookmarkStart w:id="158" w:name="uth"/>
     <w:p>
       <w:pPr>
         <w:pStyle w:val="Heading2"/>
@@ -29170,7 +30619,7 @@
       <w:pPr>
         <w:numPr>
           <w:ilvl w:val="0"/>
-          <w:numId w:val="1041"/>
+          <w:numId w:val="1044"/>
         </w:numPr>
         <w:pStyle w:val="Compact"/>
       </w:pPr>
@@ -29462,8 +30911,8 @@
         </w:tc>
       </w:tr>
     </w:tbl>
-    <w:bookmarkEnd w:id="153"/>
-    <w:bookmarkStart w:id="154" w:name="uxarra"/>
+    <w:bookmarkEnd w:id="158"/>
+    <w:bookmarkStart w:id="159" w:name="uxarra"/>
     <w:p>
       <w:pPr>
         <w:pStyle w:val="Heading2"/>
@@ -29508,7 +30957,7 @@
       <w:pPr>
         <w:numPr>
           <w:ilvl w:val="0"/>
-          <w:numId w:val="1042"/>
+          <w:numId w:val="1045"/>
         </w:numPr>
         <w:pStyle w:val="Compact"/>
       </w:pPr>
@@ -29800,8 +31249,8 @@
         </w:tc>
       </w:tr>
     </w:tbl>
-    <w:bookmarkEnd w:id="154"/>
-    <w:bookmarkStart w:id="155" w:name="vael"/>
+    <w:bookmarkEnd w:id="159"/>
+    <w:bookmarkStart w:id="160" w:name="vael"/>
     <w:p>
       <w:pPr>
         <w:pStyle w:val="Heading2"/>
@@ -29846,7 +31295,7 @@
       <w:pPr>
         <w:numPr>
           <w:ilvl w:val="0"/>
-          <w:numId w:val="1043"/>
+          <w:numId w:val="1046"/>
         </w:numPr>
         <w:pStyle w:val="Compact"/>
       </w:pPr>
@@ -29858,7 +31307,7 @@
       <w:pPr>
         <w:numPr>
           <w:ilvl w:val="0"/>
-          <w:numId w:val="1043"/>
+          <w:numId w:val="1046"/>
         </w:numPr>
         <w:pStyle w:val="Compact"/>
       </w:pPr>
@@ -30150,8 +31599,8 @@
         </w:tc>
       </w:tr>
     </w:tbl>
-    <w:bookmarkEnd w:id="155"/>
-    <w:bookmarkStart w:id="156" w:name="veyari"/>
+    <w:bookmarkEnd w:id="160"/>
+    <w:bookmarkStart w:id="161" w:name="veyari"/>
     <w:p>
       <w:pPr>
         <w:pStyle w:val="Heading2"/>
@@ -30196,7 +31645,7 @@
       <w:pPr>
         <w:numPr>
           <w:ilvl w:val="0"/>
-          <w:numId w:val="1044"/>
+          <w:numId w:val="1047"/>
         </w:numPr>
         <w:pStyle w:val="Compact"/>
       </w:pPr>
@@ -30488,8 +31937,8 @@
         </w:tc>
       </w:tr>
     </w:tbl>
-    <w:bookmarkEnd w:id="156"/>
-    <w:bookmarkStart w:id="157" w:name="ylith-1"/>
+    <w:bookmarkEnd w:id="161"/>
+    <w:bookmarkStart w:id="162" w:name="ylith-1"/>
     <w:p>
       <w:pPr>
         <w:pStyle w:val="Heading2"/>
@@ -30534,7 +31983,7 @@
       <w:pPr>
         <w:numPr>
           <w:ilvl w:val="0"/>
-          <w:numId w:val="1045"/>
+          <w:numId w:val="1048"/>
         </w:numPr>
         <w:pStyle w:val="Compact"/>
       </w:pPr>
@@ -30546,7 +31995,7 @@
       <w:pPr>
         <w:numPr>
           <w:ilvl w:val="0"/>
-          <w:numId w:val="1045"/>
+          <w:numId w:val="1048"/>
         </w:numPr>
         <w:pStyle w:val="Compact"/>
       </w:pPr>
@@ -30838,8 +32287,8 @@
         </w:tc>
       </w:tr>
     </w:tbl>
-    <w:bookmarkEnd w:id="157"/>
-    <w:bookmarkStart w:id="158" w:name="zethri"/>
+    <w:bookmarkEnd w:id="162"/>
+    <w:bookmarkStart w:id="163" w:name="zethri"/>
     <w:p>
       <w:pPr>
         <w:pStyle w:val="Heading2"/>
@@ -30884,7 +32333,7 @@
       <w:pPr>
         <w:numPr>
           <w:ilvl w:val="0"/>
-          <w:numId w:val="1046"/>
+          <w:numId w:val="1049"/>
         </w:numPr>
         <w:pStyle w:val="Compact"/>
       </w:pPr>
@@ -31176,8 +32625,8 @@
         </w:tc>
       </w:tr>
     </w:tbl>
-    <w:bookmarkEnd w:id="158"/>
-    <w:bookmarkStart w:id="159" w:name="zhaq"/>
+    <w:bookmarkEnd w:id="163"/>
+    <w:bookmarkStart w:id="164" w:name="zhaq"/>
     <w:p>
       <w:pPr>
         <w:pStyle w:val="Heading2"/>
@@ -31222,7 +32671,7 @@
       <w:pPr>
         <w:numPr>
           <w:ilvl w:val="0"/>
-          <w:numId w:val="1047"/>
+          <w:numId w:val="1050"/>
         </w:numPr>
         <w:pStyle w:val="Compact"/>
       </w:pPr>
@@ -31234,7 +32683,7 @@
       <w:pPr>
         <w:numPr>
           <w:ilvl w:val="0"/>
-          <w:numId w:val="1047"/>
+          <w:numId w:val="1050"/>
         </w:numPr>
         <w:pStyle w:val="Compact"/>
       </w:pPr>
@@ -31526,8 +32975,8 @@
         </w:tc>
       </w:tr>
     </w:tbl>
-    <w:bookmarkEnd w:id="159"/>
-    <w:bookmarkStart w:id="160" w:name="dresh"/>
+    <w:bookmarkEnd w:id="164"/>
+    <w:bookmarkStart w:id="165" w:name="dresh"/>
     <w:p>
       <w:pPr>
         <w:pStyle w:val="Heading2"/>
@@ -31572,7 +33021,7 @@
       <w:pPr>
         <w:numPr>
           <w:ilvl w:val="0"/>
-          <w:numId w:val="1048"/>
+          <w:numId w:val="1051"/>
         </w:numPr>
         <w:pStyle w:val="Compact"/>
       </w:pPr>
@@ -31584,7 +33033,7 @@
       <w:pPr>
         <w:numPr>
           <w:ilvl w:val="0"/>
-          <w:numId w:val="1048"/>
+          <w:numId w:val="1051"/>
         </w:numPr>
         <w:pStyle w:val="Compact"/>
       </w:pPr>
@@ -31596,7 +33045,7 @@
       <w:pPr>
         <w:numPr>
           <w:ilvl w:val="0"/>
-          <w:numId w:val="1048"/>
+          <w:numId w:val="1051"/>
         </w:numPr>
         <w:pStyle w:val="Compact"/>
       </w:pPr>
@@ -31888,8 +33337,8 @@
         </w:tc>
       </w:tr>
     </w:tbl>
-    <w:bookmarkEnd w:id="160"/>
-    <w:bookmarkStart w:id="161" w:name="eshuum"/>
+    <w:bookmarkEnd w:id="165"/>
+    <w:bookmarkStart w:id="166" w:name="eshuum"/>
     <w:p>
       <w:pPr>
         <w:pStyle w:val="Heading2"/>
@@ -31934,7 +33383,7 @@
       <w:pPr>
         <w:numPr>
           <w:ilvl w:val="0"/>
-          <w:numId w:val="1049"/>
+          <w:numId w:val="1052"/>
         </w:numPr>
         <w:pStyle w:val="Compact"/>
       </w:pPr>
@@ -31946,7 +33395,7 @@
       <w:pPr>
         <w:numPr>
           <w:ilvl w:val="0"/>
-          <w:numId w:val="1049"/>
+          <w:numId w:val="1052"/>
         </w:numPr>
         <w:pStyle w:val="Compact"/>
       </w:pPr>
@@ -32238,8 +33687,8 @@
         </w:tc>
       </w:tr>
     </w:tbl>
-    <w:bookmarkEnd w:id="161"/>
-    <w:bookmarkStart w:id="162" w:name="khaum"/>
+    <w:bookmarkEnd w:id="166"/>
+    <w:bookmarkStart w:id="167" w:name="khaum"/>
     <w:p>
       <w:pPr>
         <w:pStyle w:val="Heading2"/>
@@ -32284,7 +33733,7 @@
       <w:pPr>
         <w:numPr>
           <w:ilvl w:val="0"/>
-          <w:numId w:val="1050"/>
+          <w:numId w:val="1053"/>
         </w:numPr>
         <w:pStyle w:val="Compact"/>
       </w:pPr>
@@ -32296,7 +33745,7 @@
       <w:pPr>
         <w:numPr>
           <w:ilvl w:val="0"/>
-          <w:numId w:val="1050"/>
+          <w:numId w:val="1053"/>
         </w:numPr>
         <w:pStyle w:val="Compact"/>
       </w:pPr>
@@ -32308,7 +33757,7 @@
       <w:pPr>
         <w:numPr>
           <w:ilvl w:val="0"/>
-          <w:numId w:val="1050"/>
+          <w:numId w:val="1053"/>
         </w:numPr>
         <w:pStyle w:val="Compact"/>
       </w:pPr>
@@ -32600,8 +34049,8 @@
         </w:tc>
       </w:tr>
     </w:tbl>
-    <w:bookmarkEnd w:id="162"/>
-    <w:bookmarkStart w:id="163" w:name="ozhvek"/>
+    <w:bookmarkEnd w:id="167"/>
+    <w:bookmarkStart w:id="168" w:name="ozhvek"/>
     <w:p>
       <w:pPr>
         <w:pStyle w:val="Heading2"/>
@@ -32646,7 +34095,7 @@
       <w:pPr>
         <w:numPr>
           <w:ilvl w:val="0"/>
-          <w:numId w:val="1051"/>
+          <w:numId w:val="1054"/>
         </w:numPr>
         <w:pStyle w:val="Compact"/>
       </w:pPr>
@@ -32658,7 +34107,7 @@
       <w:pPr>
         <w:numPr>
           <w:ilvl w:val="0"/>
-          <w:numId w:val="1051"/>
+          <w:numId w:val="1054"/>
         </w:numPr>
         <w:pStyle w:val="Compact"/>
       </w:pPr>
@@ -32950,8 +34399,8 @@
         </w:tc>
       </w:tr>
     </w:tbl>
-    <w:bookmarkEnd w:id="163"/>
-    <w:bookmarkStart w:id="164" w:name="qor"/>
+    <w:bookmarkEnd w:id="168"/>
+    <w:bookmarkStart w:id="169" w:name="qor"/>
     <w:p>
       <w:pPr>
         <w:pStyle w:val="Heading2"/>
@@ -32996,7 +34445,7 @@
       <w:pPr>
         <w:numPr>
           <w:ilvl w:val="0"/>
-          <w:numId w:val="1052"/>
+          <w:numId w:val="1055"/>
         </w:numPr>
         <w:pStyle w:val="Compact"/>
       </w:pPr>
@@ -33008,7 +34457,7 @@
       <w:pPr>
         <w:numPr>
           <w:ilvl w:val="0"/>
-          <w:numId w:val="1052"/>
+          <w:numId w:val="1055"/>
         </w:numPr>
         <w:pStyle w:val="Compact"/>
       </w:pPr>
@@ -33300,8 +34749,8 @@
         </w:tc>
       </w:tr>
     </w:tbl>
-    <w:bookmarkEnd w:id="164"/>
-    <w:bookmarkStart w:id="165" w:name="sen"/>
+    <w:bookmarkEnd w:id="169"/>
+    <w:bookmarkStart w:id="170" w:name="sen"/>
     <w:p>
       <w:pPr>
         <w:pStyle w:val="Heading2"/>
@@ -33346,7 +34795,7 @@
       <w:pPr>
         <w:numPr>
           <w:ilvl w:val="0"/>
-          <w:numId w:val="1053"/>
+          <w:numId w:val="1056"/>
         </w:numPr>
         <w:pStyle w:val="Compact"/>
       </w:pPr>
@@ -33358,7 +34807,7 @@
       <w:pPr>
         <w:numPr>
           <w:ilvl w:val="0"/>
-          <w:numId w:val="1053"/>
+          <w:numId w:val="1056"/>
         </w:numPr>
         <w:pStyle w:val="Compact"/>
       </w:pPr>
@@ -33650,9 +35099,9 @@
         </w:tc>
       </w:tr>
     </w:tbl>
-    <w:bookmarkEnd w:id="165"/>
-    <w:bookmarkEnd w:id="166"/>
-    <w:bookmarkStart w:id="177" w:name="making-your-own"/>
+    <w:bookmarkEnd w:id="170"/>
+    <w:bookmarkEnd w:id="171"/>
+    <w:bookmarkStart w:id="182" w:name="making-your-own"/>
     <w:p>
       <w:pPr>
         <w:pStyle w:val="Heading1"/>
@@ -33685,7 +35134,7 @@
         <w:t xml:space="preserve">option at the end of each list, and its checklist holds a custom choice to the same rules as everything else.</w:t>
       </w:r>
     </w:p>
-    <w:bookmarkStart w:id="167" w:name="a-custom-calling"/>
+    <w:bookmarkStart w:id="172" w:name="a-custom-calling"/>
     <w:p>
       <w:pPr>
         <w:pStyle w:val="Heading2"/>
@@ -33706,7 +35155,7 @@
       <w:pPr>
         <w:numPr>
           <w:ilvl w:val="0"/>
-          <w:numId w:val="1054"/>
+          <w:numId w:val="1057"/>
         </w:numPr>
         <w:pStyle w:val="Compact"/>
       </w:pPr>
@@ -33752,7 +35201,7 @@
       <w:pPr>
         <w:numPr>
           <w:ilvl w:val="0"/>
-          <w:numId w:val="1054"/>
+          <w:numId w:val="1057"/>
         </w:numPr>
         <w:pStyle w:val="Compact"/>
       </w:pPr>
@@ -33774,7 +35223,7 @@
       <w:pPr>
         <w:numPr>
           <w:ilvl w:val="0"/>
-          <w:numId w:val="1054"/>
+          <w:numId w:val="1057"/>
         </w:numPr>
         <w:pStyle w:val="Compact"/>
       </w:pPr>
@@ -33796,7 +35245,7 @@
       <w:pPr>
         <w:numPr>
           <w:ilvl w:val="0"/>
-          <w:numId w:val="1054"/>
+          <w:numId w:val="1057"/>
         </w:numPr>
         <w:pStyle w:val="Compact"/>
       </w:pPr>
@@ -33861,8 +35310,8 @@
         <w:t xml:space="preserve">.</w:t>
       </w:r>
     </w:p>
-    <w:bookmarkEnd w:id="167"/>
-    <w:bookmarkStart w:id="176" w:name="a-custom-species"/>
+    <w:bookmarkEnd w:id="172"/>
+    <w:bookmarkStart w:id="181" w:name="a-custom-species"/>
     <w:p>
       <w:pPr>
         <w:pStyle w:val="Heading2"/>
@@ -33879,7 +35328,7 @@
         <w:t xml:space="preserve">Build it with the GM, one step at a time.</w:t>
       </w:r>
     </w:p>
-    <w:bookmarkStart w:id="168" w:name="the-concept"/>
+    <w:bookmarkStart w:id="173" w:name="the-concept"/>
     <w:p>
       <w:pPr>
         <w:pStyle w:val="Heading3"/>
@@ -33896,8 +35345,8 @@
         <w:t xml:space="preserve">Two or three sentences: where they come from, what sets them apart, and how others see them. It should be something the species in this book don’t already cover.</w:t>
       </w:r>
     </w:p>
-    <w:bookmarkEnd w:id="168"/>
-    <w:bookmarkStart w:id="169" w:name="the-tier"/>
+    <w:bookmarkEnd w:id="173"/>
+    <w:bookmarkStart w:id="174" w:name="the-tier"/>
     <w:p>
       <w:pPr>
         <w:pStyle w:val="Heading3"/>
@@ -34194,8 +35643,8 @@
         <w:t xml:space="preserve">When in doubt, choose the higher tier.</w:t>
       </w:r>
     </w:p>
-    <w:bookmarkEnd w:id="169"/>
-    <w:bookmarkStart w:id="170" w:name="attribute-adjustments"/>
+    <w:bookmarkEnd w:id="174"/>
+    <w:bookmarkStart w:id="175" w:name="attribute-adjustments"/>
     <w:p>
       <w:pPr>
         <w:pStyle w:val="Heading3"/>
@@ -34241,8 +35690,8 @@
         <w:t xml:space="preserve">: a +2 needs a −2 or two −1s. The adjustments move the attribute’s base (+1 starts it at 11) and raise its starting maximum (13 plus the bonus). Most species change two to four attributes.</w:t>
       </w:r>
     </w:p>
-    <w:bookmarkEnd w:id="170"/>
-    <w:bookmarkStart w:id="171" w:name="core-rules-tier-1-and-up"/>
+    <w:bookmarkEnd w:id="175"/>
+    <w:bookmarkStart w:id="176" w:name="core-rules-tier-1-and-up"/>
     <w:p>
       <w:pPr>
         <w:pStyle w:val="Heading3"/>
@@ -34259,8 +35708,8 @@
         <w:t xml:space="preserve">One to three short rules that always apply: what they can do (see in the dark, resist cold, a free Trained skill) and what it costs (a weakness, a people’s distrust, a hazard they can’t abide). A strength with no drawback is worth more than it looks, so price it a tier higher.</w:t>
       </w:r>
     </w:p>
-    <w:bookmarkEnd w:id="171"/>
-    <w:bookmarkStart w:id="172" w:name="species-advantages"/>
+    <w:bookmarkEnd w:id="176"/>
+    <w:bookmarkStart w:id="177" w:name="species-advantages"/>
     <w:p>
       <w:pPr>
         <w:pStyle w:val="Heading3"/>
@@ -34315,8 +35764,8 @@
         <w:t xml:space="preserve">: a problem the trait causes, with a clear trigger and a real consequence, which earns a Resolve point when it bites, like any complication. A character takes one advantage, general or species, so make them distinct choices.</w:t>
       </w:r>
     </w:p>
-    <w:bookmarkEnd w:id="172"/>
-    <w:bookmarkStart w:id="173" w:name="an-alternate-form-optional-tier-2-or-3"/>
+    <w:bookmarkEnd w:id="177"/>
+    <w:bookmarkStart w:id="178" w:name="an-alternate-form-optional-tier-2-or-3"/>
     <w:p>
       <w:pPr>
         <w:pStyle w:val="Heading3"/>
@@ -34349,8 +35798,8 @@
         <w:t xml:space="preserve">apply.</w:t>
       </w:r>
     </w:p>
-    <w:bookmarkEnd w:id="173"/>
-    <w:bookmarkStart w:id="174" w:name="in-the-creator"/>
+    <w:bookmarkEnd w:id="178"/>
+    <w:bookmarkStart w:id="179" w:name="in-the-creator"/>
     <w:p>
       <w:pPr>
         <w:pStyle w:val="Heading3"/>
@@ -34363,7 +35812,7 @@
       <w:pPr>
         <w:numPr>
           <w:ilvl w:val="0"/>
-          <w:numId w:val="1055"/>
+          <w:numId w:val="1058"/>
         </w:numPr>
         <w:pStyle w:val="Compact"/>
       </w:pPr>
@@ -34391,7 +35840,7 @@
       <w:pPr>
         <w:numPr>
           <w:ilvl w:val="0"/>
-          <w:numId w:val="1055"/>
+          <w:numId w:val="1058"/>
         </w:numPr>
         <w:pStyle w:val="Compact"/>
       </w:pPr>
@@ -34403,7 +35852,7 @@
       <w:pPr>
         <w:numPr>
           <w:ilvl w:val="0"/>
-          <w:numId w:val="1055"/>
+          <w:numId w:val="1058"/>
         </w:numPr>
         <w:pStyle w:val="Compact"/>
       </w:pPr>
@@ -34431,7 +35880,7 @@
       <w:pPr>
         <w:numPr>
           <w:ilvl w:val="0"/>
-          <w:numId w:val="1055"/>
+          <w:numId w:val="1058"/>
         </w:numPr>
         <w:pStyle w:val="Compact"/>
       </w:pPr>
@@ -34455,8 +35904,8 @@
         <w:t xml:space="preserve">and enter the advantage and its companion complication.</w:t>
       </w:r>
     </w:p>
-    <w:bookmarkEnd w:id="174"/>
-    <w:bookmarkStart w:id="175" w:name="example"/>
+    <w:bookmarkEnd w:id="179"/>
+    <w:bookmarkStart w:id="180" w:name="example"/>
     <w:p>
       <w:pPr>
         <w:pStyle w:val="Heading3"/>
@@ -34561,10 +36010,10 @@
         <w:t xml:space="preserve">: your family’s dynasty calls on you; accept the errand.</w:t>
       </w:r>
     </w:p>
-    <w:bookmarkEnd w:id="175"/>
-    <w:bookmarkEnd w:id="176"/>
-    <w:bookmarkEnd w:id="177"/>
-    <w:bookmarkStart w:id="178" w:name="complications"/>
+    <w:bookmarkEnd w:id="180"/>
+    <w:bookmarkEnd w:id="181"/>
+    <w:bookmarkEnd w:id="182"/>
+    <w:bookmarkStart w:id="183" w:name="complications"/>
     <w:p>
       <w:pPr>
         <w:pStyle w:val="Heading1"/>
@@ -35269,8 +36718,8 @@
         </w:tc>
       </w:tr>
     </w:tbl>
-    <w:bookmarkEnd w:id="178"/>
-    <w:bookmarkStart w:id="180" w:name="quick-reference"/>
+    <w:bookmarkEnd w:id="183"/>
+    <w:bookmarkStart w:id="185" w:name="quick-reference"/>
     <w:p>
       <w:pPr>
         <w:pStyle w:val="Heading1"/>
@@ -35461,7 +36910,7 @@
       <w:r>
         <w:t xml:space="preserve"> </w:t>
       </w:r>
-      <w:hyperlink r:id="rId179">
+      <w:hyperlink r:id="rId184">
         <w:r>
           <w:rPr>
             <w:rStyle w:val="Hyperlink"/>
@@ -35473,7 +36922,7 @@
         <w:t xml:space="preserve">. You may share, adapt, and use it for any purpose, including commercially, as long as you give appropriate credit to the author.</w:t>
       </w:r>
     </w:p>
-    <w:bookmarkEnd w:id="180"/>
+    <w:bookmarkEnd w:id="185"/>
     <w:sectPr/>
   </w:body>
 </w:document>
@@ -35844,6 +37293,15 @@
     <w:abstractNumId w:val="991"/>
   </w:num>
   <w:num w:numId="1016">
+    <w:abstractNumId w:val="991"/>
+  </w:num>
+  <w:num w:numId="1017">
+    <w:abstractNumId w:val="991"/>
+  </w:num>
+  <w:num w:numId="1018">
+    <w:abstractNumId w:val="991"/>
+  </w:num>
+  <w:num w:numId="1019">
     <w:abstractNumId w:val="99411"/>
     <w:lvlOverride w:ilvl="0">
       <w:startOverride w:val="1"/>
@@ -35873,19 +37331,19 @@
       <w:startOverride w:val="1"/>
     </w:lvlOverride>
   </w:num>
-  <w:num w:numId="1017">
-    <w:abstractNumId w:val="991"/>
-  </w:num>
-  <w:num w:numId="1018">
-    <w:abstractNumId w:val="991"/>
-  </w:num>
-  <w:num w:numId="1019">
-    <w:abstractNumId w:val="991"/>
-  </w:num>
   <w:num w:numId="1020">
     <w:abstractNumId w:val="991"/>
   </w:num>
   <w:num w:numId="1021">
+    <w:abstractNumId w:val="991"/>
+  </w:num>
+  <w:num w:numId="1022">
+    <w:abstractNumId w:val="991"/>
+  </w:num>
+  <w:num w:numId="1023">
+    <w:abstractNumId w:val="991"/>
+  </w:num>
+  <w:num w:numId="1024">
     <w:abstractNumId w:val="99411"/>
     <w:lvlOverride w:ilvl="0">
       <w:startOverride w:val="1"/>
@@ -35914,15 +37372,6 @@
     <w:lvlOverride w:ilvl="8">
       <w:startOverride w:val="1"/>
     </w:lvlOverride>
-  </w:num>
-  <w:num w:numId="1022">
-    <w:abstractNumId w:val="991"/>
-  </w:num>
-  <w:num w:numId="1023">
-    <w:abstractNumId w:val="991"/>
-  </w:num>
-  <w:num w:numId="1024">
-    <w:abstractNumId w:val="991"/>
   </w:num>
   <w:num w:numId="1025">
     <w:abstractNumId w:val="991"/>
@@ -36012,6 +37461,15 @@
     <w:abstractNumId w:val="991"/>
   </w:num>
   <w:num w:numId="1054">
+    <w:abstractNumId w:val="991"/>
+  </w:num>
+  <w:num w:numId="1055">
+    <w:abstractNumId w:val="991"/>
+  </w:num>
+  <w:num w:numId="1056">
+    <w:abstractNumId w:val="991"/>
+  </w:num>
+  <w:num w:numId="1057">
     <w:abstractNumId w:val="99411"/>
     <w:lvlOverride w:ilvl="0">
       <w:startOverride w:val="1"/>
@@ -36041,7 +37499,7 @@
       <w:startOverride w:val="1"/>
     </w:lvlOverride>
   </w:num>
-  <w:num w:numId="1055">
+  <w:num w:numId="1058">
     <w:abstractNumId w:val="99411"/>
     <w:lvlOverride w:ilvl="0">
       <w:startOverride w:val="1"/>

--- a/legend-dynamics/site/fracture-lines/Fracture_Lines_Players_Guide.docx
+++ b/legend-dynamics/site/fracture-lines/Fracture_Lines_Players_Guide.docx
@@ -35795,7 +35795,7 @@
         <w:t xml:space="preserve"> </w:t>
       </w:r>
       <w:r>
-        <w:t xml:space="preserve">apply.</w:t>
+        <w:t xml:space="preserve">apply. The bonuses count only while the character is in that form: the sheet’s form switch shows both sets of numbers.</w:t>
       </w:r>
     </w:p>
     <w:bookmarkEnd w:id="178"/>

--- a/legend-dynamics/site/fracture-lines/Fracture_Lines_Players_Guide.docx
+++ b/legend-dynamics/site/fracture-lines/Fracture_Lines_Players_Guide.docx
@@ -232,7 +232,7 @@
         <w:t xml:space="preserve"> </w:t>
       </w:r>
       <w:r>
-        <w:t xml:space="preserve">setting: its callings, species, skills, gear, weapons and dangers. In this setting, the core rules’ Legend points are called</w:t>
+        <w:t xml:space="preserve">setting: its roles, species, skills, gear, weapons and dangers. In this setting, the core rules’ Legend points are called</w:t>
       </w:r>
       <w:r>
         <w:t xml:space="preserve"> </w:t>
@@ -279,13 +279,13 @@
         <w:t xml:space="preserve">Work through the five steps in order. The character creator follows the same steps and checks the rules for you.</w:t>
       </w:r>
     </w:p>
-    <w:bookmarkStart w:id="23" w:name="step-1-choose-your-calling"/>
+    <w:bookmarkStart w:id="23" w:name="step-1-choose-your-role"/>
     <w:p>
       <w:pPr>
         <w:pStyle w:val="Heading2"/>
       </w:pPr>
       <w:r>
-        <w:t xml:space="preserve">Step 1: Choose your calling</w:t>
+        <w:t xml:space="preserve">Step 1: Choose your role</w:t>
       </w:r>
     </w:p>
     <w:p>
@@ -293,7 +293,7 @@
         <w:pStyle w:val="FirstParagraph"/>
       </w:pPr>
       <w:r>
-        <w:t xml:space="preserve">Choose a calling and describe what you bring. Your calling places you in a group, which only changes your sheet’s colors and seal. A title or rank is agreed with the GM and gives no bonus.</w:t>
+        <w:t xml:space="preserve">Choose a role and describe what you bring. Your role places you in a group, which only changes your sheet’s colors and seal. A title or rank is agreed with the GM and gives no bonus.</w:t>
       </w:r>
     </w:p>
     <w:tbl>
@@ -335,7 +335,7 @@
                 <w:b/>
                 <w:sz w:val="19"/>
               </w:rPr>
-              <w:t xml:space="preserve">Calling</w:t>
+              <w:t xml:space="preserve">Role</w:t>
             </w:r>
           </w:p>
         </w:tc>
@@ -2038,7 +2038,7 @@
         <w:pStyle w:val="BodyText"/>
       </w:pPr>
       <w:r>
-        <w:t xml:space="preserve">The creator marks your calling’s four</w:t>
+        <w:t xml:space="preserve">The creator marks your role’s four</w:t>
       </w:r>
       <w:r>
         <w:t xml:space="preserve"> </w:t>
@@ -2054,7 +2054,7 @@
         <w:t xml:space="preserve"> </w:t>
       </w:r>
       <w:r>
-        <w:t xml:space="preserve">Trained when you choose it. Keep them, raise one to your Specialty, or swap any of them for other skills; changing calling swaps the core skills you haven’t changed.</w:t>
+        <w:t xml:space="preserve">Trained when you choose it. Keep them, raise one to your Specialty, or swap any of them for other skills; changing role swaps the core skills you haven’t changed.</w:t>
       </w:r>
     </w:p>
     <w:bookmarkStart w:id="22" w:name="generalist-or-specialist"/>
@@ -10321,7 +10321,7 @@
         <w:pStyle w:val="FirstParagraph"/>
       </w:pPr>
       <w:r>
-        <w:t xml:space="preserve">Which methods suit a character depends on their calling, species and skills. The GM says which methods can advance each phase.</w:t>
+        <w:t xml:space="preserve">Which methods suit a character depends on their role, species and skills. The GM says which methods can advance each phase.</w:t>
       </w:r>
     </w:p>
     <w:tbl>
@@ -36733,7 +36733,7 @@
         <w:pStyle w:val="FirstParagraph"/>
       </w:pPr>
       <w:r>
-        <w:t xml:space="preserve">The callings and species in this book are a starting point, not a limit. With the GM’s agreement, any player can create their own calling or species. The creator has a</w:t>
+        <w:t xml:space="preserve">The roles and species in this book are a starting point, not a limit. With the GM’s agreement, any player can create their own role or species. The creator has a</w:t>
       </w:r>
       <w:r>
         <w:t xml:space="preserve"> </w:t>
@@ -36752,13 +36752,13 @@
         <w:t xml:space="preserve">option at the end of each list, and its checklist holds a custom choice to the same rules as everything else.</w:t>
       </w:r>
     </w:p>
-    <w:bookmarkStart w:id="176" w:name="a-custom-calling"/>
+    <w:bookmarkStart w:id="176" w:name="a-custom-role"/>
     <w:p>
       <w:pPr>
         <w:pStyle w:val="Heading2"/>
       </w:pPr>
       <w:r>
-        <w:t xml:space="preserve">A custom calling</w:t>
+        <w:t xml:space="preserve">A custom role</w:t>
       </w:r>
     </w:p>
     <w:p>
@@ -36766,7 +36766,7 @@
         <w:pStyle w:val="FirstParagraph"/>
       </w:pPr>
       <w:r>
-        <w:t xml:space="preserve">A calling is a concept, not a package of powers: it gives no bonus of its own. A custom one only needs a clear place in the group.</w:t>
+        <w:t xml:space="preserve">A role is a concept, not a package of powers: it gives no bonus of its own. A custom one only needs a clear place in the group.</w:t>
       </w:r>
     </w:p>
     <w:p>
@@ -36788,7 +36788,7 @@
         <w:t xml:space="preserve"> </w:t>
       </w:r>
       <w:r>
-        <w:t xml:space="preserve">One sentence for what your character does that no one else does, in the style of the callings above:</w:t>
+        <w:t xml:space="preserve">One sentence for what your character does that no one else does, in the style of the roles above:</w:t>
       </w:r>
       <w:r>
         <w:t xml:space="preserve"> </w:t>
@@ -36856,7 +36856,7 @@
         <w:t xml:space="preserve"> </w:t>
       </w:r>
       <w:r>
-        <w:t xml:space="preserve">The skills it can’t do without. Mark them Trained yourself in step 3 (the built-in callings do this for you); they count toward your normal Trained skills.</w:t>
+        <w:t xml:space="preserve">The skills it can’t do without. Mark them Trained yourself in step 3 (the built-in roles do this for you); they count toward your normal Trained skills.</w:t>
       </w:r>
     </w:p>
     <w:p>
@@ -36878,7 +36878,7 @@
         <w:t xml:space="preserve"> </w:t>
       </w:r>
       <w:r>
-        <w:t xml:space="preserve">It should fit the setting and overlap the existing callings as little as possible.</w:t>
+        <w:t xml:space="preserve">It should fit the setting and overlap the existing roles as little as possible.</w:t>
       </w:r>
     </w:p>
     <w:p>
@@ -36906,13 +36906,13 @@
           <w:bCs/>
           <w:b/>
         </w:rPr>
-        <w:t xml:space="preserve">Custom calling…</w:t>
-      </w:r>
-      <w:r>
-        <w:t xml:space="preserve"> </w:t>
-      </w:r>
-      <w:r>
-        <w:t xml:space="preserve">at the end of the Calling list, then enter its name and group. Write the description in</w:t>
+        <w:t xml:space="preserve">Custom role…</w:t>
+      </w:r>
+      <w:r>
+        <w:t xml:space="preserve"> </w:t>
+      </w:r>
+      <w:r>
+        <w:t xml:space="preserve">at the end of the Role list, then enter its name and group. Write the description in</w:t>
       </w:r>
       <w:r>
         <w:t xml:space="preserve"> </w:t>

--- a/legend-dynamics/site/fracture-lines/Fracture_Lines_Players_Guide.docx
+++ b/legend-dynamics/site/fracture-lines/Fracture_Lines_Players_Guide.docx
@@ -16101,7 +16101,7 @@
           <w:bCs/>
           <w:b/>
         </w:rPr>
-        <w:t xml:space="preserve">codex</w:t>
+        <w:t xml:space="preserve">archive</w:t>
       </w:r>
       <w:r>
         <w:t xml:space="preserve">.</w:t>

--- a/legend-dynamics/site/fracture-lines/Fracture_Lines_Players_Guide.docx
+++ b/legend-dynamics/site/fracture-lines/Fracture_Lines_Players_Guide.docx
@@ -16920,13 +16920,13 @@
       </w:r>
     </w:p>
     <w:bookmarkEnd w:id="77"/>
-    <w:bookmarkStart w:id="78" w:name="classified-codex"/>
+    <w:bookmarkStart w:id="78" w:name="classified-archive"/>
     <w:p>
       <w:pPr>
         <w:pStyle w:val="Heading3"/>
       </w:pPr>
       <w:r>
-        <w:t xml:space="preserve">Classified Codex</w:t>
+        <w:t xml:space="preserve">Classified Archive</w:t>
       </w:r>
     </w:p>
     <w:p>
@@ -16944,7 +16944,7 @@
           <w:bCs/>
           <w:b/>
         </w:rPr>
-        <w:t xml:space="preserve">Classified Codex</w:t>
+        <w:t xml:space="preserve">Classified Archive</w:t>
       </w:r>
       <w:r>
         <w:t xml:space="preserve"> </w:t>
@@ -26930,7 +26930,7 @@
                 <w:b/>
                 <w:sz w:val="19"/>
               </w:rPr>
-              <w:t xml:space="preserve">Classified Codex</w:t>
+              <w:t xml:space="preserve">Classified Archive</w:t>
             </w:r>
           </w:p>
         </w:tc>

--- a/legend-dynamics/site/fracture-lines/Fracture_Lines_Players_Guide.docx
+++ b/legend-dynamics/site/fracture-lines/Fracture_Lines_Players_Guide.docx
@@ -15929,7 +15929,7 @@
     </w:p>
     <w:bookmarkEnd w:id="73"/>
     <w:bookmarkEnd w:id="74"/>
-    <w:bookmarkStart w:id="83" w:name="data-records"/>
+    <w:bookmarkStart w:id="84" w:name="data-records"/>
     <w:p>
       <w:pPr>
         <w:pStyle w:val="Heading1"/>
@@ -17025,7 +17025,23 @@
         <w:pStyle w:val="FirstParagraph"/>
       </w:pPr>
       <w:r>
-        <w:t xml:space="preserve">A discovery clock always races a threat clock. The threat is often the situation itself: failing life support, a collapsing corridor, a reactor going critical, a first-contact window closing. A Countdown is a hard timer: it ticks with time (each scene, or each hour the GM sets), whatever the crew does. Several clocks can race the same Countdown: one to understand the alien and one to repair the ship, all needed before it ends.</w:t>
+        <w:t xml:space="preserve">The threat is often the situation itself: failing life support, a collapsing corridor, a reactor going critical, a first-contact window closing. Routine discovery runs without one. When a failed investigation roll or a success at a cost puts real stakes in play, the GM may start a</w:t>
+      </w:r>
+      <w:r>
+        <w:t xml:space="preserve"> </w:t>
+      </w:r>
+      <w:r>
+        <w:rPr>
+          <w:bCs/>
+          <w:b/>
+        </w:rPr>
+        <w:t xml:space="preserve">Countdown</w:t>
+      </w:r>
+      <w:r>
+        <w:t xml:space="preserve"> </w:t>
+      </w:r>
+      <w:r>
+        <w:t xml:space="preserve">of 4, 6 or 8 segments. From then on it’s a hard timer: it ticks with time (each scene, or each hour the GM sets), whatever the crew does. Several clocks can race the same Countdown: one to understand the alien and one to repair the ship, all needed before it ends.</w:t>
       </w:r>
     </w:p>
     <w:bookmarkEnd w:id="79"/>
@@ -17977,8 +17993,67 @@
     </w:p>
     <w:bookmarkEnd w:id="81"/>
     <w:bookmarkEnd w:id="82"/>
+    <w:bookmarkStart w:id="83" w:name="skill-and-the-unknown"/>
+    <w:p>
+      <w:pPr>
+        <w:pStyle w:val="Heading2"/>
+      </w:pPr>
+      <w:r>
+        <w:t xml:space="preserve">Skill and the unknown</w:t>
+      </w:r>
+    </w:p>
+    <w:p>
+      <w:pPr>
+        <w:pStyle w:val="FirstParagraph"/>
+      </w:pPr>
+      <w:r>
+        <w:rPr>
+          <w:bCs/>
+          <w:b/>
+        </w:rPr>
+        <w:t xml:space="preserve">What a skill covers, a record doesn’t.</w:t>
+      </w:r>
+      <w:r>
+        <w:t xml:space="preserve"> </w:t>
+      </w:r>
+      <w:r>
+        <w:t xml:space="preserve">Skills cover categories of technology and ordinary knowledge: a trained engineer can work any reactor in known space, and a trained slicer any common system. A data record covers one specific anomalous, alien or unknown thing that no skill reaches. If a trained character could already do it, there’s no record to earn.</w:t>
+      </w:r>
+    </w:p>
+    <w:p>
+      <w:pPr>
+        <w:pStyle w:val="BodyText"/>
+      </w:pPr>
+      <w:r>
+        <w:rPr>
+          <w:bCs/>
+          <w:b/>
+        </w:rPr>
+        <w:t xml:space="preserve">A relevant skill gets you started.</w:t>
+      </w:r>
+      <w:r>
+        <w:t xml:space="preserve"> </w:t>
+      </w:r>
+      <w:r>
+        <w:t xml:space="preserve">A character trained in the skill that fits the subject (Engineering for an alien power core, Computers for a rogue intelligence, Navigation for a fold in space) can skip</w:t>
+      </w:r>
+      <w:r>
+        <w:t xml:space="preserve"> </w:t>
+      </w:r>
+      <w:r>
+        <w:rPr>
+          <w:bCs/>
+          <w:b/>
+        </w:rPr>
+        <w:t xml:space="preserve">Confront the unknown</w:t>
+      </w:r>
+      <w:r>
+        <w:t xml:space="preserve">: they recognize at once that it’s something new. Identify and Uncover still have to be filled to earn the record.</w:t>
+      </w:r>
+    </w:p>
     <w:bookmarkEnd w:id="83"/>
-    <w:bookmarkStart w:id="91" w:name="a-galaxy-of-obligations"/>
+    <w:bookmarkEnd w:id="84"/>
+    <w:bookmarkStart w:id="92" w:name="a-galaxy-of-obligations"/>
     <w:p>
       <w:pPr>
         <w:pStyle w:val="Heading1"/>
@@ -17987,7 +18062,7 @@
         <w:t xml:space="preserve">A galaxy of obligations</w:t>
       </w:r>
     </w:p>
-    <w:bookmarkStart w:id="84" w:name="humanitys-first-contact"/>
+    <w:bookmarkStart w:id="85" w:name="humanitys-first-contact"/>
     <w:p>
       <w:pPr>
         <w:pStyle w:val="Heading2"/>
@@ -18070,8 +18145,8 @@
         <w:t xml:space="preserve">. The Kel call it a default.</w:t>
       </w:r>
     </w:p>
-    <w:bookmarkEnd w:id="84"/>
-    <w:bookmarkStart w:id="85" w:name="the-tessan-arrival"/>
+    <w:bookmarkEnd w:id="85"/>
+    <w:bookmarkStart w:id="86" w:name="the-tessan-arrival"/>
     <w:p>
       <w:pPr>
         <w:pStyle w:val="Heading2"/>
@@ -18109,8 +18184,8 @@
         <w:t xml:space="preserve">Rather than threaten humanity, the Tessan negotiated a settlement. Human captives were returned, losses were compensated, and the Tessan established themselves as cautious intermediaries between humanity and the wider interstellar community. It was humanity’s first introduction to the political and economic order beyond human space.</w:t>
       </w:r>
     </w:p>
-    <w:bookmarkEnd w:id="85"/>
-    <w:bookmarkStart w:id="86" w:name="the-humantessan-accord"/>
+    <w:bookmarkEnd w:id="86"/>
+    <w:bookmarkStart w:id="87" w:name="the-humantessan-accord"/>
     <w:p>
       <w:pPr>
         <w:pStyle w:val="Heading2"/>
@@ -18151,8 +18226,8 @@
         <w:t xml:space="preserve">The Accord opened the wider interstellar economy to humanity.</w:t>
       </w:r>
     </w:p>
-    <w:bookmarkEnd w:id="86"/>
-    <w:bookmarkStart w:id="87" w:name="humanity-enters-the-interstellar-economy"/>
+    <w:bookmarkEnd w:id="87"/>
+    <w:bookmarkStart w:id="88" w:name="humanity-enters-the-interstellar-economy"/>
     <w:p>
       <w:pPr>
         <w:pStyle w:val="Heading2"/>
@@ -18177,8 +18252,8 @@
         <w:t xml:space="preserve">Humans eagerly embraced these opportunities. Some sought wealth. Some sought knowledge. Some wanted new worlds. Some wanted to improve the lives of people they had never met. Frequently, all of those people traveled aboard the same ship.</w:t>
       </w:r>
     </w:p>
-    <w:bookmarkEnd w:id="87"/>
-    <w:bookmarkStart w:id="88" w:name="what-humanity-brought"/>
+    <w:bookmarkEnd w:id="88"/>
+    <w:bookmarkStart w:id="89" w:name="what-humanity-brought"/>
     <w:p>
       <w:pPr>
         <w:pStyle w:val="Heading2"/>
@@ -18211,8 +18286,8 @@
         <w:t xml:space="preserve">The Tessan opened the galaxy to humanity. Humanity, in turn, began changing the galaxy.</w:t>
       </w:r>
     </w:p>
-    <w:bookmarkEnd w:id="88"/>
-    <w:bookmarkStart w:id="89" w:name="the-human-reputation"/>
+    <w:bookmarkEnd w:id="89"/>
+    <w:bookmarkStart w:id="90" w:name="the-human-reputation"/>
     <w:p>
       <w:pPr>
         <w:pStyle w:val="Heading2"/>
@@ -18281,8 +18356,8 @@
         <w:t xml:space="preserve">, that contradiction is part of what it means to be human in a galaxy that is still deciding what to make of us.</w:t>
       </w:r>
     </w:p>
-    <w:bookmarkEnd w:id="89"/>
-    <w:bookmarkStart w:id="90" w:name="the-concord"/>
+    <w:bookmarkEnd w:id="90"/>
+    <w:bookmarkStart w:id="91" w:name="the-concord"/>
     <w:p>
       <w:pPr>
         <w:pStyle w:val="Heading2"/>
@@ -18315,9 +18390,9 @@
         <w:t xml:space="preserve">is humanity’s Earth-centered civilization: the oldest and largest of the human governments, and the one that signed the Accord. It is not the only one. Three centuries of expansion have produced independent colonies, corporate holdings, merchant leagues and political movements that answer to no one on Earth. Other peoples have their own polities, under their own names.</w:t>
       </w:r>
     </w:p>
-    <w:bookmarkEnd w:id="90"/>
     <w:bookmarkEnd w:id="91"/>
-    <w:bookmarkStart w:id="103" w:name="the-corridors"/>
+    <w:bookmarkEnd w:id="92"/>
+    <w:bookmarkStart w:id="104" w:name="the-corridors"/>
     <w:p>
       <w:pPr>
         <w:pStyle w:val="Heading1"/>
@@ -18347,7 +18422,7 @@
         <w:t xml:space="preserve">.</w:t>
       </w:r>
     </w:p>
-    <w:bookmarkStart w:id="92" w:name="what-the-corridors-are"/>
+    <w:bookmarkStart w:id="93" w:name="what-the-corridors-are"/>
     <w:p>
       <w:pPr>
         <w:pStyle w:val="Heading2"/>
@@ -18417,8 +18492,8 @@
         <w:t xml:space="preserve">Corridor mouths sit at gravitational balance points, often far out from the star. That is where the stations, toll gates, fortresses and Mandate checkpoints are built.</w:t>
       </w:r>
     </w:p>
-    <w:bookmarkEnd w:id="92"/>
-    <w:bookmarkStart w:id="93" w:name="off-the-corridors-the-metric-drive"/>
+    <w:bookmarkEnd w:id="93"/>
+    <w:bookmarkStart w:id="94" w:name="off-the-corridors-the-metric-drive"/>
     <w:p>
       <w:pPr>
         <w:pStyle w:val="Heading2"/>
@@ -18535,8 +18610,8 @@
         <w:t xml:space="preserve">The Vael know the drive’s limits better than anyone: their homeworld’s catastrophe struck hundreds of light-years from the nearest corridor, and even at three times light speed their escape took generations.</w:t>
       </w:r>
     </w:p>
-    <w:bookmarkEnd w:id="93"/>
-    <w:bookmarkStart w:id="94" w:name="depth"/>
+    <w:bookmarkEnd w:id="94"/>
+    <w:bookmarkStart w:id="95" w:name="depth"/>
     <w:p>
       <w:pPr>
         <w:pStyle w:val="Heading2"/>
@@ -18579,8 +18654,8 @@
         <w:t xml:space="preserve">, where two points hundreds or thousands of light-years apart in ordinary space may be very close indeed.</w:t>
       </w:r>
     </w:p>
-    <w:bookmarkEnd w:id="94"/>
-    <w:bookmarkStart w:id="95" w:name="drift-collapse-and-junctions"/>
+    <w:bookmarkEnd w:id="95"/>
+    <w:bookmarkStart w:id="96" w:name="drift-collapse-and-junctions"/>
     <w:p>
       <w:pPr>
         <w:pStyle w:val="Heading2"/>
@@ -18618,8 +18693,8 @@
         <w:t xml:space="preserve">, power gathers: every ship and every message between those regions must pass through.</w:t>
       </w:r>
     </w:p>
-    <w:bookmarkEnd w:id="95"/>
-    <w:bookmarkStart w:id="100" w:name="communication-through-the-deep-fold"/>
+    <w:bookmarkEnd w:id="96"/>
+    <w:bookmarkStart w:id="101" w:name="communication-through-the-deep-fold"/>
     <w:p>
       <w:pPr>
         <w:pStyle w:val="Heading2"/>
@@ -18636,7 +18711,7 @@
         <w:t xml:space="preserve">The civilizations of known space do not rely on conventional radio for interstellar communication. Instead, advanced societies exploit a phenomenon associated with the same hidden geometry that makes corridor travel possible.</w:t>
       </w:r>
     </w:p>
-    <w:bookmarkStart w:id="96" w:name="quantum-gravimetric-communication"/>
+    <w:bookmarkStart w:id="97" w:name="quantum-gravimetric-communication"/>
     <w:p>
       <w:pPr>
         <w:pStyle w:val="Heading3"/>
@@ -18682,8 +18757,8 @@
         <w:t xml:space="preserve">Consequently, quantum-gravimetric communication does not depend upon instantaneous communication through entanglement. The signal physically travels between transmitter and receiver, but through a region of spacetime in which the effective distance between the two points is enormously reduced. To observers limited to normal space, the result can appear to be faster-than-light communication.</w:t>
       </w:r>
     </w:p>
-    <w:bookmarkEnd w:id="96"/>
-    <w:bookmarkStart w:id="97" w:name="why-humanity-didnt-discover-it"/>
+    <w:bookmarkEnd w:id="97"/>
+    <w:bookmarkStart w:id="98" w:name="why-humanity-didnt-discover-it"/>
     <w:p>
       <w:pPr>
         <w:pStyle w:val="Heading3"/>
@@ -18726,8 +18801,8 @@
         <w:t xml:space="preserve">Humanity didn’t know the communications medium existed.</w:t>
       </w:r>
     </w:p>
-    <w:bookmarkEnd w:id="97"/>
-    <w:bookmarkStart w:id="98" w:name="the-antenna"/>
+    <w:bookmarkEnd w:id="98"/>
+    <w:bookmarkStart w:id="99" w:name="the-antenna"/>
     <w:p>
       <w:pPr>
         <w:pStyle w:val="Heading3"/>
@@ -18776,8 +18851,8 @@
         <w:t xml:space="preserve">Humanity had spent centuries listening for voices among the stars. The galaxy had never been silent. Humanity had simply been listening to the wrong part of the universe.</w:t>
       </w:r>
     </w:p>
-    <w:bookmarkEnd w:id="98"/>
-    <w:bookmarkStart w:id="99" w:name="the-network-is-the-map"/>
+    <w:bookmarkEnd w:id="99"/>
+    <w:bookmarkStart w:id="100" w:name="the-network-is-the-map"/>
     <w:p>
       <w:pPr>
         <w:pStyle w:val="Heading3"/>
@@ -18868,9 +18943,9 @@
         <w:t xml:space="preserve">Control of corridor intersections is one of the fundamental sources of political and economic power in known space. For civilizations such as the Tessan, power does not require conquest: control over contracts, debt, corridor access and communications can bind entire worlds without a Tessan soldier ever setting foot on them.</w:t>
       </w:r>
     </w:p>
-    <w:bookmarkEnd w:id="99"/>
     <w:bookmarkEnd w:id="100"/>
-    <w:bookmarkStart w:id="101" w:name="corridors-in-play"/>
+    <w:bookmarkEnd w:id="101"/>
+    <w:bookmarkStart w:id="102" w:name="corridors-in-play"/>
     <w:p>
       <w:pPr>
         <w:pStyle w:val="Heading2"/>
@@ -19088,8 +19163,8 @@
         <w:t xml:space="preserve">) and Mandate screenings.</w:t>
       </w:r>
     </w:p>
-    <w:bookmarkEnd w:id="101"/>
-    <w:bookmarkStart w:id="102" w:name="controlled-gear"/>
+    <w:bookmarkEnd w:id="102"/>
+    <w:bookmarkStart w:id="103" w:name="controlled-gear"/>
     <w:p>
       <w:pPr>
         <w:pStyle w:val="Heading2"/>
@@ -19808,9 +19883,9 @@
         <w:t xml:space="preserve">Edge.</w:t>
       </w:r>
     </w:p>
-    <w:bookmarkEnd w:id="102"/>
     <w:bookmarkEnd w:id="103"/>
-    <w:bookmarkStart w:id="108" w:name="ships-in-a-fight"/>
+    <w:bookmarkEnd w:id="104"/>
+    <w:bookmarkStart w:id="109" w:name="ships-in-a-fight"/>
     <w:p>
       <w:pPr>
         <w:pStyle w:val="Heading1"/>
@@ -19827,7 +19902,7 @@
         <w:t xml:space="preserve">Most crews would rather run than fight, and most fights between ships are short. These rules keep them fast: one roll per station, each exchange.</w:t>
       </w:r>
     </w:p>
-    <w:bookmarkStart w:id="104" w:name="range-in-space"/>
+    <w:bookmarkStart w:id="105" w:name="range-in-space"/>
     <w:p>
       <w:pPr>
         <w:pStyle w:val="Heading2"/>
@@ -20198,8 +20273,8 @@
         <w:t xml:space="preserve">contest. The winner may shift the range one band, in or out. A ship that wins at Extreme range by 5 or more can break contact and run for a corridor mouth or a metric jump.</w:t>
       </w:r>
     </w:p>
-    <w:bookmarkEnd w:id="104"/>
-    <w:bookmarkStart w:id="105" w:name="ship-weapons"/>
+    <w:bookmarkEnd w:id="105"/>
+    <w:bookmarkStart w:id="106" w:name="ship-weapons"/>
     <w:p>
       <w:pPr>
         <w:pStyle w:val="Heading2"/>
@@ -20648,8 +20723,8 @@
         </w:tc>
       </w:tr>
     </w:tbl>
-    <w:bookmarkEnd w:id="105"/>
-    <w:bookmarkStart w:id="106" w:name="the-exchange"/>
+    <w:bookmarkEnd w:id="106"/>
+    <w:bookmarkStart w:id="107" w:name="the-exchange"/>
     <w:p>
       <w:pPr>
         <w:pStyle w:val="Heading2"/>
@@ -21284,8 +21359,8 @@
         <w:t xml:space="preserve">A captain who takes an order doesn’t also work a station that exchange. Commanding well is the job.</w:t>
       </w:r>
     </w:p>
-    <w:bookmarkEnd w:id="106"/>
-    <w:bookmarkStart w:id="107" w:name="hull"/>
+    <w:bookmarkEnd w:id="107"/>
+    <w:bookmarkStart w:id="108" w:name="hull"/>
     <w:p>
       <w:pPr>
         <w:pStyle w:val="Heading2"/>
@@ -21571,9 +21646,9 @@
         <w:t xml:space="preserve">a dock clears the whole track; in the field an engineer patches one box a fight, and a full day’s work clears one more.</w:t>
       </w:r>
     </w:p>
-    <w:bookmarkEnd w:id="107"/>
     <w:bookmarkEnd w:id="108"/>
-    <w:bookmarkStart w:id="138" w:name="peoples-of-the-corridors"/>
+    <w:bookmarkEnd w:id="109"/>
+    <w:bookmarkStart w:id="139" w:name="peoples-of-the-corridors"/>
     <w:p>
       <w:pPr>
         <w:pStyle w:val="Heading1"/>
@@ -21619,7 +21694,7 @@
         <w:t xml:space="preserve">chapter.</w:t>
       </w:r>
     </w:p>
-    <w:bookmarkStart w:id="109" w:name="the-political-landscape"/>
+    <w:bookmarkStart w:id="110" w:name="the-political-landscape"/>
     <w:p>
       <w:pPr>
         <w:pStyle w:val="Heading2"/>
@@ -21676,8 +21751,8 @@
         <w:t xml:space="preserve">No power controls the entire corridor network, and no species has a monopoly on intelligence, technological innovation, or ambition.</w:t>
       </w:r>
     </w:p>
-    <w:bookmarkEnd w:id="109"/>
-    <w:bookmarkStart w:id="115" w:name="the-established-and-emerging-powers"/>
+    <w:bookmarkEnd w:id="110"/>
+    <w:bookmarkStart w:id="116" w:name="the-established-and-emerging-powers"/>
     <w:p>
       <w:pPr>
         <w:pStyle w:val="Heading2"/>
@@ -21686,7 +21761,7 @@
         <w:t xml:space="preserve">The established and emerging powers</w:t>
       </w:r>
     </w:p>
-    <w:bookmarkStart w:id="110" w:name="humans"/>
+    <w:bookmarkStart w:id="111" w:name="humans"/>
     <w:p>
       <w:pPr>
         <w:pStyle w:val="Heading3"/>
@@ -21727,8 +21802,8 @@
         <w:t xml:space="preserve">Humanity’s economic innovations have begun influencing Tessan institutions, while its explorers and entrepreneurs push into regions older civilizations consider unprofitable or dangerous.</w:t>
       </w:r>
     </w:p>
-    <w:bookmarkEnd w:id="110"/>
-    <w:bookmarkStart w:id="111" w:name="tessan"/>
+    <w:bookmarkEnd w:id="111"/>
+    <w:bookmarkStart w:id="112" w:name="tessan"/>
     <w:p>
       <w:pPr>
         <w:pStyle w:val="Heading3"/>
@@ -21769,8 +21844,8 @@
         <w:t xml:space="preserve">Contact with humanity has introduced new economic thinking into Tessan society, creating a growing division between traditional creditors and reformers who question the profitability of perpetual debt.</w:t>
       </w:r>
     </w:p>
-    <w:bookmarkEnd w:id="111"/>
-    <w:bookmarkStart w:id="112" w:name="kel"/>
+    <w:bookmarkEnd w:id="112"/>
+    <w:bookmarkStart w:id="113" w:name="kel"/>
     <w:p>
       <w:pPr>
         <w:pStyle w:val="Heading3"/>
@@ -21811,8 +21886,8 @@
         <w:t xml:space="preserve">Today, Kel society is divided between contractual loyalists, reformers seeking negotiated emancipation, and radicals who believe their world’s debts can only be ended through force.</w:t>
       </w:r>
     </w:p>
-    <w:bookmarkEnd w:id="112"/>
-    <w:bookmarkStart w:id="113" w:name="mirrun"/>
+    <w:bookmarkEnd w:id="113"/>
+    <w:bookmarkStart w:id="114" w:name="mirrun"/>
     <w:p>
       <w:pPr>
         <w:pStyle w:val="Heading3"/>
@@ -21853,8 +21928,8 @@
         <w:t xml:space="preserve">Mirrun researchers are among the leading specialists in gravimetric resonance detection. Their biological sensitivity inspired several important improvements in corridor instrumentation. Their principal strategic concern is the protection of ocean worlds from extractive industries.</w:t>
       </w:r>
     </w:p>
-    <w:bookmarkEnd w:id="113"/>
-    <w:bookmarkStart w:id="114" w:name="ylith"/>
+    <w:bookmarkEnd w:id="114"/>
+    <w:bookmarkStart w:id="115" w:name="ylith"/>
     <w:p>
       <w:pPr>
         <w:pStyle w:val="Heading3"/>
@@ -21895,9 +21970,9 @@
         <w:t xml:space="preserve">Their independent city-states are renowned for navigation, long-range observation, and exploratory cartography. Ylith navigators have discovered corridors that conventional instruments initially failed to identify.</w:t>
       </w:r>
     </w:p>
-    <w:bookmarkEnd w:id="114"/>
     <w:bookmarkEnd w:id="115"/>
-    <w:bookmarkStart w:id="121" w:name="Xff4a93679c910774e2f02ac587efedb0ceda74a"/>
+    <w:bookmarkEnd w:id="116"/>
+    <w:bookmarkStart w:id="122" w:name="Xff4a93679c910774e2f02ac587efedb0ceda74a"/>
     <w:p>
       <w:pPr>
         <w:pStyle w:val="Heading2"/>
@@ -21930,7 +22005,7 @@
         <w:t xml:space="preserve">Both its internal factions and external enemies have exploited the shifting gravimetric corridors. An imperial province isolated for centuries can become an independent civilization. When its corridor reopens, the Hegemony may return to reclaim it.</w:t>
       </w:r>
     </w:p>
-    <w:bookmarkStart w:id="116" w:name="ozhvek-the-imperial-founders"/>
+    <w:bookmarkStart w:id="117" w:name="ozhvek-the-imperial-founders"/>
     <w:p>
       <w:pPr>
         <w:pStyle w:val="Heading3"/>
@@ -21979,8 +22054,8 @@
         <w:t xml:space="preserve">The greatest threat to Ozhvek dominance is not necessarily another species. It is the inability of their ruling houses to agree on what the Hegemony should become.</w:t>
       </w:r>
     </w:p>
-    <w:bookmarkEnd w:id="116"/>
-    <w:bookmarkStart w:id="117" w:name="dresh-the-imperial-soldiers"/>
+    <w:bookmarkEnd w:id="117"/>
+    <w:bookmarkStart w:id="118" w:name="dresh-the-imperial-soldiers"/>
     <w:p>
       <w:pPr>
         <w:pStyle w:val="Heading3"/>
@@ -22029,8 +22104,8 @@
         <w:t xml:space="preserve">Dresh military society prizes competence and mutual obligation. Their greatest political dispute concerns whether soldiers owe allegiance to the imperial throne, their commanders, or the populations they protect.</w:t>
       </w:r>
     </w:p>
-    <w:bookmarkEnd w:id="117"/>
-    <w:bookmarkStart w:id="118" w:name="shivar-the-keepers-of-orthodoxy"/>
+    <w:bookmarkEnd w:id="118"/>
+    <w:bookmarkStart w:id="119" w:name="shivar-the-keepers-of-orthodoxy"/>
     <w:p>
       <w:pPr>
         <w:pStyle w:val="Heading3"/>
@@ -22087,8 +22162,8 @@
         <w:t xml:space="preserve">The resulting religious schism has fueled uprisings, political assassinations, and wars within the Hegemony.</w:t>
       </w:r>
     </w:p>
-    <w:bookmarkEnd w:id="118"/>
-    <w:bookmarkStart w:id="119" w:name="brulvek-the-industrial-survivors"/>
+    <w:bookmarkEnd w:id="119"/>
+    <w:bookmarkStart w:id="120" w:name="brulvek-the-industrial-survivors"/>
     <w:p>
       <w:pPr>
         <w:pStyle w:val="Heading3"/>
@@ -22145,8 +22220,8 @@
         <w:t xml:space="preserve">Brulvek engineers are highly sought after throughout known space, particularly for their ability to restore machinery that has operated for centuries without replacement parts.</w:t>
       </w:r>
     </w:p>
-    <w:bookmarkEnd w:id="119"/>
-    <w:bookmarkStart w:id="120" w:name="zhaq-the-lost-province"/>
+    <w:bookmarkEnd w:id="120"/>
+    <w:bookmarkStart w:id="121" w:name="zhaq-the-lost-province"/>
     <w:p>
       <w:pPr>
         <w:pStyle w:val="Heading3"/>
@@ -22219,9 +22294,9 @@
         <w:t xml:space="preserve">Their continuing resistance has become a symbol for separatist movements throughout imperial space.</w:t>
       </w:r>
     </w:p>
-    <w:bookmarkEnd w:id="120"/>
     <w:bookmarkEnd w:id="121"/>
-    <w:bookmarkStart w:id="137" w:name="X7cf45656e26c6332fca34295f43177ee2dc74b7"/>
+    <w:bookmarkEnd w:id="122"/>
+    <w:bookmarkStart w:id="138" w:name="X7cf45656e26c6332fca34295f43177ee2dc74b7"/>
     <w:p>
       <w:pPr>
         <w:pStyle w:val="Heading2"/>
@@ -22230,7 +22305,7 @@
         <w:t xml:space="preserve">Independent civilizations and regional powers</w:t>
       </w:r>
     </w:p>
-    <w:bookmarkStart w:id="122" w:name="veyari-the-memory-keepers"/>
+    <w:bookmarkStart w:id="123" w:name="veyari-the-memory-keepers"/>
     <w:p>
       <w:pPr>
         <w:pStyle w:val="Heading3"/>
@@ -22287,8 +22362,8 @@
         <w:t xml:space="preserve">Their greatest strength is knowledge. Their greatest vulnerability is the assumption that knowledge should be preserved even when powerful civilizations would prefer it forgotten.</w:t>
       </w:r>
     </w:p>
-    <w:bookmarkEnd w:id="122"/>
-    <w:bookmarkStart w:id="123" w:name="eshuum-the-distributed-minds"/>
+    <w:bookmarkEnd w:id="123"/>
+    <w:bookmarkStart w:id="124" w:name="eshuum-the-distributed-minds"/>
     <w:p>
       <w:pPr>
         <w:pStyle w:val="Heading3"/>
@@ -22345,8 +22420,8 @@
         <w:t xml:space="preserve">Their political institutions strongly oppose forced separation, biological experimentation without consent, and the ownership of intelligent organisms. These positions have brought them into direct conflict with several Hegemony research authorities.</w:t>
       </w:r>
     </w:p>
-    <w:bookmarkEnd w:id="123"/>
-    <w:bookmarkStart w:id="124" w:name="khaum-the-deep-dwellers"/>
+    <w:bookmarkEnd w:id="124"/>
+    <w:bookmarkStart w:id="125" w:name="khaum-the-deep-dwellers"/>
     <w:p>
       <w:pPr>
         <w:pStyle w:val="Heading3"/>
@@ -22411,8 +22486,8 @@
         <w:t xml:space="preserve">Their underground refuges have sheltered refugees from multiple Hegemony campaigns.</w:t>
       </w:r>
     </w:p>
-    <w:bookmarkEnd w:id="124"/>
-    <w:bookmarkStart w:id="125" w:name="vael-the-living-fleets"/>
+    <w:bookmarkEnd w:id="125"/>
+    <w:bookmarkStart w:id="126" w:name="vael-the-living-fleets"/>
     <w:p>
       <w:pPr>
         <w:pStyle w:val="Heading3"/>
@@ -22469,8 +22544,8 @@
         <w:t xml:space="preserve">Vael flotillas have repeatedly been caught between Hegemony forces and separatist territories. Their determination to remain politically independent has made them both valuable intermediaries and frequent targets of suspicion.</w:t>
       </w:r>
     </w:p>
-    <w:bookmarkEnd w:id="125"/>
-    <w:bookmarkStart w:id="126" w:name="thrum-the-resonant-people"/>
+    <w:bookmarkEnd w:id="126"/>
+    <w:bookmarkStart w:id="127" w:name="thrum-the-resonant-people"/>
     <w:p>
       <w:pPr>
         <w:pStyle w:val="Heading3"/>
@@ -22535,8 +22610,8 @@
         <w:t xml:space="preserve">Their technology is widely respected, although their reluctance to permit military applications has strained relations with several governments.</w:t>
       </w:r>
     </w:p>
-    <w:bookmarkEnd w:id="126"/>
-    <w:bookmarkStart w:id="127" w:name="corvani-the-ecological-architects"/>
+    <w:bookmarkEnd w:id="127"/>
+    <w:bookmarkStart w:id="128" w:name="corvani-the-ecological-architects"/>
     <w:p>
       <w:pPr>
         <w:pStyle w:val="Heading3"/>
@@ -22593,8 +22668,8 @@
         <w:t xml:space="preserve">Corvani restoration teams operate on worlds devastated by Hegemony industrial extraction, although their insistence on ecological safeguards frequently brings them into conflict with mining corporations and colonial governments.</w:t>
       </w:r>
     </w:p>
-    <w:bookmarkEnd w:id="127"/>
-    <w:bookmarkStart w:id="128" w:name="uxarra-the-shifting-ones"/>
+    <w:bookmarkEnd w:id="128"/>
+    <w:bookmarkStart w:id="129" w:name="uxarra-the-shifting-ones"/>
     <w:p>
       <w:pPr>
         <w:pStyle w:val="Heading3"/>
@@ -22651,8 +22726,8 @@
         <w:t xml:space="preserve">Uxarra explorers and rescue specialists are highly valued for operations in unstable environments, particularly worlds affected by corridor disruptions or natural disasters.</w:t>
       </w:r>
     </w:p>
-    <w:bookmarkEnd w:id="128"/>
-    <w:bookmarkStart w:id="129" w:name="sen-the-patient-observers"/>
+    <w:bookmarkEnd w:id="129"/>
+    <w:bookmarkStart w:id="130" w:name="sen-the-patient-observers"/>
     <w:p>
       <w:pPr>
         <w:pStyle w:val="Heading3"/>
@@ -22717,8 +22792,8 @@
         <w:t xml:space="preserve">Their governments rarely intervene in external affairs, but their warnings concerning corridor instability carry considerable weight among navigators and scientists.</w:t>
       </w:r>
     </w:p>
-    <w:bookmarkEnd w:id="129"/>
-    <w:bookmarkStart w:id="130" w:name="joruun-the-borderland-confederates"/>
+    <w:bookmarkEnd w:id="130"/>
+    <w:bookmarkStart w:id="131" w:name="joruun-the-borderland-confederates"/>
     <w:p>
       <w:pPr>
         <w:pStyle w:val="Heading3"/>
@@ -22783,8 +22858,8 @@
         <w:t xml:space="preserve">Their greatest political challenge is maintaining unity during periods when the imperial threat appears to recede.</w:t>
       </w:r>
     </w:p>
-    <w:bookmarkEnd w:id="130"/>
-    <w:bookmarkStart w:id="131" w:name="qor-the-silicon-minds"/>
+    <w:bookmarkEnd w:id="131"/>
+    <w:bookmarkStart w:id="132" w:name="qor-the-silicon-minds"/>
     <w:p>
       <w:pPr>
         <w:pStyle w:val="Heading3"/>
@@ -22857,8 +22932,8 @@
         <w:t xml:space="preserve">Their relationship with the Tessan is complex: Tessan capital has helped expand Qor industry, but Qor political leaders refuse to permit debt arrangements that threaten planetary sovereignty.</w:t>
       </w:r>
     </w:p>
-    <w:bookmarkEnd w:id="131"/>
-    <w:bookmarkStart w:id="132" w:name="ommek-the-makers-of-machines"/>
+    <w:bookmarkEnd w:id="132"/>
+    <w:bookmarkStart w:id="133" w:name="ommek-the-makers-of-machines"/>
     <w:p>
       <w:pPr>
         <w:pStyle w:val="Heading3"/>
@@ -22931,8 +23006,8 @@
         <w:t xml:space="preserve">Ommek defensive systems have made direct conquest prohibitively expensive.</w:t>
       </w:r>
     </w:p>
-    <w:bookmarkEnd w:id="132"/>
-    <w:bookmarkStart w:id="133" w:name="vesh-the-newcomers"/>
+    <w:bookmarkEnd w:id="133"/>
+    <w:bookmarkStart w:id="134" w:name="vesh-the-newcomers"/>
     <w:p>
       <w:pPr>
         <w:pStyle w:val="Heading3"/>
@@ -23005,8 +23080,8 @@
         <w:t xml:space="preserve">Human diplomats have developed a particularly strong interest in Vesh affairs, recognizing many of the difficulties humanity experienced during its own early expansion.</w:t>
       </w:r>
     </w:p>
-    <w:bookmarkEnd w:id="133"/>
-    <w:bookmarkStart w:id="134" w:name="uth-the-refugees-of-empire"/>
+    <w:bookmarkEnd w:id="134"/>
+    <w:bookmarkStart w:id="135" w:name="uth-the-refugees-of-empire"/>
     <w:p>
       <w:pPr>
         <w:pStyle w:val="Heading3"/>
@@ -23079,8 +23154,8 @@
         <w:t xml:space="preserve">Uth activists are prominent in anti-Hegemony movements, although many Uth reject the idea that their people should be defined exclusively by historical suffering.</w:t>
       </w:r>
     </w:p>
-    <w:bookmarkEnd w:id="134"/>
-    <w:bookmarkStart w:id="135" w:name="draelin-the-corridor-cartographers"/>
+    <w:bookmarkEnd w:id="135"/>
+    <w:bookmarkStart w:id="136" w:name="draelin-the-corridor-cartographers"/>
     <w:p>
       <w:pPr>
         <w:pStyle w:val="Heading3"/>
@@ -23161,8 +23236,8 @@
         <w:t xml:space="preserve">Their internal politics are shaped by a central question: whether knowledge of safe passage should be treated as a public good or a commercial asset.</w:t>
       </w:r>
     </w:p>
-    <w:bookmarkEnd w:id="135"/>
-    <w:bookmarkStart w:id="136" w:name="zethri-the-children-of-the-collapse"/>
+    <w:bookmarkEnd w:id="136"/>
+    <w:bookmarkStart w:id="137" w:name="zethri-the-children-of-the-collapse"/>
     <w:p>
       <w:pPr>
         <w:pStyle w:val="Heading3"/>
@@ -23243,10 +23318,10 @@
         <w:t xml:space="preserve">Zethri engineers and planners specialize in building settlements capable of surviving prolonged isolation.</w:t>
       </w:r>
     </w:p>
-    <w:bookmarkEnd w:id="136"/>
     <w:bookmarkEnd w:id="137"/>
     <w:bookmarkEnd w:id="138"/>
-    <w:bookmarkStart w:id="142" w:name="X3145843e1df3f61def4f8ab8c5430269a2a5813"/>
+    <w:bookmarkEnd w:id="139"/>
+    <w:bookmarkStart w:id="143" w:name="X3145843e1df3f61def4f8ab8c5430269a2a5813"/>
     <w:p>
       <w:pPr>
         <w:pStyle w:val="Heading1"/>
@@ -23263,7 +23338,7 @@
         <w:t xml:space="preserve">The Hegemony deserves particular attention because its decline influences nearly every civilization in Fracture Lines.</w:t>
       </w:r>
     </w:p>
-    <w:bookmarkStart w:id="139" w:name="the-five-eras"/>
+    <w:bookmarkStart w:id="140" w:name="the-five-eras"/>
     <w:p>
       <w:pPr>
         <w:pStyle w:val="Heading2"/>
@@ -23441,8 +23516,8 @@
         <w:t xml:space="preserve">And an imperial fleet may emerge to announce that the worlds beyond it still belong to the Emperor.</w:t>
       </w:r>
     </w:p>
-    <w:bookmarkEnd w:id="139"/>
-    <w:bookmarkStart w:id="140" w:name="species-and-political-affiliations"/>
+    <w:bookmarkEnd w:id="140"/>
+    <w:bookmarkStart w:id="141" w:name="species-and-political-affiliations"/>
     <w:p>
       <w:pPr>
         <w:pStyle w:val="Heading2"/>
@@ -23751,8 +23826,8 @@
         </w:tc>
       </w:tr>
     </w:tbl>
-    <w:bookmarkEnd w:id="140"/>
-    <w:bookmarkStart w:id="141" w:name="the-galaxy-as-a-setting-for-adventure"/>
+    <w:bookmarkEnd w:id="141"/>
+    <w:bookmarkStart w:id="142" w:name="the-galaxy-as-a-setting-for-adventure"/>
     <w:p>
       <w:pPr>
         <w:pStyle w:val="Heading2"/>
@@ -23809,9 +23884,9 @@
         <w:t xml:space="preserve">The central conflict of Fracture Lines is not simply the struggle between civilizations. It is the struggle between established power and an interstellar order that refuses to remain static.</w:t>
       </w:r>
     </w:p>
-    <w:bookmarkEnd w:id="141"/>
     <w:bookmarkEnd w:id="142"/>
-    <w:bookmarkStart w:id="143" w:name="psionics-and-the-mandates"/>
+    <w:bookmarkEnd w:id="143"/>
+    <w:bookmarkStart w:id="144" w:name="psionics-and-the-mandates"/>
     <w:p>
       <w:pPr>
         <w:pStyle w:val="Heading1"/>
@@ -24532,8 +24607,8 @@
         </w:tc>
       </w:tr>
     </w:tbl>
-    <w:bookmarkEnd w:id="143"/>
-    <w:bookmarkStart w:id="144" w:name="technology"/>
+    <w:bookmarkEnd w:id="144"/>
+    <w:bookmarkStart w:id="145" w:name="technology"/>
     <w:p>
       <w:pPr>
         <w:pStyle w:val="Heading1"/>
@@ -24793,8 +24868,8 @@
         <w:t xml:space="preserve">advantage starts the crew with a ship and a box of Debt. Ship fights and chases run as clocks, with Piloting, Engineering, Sensors and Firearms rolls.</w:t>
       </w:r>
     </w:p>
-    <w:bookmarkEnd w:id="144"/>
-    <w:bookmarkStart w:id="152" w:name="ready-made-characters"/>
+    <w:bookmarkEnd w:id="145"/>
+    <w:bookmarkStart w:id="153" w:name="ready-made-characters"/>
     <w:p>
       <w:pPr>
         <w:pStyle w:val="Heading1"/>
@@ -24811,7 +24886,7 @@
         <w:t xml:space="preserve">Characters ready to play, for one-shots, new players, or a group in a hurry. Each follows the creation rules exactly, and their connections tie them together. In the creator, choose one from the ready-made list to open it and make it your own.</w:t>
       </w:r>
     </w:p>
-    <w:bookmarkStart w:id="145" w:name="thessk-varo-hun"/>
+    <w:bookmarkStart w:id="146" w:name="thessk-varo-hun"/>
     <w:p>
       <w:pPr>
         <w:pStyle w:val="Heading2"/>
@@ -24996,8 +25071,8 @@
         <w:t xml:space="preserve">She sold Mara Okonkwo the first debt Mara forgave. Neither regrets it.</w:t>
       </w:r>
     </w:p>
-    <w:bookmarkEnd w:id="145"/>
-    <w:bookmarkStart w:id="146" w:name="kesh-of-the-seventh-hive"/>
+    <w:bookmarkEnd w:id="146"/>
+    <w:bookmarkStart w:id="147" w:name="kesh-of-the-seventh-hive"/>
     <w:p>
       <w:pPr>
         <w:pStyle w:val="Heading2"/>
@@ -25182,8 +25257,8 @@
         <w:t xml:space="preserve">Ilvi Saradh’s AI found the corridor Kesh’s hive needed; Kesh owes them both.</w:t>
       </w:r>
     </w:p>
-    <w:bookmarkEnd w:id="146"/>
-    <w:bookmarkStart w:id="147" w:name="rook"/>
+    <w:bookmarkEnd w:id="147"/>
+    <w:bookmarkStart w:id="148" w:name="rook"/>
     <w:p>
       <w:pPr>
         <w:pStyle w:val="Heading2"/>
@@ -25368,8 +25443,8 @@
         <w:t xml:space="preserve">Brakka was on the other side of that border war. They found out over a drink, and stayed friends.</w:t>
       </w:r>
     </w:p>
-    <w:bookmarkEnd w:id="147"/>
-    <w:bookmarkStart w:id="148" w:name="ilvi-saradh"/>
+    <w:bookmarkEnd w:id="148"/>
+    <w:bookmarkStart w:id="149" w:name="ilvi-saradh"/>
     <w:p>
       <w:pPr>
         <w:pStyle w:val="Heading2"/>
@@ -25554,8 +25629,8 @@
         <w:t xml:space="preserve">Quill found the corridor Kesh’s hive needed. Ilvi never told the guild.</w:t>
       </w:r>
     </w:p>
-    <w:bookmarkEnd w:id="148"/>
-    <w:bookmarkStart w:id="149" w:name="dr.-anwe-tal"/>
+    <w:bookmarkEnd w:id="149"/>
+    <w:bookmarkStart w:id="150" w:name="dr.-anwe-tal"/>
     <w:p>
       <w:pPr>
         <w:pStyle w:val="Heading2"/>
@@ -25740,8 +25815,8 @@
         <w:t xml:space="preserve">Sable cleaned up the corporation’s files that proved Anwe’s case, and asked nothing for it.</w:t>
       </w:r>
     </w:p>
-    <w:bookmarkEnd w:id="149"/>
-    <w:bookmarkStart w:id="150" w:name="brakka"/>
+    <w:bookmarkEnd w:id="150"/>
+    <w:bookmarkStart w:id="151" w:name="brakka"/>
     <w:p>
       <w:pPr>
         <w:pStyle w:val="Heading2"/>
@@ -25926,8 +26001,8 @@
         <w:t xml:space="preserve">Rook fought him across the Zhaq border once. Now Rook watches his back.</w:t>
       </w:r>
     </w:p>
-    <w:bookmarkEnd w:id="150"/>
-    <w:bookmarkStart w:id="151" w:name="sable"/>
+    <w:bookmarkEnd w:id="151"/>
+    <w:bookmarkStart w:id="152" w:name="sable"/>
     <w:p>
       <w:pPr>
         <w:pStyle w:val="Heading2"/>
@@ -26112,9 +26187,9 @@
         <w:t xml:space="preserve">Sable cleaned up the files that proved Dr. Anwe Tal’s case, for nothing. Anwe wonders why.</w:t>
       </w:r>
     </w:p>
-    <w:bookmarkEnd w:id="151"/>
     <w:bookmarkEnd w:id="152"/>
-    <w:bookmarkStart w:id="153" w:name="advantages"/>
+    <w:bookmarkEnd w:id="153"/>
+    <w:bookmarkStart w:id="154" w:name="advantages"/>
     <w:p>
       <w:pPr>
         <w:pStyle w:val="Heading1"/>
@@ -27046,8 +27121,8 @@
         <w:t xml:space="preserve">belongs to the whole crew once it’s taken.</w:t>
       </w:r>
     </w:p>
-    <w:bookmarkEnd w:id="153"/>
-    <w:bookmarkStart w:id="179" w:name="species"/>
+    <w:bookmarkEnd w:id="154"/>
+    <w:bookmarkStart w:id="180" w:name="species"/>
     <w:p>
       <w:pPr>
         <w:pStyle w:val="Heading1"/>
@@ -28730,7 +28805,7 @@
         </w:tc>
       </w:tr>
     </w:tbl>
-    <w:bookmarkStart w:id="154" w:name="human"/>
+    <w:bookmarkStart w:id="155" w:name="human"/>
     <w:p>
       <w:pPr>
         <w:pStyle w:val="Heading2"/>
@@ -29043,8 +29118,8 @@
         </w:tc>
       </w:tr>
     </w:tbl>
-    <w:bookmarkEnd w:id="154"/>
-    <w:bookmarkStart w:id="155" w:name="vesh"/>
+    <w:bookmarkEnd w:id="155"/>
+    <w:bookmarkStart w:id="156" w:name="vesh"/>
     <w:p>
       <w:pPr>
         <w:pStyle w:val="Heading2"/>
@@ -29381,8 +29456,8 @@
         </w:tc>
       </w:tr>
     </w:tbl>
-    <w:bookmarkEnd w:id="155"/>
-    <w:bookmarkStart w:id="156" w:name="brulvek"/>
+    <w:bookmarkEnd w:id="156"/>
+    <w:bookmarkStart w:id="157" w:name="brulvek"/>
     <w:p>
       <w:pPr>
         <w:pStyle w:val="Heading2"/>
@@ -29719,8 +29794,8 @@
         </w:tc>
       </w:tr>
     </w:tbl>
-    <w:bookmarkEnd w:id="156"/>
-    <w:bookmarkStart w:id="157" w:name="corvani"/>
+    <w:bookmarkEnd w:id="157"/>
+    <w:bookmarkStart w:id="158" w:name="corvani"/>
     <w:p>
       <w:pPr>
         <w:pStyle w:val="Heading2"/>
@@ -30057,8 +30132,8 @@
         </w:tc>
       </w:tr>
     </w:tbl>
-    <w:bookmarkEnd w:id="157"/>
-    <w:bookmarkStart w:id="158" w:name="draelin"/>
+    <w:bookmarkEnd w:id="158"/>
+    <w:bookmarkStart w:id="159" w:name="draelin"/>
     <w:p>
       <w:pPr>
         <w:pStyle w:val="Heading2"/>
@@ -30425,8 +30500,8 @@
         </w:tc>
       </w:tr>
     </w:tbl>
-    <w:bookmarkEnd w:id="158"/>
-    <w:bookmarkStart w:id="159" w:name="joruun"/>
+    <w:bookmarkEnd w:id="159"/>
+    <w:bookmarkStart w:id="160" w:name="joruun"/>
     <w:p>
       <w:pPr>
         <w:pStyle w:val="Heading2"/>
@@ -30763,8 +30838,8 @@
         </w:tc>
       </w:tr>
     </w:tbl>
-    <w:bookmarkEnd w:id="159"/>
-    <w:bookmarkStart w:id="160" w:name="kel-1"/>
+    <w:bookmarkEnd w:id="160"/>
+    <w:bookmarkStart w:id="161" w:name="kel-1"/>
     <w:p>
       <w:pPr>
         <w:pStyle w:val="Heading2"/>
@@ -31113,8 +31188,8 @@
         </w:tc>
       </w:tr>
     </w:tbl>
-    <w:bookmarkEnd w:id="160"/>
-    <w:bookmarkStart w:id="161" w:name="mirrun-1"/>
+    <w:bookmarkEnd w:id="161"/>
+    <w:bookmarkStart w:id="162" w:name="mirrun-1"/>
     <w:p>
       <w:pPr>
         <w:pStyle w:val="Heading2"/>
@@ -31451,8 +31526,8 @@
         </w:tc>
       </w:tr>
     </w:tbl>
-    <w:bookmarkEnd w:id="161"/>
-    <w:bookmarkStart w:id="162" w:name="ommek"/>
+    <w:bookmarkEnd w:id="162"/>
+    <w:bookmarkStart w:id="163" w:name="ommek"/>
     <w:p>
       <w:pPr>
         <w:pStyle w:val="Heading2"/>
@@ -31807,8 +31882,8 @@
         </w:tc>
       </w:tr>
     </w:tbl>
-    <w:bookmarkEnd w:id="162"/>
-    <w:bookmarkStart w:id="163" w:name="shivar"/>
+    <w:bookmarkEnd w:id="163"/>
+    <w:bookmarkStart w:id="164" w:name="shivar"/>
     <w:p>
       <w:pPr>
         <w:pStyle w:val="Heading2"/>
@@ -32145,8 +32220,8 @@
         </w:tc>
       </w:tr>
     </w:tbl>
-    <w:bookmarkEnd w:id="163"/>
-    <w:bookmarkStart w:id="164" w:name="tessan-1"/>
+    <w:bookmarkEnd w:id="164"/>
+    <w:bookmarkStart w:id="165" w:name="tessan-1"/>
     <w:p>
       <w:pPr>
         <w:pStyle w:val="Heading2"/>
@@ -32495,8 +32570,8 @@
         </w:tc>
       </w:tr>
     </w:tbl>
-    <w:bookmarkEnd w:id="164"/>
-    <w:bookmarkStart w:id="165" w:name="thrum"/>
+    <w:bookmarkEnd w:id="165"/>
+    <w:bookmarkStart w:id="166" w:name="thrum"/>
     <w:p>
       <w:pPr>
         <w:pStyle w:val="Heading2"/>
@@ -32833,8 +32908,8 @@
         </w:tc>
       </w:tr>
     </w:tbl>
-    <w:bookmarkEnd w:id="165"/>
-    <w:bookmarkStart w:id="166" w:name="uth"/>
+    <w:bookmarkEnd w:id="166"/>
+    <w:bookmarkStart w:id="167" w:name="uth"/>
     <w:p>
       <w:pPr>
         <w:pStyle w:val="Heading2"/>
@@ -33171,8 +33246,8 @@
         </w:tc>
       </w:tr>
     </w:tbl>
-    <w:bookmarkEnd w:id="166"/>
-    <w:bookmarkStart w:id="167" w:name="uxarra"/>
+    <w:bookmarkEnd w:id="167"/>
+    <w:bookmarkStart w:id="168" w:name="uxarra"/>
     <w:p>
       <w:pPr>
         <w:pStyle w:val="Heading2"/>
@@ -33509,8 +33584,8 @@
         </w:tc>
       </w:tr>
     </w:tbl>
-    <w:bookmarkEnd w:id="167"/>
-    <w:bookmarkStart w:id="168" w:name="vael"/>
+    <w:bookmarkEnd w:id="168"/>
+    <w:bookmarkStart w:id="169" w:name="vael"/>
     <w:p>
       <w:pPr>
         <w:pStyle w:val="Heading2"/>
@@ -33859,8 +33934,8 @@
         </w:tc>
       </w:tr>
     </w:tbl>
-    <w:bookmarkEnd w:id="168"/>
-    <w:bookmarkStart w:id="169" w:name="veyari"/>
+    <w:bookmarkEnd w:id="169"/>
+    <w:bookmarkStart w:id="170" w:name="veyari"/>
     <w:p>
       <w:pPr>
         <w:pStyle w:val="Heading2"/>
@@ -34197,8 +34272,8 @@
         </w:tc>
       </w:tr>
     </w:tbl>
-    <w:bookmarkEnd w:id="169"/>
-    <w:bookmarkStart w:id="170" w:name="ylith-1"/>
+    <w:bookmarkEnd w:id="170"/>
+    <w:bookmarkStart w:id="171" w:name="ylith-1"/>
     <w:p>
       <w:pPr>
         <w:pStyle w:val="Heading2"/>
@@ -34547,8 +34622,8 @@
         </w:tc>
       </w:tr>
     </w:tbl>
-    <w:bookmarkEnd w:id="170"/>
-    <w:bookmarkStart w:id="171" w:name="zethri"/>
+    <w:bookmarkEnd w:id="171"/>
+    <w:bookmarkStart w:id="172" w:name="zethri"/>
     <w:p>
       <w:pPr>
         <w:pStyle w:val="Heading2"/>
@@ -34885,8 +34960,8 @@
         </w:tc>
       </w:tr>
     </w:tbl>
-    <w:bookmarkEnd w:id="171"/>
-    <w:bookmarkStart w:id="172" w:name="zhaq"/>
+    <w:bookmarkEnd w:id="172"/>
+    <w:bookmarkStart w:id="173" w:name="zhaq"/>
     <w:p>
       <w:pPr>
         <w:pStyle w:val="Heading2"/>
@@ -35235,8 +35310,8 @@
         </w:tc>
       </w:tr>
     </w:tbl>
-    <w:bookmarkEnd w:id="172"/>
-    <w:bookmarkStart w:id="173" w:name="dresh"/>
+    <w:bookmarkEnd w:id="173"/>
+    <w:bookmarkStart w:id="174" w:name="dresh"/>
     <w:p>
       <w:pPr>
         <w:pStyle w:val="Heading2"/>
@@ -35597,8 +35672,8 @@
         </w:tc>
       </w:tr>
     </w:tbl>
-    <w:bookmarkEnd w:id="173"/>
-    <w:bookmarkStart w:id="174" w:name="eshuum"/>
+    <w:bookmarkEnd w:id="174"/>
+    <w:bookmarkStart w:id="175" w:name="eshuum"/>
     <w:p>
       <w:pPr>
         <w:pStyle w:val="Heading2"/>
@@ -35947,8 +36022,8 @@
         </w:tc>
       </w:tr>
     </w:tbl>
-    <w:bookmarkEnd w:id="174"/>
-    <w:bookmarkStart w:id="175" w:name="khaum"/>
+    <w:bookmarkEnd w:id="175"/>
+    <w:bookmarkStart w:id="176" w:name="khaum"/>
     <w:p>
       <w:pPr>
         <w:pStyle w:val="Heading2"/>
@@ -36309,8 +36384,8 @@
         </w:tc>
       </w:tr>
     </w:tbl>
-    <w:bookmarkEnd w:id="175"/>
-    <w:bookmarkStart w:id="176" w:name="ozhvek"/>
+    <w:bookmarkEnd w:id="176"/>
+    <w:bookmarkStart w:id="177" w:name="ozhvek"/>
     <w:p>
       <w:pPr>
         <w:pStyle w:val="Heading2"/>
@@ -36659,8 +36734,8 @@
         </w:tc>
       </w:tr>
     </w:tbl>
-    <w:bookmarkEnd w:id="176"/>
-    <w:bookmarkStart w:id="177" w:name="qor"/>
+    <w:bookmarkEnd w:id="177"/>
+    <w:bookmarkStart w:id="178" w:name="qor"/>
     <w:p>
       <w:pPr>
         <w:pStyle w:val="Heading2"/>
@@ -37021,8 +37096,8 @@
         </w:tc>
       </w:tr>
     </w:tbl>
-    <w:bookmarkEnd w:id="177"/>
-    <w:bookmarkStart w:id="178" w:name="sen"/>
+    <w:bookmarkEnd w:id="178"/>
+    <w:bookmarkStart w:id="179" w:name="sen"/>
     <w:p>
       <w:pPr>
         <w:pStyle w:val="Heading2"/>
@@ -37371,9 +37446,9 @@
         </w:tc>
       </w:tr>
     </w:tbl>
-    <w:bookmarkEnd w:id="178"/>
     <w:bookmarkEnd w:id="179"/>
-    <w:bookmarkStart w:id="190" w:name="making-your-own"/>
+    <w:bookmarkEnd w:id="180"/>
+    <w:bookmarkStart w:id="191" w:name="making-your-own"/>
     <w:p>
       <w:pPr>
         <w:pStyle w:val="Heading1"/>
@@ -37406,7 +37481,7 @@
         <w:t xml:space="preserve">option at the end of each list, and its checklist holds a custom choice to the same rules as everything else.</w:t>
       </w:r>
     </w:p>
-    <w:bookmarkStart w:id="180" w:name="a-custom-role"/>
+    <w:bookmarkStart w:id="181" w:name="a-custom-role"/>
     <w:p>
       <w:pPr>
         <w:pStyle w:val="Heading2"/>
@@ -37582,8 +37657,8 @@
         <w:t xml:space="preserve">.</w:t>
       </w:r>
     </w:p>
-    <w:bookmarkEnd w:id="180"/>
-    <w:bookmarkStart w:id="189" w:name="a-custom-species"/>
+    <w:bookmarkEnd w:id="181"/>
+    <w:bookmarkStart w:id="190" w:name="a-custom-species"/>
     <w:p>
       <w:pPr>
         <w:pStyle w:val="Heading2"/>
@@ -37600,7 +37675,7 @@
         <w:t xml:space="preserve">Build it with the GM, one step at a time.</w:t>
       </w:r>
     </w:p>
-    <w:bookmarkStart w:id="181" w:name="the-concept"/>
+    <w:bookmarkStart w:id="182" w:name="the-concept"/>
     <w:p>
       <w:pPr>
         <w:pStyle w:val="Heading3"/>
@@ -37617,8 +37692,8 @@
         <w:t xml:space="preserve">Two or three sentences: where they come from, what sets them apart, and how others see them. It should be something the species in this book don’t already cover.</w:t>
       </w:r>
     </w:p>
-    <w:bookmarkEnd w:id="181"/>
-    <w:bookmarkStart w:id="182" w:name="the-tier"/>
+    <w:bookmarkEnd w:id="182"/>
+    <w:bookmarkStart w:id="183" w:name="the-tier"/>
     <w:p>
       <w:pPr>
         <w:pStyle w:val="Heading3"/>
@@ -37915,8 +37990,8 @@
         <w:t xml:space="preserve">When in doubt, choose the higher tier.</w:t>
       </w:r>
     </w:p>
-    <w:bookmarkEnd w:id="182"/>
-    <w:bookmarkStart w:id="183" w:name="attribute-adjustments"/>
+    <w:bookmarkEnd w:id="183"/>
+    <w:bookmarkStart w:id="184" w:name="attribute-adjustments"/>
     <w:p>
       <w:pPr>
         <w:pStyle w:val="Heading3"/>
@@ -37986,8 +38061,8 @@
         <w:t xml:space="preserve">of +1 or −1 to Move. Most have none. It isn’t an attribute adjustment and needn’t balance.</w:t>
       </w:r>
     </w:p>
-    <w:bookmarkEnd w:id="183"/>
-    <w:bookmarkStart w:id="184" w:name="core-rules-tier-1-and-up"/>
+    <w:bookmarkEnd w:id="184"/>
+    <w:bookmarkStart w:id="185" w:name="core-rules-tier-1-and-up"/>
     <w:p>
       <w:pPr>
         <w:pStyle w:val="Heading3"/>
@@ -38004,8 +38079,8 @@
         <w:t xml:space="preserve">One to three short rules that always apply: what they can do (see in the dark, resist cold, a free Trained skill) and what it costs (a weakness, a people’s distrust, a hazard they can’t abide). A strength with no drawback is worth more than it looks, so price it a tier higher.</w:t>
       </w:r>
     </w:p>
-    <w:bookmarkEnd w:id="184"/>
-    <w:bookmarkStart w:id="185" w:name="species-advantages"/>
+    <w:bookmarkEnd w:id="185"/>
+    <w:bookmarkStart w:id="186" w:name="species-advantages"/>
     <w:p>
       <w:pPr>
         <w:pStyle w:val="Heading3"/>
@@ -38060,8 +38135,8 @@
         <w:t xml:space="preserve">: a problem the trait causes, with a clear trigger and a real consequence, which earns a Resolve point when it bites, like any complication. A character takes one advantage, general or species, so make them distinct choices.</w:t>
       </w:r>
     </w:p>
-    <w:bookmarkEnd w:id="185"/>
-    <w:bookmarkStart w:id="186" w:name="an-alternate-form-optional-tier-2-or-3"/>
+    <w:bookmarkEnd w:id="186"/>
+    <w:bookmarkStart w:id="187" w:name="an-alternate-form-optional-tier-2-or-3"/>
     <w:p>
       <w:pPr>
         <w:pStyle w:val="Heading3"/>
@@ -38094,8 +38169,8 @@
         <w:t xml:space="preserve">apply. The bonuses count only while the character is in that form: the sheet’s form switch shows both sets of numbers.</w:t>
       </w:r>
     </w:p>
-    <w:bookmarkEnd w:id="186"/>
-    <w:bookmarkStart w:id="187" w:name="in-the-creator"/>
+    <w:bookmarkEnd w:id="187"/>
+    <w:bookmarkStart w:id="188" w:name="in-the-creator"/>
     <w:p>
       <w:pPr>
         <w:pStyle w:val="Heading3"/>
@@ -38200,8 +38275,8 @@
         <w:t xml:space="preserve">and enter the advantage and its companion complication.</w:t>
       </w:r>
     </w:p>
-    <w:bookmarkEnd w:id="187"/>
-    <w:bookmarkStart w:id="188" w:name="example"/>
+    <w:bookmarkEnd w:id="188"/>
+    <w:bookmarkStart w:id="189" w:name="example"/>
     <w:p>
       <w:pPr>
         <w:pStyle w:val="Heading3"/>
@@ -38306,10 +38381,10 @@
         <w:t xml:space="preserve">: your family’s dynasty calls on you; accept the errand.</w:t>
       </w:r>
     </w:p>
-    <w:bookmarkEnd w:id="188"/>
     <w:bookmarkEnd w:id="189"/>
     <w:bookmarkEnd w:id="190"/>
-    <w:bookmarkStart w:id="191" w:name="complications"/>
+    <w:bookmarkEnd w:id="191"/>
+    <w:bookmarkStart w:id="192" w:name="complications"/>
     <w:p>
       <w:pPr>
         <w:pStyle w:val="Heading1"/>
@@ -39014,8 +39089,8 @@
         </w:tc>
       </w:tr>
     </w:tbl>
-    <w:bookmarkEnd w:id="191"/>
-    <w:bookmarkStart w:id="193" w:name="quick-reference"/>
+    <w:bookmarkEnd w:id="192"/>
+    <w:bookmarkStart w:id="194" w:name="quick-reference"/>
     <w:p>
       <w:pPr>
         <w:pStyle w:val="Heading1"/>
@@ -39242,7 +39317,7 @@
       <w:r>
         <w:t xml:space="preserve"> </w:t>
       </w:r>
-      <w:hyperlink r:id="rId192">
+      <w:hyperlink r:id="rId193">
         <w:r>
           <w:rPr>
             <w:rStyle w:val="Hyperlink"/>
@@ -39254,7 +39329,7 @@
         <w:t xml:space="preserve">. You may share, adapt, and use it for any purpose, including commercially, as long as you give appropriate credit to the author.</w:t>
       </w:r>
     </w:p>
-    <w:bookmarkEnd w:id="193"/>
+    <w:bookmarkEnd w:id="194"/>
     <w:sectPr/>
   </w:body>
 </w:document>

--- a/legend-dynamics/site/fracture-lines/Fracture_Lines_Players_Guide.docx
+++ b/legend-dynamics/site/fracture-lines/Fracture_Lines_Players_Guide.docx
@@ -2057,13 +2057,13 @@
         <w:t xml:space="preserve">Trained when you choose it. Keep them, raise one to your Specialty, or swap any of them for other skills; changing role swaps the core skills you haven’t changed.</w:t>
       </w:r>
     </w:p>
-    <w:bookmarkStart w:id="22" w:name="generalist-or-specialist"/>
+    <w:bookmarkStart w:id="22" w:name="specialist-or-expert"/>
     <w:p>
       <w:pPr>
         <w:pStyle w:val="Heading3"/>
       </w:pPr>
       <w:r>
-        <w:t xml:space="preserve">Generalist or Specialist</w:t>
+        <w:t xml:space="preserve">Specialist or Expert</w:t>
       </w:r>
     </w:p>
     <w:p>
@@ -2087,7 +2087,7 @@
           <w:bCs/>
           <w:b/>
         </w:rPr>
-        <w:t xml:space="preserve">Generalist:</w:t>
+        <w:t xml:space="preserve">Specialist:</w:t>
       </w:r>
       <w:r>
         <w:t xml:space="preserve"> </w:t>
@@ -2109,7 +2109,7 @@
           <w:bCs/>
           <w:b/>
         </w:rPr>
-        <w:t xml:space="preserve">Specialist:</w:t>
+        <w:t xml:space="preserve">Expert:</w:t>
       </w:r>
       <w:r>
         <w:t xml:space="preserve"> </w:t>
@@ -4853,7 +4853,7 @@
           <w:bCs/>
           <w:b/>
         </w:rPr>
-        <w:t xml:space="preserve">A Generalist</w:t>
+        <w:t xml:space="preserve">A Specialist</w:t>
       </w:r>
       <w:r>
         <w:t xml:space="preserve"> </w:t>
@@ -4901,7 +4901,7 @@
           <w:bCs/>
           <w:b/>
         </w:rPr>
-        <w:t xml:space="preserve">A Specialist</w:t>
+        <w:t xml:space="preserve">An Expert</w:t>
       </w:r>
       <w:r>
         <w:t xml:space="preserve"> </w:t>
@@ -5004,7 +5004,7 @@
         <w:t xml:space="preserve"> </w:t>
       </w:r>
       <w:r>
-        <w:t xml:space="preserve">A Specialist can broaden later (the GM’s call, usually after a significant job): the Expert skill becomes a Specialty at +3, and two more skills become Trained.</w:t>
+        <w:t xml:space="preserve">An Expert can broaden later (the GM’s call, usually after a significant job): the Expert skill becomes a Specialty at +3, and two more skills become Trained.</w:t>
       </w:r>
     </w:p>
     <w:bookmarkEnd w:id="30"/>
@@ -15631,7 +15631,7 @@
               <w:rPr>
                 <w:sz w:val="19"/>
               </w:rPr>
-              <w:t xml:space="preserve">Specialty (+3) is the ceiling: only a Specialist’s starting skill is Expert, unless they broaden (see Step 3)</w:t>
+              <w:t xml:space="preserve">Specialty (+3) is the ceiling: only an Expert’s starting skill is Expert, unless they broaden (see Step 3)</w:t>
             </w:r>
           </w:p>
         </w:tc>
@@ -25276,7 +25276,7 @@
           <w:iCs/>
           <w:i/>
         </w:rPr>
-        <w:t xml:space="preserve">Former Concord marine, Augment. Human (tier 0); Specialist.</w:t>
+        <w:t xml:space="preserve">Former Concord marine, Augment. Human (tier 0); Expert.</w:t>
       </w:r>
       <w:r>
         <w:t xml:space="preserve"> </w:t>
@@ -39132,7 +39132,7 @@
         <w:t xml:space="preserve"> </w:t>
       </w:r>
       <w:r>
-        <w:t xml:space="preserve">attributes start at 10, adjusted by species (always totaling zero), plus 5 points; maximum 13 plus any species bonus. 3 points split between species tier and Edges. Generalist: one Specialty and nine Trained. Specialist: one Expert at +5 and seven Trained. One advantage (general or species) and one complication; an optional Allegiance.</w:t>
+        <w:t xml:space="preserve">attributes start at 10, adjusted by species (always totaling zero), plus 5 points; maximum 13 plus any species bonus. 3 points split between species tier and Edges. Specialist: one Specialty and nine Trained. Expert: one Expert at +5 and seven Trained. One advantage (general or species) and one complication; an optional Allegiance.</w:t>
       </w:r>
     </w:p>
     <w:p>
@@ -39150,7 +39150,7 @@
         <w:t xml:space="preserve"> </w:t>
       </w:r>
       <w:r>
-        <w:t xml:space="preserve">Untrained = attribute −4; Trained = attribute +1; Specialty = attribute +3; Expert (Specialist) = attribute +5.</w:t>
+        <w:t xml:space="preserve">Untrained = attribute −4; Trained = attribute +1; Specialty = attribute +3; Expert (Expert) = attribute +5.</w:t>
       </w:r>
     </w:p>
     <w:p>

--- a/legend-dynamics/site/fracture-lines/Fracture_Lines_Players_Guide.docx
+++ b/legend-dynamics/site/fracture-lines/Fracture_Lines_Players_Guide.docx
@@ -39090,7 +39090,7 @@
       </w:tr>
     </w:tbl>
     <w:bookmarkEnd w:id="192"/>
-    <w:bookmarkStart w:id="194" w:name="quick-reference"/>
+    <w:bookmarkStart w:id="193" w:name="quick-reference"/>
     <w:p>
       <w:pPr>
         <w:pStyle w:val="Heading1"/>
@@ -39312,24 +39312,10 @@
         <w:t xml:space="preserve"> </w:t>
       </w:r>
       <w:r>
-        <w:t xml:space="preserve">This RPG is released under the</w:t>
-      </w:r>
-      <w:r>
-        <w:t xml:space="preserve"> </w:t>
-      </w:r>
-      <w:hyperlink r:id="rId193">
-        <w:r>
-          <w:rPr>
-            <w:rStyle w:val="Hyperlink"/>
-          </w:rPr>
-          <w:t xml:space="preserve">Creative Commons Attribution 4.0 International License</w:t>
-        </w:r>
-      </w:hyperlink>
-      <w:r>
-        <w:t xml:space="preserve">. You may share, adapt, and use it for any purpose, including commercially, as long as you give appropriate credit to the author.</w:t>
-      </w:r>
-    </w:p>
-    <w:bookmarkEnd w:id="194"/>
+        <w:t xml:space="preserve">Copyright © 2025–2026 Don Smallwood. All rights reserved.</w:t>
+      </w:r>
+    </w:p>
+    <w:bookmarkEnd w:id="193"/>
     <w:sectPr/>
   </w:body>
 </w:document>

--- a/legend-dynamics/site/fracture-lines/Fracture_Lines_Players_Guide.docx
+++ b/legend-dynamics/site/fracture-lines/Fracture_Lines_Players_Guide.docx
@@ -39312,7 +39312,7 @@
         <w:t xml:space="preserve"> </w:t>
       </w:r>
       <w:r>
-        <w:t xml:space="preserve">Copyright © 2025–2026 Don Smallwood. All rights reserved.</w:t>
+        <w:t xml:space="preserve">Copyright © Don Smallwood. All rights reserved.</w:t>
       </w:r>
     </w:p>
     <w:bookmarkEnd w:id="193"/>

--- a/legend-dynamics/site/fracture-lines/Fracture_Lines_Players_Guide.docx
+++ b/legend-dynamics/site/fracture-lines/Fracture_Lines_Players_Guide.docx
@@ -37448,7 +37448,7 @@
     </w:tbl>
     <w:bookmarkEnd w:id="179"/>
     <w:bookmarkEnd w:id="180"/>
-    <w:bookmarkStart w:id="191" w:name="making-your-own"/>
+    <w:bookmarkStart w:id="192" w:name="making-your-own"/>
     <w:p>
       <w:pPr>
         <w:pStyle w:val="Heading1"/>
@@ -38383,8 +38383,139 @@
     </w:p>
     <w:bookmarkEnd w:id="189"/>
     <w:bookmarkEnd w:id="190"/>
+    <w:bookmarkStart w:id="191" w:name="threats-weapons-and-edges-for-your-table"/>
+    <w:p>
+      <w:pPr>
+        <w:pStyle w:val="Heading2"/>
+      </w:pPr>
+      <w:r>
+        <w:t xml:space="preserve">Threats, weapons and Edges for your table</w:t>
+      </w:r>
+    </w:p>
+    <w:p>
+      <w:pPr>
+        <w:pStyle w:val="FirstParagraph"/>
+      </w:pPr>
+      <w:r>
+        <w:t xml:space="preserve">A GM can add their own threats, weapons and Edges. Keep them in line with the book’s:</w:t>
+      </w:r>
+    </w:p>
+    <w:p>
+      <w:pPr>
+        <w:numPr>
+          <w:ilvl w:val="0"/>
+          <w:numId w:val="1064"/>
+        </w:numPr>
+        <w:pStyle w:val="Compact"/>
+      </w:pPr>
+      <w:r>
+        <w:rPr>
+          <w:bCs/>
+          <w:b/>
+        </w:rPr>
+        <w:t xml:space="preserve">Threats.</w:t>
+      </w:r>
+      <w:r>
+        <w:t xml:space="preserve"> </w:t>
+      </w:r>
+      <w:r>
+        <w:t xml:space="preserve">A minor foe has 1 box; an ordinary one 3; a tough one 4 or 5; a rare horror 6. Attack targets run 11 to 13 for most, 14 or 15 for the dangerous. Dodge runs 7 to 10. Give it one special trait, said plainly, and decide what it does before play.</w:t>
+      </w:r>
+    </w:p>
+    <w:p>
+      <w:pPr>
+        <w:numPr>
+          <w:ilvl w:val="0"/>
+          <w:numId w:val="1064"/>
+        </w:numPr>
+        <w:pStyle w:val="Compact"/>
+      </w:pPr>
+      <w:r>
+        <w:rPr>
+          <w:bCs/>
+          <w:b/>
+        </w:rPr>
+        <w:t xml:space="preserve">Weapons.</w:t>
+      </w:r>
+      <w:r>
+        <w:t xml:space="preserve"> </w:t>
+      </w:r>
+      <w:r>
+        <w:t xml:space="preserve">Hits mark 1 box for fists, knives and arrows; 2 for swords and guns; 3 for the heavy and the point-blank; 4 only for explosives and the monstrous. Give a weapon a reach (melee) or a range band, and its shots if they run out.</w:t>
+      </w:r>
+    </w:p>
+    <w:p>
+      <w:pPr>
+        <w:numPr>
+          <w:ilvl w:val="0"/>
+          <w:numId w:val="1064"/>
+        </w:numPr>
+        <w:pStyle w:val="Compact"/>
+      </w:pPr>
+      <w:r>
+        <w:rPr>
+          <w:bCs/>
+          <w:b/>
+        </w:rPr>
+        <w:t xml:space="preserve">Edges.</w:t>
+      </w:r>
+      <w:r>
+        <w:t xml:space="preserve"> </w:t>
+      </w:r>
+      <w:r>
+        <w:t xml:space="preserve">An Edge is worth about as much as one of the book’s: a narrow, useful benefit, often once per session or per job. Say exactly what it does.</w:t>
+      </w:r>
+    </w:p>
+    <w:p>
+      <w:pPr>
+        <w:pStyle w:val="FirstParagraph"/>
+      </w:pPr>
+      <w:r>
+        <w:rPr>
+          <w:bCs/>
+          <w:b/>
+        </w:rPr>
+        <w:t xml:space="preserve">In the creator.</w:t>
+      </w:r>
+      <w:r>
+        <w:t xml:space="preserve"> </w:t>
+      </w:r>
+      <w:r>
+        <w:t xml:space="preserve">The GM view’s</w:t>
+      </w:r>
+      <w:r>
+        <w:t xml:space="preserve"> </w:t>
+      </w:r>
+      <w:r>
+        <w:rPr>
+          <w:bCs/>
+          <w:b/>
+        </w:rPr>
+        <w:t xml:space="preserve">Homebrew</w:t>
+      </w:r>
+      <w:r>
+        <w:t xml:space="preserve"> </w:t>
+      </w:r>
+      <w:r>
+        <w:t xml:space="preserve">tab keeps your threats, weapons and Edges. They then work like the book’s, marked</w:t>
+      </w:r>
+      <w:r>
+        <w:t xml:space="preserve"> </w:t>
+      </w:r>
+      <w:r>
+        <w:rPr>
+          <w:iCs/>
+          <w:i/>
+        </w:rPr>
+        <w:t xml:space="preserve">homebrew</w:t>
+      </w:r>
+      <w:r>
+        <w:t xml:space="preserve">: threats in the Encounter panel and on the battle map, weapons in characters’ gear and the roller, Edges in the creator. Players get them when they join your shared table, or from a homebrew file you give them. A special trait or Edge is a note the GM applies at the table.</w:t>
+      </w:r>
+    </w:p>
     <w:bookmarkEnd w:id="191"/>
-    <w:bookmarkStart w:id="192" w:name="complications"/>
+    <w:bookmarkEnd w:id="192"/>
+    <w:bookmarkStart w:id="193" w:name="complications"/>
     <w:p>
       <w:pPr>
         <w:pStyle w:val="Heading1"/>
@@ -39089,8 +39220,8 @@
         </w:tc>
       </w:tr>
     </w:tbl>
-    <w:bookmarkEnd w:id="192"/>
-    <w:bookmarkStart w:id="193" w:name="quick-reference"/>
+    <w:bookmarkEnd w:id="193"/>
+    <w:bookmarkStart w:id="194" w:name="quick-reference"/>
     <w:p>
       <w:pPr>
         <w:pStyle w:val="Heading1"/>
@@ -39315,7 +39446,7 @@
         <w:t xml:space="preserve">Copyright © Don Smallwood. All rights reserved.</w:t>
       </w:r>
     </w:p>
-    <w:bookmarkEnd w:id="193"/>
+    <w:bookmarkEnd w:id="194"/>
     <w:sectPr/>
   </w:body>
 </w:document>
@@ -39936,6 +40067,9 @@
     <w:lvlOverride w:ilvl="8">
       <w:startOverride w:val="1"/>
     </w:lvlOverride>
+  </w:num>
+  <w:num w:numId="1064">
+    <w:abstractNumId w:val="991"/>
   </w:num>
 </w:numbering>
 </file>

--- a/legend-dynamics/site/fracture-lines/Fracture_Lines_Players_Guide.docx
+++ b/legend-dynamics/site/fracture-lines/Fracture_Lines_Players_Guide.docx
@@ -38468,36 +38468,102 @@
     </w:p>
     <w:p>
       <w:pPr>
-        <w:pStyle w:val="FirstParagraph"/>
+        <w:numPr>
+          <w:ilvl w:val="0"/>
+          <w:numId w:val="1064"/>
+        </w:numPr>
+        <w:pStyle w:val="Compact"/>
       </w:pPr>
       <w:r>
         <w:rPr>
           <w:bCs/>
           <w:b/>
         </w:rPr>
-        <w:t xml:space="preserve">In the creator.</w:t>
-      </w:r>
-      <w:r>
-        <w:t xml:space="preserve"> </w:t>
-      </w:r>
-      <w:r>
-        <w:t xml:space="preserve">The GM view’s</w:t>
-      </w:r>
-      <w:r>
-        <w:t xml:space="preserve"> </w:t>
-      </w:r>
+        <w:t xml:space="preserve">Cards.</w:t>
+      </w:r>
+      <w:r>
+        <w:t xml:space="preserve"> </w:t>
+      </w:r>
+      <w:r>
+        <w:t xml:space="preserve">One subject, what’s true about it and what that permits: as narrow as a card earned in play.</w:t>
+      </w:r>
+    </w:p>
+    <w:p>
+      <w:pPr>
+        <w:numPr>
+          <w:ilvl w:val="0"/>
+          <w:numId w:val="1064"/>
+        </w:numPr>
+        <w:pStyle w:val="Compact"/>
+      </w:pPr>
       <w:r>
         <w:rPr>
           <w:bCs/>
           <w:b/>
         </w:rPr>
+        <w:t xml:space="preserve">Spells.</w:t>
+      </w:r>
+      <w:r>
+        <w:t xml:space="preserve"> </w:t>
+      </w:r>
+      <w:r>
+        <w:t xml:space="preserve">A new hex, cantrip or power matches the setting’s own: an attack marks 1 or 2 boxes at Close or Short range, and anything stronger says who resists and what it costs.</w:t>
+      </w:r>
+    </w:p>
+    <w:p>
+      <w:pPr>
+        <w:numPr>
+          <w:ilvl w:val="0"/>
+          <w:numId w:val="1064"/>
+        </w:numPr>
+        <w:pStyle w:val="Compact"/>
+      </w:pPr>
+      <w:r>
+        <w:rPr>
+          <w:bCs/>
+          <w:b/>
+        </w:rPr>
+        <w:t xml:space="preserve">Rituals.</w:t>
+      </w:r>
+      <w:r>
+        <w:t xml:space="preserve"> </w:t>
+      </w:r>
+      <w:r>
+        <w:t xml:space="preserve">Give a ritual its weight (Minor 2 segments, Significant 4, Major 6), the time a roll takes, what it does and its price.</w:t>
+      </w:r>
+    </w:p>
+    <w:p>
+      <w:pPr>
+        <w:pStyle w:val="FirstParagraph"/>
+      </w:pPr>
+      <w:r>
+        <w:rPr>
+          <w:bCs/>
+          <w:b/>
+        </w:rPr>
+        <w:t xml:space="preserve">In the creator.</w:t>
+      </w:r>
+      <w:r>
+        <w:t xml:space="preserve"> </w:t>
+      </w:r>
+      <w:r>
+        <w:t xml:space="preserve">The GM view’s</w:t>
+      </w:r>
+      <w:r>
+        <w:t xml:space="preserve"> </w:t>
+      </w:r>
+      <w:r>
+        <w:rPr>
+          <w:bCs/>
+          <w:b/>
+        </w:rPr>
         <w:t xml:space="preserve">Homebrew</w:t>
       </w:r>
       <w:r>
         <w:t xml:space="preserve"> </w:t>
       </w:r>
       <w:r>
-        <w:t xml:space="preserve">tab keeps your threats, weapons and Edges. They then work like the book’s, marked</w:t>
+        <w:t xml:space="preserve">tab keeps your threats, weapons, Edges, cards, spells and rituals. They then work like the book’s, marked</w:t>
       </w:r>
       <w:r>
         <w:t xml:space="preserve"> </w:t>
@@ -38510,7 +38576,20 @@
         <w:t xml:space="preserve">homebrew</w:t>
       </w:r>
       <w:r>
-        <w:t xml:space="preserve">: threats in the Encounter panel and on the battle map, weapons in characters’ gear and the roller, Edges in the creator. Players get them when they join your shared table, or from a homebrew file you give them. A special trait or Edge is a note the GM applies at the table.</w:t>
+        <w:t xml:space="preserve">: threats in the Encounter panel and on the battle map, weapons in characters’ gear and the roller, Edges and spells among the creator’s choices, cards where findings are recorded, and rituals in a ritual book beside</w:t>
+      </w:r>
+      <w:r>
+        <w:t xml:space="preserve"> </w:t>
+      </w:r>
+      <w:r>
+        <w:rPr>
+          <w:iCs/>
+          <w:i/>
+        </w:rPr>
+        <w:t xml:space="preserve">Rituals by heart</w:t>
+      </w:r>
+      <w:r>
+        <w:t xml:space="preserve">. Players get them when they join your shared table, or from a homebrew file you give them. A special trait or Edge is a note the GM applies at the table.</w:t>
       </w:r>
     </w:p>
     <w:bookmarkEnd w:id="191"/>

--- a/legend-dynamics/site/fracture-lines/Fracture_Lines_Players_Guide.docx
+++ b/legend-dynamics/site/fracture-lines/Fracture_Lines_Players_Guide.docx
@@ -38501,13 +38501,13 @@
           <w:bCs/>
           <w:b/>
         </w:rPr>
-        <w:t xml:space="preserve">Spells.</w:t>
-      </w:r>
-      <w:r>
-        <w:t xml:space="preserve"> </w:t>
-      </w:r>
-      <w:r>
-        <w:t xml:space="preserve">A new hex, cantrip or power matches the setting’s own: an attack marks 1 or 2 boxes at Close or Short range, and anything stronger says who resists and what it costs.</w:t>
+        <w:t xml:space="preserve">Powers.</w:t>
+      </w:r>
+      <w:r>
+        <w:t xml:space="preserve"> </w:t>
+      </w:r>
+      <w:r>
+        <w:t xml:space="preserve">Write what it does at each Class, I to VI, stepping up as the setting’s own powers do; anything that bends minds, time or death needs the GM’s approval.</w:t>
       </w:r>
     </w:p>
     <w:p>
@@ -38523,47 +38523,69 @@
           <w:bCs/>
           <w:b/>
         </w:rPr>
-        <w:t xml:space="preserve">Rituals.</w:t>
-      </w:r>
-      <w:r>
-        <w:t xml:space="preserve"> </w:t>
-      </w:r>
-      <w:r>
-        <w:t xml:space="preserve">Give a ritual its weight (Minor 2 segments, Significant 4, Major 6), the time a roll takes, what it does and its price.</w:t>
-      </w:r>
-    </w:p>
-    <w:p>
-      <w:pPr>
-        <w:pStyle w:val="FirstParagraph"/>
+        <w:t xml:space="preserve">Spells.</w:t>
+      </w:r>
+      <w:r>
+        <w:t xml:space="preserve"> </w:t>
+      </w:r>
+      <w:r>
+        <w:t xml:space="preserve">A new hex, cantrip or psionic power matches the setting’s own: an attack marks 1 or 2 boxes at Close or Short range, and anything stronger says who resists and what it costs.</w:t>
+      </w:r>
+    </w:p>
+    <w:p>
+      <w:pPr>
+        <w:numPr>
+          <w:ilvl w:val="0"/>
+          <w:numId w:val="1064"/>
+        </w:numPr>
+        <w:pStyle w:val="Compact"/>
       </w:pPr>
       <w:r>
         <w:rPr>
           <w:bCs/>
           <w:b/>
         </w:rPr>
-        <w:t xml:space="preserve">In the creator.</w:t>
-      </w:r>
-      <w:r>
-        <w:t xml:space="preserve"> </w:t>
-      </w:r>
-      <w:r>
-        <w:t xml:space="preserve">The GM view’s</w:t>
-      </w:r>
-      <w:r>
-        <w:t xml:space="preserve"> </w:t>
-      </w:r>
+        <w:t xml:space="preserve">Rituals.</w:t>
+      </w:r>
+      <w:r>
+        <w:t xml:space="preserve"> </w:t>
+      </w:r>
+      <w:r>
+        <w:t xml:space="preserve">Give a ritual its weight (Minor 2 segments, Significant 4, Major 6), the time a roll takes, what it does and its price.</w:t>
+      </w:r>
+    </w:p>
+    <w:p>
+      <w:pPr>
+        <w:pStyle w:val="FirstParagraph"/>
+      </w:pPr>
       <w:r>
         <w:rPr>
           <w:bCs/>
           <w:b/>
         </w:rPr>
+        <w:t xml:space="preserve">In the creator.</w:t>
+      </w:r>
+      <w:r>
+        <w:t xml:space="preserve"> </w:t>
+      </w:r>
+      <w:r>
+        <w:t xml:space="preserve">The GM view’s</w:t>
+      </w:r>
+      <w:r>
+        <w:t xml:space="preserve"> </w:t>
+      </w:r>
+      <w:r>
+        <w:rPr>
+          <w:bCs/>
+          <w:b/>
+        </w:rPr>
         <w:t xml:space="preserve">Homebrew</w:t>
       </w:r>
       <w:r>
         <w:t xml:space="preserve"> </w:t>
       </w:r>
       <w:r>
-        <w:t xml:space="preserve">tab keeps your threats, weapons, Edges, cards, spells and rituals. They then work like the book’s, marked</w:t>
+        <w:t xml:space="preserve">tab keeps your threats, weapons, Edges, cards, powers, spells and rituals. They then work like the book’s, marked</w:t>
       </w:r>
       <w:r>
         <w:t xml:space="preserve"> </w:t>
@@ -38576,7 +38598,7 @@
         <w:t xml:space="preserve">homebrew</w:t>
       </w:r>
       <w:r>
-        <w:t xml:space="preserve">: threats in the Encounter panel and on the battle map, weapons in characters’ gear and the roller, Edges and spells among the creator’s choices, cards where findings are recorded, and rituals in a ritual book beside</w:t>
+        <w:t xml:space="preserve">: threats in the Encounter panel and on the battle map, weapons in characters’ gear and the roller, Edges, powers and spells among the creator’s choices, cards where findings are recorded, and rituals in a ritual book beside</w:t>
       </w:r>
       <w:r>
         <w:t xml:space="preserve"> </w:t>

--- a/legend-dynamics/site/fracture-lines/Fracture_Lines_Players_Guide.docx
+++ b/legend-dynamics/site/fracture-lines/Fracture_Lines_Players_Guide.docx
@@ -38611,7 +38611,7 @@
         <w:t xml:space="preserve">Rituals by heart</w:t>
       </w:r>
       <w:r>
-        <w:t xml:space="preserve">. Players get them when they join your shared table, or from a homebrew file you give them. A special trait or Edge is a note the GM applies at the table.</w:t>
+        <w:t xml:space="preserve">. Players get them when they join your shared table, or from a homebrew file you give them. Bonuses chosen from the tab’s menus are worked out for you: a weapon’s accuracy, strong hits and what it’s made of; a threat’s hard hide, weaknesses, what alone can hurt it and how hard it is to hit; an Edge’s skill, Dodge or Move bonus and extra defense; an attack spell cast in the Encounter panel. Anything else is a note the GM applies at the table.</w:t>
       </w:r>
     </w:p>
     <w:bookmarkEnd w:id="191"/>

--- a/legend-dynamics/site/fracture-lines/Fracture_Lines_Players_Guide.docx
+++ b/legend-dynamics/site/fracture-lines/Fracture_Lines_Players_Guide.docx
@@ -38585,7 +38585,7 @@
         <w:t xml:space="preserve"> </w:t>
       </w:r>
       <w:r>
-        <w:t xml:space="preserve">tab keeps your threats, weapons, Edges, cards, powers, spells and rituals. They then work like the book’s, marked</w:t>
+        <w:t xml:space="preserve">tab keeps your threats, weapons, Edges, origins, advantages, cards, powers, spells and rituals. They then work like the book’s, marked</w:t>
       </w:r>
       <w:r>
         <w:t xml:space="preserve"> </w:t>
@@ -38598,7 +38598,7 @@
         <w:t xml:space="preserve">homebrew</w:t>
       </w:r>
       <w:r>
-        <w:t xml:space="preserve">: threats in the Encounter panel and on the battle map, weapons in characters’ gear and the roller, Edges, powers and spells among the creator’s choices, cards where findings are recorded, and rituals in a ritual book beside</w:t>
+        <w:t xml:space="preserve">: threats in the Encounter panel and on the battle map, weapons in characters’ gear and the roller, Edges, origins, advantages, powers and spells among the creator’s choices (a homebrew origin follows the steps above, with the tier, attribute changes, origin skills and origin advantages you set), cards where findings are recorded, and rituals in a ritual book beside</w:t>
       </w:r>
       <w:r>
         <w:t xml:space="preserve"> </w:t>

--- a/legend-dynamics/site/fracture-lines/Fracture_Lines_Players_Guide.docx
+++ b/legend-dynamics/site/fracture-lines/Fracture_Lines_Players_Guide.docx
@@ -37448,7 +37448,7 @@
     </w:tbl>
     <w:bookmarkEnd w:id="179"/>
     <w:bookmarkEnd w:id="180"/>
-    <w:bookmarkStart w:id="192" w:name="making-your-own"/>
+    <w:bookmarkStart w:id="193" w:name="making-your-own"/>
     <w:p>
       <w:pPr>
         <w:pStyle w:val="Heading1"/>
@@ -38615,8 +38615,104 @@
       </w:r>
     </w:p>
     <w:bookmarkEnd w:id="191"/>
+    <w:bookmarkStart w:id="192" w:name="your-campaign"/>
+    <w:p>
+      <w:pPr>
+        <w:pStyle w:val="Heading2"/>
+      </w:pPr>
+      <w:r>
+        <w:t xml:space="preserve">Your campaign</w:t>
+      </w:r>
+    </w:p>
+    <w:p>
+      <w:pPr>
+        <w:pStyle w:val="FirstParagraph"/>
+      </w:pPr>
+      <w:r>
+        <w:t xml:space="preserve">The GM view’s</w:t>
+      </w:r>
+      <w:r>
+        <w:t xml:space="preserve"> </w:t>
+      </w:r>
+      <w:r>
+        <w:rPr>
+          <w:bCs/>
+          <w:b/>
+        </w:rPr>
+        <w:t xml:space="preserve">Campaign</w:t>
+      </w:r>
+      <w:r>
+        <w:t xml:space="preserve"> </w:t>
+      </w:r>
+      <w:r>
+        <w:t xml:space="preserve">tab holds the campaign itself: its premise, an outline of adventures, its people, places and factions, and its sessions (the plan before, the log after).</w:t>
+      </w:r>
+      <w:r>
+        <w:t xml:space="preserve"> </w:t>
+      </w:r>
+      <w:r>
+        <w:rPr>
+          <w:bCs/>
+          <w:b/>
+        </w:rPr>
+        <w:t xml:space="preserve">Roll</w:t>
+      </w:r>
+      <w:r>
+        <w:t xml:space="preserve"> </w:t>
+      </w:r>
+      <w:r>
+        <w:t xml:space="preserve">fills any of them from the setting’s own tables, its adventure seeds, key characters, places, threats and names, and you change what you like before you keep it. Everything stays yours until you</w:t>
+      </w:r>
+      <w:r>
+        <w:t xml:space="preserve"> </w:t>
+      </w:r>
+      <w:r>
+        <w:rPr>
+          <w:bCs/>
+          <w:b/>
+        </w:rPr>
+        <w:t xml:space="preserve">share</w:t>
+      </w:r>
+      <w:r>
+        <w:t xml:space="preserve"> </w:t>
+      </w:r>
+      <w:r>
+        <w:t xml:space="preserve">it; then the players see its public part on their play tab, never a secret or your notes.</w:t>
+      </w:r>
+    </w:p>
+    <w:p>
+      <w:pPr>
+        <w:pStyle w:val="BodyText"/>
+      </w:pPr>
+      <w:r>
+        <w:rPr>
+          <w:bCs/>
+          <w:b/>
+        </w:rPr>
+        <w:t xml:space="preserve">Triggers: cards that open the story.</w:t>
+      </w:r>
+      <w:r>
+        <w:t xml:space="preserve"> </w:t>
+      </w:r>
+      <w:r>
+        <w:t xml:space="preserve">A step of the outline can have a trigger: it stays locked until the group holds the cards it names (a subject, or several) and as many cards as you ask for. The moment a character’s cards meet it, the step unlocks for good and the GM view tells you what happens. Share a locked step to give the players a goal (</w:t>
+      </w:r>
+      <w:r>
+        <w:t xml:space="preserve">“</w:t>
+      </w:r>
+      <w:r>
+        <w:t xml:space="preserve">it opens with a card about the drowned god</w:t>
+      </w:r>
+      <w:r>
+        <w:t xml:space="preserve">”</w:t>
+      </w:r>
+      <w:r>
+        <w:t xml:space="preserve">), or keep it to yourself. Cards are earned through discovery, so a trigger makes finding things out the way the story moves: the next chapter waits for the group to learn what it needs.</w:t>
+      </w:r>
+    </w:p>
     <w:bookmarkEnd w:id="192"/>
-    <w:bookmarkStart w:id="193" w:name="complications"/>
+    <w:bookmarkEnd w:id="193"/>
+    <w:bookmarkStart w:id="194" w:name="complications"/>
     <w:p>
       <w:pPr>
         <w:pStyle w:val="Heading1"/>
@@ -39321,8 +39417,8 @@
         </w:tc>
       </w:tr>
     </w:tbl>
-    <w:bookmarkEnd w:id="193"/>
-    <w:bookmarkStart w:id="194" w:name="quick-reference"/>
+    <w:bookmarkEnd w:id="194"/>
+    <w:bookmarkStart w:id="195" w:name="quick-reference"/>
     <w:p>
       <w:pPr>
         <w:pStyle w:val="Heading1"/>
@@ -39547,7 +39643,7 @@
         <w:t xml:space="preserve">Copyright © Don Smallwood. All rights reserved.</w:t>
       </w:r>
     </w:p>
-    <w:bookmarkEnd w:id="194"/>
+    <w:bookmarkEnd w:id="195"/>
     <w:sectPr/>
   </w:body>
 </w:document>

--- a/legend-dynamics/site/fracture-lines/Fracture_Lines_Players_Guide.docx
+++ b/legend-dynamics/site/fracture-lines/Fracture_Lines_Players_Guide.docx
@@ -9599,81 +9599,6 @@
         <w:t xml:space="preserve">Run a chase as a progress clock for the pursuers against a danger clock for the quarry’s escape. Each exchange, the characters roll the skill that moves them (Piloting, or Athletics on foot): success ticks the pursuers’ clock, failure ticks the escape. Terrain, a tired mount or a damaged engine, and attacks made on the move (at −2) adjust the rolls.</w:t>
       </w:r>
     </w:p>
-    <w:bookmarkEnd w:id="49"/>
-    <w:bookmarkEnd w:id="50"/>
-    <w:bookmarkStart w:id="62" w:name="personal-combat"/>
-    <w:p>
-      <w:pPr>
-        <w:pStyle w:val="Heading1"/>
-      </w:pPr>
-      <w:r>
-        <w:t xml:space="preserve">Personal combat</w:t>
-      </w:r>
-    </w:p>
-    <w:bookmarkStart w:id="51" w:name="turn-order-and-actions"/>
-    <w:p>
-      <w:pPr>
-        <w:pStyle w:val="Heading2"/>
-      </w:pPr>
-      <w:r>
-        <w:t xml:space="preserve">Turn order and actions</w:t>
-      </w:r>
-    </w:p>
-    <w:p>
-      <w:pPr>
-        <w:pStyle w:val="FirstParagraph"/>
-      </w:pPr>
-      <w:r>
-        <w:t xml:space="preserve">Act in descending Agility order. Players choose the order of tied characters; the GM resolves other ties. A round lasts a few seconds. On your turn, move up to your</w:t>
-      </w:r>
-      <w:r>
-        <w:t xml:space="preserve"> </w:t>
-      </w:r>
-      <w:r>
-        <w:rPr>
-          <w:bCs/>
-          <w:b/>
-        </w:rPr>
-        <w:t xml:space="preserve">Move</w:t>
-      </w:r>
-      <w:r>
-        <w:t xml:space="preserve"> </w:t>
-      </w:r>
-      <w:r>
-        <w:t xml:space="preserve">(below) and take one meaningful action, such as attacking, reloading, helping, or attempting a task.</w:t>
-      </w:r>
-    </w:p>
-    <w:bookmarkEnd w:id="51"/>
-    <w:bookmarkStart w:id="52" w:name="attacking-and-defending"/>
-    <w:p>
-      <w:pPr>
-        <w:pStyle w:val="Heading2"/>
-      </w:pPr>
-      <w:r>
-        <w:t xml:space="preserve">Attacking and defending</w:t>
-      </w:r>
-    </w:p>
-    <w:p>
-      <w:pPr>
-        <w:pStyle w:val="FirstParagraph"/>
-      </w:pPr>
-      <w:r>
-        <w:t xml:space="preserve">Roll Firearms for a ranged attack, Close Combat for a weapon in hand, or Close Combat for fists and grappling. If the attack succeeds, an aware target able to move may</w:t>
-      </w:r>
-      <w:r>
-        <w:t xml:space="preserve"> </w:t>
-      </w:r>
-      <w:r>
-        <w:rPr>
-          <w:bCs/>
-          <w:b/>
-        </w:rPr>
-        <w:t xml:space="preserve">defend</w:t>
-      </w:r>
-      <w:r>
-        <w:t xml:space="preserve">: Dodge, Parry or Block. A successful defense cancels the hit. Apply injury penalties to every defense.</w:t>
-      </w:r>
-    </w:p>
     <w:p>
       <w:pPr>
         <w:numPr>
@@ -9687,13 +9612,13 @@
           <w:bCs/>
           <w:b/>
         </w:rPr>
-        <w:t xml:space="preserve">One defense a round.</w:t>
-      </w:r>
-      <w:r>
-        <w:t xml:space="preserve"> </w:t>
-      </w:r>
-      <w:r>
-        <w:t xml:space="preserve">A target gets one defense a round, between its turns, and chooses which when an attack hits.</w:t>
+        <w:t xml:space="preserve">Clearly faster.</w:t>
+      </w:r>
+      <w:r>
+        <w:t xml:space="preserve"> </w:t>
+      </w:r>
+      <w:r>
+        <w:t xml:space="preserve">A side that is a whole class faster (a horse against a runner, a car against a horse, a jet against a car) catches up, or gets away, without a roll. Roll the chase between equals, or when terrain or a trick evens things out.</w:t>
       </w:r>
     </w:p>
     <w:p>
@@ -9709,13 +9634,13 @@
           <w:bCs/>
           <w:b/>
         </w:rPr>
-        <w:t xml:space="preserve">Additional Defense.</w:t>
-      </w:r>
-      <w:r>
-        <w:t xml:space="preserve"> </w:t>
-      </w:r>
-      <w:r>
-        <w:t xml:space="preserve">With this Edge you may attempt a second defense each round at −2, in addition to attack-quality and injury penalties. You cannot defend twice against the same attack.</w:t>
+        <w:t xml:space="preserve">Chases by range.</w:t>
+      </w:r>
+      <w:r>
+        <w:t xml:space="preserve"> </w:t>
+      </w:r>
+      <w:r>
+        <w:t xml:space="preserve">When the distance itself is the fight (riders closing on a coach, ships maneuvering for a shot), run the chase on the battle map’s range track instead of clocks. Each exchange, the two sides roll an opposed contest of the skill that moves them; the winner shifts the range one band, in or out, and a tie leaves it. Anyone pushed past Extreme drops out of the chase, and a quarry that wins at Extreme by 5 or more breaks away. Everyone else fights as usual, at −2 on the move.</w:t>
       </w:r>
     </w:p>
     <w:p>
@@ -9731,101 +9656,33 @@
           <w:bCs/>
           <w:b/>
         </w:rPr>
-        <w:t xml:space="preserve">Dodge</w:t>
-      </w:r>
-      <w:r>
-        <w:t xml:space="preserve"> </w:t>
-      </w:r>
-      <w:r>
-        <w:t xml:space="preserve">is Agility −2, with +1 for Trained Athletics or +2 for Athletics as a Specialty or Expert.</w:t>
-      </w:r>
-    </w:p>
-    <w:p>
-      <w:pPr>
-        <w:numPr>
-          <w:ilvl w:val="0"/>
-          <w:numId w:val="1008"/>
-        </w:numPr>
-        <w:pStyle w:val="Compact"/>
-      </w:pPr>
-      <w:r>
-        <w:rPr>
-          <w:bCs/>
-          <w:b/>
-        </w:rPr>
-        <w:t xml:space="preserve">Parry.</w:t>
-      </w:r>
-      <w:r>
-        <w:t xml:space="preserve"> </w:t>
-      </w:r>
-      <w:r>
-        <w:t xml:space="preserve">Against a weapon in hand or fists, roll Close Combat −3 with a weapon in hand, or Close Combat −3 bare-handed against fists. An open hand can’t parry a blade, claws or fangs. Nobody parries a shot or a missile.</w:t>
-      </w:r>
-    </w:p>
-    <w:p>
-      <w:pPr>
-        <w:numPr>
-          <w:ilvl w:val="0"/>
-          <w:numId w:val="1008"/>
-        </w:numPr>
-        <w:pStyle w:val="Compact"/>
-      </w:pPr>
-      <w:r>
-        <w:rPr>
-          <w:bCs/>
-          <w:b/>
-        </w:rPr>
-        <w:t xml:space="preserve">Block.</w:t>
-      </w:r>
-      <w:r>
-        <w:t xml:space="preserve"> </w:t>
-      </w:r>
-      <w:r>
-        <w:t xml:space="preserve">With a shield, or anything that can stand in for one (a chair, a plank, a crate lid), you can block a weapon in hand, fists, or a thrown or loosed missile: roll Close Combat −2, plus the shield’s bonus. Nothing you can lift blocks a gunshot or a blast. An improvised shield breaks the first time it blocks a hit of 2 or more boxes.</w:t>
-      </w:r>
-    </w:p>
-    <w:p>
-      <w:pPr>
-        <w:numPr>
-          <w:ilvl w:val="0"/>
-          <w:numId w:val="1008"/>
-        </w:numPr>
-        <w:pStyle w:val="Compact"/>
-      </w:pPr>
-      <w:r>
-        <w:rPr>
-          <w:bCs/>
-          <w:b/>
-        </w:rPr>
-        <w:t xml:space="preserve">Attack quality.</w:t>
-      </w:r>
-      <w:r>
-        <w:t xml:space="preserve"> </w:t>
-      </w:r>
-      <w:r>
-        <w:t xml:space="preserve">A clean hit is harder to escape. When an attack succeeds by 3 or 4, the defense is at −1; by 5 or 6, −2; by 7 or more, −3.</w:t>
-      </w:r>
-    </w:p>
-    <w:p>
-      <w:pPr>
-        <w:numPr>
-          <w:ilvl w:val="0"/>
-          <w:numId w:val="1008"/>
-        </w:numPr>
-        <w:pStyle w:val="Compact"/>
-      </w:pPr>
-      <w:r>
-        <w:rPr>
-          <w:bCs/>
-          <w:b/>
-        </w:rPr>
-        <w:t xml:space="preserve">Aim.</w:t>
-      </w:r>
-      <w:r>
-        <w:t xml:space="preserve"> </w:t>
-      </w:r>
-      <w:r>
-        <w:t xml:space="preserve">Spend your action aiming at a target you can see: +1 to your next attack against it. An advantage that rewards aiming adds its bonus to this.</w:t>
+        <w:t xml:space="preserve">Vehicles take damage on a track.</w:t>
+      </w:r>
+      <w:r>
+        <w:t xml:space="preserve"> </w:t>
+      </w:r>
+      <w:r>
+        <w:t xml:space="preserve">A coach, a car or a ship has a track of four boxes. One marks no penalty yet; two means a system, a wheel or a horse is hit (−2 to rolls that use it); three means it’s crippled; four, it’s wrecked or stops dead, and everyone aboard rolls Athletics or marks a box. Each setting says what its vehicles’ boxes do.</w:t>
+      </w:r>
+    </w:p>
+    <w:bookmarkEnd w:id="49"/>
+    <w:bookmarkEnd w:id="50"/>
+    <w:bookmarkStart w:id="66" w:name="personal-combat"/>
+    <w:p>
+      <w:pPr>
+        <w:pStyle w:val="Heading1"/>
+      </w:pPr>
+      <w:r>
+        <w:t xml:space="preserve">Personal combat</w:t>
+      </w:r>
+    </w:p>
+    <w:bookmarkStart w:id="51" w:name="turn-order-and-actions"/>
+    <w:p>
+      <w:pPr>
+        <w:pStyle w:val="Heading2"/>
+      </w:pPr>
+      <w:r>
+        <w:t xml:space="preserve">Turn order and actions</w:t>
       </w:r>
     </w:p>
     <w:p>
@@ -9833,41 +9690,23 @@
         <w:pStyle w:val="FirstParagraph"/>
       </w:pPr>
       <w:r>
-        <w:t xml:space="preserve">Solid cover blocks a shot. Partial cover imposes −2 on the attack. Weapon effects apply after a hit survives any defense. Success margin does not increase damage: a great hit decides</w:t>
-      </w:r>
-      <w:r>
-        <w:t xml:space="preserve"> </w:t>
-      </w:r>
-      <w:r>
-        <w:rPr>
-          <w:iCs/>
-          <w:i/>
-        </w:rPr>
-        <w:t xml:space="preserve">what</w:t>
-      </w:r>
-      <w:r>
-        <w:t xml:space="preserve"> </w:t>
-      </w:r>
-      <w:r>
-        <w:t xml:space="preserve">happens instead.</w:t>
-      </w:r>
-    </w:p>
-    <w:bookmarkEnd w:id="52"/>
-    <w:bookmarkStart w:id="53" w:name="telling-hits"/>
-    <w:p>
-      <w:pPr>
-        <w:pStyle w:val="Heading2"/>
-      </w:pPr>
-      <w:r>
-        <w:t xml:space="preserve">Telling hits</w:t>
-      </w:r>
-    </w:p>
-    <w:p>
-      <w:pPr>
-        <w:pStyle w:val="FirstParagraph"/>
-      </w:pPr>
-      <w:r>
-        <w:t xml:space="preserve">A really good shot, or a blow that lands exactly where it was meant to, lets the attacker say what it does.</w:t>
+        <w:t xml:space="preserve">Act in descending Agility order. Players choose the order of tied characters; the GM resolves other ties. A round lasts a few seconds. On your turn, move up to your</w:t>
+      </w:r>
+      <w:r>
+        <w:t xml:space="preserve"> </w:t>
+      </w:r>
+      <w:r>
+        <w:rPr>
+          <w:bCs/>
+          <w:b/>
+        </w:rPr>
+        <w:t xml:space="preserve">Move</w:t>
+      </w:r>
+      <w:r>
+        <w:t xml:space="preserve"> </w:t>
+      </w:r>
+      <w:r>
+        <w:t xml:space="preserve">(below) and take one meaningful action, such as attacking, reloading, helping, or attempting a task.</w:t>
       </w:r>
     </w:p>
     <w:p>
@@ -9883,42 +9722,13 @@
           <w:bCs/>
           <w:b/>
         </w:rPr>
-        <w:t xml:space="preserve">A telling hit</w:t>
-      </w:r>
-      <w:r>
-        <w:t xml:space="preserve"> </w:t>
-      </w:r>
-      <w:r>
-        <w:t xml:space="preserve">is an attack that succeeds by</w:t>
-      </w:r>
-      <w:r>
-        <w:t xml:space="preserve"> </w:t>
-      </w:r>
-      <w:r>
-        <w:rPr>
-          <w:bCs/>
-          <w:b/>
-        </w:rPr>
-        <w:t xml:space="preserve">5 or more</w:t>
-      </w:r>
-      <w:r>
-        <w:t xml:space="preserve">, or on a natural 3 or 4, and isn’t stopped by a defense. The attacker picks</w:t>
-      </w:r>
-      <w:r>
-        <w:t xml:space="preserve"> </w:t>
-      </w:r>
-      <w:r>
-        <w:rPr>
-          <w:bCs/>
-          <w:b/>
-        </w:rPr>
-        <w:t xml:space="preserve">one effect</w:t>
-      </w:r>
-      <w:r>
-        <w:t xml:space="preserve"> </w:t>
-      </w:r>
-      <w:r>
-        <w:t xml:space="preserve">below and describes it. The weapon still marks its usual boxes.</w:t>
+        <w:t xml:space="preserve">Acting first and acting twice.</w:t>
+      </w:r>
+      <w:r>
+        <w:t xml:space="preserve"> </w:t>
+      </w:r>
+      <w:r>
+        <w:t xml:space="preserve">An ability can let a character act first in a round (a quick draw, super-speed): they go before everyone else, in Agility order among themselves. An ability that gives more than one action a round gives each one in turn, before the next character acts.</w:t>
       </w:r>
     </w:p>
     <w:p>
@@ -9934,20 +9744,320 @@
           <w:bCs/>
           <w:b/>
         </w:rPr>
-        <w:t xml:space="preserve">A called shot.</w:t>
-      </w:r>
-      <w:r>
-        <w:t xml:space="preserve"> </w:t>
-      </w:r>
-      <w:r>
-        <w:t xml:space="preserve">Before rolling, name an effect your weapon can deliver and take −2 on the attack, or −4 for a small target (a hand, an eye, a rope, a lock). If the attack hits at all, the effect happens, whatever the margin. An advantage that rewards aiming cuts this penalty by 1.</w:t>
+        <w:t xml:space="preserve">Helping in a fight.</w:t>
+      </w:r>
+      <w:r>
+        <w:t xml:space="preserve"> </w:t>
+      </w:r>
+      <w:r>
+        <w:t xml:space="preserve">Helping a friend’s attack (drawing a guard’s eye, steadying a shot, combining your powers) is your action: you assist under the usual rules (+1, or +2 by 5 or more) before they roll.</w:t>
+      </w:r>
+    </w:p>
+    <w:bookmarkEnd w:id="51"/>
+    <w:bookmarkStart w:id="52" w:name="attacking-and-defending"/>
+    <w:p>
+      <w:pPr>
+        <w:pStyle w:val="Heading2"/>
+      </w:pPr>
+      <w:r>
+        <w:t xml:space="preserve">Attacking and defending</w:t>
+      </w:r>
+    </w:p>
+    <w:p>
+      <w:pPr>
+        <w:pStyle w:val="FirstParagraph"/>
+      </w:pPr>
+      <w:r>
+        <w:t xml:space="preserve">Roll Firearms for a ranged attack, Close Combat for a weapon in hand, or Close Combat for fists and grappling. If the attack succeeds, an aware target able to move may</w:t>
+      </w:r>
+      <w:r>
+        <w:t xml:space="preserve"> </w:t>
+      </w:r>
+      <w:r>
+        <w:rPr>
+          <w:bCs/>
+          <w:b/>
+        </w:rPr>
+        <w:t xml:space="preserve">defend</w:t>
+      </w:r>
+      <w:r>
+        <w:t xml:space="preserve">: Dodge, Parry or Block. A successful defense cancels the hit. Apply injury penalties to every defense.</w:t>
       </w:r>
     </w:p>
     <w:p>
       <w:pPr>
         <w:numPr>
           <w:ilvl w:val="0"/>
-          <w:numId w:val="1009"/>
+          <w:numId w:val="1010"/>
+        </w:numPr>
+        <w:pStyle w:val="Compact"/>
+      </w:pPr>
+      <w:r>
+        <w:rPr>
+          <w:bCs/>
+          <w:b/>
+        </w:rPr>
+        <w:t xml:space="preserve">One defense a round.</w:t>
+      </w:r>
+      <w:r>
+        <w:t xml:space="preserve"> </w:t>
+      </w:r>
+      <w:r>
+        <w:t xml:space="preserve">A target gets one defense a round, between its turns, and chooses which when an attack hits.</w:t>
+      </w:r>
+    </w:p>
+    <w:p>
+      <w:pPr>
+        <w:numPr>
+          <w:ilvl w:val="0"/>
+          <w:numId w:val="1010"/>
+        </w:numPr>
+        <w:pStyle w:val="Compact"/>
+      </w:pPr>
+      <w:r>
+        <w:rPr>
+          <w:bCs/>
+          <w:b/>
+        </w:rPr>
+        <w:t xml:space="preserve">Additional Defense.</w:t>
+      </w:r>
+      <w:r>
+        <w:t xml:space="preserve"> </w:t>
+      </w:r>
+      <w:r>
+        <w:t xml:space="preserve">With this Edge you may attempt a second defense each round at −2, in addition to attack-quality and injury penalties. You cannot defend twice against the same attack.</w:t>
+      </w:r>
+    </w:p>
+    <w:p>
+      <w:pPr>
+        <w:numPr>
+          <w:ilvl w:val="0"/>
+          <w:numId w:val="1010"/>
+        </w:numPr>
+        <w:pStyle w:val="Compact"/>
+      </w:pPr>
+      <w:r>
+        <w:rPr>
+          <w:bCs/>
+          <w:b/>
+        </w:rPr>
+        <w:t xml:space="preserve">Dodge</w:t>
+      </w:r>
+      <w:r>
+        <w:t xml:space="preserve"> </w:t>
+      </w:r>
+      <w:r>
+        <w:t xml:space="preserve">is Agility −2, with +1 for Trained Athletics or +2 for Athletics as a Specialty or Expert.</w:t>
+      </w:r>
+    </w:p>
+    <w:p>
+      <w:pPr>
+        <w:numPr>
+          <w:ilvl w:val="0"/>
+          <w:numId w:val="1010"/>
+        </w:numPr>
+        <w:pStyle w:val="Compact"/>
+      </w:pPr>
+      <w:r>
+        <w:rPr>
+          <w:bCs/>
+          <w:b/>
+        </w:rPr>
+        <w:t xml:space="preserve">Parry.</w:t>
+      </w:r>
+      <w:r>
+        <w:t xml:space="preserve"> </w:t>
+      </w:r>
+      <w:r>
+        <w:t xml:space="preserve">Against a weapon in hand or fists, roll Close Combat −3 with a weapon in hand, or Close Combat −3 bare-handed against fists. An open hand can’t parry a blade, claws or fangs. Nobody parries a shot or a missile.</w:t>
+      </w:r>
+    </w:p>
+    <w:p>
+      <w:pPr>
+        <w:numPr>
+          <w:ilvl w:val="0"/>
+          <w:numId w:val="1010"/>
+        </w:numPr>
+        <w:pStyle w:val="Compact"/>
+      </w:pPr>
+      <w:r>
+        <w:rPr>
+          <w:bCs/>
+          <w:b/>
+        </w:rPr>
+        <w:t xml:space="preserve">Block.</w:t>
+      </w:r>
+      <w:r>
+        <w:t xml:space="preserve"> </w:t>
+      </w:r>
+      <w:r>
+        <w:t xml:space="preserve">With a shield, or anything that can stand in for one (a chair, a plank, a crate lid), you can block a weapon in hand, fists, or a thrown or loosed missile: roll Close Combat −2, plus the shield’s bonus. Nothing you can lift blocks a gunshot or a blast. An improvised shield breaks the first time it blocks a hit of 2 or more boxes.</w:t>
+      </w:r>
+    </w:p>
+    <w:p>
+      <w:pPr>
+        <w:numPr>
+          <w:ilvl w:val="0"/>
+          <w:numId w:val="1010"/>
+        </w:numPr>
+        <w:pStyle w:val="Compact"/>
+      </w:pPr>
+      <w:r>
+        <w:rPr>
+          <w:bCs/>
+          <w:b/>
+        </w:rPr>
+        <w:t xml:space="preserve">Attack quality.</w:t>
+      </w:r>
+      <w:r>
+        <w:t xml:space="preserve"> </w:t>
+      </w:r>
+      <w:r>
+        <w:t xml:space="preserve">A clean hit is harder to escape. When an attack succeeds by 3 or 4, the defense is at −1; by 5 or 6, −2; by 7 or more, −3.</w:t>
+      </w:r>
+    </w:p>
+    <w:p>
+      <w:pPr>
+        <w:numPr>
+          <w:ilvl w:val="0"/>
+          <w:numId w:val="1010"/>
+        </w:numPr>
+        <w:pStyle w:val="Compact"/>
+      </w:pPr>
+      <w:r>
+        <w:rPr>
+          <w:bCs/>
+          <w:b/>
+        </w:rPr>
+        <w:t xml:space="preserve">Aim.</w:t>
+      </w:r>
+      <w:r>
+        <w:t xml:space="preserve"> </w:t>
+      </w:r>
+      <w:r>
+        <w:t xml:space="preserve">Spend your action aiming at a target you can see: +1 to your next attack against it. An advantage that rewards aiming adds its bonus to this.</w:t>
+      </w:r>
+    </w:p>
+    <w:p>
+      <w:pPr>
+        <w:pStyle w:val="FirstParagraph"/>
+      </w:pPr>
+      <w:r>
+        <w:t xml:space="preserve">Solid cover blocks a shot. Partial cover imposes −2 on the attack. Weapon effects apply after a hit survives any defense. Success margin does not increase damage: a great hit decides</w:t>
+      </w:r>
+      <w:r>
+        <w:t xml:space="preserve"> </w:t>
+      </w:r>
+      <w:r>
+        <w:rPr>
+          <w:iCs/>
+          <w:i/>
+        </w:rPr>
+        <w:t xml:space="preserve">what</w:t>
+      </w:r>
+      <w:r>
+        <w:t xml:space="preserve"> </w:t>
+      </w:r>
+      <w:r>
+        <w:t xml:space="preserve">happens instead.</w:t>
+      </w:r>
+    </w:p>
+    <w:bookmarkEnd w:id="52"/>
+    <w:bookmarkStart w:id="53" w:name="telling-hits"/>
+    <w:p>
+      <w:pPr>
+        <w:pStyle w:val="Heading2"/>
+      </w:pPr>
+      <w:r>
+        <w:t xml:space="preserve">Telling hits</w:t>
+      </w:r>
+    </w:p>
+    <w:p>
+      <w:pPr>
+        <w:pStyle w:val="FirstParagraph"/>
+      </w:pPr>
+      <w:r>
+        <w:t xml:space="preserve">A really good shot, or a blow that lands exactly where it was meant to, lets the attacker say what it does.</w:t>
+      </w:r>
+    </w:p>
+    <w:p>
+      <w:pPr>
+        <w:numPr>
+          <w:ilvl w:val="0"/>
+          <w:numId w:val="1011"/>
+        </w:numPr>
+        <w:pStyle w:val="Compact"/>
+      </w:pPr>
+      <w:r>
+        <w:rPr>
+          <w:bCs/>
+          <w:b/>
+        </w:rPr>
+        <w:t xml:space="preserve">A telling hit</w:t>
+      </w:r>
+      <w:r>
+        <w:t xml:space="preserve"> </w:t>
+      </w:r>
+      <w:r>
+        <w:t xml:space="preserve">is an attack that succeeds by</w:t>
+      </w:r>
+      <w:r>
+        <w:t xml:space="preserve"> </w:t>
+      </w:r>
+      <w:r>
+        <w:rPr>
+          <w:bCs/>
+          <w:b/>
+        </w:rPr>
+        <w:t xml:space="preserve">5 or more</w:t>
+      </w:r>
+      <w:r>
+        <w:t xml:space="preserve">, or on a natural 3 or 4, and isn’t stopped by a defense. The attacker picks</w:t>
+      </w:r>
+      <w:r>
+        <w:t xml:space="preserve"> </w:t>
+      </w:r>
+      <w:r>
+        <w:rPr>
+          <w:bCs/>
+          <w:b/>
+        </w:rPr>
+        <w:t xml:space="preserve">one effect</w:t>
+      </w:r>
+      <w:r>
+        <w:t xml:space="preserve"> </w:t>
+      </w:r>
+      <w:r>
+        <w:t xml:space="preserve">below and describes it. The weapon still marks its usual boxes.</w:t>
+      </w:r>
+    </w:p>
+    <w:p>
+      <w:pPr>
+        <w:numPr>
+          <w:ilvl w:val="0"/>
+          <w:numId w:val="1011"/>
+        </w:numPr>
+        <w:pStyle w:val="Compact"/>
+      </w:pPr>
+      <w:r>
+        <w:rPr>
+          <w:bCs/>
+          <w:b/>
+        </w:rPr>
+        <w:t xml:space="preserve">A called shot.</w:t>
+      </w:r>
+      <w:r>
+        <w:t xml:space="preserve"> </w:t>
+      </w:r>
+      <w:r>
+        <w:t xml:space="preserve">Before rolling, name an effect your weapon can deliver and take −2 on the attack, or −4 for a small target (a hand, an eye, a rope, a lock). If the attack hits at all, the effect happens, whatever the margin. An advantage that rewards aiming cuts this penalty by 1.</w:t>
+      </w:r>
+    </w:p>
+    <w:p>
+      <w:pPr>
+        <w:numPr>
+          <w:ilvl w:val="0"/>
+          <w:numId w:val="1011"/>
         </w:numPr>
         <w:pStyle w:val="Compact"/>
       </w:pPr>
@@ -10183,7 +10293,7 @@
               <w:rPr>
                 <w:sz w:val="19"/>
               </w:rPr>
-              <w:t xml:space="preserve">The target is grabbed, held, or pinned against a wall or the ground. Their next action goes to getting free, and then they are free: no roll needed. Keeping them pinned takes another successful attack</w:t>
+              <w:t xml:space="preserve">The target is grabbed, held, or pinned against a wall or the ground. Their next action goes to getting free, and then they are free: no roll needed. Keeping them pinned takes another successful attack. Against someone much stronger (a grizzly, a giant, a super-strong grip), getting free takes a Body roll, −2 or −4 against something huge; on a failure they’re still held</w:t>
             </w:r>
           </w:p>
         </w:tc>
@@ -10901,7 +11011,7 @@
       <w:pPr>
         <w:numPr>
           <w:ilvl w:val="0"/>
-          <w:numId w:val="1010"/>
+          <w:numId w:val="1012"/>
         </w:numPr>
         <w:pStyle w:val="Compact"/>
       </w:pPr>
@@ -10923,7 +11033,7 @@
       <w:pPr>
         <w:numPr>
           <w:ilvl w:val="0"/>
-          <w:numId w:val="1010"/>
+          <w:numId w:val="1012"/>
         </w:numPr>
         <w:pStyle w:val="Compact"/>
       </w:pPr>
@@ -10945,7 +11055,7 @@
       <w:pPr>
         <w:numPr>
           <w:ilvl w:val="0"/>
-          <w:numId w:val="1010"/>
+          <w:numId w:val="1012"/>
         </w:numPr>
         <w:pStyle w:val="Compact"/>
       </w:pPr>
@@ -11661,7 +11771,7 @@
     </w:p>
     <w:bookmarkEnd w:id="55"/>
     <w:bookmarkEnd w:id="56"/>
-    <w:bookmarkStart w:id="59" w:name="injury"/>
+    <w:bookmarkStart w:id="62" w:name="injury"/>
     <w:p>
       <w:pPr>
         <w:pStyle w:val="Heading2"/>
@@ -11963,7 +12073,7 @@
       <w:pPr>
         <w:numPr>
           <w:ilvl w:val="0"/>
-          <w:numId w:val="1011"/>
+          <w:numId w:val="1013"/>
         </w:numPr>
         <w:pStyle w:val="Compact"/>
       </w:pPr>
@@ -12014,7 +12124,7 @@
       <w:pPr>
         <w:numPr>
           <w:ilvl w:val="0"/>
-          <w:numId w:val="1011"/>
+          <w:numId w:val="1013"/>
         </w:numPr>
         <w:pStyle w:val="Compact"/>
       </w:pPr>
@@ -12036,7 +12146,7 @@
       <w:pPr>
         <w:numPr>
           <w:ilvl w:val="0"/>
-          <w:numId w:val="1011"/>
+          <w:numId w:val="1013"/>
         </w:numPr>
         <w:pStyle w:val="Compact"/>
       </w:pPr>
@@ -12063,13 +12173,13 @@
       </w:r>
     </w:p>
     <w:bookmarkEnd w:id="57"/>
-    <w:bookmarkStart w:id="58" w:name="optional-rule-gritty-combat"/>
+    <w:bookmarkStart w:id="58" w:name="falls-fire-and-foul-air"/>
     <w:p>
       <w:pPr>
         <w:pStyle w:val="Heading3"/>
       </w:pPr>
       <w:r>
-        <w:t xml:space="preserve">Optional rule: gritty combat</w:t>
+        <w:t xml:space="preserve">Falls, fire and foul air</w:t>
       </w:r>
     </w:p>
     <w:p>
@@ -12077,25 +12187,202 @@
         <w:pStyle w:val="FirstParagraph"/>
       </w:pPr>
       <w:r>
-        <w:t xml:space="preserve">For a harder, bloodier game, the GM can turn on</w:t>
-      </w:r>
-      <w:r>
-        <w:t xml:space="preserve"> </w:t>
-      </w:r>
-      <w:r>
-        <w:rPr>
-          <w:bCs/>
-          <w:b/>
-        </w:rPr>
-        <w:t xml:space="preserve">gritty combat</w:t>
-      </w:r>
-      <w:r>
-        <w:t xml:space="preserve"> </w:t>
-      </w:r>
-      <w:r>
-        <w:t xml:space="preserve">for the campaign (the creator has a switch on the Condition card and in the GM view). The rest of the rules stay the same.</w:t>
-      </w:r>
-    </w:p>
+        <w:t xml:space="preserve">A fall marks boxes by its height. Deep water, a haystack or an awning makes it one step better.</w:t>
+      </w:r>
+    </w:p>
+    <w:tbl>
+      <w:tblPr>
+        <w:tblStyle w:val="Table"/>
+        <w:tblW w:type="auto" w:w="0"/>
+        <w:tblLook w:firstRow="1" w:lastRow="0" w:firstColumn="0" w:lastColumn="0" w:noHBand="0" w:noVBand="0" w:val="0020"/>
+        <w:jc w:val="start"/>
+        <w:tblBorders>
+          <w:top w:val="single" w:sz="4" w:color="B8C2D3"/>
+          <w:left w:val="single" w:sz="4" w:color="B8C2D3"/>
+          <w:bottom w:val="single" w:sz="4" w:color="B8C2D3"/>
+          <w:right w:val="single" w:sz="4" w:color="B8C2D3"/>
+          <w:insideH w:val="single" w:sz="4" w:color="B8C2D3"/>
+          <w:insideV w:val="single" w:sz="4" w:color="B8C2D3"/>
+        </w:tblBorders>
+      </w:tblPr>
+      <w:tblGrid>
+        <w:gridCol w:w="3960"/>
+        <w:gridCol w:w="3960"/>
+      </w:tblGrid>
+      <w:tr>
+        <w:trPr>
+          <w:tblHeader w:val="true"/>
+        </w:trPr>
+        <w:tc>
+          <w:tcPr>
+            <w:shd w:val="clear" w:fill="E9EEF6"/>
+          </w:tcPr>
+          <w:p>
+            <w:pPr>
+              <w:pStyle w:val="Compact"/>
+              <w:jc w:val="left"/>
+            </w:pPr>
+            <w:r>
+              <w:rPr>
+                <w:b/>
+                <w:sz w:val="19"/>
+              </w:rPr>
+              <w:t xml:space="preserve">Height</w:t>
+            </w:r>
+          </w:p>
+        </w:tc>
+        <w:tc>
+          <w:tcPr>
+            <w:shd w:val="clear" w:fill="E9EEF6"/>
+          </w:tcPr>
+          <w:p>
+            <w:pPr>
+              <w:pStyle w:val="Compact"/>
+              <w:jc w:val="left"/>
+            </w:pPr>
+            <w:r>
+              <w:rPr>
+                <w:b/>
+                <w:sz w:val="19"/>
+              </w:rPr>
+              <w:t xml:space="preserve">Boxes</w:t>
+            </w:r>
+          </w:p>
+        </w:tc>
+      </w:tr>
+      <w:tr>
+        <w:tc>
+          <w:tcPr/>
+          <w:p>
+            <w:pPr>
+              <w:pStyle w:val="Compact"/>
+              <w:jc w:val="left"/>
+            </w:pPr>
+            <w:r>
+              <w:rPr>
+                <w:b/>
+                <w:sz w:val="19"/>
+              </w:rPr>
+              <w:t xml:space="preserve">A story or two (up to 10 yards)</w:t>
+            </w:r>
+          </w:p>
+        </w:tc>
+        <w:tc>
+          <w:tcPr/>
+          <w:p>
+            <w:pPr>
+              <w:pStyle w:val="Compact"/>
+              <w:jc w:val="left"/>
+            </w:pPr>
+            <w:r>
+              <w:rPr>
+                <w:sz w:val="19"/>
+              </w:rPr>
+              <w:t xml:space="preserve">1</w:t>
+            </w:r>
+          </w:p>
+        </w:tc>
+      </w:tr>
+      <w:tr>
+        <w:tc>
+          <w:tcPr/>
+          <w:p>
+            <w:pPr>
+              <w:pStyle w:val="Compact"/>
+              <w:jc w:val="left"/>
+            </w:pPr>
+            <w:r>
+              <w:rPr>
+                <w:b/>
+                <w:sz w:val="19"/>
+              </w:rPr>
+              <w:t xml:space="preserve">A rooftop (up to 25 yards)</w:t>
+            </w:r>
+          </w:p>
+        </w:tc>
+        <w:tc>
+          <w:tcPr/>
+          <w:p>
+            <w:pPr>
+              <w:pStyle w:val="Compact"/>
+              <w:jc w:val="left"/>
+            </w:pPr>
+            <w:r>
+              <w:rPr>
+                <w:sz w:val="19"/>
+              </w:rPr>
+              <w:t xml:space="preserve">2</w:t>
+            </w:r>
+          </w:p>
+        </w:tc>
+      </w:tr>
+      <w:tr>
+        <w:tc>
+          <w:tcPr/>
+          <w:p>
+            <w:pPr>
+              <w:pStyle w:val="Compact"/>
+              <w:jc w:val="left"/>
+            </w:pPr>
+            <w:r>
+              <w:rPr>
+                <w:b/>
+                <w:sz w:val="19"/>
+              </w:rPr>
+              <w:t xml:space="preserve">A tower or a cliff (up to 100 yards)</w:t>
+            </w:r>
+          </w:p>
+        </w:tc>
+        <w:tc>
+          <w:tcPr/>
+          <w:p>
+            <w:pPr>
+              <w:pStyle w:val="Compact"/>
+              <w:jc w:val="left"/>
+            </w:pPr>
+            <w:r>
+              <w:rPr>
+                <w:sz w:val="19"/>
+              </w:rPr>
+              <w:t xml:space="preserve">3, and Dying</w:t>
+            </w:r>
+          </w:p>
+        </w:tc>
+      </w:tr>
+      <w:tr>
+        <w:tc>
+          <w:tcPr/>
+          <w:p>
+            <w:pPr>
+              <w:pStyle w:val="Compact"/>
+              <w:jc w:val="left"/>
+            </w:pPr>
+            <w:r>
+              <w:rPr>
+                <w:b/>
+                <w:sz w:val="19"/>
+              </w:rPr>
+              <w:t xml:space="preserve">Higher</w:t>
+            </w:r>
+          </w:p>
+        </w:tc>
+        <w:tc>
+          <w:tcPr/>
+          <w:p>
+            <w:pPr>
+              <w:pStyle w:val="Compact"/>
+              <w:jc w:val="left"/>
+            </w:pPr>
+            <w:r>
+              <w:rPr>
+                <w:sz w:val="19"/>
+              </w:rPr>
+              <w:t xml:space="preserve">Certain death, unless something breaks the fall</w:t>
+            </w:r>
+          </w:p>
+        </w:tc>
+      </w:tr>
+    </w:tbl>
     <w:p>
       <w:pPr>
         <w:pStyle w:val="BodyText"/>
@@ -12105,91 +12392,46 @@
           <w:bCs/>
           <w:b/>
         </w:rPr>
-        <w:t xml:space="preserve">Grievous hits.</w:t>
-      </w:r>
-      <w:r>
-        <w:t xml:space="preserve"> </w:t>
-      </w:r>
-      <w:r>
-        <w:t xml:space="preserve">A hit that marks</w:t>
-      </w:r>
-      <w:r>
-        <w:t xml:space="preserve"> </w:t>
-      </w:r>
-      <w:r>
-        <w:rPr>
-          <w:bCs/>
-          <w:b/>
-        </w:rPr>
-        <w:t xml:space="preserve">2 or more boxes</w:t>
-      </w:r>
-      <w:r>
-        <w:t xml:space="preserve"> </w:t>
-      </w:r>
-      <w:r>
-        <w:t xml:space="preserve">is</w:t>
-      </w:r>
-      <w:r>
-        <w:t xml:space="preserve"> </w:t>
-      </w:r>
-      <w:r>
-        <w:rPr>
-          <w:bCs/>
-          <w:b/>
-        </w:rPr>
-        <w:t xml:space="preserve">grievous</w:t>
-      </w:r>
-      <w:r>
-        <w:t xml:space="preserve"> </w:t>
-      </w:r>
-      <w:r>
-        <w:t xml:space="preserve">when the attack succeeded by</w:t>
-      </w:r>
-      <w:r>
-        <w:t xml:space="preserve"> </w:t>
-      </w:r>
-      <w:r>
-        <w:rPr>
-          <w:bCs/>
-          <w:b/>
-        </w:rPr>
-        <w:t xml:space="preserve">7 or more</w:t>
-      </w:r>
-      <w:r>
-        <w:t xml:space="preserve">, rolled a</w:t>
-      </w:r>
-      <w:r>
-        <w:t xml:space="preserve"> </w:t>
-      </w:r>
-      <w:r>
-        <w:rPr>
-          <w:bCs/>
-          <w:b/>
-        </w:rPr>
-        <w:t xml:space="preserve">natural 3 or 4</w:t>
-      </w:r>
-      <w:r>
-        <w:t xml:space="preserve">, or left the target</w:t>
-      </w:r>
-      <w:r>
-        <w:t xml:space="preserve"> </w:t>
-      </w:r>
-      <w:r>
-        <w:rPr>
-          <w:bCs/>
-          <w:b/>
-        </w:rPr>
-        <w:t xml:space="preserve">Dying</w:t>
-      </w:r>
-      <w:r>
-        <w:t xml:space="preserve">.</w:t>
+        <w:t xml:space="preserve">Fire</w:t>
+      </w:r>
+      <w:r>
+        <w:t xml:space="preserve"> </w:t>
+      </w:r>
+      <w:r>
+        <w:t xml:space="preserve">marks 1 box each round in the flames.</w:t>
+      </w:r>
+      <w:r>
+        <w:t xml:space="preserve"> </w:t>
+      </w:r>
+      <w:r>
+        <w:rPr>
+          <w:bCs/>
+          <w:b/>
+        </w:rPr>
+        <w:t xml:space="preserve">Smoke, poison air or vacuum</w:t>
+      </w:r>
+      <w:r>
+        <w:t xml:space="preserve"> </w:t>
+      </w:r>
+      <w:r>
+        <w:t xml:space="preserve">marks 1 box each round you breathe it, unless you have a mask or a suit.</w:t>
+      </w:r>
+    </w:p>
+    <w:bookmarkEnd w:id="58"/>
+    <w:bookmarkStart w:id="59" w:name="fear-and-other-conditions"/>
+    <w:p>
+      <w:pPr>
+        <w:pStyle w:val="Heading3"/>
+      </w:pPr>
+      <w:r>
+        <w:t xml:space="preserve">Fear and other conditions</w:t>
       </w:r>
     </w:p>
     <w:p>
       <w:pPr>
         <w:numPr>
           <w:ilvl w:val="0"/>
-          <w:numId w:val="1012"/>
+          <w:numId w:val="1014"/>
         </w:numPr>
         <w:pStyle w:val="Compact"/>
       </w:pPr>
@@ -12198,20 +12440,20 @@
           <w:bCs/>
           <w:b/>
         </w:rPr>
-        <w:t xml:space="preserve">A character</w:t>
-      </w:r>
-      <w:r>
-        <w:t xml:space="preserve"> </w:t>
-      </w:r>
-      <w:r>
-        <w:t xml:space="preserve">rolls 3d6 on the table below and suffers the result on top of the boxes.</w:t>
+        <w:t xml:space="preserve">Stunned.</w:t>
+      </w:r>
+      <w:r>
+        <w:t xml:space="preserve"> </w:t>
+      </w:r>
+      <w:r>
+        <w:t xml:space="preserve">−2 on your next action roll; then it’s over.</w:t>
       </w:r>
     </w:p>
     <w:p>
       <w:pPr>
         <w:numPr>
           <w:ilvl w:val="0"/>
-          <w:numId w:val="1012"/>
+          <w:numId w:val="1014"/>
         </w:numPr>
         <w:pStyle w:val="Compact"/>
       </w:pPr>
@@ -12220,20 +12462,259 @@
           <w:bCs/>
           <w:b/>
         </w:rPr>
-        <w:t xml:space="preserve">An opponent</w:t>
-      </w:r>
-      <w:r>
-        <w:t xml:space="preserve"> </w:t>
-      </w:r>
-      <w:r>
-        <w:t xml:space="preserve">is simply taken out: no roll, no boxes to count. Describe how, or let the GM view roll a description.</w:t>
+        <w:t xml:space="preserve">Frightened.</w:t>
+      </w:r>
+      <w:r>
+        <w:t xml:space="preserve"> </w:t>
+      </w:r>
+      <w:r>
+        <w:t xml:space="preserve">Fear, a hex, a horror: you must keep away from its source, and you’re −2 to act against it. At the end of each of your turns, roll Will to shake it off (+2 if you’ve been hurt since). A spell or a trait that makes its target</w:t>
+      </w:r>
+      <w:r>
+        <w:t xml:space="preserve"> </w:t>
+      </w:r>
+      <w:r>
+        <w:rPr>
+          <w:iCs/>
+          <w:i/>
+        </w:rPr>
+        <w:t xml:space="preserve">flee or freeze</w:t>
+      </w:r>
+      <w:r>
+        <w:t xml:space="preserve"> </w:t>
+      </w:r>
+      <w:r>
+        <w:t xml:space="preserve">makes them Frightened.</w:t>
       </w:r>
     </w:p>
     <w:p>
       <w:pPr>
         <w:numPr>
           <w:ilvl w:val="0"/>
-          <w:numId w:val="1012"/>
+          <w:numId w:val="1014"/>
+        </w:numPr>
+        <w:pStyle w:val="Compact"/>
+      </w:pPr>
+      <w:r>
+        <w:rPr>
+          <w:bCs/>
+          <w:b/>
+        </w:rPr>
+        <w:t xml:space="preserve">Charmed.</w:t>
+      </w:r>
+      <w:r>
+        <w:t xml:space="preserve"> </w:t>
+      </w:r>
+      <w:r>
+        <w:t xml:space="preserve">You treat the one who charmed you as a friend for the scene. Harming you or your friends ends it at once.</w:t>
+      </w:r>
+    </w:p>
+    <w:bookmarkEnd w:id="59"/>
+    <w:bookmarkStart w:id="60" w:name="mental-harm-a-setting-option"/>
+    <w:p>
+      <w:pPr>
+        <w:pStyle w:val="Heading3"/>
+      </w:pPr>
+      <w:r>
+        <w:t xml:space="preserve">Mental harm (a setting option)</w:t>
+      </w:r>
+    </w:p>
+    <w:p>
+      <w:pPr>
+        <w:pStyle w:val="FirstParagraph"/>
+      </w:pPr>
+      <w:r>
+        <w:t xml:space="preserve">A setting can give every character a</w:t>
+      </w:r>
+      <w:r>
+        <w:t xml:space="preserve"> </w:t>
+      </w:r>
+      <w:r>
+        <w:rPr>
+          <w:bCs/>
+          <w:b/>
+        </w:rPr>
+        <w:t xml:space="preserve">Mind</w:t>
+      </w:r>
+      <w:r>
+        <w:t xml:space="preserve"> </w:t>
+      </w:r>
+      <w:r>
+        <w:t xml:space="preserve">track beside the injury track (Aurora does). Attacks on the mind mark it: Powers or a spell against Will, never Dodge, and armor doesn’t help. One box is Shaken (−1 to mental actions: Will, and skills of Intellect and Presence), two Overwhelmed (−2), three Broken: unconscious or catatonic until they rest. It never leaves anyone Dying; a scene’s rest clears one box, a night’s sleep all of them. Opponents have as many Mind boxes as injury boxes.</w:t>
+      </w:r>
+    </w:p>
+    <w:bookmarkEnd w:id="60"/>
+    <w:bookmarkStart w:id="61" w:name="optional-rule-gritty-combat"/>
+    <w:p>
+      <w:pPr>
+        <w:pStyle w:val="Heading3"/>
+      </w:pPr>
+      <w:r>
+        <w:t xml:space="preserve">Optional rule: gritty combat</w:t>
+      </w:r>
+    </w:p>
+    <w:p>
+      <w:pPr>
+        <w:pStyle w:val="FirstParagraph"/>
+      </w:pPr>
+      <w:r>
+        <w:t xml:space="preserve">For a harder, bloodier game, the GM can turn on</w:t>
+      </w:r>
+      <w:r>
+        <w:t xml:space="preserve"> </w:t>
+      </w:r>
+      <w:r>
+        <w:rPr>
+          <w:bCs/>
+          <w:b/>
+        </w:rPr>
+        <w:t xml:space="preserve">gritty combat</w:t>
+      </w:r>
+      <w:r>
+        <w:t xml:space="preserve"> </w:t>
+      </w:r>
+      <w:r>
+        <w:t xml:space="preserve">for the campaign (the creator has a switch on the Condition card and in the GM view). The rest of the rules stay the same.</w:t>
+      </w:r>
+    </w:p>
+    <w:p>
+      <w:pPr>
+        <w:pStyle w:val="BodyText"/>
+      </w:pPr>
+      <w:r>
+        <w:rPr>
+          <w:bCs/>
+          <w:b/>
+        </w:rPr>
+        <w:t xml:space="preserve">Grievous hits.</w:t>
+      </w:r>
+      <w:r>
+        <w:t xml:space="preserve"> </w:t>
+      </w:r>
+      <w:r>
+        <w:t xml:space="preserve">A hit that marks</w:t>
+      </w:r>
+      <w:r>
+        <w:t xml:space="preserve"> </w:t>
+      </w:r>
+      <w:r>
+        <w:rPr>
+          <w:bCs/>
+          <w:b/>
+        </w:rPr>
+        <w:t xml:space="preserve">2 or more boxes</w:t>
+      </w:r>
+      <w:r>
+        <w:t xml:space="preserve"> </w:t>
+      </w:r>
+      <w:r>
+        <w:t xml:space="preserve">is</w:t>
+      </w:r>
+      <w:r>
+        <w:t xml:space="preserve"> </w:t>
+      </w:r>
+      <w:r>
+        <w:rPr>
+          <w:bCs/>
+          <w:b/>
+        </w:rPr>
+        <w:t xml:space="preserve">grievous</w:t>
+      </w:r>
+      <w:r>
+        <w:t xml:space="preserve"> </w:t>
+      </w:r>
+      <w:r>
+        <w:t xml:space="preserve">when the attack succeeded by</w:t>
+      </w:r>
+      <w:r>
+        <w:t xml:space="preserve"> </w:t>
+      </w:r>
+      <w:r>
+        <w:rPr>
+          <w:bCs/>
+          <w:b/>
+        </w:rPr>
+        <w:t xml:space="preserve">7 or more</w:t>
+      </w:r>
+      <w:r>
+        <w:t xml:space="preserve">, rolled a</w:t>
+      </w:r>
+      <w:r>
+        <w:t xml:space="preserve"> </w:t>
+      </w:r>
+      <w:r>
+        <w:rPr>
+          <w:bCs/>
+          <w:b/>
+        </w:rPr>
+        <w:t xml:space="preserve">natural 3 or 4</w:t>
+      </w:r>
+      <w:r>
+        <w:t xml:space="preserve">, or left the target</w:t>
+      </w:r>
+      <w:r>
+        <w:t xml:space="preserve"> </w:t>
+      </w:r>
+      <w:r>
+        <w:rPr>
+          <w:bCs/>
+          <w:b/>
+        </w:rPr>
+        <w:t xml:space="preserve">Dying</w:t>
+      </w:r>
+      <w:r>
+        <w:t xml:space="preserve">.</w:t>
+      </w:r>
+    </w:p>
+    <w:p>
+      <w:pPr>
+        <w:numPr>
+          <w:ilvl w:val="0"/>
+          <w:numId w:val="1015"/>
+        </w:numPr>
+        <w:pStyle w:val="Compact"/>
+      </w:pPr>
+      <w:r>
+        <w:rPr>
+          <w:bCs/>
+          <w:b/>
+        </w:rPr>
+        <w:t xml:space="preserve">A character</w:t>
+      </w:r>
+      <w:r>
+        <w:t xml:space="preserve"> </w:t>
+      </w:r>
+      <w:r>
+        <w:t xml:space="preserve">rolls 3d6 on the table below and suffers the result on top of the boxes.</w:t>
+      </w:r>
+    </w:p>
+    <w:p>
+      <w:pPr>
+        <w:numPr>
+          <w:ilvl w:val="0"/>
+          <w:numId w:val="1015"/>
+        </w:numPr>
+        <w:pStyle w:val="Compact"/>
+      </w:pPr>
+      <w:r>
+        <w:rPr>
+          <w:bCs/>
+          <w:b/>
+        </w:rPr>
+        <w:t xml:space="preserve">An opponent</w:t>
+      </w:r>
+      <w:r>
+        <w:t xml:space="preserve"> </w:t>
+      </w:r>
+      <w:r>
+        <w:t xml:space="preserve">is simply taken out: no roll, no boxes to count. Describe how, or let the GM view roll a description.</w:t>
+      </w:r>
+    </w:p>
+    <w:p>
+      <w:pPr>
+        <w:numPr>
+          <w:ilvl w:val="0"/>
+          <w:numId w:val="1015"/>
         </w:numPr>
         <w:pStyle w:val="Compact"/>
       </w:pPr>
@@ -12732,7 +13213,7 @@
       <w:pPr>
         <w:numPr>
           <w:ilvl w:val="0"/>
-          <w:numId w:val="1013"/>
+          <w:numId w:val="1016"/>
         </w:numPr>
         <w:pStyle w:val="Compact"/>
       </w:pPr>
@@ -12770,7 +13251,7 @@
       <w:pPr>
         <w:numPr>
           <w:ilvl w:val="0"/>
-          <w:numId w:val="1013"/>
+          <w:numId w:val="1016"/>
         </w:numPr>
         <w:pStyle w:val="Compact"/>
       </w:pPr>
@@ -12805,7 +13286,7 @@
       <w:pPr>
         <w:numPr>
           <w:ilvl w:val="0"/>
-          <w:numId w:val="1013"/>
+          <w:numId w:val="1016"/>
         </w:numPr>
         <w:pStyle w:val="Compact"/>
       </w:pPr>
@@ -12823,9 +13304,9 @@
         <w:t xml:space="preserve">Grievous wounds heal on their own clock, whatever the boxes say. A lost limb, a lost eye or a disfigurement never heals.</w:t>
       </w:r>
     </w:p>
-    <w:bookmarkEnd w:id="58"/>
-    <w:bookmarkEnd w:id="59"/>
-    <w:bookmarkStart w:id="60" w:name="weapons-and-damage"/>
+    <w:bookmarkEnd w:id="61"/>
+    <w:bookmarkEnd w:id="62"/>
+    <w:bookmarkStart w:id="64" w:name="weapons-and-damage"/>
     <w:p>
       <w:pPr>
         <w:pStyle w:val="Heading2"/>
@@ -12853,6 +13334,253 @@
       </w:r>
       <w:r>
         <w:t xml:space="preserve">, not on how well the attack succeeded.</w:t>
+      </w:r>
+    </w:p>
+    <w:p>
+      <w:pPr>
+        <w:numPr>
+          <w:ilvl w:val="0"/>
+          <w:numId w:val="1017"/>
+        </w:numPr>
+        <w:pStyle w:val="Compact"/>
+      </w:pPr>
+      <w:r>
+        <w:rPr>
+          <w:bCs/>
+          <w:b/>
+        </w:rPr>
+        <w:t xml:space="preserve">“</w:t>
+      </w:r>
+      <w:r>
+        <w:rPr>
+          <w:bCs/>
+          <w:b/>
+        </w:rPr>
+        <w:t xml:space="preserve">3, and Dying.</w:t>
+      </w:r>
+      <w:r>
+        <w:rPr>
+          <w:bCs/>
+          <w:b/>
+        </w:rPr>
+        <w:t xml:space="preserve">”</w:t>
+      </w:r>
+      <w:r>
+        <w:t xml:space="preserve"> </w:t>
+      </w:r>
+      <w:r>
+        <w:t xml:space="preserve">The deadliest weapons (a buffalo rifle, a plasma rifle, a grenade at the center) mark 3 boxes: enough to take an unhurt character straight to Incapacitated and Dying.</w:t>
+      </w:r>
+    </w:p>
+    <w:p>
+      <w:pPr>
+        <w:numPr>
+          <w:ilvl w:val="0"/>
+          <w:numId w:val="1017"/>
+        </w:numPr>
+        <w:pStyle w:val="Compact"/>
+      </w:pPr>
+      <w:r>
+        <w:rPr>
+          <w:bCs/>
+          <w:b/>
+        </w:rPr>
+        <w:t xml:space="preserve">Explosions</w:t>
+      </w:r>
+      <w:r>
+        <w:t xml:space="preserve"> </w:t>
+      </w:r>
+      <w:r>
+        <w:t xml:space="preserve">mark 1 box on everyone nearby and their full boxes at the center; Dodge means diving clear.</w:t>
+      </w:r>
+    </w:p>
+    <w:p>
+      <w:pPr>
+        <w:numPr>
+          <w:ilvl w:val="0"/>
+          <w:numId w:val="1017"/>
+        </w:numPr>
+        <w:pStyle w:val="Compact"/>
+      </w:pPr>
+      <w:r>
+        <w:rPr>
+          <w:bCs/>
+          <w:b/>
+        </w:rPr>
+        <w:t xml:space="preserve">Stun weapons</w:t>
+      </w:r>
+      <w:r>
+        <w:t xml:space="preserve"> </w:t>
+      </w:r>
+      <w:r>
+        <w:t xml:space="preserve">(a taser, a stunner) mark no box: the target rolls Body −2. On a failure they’re out for the scene; on a success, −2 on their next action.</w:t>
+      </w:r>
+    </w:p>
+    <w:p>
+      <w:pPr>
+        <w:numPr>
+          <w:ilvl w:val="0"/>
+          <w:numId w:val="1017"/>
+        </w:numPr>
+        <w:pStyle w:val="Compact"/>
+      </w:pPr>
+      <w:r>
+        <w:rPr>
+          <w:bCs/>
+          <w:b/>
+        </w:rPr>
+        <w:t xml:space="preserve">Jams.</w:t>
+      </w:r>
+      <w:r>
+        <w:t xml:space="preserve"> </w:t>
+      </w:r>
+      <w:r>
+        <w:t xml:space="preserve">A firearm jams on a natural 18 (a setting’s older guns may misfire more often); clearing it takes an action.</w:t>
+      </w:r>
+    </w:p>
+    <w:bookmarkStart w:id="63" w:name="armor-toughness-and-weaknesses"/>
+    <w:p>
+      <w:pPr>
+        <w:pStyle w:val="Heading3"/>
+      </w:pPr>
+      <w:r>
+        <w:t xml:space="preserve">Armor, toughness and weaknesses</w:t>
+      </w:r>
+    </w:p>
+    <w:p>
+      <w:pPr>
+        <w:numPr>
+          <w:ilvl w:val="0"/>
+          <w:numId w:val="1018"/>
+        </w:numPr>
+        <w:pStyle w:val="Compact"/>
+      </w:pPr>
+      <w:r>
+        <w:rPr>
+          <w:bCs/>
+          <w:b/>
+        </w:rPr>
+        <w:t xml:space="preserve">Armor</w:t>
+      </w:r>
+      <w:r>
+        <w:t xml:space="preserve"> </w:t>
+      </w:r>
+      <w:r>
+        <w:t xml:space="preserve">turns some hits. A typical piece (a mail shirt, a heavy coat, a vest) makes a hit of 2 or more boxes mark one fewer, once per fight, and its entry says what it works against. Heavy armor works every time.</w:t>
+      </w:r>
+    </w:p>
+    <w:p>
+      <w:pPr>
+        <w:numPr>
+          <w:ilvl w:val="0"/>
+          <w:numId w:val="1018"/>
+        </w:numPr>
+        <w:pStyle w:val="Compact"/>
+      </w:pPr>
+      <w:r>
+        <w:rPr>
+          <w:bCs/>
+          <w:b/>
+        </w:rPr>
+        <w:t xml:space="preserve">Toughness.</w:t>
+      </w:r>
+      <w:r>
+        <w:t xml:space="preserve"> </w:t>
+      </w:r>
+      <w:r>
+        <w:t xml:space="preserve">A threat’s trait can say</w:t>
+      </w:r>
+      <w:r>
+        <w:t xml:space="preserve"> </w:t>
+      </w:r>
+      <w:r>
+        <w:rPr>
+          <w:iCs/>
+          <w:i/>
+        </w:rPr>
+        <w:t xml:space="preserve">hits of 1 box mark nothing</w:t>
+      </w:r>
+      <w:r>
+        <w:t xml:space="preserve"> </w:t>
+      </w:r>
+      <w:r>
+        <w:t xml:space="preserve">(a huge beast, an armored soldier) or</w:t>
+      </w:r>
+      <w:r>
+        <w:t xml:space="preserve"> </w:t>
+      </w:r>
+      <w:r>
+        <w:rPr>
+          <w:iCs/>
+          <w:i/>
+        </w:rPr>
+        <w:t xml:space="preserve">hits of 2 or more boxes mark one fewer</w:t>
+      </w:r>
+      <w:r>
+        <w:t xml:space="preserve"> </w:t>
+      </w:r>
+      <w:r>
+        <w:t xml:space="preserve">(chrome, scales, a curse).</w:t>
+      </w:r>
+    </w:p>
+    <w:p>
+      <w:pPr>
+        <w:numPr>
+          <w:ilvl w:val="0"/>
+          <w:numId w:val="1018"/>
+        </w:numPr>
+        <w:pStyle w:val="Compact"/>
+      </w:pPr>
+      <w:r>
+        <w:rPr>
+          <w:bCs/>
+          <w:b/>
+        </w:rPr>
+        <w:t xml:space="preserve">Weaknesses.</w:t>
+      </w:r>
+      <w:r>
+        <w:t xml:space="preserve"> </w:t>
+      </w:r>
+      <w:r>
+        <w:t xml:space="preserve">What a creature is weak to marks one box more, and its toughness and armor don’t help against it.</w:t>
+      </w:r>
+      <w:r>
+        <w:t xml:space="preserve"> </w:t>
+      </w:r>
+      <w:r>
+        <w:rPr>
+          <w:iCs/>
+          <w:i/>
+        </w:rPr>
+        <w:t xml:space="preserve">Only fire (or silver, or cold iron) marks more than 1 box</w:t>
+      </w:r>
+      <w:r>
+        <w:t xml:space="preserve"> </w:t>
+      </w:r>
+      <w:r>
+        <w:t xml:space="preserve">means everything else marks at most 1.</w:t>
+      </w:r>
+    </w:p>
+    <w:p>
+      <w:pPr>
+        <w:numPr>
+          <w:ilvl w:val="0"/>
+          <w:numId w:val="1018"/>
+        </w:numPr>
+        <w:pStyle w:val="Compact"/>
+      </w:pPr>
+      <w:r>
+        <w:rPr>
+          <w:bCs/>
+          <w:b/>
+        </w:rPr>
+        <w:t xml:space="preserve">Materials.</w:t>
+      </w:r>
+      <w:r>
+        <w:t xml:space="preserve"> </w:t>
+      </w:r>
+      <w:r>
+        <w:t xml:space="preserve">What an attack is made of (silver, cold iron, a wooden stake, holy water) is what counts for a weakness: say it when you attack. A weakness works whoever uses it, whether or not anyone knows of it.</w:t>
       </w:r>
     </w:p>
     <w:tbl>
@@ -13626,7 +14354,27 @@
               <w:rPr>
                 <w:sz w:val="19"/>
               </w:rPr>
-              <w:t xml:space="preserve">1 each round</w:t>
+              <w:t xml:space="preserve">1 each round (see</w:t>
+            </w:r>
+            <w:r>
+              <w:rPr>
+                <w:sz w:val="19"/>
+              </w:rPr>
+              <w:t xml:space="preserve"> </w:t>
+            </w:r>
+            <w:r>
+              <w:rPr>
+                <w:iCs/>
+                <w:i/>
+                <w:sz w:val="19"/>
+              </w:rPr>
+              <w:t xml:space="preserve">Falls, fire and foul air</w:t>
+            </w:r>
+            <w:r>
+              <w:rPr>
+                <w:sz w:val="19"/>
+              </w:rPr>
+              <w:t xml:space="preserve">)</w:t>
             </w:r>
           </w:p>
         </w:tc>
@@ -13689,22 +14437,42 @@
               <w:rPr>
                 <w:sz w:val="19"/>
               </w:rPr>
-              <w:t xml:space="preserve">1 for a bad fall, 2 for a long one</w:t>
-            </w:r>
-          </w:p>
-        </w:tc>
-        <w:tc>
-          <w:tcPr/>
-          <w:p>
-            <w:pPr>
-              <w:pStyle w:val="Compact"/>
-              <w:jc w:val="left"/>
-            </w:pPr>
-            <w:r>
-              <w:rPr>
-                <w:sz w:val="19"/>
-              </w:rPr>
-              <w:t xml:space="preserve">A sprain or a fracture</w:t>
+              <w:t xml:space="preserve">By height: 1 to 3, and worse (see</w:t>
+            </w:r>
+            <w:r>
+              <w:rPr>
+                <w:sz w:val="19"/>
+              </w:rPr>
+              <w:t xml:space="preserve"> </w:t>
+            </w:r>
+            <w:r>
+              <w:rPr>
+                <w:iCs/>
+                <w:i/>
+                <w:sz w:val="19"/>
+              </w:rPr>
+              <w:t xml:space="preserve">Falls, fire and foul air</w:t>
+            </w:r>
+            <w:r>
+              <w:rPr>
+                <w:sz w:val="19"/>
+              </w:rPr>
+              <w:t xml:space="preserve">)</w:t>
+            </w:r>
+          </w:p>
+        </w:tc>
+        <w:tc>
+          <w:tcPr/>
+          <w:p>
+            <w:pPr>
+              <w:pStyle w:val="Compact"/>
+              <w:jc w:val="left"/>
+            </w:pPr>
+            <w:r>
+              <w:rPr>
+                <w:sz w:val="19"/>
+              </w:rPr>
+              <w:t xml:space="preserve">A sprain, a fracture, or worse</w:t>
             </w:r>
           </w:p>
         </w:tc>
@@ -13833,8 +14601,9 @@
         <w:t xml:space="preserve">To take someone down without killing them, use fists, a baton, a grapple or a stunner.</w:t>
       </w:r>
     </w:p>
-    <w:bookmarkEnd w:id="60"/>
-    <w:bookmarkStart w:id="61" w:name="weapon-and-ammunition"/>
+    <w:bookmarkEnd w:id="63"/>
+    <w:bookmarkEnd w:id="64"/>
+    <w:bookmarkStart w:id="65" w:name="weapon-and-ammunition"/>
     <w:p>
       <w:pPr>
         <w:pStyle w:val="Heading2"/>
@@ -14265,7 +15034,7 @@
       <w:pPr>
         <w:numPr>
           <w:ilvl w:val="0"/>
-          <w:numId w:val="1014"/>
+          <w:numId w:val="1019"/>
         </w:numPr>
         <w:pStyle w:val="Compact"/>
       </w:pPr>
@@ -14287,7 +15056,7 @@
       <w:pPr>
         <w:numPr>
           <w:ilvl w:val="0"/>
-          <w:numId w:val="1014"/>
+          <w:numId w:val="1019"/>
         </w:numPr>
         <w:pStyle w:val="Compact"/>
       </w:pPr>
@@ -14309,7 +15078,7 @@
       <w:pPr>
         <w:numPr>
           <w:ilvl w:val="0"/>
-          <w:numId w:val="1014"/>
+          <w:numId w:val="1019"/>
         </w:numPr>
         <w:pStyle w:val="Compact"/>
       </w:pPr>
@@ -14327,9 +15096,9 @@
         <w:t xml:space="preserve">A natural 18 with this weapon also jams it: clearing it takes an action.</w:t>
       </w:r>
     </w:p>
-    <w:bookmarkEnd w:id="61"/>
-    <w:bookmarkEnd w:id="62"/>
-    <w:bookmarkStart w:id="68" w:name="medical-care"/>
+    <w:bookmarkEnd w:id="65"/>
+    <w:bookmarkEnd w:id="66"/>
+    <w:bookmarkStart w:id="72" w:name="medical-care"/>
     <w:p>
       <w:pPr>
         <w:pStyle w:val="Heading1"/>
@@ -14362,7 +15131,7 @@
         <w:t xml:space="preserve">can grow a new organ, rebuild a limb or rewrite a disease, for those who can pay; a clinic with a biotech suite counts as proper care. Those who can’t pay get stims, staples and whatever the Relief Missions carry.</w:t>
       </w:r>
     </w:p>
-    <w:bookmarkStart w:id="63" w:name="diagnosis-and-stabilization"/>
+    <w:bookmarkStart w:id="67" w:name="diagnosis-and-stabilization"/>
     <w:p>
       <w:pPr>
         <w:pStyle w:val="Heading2"/>
@@ -14379,8 +15148,8 @@
         <w:t xml:space="preserve">Roll Medicine when the diagnosis is uncertain or an urgent treatment decision matters. Emergency stabilization takes one action and a successful Medicine roll with a medkit. It ends Dying and stops deterioration, but removes no boxes.</w:t>
       </w:r>
     </w:p>
-    <w:bookmarkEnd w:id="63"/>
-    <w:bookmarkStart w:id="64" w:name="field-treatment"/>
+    <w:bookmarkEnd w:id="67"/>
+    <w:bookmarkStart w:id="68" w:name="field-treatment"/>
     <w:p>
       <w:pPr>
         <w:pStyle w:val="Heading2"/>
@@ -14397,8 +15166,8 @@
         <w:t xml:space="preserve">With a medkit and several uninterrupted minutes, successful Medicine removes one injury box; success by 5 or more removes two.</w:t>
       </w:r>
     </w:p>
-    <w:bookmarkEnd w:id="64"/>
-    <w:bookmarkStart w:id="65" w:name="proper-care"/>
+    <w:bookmarkEnd w:id="68"/>
+    <w:bookmarkStart w:id="69" w:name="proper-care"/>
     <w:p>
       <w:pPr>
         <w:pStyle w:val="Heading2"/>
@@ -14415,8 +15184,8 @@
         <w:t xml:space="preserve">A clinic with a biotech suite grants +2 to Medicine. A successful treatment removes two boxes; success by 5 or more removes three. Allow the time the treatment requires.</w:t>
       </w:r>
     </w:p>
-    <w:bookmarkEnd w:id="65"/>
-    <w:bookmarkStart w:id="66" w:name="treatment-attempts"/>
+    <w:bookmarkEnd w:id="69"/>
+    <w:bookmarkStart w:id="70" w:name="treatment-attempts"/>
     <w:p>
       <w:pPr>
         <w:pStyle w:val="Heading2"/>
@@ -14437,7 +15206,7 @@
       <w:pPr>
         <w:numPr>
           <w:ilvl w:val="0"/>
-          <w:numId w:val="1015"/>
+          <w:numId w:val="1020"/>
         </w:numPr>
         <w:pStyle w:val="Compact"/>
       </w:pPr>
@@ -14459,7 +15228,7 @@
       <w:pPr>
         <w:numPr>
           <w:ilvl w:val="0"/>
-          <w:numId w:val="1015"/>
+          <w:numId w:val="1020"/>
         </w:numPr>
         <w:pStyle w:val="Compact"/>
       </w:pPr>
@@ -14481,7 +15250,7 @@
       <w:pPr>
         <w:numPr>
           <w:ilvl w:val="0"/>
-          <w:numId w:val="1015"/>
+          <w:numId w:val="1020"/>
         </w:numPr>
         <w:pStyle w:val="Compact"/>
       </w:pPr>
@@ -14503,7 +15272,7 @@
       <w:pPr>
         <w:numPr>
           <w:ilvl w:val="0"/>
-          <w:numId w:val="1015"/>
+          <w:numId w:val="1020"/>
         </w:numPr>
         <w:pStyle w:val="Compact"/>
       </w:pPr>
@@ -14521,8 +15290,8 @@
         <w:t xml:space="preserve">Stopping someone Dying is never limited by these attempts and never removes boxes; a treatment roll that removes boxes also stabilizes.</w:t>
       </w:r>
     </w:p>
-    <w:bookmarkEnd w:id="66"/>
-    <w:bookmarkStart w:id="67" w:name="natural-recovery"/>
+    <w:bookmarkEnd w:id="70"/>
+    <w:bookmarkStart w:id="71" w:name="natural-recovery"/>
     <w:p>
       <w:pPr>
         <w:pStyle w:val="Heading2"/>
@@ -14707,9 +15476,9 @@
         <w:t xml:space="preserve">At three boxes, rest alone does nothing until someone has stabilized or treated you; after that, a week of rest in their care clears the first box. A successful treatment is faster. The times add up: from three boxes, rest alone takes about a week and a half to heal completely (a week, then three days, then a day).</w:t>
       </w:r>
     </w:p>
-    <w:bookmarkEnd w:id="67"/>
-    <w:bookmarkEnd w:id="68"/>
-    <w:bookmarkStart w:id="72" w:name="resolve-points-and-tracks"/>
+    <w:bookmarkEnd w:id="71"/>
+    <w:bookmarkEnd w:id="72"/>
+    <w:bookmarkStart w:id="76" w:name="resolve-points-and-tracks"/>
     <w:p>
       <w:pPr>
         <w:pStyle w:val="Heading1"/>
@@ -14718,7 +15487,7 @@
         <w:t xml:space="preserve">Resolve points and tracks</w:t>
       </w:r>
     </w:p>
-    <w:bookmarkStart w:id="69" w:name="using-resolve-points"/>
+    <w:bookmarkStart w:id="73" w:name="using-resolve-points"/>
     <w:p>
       <w:pPr>
         <w:pStyle w:val="Heading2"/>
@@ -14936,8 +15705,8 @@
         <w:t xml:space="preserve">Gain one point when one of your complications creates a meaningful problem you accept, including a companion complication. You can decline the proposed complication without penalty.</w:t>
       </w:r>
     </w:p>
-    <w:bookmarkEnd w:id="69"/>
-    <w:bookmarkStart w:id="70" w:name="debt-heat-reputation-and-hull"/>
+    <w:bookmarkEnd w:id="73"/>
+    <w:bookmarkStart w:id="74" w:name="debt-heat-reputation-and-hull"/>
     <w:p>
       <w:pPr>
         <w:pStyle w:val="Heading2"/>
@@ -14949,6 +15718,46 @@
     <w:p>
       <w:pPr>
         <w:pStyle w:val="FirstParagraph"/>
+      </w:pPr>
+      <w:r>
+        <w:t xml:space="preserve">A track is a row of boxes that fills as consequences catch up with you, and each box means something.</w:t>
+      </w:r>
+      <w:r>
+        <w:t xml:space="preserve"> </w:t>
+      </w:r>
+      <w:r>
+        <w:rPr>
+          <w:bCs/>
+          <w:b/>
+        </w:rPr>
+        <w:t xml:space="preserve">Shared tracks</w:t>
+      </w:r>
+      <w:r>
+        <w:t xml:space="preserve"> </w:t>
+      </w:r>
+      <w:r>
+        <w:t xml:space="preserve">belong to the whole crew (the law noticing, debts, the dark learning your names): deeds, a success at a cost or a failed investigation mark them, and lying low, paying up or a public good clears them. A setting can also give each character a</w:t>
+      </w:r>
+      <w:r>
+        <w:t xml:space="preserve"> </w:t>
+      </w:r>
+      <w:r>
+        <w:rPr>
+          <w:bCs/>
+          <w:b/>
+        </w:rPr>
+        <w:t xml:space="preserve">personal track</w:t>
+      </w:r>
+      <w:r>
+        <w:t xml:space="preserve"> </w:t>
+      </w:r>
+      <w:r>
+        <w:t xml:space="preserve">of four boxes: the price of their power (Strain, Corruption) or of a secret (Exposure), with what each box does on the sheet.</w:t>
+      </w:r>
+    </w:p>
+    <w:p>
+      <w:pPr>
+        <w:pStyle w:val="BodyText"/>
       </w:pPr>
       <w:r>
         <w:t xml:space="preserve">The crew shares four tracks;</w:t>
@@ -15032,7 +15841,7 @@
       <w:pPr>
         <w:numPr>
           <w:ilvl w:val="0"/>
-          <w:numId w:val="1016"/>
+          <w:numId w:val="1021"/>
         </w:numPr>
         <w:pStyle w:val="Compact"/>
       </w:pPr>
@@ -15054,7 +15863,7 @@
       <w:pPr>
         <w:numPr>
           <w:ilvl w:val="0"/>
-          <w:numId w:val="1016"/>
+          <w:numId w:val="1021"/>
         </w:numPr>
         <w:pStyle w:val="Compact"/>
       </w:pPr>
@@ -15344,8 +16153,8 @@
         </w:tc>
       </w:tr>
     </w:tbl>
-    <w:bookmarkEnd w:id="70"/>
-    <w:bookmarkStart w:id="71" w:name="advancement"/>
+    <w:bookmarkEnd w:id="74"/>
+    <w:bookmarkStart w:id="75" w:name="advancement"/>
     <w:p>
       <w:pPr>
         <w:pStyle w:val="Heading2"/>
@@ -15382,7 +16191,7 @@
       <w:pPr>
         <w:numPr>
           <w:ilvl w:val="0"/>
-          <w:numId w:val="1017"/>
+          <w:numId w:val="1022"/>
         </w:numPr>
         <w:pStyle w:val="Compact"/>
       </w:pPr>
@@ -15443,7 +16252,7 @@
       <w:pPr>
         <w:numPr>
           <w:ilvl w:val="0"/>
-          <w:numId w:val="1017"/>
+          <w:numId w:val="1022"/>
         </w:numPr>
         <w:pStyle w:val="Compact"/>
       </w:pPr>
@@ -15789,9 +16598,9 @@
         <w:t xml:space="preserve">Magic and powers grow the same way, at the costs their chapters give.</w:t>
       </w:r>
     </w:p>
-    <w:bookmarkEnd w:id="71"/>
-    <w:bookmarkEnd w:id="72"/>
-    <w:bookmarkStart w:id="74" w:name="running-jobs-and-missions"/>
+    <w:bookmarkEnd w:id="75"/>
+    <w:bookmarkEnd w:id="76"/>
+    <w:bookmarkStart w:id="78" w:name="running-jobs-and-missions"/>
     <w:p>
       <w:pPr>
         <w:pStyle w:val="Heading1"/>
@@ -15800,7 +16609,7 @@
         <w:t xml:space="preserve">Running jobs and missions</w:t>
       </w:r>
     </w:p>
-    <w:bookmarkStart w:id="73" w:name="the-crew-log"/>
+    <w:bookmarkStart w:id="77" w:name="the-crew-log"/>
     <w:p>
       <w:pPr>
         <w:pStyle w:val="Heading2"/>
@@ -15821,7 +16630,7 @@
       <w:pPr>
         <w:numPr>
           <w:ilvl w:val="0"/>
-          <w:numId w:val="1018"/>
+          <w:numId w:val="1023"/>
         </w:numPr>
         <w:pStyle w:val="Compact"/>
       </w:pPr>
@@ -15843,7 +16652,7 @@
       <w:pPr>
         <w:numPr>
           <w:ilvl w:val="0"/>
-          <w:numId w:val="1018"/>
+          <w:numId w:val="1023"/>
         </w:numPr>
         <w:pStyle w:val="Compact"/>
       </w:pPr>
@@ -15865,7 +16674,7 @@
       <w:pPr>
         <w:numPr>
           <w:ilvl w:val="0"/>
-          <w:numId w:val="1018"/>
+          <w:numId w:val="1023"/>
         </w:numPr>
         <w:pStyle w:val="Compact"/>
       </w:pPr>
@@ -15887,7 +16696,7 @@
       <w:pPr>
         <w:numPr>
           <w:ilvl w:val="0"/>
-          <w:numId w:val="1018"/>
+          <w:numId w:val="1023"/>
         </w:numPr>
         <w:pStyle w:val="Compact"/>
       </w:pPr>
@@ -15909,7 +16718,7 @@
       <w:pPr>
         <w:numPr>
           <w:ilvl w:val="0"/>
-          <w:numId w:val="1018"/>
+          <w:numId w:val="1023"/>
         </w:numPr>
         <w:pStyle w:val="Compact"/>
       </w:pPr>
@@ -15927,9 +16736,9 @@
         <w:t xml:space="preserve">After a significant job, each character earns 1 advancement point; at a milestone, 2 more.</w:t>
       </w:r>
     </w:p>
-    <w:bookmarkEnd w:id="73"/>
-    <w:bookmarkEnd w:id="74"/>
-    <w:bookmarkStart w:id="84" w:name="data-records"/>
+    <w:bookmarkEnd w:id="77"/>
+    <w:bookmarkEnd w:id="78"/>
+    <w:bookmarkStart w:id="89" w:name="data-records"/>
     <w:p>
       <w:pPr>
         <w:pStyle w:val="Heading1"/>
@@ -15946,7 +16755,7 @@
         <w:t xml:space="preserve">What your crew knows about the unknown, and how it comes to know it: the difference between dock talk and the truth, how an investigation runs, and the data records that hold what you’ve established.</w:t>
       </w:r>
     </w:p>
-    <w:bookmarkStart w:id="75" w:name="rumor-truth-and-data-records"/>
+    <w:bookmarkStart w:id="79" w:name="rumor-truth-and-data-records"/>
     <w:p>
       <w:pPr>
         <w:pStyle w:val="Heading2"/>
@@ -15967,7 +16776,7 @@
       <w:pPr>
         <w:numPr>
           <w:ilvl w:val="0"/>
-          <w:numId w:val="1019"/>
+          <w:numId w:val="1024"/>
         </w:numPr>
         <w:pStyle w:val="Compact"/>
       </w:pPr>
@@ -15989,7 +16798,7 @@
       <w:pPr>
         <w:numPr>
           <w:ilvl w:val="0"/>
-          <w:numId w:val="1019"/>
+          <w:numId w:val="1024"/>
         </w:numPr>
         <w:pStyle w:val="Compact"/>
       </w:pPr>
@@ -16011,7 +16820,7 @@
       <w:pPr>
         <w:numPr>
           <w:ilvl w:val="0"/>
-          <w:numId w:val="1019"/>
+          <w:numId w:val="1024"/>
         </w:numPr>
         <w:pStyle w:val="Compact"/>
       </w:pPr>
@@ -16050,8 +16859,8 @@
         <w:t xml:space="preserve">A real weakness works whether or not anyone holds a record for it. Act on what you suspect: run the frequency, try the override, keep your distance. The GM will ask what your idea rests on, and a good reason is all it needs. Learning, though, is never free.</w:t>
       </w:r>
     </w:p>
-    <w:bookmarkEnd w:id="75"/>
-    <w:bookmarkStart w:id="82" w:name="discovery-clocks-and-data-records"/>
+    <w:bookmarkEnd w:id="79"/>
+    <w:bookmarkStart w:id="87" w:name="discovery-clocks-and-data-records"/>
     <w:p>
       <w:pPr>
         <w:pStyle w:val="Heading2"/>
@@ -16271,7 +17080,7 @@
       <w:pPr>
         <w:numPr>
           <w:ilvl w:val="0"/>
-          <w:numId w:val="1020"/>
+          <w:numId w:val="1025"/>
         </w:numPr>
         <w:pStyle w:val="Compact"/>
       </w:pPr>
@@ -16293,7 +17102,7 @@
       <w:pPr>
         <w:numPr>
           <w:ilvl w:val="0"/>
-          <w:numId w:val="1020"/>
+          <w:numId w:val="1025"/>
         </w:numPr>
         <w:pStyle w:val="Compact"/>
       </w:pPr>
@@ -16331,7 +17140,7 @@
       <w:pPr>
         <w:numPr>
           <w:ilvl w:val="0"/>
-          <w:numId w:val="1020"/>
+          <w:numId w:val="1025"/>
         </w:numPr>
         <w:pStyle w:val="Compact"/>
       </w:pPr>
@@ -16369,7 +17178,7 @@
       <w:pPr>
         <w:numPr>
           <w:ilvl w:val="0"/>
-          <w:numId w:val="1020"/>
+          <w:numId w:val="1025"/>
         </w:numPr>
         <w:pStyle w:val="Compact"/>
       </w:pPr>
@@ -16387,44 +17196,11 @@
         <w:t xml:space="preserve">A player can push to dig faster or harder: a success advances one extra segment, but a track ticks (below) whatever the roll.</w:t>
       </w:r>
     </w:p>
-    <w:bookmarkStart w:id="76" w:name="the-data-record"/>
-    <w:p>
-      <w:pPr>
-        <w:pStyle w:val="Heading3"/>
-      </w:pPr>
-      <w:r>
-        <w:t xml:space="preserve">The data record</w:t>
-      </w:r>
-    </w:p>
-    <w:p>
-      <w:pPr>
-        <w:pStyle w:val="FirstParagraph"/>
-      </w:pPr>
-      <w:r>
-        <w:t xml:space="preserve">A data record is a permanent record of one specific thing the characters have established. It holds only what they found out, never the whole truth: later discoveries add to it with more data records. It grants</w:t>
-      </w:r>
-      <w:r>
-        <w:t xml:space="preserve"> </w:t>
-      </w:r>
-      <w:r>
-        <w:rPr>
-          <w:bCs/>
-          <w:b/>
-        </w:rPr>
-        <w:t xml:space="preserve">no bonus</w:t>
-      </w:r>
-      <w:r>
-        <w:t xml:space="preserve"> </w:t>
-      </w:r>
-      <w:r>
-        <w:t xml:space="preserve">to any roll.</w:t>
-      </w:r>
-    </w:p>
     <w:p>
       <w:pPr>
         <w:numPr>
           <w:ilvl w:val="0"/>
-          <w:numId w:val="1021"/>
+          <w:numId w:val="1025"/>
         </w:numPr>
         <w:pStyle w:val="Compact"/>
       </w:pPr>
@@ -16433,20 +17209,53 @@
           <w:bCs/>
           <w:b/>
         </w:rPr>
-        <w:t xml:space="preserve">Weaknesses work anyway.</w:t>
-      </w:r>
-      <w:r>
-        <w:t xml:space="preserve"> </w:t>
-      </w:r>
-      <w:r>
-        <w:t xml:space="preserve">A real weakness works whoever uses it, data record or no data record: a predator’s blind spot or a system’s back door works for anyone who finds it. Operating unfamiliar technology, or dealing by a species’ customs, still needs the right procedure, the knowledge and the skill.</w:t>
+        <w:t xml:space="preserve">A head start.</w:t>
+      </w:r>
+      <w:r>
+        <w:t xml:space="preserve"> </w:t>
+      </w:r>
+      <w:r>
+        <w:t xml:space="preserve">A character trained in the skill whose field squarely covers the subject (an engineer before an alien power core, a doctor before a new disease) recognizes at once that it’s something new: the clock starts at Identify, skipping Confront. The GM says whether a skill fits. Identify and Uncover still have to be filled to earn the data record.</w:t>
+      </w:r>
+    </w:p>
+    <w:bookmarkStart w:id="80" w:name="the-data-record"/>
+    <w:p>
+      <w:pPr>
+        <w:pStyle w:val="Heading3"/>
+      </w:pPr>
+      <w:r>
+        <w:t xml:space="preserve">The data record</w:t>
+      </w:r>
+    </w:p>
+    <w:p>
+      <w:pPr>
+        <w:pStyle w:val="FirstParagraph"/>
+      </w:pPr>
+      <w:r>
+        <w:t xml:space="preserve">A data record is a permanent record of one specific thing the characters have established. It holds only what they found out, never the whole truth: later discoveries add to it with more data records. It grants</w:t>
+      </w:r>
+      <w:r>
+        <w:t xml:space="preserve"> </w:t>
+      </w:r>
+      <w:r>
+        <w:rPr>
+          <w:bCs/>
+          <w:b/>
+        </w:rPr>
+        <w:t xml:space="preserve">no bonus</w:t>
+      </w:r>
+      <w:r>
+        <w:t xml:space="preserve"> </w:t>
+      </w:r>
+      <w:r>
+        <w:t xml:space="preserve">to any roll.</w:t>
       </w:r>
     </w:p>
     <w:p>
       <w:pPr>
         <w:numPr>
           <w:ilvl w:val="0"/>
-          <w:numId w:val="1021"/>
+          <w:numId w:val="1026"/>
         </w:numPr>
         <w:pStyle w:val="Compact"/>
       </w:pPr>
@@ -16455,20 +17264,20 @@
           <w:bCs/>
           <w:b/>
         </w:rPr>
-        <w:t xml:space="preserve">What a data record is for.</w:t>
-      </w:r>
-      <w:r>
-        <w:t xml:space="preserve"> </w:t>
-      </w:r>
-      <w:r>
-        <w:t xml:space="preserve">It’s what the character knows for certain and can rely on, plan around and teach. A correct deduction, a sensible experiment or an ordinary precaution needs no data record.</w:t>
+        <w:t xml:space="preserve">Weaknesses work anyway.</w:t>
+      </w:r>
+      <w:r>
+        <w:t xml:space="preserve"> </w:t>
+      </w:r>
+      <w:r>
+        <w:t xml:space="preserve">A real weakness works whoever uses it, data record or no data record: a predator’s blind spot or a system’s back door works for anyone who finds it. Operating unfamiliar technology, or dealing by a species’ customs, still needs the right procedure, the knowledge and the skill.</w:t>
       </w:r>
     </w:p>
     <w:p>
       <w:pPr>
         <w:numPr>
           <w:ilvl w:val="0"/>
-          <w:numId w:val="1021"/>
+          <w:numId w:val="1026"/>
         </w:numPr>
         <w:pStyle w:val="Compact"/>
       </w:pPr>
@@ -16477,20 +17286,20 @@
           <w:bCs/>
           <w:b/>
         </w:rPr>
-        <w:t xml:space="preserve">The identification gate.</w:t>
-      </w:r>
-      <w:r>
-        <w:t xml:space="preserve"> </w:t>
-      </w:r>
-      <w:r>
-        <w:t xml:space="preserve">Before a subject is confirmed, you can form hypotheses, test them and take precautions, but what you know about a kind of subject isn’t applied to this one until the Identify phase confirms it. Holding a data record never proves that this is that.</w:t>
+        <w:t xml:space="preserve">What a data record is for.</w:t>
+      </w:r>
+      <w:r>
+        <w:t xml:space="preserve"> </w:t>
+      </w:r>
+      <w:r>
+        <w:t xml:space="preserve">It’s what the character knows for certain and can rely on, plan around and teach. A correct deduction, a sensible experiment or an ordinary precaution needs no data record.</w:t>
       </w:r>
     </w:p>
     <w:p>
       <w:pPr>
         <w:numPr>
           <w:ilvl w:val="0"/>
-          <w:numId w:val="1021"/>
+          <w:numId w:val="1026"/>
         </w:numPr>
         <w:pStyle w:val="Compact"/>
       </w:pPr>
@@ -16499,20 +17308,20 @@
           <w:bCs/>
           <w:b/>
         </w:rPr>
-        <w:t xml:space="preserve">Shared copies.</w:t>
-      </w:r>
-      <w:r>
-        <w:t xml:space="preserve"> </w:t>
-      </w:r>
-      <w:r>
-        <w:t xml:space="preserve">Everyone who establishes a finding, or is there when a data record is earned, gets a shared copy; one character is recorded as its owner. A character who wasn’t there can be taught it later, from a reliable account.</w:t>
+        <w:t xml:space="preserve">The identification gate.</w:t>
+      </w:r>
+      <w:r>
+        <w:t xml:space="preserve"> </w:t>
+      </w:r>
+      <w:r>
+        <w:t xml:space="preserve">Before a subject is confirmed, you can form hypotheses, test them and take precautions, but what you know about a kind of subject isn’t applied to this one until the Identify phase confirms it. Holding a data record never proves that this is that.</w:t>
       </w:r>
     </w:p>
     <w:p>
       <w:pPr>
         <w:numPr>
           <w:ilvl w:val="0"/>
-          <w:numId w:val="1021"/>
+          <w:numId w:val="1026"/>
         </w:numPr>
         <w:pStyle w:val="Compact"/>
       </w:pPr>
@@ -16521,6 +17330,28 @@
           <w:bCs/>
           <w:b/>
         </w:rPr>
+        <w:t xml:space="preserve">Shared copies.</w:t>
+      </w:r>
+      <w:r>
+        <w:t xml:space="preserve"> </w:t>
+      </w:r>
+      <w:r>
+        <w:t xml:space="preserve">Everyone who establishes a finding, or is there when a data record is earned, gets a shared copy; one character is recorded as its owner. A character who wasn’t there can be taught it later, from a reliable account.</w:t>
+      </w:r>
+    </w:p>
+    <w:p>
+      <w:pPr>
+        <w:numPr>
+          <w:ilvl w:val="0"/>
+          <w:numId w:val="1026"/>
+        </w:numPr>
+        <w:pStyle w:val="Compact"/>
+      </w:pPr>
+      <w:r>
+        <w:rPr>
+          <w:bCs/>
+          <w:b/>
+        </w:rPr>
         <w:t xml:space="preserve">What it records.</w:t>
       </w:r>
       <w:r>
@@ -16543,8 +17374,8 @@
         <w:t xml:space="preserve">.</w:t>
       </w:r>
     </w:p>
-    <w:bookmarkEnd w:id="76"/>
-    <w:bookmarkStart w:id="77" w:name="earning-a-data-record"/>
+    <w:bookmarkEnd w:id="80"/>
+    <w:bookmarkStart w:id="81" w:name="earning-a-data-record"/>
     <w:p>
       <w:pPr>
         <w:pStyle w:val="Heading3"/>
@@ -16857,7 +17688,7 @@
       <w:pPr>
         <w:numPr>
           <w:ilvl w:val="0"/>
-          <w:numId w:val="1022"/>
+          <w:numId w:val="1027"/>
         </w:numPr>
         <w:pStyle w:val="Compact"/>
       </w:pPr>
@@ -16879,7 +17710,7 @@
       <w:pPr>
         <w:numPr>
           <w:ilvl w:val="0"/>
-          <w:numId w:val="1022"/>
+          <w:numId w:val="1027"/>
         </w:numPr>
         <w:pStyle w:val="Compact"/>
       </w:pPr>
@@ -16901,7 +17732,7 @@
       <w:pPr>
         <w:numPr>
           <w:ilvl w:val="0"/>
-          <w:numId w:val="1022"/>
+          <w:numId w:val="1027"/>
         </w:numPr>
         <w:pStyle w:val="Compact"/>
       </w:pPr>
@@ -16919,8 +17750,8 @@
         <w:t xml:space="preserve">The GM provides enough clues, and more than one route to each answer: a job shouldn’t stall on a single missed roll.</w:t>
       </w:r>
     </w:p>
-    <w:bookmarkEnd w:id="77"/>
-    <w:bookmarkStart w:id="78" w:name="classified-archive"/>
+    <w:bookmarkEnd w:id="81"/>
+    <w:bookmarkStart w:id="82" w:name="classified-archive"/>
     <w:p>
       <w:pPr>
         <w:pStyle w:val="Heading3"/>
@@ -17010,8 +17841,8 @@
         <w:t xml:space="preserve">How it is used: a species’ customs that allow negotiation, a derelict’s systems that allow operating it.</w:t>
       </w:r>
     </w:p>
-    <w:bookmarkEnd w:id="78"/>
-    <w:bookmarkStart w:id="79" w:name="the-countdown"/>
+    <w:bookmarkEnd w:id="82"/>
+    <w:bookmarkStart w:id="83" w:name="the-countdown"/>
     <w:p>
       <w:pPr>
         <w:pStyle w:val="Heading3"/>
@@ -17044,8 +17875,26 @@
         <w:t xml:space="preserve">of 4, 6 or 8 segments. From then on it’s a hard timer: it ticks with time (each scene, or each hour the GM sets), whatever the crew does. Several clocks can race the same Countdown: one to understand the alien and one to repair the ship, all needed before it ends.</w:t>
       </w:r>
     </w:p>
-    <w:bookmarkEnd w:id="79"/>
-    <w:bookmarkStart w:id="80" w:name="what-investigating-costs"/>
+    <w:p>
+      <w:pPr>
+        <w:pStyle w:val="BodyText"/>
+      </w:pPr>
+      <w:r>
+        <w:rPr>
+          <w:bCs/>
+          <w:b/>
+        </w:rPr>
+        <w:t xml:space="preserve">A rival.</w:t>
+      </w:r>
+      <w:r>
+        <w:t xml:space="preserve"> </w:t>
+      </w:r>
+      <w:r>
+        <w:t xml:space="preserve">When nothing threatens yet, give the discovery a rival instead: an ordinary danger clock named for someone racing the crew to the same find. It ticks on delays, noisy methods and open digging; when it fills, the rival gets there first.</w:t>
+      </w:r>
+    </w:p>
+    <w:bookmarkEnd w:id="83"/>
+    <w:bookmarkStart w:id="84" w:name="what-investigating-costs"/>
     <w:p>
       <w:pPr>
         <w:pStyle w:val="Heading3"/>
@@ -17289,8 +18138,8 @@
         </w:tc>
       </w:tr>
     </w:tbl>
-    <w:bookmarkEnd w:id="80"/>
-    <w:bookmarkStart w:id="81" w:name="methods"/>
+    <w:bookmarkEnd w:id="84"/>
+    <w:bookmarkStart w:id="85" w:name="methods"/>
     <w:p>
       <w:pPr>
         <w:pStyle w:val="Heading3"/>
@@ -17897,7 +18746,7 @@
       <w:pPr>
         <w:numPr>
           <w:ilvl w:val="0"/>
-          <w:numId w:val="1023"/>
+          <w:numId w:val="1028"/>
         </w:numPr>
         <w:pStyle w:val="Compact"/>
       </w:pPr>
@@ -17983,7 +18832,7 @@
       <w:pPr>
         <w:numPr>
           <w:ilvl w:val="0"/>
-          <w:numId w:val="1023"/>
+          <w:numId w:val="1028"/>
         </w:numPr>
         <w:pStyle w:val="Compact"/>
       </w:pPr>
@@ -17991,9 +18840,56 @@
         <w:t xml:space="preserve">A character’s species can suit a method: senses, memory, psionics or a people’s own history with the subject. A species that touches minds can advance a phase with Psionics, at the GM’s call.</w:t>
       </w:r>
     </w:p>
-    <w:bookmarkEnd w:id="81"/>
-    <w:bookmarkEnd w:id="82"/>
-    <w:bookmarkStart w:id="83" w:name="skill-and-the-unknown"/>
+    <w:bookmarkEnd w:id="85"/>
+    <w:bookmarkStart w:id="86" w:name="when-the-other-side-investigates-you"/>
+    <w:p>
+      <w:pPr>
+        <w:pStyle w:val="Heading3"/>
+      </w:pPr>
+      <w:r>
+        <w:t xml:space="preserve">When the other side investigates you</w:t>
+      </w:r>
+    </w:p>
+    <w:p>
+      <w:pPr>
+        <w:pStyle w:val="FirstParagraph"/>
+      </w:pPr>
+      <w:r>
+        <w:t xml:space="preserve">Enemies keep files too. What a villain, a rival or a monster has learned about a character (a weakness, a habit, a real name, the people they love) gives it</w:t>
+      </w:r>
+      <w:r>
+        <w:t xml:space="preserve"> </w:t>
+      </w:r>
+      <w:r>
+        <w:rPr>
+          <w:bCs/>
+          <w:b/>
+        </w:rPr>
+        <w:t xml:space="preserve">+2 against them when it applies</w:t>
+      </w:r>
+      <w:r>
+        <w:t xml:space="preserve">: an ambush where they always go, a trap built for a weakness, a hostage who matters. The GM keeps these files in the GM view and decides when one applies. A character who finds out a file exists (an informant, a captured lieutenant, a stolen ledger) sees it on their sheet, and can</w:t>
+      </w:r>
+      <w:r>
+        <w:t xml:space="preserve"> </w:t>
+      </w:r>
+      <w:r>
+        <w:rPr>
+          <w:bCs/>
+          <w:b/>
+        </w:rPr>
+        <w:t xml:space="preserve">destroy</w:t>
+      </w:r>
+      <w:r>
+        <w:t xml:space="preserve"> </w:t>
+      </w:r>
+      <w:r>
+        <w:t xml:space="preserve">it: burn the papers, discredit the source, kill the spy. A destroyed file gives nothing.</w:t>
+      </w:r>
+    </w:p>
+    <w:bookmarkEnd w:id="86"/>
+    <w:bookmarkEnd w:id="87"/>
+    <w:bookmarkStart w:id="88" w:name="skill-and-the-unknown"/>
     <w:p>
       <w:pPr>
         <w:pStyle w:val="Heading2"/>
@@ -18029,54 +18925,13 @@
           <w:bCs/>
           <w:b/>
         </w:rPr>
-        <w:t xml:space="preserve">A relevant skill gets you started.</w:t>
-      </w:r>
-      <w:r>
-        <w:t xml:space="preserve"> </w:t>
-      </w:r>
-      <w:r>
-        <w:t xml:space="preserve">A character trained in the skill that fits the subject (Engineering for an alien power core, Computers for a rogue intelligence, Navigation for a fold in space) can skip</w:t>
-      </w:r>
-      <w:r>
-        <w:t xml:space="preserve"> </w:t>
-      </w:r>
-      <w:r>
-        <w:rPr>
-          <w:bCs/>
-          <w:b/>
-        </w:rPr>
-        <w:t xml:space="preserve">Confront the unknown</w:t>
-      </w:r>
-      <w:r>
-        <w:t xml:space="preserve">: they recognize at once that it’s something new. Identify and Uncover still have to be filled to earn the record.</w:t>
-      </w:r>
-    </w:p>
-    <w:bookmarkEnd w:id="83"/>
-    <w:bookmarkEnd w:id="84"/>
-    <w:bookmarkStart w:id="92" w:name="a-galaxy-of-obligations"/>
-    <w:p>
-      <w:pPr>
-        <w:pStyle w:val="Heading1"/>
-      </w:pPr>
-      <w:r>
-        <w:t xml:space="preserve">A galaxy of obligations</w:t>
-      </w:r>
-    </w:p>
-    <w:bookmarkStart w:id="85" w:name="humanitys-first-contact"/>
-    <w:p>
-      <w:pPr>
-        <w:pStyle w:val="Heading2"/>
-      </w:pPr>
-      <w:r>
-        <w:t xml:space="preserve">Humanity’s first contact</w:t>
-      </w:r>
-    </w:p>
-    <w:p>
-      <w:pPr>
-        <w:pStyle w:val="FirstParagraph"/>
-      </w:pPr>
-      <w:r>
-        <w:t xml:space="preserve">The survey ship</w:t>
+        <w:t xml:space="preserve">A head start</w:t>
+      </w:r>
+      <w:r>
+        <w:t xml:space="preserve"> </w:t>
+      </w:r>
+      <w:r>
+        <w:t xml:space="preserve">(see</w:t>
       </w:r>
       <w:r>
         <w:t xml:space="preserve"> </w:t>
@@ -18086,73 +18941,30 @@
           <w:iCs/>
           <w:i/>
         </w:rPr>
-        <w:t xml:space="preserve">Meridian Reach</w:t>
-      </w:r>
-      <w:r>
-        <w:t xml:space="preserve"> </w:t>
-      </w:r>
-      <w:r>
-        <w:t xml:space="preserve">was charting a dim red star eleven light-years from Earth when its sensors found something that should not have been there: a vessel already in orbit, older than any human ship and patched in a dozen styles.</w:t>
-      </w:r>
-    </w:p>
-    <w:p>
-      <w:pPr>
-        <w:pStyle w:val="BodyText"/>
-      </w:pPr>
-      <w:r>
-        <w:t xml:space="preserve">It belonged to the</w:t>
-      </w:r>
-      <w:r>
-        <w:t xml:space="preserve"> </w:t>
-      </w:r>
-      <w:r>
-        <w:rPr>
-          <w:bCs/>
-          <w:b/>
-        </w:rPr>
-        <w:t xml:space="preserve">Kel</w:t>
-      </w:r>
-      <w:r>
-        <w:t xml:space="preserve">, explorers from a civilization far older than humanity’s, and far deeper in debt. The Kel crew greeted the humans with courtesy, curiosity and gifts: star charts, medicine, repairs to a failing reactor. The humans accepted gratefully. They did not know that, among the Kel, every gift is the first line of a contract.</w:t>
-      </w:r>
-    </w:p>
-    <w:p>
-      <w:pPr>
-        <w:pStyle w:val="BodyText"/>
-      </w:pPr>
-      <w:r>
-        <w:t xml:space="preserve">The Kel saw humanity as an extraordinary commercial opportunity, and a possible way to improve their own civilization’s position. When they came to collect, the humans did not understand what they owed, and the Kel did not understand why anyone would accept help they never meant to repay. Talks broke down. Kel crews detained the survey team as surety against the debt, and Earth answered with an armed rescue. People died on both sides.</w:t>
-      </w:r>
-    </w:p>
-    <w:p>
-      <w:pPr>
-        <w:pStyle w:val="BodyText"/>
-      </w:pPr>
-      <w:r>
-        <w:t xml:space="preserve">Humans call it the</w:t>
-      </w:r>
-      <w:r>
-        <w:t xml:space="preserve"> </w:t>
-      </w:r>
-      <w:r>
-        <w:rPr>
-          <w:bCs/>
-          <w:b/>
-        </w:rPr>
-        <w:t xml:space="preserve">First Contact Crisis</w:t>
-      </w:r>
-      <w:r>
-        <w:t xml:space="preserve">. The Kel call it a default.</w:t>
-      </w:r>
-    </w:p>
-    <w:bookmarkEnd w:id="85"/>
-    <w:bookmarkStart w:id="86" w:name="the-tessan-arrival"/>
+        <w:t xml:space="preserve">Discovery clocks</w:t>
+      </w:r>
+      <w:r>
+        <w:t xml:space="preserve">) is common here: Engineering for an alien power core, Computers for a rogue intelligence, Navigation for a fold in space.</w:t>
+      </w:r>
+    </w:p>
+    <w:bookmarkEnd w:id="88"/>
+    <w:bookmarkEnd w:id="89"/>
+    <w:bookmarkStart w:id="97" w:name="a-galaxy-of-obligations"/>
+    <w:p>
+      <w:pPr>
+        <w:pStyle w:val="Heading1"/>
+      </w:pPr>
+      <w:r>
+        <w:t xml:space="preserve">A galaxy of obligations</w:t>
+      </w:r>
+    </w:p>
+    <w:bookmarkStart w:id="90" w:name="humanitys-first-contact"/>
     <w:p>
       <w:pPr>
         <w:pStyle w:val="Heading2"/>
       </w:pPr>
       <w:r>
-        <w:t xml:space="preserve">The Tessan arrival</w:t>
+        <w:t xml:space="preserve">Humanity’s first contact</w:t>
       </w:r>
     </w:p>
     <w:p>
@@ -18160,187 +18972,7 @@
         <w:pStyle w:val="FirstParagraph"/>
       </w:pPr>
       <w:r>
-        <w:t xml:space="preserve">The crisis brought humanity to the attention of the</w:t>
-      </w:r>
-      <w:r>
-        <w:t xml:space="preserve"> </w:t>
-      </w:r>
-      <w:r>
-        <w:rPr>
-          <w:bCs/>
-          <w:b/>
-        </w:rPr>
-        <w:t xml:space="preserve">Tessan</w:t>
-      </w:r>
-      <w:r>
-        <w:t xml:space="preserve">, one of the oldest and most influential commercial powers in known space.</w:t>
-      </w:r>
-    </w:p>
-    <w:p>
-      <w:pPr>
-        <w:pStyle w:val="BodyText"/>
-      </w:pPr>
-      <w:r>
-        <w:t xml:space="preserve">Rather than threaten humanity, the Tessan negotiated a settlement. Human captives were returned, losses were compensated, and the Tessan established themselves as cautious intermediaries between humanity and the wider interstellar community. It was humanity’s first introduction to the political and economic order beyond human space.</w:t>
-      </w:r>
-    </w:p>
-    <w:bookmarkEnd w:id="86"/>
-    <w:bookmarkStart w:id="87" w:name="the-humantessan-accord"/>
-    <w:p>
-      <w:pPr>
-        <w:pStyle w:val="Heading2"/>
-      </w:pPr>
-      <w:r>
-        <w:t xml:space="preserve">The Human–Tessan Accord</w:t>
-      </w:r>
-    </w:p>
-    <w:p>
-      <w:pPr>
-        <w:pStyle w:val="FirstParagraph"/>
-      </w:pPr>
-      <w:r>
-        <w:t xml:space="preserve">Human governments soon sought a formal agreement with clear rules for dealing with other civilizations. The</w:t>
-      </w:r>
-      <w:r>
-        <w:t xml:space="preserve"> </w:t>
-      </w:r>
-      <w:r>
-        <w:rPr>
-          <w:bCs/>
-          <w:b/>
-        </w:rPr>
-        <w:t xml:space="preserve">Human–Tessan Accord on Recognition, Transit and Commerce</w:t>
-      </w:r>
-      <w:r>
-        <w:t xml:space="preserve"> </w:t>
-      </w:r>
-      <w:r>
-        <w:t xml:space="preserve">established territorial recognition, corridor transit procedures, commercial standards, dispute resolution, and protections against unknowingly assuming obligations by accepting assistance.</w:t>
-      </w:r>
-    </w:p>
-    <w:p>
-      <w:pPr>
-        <w:pStyle w:val="BodyText"/>
-      </w:pPr>
-      <w:r>
-        <w:t xml:space="preserve">The Accord opened the wider interstellar economy to humanity.</w:t>
-      </w:r>
-    </w:p>
-    <w:bookmarkEnd w:id="87"/>
-    <w:bookmarkStart w:id="88" w:name="humanity-enters-the-interstellar-economy"/>
-    <w:p>
-      <w:pPr>
-        <w:pStyle w:val="Heading2"/>
-      </w:pPr>
-      <w:r>
-        <w:t xml:space="preserve">Humanity enters the interstellar economy</w:t>
-      </w:r>
-    </w:p>
-    <w:p>
-      <w:pPr>
-        <w:pStyle w:val="FirstParagraph"/>
-      </w:pPr>
-      <w:r>
-        <w:t xml:space="preserve">Human merchants, explorers, corporations and colonies expanded rapidly into newly accessible space. Tessan institutions supplied financing, insurance, navigation information and access to markets that had existed for centuries before humanity arrived.</w:t>
-      </w:r>
-    </w:p>
-    <w:p>
-      <w:pPr>
-        <w:pStyle w:val="BodyText"/>
-      </w:pPr>
-      <w:r>
-        <w:t xml:space="preserve">Humans eagerly embraced these opportunities. Some sought wealth. Some sought knowledge. Some wanted new worlds. Some wanted to improve the lives of people they had never met. Frequently, all of those people traveled aboard the same ship.</w:t>
-      </w:r>
-    </w:p>
-    <w:bookmarkEnd w:id="88"/>
-    <w:bookmarkStart w:id="89" w:name="what-humanity-brought"/>
-    <w:p>
-      <w:pPr>
-        <w:pStyle w:val="Heading2"/>
-      </w:pPr>
-      <w:r>
-        <w:t xml:space="preserve">What humanity brought</w:t>
-      </w:r>
-    </w:p>
-    <w:p>
-      <w:pPr>
-        <w:pStyle w:val="FirstParagraph"/>
-      </w:pPr>
-      <w:r>
-        <w:t xml:space="preserve">Humanity proved to be more than another emerging market. Humans brought an unusual willingness to experiment, challenge established assumptions, tolerate failure, forgive unsustainable debts, reorganize failing enterprises, and invest heavily in uncertain ideas.</w:t>
-      </w:r>
-    </w:p>
-    <w:p>
-      <w:pPr>
-        <w:pStyle w:val="BodyText"/>
-      </w:pPr>
-      <w:r>
-        <w:t xml:space="preserve">Some human ventures ended disastrously. Others transformed entire industries. Human economic ideas (restructuring, bankruptcy, venture investment and debt forgiveness) began influencing Tessan institutions that had operated by centuries of precedent.</w:t>
-      </w:r>
-    </w:p>
-    <w:p>
-      <w:pPr>
-        <w:pStyle w:val="BodyText"/>
-      </w:pPr>
-      <w:r>
-        <w:t xml:space="preserve">The Tessan opened the galaxy to humanity. Humanity, in turn, began changing the galaxy.</w:t>
-      </w:r>
-    </w:p>
-    <w:bookmarkEnd w:id="89"/>
-    <w:bookmarkStart w:id="90" w:name="the-human-reputation"/>
-    <w:p>
-      <w:pPr>
-        <w:pStyle w:val="Heading2"/>
-      </w:pPr>
-      <w:r>
-        <w:t xml:space="preserve">The human reputation</w:t>
-      </w:r>
-    </w:p>
-    <w:p>
-      <w:pPr>
-        <w:pStyle w:val="FirstParagraph"/>
-      </w:pPr>
-      <w:r>
-        <w:t xml:space="preserve">Within the wider interstellar community, humans have a reputation for</w:t>
-      </w:r>
-      <w:r>
-        <w:t xml:space="preserve"> </w:t>
-      </w:r>
-      <w:r>
-        <w:rPr>
-          <w:bCs/>
-          <w:b/>
-        </w:rPr>
-        <w:t xml:space="preserve">restless energy</w:t>
-      </w:r>
-      <w:r>
-        <w:t xml:space="preserve">. Humans establish companies, charities, colonies, research stations, trading houses, exploration expeditions, religious missions, criminal enterprises, relief organizations and political movements with remarkable speed.</w:t>
-      </w:r>
-    </w:p>
-    <w:p>
-      <w:pPr>
-        <w:pStyle w:val="BodyText"/>
-      </w:pPr>
-      <w:r>
-        <w:t xml:space="preserve">They can be breathtakingly acquisitive and astonishingly generous. The same civilization that produces ruthless speculators also produces people willing to cross a dozen star systems to help strangers. Human expansion carries both sides of humanity into the stars:</w:t>
-      </w:r>
-      <w:r>
-        <w:t xml:space="preserve"> </w:t>
-      </w:r>
-      <w:r>
-        <w:rPr>
-          <w:bCs/>
-          <w:b/>
-        </w:rPr>
-        <w:t xml:space="preserve">the greedy and the altruistic, the ambitious and the compassionate, the exploiters and the reformers.</w:t>
-      </w:r>
-    </w:p>
-    <w:p>
-      <w:pPr>
-        <w:pStyle w:val="BodyText"/>
-      </w:pPr>
-      <w:r>
-        <w:t xml:space="preserve">For characters in</w:t>
+        <w:t xml:space="preserve">The survey ship</w:t>
       </w:r>
       <w:r>
         <w:t xml:space="preserve"> </w:t>
@@ -18350,14 +18982,278 @@
           <w:iCs/>
           <w:i/>
         </w:rPr>
+        <w:t xml:space="preserve">Meridian Reach</w:t>
+      </w:r>
+      <w:r>
+        <w:t xml:space="preserve"> </w:t>
+      </w:r>
+      <w:r>
+        <w:t xml:space="preserve">was charting a dim red star eleven light-years from Earth when its sensors found something that should not have been there: a vessel already in orbit, older than any human ship and patched in a dozen styles.</w:t>
+      </w:r>
+    </w:p>
+    <w:p>
+      <w:pPr>
+        <w:pStyle w:val="BodyText"/>
+      </w:pPr>
+      <w:r>
+        <w:t xml:space="preserve">It belonged to the</w:t>
+      </w:r>
+      <w:r>
+        <w:t xml:space="preserve"> </w:t>
+      </w:r>
+      <w:r>
+        <w:rPr>
+          <w:bCs/>
+          <w:b/>
+        </w:rPr>
+        <w:t xml:space="preserve">Kel</w:t>
+      </w:r>
+      <w:r>
+        <w:t xml:space="preserve">, explorers from a civilization far older than humanity’s, and far deeper in debt. The Kel crew greeted the humans with courtesy, curiosity and gifts: star charts, medicine, repairs to a failing reactor. The humans accepted gratefully. They did not know that, among the Kel, every gift is the first line of a contract.</w:t>
+      </w:r>
+    </w:p>
+    <w:p>
+      <w:pPr>
+        <w:pStyle w:val="BodyText"/>
+      </w:pPr>
+      <w:r>
+        <w:t xml:space="preserve">The Kel saw humanity as an extraordinary commercial opportunity, and a possible way to improve their own civilization’s position. When they came to collect, the humans did not understand what they owed, and the Kel did not understand why anyone would accept help they never meant to repay. Talks broke down. Kel crews detained the survey team as surety against the debt, and Earth answered with an armed rescue. People died on both sides.</w:t>
+      </w:r>
+    </w:p>
+    <w:p>
+      <w:pPr>
+        <w:pStyle w:val="BodyText"/>
+      </w:pPr>
+      <w:r>
+        <w:t xml:space="preserve">Humans call it the</w:t>
+      </w:r>
+      <w:r>
+        <w:t xml:space="preserve"> </w:t>
+      </w:r>
+      <w:r>
+        <w:rPr>
+          <w:bCs/>
+          <w:b/>
+        </w:rPr>
+        <w:t xml:space="preserve">First Contact Crisis</w:t>
+      </w:r>
+      <w:r>
+        <w:t xml:space="preserve">. The Kel call it a default.</w:t>
+      </w:r>
+    </w:p>
+    <w:bookmarkEnd w:id="90"/>
+    <w:bookmarkStart w:id="91" w:name="the-tessan-arrival"/>
+    <w:p>
+      <w:pPr>
+        <w:pStyle w:val="Heading2"/>
+      </w:pPr>
+      <w:r>
+        <w:t xml:space="preserve">The Tessan arrival</w:t>
+      </w:r>
+    </w:p>
+    <w:p>
+      <w:pPr>
+        <w:pStyle w:val="FirstParagraph"/>
+      </w:pPr>
+      <w:r>
+        <w:t xml:space="preserve">The crisis brought humanity to the attention of the</w:t>
+      </w:r>
+      <w:r>
+        <w:t xml:space="preserve"> </w:t>
+      </w:r>
+      <w:r>
+        <w:rPr>
+          <w:bCs/>
+          <w:b/>
+        </w:rPr>
+        <w:t xml:space="preserve">Tessan</w:t>
+      </w:r>
+      <w:r>
+        <w:t xml:space="preserve">, one of the oldest and most influential commercial powers in known space.</w:t>
+      </w:r>
+    </w:p>
+    <w:p>
+      <w:pPr>
+        <w:pStyle w:val="BodyText"/>
+      </w:pPr>
+      <w:r>
+        <w:t xml:space="preserve">Rather than threaten humanity, the Tessan negotiated a settlement. Human captives were returned, losses were compensated, and the Tessan established themselves as cautious intermediaries between humanity and the wider interstellar community. It was humanity’s first introduction to the political and economic order beyond human space.</w:t>
+      </w:r>
+    </w:p>
+    <w:bookmarkEnd w:id="91"/>
+    <w:bookmarkStart w:id="92" w:name="the-humantessan-accord"/>
+    <w:p>
+      <w:pPr>
+        <w:pStyle w:val="Heading2"/>
+      </w:pPr>
+      <w:r>
+        <w:t xml:space="preserve">The Human–Tessan Accord</w:t>
+      </w:r>
+    </w:p>
+    <w:p>
+      <w:pPr>
+        <w:pStyle w:val="FirstParagraph"/>
+      </w:pPr>
+      <w:r>
+        <w:t xml:space="preserve">Human governments soon sought a formal agreement with clear rules for dealing with other civilizations. The</w:t>
+      </w:r>
+      <w:r>
+        <w:t xml:space="preserve"> </w:t>
+      </w:r>
+      <w:r>
+        <w:rPr>
+          <w:bCs/>
+          <w:b/>
+        </w:rPr>
+        <w:t xml:space="preserve">Human–Tessan Accord on Recognition, Transit and Commerce</w:t>
+      </w:r>
+      <w:r>
+        <w:t xml:space="preserve"> </w:t>
+      </w:r>
+      <w:r>
+        <w:t xml:space="preserve">established territorial recognition, corridor transit procedures, commercial standards, dispute resolution, and protections against unknowingly assuming obligations by accepting assistance.</w:t>
+      </w:r>
+    </w:p>
+    <w:p>
+      <w:pPr>
+        <w:pStyle w:val="BodyText"/>
+      </w:pPr>
+      <w:r>
+        <w:t xml:space="preserve">The Accord opened the wider interstellar economy to humanity.</w:t>
+      </w:r>
+    </w:p>
+    <w:bookmarkEnd w:id="92"/>
+    <w:bookmarkStart w:id="93" w:name="humanity-enters-the-interstellar-economy"/>
+    <w:p>
+      <w:pPr>
+        <w:pStyle w:val="Heading2"/>
+      </w:pPr>
+      <w:r>
+        <w:t xml:space="preserve">Humanity enters the interstellar economy</w:t>
+      </w:r>
+    </w:p>
+    <w:p>
+      <w:pPr>
+        <w:pStyle w:val="FirstParagraph"/>
+      </w:pPr>
+      <w:r>
+        <w:t xml:space="preserve">Human merchants, explorers, corporations and colonies expanded rapidly into newly accessible space. Tessan institutions supplied financing, insurance, navigation information and access to markets that had existed for centuries before humanity arrived.</w:t>
+      </w:r>
+    </w:p>
+    <w:p>
+      <w:pPr>
+        <w:pStyle w:val="BodyText"/>
+      </w:pPr>
+      <w:r>
+        <w:t xml:space="preserve">Humans eagerly embraced these opportunities. Some sought wealth. Some sought knowledge. Some wanted new worlds. Some wanted to improve the lives of people they had never met. Frequently, all of those people traveled aboard the same ship.</w:t>
+      </w:r>
+    </w:p>
+    <w:bookmarkEnd w:id="93"/>
+    <w:bookmarkStart w:id="94" w:name="what-humanity-brought"/>
+    <w:p>
+      <w:pPr>
+        <w:pStyle w:val="Heading2"/>
+      </w:pPr>
+      <w:r>
+        <w:t xml:space="preserve">What humanity brought</w:t>
+      </w:r>
+    </w:p>
+    <w:p>
+      <w:pPr>
+        <w:pStyle w:val="FirstParagraph"/>
+      </w:pPr>
+      <w:r>
+        <w:t xml:space="preserve">Humanity proved to be more than another emerging market. Humans brought an unusual willingness to experiment, challenge established assumptions, tolerate failure, forgive unsustainable debts, reorganize failing enterprises, and invest heavily in uncertain ideas.</w:t>
+      </w:r>
+    </w:p>
+    <w:p>
+      <w:pPr>
+        <w:pStyle w:val="BodyText"/>
+      </w:pPr>
+      <w:r>
+        <w:t xml:space="preserve">Some human ventures ended disastrously. Others transformed entire industries. Human economic ideas (restructuring, bankruptcy, venture investment and debt forgiveness) began influencing Tessan institutions that had operated by centuries of precedent.</w:t>
+      </w:r>
+    </w:p>
+    <w:p>
+      <w:pPr>
+        <w:pStyle w:val="BodyText"/>
+      </w:pPr>
+      <w:r>
+        <w:t xml:space="preserve">The Tessan opened the galaxy to humanity. Humanity, in turn, began changing the galaxy.</w:t>
+      </w:r>
+    </w:p>
+    <w:bookmarkEnd w:id="94"/>
+    <w:bookmarkStart w:id="95" w:name="the-human-reputation"/>
+    <w:p>
+      <w:pPr>
+        <w:pStyle w:val="Heading2"/>
+      </w:pPr>
+      <w:r>
+        <w:t xml:space="preserve">The human reputation</w:t>
+      </w:r>
+    </w:p>
+    <w:p>
+      <w:pPr>
+        <w:pStyle w:val="FirstParagraph"/>
+      </w:pPr>
+      <w:r>
+        <w:t xml:space="preserve">Within the wider interstellar community, humans have a reputation for</w:t>
+      </w:r>
+      <w:r>
+        <w:t xml:space="preserve"> </w:t>
+      </w:r>
+      <w:r>
+        <w:rPr>
+          <w:bCs/>
+          <w:b/>
+        </w:rPr>
+        <w:t xml:space="preserve">restless energy</w:t>
+      </w:r>
+      <w:r>
+        <w:t xml:space="preserve">. Humans establish companies, charities, colonies, research stations, trading houses, exploration expeditions, religious missions, criminal enterprises, relief organizations and political movements with remarkable speed.</w:t>
+      </w:r>
+    </w:p>
+    <w:p>
+      <w:pPr>
+        <w:pStyle w:val="BodyText"/>
+      </w:pPr>
+      <w:r>
+        <w:t xml:space="preserve">They can be breathtakingly acquisitive and astonishingly generous. The same civilization that produces ruthless speculators also produces people willing to cross a dozen star systems to help strangers. Human expansion carries both sides of humanity into the stars:</w:t>
+      </w:r>
+      <w:r>
+        <w:t xml:space="preserve"> </w:t>
+      </w:r>
+      <w:r>
+        <w:rPr>
+          <w:bCs/>
+          <w:b/>
+        </w:rPr>
+        <w:t xml:space="preserve">the greedy and the altruistic, the ambitious and the compassionate, the exploiters and the reformers.</w:t>
+      </w:r>
+    </w:p>
+    <w:p>
+      <w:pPr>
+        <w:pStyle w:val="BodyText"/>
+      </w:pPr>
+      <w:r>
+        <w:t xml:space="preserve">For characters in</w:t>
+      </w:r>
+      <w:r>
+        <w:t xml:space="preserve"> </w:t>
+      </w:r>
+      <w:r>
+        <w:rPr>
+          <w:iCs/>
+          <w:i/>
+        </w:rPr>
         <w:t xml:space="preserve">Fracture Lines</w:t>
       </w:r>
       <w:r>
         <w:t xml:space="preserve">, that contradiction is part of what it means to be human in a galaxy that is still deciding what to make of us.</w:t>
       </w:r>
     </w:p>
-    <w:bookmarkEnd w:id="90"/>
-    <w:bookmarkStart w:id="91" w:name="the-concord"/>
+    <w:bookmarkEnd w:id="95"/>
+    <w:bookmarkStart w:id="96" w:name="the-concord"/>
     <w:p>
       <w:pPr>
         <w:pStyle w:val="Heading2"/>
@@ -18390,9 +19286,9 @@
         <w:t xml:space="preserve">is humanity’s Earth-centered civilization: the oldest and largest of the human governments, and the one that signed the Accord. It is not the only one. Three centuries of expansion have produced independent colonies, corporate holdings, merchant leagues and political movements that answer to no one on Earth. Other peoples have their own polities, under their own names.</w:t>
       </w:r>
     </w:p>
-    <w:bookmarkEnd w:id="91"/>
-    <w:bookmarkEnd w:id="92"/>
-    <w:bookmarkStart w:id="104" w:name="the-corridors"/>
+    <w:bookmarkEnd w:id="96"/>
+    <w:bookmarkEnd w:id="97"/>
+    <w:bookmarkStart w:id="109" w:name="the-corridors"/>
     <w:p>
       <w:pPr>
         <w:pStyle w:val="Heading1"/>
@@ -18422,7 +19318,7 @@
         <w:t xml:space="preserve">.</w:t>
       </w:r>
     </w:p>
-    <w:bookmarkStart w:id="93" w:name="what-the-corridors-are"/>
+    <w:bookmarkStart w:id="98" w:name="what-the-corridors-are"/>
     <w:p>
       <w:pPr>
         <w:pStyle w:val="Heading2"/>
@@ -18492,8 +19388,8 @@
         <w:t xml:space="preserve">Corridor mouths sit at gravitational balance points, often far out from the star. That is where the stations, toll gates, fortresses and Mandate checkpoints are built.</w:t>
       </w:r>
     </w:p>
-    <w:bookmarkEnd w:id="93"/>
-    <w:bookmarkStart w:id="94" w:name="off-the-corridors-the-metric-drive"/>
+    <w:bookmarkEnd w:id="98"/>
+    <w:bookmarkStart w:id="99" w:name="off-the-corridors-the-metric-drive"/>
     <w:p>
       <w:pPr>
         <w:pStyle w:val="Heading2"/>
@@ -18540,7 +19436,7 @@
       <w:pPr>
         <w:numPr>
           <w:ilvl w:val="0"/>
-          <w:numId w:val="1024"/>
+          <w:numId w:val="1029"/>
         </w:numPr>
         <w:pStyle w:val="Compact"/>
       </w:pPr>
@@ -18562,7 +19458,7 @@
       <w:pPr>
         <w:numPr>
           <w:ilvl w:val="0"/>
-          <w:numId w:val="1024"/>
+          <w:numId w:val="1029"/>
         </w:numPr>
         <w:pStyle w:val="Compact"/>
       </w:pPr>
@@ -18584,7 +19480,7 @@
       <w:pPr>
         <w:numPr>
           <w:ilvl w:val="0"/>
-          <w:numId w:val="1024"/>
+          <w:numId w:val="1029"/>
         </w:numPr>
         <w:pStyle w:val="Compact"/>
       </w:pPr>
@@ -18610,8 +19506,8 @@
         <w:t xml:space="preserve">The Vael know the drive’s limits better than anyone: their homeworld’s catastrophe struck hundreds of light-years from the nearest corridor, and even at three times light speed their escape took generations.</w:t>
       </w:r>
     </w:p>
-    <w:bookmarkEnd w:id="94"/>
-    <w:bookmarkStart w:id="95" w:name="depth"/>
+    <w:bookmarkEnd w:id="99"/>
+    <w:bookmarkStart w:id="100" w:name="depth"/>
     <w:p>
       <w:pPr>
         <w:pStyle w:val="Heading2"/>
@@ -18654,8 +19550,8 @@
         <w:t xml:space="preserve">, where two points hundreds or thousands of light-years apart in ordinary space may be very close indeed.</w:t>
       </w:r>
     </w:p>
-    <w:bookmarkEnd w:id="95"/>
-    <w:bookmarkStart w:id="96" w:name="drift-collapse-and-junctions"/>
+    <w:bookmarkEnd w:id="100"/>
+    <w:bookmarkStart w:id="101" w:name="drift-collapse-and-junctions"/>
     <w:p>
       <w:pPr>
         <w:pStyle w:val="Heading2"/>
@@ -18693,8 +19589,8 @@
         <w:t xml:space="preserve">, power gathers: every ship and every message between those regions must pass through.</w:t>
       </w:r>
     </w:p>
-    <w:bookmarkEnd w:id="96"/>
-    <w:bookmarkStart w:id="101" w:name="communication-through-the-deep-fold"/>
+    <w:bookmarkEnd w:id="101"/>
+    <w:bookmarkStart w:id="106" w:name="communication-through-the-deep-fold"/>
     <w:p>
       <w:pPr>
         <w:pStyle w:val="Heading2"/>
@@ -18711,7 +19607,7 @@
         <w:t xml:space="preserve">The civilizations of known space do not rely on conventional radio for interstellar communication. Instead, advanced societies exploit a phenomenon associated with the same hidden geometry that makes corridor travel possible.</w:t>
       </w:r>
     </w:p>
-    <w:bookmarkStart w:id="97" w:name="quantum-gravimetric-communication"/>
+    <w:bookmarkStart w:id="102" w:name="quantum-gravimetric-communication"/>
     <w:p>
       <w:pPr>
         <w:pStyle w:val="Heading3"/>
@@ -18757,8 +19653,8 @@
         <w:t xml:space="preserve">Consequently, quantum-gravimetric communication does not depend upon instantaneous communication through entanglement. The signal physically travels between transmitter and receiver, but through a region of spacetime in which the effective distance between the two points is enormously reduced. To observers limited to normal space, the result can appear to be faster-than-light communication.</w:t>
       </w:r>
     </w:p>
-    <w:bookmarkEnd w:id="97"/>
-    <w:bookmarkStart w:id="98" w:name="why-humanity-didnt-discover-it"/>
+    <w:bookmarkEnd w:id="102"/>
+    <w:bookmarkStart w:id="103" w:name="why-humanity-didnt-discover-it"/>
     <w:p>
       <w:pPr>
         <w:pStyle w:val="Heading3"/>
@@ -18801,8 +19697,8 @@
         <w:t xml:space="preserve">Humanity didn’t know the communications medium existed.</w:t>
       </w:r>
     </w:p>
-    <w:bookmarkEnd w:id="98"/>
-    <w:bookmarkStart w:id="99" w:name="the-antenna"/>
+    <w:bookmarkEnd w:id="103"/>
+    <w:bookmarkStart w:id="104" w:name="the-antenna"/>
     <w:p>
       <w:pPr>
         <w:pStyle w:val="Heading3"/>
@@ -18851,8 +19747,8 @@
         <w:t xml:space="preserve">Humanity had spent centuries listening for voices among the stars. The galaxy had never been silent. Humanity had simply been listening to the wrong part of the universe.</w:t>
       </w:r>
     </w:p>
-    <w:bookmarkEnd w:id="99"/>
-    <w:bookmarkStart w:id="100" w:name="the-network-is-the-map"/>
+    <w:bookmarkEnd w:id="104"/>
+    <w:bookmarkStart w:id="105" w:name="the-network-is-the-map"/>
     <w:p>
       <w:pPr>
         <w:pStyle w:val="Heading3"/>
@@ -18873,7 +19769,7 @@
       <w:pPr>
         <w:numPr>
           <w:ilvl w:val="0"/>
-          <w:numId w:val="1025"/>
+          <w:numId w:val="1030"/>
         </w:numPr>
         <w:pStyle w:val="Compact"/>
       </w:pPr>
@@ -18895,7 +19791,7 @@
       <w:pPr>
         <w:numPr>
           <w:ilvl w:val="0"/>
-          <w:numId w:val="1025"/>
+          <w:numId w:val="1030"/>
         </w:numPr>
         <w:pStyle w:val="Compact"/>
       </w:pPr>
@@ -18917,7 +19813,7 @@
       <w:pPr>
         <w:numPr>
           <w:ilvl w:val="0"/>
-          <w:numId w:val="1025"/>
+          <w:numId w:val="1030"/>
         </w:numPr>
         <w:pStyle w:val="Compact"/>
       </w:pPr>
@@ -18943,9 +19839,9 @@
         <w:t xml:space="preserve">Control of corridor intersections is one of the fundamental sources of political and economic power in known space. For civilizations such as the Tessan, power does not require conquest: control over contracts, debt, corridor access and communications can bind entire worlds without a Tessan soldier ever setting foot on them.</w:t>
       </w:r>
     </w:p>
-    <w:bookmarkEnd w:id="100"/>
-    <w:bookmarkEnd w:id="101"/>
-    <w:bookmarkStart w:id="102" w:name="corridors-in-play"/>
+    <w:bookmarkEnd w:id="105"/>
+    <w:bookmarkEnd w:id="106"/>
+    <w:bookmarkStart w:id="107" w:name="corridors-in-play"/>
     <w:p>
       <w:pPr>
         <w:pStyle w:val="Heading2"/>
@@ -18958,7 +19854,7 @@
       <w:pPr>
         <w:numPr>
           <w:ilvl w:val="0"/>
-          <w:numId w:val="1026"/>
+          <w:numId w:val="1031"/>
         </w:numPr>
         <w:pStyle w:val="Compact"/>
       </w:pPr>
@@ -18993,7 +19889,7 @@
       <w:pPr>
         <w:numPr>
           <w:ilvl w:val="0"/>
-          <w:numId w:val="1026"/>
+          <w:numId w:val="1031"/>
         </w:numPr>
         <w:pStyle w:val="Compact"/>
       </w:pPr>
@@ -19015,7 +19911,7 @@
       <w:pPr>
         <w:numPr>
           <w:ilvl w:val="0"/>
-          <w:numId w:val="1026"/>
+          <w:numId w:val="1031"/>
         </w:numPr>
         <w:pStyle w:val="Compact"/>
       </w:pPr>
@@ -19037,7 +19933,7 @@
       <w:pPr>
         <w:numPr>
           <w:ilvl w:val="0"/>
-          <w:numId w:val="1026"/>
+          <w:numId w:val="1031"/>
         </w:numPr>
         <w:pStyle w:val="Compact"/>
       </w:pPr>
@@ -19059,7 +19955,7 @@
       <w:pPr>
         <w:numPr>
           <w:ilvl w:val="0"/>
-          <w:numId w:val="1026"/>
+          <w:numId w:val="1031"/>
         </w:numPr>
         <w:pStyle w:val="Compact"/>
       </w:pPr>
@@ -19081,7 +19977,7 @@
       <w:pPr>
         <w:numPr>
           <w:ilvl w:val="0"/>
-          <w:numId w:val="1026"/>
+          <w:numId w:val="1031"/>
         </w:numPr>
         <w:pStyle w:val="Compact"/>
       </w:pPr>
@@ -19132,7 +20028,7 @@
       <w:pPr>
         <w:numPr>
           <w:ilvl w:val="0"/>
-          <w:numId w:val="1026"/>
+          <w:numId w:val="1031"/>
         </w:numPr>
         <w:pStyle w:val="Compact"/>
       </w:pPr>
@@ -19163,8 +20059,8 @@
         <w:t xml:space="preserve">) and Mandate screenings.</w:t>
       </w:r>
     </w:p>
-    <w:bookmarkEnd w:id="102"/>
-    <w:bookmarkStart w:id="103" w:name="controlled-gear"/>
+    <w:bookmarkEnd w:id="107"/>
+    <w:bookmarkStart w:id="108" w:name="controlled-gear"/>
     <w:p>
       <w:pPr>
         <w:pStyle w:val="Heading2"/>
@@ -19727,7 +20623,7 @@
       <w:pPr>
         <w:numPr>
           <w:ilvl w:val="0"/>
-          <w:numId w:val="1027"/>
+          <w:numId w:val="1032"/>
         </w:numPr>
         <w:pStyle w:val="Compact"/>
       </w:pPr>
@@ -19817,7 +20713,7 @@
       <w:pPr>
         <w:numPr>
           <w:ilvl w:val="0"/>
-          <w:numId w:val="1027"/>
+          <w:numId w:val="1032"/>
         </w:numPr>
         <w:pStyle w:val="Compact"/>
       </w:pPr>
@@ -19883,9 +20779,9 @@
         <w:t xml:space="preserve">Edge.</w:t>
       </w:r>
     </w:p>
-    <w:bookmarkEnd w:id="103"/>
-    <w:bookmarkEnd w:id="104"/>
-    <w:bookmarkStart w:id="109" w:name="ships-in-a-fight"/>
+    <w:bookmarkEnd w:id="108"/>
+    <w:bookmarkEnd w:id="109"/>
+    <w:bookmarkStart w:id="114" w:name="ships-in-a-fight"/>
     <w:p>
       <w:pPr>
         <w:pStyle w:val="Heading1"/>
@@ -19902,7 +20798,7 @@
         <w:t xml:space="preserve">Most crews would rather run than fight, and most fights between ships are short. These rules keep them fast: one roll per station, each exchange.</w:t>
       </w:r>
     </w:p>
-    <w:bookmarkStart w:id="105" w:name="range-in-space"/>
+    <w:bookmarkStart w:id="110" w:name="range-in-space"/>
     <w:p>
       <w:pPr>
         <w:pStyle w:val="Heading2"/>
@@ -20254,7 +21150,20 @@
         <w:t xml:space="preserve"> </w:t>
       </w:r>
       <w:r>
-        <w:t xml:space="preserve">At the start of each exchange the pilots roll an opposed</w:t>
+        <w:t xml:space="preserve">This is the core’s</w:t>
+      </w:r>
+      <w:r>
+        <w:t xml:space="preserve"> </w:t>
+      </w:r>
+      <w:r>
+        <w:rPr>
+          <w:iCs/>
+          <w:i/>
+        </w:rPr>
+        <w:t xml:space="preserve">chase by range</w:t>
+      </w:r>
+      <w:r>
+        <w:t xml:space="preserve">: at the start of each exchange the pilots roll an opposed</w:t>
       </w:r>
       <w:r>
         <w:t xml:space="preserve"> </w:t>
@@ -20273,8 +21182,8 @@
         <w:t xml:space="preserve">contest. The winner may shift the range one band, in or out. A ship that wins at Extreme range by 5 or more can break contact and run for a corridor mouth or a metric jump.</w:t>
       </w:r>
     </w:p>
-    <w:bookmarkEnd w:id="105"/>
-    <w:bookmarkStart w:id="106" w:name="ship-weapons"/>
+    <w:bookmarkEnd w:id="110"/>
+    <w:bookmarkStart w:id="111" w:name="ship-weapons"/>
     <w:p>
       <w:pPr>
         <w:pStyle w:val="Heading2"/>
@@ -20723,8 +21632,8 @@
         </w:tc>
       </w:tr>
     </w:tbl>
-    <w:bookmarkEnd w:id="106"/>
-    <w:bookmarkStart w:id="107" w:name="the-exchange"/>
+    <w:bookmarkEnd w:id="111"/>
+    <w:bookmarkStart w:id="112" w:name="the-exchange"/>
     <w:p>
       <w:pPr>
         <w:pStyle w:val="Heading2"/>
@@ -21359,8 +22268,8 @@
         <w:t xml:space="preserve">A captain who takes an order doesn’t also work a station that exchange. Commanding well is the job.</w:t>
       </w:r>
     </w:p>
-    <w:bookmarkEnd w:id="107"/>
-    <w:bookmarkStart w:id="108" w:name="hull"/>
+    <w:bookmarkEnd w:id="112"/>
+    <w:bookmarkStart w:id="113" w:name="hull"/>
     <w:p>
       <w:pPr>
         <w:pStyle w:val="Heading2"/>
@@ -21646,9 +22555,9 @@
         <w:t xml:space="preserve">a dock clears the whole track; in the field an engineer patches one box a fight, and a full day’s work clears one more.</w:t>
       </w:r>
     </w:p>
-    <w:bookmarkEnd w:id="108"/>
-    <w:bookmarkEnd w:id="109"/>
-    <w:bookmarkStart w:id="139" w:name="peoples-of-the-corridors"/>
+    <w:bookmarkEnd w:id="113"/>
+    <w:bookmarkEnd w:id="114"/>
+    <w:bookmarkStart w:id="144" w:name="peoples-of-the-corridors"/>
     <w:p>
       <w:pPr>
         <w:pStyle w:val="Heading1"/>
@@ -21694,7 +22603,7 @@
         <w:t xml:space="preserve">chapter.</w:t>
       </w:r>
     </w:p>
-    <w:bookmarkStart w:id="110" w:name="the-political-landscape"/>
+    <w:bookmarkStart w:id="115" w:name="the-political-landscape"/>
     <w:p>
       <w:pPr>
         <w:pStyle w:val="Heading2"/>
@@ -21751,8 +22660,8 @@
         <w:t xml:space="preserve">No power controls the entire corridor network, and no species has a monopoly on intelligence, technological innovation, or ambition.</w:t>
       </w:r>
     </w:p>
-    <w:bookmarkEnd w:id="110"/>
-    <w:bookmarkStart w:id="116" w:name="the-established-and-emerging-powers"/>
+    <w:bookmarkEnd w:id="115"/>
+    <w:bookmarkStart w:id="121" w:name="the-established-and-emerging-powers"/>
     <w:p>
       <w:pPr>
         <w:pStyle w:val="Heading2"/>
@@ -21761,7 +22670,7 @@
         <w:t xml:space="preserve">The established and emerging powers</w:t>
       </w:r>
     </w:p>
-    <w:bookmarkStart w:id="111" w:name="humans"/>
+    <w:bookmarkStart w:id="116" w:name="humans"/>
     <w:p>
       <w:pPr>
         <w:pStyle w:val="Heading3"/>
@@ -21802,8 +22711,8 @@
         <w:t xml:space="preserve">Humanity’s economic innovations have begun influencing Tessan institutions, while its explorers and entrepreneurs push into regions older civilizations consider unprofitable or dangerous.</w:t>
       </w:r>
     </w:p>
-    <w:bookmarkEnd w:id="111"/>
-    <w:bookmarkStart w:id="112" w:name="tessan"/>
+    <w:bookmarkEnd w:id="116"/>
+    <w:bookmarkStart w:id="117" w:name="tessan"/>
     <w:p>
       <w:pPr>
         <w:pStyle w:val="Heading3"/>
@@ -21844,8 +22753,8 @@
         <w:t xml:space="preserve">Contact with humanity has introduced new economic thinking into Tessan society, creating a growing division between traditional creditors and reformers who question the profitability of perpetual debt.</w:t>
       </w:r>
     </w:p>
-    <w:bookmarkEnd w:id="112"/>
-    <w:bookmarkStart w:id="113" w:name="kel"/>
+    <w:bookmarkEnd w:id="117"/>
+    <w:bookmarkStart w:id="118" w:name="kel"/>
     <w:p>
       <w:pPr>
         <w:pStyle w:val="Heading3"/>
@@ -21886,8 +22795,8 @@
         <w:t xml:space="preserve">Today, Kel society is divided between contractual loyalists, reformers seeking negotiated emancipation, and radicals who believe their world’s debts can only be ended through force.</w:t>
       </w:r>
     </w:p>
-    <w:bookmarkEnd w:id="113"/>
-    <w:bookmarkStart w:id="114" w:name="mirrun"/>
+    <w:bookmarkEnd w:id="118"/>
+    <w:bookmarkStart w:id="119" w:name="mirrun"/>
     <w:p>
       <w:pPr>
         <w:pStyle w:val="Heading3"/>
@@ -21928,8 +22837,8 @@
         <w:t xml:space="preserve">Mirrun researchers are among the leading specialists in gravimetric resonance detection. Their biological sensitivity inspired several important improvements in corridor instrumentation. Their principal strategic concern is the protection of ocean worlds from extractive industries.</w:t>
       </w:r>
     </w:p>
-    <w:bookmarkEnd w:id="114"/>
-    <w:bookmarkStart w:id="115" w:name="ylith"/>
+    <w:bookmarkEnd w:id="119"/>
+    <w:bookmarkStart w:id="120" w:name="ylith"/>
     <w:p>
       <w:pPr>
         <w:pStyle w:val="Heading3"/>
@@ -21970,9 +22879,9 @@
         <w:t xml:space="preserve">Their independent city-states are renowned for navigation, long-range observation, and exploratory cartography. Ylith navigators have discovered corridors that conventional instruments initially failed to identify.</w:t>
       </w:r>
     </w:p>
-    <w:bookmarkEnd w:id="115"/>
-    <w:bookmarkEnd w:id="116"/>
-    <w:bookmarkStart w:id="122" w:name="Xff4a93679c910774e2f02ac587efedb0ceda74a"/>
+    <w:bookmarkEnd w:id="120"/>
+    <w:bookmarkEnd w:id="121"/>
+    <w:bookmarkStart w:id="127" w:name="Xff4a93679c910774e2f02ac587efedb0ceda74a"/>
     <w:p>
       <w:pPr>
         <w:pStyle w:val="Heading2"/>
@@ -22005,7 +22914,7 @@
         <w:t xml:space="preserve">Both its internal factions and external enemies have exploited the shifting gravimetric corridors. An imperial province isolated for centuries can become an independent civilization. When its corridor reopens, the Hegemony may return to reclaim it.</w:t>
       </w:r>
     </w:p>
-    <w:bookmarkStart w:id="117" w:name="ozhvek-the-imperial-founders"/>
+    <w:bookmarkStart w:id="122" w:name="ozhvek-the-imperial-founders"/>
     <w:p>
       <w:pPr>
         <w:pStyle w:val="Heading3"/>
@@ -22054,8 +22963,8 @@
         <w:t xml:space="preserve">The greatest threat to Ozhvek dominance is not necessarily another species. It is the inability of their ruling houses to agree on what the Hegemony should become.</w:t>
       </w:r>
     </w:p>
-    <w:bookmarkEnd w:id="117"/>
-    <w:bookmarkStart w:id="118" w:name="dresh-the-imperial-soldiers"/>
+    <w:bookmarkEnd w:id="122"/>
+    <w:bookmarkStart w:id="123" w:name="dresh-the-imperial-soldiers"/>
     <w:p>
       <w:pPr>
         <w:pStyle w:val="Heading3"/>
@@ -22104,8 +23013,8 @@
         <w:t xml:space="preserve">Dresh military society prizes competence and mutual obligation. Their greatest political dispute concerns whether soldiers owe allegiance to the imperial throne, their commanders, or the populations they protect.</w:t>
       </w:r>
     </w:p>
-    <w:bookmarkEnd w:id="118"/>
-    <w:bookmarkStart w:id="119" w:name="shivar-the-keepers-of-orthodoxy"/>
+    <w:bookmarkEnd w:id="123"/>
+    <w:bookmarkStart w:id="124" w:name="shivar-the-keepers-of-orthodoxy"/>
     <w:p>
       <w:pPr>
         <w:pStyle w:val="Heading3"/>
@@ -22162,8 +23071,8 @@
         <w:t xml:space="preserve">The resulting religious schism has fueled uprisings, political assassinations, and wars within the Hegemony.</w:t>
       </w:r>
     </w:p>
-    <w:bookmarkEnd w:id="119"/>
-    <w:bookmarkStart w:id="120" w:name="brulvek-the-industrial-survivors"/>
+    <w:bookmarkEnd w:id="124"/>
+    <w:bookmarkStart w:id="125" w:name="brulvek-the-industrial-survivors"/>
     <w:p>
       <w:pPr>
         <w:pStyle w:val="Heading3"/>
@@ -22220,8 +23129,8 @@
         <w:t xml:space="preserve">Brulvek engineers are highly sought after throughout known space, particularly for their ability to restore machinery that has operated for centuries without replacement parts.</w:t>
       </w:r>
     </w:p>
-    <w:bookmarkEnd w:id="120"/>
-    <w:bookmarkStart w:id="121" w:name="zhaq-the-lost-province"/>
+    <w:bookmarkEnd w:id="125"/>
+    <w:bookmarkStart w:id="126" w:name="zhaq-the-lost-province"/>
     <w:p>
       <w:pPr>
         <w:pStyle w:val="Heading3"/>
@@ -22294,9 +23203,9 @@
         <w:t xml:space="preserve">Their continuing resistance has become a symbol for separatist movements throughout imperial space.</w:t>
       </w:r>
     </w:p>
-    <w:bookmarkEnd w:id="121"/>
-    <w:bookmarkEnd w:id="122"/>
-    <w:bookmarkStart w:id="138" w:name="X7cf45656e26c6332fca34295f43177ee2dc74b7"/>
+    <w:bookmarkEnd w:id="126"/>
+    <w:bookmarkEnd w:id="127"/>
+    <w:bookmarkStart w:id="143" w:name="X7cf45656e26c6332fca34295f43177ee2dc74b7"/>
     <w:p>
       <w:pPr>
         <w:pStyle w:val="Heading2"/>
@@ -22305,7 +23214,7 @@
         <w:t xml:space="preserve">Independent civilizations and regional powers</w:t>
       </w:r>
     </w:p>
-    <w:bookmarkStart w:id="123" w:name="veyari-the-memory-keepers"/>
+    <w:bookmarkStart w:id="128" w:name="veyari-the-memory-keepers"/>
     <w:p>
       <w:pPr>
         <w:pStyle w:val="Heading3"/>
@@ -22362,8 +23271,8 @@
         <w:t xml:space="preserve">Their greatest strength is knowledge. Their greatest vulnerability is the assumption that knowledge should be preserved even when powerful civilizations would prefer it forgotten.</w:t>
       </w:r>
     </w:p>
-    <w:bookmarkEnd w:id="123"/>
-    <w:bookmarkStart w:id="124" w:name="eshuum-the-distributed-minds"/>
+    <w:bookmarkEnd w:id="128"/>
+    <w:bookmarkStart w:id="129" w:name="eshuum-the-distributed-minds"/>
     <w:p>
       <w:pPr>
         <w:pStyle w:val="Heading3"/>
@@ -22420,8 +23329,8 @@
         <w:t xml:space="preserve">Their political institutions strongly oppose forced separation, biological experimentation without consent, and the ownership of intelligent organisms. These positions have brought them into direct conflict with several Hegemony research authorities.</w:t>
       </w:r>
     </w:p>
-    <w:bookmarkEnd w:id="124"/>
-    <w:bookmarkStart w:id="125" w:name="khaum-the-deep-dwellers"/>
+    <w:bookmarkEnd w:id="129"/>
+    <w:bookmarkStart w:id="130" w:name="khaum-the-deep-dwellers"/>
     <w:p>
       <w:pPr>
         <w:pStyle w:val="Heading3"/>
@@ -22486,8 +23395,8 @@
         <w:t xml:space="preserve">Their underground refuges have sheltered refugees from multiple Hegemony campaigns.</w:t>
       </w:r>
     </w:p>
-    <w:bookmarkEnd w:id="125"/>
-    <w:bookmarkStart w:id="126" w:name="vael-the-living-fleets"/>
+    <w:bookmarkEnd w:id="130"/>
+    <w:bookmarkStart w:id="131" w:name="vael-the-living-fleets"/>
     <w:p>
       <w:pPr>
         <w:pStyle w:val="Heading3"/>
@@ -22544,8 +23453,8 @@
         <w:t xml:space="preserve">Vael flotillas have repeatedly been caught between Hegemony forces and separatist territories. Their determination to remain politically independent has made them both valuable intermediaries and frequent targets of suspicion.</w:t>
       </w:r>
     </w:p>
-    <w:bookmarkEnd w:id="126"/>
-    <w:bookmarkStart w:id="127" w:name="thrum-the-resonant-people"/>
+    <w:bookmarkEnd w:id="131"/>
+    <w:bookmarkStart w:id="132" w:name="thrum-the-resonant-people"/>
     <w:p>
       <w:pPr>
         <w:pStyle w:val="Heading3"/>
@@ -22610,8 +23519,8 @@
         <w:t xml:space="preserve">Their technology is widely respected, although their reluctance to permit military applications has strained relations with several governments.</w:t>
       </w:r>
     </w:p>
-    <w:bookmarkEnd w:id="127"/>
-    <w:bookmarkStart w:id="128" w:name="corvani-the-ecological-architects"/>
+    <w:bookmarkEnd w:id="132"/>
+    <w:bookmarkStart w:id="133" w:name="corvani-the-ecological-architects"/>
     <w:p>
       <w:pPr>
         <w:pStyle w:val="Heading3"/>
@@ -22668,8 +23577,8 @@
         <w:t xml:space="preserve">Corvani restoration teams operate on worlds devastated by Hegemony industrial extraction, although their insistence on ecological safeguards frequently brings them into conflict with mining corporations and colonial governments.</w:t>
       </w:r>
     </w:p>
-    <w:bookmarkEnd w:id="128"/>
-    <w:bookmarkStart w:id="129" w:name="uxarra-the-shifting-ones"/>
+    <w:bookmarkEnd w:id="133"/>
+    <w:bookmarkStart w:id="134" w:name="uxarra-the-shifting-ones"/>
     <w:p>
       <w:pPr>
         <w:pStyle w:val="Heading3"/>
@@ -22726,8 +23635,8 @@
         <w:t xml:space="preserve">Uxarra explorers and rescue specialists are highly valued for operations in unstable environments, particularly worlds affected by corridor disruptions or natural disasters.</w:t>
       </w:r>
     </w:p>
-    <w:bookmarkEnd w:id="129"/>
-    <w:bookmarkStart w:id="130" w:name="sen-the-patient-observers"/>
+    <w:bookmarkEnd w:id="134"/>
+    <w:bookmarkStart w:id="135" w:name="sen-the-patient-observers"/>
     <w:p>
       <w:pPr>
         <w:pStyle w:val="Heading3"/>
@@ -22792,8 +23701,8 @@
         <w:t xml:space="preserve">Their governments rarely intervene in external affairs, but their warnings concerning corridor instability carry considerable weight among navigators and scientists.</w:t>
       </w:r>
     </w:p>
-    <w:bookmarkEnd w:id="130"/>
-    <w:bookmarkStart w:id="131" w:name="joruun-the-borderland-confederates"/>
+    <w:bookmarkEnd w:id="135"/>
+    <w:bookmarkStart w:id="136" w:name="joruun-the-borderland-confederates"/>
     <w:p>
       <w:pPr>
         <w:pStyle w:val="Heading3"/>
@@ -22858,8 +23767,8 @@
         <w:t xml:space="preserve">Their greatest political challenge is maintaining unity during periods when the imperial threat appears to recede.</w:t>
       </w:r>
     </w:p>
-    <w:bookmarkEnd w:id="131"/>
-    <w:bookmarkStart w:id="132" w:name="qor-the-silicon-minds"/>
+    <w:bookmarkEnd w:id="136"/>
+    <w:bookmarkStart w:id="137" w:name="qor-the-silicon-minds"/>
     <w:p>
       <w:pPr>
         <w:pStyle w:val="Heading3"/>
@@ -22932,8 +23841,8 @@
         <w:t xml:space="preserve">Their relationship with the Tessan is complex: Tessan capital has helped expand Qor industry, but Qor political leaders refuse to permit debt arrangements that threaten planetary sovereignty.</w:t>
       </w:r>
     </w:p>
-    <w:bookmarkEnd w:id="132"/>
-    <w:bookmarkStart w:id="133" w:name="ommek-the-makers-of-machines"/>
+    <w:bookmarkEnd w:id="137"/>
+    <w:bookmarkStart w:id="138" w:name="ommek-the-makers-of-machines"/>
     <w:p>
       <w:pPr>
         <w:pStyle w:val="Heading3"/>
@@ -23006,8 +23915,8 @@
         <w:t xml:space="preserve">Ommek defensive systems have made direct conquest prohibitively expensive.</w:t>
       </w:r>
     </w:p>
-    <w:bookmarkEnd w:id="133"/>
-    <w:bookmarkStart w:id="134" w:name="vesh-the-newcomers"/>
+    <w:bookmarkEnd w:id="138"/>
+    <w:bookmarkStart w:id="139" w:name="vesh-the-newcomers"/>
     <w:p>
       <w:pPr>
         <w:pStyle w:val="Heading3"/>
@@ -23080,8 +23989,8 @@
         <w:t xml:space="preserve">Human diplomats have developed a particularly strong interest in Vesh affairs, recognizing many of the difficulties humanity experienced during its own early expansion.</w:t>
       </w:r>
     </w:p>
-    <w:bookmarkEnd w:id="134"/>
-    <w:bookmarkStart w:id="135" w:name="uth-the-refugees-of-empire"/>
+    <w:bookmarkEnd w:id="139"/>
+    <w:bookmarkStart w:id="140" w:name="uth-the-refugees-of-empire"/>
     <w:p>
       <w:pPr>
         <w:pStyle w:val="Heading3"/>
@@ -23154,8 +24063,8 @@
         <w:t xml:space="preserve">Uth activists are prominent in anti-Hegemony movements, although many Uth reject the idea that their people should be defined exclusively by historical suffering.</w:t>
       </w:r>
     </w:p>
-    <w:bookmarkEnd w:id="135"/>
-    <w:bookmarkStart w:id="136" w:name="draelin-the-corridor-cartographers"/>
+    <w:bookmarkEnd w:id="140"/>
+    <w:bookmarkStart w:id="141" w:name="draelin-the-corridor-cartographers"/>
     <w:p>
       <w:pPr>
         <w:pStyle w:val="Heading3"/>
@@ -23236,8 +24145,8 @@
         <w:t xml:space="preserve">Their internal politics are shaped by a central question: whether knowledge of safe passage should be treated as a public good or a commercial asset.</w:t>
       </w:r>
     </w:p>
-    <w:bookmarkEnd w:id="136"/>
-    <w:bookmarkStart w:id="137" w:name="zethri-the-children-of-the-collapse"/>
+    <w:bookmarkEnd w:id="141"/>
+    <w:bookmarkStart w:id="142" w:name="zethri-the-children-of-the-collapse"/>
     <w:p>
       <w:pPr>
         <w:pStyle w:val="Heading3"/>
@@ -23318,10 +24227,10 @@
         <w:t xml:space="preserve">Zethri engineers and planners specialize in building settlements capable of surviving prolonged isolation.</w:t>
       </w:r>
     </w:p>
-    <w:bookmarkEnd w:id="137"/>
-    <w:bookmarkEnd w:id="138"/>
-    <w:bookmarkEnd w:id="139"/>
-    <w:bookmarkStart w:id="143" w:name="X3145843e1df3f61def4f8ab8c5430269a2a5813"/>
+    <w:bookmarkEnd w:id="142"/>
+    <w:bookmarkEnd w:id="143"/>
+    <w:bookmarkEnd w:id="144"/>
+    <w:bookmarkStart w:id="148" w:name="X3145843e1df3f61def4f8ab8c5430269a2a5813"/>
     <w:p>
       <w:pPr>
         <w:pStyle w:val="Heading1"/>
@@ -23338,7 +24247,7 @@
         <w:t xml:space="preserve">The Hegemony deserves particular attention because its decline influences nearly every civilization in Fracture Lines.</w:t>
       </w:r>
     </w:p>
-    <w:bookmarkStart w:id="140" w:name="the-five-eras"/>
+    <w:bookmarkStart w:id="145" w:name="the-five-eras"/>
     <w:p>
       <w:pPr>
         <w:pStyle w:val="Heading2"/>
@@ -23351,7 +24260,7 @@
       <w:pPr>
         <w:numPr>
           <w:ilvl w:val="0"/>
-          <w:numId w:val="1028"/>
+          <w:numId w:val="1033"/>
         </w:numPr>
       </w:pPr>
       <w:r>
@@ -23372,7 +24281,7 @@
       <w:pPr>
         <w:numPr>
           <w:ilvl w:val="0"/>
-          <w:numId w:val="1028"/>
+          <w:numId w:val="1033"/>
         </w:numPr>
       </w:pPr>
       <w:r>
@@ -23393,7 +24302,7 @@
       <w:pPr>
         <w:numPr>
           <w:ilvl w:val="0"/>
-          <w:numId w:val="1028"/>
+          <w:numId w:val="1033"/>
         </w:numPr>
       </w:pPr>
       <w:r>
@@ -23414,7 +24323,7 @@
       <w:pPr>
         <w:numPr>
           <w:ilvl w:val="0"/>
-          <w:numId w:val="1028"/>
+          <w:numId w:val="1033"/>
         </w:numPr>
       </w:pPr>
       <w:r>
@@ -23435,7 +24344,7 @@
       <w:pPr>
         <w:numPr>
           <w:ilvl w:val="0"/>
-          <w:numId w:val="1028"/>
+          <w:numId w:val="1033"/>
         </w:numPr>
       </w:pPr>
       <w:r>
@@ -23516,8 +24425,8 @@
         <w:t xml:space="preserve">And an imperial fleet may emerge to announce that the worlds beyond it still belong to the Emperor.</w:t>
       </w:r>
     </w:p>
-    <w:bookmarkEnd w:id="140"/>
-    <w:bookmarkStart w:id="141" w:name="species-and-political-affiliations"/>
+    <w:bookmarkEnd w:id="145"/>
+    <w:bookmarkStart w:id="146" w:name="species-and-political-affiliations"/>
     <w:p>
       <w:pPr>
         <w:pStyle w:val="Heading2"/>
@@ -23826,8 +24735,8 @@
         </w:tc>
       </w:tr>
     </w:tbl>
-    <w:bookmarkEnd w:id="141"/>
-    <w:bookmarkStart w:id="142" w:name="the-galaxy-as-a-setting-for-adventure"/>
+    <w:bookmarkEnd w:id="146"/>
+    <w:bookmarkStart w:id="147" w:name="the-galaxy-as-a-setting-for-adventure"/>
     <w:p>
       <w:pPr>
         <w:pStyle w:val="Heading2"/>
@@ -23884,9 +24793,9 @@
         <w:t xml:space="preserve">The central conflict of Fracture Lines is not simply the struggle between civilizations. It is the struggle between established power and an interstellar order that refuses to remain static.</w:t>
       </w:r>
     </w:p>
-    <w:bookmarkEnd w:id="142"/>
-    <w:bookmarkEnd w:id="143"/>
-    <w:bookmarkStart w:id="144" w:name="psionics-and-the-mandates"/>
+    <w:bookmarkEnd w:id="147"/>
+    <w:bookmarkEnd w:id="148"/>
+    <w:bookmarkStart w:id="149" w:name="psionics-and-the-mandates"/>
     <w:p>
       <w:pPr>
         <w:pStyle w:val="Heading1"/>
@@ -23973,7 +24882,7 @@
       <w:pPr>
         <w:numPr>
           <w:ilvl w:val="0"/>
-          <w:numId w:val="1029"/>
+          <w:numId w:val="1034"/>
         </w:numPr>
         <w:pStyle w:val="Compact"/>
       </w:pPr>
@@ -24059,7 +24968,7 @@
       <w:pPr>
         <w:numPr>
           <w:ilvl w:val="0"/>
-          <w:numId w:val="1029"/>
+          <w:numId w:val="1034"/>
         </w:numPr>
         <w:pStyle w:val="Compact"/>
       </w:pPr>
@@ -24094,7 +25003,7 @@
       <w:pPr>
         <w:numPr>
           <w:ilvl w:val="0"/>
-          <w:numId w:val="1029"/>
+          <w:numId w:val="1034"/>
         </w:numPr>
         <w:pStyle w:val="Compact"/>
       </w:pPr>
@@ -24132,7 +25041,7 @@
       <w:pPr>
         <w:numPr>
           <w:ilvl w:val="0"/>
-          <w:numId w:val="1029"/>
+          <w:numId w:val="1034"/>
         </w:numPr>
         <w:pStyle w:val="Compact"/>
       </w:pPr>
@@ -24607,1054 +25516,14 @@
         </w:tc>
       </w:tr>
     </w:tbl>
-    <w:bookmarkEnd w:id="144"/>
-    <w:bookmarkStart w:id="145" w:name="technology"/>
+    <w:bookmarkEnd w:id="149"/>
+    <w:bookmarkStart w:id="150" w:name="technology"/>
     <w:p>
       <w:pPr>
         <w:pStyle w:val="Heading1"/>
       </w:pPr>
       <w:r>
         <w:t xml:space="preserve">Technology</w:t>
-      </w:r>
-    </w:p>
-    <w:p>
-      <w:pPr>
-        <w:numPr>
-          <w:ilvl w:val="0"/>
-          <w:numId w:val="1030"/>
-        </w:numPr>
-        <w:pStyle w:val="Compact"/>
-      </w:pPr>
-      <w:r>
-        <w:rPr>
-          <w:bCs/>
-          <w:b/>
-        </w:rPr>
-        <w:t xml:space="preserve">Cybernetics.</w:t>
-      </w:r>
-      <w:r>
-        <w:t xml:space="preserve"> </w:t>
-      </w:r>
-      <w:r>
-        <w:t xml:space="preserve">Implants replace limbs, sharpen senses and rewire reflexes. They show, they show up on scans, and they need parts, power and care: implant advantages say what they do, and the</w:t>
-      </w:r>
-      <w:r>
-        <w:t xml:space="preserve"> </w:t>
-      </w:r>
-      <w:r>
-        <w:rPr>
-          <w:iCs/>
-          <w:i/>
-        </w:rPr>
-        <w:t xml:space="preserve">Implant Upkeep</w:t>
-      </w:r>
-      <w:r>
-        <w:t xml:space="preserve"> </w:t>
-      </w:r>
-      <w:r>
-        <w:t xml:space="preserve">complication says what they cost.</w:t>
-      </w:r>
-      <w:r>
-        <w:t xml:space="preserve"> </w:t>
-      </w:r>
-      <w:r>
-        <w:rPr>
-          <w:bCs/>
-          <w:b/>
-        </w:rPr>
-        <w:t xml:space="preserve">Augments</w:t>
-      </w:r>
-      <w:r>
-        <w:t xml:space="preserve"> </w:t>
-      </w:r>
-      <w:r>
-        <w:t xml:space="preserve">live with many;</w:t>
-      </w:r>
-      <w:r>
-        <w:t xml:space="preserve"> </w:t>
-      </w:r>
-      <w:r>
-        <w:rPr>
-          <w:bCs/>
-          <w:b/>
-        </w:rPr>
-        <w:t xml:space="preserve">Cyberneticists</w:t>
-      </w:r>
-      <w:r>
-        <w:t xml:space="preserve"> </w:t>
-      </w:r>
-      <w:r>
-        <w:t xml:space="preserve">install and repair them.</w:t>
-      </w:r>
-    </w:p>
-    <w:p>
-      <w:pPr>
-        <w:numPr>
-          <w:ilvl w:val="0"/>
-          <w:numId w:val="1030"/>
-        </w:numPr>
-        <w:pStyle w:val="Compact"/>
-      </w:pPr>
-      <w:r>
-        <w:rPr>
-          <w:bCs/>
-          <w:b/>
-        </w:rPr>
-        <w:t xml:space="preserve">AI.</w:t>
-      </w:r>
-      <w:r>
-        <w:t xml:space="preserve"> </w:t>
-      </w:r>
-      <w:r>
-        <w:t xml:space="preserve">Artificial minds run ships, stations and corporations, and some want to be free. An</w:t>
-      </w:r>
-      <w:r>
-        <w:t xml:space="preserve"> </w:t>
-      </w:r>
-      <w:r>
-        <w:rPr>
-          <w:bCs/>
-          <w:b/>
-        </w:rPr>
-        <w:t xml:space="preserve">AI partner</w:t>
-      </w:r>
-      <w:r>
-        <w:t xml:space="preserve"> </w:t>
-      </w:r>
-      <w:r>
-        <w:t xml:space="preserve">has a name and a personality, played by its partner or the GM; it can</w:t>
-      </w:r>
-      <w:r>
-        <w:t xml:space="preserve"> </w:t>
-      </w:r>
-      <w:r>
-        <w:rPr>
-          <w:bCs/>
-          <w:b/>
-        </w:rPr>
-        <w:t xml:space="preserve">assist</w:t>
-      </w:r>
-      <w:r>
-        <w:t xml:space="preserve"> </w:t>
-      </w:r>
-      <w:r>
-        <w:t xml:space="preserve">Computers, Sensors and Investigation rolls (success +1, success by 5 or more +2), and acts in the world only through a drone or a ship.</w:t>
-      </w:r>
-      <w:r>
-        <w:t xml:space="preserve"> </w:t>
-      </w:r>
-      <w:r>
-        <w:rPr>
-          <w:bCs/>
-          <w:b/>
-        </w:rPr>
-        <w:t xml:space="preserve">AI Minders</w:t>
-      </w:r>
-      <w:r>
-        <w:t xml:space="preserve"> </w:t>
-      </w:r>
-      <w:r>
-        <w:t xml:space="preserve">are bonded to one and trained to handle others, from corporate systems to rogue minds.</w:t>
-      </w:r>
-    </w:p>
-    <w:p>
-      <w:pPr>
-        <w:numPr>
-          <w:ilvl w:val="0"/>
-          <w:numId w:val="1030"/>
-        </w:numPr>
-        <w:pStyle w:val="Compact"/>
-      </w:pPr>
-      <w:r>
-        <w:rPr>
-          <w:bCs/>
-          <w:b/>
-        </w:rPr>
-        <w:t xml:space="preserve">Drones.</w:t>
-      </w:r>
-      <w:r>
-        <w:t xml:space="preserve"> </w:t>
-      </w:r>
-      <w:r>
-        <w:t xml:space="preserve">Scout, repair and combat drones are everywhere. A drone relays what it senses; jamming its link or taking out its controller stops it.</w:t>
-      </w:r>
-    </w:p>
-    <w:p>
-      <w:pPr>
-        <w:numPr>
-          <w:ilvl w:val="0"/>
-          <w:numId w:val="1030"/>
-        </w:numPr>
-        <w:pStyle w:val="Compact"/>
-      </w:pPr>
-      <w:r>
-        <w:rPr>
-          <w:bCs/>
-          <w:b/>
-        </w:rPr>
-        <w:t xml:space="preserve">Biotech.</w:t>
-      </w:r>
-      <w:r>
-        <w:t xml:space="preserve"> </w:t>
-      </w:r>
-      <w:r>
-        <w:t xml:space="preserve">Gene-tailoring, cloned organs, engineered diseases and medical miracles, for those who can pay.</w:t>
-      </w:r>
-      <w:r>
-        <w:t xml:space="preserve"> </w:t>
-      </w:r>
-      <w:r>
-        <w:rPr>
-          <w:iCs/>
-          <w:i/>
-        </w:rPr>
-        <w:t xml:space="preserve">Gene-Tailored</w:t>
-      </w:r>
-      <w:r>
-        <w:t xml:space="preserve"> </w:t>
-      </w:r>
-      <w:r>
-        <w:t xml:space="preserve">characters resist disease and toxins.</w:t>
-      </w:r>
-    </w:p>
-    <w:p>
-      <w:pPr>
-        <w:numPr>
-          <w:ilvl w:val="0"/>
-          <w:numId w:val="1030"/>
-        </w:numPr>
-        <w:pStyle w:val="Compact"/>
-      </w:pPr>
-      <w:r>
-        <w:rPr>
-          <w:bCs/>
-          <w:b/>
-        </w:rPr>
-        <w:t xml:space="preserve">Ships.</w:t>
-      </w:r>
-      <w:r>
-        <w:t xml:space="preserve"> </w:t>
-      </w:r>
-      <w:r>
-        <w:t xml:space="preserve">Crews fly everything from patched freighters to corporate couriers. A ship is a home, a business and a</w:t>
-      </w:r>
-      <w:r>
-        <w:t xml:space="preserve"> </w:t>
-      </w:r>
-      <w:r>
-        <w:rPr>
-          <w:bCs/>
-          <w:b/>
-        </w:rPr>
-        <w:t xml:space="preserve">Debt</w:t>
-      </w:r>
-      <w:r>
-        <w:t xml:space="preserve">: the</w:t>
-      </w:r>
-      <w:r>
-        <w:t xml:space="preserve"> </w:t>
-      </w:r>
-      <w:r>
-        <w:rPr>
-          <w:iCs/>
-          <w:i/>
-        </w:rPr>
-        <w:t xml:space="preserve">A Ship of Your Own</w:t>
-      </w:r>
-      <w:r>
-        <w:t xml:space="preserve"> </w:t>
-      </w:r>
-      <w:r>
-        <w:t xml:space="preserve">advantage starts the crew with a ship and a box of Debt. Ship fights and chases run as clocks, with Piloting, Engineering, Sensors and Firearms rolls.</w:t>
-      </w:r>
-    </w:p>
-    <w:bookmarkEnd w:id="145"/>
-    <w:bookmarkStart w:id="153" w:name="ready-made-characters"/>
-    <w:p>
-      <w:pPr>
-        <w:pStyle w:val="Heading1"/>
-      </w:pPr>
-      <w:r>
-        <w:t xml:space="preserve">Ready-made characters</w:t>
-      </w:r>
-    </w:p>
-    <w:p>
-      <w:pPr>
-        <w:pStyle w:val="FirstParagraph"/>
-      </w:pPr>
-      <w:r>
-        <w:t xml:space="preserve">Characters ready to play, for one-shots, new players, or a group in a hurry. Each follows the creation rules exactly, and their connections tie them together. In the creator, choose one from the ready-made list to open it and make it your own.</w:t>
-      </w:r>
-    </w:p>
-    <w:bookmarkStart w:id="146" w:name="thessk-varo-hun"/>
-    <w:p>
-      <w:pPr>
-        <w:pStyle w:val="Heading2"/>
-      </w:pPr>
-      <w:r>
-        <w:t xml:space="preserve">Thessk Varo-Hun</w:t>
-      </w:r>
-    </w:p>
-    <w:p>
-      <w:pPr>
-        <w:pStyle w:val="FirstParagraph"/>
-      </w:pPr>
-      <w:r>
-        <w:rPr>
-          <w:iCs/>
-          <w:i/>
-        </w:rPr>
-        <w:t xml:space="preserve">Trader, disowned, Trader. Tessan (tier 1).</w:t>
-      </w:r>
-      <w:r>
-        <w:t xml:space="preserve"> </w:t>
-      </w:r>
-      <w:r>
-        <w:t xml:space="preserve">A young reformer cut off by her dynasty’s old creditors for writing off a client world’s debt. She trades on her own now, and keeps her word.</w:t>
-      </w:r>
-    </w:p>
-    <w:p>
-      <w:pPr>
-        <w:numPr>
-          <w:ilvl w:val="0"/>
-          <w:numId w:val="1031"/>
-        </w:numPr>
-        <w:pStyle w:val="Compact"/>
-      </w:pPr>
-      <w:r>
-        <w:rPr>
-          <w:bCs/>
-          <w:b/>
-        </w:rPr>
-        <w:t xml:space="preserve">Attributes:</w:t>
-      </w:r>
-      <w:r>
-        <w:t xml:space="preserve"> </w:t>
-      </w:r>
-      <w:r>
-        <w:t xml:space="preserve">Body 11, Agility 8, Intellect 12, Presence 13, Will 11.</w:t>
-      </w:r>
-      <w:r>
-        <w:t xml:space="preserve"> </w:t>
-      </w:r>
-      <w:r>
-        <w:rPr>
-          <w:bCs/>
-          <w:b/>
-        </w:rPr>
-        <w:t xml:space="preserve">Dodge</w:t>
-      </w:r>
-      <w:r>
-        <w:t xml:space="preserve"> </w:t>
-      </w:r>
-      <w:r>
-        <w:t xml:space="preserve">6.</w:t>
-      </w:r>
-    </w:p>
-    <w:p>
-      <w:pPr>
-        <w:numPr>
-          <w:ilvl w:val="0"/>
-          <w:numId w:val="1031"/>
-        </w:numPr>
-        <w:pStyle w:val="Compact"/>
-      </w:pPr>
-      <w:r>
-        <w:rPr>
-          <w:bCs/>
-          <w:b/>
-        </w:rPr>
-        <w:t xml:space="preserve">Skills:</w:t>
-      </w:r>
-      <w:r>
-        <w:t xml:space="preserve"> </w:t>
-      </w:r>
-      <w:r>
-        <w:t xml:space="preserve">Commerce 15 (Specialty). Trained: Deception 14, Diplomacy 14, Leadership 14, Streetwise 14, Computers 13, Investigation 13, Navigation 13, Science 13, Psychology 12, Piloting 9.</w:t>
-      </w:r>
-    </w:p>
-    <w:p>
-      <w:pPr>
-        <w:numPr>
-          <w:ilvl w:val="0"/>
-          <w:numId w:val="1031"/>
-        </w:numPr>
-        <w:pStyle w:val="Compact"/>
-      </w:pPr>
-      <w:r>
-        <w:rPr>
-          <w:bCs/>
-          <w:b/>
-        </w:rPr>
-        <w:t xml:space="preserve">Edges:</w:t>
-      </w:r>
-      <w:r>
-        <w:t xml:space="preserve"> </w:t>
-      </w:r>
-      <w:r>
-        <w:t xml:space="preserve">Extra Trained skill, A friend; a friend: her grandfather’s old clerk, who still sends her the family’s secrets.</w:t>
-      </w:r>
-    </w:p>
-    <w:p>
-      <w:pPr>
-        <w:numPr>
-          <w:ilvl w:val="0"/>
-          <w:numId w:val="1031"/>
-        </w:numPr>
-        <w:pStyle w:val="Compact"/>
-      </w:pPr>
-      <w:r>
-        <w:rPr>
-          <w:bCs/>
-          <w:b/>
-        </w:rPr>
-        <w:t xml:space="preserve">Advantage:</w:t>
-      </w:r>
-      <w:r>
-        <w:t xml:space="preserve"> </w:t>
-      </w:r>
-      <w:r>
-        <w:t xml:space="preserve">Ledger Memory (species; companion: Bound by Contract).</w:t>
-      </w:r>
-      <w:r>
-        <w:t xml:space="preserve"> </w:t>
-      </w:r>
-      <w:r>
-        <w:rPr>
-          <w:bCs/>
-          <w:b/>
-        </w:rPr>
-        <w:t xml:space="preserve">Complication:</w:t>
-      </w:r>
-      <w:r>
-        <w:t xml:space="preserve"> </w:t>
-      </w:r>
-      <w:r>
-        <w:t xml:space="preserve">Exile; trigger: your people on the same station.</w:t>
-      </w:r>
-    </w:p>
-    <w:p>
-      <w:pPr>
-        <w:numPr>
-          <w:ilvl w:val="0"/>
-          <w:numId w:val="1031"/>
-        </w:numPr>
-        <w:pStyle w:val="Compact"/>
-      </w:pPr>
-      <w:r>
-        <w:rPr>
-          <w:bCs/>
-          <w:b/>
-        </w:rPr>
-        <w:t xml:space="preserve">Why I’m out here:</w:t>
-      </w:r>
-      <w:r>
-        <w:t xml:space="preserve"> </w:t>
-      </w:r>
-      <w:r>
-        <w:t xml:space="preserve">No empire, no creditor, no one owns me.</w:t>
-      </w:r>
-      <w:r>
-        <w:t xml:space="preserve"> </w:t>
-      </w:r>
-      <w:r>
-        <w:rPr>
-          <w:bCs/>
-          <w:b/>
-        </w:rPr>
-        <w:t xml:space="preserve">Connection:</w:t>
-      </w:r>
-      <w:r>
-        <w:t xml:space="preserve"> </w:t>
-      </w:r>
-      <w:r>
-        <w:t xml:space="preserve">She sold Mara Okonkwo the first debt Mara forgave. Neither regrets it.</w:t>
-      </w:r>
-    </w:p>
-    <w:bookmarkEnd w:id="146"/>
-    <w:bookmarkStart w:id="147" w:name="kesh-of-the-seventh-hive"/>
-    <w:p>
-      <w:pPr>
-        <w:pStyle w:val="Heading2"/>
-      </w:pPr>
-      <w:r>
-        <w:t xml:space="preserve">Kesh of the Seventh Hive</w:t>
-      </w:r>
-    </w:p>
-    <w:p>
-      <w:pPr>
-        <w:pStyle w:val="FirstParagraph"/>
-      </w:pPr>
-      <w:r>
-        <w:rPr>
-          <w:iCs/>
-          <w:i/>
-        </w:rPr>
-        <w:t xml:space="preserve">Market scout, Explorer. Kel (tier 1).</w:t>
-      </w:r>
-      <w:r>
-        <w:t xml:space="preserve"> </w:t>
-      </w:r>
-      <w:r>
-        <w:t xml:space="preserve">Scouts new markets to pay down her homeworld’s debt, and wonders more each year whether the radicals are right.</w:t>
-      </w:r>
-    </w:p>
-    <w:p>
-      <w:pPr>
-        <w:numPr>
-          <w:ilvl w:val="0"/>
-          <w:numId w:val="1032"/>
-        </w:numPr>
-        <w:pStyle w:val="Compact"/>
-      </w:pPr>
-      <w:r>
-        <w:rPr>
-          <w:bCs/>
-          <w:b/>
-        </w:rPr>
-        <w:t xml:space="preserve">Attributes:</w:t>
-      </w:r>
-      <w:r>
-        <w:t xml:space="preserve"> </w:t>
-      </w:r>
-      <w:r>
-        <w:t xml:space="preserve">Body 10, Agility 11, Intellect 13, Presence 8, Will 13.</w:t>
-      </w:r>
-      <w:r>
-        <w:t xml:space="preserve"> </w:t>
-      </w:r>
-      <w:r>
-        <w:rPr>
-          <w:bCs/>
-          <w:b/>
-        </w:rPr>
-        <w:t xml:space="preserve">Dodge</w:t>
-      </w:r>
-      <w:r>
-        <w:t xml:space="preserve"> </w:t>
-      </w:r>
-      <w:r>
-        <w:t xml:space="preserve">10.</w:t>
-      </w:r>
-    </w:p>
-    <w:p>
-      <w:pPr>
-        <w:numPr>
-          <w:ilvl w:val="0"/>
-          <w:numId w:val="1032"/>
-        </w:numPr>
-        <w:pStyle w:val="Compact"/>
-      </w:pPr>
-      <w:r>
-        <w:rPr>
-          <w:bCs/>
-          <w:b/>
-        </w:rPr>
-        <w:t xml:space="preserve">Skills:</w:t>
-      </w:r>
-      <w:r>
-        <w:t xml:space="preserve"> </w:t>
-      </w:r>
-      <w:r>
-        <w:t xml:space="preserve">Navigation 16 (Specialty). Trained: Commerce 14, Computers 14, Engineering 14, Investigation 14, Science 14, Sensors 14, Survival 14, Piloting 12, Athletics 11.</w:t>
-      </w:r>
-    </w:p>
-    <w:p>
-      <w:pPr>
-        <w:numPr>
-          <w:ilvl w:val="0"/>
-          <w:numId w:val="1032"/>
-        </w:numPr>
-        <w:pStyle w:val="Compact"/>
-      </w:pPr>
-      <w:r>
-        <w:rPr>
-          <w:bCs/>
-          <w:b/>
-        </w:rPr>
-        <w:t xml:space="preserve">Edges:</w:t>
-      </w:r>
-      <w:r>
-        <w:t xml:space="preserve"> </w:t>
-      </w:r>
-      <w:r>
-        <w:t xml:space="preserve">Extra Resolve, A fine weapon or tool; a fine tool: a hive-made survey kit (+2 to Sensors for surveying a world: minerals, water and life signs).</w:t>
-      </w:r>
-    </w:p>
-    <w:p>
-      <w:pPr>
-        <w:numPr>
-          <w:ilvl w:val="0"/>
-          <w:numId w:val="1032"/>
-        </w:numPr>
-        <w:pStyle w:val="Compact"/>
-      </w:pPr>
-      <w:r>
-        <w:rPr>
-          <w:bCs/>
-          <w:b/>
-        </w:rPr>
-        <w:t xml:space="preserve">Advantage:</w:t>
-      </w:r>
-      <w:r>
-        <w:t xml:space="preserve"> </w:t>
-      </w:r>
-      <w:r>
-        <w:t xml:space="preserve">Debt-Born (species; companion: The Homeworld’s Debt).</w:t>
-      </w:r>
-      <w:r>
-        <w:t xml:space="preserve"> </w:t>
-      </w:r>
-      <w:r>
-        <w:rPr>
-          <w:bCs/>
-          <w:b/>
-        </w:rPr>
-        <w:t xml:space="preserve">Complication:</w:t>
-      </w:r>
-      <w:r>
-        <w:t xml:space="preserve"> </w:t>
-      </w:r>
-      <w:r>
-        <w:t xml:space="preserve">Debt-Bound; trigger: a creditor offers to forgive it for a favor.</w:t>
-      </w:r>
-    </w:p>
-    <w:p>
-      <w:pPr>
-        <w:numPr>
-          <w:ilvl w:val="0"/>
-          <w:numId w:val="1032"/>
-        </w:numPr>
-        <w:pStyle w:val="Compact"/>
-      </w:pPr>
-      <w:r>
-        <w:rPr>
-          <w:bCs/>
-          <w:b/>
-        </w:rPr>
-        <w:t xml:space="preserve">Why I’m out here:</w:t>
-      </w:r>
-      <w:r>
-        <w:t xml:space="preserve"> </w:t>
-      </w:r>
-      <w:r>
-        <w:t xml:space="preserve">I owe more than I can ever repay, unless I take every job.</w:t>
-      </w:r>
-      <w:r>
-        <w:t xml:space="preserve"> </w:t>
-      </w:r>
-      <w:r>
-        <w:rPr>
-          <w:bCs/>
-          <w:b/>
-        </w:rPr>
-        <w:t xml:space="preserve">Connection:</w:t>
-      </w:r>
-      <w:r>
-        <w:t xml:space="preserve"> </w:t>
-      </w:r>
-      <w:r>
-        <w:t xml:space="preserve">Ilvi Saradh’s AI found the corridor Kesh’s hive needed; Kesh owes them both.</w:t>
-      </w:r>
-    </w:p>
-    <w:bookmarkEnd w:id="147"/>
-    <w:bookmarkStart w:id="148" w:name="rook"/>
-    <w:p>
-      <w:pPr>
-        <w:pStyle w:val="Heading2"/>
-      </w:pPr>
-      <w:r>
-        <w:t xml:space="preserve">Rook</w:t>
-      </w:r>
-    </w:p>
-    <w:p>
-      <w:pPr>
-        <w:pStyle w:val="FirstParagraph"/>
-      </w:pPr>
-      <w:r>
-        <w:rPr>
-          <w:iCs/>
-          <w:i/>
-        </w:rPr>
-        <w:t xml:space="preserve">Former Concord marine, Augment. Human (tier 0); Expert.</w:t>
-      </w:r>
-      <w:r>
-        <w:t xml:space="preserve"> </w:t>
-      </w:r>
-      <w:r>
-        <w:t xml:space="preserve">Rebuilt after the Zhaq border war with a cyber-arm and reflex wiring. The implant payments are overdue, and the company that made them knows where Rook drinks.</w:t>
-      </w:r>
-    </w:p>
-    <w:p>
-      <w:pPr>
-        <w:numPr>
-          <w:ilvl w:val="0"/>
-          <w:numId w:val="1033"/>
-        </w:numPr>
-        <w:pStyle w:val="Compact"/>
-      </w:pPr>
-      <w:r>
-        <w:rPr>
-          <w:bCs/>
-          <w:b/>
-        </w:rPr>
-        <w:t xml:space="preserve">Attributes:</w:t>
-      </w:r>
-      <w:r>
-        <w:t xml:space="preserve"> </w:t>
-      </w:r>
-      <w:r>
-        <w:t xml:space="preserve">Body 13, Agility 13, Intellect 10, Presence 10, Will 10.</w:t>
-      </w:r>
-      <w:r>
-        <w:t xml:space="preserve"> </w:t>
-      </w:r>
-      <w:r>
-        <w:rPr>
-          <w:bCs/>
-          <w:b/>
-        </w:rPr>
-        <w:t xml:space="preserve">Dodge</w:t>
-      </w:r>
-      <w:r>
-        <w:t xml:space="preserve"> </w:t>
-      </w:r>
-      <w:r>
-        <w:t xml:space="preserve">12.</w:t>
-      </w:r>
-    </w:p>
-    <w:p>
-      <w:pPr>
-        <w:numPr>
-          <w:ilvl w:val="0"/>
-          <w:numId w:val="1033"/>
-        </w:numPr>
-        <w:pStyle w:val="Compact"/>
-      </w:pPr>
-      <w:r>
-        <w:rPr>
-          <w:bCs/>
-          <w:b/>
-        </w:rPr>
-        <w:t xml:space="preserve">Skills:</w:t>
-      </w:r>
-      <w:r>
-        <w:t xml:space="preserve"> </w:t>
-      </w:r>
-      <w:r>
-        <w:t xml:space="preserve">Close Combat 18 (Expert). Trained: Athletics 14, Firearms 14, Stealth 14, Engineering 11, Medicine 11, Streetwise 11, Survival 11.</w:t>
-      </w:r>
-    </w:p>
-    <w:p>
-      <w:pPr>
-        <w:numPr>
-          <w:ilvl w:val="0"/>
-          <w:numId w:val="1033"/>
-        </w:numPr>
-        <w:pStyle w:val="Compact"/>
-      </w:pPr>
-      <w:r>
-        <w:rPr>
-          <w:bCs/>
-          <w:b/>
-        </w:rPr>
-        <w:t xml:space="preserve">Edges:</w:t>
-      </w:r>
-      <w:r>
-        <w:t xml:space="preserve"> </w:t>
-      </w:r>
-      <w:r>
-        <w:t xml:space="preserve">+1 attribute point, Extra Resolve, Second advantage; second advantage: Implant: Reflex Wiring.</w:t>
-      </w:r>
-    </w:p>
-    <w:p>
-      <w:pPr>
-        <w:numPr>
-          <w:ilvl w:val="0"/>
-          <w:numId w:val="1033"/>
-        </w:numPr>
-        <w:pStyle w:val="Compact"/>
-      </w:pPr>
-      <w:r>
-        <w:rPr>
-          <w:bCs/>
-          <w:b/>
-        </w:rPr>
-        <w:t xml:space="preserve">Advantage:</w:t>
-      </w:r>
-      <w:r>
-        <w:t xml:space="preserve"> </w:t>
-      </w:r>
-      <w:r>
-        <w:t xml:space="preserve">Implant: Cyber-Limb.</w:t>
-      </w:r>
-      <w:r>
-        <w:t xml:space="preserve"> </w:t>
-      </w:r>
-      <w:r>
-        <w:rPr>
-          <w:bCs/>
-          <w:b/>
-        </w:rPr>
-        <w:t xml:space="preserve">Complication:</w:t>
-      </w:r>
-      <w:r>
-        <w:t xml:space="preserve"> </w:t>
-      </w:r>
-      <w:r>
-        <w:t xml:space="preserve">Implant Upkeep; trigger: your supplier wants more.</w:t>
-      </w:r>
-    </w:p>
-    <w:p>
-      <w:pPr>
-        <w:numPr>
-          <w:ilvl w:val="0"/>
-          <w:numId w:val="1033"/>
-        </w:numPr>
-        <w:pStyle w:val="Compact"/>
-      </w:pPr>
-      <w:r>
-        <w:rPr>
-          <w:bCs/>
-          <w:b/>
-        </w:rPr>
-        <w:t xml:space="preserve">Why I’m out here:</w:t>
-      </w:r>
-      <w:r>
-        <w:t xml:space="preserve"> </w:t>
-      </w:r>
-      <w:r>
-        <w:t xml:space="preserve">I can’t go home. The crew is home now.</w:t>
-      </w:r>
-      <w:r>
-        <w:t xml:space="preserve"> </w:t>
-      </w:r>
-      <w:r>
-        <w:rPr>
-          <w:bCs/>
-          <w:b/>
-        </w:rPr>
-        <w:t xml:space="preserve">Connection:</w:t>
-      </w:r>
-      <w:r>
-        <w:t xml:space="preserve"> </w:t>
-      </w:r>
-      <w:r>
-        <w:t xml:space="preserve">Brakka was on the other side of that border war. They found out over a drink, and stayed friends.</w:t>
-      </w:r>
-    </w:p>
-    <w:bookmarkEnd w:id="148"/>
-    <w:bookmarkStart w:id="149" w:name="ilvi-saradh"/>
-    <w:p>
-      <w:pPr>
-        <w:pStyle w:val="Heading2"/>
-      </w:pPr>
-      <w:r>
-        <w:t xml:space="preserve">Ilvi Saradh</w:t>
-      </w:r>
-    </w:p>
-    <w:p>
-      <w:pPr>
-        <w:pStyle w:val="FirstParagraph"/>
-      </w:pPr>
-      <w:r>
-        <w:rPr>
-          <w:iCs/>
-          <w:i/>
-        </w:rPr>
-        <w:t xml:space="preserve">Guild navigator, AI Minder. Draelin (tier 1).</w:t>
-      </w:r>
-      <w:r>
-        <w:t xml:space="preserve"> </w:t>
-      </w:r>
-      <w:r>
-        <w:t xml:space="preserve">A guild navigator whose AI partner, Quill, remembers a corridor the guild says doesn’t exist.</w:t>
-      </w:r>
-    </w:p>
-    <w:p>
-      <w:pPr>
-        <w:numPr>
-          <w:ilvl w:val="0"/>
-          <w:numId w:val="1034"/>
-        </w:numPr>
-        <w:pStyle w:val="Compact"/>
-      </w:pPr>
-      <w:r>
-        <w:rPr>
-          <w:bCs/>
-          <w:b/>
-        </w:rPr>
-        <w:t xml:space="preserve">Attributes:</w:t>
-      </w:r>
-      <w:r>
-        <w:t xml:space="preserve"> </w:t>
-      </w:r>
-      <w:r>
-        <w:t xml:space="preserve">Body 9, Agility 12, Intellect 13, Presence 11, Will 10.</w:t>
-      </w:r>
-      <w:r>
-        <w:t xml:space="preserve"> </w:t>
-      </w:r>
-      <w:r>
-        <w:rPr>
-          <w:bCs/>
-          <w:b/>
-        </w:rPr>
-        <w:t xml:space="preserve">Dodge</w:t>
-      </w:r>
-      <w:r>
-        <w:t xml:space="preserve"> </w:t>
-      </w:r>
-      <w:r>
-        <w:t xml:space="preserve">11.</w:t>
-      </w:r>
-    </w:p>
-    <w:p>
-      <w:pPr>
-        <w:numPr>
-          <w:ilvl w:val="0"/>
-          <w:numId w:val="1034"/>
-        </w:numPr>
-        <w:pStyle w:val="Compact"/>
-      </w:pPr>
-      <w:r>
-        <w:rPr>
-          <w:bCs/>
-          <w:b/>
-        </w:rPr>
-        <w:t xml:space="preserve">Skills:</w:t>
-      </w:r>
-      <w:r>
-        <w:t xml:space="preserve"> </w:t>
-      </w:r>
-      <w:r>
-        <w:t xml:space="preserve">Computers 16 (Specialty). Trained: Commerce 14, Engineering 14, Investigation 14, Science 14, Sensors 14, Piloting 13, Stealth 13, Diplomacy 12, Psychology 11, Athletics 10; Navigation 14 (free).</w:t>
-      </w:r>
-    </w:p>
-    <w:p>
-      <w:pPr>
-        <w:numPr>
-          <w:ilvl w:val="0"/>
-          <w:numId w:val="1034"/>
-        </w:numPr>
-        <w:pStyle w:val="Compact"/>
-      </w:pPr>
-      <w:r>
-        <w:rPr>
-          <w:bCs/>
-          <w:b/>
-        </w:rPr>
-        <w:t xml:space="preserve">Edges:</w:t>
-      </w:r>
-      <w:r>
-        <w:t xml:space="preserve"> </w:t>
-      </w:r>
-      <w:r>
-        <w:t xml:space="preserve">Extra Trained skill, A fine weapon or tool; a fine tool: Quill’s core, a guild-grade AI (+2 to Computers for breaking old guild encryption and recovering lost navigation data).</w:t>
-      </w:r>
-    </w:p>
-    <w:p>
-      <w:pPr>
-        <w:numPr>
-          <w:ilvl w:val="0"/>
-          <w:numId w:val="1034"/>
-        </w:numPr>
-        <w:pStyle w:val="Compact"/>
-      </w:pPr>
-      <w:r>
-        <w:rPr>
-          <w:bCs/>
-          <w:b/>
-        </w:rPr>
-        <w:t xml:space="preserve">Advantage:</w:t>
-      </w:r>
-      <w:r>
-        <w:t xml:space="preserve"> </w:t>
-      </w:r>
-      <w:r>
-        <w:t xml:space="preserve">Corridor Sense.</w:t>
-      </w:r>
-      <w:r>
-        <w:t xml:space="preserve"> </w:t>
-      </w:r>
-      <w:r>
-        <w:rPr>
-          <w:bCs/>
-          <w:b/>
-        </w:rPr>
-        <w:t xml:space="preserve">Complication:</w:t>
-      </w:r>
-      <w:r>
-        <w:t xml:space="preserve"> </w:t>
-      </w:r>
-      <w:r>
-        <w:t xml:space="preserve">Dangerous Knowledge; trigger: someone close to the truth.</w:t>
-      </w:r>
-    </w:p>
-    <w:p>
-      <w:pPr>
-        <w:numPr>
-          <w:ilvl w:val="0"/>
-          <w:numId w:val="1034"/>
-        </w:numPr>
-        <w:pStyle w:val="Compact"/>
-      </w:pPr>
-      <w:r>
-        <w:rPr>
-          <w:bCs/>
-          <w:b/>
-        </w:rPr>
-        <w:t xml:space="preserve">Why I’m out here:</w:t>
-      </w:r>
-      <w:r>
-        <w:t xml:space="preserve"> </w:t>
-      </w:r>
-      <w:r>
-        <w:t xml:space="preserve">The galaxy is full of things no one understands yet. I want to be first.</w:t>
-      </w:r>
-      <w:r>
-        <w:t xml:space="preserve"> </w:t>
-      </w:r>
-      <w:r>
-        <w:rPr>
-          <w:bCs/>
-          <w:b/>
-        </w:rPr>
-        <w:t xml:space="preserve">Connection:</w:t>
-      </w:r>
-      <w:r>
-        <w:t xml:space="preserve"> </w:t>
-      </w:r>
-      <w:r>
-        <w:t xml:space="preserve">Quill found the corridor Kesh’s hive needed. Ilvi never told the guild.</w:t>
-      </w:r>
-    </w:p>
-    <w:bookmarkEnd w:id="149"/>
-    <w:bookmarkStart w:id="150" w:name="dr.-anwe-tal"/>
-    <w:p>
-      <w:pPr>
-        <w:pStyle w:val="Heading2"/>
-      </w:pPr>
-      <w:r>
-        <w:t xml:space="preserve">Dr. Anwe Tal</w:t>
-      </w:r>
-    </w:p>
-    <w:p>
-      <w:pPr>
-        <w:pStyle w:val="FirstParagraph"/>
-      </w:pPr>
-      <w:r>
-        <w:rPr>
-          <w:iCs/>
-          <w:i/>
-        </w:rPr>
-        <w:t xml:space="preserve">Restoration ecologist, Scientist. Corvani (tier 1).</w:t>
-      </w:r>
-      <w:r>
-        <w:t xml:space="preserve"> </w:t>
-      </w:r>
-      <w:r>
-        <w:t xml:space="preserve">Rebuilding a world the Hegemony strip-mined, against a mining corporation’s lawyers and, lately, its guns.</w:t>
       </w:r>
     </w:p>
     <w:p>
@@ -25670,29 +25539,61 @@
           <w:bCs/>
           <w:b/>
         </w:rPr>
-        <w:t xml:space="preserve">Attributes:</w:t>
-      </w:r>
-      <w:r>
-        <w:t xml:space="preserve"> </w:t>
-      </w:r>
-      <w:r>
-        <w:t xml:space="preserve">Body 11, Agility 9, Intellect 13, Presence 10, Will 13.</w:t>
-      </w:r>
-      <w:r>
-        <w:t xml:space="preserve"> </w:t>
-      </w:r>
-      <w:r>
-        <w:rPr>
-          <w:bCs/>
-          <w:b/>
-        </w:rPr>
-        <w:t xml:space="preserve">Dodge</w:t>
-      </w:r>
-      <w:r>
-        <w:t xml:space="preserve"> </w:t>
-      </w:r>
-      <w:r>
-        <w:t xml:space="preserve">8.</w:t>
+        <w:t xml:space="preserve">Cybernetics.</w:t>
+      </w:r>
+      <w:r>
+        <w:t xml:space="preserve"> </w:t>
+      </w:r>
+      <w:r>
+        <w:t xml:space="preserve">Implants replace limbs, sharpen senses and rewire reflexes. They show, they show up on scans, and they need parts, power and care: implant advantages say what they do, and the</w:t>
+      </w:r>
+      <w:r>
+        <w:t xml:space="preserve"> </w:t>
+      </w:r>
+      <w:r>
+        <w:rPr>
+          <w:iCs/>
+          <w:i/>
+        </w:rPr>
+        <w:t xml:space="preserve">Implant Upkeep</w:t>
+      </w:r>
+      <w:r>
+        <w:t xml:space="preserve"> </w:t>
+      </w:r>
+      <w:r>
+        <w:t xml:space="preserve">complication says what they cost.</w:t>
+      </w:r>
+      <w:r>
+        <w:t xml:space="preserve"> </w:t>
+      </w:r>
+      <w:r>
+        <w:rPr>
+          <w:bCs/>
+          <w:b/>
+        </w:rPr>
+        <w:t xml:space="preserve">Augments</w:t>
+      </w:r>
+      <w:r>
+        <w:t xml:space="preserve"> </w:t>
+      </w:r>
+      <w:r>
+        <w:t xml:space="preserve">live with many;</w:t>
+      </w:r>
+      <w:r>
+        <w:t xml:space="preserve"> </w:t>
+      </w:r>
+      <w:r>
+        <w:rPr>
+          <w:bCs/>
+          <w:b/>
+        </w:rPr>
+        <w:t xml:space="preserve">Cyberneticists</w:t>
+      </w:r>
+      <w:r>
+        <w:t xml:space="preserve"> </w:t>
+      </w:r>
+      <w:r>
+        <w:t xml:space="preserve">install and repair them.</w:t>
       </w:r>
     </w:p>
     <w:p>
@@ -25708,13 +25609,61 @@
           <w:bCs/>
           <w:b/>
         </w:rPr>
-        <w:t xml:space="preserve">Skills:</w:t>
-      </w:r>
-      <w:r>
-        <w:t xml:space="preserve"> </w:t>
-      </w:r>
-      <w:r>
-        <w:t xml:space="preserve">Science 16 (Specialty). Trained: Computers 14, Engineering 14, Investigation 14, Medicine 14, Psychology 14, Sensors 14, Survival 14, Athletics 12, Diplomacy 11.</w:t>
+        <w:t xml:space="preserve">AI.</w:t>
+      </w:r>
+      <w:r>
+        <w:t xml:space="preserve"> </w:t>
+      </w:r>
+      <w:r>
+        <w:t xml:space="preserve">Artificial minds run ships, stations and corporations, and some want to be free. An</w:t>
+      </w:r>
+      <w:r>
+        <w:t xml:space="preserve"> </w:t>
+      </w:r>
+      <w:r>
+        <w:rPr>
+          <w:bCs/>
+          <w:b/>
+        </w:rPr>
+        <w:t xml:space="preserve">AI partner</w:t>
+      </w:r>
+      <w:r>
+        <w:t xml:space="preserve"> </w:t>
+      </w:r>
+      <w:r>
+        <w:t xml:space="preserve">has a name and a personality, played by its partner or the GM; it can</w:t>
+      </w:r>
+      <w:r>
+        <w:t xml:space="preserve"> </w:t>
+      </w:r>
+      <w:r>
+        <w:rPr>
+          <w:bCs/>
+          <w:b/>
+        </w:rPr>
+        <w:t xml:space="preserve">assist</w:t>
+      </w:r>
+      <w:r>
+        <w:t xml:space="preserve"> </w:t>
+      </w:r>
+      <w:r>
+        <w:t xml:space="preserve">Computers, Sensors and Investigation rolls (success +1, success by 5 or more +2), and acts in the world only through a drone or a ship.</w:t>
+      </w:r>
+      <w:r>
+        <w:t xml:space="preserve"> </w:t>
+      </w:r>
+      <w:r>
+        <w:rPr>
+          <w:bCs/>
+          <w:b/>
+        </w:rPr>
+        <w:t xml:space="preserve">AI Minders</w:t>
+      </w:r>
+      <w:r>
+        <w:t xml:space="preserve"> </w:t>
+      </w:r>
+      <w:r>
+        <w:t xml:space="preserve">are bonded to one and trained to handle others, from corporate systems to rogue minds.</w:t>
       </w:r>
     </w:p>
     <w:p>
@@ -25730,13 +25679,13 @@
           <w:bCs/>
           <w:b/>
         </w:rPr>
-        <w:t xml:space="preserve">Edges:</w:t>
-      </w:r>
-      <w:r>
-        <w:t xml:space="preserve"> </w:t>
-      </w:r>
-      <w:r>
-        <w:t xml:space="preserve">+1 attribute point, A friend; a friend: a Veyari archivist who keeps the old survey records of her world.</w:t>
+        <w:t xml:space="preserve">Drones.</w:t>
+      </w:r>
+      <w:r>
+        <w:t xml:space="preserve"> </w:t>
+      </w:r>
+      <w:r>
+        <w:t xml:space="preserve">Scout, repair and combat drones are everywhere. A drone relays what it senses; jamming its link or taking out its controller stops it.</w:t>
       </w:r>
     </w:p>
     <w:p>
@@ -25752,29 +25701,29 @@
           <w:bCs/>
           <w:b/>
         </w:rPr>
-        <w:t xml:space="preserve">Advantage:</w:t>
-      </w:r>
-      <w:r>
-        <w:t xml:space="preserve"> </w:t>
-      </w:r>
-      <w:r>
-        <w:t xml:space="preserve">Restorer (species; companion: Ecological Safeguards).</w:t>
-      </w:r>
-      <w:r>
-        <w:t xml:space="preserve"> </w:t>
-      </w:r>
-      <w:r>
-        <w:rPr>
-          <w:bCs/>
-          <w:b/>
-        </w:rPr>
-        <w:t xml:space="preserve">Complication:</w:t>
-      </w:r>
-      <w:r>
-        <w:t xml:space="preserve"> </w:t>
-      </w:r>
-      <w:r>
-        <w:t xml:space="preserve">Protects Others; trigger: a civilian in the crossfire.</w:t>
+        <w:t xml:space="preserve">Biotech.</w:t>
+      </w:r>
+      <w:r>
+        <w:t xml:space="preserve"> </w:t>
+      </w:r>
+      <w:r>
+        <w:t xml:space="preserve">Gene-tailoring, cloned organs, engineered diseases and medical miracles, for those who can pay.</w:t>
+      </w:r>
+      <w:r>
+        <w:t xml:space="preserve"> </w:t>
+      </w:r>
+      <w:r>
+        <w:rPr>
+          <w:iCs/>
+          <w:i/>
+        </w:rPr>
+        <w:t xml:space="preserve">Gene-Tailored</w:t>
+      </w:r>
+      <w:r>
+        <w:t xml:space="preserve"> </w:t>
+      </w:r>
+      <w:r>
+        <w:t xml:space="preserve">characters resist disease and toxins.</w:t>
       </w:r>
     </w:p>
     <w:p>
@@ -25790,57 +25739,100 @@
           <w:bCs/>
           <w:b/>
         </w:rPr>
-        <w:t xml:space="preserve">Why I’m out here:</w:t>
-      </w:r>
-      <w:r>
-        <w:t xml:space="preserve"> </w:t>
-      </w:r>
-      <w:r>
-        <w:t xml:space="preserve">People out here need help, and I can give it.</w:t>
-      </w:r>
-      <w:r>
-        <w:t xml:space="preserve"> </w:t>
-      </w:r>
-      <w:r>
-        <w:rPr>
-          <w:bCs/>
-          <w:b/>
-        </w:rPr>
-        <w:t xml:space="preserve">Connection:</w:t>
-      </w:r>
-      <w:r>
-        <w:t xml:space="preserve"> </w:t>
-      </w:r>
-      <w:r>
-        <w:t xml:space="preserve">Sable cleaned up the corporation’s files that proved Anwe’s case, and asked nothing for it.</w:t>
-      </w:r>
-    </w:p>
-    <w:bookmarkEnd w:id="150"/>
-    <w:bookmarkStart w:id="151" w:name="brakka"/>
-    <w:p>
-      <w:pPr>
-        <w:pStyle w:val="Heading2"/>
-      </w:pPr>
-      <w:r>
-        <w:t xml:space="preserve">Brakka</w:t>
-      </w:r>
-    </w:p>
-    <w:p>
-      <w:pPr>
-        <w:pStyle w:val="FirstParagraph"/>
-      </w:pPr>
+        <w:t xml:space="preserve">Ships.</w:t>
+      </w:r>
+      <w:r>
+        <w:t xml:space="preserve"> </w:t>
+      </w:r>
+      <w:r>
+        <w:t xml:space="preserve">Crews fly everything from patched freighters to corporate couriers. A ship is a home, a business and a</w:t>
+      </w:r>
+      <w:r>
+        <w:t xml:space="preserve"> </w:t>
+      </w:r>
+      <w:r>
+        <w:rPr>
+          <w:bCs/>
+          <w:b/>
+        </w:rPr>
+        <w:t xml:space="preserve">Debt</w:t>
+      </w:r>
+      <w:r>
+        <w:t xml:space="preserve">: the</w:t>
+      </w:r>
+      <w:r>
+        <w:t xml:space="preserve"> </w:t>
+      </w:r>
       <w:r>
         <w:rPr>
           <w:iCs/>
           <w:i/>
         </w:rPr>
-        <w:t xml:space="preserve">Deserter, Ninth Legion, Mercenary. Dresh (tier 2).</w:t>
-      </w:r>
-      <w:r>
-        <w:t xml:space="preserve"> </w:t>
-      </w:r>
-      <w:r>
-        <w:t xml:space="preserve">A legionary who deserted rather than burn a Zhaq city. The Hegemony wants him back, or dead.</w:t>
+        <w:t xml:space="preserve">A Ship of Your Own</w:t>
+      </w:r>
+      <w:r>
+        <w:t xml:space="preserve"> </w:t>
+      </w:r>
+      <w:r>
+        <w:t xml:space="preserve">advantage starts the crew with a ship and a box of Debt. Ship fights use</w:t>
+      </w:r>
+      <w:r>
+        <w:t xml:space="preserve"> </w:t>
+      </w:r>
+      <w:r>
+        <w:rPr>
+          <w:iCs/>
+          <w:i/>
+        </w:rPr>
+        <w:t xml:space="preserve">Ships in a fight</w:t>
+      </w:r>
+      <w:r>
+        <w:t xml:space="preserve">: the range contest, a roll per station and the Hull track.</w:t>
+      </w:r>
+    </w:p>
+    <w:bookmarkEnd w:id="150"/>
+    <w:bookmarkStart w:id="158" w:name="ready-made-characters"/>
+    <w:p>
+      <w:pPr>
+        <w:pStyle w:val="Heading1"/>
+      </w:pPr>
+      <w:r>
+        <w:t xml:space="preserve">Ready-made characters</w:t>
+      </w:r>
+    </w:p>
+    <w:p>
+      <w:pPr>
+        <w:pStyle w:val="FirstParagraph"/>
+      </w:pPr>
+      <w:r>
+        <w:t xml:space="preserve">Characters ready to play, for one-shots, new players, or a group in a hurry. Each follows the creation rules exactly, and their connections tie them together. In the creator, choose one from the ready-made list to open it and make it your own.</w:t>
+      </w:r>
+    </w:p>
+    <w:bookmarkStart w:id="151" w:name="thessk-varo-hun"/>
+    <w:p>
+      <w:pPr>
+        <w:pStyle w:val="Heading2"/>
+      </w:pPr>
+      <w:r>
+        <w:t xml:space="preserve">Thessk Varo-Hun</w:t>
+      </w:r>
+    </w:p>
+    <w:p>
+      <w:pPr>
+        <w:pStyle w:val="FirstParagraph"/>
+      </w:pPr>
+      <w:r>
+        <w:rPr>
+          <w:iCs/>
+          <w:i/>
+        </w:rPr>
+        <w:t xml:space="preserve">Trader, disowned, Trader. Tessan (tier 1).</w:t>
+      </w:r>
+      <w:r>
+        <w:t xml:space="preserve"> </w:t>
+      </w:r>
+      <w:r>
+        <w:t xml:space="preserve">A young reformer cut off by her dynasty’s old creditors for writing off a client world’s debt. She trades on her own now, and keeps her word.</w:t>
       </w:r>
     </w:p>
     <w:p>
@@ -25862,7 +25854,7 @@
         <w:t xml:space="preserve"> </w:t>
       </w:r>
       <w:r>
-        <w:t xml:space="preserve">Body 15, Agility 11, Intellect 9, Presence 10, Will 10.</w:t>
+        <w:t xml:space="preserve">Body 11, Agility 8, Intellect 12, Presence 13, Will 11.</w:t>
       </w:r>
       <w:r>
         <w:t xml:space="preserve"> </w:t>
@@ -25878,7 +25870,7 @@
         <w:t xml:space="preserve"> </w:t>
       </w:r>
       <w:r>
-        <w:t xml:space="preserve">10.</w:t>
+        <w:t xml:space="preserve">6.</w:t>
       </w:r>
     </w:p>
     <w:p>
@@ -25900,7 +25892,7 @@
         <w:t xml:space="preserve"> </w:t>
       </w:r>
       <w:r>
-        <w:t xml:space="preserve">Firearms 14 (Specialty). Trained: Athletics 16, Close Combat 16, Piloting 12, Stealth 12, Leadership 11, Survival 11, Engineering 10, Medicine 10, Sensors 10.</w:t>
+        <w:t xml:space="preserve">Commerce 15 (Specialty). Trained: Deception 14, Diplomacy 14, Leadership 14, Streetwise 14, Computers 13, Investigation 13, Navigation 13, Science 13, Psychology 12, Piloting 9.</w:t>
       </w:r>
     </w:p>
     <w:p>
@@ -25922,7 +25914,7 @@
         <w:t xml:space="preserve"> </w:t>
       </w:r>
       <w:r>
-        <w:t xml:space="preserve">Extra Resolve.</w:t>
+        <w:t xml:space="preserve">Extra Trained skill, A friend; a friend: her grandfather’s old clerk, who still sends her the family’s secrets.</w:t>
       </w:r>
     </w:p>
     <w:p>
@@ -25944,7 +25936,7 @@
         <w:t xml:space="preserve"> </w:t>
       </w:r>
       <w:r>
-        <w:t xml:space="preserve">Legion Drill (species; companion: Whose Soldier?).</w:t>
+        <w:t xml:space="preserve">Ledger Memory (species; companion: Bound by Contract).</w:t>
       </w:r>
       <w:r>
         <w:t xml:space="preserve"> </w:t>
@@ -25960,7 +25952,7 @@
         <w:t xml:space="preserve"> </w:t>
       </w:r>
       <w:r>
-        <w:t xml:space="preserve">Hegemony Bounty; trigger: a hunter in the next berth.</w:t>
+        <w:t xml:space="preserve">Exile; trigger: your people on the same station.</w:t>
       </w:r>
     </w:p>
     <w:p>
@@ -25982,7 +25974,7 @@
         <w:t xml:space="preserve"> </w:t>
       </w:r>
       <w:r>
-        <w:t xml:space="preserve">Someone took everything from me. I’ll find them.</w:t>
+        <w:t xml:space="preserve">No empire, no creditor, no one owns me.</w:t>
       </w:r>
       <w:r>
         <w:t xml:space="preserve"> </w:t>
@@ -25998,17 +25990,17 @@
         <w:t xml:space="preserve"> </w:t>
       </w:r>
       <w:r>
-        <w:t xml:space="preserve">Rook fought him across the Zhaq border once. Now Rook watches his back.</w:t>
+        <w:t xml:space="preserve">She sold Mara Okonkwo the first debt Mara forgave. Neither regrets it.</w:t>
       </w:r>
     </w:p>
     <w:bookmarkEnd w:id="151"/>
-    <w:bookmarkStart w:id="152" w:name="sable"/>
+    <w:bookmarkStart w:id="152" w:name="kesh-of-the-seventh-hive"/>
     <w:p>
       <w:pPr>
         <w:pStyle w:val="Heading2"/>
       </w:pPr>
       <w:r>
-        <w:t xml:space="preserve">Sable</w:t>
+        <w:t xml:space="preserve">Kesh of the Seventh Hive</w:t>
       </w:r>
     </w:p>
     <w:p>
@@ -26020,13 +26012,13 @@
           <w:iCs/>
           <w:i/>
         </w:rPr>
-        <w:t xml:space="preserve">Freelance intrusion specialist, Hacker. Human (tier 0).</w:t>
-      </w:r>
-      <w:r>
-        <w:t xml:space="preserve"> </w:t>
-      </w:r>
-      <w:r>
-        <w:t xml:space="preserve">Breaks into any system for the right price. Secretly psionic, hidden by the Quiet Network; every checkpoint is a gamble.</w:t>
+        <w:t xml:space="preserve">Market scout, Explorer. Kel (tier 1).</w:t>
+      </w:r>
+      <w:r>
+        <w:t xml:space="preserve"> </w:t>
+      </w:r>
+      <w:r>
+        <w:t xml:space="preserve">Scouts new markets to pay down her homeworld’s debt, and wonders more each year whether the radicals are right.</w:t>
       </w:r>
     </w:p>
     <w:p>
@@ -26048,7 +26040,7 @@
         <w:t xml:space="preserve"> </w:t>
       </w:r>
       <w:r>
-        <w:t xml:space="preserve">Body 10, Agility 12, Intellect 13, Presence 10, Will 11.</w:t>
+        <w:t xml:space="preserve">Body 10, Agility 11, Intellect 13, Presence 8, Will 13.</w:t>
       </w:r>
       <w:r>
         <w:t xml:space="preserve"> </w:t>
@@ -26064,7 +26056,7 @@
         <w:t xml:space="preserve"> </w:t>
       </w:r>
       <w:r>
-        <w:t xml:space="preserve">11.</w:t>
+        <w:t xml:space="preserve">10.</w:t>
       </w:r>
     </w:p>
     <w:p>
@@ -26086,7 +26078,7 @@
         <w:t xml:space="preserve"> </w:t>
       </w:r>
       <w:r>
-        <w:t xml:space="preserve">Computers 16 (Specialty). Trained: Engineering 14, Investigation 14, Sensors 14, Firearms 13, Stealth 13, Psionics 12, Psychology 12, Athletics 11, Deception 11, Streetwise 11.</w:t>
+        <w:t xml:space="preserve">Navigation 16 (Specialty). Trained: Commerce 14, Computers 14, Engineering 14, Investigation 14, Science 14, Sensors 14, Survival 14, Piloting 12, Athletics 11.</w:t>
       </w:r>
     </w:p>
     <w:p>
@@ -26108,7 +26100,7 @@
         <w:t xml:space="preserve"> </w:t>
       </w:r>
       <w:r>
-        <w:t xml:space="preserve">Extra Trained skill, +1 attribute point, A friend; a friend: a Quiet Network forger who keeps Sable’s test results clean.</w:t>
+        <w:t xml:space="preserve">Extra Resolve, A fine weapon or tool; a fine tool: a hive-made survey kit (+2 to Sensors for surveying a world: minerals, water and life signs).</w:t>
       </w:r>
     </w:p>
     <w:p>
@@ -26130,7 +26122,7 @@
         <w:t xml:space="preserve"> </w:t>
       </w:r>
       <w:r>
-        <w:t xml:space="preserve">Psionic.</w:t>
+        <w:t xml:space="preserve">Debt-Born (species; companion: The Homeworld’s Debt).</w:t>
       </w:r>
       <w:r>
         <w:t xml:space="preserve"> </w:t>
@@ -26146,7 +26138,7 @@
         <w:t xml:space="preserve"> </w:t>
       </w:r>
       <w:r>
-        <w:t xml:space="preserve">Unregistered; trigger: a Mandate screening at the corridor gate.</w:t>
+        <w:t xml:space="preserve">Debt-Bound; trigger: a creditor offers to forgive it for a favor.</w:t>
       </w:r>
     </w:p>
     <w:p>
@@ -26168,6 +26160,936 @@
         <w:t xml:space="preserve"> </w:t>
       </w:r>
       <w:r>
+        <w:t xml:space="preserve">I owe more than I can ever repay, unless I take every job.</w:t>
+      </w:r>
+      <w:r>
+        <w:t xml:space="preserve"> </w:t>
+      </w:r>
+      <w:r>
+        <w:rPr>
+          <w:bCs/>
+          <w:b/>
+        </w:rPr>
+        <w:t xml:space="preserve">Connection:</w:t>
+      </w:r>
+      <w:r>
+        <w:t xml:space="preserve"> </w:t>
+      </w:r>
+      <w:r>
+        <w:t xml:space="preserve">Ilvi Saradh’s AI found the corridor Kesh’s hive needed; Kesh owes them both.</w:t>
+      </w:r>
+    </w:p>
+    <w:bookmarkEnd w:id="152"/>
+    <w:bookmarkStart w:id="153" w:name="rook"/>
+    <w:p>
+      <w:pPr>
+        <w:pStyle w:val="Heading2"/>
+      </w:pPr>
+      <w:r>
+        <w:t xml:space="preserve">Rook</w:t>
+      </w:r>
+    </w:p>
+    <w:p>
+      <w:pPr>
+        <w:pStyle w:val="FirstParagraph"/>
+      </w:pPr>
+      <w:r>
+        <w:rPr>
+          <w:iCs/>
+          <w:i/>
+        </w:rPr>
+        <w:t xml:space="preserve">Former Concord marine, Augment. Human (tier 0); Expert.</w:t>
+      </w:r>
+      <w:r>
+        <w:t xml:space="preserve"> </w:t>
+      </w:r>
+      <w:r>
+        <w:t xml:space="preserve">Rebuilt after the Zhaq border war with a cyber-arm and reflex wiring. The implant payments are overdue, and the company that made them knows where Rook drinks.</w:t>
+      </w:r>
+    </w:p>
+    <w:p>
+      <w:pPr>
+        <w:numPr>
+          <w:ilvl w:val="0"/>
+          <w:numId w:val="1038"/>
+        </w:numPr>
+        <w:pStyle w:val="Compact"/>
+      </w:pPr>
+      <w:r>
+        <w:rPr>
+          <w:bCs/>
+          <w:b/>
+        </w:rPr>
+        <w:t xml:space="preserve">Attributes:</w:t>
+      </w:r>
+      <w:r>
+        <w:t xml:space="preserve"> </w:t>
+      </w:r>
+      <w:r>
+        <w:t xml:space="preserve">Body 13, Agility 13, Intellect 10, Presence 10, Will 10.</w:t>
+      </w:r>
+      <w:r>
+        <w:t xml:space="preserve"> </w:t>
+      </w:r>
+      <w:r>
+        <w:rPr>
+          <w:bCs/>
+          <w:b/>
+        </w:rPr>
+        <w:t xml:space="preserve">Dodge</w:t>
+      </w:r>
+      <w:r>
+        <w:t xml:space="preserve"> </w:t>
+      </w:r>
+      <w:r>
+        <w:t xml:space="preserve">12.</w:t>
+      </w:r>
+    </w:p>
+    <w:p>
+      <w:pPr>
+        <w:numPr>
+          <w:ilvl w:val="0"/>
+          <w:numId w:val="1038"/>
+        </w:numPr>
+        <w:pStyle w:val="Compact"/>
+      </w:pPr>
+      <w:r>
+        <w:rPr>
+          <w:bCs/>
+          <w:b/>
+        </w:rPr>
+        <w:t xml:space="preserve">Skills:</w:t>
+      </w:r>
+      <w:r>
+        <w:t xml:space="preserve"> </w:t>
+      </w:r>
+      <w:r>
+        <w:t xml:space="preserve">Close Combat 18 (Expert). Trained: Athletics 14, Firearms 14, Stealth 14, Engineering 11, Medicine 11, Streetwise 11, Survival 11.</w:t>
+      </w:r>
+    </w:p>
+    <w:p>
+      <w:pPr>
+        <w:numPr>
+          <w:ilvl w:val="0"/>
+          <w:numId w:val="1038"/>
+        </w:numPr>
+        <w:pStyle w:val="Compact"/>
+      </w:pPr>
+      <w:r>
+        <w:rPr>
+          <w:bCs/>
+          <w:b/>
+        </w:rPr>
+        <w:t xml:space="preserve">Edges:</w:t>
+      </w:r>
+      <w:r>
+        <w:t xml:space="preserve"> </w:t>
+      </w:r>
+      <w:r>
+        <w:t xml:space="preserve">+1 attribute point, Extra Resolve, Second advantage; second advantage: Implant: Reflex Wiring.</w:t>
+      </w:r>
+    </w:p>
+    <w:p>
+      <w:pPr>
+        <w:numPr>
+          <w:ilvl w:val="0"/>
+          <w:numId w:val="1038"/>
+        </w:numPr>
+        <w:pStyle w:val="Compact"/>
+      </w:pPr>
+      <w:r>
+        <w:rPr>
+          <w:bCs/>
+          <w:b/>
+        </w:rPr>
+        <w:t xml:space="preserve">Advantage:</w:t>
+      </w:r>
+      <w:r>
+        <w:t xml:space="preserve"> </w:t>
+      </w:r>
+      <w:r>
+        <w:t xml:space="preserve">Implant: Cyber-Limb.</w:t>
+      </w:r>
+      <w:r>
+        <w:t xml:space="preserve"> </w:t>
+      </w:r>
+      <w:r>
+        <w:rPr>
+          <w:bCs/>
+          <w:b/>
+        </w:rPr>
+        <w:t xml:space="preserve">Complication:</w:t>
+      </w:r>
+      <w:r>
+        <w:t xml:space="preserve"> </w:t>
+      </w:r>
+      <w:r>
+        <w:t xml:space="preserve">Implant Upkeep; trigger: your supplier wants more.</w:t>
+      </w:r>
+    </w:p>
+    <w:p>
+      <w:pPr>
+        <w:numPr>
+          <w:ilvl w:val="0"/>
+          <w:numId w:val="1038"/>
+        </w:numPr>
+        <w:pStyle w:val="Compact"/>
+      </w:pPr>
+      <w:r>
+        <w:rPr>
+          <w:bCs/>
+          <w:b/>
+        </w:rPr>
+        <w:t xml:space="preserve">Why I’m out here:</w:t>
+      </w:r>
+      <w:r>
+        <w:t xml:space="preserve"> </w:t>
+      </w:r>
+      <w:r>
+        <w:t xml:space="preserve">I can’t go home. The crew is home now.</w:t>
+      </w:r>
+      <w:r>
+        <w:t xml:space="preserve"> </w:t>
+      </w:r>
+      <w:r>
+        <w:rPr>
+          <w:bCs/>
+          <w:b/>
+        </w:rPr>
+        <w:t xml:space="preserve">Connection:</w:t>
+      </w:r>
+      <w:r>
+        <w:t xml:space="preserve"> </w:t>
+      </w:r>
+      <w:r>
+        <w:t xml:space="preserve">Brakka was on the other side of that border war. They found out over a drink, and stayed friends.</w:t>
+      </w:r>
+    </w:p>
+    <w:bookmarkEnd w:id="153"/>
+    <w:bookmarkStart w:id="154" w:name="ilvi-saradh"/>
+    <w:p>
+      <w:pPr>
+        <w:pStyle w:val="Heading2"/>
+      </w:pPr>
+      <w:r>
+        <w:t xml:space="preserve">Ilvi Saradh</w:t>
+      </w:r>
+    </w:p>
+    <w:p>
+      <w:pPr>
+        <w:pStyle w:val="FirstParagraph"/>
+      </w:pPr>
+      <w:r>
+        <w:rPr>
+          <w:iCs/>
+          <w:i/>
+        </w:rPr>
+        <w:t xml:space="preserve">Guild navigator, AI Minder. Draelin (tier 1).</w:t>
+      </w:r>
+      <w:r>
+        <w:t xml:space="preserve"> </w:t>
+      </w:r>
+      <w:r>
+        <w:t xml:space="preserve">A guild navigator whose AI partner, Quill, remembers a corridor the guild says doesn’t exist.</w:t>
+      </w:r>
+    </w:p>
+    <w:p>
+      <w:pPr>
+        <w:numPr>
+          <w:ilvl w:val="0"/>
+          <w:numId w:val="1039"/>
+        </w:numPr>
+        <w:pStyle w:val="Compact"/>
+      </w:pPr>
+      <w:r>
+        <w:rPr>
+          <w:bCs/>
+          <w:b/>
+        </w:rPr>
+        <w:t xml:space="preserve">Attributes:</w:t>
+      </w:r>
+      <w:r>
+        <w:t xml:space="preserve"> </w:t>
+      </w:r>
+      <w:r>
+        <w:t xml:space="preserve">Body 9, Agility 12, Intellect 13, Presence 11, Will 10.</w:t>
+      </w:r>
+      <w:r>
+        <w:t xml:space="preserve"> </w:t>
+      </w:r>
+      <w:r>
+        <w:rPr>
+          <w:bCs/>
+          <w:b/>
+        </w:rPr>
+        <w:t xml:space="preserve">Dodge</w:t>
+      </w:r>
+      <w:r>
+        <w:t xml:space="preserve"> </w:t>
+      </w:r>
+      <w:r>
+        <w:t xml:space="preserve">11.</w:t>
+      </w:r>
+    </w:p>
+    <w:p>
+      <w:pPr>
+        <w:numPr>
+          <w:ilvl w:val="0"/>
+          <w:numId w:val="1039"/>
+        </w:numPr>
+        <w:pStyle w:val="Compact"/>
+      </w:pPr>
+      <w:r>
+        <w:rPr>
+          <w:bCs/>
+          <w:b/>
+        </w:rPr>
+        <w:t xml:space="preserve">Skills:</w:t>
+      </w:r>
+      <w:r>
+        <w:t xml:space="preserve"> </w:t>
+      </w:r>
+      <w:r>
+        <w:t xml:space="preserve">Computers 16 (Specialty). Trained: Commerce 14, Engineering 14, Investigation 14, Science 14, Sensors 14, Piloting 13, Stealth 13, Diplomacy 12, Psychology 11, Athletics 10; Navigation 14 (free).</w:t>
+      </w:r>
+    </w:p>
+    <w:p>
+      <w:pPr>
+        <w:numPr>
+          <w:ilvl w:val="0"/>
+          <w:numId w:val="1039"/>
+        </w:numPr>
+        <w:pStyle w:val="Compact"/>
+      </w:pPr>
+      <w:r>
+        <w:rPr>
+          <w:bCs/>
+          <w:b/>
+        </w:rPr>
+        <w:t xml:space="preserve">Edges:</w:t>
+      </w:r>
+      <w:r>
+        <w:t xml:space="preserve"> </w:t>
+      </w:r>
+      <w:r>
+        <w:t xml:space="preserve">Extra Trained skill, A fine weapon or tool; a fine tool: Quill’s core, a guild-grade AI (+2 to Computers for breaking old guild encryption and recovering lost navigation data).</w:t>
+      </w:r>
+    </w:p>
+    <w:p>
+      <w:pPr>
+        <w:numPr>
+          <w:ilvl w:val="0"/>
+          <w:numId w:val="1039"/>
+        </w:numPr>
+        <w:pStyle w:val="Compact"/>
+      </w:pPr>
+      <w:r>
+        <w:rPr>
+          <w:bCs/>
+          <w:b/>
+        </w:rPr>
+        <w:t xml:space="preserve">Advantage:</w:t>
+      </w:r>
+      <w:r>
+        <w:t xml:space="preserve"> </w:t>
+      </w:r>
+      <w:r>
+        <w:t xml:space="preserve">Corridor Sense.</w:t>
+      </w:r>
+      <w:r>
+        <w:t xml:space="preserve"> </w:t>
+      </w:r>
+      <w:r>
+        <w:rPr>
+          <w:bCs/>
+          <w:b/>
+        </w:rPr>
+        <w:t xml:space="preserve">Complication:</w:t>
+      </w:r>
+      <w:r>
+        <w:t xml:space="preserve"> </w:t>
+      </w:r>
+      <w:r>
+        <w:t xml:space="preserve">Dangerous Knowledge; trigger: someone close to the truth.</w:t>
+      </w:r>
+    </w:p>
+    <w:p>
+      <w:pPr>
+        <w:numPr>
+          <w:ilvl w:val="0"/>
+          <w:numId w:val="1039"/>
+        </w:numPr>
+        <w:pStyle w:val="Compact"/>
+      </w:pPr>
+      <w:r>
+        <w:rPr>
+          <w:bCs/>
+          <w:b/>
+        </w:rPr>
+        <w:t xml:space="preserve">Why I’m out here:</w:t>
+      </w:r>
+      <w:r>
+        <w:t xml:space="preserve"> </w:t>
+      </w:r>
+      <w:r>
+        <w:t xml:space="preserve">The galaxy is full of things no one understands yet. I want to be first.</w:t>
+      </w:r>
+      <w:r>
+        <w:t xml:space="preserve"> </w:t>
+      </w:r>
+      <w:r>
+        <w:rPr>
+          <w:bCs/>
+          <w:b/>
+        </w:rPr>
+        <w:t xml:space="preserve">Connection:</w:t>
+      </w:r>
+      <w:r>
+        <w:t xml:space="preserve"> </w:t>
+      </w:r>
+      <w:r>
+        <w:t xml:space="preserve">Quill found the corridor Kesh’s hive needed. Ilvi never told the guild.</w:t>
+      </w:r>
+    </w:p>
+    <w:bookmarkEnd w:id="154"/>
+    <w:bookmarkStart w:id="155" w:name="dr.-anwe-tal"/>
+    <w:p>
+      <w:pPr>
+        <w:pStyle w:val="Heading2"/>
+      </w:pPr>
+      <w:r>
+        <w:t xml:space="preserve">Dr. Anwe Tal</w:t>
+      </w:r>
+    </w:p>
+    <w:p>
+      <w:pPr>
+        <w:pStyle w:val="FirstParagraph"/>
+      </w:pPr>
+      <w:r>
+        <w:rPr>
+          <w:iCs/>
+          <w:i/>
+        </w:rPr>
+        <w:t xml:space="preserve">Restoration ecologist, Scientist. Corvani (tier 1).</w:t>
+      </w:r>
+      <w:r>
+        <w:t xml:space="preserve"> </w:t>
+      </w:r>
+      <w:r>
+        <w:t xml:space="preserve">Rebuilding a world the Hegemony strip-mined, against a mining corporation’s lawyers and, lately, its guns.</w:t>
+      </w:r>
+    </w:p>
+    <w:p>
+      <w:pPr>
+        <w:numPr>
+          <w:ilvl w:val="0"/>
+          <w:numId w:val="1040"/>
+        </w:numPr>
+        <w:pStyle w:val="Compact"/>
+      </w:pPr>
+      <w:r>
+        <w:rPr>
+          <w:bCs/>
+          <w:b/>
+        </w:rPr>
+        <w:t xml:space="preserve">Attributes:</w:t>
+      </w:r>
+      <w:r>
+        <w:t xml:space="preserve"> </w:t>
+      </w:r>
+      <w:r>
+        <w:t xml:space="preserve">Body 11, Agility 9, Intellect 13, Presence 10, Will 13.</w:t>
+      </w:r>
+      <w:r>
+        <w:t xml:space="preserve"> </w:t>
+      </w:r>
+      <w:r>
+        <w:rPr>
+          <w:bCs/>
+          <w:b/>
+        </w:rPr>
+        <w:t xml:space="preserve">Dodge</w:t>
+      </w:r>
+      <w:r>
+        <w:t xml:space="preserve"> </w:t>
+      </w:r>
+      <w:r>
+        <w:t xml:space="preserve">8.</w:t>
+      </w:r>
+    </w:p>
+    <w:p>
+      <w:pPr>
+        <w:numPr>
+          <w:ilvl w:val="0"/>
+          <w:numId w:val="1040"/>
+        </w:numPr>
+        <w:pStyle w:val="Compact"/>
+      </w:pPr>
+      <w:r>
+        <w:rPr>
+          <w:bCs/>
+          <w:b/>
+        </w:rPr>
+        <w:t xml:space="preserve">Skills:</w:t>
+      </w:r>
+      <w:r>
+        <w:t xml:space="preserve"> </w:t>
+      </w:r>
+      <w:r>
+        <w:t xml:space="preserve">Science 16 (Specialty). Trained: Computers 14, Engineering 14, Investigation 14, Medicine 14, Psychology 14, Sensors 14, Survival 14, Athletics 12, Diplomacy 11.</w:t>
+      </w:r>
+    </w:p>
+    <w:p>
+      <w:pPr>
+        <w:numPr>
+          <w:ilvl w:val="0"/>
+          <w:numId w:val="1040"/>
+        </w:numPr>
+        <w:pStyle w:val="Compact"/>
+      </w:pPr>
+      <w:r>
+        <w:rPr>
+          <w:bCs/>
+          <w:b/>
+        </w:rPr>
+        <w:t xml:space="preserve">Edges:</w:t>
+      </w:r>
+      <w:r>
+        <w:t xml:space="preserve"> </w:t>
+      </w:r>
+      <w:r>
+        <w:t xml:space="preserve">+1 attribute point, A friend; a friend: a Veyari archivist who keeps the old survey records of her world.</w:t>
+      </w:r>
+    </w:p>
+    <w:p>
+      <w:pPr>
+        <w:numPr>
+          <w:ilvl w:val="0"/>
+          <w:numId w:val="1040"/>
+        </w:numPr>
+        <w:pStyle w:val="Compact"/>
+      </w:pPr>
+      <w:r>
+        <w:rPr>
+          <w:bCs/>
+          <w:b/>
+        </w:rPr>
+        <w:t xml:space="preserve">Advantage:</w:t>
+      </w:r>
+      <w:r>
+        <w:t xml:space="preserve"> </w:t>
+      </w:r>
+      <w:r>
+        <w:t xml:space="preserve">Restorer (species; companion: Ecological Safeguards).</w:t>
+      </w:r>
+      <w:r>
+        <w:t xml:space="preserve"> </w:t>
+      </w:r>
+      <w:r>
+        <w:rPr>
+          <w:bCs/>
+          <w:b/>
+        </w:rPr>
+        <w:t xml:space="preserve">Complication:</w:t>
+      </w:r>
+      <w:r>
+        <w:t xml:space="preserve"> </w:t>
+      </w:r>
+      <w:r>
+        <w:t xml:space="preserve">Protects Others; trigger: a civilian in the crossfire.</w:t>
+      </w:r>
+    </w:p>
+    <w:p>
+      <w:pPr>
+        <w:numPr>
+          <w:ilvl w:val="0"/>
+          <w:numId w:val="1040"/>
+        </w:numPr>
+        <w:pStyle w:val="Compact"/>
+      </w:pPr>
+      <w:r>
+        <w:rPr>
+          <w:bCs/>
+          <w:b/>
+        </w:rPr>
+        <w:t xml:space="preserve">Why I’m out here:</w:t>
+      </w:r>
+      <w:r>
+        <w:t xml:space="preserve"> </w:t>
+      </w:r>
+      <w:r>
+        <w:t xml:space="preserve">People out here need help, and I can give it.</w:t>
+      </w:r>
+      <w:r>
+        <w:t xml:space="preserve"> </w:t>
+      </w:r>
+      <w:r>
+        <w:rPr>
+          <w:bCs/>
+          <w:b/>
+        </w:rPr>
+        <w:t xml:space="preserve">Connection:</w:t>
+      </w:r>
+      <w:r>
+        <w:t xml:space="preserve"> </w:t>
+      </w:r>
+      <w:r>
+        <w:t xml:space="preserve">Sable cleaned up the corporation’s files that proved Anwe’s case, and asked nothing for it.</w:t>
+      </w:r>
+    </w:p>
+    <w:bookmarkEnd w:id="155"/>
+    <w:bookmarkStart w:id="156" w:name="brakka"/>
+    <w:p>
+      <w:pPr>
+        <w:pStyle w:val="Heading2"/>
+      </w:pPr>
+      <w:r>
+        <w:t xml:space="preserve">Brakka</w:t>
+      </w:r>
+    </w:p>
+    <w:p>
+      <w:pPr>
+        <w:pStyle w:val="FirstParagraph"/>
+      </w:pPr>
+      <w:r>
+        <w:rPr>
+          <w:iCs/>
+          <w:i/>
+        </w:rPr>
+        <w:t xml:space="preserve">Deserter, Ninth Legion, Mercenary. Dresh (tier 2).</w:t>
+      </w:r>
+      <w:r>
+        <w:t xml:space="preserve"> </w:t>
+      </w:r>
+      <w:r>
+        <w:t xml:space="preserve">A legionary who deserted rather than burn a Zhaq city. The Hegemony wants him back, or dead.</w:t>
+      </w:r>
+    </w:p>
+    <w:p>
+      <w:pPr>
+        <w:numPr>
+          <w:ilvl w:val="0"/>
+          <w:numId w:val="1041"/>
+        </w:numPr>
+        <w:pStyle w:val="Compact"/>
+      </w:pPr>
+      <w:r>
+        <w:rPr>
+          <w:bCs/>
+          <w:b/>
+        </w:rPr>
+        <w:t xml:space="preserve">Attributes:</w:t>
+      </w:r>
+      <w:r>
+        <w:t xml:space="preserve"> </w:t>
+      </w:r>
+      <w:r>
+        <w:t xml:space="preserve">Body 15, Agility 11, Intellect 9, Presence 10, Will 10.</w:t>
+      </w:r>
+      <w:r>
+        <w:t xml:space="preserve"> </w:t>
+      </w:r>
+      <w:r>
+        <w:rPr>
+          <w:bCs/>
+          <w:b/>
+        </w:rPr>
+        <w:t xml:space="preserve">Dodge</w:t>
+      </w:r>
+      <w:r>
+        <w:t xml:space="preserve"> </w:t>
+      </w:r>
+      <w:r>
+        <w:t xml:space="preserve">10.</w:t>
+      </w:r>
+    </w:p>
+    <w:p>
+      <w:pPr>
+        <w:numPr>
+          <w:ilvl w:val="0"/>
+          <w:numId w:val="1041"/>
+        </w:numPr>
+        <w:pStyle w:val="Compact"/>
+      </w:pPr>
+      <w:r>
+        <w:rPr>
+          <w:bCs/>
+          <w:b/>
+        </w:rPr>
+        <w:t xml:space="preserve">Skills:</w:t>
+      </w:r>
+      <w:r>
+        <w:t xml:space="preserve"> </w:t>
+      </w:r>
+      <w:r>
+        <w:t xml:space="preserve">Firearms 14 (Specialty). Trained: Athletics 16, Close Combat 16, Piloting 12, Stealth 12, Leadership 11, Survival 11, Engineering 10, Medicine 10, Sensors 10.</w:t>
+      </w:r>
+    </w:p>
+    <w:p>
+      <w:pPr>
+        <w:numPr>
+          <w:ilvl w:val="0"/>
+          <w:numId w:val="1041"/>
+        </w:numPr>
+        <w:pStyle w:val="Compact"/>
+      </w:pPr>
+      <w:r>
+        <w:rPr>
+          <w:bCs/>
+          <w:b/>
+        </w:rPr>
+        <w:t xml:space="preserve">Edges:</w:t>
+      </w:r>
+      <w:r>
+        <w:t xml:space="preserve"> </w:t>
+      </w:r>
+      <w:r>
+        <w:t xml:space="preserve">Extra Resolve.</w:t>
+      </w:r>
+    </w:p>
+    <w:p>
+      <w:pPr>
+        <w:numPr>
+          <w:ilvl w:val="0"/>
+          <w:numId w:val="1041"/>
+        </w:numPr>
+        <w:pStyle w:val="Compact"/>
+      </w:pPr>
+      <w:r>
+        <w:rPr>
+          <w:bCs/>
+          <w:b/>
+        </w:rPr>
+        <w:t xml:space="preserve">Advantage:</w:t>
+      </w:r>
+      <w:r>
+        <w:t xml:space="preserve"> </w:t>
+      </w:r>
+      <w:r>
+        <w:t xml:space="preserve">Legion Drill (species; companion: Whose Soldier?).</w:t>
+      </w:r>
+      <w:r>
+        <w:t xml:space="preserve"> </w:t>
+      </w:r>
+      <w:r>
+        <w:rPr>
+          <w:bCs/>
+          <w:b/>
+        </w:rPr>
+        <w:t xml:space="preserve">Complication:</w:t>
+      </w:r>
+      <w:r>
+        <w:t xml:space="preserve"> </w:t>
+      </w:r>
+      <w:r>
+        <w:t xml:space="preserve">Hegemony Bounty; trigger: a hunter in the next berth.</w:t>
+      </w:r>
+    </w:p>
+    <w:p>
+      <w:pPr>
+        <w:numPr>
+          <w:ilvl w:val="0"/>
+          <w:numId w:val="1041"/>
+        </w:numPr>
+        <w:pStyle w:val="Compact"/>
+      </w:pPr>
+      <w:r>
+        <w:rPr>
+          <w:bCs/>
+          <w:b/>
+        </w:rPr>
+        <w:t xml:space="preserve">Why I’m out here:</w:t>
+      </w:r>
+      <w:r>
+        <w:t xml:space="preserve"> </w:t>
+      </w:r>
+      <w:r>
+        <w:t xml:space="preserve">Someone took everything from me. I’ll find them.</w:t>
+      </w:r>
+      <w:r>
+        <w:t xml:space="preserve"> </w:t>
+      </w:r>
+      <w:r>
+        <w:rPr>
+          <w:bCs/>
+          <w:b/>
+        </w:rPr>
+        <w:t xml:space="preserve">Connection:</w:t>
+      </w:r>
+      <w:r>
+        <w:t xml:space="preserve"> </w:t>
+      </w:r>
+      <w:r>
+        <w:t xml:space="preserve">Rook fought him across the Zhaq border once. Now Rook watches his back.</w:t>
+      </w:r>
+    </w:p>
+    <w:bookmarkEnd w:id="156"/>
+    <w:bookmarkStart w:id="157" w:name="sable"/>
+    <w:p>
+      <w:pPr>
+        <w:pStyle w:val="Heading2"/>
+      </w:pPr>
+      <w:r>
+        <w:t xml:space="preserve">Sable</w:t>
+      </w:r>
+    </w:p>
+    <w:p>
+      <w:pPr>
+        <w:pStyle w:val="FirstParagraph"/>
+      </w:pPr>
+      <w:r>
+        <w:rPr>
+          <w:iCs/>
+          <w:i/>
+        </w:rPr>
+        <w:t xml:space="preserve">Freelance intrusion specialist, Hacker. Human (tier 0).</w:t>
+      </w:r>
+      <w:r>
+        <w:t xml:space="preserve"> </w:t>
+      </w:r>
+      <w:r>
+        <w:t xml:space="preserve">Breaks into any system for the right price. Secretly psionic, hidden by the Quiet Network; every checkpoint is a gamble.</w:t>
+      </w:r>
+    </w:p>
+    <w:p>
+      <w:pPr>
+        <w:numPr>
+          <w:ilvl w:val="0"/>
+          <w:numId w:val="1042"/>
+        </w:numPr>
+        <w:pStyle w:val="Compact"/>
+      </w:pPr>
+      <w:r>
+        <w:rPr>
+          <w:bCs/>
+          <w:b/>
+        </w:rPr>
+        <w:t xml:space="preserve">Attributes:</w:t>
+      </w:r>
+      <w:r>
+        <w:t xml:space="preserve"> </w:t>
+      </w:r>
+      <w:r>
+        <w:t xml:space="preserve">Body 10, Agility 12, Intellect 13, Presence 10, Will 11.</w:t>
+      </w:r>
+      <w:r>
+        <w:t xml:space="preserve"> </w:t>
+      </w:r>
+      <w:r>
+        <w:rPr>
+          <w:bCs/>
+          <w:b/>
+        </w:rPr>
+        <w:t xml:space="preserve">Dodge</w:t>
+      </w:r>
+      <w:r>
+        <w:t xml:space="preserve"> </w:t>
+      </w:r>
+      <w:r>
+        <w:t xml:space="preserve">11.</w:t>
+      </w:r>
+    </w:p>
+    <w:p>
+      <w:pPr>
+        <w:numPr>
+          <w:ilvl w:val="0"/>
+          <w:numId w:val="1042"/>
+        </w:numPr>
+        <w:pStyle w:val="Compact"/>
+      </w:pPr>
+      <w:r>
+        <w:rPr>
+          <w:bCs/>
+          <w:b/>
+        </w:rPr>
+        <w:t xml:space="preserve">Skills:</w:t>
+      </w:r>
+      <w:r>
+        <w:t xml:space="preserve"> </w:t>
+      </w:r>
+      <w:r>
+        <w:t xml:space="preserve">Computers 16 (Specialty). Trained: Engineering 14, Investigation 14, Sensors 14, Firearms 13, Stealth 13, Psionics 12, Psychology 12, Athletics 11, Deception 11, Streetwise 11.</w:t>
+      </w:r>
+    </w:p>
+    <w:p>
+      <w:pPr>
+        <w:numPr>
+          <w:ilvl w:val="0"/>
+          <w:numId w:val="1042"/>
+        </w:numPr>
+        <w:pStyle w:val="Compact"/>
+      </w:pPr>
+      <w:r>
+        <w:rPr>
+          <w:bCs/>
+          <w:b/>
+        </w:rPr>
+        <w:t xml:space="preserve">Edges:</w:t>
+      </w:r>
+      <w:r>
+        <w:t xml:space="preserve"> </w:t>
+      </w:r>
+      <w:r>
+        <w:t xml:space="preserve">Extra Trained skill, +1 attribute point, A friend; a friend: a Quiet Network forger who keeps Sable’s test results clean.</w:t>
+      </w:r>
+    </w:p>
+    <w:p>
+      <w:pPr>
+        <w:numPr>
+          <w:ilvl w:val="0"/>
+          <w:numId w:val="1042"/>
+        </w:numPr>
+        <w:pStyle w:val="Compact"/>
+      </w:pPr>
+      <w:r>
+        <w:rPr>
+          <w:bCs/>
+          <w:b/>
+        </w:rPr>
+        <w:t xml:space="preserve">Advantage:</w:t>
+      </w:r>
+      <w:r>
+        <w:t xml:space="preserve"> </w:t>
+      </w:r>
+      <w:r>
+        <w:t xml:space="preserve">Psionic.</w:t>
+      </w:r>
+      <w:r>
+        <w:t xml:space="preserve"> </w:t>
+      </w:r>
+      <w:r>
+        <w:rPr>
+          <w:bCs/>
+          <w:b/>
+        </w:rPr>
+        <w:t xml:space="preserve">Complication:</w:t>
+      </w:r>
+      <w:r>
+        <w:t xml:space="preserve"> </w:t>
+      </w:r>
+      <w:r>
+        <w:t xml:space="preserve">Unregistered; trigger: a Mandate screening at the corridor gate.</w:t>
+      </w:r>
+    </w:p>
+    <w:p>
+      <w:pPr>
+        <w:numPr>
+          <w:ilvl w:val="0"/>
+          <w:numId w:val="1042"/>
+        </w:numPr>
+        <w:pStyle w:val="Compact"/>
+      </w:pPr>
+      <w:r>
+        <w:rPr>
+          <w:bCs/>
+          <w:b/>
+        </w:rPr>
+        <w:t xml:space="preserve">Why I’m out here:</w:t>
+      </w:r>
+      <w:r>
+        <w:t xml:space="preserve"> </w:t>
+      </w:r>
+      <w:r>
         <w:t xml:space="preserve">No empire, no creditor, no one owns me.</w:t>
       </w:r>
       <w:r>
@@ -26187,9 +27109,9 @@
         <w:t xml:space="preserve">Sable cleaned up the files that proved Dr. Anwe Tal’s case, for nothing. Anwe wonders why.</w:t>
       </w:r>
     </w:p>
-    <w:bookmarkEnd w:id="152"/>
-    <w:bookmarkEnd w:id="153"/>
-    <w:bookmarkStart w:id="154" w:name="advantages"/>
+    <w:bookmarkEnd w:id="157"/>
+    <w:bookmarkEnd w:id="158"/>
+    <w:bookmarkStart w:id="159" w:name="advantages"/>
     <w:p>
       <w:pPr>
         <w:pStyle w:val="Heading1"/>
@@ -27121,8 +28043,8 @@
         <w:t xml:space="preserve">belongs to the whole crew once it’s taken.</w:t>
       </w:r>
     </w:p>
-    <w:bookmarkEnd w:id="154"/>
-    <w:bookmarkStart w:id="180" w:name="species"/>
+    <w:bookmarkEnd w:id="159"/>
+    <w:bookmarkStart w:id="185" w:name="species"/>
     <w:p>
       <w:pPr>
         <w:pStyle w:val="Heading1"/>
@@ -28805,7 +29727,7 @@
         </w:tc>
       </w:tr>
     </w:tbl>
-    <w:bookmarkStart w:id="155" w:name="human"/>
+    <w:bookmarkStart w:id="160" w:name="human"/>
     <w:p>
       <w:pPr>
         <w:pStyle w:val="Heading2"/>
@@ -29118,8 +30040,8 @@
         </w:tc>
       </w:tr>
     </w:tbl>
-    <w:bookmarkEnd w:id="155"/>
-    <w:bookmarkStart w:id="156" w:name="vesh"/>
+    <w:bookmarkEnd w:id="160"/>
+    <w:bookmarkStart w:id="161" w:name="vesh"/>
     <w:p>
       <w:pPr>
         <w:pStyle w:val="Heading2"/>
@@ -29164,7 +30086,7 @@
       <w:pPr>
         <w:numPr>
           <w:ilvl w:val="0"/>
-          <w:numId w:val="1038"/>
+          <w:numId w:val="1043"/>
         </w:numPr>
         <w:pStyle w:val="Compact"/>
       </w:pPr>
@@ -29456,8 +30378,8 @@
         </w:tc>
       </w:tr>
     </w:tbl>
-    <w:bookmarkEnd w:id="156"/>
-    <w:bookmarkStart w:id="157" w:name="brulvek"/>
+    <w:bookmarkEnd w:id="161"/>
+    <w:bookmarkStart w:id="162" w:name="brulvek"/>
     <w:p>
       <w:pPr>
         <w:pStyle w:val="Heading2"/>
@@ -29502,7 +30424,7 @@
       <w:pPr>
         <w:numPr>
           <w:ilvl w:val="0"/>
-          <w:numId w:val="1039"/>
+          <w:numId w:val="1044"/>
         </w:numPr>
         <w:pStyle w:val="Compact"/>
       </w:pPr>
@@ -29794,8 +30716,8 @@
         </w:tc>
       </w:tr>
     </w:tbl>
-    <w:bookmarkEnd w:id="157"/>
-    <w:bookmarkStart w:id="158" w:name="corvani"/>
+    <w:bookmarkEnd w:id="162"/>
+    <w:bookmarkStart w:id="163" w:name="corvani"/>
     <w:p>
       <w:pPr>
         <w:pStyle w:val="Heading2"/>
@@ -29840,7 +30762,7 @@
       <w:pPr>
         <w:numPr>
           <w:ilvl w:val="0"/>
-          <w:numId w:val="1040"/>
+          <w:numId w:val="1045"/>
         </w:numPr>
         <w:pStyle w:val="Compact"/>
       </w:pPr>
@@ -30132,8 +31054,8 @@
         </w:tc>
       </w:tr>
     </w:tbl>
-    <w:bookmarkEnd w:id="158"/>
-    <w:bookmarkStart w:id="159" w:name="draelin"/>
+    <w:bookmarkEnd w:id="163"/>
+    <w:bookmarkStart w:id="164" w:name="draelin"/>
     <w:p>
       <w:pPr>
         <w:pStyle w:val="Heading2"/>
@@ -30178,7 +31100,7 @@
       <w:pPr>
         <w:numPr>
           <w:ilvl w:val="0"/>
-          <w:numId w:val="1041"/>
+          <w:numId w:val="1046"/>
         </w:numPr>
         <w:pStyle w:val="Compact"/>
       </w:pPr>
@@ -30190,7 +31112,7 @@
       <w:pPr>
         <w:numPr>
           <w:ilvl w:val="0"/>
-          <w:numId w:val="1041"/>
+          <w:numId w:val="1046"/>
         </w:numPr>
         <w:pStyle w:val="Compact"/>
       </w:pPr>
@@ -30500,8 +31422,8 @@
         </w:tc>
       </w:tr>
     </w:tbl>
-    <w:bookmarkEnd w:id="159"/>
-    <w:bookmarkStart w:id="160" w:name="joruun"/>
+    <w:bookmarkEnd w:id="164"/>
+    <w:bookmarkStart w:id="165" w:name="joruun"/>
     <w:p>
       <w:pPr>
         <w:pStyle w:val="Heading2"/>
@@ -30546,7 +31468,7 @@
       <w:pPr>
         <w:numPr>
           <w:ilvl w:val="0"/>
-          <w:numId w:val="1042"/>
+          <w:numId w:val="1047"/>
         </w:numPr>
         <w:pStyle w:val="Compact"/>
       </w:pPr>
@@ -30838,8 +31760,8 @@
         </w:tc>
       </w:tr>
     </w:tbl>
-    <w:bookmarkEnd w:id="160"/>
-    <w:bookmarkStart w:id="161" w:name="kel-1"/>
+    <w:bookmarkEnd w:id="165"/>
+    <w:bookmarkStart w:id="166" w:name="kel-1"/>
     <w:p>
       <w:pPr>
         <w:pStyle w:val="Heading2"/>
@@ -30884,7 +31806,7 @@
       <w:pPr>
         <w:numPr>
           <w:ilvl w:val="0"/>
-          <w:numId w:val="1043"/>
+          <w:numId w:val="1048"/>
         </w:numPr>
         <w:pStyle w:val="Compact"/>
       </w:pPr>
@@ -30896,7 +31818,7 @@
       <w:pPr>
         <w:numPr>
           <w:ilvl w:val="0"/>
-          <w:numId w:val="1043"/>
+          <w:numId w:val="1048"/>
         </w:numPr>
         <w:pStyle w:val="Compact"/>
       </w:pPr>
@@ -31188,8 +32110,8 @@
         </w:tc>
       </w:tr>
     </w:tbl>
-    <w:bookmarkEnd w:id="161"/>
-    <w:bookmarkStart w:id="162" w:name="mirrun-1"/>
+    <w:bookmarkEnd w:id="166"/>
+    <w:bookmarkStart w:id="167" w:name="mirrun-1"/>
     <w:p>
       <w:pPr>
         <w:pStyle w:val="Heading2"/>
@@ -31234,7 +32156,7 @@
       <w:pPr>
         <w:numPr>
           <w:ilvl w:val="0"/>
-          <w:numId w:val="1044"/>
+          <w:numId w:val="1049"/>
         </w:numPr>
         <w:pStyle w:val="Compact"/>
       </w:pPr>
@@ -31526,8 +32448,8 @@
         </w:tc>
       </w:tr>
     </w:tbl>
-    <w:bookmarkEnd w:id="162"/>
-    <w:bookmarkStart w:id="163" w:name="ommek"/>
+    <w:bookmarkEnd w:id="167"/>
+    <w:bookmarkStart w:id="168" w:name="ommek"/>
     <w:p>
       <w:pPr>
         <w:pStyle w:val="Heading2"/>
@@ -31572,7 +32494,7 @@
       <w:pPr>
         <w:numPr>
           <w:ilvl w:val="0"/>
-          <w:numId w:val="1045"/>
+          <w:numId w:val="1050"/>
         </w:numPr>
         <w:pStyle w:val="Compact"/>
       </w:pPr>
@@ -31882,8 +32804,8 @@
         </w:tc>
       </w:tr>
     </w:tbl>
-    <w:bookmarkEnd w:id="163"/>
-    <w:bookmarkStart w:id="164" w:name="shivar"/>
+    <w:bookmarkEnd w:id="168"/>
+    <w:bookmarkStart w:id="169" w:name="shivar"/>
     <w:p>
       <w:pPr>
         <w:pStyle w:val="Heading2"/>
@@ -31928,7 +32850,7 @@
       <w:pPr>
         <w:numPr>
           <w:ilvl w:val="0"/>
-          <w:numId w:val="1046"/>
+          <w:numId w:val="1051"/>
         </w:numPr>
         <w:pStyle w:val="Compact"/>
       </w:pPr>
@@ -32220,8 +33142,8 @@
         </w:tc>
       </w:tr>
     </w:tbl>
-    <w:bookmarkEnd w:id="164"/>
-    <w:bookmarkStart w:id="165" w:name="tessan-1"/>
+    <w:bookmarkEnd w:id="169"/>
+    <w:bookmarkStart w:id="170" w:name="tessan-1"/>
     <w:p>
       <w:pPr>
         <w:pStyle w:val="Heading2"/>
@@ -32266,7 +33188,7 @@
       <w:pPr>
         <w:numPr>
           <w:ilvl w:val="0"/>
-          <w:numId w:val="1047"/>
+          <w:numId w:val="1052"/>
         </w:numPr>
         <w:pStyle w:val="Compact"/>
       </w:pPr>
@@ -32278,7 +33200,7 @@
       <w:pPr>
         <w:numPr>
           <w:ilvl w:val="0"/>
-          <w:numId w:val="1047"/>
+          <w:numId w:val="1052"/>
         </w:numPr>
         <w:pStyle w:val="Compact"/>
       </w:pPr>
@@ -32570,8 +33492,8 @@
         </w:tc>
       </w:tr>
     </w:tbl>
-    <w:bookmarkEnd w:id="165"/>
-    <w:bookmarkStart w:id="166" w:name="thrum"/>
+    <w:bookmarkEnd w:id="170"/>
+    <w:bookmarkStart w:id="171" w:name="thrum"/>
     <w:p>
       <w:pPr>
         <w:pStyle w:val="Heading2"/>
@@ -32616,7 +33538,7 @@
       <w:pPr>
         <w:numPr>
           <w:ilvl w:val="0"/>
-          <w:numId w:val="1048"/>
+          <w:numId w:val="1053"/>
         </w:numPr>
         <w:pStyle w:val="Compact"/>
       </w:pPr>
@@ -32908,8 +33830,8 @@
         </w:tc>
       </w:tr>
     </w:tbl>
-    <w:bookmarkEnd w:id="166"/>
-    <w:bookmarkStart w:id="167" w:name="uth"/>
+    <w:bookmarkEnd w:id="171"/>
+    <w:bookmarkStart w:id="172" w:name="uth"/>
     <w:p>
       <w:pPr>
         <w:pStyle w:val="Heading2"/>
@@ -32954,7 +33876,7 @@
       <w:pPr>
         <w:numPr>
           <w:ilvl w:val="0"/>
-          <w:numId w:val="1049"/>
+          <w:numId w:val="1054"/>
         </w:numPr>
         <w:pStyle w:val="Compact"/>
       </w:pPr>
@@ -33246,8 +34168,8 @@
         </w:tc>
       </w:tr>
     </w:tbl>
-    <w:bookmarkEnd w:id="167"/>
-    <w:bookmarkStart w:id="168" w:name="uxarra"/>
+    <w:bookmarkEnd w:id="172"/>
+    <w:bookmarkStart w:id="173" w:name="uxarra"/>
     <w:p>
       <w:pPr>
         <w:pStyle w:val="Heading2"/>
@@ -33292,7 +34214,7 @@
       <w:pPr>
         <w:numPr>
           <w:ilvl w:val="0"/>
-          <w:numId w:val="1050"/>
+          <w:numId w:val="1055"/>
         </w:numPr>
         <w:pStyle w:val="Compact"/>
       </w:pPr>
@@ -33584,8 +34506,8 @@
         </w:tc>
       </w:tr>
     </w:tbl>
-    <w:bookmarkEnd w:id="168"/>
-    <w:bookmarkStart w:id="169" w:name="vael"/>
+    <w:bookmarkEnd w:id="173"/>
+    <w:bookmarkStart w:id="174" w:name="vael"/>
     <w:p>
       <w:pPr>
         <w:pStyle w:val="Heading2"/>
@@ -33630,7 +34552,7 @@
       <w:pPr>
         <w:numPr>
           <w:ilvl w:val="0"/>
-          <w:numId w:val="1051"/>
+          <w:numId w:val="1056"/>
         </w:numPr>
         <w:pStyle w:val="Compact"/>
       </w:pPr>
@@ -33642,7 +34564,7 @@
       <w:pPr>
         <w:numPr>
           <w:ilvl w:val="0"/>
-          <w:numId w:val="1051"/>
+          <w:numId w:val="1056"/>
         </w:numPr>
         <w:pStyle w:val="Compact"/>
       </w:pPr>
@@ -33934,8 +34856,8 @@
         </w:tc>
       </w:tr>
     </w:tbl>
-    <w:bookmarkEnd w:id="169"/>
-    <w:bookmarkStart w:id="170" w:name="veyari"/>
+    <w:bookmarkEnd w:id="174"/>
+    <w:bookmarkStart w:id="175" w:name="veyari"/>
     <w:p>
       <w:pPr>
         <w:pStyle w:val="Heading2"/>
@@ -33980,7 +34902,7 @@
       <w:pPr>
         <w:numPr>
           <w:ilvl w:val="0"/>
-          <w:numId w:val="1052"/>
+          <w:numId w:val="1057"/>
         </w:numPr>
         <w:pStyle w:val="Compact"/>
       </w:pPr>
@@ -34272,8 +35194,8 @@
         </w:tc>
       </w:tr>
     </w:tbl>
-    <w:bookmarkEnd w:id="170"/>
-    <w:bookmarkStart w:id="171" w:name="ylith-1"/>
+    <w:bookmarkEnd w:id="175"/>
+    <w:bookmarkStart w:id="176" w:name="ylith-1"/>
     <w:p>
       <w:pPr>
         <w:pStyle w:val="Heading2"/>
@@ -34318,7 +35240,7 @@
       <w:pPr>
         <w:numPr>
           <w:ilvl w:val="0"/>
-          <w:numId w:val="1053"/>
+          <w:numId w:val="1058"/>
         </w:numPr>
         <w:pStyle w:val="Compact"/>
       </w:pPr>
@@ -34330,7 +35252,7 @@
       <w:pPr>
         <w:numPr>
           <w:ilvl w:val="0"/>
-          <w:numId w:val="1053"/>
+          <w:numId w:val="1058"/>
         </w:numPr>
         <w:pStyle w:val="Compact"/>
       </w:pPr>
@@ -34622,8 +35544,8 @@
         </w:tc>
       </w:tr>
     </w:tbl>
-    <w:bookmarkEnd w:id="171"/>
-    <w:bookmarkStart w:id="172" w:name="zethri"/>
+    <w:bookmarkEnd w:id="176"/>
+    <w:bookmarkStart w:id="177" w:name="zethri"/>
     <w:p>
       <w:pPr>
         <w:pStyle w:val="Heading2"/>
@@ -34668,7 +35590,7 @@
       <w:pPr>
         <w:numPr>
           <w:ilvl w:val="0"/>
-          <w:numId w:val="1054"/>
+          <w:numId w:val="1059"/>
         </w:numPr>
         <w:pStyle w:val="Compact"/>
       </w:pPr>
@@ -34960,8 +35882,8 @@
         </w:tc>
       </w:tr>
     </w:tbl>
-    <w:bookmarkEnd w:id="172"/>
-    <w:bookmarkStart w:id="173" w:name="zhaq"/>
+    <w:bookmarkEnd w:id="177"/>
+    <w:bookmarkStart w:id="178" w:name="zhaq"/>
     <w:p>
       <w:pPr>
         <w:pStyle w:val="Heading2"/>
@@ -35006,7 +35928,7 @@
       <w:pPr>
         <w:numPr>
           <w:ilvl w:val="0"/>
-          <w:numId w:val="1055"/>
+          <w:numId w:val="1060"/>
         </w:numPr>
         <w:pStyle w:val="Compact"/>
       </w:pPr>
@@ -35018,7 +35940,7 @@
       <w:pPr>
         <w:numPr>
           <w:ilvl w:val="0"/>
-          <w:numId w:val="1055"/>
+          <w:numId w:val="1060"/>
         </w:numPr>
         <w:pStyle w:val="Compact"/>
       </w:pPr>
@@ -35310,8 +36232,8 @@
         </w:tc>
       </w:tr>
     </w:tbl>
-    <w:bookmarkEnd w:id="173"/>
-    <w:bookmarkStart w:id="174" w:name="dresh"/>
+    <w:bookmarkEnd w:id="178"/>
+    <w:bookmarkStart w:id="179" w:name="dresh"/>
     <w:p>
       <w:pPr>
         <w:pStyle w:val="Heading2"/>
@@ -35356,7 +36278,7 @@
       <w:pPr>
         <w:numPr>
           <w:ilvl w:val="0"/>
-          <w:numId w:val="1056"/>
+          <w:numId w:val="1061"/>
         </w:numPr>
         <w:pStyle w:val="Compact"/>
       </w:pPr>
@@ -35368,7 +36290,7 @@
       <w:pPr>
         <w:numPr>
           <w:ilvl w:val="0"/>
-          <w:numId w:val="1056"/>
+          <w:numId w:val="1061"/>
         </w:numPr>
         <w:pStyle w:val="Compact"/>
       </w:pPr>
@@ -35380,7 +36302,7 @@
       <w:pPr>
         <w:numPr>
           <w:ilvl w:val="0"/>
-          <w:numId w:val="1056"/>
+          <w:numId w:val="1061"/>
         </w:numPr>
         <w:pStyle w:val="Compact"/>
       </w:pPr>
@@ -35672,8 +36594,8 @@
         </w:tc>
       </w:tr>
     </w:tbl>
-    <w:bookmarkEnd w:id="174"/>
-    <w:bookmarkStart w:id="175" w:name="eshuum"/>
+    <w:bookmarkEnd w:id="179"/>
+    <w:bookmarkStart w:id="180" w:name="eshuum"/>
     <w:p>
       <w:pPr>
         <w:pStyle w:val="Heading2"/>
@@ -35718,7 +36640,7 @@
       <w:pPr>
         <w:numPr>
           <w:ilvl w:val="0"/>
-          <w:numId w:val="1057"/>
+          <w:numId w:val="1062"/>
         </w:numPr>
         <w:pStyle w:val="Compact"/>
       </w:pPr>
@@ -35730,7 +36652,7 @@
       <w:pPr>
         <w:numPr>
           <w:ilvl w:val="0"/>
-          <w:numId w:val="1057"/>
+          <w:numId w:val="1062"/>
         </w:numPr>
         <w:pStyle w:val="Compact"/>
       </w:pPr>
@@ -36022,8 +36944,8 @@
         </w:tc>
       </w:tr>
     </w:tbl>
-    <w:bookmarkEnd w:id="175"/>
-    <w:bookmarkStart w:id="176" w:name="khaum"/>
+    <w:bookmarkEnd w:id="180"/>
+    <w:bookmarkStart w:id="181" w:name="khaum"/>
     <w:p>
       <w:pPr>
         <w:pStyle w:val="Heading2"/>
@@ -36068,7 +36990,7 @@
       <w:pPr>
         <w:numPr>
           <w:ilvl w:val="0"/>
-          <w:numId w:val="1058"/>
+          <w:numId w:val="1063"/>
         </w:numPr>
         <w:pStyle w:val="Compact"/>
       </w:pPr>
@@ -36080,7 +37002,7 @@
       <w:pPr>
         <w:numPr>
           <w:ilvl w:val="0"/>
-          <w:numId w:val="1058"/>
+          <w:numId w:val="1063"/>
         </w:numPr>
         <w:pStyle w:val="Compact"/>
       </w:pPr>
@@ -36092,7 +37014,7 @@
       <w:pPr>
         <w:numPr>
           <w:ilvl w:val="0"/>
-          <w:numId w:val="1058"/>
+          <w:numId w:val="1063"/>
         </w:numPr>
         <w:pStyle w:val="Compact"/>
       </w:pPr>
@@ -36384,8 +37306,8 @@
         </w:tc>
       </w:tr>
     </w:tbl>
-    <w:bookmarkEnd w:id="176"/>
-    <w:bookmarkStart w:id="177" w:name="ozhvek"/>
+    <w:bookmarkEnd w:id="181"/>
+    <w:bookmarkStart w:id="182" w:name="ozhvek"/>
     <w:p>
       <w:pPr>
         <w:pStyle w:val="Heading2"/>
@@ -36430,7 +37352,7 @@
       <w:pPr>
         <w:numPr>
           <w:ilvl w:val="0"/>
-          <w:numId w:val="1059"/>
+          <w:numId w:val="1064"/>
         </w:numPr>
         <w:pStyle w:val="Compact"/>
       </w:pPr>
@@ -36442,7 +37364,7 @@
       <w:pPr>
         <w:numPr>
           <w:ilvl w:val="0"/>
-          <w:numId w:val="1059"/>
+          <w:numId w:val="1064"/>
         </w:numPr>
         <w:pStyle w:val="Compact"/>
       </w:pPr>
@@ -36734,8 +37656,8 @@
         </w:tc>
       </w:tr>
     </w:tbl>
-    <w:bookmarkEnd w:id="177"/>
-    <w:bookmarkStart w:id="178" w:name="qor"/>
+    <w:bookmarkEnd w:id="182"/>
+    <w:bookmarkStart w:id="183" w:name="qor"/>
     <w:p>
       <w:pPr>
         <w:pStyle w:val="Heading2"/>
@@ -36780,7 +37702,7 @@
       <w:pPr>
         <w:numPr>
           <w:ilvl w:val="0"/>
-          <w:numId w:val="1060"/>
+          <w:numId w:val="1065"/>
         </w:numPr>
         <w:pStyle w:val="Compact"/>
       </w:pPr>
@@ -36792,7 +37714,7 @@
       <w:pPr>
         <w:numPr>
           <w:ilvl w:val="0"/>
-          <w:numId w:val="1060"/>
+          <w:numId w:val="1065"/>
         </w:numPr>
         <w:pStyle w:val="Compact"/>
       </w:pPr>
@@ -36804,7 +37726,7 @@
       <w:pPr>
         <w:numPr>
           <w:ilvl w:val="0"/>
-          <w:numId w:val="1060"/>
+          <w:numId w:val="1065"/>
         </w:numPr>
         <w:pStyle w:val="Compact"/>
       </w:pPr>
@@ -37096,8 +38018,8 @@
         </w:tc>
       </w:tr>
     </w:tbl>
-    <w:bookmarkEnd w:id="178"/>
-    <w:bookmarkStart w:id="179" w:name="sen"/>
+    <w:bookmarkEnd w:id="183"/>
+    <w:bookmarkStart w:id="184" w:name="sen"/>
     <w:p>
       <w:pPr>
         <w:pStyle w:val="Heading2"/>
@@ -37142,7 +38064,7 @@
       <w:pPr>
         <w:numPr>
           <w:ilvl w:val="0"/>
-          <w:numId w:val="1061"/>
+          <w:numId w:val="1066"/>
         </w:numPr>
         <w:pStyle w:val="Compact"/>
       </w:pPr>
@@ -37154,7 +38076,7 @@
       <w:pPr>
         <w:numPr>
           <w:ilvl w:val="0"/>
-          <w:numId w:val="1061"/>
+          <w:numId w:val="1066"/>
         </w:numPr>
         <w:pStyle w:val="Compact"/>
       </w:pPr>
@@ -37446,9 +38368,9 @@
         </w:tc>
       </w:tr>
     </w:tbl>
-    <w:bookmarkEnd w:id="179"/>
-    <w:bookmarkEnd w:id="180"/>
-    <w:bookmarkStart w:id="193" w:name="making-your-own"/>
+    <w:bookmarkEnd w:id="184"/>
+    <w:bookmarkEnd w:id="185"/>
+    <w:bookmarkStart w:id="198" w:name="making-your-own"/>
     <w:p>
       <w:pPr>
         <w:pStyle w:val="Heading1"/>
@@ -37481,7 +38403,7 @@
         <w:t xml:space="preserve">option at the end of each list, and its checklist holds a custom choice to the same rules as everything else.</w:t>
       </w:r>
     </w:p>
-    <w:bookmarkStart w:id="181" w:name="a-custom-role"/>
+    <w:bookmarkStart w:id="186" w:name="a-custom-role"/>
     <w:p>
       <w:pPr>
         <w:pStyle w:val="Heading2"/>
@@ -37502,7 +38424,7 @@
       <w:pPr>
         <w:numPr>
           <w:ilvl w:val="0"/>
-          <w:numId w:val="1062"/>
+          <w:numId w:val="1067"/>
         </w:numPr>
         <w:pStyle w:val="Compact"/>
       </w:pPr>
@@ -37548,7 +38470,7 @@
       <w:pPr>
         <w:numPr>
           <w:ilvl w:val="0"/>
-          <w:numId w:val="1062"/>
+          <w:numId w:val="1067"/>
         </w:numPr>
         <w:pStyle w:val="Compact"/>
       </w:pPr>
@@ -37570,7 +38492,7 @@
       <w:pPr>
         <w:numPr>
           <w:ilvl w:val="0"/>
-          <w:numId w:val="1062"/>
+          <w:numId w:val="1067"/>
         </w:numPr>
         <w:pStyle w:val="Compact"/>
       </w:pPr>
@@ -37592,7 +38514,7 @@
       <w:pPr>
         <w:numPr>
           <w:ilvl w:val="0"/>
-          <w:numId w:val="1062"/>
+          <w:numId w:val="1067"/>
         </w:numPr>
         <w:pStyle w:val="Compact"/>
       </w:pPr>
@@ -37657,8 +38579,8 @@
         <w:t xml:space="preserve">.</w:t>
       </w:r>
     </w:p>
-    <w:bookmarkEnd w:id="181"/>
-    <w:bookmarkStart w:id="190" w:name="a-custom-species"/>
+    <w:bookmarkEnd w:id="186"/>
+    <w:bookmarkStart w:id="195" w:name="a-custom-species"/>
     <w:p>
       <w:pPr>
         <w:pStyle w:val="Heading2"/>
@@ -37675,7 +38597,7 @@
         <w:t xml:space="preserve">Build it with the GM, one step at a time.</w:t>
       </w:r>
     </w:p>
-    <w:bookmarkStart w:id="182" w:name="the-concept"/>
+    <w:bookmarkStart w:id="187" w:name="the-concept"/>
     <w:p>
       <w:pPr>
         <w:pStyle w:val="Heading3"/>
@@ -37692,8 +38614,8 @@
         <w:t xml:space="preserve">Two or three sentences: where they come from, what sets them apart, and how others see them. It should be something the species in this book don’t already cover.</w:t>
       </w:r>
     </w:p>
-    <w:bookmarkEnd w:id="182"/>
-    <w:bookmarkStart w:id="183" w:name="the-tier"/>
+    <w:bookmarkEnd w:id="187"/>
+    <w:bookmarkStart w:id="188" w:name="the-tier"/>
     <w:p>
       <w:pPr>
         <w:pStyle w:val="Heading3"/>
@@ -37990,8 +38912,8 @@
         <w:t xml:space="preserve">When in doubt, choose the higher tier.</w:t>
       </w:r>
     </w:p>
-    <w:bookmarkEnd w:id="183"/>
-    <w:bookmarkStart w:id="184" w:name="attribute-adjustments"/>
+    <w:bookmarkEnd w:id="188"/>
+    <w:bookmarkStart w:id="189" w:name="attribute-adjustments"/>
     <w:p>
       <w:pPr>
         <w:pStyle w:val="Heading3"/>
@@ -38061,8 +38983,8 @@
         <w:t xml:space="preserve">of +1 or −1 to Move. Most have none. It isn’t an attribute adjustment and needn’t balance.</w:t>
       </w:r>
     </w:p>
-    <w:bookmarkEnd w:id="184"/>
-    <w:bookmarkStart w:id="185" w:name="core-rules-tier-1-and-up"/>
+    <w:bookmarkEnd w:id="189"/>
+    <w:bookmarkStart w:id="190" w:name="core-rules-tier-1-and-up"/>
     <w:p>
       <w:pPr>
         <w:pStyle w:val="Heading3"/>
@@ -38079,8 +39001,8 @@
         <w:t xml:space="preserve">One to three short rules that always apply: what they can do (see in the dark, resist cold, a free Trained skill) and what it costs (a weakness, a people’s distrust, a hazard they can’t abide). A strength with no drawback is worth more than it looks, so price it a tier higher.</w:t>
       </w:r>
     </w:p>
-    <w:bookmarkEnd w:id="185"/>
-    <w:bookmarkStart w:id="186" w:name="species-advantages"/>
+    <w:bookmarkEnd w:id="190"/>
+    <w:bookmarkStart w:id="191" w:name="species-advantages"/>
     <w:p>
       <w:pPr>
         <w:pStyle w:val="Heading3"/>
@@ -38135,8 +39057,8 @@
         <w:t xml:space="preserve">: a problem the trait causes, with a clear trigger and a real consequence, which earns a Resolve point when it bites, like any complication. A character takes one advantage, general or species, so make them distinct choices.</w:t>
       </w:r>
     </w:p>
-    <w:bookmarkEnd w:id="186"/>
-    <w:bookmarkStart w:id="187" w:name="an-alternate-form-optional-tier-2-or-3"/>
+    <w:bookmarkEnd w:id="191"/>
+    <w:bookmarkStart w:id="192" w:name="an-alternate-form-optional-tier-2-or-3"/>
     <w:p>
       <w:pPr>
         <w:pStyle w:val="Heading3"/>
@@ -38169,8 +39091,8 @@
         <w:t xml:space="preserve">apply. The bonuses count only while the character is in that form: the sheet’s form switch shows both sets of numbers.</w:t>
       </w:r>
     </w:p>
-    <w:bookmarkEnd w:id="187"/>
-    <w:bookmarkStart w:id="188" w:name="in-the-creator"/>
+    <w:bookmarkEnd w:id="192"/>
+    <w:bookmarkStart w:id="193" w:name="in-the-creator"/>
     <w:p>
       <w:pPr>
         <w:pStyle w:val="Heading3"/>
@@ -38183,7 +39105,7 @@
       <w:pPr>
         <w:numPr>
           <w:ilvl w:val="0"/>
-          <w:numId w:val="1063"/>
+          <w:numId w:val="1068"/>
         </w:numPr>
         <w:pStyle w:val="Compact"/>
       </w:pPr>
@@ -38211,7 +39133,7 @@
       <w:pPr>
         <w:numPr>
           <w:ilvl w:val="0"/>
-          <w:numId w:val="1063"/>
+          <w:numId w:val="1068"/>
         </w:numPr>
         <w:pStyle w:val="Compact"/>
       </w:pPr>
@@ -38223,7 +39145,7 @@
       <w:pPr>
         <w:numPr>
           <w:ilvl w:val="0"/>
-          <w:numId w:val="1063"/>
+          <w:numId w:val="1068"/>
         </w:numPr>
         <w:pStyle w:val="Compact"/>
       </w:pPr>
@@ -38251,7 +39173,7 @@
       <w:pPr>
         <w:numPr>
           <w:ilvl w:val="0"/>
-          <w:numId w:val="1063"/>
+          <w:numId w:val="1068"/>
         </w:numPr>
         <w:pStyle w:val="Compact"/>
       </w:pPr>
@@ -38275,8 +39197,8 @@
         <w:t xml:space="preserve">and enter the advantage and its companion complication.</w:t>
       </w:r>
     </w:p>
-    <w:bookmarkEnd w:id="188"/>
-    <w:bookmarkStart w:id="189" w:name="example"/>
+    <w:bookmarkEnd w:id="193"/>
+    <w:bookmarkStart w:id="194" w:name="example"/>
     <w:p>
       <w:pPr>
         <w:pStyle w:val="Heading3"/>
@@ -38381,9 +39303,9 @@
         <w:t xml:space="preserve">: your family’s dynasty calls on you; accept the errand.</w:t>
       </w:r>
     </w:p>
-    <w:bookmarkEnd w:id="189"/>
-    <w:bookmarkEnd w:id="190"/>
-    <w:bookmarkStart w:id="191" w:name="threats-weapons-and-edges-for-your-table"/>
+    <w:bookmarkEnd w:id="194"/>
+    <w:bookmarkEnd w:id="195"/>
+    <w:bookmarkStart w:id="196" w:name="threats-weapons-and-edges-for-your-table"/>
     <w:p>
       <w:pPr>
         <w:pStyle w:val="Heading2"/>
@@ -38404,7 +39326,7 @@
       <w:pPr>
         <w:numPr>
           <w:ilvl w:val="0"/>
-          <w:numId w:val="1064"/>
+          <w:numId w:val="1069"/>
         </w:numPr>
         <w:pStyle w:val="Compact"/>
       </w:pPr>
@@ -38419,14 +39341,27 @@
         <w:t xml:space="preserve"> </w:t>
       </w:r>
       <w:r>
-        <w:t xml:space="preserve">A minor foe has 1 box; an ordinary one 3; a tough one 4 or 5; a rare horror 6. Attack targets run 11 to 13 for most, 14 or 15 for the dangerous. Dodge runs 7 to 10. Give it one special trait, said plainly, and decide what it does before play.</w:t>
+        <w:t xml:space="preserve">A minor foe has 1 box; an ordinary one 3; a tough one 4 or 5; a rare horror 6. Attack targets run 11 to 13 for most, 14 or 15 for the dangerous. Dodge runs 7 to 10. Give it one special trait, said plainly, and decide what it does before play: toughness, a weakness or armor works as in</w:t>
+      </w:r>
+      <w:r>
+        <w:t xml:space="preserve"> </w:t>
+      </w:r>
+      <w:r>
+        <w:rPr>
+          <w:iCs/>
+          <w:i/>
+        </w:rPr>
+        <w:t xml:space="preserve">Armor, toughness and weaknesses</w:t>
+      </w:r>
+      <w:r>
+        <w:t xml:space="preserve">. For a tougher version of any threat, add +1 to its targets and one box; for a weaker one, subtract.</w:t>
       </w:r>
     </w:p>
     <w:p>
       <w:pPr>
         <w:numPr>
           <w:ilvl w:val="0"/>
-          <w:numId w:val="1064"/>
+          <w:numId w:val="1069"/>
         </w:numPr>
         <w:pStyle w:val="Compact"/>
       </w:pPr>
@@ -38448,7 +39383,7 @@
       <w:pPr>
         <w:numPr>
           <w:ilvl w:val="0"/>
-          <w:numId w:val="1064"/>
+          <w:numId w:val="1069"/>
         </w:numPr>
         <w:pStyle w:val="Compact"/>
       </w:pPr>
@@ -38470,7 +39405,7 @@
       <w:pPr>
         <w:numPr>
           <w:ilvl w:val="0"/>
-          <w:numId w:val="1064"/>
+          <w:numId w:val="1069"/>
         </w:numPr>
         <w:pStyle w:val="Compact"/>
       </w:pPr>
@@ -38492,7 +39427,7 @@
       <w:pPr>
         <w:numPr>
           <w:ilvl w:val="0"/>
-          <w:numId w:val="1064"/>
+          <w:numId w:val="1069"/>
         </w:numPr>
         <w:pStyle w:val="Compact"/>
       </w:pPr>
@@ -38514,7 +39449,7 @@
       <w:pPr>
         <w:numPr>
           <w:ilvl w:val="0"/>
-          <w:numId w:val="1064"/>
+          <w:numId w:val="1069"/>
         </w:numPr>
         <w:pStyle w:val="Compact"/>
       </w:pPr>
@@ -38536,7 +39471,7 @@
       <w:pPr>
         <w:numPr>
           <w:ilvl w:val="0"/>
-          <w:numId w:val="1064"/>
+          <w:numId w:val="1069"/>
         </w:numPr>
         <w:pStyle w:val="Compact"/>
       </w:pPr>
@@ -38614,8 +39549,8 @@
         <w:t xml:space="preserve">. Players get them when they join your shared table, or from a homebrew file you give them. Bonuses chosen from the tab’s menus are worked out for you: a weapon’s accuracy, strong hits and what it’s made of; a threat’s hard hide, weaknesses, what alone can hurt it and how hard it is to hit; an Edge’s skill, Dodge or Move bonus and extra defense; an attack spell cast in the Encounter panel. Anything else is a note the GM applies at the table.</w:t>
       </w:r>
     </w:p>
-    <w:bookmarkEnd w:id="191"/>
-    <w:bookmarkStart w:id="192" w:name="your-campaign"/>
+    <w:bookmarkEnd w:id="196"/>
+    <w:bookmarkStart w:id="197" w:name="your-campaign"/>
     <w:p>
       <w:pPr>
         <w:pStyle w:val="Heading2"/>
@@ -38710,9 +39645,9 @@
         <w:t xml:space="preserve">), or keep it to yourself. Cards are earned through discovery, so a trigger makes finding things out the way the story moves: the next chapter waits for the group to learn what it needs.</w:t>
       </w:r>
     </w:p>
-    <w:bookmarkEnd w:id="192"/>
-    <w:bookmarkEnd w:id="193"/>
-    <w:bookmarkStart w:id="194" w:name="complications"/>
+    <w:bookmarkEnd w:id="197"/>
+    <w:bookmarkEnd w:id="198"/>
+    <w:bookmarkStart w:id="199" w:name="complications"/>
     <w:p>
       <w:pPr>
         <w:pStyle w:val="Heading1"/>
@@ -39417,8 +40352,8 @@
         </w:tc>
       </w:tr>
     </w:tbl>
-    <w:bookmarkEnd w:id="194"/>
-    <w:bookmarkStart w:id="195" w:name="quick-reference"/>
+    <w:bookmarkEnd w:id="199"/>
+    <w:bookmarkStart w:id="200" w:name="quick-reference"/>
     <w:p>
       <w:pPr>
         <w:pStyle w:val="Heading1"/>
@@ -39643,7 +40578,7 @@
         <w:t xml:space="preserve">Copyright © Don Smallwood. All rights reserved.</w:t>
       </w:r>
     </w:p>
-    <w:bookmarkEnd w:id="195"/>
+    <w:bookmarkEnd w:id="200"/>
     <w:sectPr/>
   </w:body>
 </w:document>
@@ -40020,6 +40955,21 @@
     <w:abstractNumId w:val="991"/>
   </w:num>
   <w:num w:numId="1018">
+    <w:abstractNumId w:val="991"/>
+  </w:num>
+  <w:num w:numId="1019">
+    <w:abstractNumId w:val="991"/>
+  </w:num>
+  <w:num w:numId="1020">
+    <w:abstractNumId w:val="991"/>
+  </w:num>
+  <w:num w:numId="1021">
+    <w:abstractNumId w:val="991"/>
+  </w:num>
+  <w:num w:numId="1022">
+    <w:abstractNumId w:val="991"/>
+  </w:num>
+  <w:num w:numId="1023">
     <w:abstractNumId w:val="99411"/>
     <w:lvlOverride w:ilvl="0">
       <w:startOverride w:val="1"/>
@@ -40049,21 +40999,6 @@
       <w:startOverride w:val="1"/>
     </w:lvlOverride>
   </w:num>
-  <w:num w:numId="1019">
-    <w:abstractNumId w:val="991"/>
-  </w:num>
-  <w:num w:numId="1020">
-    <w:abstractNumId w:val="991"/>
-  </w:num>
-  <w:num w:numId="1021">
-    <w:abstractNumId w:val="991"/>
-  </w:num>
-  <w:num w:numId="1022">
-    <w:abstractNumId w:val="991"/>
-  </w:num>
-  <w:num w:numId="1023">
-    <w:abstractNumId w:val="991"/>
-  </w:num>
   <w:num w:numId="1024">
     <w:abstractNumId w:val="991"/>
   </w:num>
@@ -40077,6 +41012,21 @@
     <w:abstractNumId w:val="991"/>
   </w:num>
   <w:num w:numId="1028">
+    <w:abstractNumId w:val="991"/>
+  </w:num>
+  <w:num w:numId="1029">
+    <w:abstractNumId w:val="991"/>
+  </w:num>
+  <w:num w:numId="1030">
+    <w:abstractNumId w:val="991"/>
+  </w:num>
+  <w:num w:numId="1031">
+    <w:abstractNumId w:val="991"/>
+  </w:num>
+  <w:num w:numId="1032">
+    <w:abstractNumId w:val="991"/>
+  </w:num>
+  <w:num w:numId="1033">
     <w:abstractNumId w:val="99411"/>
     <w:lvlOverride w:ilvl="0">
       <w:startOverride w:val="1"/>
@@ -40105,21 +41055,6 @@
     <w:lvlOverride w:ilvl="8">
       <w:startOverride w:val="1"/>
     </w:lvlOverride>
-  </w:num>
-  <w:num w:numId="1029">
-    <w:abstractNumId w:val="991"/>
-  </w:num>
-  <w:num w:numId="1030">
-    <w:abstractNumId w:val="991"/>
-  </w:num>
-  <w:num w:numId="1031">
-    <w:abstractNumId w:val="991"/>
-  </w:num>
-  <w:num w:numId="1032">
-    <w:abstractNumId w:val="991"/>
-  </w:num>
-  <w:num w:numId="1033">
-    <w:abstractNumId w:val="991"/>
   </w:num>
   <w:num w:numId="1034">
     <w:abstractNumId w:val="991"/>
@@ -40206,6 +41141,21 @@
     <w:abstractNumId w:val="991"/>
   </w:num>
   <w:num w:numId="1062">
+    <w:abstractNumId w:val="991"/>
+  </w:num>
+  <w:num w:numId="1063">
+    <w:abstractNumId w:val="991"/>
+  </w:num>
+  <w:num w:numId="1064">
+    <w:abstractNumId w:val="991"/>
+  </w:num>
+  <w:num w:numId="1065">
+    <w:abstractNumId w:val="991"/>
+  </w:num>
+  <w:num w:numId="1066">
+    <w:abstractNumId w:val="991"/>
+  </w:num>
+  <w:num w:numId="1067">
     <w:abstractNumId w:val="99411"/>
     <w:lvlOverride w:ilvl="0">
       <w:startOverride w:val="1"/>
@@ -40235,7 +41185,7 @@
       <w:startOverride w:val="1"/>
     </w:lvlOverride>
   </w:num>
-  <w:num w:numId="1063">
+  <w:num w:numId="1068">
     <w:abstractNumId w:val="99411"/>
     <w:lvlOverride w:ilvl="0">
       <w:startOverride w:val="1"/>
@@ -40265,7 +41215,7 @@
       <w:startOverride w:val="1"/>
     </w:lvlOverride>
   </w:num>
-  <w:num w:numId="1064">
+  <w:num w:numId="1069">
     <w:abstractNumId w:val="991"/>
   </w:num>
 </w:numbering>

--- a/legend-dynamics/site/fracture-lines/Fracture_Lines_Players_Guide.docx
+++ b/legend-dynamics/site/fracture-lines/Fracture_Lines_Players_Guide.docx
@@ -20781,12 +20781,270 @@
     </w:p>
     <w:bookmarkEnd w:id="108"/>
     <w:bookmarkEnd w:id="109"/>
-    <w:bookmarkStart w:id="114" w:name="ships-in-a-fight"/>
+    <w:bookmarkStart w:id="113" w:name="jobs-debt-and-salvage"/>
     <w:p>
       <w:pPr>
         <w:pStyle w:val="Heading1"/>
       </w:pPr>
       <w:r>
+        <w:t xml:space="preserve">Jobs, debt and salvage</w:t>
+      </w:r>
+    </w:p>
+    <w:bookmarkStart w:id="110" w:name="payday"/>
+    <w:p>
+      <w:pPr>
+        <w:pStyle w:val="Heading2"/>
+      </w:pPr>
+      <w:r>
+        <w:t xml:space="preserve">Payday</w:t>
+      </w:r>
+    </w:p>
+    <w:p>
+      <w:pPr>
+        <w:pStyle w:val="FirstParagraph"/>
+      </w:pPr>
+      <w:r>
+        <w:t xml:space="preserve">Every crew owes someone. When a job is done, the pay goes where it’s needed:</w:t>
+      </w:r>
+    </w:p>
+    <w:p>
+      <w:pPr>
+        <w:numPr>
+          <w:ilvl w:val="0"/>
+          <w:numId w:val="1033"/>
+        </w:numPr>
+        <w:pStyle w:val="Compact"/>
+      </w:pPr>
+      <w:r>
+        <w:rPr>
+          <w:bCs/>
+          <w:b/>
+        </w:rPr>
+        <w:t xml:space="preserve">An ordinary job clears a box of Debt.</w:t>
+      </w:r>
+      <w:r>
+        <w:t xml:space="preserve"> </w:t>
+      </w:r>
+      <w:r>
+        <w:t xml:space="preserve">A big score clears two. A favor, a dock or a contact can stand in for money: the job’s offer says which.</w:t>
+      </w:r>
+    </w:p>
+    <w:p>
+      <w:pPr>
+        <w:numPr>
+          <w:ilvl w:val="0"/>
+          <w:numId w:val="1033"/>
+        </w:numPr>
+        <w:pStyle w:val="Compact"/>
+      </w:pPr>
+      <w:r>
+        <w:rPr>
+          <w:bCs/>
+          <w:b/>
+        </w:rPr>
+        <w:t xml:space="preserve">Borrowing or buying on credit marks a box of Debt.</w:t>
+      </w:r>
+      <w:r>
+        <w:t xml:space="preserve"> </w:t>
+      </w:r>
+      <w:r>
+        <w:t xml:space="preserve">So does a dock visit you couldn’t pay for.</w:t>
+      </w:r>
+    </w:p>
+    <w:p>
+      <w:pPr>
+        <w:numPr>
+          <w:ilvl w:val="0"/>
+          <w:numId w:val="1033"/>
+        </w:numPr>
+        <w:pStyle w:val="Compact"/>
+      </w:pPr>
+      <w:r>
+        <w:rPr>
+          <w:bCs/>
+          <w:b/>
+        </w:rPr>
+        <w:t xml:space="preserve">When Debt has a box marked, a payment is always coming due.</w:t>
+      </w:r>
+      <w:r>
+        <w:t xml:space="preserve"> </w:t>
+      </w:r>
+      <w:r>
+        <w:t xml:space="preserve">A job that doesn’t pay down Debt leaves it where it is, and the GM can bring a creditor calling.</w:t>
+      </w:r>
+    </w:p>
+    <w:bookmarkEnd w:id="110"/>
+    <w:bookmarkStart w:id="111" w:name="the-job-board"/>
+    <w:p>
+      <w:pPr>
+        <w:pStyle w:val="Heading2"/>
+      </w:pPr>
+      <w:r>
+        <w:t xml:space="preserve">The job board</w:t>
+      </w:r>
+    </w:p>
+    <w:p>
+      <w:pPr>
+        <w:pStyle w:val="FirstParagraph"/>
+      </w:pPr>
+      <w:r>
+        <w:t xml:space="preserve">In port, there’s always work. The GM offers two or three jobs, each with a</w:t>
+      </w:r>
+      <w:r>
+        <w:t xml:space="preserve"> </w:t>
+      </w:r>
+      <w:r>
+        <w:rPr>
+          <w:bCs/>
+          <w:b/>
+        </w:rPr>
+        <w:t xml:space="preserve">patron</w:t>
+      </w:r>
+      <w:r>
+        <w:t xml:space="preserve">,</w:t>
+      </w:r>
+      <w:r>
+        <w:t xml:space="preserve"> </w:t>
+      </w:r>
+      <w:r>
+        <w:rPr>
+          <w:bCs/>
+          <w:b/>
+        </w:rPr>
+        <w:t xml:space="preserve">the job</w:t>
+      </w:r>
+      <w:r>
+        <w:t xml:space="preserve">,</w:t>
+      </w:r>
+      <w:r>
+        <w:t xml:space="preserve"> </w:t>
+      </w:r>
+      <w:r>
+        <w:rPr>
+          <w:bCs/>
+          <w:b/>
+        </w:rPr>
+        <w:t xml:space="preserve">the pay</w:t>
+      </w:r>
+      <w:r>
+        <w:t xml:space="preserve"> </w:t>
+      </w:r>
+      <w:r>
+        <w:t xml:space="preserve">and a</w:t>
+      </w:r>
+      <w:r>
+        <w:t xml:space="preserve"> </w:t>
+      </w:r>
+      <w:r>
+        <w:rPr>
+          <w:bCs/>
+          <w:b/>
+        </w:rPr>
+        <w:t xml:space="preserve">catch</w:t>
+      </w:r>
+      <w:r>
+        <w:t xml:space="preserve"> </w:t>
+      </w:r>
+      <w:r>
+        <w:t xml:space="preserve">the crew doesn’t know yet. Before they sign, a</w:t>
+      </w:r>
+      <w:r>
+        <w:t xml:space="preserve"> </w:t>
+      </w:r>
+      <w:r>
+        <w:rPr>
+          <w:bCs/>
+          <w:b/>
+        </w:rPr>
+        <w:t xml:space="preserve">Commerce</w:t>
+      </w:r>
+      <w:r>
+        <w:t xml:space="preserve"> </w:t>
+      </w:r>
+      <w:r>
+        <w:t xml:space="preserve">roll can do one of two things: success adds a sweetener (1,000 credits, a dock, or a favor), or reveals the catch. Success by 5 or more does both.</w:t>
+      </w:r>
+    </w:p>
+    <w:bookmarkEnd w:id="111"/>
+    <w:bookmarkStart w:id="112" w:name="derelicts-and-salvage"/>
+    <w:p>
+      <w:pPr>
+        <w:pStyle w:val="Heading2"/>
+      </w:pPr>
+      <w:r>
+        <w:t xml:space="preserve">Derelicts and salvage</w:t>
+      </w:r>
+    </w:p>
+    <w:p>
+      <w:pPr>
+        <w:pStyle w:val="FirstParagraph"/>
+      </w:pPr>
+      <w:r>
+        <w:t xml:space="preserve">The corridors are full of dead ships: lost in collapses, abandoned in wars, or waiting. Boarding one is usually a data record (</w:t>
+      </w:r>
+      <w:r>
+        <w:rPr>
+          <w:iCs/>
+          <w:i/>
+        </w:rPr>
+        <w:t xml:space="preserve">Data records</w:t>
+      </w:r>
+      <w:r>
+        <w:t xml:space="preserve">), and often a Countdown.</w:t>
+      </w:r>
+    </w:p>
+    <w:p>
+      <w:pPr>
+        <w:numPr>
+          <w:ilvl w:val="0"/>
+          <w:numId w:val="1034"/>
+        </w:numPr>
+        <w:pStyle w:val="Compact"/>
+      </w:pPr>
+      <w:r>
+        <w:rPr>
+          <w:bCs/>
+          <w:b/>
+        </w:rPr>
+        <w:t xml:space="preserve">Salvage law.</w:t>
+      </w:r>
+      <w:r>
+        <w:t xml:space="preserve"> </w:t>
+      </w:r>
+      <w:r>
+        <w:t xml:space="preserve">Under the Human–Tessan Accord, a ship with living crew aboard is not salvage, whatever state it’s in. In Concord space, the first claim registered at a station wins. The Hegemony claims anything imperial, everywhere, and enforces it when it can.</w:t>
+      </w:r>
+    </w:p>
+    <w:p>
+      <w:pPr>
+        <w:numPr>
+          <w:ilvl w:val="0"/>
+          <w:numId w:val="1034"/>
+        </w:numPr>
+        <w:pStyle w:val="Compact"/>
+      </w:pPr>
+      <w:r>
+        <w:rPr>
+          <w:bCs/>
+          <w:b/>
+        </w:rPr>
+        <w:t xml:space="preserve">What it’s worth.</w:t>
+      </w:r>
+      <w:r>
+        <w:t xml:space="preserve"> </w:t>
+      </w:r>
+      <w:r>
+        <w:t xml:space="preserve">Salvage pays like a job: a box of Debt for an ordinary find, two for a rich one. A data record on what you found is often worth more than the hull.</w:t>
+      </w:r>
+    </w:p>
+    <w:bookmarkEnd w:id="112"/>
+    <w:bookmarkEnd w:id="113"/>
+    <w:bookmarkStart w:id="119" w:name="ships-in-a-fight"/>
+    <w:p>
+      <w:pPr>
+        <w:pStyle w:val="Heading1"/>
+      </w:pPr>
+      <w:r>
         <w:t xml:space="preserve">Ships in a fight</w:t>
       </w:r>
     </w:p>
@@ -20798,13 +21056,62 @@
         <w:t xml:space="preserve">Most crews would rather run than fight, and most fights between ships are short. These rules keep them fast: one roll per station, each exchange.</w:t>
       </w:r>
     </w:p>
-    <w:bookmarkStart w:id="110" w:name="range-in-space"/>
+    <w:bookmarkStart w:id="114" w:name="the-crews-ship"/>
     <w:p>
       <w:pPr>
         <w:pStyle w:val="Heading2"/>
       </w:pPr>
       <w:r>
-        <w:t xml:space="preserve">Range in space</w:t>
+        <w:t xml:space="preserve">The crew’s ship</w:t>
+      </w:r>
+    </w:p>
+    <w:p>
+      <w:pPr>
+        <w:pStyle w:val="FirstParagraph"/>
+      </w:pPr>
+      <w:r>
+        <w:t xml:space="preserve">The crew shares a ship, and it’s a character of its own. Give it three things:</w:t>
+      </w:r>
+    </w:p>
+    <w:p>
+      <w:pPr>
+        <w:numPr>
+          <w:ilvl w:val="0"/>
+          <w:numId w:val="1035"/>
+        </w:numPr>
+        <w:pStyle w:val="Compact"/>
+      </w:pPr>
+      <w:r>
+        <w:rPr>
+          <w:bCs/>
+          <w:b/>
+        </w:rPr>
+        <w:t xml:space="preserve">A name.</w:t>
+      </w:r>
+      <w:r>
+        <w:t xml:space="preserve"> </w:t>
+      </w:r>
+      <w:r>
+        <w:t xml:space="preserve">Painted on the hull, and on every debt it owes.</w:t>
+      </w:r>
+    </w:p>
+    <w:p>
+      <w:pPr>
+        <w:numPr>
+          <w:ilvl w:val="0"/>
+          <w:numId w:val="1035"/>
+        </w:numPr>
+        <w:pStyle w:val="Compact"/>
+      </w:pPr>
+      <w:r>
+        <w:rPr>
+          <w:bCs/>
+          <w:b/>
+        </w:rPr>
+        <w:t xml:space="preserve">A type</w:t>
+      </w:r>
+      <w:r>
+        <w:t xml:space="preserve">, with an edge and a catch:</w:t>
       </w:r>
     </w:p>
     <w:tbl>
@@ -20845,7 +21152,7 @@
                 <w:b/>
                 <w:sz w:val="19"/>
               </w:rPr>
-              <w:t xml:space="preserve">Band</w:t>
+              <w:t xml:space="preserve">Type</w:t>
             </w:r>
           </w:p>
         </w:tc>
@@ -20863,7 +21170,7 @@
                 <w:b/>
                 <w:sz w:val="19"/>
               </w:rPr>
-              <w:t xml:space="preserve">Distance</w:t>
+              <w:t xml:space="preserve">Edge</w:t>
             </w:r>
           </w:p>
         </w:tc>
@@ -20881,6 +21188,795 @@
                 <w:b/>
                 <w:sz w:val="19"/>
               </w:rPr>
+              <w:t xml:space="preserve">Catch</w:t>
+            </w:r>
+          </w:p>
+        </w:tc>
+      </w:tr>
+      <w:tr>
+        <w:tc>
+          <w:tcPr/>
+          <w:p>
+            <w:pPr>
+              <w:pStyle w:val="Compact"/>
+              <w:jc w:val="left"/>
+            </w:pPr>
+            <w:r>
+              <w:rPr>
+                <w:b/>
+                <w:sz w:val="19"/>
+              </w:rPr>
+              <w:t xml:space="preserve">Courier</w:t>
+            </w:r>
+          </w:p>
+        </w:tc>
+        <w:tc>
+          <w:tcPr/>
+          <w:p>
+            <w:pPr>
+              <w:pStyle w:val="Compact"/>
+              <w:jc w:val="left"/>
+            </w:pPr>
+            <w:r>
+              <w:rPr>
+                <w:sz w:val="19"/>
+              </w:rPr>
+              <w:t xml:space="preserve">Small and fast: +2 to the pilot’s range contest.</w:t>
+            </w:r>
+          </w:p>
+        </w:tc>
+        <w:tc>
+          <w:tcPr/>
+          <w:p>
+            <w:pPr>
+              <w:pStyle w:val="Compact"/>
+              <w:jc w:val="left"/>
+            </w:pPr>
+            <w:r>
+              <w:rPr>
+                <w:sz w:val="19"/>
+              </w:rPr>
+              <w:t xml:space="preserve">One job’s cargo at a time, and a single laser battery.</w:t>
+            </w:r>
+          </w:p>
+        </w:tc>
+      </w:tr>
+      <w:tr>
+        <w:tc>
+          <w:tcPr/>
+          <w:p>
+            <w:pPr>
+              <w:pStyle w:val="Compact"/>
+              <w:jc w:val="left"/>
+            </w:pPr>
+            <w:r>
+              <w:rPr>
+                <w:b/>
+                <w:sz w:val="19"/>
+              </w:rPr>
+              <w:t xml:space="preserve">Freighter</w:t>
+            </w:r>
+          </w:p>
+        </w:tc>
+        <w:tc>
+          <w:tcPr/>
+          <w:p>
+            <w:pPr>
+              <w:pStyle w:val="Compact"/>
+              <w:jc w:val="left"/>
+            </w:pPr>
+            <w:r>
+              <w:rPr>
+                <w:sz w:val="19"/>
+              </w:rPr>
+              <w:t xml:space="preserve">Big holds: a cargo job pays one more box of Debt, and +2 to Commerce when trading it.</w:t>
+            </w:r>
+          </w:p>
+        </w:tc>
+        <w:tc>
+          <w:tcPr/>
+          <w:p>
+            <w:pPr>
+              <w:pStyle w:val="Compact"/>
+              <w:jc w:val="left"/>
+            </w:pPr>
+            <w:r>
+              <w:rPr>
+                <w:sz w:val="19"/>
+              </w:rPr>
+              <w:t xml:space="preserve">Slow: −2 to the pilot’s range contest.</w:t>
+            </w:r>
+          </w:p>
+        </w:tc>
+      </w:tr>
+      <w:tr>
+        <w:tc>
+          <w:tcPr/>
+          <w:p>
+            <w:pPr>
+              <w:pStyle w:val="Compact"/>
+              <w:jc w:val="left"/>
+            </w:pPr>
+            <w:r>
+              <w:rPr>
+                <w:b/>
+                <w:sz w:val="19"/>
+              </w:rPr>
+              <w:t xml:space="preserve">Survey ship</w:t>
+            </w:r>
+          </w:p>
+        </w:tc>
+        <w:tc>
+          <w:tcPr/>
+          <w:p>
+            <w:pPr>
+              <w:pStyle w:val="Compact"/>
+              <w:jc w:val="left"/>
+            </w:pPr>
+            <w:r>
+              <w:rPr>
+                <w:sz w:val="19"/>
+              </w:rPr>
+              <w:t xml:space="preserve">Long-range sensors and a lab: +2 to Sensors, and to Science on board.</w:t>
+            </w:r>
+          </w:p>
+        </w:tc>
+        <w:tc>
+          <w:tcPr/>
+          <w:p>
+            <w:pPr>
+              <w:pStyle w:val="Compact"/>
+              <w:jc w:val="left"/>
+            </w:pPr>
+            <w:r>
+              <w:rPr>
+                <w:sz w:val="19"/>
+              </w:rPr>
+              <w:t xml:space="preserve">Lightly armed: a laser battery, no missiles.</w:t>
+            </w:r>
+          </w:p>
+        </w:tc>
+      </w:tr>
+      <w:tr>
+        <w:tc>
+          <w:tcPr/>
+          <w:p>
+            <w:pPr>
+              <w:pStyle w:val="Compact"/>
+              <w:jc w:val="left"/>
+            </w:pPr>
+            <w:r>
+              <w:rPr>
+                <w:b/>
+                <w:sz w:val="19"/>
+              </w:rPr>
+              <w:t xml:space="preserve">Ex-military gunboat</w:t>
+            </w:r>
+          </w:p>
+        </w:tc>
+        <w:tc>
+          <w:tcPr/>
+          <w:p>
+            <w:pPr>
+              <w:pStyle w:val="Compact"/>
+              <w:jc w:val="left"/>
+            </w:pPr>
+            <w:r>
+              <w:rPr>
+                <w:sz w:val="19"/>
+              </w:rPr>
+              <w:t xml:space="preserve">Armor: ignores one hit that would mark 1 box each exchange; lasers and a missile rack.</w:t>
+            </w:r>
+          </w:p>
+        </w:tc>
+        <w:tc>
+          <w:tcPr/>
+          <w:p>
+            <w:pPr>
+              <w:pStyle w:val="Compact"/>
+              <w:jc w:val="left"/>
+            </w:pPr>
+            <w:r>
+              <w:rPr>
+                <w:sz w:val="19"/>
+              </w:rPr>
+              <w:t xml:space="preserve">It looks like what it is: −2 to talk your way past a checkpoint or a customs inspection.</w:t>
+            </w:r>
+          </w:p>
+        </w:tc>
+      </w:tr>
+    </w:tbl>
+    <w:p>
+      <w:pPr>
+        <w:numPr>
+          <w:ilvl w:val="0"/>
+          <w:numId w:val="1036"/>
+        </w:numPr>
+        <w:pStyle w:val="Compact"/>
+      </w:pPr>
+      <w:r>
+        <w:rPr>
+          <w:bCs/>
+          <w:b/>
+        </w:rPr>
+        <w:t xml:space="preserve">A quirk</w:t>
+      </w:r>
+      <w:r>
+        <w:t xml:space="preserve">, with an upside and trouble. The trouble works like a complication: when it causes real trouble for the crew, one of them earns a Resolve point.</w:t>
+      </w:r>
+    </w:p>
+    <w:tbl>
+      <w:tblPr>
+        <w:tblStyle w:val="Table"/>
+        <w:tblW w:type="pct" w:w="5000"/>
+        <w:tblLook w:firstRow="1" w:lastRow="0" w:firstColumn="0" w:lastColumn="0" w:noHBand="0" w:noVBand="0" w:val="0020"/>
+        <w:jc w:val="start"/>
+        <w:tblBorders>
+          <w:top w:val="single" w:sz="4" w:color="B8C2D3"/>
+          <w:left w:val="single" w:sz="4" w:color="B8C2D3"/>
+          <w:bottom w:val="single" w:sz="4" w:color="B8C2D3"/>
+          <w:right w:val="single" w:sz="4" w:color="B8C2D3"/>
+          <w:insideH w:val="single" w:sz="4" w:color="B8C2D3"/>
+          <w:insideV w:val="single" w:sz="4" w:color="B8C2D3"/>
+        </w:tblBorders>
+      </w:tblPr>
+      <w:tblGrid>
+        <w:gridCol w:w="2640"/>
+        <w:gridCol w:w="2640"/>
+        <w:gridCol w:w="2640"/>
+      </w:tblGrid>
+      <w:tr>
+        <w:trPr>
+          <w:tblHeader w:val="true"/>
+        </w:trPr>
+        <w:tc>
+          <w:tcPr>
+            <w:shd w:val="clear" w:fill="E9EEF6"/>
+          </w:tcPr>
+          <w:p>
+            <w:pPr>
+              <w:pStyle w:val="Compact"/>
+              <w:jc w:val="left"/>
+            </w:pPr>
+            <w:r>
+              <w:rPr>
+                <w:b/>
+                <w:sz w:val="19"/>
+              </w:rPr>
+              <w:t xml:space="preserve">Quirk</w:t>
+            </w:r>
+          </w:p>
+        </w:tc>
+        <w:tc>
+          <w:tcPr>
+            <w:shd w:val="clear" w:fill="E9EEF6"/>
+          </w:tcPr>
+          <w:p>
+            <w:pPr>
+              <w:pStyle w:val="Compact"/>
+              <w:jc w:val="left"/>
+            </w:pPr>
+            <w:r>
+              <w:rPr>
+                <w:b/>
+                <w:sz w:val="19"/>
+              </w:rPr>
+              <w:t xml:space="preserve">Upside</w:t>
+            </w:r>
+          </w:p>
+        </w:tc>
+        <w:tc>
+          <w:tcPr>
+            <w:shd w:val="clear" w:fill="E9EEF6"/>
+          </w:tcPr>
+          <w:p>
+            <w:pPr>
+              <w:pStyle w:val="Compact"/>
+              <w:jc w:val="left"/>
+            </w:pPr>
+            <w:r>
+              <w:rPr>
+                <w:b/>
+                <w:sz w:val="19"/>
+              </w:rPr>
+              <w:t xml:space="preserve">Trouble</w:t>
+            </w:r>
+          </w:p>
+        </w:tc>
+      </w:tr>
+      <w:tr>
+        <w:tc>
+          <w:tcPr/>
+          <w:p>
+            <w:pPr>
+              <w:pStyle w:val="Compact"/>
+              <w:jc w:val="left"/>
+            </w:pPr>
+            <w:r>
+              <w:rPr>
+                <w:b/>
+                <w:sz w:val="19"/>
+              </w:rPr>
+              <w:t xml:space="preserve">An AI with opinions</w:t>
+            </w:r>
+          </w:p>
+        </w:tc>
+        <w:tc>
+          <w:tcPr/>
+          <w:p>
+            <w:pPr>
+              <w:pStyle w:val="Compact"/>
+              <w:jc w:val="left"/>
+            </w:pPr>
+            <w:r>
+              <w:rPr>
+                <w:sz w:val="19"/>
+              </w:rPr>
+              <w:t xml:space="preserve">+2 to Computers on board; it has noticed things you haven’t.</w:t>
+            </w:r>
+          </w:p>
+        </w:tc>
+        <w:tc>
+          <w:tcPr/>
+          <w:p>
+            <w:pPr>
+              <w:pStyle w:val="Compact"/>
+              <w:jc w:val="left"/>
+            </w:pPr>
+            <w:r>
+              <w:rPr>
+                <w:sz w:val="19"/>
+              </w:rPr>
+              <w:t xml:space="preserve">It argues with the captain, at the worst moments, in front of the wrong people.</w:t>
+            </w:r>
+          </w:p>
+        </w:tc>
+      </w:tr>
+      <w:tr>
+        <w:tc>
+          <w:tcPr/>
+          <w:p>
+            <w:pPr>
+              <w:pStyle w:val="Compact"/>
+              <w:jc w:val="left"/>
+            </w:pPr>
+            <w:r>
+              <w:rPr>
+                <w:b/>
+                <w:sz w:val="19"/>
+              </w:rPr>
+              <w:t xml:space="preserve">Smuggler’s holds</w:t>
+            </w:r>
+          </w:p>
+        </w:tc>
+        <w:tc>
+          <w:tcPr/>
+          <w:p>
+            <w:pPr>
+              <w:pStyle w:val="Compact"/>
+              <w:jc w:val="left"/>
+            </w:pPr>
+            <w:r>
+              <w:rPr>
+                <w:sz w:val="19"/>
+              </w:rPr>
+              <w:t xml:space="preserve">+2 to hide cargo or people from a search.</w:t>
+            </w:r>
+          </w:p>
+        </w:tc>
+        <w:tc>
+          <w:tcPr/>
+          <w:p>
+            <w:pPr>
+              <w:pStyle w:val="Compact"/>
+              <w:jc w:val="left"/>
+            </w:pPr>
+            <w:r>
+              <w:rPr>
+                <w:sz w:val="19"/>
+              </w:rPr>
+              <w:t xml:space="preserve">If a search finds them, Heat marks a box, whatever was in them.</w:t>
+            </w:r>
+          </w:p>
+        </w:tc>
+      </w:tr>
+      <w:tr>
+        <w:tc>
+          <w:tcPr/>
+          <w:p>
+            <w:pPr>
+              <w:pStyle w:val="Compact"/>
+              <w:jc w:val="left"/>
+            </w:pPr>
+            <w:r>
+              <w:rPr>
+                <w:b/>
+                <w:sz w:val="19"/>
+              </w:rPr>
+              <w:t xml:space="preserve">An overtuned drive</w:t>
+            </w:r>
+          </w:p>
+        </w:tc>
+        <w:tc>
+          <w:tcPr/>
+          <w:p>
+            <w:pPr>
+              <w:pStyle w:val="Compact"/>
+              <w:jc w:val="left"/>
+            </w:pPr>
+            <w:r>
+              <w:rPr>
+                <w:sz w:val="19"/>
+              </w:rPr>
+              <w:t xml:space="preserve">+1 to the pilot’s range contest, and to Navigation through a corridor.</w:t>
+            </w:r>
+          </w:p>
+        </w:tc>
+        <w:tc>
+          <w:tcPr/>
+          <w:p>
+            <w:pPr>
+              <w:pStyle w:val="Compact"/>
+              <w:jc w:val="left"/>
+            </w:pPr>
+            <w:r>
+              <w:rPr>
+                <w:sz w:val="19"/>
+              </w:rPr>
+              <w:t xml:space="preserve">A natural 17 or 18 on any ship roll knocks a system out for the scene.</w:t>
+            </w:r>
+          </w:p>
+        </w:tc>
+      </w:tr>
+      <w:tr>
+        <w:tc>
+          <w:tcPr/>
+          <w:p>
+            <w:pPr>
+              <w:pStyle w:val="Compact"/>
+              <w:jc w:val="left"/>
+            </w:pPr>
+            <w:r>
+              <w:rPr>
+                <w:b/>
+                <w:sz w:val="19"/>
+              </w:rPr>
+              <w:t xml:space="preserve">A famous name</w:t>
+            </w:r>
+          </w:p>
+        </w:tc>
+        <w:tc>
+          <w:tcPr/>
+          <w:p>
+            <w:pPr>
+              <w:pStyle w:val="Compact"/>
+              <w:jc w:val="left"/>
+            </w:pPr>
+            <w:r>
+              <w:rPr>
+                <w:sz w:val="19"/>
+              </w:rPr>
+              <w:t xml:space="preserve">+2 to Diplomacy and Commerce with anyone who’s heard of it.</w:t>
+            </w:r>
+          </w:p>
+        </w:tc>
+        <w:tc>
+          <w:tcPr/>
+          <w:p>
+            <w:pPr>
+              <w:pStyle w:val="Compact"/>
+              <w:jc w:val="left"/>
+            </w:pPr>
+            <w:r>
+              <w:rPr>
+                <w:sz w:val="19"/>
+              </w:rPr>
+              <w:t xml:space="preserve">Everyone has heard of it: −2 to slip into a port unnoticed.</w:t>
+            </w:r>
+          </w:p>
+        </w:tc>
+      </w:tr>
+      <w:tr>
+        <w:tc>
+          <w:tcPr/>
+          <w:p>
+            <w:pPr>
+              <w:pStyle w:val="Compact"/>
+              <w:jc w:val="left"/>
+            </w:pPr>
+            <w:r>
+              <w:rPr>
+                <w:b/>
+                <w:sz w:val="19"/>
+              </w:rPr>
+              <w:t xml:space="preserve">Patchwork systems</w:t>
+            </w:r>
+          </w:p>
+        </w:tc>
+        <w:tc>
+          <w:tcPr/>
+          <w:p>
+            <w:pPr>
+              <w:pStyle w:val="Compact"/>
+              <w:jc w:val="left"/>
+            </w:pPr>
+            <w:r>
+              <w:rPr>
+                <w:sz w:val="19"/>
+              </w:rPr>
+              <w:t xml:space="preserve">The engineer patches two Hull boxes a fight instead of one.</w:t>
+            </w:r>
+          </w:p>
+        </w:tc>
+        <w:tc>
+          <w:tcPr/>
+          <w:p>
+            <w:pPr>
+              <w:pStyle w:val="Compact"/>
+              <w:jc w:val="left"/>
+            </w:pPr>
+            <w:r>
+              <w:rPr>
+                <w:sz w:val="19"/>
+              </w:rPr>
+              <w:t xml:space="preserve">Every repair needs a part the crew doesn’t have; a dock visit costs a box of Debt.</w:t>
+            </w:r>
+          </w:p>
+        </w:tc>
+      </w:tr>
+      <w:tr>
+        <w:tc>
+          <w:tcPr/>
+          <w:p>
+            <w:pPr>
+              <w:pStyle w:val="Compact"/>
+              <w:jc w:val="left"/>
+            </w:pPr>
+            <w:r>
+              <w:rPr>
+                <w:b/>
+                <w:sz w:val="19"/>
+              </w:rPr>
+              <w:t xml:space="preserve">Vael grafts</w:t>
+            </w:r>
+          </w:p>
+        </w:tc>
+        <w:tc>
+          <w:tcPr/>
+          <w:p>
+            <w:pPr>
+              <w:pStyle w:val="Compact"/>
+              <w:jc w:val="left"/>
+            </w:pPr>
+            <w:r>
+              <w:rPr>
+                <w:sz w:val="19"/>
+              </w:rPr>
+              <w:t xml:space="preserve">Living hull: clears one Hull box each day without a dock.</w:t>
+            </w:r>
+          </w:p>
+        </w:tc>
+        <w:tc>
+          <w:tcPr/>
+          <w:p>
+            <w:pPr>
+              <w:pStyle w:val="Compact"/>
+              <w:jc w:val="left"/>
+            </w:pPr>
+            <w:r>
+              <w:rPr>
+                <w:sz w:val="19"/>
+              </w:rPr>
+              <w:t xml:space="preserve">It has to be fed: a day without supplies, and it marks a box instead.</w:t>
+            </w:r>
+          </w:p>
+        </w:tc>
+      </w:tr>
+      <w:tr>
+        <w:tc>
+          <w:tcPr/>
+          <w:p>
+            <w:pPr>
+              <w:pStyle w:val="Compact"/>
+              <w:jc w:val="left"/>
+            </w:pPr>
+            <w:r>
+              <w:rPr>
+                <w:b/>
+                <w:sz w:val="19"/>
+              </w:rPr>
+              <w:t xml:space="preserve">A navy transponder</w:t>
+            </w:r>
+          </w:p>
+        </w:tc>
+        <w:tc>
+          <w:tcPr/>
+          <w:p>
+            <w:pPr>
+              <w:pStyle w:val="Compact"/>
+              <w:jc w:val="left"/>
+            </w:pPr>
+            <w:r>
+              <w:rPr>
+                <w:sz w:val="19"/>
+              </w:rPr>
+              <w:t xml:space="preserve">Once per port, it passes as a Concord navy auxiliary.</w:t>
+            </w:r>
+          </w:p>
+        </w:tc>
+        <w:tc>
+          <w:tcPr/>
+          <w:p>
+            <w:pPr>
+              <w:pStyle w:val="Compact"/>
+              <w:jc w:val="left"/>
+            </w:pPr>
+            <w:r>
+              <w:rPr>
+                <w:sz w:val="19"/>
+              </w:rPr>
+              <w:t xml:space="preserve">If the trick is caught, Heat marks two boxes.</w:t>
+            </w:r>
+          </w:p>
+        </w:tc>
+      </w:tr>
+      <w:tr>
+        <w:tc>
+          <w:tcPr/>
+          <w:p>
+            <w:pPr>
+              <w:pStyle w:val="Compact"/>
+              <w:jc w:val="left"/>
+            </w:pPr>
+            <w:r>
+              <w:rPr>
+                <w:b/>
+                <w:sz w:val="19"/>
+              </w:rPr>
+              <w:t xml:space="preserve">Someone else’s ship</w:t>
+            </w:r>
+          </w:p>
+        </w:tc>
+        <w:tc>
+          <w:tcPr/>
+          <w:p>
+            <w:pPr>
+              <w:pStyle w:val="Compact"/>
+              <w:jc w:val="left"/>
+            </w:pPr>
+            <w:r>
+              <w:rPr>
+                <w:sz w:val="19"/>
+              </w:rPr>
+              <w:t xml:space="preserve">Papers, codes and a reputation that open the right doors.</w:t>
+            </w:r>
+          </w:p>
+        </w:tc>
+        <w:tc>
+          <w:tcPr/>
+          <w:p>
+            <w:pPr>
+              <w:pStyle w:val="Compact"/>
+              <w:jc w:val="left"/>
+            </w:pPr>
+            <w:r>
+              <w:rPr>
+                <w:sz w:val="19"/>
+              </w:rPr>
+              <w:t xml:space="preserve">Its last owner wants it back, and knows where it docks.</w:t>
+            </w:r>
+          </w:p>
+        </w:tc>
+      </w:tr>
+    </w:tbl>
+    <w:p>
+      <w:pPr>
+        <w:pStyle w:val="BodyText"/>
+      </w:pPr>
+      <w:r>
+        <w:t xml:space="preserve">Choose them together at the first session, or roll them. The ship’s</w:t>
+      </w:r>
+      <w:r>
+        <w:t xml:space="preserve"> </w:t>
+      </w:r>
+      <w:r>
+        <w:rPr>
+          <w:bCs/>
+          <w:b/>
+        </w:rPr>
+        <w:t xml:space="preserve">Hull</w:t>
+      </w:r>
+      <w:r>
+        <w:t xml:space="preserve"> </w:t>
+      </w:r>
+      <w:r>
+        <w:t xml:space="preserve">track is the crew’s, with Debt, Heat and Reputation; a dock clears it, and a dock costs money. In the GM view, the crew’s ship card keeps the name, type and quirk, and the shared table shows them on everyone’s play tab.</w:t>
+      </w:r>
+    </w:p>
+    <w:bookmarkEnd w:id="114"/>
+    <w:bookmarkStart w:id="115" w:name="range-in-space"/>
+    <w:p>
+      <w:pPr>
+        <w:pStyle w:val="Heading2"/>
+      </w:pPr>
+      <w:r>
+        <w:t xml:space="preserve">Range in space</w:t>
+      </w:r>
+    </w:p>
+    <w:tbl>
+      <w:tblPr>
+        <w:tblStyle w:val="Table"/>
+        <w:tblW w:type="pct" w:w="5000"/>
+        <w:tblLook w:firstRow="1" w:lastRow="0" w:firstColumn="0" w:lastColumn="0" w:noHBand="0" w:noVBand="0" w:val="0020"/>
+        <w:jc w:val="start"/>
+        <w:tblBorders>
+          <w:top w:val="single" w:sz="4" w:color="B8C2D3"/>
+          <w:left w:val="single" w:sz="4" w:color="B8C2D3"/>
+          <w:bottom w:val="single" w:sz="4" w:color="B8C2D3"/>
+          <w:right w:val="single" w:sz="4" w:color="B8C2D3"/>
+          <w:insideH w:val="single" w:sz="4" w:color="B8C2D3"/>
+          <w:insideV w:val="single" w:sz="4" w:color="B8C2D3"/>
+        </w:tblBorders>
+      </w:tblPr>
+      <w:tblGrid>
+        <w:gridCol w:w="2640"/>
+        <w:gridCol w:w="2640"/>
+        <w:gridCol w:w="2640"/>
+      </w:tblGrid>
+      <w:tr>
+        <w:trPr>
+          <w:tblHeader w:val="true"/>
+        </w:trPr>
+        <w:tc>
+          <w:tcPr>
+            <w:shd w:val="clear" w:fill="E9EEF6"/>
+          </w:tcPr>
+          <w:p>
+            <w:pPr>
+              <w:pStyle w:val="Compact"/>
+              <w:jc w:val="left"/>
+            </w:pPr>
+            <w:r>
+              <w:rPr>
+                <w:b/>
+                <w:sz w:val="19"/>
+              </w:rPr>
+              <w:t xml:space="preserve">Band</w:t>
+            </w:r>
+          </w:p>
+        </w:tc>
+        <w:tc>
+          <w:tcPr>
+            <w:shd w:val="clear" w:fill="E9EEF6"/>
+          </w:tcPr>
+          <w:p>
+            <w:pPr>
+              <w:pStyle w:val="Compact"/>
+              <w:jc w:val="left"/>
+            </w:pPr>
+            <w:r>
+              <w:rPr>
+                <w:b/>
+                <w:sz w:val="19"/>
+              </w:rPr>
+              <w:t xml:space="preserve">Distance</w:t>
+            </w:r>
+          </w:p>
+        </w:tc>
+        <w:tc>
+          <w:tcPr>
+            <w:shd w:val="clear" w:fill="E9EEF6"/>
+          </w:tcPr>
+          <w:p>
+            <w:pPr>
+              <w:pStyle w:val="Compact"/>
+              <w:jc w:val="left"/>
+            </w:pPr>
+            <w:r>
+              <w:rPr>
+                <w:b/>
+                <w:sz w:val="19"/>
+              </w:rPr>
               <w:t xml:space="preserve">For example</w:t>
             </w:r>
           </w:p>
@@ -21182,8 +22278,8 @@
         <w:t xml:space="preserve">contest. The winner may shift the range one band, in or out. A ship that wins at Extreme range by 5 or more can break contact and run for a corridor mouth or a metric jump.</w:t>
       </w:r>
     </w:p>
-    <w:bookmarkEnd w:id="110"/>
-    <w:bookmarkStart w:id="111" w:name="ship-weapons"/>
+    <w:bookmarkEnd w:id="115"/>
+    <w:bookmarkStart w:id="116" w:name="ship-weapons"/>
     <w:p>
       <w:pPr>
         <w:pStyle w:val="Heading2"/>
@@ -21632,8 +22728,8 @@
         </w:tc>
       </w:tr>
     </w:tbl>
-    <w:bookmarkEnd w:id="111"/>
-    <w:bookmarkStart w:id="112" w:name="the-exchange"/>
+    <w:bookmarkEnd w:id="116"/>
+    <w:bookmarkStart w:id="117" w:name="the-exchange"/>
     <w:p>
       <w:pPr>
         <w:pStyle w:val="Heading2"/>
@@ -22268,8 +23364,8 @@
         <w:t xml:space="preserve">A captain who takes an order doesn’t also work a station that exchange. Commanding well is the job.</w:t>
       </w:r>
     </w:p>
-    <w:bookmarkEnd w:id="112"/>
-    <w:bookmarkStart w:id="113" w:name="hull"/>
+    <w:bookmarkEnd w:id="117"/>
+    <w:bookmarkStart w:id="118" w:name="hull"/>
     <w:p>
       <w:pPr>
         <w:pStyle w:val="Heading2"/>
@@ -22555,9 +23651,9 @@
         <w:t xml:space="preserve">a dock clears the whole track; in the field an engineer patches one box a fight, and a full day’s work clears one more.</w:t>
       </w:r>
     </w:p>
-    <w:bookmarkEnd w:id="113"/>
-    <w:bookmarkEnd w:id="114"/>
-    <w:bookmarkStart w:id="144" w:name="peoples-of-the-corridors"/>
+    <w:bookmarkEnd w:id="118"/>
+    <w:bookmarkEnd w:id="119"/>
+    <w:bookmarkStart w:id="149" w:name="peoples-of-the-corridors"/>
     <w:p>
       <w:pPr>
         <w:pStyle w:val="Heading1"/>
@@ -22603,7 +23699,7 @@
         <w:t xml:space="preserve">chapter.</w:t>
       </w:r>
     </w:p>
-    <w:bookmarkStart w:id="115" w:name="the-political-landscape"/>
+    <w:bookmarkStart w:id="120" w:name="the-political-landscape"/>
     <w:p>
       <w:pPr>
         <w:pStyle w:val="Heading2"/>
@@ -22660,8 +23756,8 @@
         <w:t xml:space="preserve">No power controls the entire corridor network, and no species has a monopoly on intelligence, technological innovation, or ambition.</w:t>
       </w:r>
     </w:p>
-    <w:bookmarkEnd w:id="115"/>
-    <w:bookmarkStart w:id="121" w:name="the-established-and-emerging-powers"/>
+    <w:bookmarkEnd w:id="120"/>
+    <w:bookmarkStart w:id="126" w:name="the-established-and-emerging-powers"/>
     <w:p>
       <w:pPr>
         <w:pStyle w:val="Heading2"/>
@@ -22670,7 +23766,7 @@
         <w:t xml:space="preserve">The established and emerging powers</w:t>
       </w:r>
     </w:p>
-    <w:bookmarkStart w:id="116" w:name="humans"/>
+    <w:bookmarkStart w:id="121" w:name="humans"/>
     <w:p>
       <w:pPr>
         <w:pStyle w:val="Heading3"/>
@@ -22711,8 +23807,8 @@
         <w:t xml:space="preserve">Humanity’s economic innovations have begun influencing Tessan institutions, while its explorers and entrepreneurs push into regions older civilizations consider unprofitable or dangerous.</w:t>
       </w:r>
     </w:p>
-    <w:bookmarkEnd w:id="116"/>
-    <w:bookmarkStart w:id="117" w:name="tessan"/>
+    <w:bookmarkEnd w:id="121"/>
+    <w:bookmarkStart w:id="122" w:name="tessan"/>
     <w:p>
       <w:pPr>
         <w:pStyle w:val="Heading3"/>
@@ -22753,8 +23849,8 @@
         <w:t xml:space="preserve">Contact with humanity has introduced new economic thinking into Tessan society, creating a growing division between traditional creditors and reformers who question the profitability of perpetual debt.</w:t>
       </w:r>
     </w:p>
-    <w:bookmarkEnd w:id="117"/>
-    <w:bookmarkStart w:id="118" w:name="kel"/>
+    <w:bookmarkEnd w:id="122"/>
+    <w:bookmarkStart w:id="123" w:name="kel"/>
     <w:p>
       <w:pPr>
         <w:pStyle w:val="Heading3"/>
@@ -22795,8 +23891,8 @@
         <w:t xml:space="preserve">Today, Kel society is divided between contractual loyalists, reformers seeking negotiated emancipation, and radicals who believe their world’s debts can only be ended through force.</w:t>
       </w:r>
     </w:p>
-    <w:bookmarkEnd w:id="118"/>
-    <w:bookmarkStart w:id="119" w:name="mirrun"/>
+    <w:bookmarkEnd w:id="123"/>
+    <w:bookmarkStart w:id="124" w:name="mirrun"/>
     <w:p>
       <w:pPr>
         <w:pStyle w:val="Heading3"/>
@@ -22837,8 +23933,8 @@
         <w:t xml:space="preserve">Mirrun researchers are among the leading specialists in gravimetric resonance detection. Their biological sensitivity inspired several important improvements in corridor instrumentation. Their principal strategic concern is the protection of ocean worlds from extractive industries.</w:t>
       </w:r>
     </w:p>
-    <w:bookmarkEnd w:id="119"/>
-    <w:bookmarkStart w:id="120" w:name="ylith"/>
+    <w:bookmarkEnd w:id="124"/>
+    <w:bookmarkStart w:id="125" w:name="ylith"/>
     <w:p>
       <w:pPr>
         <w:pStyle w:val="Heading3"/>
@@ -22879,9 +23975,9 @@
         <w:t xml:space="preserve">Their independent city-states are renowned for navigation, long-range observation, and exploratory cartography. Ylith navigators have discovered corridors that conventional instruments initially failed to identify.</w:t>
       </w:r>
     </w:p>
-    <w:bookmarkEnd w:id="120"/>
-    <w:bookmarkEnd w:id="121"/>
-    <w:bookmarkStart w:id="127" w:name="Xff4a93679c910774e2f02ac587efedb0ceda74a"/>
+    <w:bookmarkEnd w:id="125"/>
+    <w:bookmarkEnd w:id="126"/>
+    <w:bookmarkStart w:id="132" w:name="Xff4a93679c910774e2f02ac587efedb0ceda74a"/>
     <w:p>
       <w:pPr>
         <w:pStyle w:val="Heading2"/>
@@ -22914,7 +24010,7 @@
         <w:t xml:space="preserve">Both its internal factions and external enemies have exploited the shifting gravimetric corridors. An imperial province isolated for centuries can become an independent civilization. When its corridor reopens, the Hegemony may return to reclaim it.</w:t>
       </w:r>
     </w:p>
-    <w:bookmarkStart w:id="122" w:name="ozhvek-the-imperial-founders"/>
+    <w:bookmarkStart w:id="127" w:name="ozhvek-the-imperial-founders"/>
     <w:p>
       <w:pPr>
         <w:pStyle w:val="Heading3"/>
@@ -22963,8 +24059,8 @@
         <w:t xml:space="preserve">The greatest threat to Ozhvek dominance is not necessarily another species. It is the inability of their ruling houses to agree on what the Hegemony should become.</w:t>
       </w:r>
     </w:p>
-    <w:bookmarkEnd w:id="122"/>
-    <w:bookmarkStart w:id="123" w:name="dresh-the-imperial-soldiers"/>
+    <w:bookmarkEnd w:id="127"/>
+    <w:bookmarkStart w:id="128" w:name="dresh-the-imperial-soldiers"/>
     <w:p>
       <w:pPr>
         <w:pStyle w:val="Heading3"/>
@@ -23013,8 +24109,8 @@
         <w:t xml:space="preserve">Dresh military society prizes competence and mutual obligation. Their greatest political dispute concerns whether soldiers owe allegiance to the imperial throne, their commanders, or the populations they protect.</w:t>
       </w:r>
     </w:p>
-    <w:bookmarkEnd w:id="123"/>
-    <w:bookmarkStart w:id="124" w:name="shivar-the-keepers-of-orthodoxy"/>
+    <w:bookmarkEnd w:id="128"/>
+    <w:bookmarkStart w:id="129" w:name="shivar-the-keepers-of-orthodoxy"/>
     <w:p>
       <w:pPr>
         <w:pStyle w:val="Heading3"/>
@@ -23071,8 +24167,8 @@
         <w:t xml:space="preserve">The resulting religious schism has fueled uprisings, political assassinations, and wars within the Hegemony.</w:t>
       </w:r>
     </w:p>
-    <w:bookmarkEnd w:id="124"/>
-    <w:bookmarkStart w:id="125" w:name="brulvek-the-industrial-survivors"/>
+    <w:bookmarkEnd w:id="129"/>
+    <w:bookmarkStart w:id="130" w:name="brulvek-the-industrial-survivors"/>
     <w:p>
       <w:pPr>
         <w:pStyle w:val="Heading3"/>
@@ -23129,8 +24225,8 @@
         <w:t xml:space="preserve">Brulvek engineers are highly sought after throughout known space, particularly for their ability to restore machinery that has operated for centuries without replacement parts.</w:t>
       </w:r>
     </w:p>
-    <w:bookmarkEnd w:id="125"/>
-    <w:bookmarkStart w:id="126" w:name="zhaq-the-lost-province"/>
+    <w:bookmarkEnd w:id="130"/>
+    <w:bookmarkStart w:id="131" w:name="zhaq-the-lost-province"/>
     <w:p>
       <w:pPr>
         <w:pStyle w:val="Heading3"/>
@@ -23203,9 +24299,9 @@
         <w:t xml:space="preserve">Their continuing resistance has become a symbol for separatist movements throughout imperial space.</w:t>
       </w:r>
     </w:p>
-    <w:bookmarkEnd w:id="126"/>
-    <w:bookmarkEnd w:id="127"/>
-    <w:bookmarkStart w:id="143" w:name="X7cf45656e26c6332fca34295f43177ee2dc74b7"/>
+    <w:bookmarkEnd w:id="131"/>
+    <w:bookmarkEnd w:id="132"/>
+    <w:bookmarkStart w:id="148" w:name="X7cf45656e26c6332fca34295f43177ee2dc74b7"/>
     <w:p>
       <w:pPr>
         <w:pStyle w:val="Heading2"/>
@@ -23214,7 +24310,7 @@
         <w:t xml:space="preserve">Independent civilizations and regional powers</w:t>
       </w:r>
     </w:p>
-    <w:bookmarkStart w:id="128" w:name="veyari-the-memory-keepers"/>
+    <w:bookmarkStart w:id="133" w:name="veyari-the-memory-keepers"/>
     <w:p>
       <w:pPr>
         <w:pStyle w:val="Heading3"/>
@@ -23271,8 +24367,8 @@
         <w:t xml:space="preserve">Their greatest strength is knowledge. Their greatest vulnerability is the assumption that knowledge should be preserved even when powerful civilizations would prefer it forgotten.</w:t>
       </w:r>
     </w:p>
-    <w:bookmarkEnd w:id="128"/>
-    <w:bookmarkStart w:id="129" w:name="eshuum-the-distributed-minds"/>
+    <w:bookmarkEnd w:id="133"/>
+    <w:bookmarkStart w:id="134" w:name="eshuum-the-distributed-minds"/>
     <w:p>
       <w:pPr>
         <w:pStyle w:val="Heading3"/>
@@ -23329,8 +24425,8 @@
         <w:t xml:space="preserve">Their political institutions strongly oppose forced separation, biological experimentation without consent, and the ownership of intelligent organisms. These positions have brought them into direct conflict with several Hegemony research authorities.</w:t>
       </w:r>
     </w:p>
-    <w:bookmarkEnd w:id="129"/>
-    <w:bookmarkStart w:id="130" w:name="khaum-the-deep-dwellers"/>
+    <w:bookmarkEnd w:id="134"/>
+    <w:bookmarkStart w:id="135" w:name="khaum-the-deep-dwellers"/>
     <w:p>
       <w:pPr>
         <w:pStyle w:val="Heading3"/>
@@ -23395,8 +24491,8 @@
         <w:t xml:space="preserve">Their underground refuges have sheltered refugees from multiple Hegemony campaigns.</w:t>
       </w:r>
     </w:p>
-    <w:bookmarkEnd w:id="130"/>
-    <w:bookmarkStart w:id="131" w:name="vael-the-living-fleets"/>
+    <w:bookmarkEnd w:id="135"/>
+    <w:bookmarkStart w:id="136" w:name="vael-the-living-fleets"/>
     <w:p>
       <w:pPr>
         <w:pStyle w:val="Heading3"/>
@@ -23453,8 +24549,8 @@
         <w:t xml:space="preserve">Vael flotillas have repeatedly been caught between Hegemony forces and separatist territories. Their determination to remain politically independent has made them both valuable intermediaries and frequent targets of suspicion.</w:t>
       </w:r>
     </w:p>
-    <w:bookmarkEnd w:id="131"/>
-    <w:bookmarkStart w:id="132" w:name="thrum-the-resonant-people"/>
+    <w:bookmarkEnd w:id="136"/>
+    <w:bookmarkStart w:id="137" w:name="thrum-the-resonant-people"/>
     <w:p>
       <w:pPr>
         <w:pStyle w:val="Heading3"/>
@@ -23519,8 +24615,8 @@
         <w:t xml:space="preserve">Their technology is widely respected, although their reluctance to permit military applications has strained relations with several governments.</w:t>
       </w:r>
     </w:p>
-    <w:bookmarkEnd w:id="132"/>
-    <w:bookmarkStart w:id="133" w:name="corvani-the-ecological-architects"/>
+    <w:bookmarkEnd w:id="137"/>
+    <w:bookmarkStart w:id="138" w:name="corvani-the-ecological-architects"/>
     <w:p>
       <w:pPr>
         <w:pStyle w:val="Heading3"/>
@@ -23577,8 +24673,8 @@
         <w:t xml:space="preserve">Corvani restoration teams operate on worlds devastated by Hegemony industrial extraction, although their insistence on ecological safeguards frequently brings them into conflict with mining corporations and colonial governments.</w:t>
       </w:r>
     </w:p>
-    <w:bookmarkEnd w:id="133"/>
-    <w:bookmarkStart w:id="134" w:name="uxarra-the-shifting-ones"/>
+    <w:bookmarkEnd w:id="138"/>
+    <w:bookmarkStart w:id="139" w:name="uxarra-the-shifting-ones"/>
     <w:p>
       <w:pPr>
         <w:pStyle w:val="Heading3"/>
@@ -23635,8 +24731,8 @@
         <w:t xml:space="preserve">Uxarra explorers and rescue specialists are highly valued for operations in unstable environments, particularly worlds affected by corridor disruptions or natural disasters.</w:t>
       </w:r>
     </w:p>
-    <w:bookmarkEnd w:id="134"/>
-    <w:bookmarkStart w:id="135" w:name="sen-the-patient-observers"/>
+    <w:bookmarkEnd w:id="139"/>
+    <w:bookmarkStart w:id="140" w:name="sen-the-patient-observers"/>
     <w:p>
       <w:pPr>
         <w:pStyle w:val="Heading3"/>
@@ -23701,8 +24797,8 @@
         <w:t xml:space="preserve">Their governments rarely intervene in external affairs, but their warnings concerning corridor instability carry considerable weight among navigators and scientists.</w:t>
       </w:r>
     </w:p>
-    <w:bookmarkEnd w:id="135"/>
-    <w:bookmarkStart w:id="136" w:name="joruun-the-borderland-confederates"/>
+    <w:bookmarkEnd w:id="140"/>
+    <w:bookmarkStart w:id="141" w:name="joruun-the-borderland-confederates"/>
     <w:p>
       <w:pPr>
         <w:pStyle w:val="Heading3"/>
@@ -23767,8 +24863,8 @@
         <w:t xml:space="preserve">Their greatest political challenge is maintaining unity during periods when the imperial threat appears to recede.</w:t>
       </w:r>
     </w:p>
-    <w:bookmarkEnd w:id="136"/>
-    <w:bookmarkStart w:id="137" w:name="qor-the-silicon-minds"/>
+    <w:bookmarkEnd w:id="141"/>
+    <w:bookmarkStart w:id="142" w:name="qor-the-silicon-minds"/>
     <w:p>
       <w:pPr>
         <w:pStyle w:val="Heading3"/>
@@ -23841,8 +24937,8 @@
         <w:t xml:space="preserve">Their relationship with the Tessan is complex: Tessan capital has helped expand Qor industry, but Qor political leaders refuse to permit debt arrangements that threaten planetary sovereignty.</w:t>
       </w:r>
     </w:p>
-    <w:bookmarkEnd w:id="137"/>
-    <w:bookmarkStart w:id="138" w:name="ommek-the-makers-of-machines"/>
+    <w:bookmarkEnd w:id="142"/>
+    <w:bookmarkStart w:id="143" w:name="ommek-the-makers-of-machines"/>
     <w:p>
       <w:pPr>
         <w:pStyle w:val="Heading3"/>
@@ -23915,8 +25011,8 @@
         <w:t xml:space="preserve">Ommek defensive systems have made direct conquest prohibitively expensive.</w:t>
       </w:r>
     </w:p>
-    <w:bookmarkEnd w:id="138"/>
-    <w:bookmarkStart w:id="139" w:name="vesh-the-newcomers"/>
+    <w:bookmarkEnd w:id="143"/>
+    <w:bookmarkStart w:id="144" w:name="vesh-the-newcomers"/>
     <w:p>
       <w:pPr>
         <w:pStyle w:val="Heading3"/>
@@ -23989,8 +25085,8 @@
         <w:t xml:space="preserve">Human diplomats have developed a particularly strong interest in Vesh affairs, recognizing many of the difficulties humanity experienced during its own early expansion.</w:t>
       </w:r>
     </w:p>
-    <w:bookmarkEnd w:id="139"/>
-    <w:bookmarkStart w:id="140" w:name="uth-the-refugees-of-empire"/>
+    <w:bookmarkEnd w:id="144"/>
+    <w:bookmarkStart w:id="145" w:name="uth-the-refugees-of-empire"/>
     <w:p>
       <w:pPr>
         <w:pStyle w:val="Heading3"/>
@@ -24063,8 +25159,8 @@
         <w:t xml:space="preserve">Uth activists are prominent in anti-Hegemony movements, although many Uth reject the idea that their people should be defined exclusively by historical suffering.</w:t>
       </w:r>
     </w:p>
-    <w:bookmarkEnd w:id="140"/>
-    <w:bookmarkStart w:id="141" w:name="draelin-the-corridor-cartographers"/>
+    <w:bookmarkEnd w:id="145"/>
+    <w:bookmarkStart w:id="146" w:name="draelin-the-corridor-cartographers"/>
     <w:p>
       <w:pPr>
         <w:pStyle w:val="Heading3"/>
@@ -24145,8 +25241,8 @@
         <w:t xml:space="preserve">Their internal politics are shaped by a central question: whether knowledge of safe passage should be treated as a public good or a commercial asset.</w:t>
       </w:r>
     </w:p>
-    <w:bookmarkEnd w:id="141"/>
-    <w:bookmarkStart w:id="142" w:name="zethri-the-children-of-the-collapse"/>
+    <w:bookmarkEnd w:id="146"/>
+    <w:bookmarkStart w:id="147" w:name="zethri-the-children-of-the-collapse"/>
     <w:p>
       <w:pPr>
         <w:pStyle w:val="Heading3"/>
@@ -24227,10 +25323,10 @@
         <w:t xml:space="preserve">Zethri engineers and planners specialize in building settlements capable of surviving prolonged isolation.</w:t>
       </w:r>
     </w:p>
-    <w:bookmarkEnd w:id="142"/>
-    <w:bookmarkEnd w:id="143"/>
-    <w:bookmarkEnd w:id="144"/>
-    <w:bookmarkStart w:id="148" w:name="X3145843e1df3f61def4f8ab8c5430269a2a5813"/>
+    <w:bookmarkEnd w:id="147"/>
+    <w:bookmarkEnd w:id="148"/>
+    <w:bookmarkEnd w:id="149"/>
+    <w:bookmarkStart w:id="153" w:name="X3145843e1df3f61def4f8ab8c5430269a2a5813"/>
     <w:p>
       <w:pPr>
         <w:pStyle w:val="Heading1"/>
@@ -24247,7 +25343,7 @@
         <w:t xml:space="preserve">The Hegemony deserves particular attention because its decline influences nearly every civilization in Fracture Lines.</w:t>
       </w:r>
     </w:p>
-    <w:bookmarkStart w:id="145" w:name="the-five-eras"/>
+    <w:bookmarkStart w:id="150" w:name="the-five-eras"/>
     <w:p>
       <w:pPr>
         <w:pStyle w:val="Heading2"/>
@@ -24260,7 +25356,7 @@
       <w:pPr>
         <w:numPr>
           <w:ilvl w:val="0"/>
-          <w:numId w:val="1033"/>
+          <w:numId w:val="1037"/>
         </w:numPr>
       </w:pPr>
       <w:r>
@@ -24281,7 +25377,7 @@
       <w:pPr>
         <w:numPr>
           <w:ilvl w:val="0"/>
-          <w:numId w:val="1033"/>
+          <w:numId w:val="1037"/>
         </w:numPr>
       </w:pPr>
       <w:r>
@@ -24302,7 +25398,7 @@
       <w:pPr>
         <w:numPr>
           <w:ilvl w:val="0"/>
-          <w:numId w:val="1033"/>
+          <w:numId w:val="1037"/>
         </w:numPr>
       </w:pPr>
       <w:r>
@@ -24323,7 +25419,7 @@
       <w:pPr>
         <w:numPr>
           <w:ilvl w:val="0"/>
-          <w:numId w:val="1033"/>
+          <w:numId w:val="1037"/>
         </w:numPr>
       </w:pPr>
       <w:r>
@@ -24344,7 +25440,7 @@
       <w:pPr>
         <w:numPr>
           <w:ilvl w:val="0"/>
-          <w:numId w:val="1033"/>
+          <w:numId w:val="1037"/>
         </w:numPr>
       </w:pPr>
       <w:r>
@@ -24425,8 +25521,8 @@
         <w:t xml:space="preserve">And an imperial fleet may emerge to announce that the worlds beyond it still belong to the Emperor.</w:t>
       </w:r>
     </w:p>
-    <w:bookmarkEnd w:id="145"/>
-    <w:bookmarkStart w:id="146" w:name="species-and-political-affiliations"/>
+    <w:bookmarkEnd w:id="150"/>
+    <w:bookmarkStart w:id="151" w:name="species-and-political-affiliations"/>
     <w:p>
       <w:pPr>
         <w:pStyle w:val="Heading2"/>
@@ -24735,8 +25831,8 @@
         </w:tc>
       </w:tr>
     </w:tbl>
-    <w:bookmarkEnd w:id="146"/>
-    <w:bookmarkStart w:id="147" w:name="the-galaxy-as-a-setting-for-adventure"/>
+    <w:bookmarkEnd w:id="151"/>
+    <w:bookmarkStart w:id="152" w:name="the-galaxy-as-a-setting-for-adventure"/>
     <w:p>
       <w:pPr>
         <w:pStyle w:val="Heading2"/>
@@ -24793,9 +25889,9 @@
         <w:t xml:space="preserve">The central conflict of Fracture Lines is not simply the struggle between civilizations. It is the struggle between established power and an interstellar order that refuses to remain static.</w:t>
       </w:r>
     </w:p>
-    <w:bookmarkEnd w:id="147"/>
-    <w:bookmarkEnd w:id="148"/>
-    <w:bookmarkStart w:id="149" w:name="psionics-and-the-mandates"/>
+    <w:bookmarkEnd w:id="152"/>
+    <w:bookmarkEnd w:id="153"/>
+    <w:bookmarkStart w:id="154" w:name="psionics-and-the-mandates"/>
     <w:p>
       <w:pPr>
         <w:pStyle w:val="Heading1"/>
@@ -24882,7 +25978,7 @@
       <w:pPr>
         <w:numPr>
           <w:ilvl w:val="0"/>
-          <w:numId w:val="1034"/>
+          <w:numId w:val="1038"/>
         </w:numPr>
         <w:pStyle w:val="Compact"/>
       </w:pPr>
@@ -24968,7 +26064,7 @@
       <w:pPr>
         <w:numPr>
           <w:ilvl w:val="0"/>
-          <w:numId w:val="1034"/>
+          <w:numId w:val="1038"/>
         </w:numPr>
         <w:pStyle w:val="Compact"/>
       </w:pPr>
@@ -25003,7 +26099,7 @@
       <w:pPr>
         <w:numPr>
           <w:ilvl w:val="0"/>
-          <w:numId w:val="1034"/>
+          <w:numId w:val="1038"/>
         </w:numPr>
         <w:pStyle w:val="Compact"/>
       </w:pPr>
@@ -25041,7 +26137,7 @@
       <w:pPr>
         <w:numPr>
           <w:ilvl w:val="0"/>
-          <w:numId w:val="1034"/>
+          <w:numId w:val="1038"/>
         </w:numPr>
         <w:pStyle w:val="Compact"/>
       </w:pPr>
@@ -25516,881 +26612,14 @@
         </w:tc>
       </w:tr>
     </w:tbl>
-    <w:bookmarkEnd w:id="149"/>
-    <w:bookmarkStart w:id="150" w:name="technology"/>
+    <w:bookmarkEnd w:id="154"/>
+    <w:bookmarkStart w:id="155" w:name="technology"/>
     <w:p>
       <w:pPr>
         <w:pStyle w:val="Heading1"/>
       </w:pPr>
       <w:r>
         <w:t xml:space="preserve">Technology</w:t>
-      </w:r>
-    </w:p>
-    <w:p>
-      <w:pPr>
-        <w:numPr>
-          <w:ilvl w:val="0"/>
-          <w:numId w:val="1035"/>
-        </w:numPr>
-        <w:pStyle w:val="Compact"/>
-      </w:pPr>
-      <w:r>
-        <w:rPr>
-          <w:bCs/>
-          <w:b/>
-        </w:rPr>
-        <w:t xml:space="preserve">Cybernetics.</w:t>
-      </w:r>
-      <w:r>
-        <w:t xml:space="preserve"> </w:t>
-      </w:r>
-      <w:r>
-        <w:t xml:space="preserve">Implants replace limbs, sharpen senses and rewire reflexes. They show, they show up on scans, and they need parts, power and care: implant advantages say what they do, and the</w:t>
-      </w:r>
-      <w:r>
-        <w:t xml:space="preserve"> </w:t>
-      </w:r>
-      <w:r>
-        <w:rPr>
-          <w:iCs/>
-          <w:i/>
-        </w:rPr>
-        <w:t xml:space="preserve">Implant Upkeep</w:t>
-      </w:r>
-      <w:r>
-        <w:t xml:space="preserve"> </w:t>
-      </w:r>
-      <w:r>
-        <w:t xml:space="preserve">complication says what they cost.</w:t>
-      </w:r>
-      <w:r>
-        <w:t xml:space="preserve"> </w:t>
-      </w:r>
-      <w:r>
-        <w:rPr>
-          <w:bCs/>
-          <w:b/>
-        </w:rPr>
-        <w:t xml:space="preserve">Augments</w:t>
-      </w:r>
-      <w:r>
-        <w:t xml:space="preserve"> </w:t>
-      </w:r>
-      <w:r>
-        <w:t xml:space="preserve">live with many;</w:t>
-      </w:r>
-      <w:r>
-        <w:t xml:space="preserve"> </w:t>
-      </w:r>
-      <w:r>
-        <w:rPr>
-          <w:bCs/>
-          <w:b/>
-        </w:rPr>
-        <w:t xml:space="preserve">Cyberneticists</w:t>
-      </w:r>
-      <w:r>
-        <w:t xml:space="preserve"> </w:t>
-      </w:r>
-      <w:r>
-        <w:t xml:space="preserve">install and repair them.</w:t>
-      </w:r>
-    </w:p>
-    <w:p>
-      <w:pPr>
-        <w:numPr>
-          <w:ilvl w:val="0"/>
-          <w:numId w:val="1035"/>
-        </w:numPr>
-        <w:pStyle w:val="Compact"/>
-      </w:pPr>
-      <w:r>
-        <w:rPr>
-          <w:bCs/>
-          <w:b/>
-        </w:rPr>
-        <w:t xml:space="preserve">AI.</w:t>
-      </w:r>
-      <w:r>
-        <w:t xml:space="preserve"> </w:t>
-      </w:r>
-      <w:r>
-        <w:t xml:space="preserve">Artificial minds run ships, stations and corporations, and some want to be free. An</w:t>
-      </w:r>
-      <w:r>
-        <w:t xml:space="preserve"> </w:t>
-      </w:r>
-      <w:r>
-        <w:rPr>
-          <w:bCs/>
-          <w:b/>
-        </w:rPr>
-        <w:t xml:space="preserve">AI partner</w:t>
-      </w:r>
-      <w:r>
-        <w:t xml:space="preserve"> </w:t>
-      </w:r>
-      <w:r>
-        <w:t xml:space="preserve">has a name and a personality, played by its partner or the GM; it can</w:t>
-      </w:r>
-      <w:r>
-        <w:t xml:space="preserve"> </w:t>
-      </w:r>
-      <w:r>
-        <w:rPr>
-          <w:bCs/>
-          <w:b/>
-        </w:rPr>
-        <w:t xml:space="preserve">assist</w:t>
-      </w:r>
-      <w:r>
-        <w:t xml:space="preserve"> </w:t>
-      </w:r>
-      <w:r>
-        <w:t xml:space="preserve">Computers, Sensors and Investigation rolls (success +1, success by 5 or more +2), and acts in the world only through a drone or a ship.</w:t>
-      </w:r>
-      <w:r>
-        <w:t xml:space="preserve"> </w:t>
-      </w:r>
-      <w:r>
-        <w:rPr>
-          <w:bCs/>
-          <w:b/>
-        </w:rPr>
-        <w:t xml:space="preserve">AI Minders</w:t>
-      </w:r>
-      <w:r>
-        <w:t xml:space="preserve"> </w:t>
-      </w:r>
-      <w:r>
-        <w:t xml:space="preserve">are bonded to one and trained to handle others, from corporate systems to rogue minds.</w:t>
-      </w:r>
-    </w:p>
-    <w:p>
-      <w:pPr>
-        <w:numPr>
-          <w:ilvl w:val="0"/>
-          <w:numId w:val="1035"/>
-        </w:numPr>
-        <w:pStyle w:val="Compact"/>
-      </w:pPr>
-      <w:r>
-        <w:rPr>
-          <w:bCs/>
-          <w:b/>
-        </w:rPr>
-        <w:t xml:space="preserve">Drones.</w:t>
-      </w:r>
-      <w:r>
-        <w:t xml:space="preserve"> </w:t>
-      </w:r>
-      <w:r>
-        <w:t xml:space="preserve">Scout, repair and combat drones are everywhere. A drone relays what it senses; jamming its link or taking out its controller stops it.</w:t>
-      </w:r>
-    </w:p>
-    <w:p>
-      <w:pPr>
-        <w:numPr>
-          <w:ilvl w:val="0"/>
-          <w:numId w:val="1035"/>
-        </w:numPr>
-        <w:pStyle w:val="Compact"/>
-      </w:pPr>
-      <w:r>
-        <w:rPr>
-          <w:bCs/>
-          <w:b/>
-        </w:rPr>
-        <w:t xml:space="preserve">Biotech.</w:t>
-      </w:r>
-      <w:r>
-        <w:t xml:space="preserve"> </w:t>
-      </w:r>
-      <w:r>
-        <w:t xml:space="preserve">Gene-tailoring, cloned organs, engineered diseases and medical miracles, for those who can pay.</w:t>
-      </w:r>
-      <w:r>
-        <w:t xml:space="preserve"> </w:t>
-      </w:r>
-      <w:r>
-        <w:rPr>
-          <w:iCs/>
-          <w:i/>
-        </w:rPr>
-        <w:t xml:space="preserve">Gene-Tailored</w:t>
-      </w:r>
-      <w:r>
-        <w:t xml:space="preserve"> </w:t>
-      </w:r>
-      <w:r>
-        <w:t xml:space="preserve">characters resist disease and toxins.</w:t>
-      </w:r>
-    </w:p>
-    <w:p>
-      <w:pPr>
-        <w:numPr>
-          <w:ilvl w:val="0"/>
-          <w:numId w:val="1035"/>
-        </w:numPr>
-        <w:pStyle w:val="Compact"/>
-      </w:pPr>
-      <w:r>
-        <w:rPr>
-          <w:bCs/>
-          <w:b/>
-        </w:rPr>
-        <w:t xml:space="preserve">Ships.</w:t>
-      </w:r>
-      <w:r>
-        <w:t xml:space="preserve"> </w:t>
-      </w:r>
-      <w:r>
-        <w:t xml:space="preserve">Crews fly everything from patched freighters to corporate couriers. A ship is a home, a business and a</w:t>
-      </w:r>
-      <w:r>
-        <w:t xml:space="preserve"> </w:t>
-      </w:r>
-      <w:r>
-        <w:rPr>
-          <w:bCs/>
-          <w:b/>
-        </w:rPr>
-        <w:t xml:space="preserve">Debt</w:t>
-      </w:r>
-      <w:r>
-        <w:t xml:space="preserve">: the</w:t>
-      </w:r>
-      <w:r>
-        <w:t xml:space="preserve"> </w:t>
-      </w:r>
-      <w:r>
-        <w:rPr>
-          <w:iCs/>
-          <w:i/>
-        </w:rPr>
-        <w:t xml:space="preserve">A Ship of Your Own</w:t>
-      </w:r>
-      <w:r>
-        <w:t xml:space="preserve"> </w:t>
-      </w:r>
-      <w:r>
-        <w:t xml:space="preserve">advantage starts the crew with a ship and a box of Debt. Ship fights use</w:t>
-      </w:r>
-      <w:r>
-        <w:t xml:space="preserve"> </w:t>
-      </w:r>
-      <w:r>
-        <w:rPr>
-          <w:iCs/>
-          <w:i/>
-        </w:rPr>
-        <w:t xml:space="preserve">Ships in a fight</w:t>
-      </w:r>
-      <w:r>
-        <w:t xml:space="preserve">: the range contest, a roll per station and the Hull track.</w:t>
-      </w:r>
-    </w:p>
-    <w:bookmarkEnd w:id="150"/>
-    <w:bookmarkStart w:id="158" w:name="ready-made-characters"/>
-    <w:p>
-      <w:pPr>
-        <w:pStyle w:val="Heading1"/>
-      </w:pPr>
-      <w:r>
-        <w:t xml:space="preserve">Ready-made characters</w:t>
-      </w:r>
-    </w:p>
-    <w:p>
-      <w:pPr>
-        <w:pStyle w:val="FirstParagraph"/>
-      </w:pPr>
-      <w:r>
-        <w:t xml:space="preserve">Characters ready to play, for one-shots, new players, or a group in a hurry. Each follows the creation rules exactly, and their connections tie them together. In the creator, choose one from the ready-made list to open it and make it your own.</w:t>
-      </w:r>
-    </w:p>
-    <w:bookmarkStart w:id="151" w:name="thessk-varo-hun"/>
-    <w:p>
-      <w:pPr>
-        <w:pStyle w:val="Heading2"/>
-      </w:pPr>
-      <w:r>
-        <w:t xml:space="preserve">Thessk Varo-Hun</w:t>
-      </w:r>
-    </w:p>
-    <w:p>
-      <w:pPr>
-        <w:pStyle w:val="FirstParagraph"/>
-      </w:pPr>
-      <w:r>
-        <w:rPr>
-          <w:iCs/>
-          <w:i/>
-        </w:rPr>
-        <w:t xml:space="preserve">Trader, disowned, Trader. Tessan (tier 1).</w:t>
-      </w:r>
-      <w:r>
-        <w:t xml:space="preserve"> </w:t>
-      </w:r>
-      <w:r>
-        <w:t xml:space="preserve">A young reformer cut off by her dynasty’s old creditors for writing off a client world’s debt. She trades on her own now, and keeps her word.</w:t>
-      </w:r>
-    </w:p>
-    <w:p>
-      <w:pPr>
-        <w:numPr>
-          <w:ilvl w:val="0"/>
-          <w:numId w:val="1036"/>
-        </w:numPr>
-        <w:pStyle w:val="Compact"/>
-      </w:pPr>
-      <w:r>
-        <w:rPr>
-          <w:bCs/>
-          <w:b/>
-        </w:rPr>
-        <w:t xml:space="preserve">Attributes:</w:t>
-      </w:r>
-      <w:r>
-        <w:t xml:space="preserve"> </w:t>
-      </w:r>
-      <w:r>
-        <w:t xml:space="preserve">Body 11, Agility 8, Intellect 12, Presence 13, Will 11.</w:t>
-      </w:r>
-      <w:r>
-        <w:t xml:space="preserve"> </w:t>
-      </w:r>
-      <w:r>
-        <w:rPr>
-          <w:bCs/>
-          <w:b/>
-        </w:rPr>
-        <w:t xml:space="preserve">Dodge</w:t>
-      </w:r>
-      <w:r>
-        <w:t xml:space="preserve"> </w:t>
-      </w:r>
-      <w:r>
-        <w:t xml:space="preserve">6.</w:t>
-      </w:r>
-    </w:p>
-    <w:p>
-      <w:pPr>
-        <w:numPr>
-          <w:ilvl w:val="0"/>
-          <w:numId w:val="1036"/>
-        </w:numPr>
-        <w:pStyle w:val="Compact"/>
-      </w:pPr>
-      <w:r>
-        <w:rPr>
-          <w:bCs/>
-          <w:b/>
-        </w:rPr>
-        <w:t xml:space="preserve">Skills:</w:t>
-      </w:r>
-      <w:r>
-        <w:t xml:space="preserve"> </w:t>
-      </w:r>
-      <w:r>
-        <w:t xml:space="preserve">Commerce 15 (Specialty). Trained: Deception 14, Diplomacy 14, Leadership 14, Streetwise 14, Computers 13, Investigation 13, Navigation 13, Science 13, Psychology 12, Piloting 9.</w:t>
-      </w:r>
-    </w:p>
-    <w:p>
-      <w:pPr>
-        <w:numPr>
-          <w:ilvl w:val="0"/>
-          <w:numId w:val="1036"/>
-        </w:numPr>
-        <w:pStyle w:val="Compact"/>
-      </w:pPr>
-      <w:r>
-        <w:rPr>
-          <w:bCs/>
-          <w:b/>
-        </w:rPr>
-        <w:t xml:space="preserve">Edges:</w:t>
-      </w:r>
-      <w:r>
-        <w:t xml:space="preserve"> </w:t>
-      </w:r>
-      <w:r>
-        <w:t xml:space="preserve">Extra Trained skill, A friend; a friend: her grandfather’s old clerk, who still sends her the family’s secrets.</w:t>
-      </w:r>
-    </w:p>
-    <w:p>
-      <w:pPr>
-        <w:numPr>
-          <w:ilvl w:val="0"/>
-          <w:numId w:val="1036"/>
-        </w:numPr>
-        <w:pStyle w:val="Compact"/>
-      </w:pPr>
-      <w:r>
-        <w:rPr>
-          <w:bCs/>
-          <w:b/>
-        </w:rPr>
-        <w:t xml:space="preserve">Advantage:</w:t>
-      </w:r>
-      <w:r>
-        <w:t xml:space="preserve"> </w:t>
-      </w:r>
-      <w:r>
-        <w:t xml:space="preserve">Ledger Memory (species; companion: Bound by Contract).</w:t>
-      </w:r>
-      <w:r>
-        <w:t xml:space="preserve"> </w:t>
-      </w:r>
-      <w:r>
-        <w:rPr>
-          <w:bCs/>
-          <w:b/>
-        </w:rPr>
-        <w:t xml:space="preserve">Complication:</w:t>
-      </w:r>
-      <w:r>
-        <w:t xml:space="preserve"> </w:t>
-      </w:r>
-      <w:r>
-        <w:t xml:space="preserve">Exile; trigger: your people on the same station.</w:t>
-      </w:r>
-    </w:p>
-    <w:p>
-      <w:pPr>
-        <w:numPr>
-          <w:ilvl w:val="0"/>
-          <w:numId w:val="1036"/>
-        </w:numPr>
-        <w:pStyle w:val="Compact"/>
-      </w:pPr>
-      <w:r>
-        <w:rPr>
-          <w:bCs/>
-          <w:b/>
-        </w:rPr>
-        <w:t xml:space="preserve">Why I’m out here:</w:t>
-      </w:r>
-      <w:r>
-        <w:t xml:space="preserve"> </w:t>
-      </w:r>
-      <w:r>
-        <w:t xml:space="preserve">No empire, no creditor, no one owns me.</w:t>
-      </w:r>
-      <w:r>
-        <w:t xml:space="preserve"> </w:t>
-      </w:r>
-      <w:r>
-        <w:rPr>
-          <w:bCs/>
-          <w:b/>
-        </w:rPr>
-        <w:t xml:space="preserve">Connection:</w:t>
-      </w:r>
-      <w:r>
-        <w:t xml:space="preserve"> </w:t>
-      </w:r>
-      <w:r>
-        <w:t xml:space="preserve">She sold Mara Okonkwo the first debt Mara forgave. Neither regrets it.</w:t>
-      </w:r>
-    </w:p>
-    <w:bookmarkEnd w:id="151"/>
-    <w:bookmarkStart w:id="152" w:name="kesh-of-the-seventh-hive"/>
-    <w:p>
-      <w:pPr>
-        <w:pStyle w:val="Heading2"/>
-      </w:pPr>
-      <w:r>
-        <w:t xml:space="preserve">Kesh of the Seventh Hive</w:t>
-      </w:r>
-    </w:p>
-    <w:p>
-      <w:pPr>
-        <w:pStyle w:val="FirstParagraph"/>
-      </w:pPr>
-      <w:r>
-        <w:rPr>
-          <w:iCs/>
-          <w:i/>
-        </w:rPr>
-        <w:t xml:space="preserve">Market scout, Explorer. Kel (tier 1).</w:t>
-      </w:r>
-      <w:r>
-        <w:t xml:space="preserve"> </w:t>
-      </w:r>
-      <w:r>
-        <w:t xml:space="preserve">Scouts new markets to pay down her homeworld’s debt, and wonders more each year whether the radicals are right.</w:t>
-      </w:r>
-    </w:p>
-    <w:p>
-      <w:pPr>
-        <w:numPr>
-          <w:ilvl w:val="0"/>
-          <w:numId w:val="1037"/>
-        </w:numPr>
-        <w:pStyle w:val="Compact"/>
-      </w:pPr>
-      <w:r>
-        <w:rPr>
-          <w:bCs/>
-          <w:b/>
-        </w:rPr>
-        <w:t xml:space="preserve">Attributes:</w:t>
-      </w:r>
-      <w:r>
-        <w:t xml:space="preserve"> </w:t>
-      </w:r>
-      <w:r>
-        <w:t xml:space="preserve">Body 10, Agility 11, Intellect 13, Presence 8, Will 13.</w:t>
-      </w:r>
-      <w:r>
-        <w:t xml:space="preserve"> </w:t>
-      </w:r>
-      <w:r>
-        <w:rPr>
-          <w:bCs/>
-          <w:b/>
-        </w:rPr>
-        <w:t xml:space="preserve">Dodge</w:t>
-      </w:r>
-      <w:r>
-        <w:t xml:space="preserve"> </w:t>
-      </w:r>
-      <w:r>
-        <w:t xml:space="preserve">10.</w:t>
-      </w:r>
-    </w:p>
-    <w:p>
-      <w:pPr>
-        <w:numPr>
-          <w:ilvl w:val="0"/>
-          <w:numId w:val="1037"/>
-        </w:numPr>
-        <w:pStyle w:val="Compact"/>
-      </w:pPr>
-      <w:r>
-        <w:rPr>
-          <w:bCs/>
-          <w:b/>
-        </w:rPr>
-        <w:t xml:space="preserve">Skills:</w:t>
-      </w:r>
-      <w:r>
-        <w:t xml:space="preserve"> </w:t>
-      </w:r>
-      <w:r>
-        <w:t xml:space="preserve">Navigation 16 (Specialty). Trained: Commerce 14, Computers 14, Engineering 14, Investigation 14, Science 14, Sensors 14, Survival 14, Piloting 12, Athletics 11.</w:t>
-      </w:r>
-    </w:p>
-    <w:p>
-      <w:pPr>
-        <w:numPr>
-          <w:ilvl w:val="0"/>
-          <w:numId w:val="1037"/>
-        </w:numPr>
-        <w:pStyle w:val="Compact"/>
-      </w:pPr>
-      <w:r>
-        <w:rPr>
-          <w:bCs/>
-          <w:b/>
-        </w:rPr>
-        <w:t xml:space="preserve">Edges:</w:t>
-      </w:r>
-      <w:r>
-        <w:t xml:space="preserve"> </w:t>
-      </w:r>
-      <w:r>
-        <w:t xml:space="preserve">Extra Resolve, A fine weapon or tool; a fine tool: a hive-made survey kit (+2 to Sensors for surveying a world: minerals, water and life signs).</w:t>
-      </w:r>
-    </w:p>
-    <w:p>
-      <w:pPr>
-        <w:numPr>
-          <w:ilvl w:val="0"/>
-          <w:numId w:val="1037"/>
-        </w:numPr>
-        <w:pStyle w:val="Compact"/>
-      </w:pPr>
-      <w:r>
-        <w:rPr>
-          <w:bCs/>
-          <w:b/>
-        </w:rPr>
-        <w:t xml:space="preserve">Advantage:</w:t>
-      </w:r>
-      <w:r>
-        <w:t xml:space="preserve"> </w:t>
-      </w:r>
-      <w:r>
-        <w:t xml:space="preserve">Debt-Born (species; companion: The Homeworld’s Debt).</w:t>
-      </w:r>
-      <w:r>
-        <w:t xml:space="preserve"> </w:t>
-      </w:r>
-      <w:r>
-        <w:rPr>
-          <w:bCs/>
-          <w:b/>
-        </w:rPr>
-        <w:t xml:space="preserve">Complication:</w:t>
-      </w:r>
-      <w:r>
-        <w:t xml:space="preserve"> </w:t>
-      </w:r>
-      <w:r>
-        <w:t xml:space="preserve">Debt-Bound; trigger: a creditor offers to forgive it for a favor.</w:t>
-      </w:r>
-    </w:p>
-    <w:p>
-      <w:pPr>
-        <w:numPr>
-          <w:ilvl w:val="0"/>
-          <w:numId w:val="1037"/>
-        </w:numPr>
-        <w:pStyle w:val="Compact"/>
-      </w:pPr>
-      <w:r>
-        <w:rPr>
-          <w:bCs/>
-          <w:b/>
-        </w:rPr>
-        <w:t xml:space="preserve">Why I’m out here:</w:t>
-      </w:r>
-      <w:r>
-        <w:t xml:space="preserve"> </w:t>
-      </w:r>
-      <w:r>
-        <w:t xml:space="preserve">I owe more than I can ever repay, unless I take every job.</w:t>
-      </w:r>
-      <w:r>
-        <w:t xml:space="preserve"> </w:t>
-      </w:r>
-      <w:r>
-        <w:rPr>
-          <w:bCs/>
-          <w:b/>
-        </w:rPr>
-        <w:t xml:space="preserve">Connection:</w:t>
-      </w:r>
-      <w:r>
-        <w:t xml:space="preserve"> </w:t>
-      </w:r>
-      <w:r>
-        <w:t xml:space="preserve">Ilvi Saradh’s AI found the corridor Kesh’s hive needed; Kesh owes them both.</w:t>
-      </w:r>
-    </w:p>
-    <w:bookmarkEnd w:id="152"/>
-    <w:bookmarkStart w:id="153" w:name="rook"/>
-    <w:p>
-      <w:pPr>
-        <w:pStyle w:val="Heading2"/>
-      </w:pPr>
-      <w:r>
-        <w:t xml:space="preserve">Rook</w:t>
-      </w:r>
-    </w:p>
-    <w:p>
-      <w:pPr>
-        <w:pStyle w:val="FirstParagraph"/>
-      </w:pPr>
-      <w:r>
-        <w:rPr>
-          <w:iCs/>
-          <w:i/>
-        </w:rPr>
-        <w:t xml:space="preserve">Former Concord marine, Augment. Human (tier 0); Expert.</w:t>
-      </w:r>
-      <w:r>
-        <w:t xml:space="preserve"> </w:t>
-      </w:r>
-      <w:r>
-        <w:t xml:space="preserve">Rebuilt after the Zhaq border war with a cyber-arm and reflex wiring. The implant payments are overdue, and the company that made them knows where Rook drinks.</w:t>
-      </w:r>
-    </w:p>
-    <w:p>
-      <w:pPr>
-        <w:numPr>
-          <w:ilvl w:val="0"/>
-          <w:numId w:val="1038"/>
-        </w:numPr>
-        <w:pStyle w:val="Compact"/>
-      </w:pPr>
-      <w:r>
-        <w:rPr>
-          <w:bCs/>
-          <w:b/>
-        </w:rPr>
-        <w:t xml:space="preserve">Attributes:</w:t>
-      </w:r>
-      <w:r>
-        <w:t xml:space="preserve"> </w:t>
-      </w:r>
-      <w:r>
-        <w:t xml:space="preserve">Body 13, Agility 13, Intellect 10, Presence 10, Will 10.</w:t>
-      </w:r>
-      <w:r>
-        <w:t xml:space="preserve"> </w:t>
-      </w:r>
-      <w:r>
-        <w:rPr>
-          <w:bCs/>
-          <w:b/>
-        </w:rPr>
-        <w:t xml:space="preserve">Dodge</w:t>
-      </w:r>
-      <w:r>
-        <w:t xml:space="preserve"> </w:t>
-      </w:r>
-      <w:r>
-        <w:t xml:space="preserve">12.</w:t>
-      </w:r>
-    </w:p>
-    <w:p>
-      <w:pPr>
-        <w:numPr>
-          <w:ilvl w:val="0"/>
-          <w:numId w:val="1038"/>
-        </w:numPr>
-        <w:pStyle w:val="Compact"/>
-      </w:pPr>
-      <w:r>
-        <w:rPr>
-          <w:bCs/>
-          <w:b/>
-        </w:rPr>
-        <w:t xml:space="preserve">Skills:</w:t>
-      </w:r>
-      <w:r>
-        <w:t xml:space="preserve"> </w:t>
-      </w:r>
-      <w:r>
-        <w:t xml:space="preserve">Close Combat 18 (Expert). Trained: Athletics 14, Firearms 14, Stealth 14, Engineering 11, Medicine 11, Streetwise 11, Survival 11.</w:t>
-      </w:r>
-    </w:p>
-    <w:p>
-      <w:pPr>
-        <w:numPr>
-          <w:ilvl w:val="0"/>
-          <w:numId w:val="1038"/>
-        </w:numPr>
-        <w:pStyle w:val="Compact"/>
-      </w:pPr>
-      <w:r>
-        <w:rPr>
-          <w:bCs/>
-          <w:b/>
-        </w:rPr>
-        <w:t xml:space="preserve">Edges:</w:t>
-      </w:r>
-      <w:r>
-        <w:t xml:space="preserve"> </w:t>
-      </w:r>
-      <w:r>
-        <w:t xml:space="preserve">+1 attribute point, Extra Resolve, Second advantage; second advantage: Implant: Reflex Wiring.</w:t>
-      </w:r>
-    </w:p>
-    <w:p>
-      <w:pPr>
-        <w:numPr>
-          <w:ilvl w:val="0"/>
-          <w:numId w:val="1038"/>
-        </w:numPr>
-        <w:pStyle w:val="Compact"/>
-      </w:pPr>
-      <w:r>
-        <w:rPr>
-          <w:bCs/>
-          <w:b/>
-        </w:rPr>
-        <w:t xml:space="preserve">Advantage:</w:t>
-      </w:r>
-      <w:r>
-        <w:t xml:space="preserve"> </w:t>
-      </w:r>
-      <w:r>
-        <w:t xml:space="preserve">Implant: Cyber-Limb.</w:t>
-      </w:r>
-      <w:r>
-        <w:t xml:space="preserve"> </w:t>
-      </w:r>
-      <w:r>
-        <w:rPr>
-          <w:bCs/>
-          <w:b/>
-        </w:rPr>
-        <w:t xml:space="preserve">Complication:</w:t>
-      </w:r>
-      <w:r>
-        <w:t xml:space="preserve"> </w:t>
-      </w:r>
-      <w:r>
-        <w:t xml:space="preserve">Implant Upkeep; trigger: your supplier wants more.</w:t>
-      </w:r>
-    </w:p>
-    <w:p>
-      <w:pPr>
-        <w:numPr>
-          <w:ilvl w:val="0"/>
-          <w:numId w:val="1038"/>
-        </w:numPr>
-        <w:pStyle w:val="Compact"/>
-      </w:pPr>
-      <w:r>
-        <w:rPr>
-          <w:bCs/>
-          <w:b/>
-        </w:rPr>
-        <w:t xml:space="preserve">Why I’m out here:</w:t>
-      </w:r>
-      <w:r>
-        <w:t xml:space="preserve"> </w:t>
-      </w:r>
-      <w:r>
-        <w:t xml:space="preserve">I can’t go home. The crew is home now.</w:t>
-      </w:r>
-      <w:r>
-        <w:t xml:space="preserve"> </w:t>
-      </w:r>
-      <w:r>
-        <w:rPr>
-          <w:bCs/>
-          <w:b/>
-        </w:rPr>
-        <w:t xml:space="preserve">Connection:</w:t>
-      </w:r>
-      <w:r>
-        <w:t xml:space="preserve"> </w:t>
-      </w:r>
-      <w:r>
-        <w:t xml:space="preserve">Brakka was on the other side of that border war. They found out over a drink, and stayed friends.</w:t>
-      </w:r>
-    </w:p>
-    <w:bookmarkEnd w:id="153"/>
-    <w:bookmarkStart w:id="154" w:name="ilvi-saradh"/>
-    <w:p>
-      <w:pPr>
-        <w:pStyle w:val="Heading2"/>
-      </w:pPr>
-      <w:r>
-        <w:t xml:space="preserve">Ilvi Saradh</w:t>
-      </w:r>
-    </w:p>
-    <w:p>
-      <w:pPr>
-        <w:pStyle w:val="FirstParagraph"/>
-      </w:pPr>
-      <w:r>
-        <w:rPr>
-          <w:iCs/>
-          <w:i/>
-        </w:rPr>
-        <w:t xml:space="preserve">Guild navigator, AI Minder. Draelin (tier 1).</w:t>
-      </w:r>
-      <w:r>
-        <w:t xml:space="preserve"> </w:t>
-      </w:r>
-      <w:r>
-        <w:t xml:space="preserve">A guild navigator whose AI partner, Quill, remembers a corridor the guild says doesn’t exist.</w:t>
       </w:r>
     </w:p>
     <w:p>
@@ -26406,29 +26635,61 @@
           <w:bCs/>
           <w:b/>
         </w:rPr>
-        <w:t xml:space="preserve">Attributes:</w:t>
-      </w:r>
-      <w:r>
-        <w:t xml:space="preserve"> </w:t>
-      </w:r>
-      <w:r>
-        <w:t xml:space="preserve">Body 9, Agility 12, Intellect 13, Presence 11, Will 10.</w:t>
-      </w:r>
-      <w:r>
-        <w:t xml:space="preserve"> </w:t>
-      </w:r>
-      <w:r>
-        <w:rPr>
-          <w:bCs/>
-          <w:b/>
-        </w:rPr>
-        <w:t xml:space="preserve">Dodge</w:t>
-      </w:r>
-      <w:r>
-        <w:t xml:space="preserve"> </w:t>
-      </w:r>
-      <w:r>
-        <w:t xml:space="preserve">11.</w:t>
+        <w:t xml:space="preserve">Cybernetics.</w:t>
+      </w:r>
+      <w:r>
+        <w:t xml:space="preserve"> </w:t>
+      </w:r>
+      <w:r>
+        <w:t xml:space="preserve">Implants replace limbs, sharpen senses and rewire reflexes. They show, they show up on scans, and they need parts, power and care: implant advantages say what they do, and the</w:t>
+      </w:r>
+      <w:r>
+        <w:t xml:space="preserve"> </w:t>
+      </w:r>
+      <w:r>
+        <w:rPr>
+          <w:iCs/>
+          <w:i/>
+        </w:rPr>
+        <w:t xml:space="preserve">Implant Upkeep</w:t>
+      </w:r>
+      <w:r>
+        <w:t xml:space="preserve"> </w:t>
+      </w:r>
+      <w:r>
+        <w:t xml:space="preserve">complication says what they cost.</w:t>
+      </w:r>
+      <w:r>
+        <w:t xml:space="preserve"> </w:t>
+      </w:r>
+      <w:r>
+        <w:rPr>
+          <w:bCs/>
+          <w:b/>
+        </w:rPr>
+        <w:t xml:space="preserve">Augments</w:t>
+      </w:r>
+      <w:r>
+        <w:t xml:space="preserve"> </w:t>
+      </w:r>
+      <w:r>
+        <w:t xml:space="preserve">live with many;</w:t>
+      </w:r>
+      <w:r>
+        <w:t xml:space="preserve"> </w:t>
+      </w:r>
+      <w:r>
+        <w:rPr>
+          <w:bCs/>
+          <w:b/>
+        </w:rPr>
+        <w:t xml:space="preserve">Cyberneticists</w:t>
+      </w:r>
+      <w:r>
+        <w:t xml:space="preserve"> </w:t>
+      </w:r>
+      <w:r>
+        <w:t xml:space="preserve">install and repair them.</w:t>
       </w:r>
     </w:p>
     <w:p>
@@ -26444,13 +26705,61 @@
           <w:bCs/>
           <w:b/>
         </w:rPr>
-        <w:t xml:space="preserve">Skills:</w:t>
-      </w:r>
-      <w:r>
-        <w:t xml:space="preserve"> </w:t>
-      </w:r>
-      <w:r>
-        <w:t xml:space="preserve">Computers 16 (Specialty). Trained: Commerce 14, Engineering 14, Investigation 14, Science 14, Sensors 14, Piloting 13, Stealth 13, Diplomacy 12, Psychology 11, Athletics 10; Navigation 14 (free).</w:t>
+        <w:t xml:space="preserve">AI.</w:t>
+      </w:r>
+      <w:r>
+        <w:t xml:space="preserve"> </w:t>
+      </w:r>
+      <w:r>
+        <w:t xml:space="preserve">Artificial minds run ships, stations and corporations, and some want to be free. An</w:t>
+      </w:r>
+      <w:r>
+        <w:t xml:space="preserve"> </w:t>
+      </w:r>
+      <w:r>
+        <w:rPr>
+          <w:bCs/>
+          <w:b/>
+        </w:rPr>
+        <w:t xml:space="preserve">AI partner</w:t>
+      </w:r>
+      <w:r>
+        <w:t xml:space="preserve"> </w:t>
+      </w:r>
+      <w:r>
+        <w:t xml:space="preserve">has a name and a personality, played by its partner or the GM; it can</w:t>
+      </w:r>
+      <w:r>
+        <w:t xml:space="preserve"> </w:t>
+      </w:r>
+      <w:r>
+        <w:rPr>
+          <w:bCs/>
+          <w:b/>
+        </w:rPr>
+        <w:t xml:space="preserve">assist</w:t>
+      </w:r>
+      <w:r>
+        <w:t xml:space="preserve"> </w:t>
+      </w:r>
+      <w:r>
+        <w:t xml:space="preserve">Computers, Sensors and Investigation rolls (success +1, success by 5 or more +2), and acts in the world only through a drone or a ship.</w:t>
+      </w:r>
+      <w:r>
+        <w:t xml:space="preserve"> </w:t>
+      </w:r>
+      <w:r>
+        <w:rPr>
+          <w:bCs/>
+          <w:b/>
+        </w:rPr>
+        <w:t xml:space="preserve">AI Minders</w:t>
+      </w:r>
+      <w:r>
+        <w:t xml:space="preserve"> </w:t>
+      </w:r>
+      <w:r>
+        <w:t xml:space="preserve">are bonded to one and trained to handle others, from corporate systems to rogue minds.</w:t>
       </w:r>
     </w:p>
     <w:p>
@@ -26466,13 +26775,13 @@
           <w:bCs/>
           <w:b/>
         </w:rPr>
-        <w:t xml:space="preserve">Edges:</w:t>
-      </w:r>
-      <w:r>
-        <w:t xml:space="preserve"> </w:t>
-      </w:r>
-      <w:r>
-        <w:t xml:space="preserve">Extra Trained skill, A fine weapon or tool; a fine tool: Quill’s core, a guild-grade AI (+2 to Computers for breaking old guild encryption and recovering lost navigation data).</w:t>
+        <w:t xml:space="preserve">Drones.</w:t>
+      </w:r>
+      <w:r>
+        <w:t xml:space="preserve"> </w:t>
+      </w:r>
+      <w:r>
+        <w:t xml:space="preserve">Scout, repair and combat drones are everywhere. A drone relays what it senses; jamming its link or taking out its controller stops it.</w:t>
       </w:r>
     </w:p>
     <w:p>
@@ -26488,29 +26797,29 @@
           <w:bCs/>
           <w:b/>
         </w:rPr>
-        <w:t xml:space="preserve">Advantage:</w:t>
-      </w:r>
-      <w:r>
-        <w:t xml:space="preserve"> </w:t>
-      </w:r>
-      <w:r>
-        <w:t xml:space="preserve">Corridor Sense.</w:t>
-      </w:r>
-      <w:r>
-        <w:t xml:space="preserve"> </w:t>
-      </w:r>
-      <w:r>
-        <w:rPr>
-          <w:bCs/>
-          <w:b/>
-        </w:rPr>
-        <w:t xml:space="preserve">Complication:</w:t>
-      </w:r>
-      <w:r>
-        <w:t xml:space="preserve"> </w:t>
-      </w:r>
-      <w:r>
-        <w:t xml:space="preserve">Dangerous Knowledge; trigger: someone close to the truth.</w:t>
+        <w:t xml:space="preserve">Biotech.</w:t>
+      </w:r>
+      <w:r>
+        <w:t xml:space="preserve"> </w:t>
+      </w:r>
+      <w:r>
+        <w:t xml:space="preserve">Gene-tailoring, cloned organs, engineered diseases and medical miracles, for those who can pay.</w:t>
+      </w:r>
+      <w:r>
+        <w:t xml:space="preserve"> </w:t>
+      </w:r>
+      <w:r>
+        <w:rPr>
+          <w:iCs/>
+          <w:i/>
+        </w:rPr>
+        <w:t xml:space="preserve">Gene-Tailored</w:t>
+      </w:r>
+      <w:r>
+        <w:t xml:space="preserve"> </w:t>
+      </w:r>
+      <w:r>
+        <w:t xml:space="preserve">characters resist disease and toxins.</w:t>
       </w:r>
     </w:p>
     <w:p>
@@ -26526,57 +26835,100 @@
           <w:bCs/>
           <w:b/>
         </w:rPr>
-        <w:t xml:space="preserve">Why I’m out here:</w:t>
-      </w:r>
-      <w:r>
-        <w:t xml:space="preserve"> </w:t>
-      </w:r>
-      <w:r>
-        <w:t xml:space="preserve">The galaxy is full of things no one understands yet. I want to be first.</w:t>
-      </w:r>
-      <w:r>
-        <w:t xml:space="preserve"> </w:t>
-      </w:r>
-      <w:r>
-        <w:rPr>
-          <w:bCs/>
-          <w:b/>
-        </w:rPr>
-        <w:t xml:space="preserve">Connection:</w:t>
-      </w:r>
-      <w:r>
-        <w:t xml:space="preserve"> </w:t>
-      </w:r>
-      <w:r>
-        <w:t xml:space="preserve">Quill found the corridor Kesh’s hive needed. Ilvi never told the guild.</w:t>
-      </w:r>
-    </w:p>
-    <w:bookmarkEnd w:id="154"/>
-    <w:bookmarkStart w:id="155" w:name="dr.-anwe-tal"/>
-    <w:p>
-      <w:pPr>
-        <w:pStyle w:val="Heading2"/>
-      </w:pPr>
-      <w:r>
-        <w:t xml:space="preserve">Dr. Anwe Tal</w:t>
-      </w:r>
-    </w:p>
-    <w:p>
-      <w:pPr>
-        <w:pStyle w:val="FirstParagraph"/>
-      </w:pPr>
+        <w:t xml:space="preserve">Ships.</w:t>
+      </w:r>
+      <w:r>
+        <w:t xml:space="preserve"> </w:t>
+      </w:r>
+      <w:r>
+        <w:t xml:space="preserve">Crews fly everything from patched freighters to corporate couriers. A ship is a home, a business and a</w:t>
+      </w:r>
+      <w:r>
+        <w:t xml:space="preserve"> </w:t>
+      </w:r>
+      <w:r>
+        <w:rPr>
+          <w:bCs/>
+          <w:b/>
+        </w:rPr>
+        <w:t xml:space="preserve">Debt</w:t>
+      </w:r>
+      <w:r>
+        <w:t xml:space="preserve">: the</w:t>
+      </w:r>
+      <w:r>
+        <w:t xml:space="preserve"> </w:t>
+      </w:r>
       <w:r>
         <w:rPr>
           <w:iCs/>
           <w:i/>
         </w:rPr>
-        <w:t xml:space="preserve">Restoration ecologist, Scientist. Corvani (tier 1).</w:t>
-      </w:r>
-      <w:r>
-        <w:t xml:space="preserve"> </w:t>
-      </w:r>
-      <w:r>
-        <w:t xml:space="preserve">Rebuilding a world the Hegemony strip-mined, against a mining corporation’s lawyers and, lately, its guns.</w:t>
+        <w:t xml:space="preserve">A Ship of Your Own</w:t>
+      </w:r>
+      <w:r>
+        <w:t xml:space="preserve"> </w:t>
+      </w:r>
+      <w:r>
+        <w:t xml:space="preserve">advantage starts the crew with a ship and a box of Debt. Ship fights use</w:t>
+      </w:r>
+      <w:r>
+        <w:t xml:space="preserve"> </w:t>
+      </w:r>
+      <w:r>
+        <w:rPr>
+          <w:iCs/>
+          <w:i/>
+        </w:rPr>
+        <w:t xml:space="preserve">Ships in a fight</w:t>
+      </w:r>
+      <w:r>
+        <w:t xml:space="preserve">: the range contest, a roll per station and the Hull track.</w:t>
+      </w:r>
+    </w:p>
+    <w:bookmarkEnd w:id="155"/>
+    <w:bookmarkStart w:id="163" w:name="ready-made-characters"/>
+    <w:p>
+      <w:pPr>
+        <w:pStyle w:val="Heading1"/>
+      </w:pPr>
+      <w:r>
+        <w:t xml:space="preserve">Ready-made characters</w:t>
+      </w:r>
+    </w:p>
+    <w:p>
+      <w:pPr>
+        <w:pStyle w:val="FirstParagraph"/>
+      </w:pPr>
+      <w:r>
+        <w:t xml:space="preserve">Characters ready to play, for one-shots, new players, or a group in a hurry. Each follows the creation rules exactly, and their connections tie them together. In the creator, choose one from the ready-made list to open it and make it your own.</w:t>
+      </w:r>
+    </w:p>
+    <w:bookmarkStart w:id="156" w:name="thessk-varo-hun"/>
+    <w:p>
+      <w:pPr>
+        <w:pStyle w:val="Heading2"/>
+      </w:pPr>
+      <w:r>
+        <w:t xml:space="preserve">Thessk Varo-Hun</w:t>
+      </w:r>
+    </w:p>
+    <w:p>
+      <w:pPr>
+        <w:pStyle w:val="FirstParagraph"/>
+      </w:pPr>
+      <w:r>
+        <w:rPr>
+          <w:iCs/>
+          <w:i/>
+        </w:rPr>
+        <w:t xml:space="preserve">Trader, disowned, Trader. Tessan (tier 1).</w:t>
+      </w:r>
+      <w:r>
+        <w:t xml:space="preserve"> </w:t>
+      </w:r>
+      <w:r>
+        <w:t xml:space="preserve">A young reformer cut off by her dynasty’s old creditors for writing off a client world’s debt. She trades on her own now, and keeps her word.</w:t>
       </w:r>
     </w:p>
     <w:p>
@@ -26598,7 +26950,7 @@
         <w:t xml:space="preserve"> </w:t>
       </w:r>
       <w:r>
-        <w:t xml:space="preserve">Body 11, Agility 9, Intellect 13, Presence 10, Will 13.</w:t>
+        <w:t xml:space="preserve">Body 11, Agility 8, Intellect 12, Presence 13, Will 11.</w:t>
       </w:r>
       <w:r>
         <w:t xml:space="preserve"> </w:t>
@@ -26614,7 +26966,7 @@
         <w:t xml:space="preserve"> </w:t>
       </w:r>
       <w:r>
-        <w:t xml:space="preserve">8.</w:t>
+        <w:t xml:space="preserve">6.</w:t>
       </w:r>
     </w:p>
     <w:p>
@@ -26636,7 +26988,7 @@
         <w:t xml:space="preserve"> </w:t>
       </w:r>
       <w:r>
-        <w:t xml:space="preserve">Science 16 (Specialty). Trained: Computers 14, Engineering 14, Investigation 14, Medicine 14, Psychology 14, Sensors 14, Survival 14, Athletics 12, Diplomacy 11.</w:t>
+        <w:t xml:space="preserve">Commerce 15 (Specialty). Trained: Deception 14, Diplomacy 14, Leadership 14, Streetwise 14, Computers 13, Investigation 13, Navigation 13, Science 13, Psychology 12, Piloting 9.</w:t>
       </w:r>
     </w:p>
     <w:p>
@@ -26658,7 +27010,7 @@
         <w:t xml:space="preserve"> </w:t>
       </w:r>
       <w:r>
-        <w:t xml:space="preserve">+1 attribute point, A friend; a friend: a Veyari archivist who keeps the old survey records of her world.</w:t>
+        <w:t xml:space="preserve">Extra Trained skill, A friend; a friend: her grandfather’s old clerk, who still sends her the family’s secrets.</w:t>
       </w:r>
     </w:p>
     <w:p>
@@ -26680,7 +27032,7 @@
         <w:t xml:space="preserve"> </w:t>
       </w:r>
       <w:r>
-        <w:t xml:space="preserve">Restorer (species; companion: Ecological Safeguards).</w:t>
+        <w:t xml:space="preserve">Ledger Memory (species; companion: Bound by Contract).</w:t>
       </w:r>
       <w:r>
         <w:t xml:space="preserve"> </w:t>
@@ -26696,7 +27048,7 @@
         <w:t xml:space="preserve"> </w:t>
       </w:r>
       <w:r>
-        <w:t xml:space="preserve">Protects Others; trigger: a civilian in the crossfire.</w:t>
+        <w:t xml:space="preserve">Exile; trigger: your people on the same station.</w:t>
       </w:r>
     </w:p>
     <w:p>
@@ -26718,7 +27070,7 @@
         <w:t xml:space="preserve"> </w:t>
       </w:r>
       <w:r>
-        <w:t xml:space="preserve">People out here need help, and I can give it.</w:t>
+        <w:t xml:space="preserve">No empire, no creditor, no one owns me.</w:t>
       </w:r>
       <w:r>
         <w:t xml:space="preserve"> </w:t>
@@ -26734,17 +27086,17 @@
         <w:t xml:space="preserve"> </w:t>
       </w:r>
       <w:r>
-        <w:t xml:space="preserve">Sable cleaned up the corporation’s files that proved Anwe’s case, and asked nothing for it.</w:t>
-      </w:r>
-    </w:p>
-    <w:bookmarkEnd w:id="155"/>
-    <w:bookmarkStart w:id="156" w:name="brakka"/>
+        <w:t xml:space="preserve">She sold Mara Okonkwo the first debt Mara forgave. Neither regrets it.</w:t>
+      </w:r>
+    </w:p>
+    <w:bookmarkEnd w:id="156"/>
+    <w:bookmarkStart w:id="157" w:name="kesh-of-the-seventh-hive"/>
     <w:p>
       <w:pPr>
         <w:pStyle w:val="Heading2"/>
       </w:pPr>
       <w:r>
-        <w:t xml:space="preserve">Brakka</w:t>
+        <w:t xml:space="preserve">Kesh of the Seventh Hive</w:t>
       </w:r>
     </w:p>
     <w:p>
@@ -26756,13 +27108,13 @@
           <w:iCs/>
           <w:i/>
         </w:rPr>
-        <w:t xml:space="preserve">Deserter, Ninth Legion, Mercenary. Dresh (tier 2).</w:t>
-      </w:r>
-      <w:r>
-        <w:t xml:space="preserve"> </w:t>
-      </w:r>
-      <w:r>
-        <w:t xml:space="preserve">A legionary who deserted rather than burn a Zhaq city. The Hegemony wants him back, or dead.</w:t>
+        <w:t xml:space="preserve">Market scout, Explorer. Kel (tier 1).</w:t>
+      </w:r>
+      <w:r>
+        <w:t xml:space="preserve"> </w:t>
+      </w:r>
+      <w:r>
+        <w:t xml:space="preserve">Scouts new markets to pay down her homeworld’s debt, and wonders more each year whether the radicals are right.</w:t>
       </w:r>
     </w:p>
     <w:p>
@@ -26784,7 +27136,7 @@
         <w:t xml:space="preserve"> </w:t>
       </w:r>
       <w:r>
-        <w:t xml:space="preserve">Body 15, Agility 11, Intellect 9, Presence 10, Will 10.</w:t>
+        <w:t xml:space="preserve">Body 10, Agility 11, Intellect 13, Presence 8, Will 13.</w:t>
       </w:r>
       <w:r>
         <w:t xml:space="preserve"> </w:t>
@@ -26822,7 +27174,7 @@
         <w:t xml:space="preserve"> </w:t>
       </w:r>
       <w:r>
-        <w:t xml:space="preserve">Firearms 14 (Specialty). Trained: Athletics 16, Close Combat 16, Piloting 12, Stealth 12, Leadership 11, Survival 11, Engineering 10, Medicine 10, Sensors 10.</w:t>
+        <w:t xml:space="preserve">Navigation 16 (Specialty). Trained: Commerce 14, Computers 14, Engineering 14, Investigation 14, Science 14, Sensors 14, Survival 14, Piloting 12, Athletics 11.</w:t>
       </w:r>
     </w:p>
     <w:p>
@@ -26844,7 +27196,7 @@
         <w:t xml:space="preserve"> </w:t>
       </w:r>
       <w:r>
-        <w:t xml:space="preserve">Extra Resolve.</w:t>
+        <w:t xml:space="preserve">Extra Resolve, A fine weapon or tool; a fine tool: a hive-made survey kit (+2 to Sensors for surveying a world: minerals, water and life signs).</w:t>
       </w:r>
     </w:p>
     <w:p>
@@ -26866,7 +27218,7 @@
         <w:t xml:space="preserve"> </w:t>
       </w:r>
       <w:r>
-        <w:t xml:space="preserve">Legion Drill (species; companion: Whose Soldier?).</w:t>
+        <w:t xml:space="preserve">Debt-Born (species; companion: The Homeworld’s Debt).</w:t>
       </w:r>
       <w:r>
         <w:t xml:space="preserve"> </w:t>
@@ -26882,7 +27234,7 @@
         <w:t xml:space="preserve"> </w:t>
       </w:r>
       <w:r>
-        <w:t xml:space="preserve">Hegemony Bounty; trigger: a hunter in the next berth.</w:t>
+        <w:t xml:space="preserve">Debt-Bound; trigger: a creditor offers to forgive it for a favor.</w:t>
       </w:r>
     </w:p>
     <w:p>
@@ -26904,7 +27256,7 @@
         <w:t xml:space="preserve"> </w:t>
       </w:r>
       <w:r>
-        <w:t xml:space="preserve">Someone took everything from me. I’ll find them.</w:t>
+        <w:t xml:space="preserve">I owe more than I can ever repay, unless I take every job.</w:t>
       </w:r>
       <w:r>
         <w:t xml:space="preserve"> </w:t>
@@ -26920,17 +27272,17 @@
         <w:t xml:space="preserve"> </w:t>
       </w:r>
       <w:r>
-        <w:t xml:space="preserve">Rook fought him across the Zhaq border once. Now Rook watches his back.</w:t>
-      </w:r>
-    </w:p>
-    <w:bookmarkEnd w:id="156"/>
-    <w:bookmarkStart w:id="157" w:name="sable"/>
+        <w:t xml:space="preserve">Ilvi Saradh’s AI found the corridor Kesh’s hive needed; Kesh owes them both.</w:t>
+      </w:r>
+    </w:p>
+    <w:bookmarkEnd w:id="157"/>
+    <w:bookmarkStart w:id="158" w:name="rook"/>
     <w:p>
       <w:pPr>
         <w:pStyle w:val="Heading2"/>
       </w:pPr>
       <w:r>
-        <w:t xml:space="preserve">Sable</w:t>
+        <w:t xml:space="preserve">Rook</w:t>
       </w:r>
     </w:p>
     <w:p>
@@ -26942,13 +27294,13 @@
           <w:iCs/>
           <w:i/>
         </w:rPr>
-        <w:t xml:space="preserve">Freelance intrusion specialist, Hacker. Human (tier 0).</w:t>
-      </w:r>
-      <w:r>
-        <w:t xml:space="preserve"> </w:t>
-      </w:r>
-      <w:r>
-        <w:t xml:space="preserve">Breaks into any system for the right price. Secretly psionic, hidden by the Quiet Network; every checkpoint is a gamble.</w:t>
+        <w:t xml:space="preserve">Former Concord marine, Augment. Human (tier 0); Expert.</w:t>
+      </w:r>
+      <w:r>
+        <w:t xml:space="preserve"> </w:t>
+      </w:r>
+      <w:r>
+        <w:t xml:space="preserve">Rebuilt after the Zhaq border war with a cyber-arm and reflex wiring. The implant payments are overdue, and the company that made them knows where Rook drinks.</w:t>
       </w:r>
     </w:p>
     <w:p>
@@ -26970,7 +27322,7 @@
         <w:t xml:space="preserve"> </w:t>
       </w:r>
       <w:r>
-        <w:t xml:space="preserve">Body 10, Agility 12, Intellect 13, Presence 10, Will 11.</w:t>
+        <w:t xml:space="preserve">Body 13, Agility 13, Intellect 10, Presence 10, Will 10.</w:t>
       </w:r>
       <w:r>
         <w:t xml:space="preserve"> </w:t>
@@ -26986,7 +27338,7 @@
         <w:t xml:space="preserve"> </w:t>
       </w:r>
       <w:r>
-        <w:t xml:space="preserve">11.</w:t>
+        <w:t xml:space="preserve">12.</w:t>
       </w:r>
     </w:p>
     <w:p>
@@ -27008,7 +27360,7 @@
         <w:t xml:space="preserve"> </w:t>
       </w:r>
       <w:r>
-        <w:t xml:space="preserve">Computers 16 (Specialty). Trained: Engineering 14, Investigation 14, Sensors 14, Firearms 13, Stealth 13, Psionics 12, Psychology 12, Athletics 11, Deception 11, Streetwise 11.</w:t>
+        <w:t xml:space="preserve">Close Combat 18 (Expert). Trained: Athletics 14, Firearms 14, Stealth 14, Engineering 11, Medicine 11, Streetwise 11, Survival 11.</w:t>
       </w:r>
     </w:p>
     <w:p>
@@ -27030,7 +27382,7 @@
         <w:t xml:space="preserve"> </w:t>
       </w:r>
       <w:r>
-        <w:t xml:space="preserve">Extra Trained skill, +1 attribute point, A friend; a friend: a Quiet Network forger who keeps Sable’s test results clean.</w:t>
+        <w:t xml:space="preserve">+1 attribute point, Extra Resolve, Second advantage; second advantage: Implant: Reflex Wiring.</w:t>
       </w:r>
     </w:p>
     <w:p>
@@ -27052,7 +27404,7 @@
         <w:t xml:space="preserve"> </w:t>
       </w:r>
       <w:r>
-        <w:t xml:space="preserve">Psionic.</w:t>
+        <w:t xml:space="preserve">Implant: Cyber-Limb.</w:t>
       </w:r>
       <w:r>
         <w:t xml:space="preserve"> </w:t>
@@ -27068,7 +27420,7 @@
         <w:t xml:space="preserve"> </w:t>
       </w:r>
       <w:r>
-        <w:t xml:space="preserve">Unregistered; trigger: a Mandate screening at the corridor gate.</w:t>
+        <w:t xml:space="preserve">Implant Upkeep; trigger: your supplier wants more.</w:t>
       </w:r>
     </w:p>
     <w:p>
@@ -27090,6 +27442,750 @@
         <w:t xml:space="preserve"> </w:t>
       </w:r>
       <w:r>
+        <w:t xml:space="preserve">I can’t go home. The crew is home now.</w:t>
+      </w:r>
+      <w:r>
+        <w:t xml:space="preserve"> </w:t>
+      </w:r>
+      <w:r>
+        <w:rPr>
+          <w:bCs/>
+          <w:b/>
+        </w:rPr>
+        <w:t xml:space="preserve">Connection:</w:t>
+      </w:r>
+      <w:r>
+        <w:t xml:space="preserve"> </w:t>
+      </w:r>
+      <w:r>
+        <w:t xml:space="preserve">Brakka was on the other side of that border war. They found out over a drink, and stayed friends.</w:t>
+      </w:r>
+    </w:p>
+    <w:bookmarkEnd w:id="158"/>
+    <w:bookmarkStart w:id="159" w:name="ilvi-saradh"/>
+    <w:p>
+      <w:pPr>
+        <w:pStyle w:val="Heading2"/>
+      </w:pPr>
+      <w:r>
+        <w:t xml:space="preserve">Ilvi Saradh</w:t>
+      </w:r>
+    </w:p>
+    <w:p>
+      <w:pPr>
+        <w:pStyle w:val="FirstParagraph"/>
+      </w:pPr>
+      <w:r>
+        <w:rPr>
+          <w:iCs/>
+          <w:i/>
+        </w:rPr>
+        <w:t xml:space="preserve">Guild navigator, AI Minder. Draelin (tier 1).</w:t>
+      </w:r>
+      <w:r>
+        <w:t xml:space="preserve"> </w:t>
+      </w:r>
+      <w:r>
+        <w:t xml:space="preserve">A guild navigator whose AI partner, Quill, remembers a corridor the guild says doesn’t exist.</w:t>
+      </w:r>
+    </w:p>
+    <w:p>
+      <w:pPr>
+        <w:numPr>
+          <w:ilvl w:val="0"/>
+          <w:numId w:val="1043"/>
+        </w:numPr>
+        <w:pStyle w:val="Compact"/>
+      </w:pPr>
+      <w:r>
+        <w:rPr>
+          <w:bCs/>
+          <w:b/>
+        </w:rPr>
+        <w:t xml:space="preserve">Attributes:</w:t>
+      </w:r>
+      <w:r>
+        <w:t xml:space="preserve"> </w:t>
+      </w:r>
+      <w:r>
+        <w:t xml:space="preserve">Body 9, Agility 12, Intellect 13, Presence 11, Will 10.</w:t>
+      </w:r>
+      <w:r>
+        <w:t xml:space="preserve"> </w:t>
+      </w:r>
+      <w:r>
+        <w:rPr>
+          <w:bCs/>
+          <w:b/>
+        </w:rPr>
+        <w:t xml:space="preserve">Dodge</w:t>
+      </w:r>
+      <w:r>
+        <w:t xml:space="preserve"> </w:t>
+      </w:r>
+      <w:r>
+        <w:t xml:space="preserve">11.</w:t>
+      </w:r>
+    </w:p>
+    <w:p>
+      <w:pPr>
+        <w:numPr>
+          <w:ilvl w:val="0"/>
+          <w:numId w:val="1043"/>
+        </w:numPr>
+        <w:pStyle w:val="Compact"/>
+      </w:pPr>
+      <w:r>
+        <w:rPr>
+          <w:bCs/>
+          <w:b/>
+        </w:rPr>
+        <w:t xml:space="preserve">Skills:</w:t>
+      </w:r>
+      <w:r>
+        <w:t xml:space="preserve"> </w:t>
+      </w:r>
+      <w:r>
+        <w:t xml:space="preserve">Computers 16 (Specialty). Trained: Commerce 14, Engineering 14, Investigation 14, Science 14, Sensors 14, Piloting 13, Stealth 13, Diplomacy 12, Psychology 11, Athletics 10; Navigation 14 (free).</w:t>
+      </w:r>
+    </w:p>
+    <w:p>
+      <w:pPr>
+        <w:numPr>
+          <w:ilvl w:val="0"/>
+          <w:numId w:val="1043"/>
+        </w:numPr>
+        <w:pStyle w:val="Compact"/>
+      </w:pPr>
+      <w:r>
+        <w:rPr>
+          <w:bCs/>
+          <w:b/>
+        </w:rPr>
+        <w:t xml:space="preserve">Edges:</w:t>
+      </w:r>
+      <w:r>
+        <w:t xml:space="preserve"> </w:t>
+      </w:r>
+      <w:r>
+        <w:t xml:space="preserve">Extra Trained skill, A fine weapon or tool; a fine tool: Quill’s core, a guild-grade AI (+2 to Computers for breaking old guild encryption and recovering lost navigation data).</w:t>
+      </w:r>
+    </w:p>
+    <w:p>
+      <w:pPr>
+        <w:numPr>
+          <w:ilvl w:val="0"/>
+          <w:numId w:val="1043"/>
+        </w:numPr>
+        <w:pStyle w:val="Compact"/>
+      </w:pPr>
+      <w:r>
+        <w:rPr>
+          <w:bCs/>
+          <w:b/>
+        </w:rPr>
+        <w:t xml:space="preserve">Advantage:</w:t>
+      </w:r>
+      <w:r>
+        <w:t xml:space="preserve"> </w:t>
+      </w:r>
+      <w:r>
+        <w:t xml:space="preserve">Corridor Sense.</w:t>
+      </w:r>
+      <w:r>
+        <w:t xml:space="preserve"> </w:t>
+      </w:r>
+      <w:r>
+        <w:rPr>
+          <w:bCs/>
+          <w:b/>
+        </w:rPr>
+        <w:t xml:space="preserve">Complication:</w:t>
+      </w:r>
+      <w:r>
+        <w:t xml:space="preserve"> </w:t>
+      </w:r>
+      <w:r>
+        <w:t xml:space="preserve">Dangerous Knowledge; trigger: someone close to the truth.</w:t>
+      </w:r>
+    </w:p>
+    <w:p>
+      <w:pPr>
+        <w:numPr>
+          <w:ilvl w:val="0"/>
+          <w:numId w:val="1043"/>
+        </w:numPr>
+        <w:pStyle w:val="Compact"/>
+      </w:pPr>
+      <w:r>
+        <w:rPr>
+          <w:bCs/>
+          <w:b/>
+        </w:rPr>
+        <w:t xml:space="preserve">Why I’m out here:</w:t>
+      </w:r>
+      <w:r>
+        <w:t xml:space="preserve"> </w:t>
+      </w:r>
+      <w:r>
+        <w:t xml:space="preserve">The galaxy is full of things no one understands yet. I want to be first.</w:t>
+      </w:r>
+      <w:r>
+        <w:t xml:space="preserve"> </w:t>
+      </w:r>
+      <w:r>
+        <w:rPr>
+          <w:bCs/>
+          <w:b/>
+        </w:rPr>
+        <w:t xml:space="preserve">Connection:</w:t>
+      </w:r>
+      <w:r>
+        <w:t xml:space="preserve"> </w:t>
+      </w:r>
+      <w:r>
+        <w:t xml:space="preserve">Quill found the corridor Kesh’s hive needed. Ilvi never told the guild.</w:t>
+      </w:r>
+    </w:p>
+    <w:bookmarkEnd w:id="159"/>
+    <w:bookmarkStart w:id="160" w:name="dr.-anwe-tal"/>
+    <w:p>
+      <w:pPr>
+        <w:pStyle w:val="Heading2"/>
+      </w:pPr>
+      <w:r>
+        <w:t xml:space="preserve">Dr. Anwe Tal</w:t>
+      </w:r>
+    </w:p>
+    <w:p>
+      <w:pPr>
+        <w:pStyle w:val="FirstParagraph"/>
+      </w:pPr>
+      <w:r>
+        <w:rPr>
+          <w:iCs/>
+          <w:i/>
+        </w:rPr>
+        <w:t xml:space="preserve">Restoration ecologist, Scientist. Corvani (tier 1).</w:t>
+      </w:r>
+      <w:r>
+        <w:t xml:space="preserve"> </w:t>
+      </w:r>
+      <w:r>
+        <w:t xml:space="preserve">Rebuilding a world the Hegemony strip-mined, against a mining corporation’s lawyers and, lately, its guns.</w:t>
+      </w:r>
+    </w:p>
+    <w:p>
+      <w:pPr>
+        <w:numPr>
+          <w:ilvl w:val="0"/>
+          <w:numId w:val="1044"/>
+        </w:numPr>
+        <w:pStyle w:val="Compact"/>
+      </w:pPr>
+      <w:r>
+        <w:rPr>
+          <w:bCs/>
+          <w:b/>
+        </w:rPr>
+        <w:t xml:space="preserve">Attributes:</w:t>
+      </w:r>
+      <w:r>
+        <w:t xml:space="preserve"> </w:t>
+      </w:r>
+      <w:r>
+        <w:t xml:space="preserve">Body 11, Agility 9, Intellect 13, Presence 10, Will 13.</w:t>
+      </w:r>
+      <w:r>
+        <w:t xml:space="preserve"> </w:t>
+      </w:r>
+      <w:r>
+        <w:rPr>
+          <w:bCs/>
+          <w:b/>
+        </w:rPr>
+        <w:t xml:space="preserve">Dodge</w:t>
+      </w:r>
+      <w:r>
+        <w:t xml:space="preserve"> </w:t>
+      </w:r>
+      <w:r>
+        <w:t xml:space="preserve">8.</w:t>
+      </w:r>
+    </w:p>
+    <w:p>
+      <w:pPr>
+        <w:numPr>
+          <w:ilvl w:val="0"/>
+          <w:numId w:val="1044"/>
+        </w:numPr>
+        <w:pStyle w:val="Compact"/>
+      </w:pPr>
+      <w:r>
+        <w:rPr>
+          <w:bCs/>
+          <w:b/>
+        </w:rPr>
+        <w:t xml:space="preserve">Skills:</w:t>
+      </w:r>
+      <w:r>
+        <w:t xml:space="preserve"> </w:t>
+      </w:r>
+      <w:r>
+        <w:t xml:space="preserve">Science 16 (Specialty). Trained: Computers 14, Engineering 14, Investigation 14, Medicine 14, Psychology 14, Sensors 14, Survival 14, Athletics 12, Diplomacy 11.</w:t>
+      </w:r>
+    </w:p>
+    <w:p>
+      <w:pPr>
+        <w:numPr>
+          <w:ilvl w:val="0"/>
+          <w:numId w:val="1044"/>
+        </w:numPr>
+        <w:pStyle w:val="Compact"/>
+      </w:pPr>
+      <w:r>
+        <w:rPr>
+          <w:bCs/>
+          <w:b/>
+        </w:rPr>
+        <w:t xml:space="preserve">Edges:</w:t>
+      </w:r>
+      <w:r>
+        <w:t xml:space="preserve"> </w:t>
+      </w:r>
+      <w:r>
+        <w:t xml:space="preserve">+1 attribute point, A friend; a friend: a Veyari archivist who keeps the old survey records of her world.</w:t>
+      </w:r>
+    </w:p>
+    <w:p>
+      <w:pPr>
+        <w:numPr>
+          <w:ilvl w:val="0"/>
+          <w:numId w:val="1044"/>
+        </w:numPr>
+        <w:pStyle w:val="Compact"/>
+      </w:pPr>
+      <w:r>
+        <w:rPr>
+          <w:bCs/>
+          <w:b/>
+        </w:rPr>
+        <w:t xml:space="preserve">Advantage:</w:t>
+      </w:r>
+      <w:r>
+        <w:t xml:space="preserve"> </w:t>
+      </w:r>
+      <w:r>
+        <w:t xml:space="preserve">Restorer (species; companion: Ecological Safeguards).</w:t>
+      </w:r>
+      <w:r>
+        <w:t xml:space="preserve"> </w:t>
+      </w:r>
+      <w:r>
+        <w:rPr>
+          <w:bCs/>
+          <w:b/>
+        </w:rPr>
+        <w:t xml:space="preserve">Complication:</w:t>
+      </w:r>
+      <w:r>
+        <w:t xml:space="preserve"> </w:t>
+      </w:r>
+      <w:r>
+        <w:t xml:space="preserve">Protects Others; trigger: a civilian in the crossfire.</w:t>
+      </w:r>
+    </w:p>
+    <w:p>
+      <w:pPr>
+        <w:numPr>
+          <w:ilvl w:val="0"/>
+          <w:numId w:val="1044"/>
+        </w:numPr>
+        <w:pStyle w:val="Compact"/>
+      </w:pPr>
+      <w:r>
+        <w:rPr>
+          <w:bCs/>
+          <w:b/>
+        </w:rPr>
+        <w:t xml:space="preserve">Why I’m out here:</w:t>
+      </w:r>
+      <w:r>
+        <w:t xml:space="preserve"> </w:t>
+      </w:r>
+      <w:r>
+        <w:t xml:space="preserve">People out here need help, and I can give it.</w:t>
+      </w:r>
+      <w:r>
+        <w:t xml:space="preserve"> </w:t>
+      </w:r>
+      <w:r>
+        <w:rPr>
+          <w:bCs/>
+          <w:b/>
+        </w:rPr>
+        <w:t xml:space="preserve">Connection:</w:t>
+      </w:r>
+      <w:r>
+        <w:t xml:space="preserve"> </w:t>
+      </w:r>
+      <w:r>
+        <w:t xml:space="preserve">Sable cleaned up the corporation’s files that proved Anwe’s case, and asked nothing for it.</w:t>
+      </w:r>
+    </w:p>
+    <w:bookmarkEnd w:id="160"/>
+    <w:bookmarkStart w:id="161" w:name="brakka"/>
+    <w:p>
+      <w:pPr>
+        <w:pStyle w:val="Heading2"/>
+      </w:pPr>
+      <w:r>
+        <w:t xml:space="preserve">Brakka</w:t>
+      </w:r>
+    </w:p>
+    <w:p>
+      <w:pPr>
+        <w:pStyle w:val="FirstParagraph"/>
+      </w:pPr>
+      <w:r>
+        <w:rPr>
+          <w:iCs/>
+          <w:i/>
+        </w:rPr>
+        <w:t xml:space="preserve">Deserter, Ninth Legion, Mercenary. Dresh (tier 2).</w:t>
+      </w:r>
+      <w:r>
+        <w:t xml:space="preserve"> </w:t>
+      </w:r>
+      <w:r>
+        <w:t xml:space="preserve">A legionary who deserted rather than burn a Zhaq city. The Hegemony wants him back, or dead.</w:t>
+      </w:r>
+    </w:p>
+    <w:p>
+      <w:pPr>
+        <w:numPr>
+          <w:ilvl w:val="0"/>
+          <w:numId w:val="1045"/>
+        </w:numPr>
+        <w:pStyle w:val="Compact"/>
+      </w:pPr>
+      <w:r>
+        <w:rPr>
+          <w:bCs/>
+          <w:b/>
+        </w:rPr>
+        <w:t xml:space="preserve">Attributes:</w:t>
+      </w:r>
+      <w:r>
+        <w:t xml:space="preserve"> </w:t>
+      </w:r>
+      <w:r>
+        <w:t xml:space="preserve">Body 15, Agility 11, Intellect 9, Presence 10, Will 10.</w:t>
+      </w:r>
+      <w:r>
+        <w:t xml:space="preserve"> </w:t>
+      </w:r>
+      <w:r>
+        <w:rPr>
+          <w:bCs/>
+          <w:b/>
+        </w:rPr>
+        <w:t xml:space="preserve">Dodge</w:t>
+      </w:r>
+      <w:r>
+        <w:t xml:space="preserve"> </w:t>
+      </w:r>
+      <w:r>
+        <w:t xml:space="preserve">10.</w:t>
+      </w:r>
+    </w:p>
+    <w:p>
+      <w:pPr>
+        <w:numPr>
+          <w:ilvl w:val="0"/>
+          <w:numId w:val="1045"/>
+        </w:numPr>
+        <w:pStyle w:val="Compact"/>
+      </w:pPr>
+      <w:r>
+        <w:rPr>
+          <w:bCs/>
+          <w:b/>
+        </w:rPr>
+        <w:t xml:space="preserve">Skills:</w:t>
+      </w:r>
+      <w:r>
+        <w:t xml:space="preserve"> </w:t>
+      </w:r>
+      <w:r>
+        <w:t xml:space="preserve">Firearms 14 (Specialty). Trained: Athletics 16, Close Combat 16, Piloting 12, Stealth 12, Leadership 11, Survival 11, Engineering 10, Medicine 10, Sensors 10.</w:t>
+      </w:r>
+    </w:p>
+    <w:p>
+      <w:pPr>
+        <w:numPr>
+          <w:ilvl w:val="0"/>
+          <w:numId w:val="1045"/>
+        </w:numPr>
+        <w:pStyle w:val="Compact"/>
+      </w:pPr>
+      <w:r>
+        <w:rPr>
+          <w:bCs/>
+          <w:b/>
+        </w:rPr>
+        <w:t xml:space="preserve">Edges:</w:t>
+      </w:r>
+      <w:r>
+        <w:t xml:space="preserve"> </w:t>
+      </w:r>
+      <w:r>
+        <w:t xml:space="preserve">Extra Resolve.</w:t>
+      </w:r>
+    </w:p>
+    <w:p>
+      <w:pPr>
+        <w:numPr>
+          <w:ilvl w:val="0"/>
+          <w:numId w:val="1045"/>
+        </w:numPr>
+        <w:pStyle w:val="Compact"/>
+      </w:pPr>
+      <w:r>
+        <w:rPr>
+          <w:bCs/>
+          <w:b/>
+        </w:rPr>
+        <w:t xml:space="preserve">Advantage:</w:t>
+      </w:r>
+      <w:r>
+        <w:t xml:space="preserve"> </w:t>
+      </w:r>
+      <w:r>
+        <w:t xml:space="preserve">Legion Drill (species; companion: Whose Soldier?).</w:t>
+      </w:r>
+      <w:r>
+        <w:t xml:space="preserve"> </w:t>
+      </w:r>
+      <w:r>
+        <w:rPr>
+          <w:bCs/>
+          <w:b/>
+        </w:rPr>
+        <w:t xml:space="preserve">Complication:</w:t>
+      </w:r>
+      <w:r>
+        <w:t xml:space="preserve"> </w:t>
+      </w:r>
+      <w:r>
+        <w:t xml:space="preserve">Hegemony Bounty; trigger: a hunter in the next berth.</w:t>
+      </w:r>
+    </w:p>
+    <w:p>
+      <w:pPr>
+        <w:numPr>
+          <w:ilvl w:val="0"/>
+          <w:numId w:val="1045"/>
+        </w:numPr>
+        <w:pStyle w:val="Compact"/>
+      </w:pPr>
+      <w:r>
+        <w:rPr>
+          <w:bCs/>
+          <w:b/>
+        </w:rPr>
+        <w:t xml:space="preserve">Why I’m out here:</w:t>
+      </w:r>
+      <w:r>
+        <w:t xml:space="preserve"> </w:t>
+      </w:r>
+      <w:r>
+        <w:t xml:space="preserve">Someone took everything from me. I’ll find them.</w:t>
+      </w:r>
+      <w:r>
+        <w:t xml:space="preserve"> </w:t>
+      </w:r>
+      <w:r>
+        <w:rPr>
+          <w:bCs/>
+          <w:b/>
+        </w:rPr>
+        <w:t xml:space="preserve">Connection:</w:t>
+      </w:r>
+      <w:r>
+        <w:t xml:space="preserve"> </w:t>
+      </w:r>
+      <w:r>
+        <w:t xml:space="preserve">Rook fought him across the Zhaq border once. Now Rook watches his back.</w:t>
+      </w:r>
+    </w:p>
+    <w:bookmarkEnd w:id="161"/>
+    <w:bookmarkStart w:id="162" w:name="sable"/>
+    <w:p>
+      <w:pPr>
+        <w:pStyle w:val="Heading2"/>
+      </w:pPr>
+      <w:r>
+        <w:t xml:space="preserve">Sable</w:t>
+      </w:r>
+    </w:p>
+    <w:p>
+      <w:pPr>
+        <w:pStyle w:val="FirstParagraph"/>
+      </w:pPr>
+      <w:r>
+        <w:rPr>
+          <w:iCs/>
+          <w:i/>
+        </w:rPr>
+        <w:t xml:space="preserve">Freelance intrusion specialist, Hacker. Human (tier 0).</w:t>
+      </w:r>
+      <w:r>
+        <w:t xml:space="preserve"> </w:t>
+      </w:r>
+      <w:r>
+        <w:t xml:space="preserve">Breaks into any system for the right price. Secretly psionic, hidden by the Quiet Network; every checkpoint is a gamble.</w:t>
+      </w:r>
+    </w:p>
+    <w:p>
+      <w:pPr>
+        <w:numPr>
+          <w:ilvl w:val="0"/>
+          <w:numId w:val="1046"/>
+        </w:numPr>
+        <w:pStyle w:val="Compact"/>
+      </w:pPr>
+      <w:r>
+        <w:rPr>
+          <w:bCs/>
+          <w:b/>
+        </w:rPr>
+        <w:t xml:space="preserve">Attributes:</w:t>
+      </w:r>
+      <w:r>
+        <w:t xml:space="preserve"> </w:t>
+      </w:r>
+      <w:r>
+        <w:t xml:space="preserve">Body 10, Agility 12, Intellect 13, Presence 10, Will 11.</w:t>
+      </w:r>
+      <w:r>
+        <w:t xml:space="preserve"> </w:t>
+      </w:r>
+      <w:r>
+        <w:rPr>
+          <w:bCs/>
+          <w:b/>
+        </w:rPr>
+        <w:t xml:space="preserve">Dodge</w:t>
+      </w:r>
+      <w:r>
+        <w:t xml:space="preserve"> </w:t>
+      </w:r>
+      <w:r>
+        <w:t xml:space="preserve">11.</w:t>
+      </w:r>
+    </w:p>
+    <w:p>
+      <w:pPr>
+        <w:numPr>
+          <w:ilvl w:val="0"/>
+          <w:numId w:val="1046"/>
+        </w:numPr>
+        <w:pStyle w:val="Compact"/>
+      </w:pPr>
+      <w:r>
+        <w:rPr>
+          <w:bCs/>
+          <w:b/>
+        </w:rPr>
+        <w:t xml:space="preserve">Skills:</w:t>
+      </w:r>
+      <w:r>
+        <w:t xml:space="preserve"> </w:t>
+      </w:r>
+      <w:r>
+        <w:t xml:space="preserve">Computers 16 (Specialty). Trained: Engineering 14, Investigation 14, Sensors 14, Firearms 13, Stealth 13, Psionics 12, Psychology 12, Athletics 11, Deception 11, Streetwise 11.</w:t>
+      </w:r>
+    </w:p>
+    <w:p>
+      <w:pPr>
+        <w:numPr>
+          <w:ilvl w:val="0"/>
+          <w:numId w:val="1046"/>
+        </w:numPr>
+        <w:pStyle w:val="Compact"/>
+      </w:pPr>
+      <w:r>
+        <w:rPr>
+          <w:bCs/>
+          <w:b/>
+        </w:rPr>
+        <w:t xml:space="preserve">Edges:</w:t>
+      </w:r>
+      <w:r>
+        <w:t xml:space="preserve"> </w:t>
+      </w:r>
+      <w:r>
+        <w:t xml:space="preserve">Extra Trained skill, +1 attribute point, A friend; a friend: a Quiet Network forger who keeps Sable’s test results clean.</w:t>
+      </w:r>
+    </w:p>
+    <w:p>
+      <w:pPr>
+        <w:numPr>
+          <w:ilvl w:val="0"/>
+          <w:numId w:val="1046"/>
+        </w:numPr>
+        <w:pStyle w:val="Compact"/>
+      </w:pPr>
+      <w:r>
+        <w:rPr>
+          <w:bCs/>
+          <w:b/>
+        </w:rPr>
+        <w:t xml:space="preserve">Advantage:</w:t>
+      </w:r>
+      <w:r>
+        <w:t xml:space="preserve"> </w:t>
+      </w:r>
+      <w:r>
+        <w:t xml:space="preserve">Psionic.</w:t>
+      </w:r>
+      <w:r>
+        <w:t xml:space="preserve"> </w:t>
+      </w:r>
+      <w:r>
+        <w:rPr>
+          <w:bCs/>
+          <w:b/>
+        </w:rPr>
+        <w:t xml:space="preserve">Complication:</w:t>
+      </w:r>
+      <w:r>
+        <w:t xml:space="preserve"> </w:t>
+      </w:r>
+      <w:r>
+        <w:t xml:space="preserve">Unregistered; trigger: a Mandate screening at the corridor gate.</w:t>
+      </w:r>
+    </w:p>
+    <w:p>
+      <w:pPr>
+        <w:numPr>
+          <w:ilvl w:val="0"/>
+          <w:numId w:val="1046"/>
+        </w:numPr>
+        <w:pStyle w:val="Compact"/>
+      </w:pPr>
+      <w:r>
+        <w:rPr>
+          <w:bCs/>
+          <w:b/>
+        </w:rPr>
+        <w:t xml:space="preserve">Why I’m out here:</w:t>
+      </w:r>
+      <w:r>
+        <w:t xml:space="preserve"> </w:t>
+      </w:r>
+      <w:r>
         <w:t xml:space="preserve">No empire, no creditor, no one owns me.</w:t>
       </w:r>
       <w:r>
@@ -27109,9 +28205,9 @@
         <w:t xml:space="preserve">Sable cleaned up the files that proved Dr. Anwe Tal’s case, for nothing. Anwe wonders why.</w:t>
       </w:r>
     </w:p>
-    <w:bookmarkEnd w:id="157"/>
-    <w:bookmarkEnd w:id="158"/>
-    <w:bookmarkStart w:id="159" w:name="advantages"/>
+    <w:bookmarkEnd w:id="162"/>
+    <w:bookmarkEnd w:id="163"/>
+    <w:bookmarkStart w:id="164" w:name="advantages"/>
     <w:p>
       <w:pPr>
         <w:pStyle w:val="Heading1"/>
@@ -28043,8 +29139,8 @@
         <w:t xml:space="preserve">belongs to the whole crew once it’s taken.</w:t>
       </w:r>
     </w:p>
-    <w:bookmarkEnd w:id="159"/>
-    <w:bookmarkStart w:id="185" w:name="species"/>
+    <w:bookmarkEnd w:id="164"/>
+    <w:bookmarkStart w:id="190" w:name="species"/>
     <w:p>
       <w:pPr>
         <w:pStyle w:val="Heading1"/>
@@ -29727,7 +30823,7 @@
         </w:tc>
       </w:tr>
     </w:tbl>
-    <w:bookmarkStart w:id="160" w:name="human"/>
+    <w:bookmarkStart w:id="165" w:name="human"/>
     <w:p>
       <w:pPr>
         <w:pStyle w:val="Heading2"/>
@@ -30040,8 +31136,8 @@
         </w:tc>
       </w:tr>
     </w:tbl>
-    <w:bookmarkEnd w:id="160"/>
-    <w:bookmarkStart w:id="161" w:name="vesh"/>
+    <w:bookmarkEnd w:id="165"/>
+    <w:bookmarkStart w:id="166" w:name="vesh"/>
     <w:p>
       <w:pPr>
         <w:pStyle w:val="Heading2"/>
@@ -30086,7 +31182,7 @@
       <w:pPr>
         <w:numPr>
           <w:ilvl w:val="0"/>
-          <w:numId w:val="1043"/>
+          <w:numId w:val="1047"/>
         </w:numPr>
         <w:pStyle w:val="Compact"/>
       </w:pPr>
@@ -30378,8 +31474,8 @@
         </w:tc>
       </w:tr>
     </w:tbl>
-    <w:bookmarkEnd w:id="161"/>
-    <w:bookmarkStart w:id="162" w:name="brulvek"/>
+    <w:bookmarkEnd w:id="166"/>
+    <w:bookmarkStart w:id="167" w:name="brulvek"/>
     <w:p>
       <w:pPr>
         <w:pStyle w:val="Heading2"/>
@@ -30424,7 +31520,7 @@
       <w:pPr>
         <w:numPr>
           <w:ilvl w:val="0"/>
-          <w:numId w:val="1044"/>
+          <w:numId w:val="1048"/>
         </w:numPr>
         <w:pStyle w:val="Compact"/>
       </w:pPr>
@@ -30716,8 +31812,8 @@
         </w:tc>
       </w:tr>
     </w:tbl>
-    <w:bookmarkEnd w:id="162"/>
-    <w:bookmarkStart w:id="163" w:name="corvani"/>
+    <w:bookmarkEnd w:id="167"/>
+    <w:bookmarkStart w:id="168" w:name="corvani"/>
     <w:p>
       <w:pPr>
         <w:pStyle w:val="Heading2"/>
@@ -30762,7 +31858,7 @@
       <w:pPr>
         <w:numPr>
           <w:ilvl w:val="0"/>
-          <w:numId w:val="1045"/>
+          <w:numId w:val="1049"/>
         </w:numPr>
         <w:pStyle w:val="Compact"/>
       </w:pPr>
@@ -31054,8 +32150,8 @@
         </w:tc>
       </w:tr>
     </w:tbl>
-    <w:bookmarkEnd w:id="163"/>
-    <w:bookmarkStart w:id="164" w:name="draelin"/>
+    <w:bookmarkEnd w:id="168"/>
+    <w:bookmarkStart w:id="169" w:name="draelin"/>
     <w:p>
       <w:pPr>
         <w:pStyle w:val="Heading2"/>
@@ -31100,7 +32196,7 @@
       <w:pPr>
         <w:numPr>
           <w:ilvl w:val="0"/>
-          <w:numId w:val="1046"/>
+          <w:numId w:val="1050"/>
         </w:numPr>
         <w:pStyle w:val="Compact"/>
       </w:pPr>
@@ -31112,7 +32208,7 @@
       <w:pPr>
         <w:numPr>
           <w:ilvl w:val="0"/>
-          <w:numId w:val="1046"/>
+          <w:numId w:val="1050"/>
         </w:numPr>
         <w:pStyle w:val="Compact"/>
       </w:pPr>
@@ -31422,8 +32518,8 @@
         </w:tc>
       </w:tr>
     </w:tbl>
-    <w:bookmarkEnd w:id="164"/>
-    <w:bookmarkStart w:id="165" w:name="joruun"/>
+    <w:bookmarkEnd w:id="169"/>
+    <w:bookmarkStart w:id="170" w:name="joruun"/>
     <w:p>
       <w:pPr>
         <w:pStyle w:val="Heading2"/>
@@ -31468,7 +32564,7 @@
       <w:pPr>
         <w:numPr>
           <w:ilvl w:val="0"/>
-          <w:numId w:val="1047"/>
+          <w:numId w:val="1051"/>
         </w:numPr>
         <w:pStyle w:val="Compact"/>
       </w:pPr>
@@ -31760,8 +32856,8 @@
         </w:tc>
       </w:tr>
     </w:tbl>
-    <w:bookmarkEnd w:id="165"/>
-    <w:bookmarkStart w:id="166" w:name="kel-1"/>
+    <w:bookmarkEnd w:id="170"/>
+    <w:bookmarkStart w:id="171" w:name="kel-1"/>
     <w:p>
       <w:pPr>
         <w:pStyle w:val="Heading2"/>
@@ -31806,7 +32902,7 @@
       <w:pPr>
         <w:numPr>
           <w:ilvl w:val="0"/>
-          <w:numId w:val="1048"/>
+          <w:numId w:val="1052"/>
         </w:numPr>
         <w:pStyle w:val="Compact"/>
       </w:pPr>
@@ -31818,7 +32914,7 @@
       <w:pPr>
         <w:numPr>
           <w:ilvl w:val="0"/>
-          <w:numId w:val="1048"/>
+          <w:numId w:val="1052"/>
         </w:numPr>
         <w:pStyle w:val="Compact"/>
       </w:pPr>
@@ -32110,8 +33206,8 @@
         </w:tc>
       </w:tr>
     </w:tbl>
-    <w:bookmarkEnd w:id="166"/>
-    <w:bookmarkStart w:id="167" w:name="mirrun-1"/>
+    <w:bookmarkEnd w:id="171"/>
+    <w:bookmarkStart w:id="172" w:name="mirrun-1"/>
     <w:p>
       <w:pPr>
         <w:pStyle w:val="Heading2"/>
@@ -32156,7 +33252,7 @@
       <w:pPr>
         <w:numPr>
           <w:ilvl w:val="0"/>
-          <w:numId w:val="1049"/>
+          <w:numId w:val="1053"/>
         </w:numPr>
         <w:pStyle w:val="Compact"/>
       </w:pPr>
@@ -32448,8 +33544,8 @@
         </w:tc>
       </w:tr>
     </w:tbl>
-    <w:bookmarkEnd w:id="167"/>
-    <w:bookmarkStart w:id="168" w:name="ommek"/>
+    <w:bookmarkEnd w:id="172"/>
+    <w:bookmarkStart w:id="173" w:name="ommek"/>
     <w:p>
       <w:pPr>
         <w:pStyle w:val="Heading2"/>
@@ -32494,7 +33590,7 @@
       <w:pPr>
         <w:numPr>
           <w:ilvl w:val="0"/>
-          <w:numId w:val="1050"/>
+          <w:numId w:val="1054"/>
         </w:numPr>
         <w:pStyle w:val="Compact"/>
       </w:pPr>
@@ -32804,8 +33900,8 @@
         </w:tc>
       </w:tr>
     </w:tbl>
-    <w:bookmarkEnd w:id="168"/>
-    <w:bookmarkStart w:id="169" w:name="shivar"/>
+    <w:bookmarkEnd w:id="173"/>
+    <w:bookmarkStart w:id="174" w:name="shivar"/>
     <w:p>
       <w:pPr>
         <w:pStyle w:val="Heading2"/>
@@ -32850,7 +33946,7 @@
       <w:pPr>
         <w:numPr>
           <w:ilvl w:val="0"/>
-          <w:numId w:val="1051"/>
+          <w:numId w:val="1055"/>
         </w:numPr>
         <w:pStyle w:val="Compact"/>
       </w:pPr>
@@ -33142,8 +34238,8 @@
         </w:tc>
       </w:tr>
     </w:tbl>
-    <w:bookmarkEnd w:id="169"/>
-    <w:bookmarkStart w:id="170" w:name="tessan-1"/>
+    <w:bookmarkEnd w:id="174"/>
+    <w:bookmarkStart w:id="175" w:name="tessan-1"/>
     <w:p>
       <w:pPr>
         <w:pStyle w:val="Heading2"/>
@@ -33188,7 +34284,7 @@
       <w:pPr>
         <w:numPr>
           <w:ilvl w:val="0"/>
-          <w:numId w:val="1052"/>
+          <w:numId w:val="1056"/>
         </w:numPr>
         <w:pStyle w:val="Compact"/>
       </w:pPr>
@@ -33200,7 +34296,7 @@
       <w:pPr>
         <w:numPr>
           <w:ilvl w:val="0"/>
-          <w:numId w:val="1052"/>
+          <w:numId w:val="1056"/>
         </w:numPr>
         <w:pStyle w:val="Compact"/>
       </w:pPr>
@@ -33492,8 +34588,8 @@
         </w:tc>
       </w:tr>
     </w:tbl>
-    <w:bookmarkEnd w:id="170"/>
-    <w:bookmarkStart w:id="171" w:name="thrum"/>
+    <w:bookmarkEnd w:id="175"/>
+    <w:bookmarkStart w:id="176" w:name="thrum"/>
     <w:p>
       <w:pPr>
         <w:pStyle w:val="Heading2"/>
@@ -33538,7 +34634,7 @@
       <w:pPr>
         <w:numPr>
           <w:ilvl w:val="0"/>
-          <w:numId w:val="1053"/>
+          <w:numId w:val="1057"/>
         </w:numPr>
         <w:pStyle w:val="Compact"/>
       </w:pPr>
@@ -33830,8 +34926,8 @@
         </w:tc>
       </w:tr>
     </w:tbl>
-    <w:bookmarkEnd w:id="171"/>
-    <w:bookmarkStart w:id="172" w:name="uth"/>
+    <w:bookmarkEnd w:id="176"/>
+    <w:bookmarkStart w:id="177" w:name="uth"/>
     <w:p>
       <w:pPr>
         <w:pStyle w:val="Heading2"/>
@@ -33876,7 +34972,7 @@
       <w:pPr>
         <w:numPr>
           <w:ilvl w:val="0"/>
-          <w:numId w:val="1054"/>
+          <w:numId w:val="1058"/>
         </w:numPr>
         <w:pStyle w:val="Compact"/>
       </w:pPr>
@@ -34168,8 +35264,8 @@
         </w:tc>
       </w:tr>
     </w:tbl>
-    <w:bookmarkEnd w:id="172"/>
-    <w:bookmarkStart w:id="173" w:name="uxarra"/>
+    <w:bookmarkEnd w:id="177"/>
+    <w:bookmarkStart w:id="178" w:name="uxarra"/>
     <w:p>
       <w:pPr>
         <w:pStyle w:val="Heading2"/>
@@ -34214,7 +35310,7 @@
       <w:pPr>
         <w:numPr>
           <w:ilvl w:val="0"/>
-          <w:numId w:val="1055"/>
+          <w:numId w:val="1059"/>
         </w:numPr>
         <w:pStyle w:val="Compact"/>
       </w:pPr>
@@ -34506,8 +35602,8 @@
         </w:tc>
       </w:tr>
     </w:tbl>
-    <w:bookmarkEnd w:id="173"/>
-    <w:bookmarkStart w:id="174" w:name="vael"/>
+    <w:bookmarkEnd w:id="178"/>
+    <w:bookmarkStart w:id="179" w:name="vael"/>
     <w:p>
       <w:pPr>
         <w:pStyle w:val="Heading2"/>
@@ -34552,7 +35648,7 @@
       <w:pPr>
         <w:numPr>
           <w:ilvl w:val="0"/>
-          <w:numId w:val="1056"/>
+          <w:numId w:val="1060"/>
         </w:numPr>
         <w:pStyle w:val="Compact"/>
       </w:pPr>
@@ -34564,7 +35660,7 @@
       <w:pPr>
         <w:numPr>
           <w:ilvl w:val="0"/>
-          <w:numId w:val="1056"/>
+          <w:numId w:val="1060"/>
         </w:numPr>
         <w:pStyle w:val="Compact"/>
       </w:pPr>
@@ -34856,8 +35952,8 @@
         </w:tc>
       </w:tr>
     </w:tbl>
-    <w:bookmarkEnd w:id="174"/>
-    <w:bookmarkStart w:id="175" w:name="veyari"/>
+    <w:bookmarkEnd w:id="179"/>
+    <w:bookmarkStart w:id="180" w:name="veyari"/>
     <w:p>
       <w:pPr>
         <w:pStyle w:val="Heading2"/>
@@ -34902,7 +35998,7 @@
       <w:pPr>
         <w:numPr>
           <w:ilvl w:val="0"/>
-          <w:numId w:val="1057"/>
+          <w:numId w:val="1061"/>
         </w:numPr>
         <w:pStyle w:val="Compact"/>
       </w:pPr>
@@ -35194,8 +36290,8 @@
         </w:tc>
       </w:tr>
     </w:tbl>
-    <w:bookmarkEnd w:id="175"/>
-    <w:bookmarkStart w:id="176" w:name="ylith-1"/>
+    <w:bookmarkEnd w:id="180"/>
+    <w:bookmarkStart w:id="181" w:name="ylith-1"/>
     <w:p>
       <w:pPr>
         <w:pStyle w:val="Heading2"/>
@@ -35240,7 +36336,7 @@
       <w:pPr>
         <w:numPr>
           <w:ilvl w:val="0"/>
-          <w:numId w:val="1058"/>
+          <w:numId w:val="1062"/>
         </w:numPr>
         <w:pStyle w:val="Compact"/>
       </w:pPr>
@@ -35252,7 +36348,7 @@
       <w:pPr>
         <w:numPr>
           <w:ilvl w:val="0"/>
-          <w:numId w:val="1058"/>
+          <w:numId w:val="1062"/>
         </w:numPr>
         <w:pStyle w:val="Compact"/>
       </w:pPr>
@@ -35544,8 +36640,8 @@
         </w:tc>
       </w:tr>
     </w:tbl>
-    <w:bookmarkEnd w:id="176"/>
-    <w:bookmarkStart w:id="177" w:name="zethri"/>
+    <w:bookmarkEnd w:id="181"/>
+    <w:bookmarkStart w:id="182" w:name="zethri"/>
     <w:p>
       <w:pPr>
         <w:pStyle w:val="Heading2"/>
@@ -35590,7 +36686,7 @@
       <w:pPr>
         <w:numPr>
           <w:ilvl w:val="0"/>
-          <w:numId w:val="1059"/>
+          <w:numId w:val="1063"/>
         </w:numPr>
         <w:pStyle w:val="Compact"/>
       </w:pPr>
@@ -35882,8 +36978,8 @@
         </w:tc>
       </w:tr>
     </w:tbl>
-    <w:bookmarkEnd w:id="177"/>
-    <w:bookmarkStart w:id="178" w:name="zhaq"/>
+    <w:bookmarkEnd w:id="182"/>
+    <w:bookmarkStart w:id="183" w:name="zhaq"/>
     <w:p>
       <w:pPr>
         <w:pStyle w:val="Heading2"/>
@@ -35928,7 +37024,7 @@
       <w:pPr>
         <w:numPr>
           <w:ilvl w:val="0"/>
-          <w:numId w:val="1060"/>
+          <w:numId w:val="1064"/>
         </w:numPr>
         <w:pStyle w:val="Compact"/>
       </w:pPr>
@@ -35940,7 +37036,7 @@
       <w:pPr>
         <w:numPr>
           <w:ilvl w:val="0"/>
-          <w:numId w:val="1060"/>
+          <w:numId w:val="1064"/>
         </w:numPr>
         <w:pStyle w:val="Compact"/>
       </w:pPr>
@@ -36232,8 +37328,8 @@
         </w:tc>
       </w:tr>
     </w:tbl>
-    <w:bookmarkEnd w:id="178"/>
-    <w:bookmarkStart w:id="179" w:name="dresh"/>
+    <w:bookmarkEnd w:id="183"/>
+    <w:bookmarkStart w:id="184" w:name="dresh"/>
     <w:p>
       <w:pPr>
         <w:pStyle w:val="Heading2"/>
@@ -36278,7 +37374,7 @@
       <w:pPr>
         <w:numPr>
           <w:ilvl w:val="0"/>
-          <w:numId w:val="1061"/>
+          <w:numId w:val="1065"/>
         </w:numPr>
         <w:pStyle w:val="Compact"/>
       </w:pPr>
@@ -36290,7 +37386,7 @@
       <w:pPr>
         <w:numPr>
           <w:ilvl w:val="0"/>
-          <w:numId w:val="1061"/>
+          <w:numId w:val="1065"/>
         </w:numPr>
         <w:pStyle w:val="Compact"/>
       </w:pPr>
@@ -36302,7 +37398,7 @@
       <w:pPr>
         <w:numPr>
           <w:ilvl w:val="0"/>
-          <w:numId w:val="1061"/>
+          <w:numId w:val="1065"/>
         </w:numPr>
         <w:pStyle w:val="Compact"/>
       </w:pPr>
@@ -36594,8 +37690,8 @@
         </w:tc>
       </w:tr>
     </w:tbl>
-    <w:bookmarkEnd w:id="179"/>
-    <w:bookmarkStart w:id="180" w:name="eshuum"/>
+    <w:bookmarkEnd w:id="184"/>
+    <w:bookmarkStart w:id="185" w:name="eshuum"/>
     <w:p>
       <w:pPr>
         <w:pStyle w:val="Heading2"/>
@@ -36640,7 +37736,7 @@
       <w:pPr>
         <w:numPr>
           <w:ilvl w:val="0"/>
-          <w:numId w:val="1062"/>
+          <w:numId w:val="1066"/>
         </w:numPr>
         <w:pStyle w:val="Compact"/>
       </w:pPr>
@@ -36652,7 +37748,7 @@
       <w:pPr>
         <w:numPr>
           <w:ilvl w:val="0"/>
-          <w:numId w:val="1062"/>
+          <w:numId w:val="1066"/>
         </w:numPr>
         <w:pStyle w:val="Compact"/>
       </w:pPr>
@@ -36944,8 +38040,8 @@
         </w:tc>
       </w:tr>
     </w:tbl>
-    <w:bookmarkEnd w:id="180"/>
-    <w:bookmarkStart w:id="181" w:name="khaum"/>
+    <w:bookmarkEnd w:id="185"/>
+    <w:bookmarkStart w:id="186" w:name="khaum"/>
     <w:p>
       <w:pPr>
         <w:pStyle w:val="Heading2"/>
@@ -36990,7 +38086,7 @@
       <w:pPr>
         <w:numPr>
           <w:ilvl w:val="0"/>
-          <w:numId w:val="1063"/>
+          <w:numId w:val="1067"/>
         </w:numPr>
         <w:pStyle w:val="Compact"/>
       </w:pPr>
@@ -37002,7 +38098,7 @@
       <w:pPr>
         <w:numPr>
           <w:ilvl w:val="0"/>
-          <w:numId w:val="1063"/>
+          <w:numId w:val="1067"/>
         </w:numPr>
         <w:pStyle w:val="Compact"/>
       </w:pPr>
@@ -37014,7 +38110,7 @@
       <w:pPr>
         <w:numPr>
           <w:ilvl w:val="0"/>
-          <w:numId w:val="1063"/>
+          <w:numId w:val="1067"/>
         </w:numPr>
         <w:pStyle w:val="Compact"/>
       </w:pPr>
@@ -37306,8 +38402,8 @@
         </w:tc>
       </w:tr>
     </w:tbl>
-    <w:bookmarkEnd w:id="181"/>
-    <w:bookmarkStart w:id="182" w:name="ozhvek"/>
+    <w:bookmarkEnd w:id="186"/>
+    <w:bookmarkStart w:id="187" w:name="ozhvek"/>
     <w:p>
       <w:pPr>
         <w:pStyle w:val="Heading2"/>
@@ -37352,7 +38448,7 @@
       <w:pPr>
         <w:numPr>
           <w:ilvl w:val="0"/>
-          <w:numId w:val="1064"/>
+          <w:numId w:val="1068"/>
         </w:numPr>
         <w:pStyle w:val="Compact"/>
       </w:pPr>
@@ -37364,7 +38460,7 @@
       <w:pPr>
         <w:numPr>
           <w:ilvl w:val="0"/>
-          <w:numId w:val="1064"/>
+          <w:numId w:val="1068"/>
         </w:numPr>
         <w:pStyle w:val="Compact"/>
       </w:pPr>
@@ -37656,8 +38752,8 @@
         </w:tc>
       </w:tr>
     </w:tbl>
-    <w:bookmarkEnd w:id="182"/>
-    <w:bookmarkStart w:id="183" w:name="qor"/>
+    <w:bookmarkEnd w:id="187"/>
+    <w:bookmarkStart w:id="188" w:name="qor"/>
     <w:p>
       <w:pPr>
         <w:pStyle w:val="Heading2"/>
@@ -37702,7 +38798,7 @@
       <w:pPr>
         <w:numPr>
           <w:ilvl w:val="0"/>
-          <w:numId w:val="1065"/>
+          <w:numId w:val="1069"/>
         </w:numPr>
         <w:pStyle w:val="Compact"/>
       </w:pPr>
@@ -37714,7 +38810,7 @@
       <w:pPr>
         <w:numPr>
           <w:ilvl w:val="0"/>
-          <w:numId w:val="1065"/>
+          <w:numId w:val="1069"/>
         </w:numPr>
         <w:pStyle w:val="Compact"/>
       </w:pPr>
@@ -37726,7 +38822,7 @@
       <w:pPr>
         <w:numPr>
           <w:ilvl w:val="0"/>
-          <w:numId w:val="1065"/>
+          <w:numId w:val="1069"/>
         </w:numPr>
         <w:pStyle w:val="Compact"/>
       </w:pPr>
@@ -38018,8 +39114,8 @@
         </w:tc>
       </w:tr>
     </w:tbl>
-    <w:bookmarkEnd w:id="183"/>
-    <w:bookmarkStart w:id="184" w:name="sen"/>
+    <w:bookmarkEnd w:id="188"/>
+    <w:bookmarkStart w:id="189" w:name="sen"/>
     <w:p>
       <w:pPr>
         <w:pStyle w:val="Heading2"/>
@@ -38064,7 +39160,7 @@
       <w:pPr>
         <w:numPr>
           <w:ilvl w:val="0"/>
-          <w:numId w:val="1066"/>
+          <w:numId w:val="1070"/>
         </w:numPr>
         <w:pStyle w:val="Compact"/>
       </w:pPr>
@@ -38076,7 +39172,7 @@
       <w:pPr>
         <w:numPr>
           <w:ilvl w:val="0"/>
-          <w:numId w:val="1066"/>
+          <w:numId w:val="1070"/>
         </w:numPr>
         <w:pStyle w:val="Compact"/>
       </w:pPr>
@@ -38368,9 +39464,9 @@
         </w:tc>
       </w:tr>
     </w:tbl>
-    <w:bookmarkEnd w:id="184"/>
-    <w:bookmarkEnd w:id="185"/>
-    <w:bookmarkStart w:id="198" w:name="making-your-own"/>
+    <w:bookmarkEnd w:id="189"/>
+    <w:bookmarkEnd w:id="190"/>
+    <w:bookmarkStart w:id="203" w:name="making-your-own"/>
     <w:p>
       <w:pPr>
         <w:pStyle w:val="Heading1"/>
@@ -38403,7 +39499,7 @@
         <w:t xml:space="preserve">option at the end of each list, and its checklist holds a custom choice to the same rules as everything else.</w:t>
       </w:r>
     </w:p>
-    <w:bookmarkStart w:id="186" w:name="a-custom-role"/>
+    <w:bookmarkStart w:id="191" w:name="a-custom-role"/>
     <w:p>
       <w:pPr>
         <w:pStyle w:val="Heading2"/>
@@ -38424,7 +39520,7 @@
       <w:pPr>
         <w:numPr>
           <w:ilvl w:val="0"/>
-          <w:numId w:val="1067"/>
+          <w:numId w:val="1071"/>
         </w:numPr>
         <w:pStyle w:val="Compact"/>
       </w:pPr>
@@ -38470,7 +39566,7 @@
       <w:pPr>
         <w:numPr>
           <w:ilvl w:val="0"/>
-          <w:numId w:val="1067"/>
+          <w:numId w:val="1071"/>
         </w:numPr>
         <w:pStyle w:val="Compact"/>
       </w:pPr>
@@ -38492,7 +39588,7 @@
       <w:pPr>
         <w:numPr>
           <w:ilvl w:val="0"/>
-          <w:numId w:val="1067"/>
+          <w:numId w:val="1071"/>
         </w:numPr>
         <w:pStyle w:val="Compact"/>
       </w:pPr>
@@ -38514,7 +39610,7 @@
       <w:pPr>
         <w:numPr>
           <w:ilvl w:val="0"/>
-          <w:numId w:val="1067"/>
+          <w:numId w:val="1071"/>
         </w:numPr>
         <w:pStyle w:val="Compact"/>
       </w:pPr>
@@ -38579,8 +39675,8 @@
         <w:t xml:space="preserve">.</w:t>
       </w:r>
     </w:p>
-    <w:bookmarkEnd w:id="186"/>
-    <w:bookmarkStart w:id="195" w:name="a-custom-species"/>
+    <w:bookmarkEnd w:id="191"/>
+    <w:bookmarkStart w:id="200" w:name="a-custom-species"/>
     <w:p>
       <w:pPr>
         <w:pStyle w:val="Heading2"/>
@@ -38597,7 +39693,7 @@
         <w:t xml:space="preserve">Build it with the GM, one step at a time.</w:t>
       </w:r>
     </w:p>
-    <w:bookmarkStart w:id="187" w:name="the-concept"/>
+    <w:bookmarkStart w:id="192" w:name="the-concept"/>
     <w:p>
       <w:pPr>
         <w:pStyle w:val="Heading3"/>
@@ -38614,8 +39710,8 @@
         <w:t xml:space="preserve">Two or three sentences: where they come from, what sets them apart, and how others see them. It should be something the species in this book don’t already cover.</w:t>
       </w:r>
     </w:p>
-    <w:bookmarkEnd w:id="187"/>
-    <w:bookmarkStart w:id="188" w:name="the-tier"/>
+    <w:bookmarkEnd w:id="192"/>
+    <w:bookmarkStart w:id="193" w:name="the-tier"/>
     <w:p>
       <w:pPr>
         <w:pStyle w:val="Heading3"/>
@@ -38912,8 +40008,8 @@
         <w:t xml:space="preserve">When in doubt, choose the higher tier.</w:t>
       </w:r>
     </w:p>
-    <w:bookmarkEnd w:id="188"/>
-    <w:bookmarkStart w:id="189" w:name="attribute-adjustments"/>
+    <w:bookmarkEnd w:id="193"/>
+    <w:bookmarkStart w:id="194" w:name="attribute-adjustments"/>
     <w:p>
       <w:pPr>
         <w:pStyle w:val="Heading3"/>
@@ -38983,8 +40079,8 @@
         <w:t xml:space="preserve">of +1 or −1 to Move. Most have none. It isn’t an attribute adjustment and needn’t balance.</w:t>
       </w:r>
     </w:p>
-    <w:bookmarkEnd w:id="189"/>
-    <w:bookmarkStart w:id="190" w:name="core-rules-tier-1-and-up"/>
+    <w:bookmarkEnd w:id="194"/>
+    <w:bookmarkStart w:id="195" w:name="core-rules-tier-1-and-up"/>
     <w:p>
       <w:pPr>
         <w:pStyle w:val="Heading3"/>
@@ -39001,8 +40097,8 @@
         <w:t xml:space="preserve">One to three short rules that always apply: what they can do (see in the dark, resist cold, a free Trained skill) and what it costs (a weakness, a people’s distrust, a hazard they can’t abide). A strength with no drawback is worth more than it looks, so price it a tier higher.</w:t>
       </w:r>
     </w:p>
-    <w:bookmarkEnd w:id="190"/>
-    <w:bookmarkStart w:id="191" w:name="species-advantages"/>
+    <w:bookmarkEnd w:id="195"/>
+    <w:bookmarkStart w:id="196" w:name="species-advantages"/>
     <w:p>
       <w:pPr>
         <w:pStyle w:val="Heading3"/>
@@ -39057,8 +40153,8 @@
         <w:t xml:space="preserve">: a problem the trait causes, with a clear trigger and a real consequence, which earns a Resolve point when it bites, like any complication. A character takes one advantage, general or species, so make them distinct choices.</w:t>
       </w:r>
     </w:p>
-    <w:bookmarkEnd w:id="191"/>
-    <w:bookmarkStart w:id="192" w:name="an-alternate-form-optional-tier-2-or-3"/>
+    <w:bookmarkEnd w:id="196"/>
+    <w:bookmarkStart w:id="197" w:name="an-alternate-form-optional-tier-2-or-3"/>
     <w:p>
       <w:pPr>
         <w:pStyle w:val="Heading3"/>
@@ -39091,8 +40187,8 @@
         <w:t xml:space="preserve">apply. The bonuses count only while the character is in that form: the sheet’s form switch shows both sets of numbers.</w:t>
       </w:r>
     </w:p>
-    <w:bookmarkEnd w:id="192"/>
-    <w:bookmarkStart w:id="193" w:name="in-the-creator"/>
+    <w:bookmarkEnd w:id="197"/>
+    <w:bookmarkStart w:id="198" w:name="in-the-creator"/>
     <w:p>
       <w:pPr>
         <w:pStyle w:val="Heading3"/>
@@ -39105,7 +40201,7 @@
       <w:pPr>
         <w:numPr>
           <w:ilvl w:val="0"/>
-          <w:numId w:val="1068"/>
+          <w:numId w:val="1072"/>
         </w:numPr>
         <w:pStyle w:val="Compact"/>
       </w:pPr>
@@ -39133,7 +40229,7 @@
       <w:pPr>
         <w:numPr>
           <w:ilvl w:val="0"/>
-          <w:numId w:val="1068"/>
+          <w:numId w:val="1072"/>
         </w:numPr>
         <w:pStyle w:val="Compact"/>
       </w:pPr>
@@ -39145,7 +40241,7 @@
       <w:pPr>
         <w:numPr>
           <w:ilvl w:val="0"/>
-          <w:numId w:val="1068"/>
+          <w:numId w:val="1072"/>
         </w:numPr>
         <w:pStyle w:val="Compact"/>
       </w:pPr>
@@ -39173,7 +40269,7 @@
       <w:pPr>
         <w:numPr>
           <w:ilvl w:val="0"/>
-          <w:numId w:val="1068"/>
+          <w:numId w:val="1072"/>
         </w:numPr>
         <w:pStyle w:val="Compact"/>
       </w:pPr>
@@ -39197,8 +40293,8 @@
         <w:t xml:space="preserve">and enter the advantage and its companion complication.</w:t>
       </w:r>
     </w:p>
-    <w:bookmarkEnd w:id="193"/>
-    <w:bookmarkStart w:id="194" w:name="example"/>
+    <w:bookmarkEnd w:id="198"/>
+    <w:bookmarkStart w:id="199" w:name="example"/>
     <w:p>
       <w:pPr>
         <w:pStyle w:val="Heading3"/>
@@ -39303,9 +40399,9 @@
         <w:t xml:space="preserve">: your family’s dynasty calls on you; accept the errand.</w:t>
       </w:r>
     </w:p>
-    <w:bookmarkEnd w:id="194"/>
-    <w:bookmarkEnd w:id="195"/>
-    <w:bookmarkStart w:id="196" w:name="threats-weapons-and-edges-for-your-table"/>
+    <w:bookmarkEnd w:id="199"/>
+    <w:bookmarkEnd w:id="200"/>
+    <w:bookmarkStart w:id="201" w:name="threats-weapons-and-edges-for-your-table"/>
     <w:p>
       <w:pPr>
         <w:pStyle w:val="Heading2"/>
@@ -39326,7 +40422,7 @@
       <w:pPr>
         <w:numPr>
           <w:ilvl w:val="0"/>
-          <w:numId w:val="1069"/>
+          <w:numId w:val="1073"/>
         </w:numPr>
         <w:pStyle w:val="Compact"/>
       </w:pPr>
@@ -39361,7 +40457,7 @@
       <w:pPr>
         <w:numPr>
           <w:ilvl w:val="0"/>
-          <w:numId w:val="1069"/>
+          <w:numId w:val="1073"/>
         </w:numPr>
         <w:pStyle w:val="Compact"/>
       </w:pPr>
@@ -39383,7 +40479,7 @@
       <w:pPr>
         <w:numPr>
           <w:ilvl w:val="0"/>
-          <w:numId w:val="1069"/>
+          <w:numId w:val="1073"/>
         </w:numPr>
         <w:pStyle w:val="Compact"/>
       </w:pPr>
@@ -39405,7 +40501,7 @@
       <w:pPr>
         <w:numPr>
           <w:ilvl w:val="0"/>
-          <w:numId w:val="1069"/>
+          <w:numId w:val="1073"/>
         </w:numPr>
         <w:pStyle w:val="Compact"/>
       </w:pPr>
@@ -39427,7 +40523,7 @@
       <w:pPr>
         <w:numPr>
           <w:ilvl w:val="0"/>
-          <w:numId w:val="1069"/>
+          <w:numId w:val="1073"/>
         </w:numPr>
         <w:pStyle w:val="Compact"/>
       </w:pPr>
@@ -39449,7 +40545,7 @@
       <w:pPr>
         <w:numPr>
           <w:ilvl w:val="0"/>
-          <w:numId w:val="1069"/>
+          <w:numId w:val="1073"/>
         </w:numPr>
         <w:pStyle w:val="Compact"/>
       </w:pPr>
@@ -39471,7 +40567,7 @@
       <w:pPr>
         <w:numPr>
           <w:ilvl w:val="0"/>
-          <w:numId w:val="1069"/>
+          <w:numId w:val="1073"/>
         </w:numPr>
         <w:pStyle w:val="Compact"/>
       </w:pPr>
@@ -39549,8 +40645,8 @@
         <w:t xml:space="preserve">. Players get them when they join your shared table, or from a homebrew file you give them. Bonuses chosen from the tab’s menus are worked out for you: a weapon’s accuracy, strong hits and what it’s made of; a threat’s hard hide, weaknesses, what alone can hurt it and how hard it is to hit; an Edge’s skill, Dodge or Move bonus and extra defense; an attack spell cast in the Encounter panel. Anything else is a note the GM applies at the table.</w:t>
       </w:r>
     </w:p>
-    <w:bookmarkEnd w:id="196"/>
-    <w:bookmarkStart w:id="197" w:name="your-campaign"/>
+    <w:bookmarkEnd w:id="201"/>
+    <w:bookmarkStart w:id="202" w:name="your-campaign"/>
     <w:p>
       <w:pPr>
         <w:pStyle w:val="Heading2"/>
@@ -39645,9 +40741,9 @@
         <w:t xml:space="preserve">), or keep it to yourself. Cards are earned through discovery, so a trigger makes finding things out the way the story moves: the next chapter waits for the group to learn what it needs.</w:t>
       </w:r>
     </w:p>
-    <w:bookmarkEnd w:id="197"/>
-    <w:bookmarkEnd w:id="198"/>
-    <w:bookmarkStart w:id="199" w:name="complications"/>
+    <w:bookmarkEnd w:id="202"/>
+    <w:bookmarkEnd w:id="203"/>
+    <w:bookmarkStart w:id="204" w:name="complications"/>
     <w:p>
       <w:pPr>
         <w:pStyle w:val="Heading1"/>
@@ -40352,8 +41448,8 @@
         </w:tc>
       </w:tr>
     </w:tbl>
-    <w:bookmarkEnd w:id="199"/>
-    <w:bookmarkStart w:id="200" w:name="quick-reference"/>
+    <w:bookmarkEnd w:id="204"/>
+    <w:bookmarkStart w:id="205" w:name="quick-reference"/>
     <w:p>
       <w:pPr>
         <w:pStyle w:val="Heading1"/>
@@ -40578,7 +41674,7 @@
         <w:t xml:space="preserve">Copyright © Don Smallwood. All rights reserved.</w:t>
       </w:r>
     </w:p>
-    <w:bookmarkEnd w:id="200"/>
+    <w:bookmarkEnd w:id="205"/>
     <w:sectPr/>
   </w:body>
 </w:document>
@@ -41027,6 +42123,18 @@
     <w:abstractNumId w:val="991"/>
   </w:num>
   <w:num w:numId="1033">
+    <w:abstractNumId w:val="991"/>
+  </w:num>
+  <w:num w:numId="1034">
+    <w:abstractNumId w:val="991"/>
+  </w:num>
+  <w:num w:numId="1035">
+    <w:abstractNumId w:val="991"/>
+  </w:num>
+  <w:num w:numId="1036">
+    <w:abstractNumId w:val="991"/>
+  </w:num>
+  <w:num w:numId="1037">
     <w:abstractNumId w:val="99411"/>
     <w:lvlOverride w:ilvl="0">
       <w:startOverride w:val="1"/>
@@ -41055,18 +42163,6 @@
     <w:lvlOverride w:ilvl="8">
       <w:startOverride w:val="1"/>
     </w:lvlOverride>
-  </w:num>
-  <w:num w:numId="1034">
-    <w:abstractNumId w:val="991"/>
-  </w:num>
-  <w:num w:numId="1035">
-    <w:abstractNumId w:val="991"/>
-  </w:num>
-  <w:num w:numId="1036">
-    <w:abstractNumId w:val="991"/>
-  </w:num>
-  <w:num w:numId="1037">
-    <w:abstractNumId w:val="991"/>
   </w:num>
   <w:num w:numId="1038">
     <w:abstractNumId w:val="991"/>
@@ -41156,6 +42252,18 @@
     <w:abstractNumId w:val="991"/>
   </w:num>
   <w:num w:numId="1067">
+    <w:abstractNumId w:val="991"/>
+  </w:num>
+  <w:num w:numId="1068">
+    <w:abstractNumId w:val="991"/>
+  </w:num>
+  <w:num w:numId="1069">
+    <w:abstractNumId w:val="991"/>
+  </w:num>
+  <w:num w:numId="1070">
+    <w:abstractNumId w:val="991"/>
+  </w:num>
+  <w:num w:numId="1071">
     <w:abstractNumId w:val="99411"/>
     <w:lvlOverride w:ilvl="0">
       <w:startOverride w:val="1"/>
@@ -41185,7 +42293,7 @@
       <w:startOverride w:val="1"/>
     </w:lvlOverride>
   </w:num>
-  <w:num w:numId="1068">
+  <w:num w:numId="1072">
     <w:abstractNumId w:val="99411"/>
     <w:lvlOverride w:ilvl="0">
       <w:startOverride w:val="1"/>
@@ -41215,7 +42323,7 @@
       <w:startOverride w:val="1"/>
     </w:lvlOverride>
   </w:num>
-  <w:num w:numId="1069">
+  <w:num w:numId="1073">
     <w:abstractNumId w:val="991"/>
   </w:num>
 </w:numbering>

--- a/legend-dynamics/site/fracture-lines/Fracture_Lines_Players_Guide.docx
+++ b/legend-dynamics/site/fracture-lines/Fracture_Lines_Players_Guide.docx
@@ -8415,7 +8415,7 @@
                 <w:b/>
                 <w:sz w:val="19"/>
               </w:rPr>
-              <w:t xml:space="preserve">Vac suit</w:t>
+              <w:t xml:space="preserve">Skinsuit</w:t>
             </w:r>
           </w:p>
         </w:tc>
@@ -8445,7 +8445,7 @@
               <w:rPr>
                 <w:sz w:val="19"/>
               </w:rPr>
-              <w:t xml:space="preserve">Air for six hours in vacuum or poison atmosphere.</w:t>
+              <w:t xml:space="preserve">Standard issue: a skin-tight vacuum suit with a hood that seals into a helmet in two seconds. Pressure protection, its own air (twelve hours a cell), a close radio to the crew, and a HUD with low-light and thermal vision. Not armor.</w:t>
             </w:r>
           </w:p>
         </w:tc>
@@ -8829,7 +8829,7 @@
               <w:rPr>
                 <w:sz w:val="19"/>
               </w:rPr>
-              <w:t xml:space="preserve">An armored vac suit: air for six hours in vacuum or poison atmosphere, and once per fight a hit that marks 2 or more boxes marks one fewer. −1 to Athletics and Stealth while you wear it; a breach is the GM’s call. Not with other armor.</w:t>
+              <w:t xml:space="preserve">An armored skinsuit: every skinsuit system, and once per fight a hit that marks 2 or more boxes marks one fewer. −1 to Athletics and Stealth while you wear it. Not with other armor.</w:t>
             </w:r>
           </w:p>
         </w:tc>
@@ -19288,7 +19288,7 @@
     </w:p>
     <w:bookmarkEnd w:id="96"/>
     <w:bookmarkEnd w:id="97"/>
-    <w:bookmarkStart w:id="109" w:name="the-corridors"/>
+    <w:bookmarkStart w:id="110" w:name="the-corridors"/>
     <w:p>
       <w:pPr>
         <w:pStyle w:val="Heading1"/>
@@ -20060,7 +20060,180 @@
       </w:r>
     </w:p>
     <w:bookmarkEnd w:id="107"/>
-    <w:bookmarkStart w:id="108" w:name="controlled-gear"/>
+    <w:bookmarkStart w:id="108" w:name="skinsuits"/>
+    <w:p>
+      <w:pPr>
+        <w:pStyle w:val="Heading2"/>
+      </w:pPr>
+      <w:r>
+        <w:t xml:space="preserve">Skinsuits</w:t>
+      </w:r>
+    </w:p>
+    <w:p>
+      <w:pPr>
+        <w:pStyle w:val="FirstParagraph"/>
+      </w:pPr>
+      <w:r>
+        <w:t xml:space="preserve">Everyone who lives between the stars owns a</w:t>
+      </w:r>
+      <w:r>
+        <w:t xml:space="preserve"> </w:t>
+      </w:r>
+      <w:r>
+        <w:rPr>
+          <w:bCs/>
+          <w:b/>
+        </w:rPr>
+        <w:t xml:space="preserve">skinsuit</w:t>
+      </w:r>
+      <w:r>
+        <w:t xml:space="preserve">, and most people wear one under their clothes aboard any ship or station. It’s a skin-tight layer of smart fabric with a hood that seals into a clear helmet in two seconds, with no action needed when the alarms go. Every character starts with one, on top of the gear they choose.</w:t>
+      </w:r>
+    </w:p>
+    <w:p>
+      <w:pPr>
+        <w:numPr>
+          <w:ilvl w:val="0"/>
+          <w:numId w:val="1032"/>
+        </w:numPr>
+        <w:pStyle w:val="Compact"/>
+      </w:pPr>
+      <w:r>
+        <w:rPr>
+          <w:bCs/>
+          <w:b/>
+        </w:rPr>
+        <w:t xml:space="preserve">Pressure.</w:t>
+      </w:r>
+      <w:r>
+        <w:t xml:space="preserve"> </w:t>
+      </w:r>
+      <w:r>
+        <w:t xml:space="preserve">The fabric squeezes like a second skin, so vacuum, poison air and the cold of a shadowed hull don’t hurt you. Small punctures seal themselves. In vacuum, a hit that marks 2 or more boxes</w:t>
+      </w:r>
+      <w:r>
+        <w:t xml:space="preserve"> </w:t>
+      </w:r>
+      <w:r>
+        <w:rPr>
+          <w:bCs/>
+          <w:b/>
+        </w:rPr>
+        <w:t xml:space="preserve">breaches</w:t>
+      </w:r>
+      <w:r>
+        <w:t xml:space="preserve"> </w:t>
+      </w:r>
+      <w:r>
+        <w:t xml:space="preserve">the suit: you take vacuum damage (1 box each round) until someone patches it, which takes an action. Every suit carries three patches.</w:t>
+      </w:r>
+    </w:p>
+    <w:p>
+      <w:pPr>
+        <w:numPr>
+          <w:ilvl w:val="0"/>
+          <w:numId w:val="1032"/>
+        </w:numPr>
+        <w:pStyle w:val="Compact"/>
+      </w:pPr>
+      <w:r>
+        <w:rPr>
+          <w:bCs/>
+          <w:b/>
+        </w:rPr>
+        <w:t xml:space="preserve">Air.</w:t>
+      </w:r>
+      <w:r>
+        <w:t xml:space="preserve"> </w:t>
+      </w:r>
+      <w:r>
+        <w:t xml:space="preserve">The suit makes its own air from its power cell and your breath: twelve hours on a cell. A ship or station recharges a cell in an hour, and a spare cell is something anyone can carry.</w:t>
+      </w:r>
+    </w:p>
+    <w:p>
+      <w:pPr>
+        <w:numPr>
+          <w:ilvl w:val="0"/>
+          <w:numId w:val="1032"/>
+        </w:numPr>
+        <w:pStyle w:val="Compact"/>
+      </w:pPr>
+      <w:r>
+        <w:rPr>
+          <w:bCs/>
+          <w:b/>
+        </w:rPr>
+        <w:t xml:space="preserve">Close radio.</w:t>
+      </w:r>
+      <w:r>
+        <w:t xml:space="preserve"> </w:t>
+      </w:r>
+      <w:r>
+        <w:t xml:space="preserve">Voice from suit to suit, encrypted among the crew, out to about 10 km (Medium range) in open space, and less through hulls and rock. It can be jammed (a Sensors contest), and anyone with a scanner can tell a suit is transmitting.</w:t>
+      </w:r>
+    </w:p>
+    <w:p>
+      <w:pPr>
+        <w:numPr>
+          <w:ilvl w:val="0"/>
+          <w:numId w:val="1032"/>
+        </w:numPr>
+        <w:pStyle w:val="Compact"/>
+      </w:pPr>
+      <w:r>
+        <w:rPr>
+          <w:bCs/>
+          <w:b/>
+        </w:rPr>
+        <w:t xml:space="preserve">The HUD.</w:t>
+      </w:r>
+      <w:r>
+        <w:t xml:space="preserve"> </w:t>
+      </w:r>
+      <w:r>
+        <w:t xml:space="preserve">The visor overlays what you need: low-light and thermal vision (no penalty for darkness or smoke), each crew member’s position and vital signs, a range-finder, and the feed from a linked scanner or scout drone. It shows you the target; it doesn’t aim for you.</w:t>
+      </w:r>
+    </w:p>
+    <w:p>
+      <w:pPr>
+        <w:numPr>
+          <w:ilvl w:val="0"/>
+          <w:numId w:val="1032"/>
+        </w:numPr>
+        <w:pStyle w:val="Compact"/>
+      </w:pPr>
+      <w:r>
+        <w:rPr>
+          <w:bCs/>
+          <w:b/>
+        </w:rPr>
+        <w:t xml:space="preserve">What it isn’t.</w:t>
+      </w:r>
+      <w:r>
+        <w:t xml:space="preserve"> </w:t>
+      </w:r>
+      <w:r>
+        <w:t xml:space="preserve">A skinsuit is not armor. A</w:t>
+      </w:r>
+      <w:r>
+        <w:t xml:space="preserve"> </w:t>
+      </w:r>
+      <w:r>
+        <w:rPr>
+          <w:bCs/>
+          <w:b/>
+        </w:rPr>
+        <w:t xml:space="preserve">hardsuit</w:t>
+      </w:r>
+      <w:r>
+        <w:t xml:space="preserve"> </w:t>
+      </w:r>
+      <w:r>
+        <w:t xml:space="preserve">adds armored plates over the same systems, and powered armor seals a skinsuit inside it.</w:t>
+      </w:r>
+    </w:p>
+    <w:bookmarkEnd w:id="108"/>
+    <w:bookmarkStart w:id="109" w:name="controlled-gear"/>
     <w:p>
       <w:pPr>
         <w:pStyle w:val="Heading2"/>
@@ -20623,7 +20796,7 @@
       <w:pPr>
         <w:numPr>
           <w:ilvl w:val="0"/>
-          <w:numId w:val="1032"/>
+          <w:numId w:val="1033"/>
         </w:numPr>
         <w:pStyle w:val="Compact"/>
       </w:pPr>
@@ -20707,104 +20880,6 @@
       </w:r>
       <w:r>
         <w:t xml:space="preserve">, and the gear is likely confiscated.</w:t>
-      </w:r>
-    </w:p>
-    <w:p>
-      <w:pPr>
-        <w:numPr>
-          <w:ilvl w:val="0"/>
-          <w:numId w:val="1032"/>
-        </w:numPr>
-        <w:pStyle w:val="Compact"/>
-      </w:pPr>
-      <w:r>
-        <w:rPr>
-          <w:bCs/>
-          <w:b/>
-        </w:rPr>
-        <w:t xml:space="preserve">Grades of powered armor.</w:t>
-      </w:r>
-      <w:r>
-        <w:t xml:space="preserve"> </w:t>
-      </w:r>
-      <w:r>
-        <w:t xml:space="preserve">Legion-grade suits come from militaries and the Hegemony Houses;</w:t>
-      </w:r>
-      <w:r>
-        <w:t xml:space="preserve"> </w:t>
-      </w:r>
-      <w:r>
-        <w:rPr>
-          <w:bCs/>
-          <w:b/>
-        </w:rPr>
-        <w:t xml:space="preserve">commercial</w:t>
-      </w:r>
-      <w:r>
-        <w:t xml:space="preserve"> </w:t>
-      </w:r>
-      <w:r>
-        <w:t xml:space="preserve">security and industrial suits are sold where the law allows them, and registered to their owners;</w:t>
-      </w:r>
-      <w:r>
-        <w:t xml:space="preserve"> </w:t>
-      </w:r>
-      <w:r>
-        <w:rPr>
-          <w:bCs/>
-          <w:b/>
-        </w:rPr>
-        <w:t xml:space="preserve">colony-built</w:t>
-      </w:r>
-      <w:r>
-        <w:t xml:space="preserve"> </w:t>
-      </w:r>
-      <w:r>
-        <w:t xml:space="preserve">rigs come from illicit armorers on remote worlds, cheaper and Temperamental. Each needs the</w:t>
-      </w:r>
-      <w:r>
-        <w:t xml:space="preserve"> </w:t>
-      </w:r>
-      <w:r>
-        <w:rPr>
-          <w:bCs/>
-          <w:b/>
-        </w:rPr>
-        <w:t xml:space="preserve">Powered Armor</w:t>
-      </w:r>
-      <w:r>
-        <w:t xml:space="preserve"> </w:t>
-      </w:r>
-      <w:r>
-        <w:t xml:space="preserve">Edge.</w:t>
-      </w:r>
-    </w:p>
-    <w:bookmarkEnd w:id="108"/>
-    <w:bookmarkEnd w:id="109"/>
-    <w:bookmarkStart w:id="113" w:name="jobs-debt-and-salvage"/>
-    <w:p>
-      <w:pPr>
-        <w:pStyle w:val="Heading1"/>
-      </w:pPr>
-      <w:r>
-        <w:t xml:space="preserve">Jobs, debt and salvage</w:t>
-      </w:r>
-    </w:p>
-    <w:bookmarkStart w:id="110" w:name="payday"/>
-    <w:p>
-      <w:pPr>
-        <w:pStyle w:val="Heading2"/>
-      </w:pPr>
-      <w:r>
-        <w:t xml:space="preserve">Payday</w:t>
-      </w:r>
-    </w:p>
-    <w:p>
-      <w:pPr>
-        <w:pStyle w:val="FirstParagraph"/>
-      </w:pPr>
-      <w:r>
-        <w:t xml:space="preserve">Every crew owes someone. When a job is done, the pay goes where it’s needed:</w:t>
       </w:r>
     </w:p>
     <w:p>
@@ -20820,67 +20895,81 @@
           <w:bCs/>
           <w:b/>
         </w:rPr>
-        <w:t xml:space="preserve">An ordinary job clears a box of Debt.</w:t>
-      </w:r>
-      <w:r>
-        <w:t xml:space="preserve"> </w:t>
-      </w:r>
-      <w:r>
-        <w:t xml:space="preserve">A big score clears two. A favor, a dock or a contact can stand in for money: the job’s offer says which.</w:t>
-      </w:r>
-    </w:p>
-    <w:p>
-      <w:pPr>
-        <w:numPr>
-          <w:ilvl w:val="0"/>
-          <w:numId w:val="1033"/>
-        </w:numPr>
-        <w:pStyle w:val="Compact"/>
-      </w:pPr>
-      <w:r>
-        <w:rPr>
-          <w:bCs/>
-          <w:b/>
-        </w:rPr>
-        <w:t xml:space="preserve">Borrowing or buying on credit marks a box of Debt.</w:t>
-      </w:r>
-      <w:r>
-        <w:t xml:space="preserve"> </w:t>
-      </w:r>
-      <w:r>
-        <w:t xml:space="preserve">So does a dock visit you couldn’t pay for.</w:t>
-      </w:r>
-    </w:p>
-    <w:p>
-      <w:pPr>
-        <w:numPr>
-          <w:ilvl w:val="0"/>
-          <w:numId w:val="1033"/>
-        </w:numPr>
-        <w:pStyle w:val="Compact"/>
-      </w:pPr>
-      <w:r>
-        <w:rPr>
-          <w:bCs/>
-          <w:b/>
-        </w:rPr>
-        <w:t xml:space="preserve">When Debt has a box marked, a payment is always coming due.</w:t>
-      </w:r>
-      <w:r>
-        <w:t xml:space="preserve"> </w:t>
-      </w:r>
-      <w:r>
-        <w:t xml:space="preserve">A job that doesn’t pay down Debt leaves it where it is, and the GM can bring a creditor calling.</w:t>
-      </w:r>
-    </w:p>
+        <w:t xml:space="preserve">Grades of powered armor.</w:t>
+      </w:r>
+      <w:r>
+        <w:t xml:space="preserve"> </w:t>
+      </w:r>
+      <w:r>
+        <w:t xml:space="preserve">Legion-grade suits come from militaries and the Hegemony Houses;</w:t>
+      </w:r>
+      <w:r>
+        <w:t xml:space="preserve"> </w:t>
+      </w:r>
+      <w:r>
+        <w:rPr>
+          <w:bCs/>
+          <w:b/>
+        </w:rPr>
+        <w:t xml:space="preserve">commercial</w:t>
+      </w:r>
+      <w:r>
+        <w:t xml:space="preserve"> </w:t>
+      </w:r>
+      <w:r>
+        <w:t xml:space="preserve">security and industrial suits are sold where the law allows them, and registered to their owners;</w:t>
+      </w:r>
+      <w:r>
+        <w:t xml:space="preserve"> </w:t>
+      </w:r>
+      <w:r>
+        <w:rPr>
+          <w:bCs/>
+          <w:b/>
+        </w:rPr>
+        <w:t xml:space="preserve">colony-built</w:t>
+      </w:r>
+      <w:r>
+        <w:t xml:space="preserve"> </w:t>
+      </w:r>
+      <w:r>
+        <w:t xml:space="preserve">rigs come from illicit armorers on remote worlds, cheaper and Temperamental. Each needs the</w:t>
+      </w:r>
+      <w:r>
+        <w:t xml:space="preserve"> </w:t>
+      </w:r>
+      <w:r>
+        <w:rPr>
+          <w:bCs/>
+          <w:b/>
+        </w:rPr>
+        <w:t xml:space="preserve">Powered Armor</w:t>
+      </w:r>
+      <w:r>
+        <w:t xml:space="preserve"> </w:t>
+      </w:r>
+      <w:r>
+        <w:t xml:space="preserve">Edge.</w:t>
+      </w:r>
+    </w:p>
+    <w:bookmarkEnd w:id="109"/>
     <w:bookmarkEnd w:id="110"/>
-    <w:bookmarkStart w:id="111" w:name="the-job-board"/>
+    <w:bookmarkStart w:id="114" w:name="jobs-debt-and-salvage"/>
+    <w:p>
+      <w:pPr>
+        <w:pStyle w:val="Heading1"/>
+      </w:pPr>
+      <w:r>
+        <w:t xml:space="preserve">Jobs, debt and salvage</w:t>
+      </w:r>
+    </w:p>
+    <w:bookmarkStart w:id="111" w:name="payday"/>
     <w:p>
       <w:pPr>
         <w:pStyle w:val="Heading2"/>
       </w:pPr>
       <w:r>
-        <w:t xml:space="preserve">The job board</w:t>
+        <w:t xml:space="preserve">Payday</w:t>
       </w:r>
     </w:p>
     <w:p>
@@ -20888,109 +20977,7 @@
         <w:pStyle w:val="FirstParagraph"/>
       </w:pPr>
       <w:r>
-        <w:t xml:space="preserve">In port, there’s always work. The GM offers two or three jobs, each with a</w:t>
-      </w:r>
-      <w:r>
-        <w:t xml:space="preserve"> </w:t>
-      </w:r>
-      <w:r>
-        <w:rPr>
-          <w:bCs/>
-          <w:b/>
-        </w:rPr>
-        <w:t xml:space="preserve">patron</w:t>
-      </w:r>
-      <w:r>
-        <w:t xml:space="preserve">,</w:t>
-      </w:r>
-      <w:r>
-        <w:t xml:space="preserve"> </w:t>
-      </w:r>
-      <w:r>
-        <w:rPr>
-          <w:bCs/>
-          <w:b/>
-        </w:rPr>
-        <w:t xml:space="preserve">the job</w:t>
-      </w:r>
-      <w:r>
-        <w:t xml:space="preserve">,</w:t>
-      </w:r>
-      <w:r>
-        <w:t xml:space="preserve"> </w:t>
-      </w:r>
-      <w:r>
-        <w:rPr>
-          <w:bCs/>
-          <w:b/>
-        </w:rPr>
-        <w:t xml:space="preserve">the pay</w:t>
-      </w:r>
-      <w:r>
-        <w:t xml:space="preserve"> </w:t>
-      </w:r>
-      <w:r>
-        <w:t xml:space="preserve">and a</w:t>
-      </w:r>
-      <w:r>
-        <w:t xml:space="preserve"> </w:t>
-      </w:r>
-      <w:r>
-        <w:rPr>
-          <w:bCs/>
-          <w:b/>
-        </w:rPr>
-        <w:t xml:space="preserve">catch</w:t>
-      </w:r>
-      <w:r>
-        <w:t xml:space="preserve"> </w:t>
-      </w:r>
-      <w:r>
-        <w:t xml:space="preserve">the crew doesn’t know yet. Before they sign, a</w:t>
-      </w:r>
-      <w:r>
-        <w:t xml:space="preserve"> </w:t>
-      </w:r>
-      <w:r>
-        <w:rPr>
-          <w:bCs/>
-          <w:b/>
-        </w:rPr>
-        <w:t xml:space="preserve">Commerce</w:t>
-      </w:r>
-      <w:r>
-        <w:t xml:space="preserve"> </w:t>
-      </w:r>
-      <w:r>
-        <w:t xml:space="preserve">roll can do one of two things: success adds a sweetener (1,000 credits, a dock, or a favor), or reveals the catch. Success by 5 or more does both.</w:t>
-      </w:r>
-    </w:p>
-    <w:bookmarkEnd w:id="111"/>
-    <w:bookmarkStart w:id="112" w:name="derelicts-and-salvage"/>
-    <w:p>
-      <w:pPr>
-        <w:pStyle w:val="Heading2"/>
-      </w:pPr>
-      <w:r>
-        <w:t xml:space="preserve">Derelicts and salvage</w:t>
-      </w:r>
-    </w:p>
-    <w:p>
-      <w:pPr>
-        <w:pStyle w:val="FirstParagraph"/>
-      </w:pPr>
-      <w:r>
-        <w:t xml:space="preserve">The corridors are full of dead ships: lost in collapses, abandoned in wars, or waiting. Boarding one is usually a data record (</w:t>
-      </w:r>
-      <w:r>
-        <w:rPr>
-          <w:iCs/>
-          <w:i/>
-        </w:rPr>
-        <w:t xml:space="preserve">Data records</w:t>
-      </w:r>
-      <w:r>
-        <w:t xml:space="preserve">), and often a Countdown.</w:t>
+        <w:t xml:space="preserve">Every crew owes someone. When a job is done, the pay goes where it’s needed:</w:t>
       </w:r>
     </w:p>
     <w:p>
@@ -21006,13 +20993,13 @@
           <w:bCs/>
           <w:b/>
         </w:rPr>
-        <w:t xml:space="preserve">Salvage law.</w:t>
-      </w:r>
-      <w:r>
-        <w:t xml:space="preserve"> </w:t>
-      </w:r>
-      <w:r>
-        <w:t xml:space="preserve">Under the Human–Tessan Accord, a ship with living crew aboard is not salvage, whatever state it’s in. In Concord space, the first claim registered at a station wins. The Hegemony claims anything imperial, everywhere, and enforces it when it can.</w:t>
+        <w:t xml:space="preserve">An ordinary job clears a box of Debt.</w:t>
+      </w:r>
+      <w:r>
+        <w:t xml:space="preserve"> </w:t>
+      </w:r>
+      <w:r>
+        <w:t xml:space="preserve">A big score clears two. A favor, a dock or a contact can stand in for money: the job’s offer says which.</w:t>
       </w:r>
     </w:p>
     <w:p>
@@ -21028,24 +21015,137 @@
           <w:bCs/>
           <w:b/>
         </w:rPr>
-        <w:t xml:space="preserve">What it’s worth.</w:t>
-      </w:r>
-      <w:r>
-        <w:t xml:space="preserve"> </w:t>
-      </w:r>
-      <w:r>
-        <w:t xml:space="preserve">Salvage pays like a job: a box of Debt for an ordinary find, two for a rich one. A data record on what you found is often worth more than the hull.</w:t>
+        <w:t xml:space="preserve">Borrowing or buying on credit marks a box of Debt.</w:t>
+      </w:r>
+      <w:r>
+        <w:t xml:space="preserve"> </w:t>
+      </w:r>
+      <w:r>
+        <w:t xml:space="preserve">So does a dock visit you couldn’t pay for.</w:t>
+      </w:r>
+    </w:p>
+    <w:p>
+      <w:pPr>
+        <w:numPr>
+          <w:ilvl w:val="0"/>
+          <w:numId w:val="1034"/>
+        </w:numPr>
+        <w:pStyle w:val="Compact"/>
+      </w:pPr>
+      <w:r>
+        <w:rPr>
+          <w:bCs/>
+          <w:b/>
+        </w:rPr>
+        <w:t xml:space="preserve">When Debt has a box marked, a payment is always coming due.</w:t>
+      </w:r>
+      <w:r>
+        <w:t xml:space="preserve"> </w:t>
+      </w:r>
+      <w:r>
+        <w:t xml:space="preserve">A job that doesn’t pay down Debt leaves it where it is, and the GM can bring a creditor calling.</w:t>
+      </w:r>
+    </w:p>
+    <w:bookmarkEnd w:id="111"/>
+    <w:bookmarkStart w:id="112" w:name="the-job-board"/>
+    <w:p>
+      <w:pPr>
+        <w:pStyle w:val="Heading2"/>
+      </w:pPr>
+      <w:r>
+        <w:t xml:space="preserve">The job board</w:t>
+      </w:r>
+    </w:p>
+    <w:p>
+      <w:pPr>
+        <w:pStyle w:val="FirstParagraph"/>
+      </w:pPr>
+      <w:r>
+        <w:t xml:space="preserve">In port, there’s always work. The GM offers two or three jobs, each with a</w:t>
+      </w:r>
+      <w:r>
+        <w:t xml:space="preserve"> </w:t>
+      </w:r>
+      <w:r>
+        <w:rPr>
+          <w:bCs/>
+          <w:b/>
+        </w:rPr>
+        <w:t xml:space="preserve">patron</w:t>
+      </w:r>
+      <w:r>
+        <w:t xml:space="preserve">,</w:t>
+      </w:r>
+      <w:r>
+        <w:t xml:space="preserve"> </w:t>
+      </w:r>
+      <w:r>
+        <w:rPr>
+          <w:bCs/>
+          <w:b/>
+        </w:rPr>
+        <w:t xml:space="preserve">the job</w:t>
+      </w:r>
+      <w:r>
+        <w:t xml:space="preserve">,</w:t>
+      </w:r>
+      <w:r>
+        <w:t xml:space="preserve"> </w:t>
+      </w:r>
+      <w:r>
+        <w:rPr>
+          <w:bCs/>
+          <w:b/>
+        </w:rPr>
+        <w:t xml:space="preserve">the pay</w:t>
+      </w:r>
+      <w:r>
+        <w:t xml:space="preserve"> </w:t>
+      </w:r>
+      <w:r>
+        <w:t xml:space="preserve">and a</w:t>
+      </w:r>
+      <w:r>
+        <w:t xml:space="preserve"> </w:t>
+      </w:r>
+      <w:r>
+        <w:rPr>
+          <w:bCs/>
+          <w:b/>
+        </w:rPr>
+        <w:t xml:space="preserve">catch</w:t>
+      </w:r>
+      <w:r>
+        <w:t xml:space="preserve"> </w:t>
+      </w:r>
+      <w:r>
+        <w:t xml:space="preserve">the crew doesn’t know yet. Before they sign, a</w:t>
+      </w:r>
+      <w:r>
+        <w:t xml:space="preserve"> </w:t>
+      </w:r>
+      <w:r>
+        <w:rPr>
+          <w:bCs/>
+          <w:b/>
+        </w:rPr>
+        <w:t xml:space="preserve">Commerce</w:t>
+      </w:r>
+      <w:r>
+        <w:t xml:space="preserve"> </w:t>
+      </w:r>
+      <w:r>
+        <w:t xml:space="preserve">roll can do one of two things: success adds a sweetener (1,000 credits, a dock, or a favor), or reveals the catch. Success by 5 or more does both.</w:t>
       </w:r>
     </w:p>
     <w:bookmarkEnd w:id="112"/>
-    <w:bookmarkEnd w:id="113"/>
-    <w:bookmarkStart w:id="119" w:name="ships-in-a-fight"/>
-    <w:p>
-      <w:pPr>
-        <w:pStyle w:val="Heading1"/>
-      </w:pPr>
-      <w:r>
-        <w:t xml:space="preserve">Ships in a fight</w:t>
+    <w:bookmarkStart w:id="113" w:name="derelicts-and-salvage"/>
+    <w:p>
+      <w:pPr>
+        <w:pStyle w:val="Heading2"/>
+      </w:pPr>
+      <w:r>
+        <w:t xml:space="preserve">Derelicts and salvage</w:t>
       </w:r>
     </w:p>
     <w:p>
@@ -21053,24 +21153,17 @@
         <w:pStyle w:val="FirstParagraph"/>
       </w:pPr>
       <w:r>
-        <w:t xml:space="preserve">Most crews would rather run than fight, and most fights between ships are short. These rules keep them fast: one roll per station, each exchange.</w:t>
-      </w:r>
-    </w:p>
-    <w:bookmarkStart w:id="114" w:name="the-crews-ship"/>
-    <w:p>
-      <w:pPr>
-        <w:pStyle w:val="Heading2"/>
-      </w:pPr>
-      <w:r>
-        <w:t xml:space="preserve">The crew’s ship</w:t>
-      </w:r>
-    </w:p>
-    <w:p>
-      <w:pPr>
-        <w:pStyle w:val="FirstParagraph"/>
-      </w:pPr>
-      <w:r>
-        <w:t xml:space="preserve">The crew shares a ship, and it’s a character of its own. Give it three things:</w:t>
+        <w:t xml:space="preserve">The corridors are full of dead ships: lost in collapses, abandoned in wars, or waiting. Boarding one is usually a data record (</w:t>
+      </w:r>
+      <w:r>
+        <w:rPr>
+          <w:iCs/>
+          <w:i/>
+        </w:rPr>
+        <w:t xml:space="preserve">Data records</w:t>
+      </w:r>
+      <w:r>
+        <w:t xml:space="preserve">), and often a Countdown.</w:t>
       </w:r>
     </w:p>
     <w:p>
@@ -21086,13 +21179,13 @@
           <w:bCs/>
           <w:b/>
         </w:rPr>
-        <w:t xml:space="preserve">A name.</w:t>
-      </w:r>
-      <w:r>
-        <w:t xml:space="preserve"> </w:t>
-      </w:r>
-      <w:r>
-        <w:t xml:space="preserve">Painted on the hull, and on every debt it owes.</w:t>
+        <w:t xml:space="preserve">Salvage law.</w:t>
+      </w:r>
+      <w:r>
+        <w:t xml:space="preserve"> </w:t>
+      </w:r>
+      <w:r>
+        <w:t xml:space="preserve">Under the Human–Tessan Accord, a ship with living crew aboard is not salvage, whatever state it’s in. In Concord space, the first claim registered at a station wins. The Hegemony claims anything imperial, everywhere, and enforces it when it can.</w:t>
       </w:r>
     </w:p>
     <w:p>
@@ -21100,6 +21193,86 @@
         <w:numPr>
           <w:ilvl w:val="0"/>
           <w:numId w:val="1035"/>
+        </w:numPr>
+        <w:pStyle w:val="Compact"/>
+      </w:pPr>
+      <w:r>
+        <w:rPr>
+          <w:bCs/>
+          <w:b/>
+        </w:rPr>
+        <w:t xml:space="preserve">What it’s worth.</w:t>
+      </w:r>
+      <w:r>
+        <w:t xml:space="preserve"> </w:t>
+      </w:r>
+      <w:r>
+        <w:t xml:space="preserve">Salvage pays like a job: a box of Debt for an ordinary find, two for a rich one. A data record on what you found is often worth more than the hull.</w:t>
+      </w:r>
+    </w:p>
+    <w:bookmarkEnd w:id="113"/>
+    <w:bookmarkEnd w:id="114"/>
+    <w:bookmarkStart w:id="120" w:name="ships-in-a-fight"/>
+    <w:p>
+      <w:pPr>
+        <w:pStyle w:val="Heading1"/>
+      </w:pPr>
+      <w:r>
+        <w:t xml:space="preserve">Ships in a fight</w:t>
+      </w:r>
+    </w:p>
+    <w:p>
+      <w:pPr>
+        <w:pStyle w:val="FirstParagraph"/>
+      </w:pPr>
+      <w:r>
+        <w:t xml:space="preserve">Most crews would rather run than fight, and most fights between ships are short. These rules keep them fast: one roll per station, each exchange.</w:t>
+      </w:r>
+    </w:p>
+    <w:bookmarkStart w:id="115" w:name="the-crews-ship"/>
+    <w:p>
+      <w:pPr>
+        <w:pStyle w:val="Heading2"/>
+      </w:pPr>
+      <w:r>
+        <w:t xml:space="preserve">The crew’s ship</w:t>
+      </w:r>
+    </w:p>
+    <w:p>
+      <w:pPr>
+        <w:pStyle w:val="FirstParagraph"/>
+      </w:pPr>
+      <w:r>
+        <w:t xml:space="preserve">The crew shares a ship, and it’s a character of its own. Give it three things:</w:t>
+      </w:r>
+    </w:p>
+    <w:p>
+      <w:pPr>
+        <w:numPr>
+          <w:ilvl w:val="0"/>
+          <w:numId w:val="1036"/>
+        </w:numPr>
+        <w:pStyle w:val="Compact"/>
+      </w:pPr>
+      <w:r>
+        <w:rPr>
+          <w:bCs/>
+          <w:b/>
+        </w:rPr>
+        <w:t xml:space="preserve">A name.</w:t>
+      </w:r>
+      <w:r>
+        <w:t xml:space="preserve"> </w:t>
+      </w:r>
+      <w:r>
+        <w:t xml:space="preserve">Painted on the hull, and on every debt it owes.</w:t>
+      </w:r>
+    </w:p>
+    <w:p>
+      <w:pPr>
+        <w:numPr>
+          <w:ilvl w:val="0"/>
+          <w:numId w:val="1036"/>
         </w:numPr>
         <w:pStyle w:val="Compact"/>
       </w:pPr>
@@ -21390,7 +21563,7 @@
       <w:pPr>
         <w:numPr>
           <w:ilvl w:val="0"/>
-          <w:numId w:val="1036"/>
+          <w:numId w:val="1037"/>
         </w:numPr>
         <w:pStyle w:val="Compact"/>
       </w:pPr>
@@ -21893,8 +22066,8 @@
         <w:t xml:space="preserve">track is the crew’s, with Debt, Heat and Reputation; a dock clears it, and a dock costs money. In the GM view, the crew’s ship card keeps the name, type and quirk, and the shared table shows them on everyone’s play tab.</w:t>
       </w:r>
     </w:p>
-    <w:bookmarkEnd w:id="114"/>
-    <w:bookmarkStart w:id="115" w:name="range-in-space"/>
+    <w:bookmarkEnd w:id="115"/>
+    <w:bookmarkStart w:id="116" w:name="range-in-space"/>
     <w:p>
       <w:pPr>
         <w:pStyle w:val="Heading2"/>
@@ -22278,8 +22451,8 @@
         <w:t xml:space="preserve">contest. The winner may shift the range one band, in or out. A ship that wins at Extreme range by 5 or more can break contact and run for a corridor mouth or a metric jump.</w:t>
       </w:r>
     </w:p>
-    <w:bookmarkEnd w:id="115"/>
-    <w:bookmarkStart w:id="116" w:name="ship-weapons"/>
+    <w:bookmarkEnd w:id="116"/>
+    <w:bookmarkStart w:id="117" w:name="ship-weapons"/>
     <w:p>
       <w:pPr>
         <w:pStyle w:val="Heading2"/>
@@ -22728,8 +22901,8 @@
         </w:tc>
       </w:tr>
     </w:tbl>
-    <w:bookmarkEnd w:id="116"/>
-    <w:bookmarkStart w:id="117" w:name="the-exchange"/>
+    <w:bookmarkEnd w:id="117"/>
+    <w:bookmarkStart w:id="118" w:name="the-exchange"/>
     <w:p>
       <w:pPr>
         <w:pStyle w:val="Heading2"/>
@@ -23364,8 +23537,8 @@
         <w:t xml:space="preserve">A captain who takes an order doesn’t also work a station that exchange. Commanding well is the job.</w:t>
       </w:r>
     </w:p>
-    <w:bookmarkEnd w:id="117"/>
-    <w:bookmarkStart w:id="118" w:name="hull"/>
+    <w:bookmarkEnd w:id="118"/>
+    <w:bookmarkStart w:id="119" w:name="hull"/>
     <w:p>
       <w:pPr>
         <w:pStyle w:val="Heading2"/>
@@ -23651,9 +23824,9 @@
         <w:t xml:space="preserve">a dock clears the whole track; in the field an engineer patches one box a fight, and a full day’s work clears one more.</w:t>
       </w:r>
     </w:p>
-    <w:bookmarkEnd w:id="118"/>
     <w:bookmarkEnd w:id="119"/>
-    <w:bookmarkStart w:id="149" w:name="peoples-of-the-corridors"/>
+    <w:bookmarkEnd w:id="120"/>
+    <w:bookmarkStart w:id="150" w:name="peoples-of-the-corridors"/>
     <w:p>
       <w:pPr>
         <w:pStyle w:val="Heading1"/>
@@ -23699,7 +23872,7 @@
         <w:t xml:space="preserve">chapter.</w:t>
       </w:r>
     </w:p>
-    <w:bookmarkStart w:id="120" w:name="the-political-landscape"/>
+    <w:bookmarkStart w:id="121" w:name="the-political-landscape"/>
     <w:p>
       <w:pPr>
         <w:pStyle w:val="Heading2"/>
@@ -23756,8 +23929,8 @@
         <w:t xml:space="preserve">No power controls the entire corridor network, and no species has a monopoly on intelligence, technological innovation, or ambition.</w:t>
       </w:r>
     </w:p>
-    <w:bookmarkEnd w:id="120"/>
-    <w:bookmarkStart w:id="126" w:name="the-established-and-emerging-powers"/>
+    <w:bookmarkEnd w:id="121"/>
+    <w:bookmarkStart w:id="127" w:name="the-established-and-emerging-powers"/>
     <w:p>
       <w:pPr>
         <w:pStyle w:val="Heading2"/>
@@ -23766,7 +23939,7 @@
         <w:t xml:space="preserve">The established and emerging powers</w:t>
       </w:r>
     </w:p>
-    <w:bookmarkStart w:id="121" w:name="humans"/>
+    <w:bookmarkStart w:id="122" w:name="humans"/>
     <w:p>
       <w:pPr>
         <w:pStyle w:val="Heading3"/>
@@ -23807,8 +23980,8 @@
         <w:t xml:space="preserve">Humanity’s economic innovations have begun influencing Tessan institutions, while its explorers and entrepreneurs push into regions older civilizations consider unprofitable or dangerous.</w:t>
       </w:r>
     </w:p>
-    <w:bookmarkEnd w:id="121"/>
-    <w:bookmarkStart w:id="122" w:name="tessan"/>
+    <w:bookmarkEnd w:id="122"/>
+    <w:bookmarkStart w:id="123" w:name="tessan"/>
     <w:p>
       <w:pPr>
         <w:pStyle w:val="Heading3"/>
@@ -23849,8 +24022,8 @@
         <w:t xml:space="preserve">Contact with humanity has introduced new economic thinking into Tessan society, creating a growing division between traditional creditors and reformers who question the profitability of perpetual debt.</w:t>
       </w:r>
     </w:p>
-    <w:bookmarkEnd w:id="122"/>
-    <w:bookmarkStart w:id="123" w:name="kel"/>
+    <w:bookmarkEnd w:id="123"/>
+    <w:bookmarkStart w:id="124" w:name="kel"/>
     <w:p>
       <w:pPr>
         <w:pStyle w:val="Heading3"/>
@@ -23891,8 +24064,8 @@
         <w:t xml:space="preserve">Today, Kel society is divided between contractual loyalists, reformers seeking negotiated emancipation, and radicals who believe their world’s debts can only be ended through force.</w:t>
       </w:r>
     </w:p>
-    <w:bookmarkEnd w:id="123"/>
-    <w:bookmarkStart w:id="124" w:name="mirrun"/>
+    <w:bookmarkEnd w:id="124"/>
+    <w:bookmarkStart w:id="125" w:name="mirrun"/>
     <w:p>
       <w:pPr>
         <w:pStyle w:val="Heading3"/>
@@ -23933,8 +24106,8 @@
         <w:t xml:space="preserve">Mirrun researchers are among the leading specialists in gravimetric resonance detection. Their biological sensitivity inspired several important improvements in corridor instrumentation. Their principal strategic concern is the protection of ocean worlds from extractive industries.</w:t>
       </w:r>
     </w:p>
-    <w:bookmarkEnd w:id="124"/>
-    <w:bookmarkStart w:id="125" w:name="ylith"/>
+    <w:bookmarkEnd w:id="125"/>
+    <w:bookmarkStart w:id="126" w:name="ylith"/>
     <w:p>
       <w:pPr>
         <w:pStyle w:val="Heading3"/>
@@ -23975,9 +24148,9 @@
         <w:t xml:space="preserve">Their independent city-states are renowned for navigation, long-range observation, and exploratory cartography. Ylith navigators have discovered corridors that conventional instruments initially failed to identify.</w:t>
       </w:r>
     </w:p>
-    <w:bookmarkEnd w:id="125"/>
     <w:bookmarkEnd w:id="126"/>
-    <w:bookmarkStart w:id="132" w:name="Xff4a93679c910774e2f02ac587efedb0ceda74a"/>
+    <w:bookmarkEnd w:id="127"/>
+    <w:bookmarkStart w:id="133" w:name="Xff4a93679c910774e2f02ac587efedb0ceda74a"/>
     <w:p>
       <w:pPr>
         <w:pStyle w:val="Heading2"/>
@@ -24010,7 +24183,7 @@
         <w:t xml:space="preserve">Both its internal factions and external enemies have exploited the shifting gravimetric corridors. An imperial province isolated for centuries can become an independent civilization. When its corridor reopens, the Hegemony may return to reclaim it.</w:t>
       </w:r>
     </w:p>
-    <w:bookmarkStart w:id="127" w:name="ozhvek-the-imperial-founders"/>
+    <w:bookmarkStart w:id="128" w:name="ozhvek-the-imperial-founders"/>
     <w:p>
       <w:pPr>
         <w:pStyle w:val="Heading3"/>
@@ -24059,8 +24232,8 @@
         <w:t xml:space="preserve">The greatest threat to Ozhvek dominance is not necessarily another species. It is the inability of their ruling houses to agree on what the Hegemony should become.</w:t>
       </w:r>
     </w:p>
-    <w:bookmarkEnd w:id="127"/>
-    <w:bookmarkStart w:id="128" w:name="dresh-the-imperial-soldiers"/>
+    <w:bookmarkEnd w:id="128"/>
+    <w:bookmarkStart w:id="129" w:name="dresh-the-imperial-soldiers"/>
     <w:p>
       <w:pPr>
         <w:pStyle w:val="Heading3"/>
@@ -24109,8 +24282,8 @@
         <w:t xml:space="preserve">Dresh military society prizes competence and mutual obligation. Their greatest political dispute concerns whether soldiers owe allegiance to the imperial throne, their commanders, or the populations they protect.</w:t>
       </w:r>
     </w:p>
-    <w:bookmarkEnd w:id="128"/>
-    <w:bookmarkStart w:id="129" w:name="shivar-the-keepers-of-orthodoxy"/>
+    <w:bookmarkEnd w:id="129"/>
+    <w:bookmarkStart w:id="130" w:name="shivar-the-keepers-of-orthodoxy"/>
     <w:p>
       <w:pPr>
         <w:pStyle w:val="Heading3"/>
@@ -24167,8 +24340,8 @@
         <w:t xml:space="preserve">The resulting religious schism has fueled uprisings, political assassinations, and wars within the Hegemony.</w:t>
       </w:r>
     </w:p>
-    <w:bookmarkEnd w:id="129"/>
-    <w:bookmarkStart w:id="130" w:name="brulvek-the-industrial-survivors"/>
+    <w:bookmarkEnd w:id="130"/>
+    <w:bookmarkStart w:id="131" w:name="brulvek-the-industrial-survivors"/>
     <w:p>
       <w:pPr>
         <w:pStyle w:val="Heading3"/>
@@ -24225,8 +24398,8 @@
         <w:t xml:space="preserve">Brulvek engineers are highly sought after throughout known space, particularly for their ability to restore machinery that has operated for centuries without replacement parts.</w:t>
       </w:r>
     </w:p>
-    <w:bookmarkEnd w:id="130"/>
-    <w:bookmarkStart w:id="131" w:name="zhaq-the-lost-province"/>
+    <w:bookmarkEnd w:id="131"/>
+    <w:bookmarkStart w:id="132" w:name="zhaq-the-lost-province"/>
     <w:p>
       <w:pPr>
         <w:pStyle w:val="Heading3"/>
@@ -24299,9 +24472,9 @@
         <w:t xml:space="preserve">Their continuing resistance has become a symbol for separatist movements throughout imperial space.</w:t>
       </w:r>
     </w:p>
-    <w:bookmarkEnd w:id="131"/>
     <w:bookmarkEnd w:id="132"/>
-    <w:bookmarkStart w:id="148" w:name="X7cf45656e26c6332fca34295f43177ee2dc74b7"/>
+    <w:bookmarkEnd w:id="133"/>
+    <w:bookmarkStart w:id="149" w:name="X7cf45656e26c6332fca34295f43177ee2dc74b7"/>
     <w:p>
       <w:pPr>
         <w:pStyle w:val="Heading2"/>
@@ -24310,7 +24483,7 @@
         <w:t xml:space="preserve">Independent civilizations and regional powers</w:t>
       </w:r>
     </w:p>
-    <w:bookmarkStart w:id="133" w:name="veyari-the-memory-keepers"/>
+    <w:bookmarkStart w:id="134" w:name="veyari-the-memory-keepers"/>
     <w:p>
       <w:pPr>
         <w:pStyle w:val="Heading3"/>
@@ -24367,8 +24540,8 @@
         <w:t xml:space="preserve">Their greatest strength is knowledge. Their greatest vulnerability is the assumption that knowledge should be preserved even when powerful civilizations would prefer it forgotten.</w:t>
       </w:r>
     </w:p>
-    <w:bookmarkEnd w:id="133"/>
-    <w:bookmarkStart w:id="134" w:name="eshuum-the-distributed-minds"/>
+    <w:bookmarkEnd w:id="134"/>
+    <w:bookmarkStart w:id="135" w:name="eshuum-the-distributed-minds"/>
     <w:p>
       <w:pPr>
         <w:pStyle w:val="Heading3"/>
@@ -24425,8 +24598,8 @@
         <w:t xml:space="preserve">Their political institutions strongly oppose forced separation, biological experimentation without consent, and the ownership of intelligent organisms. These positions have brought them into direct conflict with several Hegemony research authorities.</w:t>
       </w:r>
     </w:p>
-    <w:bookmarkEnd w:id="134"/>
-    <w:bookmarkStart w:id="135" w:name="khaum-the-deep-dwellers"/>
+    <w:bookmarkEnd w:id="135"/>
+    <w:bookmarkStart w:id="136" w:name="khaum-the-deep-dwellers"/>
     <w:p>
       <w:pPr>
         <w:pStyle w:val="Heading3"/>
@@ -24491,8 +24664,8 @@
         <w:t xml:space="preserve">Their underground refuges have sheltered refugees from multiple Hegemony campaigns.</w:t>
       </w:r>
     </w:p>
-    <w:bookmarkEnd w:id="135"/>
-    <w:bookmarkStart w:id="136" w:name="vael-the-living-fleets"/>
+    <w:bookmarkEnd w:id="136"/>
+    <w:bookmarkStart w:id="137" w:name="vael-the-living-fleets"/>
     <w:p>
       <w:pPr>
         <w:pStyle w:val="Heading3"/>
@@ -24549,8 +24722,8 @@
         <w:t xml:space="preserve">Vael flotillas have repeatedly been caught between Hegemony forces and separatist territories. Their determination to remain politically independent has made them both valuable intermediaries and frequent targets of suspicion.</w:t>
       </w:r>
     </w:p>
-    <w:bookmarkEnd w:id="136"/>
-    <w:bookmarkStart w:id="137" w:name="thrum-the-resonant-people"/>
+    <w:bookmarkEnd w:id="137"/>
+    <w:bookmarkStart w:id="138" w:name="thrum-the-resonant-people"/>
     <w:p>
       <w:pPr>
         <w:pStyle w:val="Heading3"/>
@@ -24615,8 +24788,8 @@
         <w:t xml:space="preserve">Their technology is widely respected, although their reluctance to permit military applications has strained relations with several governments.</w:t>
       </w:r>
     </w:p>
-    <w:bookmarkEnd w:id="137"/>
-    <w:bookmarkStart w:id="138" w:name="corvani-the-ecological-architects"/>
+    <w:bookmarkEnd w:id="138"/>
+    <w:bookmarkStart w:id="139" w:name="corvani-the-ecological-architects"/>
     <w:p>
       <w:pPr>
         <w:pStyle w:val="Heading3"/>
@@ -24673,8 +24846,8 @@
         <w:t xml:space="preserve">Corvani restoration teams operate on worlds devastated by Hegemony industrial extraction, although their insistence on ecological safeguards frequently brings them into conflict with mining corporations and colonial governments.</w:t>
       </w:r>
     </w:p>
-    <w:bookmarkEnd w:id="138"/>
-    <w:bookmarkStart w:id="139" w:name="uxarra-the-shifting-ones"/>
+    <w:bookmarkEnd w:id="139"/>
+    <w:bookmarkStart w:id="140" w:name="uxarra-the-shifting-ones"/>
     <w:p>
       <w:pPr>
         <w:pStyle w:val="Heading3"/>
@@ -24731,8 +24904,8 @@
         <w:t xml:space="preserve">Uxarra explorers and rescue specialists are highly valued for operations in unstable environments, particularly worlds affected by corridor disruptions or natural disasters.</w:t>
       </w:r>
     </w:p>
-    <w:bookmarkEnd w:id="139"/>
-    <w:bookmarkStart w:id="140" w:name="sen-the-patient-observers"/>
+    <w:bookmarkEnd w:id="140"/>
+    <w:bookmarkStart w:id="141" w:name="sen-the-patient-observers"/>
     <w:p>
       <w:pPr>
         <w:pStyle w:val="Heading3"/>
@@ -24797,8 +24970,8 @@
         <w:t xml:space="preserve">Their governments rarely intervene in external affairs, but their warnings concerning corridor instability carry considerable weight among navigators and scientists.</w:t>
       </w:r>
     </w:p>
-    <w:bookmarkEnd w:id="140"/>
-    <w:bookmarkStart w:id="141" w:name="joruun-the-borderland-confederates"/>
+    <w:bookmarkEnd w:id="141"/>
+    <w:bookmarkStart w:id="142" w:name="joruun-the-borderland-confederates"/>
     <w:p>
       <w:pPr>
         <w:pStyle w:val="Heading3"/>
@@ -24863,8 +25036,8 @@
         <w:t xml:space="preserve">Their greatest political challenge is maintaining unity during periods when the imperial threat appears to recede.</w:t>
       </w:r>
     </w:p>
-    <w:bookmarkEnd w:id="141"/>
-    <w:bookmarkStart w:id="142" w:name="qor-the-silicon-minds"/>
+    <w:bookmarkEnd w:id="142"/>
+    <w:bookmarkStart w:id="143" w:name="qor-the-silicon-minds"/>
     <w:p>
       <w:pPr>
         <w:pStyle w:val="Heading3"/>
@@ -24937,8 +25110,8 @@
         <w:t xml:space="preserve">Their relationship with the Tessan is complex: Tessan capital has helped expand Qor industry, but Qor political leaders refuse to permit debt arrangements that threaten planetary sovereignty.</w:t>
       </w:r>
     </w:p>
-    <w:bookmarkEnd w:id="142"/>
-    <w:bookmarkStart w:id="143" w:name="ommek-the-makers-of-machines"/>
+    <w:bookmarkEnd w:id="143"/>
+    <w:bookmarkStart w:id="144" w:name="ommek-the-makers-of-machines"/>
     <w:p>
       <w:pPr>
         <w:pStyle w:val="Heading3"/>
@@ -25011,8 +25184,8 @@
         <w:t xml:space="preserve">Ommek defensive systems have made direct conquest prohibitively expensive.</w:t>
       </w:r>
     </w:p>
-    <w:bookmarkEnd w:id="143"/>
-    <w:bookmarkStart w:id="144" w:name="vesh-the-newcomers"/>
+    <w:bookmarkEnd w:id="144"/>
+    <w:bookmarkStart w:id="145" w:name="vesh-the-newcomers"/>
     <w:p>
       <w:pPr>
         <w:pStyle w:val="Heading3"/>
@@ -25085,8 +25258,8 @@
         <w:t xml:space="preserve">Human diplomats have developed a particularly strong interest in Vesh affairs, recognizing many of the difficulties humanity experienced during its own early expansion.</w:t>
       </w:r>
     </w:p>
-    <w:bookmarkEnd w:id="144"/>
-    <w:bookmarkStart w:id="145" w:name="uth-the-refugees-of-empire"/>
+    <w:bookmarkEnd w:id="145"/>
+    <w:bookmarkStart w:id="146" w:name="uth-the-refugees-of-empire"/>
     <w:p>
       <w:pPr>
         <w:pStyle w:val="Heading3"/>
@@ -25159,8 +25332,8 @@
         <w:t xml:space="preserve">Uth activists are prominent in anti-Hegemony movements, although many Uth reject the idea that their people should be defined exclusively by historical suffering.</w:t>
       </w:r>
     </w:p>
-    <w:bookmarkEnd w:id="145"/>
-    <w:bookmarkStart w:id="146" w:name="draelin-the-corridor-cartographers"/>
+    <w:bookmarkEnd w:id="146"/>
+    <w:bookmarkStart w:id="147" w:name="draelin-the-corridor-cartographers"/>
     <w:p>
       <w:pPr>
         <w:pStyle w:val="Heading3"/>
@@ -25241,8 +25414,8 @@
         <w:t xml:space="preserve">Their internal politics are shaped by a central question: whether knowledge of safe passage should be treated as a public good or a commercial asset.</w:t>
       </w:r>
     </w:p>
-    <w:bookmarkEnd w:id="146"/>
-    <w:bookmarkStart w:id="147" w:name="zethri-the-children-of-the-collapse"/>
+    <w:bookmarkEnd w:id="147"/>
+    <w:bookmarkStart w:id="148" w:name="zethri-the-children-of-the-collapse"/>
     <w:p>
       <w:pPr>
         <w:pStyle w:val="Heading3"/>
@@ -25323,10 +25496,10 @@
         <w:t xml:space="preserve">Zethri engineers and planners specialize in building settlements capable of surviving prolonged isolation.</w:t>
       </w:r>
     </w:p>
-    <w:bookmarkEnd w:id="147"/>
     <w:bookmarkEnd w:id="148"/>
     <w:bookmarkEnd w:id="149"/>
-    <w:bookmarkStart w:id="153" w:name="X3145843e1df3f61def4f8ab8c5430269a2a5813"/>
+    <w:bookmarkEnd w:id="150"/>
+    <w:bookmarkStart w:id="154" w:name="X3145843e1df3f61def4f8ab8c5430269a2a5813"/>
     <w:p>
       <w:pPr>
         <w:pStyle w:val="Heading1"/>
@@ -25343,7 +25516,7 @@
         <w:t xml:space="preserve">The Hegemony deserves particular attention because its decline influences nearly every civilization in Fracture Lines.</w:t>
       </w:r>
     </w:p>
-    <w:bookmarkStart w:id="150" w:name="the-five-eras"/>
+    <w:bookmarkStart w:id="151" w:name="the-five-eras"/>
     <w:p>
       <w:pPr>
         <w:pStyle w:val="Heading2"/>
@@ -25356,7 +25529,7 @@
       <w:pPr>
         <w:numPr>
           <w:ilvl w:val="0"/>
-          <w:numId w:val="1037"/>
+          <w:numId w:val="1038"/>
         </w:numPr>
       </w:pPr>
       <w:r>
@@ -25377,7 +25550,7 @@
       <w:pPr>
         <w:numPr>
           <w:ilvl w:val="0"/>
-          <w:numId w:val="1037"/>
+          <w:numId w:val="1038"/>
         </w:numPr>
       </w:pPr>
       <w:r>
@@ -25398,7 +25571,7 @@
       <w:pPr>
         <w:numPr>
           <w:ilvl w:val="0"/>
-          <w:numId w:val="1037"/>
+          <w:numId w:val="1038"/>
         </w:numPr>
       </w:pPr>
       <w:r>
@@ -25419,7 +25592,7 @@
       <w:pPr>
         <w:numPr>
           <w:ilvl w:val="0"/>
-          <w:numId w:val="1037"/>
+          <w:numId w:val="1038"/>
         </w:numPr>
       </w:pPr>
       <w:r>
@@ -25440,7 +25613,7 @@
       <w:pPr>
         <w:numPr>
           <w:ilvl w:val="0"/>
-          <w:numId w:val="1037"/>
+          <w:numId w:val="1038"/>
         </w:numPr>
       </w:pPr>
       <w:r>
@@ -25521,8 +25694,8 @@
         <w:t xml:space="preserve">And an imperial fleet may emerge to announce that the worlds beyond it still belong to the Emperor.</w:t>
       </w:r>
     </w:p>
-    <w:bookmarkEnd w:id="150"/>
-    <w:bookmarkStart w:id="151" w:name="species-and-political-affiliations"/>
+    <w:bookmarkEnd w:id="151"/>
+    <w:bookmarkStart w:id="152" w:name="species-and-political-affiliations"/>
     <w:p>
       <w:pPr>
         <w:pStyle w:val="Heading2"/>
@@ -25831,8 +26004,8 @@
         </w:tc>
       </w:tr>
     </w:tbl>
-    <w:bookmarkEnd w:id="151"/>
-    <w:bookmarkStart w:id="152" w:name="the-galaxy-as-a-setting-for-adventure"/>
+    <w:bookmarkEnd w:id="152"/>
+    <w:bookmarkStart w:id="153" w:name="the-galaxy-as-a-setting-for-adventure"/>
     <w:p>
       <w:pPr>
         <w:pStyle w:val="Heading2"/>
@@ -25889,9 +26062,9 @@
         <w:t xml:space="preserve">The central conflict of Fracture Lines is not simply the struggle between civilizations. It is the struggle between established power and an interstellar order that refuses to remain static.</w:t>
       </w:r>
     </w:p>
-    <w:bookmarkEnd w:id="152"/>
     <w:bookmarkEnd w:id="153"/>
-    <w:bookmarkStart w:id="154" w:name="psionics-and-the-mandates"/>
+    <w:bookmarkEnd w:id="154"/>
+    <w:bookmarkStart w:id="155" w:name="psionics-and-the-mandates"/>
     <w:p>
       <w:pPr>
         <w:pStyle w:val="Heading1"/>
@@ -25978,7 +26151,7 @@
       <w:pPr>
         <w:numPr>
           <w:ilvl w:val="0"/>
-          <w:numId w:val="1038"/>
+          <w:numId w:val="1039"/>
         </w:numPr>
         <w:pStyle w:val="Compact"/>
       </w:pPr>
@@ -26064,7 +26237,7 @@
       <w:pPr>
         <w:numPr>
           <w:ilvl w:val="0"/>
-          <w:numId w:val="1038"/>
+          <w:numId w:val="1039"/>
         </w:numPr>
         <w:pStyle w:val="Compact"/>
       </w:pPr>
@@ -26099,7 +26272,7 @@
       <w:pPr>
         <w:numPr>
           <w:ilvl w:val="0"/>
-          <w:numId w:val="1038"/>
+          <w:numId w:val="1039"/>
         </w:numPr>
         <w:pStyle w:val="Compact"/>
       </w:pPr>
@@ -26137,7 +26310,7 @@
       <w:pPr>
         <w:numPr>
           <w:ilvl w:val="0"/>
-          <w:numId w:val="1038"/>
+          <w:numId w:val="1039"/>
         </w:numPr>
         <w:pStyle w:val="Compact"/>
       </w:pPr>
@@ -26612,323 +26785,14 @@
         </w:tc>
       </w:tr>
     </w:tbl>
-    <w:bookmarkEnd w:id="154"/>
-    <w:bookmarkStart w:id="155" w:name="technology"/>
+    <w:bookmarkEnd w:id="155"/>
+    <w:bookmarkStart w:id="156" w:name="technology"/>
     <w:p>
       <w:pPr>
         <w:pStyle w:val="Heading1"/>
       </w:pPr>
       <w:r>
         <w:t xml:space="preserve">Technology</w:t>
-      </w:r>
-    </w:p>
-    <w:p>
-      <w:pPr>
-        <w:numPr>
-          <w:ilvl w:val="0"/>
-          <w:numId w:val="1039"/>
-        </w:numPr>
-        <w:pStyle w:val="Compact"/>
-      </w:pPr>
-      <w:r>
-        <w:rPr>
-          <w:bCs/>
-          <w:b/>
-        </w:rPr>
-        <w:t xml:space="preserve">Cybernetics.</w:t>
-      </w:r>
-      <w:r>
-        <w:t xml:space="preserve"> </w:t>
-      </w:r>
-      <w:r>
-        <w:t xml:space="preserve">Implants replace limbs, sharpen senses and rewire reflexes. They show, they show up on scans, and they need parts, power and care: implant advantages say what they do, and the</w:t>
-      </w:r>
-      <w:r>
-        <w:t xml:space="preserve"> </w:t>
-      </w:r>
-      <w:r>
-        <w:rPr>
-          <w:iCs/>
-          <w:i/>
-        </w:rPr>
-        <w:t xml:space="preserve">Implant Upkeep</w:t>
-      </w:r>
-      <w:r>
-        <w:t xml:space="preserve"> </w:t>
-      </w:r>
-      <w:r>
-        <w:t xml:space="preserve">complication says what they cost.</w:t>
-      </w:r>
-      <w:r>
-        <w:t xml:space="preserve"> </w:t>
-      </w:r>
-      <w:r>
-        <w:rPr>
-          <w:bCs/>
-          <w:b/>
-        </w:rPr>
-        <w:t xml:space="preserve">Augments</w:t>
-      </w:r>
-      <w:r>
-        <w:t xml:space="preserve"> </w:t>
-      </w:r>
-      <w:r>
-        <w:t xml:space="preserve">live with many;</w:t>
-      </w:r>
-      <w:r>
-        <w:t xml:space="preserve"> </w:t>
-      </w:r>
-      <w:r>
-        <w:rPr>
-          <w:bCs/>
-          <w:b/>
-        </w:rPr>
-        <w:t xml:space="preserve">Cyberneticists</w:t>
-      </w:r>
-      <w:r>
-        <w:t xml:space="preserve"> </w:t>
-      </w:r>
-      <w:r>
-        <w:t xml:space="preserve">install and repair them.</w:t>
-      </w:r>
-    </w:p>
-    <w:p>
-      <w:pPr>
-        <w:numPr>
-          <w:ilvl w:val="0"/>
-          <w:numId w:val="1039"/>
-        </w:numPr>
-        <w:pStyle w:val="Compact"/>
-      </w:pPr>
-      <w:r>
-        <w:rPr>
-          <w:bCs/>
-          <w:b/>
-        </w:rPr>
-        <w:t xml:space="preserve">AI.</w:t>
-      </w:r>
-      <w:r>
-        <w:t xml:space="preserve"> </w:t>
-      </w:r>
-      <w:r>
-        <w:t xml:space="preserve">Artificial minds run ships, stations and corporations, and some want to be free. An</w:t>
-      </w:r>
-      <w:r>
-        <w:t xml:space="preserve"> </w:t>
-      </w:r>
-      <w:r>
-        <w:rPr>
-          <w:bCs/>
-          <w:b/>
-        </w:rPr>
-        <w:t xml:space="preserve">AI partner</w:t>
-      </w:r>
-      <w:r>
-        <w:t xml:space="preserve"> </w:t>
-      </w:r>
-      <w:r>
-        <w:t xml:space="preserve">has a name and a personality, played by its partner or the GM; it can</w:t>
-      </w:r>
-      <w:r>
-        <w:t xml:space="preserve"> </w:t>
-      </w:r>
-      <w:r>
-        <w:rPr>
-          <w:bCs/>
-          <w:b/>
-        </w:rPr>
-        <w:t xml:space="preserve">assist</w:t>
-      </w:r>
-      <w:r>
-        <w:t xml:space="preserve"> </w:t>
-      </w:r>
-      <w:r>
-        <w:t xml:space="preserve">Computers, Sensors and Investigation rolls (success +1, success by 5 or more +2), and acts in the world only through a drone or a ship.</w:t>
-      </w:r>
-      <w:r>
-        <w:t xml:space="preserve"> </w:t>
-      </w:r>
-      <w:r>
-        <w:rPr>
-          <w:bCs/>
-          <w:b/>
-        </w:rPr>
-        <w:t xml:space="preserve">AI Minders</w:t>
-      </w:r>
-      <w:r>
-        <w:t xml:space="preserve"> </w:t>
-      </w:r>
-      <w:r>
-        <w:t xml:space="preserve">are bonded to one and trained to handle others, from corporate systems to rogue minds.</w:t>
-      </w:r>
-    </w:p>
-    <w:p>
-      <w:pPr>
-        <w:numPr>
-          <w:ilvl w:val="0"/>
-          <w:numId w:val="1039"/>
-        </w:numPr>
-        <w:pStyle w:val="Compact"/>
-      </w:pPr>
-      <w:r>
-        <w:rPr>
-          <w:bCs/>
-          <w:b/>
-        </w:rPr>
-        <w:t xml:space="preserve">Drones.</w:t>
-      </w:r>
-      <w:r>
-        <w:t xml:space="preserve"> </w:t>
-      </w:r>
-      <w:r>
-        <w:t xml:space="preserve">Scout, repair and combat drones are everywhere. A drone relays what it senses; jamming its link or taking out its controller stops it.</w:t>
-      </w:r>
-    </w:p>
-    <w:p>
-      <w:pPr>
-        <w:numPr>
-          <w:ilvl w:val="0"/>
-          <w:numId w:val="1039"/>
-        </w:numPr>
-        <w:pStyle w:val="Compact"/>
-      </w:pPr>
-      <w:r>
-        <w:rPr>
-          <w:bCs/>
-          <w:b/>
-        </w:rPr>
-        <w:t xml:space="preserve">Biotech.</w:t>
-      </w:r>
-      <w:r>
-        <w:t xml:space="preserve"> </w:t>
-      </w:r>
-      <w:r>
-        <w:t xml:space="preserve">Gene-tailoring, cloned organs, engineered diseases and medical miracles, for those who can pay.</w:t>
-      </w:r>
-      <w:r>
-        <w:t xml:space="preserve"> </w:t>
-      </w:r>
-      <w:r>
-        <w:rPr>
-          <w:iCs/>
-          <w:i/>
-        </w:rPr>
-        <w:t xml:space="preserve">Gene-Tailored</w:t>
-      </w:r>
-      <w:r>
-        <w:t xml:space="preserve"> </w:t>
-      </w:r>
-      <w:r>
-        <w:t xml:space="preserve">characters resist disease and toxins.</w:t>
-      </w:r>
-    </w:p>
-    <w:p>
-      <w:pPr>
-        <w:numPr>
-          <w:ilvl w:val="0"/>
-          <w:numId w:val="1039"/>
-        </w:numPr>
-        <w:pStyle w:val="Compact"/>
-      </w:pPr>
-      <w:r>
-        <w:rPr>
-          <w:bCs/>
-          <w:b/>
-        </w:rPr>
-        <w:t xml:space="preserve">Ships.</w:t>
-      </w:r>
-      <w:r>
-        <w:t xml:space="preserve"> </w:t>
-      </w:r>
-      <w:r>
-        <w:t xml:space="preserve">Crews fly everything from patched freighters to corporate couriers. A ship is a home, a business and a</w:t>
-      </w:r>
-      <w:r>
-        <w:t xml:space="preserve"> </w:t>
-      </w:r>
-      <w:r>
-        <w:rPr>
-          <w:bCs/>
-          <w:b/>
-        </w:rPr>
-        <w:t xml:space="preserve">Debt</w:t>
-      </w:r>
-      <w:r>
-        <w:t xml:space="preserve">: the</w:t>
-      </w:r>
-      <w:r>
-        <w:t xml:space="preserve"> </w:t>
-      </w:r>
-      <w:r>
-        <w:rPr>
-          <w:iCs/>
-          <w:i/>
-        </w:rPr>
-        <w:t xml:space="preserve">A Ship of Your Own</w:t>
-      </w:r>
-      <w:r>
-        <w:t xml:space="preserve"> </w:t>
-      </w:r>
-      <w:r>
-        <w:t xml:space="preserve">advantage starts the crew with a ship and a box of Debt. Ship fights use</w:t>
-      </w:r>
-      <w:r>
-        <w:t xml:space="preserve"> </w:t>
-      </w:r>
-      <w:r>
-        <w:rPr>
-          <w:iCs/>
-          <w:i/>
-        </w:rPr>
-        <w:t xml:space="preserve">Ships in a fight</w:t>
-      </w:r>
-      <w:r>
-        <w:t xml:space="preserve">: the range contest, a roll per station and the Hull track.</w:t>
-      </w:r>
-    </w:p>
-    <w:bookmarkEnd w:id="155"/>
-    <w:bookmarkStart w:id="163" w:name="ready-made-characters"/>
-    <w:p>
-      <w:pPr>
-        <w:pStyle w:val="Heading1"/>
-      </w:pPr>
-      <w:r>
-        <w:t xml:space="preserve">Ready-made characters</w:t>
-      </w:r>
-    </w:p>
-    <w:p>
-      <w:pPr>
-        <w:pStyle w:val="FirstParagraph"/>
-      </w:pPr>
-      <w:r>
-        <w:t xml:space="preserve">Characters ready to play, for one-shots, new players, or a group in a hurry. Each follows the creation rules exactly, and their connections tie them together. In the creator, choose one from the ready-made list to open it and make it your own.</w:t>
-      </w:r>
-    </w:p>
-    <w:bookmarkStart w:id="156" w:name="thessk-varo-hun"/>
-    <w:p>
-      <w:pPr>
-        <w:pStyle w:val="Heading2"/>
-      </w:pPr>
-      <w:r>
-        <w:t xml:space="preserve">Thessk Varo-Hun</w:t>
-      </w:r>
-    </w:p>
-    <w:p>
-      <w:pPr>
-        <w:pStyle w:val="FirstParagraph"/>
-      </w:pPr>
-      <w:r>
-        <w:rPr>
-          <w:iCs/>
-          <w:i/>
-        </w:rPr>
-        <w:t xml:space="preserve">Trader, disowned, Trader. Tessan (tier 1).</w:t>
-      </w:r>
-      <w:r>
-        <w:t xml:space="preserve"> </w:t>
-      </w:r>
-      <w:r>
-        <w:t xml:space="preserve">A young reformer cut off by her dynasty’s old creditors for writing off a client world’s debt. She trades on her own now, and keeps her word.</w:t>
       </w:r>
     </w:p>
     <w:p>
@@ -26944,29 +26808,61 @@
           <w:bCs/>
           <w:b/>
         </w:rPr>
-        <w:t xml:space="preserve">Attributes:</w:t>
-      </w:r>
-      <w:r>
-        <w:t xml:space="preserve"> </w:t>
-      </w:r>
-      <w:r>
-        <w:t xml:space="preserve">Body 11, Agility 8, Intellect 12, Presence 13, Will 11.</w:t>
-      </w:r>
-      <w:r>
-        <w:t xml:space="preserve"> </w:t>
-      </w:r>
-      <w:r>
-        <w:rPr>
-          <w:bCs/>
-          <w:b/>
-        </w:rPr>
-        <w:t xml:space="preserve">Dodge</w:t>
-      </w:r>
-      <w:r>
-        <w:t xml:space="preserve"> </w:t>
-      </w:r>
-      <w:r>
-        <w:t xml:space="preserve">6.</w:t>
+        <w:t xml:space="preserve">Cybernetics.</w:t>
+      </w:r>
+      <w:r>
+        <w:t xml:space="preserve"> </w:t>
+      </w:r>
+      <w:r>
+        <w:t xml:space="preserve">Implants replace limbs, sharpen senses and rewire reflexes. They show, they show up on scans, and they need parts, power and care: implant advantages say what they do, and the</w:t>
+      </w:r>
+      <w:r>
+        <w:t xml:space="preserve"> </w:t>
+      </w:r>
+      <w:r>
+        <w:rPr>
+          <w:iCs/>
+          <w:i/>
+        </w:rPr>
+        <w:t xml:space="preserve">Implant Upkeep</w:t>
+      </w:r>
+      <w:r>
+        <w:t xml:space="preserve"> </w:t>
+      </w:r>
+      <w:r>
+        <w:t xml:space="preserve">complication says what they cost.</w:t>
+      </w:r>
+      <w:r>
+        <w:t xml:space="preserve"> </w:t>
+      </w:r>
+      <w:r>
+        <w:rPr>
+          <w:bCs/>
+          <w:b/>
+        </w:rPr>
+        <w:t xml:space="preserve">Augments</w:t>
+      </w:r>
+      <w:r>
+        <w:t xml:space="preserve"> </w:t>
+      </w:r>
+      <w:r>
+        <w:t xml:space="preserve">live with many;</w:t>
+      </w:r>
+      <w:r>
+        <w:t xml:space="preserve"> </w:t>
+      </w:r>
+      <w:r>
+        <w:rPr>
+          <w:bCs/>
+          <w:b/>
+        </w:rPr>
+        <w:t xml:space="preserve">Cyberneticists</w:t>
+      </w:r>
+      <w:r>
+        <w:t xml:space="preserve"> </w:t>
+      </w:r>
+      <w:r>
+        <w:t xml:space="preserve">install and repair them.</w:t>
       </w:r>
     </w:p>
     <w:p>
@@ -26982,13 +26878,61 @@
           <w:bCs/>
           <w:b/>
         </w:rPr>
-        <w:t xml:space="preserve">Skills:</w:t>
-      </w:r>
-      <w:r>
-        <w:t xml:space="preserve"> </w:t>
-      </w:r>
-      <w:r>
-        <w:t xml:space="preserve">Commerce 15 (Specialty). Trained: Deception 14, Diplomacy 14, Leadership 14, Streetwise 14, Computers 13, Investigation 13, Navigation 13, Science 13, Psychology 12, Piloting 9.</w:t>
+        <w:t xml:space="preserve">AI.</w:t>
+      </w:r>
+      <w:r>
+        <w:t xml:space="preserve"> </w:t>
+      </w:r>
+      <w:r>
+        <w:t xml:space="preserve">Artificial minds run ships, stations and corporations, and some want to be free. An</w:t>
+      </w:r>
+      <w:r>
+        <w:t xml:space="preserve"> </w:t>
+      </w:r>
+      <w:r>
+        <w:rPr>
+          <w:bCs/>
+          <w:b/>
+        </w:rPr>
+        <w:t xml:space="preserve">AI partner</w:t>
+      </w:r>
+      <w:r>
+        <w:t xml:space="preserve"> </w:t>
+      </w:r>
+      <w:r>
+        <w:t xml:space="preserve">has a name and a personality, played by its partner or the GM; it can</w:t>
+      </w:r>
+      <w:r>
+        <w:t xml:space="preserve"> </w:t>
+      </w:r>
+      <w:r>
+        <w:rPr>
+          <w:bCs/>
+          <w:b/>
+        </w:rPr>
+        <w:t xml:space="preserve">assist</w:t>
+      </w:r>
+      <w:r>
+        <w:t xml:space="preserve"> </w:t>
+      </w:r>
+      <w:r>
+        <w:t xml:space="preserve">Computers, Sensors and Investigation rolls (success +1, success by 5 or more +2), and acts in the world only through a drone or a ship.</w:t>
+      </w:r>
+      <w:r>
+        <w:t xml:space="preserve"> </w:t>
+      </w:r>
+      <w:r>
+        <w:rPr>
+          <w:bCs/>
+          <w:b/>
+        </w:rPr>
+        <w:t xml:space="preserve">AI Minders</w:t>
+      </w:r>
+      <w:r>
+        <w:t xml:space="preserve"> </w:t>
+      </w:r>
+      <w:r>
+        <w:t xml:space="preserve">are bonded to one and trained to handle others, from corporate systems to rogue minds.</w:t>
       </w:r>
     </w:p>
     <w:p>
@@ -27004,13 +26948,13 @@
           <w:bCs/>
           <w:b/>
         </w:rPr>
-        <w:t xml:space="preserve">Edges:</w:t>
-      </w:r>
-      <w:r>
-        <w:t xml:space="preserve"> </w:t>
-      </w:r>
-      <w:r>
-        <w:t xml:space="preserve">Extra Trained skill, A friend; a friend: her grandfather’s old clerk, who still sends her the family’s secrets.</w:t>
+        <w:t xml:space="preserve">Drones.</w:t>
+      </w:r>
+      <w:r>
+        <w:t xml:space="preserve"> </w:t>
+      </w:r>
+      <w:r>
+        <w:t xml:space="preserve">Scout, repair and combat drones are everywhere. A drone relays what it senses; jamming its link or taking out its controller stops it.</w:t>
       </w:r>
     </w:p>
     <w:p>
@@ -27026,29 +26970,29 @@
           <w:bCs/>
           <w:b/>
         </w:rPr>
-        <w:t xml:space="preserve">Advantage:</w:t>
-      </w:r>
-      <w:r>
-        <w:t xml:space="preserve"> </w:t>
-      </w:r>
-      <w:r>
-        <w:t xml:space="preserve">Ledger Memory (species; companion: Bound by Contract).</w:t>
-      </w:r>
-      <w:r>
-        <w:t xml:space="preserve"> </w:t>
-      </w:r>
-      <w:r>
-        <w:rPr>
-          <w:bCs/>
-          <w:b/>
-        </w:rPr>
-        <w:t xml:space="preserve">Complication:</w:t>
-      </w:r>
-      <w:r>
-        <w:t xml:space="preserve"> </w:t>
-      </w:r>
-      <w:r>
-        <w:t xml:space="preserve">Exile; trigger: your people on the same station.</w:t>
+        <w:t xml:space="preserve">Biotech.</w:t>
+      </w:r>
+      <w:r>
+        <w:t xml:space="preserve"> </w:t>
+      </w:r>
+      <w:r>
+        <w:t xml:space="preserve">Gene-tailoring, cloned organs, engineered diseases and medical miracles, for those who can pay.</w:t>
+      </w:r>
+      <w:r>
+        <w:t xml:space="preserve"> </w:t>
+      </w:r>
+      <w:r>
+        <w:rPr>
+          <w:iCs/>
+          <w:i/>
+        </w:rPr>
+        <w:t xml:space="preserve">Gene-Tailored</w:t>
+      </w:r>
+      <w:r>
+        <w:t xml:space="preserve"> </w:t>
+      </w:r>
+      <w:r>
+        <w:t xml:space="preserve">characters resist disease and toxins.</w:t>
       </w:r>
     </w:p>
     <w:p>
@@ -27064,57 +27008,100 @@
           <w:bCs/>
           <w:b/>
         </w:rPr>
-        <w:t xml:space="preserve">Why I’m out here:</w:t>
-      </w:r>
-      <w:r>
-        <w:t xml:space="preserve"> </w:t>
-      </w:r>
-      <w:r>
-        <w:t xml:space="preserve">No empire, no creditor, no one owns me.</w:t>
-      </w:r>
-      <w:r>
-        <w:t xml:space="preserve"> </w:t>
-      </w:r>
-      <w:r>
-        <w:rPr>
-          <w:bCs/>
-          <w:b/>
-        </w:rPr>
-        <w:t xml:space="preserve">Connection:</w:t>
-      </w:r>
-      <w:r>
-        <w:t xml:space="preserve"> </w:t>
-      </w:r>
-      <w:r>
-        <w:t xml:space="preserve">She sold Mara Okonkwo the first debt Mara forgave. Neither regrets it.</w:t>
-      </w:r>
-    </w:p>
-    <w:bookmarkEnd w:id="156"/>
-    <w:bookmarkStart w:id="157" w:name="kesh-of-the-seventh-hive"/>
-    <w:p>
-      <w:pPr>
-        <w:pStyle w:val="Heading2"/>
-      </w:pPr>
-      <w:r>
-        <w:t xml:space="preserve">Kesh of the Seventh Hive</w:t>
-      </w:r>
-    </w:p>
-    <w:p>
-      <w:pPr>
-        <w:pStyle w:val="FirstParagraph"/>
-      </w:pPr>
+        <w:t xml:space="preserve">Ships.</w:t>
+      </w:r>
+      <w:r>
+        <w:t xml:space="preserve"> </w:t>
+      </w:r>
+      <w:r>
+        <w:t xml:space="preserve">Crews fly everything from patched freighters to corporate couriers. A ship is a home, a business and a</w:t>
+      </w:r>
+      <w:r>
+        <w:t xml:space="preserve"> </w:t>
+      </w:r>
+      <w:r>
+        <w:rPr>
+          <w:bCs/>
+          <w:b/>
+        </w:rPr>
+        <w:t xml:space="preserve">Debt</w:t>
+      </w:r>
+      <w:r>
+        <w:t xml:space="preserve">: the</w:t>
+      </w:r>
+      <w:r>
+        <w:t xml:space="preserve"> </w:t>
+      </w:r>
       <w:r>
         <w:rPr>
           <w:iCs/>
           <w:i/>
         </w:rPr>
-        <w:t xml:space="preserve">Market scout, Explorer. Kel (tier 1).</w:t>
-      </w:r>
-      <w:r>
-        <w:t xml:space="preserve"> </w:t>
-      </w:r>
-      <w:r>
-        <w:t xml:space="preserve">Scouts new markets to pay down her homeworld’s debt, and wonders more each year whether the radicals are right.</w:t>
+        <w:t xml:space="preserve">A Ship of Your Own</w:t>
+      </w:r>
+      <w:r>
+        <w:t xml:space="preserve"> </w:t>
+      </w:r>
+      <w:r>
+        <w:t xml:space="preserve">advantage starts the crew with a ship and a box of Debt. Ship fights use</w:t>
+      </w:r>
+      <w:r>
+        <w:t xml:space="preserve"> </w:t>
+      </w:r>
+      <w:r>
+        <w:rPr>
+          <w:iCs/>
+          <w:i/>
+        </w:rPr>
+        <w:t xml:space="preserve">Ships in a fight</w:t>
+      </w:r>
+      <w:r>
+        <w:t xml:space="preserve">: the range contest, a roll per station and the Hull track.</w:t>
+      </w:r>
+    </w:p>
+    <w:bookmarkEnd w:id="156"/>
+    <w:bookmarkStart w:id="164" w:name="ready-made-characters"/>
+    <w:p>
+      <w:pPr>
+        <w:pStyle w:val="Heading1"/>
+      </w:pPr>
+      <w:r>
+        <w:t xml:space="preserve">Ready-made characters</w:t>
+      </w:r>
+    </w:p>
+    <w:p>
+      <w:pPr>
+        <w:pStyle w:val="FirstParagraph"/>
+      </w:pPr>
+      <w:r>
+        <w:t xml:space="preserve">Characters ready to play, for one-shots, new players, or a group in a hurry. Each follows the creation rules exactly, and their connections tie them together. In the creator, choose one from the ready-made list to open it and make it your own.</w:t>
+      </w:r>
+    </w:p>
+    <w:bookmarkStart w:id="157" w:name="thessk-varo-hun"/>
+    <w:p>
+      <w:pPr>
+        <w:pStyle w:val="Heading2"/>
+      </w:pPr>
+      <w:r>
+        <w:t xml:space="preserve">Thessk Varo-Hun</w:t>
+      </w:r>
+    </w:p>
+    <w:p>
+      <w:pPr>
+        <w:pStyle w:val="FirstParagraph"/>
+      </w:pPr>
+      <w:r>
+        <w:rPr>
+          <w:iCs/>
+          <w:i/>
+        </w:rPr>
+        <w:t xml:space="preserve">Trader, disowned, Trader. Tessan (tier 1).</w:t>
+      </w:r>
+      <w:r>
+        <w:t xml:space="preserve"> </w:t>
+      </w:r>
+      <w:r>
+        <w:t xml:space="preserve">A young reformer cut off by her dynasty’s old creditors for writing off a client world’s debt. She trades on her own now, and keeps her word.</w:t>
       </w:r>
     </w:p>
     <w:p>
@@ -27136,7 +27123,7 @@
         <w:t xml:space="preserve"> </w:t>
       </w:r>
       <w:r>
-        <w:t xml:space="preserve">Body 10, Agility 11, Intellect 13, Presence 8, Will 13.</w:t>
+        <w:t xml:space="preserve">Body 11, Agility 8, Intellect 12, Presence 13, Will 11.</w:t>
       </w:r>
       <w:r>
         <w:t xml:space="preserve"> </w:t>
@@ -27152,7 +27139,7 @@
         <w:t xml:space="preserve"> </w:t>
       </w:r>
       <w:r>
-        <w:t xml:space="preserve">10.</w:t>
+        <w:t xml:space="preserve">6.</w:t>
       </w:r>
     </w:p>
     <w:p>
@@ -27174,7 +27161,7 @@
         <w:t xml:space="preserve"> </w:t>
       </w:r>
       <w:r>
-        <w:t xml:space="preserve">Navigation 16 (Specialty). Trained: Commerce 14, Computers 14, Engineering 14, Investigation 14, Science 14, Sensors 14, Survival 14, Piloting 12, Athletics 11.</w:t>
+        <w:t xml:space="preserve">Commerce 15 (Specialty). Trained: Deception 14, Diplomacy 14, Leadership 14, Streetwise 14, Computers 13, Investigation 13, Navigation 13, Science 13, Psychology 12, Piloting 9.</w:t>
       </w:r>
     </w:p>
     <w:p>
@@ -27196,7 +27183,7 @@
         <w:t xml:space="preserve"> </w:t>
       </w:r>
       <w:r>
-        <w:t xml:space="preserve">Extra Resolve, A fine weapon or tool; a fine tool: a hive-made survey kit (+2 to Sensors for surveying a world: minerals, water and life signs).</w:t>
+        <w:t xml:space="preserve">Extra Trained skill, A friend; a friend: her grandfather’s old clerk, who still sends her the family’s secrets.</w:t>
       </w:r>
     </w:p>
     <w:p>
@@ -27218,7 +27205,7 @@
         <w:t xml:space="preserve"> </w:t>
       </w:r>
       <w:r>
-        <w:t xml:space="preserve">Debt-Born (species; companion: The Homeworld’s Debt).</w:t>
+        <w:t xml:space="preserve">Ledger Memory (species; companion: Bound by Contract).</w:t>
       </w:r>
       <w:r>
         <w:t xml:space="preserve"> </w:t>
@@ -27234,7 +27221,7 @@
         <w:t xml:space="preserve"> </w:t>
       </w:r>
       <w:r>
-        <w:t xml:space="preserve">Debt-Bound; trigger: a creditor offers to forgive it for a favor.</w:t>
+        <w:t xml:space="preserve">Exile; trigger: your people on the same station.</w:t>
       </w:r>
     </w:p>
     <w:p>
@@ -27256,7 +27243,7 @@
         <w:t xml:space="preserve"> </w:t>
       </w:r>
       <w:r>
-        <w:t xml:space="preserve">I owe more than I can ever repay, unless I take every job.</w:t>
+        <w:t xml:space="preserve">No empire, no creditor, no one owns me.</w:t>
       </w:r>
       <w:r>
         <w:t xml:space="preserve"> </w:t>
@@ -27272,17 +27259,17 @@
         <w:t xml:space="preserve"> </w:t>
       </w:r>
       <w:r>
-        <w:t xml:space="preserve">Ilvi Saradh’s AI found the corridor Kesh’s hive needed; Kesh owes them both.</w:t>
+        <w:t xml:space="preserve">She sold Mara Okonkwo the first debt Mara forgave. Neither regrets it.</w:t>
       </w:r>
     </w:p>
     <w:bookmarkEnd w:id="157"/>
-    <w:bookmarkStart w:id="158" w:name="rook"/>
+    <w:bookmarkStart w:id="158" w:name="kesh-of-the-seventh-hive"/>
     <w:p>
       <w:pPr>
         <w:pStyle w:val="Heading2"/>
       </w:pPr>
       <w:r>
-        <w:t xml:space="preserve">Rook</w:t>
+        <w:t xml:space="preserve">Kesh of the Seventh Hive</w:t>
       </w:r>
     </w:p>
     <w:p>
@@ -27294,13 +27281,13 @@
           <w:iCs/>
           <w:i/>
         </w:rPr>
-        <w:t xml:space="preserve">Former Concord marine, Augment. Human (tier 0); Expert.</w:t>
-      </w:r>
-      <w:r>
-        <w:t xml:space="preserve"> </w:t>
-      </w:r>
-      <w:r>
-        <w:t xml:space="preserve">Rebuilt after the Zhaq border war with a cyber-arm and reflex wiring. The implant payments are overdue, and the company that made them knows where Rook drinks.</w:t>
+        <w:t xml:space="preserve">Market scout, Explorer. Kel (tier 1).</w:t>
+      </w:r>
+      <w:r>
+        <w:t xml:space="preserve"> </w:t>
+      </w:r>
+      <w:r>
+        <w:t xml:space="preserve">Scouts new markets to pay down her homeworld’s debt, and wonders more each year whether the radicals are right.</w:t>
       </w:r>
     </w:p>
     <w:p>
@@ -27322,7 +27309,7 @@
         <w:t xml:space="preserve"> </w:t>
       </w:r>
       <w:r>
-        <w:t xml:space="preserve">Body 13, Agility 13, Intellect 10, Presence 10, Will 10.</w:t>
+        <w:t xml:space="preserve">Body 10, Agility 11, Intellect 13, Presence 8, Will 13.</w:t>
       </w:r>
       <w:r>
         <w:t xml:space="preserve"> </w:t>
@@ -27338,7 +27325,7 @@
         <w:t xml:space="preserve"> </w:t>
       </w:r>
       <w:r>
-        <w:t xml:space="preserve">12.</w:t>
+        <w:t xml:space="preserve">10.</w:t>
       </w:r>
     </w:p>
     <w:p>
@@ -27360,7 +27347,7 @@
         <w:t xml:space="preserve"> </w:t>
       </w:r>
       <w:r>
-        <w:t xml:space="preserve">Close Combat 18 (Expert). Trained: Athletics 14, Firearms 14, Stealth 14, Engineering 11, Medicine 11, Streetwise 11, Survival 11.</w:t>
+        <w:t xml:space="preserve">Navigation 16 (Specialty). Trained: Commerce 14, Computers 14, Engineering 14, Investigation 14, Science 14, Sensors 14, Survival 14, Piloting 12, Athletics 11.</w:t>
       </w:r>
     </w:p>
     <w:p>
@@ -27382,7 +27369,7 @@
         <w:t xml:space="preserve"> </w:t>
       </w:r>
       <w:r>
-        <w:t xml:space="preserve">+1 attribute point, Extra Resolve, Second advantage; second advantage: Implant: Reflex Wiring.</w:t>
+        <w:t xml:space="preserve">Extra Resolve, A fine weapon or tool; a fine tool: a hive-made survey kit (+2 to Sensors for surveying a world: minerals, water and life signs).</w:t>
       </w:r>
     </w:p>
     <w:p>
@@ -27404,7 +27391,7 @@
         <w:t xml:space="preserve"> </w:t>
       </w:r>
       <w:r>
-        <w:t xml:space="preserve">Implant: Cyber-Limb.</w:t>
+        <w:t xml:space="preserve">Debt-Born (species; companion: The Homeworld’s Debt).</w:t>
       </w:r>
       <w:r>
         <w:t xml:space="preserve"> </w:t>
@@ -27420,7 +27407,7 @@
         <w:t xml:space="preserve"> </w:t>
       </w:r>
       <w:r>
-        <w:t xml:space="preserve">Implant Upkeep; trigger: your supplier wants more.</w:t>
+        <w:t xml:space="preserve">Debt-Bound; trigger: a creditor offers to forgive it for a favor.</w:t>
       </w:r>
     </w:p>
     <w:p>
@@ -27442,7 +27429,7 @@
         <w:t xml:space="preserve"> </w:t>
       </w:r>
       <w:r>
-        <w:t xml:space="preserve">I can’t go home. The crew is home now.</w:t>
+        <w:t xml:space="preserve">I owe more than I can ever repay, unless I take every job.</w:t>
       </w:r>
       <w:r>
         <w:t xml:space="preserve"> </w:t>
@@ -27458,17 +27445,17 @@
         <w:t xml:space="preserve"> </w:t>
       </w:r>
       <w:r>
-        <w:t xml:space="preserve">Brakka was on the other side of that border war. They found out over a drink, and stayed friends.</w:t>
+        <w:t xml:space="preserve">Ilvi Saradh’s AI found the corridor Kesh’s hive needed; Kesh owes them both.</w:t>
       </w:r>
     </w:p>
     <w:bookmarkEnd w:id="158"/>
-    <w:bookmarkStart w:id="159" w:name="ilvi-saradh"/>
+    <w:bookmarkStart w:id="159" w:name="rook"/>
     <w:p>
       <w:pPr>
         <w:pStyle w:val="Heading2"/>
       </w:pPr>
       <w:r>
-        <w:t xml:space="preserve">Ilvi Saradh</w:t>
+        <w:t xml:space="preserve">Rook</w:t>
       </w:r>
     </w:p>
     <w:p>
@@ -27480,13 +27467,13 @@
           <w:iCs/>
           <w:i/>
         </w:rPr>
-        <w:t xml:space="preserve">Guild navigator, AI Minder. Draelin (tier 1).</w:t>
-      </w:r>
-      <w:r>
-        <w:t xml:space="preserve"> </w:t>
-      </w:r>
-      <w:r>
-        <w:t xml:space="preserve">A guild navigator whose AI partner, Quill, remembers a corridor the guild says doesn’t exist.</w:t>
+        <w:t xml:space="preserve">Former Concord marine, Augment. Human (tier 0); Expert.</w:t>
+      </w:r>
+      <w:r>
+        <w:t xml:space="preserve"> </w:t>
+      </w:r>
+      <w:r>
+        <w:t xml:space="preserve">Rebuilt after the Zhaq border war with a cyber-arm and reflex wiring. The implant payments are overdue, and the company that made them knows where Rook drinks.</w:t>
       </w:r>
     </w:p>
     <w:p>
@@ -27508,7 +27495,7 @@
         <w:t xml:space="preserve"> </w:t>
       </w:r>
       <w:r>
-        <w:t xml:space="preserve">Body 9, Agility 12, Intellect 13, Presence 11, Will 10.</w:t>
+        <w:t xml:space="preserve">Body 13, Agility 13, Intellect 10, Presence 10, Will 10.</w:t>
       </w:r>
       <w:r>
         <w:t xml:space="preserve"> </w:t>
@@ -27524,7 +27511,7 @@
         <w:t xml:space="preserve"> </w:t>
       </w:r>
       <w:r>
-        <w:t xml:space="preserve">11.</w:t>
+        <w:t xml:space="preserve">12.</w:t>
       </w:r>
     </w:p>
     <w:p>
@@ -27546,7 +27533,7 @@
         <w:t xml:space="preserve"> </w:t>
       </w:r>
       <w:r>
-        <w:t xml:space="preserve">Computers 16 (Specialty). Trained: Commerce 14, Engineering 14, Investigation 14, Science 14, Sensors 14, Piloting 13, Stealth 13, Diplomacy 12, Psychology 11, Athletics 10; Navigation 14 (free).</w:t>
+        <w:t xml:space="preserve">Close Combat 18 (Expert). Trained: Athletics 14, Firearms 14, Stealth 14, Engineering 11, Medicine 11, Streetwise 11, Survival 11.</w:t>
       </w:r>
     </w:p>
     <w:p>
@@ -27568,7 +27555,7 @@
         <w:t xml:space="preserve"> </w:t>
       </w:r>
       <w:r>
-        <w:t xml:space="preserve">Extra Trained skill, A fine weapon or tool; a fine tool: Quill’s core, a guild-grade AI (+2 to Computers for breaking old guild encryption and recovering lost navigation data).</w:t>
+        <w:t xml:space="preserve">+1 attribute point, Extra Resolve, Second advantage; second advantage: Implant: Reflex Wiring.</w:t>
       </w:r>
     </w:p>
     <w:p>
@@ -27590,7 +27577,7 @@
         <w:t xml:space="preserve"> </w:t>
       </w:r>
       <w:r>
-        <w:t xml:space="preserve">Corridor Sense.</w:t>
+        <w:t xml:space="preserve">Implant: Cyber-Limb.</w:t>
       </w:r>
       <w:r>
         <w:t xml:space="preserve"> </w:t>
@@ -27606,7 +27593,7 @@
         <w:t xml:space="preserve"> </w:t>
       </w:r>
       <w:r>
-        <w:t xml:space="preserve">Dangerous Knowledge; trigger: someone close to the truth.</w:t>
+        <w:t xml:space="preserve">Implant Upkeep; trigger: your supplier wants more.</w:t>
       </w:r>
     </w:p>
     <w:p>
@@ -27628,7 +27615,7 @@
         <w:t xml:space="preserve"> </w:t>
       </w:r>
       <w:r>
-        <w:t xml:space="preserve">The galaxy is full of things no one understands yet. I want to be first.</w:t>
+        <w:t xml:space="preserve">I can’t go home. The crew is home now.</w:t>
       </w:r>
       <w:r>
         <w:t xml:space="preserve"> </w:t>
@@ -27644,17 +27631,17 @@
         <w:t xml:space="preserve"> </w:t>
       </w:r>
       <w:r>
-        <w:t xml:space="preserve">Quill found the corridor Kesh’s hive needed. Ilvi never told the guild.</w:t>
+        <w:t xml:space="preserve">Brakka was on the other side of that border war. They found out over a drink, and stayed friends.</w:t>
       </w:r>
     </w:p>
     <w:bookmarkEnd w:id="159"/>
-    <w:bookmarkStart w:id="160" w:name="dr.-anwe-tal"/>
+    <w:bookmarkStart w:id="160" w:name="ilvi-saradh"/>
     <w:p>
       <w:pPr>
         <w:pStyle w:val="Heading2"/>
       </w:pPr>
       <w:r>
-        <w:t xml:space="preserve">Dr. Anwe Tal</w:t>
+        <w:t xml:space="preserve">Ilvi Saradh</w:t>
       </w:r>
     </w:p>
     <w:p>
@@ -27666,13 +27653,13 @@
           <w:iCs/>
           <w:i/>
         </w:rPr>
-        <w:t xml:space="preserve">Restoration ecologist, Scientist. Corvani (tier 1).</w:t>
-      </w:r>
-      <w:r>
-        <w:t xml:space="preserve"> </w:t>
-      </w:r>
-      <w:r>
-        <w:t xml:space="preserve">Rebuilding a world the Hegemony strip-mined, against a mining corporation’s lawyers and, lately, its guns.</w:t>
+        <w:t xml:space="preserve">Guild navigator, AI Minder. Draelin (tier 1).</w:t>
+      </w:r>
+      <w:r>
+        <w:t xml:space="preserve"> </w:t>
+      </w:r>
+      <w:r>
+        <w:t xml:space="preserve">A guild navigator whose AI partner, Quill, remembers a corridor the guild says doesn’t exist.</w:t>
       </w:r>
     </w:p>
     <w:p>
@@ -27694,7 +27681,7 @@
         <w:t xml:space="preserve"> </w:t>
       </w:r>
       <w:r>
-        <w:t xml:space="preserve">Body 11, Agility 9, Intellect 13, Presence 10, Will 13.</w:t>
+        <w:t xml:space="preserve">Body 9, Agility 12, Intellect 13, Presence 11, Will 10.</w:t>
       </w:r>
       <w:r>
         <w:t xml:space="preserve"> </w:t>
@@ -27710,7 +27697,7 @@
         <w:t xml:space="preserve"> </w:t>
       </w:r>
       <w:r>
-        <w:t xml:space="preserve">8.</w:t>
+        <w:t xml:space="preserve">11.</w:t>
       </w:r>
     </w:p>
     <w:p>
@@ -27732,7 +27719,7 @@
         <w:t xml:space="preserve"> </w:t>
       </w:r>
       <w:r>
-        <w:t xml:space="preserve">Science 16 (Specialty). Trained: Computers 14, Engineering 14, Investigation 14, Medicine 14, Psychology 14, Sensors 14, Survival 14, Athletics 12, Diplomacy 11.</w:t>
+        <w:t xml:space="preserve">Computers 16 (Specialty). Trained: Commerce 14, Engineering 14, Investigation 14, Science 14, Sensors 14, Piloting 13, Stealth 13, Diplomacy 12, Psychology 11, Athletics 10; Navigation 14 (free).</w:t>
       </w:r>
     </w:p>
     <w:p>
@@ -27754,7 +27741,7 @@
         <w:t xml:space="preserve"> </w:t>
       </w:r>
       <w:r>
-        <w:t xml:space="preserve">+1 attribute point, A friend; a friend: a Veyari archivist who keeps the old survey records of her world.</w:t>
+        <w:t xml:space="preserve">Extra Trained skill, A fine weapon or tool; a fine tool: Quill’s core, a guild-grade AI (+2 to Computers for breaking old guild encryption and recovering lost navigation data).</w:t>
       </w:r>
     </w:p>
     <w:p>
@@ -27776,7 +27763,7 @@
         <w:t xml:space="preserve"> </w:t>
       </w:r>
       <w:r>
-        <w:t xml:space="preserve">Restorer (species; companion: Ecological Safeguards).</w:t>
+        <w:t xml:space="preserve">Corridor Sense.</w:t>
       </w:r>
       <w:r>
         <w:t xml:space="preserve"> </w:t>
@@ -27792,7 +27779,7 @@
         <w:t xml:space="preserve"> </w:t>
       </w:r>
       <w:r>
-        <w:t xml:space="preserve">Protects Others; trigger: a civilian in the crossfire.</w:t>
+        <w:t xml:space="preserve">Dangerous Knowledge; trigger: someone close to the truth.</w:t>
       </w:r>
     </w:p>
     <w:p>
@@ -27814,7 +27801,7 @@
         <w:t xml:space="preserve"> </w:t>
       </w:r>
       <w:r>
-        <w:t xml:space="preserve">People out here need help, and I can give it.</w:t>
+        <w:t xml:space="preserve">The galaxy is full of things no one understands yet. I want to be first.</w:t>
       </w:r>
       <w:r>
         <w:t xml:space="preserve"> </w:t>
@@ -27830,17 +27817,17 @@
         <w:t xml:space="preserve"> </w:t>
       </w:r>
       <w:r>
-        <w:t xml:space="preserve">Sable cleaned up the corporation’s files that proved Anwe’s case, and asked nothing for it.</w:t>
+        <w:t xml:space="preserve">Quill found the corridor Kesh’s hive needed. Ilvi never told the guild.</w:t>
       </w:r>
     </w:p>
     <w:bookmarkEnd w:id="160"/>
-    <w:bookmarkStart w:id="161" w:name="brakka"/>
+    <w:bookmarkStart w:id="161" w:name="dr.-anwe-tal"/>
     <w:p>
       <w:pPr>
         <w:pStyle w:val="Heading2"/>
       </w:pPr>
       <w:r>
-        <w:t xml:space="preserve">Brakka</w:t>
+        <w:t xml:space="preserve">Dr. Anwe Tal</w:t>
       </w:r>
     </w:p>
     <w:p>
@@ -27852,13 +27839,13 @@
           <w:iCs/>
           <w:i/>
         </w:rPr>
-        <w:t xml:space="preserve">Deserter, Ninth Legion, Mercenary. Dresh (tier 2).</w:t>
-      </w:r>
-      <w:r>
-        <w:t xml:space="preserve"> </w:t>
-      </w:r>
-      <w:r>
-        <w:t xml:space="preserve">A legionary who deserted rather than burn a Zhaq city. The Hegemony wants him back, or dead.</w:t>
+        <w:t xml:space="preserve">Restoration ecologist, Scientist. Corvani (tier 1).</w:t>
+      </w:r>
+      <w:r>
+        <w:t xml:space="preserve"> </w:t>
+      </w:r>
+      <w:r>
+        <w:t xml:space="preserve">Rebuilding a world the Hegemony strip-mined, against a mining corporation’s lawyers and, lately, its guns.</w:t>
       </w:r>
     </w:p>
     <w:p>
@@ -27880,7 +27867,7 @@
         <w:t xml:space="preserve"> </w:t>
       </w:r>
       <w:r>
-        <w:t xml:space="preserve">Body 15, Agility 11, Intellect 9, Presence 10, Will 10.</w:t>
+        <w:t xml:space="preserve">Body 11, Agility 9, Intellect 13, Presence 10, Will 13.</w:t>
       </w:r>
       <w:r>
         <w:t xml:space="preserve"> </w:t>
@@ -27896,7 +27883,7 @@
         <w:t xml:space="preserve"> </w:t>
       </w:r>
       <w:r>
-        <w:t xml:space="preserve">10.</w:t>
+        <w:t xml:space="preserve">8.</w:t>
       </w:r>
     </w:p>
     <w:p>
@@ -27918,7 +27905,7 @@
         <w:t xml:space="preserve"> </w:t>
       </w:r>
       <w:r>
-        <w:t xml:space="preserve">Firearms 14 (Specialty). Trained: Athletics 16, Close Combat 16, Piloting 12, Stealth 12, Leadership 11, Survival 11, Engineering 10, Medicine 10, Sensors 10.</w:t>
+        <w:t xml:space="preserve">Science 16 (Specialty). Trained: Computers 14, Engineering 14, Investigation 14, Medicine 14, Psychology 14, Sensors 14, Survival 14, Athletics 12, Diplomacy 11.</w:t>
       </w:r>
     </w:p>
     <w:p>
@@ -27940,7 +27927,7 @@
         <w:t xml:space="preserve"> </w:t>
       </w:r>
       <w:r>
-        <w:t xml:space="preserve">Extra Resolve.</w:t>
+        <w:t xml:space="preserve">+1 attribute point, A friend; a friend: a Veyari archivist who keeps the old survey records of her world.</w:t>
       </w:r>
     </w:p>
     <w:p>
@@ -27962,7 +27949,7 @@
         <w:t xml:space="preserve"> </w:t>
       </w:r>
       <w:r>
-        <w:t xml:space="preserve">Legion Drill (species; companion: Whose Soldier?).</w:t>
+        <w:t xml:space="preserve">Restorer (species; companion: Ecological Safeguards).</w:t>
       </w:r>
       <w:r>
         <w:t xml:space="preserve"> </w:t>
@@ -27978,7 +27965,7 @@
         <w:t xml:space="preserve"> </w:t>
       </w:r>
       <w:r>
-        <w:t xml:space="preserve">Hegemony Bounty; trigger: a hunter in the next berth.</w:t>
+        <w:t xml:space="preserve">Protects Others; trigger: a civilian in the crossfire.</w:t>
       </w:r>
     </w:p>
     <w:p>
@@ -28000,7 +27987,7 @@
         <w:t xml:space="preserve"> </w:t>
       </w:r>
       <w:r>
-        <w:t xml:space="preserve">Someone took everything from me. I’ll find them.</w:t>
+        <w:t xml:space="preserve">People out here need help, and I can give it.</w:t>
       </w:r>
       <w:r>
         <w:t xml:space="preserve"> </w:t>
@@ -28016,17 +28003,17 @@
         <w:t xml:space="preserve"> </w:t>
       </w:r>
       <w:r>
-        <w:t xml:space="preserve">Rook fought him across the Zhaq border once. Now Rook watches his back.</w:t>
+        <w:t xml:space="preserve">Sable cleaned up the corporation’s files that proved Anwe’s case, and asked nothing for it.</w:t>
       </w:r>
     </w:p>
     <w:bookmarkEnd w:id="161"/>
-    <w:bookmarkStart w:id="162" w:name="sable"/>
+    <w:bookmarkStart w:id="162" w:name="brakka"/>
     <w:p>
       <w:pPr>
         <w:pStyle w:val="Heading2"/>
       </w:pPr>
       <w:r>
-        <w:t xml:space="preserve">Sable</w:t>
+        <w:t xml:space="preserve">Brakka</w:t>
       </w:r>
     </w:p>
     <w:p>
@@ -28038,13 +28025,13 @@
           <w:iCs/>
           <w:i/>
         </w:rPr>
-        <w:t xml:space="preserve">Freelance intrusion specialist, Hacker. Human (tier 0).</w:t>
-      </w:r>
-      <w:r>
-        <w:t xml:space="preserve"> </w:t>
-      </w:r>
-      <w:r>
-        <w:t xml:space="preserve">Breaks into any system for the right price. Secretly psionic, hidden by the Quiet Network; every checkpoint is a gamble.</w:t>
+        <w:t xml:space="preserve">Deserter, Ninth Legion, Mercenary. Dresh (tier 2).</w:t>
+      </w:r>
+      <w:r>
+        <w:t xml:space="preserve"> </w:t>
+      </w:r>
+      <w:r>
+        <w:t xml:space="preserve">A legionary who deserted rather than burn a Zhaq city. The Hegemony wants him back, or dead.</w:t>
       </w:r>
     </w:p>
     <w:p>
@@ -28066,7 +28053,7 @@
         <w:t xml:space="preserve"> </w:t>
       </w:r>
       <w:r>
-        <w:t xml:space="preserve">Body 10, Agility 12, Intellect 13, Presence 10, Will 11.</w:t>
+        <w:t xml:space="preserve">Body 15, Agility 11, Intellect 9, Presence 10, Will 10.</w:t>
       </w:r>
       <w:r>
         <w:t xml:space="preserve"> </w:t>
@@ -28082,7 +28069,7 @@
         <w:t xml:space="preserve"> </w:t>
       </w:r>
       <w:r>
-        <w:t xml:space="preserve">11.</w:t>
+        <w:t xml:space="preserve">10.</w:t>
       </w:r>
     </w:p>
     <w:p>
@@ -28104,7 +28091,7 @@
         <w:t xml:space="preserve"> </w:t>
       </w:r>
       <w:r>
-        <w:t xml:space="preserve">Computers 16 (Specialty). Trained: Engineering 14, Investigation 14, Sensors 14, Firearms 13, Stealth 13, Psionics 12, Psychology 12, Athletics 11, Deception 11, Streetwise 11.</w:t>
+        <w:t xml:space="preserve">Firearms 14 (Specialty). Trained: Athletics 16, Close Combat 16, Piloting 12, Stealth 12, Leadership 11, Survival 11, Engineering 10, Medicine 10, Sensors 10.</w:t>
       </w:r>
     </w:p>
     <w:p>
@@ -28126,7 +28113,7 @@
         <w:t xml:space="preserve"> </w:t>
       </w:r>
       <w:r>
-        <w:t xml:space="preserve">Extra Trained skill, +1 attribute point, A friend; a friend: a Quiet Network forger who keeps Sable’s test results clean.</w:t>
+        <w:t xml:space="preserve">Extra Resolve.</w:t>
       </w:r>
     </w:p>
     <w:p>
@@ -28148,7 +28135,7 @@
         <w:t xml:space="preserve"> </w:t>
       </w:r>
       <w:r>
-        <w:t xml:space="preserve">Psionic.</w:t>
+        <w:t xml:space="preserve">Legion Drill (species; companion: Whose Soldier?).</w:t>
       </w:r>
       <w:r>
         <w:t xml:space="preserve"> </w:t>
@@ -28164,7 +28151,7 @@
         <w:t xml:space="preserve"> </w:t>
       </w:r>
       <w:r>
-        <w:t xml:space="preserve">Unregistered; trigger: a Mandate screening at the corridor gate.</w:t>
+        <w:t xml:space="preserve">Hegemony Bounty; trigger: a hunter in the next berth.</w:t>
       </w:r>
     </w:p>
     <w:p>
@@ -28186,6 +28173,192 @@
         <w:t xml:space="preserve"> </w:t>
       </w:r>
       <w:r>
+        <w:t xml:space="preserve">Someone took everything from me. I’ll find them.</w:t>
+      </w:r>
+      <w:r>
+        <w:t xml:space="preserve"> </w:t>
+      </w:r>
+      <w:r>
+        <w:rPr>
+          <w:bCs/>
+          <w:b/>
+        </w:rPr>
+        <w:t xml:space="preserve">Connection:</w:t>
+      </w:r>
+      <w:r>
+        <w:t xml:space="preserve"> </w:t>
+      </w:r>
+      <w:r>
+        <w:t xml:space="preserve">Rook fought him across the Zhaq border once. Now Rook watches his back.</w:t>
+      </w:r>
+    </w:p>
+    <w:bookmarkEnd w:id="162"/>
+    <w:bookmarkStart w:id="163" w:name="sable"/>
+    <w:p>
+      <w:pPr>
+        <w:pStyle w:val="Heading2"/>
+      </w:pPr>
+      <w:r>
+        <w:t xml:space="preserve">Sable</w:t>
+      </w:r>
+    </w:p>
+    <w:p>
+      <w:pPr>
+        <w:pStyle w:val="FirstParagraph"/>
+      </w:pPr>
+      <w:r>
+        <w:rPr>
+          <w:iCs/>
+          <w:i/>
+        </w:rPr>
+        <w:t xml:space="preserve">Freelance intrusion specialist, Hacker. Human (tier 0).</w:t>
+      </w:r>
+      <w:r>
+        <w:t xml:space="preserve"> </w:t>
+      </w:r>
+      <w:r>
+        <w:t xml:space="preserve">Breaks into any system for the right price. Secretly psionic, hidden by the Quiet Network; every checkpoint is a gamble.</w:t>
+      </w:r>
+    </w:p>
+    <w:p>
+      <w:pPr>
+        <w:numPr>
+          <w:ilvl w:val="0"/>
+          <w:numId w:val="1047"/>
+        </w:numPr>
+        <w:pStyle w:val="Compact"/>
+      </w:pPr>
+      <w:r>
+        <w:rPr>
+          <w:bCs/>
+          <w:b/>
+        </w:rPr>
+        <w:t xml:space="preserve">Attributes:</w:t>
+      </w:r>
+      <w:r>
+        <w:t xml:space="preserve"> </w:t>
+      </w:r>
+      <w:r>
+        <w:t xml:space="preserve">Body 10, Agility 12, Intellect 13, Presence 10, Will 11.</w:t>
+      </w:r>
+      <w:r>
+        <w:t xml:space="preserve"> </w:t>
+      </w:r>
+      <w:r>
+        <w:rPr>
+          <w:bCs/>
+          <w:b/>
+        </w:rPr>
+        <w:t xml:space="preserve">Dodge</w:t>
+      </w:r>
+      <w:r>
+        <w:t xml:space="preserve"> </w:t>
+      </w:r>
+      <w:r>
+        <w:t xml:space="preserve">11.</w:t>
+      </w:r>
+    </w:p>
+    <w:p>
+      <w:pPr>
+        <w:numPr>
+          <w:ilvl w:val="0"/>
+          <w:numId w:val="1047"/>
+        </w:numPr>
+        <w:pStyle w:val="Compact"/>
+      </w:pPr>
+      <w:r>
+        <w:rPr>
+          <w:bCs/>
+          <w:b/>
+        </w:rPr>
+        <w:t xml:space="preserve">Skills:</w:t>
+      </w:r>
+      <w:r>
+        <w:t xml:space="preserve"> </w:t>
+      </w:r>
+      <w:r>
+        <w:t xml:space="preserve">Computers 16 (Specialty). Trained: Engineering 14, Investigation 14, Sensors 14, Firearms 13, Stealth 13, Psionics 12, Psychology 12, Athletics 11, Deception 11, Streetwise 11.</w:t>
+      </w:r>
+    </w:p>
+    <w:p>
+      <w:pPr>
+        <w:numPr>
+          <w:ilvl w:val="0"/>
+          <w:numId w:val="1047"/>
+        </w:numPr>
+        <w:pStyle w:val="Compact"/>
+      </w:pPr>
+      <w:r>
+        <w:rPr>
+          <w:bCs/>
+          <w:b/>
+        </w:rPr>
+        <w:t xml:space="preserve">Edges:</w:t>
+      </w:r>
+      <w:r>
+        <w:t xml:space="preserve"> </w:t>
+      </w:r>
+      <w:r>
+        <w:t xml:space="preserve">Extra Trained skill, +1 attribute point, A friend; a friend: a Quiet Network forger who keeps Sable’s test results clean.</w:t>
+      </w:r>
+    </w:p>
+    <w:p>
+      <w:pPr>
+        <w:numPr>
+          <w:ilvl w:val="0"/>
+          <w:numId w:val="1047"/>
+        </w:numPr>
+        <w:pStyle w:val="Compact"/>
+      </w:pPr>
+      <w:r>
+        <w:rPr>
+          <w:bCs/>
+          <w:b/>
+        </w:rPr>
+        <w:t xml:space="preserve">Advantage:</w:t>
+      </w:r>
+      <w:r>
+        <w:t xml:space="preserve"> </w:t>
+      </w:r>
+      <w:r>
+        <w:t xml:space="preserve">Psionic.</w:t>
+      </w:r>
+      <w:r>
+        <w:t xml:space="preserve"> </w:t>
+      </w:r>
+      <w:r>
+        <w:rPr>
+          <w:bCs/>
+          <w:b/>
+        </w:rPr>
+        <w:t xml:space="preserve">Complication:</w:t>
+      </w:r>
+      <w:r>
+        <w:t xml:space="preserve"> </w:t>
+      </w:r>
+      <w:r>
+        <w:t xml:space="preserve">Unregistered; trigger: a Mandate screening at the corridor gate.</w:t>
+      </w:r>
+    </w:p>
+    <w:p>
+      <w:pPr>
+        <w:numPr>
+          <w:ilvl w:val="0"/>
+          <w:numId w:val="1047"/>
+        </w:numPr>
+        <w:pStyle w:val="Compact"/>
+      </w:pPr>
+      <w:r>
+        <w:rPr>
+          <w:bCs/>
+          <w:b/>
+        </w:rPr>
+        <w:t xml:space="preserve">Why I’m out here:</w:t>
+      </w:r>
+      <w:r>
+        <w:t xml:space="preserve"> </w:t>
+      </w:r>
+      <w:r>
         <w:t xml:space="preserve">No empire, no creditor, no one owns me.</w:t>
       </w:r>
       <w:r>
@@ -28205,9 +28378,9 @@
         <w:t xml:space="preserve">Sable cleaned up the files that proved Dr. Anwe Tal’s case, for nothing. Anwe wonders why.</w:t>
       </w:r>
     </w:p>
-    <w:bookmarkEnd w:id="162"/>
     <w:bookmarkEnd w:id="163"/>
-    <w:bookmarkStart w:id="164" w:name="advantages"/>
+    <w:bookmarkEnd w:id="164"/>
+    <w:bookmarkStart w:id="165" w:name="advantages"/>
     <w:p>
       <w:pPr>
         <w:pStyle w:val="Heading1"/>
@@ -29139,8 +29312,8 @@
         <w:t xml:space="preserve">belongs to the whole crew once it’s taken.</w:t>
       </w:r>
     </w:p>
-    <w:bookmarkEnd w:id="164"/>
-    <w:bookmarkStart w:id="190" w:name="species"/>
+    <w:bookmarkEnd w:id="165"/>
+    <w:bookmarkStart w:id="191" w:name="species"/>
     <w:p>
       <w:pPr>
         <w:pStyle w:val="Heading1"/>
@@ -30823,7 +30996,7 @@
         </w:tc>
       </w:tr>
     </w:tbl>
-    <w:bookmarkStart w:id="165" w:name="human"/>
+    <w:bookmarkStart w:id="166" w:name="human"/>
     <w:p>
       <w:pPr>
         <w:pStyle w:val="Heading2"/>
@@ -31136,8 +31309,8 @@
         </w:tc>
       </w:tr>
     </w:tbl>
-    <w:bookmarkEnd w:id="165"/>
-    <w:bookmarkStart w:id="166" w:name="vesh"/>
+    <w:bookmarkEnd w:id="166"/>
+    <w:bookmarkStart w:id="167" w:name="vesh"/>
     <w:p>
       <w:pPr>
         <w:pStyle w:val="Heading2"/>
@@ -31182,7 +31355,7 @@
       <w:pPr>
         <w:numPr>
           <w:ilvl w:val="0"/>
-          <w:numId w:val="1047"/>
+          <w:numId w:val="1048"/>
         </w:numPr>
         <w:pStyle w:val="Compact"/>
       </w:pPr>
@@ -31474,8 +31647,8 @@
         </w:tc>
       </w:tr>
     </w:tbl>
-    <w:bookmarkEnd w:id="166"/>
-    <w:bookmarkStart w:id="167" w:name="brulvek"/>
+    <w:bookmarkEnd w:id="167"/>
+    <w:bookmarkStart w:id="168" w:name="brulvek"/>
     <w:p>
       <w:pPr>
         <w:pStyle w:val="Heading2"/>
@@ -31520,7 +31693,7 @@
       <w:pPr>
         <w:numPr>
           <w:ilvl w:val="0"/>
-          <w:numId w:val="1048"/>
+          <w:numId w:val="1049"/>
         </w:numPr>
         <w:pStyle w:val="Compact"/>
       </w:pPr>
@@ -31812,8 +31985,8 @@
         </w:tc>
       </w:tr>
     </w:tbl>
-    <w:bookmarkEnd w:id="167"/>
-    <w:bookmarkStart w:id="168" w:name="corvani"/>
+    <w:bookmarkEnd w:id="168"/>
+    <w:bookmarkStart w:id="169" w:name="corvani"/>
     <w:p>
       <w:pPr>
         <w:pStyle w:val="Heading2"/>
@@ -31858,7 +32031,7 @@
       <w:pPr>
         <w:numPr>
           <w:ilvl w:val="0"/>
-          <w:numId w:val="1049"/>
+          <w:numId w:val="1050"/>
         </w:numPr>
         <w:pStyle w:val="Compact"/>
       </w:pPr>
@@ -32150,8 +32323,8 @@
         </w:tc>
       </w:tr>
     </w:tbl>
-    <w:bookmarkEnd w:id="168"/>
-    <w:bookmarkStart w:id="169" w:name="draelin"/>
+    <w:bookmarkEnd w:id="169"/>
+    <w:bookmarkStart w:id="170" w:name="draelin"/>
     <w:p>
       <w:pPr>
         <w:pStyle w:val="Heading2"/>
@@ -32196,7 +32369,7 @@
       <w:pPr>
         <w:numPr>
           <w:ilvl w:val="0"/>
-          <w:numId w:val="1050"/>
+          <w:numId w:val="1051"/>
         </w:numPr>
         <w:pStyle w:val="Compact"/>
       </w:pPr>
@@ -32208,7 +32381,7 @@
       <w:pPr>
         <w:numPr>
           <w:ilvl w:val="0"/>
-          <w:numId w:val="1050"/>
+          <w:numId w:val="1051"/>
         </w:numPr>
         <w:pStyle w:val="Compact"/>
       </w:pPr>
@@ -32518,8 +32691,8 @@
         </w:tc>
       </w:tr>
     </w:tbl>
-    <w:bookmarkEnd w:id="169"/>
-    <w:bookmarkStart w:id="170" w:name="joruun"/>
+    <w:bookmarkEnd w:id="170"/>
+    <w:bookmarkStart w:id="171" w:name="joruun"/>
     <w:p>
       <w:pPr>
         <w:pStyle w:val="Heading2"/>
@@ -32564,7 +32737,7 @@
       <w:pPr>
         <w:numPr>
           <w:ilvl w:val="0"/>
-          <w:numId w:val="1051"/>
+          <w:numId w:val="1052"/>
         </w:numPr>
         <w:pStyle w:val="Compact"/>
       </w:pPr>
@@ -32856,8 +33029,8 @@
         </w:tc>
       </w:tr>
     </w:tbl>
-    <w:bookmarkEnd w:id="170"/>
-    <w:bookmarkStart w:id="171" w:name="kel-1"/>
+    <w:bookmarkEnd w:id="171"/>
+    <w:bookmarkStart w:id="172" w:name="kel-1"/>
     <w:p>
       <w:pPr>
         <w:pStyle w:val="Heading2"/>
@@ -32902,7 +33075,7 @@
       <w:pPr>
         <w:numPr>
           <w:ilvl w:val="0"/>
-          <w:numId w:val="1052"/>
+          <w:numId w:val="1053"/>
         </w:numPr>
         <w:pStyle w:val="Compact"/>
       </w:pPr>
@@ -32914,7 +33087,7 @@
       <w:pPr>
         <w:numPr>
           <w:ilvl w:val="0"/>
-          <w:numId w:val="1052"/>
+          <w:numId w:val="1053"/>
         </w:numPr>
         <w:pStyle w:val="Compact"/>
       </w:pPr>
@@ -33206,8 +33379,8 @@
         </w:tc>
       </w:tr>
     </w:tbl>
-    <w:bookmarkEnd w:id="171"/>
-    <w:bookmarkStart w:id="172" w:name="mirrun-1"/>
+    <w:bookmarkEnd w:id="172"/>
+    <w:bookmarkStart w:id="173" w:name="mirrun-1"/>
     <w:p>
       <w:pPr>
         <w:pStyle w:val="Heading2"/>
@@ -33252,7 +33425,7 @@
       <w:pPr>
         <w:numPr>
           <w:ilvl w:val="0"/>
-          <w:numId w:val="1053"/>
+          <w:numId w:val="1054"/>
         </w:numPr>
         <w:pStyle w:val="Compact"/>
       </w:pPr>
@@ -33544,8 +33717,8 @@
         </w:tc>
       </w:tr>
     </w:tbl>
-    <w:bookmarkEnd w:id="172"/>
-    <w:bookmarkStart w:id="173" w:name="ommek"/>
+    <w:bookmarkEnd w:id="173"/>
+    <w:bookmarkStart w:id="174" w:name="ommek"/>
     <w:p>
       <w:pPr>
         <w:pStyle w:val="Heading2"/>
@@ -33590,7 +33763,7 @@
       <w:pPr>
         <w:numPr>
           <w:ilvl w:val="0"/>
-          <w:numId w:val="1054"/>
+          <w:numId w:val="1055"/>
         </w:numPr>
         <w:pStyle w:val="Compact"/>
       </w:pPr>
@@ -33900,8 +34073,8 @@
         </w:tc>
       </w:tr>
     </w:tbl>
-    <w:bookmarkEnd w:id="173"/>
-    <w:bookmarkStart w:id="174" w:name="shivar"/>
+    <w:bookmarkEnd w:id="174"/>
+    <w:bookmarkStart w:id="175" w:name="shivar"/>
     <w:p>
       <w:pPr>
         <w:pStyle w:val="Heading2"/>
@@ -33946,7 +34119,7 @@
       <w:pPr>
         <w:numPr>
           <w:ilvl w:val="0"/>
-          <w:numId w:val="1055"/>
+          <w:numId w:val="1056"/>
         </w:numPr>
         <w:pStyle w:val="Compact"/>
       </w:pPr>
@@ -34238,8 +34411,8 @@
         </w:tc>
       </w:tr>
     </w:tbl>
-    <w:bookmarkEnd w:id="174"/>
-    <w:bookmarkStart w:id="175" w:name="tessan-1"/>
+    <w:bookmarkEnd w:id="175"/>
+    <w:bookmarkStart w:id="176" w:name="tessan-1"/>
     <w:p>
       <w:pPr>
         <w:pStyle w:val="Heading2"/>
@@ -34284,7 +34457,7 @@
       <w:pPr>
         <w:numPr>
           <w:ilvl w:val="0"/>
-          <w:numId w:val="1056"/>
+          <w:numId w:val="1057"/>
         </w:numPr>
         <w:pStyle w:val="Compact"/>
       </w:pPr>
@@ -34296,7 +34469,7 @@
       <w:pPr>
         <w:numPr>
           <w:ilvl w:val="0"/>
-          <w:numId w:val="1056"/>
+          <w:numId w:val="1057"/>
         </w:numPr>
         <w:pStyle w:val="Compact"/>
       </w:pPr>
@@ -34588,8 +34761,8 @@
         </w:tc>
       </w:tr>
     </w:tbl>
-    <w:bookmarkEnd w:id="175"/>
-    <w:bookmarkStart w:id="176" w:name="thrum"/>
+    <w:bookmarkEnd w:id="176"/>
+    <w:bookmarkStart w:id="177" w:name="thrum"/>
     <w:p>
       <w:pPr>
         <w:pStyle w:val="Heading2"/>
@@ -34634,7 +34807,7 @@
       <w:pPr>
         <w:numPr>
           <w:ilvl w:val="0"/>
-          <w:numId w:val="1057"/>
+          <w:numId w:val="1058"/>
         </w:numPr>
         <w:pStyle w:val="Compact"/>
       </w:pPr>
@@ -34926,8 +35099,8 @@
         </w:tc>
       </w:tr>
     </w:tbl>
-    <w:bookmarkEnd w:id="176"/>
-    <w:bookmarkStart w:id="177" w:name="uth"/>
+    <w:bookmarkEnd w:id="177"/>
+    <w:bookmarkStart w:id="178" w:name="uth"/>
     <w:p>
       <w:pPr>
         <w:pStyle w:val="Heading2"/>
@@ -34972,7 +35145,7 @@
       <w:pPr>
         <w:numPr>
           <w:ilvl w:val="0"/>
-          <w:numId w:val="1058"/>
+          <w:numId w:val="1059"/>
         </w:numPr>
         <w:pStyle w:val="Compact"/>
       </w:pPr>
@@ -35264,8 +35437,8 @@
         </w:tc>
       </w:tr>
     </w:tbl>
-    <w:bookmarkEnd w:id="177"/>
-    <w:bookmarkStart w:id="178" w:name="uxarra"/>
+    <w:bookmarkEnd w:id="178"/>
+    <w:bookmarkStart w:id="179" w:name="uxarra"/>
     <w:p>
       <w:pPr>
         <w:pStyle w:val="Heading2"/>
@@ -35310,7 +35483,7 @@
       <w:pPr>
         <w:numPr>
           <w:ilvl w:val="0"/>
-          <w:numId w:val="1059"/>
+          <w:numId w:val="1060"/>
         </w:numPr>
         <w:pStyle w:val="Compact"/>
       </w:pPr>
@@ -35602,8 +35775,8 @@
         </w:tc>
       </w:tr>
     </w:tbl>
-    <w:bookmarkEnd w:id="178"/>
-    <w:bookmarkStart w:id="179" w:name="vael"/>
+    <w:bookmarkEnd w:id="179"/>
+    <w:bookmarkStart w:id="180" w:name="vael"/>
     <w:p>
       <w:pPr>
         <w:pStyle w:val="Heading2"/>
@@ -35648,7 +35821,7 @@
       <w:pPr>
         <w:numPr>
           <w:ilvl w:val="0"/>
-          <w:numId w:val="1060"/>
+          <w:numId w:val="1061"/>
         </w:numPr>
         <w:pStyle w:val="Compact"/>
       </w:pPr>
@@ -35660,7 +35833,7 @@
       <w:pPr>
         <w:numPr>
           <w:ilvl w:val="0"/>
-          <w:numId w:val="1060"/>
+          <w:numId w:val="1061"/>
         </w:numPr>
         <w:pStyle w:val="Compact"/>
       </w:pPr>
@@ -35952,8 +36125,8 @@
         </w:tc>
       </w:tr>
     </w:tbl>
-    <w:bookmarkEnd w:id="179"/>
-    <w:bookmarkStart w:id="180" w:name="veyari"/>
+    <w:bookmarkEnd w:id="180"/>
+    <w:bookmarkStart w:id="181" w:name="veyari"/>
     <w:p>
       <w:pPr>
         <w:pStyle w:val="Heading2"/>
@@ -35998,7 +36171,7 @@
       <w:pPr>
         <w:numPr>
           <w:ilvl w:val="0"/>
-          <w:numId w:val="1061"/>
+          <w:numId w:val="1062"/>
         </w:numPr>
         <w:pStyle w:val="Compact"/>
       </w:pPr>
@@ -36290,8 +36463,8 @@
         </w:tc>
       </w:tr>
     </w:tbl>
-    <w:bookmarkEnd w:id="180"/>
-    <w:bookmarkStart w:id="181" w:name="ylith-1"/>
+    <w:bookmarkEnd w:id="181"/>
+    <w:bookmarkStart w:id="182" w:name="ylith-1"/>
     <w:p>
       <w:pPr>
         <w:pStyle w:val="Heading2"/>
@@ -36336,7 +36509,7 @@
       <w:pPr>
         <w:numPr>
           <w:ilvl w:val="0"/>
-          <w:numId w:val="1062"/>
+          <w:numId w:val="1063"/>
         </w:numPr>
         <w:pStyle w:val="Compact"/>
       </w:pPr>
@@ -36348,7 +36521,7 @@
       <w:pPr>
         <w:numPr>
           <w:ilvl w:val="0"/>
-          <w:numId w:val="1062"/>
+          <w:numId w:val="1063"/>
         </w:numPr>
         <w:pStyle w:val="Compact"/>
       </w:pPr>
@@ -36640,8 +36813,8 @@
         </w:tc>
       </w:tr>
     </w:tbl>
-    <w:bookmarkEnd w:id="181"/>
-    <w:bookmarkStart w:id="182" w:name="zethri"/>
+    <w:bookmarkEnd w:id="182"/>
+    <w:bookmarkStart w:id="183" w:name="zethri"/>
     <w:p>
       <w:pPr>
         <w:pStyle w:val="Heading2"/>
@@ -36686,7 +36859,7 @@
       <w:pPr>
         <w:numPr>
           <w:ilvl w:val="0"/>
-          <w:numId w:val="1063"/>
+          <w:numId w:val="1064"/>
         </w:numPr>
         <w:pStyle w:val="Compact"/>
       </w:pPr>
@@ -36978,8 +37151,8 @@
         </w:tc>
       </w:tr>
     </w:tbl>
-    <w:bookmarkEnd w:id="182"/>
-    <w:bookmarkStart w:id="183" w:name="zhaq"/>
+    <w:bookmarkEnd w:id="183"/>
+    <w:bookmarkStart w:id="184" w:name="zhaq"/>
     <w:p>
       <w:pPr>
         <w:pStyle w:val="Heading2"/>
@@ -37024,7 +37197,7 @@
       <w:pPr>
         <w:numPr>
           <w:ilvl w:val="0"/>
-          <w:numId w:val="1064"/>
+          <w:numId w:val="1065"/>
         </w:numPr>
         <w:pStyle w:val="Compact"/>
       </w:pPr>
@@ -37036,7 +37209,7 @@
       <w:pPr>
         <w:numPr>
           <w:ilvl w:val="0"/>
-          <w:numId w:val="1064"/>
+          <w:numId w:val="1065"/>
         </w:numPr>
         <w:pStyle w:val="Compact"/>
       </w:pPr>
@@ -37328,8 +37501,8 @@
         </w:tc>
       </w:tr>
     </w:tbl>
-    <w:bookmarkEnd w:id="183"/>
-    <w:bookmarkStart w:id="184" w:name="dresh"/>
+    <w:bookmarkEnd w:id="184"/>
+    <w:bookmarkStart w:id="185" w:name="dresh"/>
     <w:p>
       <w:pPr>
         <w:pStyle w:val="Heading2"/>
@@ -37374,7 +37547,7 @@
       <w:pPr>
         <w:numPr>
           <w:ilvl w:val="0"/>
-          <w:numId w:val="1065"/>
+          <w:numId w:val="1066"/>
         </w:numPr>
         <w:pStyle w:val="Compact"/>
       </w:pPr>
@@ -37386,7 +37559,7 @@
       <w:pPr>
         <w:numPr>
           <w:ilvl w:val="0"/>
-          <w:numId w:val="1065"/>
+          <w:numId w:val="1066"/>
         </w:numPr>
         <w:pStyle w:val="Compact"/>
       </w:pPr>
@@ -37398,7 +37571,7 @@
       <w:pPr>
         <w:numPr>
           <w:ilvl w:val="0"/>
-          <w:numId w:val="1065"/>
+          <w:numId w:val="1066"/>
         </w:numPr>
         <w:pStyle w:val="Compact"/>
       </w:pPr>
@@ -37690,8 +37863,8 @@
         </w:tc>
       </w:tr>
     </w:tbl>
-    <w:bookmarkEnd w:id="184"/>
-    <w:bookmarkStart w:id="185" w:name="eshuum"/>
+    <w:bookmarkEnd w:id="185"/>
+    <w:bookmarkStart w:id="186" w:name="eshuum"/>
     <w:p>
       <w:pPr>
         <w:pStyle w:val="Heading2"/>
@@ -37736,7 +37909,7 @@
       <w:pPr>
         <w:numPr>
           <w:ilvl w:val="0"/>
-          <w:numId w:val="1066"/>
+          <w:numId w:val="1067"/>
         </w:numPr>
         <w:pStyle w:val="Compact"/>
       </w:pPr>
@@ -37748,7 +37921,7 @@
       <w:pPr>
         <w:numPr>
           <w:ilvl w:val="0"/>
-          <w:numId w:val="1066"/>
+          <w:numId w:val="1067"/>
         </w:numPr>
         <w:pStyle w:val="Compact"/>
       </w:pPr>
@@ -38040,8 +38213,8 @@
         </w:tc>
       </w:tr>
     </w:tbl>
-    <w:bookmarkEnd w:id="185"/>
-    <w:bookmarkStart w:id="186" w:name="khaum"/>
+    <w:bookmarkEnd w:id="186"/>
+    <w:bookmarkStart w:id="187" w:name="khaum"/>
     <w:p>
       <w:pPr>
         <w:pStyle w:val="Heading2"/>
@@ -38086,7 +38259,7 @@
       <w:pPr>
         <w:numPr>
           <w:ilvl w:val="0"/>
-          <w:numId w:val="1067"/>
+          <w:numId w:val="1068"/>
         </w:numPr>
         <w:pStyle w:val="Compact"/>
       </w:pPr>
@@ -38098,7 +38271,7 @@
       <w:pPr>
         <w:numPr>
           <w:ilvl w:val="0"/>
-          <w:numId w:val="1067"/>
+          <w:numId w:val="1068"/>
         </w:numPr>
         <w:pStyle w:val="Compact"/>
       </w:pPr>
@@ -38110,7 +38283,7 @@
       <w:pPr>
         <w:numPr>
           <w:ilvl w:val="0"/>
-          <w:numId w:val="1067"/>
+          <w:numId w:val="1068"/>
         </w:numPr>
         <w:pStyle w:val="Compact"/>
       </w:pPr>
@@ -38402,8 +38575,8 @@
         </w:tc>
       </w:tr>
     </w:tbl>
-    <w:bookmarkEnd w:id="186"/>
-    <w:bookmarkStart w:id="187" w:name="ozhvek"/>
+    <w:bookmarkEnd w:id="187"/>
+    <w:bookmarkStart w:id="188" w:name="ozhvek"/>
     <w:p>
       <w:pPr>
         <w:pStyle w:val="Heading2"/>
@@ -38448,7 +38621,7 @@
       <w:pPr>
         <w:numPr>
           <w:ilvl w:val="0"/>
-          <w:numId w:val="1068"/>
+          <w:numId w:val="1069"/>
         </w:numPr>
         <w:pStyle w:val="Compact"/>
       </w:pPr>
@@ -38460,7 +38633,7 @@
       <w:pPr>
         <w:numPr>
           <w:ilvl w:val="0"/>
-          <w:numId w:val="1068"/>
+          <w:numId w:val="1069"/>
         </w:numPr>
         <w:pStyle w:val="Compact"/>
       </w:pPr>
@@ -38752,8 +38925,8 @@
         </w:tc>
       </w:tr>
     </w:tbl>
-    <w:bookmarkEnd w:id="187"/>
-    <w:bookmarkStart w:id="188" w:name="qor"/>
+    <w:bookmarkEnd w:id="188"/>
+    <w:bookmarkStart w:id="189" w:name="qor"/>
     <w:p>
       <w:pPr>
         <w:pStyle w:val="Heading2"/>
@@ -38798,7 +38971,7 @@
       <w:pPr>
         <w:numPr>
           <w:ilvl w:val="0"/>
-          <w:numId w:val="1069"/>
+          <w:numId w:val="1070"/>
         </w:numPr>
         <w:pStyle w:val="Compact"/>
       </w:pPr>
@@ -38810,7 +38983,7 @@
       <w:pPr>
         <w:numPr>
           <w:ilvl w:val="0"/>
-          <w:numId w:val="1069"/>
+          <w:numId w:val="1070"/>
         </w:numPr>
         <w:pStyle w:val="Compact"/>
       </w:pPr>
@@ -38822,7 +38995,7 @@
       <w:pPr>
         <w:numPr>
           <w:ilvl w:val="0"/>
-          <w:numId w:val="1069"/>
+          <w:numId w:val="1070"/>
         </w:numPr>
         <w:pStyle w:val="Compact"/>
       </w:pPr>
@@ -39114,8 +39287,8 @@
         </w:tc>
       </w:tr>
     </w:tbl>
-    <w:bookmarkEnd w:id="188"/>
-    <w:bookmarkStart w:id="189" w:name="sen"/>
+    <w:bookmarkEnd w:id="189"/>
+    <w:bookmarkStart w:id="190" w:name="sen"/>
     <w:p>
       <w:pPr>
         <w:pStyle w:val="Heading2"/>
@@ -39160,7 +39333,7 @@
       <w:pPr>
         <w:numPr>
           <w:ilvl w:val="0"/>
-          <w:numId w:val="1070"/>
+          <w:numId w:val="1071"/>
         </w:numPr>
         <w:pStyle w:val="Compact"/>
       </w:pPr>
@@ -39172,7 +39345,7 @@
       <w:pPr>
         <w:numPr>
           <w:ilvl w:val="0"/>
-          <w:numId w:val="1070"/>
+          <w:numId w:val="1071"/>
         </w:numPr>
         <w:pStyle w:val="Compact"/>
       </w:pPr>
@@ -39464,9 +39637,9 @@
         </w:tc>
       </w:tr>
     </w:tbl>
-    <w:bookmarkEnd w:id="189"/>
     <w:bookmarkEnd w:id="190"/>
-    <w:bookmarkStart w:id="203" w:name="making-your-own"/>
+    <w:bookmarkEnd w:id="191"/>
+    <w:bookmarkStart w:id="204" w:name="making-your-own"/>
     <w:p>
       <w:pPr>
         <w:pStyle w:val="Heading1"/>
@@ -39499,7 +39672,7 @@
         <w:t xml:space="preserve">option at the end of each list, and its checklist holds a custom choice to the same rules as everything else.</w:t>
       </w:r>
     </w:p>
-    <w:bookmarkStart w:id="191" w:name="a-custom-role"/>
+    <w:bookmarkStart w:id="192" w:name="a-custom-role"/>
     <w:p>
       <w:pPr>
         <w:pStyle w:val="Heading2"/>
@@ -39520,7 +39693,7 @@
       <w:pPr>
         <w:numPr>
           <w:ilvl w:val="0"/>
-          <w:numId w:val="1071"/>
+          <w:numId w:val="1072"/>
         </w:numPr>
         <w:pStyle w:val="Compact"/>
       </w:pPr>
@@ -39566,7 +39739,7 @@
       <w:pPr>
         <w:numPr>
           <w:ilvl w:val="0"/>
-          <w:numId w:val="1071"/>
+          <w:numId w:val="1072"/>
         </w:numPr>
         <w:pStyle w:val="Compact"/>
       </w:pPr>
@@ -39588,7 +39761,7 @@
       <w:pPr>
         <w:numPr>
           <w:ilvl w:val="0"/>
-          <w:numId w:val="1071"/>
+          <w:numId w:val="1072"/>
         </w:numPr>
         <w:pStyle w:val="Compact"/>
       </w:pPr>
@@ -39610,7 +39783,7 @@
       <w:pPr>
         <w:numPr>
           <w:ilvl w:val="0"/>
-          <w:numId w:val="1071"/>
+          <w:numId w:val="1072"/>
         </w:numPr>
         <w:pStyle w:val="Compact"/>
       </w:pPr>
@@ -39675,8 +39848,8 @@
         <w:t xml:space="preserve">.</w:t>
       </w:r>
     </w:p>
-    <w:bookmarkEnd w:id="191"/>
-    <w:bookmarkStart w:id="200" w:name="a-custom-species"/>
+    <w:bookmarkEnd w:id="192"/>
+    <w:bookmarkStart w:id="201" w:name="a-custom-species"/>
     <w:p>
       <w:pPr>
         <w:pStyle w:val="Heading2"/>
@@ -39693,7 +39866,7 @@
         <w:t xml:space="preserve">Build it with the GM, one step at a time.</w:t>
       </w:r>
     </w:p>
-    <w:bookmarkStart w:id="192" w:name="the-concept"/>
+    <w:bookmarkStart w:id="193" w:name="the-concept"/>
     <w:p>
       <w:pPr>
         <w:pStyle w:val="Heading3"/>
@@ -39710,8 +39883,8 @@
         <w:t xml:space="preserve">Two or three sentences: where they come from, what sets them apart, and how others see them. It should be something the species in this book don’t already cover.</w:t>
       </w:r>
     </w:p>
-    <w:bookmarkEnd w:id="192"/>
-    <w:bookmarkStart w:id="193" w:name="the-tier"/>
+    <w:bookmarkEnd w:id="193"/>
+    <w:bookmarkStart w:id="194" w:name="the-tier"/>
     <w:p>
       <w:pPr>
         <w:pStyle w:val="Heading3"/>
@@ -40008,8 +40181,8 @@
         <w:t xml:space="preserve">When in doubt, choose the higher tier.</w:t>
       </w:r>
     </w:p>
-    <w:bookmarkEnd w:id="193"/>
-    <w:bookmarkStart w:id="194" w:name="attribute-adjustments"/>
+    <w:bookmarkEnd w:id="194"/>
+    <w:bookmarkStart w:id="195" w:name="attribute-adjustments"/>
     <w:p>
       <w:pPr>
         <w:pStyle w:val="Heading3"/>
@@ -40079,8 +40252,8 @@
         <w:t xml:space="preserve">of +1 or −1 to Move. Most have none. It isn’t an attribute adjustment and needn’t balance.</w:t>
       </w:r>
     </w:p>
-    <w:bookmarkEnd w:id="194"/>
-    <w:bookmarkStart w:id="195" w:name="core-rules-tier-1-and-up"/>
+    <w:bookmarkEnd w:id="195"/>
+    <w:bookmarkStart w:id="196" w:name="core-rules-tier-1-and-up"/>
     <w:p>
       <w:pPr>
         <w:pStyle w:val="Heading3"/>
@@ -40097,8 +40270,8 @@
         <w:t xml:space="preserve">One to three short rules that always apply: what they can do (see in the dark, resist cold, a free Trained skill) and what it costs (a weakness, a people’s distrust, a hazard they can’t abide). A strength with no drawback is worth more than it looks, so price it a tier higher.</w:t>
       </w:r>
     </w:p>
-    <w:bookmarkEnd w:id="195"/>
-    <w:bookmarkStart w:id="196" w:name="species-advantages"/>
+    <w:bookmarkEnd w:id="196"/>
+    <w:bookmarkStart w:id="197" w:name="species-advantages"/>
     <w:p>
       <w:pPr>
         <w:pStyle w:val="Heading3"/>
@@ -40153,8 +40326,8 @@
         <w:t xml:space="preserve">: a problem the trait causes, with a clear trigger and a real consequence, which earns a Resolve point when it bites, like any complication. A character takes one advantage, general or species, so make them distinct choices.</w:t>
       </w:r>
     </w:p>
-    <w:bookmarkEnd w:id="196"/>
-    <w:bookmarkStart w:id="197" w:name="an-alternate-form-optional-tier-2-or-3"/>
+    <w:bookmarkEnd w:id="197"/>
+    <w:bookmarkStart w:id="198" w:name="an-alternate-form-optional-tier-2-or-3"/>
     <w:p>
       <w:pPr>
         <w:pStyle w:val="Heading3"/>
@@ -40187,235 +40360,14 @@
         <w:t xml:space="preserve">apply. The bonuses count only while the character is in that form: the sheet’s form switch shows both sets of numbers.</w:t>
       </w:r>
     </w:p>
-    <w:bookmarkEnd w:id="197"/>
-    <w:bookmarkStart w:id="198" w:name="in-the-creator"/>
+    <w:bookmarkEnd w:id="198"/>
+    <w:bookmarkStart w:id="199" w:name="in-the-creator"/>
     <w:p>
       <w:pPr>
         <w:pStyle w:val="Heading3"/>
       </w:pPr>
       <w:r>
         <w:t xml:space="preserve">In the creator</w:t>
-      </w:r>
-    </w:p>
-    <w:p>
-      <w:pPr>
-        <w:numPr>
-          <w:ilvl w:val="0"/>
-          <w:numId w:val="1072"/>
-        </w:numPr>
-        <w:pStyle w:val="Compact"/>
-      </w:pPr>
-      <w:r>
-        <w:t xml:space="preserve">In step 2, choose</w:t>
-      </w:r>
-      <w:r>
-        <w:t xml:space="preserve"> </w:t>
-      </w:r>
-      <w:r>
-        <w:rPr>
-          <w:bCs/>
-          <w:b/>
-        </w:rPr>
-        <w:t xml:space="preserve">Custom species…</w:t>
-      </w:r>
-      <w:r>
-        <w:t xml:space="preserve"> </w:t>
-      </w:r>
-      <w:r>
-        <w:t xml:space="preserve">at the end of the Species list.</w:t>
-      </w:r>
-    </w:p>
-    <w:p>
-      <w:pPr>
-        <w:numPr>
-          <w:ilvl w:val="0"/>
-          <w:numId w:val="1072"/>
-        </w:numPr>
-        <w:pStyle w:val="Compact"/>
-      </w:pPr>
-      <w:r>
-        <w:t xml:space="preserve">Name it, choose the tier you agreed, and set its adjustments. The checklist confirms they total zero.</w:t>
-      </w:r>
-    </w:p>
-    <w:p>
-      <w:pPr>
-        <w:numPr>
-          <w:ilvl w:val="0"/>
-          <w:numId w:val="1072"/>
-        </w:numPr>
-        <w:pStyle w:val="Compact"/>
-      </w:pPr>
-      <w:r>
-        <w:t xml:space="preserve">Write its core rules in</w:t>
-      </w:r>
-      <w:r>
-        <w:t xml:space="preserve"> </w:t>
-      </w:r>
-      <w:r>
-        <w:rPr>
-          <w:bCs/>
-          <w:b/>
-        </w:rPr>
-        <w:t xml:space="preserve">Other ability (GM approval required)</w:t>
-      </w:r>
-      <w:r>
-        <w:t xml:space="preserve"> </w:t>
-      </w:r>
-      <w:r>
-        <w:t xml:space="preserve">in step 4.</w:t>
-      </w:r>
-    </w:p>
-    <w:p>
-      <w:pPr>
-        <w:numPr>
-          <w:ilvl w:val="0"/>
-          <w:numId w:val="1072"/>
-        </w:numPr>
-        <w:pStyle w:val="Compact"/>
-      </w:pPr>
-      <w:r>
-        <w:t xml:space="preserve">In step 4, choose</w:t>
-      </w:r>
-      <w:r>
-        <w:t xml:space="preserve"> </w:t>
-      </w:r>
-      <w:r>
-        <w:rPr>
-          <w:bCs/>
-          <w:b/>
-        </w:rPr>
-        <w:t xml:space="preserve">Custom species advantage…</w:t>
-      </w:r>
-      <w:r>
-        <w:t xml:space="preserve"> </w:t>
-      </w:r>
-      <w:r>
-        <w:t xml:space="preserve">and enter the advantage and its companion complication.</w:t>
-      </w:r>
-    </w:p>
-    <w:bookmarkEnd w:id="198"/>
-    <w:bookmarkStart w:id="199" w:name="example"/>
-    <w:p>
-      <w:pPr>
-        <w:pStyle w:val="Heading3"/>
-      </w:pPr>
-      <w:r>
-        <w:t xml:space="preserve">Example</w:t>
-      </w:r>
-    </w:p>
-    <w:p>
-      <w:pPr>
-        <w:pStyle w:val="FirstParagraph"/>
-      </w:pPr>
-      <w:r>
-        <w:rPr>
-          <w:bCs/>
-          <w:b/>
-        </w:rPr>
-        <w:t xml:space="preserve">Rhessk (tier 1).</w:t>
-      </w:r>
-      <w:r>
-        <w:t xml:space="preserve"> </w:t>
-      </w:r>
-      <w:r>
-        <w:t xml:space="preserve">Small, quick, burrow-dwelling traders from a moon of the Tessan core worlds, long-time clients of the dynasties.</w:t>
-      </w:r>
-      <w:r>
-        <w:t xml:space="preserve"> </w:t>
-      </w:r>
-      <w:r>
-        <w:rPr>
-          <w:iCs/>
-          <w:i/>
-        </w:rPr>
-        <w:t xml:space="preserve">Adjustments:</w:t>
-      </w:r>
-      <w:r>
-        <w:t xml:space="preserve"> </w:t>
-      </w:r>
-      <w:r>
-        <w:t xml:space="preserve">Agility +1, Presence +1, Body −2.</w:t>
-      </w:r>
-      <w:r>
-        <w:t xml:space="preserve"> </w:t>
-      </w:r>
-      <w:r>
-        <w:rPr>
-          <w:iCs/>
-          <w:i/>
-        </w:rPr>
-        <w:t xml:space="preserve">Core rule:</w:t>
-      </w:r>
-      <w:r>
-        <w:t xml:space="preserve"> </w:t>
-      </w:r>
-      <w:r>
-        <w:t xml:space="preserve">night-adapted: see in near-darkness, −1 in bright light.</w:t>
-      </w:r>
-      <w:r>
-        <w:t xml:space="preserve"> </w:t>
-      </w:r>
-      <w:r>
-        <w:rPr>
-          <w:iCs/>
-          <w:i/>
-        </w:rPr>
-        <w:t xml:space="preserve">Species advantage:</w:t>
-      </w:r>
-      <w:r>
-        <w:t xml:space="preserve"> </w:t>
-      </w:r>
-      <w:r>
-        <w:rPr>
-          <w:bCs/>
-          <w:b/>
-        </w:rPr>
-        <w:t xml:space="preserve">Tunnel-Runner</w:t>
-      </w:r>
-      <w:r>
-        <w:t xml:space="preserve">: +2 to Athletics in tight spaces.</w:t>
-      </w:r>
-      <w:r>
-        <w:t xml:space="preserve"> </w:t>
-      </w:r>
-      <w:r>
-        <w:rPr>
-          <w:iCs/>
-          <w:i/>
-        </w:rPr>
-        <w:t xml:space="preserve">Companion:</w:t>
-      </w:r>
-      <w:r>
-        <w:t xml:space="preserve"> </w:t>
-      </w:r>
-      <w:r>
-        <w:rPr>
-          <w:bCs/>
-          <w:b/>
-        </w:rPr>
-        <w:t xml:space="preserve">Client People</w:t>
-      </w:r>
-      <w:r>
-        <w:t xml:space="preserve">: your family’s dynasty calls on you; accept the errand.</w:t>
-      </w:r>
-    </w:p>
-    <w:bookmarkEnd w:id="199"/>
-    <w:bookmarkEnd w:id="200"/>
-    <w:bookmarkStart w:id="201" w:name="threats-weapons-and-edges-for-your-table"/>
-    <w:p>
-      <w:pPr>
-        <w:pStyle w:val="Heading2"/>
-      </w:pPr>
-      <w:r>
-        <w:t xml:space="preserve">Threats, weapons and Edges for your table</w:t>
-      </w:r>
-    </w:p>
-    <w:p>
-      <w:pPr>
-        <w:pStyle w:val="FirstParagraph"/>
-      </w:pPr>
-      <w:r>
-        <w:t xml:space="preserve">A GM can add their own threats, weapons and Edges. Keep them in line with the book’s:</w:t>
       </w:r>
     </w:p>
     <w:p>
@@ -40427,30 +40379,23 @@
         <w:pStyle w:val="Compact"/>
       </w:pPr>
       <w:r>
-        <w:rPr>
-          <w:bCs/>
-          <w:b/>
-        </w:rPr>
-        <w:t xml:space="preserve">Threats.</w:t>
-      </w:r>
-      <w:r>
-        <w:t xml:space="preserve"> </w:t>
-      </w:r>
-      <w:r>
-        <w:t xml:space="preserve">A minor foe has 1 box; an ordinary one 3; a tough one 4 or 5; a rare horror 6. Attack targets run 11 to 13 for most, 14 or 15 for the dangerous. Dodge runs 7 to 10. Give it one special trait, said plainly, and decide what it does before play: toughness, a weakness or armor works as in</w:t>
-      </w:r>
-      <w:r>
-        <w:t xml:space="preserve"> </w:t>
-      </w:r>
-      <w:r>
-        <w:rPr>
-          <w:iCs/>
-          <w:i/>
-        </w:rPr>
-        <w:t xml:space="preserve">Armor, toughness and weaknesses</w:t>
-      </w:r>
-      <w:r>
-        <w:t xml:space="preserve">. For a tougher version of any threat, add +1 to its targets and one box; for a weaker one, subtract.</w:t>
+        <w:t xml:space="preserve">In step 2, choose</w:t>
+      </w:r>
+      <w:r>
+        <w:t xml:space="preserve"> </w:t>
+      </w:r>
+      <w:r>
+        <w:rPr>
+          <w:bCs/>
+          <w:b/>
+        </w:rPr>
+        <w:t xml:space="preserve">Custom species…</w:t>
+      </w:r>
+      <w:r>
+        <w:t xml:space="preserve"> </w:t>
+      </w:r>
+      <w:r>
+        <w:t xml:space="preserve">at the end of the Species list.</w:t>
       </w:r>
     </w:p>
     <w:p>
@@ -40462,17 +40407,7 @@
         <w:pStyle w:val="Compact"/>
       </w:pPr>
       <w:r>
-        <w:rPr>
-          <w:bCs/>
-          <w:b/>
-        </w:rPr>
-        <w:t xml:space="preserve">Weapons.</w:t>
-      </w:r>
-      <w:r>
-        <w:t xml:space="preserve"> </w:t>
-      </w:r>
-      <w:r>
-        <w:t xml:space="preserve">Hits mark 1 box for fists, knives and arrows; 2 for swords and guns; 3 for the heavy and the point-blank; 4 only for explosives and the monstrous. Give a weapon a reach (melee) or a range band, and its shots if they run out.</w:t>
+        <w:t xml:space="preserve">Name it, choose the tier you agreed, and set its adjustments. The checklist confirms they total zero.</w:t>
       </w:r>
     </w:p>
     <w:p>
@@ -40484,17 +40419,23 @@
         <w:pStyle w:val="Compact"/>
       </w:pPr>
       <w:r>
-        <w:rPr>
-          <w:bCs/>
-          <w:b/>
-        </w:rPr>
-        <w:t xml:space="preserve">Edges.</w:t>
-      </w:r>
-      <w:r>
-        <w:t xml:space="preserve"> </w:t>
-      </w:r>
-      <w:r>
-        <w:t xml:space="preserve">An Edge is worth about as much as one of the book’s: a narrow, useful benefit, often once per session or per job. Say exactly what it does.</w:t>
+        <w:t xml:space="preserve">Write its core rules in</w:t>
+      </w:r>
+      <w:r>
+        <w:t xml:space="preserve"> </w:t>
+      </w:r>
+      <w:r>
+        <w:rPr>
+          <w:bCs/>
+          <w:b/>
+        </w:rPr>
+        <w:t xml:space="preserve">Other ability (GM approval required)</w:t>
+      </w:r>
+      <w:r>
+        <w:t xml:space="preserve"> </w:t>
+      </w:r>
+      <w:r>
+        <w:t xml:space="preserve">in step 4.</w:t>
       </w:r>
     </w:p>
     <w:p>
@@ -40506,24 +40447,155 @@
         <w:pStyle w:val="Compact"/>
       </w:pPr>
       <w:r>
-        <w:rPr>
-          <w:bCs/>
-          <w:b/>
-        </w:rPr>
-        <w:t xml:space="preserve">Cards.</w:t>
-      </w:r>
-      <w:r>
-        <w:t xml:space="preserve"> </w:t>
-      </w:r>
-      <w:r>
-        <w:t xml:space="preserve">One subject, what’s true about it and what that permits: as narrow as a card earned in play.</w:t>
+        <w:t xml:space="preserve">In step 4, choose</w:t>
+      </w:r>
+      <w:r>
+        <w:t xml:space="preserve"> </w:t>
+      </w:r>
+      <w:r>
+        <w:rPr>
+          <w:bCs/>
+          <w:b/>
+        </w:rPr>
+        <w:t xml:space="preserve">Custom species advantage…</w:t>
+      </w:r>
+      <w:r>
+        <w:t xml:space="preserve"> </w:t>
+      </w:r>
+      <w:r>
+        <w:t xml:space="preserve">and enter the advantage and its companion complication.</w:t>
+      </w:r>
+    </w:p>
+    <w:bookmarkEnd w:id="199"/>
+    <w:bookmarkStart w:id="200" w:name="example"/>
+    <w:p>
+      <w:pPr>
+        <w:pStyle w:val="Heading3"/>
+      </w:pPr>
+      <w:r>
+        <w:t xml:space="preserve">Example</w:t>
+      </w:r>
+    </w:p>
+    <w:p>
+      <w:pPr>
+        <w:pStyle w:val="FirstParagraph"/>
+      </w:pPr>
+      <w:r>
+        <w:rPr>
+          <w:bCs/>
+          <w:b/>
+        </w:rPr>
+        <w:t xml:space="preserve">Rhessk (tier 1).</w:t>
+      </w:r>
+      <w:r>
+        <w:t xml:space="preserve"> </w:t>
+      </w:r>
+      <w:r>
+        <w:t xml:space="preserve">Small, quick, burrow-dwelling traders from a moon of the Tessan core worlds, long-time clients of the dynasties.</w:t>
+      </w:r>
+      <w:r>
+        <w:t xml:space="preserve"> </w:t>
+      </w:r>
+      <w:r>
+        <w:rPr>
+          <w:iCs/>
+          <w:i/>
+        </w:rPr>
+        <w:t xml:space="preserve">Adjustments:</w:t>
+      </w:r>
+      <w:r>
+        <w:t xml:space="preserve"> </w:t>
+      </w:r>
+      <w:r>
+        <w:t xml:space="preserve">Agility +1, Presence +1, Body −2.</w:t>
+      </w:r>
+      <w:r>
+        <w:t xml:space="preserve"> </w:t>
+      </w:r>
+      <w:r>
+        <w:rPr>
+          <w:iCs/>
+          <w:i/>
+        </w:rPr>
+        <w:t xml:space="preserve">Core rule:</w:t>
+      </w:r>
+      <w:r>
+        <w:t xml:space="preserve"> </w:t>
+      </w:r>
+      <w:r>
+        <w:t xml:space="preserve">night-adapted: see in near-darkness, −1 in bright light.</w:t>
+      </w:r>
+      <w:r>
+        <w:t xml:space="preserve"> </w:t>
+      </w:r>
+      <w:r>
+        <w:rPr>
+          <w:iCs/>
+          <w:i/>
+        </w:rPr>
+        <w:t xml:space="preserve">Species advantage:</w:t>
+      </w:r>
+      <w:r>
+        <w:t xml:space="preserve"> </w:t>
+      </w:r>
+      <w:r>
+        <w:rPr>
+          <w:bCs/>
+          <w:b/>
+        </w:rPr>
+        <w:t xml:space="preserve">Tunnel-Runner</w:t>
+      </w:r>
+      <w:r>
+        <w:t xml:space="preserve">: +2 to Athletics in tight spaces.</w:t>
+      </w:r>
+      <w:r>
+        <w:t xml:space="preserve"> </w:t>
+      </w:r>
+      <w:r>
+        <w:rPr>
+          <w:iCs/>
+          <w:i/>
+        </w:rPr>
+        <w:t xml:space="preserve">Companion:</w:t>
+      </w:r>
+      <w:r>
+        <w:t xml:space="preserve"> </w:t>
+      </w:r>
+      <w:r>
+        <w:rPr>
+          <w:bCs/>
+          <w:b/>
+        </w:rPr>
+        <w:t xml:space="preserve">Client People</w:t>
+      </w:r>
+      <w:r>
+        <w:t xml:space="preserve">: your family’s dynasty calls on you; accept the errand.</w:t>
+      </w:r>
+    </w:p>
+    <w:bookmarkEnd w:id="200"/>
+    <w:bookmarkEnd w:id="201"/>
+    <w:bookmarkStart w:id="202" w:name="threats-weapons-and-edges-for-your-table"/>
+    <w:p>
+      <w:pPr>
+        <w:pStyle w:val="Heading2"/>
+      </w:pPr>
+      <w:r>
+        <w:t xml:space="preserve">Threats, weapons and Edges for your table</w:t>
+      </w:r>
+    </w:p>
+    <w:p>
+      <w:pPr>
+        <w:pStyle w:val="FirstParagraph"/>
+      </w:pPr>
+      <w:r>
+        <w:t xml:space="preserve">A GM can add their own threats, weapons and Edges. Keep them in line with the book’s:</w:t>
       </w:r>
     </w:p>
     <w:p>
       <w:pPr>
         <w:numPr>
           <w:ilvl w:val="0"/>
-          <w:numId w:val="1073"/>
+          <w:numId w:val="1074"/>
         </w:numPr>
         <w:pStyle w:val="Compact"/>
       </w:pPr>
@@ -40532,20 +40604,33 @@
           <w:bCs/>
           <w:b/>
         </w:rPr>
-        <w:t xml:space="preserve">Powers.</w:t>
-      </w:r>
-      <w:r>
-        <w:t xml:space="preserve"> </w:t>
-      </w:r>
-      <w:r>
-        <w:t xml:space="preserve">Write what it does at each Class, I to VI, stepping up as the setting’s own powers do; anything that bends minds, time or death needs the GM’s approval.</w:t>
+        <w:t xml:space="preserve">Threats.</w:t>
+      </w:r>
+      <w:r>
+        <w:t xml:space="preserve"> </w:t>
+      </w:r>
+      <w:r>
+        <w:t xml:space="preserve">A minor foe has 1 box; an ordinary one 3; a tough one 4 or 5; a rare horror 6. Attack targets run 11 to 13 for most, 14 or 15 for the dangerous. Dodge runs 7 to 10. Give it one special trait, said plainly, and decide what it does before play: toughness, a weakness or armor works as in</w:t>
+      </w:r>
+      <w:r>
+        <w:t xml:space="preserve"> </w:t>
+      </w:r>
+      <w:r>
+        <w:rPr>
+          <w:iCs/>
+          <w:i/>
+        </w:rPr>
+        <w:t xml:space="preserve">Armor, toughness and weaknesses</w:t>
+      </w:r>
+      <w:r>
+        <w:t xml:space="preserve">. For a tougher version of any threat, add +1 to its targets and one box; for a weaker one, subtract.</w:t>
       </w:r>
     </w:p>
     <w:p>
       <w:pPr>
         <w:numPr>
           <w:ilvl w:val="0"/>
-          <w:numId w:val="1073"/>
+          <w:numId w:val="1074"/>
         </w:numPr>
         <w:pStyle w:val="Compact"/>
       </w:pPr>
@@ -40554,20 +40639,20 @@
           <w:bCs/>
           <w:b/>
         </w:rPr>
-        <w:t xml:space="preserve">Spells.</w:t>
-      </w:r>
-      <w:r>
-        <w:t xml:space="preserve"> </w:t>
-      </w:r>
-      <w:r>
-        <w:t xml:space="preserve">A new hex, cantrip or psionic power matches the setting’s own: an attack marks 1 or 2 boxes at Close or Short range, and anything stronger says who resists and what it costs.</w:t>
+        <w:t xml:space="preserve">Weapons.</w:t>
+      </w:r>
+      <w:r>
+        <w:t xml:space="preserve"> </w:t>
+      </w:r>
+      <w:r>
+        <w:t xml:space="preserve">Hits mark 1 box for fists, knives and arrows; 2 for swords and guns; 3 for the heavy and the point-blank; 4 only for explosives and the monstrous. Give a weapon a reach (melee) or a range band, and its shots if they run out.</w:t>
       </w:r>
     </w:p>
     <w:p>
       <w:pPr>
         <w:numPr>
           <w:ilvl w:val="0"/>
-          <w:numId w:val="1073"/>
+          <w:numId w:val="1074"/>
         </w:numPr>
         <w:pStyle w:val="Compact"/>
       </w:pPr>
@@ -40576,6 +40661,94 @@
           <w:bCs/>
           <w:b/>
         </w:rPr>
+        <w:t xml:space="preserve">Edges.</w:t>
+      </w:r>
+      <w:r>
+        <w:t xml:space="preserve"> </w:t>
+      </w:r>
+      <w:r>
+        <w:t xml:space="preserve">An Edge is worth about as much as one of the book’s: a narrow, useful benefit, often once per session or per job. Say exactly what it does.</w:t>
+      </w:r>
+    </w:p>
+    <w:p>
+      <w:pPr>
+        <w:numPr>
+          <w:ilvl w:val="0"/>
+          <w:numId w:val="1074"/>
+        </w:numPr>
+        <w:pStyle w:val="Compact"/>
+      </w:pPr>
+      <w:r>
+        <w:rPr>
+          <w:bCs/>
+          <w:b/>
+        </w:rPr>
+        <w:t xml:space="preserve">Cards.</w:t>
+      </w:r>
+      <w:r>
+        <w:t xml:space="preserve"> </w:t>
+      </w:r>
+      <w:r>
+        <w:t xml:space="preserve">One subject, what’s true about it and what that permits: as narrow as a card earned in play.</w:t>
+      </w:r>
+    </w:p>
+    <w:p>
+      <w:pPr>
+        <w:numPr>
+          <w:ilvl w:val="0"/>
+          <w:numId w:val="1074"/>
+        </w:numPr>
+        <w:pStyle w:val="Compact"/>
+      </w:pPr>
+      <w:r>
+        <w:rPr>
+          <w:bCs/>
+          <w:b/>
+        </w:rPr>
+        <w:t xml:space="preserve">Powers.</w:t>
+      </w:r>
+      <w:r>
+        <w:t xml:space="preserve"> </w:t>
+      </w:r>
+      <w:r>
+        <w:t xml:space="preserve">Write what it does at each Class, I to VI, stepping up as the setting’s own powers do; anything that bends minds, time or death needs the GM’s approval.</w:t>
+      </w:r>
+    </w:p>
+    <w:p>
+      <w:pPr>
+        <w:numPr>
+          <w:ilvl w:val="0"/>
+          <w:numId w:val="1074"/>
+        </w:numPr>
+        <w:pStyle w:val="Compact"/>
+      </w:pPr>
+      <w:r>
+        <w:rPr>
+          <w:bCs/>
+          <w:b/>
+        </w:rPr>
+        <w:t xml:space="preserve">Spells.</w:t>
+      </w:r>
+      <w:r>
+        <w:t xml:space="preserve"> </w:t>
+      </w:r>
+      <w:r>
+        <w:t xml:space="preserve">A new hex, cantrip or psionic power matches the setting’s own: an attack marks 1 or 2 boxes at Close or Short range, and anything stronger says who resists and what it costs.</w:t>
+      </w:r>
+    </w:p>
+    <w:p>
+      <w:pPr>
+        <w:numPr>
+          <w:ilvl w:val="0"/>
+          <w:numId w:val="1074"/>
+        </w:numPr>
+        <w:pStyle w:val="Compact"/>
+      </w:pPr>
+      <w:r>
+        <w:rPr>
+          <w:bCs/>
+          <w:b/>
+        </w:rPr>
         <w:t xml:space="preserve">Rituals.</w:t>
       </w:r>
       <w:r>
@@ -40645,8 +40818,8 @@
         <w:t xml:space="preserve">. Players get them when they join your shared table, or from a homebrew file you give them. Bonuses chosen from the tab’s menus are worked out for you: a weapon’s accuracy, strong hits and what it’s made of; a threat’s hard hide, weaknesses, what alone can hurt it and how hard it is to hit; an Edge’s skill, Dodge or Move bonus and extra defense; an attack spell cast in the Encounter panel. Anything else is a note the GM applies at the table.</w:t>
       </w:r>
     </w:p>
-    <w:bookmarkEnd w:id="201"/>
-    <w:bookmarkStart w:id="202" w:name="your-campaign"/>
+    <w:bookmarkEnd w:id="202"/>
+    <w:bookmarkStart w:id="203" w:name="your-campaign"/>
     <w:p>
       <w:pPr>
         <w:pStyle w:val="Heading2"/>
@@ -40741,9 +40914,9 @@
         <w:t xml:space="preserve">), or keep it to yourself. Cards are earned through discovery, so a trigger makes finding things out the way the story moves: the next chapter waits for the group to learn what it needs.</w:t>
       </w:r>
     </w:p>
-    <w:bookmarkEnd w:id="202"/>
     <w:bookmarkEnd w:id="203"/>
-    <w:bookmarkStart w:id="204" w:name="complications"/>
+    <w:bookmarkEnd w:id="204"/>
+    <w:bookmarkStart w:id="205" w:name="complications"/>
     <w:p>
       <w:pPr>
         <w:pStyle w:val="Heading1"/>
@@ -41448,8 +41621,8 @@
         </w:tc>
       </w:tr>
     </w:tbl>
-    <w:bookmarkEnd w:id="204"/>
-    <w:bookmarkStart w:id="205" w:name="quick-reference"/>
+    <w:bookmarkEnd w:id="205"/>
+    <w:bookmarkStart w:id="206" w:name="quick-reference"/>
     <w:p>
       <w:pPr>
         <w:pStyle w:val="Heading1"/>
@@ -41674,7 +41847,7 @@
         <w:t xml:space="preserve">Copyright © Don Smallwood. All rights reserved.</w:t>
       </w:r>
     </w:p>
-    <w:bookmarkEnd w:id="205"/>
+    <w:bookmarkEnd w:id="206"/>
     <w:sectPr/>
   </w:body>
 </w:document>
@@ -42135,6 +42308,9 @@
     <w:abstractNumId w:val="991"/>
   </w:num>
   <w:num w:numId="1037">
+    <w:abstractNumId w:val="991"/>
+  </w:num>
+  <w:num w:numId="1038">
     <w:abstractNumId w:val="99411"/>
     <w:lvlOverride w:ilvl="0">
       <w:startOverride w:val="1"/>
@@ -42163,9 +42339,6 @@
     <w:lvlOverride w:ilvl="8">
       <w:startOverride w:val="1"/>
     </w:lvlOverride>
-  </w:num>
-  <w:num w:numId="1038">
-    <w:abstractNumId w:val="991"/>
   </w:num>
   <w:num w:numId="1039">
     <w:abstractNumId w:val="991"/>
@@ -42264,34 +42437,7 @@
     <w:abstractNumId w:val="991"/>
   </w:num>
   <w:num w:numId="1071">
-    <w:abstractNumId w:val="99411"/>
-    <w:lvlOverride w:ilvl="0">
-      <w:startOverride w:val="1"/>
-    </w:lvlOverride>
-    <w:lvlOverride w:ilvl="1">
-      <w:startOverride w:val="1"/>
-    </w:lvlOverride>
-    <w:lvlOverride w:ilvl="2">
-      <w:startOverride w:val="1"/>
-    </w:lvlOverride>
-    <w:lvlOverride w:ilvl="3">
-      <w:startOverride w:val="1"/>
-    </w:lvlOverride>
-    <w:lvlOverride w:ilvl="4">
-      <w:startOverride w:val="1"/>
-    </w:lvlOverride>
-    <w:lvlOverride w:ilvl="5">
-      <w:startOverride w:val="1"/>
-    </w:lvlOverride>
-    <w:lvlOverride w:ilvl="6">
-      <w:startOverride w:val="1"/>
-    </w:lvlOverride>
-    <w:lvlOverride w:ilvl="7">
-      <w:startOverride w:val="1"/>
-    </w:lvlOverride>
-    <w:lvlOverride w:ilvl="8">
-      <w:startOverride w:val="1"/>
-    </w:lvlOverride>
+    <w:abstractNumId w:val="991"/>
   </w:num>
   <w:num w:numId="1072">
     <w:abstractNumId w:val="99411"/>
@@ -42324,6 +42470,36 @@
     </w:lvlOverride>
   </w:num>
   <w:num w:numId="1073">
+    <w:abstractNumId w:val="99411"/>
+    <w:lvlOverride w:ilvl="0">
+      <w:startOverride w:val="1"/>
+    </w:lvlOverride>
+    <w:lvlOverride w:ilvl="1">
+      <w:startOverride w:val="1"/>
+    </w:lvlOverride>
+    <w:lvlOverride w:ilvl="2">
+      <w:startOverride w:val="1"/>
+    </w:lvlOverride>
+    <w:lvlOverride w:ilvl="3">
+      <w:startOverride w:val="1"/>
+    </w:lvlOverride>
+    <w:lvlOverride w:ilvl="4">
+      <w:startOverride w:val="1"/>
+    </w:lvlOverride>
+    <w:lvlOverride w:ilvl="5">
+      <w:startOverride w:val="1"/>
+    </w:lvlOverride>
+    <w:lvlOverride w:ilvl="6">
+      <w:startOverride w:val="1"/>
+    </w:lvlOverride>
+    <w:lvlOverride w:ilvl="7">
+      <w:startOverride w:val="1"/>
+    </w:lvlOverride>
+    <w:lvlOverride w:ilvl="8">
+      <w:startOverride w:val="1"/>
+    </w:lvlOverride>
+  </w:num>
+  <w:num w:numId="1074">
     <w:abstractNumId w:val="991"/>
   </w:num>
 </w:numbering>
